--- a/papers/chencai/output.docx
+++ b/papers/chencai/output.docx
@@ -2317,20 +2317,6 @@
       </w:pPr>
       <w:r>
         <w:rPr>
-          <w:rFonts w:hint="eastAsia" w:ascii="宋体" w:hAnsi="宋体" w:cs="Arial"/>
-          <w:bCs/>
-          <w:lang/>
-        </w:rPr>
-      </w:r>
-      <w:r>
-        <w:rPr>
-          <w:rFonts w:hint="eastAsia" w:ascii="宋体" w:hAnsi="宋体" w:cs="Arial"/>
-          <w:bCs/>
-          <w:lang/>
-        </w:rPr>
-      </w:r>
-      <w:r>
-        <w:rPr>
           <w:rFonts w:hint="eastAsia" w:ascii="黑体" w:hAnsi="宋体" w:eastAsia="黑体" w:cs="Arial"/>
           <w:bCs/>
           <w:sz w:val="36"/>
@@ -2430,9 +2416,9 @@
       </w:r>
       <w:r>
         <w:rPr>
-          <w:rFonts w:hint="eastAsia" w:ascii="黑体" w:eastAsia="黑体"/>
+          <w:rFonts w:hint="eastAsia" w:ascii="宋体" w:eastAsia="黑体" w:hAnsi="宋体"/>
           <w:bCs/>
-          <w:sz w:val="28"/>
+          <w:sz w:val="24"/>
           <w:szCs w:val="28"/>
         </w:rPr>
         <w:t xml:space="preserve">['房屋租赁与销售', 'Java语言', 'B/S架构', 'SSM框架', 'JSP技术']</w:t>
@@ -2479,14 +2465,6 @@
           <w:sz w:val="30"/>
         </w:rPr>
       </w:pPr>
-      <w:r>
-        <w:rPr>
-          <w:lang/>
-        </w:rPr>
-      </w:r>
-      <w:r>
-        <w:br w:type="page"/>
-      </w:r>
       <w:r>
         <w:rPr>
           <w:rFonts w:hint="eastAsia" w:ascii="Arial Black" w:hAnsi="Arial Black"/>
@@ -2504,7 +2482,8 @@
       </w:pPr>
       <w:r>
         <w:rPr>
-          <w:rFonts w:hint="eastAsia" w:ascii="Arial Black" w:hAnsi="Arial Black" w:eastAsia="黑体"/>
+          <w:rFonts w:hint="eastAsia" w:ascii="Times New Roman" w:hAnsi="Times New Roman" w:eastAsia="黑体"/>
+          <w:sz w:val="24"/>
           <w:lang/>
         </w:rPr>
         <w:t xml:space="preserve">['With the rapid development of information technology and the increasing popularity of Internet applications, the traditional management model of the house rental and sales industry can no longer meet modern demands. Traditional house rental and sales management relies primarily on manual records and paper-based archives, which suffer from low information retrieval efficiency, error-prone data, and high management costs, seriously constraining the informatization development of the industry. To address these issues, this paper designs and implements a house rental and sales platform based on the Java programming language, adopting the B/S architecture pattern and the SSM framework for system development, utilizing MySQL database for data storage and management, and combining JSP technology for dynamic page interaction.', 'This paper first conducts a comprehensive requirement analysis of the system, identifying the functional requirements of two user roles: administrators and general users, and provides a visual description of system functions through use case modeling. On this basis, the system architecture design and functional module division are carried out, constructing core functional modules including user management, house sale management, house rental management, order management, and announcement management. During the database design phase, a standardized database table structure is established through the combination of conceptual design and logical design, ensuring the integrity and consistency of data storage. In the system implementation phase, the coding and integration of each functional module are completed according to the design scheme, realizing core business processes such as house information publishing, querying, rental, and purchase. Finally, the black-box testing method is employed for functional verification, and the test results indicate that the system operates stably with all functional modules functioning normally.', 'The design and implementation of this system balances both security and convenience. In terms of security, user information and data security are ensured through user registration and password verification mechanisms. In terms of convenience, the B/S architecture enables users to access the system anytime and anywhere via a browser, effectively promoting the informatization construction of the house rental and sales industry and improving the work efficiency of house rental and sales management.']</w:t>
@@ -2787,15 +2766,18 @@
       </w:pPr>
       <w:r>
         <w:rPr>
-          <w:rFonts w:hint="eastAsia" w:ascii="Arial Black" w:hAnsi="Arial Black" w:eastAsia="黑体"/>
+          <w:rFonts w:hint="eastAsia" w:ascii="Times New Roman" w:hAnsi="Times New Roman" w:eastAsia="黑体"/>
+          <w:b/>
+          <w:sz w:val="28"/>
         </w:rPr>
         <w:t xml:space="preserve">Key words: </w:t>
       </w:r>
       <w:r>
         <w:rPr>
-          <w:rFonts w:eastAsia="黑体"/>
+          <w:rFonts w:eastAsia="黑体" w:ascii="Times New Roman" w:hAnsi="Times New Roman"/>
+          <w:b w:val="0"/>
           <w:bCs/>
-          <w:sz w:val="28"/>
+          <w:sz w:val="24"/>
           <w:szCs w:val="28"/>
         </w:rPr>
         <w:t xml:space="preserve">['House rental and sales', 'Java language', 'B/S architecture', 'SSM framework', 'JSP technology']</w:t>
@@ -4082,7 +4064,7 @@
           <w:rFonts w:hint="eastAsia"/>
           <w:szCs w:val="28"/>
         </w:rPr>
-        <w:t xml:space="preserve">研究背景与意义</w:t>
+        <w:t xml:space="preserve">1.1 研究背景与意义</w:t>
       </w:r>
       <w:r>
         <w:rPr>
@@ -4184,7 +4166,7 @@
           <w:rFonts w:hint="eastAsia"/>
           <w:szCs w:val="28"/>
         </w:rPr>
-        <w:t xml:space="preserve">国内外研究现状</w:t>
+        <w:t xml:space="preserve">1.2 国内外研究现状</w:t>
       </w:r>
       <w:r>
         <w:rPr>
@@ -4241,7 +4223,7 @@
         <w:rPr>
           <w:rFonts w:hint="eastAsia"/>
         </w:rPr>
-        <w:t xml:space="preserve">国内研究现状</w:t>
+        <w:t xml:space="preserve">1.2.1 国内研究现状</w:t>
       </w:r>
       <w:bookmarkEnd w:id="12"/>
       <w:bookmarkEnd w:id="13"/>
@@ -4331,7 +4313,7 @@
         <w:rPr>
           <w:rFonts w:hint="eastAsia"/>
         </w:rPr>
-        <w:t xml:space="preserve">国外研究现状</w:t>
+        <w:t xml:space="preserve">1.2.2 国外研究现状</w:t>
       </w:r>
       <w:bookmarkEnd w:id="12"/>
       <w:bookmarkEnd w:id="13"/>
@@ -4422,7 +4404,7 @@
           <w:rFonts w:hint="eastAsia"/>
           <w:szCs w:val="28"/>
         </w:rPr>
-        <w:t xml:space="preserve">研究内容与论文结构</w:t>
+        <w:t xml:space="preserve">1.3 研究内容与论文结构</w:t>
       </w:r>
       <w:r>
         <w:rPr>
@@ -4685,7 +4667,7 @@
           <w:rFonts w:hint="eastAsia"/>
           <w:szCs w:val="28"/>
         </w:rPr>
-        <w:t xml:space="preserve">相关技术介绍</w:t>
+        <w:t xml:space="preserve">2.1 相关技术介绍</w:t>
       </w:r>
       <w:r>
         <w:rPr>
@@ -4743,7 +4725,7 @@
           <w:rFonts w:hint="eastAsia"/>
           <w:szCs w:val="28"/>
         </w:rPr>
-        <w:t xml:space="preserve">B/S架构模式</w:t>
+        <w:t xml:space="preserve">2.2 B/S架构模式</w:t>
       </w:r>
       <w:r>
         <w:rPr>
@@ -4845,7 +4827,7 @@
           <w:rFonts w:hint="eastAsia"/>
           <w:szCs w:val="28"/>
         </w:rPr>
-        <w:t xml:space="preserve">Java语言</w:t>
+        <w:t xml:space="preserve">2.3 Java语言</w:t>
       </w:r>
       <w:r>
         <w:rPr>
@@ -4947,7 +4929,7 @@
           <w:rFonts w:hint="eastAsia"/>
           <w:szCs w:val="28"/>
         </w:rPr>
-        <w:t xml:space="preserve">MySQL数据库</w:t>
+        <w:t xml:space="preserve">2.4 MySQL数据库</w:t>
       </w:r>
       <w:r>
         <w:rPr>
@@ -5049,7 +5031,7 @@
           <w:rFonts w:hint="eastAsia"/>
           <w:szCs w:val="28"/>
         </w:rPr>
-        <w:t xml:space="preserve">JSP技术</w:t>
+        <w:t xml:space="preserve">2.5 JSP技术</w:t>
       </w:r>
       <w:r>
         <w:rPr>
@@ -5151,7 +5133,7 @@
           <w:rFonts w:hint="eastAsia"/>
           <w:szCs w:val="28"/>
         </w:rPr>
-        <w:t xml:space="preserve">Tomcat服务器</w:t>
+        <w:t xml:space="preserve">2.6 Tomcat服务器</w:t>
       </w:r>
       <w:r>
         <w:rPr>
@@ -5253,7 +5235,7 @@
           <w:rFonts w:hint="eastAsia"/>
           <w:szCs w:val="28"/>
         </w:rPr>
-        <w:t xml:space="preserve">SSM框架</w:t>
+        <w:t xml:space="preserve">2.7 SSM框架</w:t>
       </w:r>
       <w:r>
         <w:rPr>
@@ -5406,7 +5388,7 @@
           <w:rFonts w:hint="eastAsia"/>
           <w:szCs w:val="28"/>
         </w:rPr>
-        <w:t xml:space="preserve">需求分析</w:t>
+        <w:t xml:space="preserve">3.1 需求分析</w:t>
       </w:r>
       <w:r>
         <w:rPr>
@@ -5674,7 +5656,7 @@
           <w:rFonts w:hint="eastAsia"/>
           <w:szCs w:val="28"/>
         </w:rPr>
-        <w:t xml:space="preserve">可行性分析</w:t>
+        <w:t xml:space="preserve">3.2 可行性分析</w:t>
       </w:r>
       <w:r>
         <w:rPr>
@@ -5731,7 +5713,7 @@
         <w:rPr>
           <w:rFonts w:hint="eastAsia"/>
         </w:rPr>
-        <w:t xml:space="preserve">技术可行性</w:t>
+        <w:t xml:space="preserve">3.2.1 技术可行性</w:t>
       </w:r>
       <w:bookmarkEnd w:id="12"/>
       <w:bookmarkEnd w:id="13"/>
@@ -5799,7 +5781,7 @@
         <w:rPr>
           <w:rFonts w:hint="eastAsia"/>
         </w:rPr>
-        <w:t xml:space="preserve">经济可行性</w:t>
+        <w:t xml:space="preserve">3.2.2 经济可行性</w:t>
       </w:r>
       <w:bookmarkEnd w:id="12"/>
       <w:bookmarkEnd w:id="13"/>
@@ -5867,7 +5849,7 @@
         <w:rPr>
           <w:rFonts w:hint="eastAsia"/>
         </w:rPr>
-        <w:t xml:space="preserve">操作可行性</w:t>
+        <w:t xml:space="preserve">3.2.3 操作可行性</w:t>
       </w:r>
       <w:bookmarkEnd w:id="12"/>
       <w:bookmarkEnd w:id="13"/>
@@ -5936,7 +5918,7 @@
           <w:rFonts w:hint="eastAsia"/>
           <w:szCs w:val="28"/>
         </w:rPr>
-        <w:t xml:space="preserve">系统流程分析</w:t>
+        <w:t xml:space="preserve">3.3 系统流程分析</w:t>
       </w:r>
       <w:r>
         <w:rPr>
@@ -5993,7 +5975,7 @@
         <w:rPr>
           <w:rFonts w:hint="eastAsia"/>
         </w:rPr>
-        <w:t xml:space="preserve">用户登录与访问流程</w:t>
+        <w:t xml:space="preserve">3.3.1 用户登录与访问流程</w:t>
       </w:r>
       <w:bookmarkEnd w:id="12"/>
       <w:bookmarkEnd w:id="13"/>
@@ -6061,7 +6043,7 @@
         <w:rPr>
           <w:rFonts w:hint="eastAsia"/>
         </w:rPr>
-        <w:t xml:space="preserve">房屋信息浏览流程</w:t>
+        <w:t xml:space="preserve">3.3.2 房屋信息浏览流程</w:t>
       </w:r>
       <w:bookmarkEnd w:id="12"/>
       <w:bookmarkEnd w:id="13"/>
@@ -6129,7 +6111,7 @@
         <w:rPr>
           <w:rFonts w:hint="eastAsia"/>
         </w:rPr>
-        <w:t xml:space="preserve">房屋租售业务流程</w:t>
+        <w:t xml:space="preserve">3.3.3 房屋租售业务流程</w:t>
       </w:r>
       <w:bookmarkEnd w:id="12"/>
       <w:bookmarkEnd w:id="13"/>
@@ -6197,7 +6179,7 @@
         <w:rPr>
           <w:rFonts w:hint="eastAsia"/>
         </w:rPr>
-        <w:t xml:space="preserve">管理员管理流程</w:t>
+        <w:t xml:space="preserve">3.3.4 管理员管理流程</w:t>
       </w:r>
       <w:bookmarkEnd w:id="12"/>
       <w:bookmarkEnd w:id="13"/>
@@ -6295,7 +6277,7 @@
           <w:rFonts w:hint="eastAsia"/>
           <w:szCs w:val="28"/>
         </w:rPr>
-        <w:t xml:space="preserve">系统架构设计</w:t>
+        <w:t xml:space="preserve">4.1 系统架构设计</w:t>
       </w:r>
       <w:r>
         <w:rPr>
@@ -6419,7 +6401,7 @@
           <w:rFonts w:hint="eastAsia"/>
           <w:szCs w:val="28"/>
         </w:rPr>
-        <w:t xml:space="preserve">功能模块设计</w:t>
+        <w:t xml:space="preserve">4.2 功能模块设计</w:t>
       </w:r>
       <w:r>
         <w:rPr>
@@ -6560,7 +6542,7 @@
           <w:rFonts w:hint="eastAsia"/>
           <w:szCs w:val="28"/>
         </w:rPr>
-        <w:t xml:space="preserve">数据库设计</w:t>
+        <w:t xml:space="preserve">4.3 数据库设计</w:t>
       </w:r>
       <w:r>
         <w:rPr>
@@ -10291,7 +10273,7 @@
           <w:rFonts w:hint="eastAsia"/>
           <w:szCs w:val="28"/>
         </w:rPr>
-        <w:t xml:space="preserve">管理员功能模块实现</w:t>
+        <w:t xml:space="preserve">5.1 管理员功能模块实现</w:t>
       </w:r>
       <w:r>
         <w:rPr>
@@ -10348,7 +10330,7 @@
         <w:rPr>
           <w:rFonts w:hint="eastAsia"/>
         </w:rPr>
-        <w:t xml:space="preserve">管理员模块核心类</w:t>
+        <w:t xml:space="preserve">5.1.1 管理员模块核心类</w:t>
       </w:r>
       <w:bookmarkEnd w:id="12"/>
       <w:bookmarkEnd w:id="13"/>
@@ -10543,7 +10525,7 @@
         <w:rPr>
           <w:rFonts w:hint="eastAsia"/>
         </w:rPr>
-        <w:t xml:space="preserve">管理员登录</w:t>
+        <w:t xml:space="preserve">5.1.2 管理员登录</w:t>
       </w:r>
       <w:bookmarkEnd w:id="12"/>
       <w:bookmarkEnd w:id="13"/>
@@ -10650,7 +10632,7 @@
         <w:rPr>
           <w:rFonts w:hint="eastAsia"/>
         </w:rPr>
-        <w:t xml:space="preserve">个人中心</w:t>
+        <w:t xml:space="preserve">5.1.3 个人中心</w:t>
       </w:r>
       <w:bookmarkEnd w:id="12"/>
       <w:bookmarkEnd w:id="13"/>
@@ -10818,7 +10800,7 @@
         <w:rPr>
           <w:rFonts w:hint="eastAsia"/>
         </w:rPr>
-        <w:t xml:space="preserve">房屋出售管理</w:t>
+        <w:t xml:space="preserve">5.1.4 房屋出售管理</w:t>
       </w:r>
       <w:bookmarkEnd w:id="12"/>
       <w:bookmarkEnd w:id="13"/>
@@ -11108,7 +11090,7 @@
         <w:rPr>
           <w:rFonts w:hint="eastAsia"/>
         </w:rPr>
-        <w:t xml:space="preserve">房屋出租管理</w:t>
+        <w:t xml:space="preserve">5.1.5 房屋出租管理</w:t>
       </w:r>
       <w:bookmarkEnd w:id="12"/>
       <w:bookmarkEnd w:id="13"/>
@@ -11399,7 +11381,7 @@
           <w:rFonts w:hint="eastAsia"/>
           <w:szCs w:val="28"/>
         </w:rPr>
-        <w:t xml:space="preserve">用户功能模块实现</w:t>
+        <w:t xml:space="preserve">5.2 用户功能模块实现</w:t>
       </w:r>
       <w:r>
         <w:rPr>
@@ -11456,7 +11438,7 @@
         <w:rPr>
           <w:rFonts w:hint="eastAsia"/>
         </w:rPr>
-        <w:t xml:space="preserve">系统首页</w:t>
+        <w:t xml:space="preserve">5.2.1 系统首页</w:t>
       </w:r>
       <w:bookmarkEnd w:id="12"/>
       <w:bookmarkEnd w:id="13"/>
@@ -11624,7 +11606,7 @@
         <w:rPr>
           <w:rFonts w:hint="eastAsia"/>
         </w:rPr>
-        <w:t xml:space="preserve">个人中心</w:t>
+        <w:t xml:space="preserve">5.2.2 个人中心</w:t>
       </w:r>
       <w:bookmarkEnd w:id="12"/>
       <w:bookmarkEnd w:id="13"/>
@@ -11792,7 +11774,7 @@
         <w:rPr>
           <w:rFonts w:hint="eastAsia"/>
         </w:rPr>
-        <w:t xml:space="preserve">房屋出售管理</w:t>
+        <w:t xml:space="preserve">5.2.3 房屋出售管理</w:t>
       </w:r>
       <w:bookmarkEnd w:id="12"/>
       <w:bookmarkEnd w:id="13"/>
@@ -11960,7 +11942,7 @@
         <w:rPr>
           <w:rFonts w:hint="eastAsia"/>
         </w:rPr>
-        <w:t xml:space="preserve">房屋出租管理</w:t>
+        <w:t xml:space="preserve">5.2.4 房屋出租管理</w:t>
       </w:r>
       <w:bookmarkEnd w:id="12"/>
       <w:bookmarkEnd w:id="13"/>
@@ -12280,7 +12262,7 @@
           <w:rFonts w:hint="eastAsia"/>
           <w:szCs w:val="28"/>
         </w:rPr>
-        <w:t xml:space="preserve">测试概述</w:t>
+        <w:t xml:space="preserve">6.1 测试概述</w:t>
       </w:r>
       <w:r>
         <w:rPr>
@@ -12421,7 +12403,7 @@
           <w:rFonts w:hint="eastAsia"/>
           <w:szCs w:val="28"/>
         </w:rPr>
-        <w:t xml:space="preserve">测试环境</w:t>
+        <w:t xml:space="preserve">6.2 测试环境</w:t>
       </w:r>
       <w:r>
         <w:rPr>
@@ -13116,7 +13098,7 @@
           <w:rFonts w:hint="eastAsia"/>
           <w:szCs w:val="28"/>
         </w:rPr>
-        <w:t xml:space="preserve">功能测试</w:t>
+        <w:t xml:space="preserve">6.3 功能测试</w:t>
       </w:r>
       <w:r>
         <w:rPr>
@@ -13173,7 +13155,7 @@
         <w:rPr>
           <w:rFonts w:hint="eastAsia"/>
         </w:rPr>
-        <w:t xml:space="preserve">管理员登录模块测试</w:t>
+        <w:t xml:space="preserve">6.3.1 管理员登录模块测试</w:t>
       </w:r>
       <w:bookmarkEnd w:id="12"/>
       <w:bookmarkEnd w:id="13"/>
@@ -13759,7 +13741,7 @@
         <w:rPr>
           <w:rFonts w:hint="eastAsia"/>
         </w:rPr>
-        <w:t xml:space="preserve">房屋出售管理模块测试</w:t>
+        <w:t xml:space="preserve">6.3.2 房屋出售管理模块测试</w:t>
       </w:r>
       <w:bookmarkEnd w:id="12"/>
       <w:bookmarkEnd w:id="13"/>
@@ -14345,7 +14327,7 @@
         <w:rPr>
           <w:rFonts w:hint="eastAsia"/>
         </w:rPr>
-        <w:t xml:space="preserve">房屋出租管理模块测试</w:t>
+        <w:t xml:space="preserve">6.3.3 房屋出租管理模块测试</w:t>
       </w:r>
       <w:bookmarkEnd w:id="12"/>
       <w:bookmarkEnd w:id="13"/>
@@ -14932,7 +14914,7 @@
           <w:rFonts w:hint="eastAsia"/>
           <w:szCs w:val="28"/>
         </w:rPr>
-        <w:t xml:space="preserve">测试结果分析</w:t>
+        <w:t xml:space="preserve">6.4 测试结果分析</w:t>
       </w:r>
       <w:r>
         <w:rPr>
@@ -15041,7 +15023,7 @@
           <w:rFonts w:hint="eastAsia"/>
           <w:szCs w:val="28"/>
         </w:rPr>
-        <w:t xml:space="preserve">总结与展望</w:t>
+        <w:t xml:space="preserve">7.1 总结与展望</w:t>
       </w:r>
       <w:r>
         <w:rPr>

--- a/papers/chencai/output.docx
+++ b/papers/chencai/output.docx
@@ -359,7 +359,7 @@
                 <w:rFonts w:hint="default" w:ascii="Times New Roman" w:hAnsi="Times New Roman" w:eastAsia="仿宋_GB2312" w:cs="Times New Roman"/>
                 <w:sz w:val="32"/>
               </w:rPr>
-              <w:t xml:space="preserve"/>
+              <w:t xml:space="preserve">陈才</w:t>
             </w:r>
           </w:p>
         </w:tc>
@@ -423,7 +423,7 @@
               </w:rPr>
             </w:pPr>
             <w:r>
-              <w:t xml:space="preserve"/>
+              <w:t xml:space="preserve">20220506146</w:t>
             </w:r>
           </w:p>
         </w:tc>
@@ -487,7 +487,7 @@
               </w:rPr>
             </w:pPr>
             <w:r>
-              <w:t xml:space="preserve"/>
+              <w:t xml:space="preserve">电子信息工程（闽台合作项目）</w:t>
             </w:r>
           </w:p>
         </w:tc>
@@ -627,7 +627,7 @@
                 <w:sz w:val="30"/>
                 <w:lang w:val="en-US" w:eastAsia="zh-CN"/>
               </w:rPr>
-              <w:t xml:space="preserve"/>
+              <w:t xml:space="preserve">刘天哲</w:t>
             </w:r>
           </w:p>
         </w:tc>
@@ -697,7 +697,7 @@
                 <w:sz w:val="30"/>
                 <w:lang w:val="en-US" w:eastAsia="zh-CN"/>
               </w:rPr>
-              <w:t xml:space="preserve"/>
+              <w:t xml:space="preserve">正高级警务技术</w:t>
             </w:r>
           </w:p>
         </w:tc>
@@ -766,7 +766,7 @@
                 <w:bCs/>
                 <w:sz w:val="30"/>
               </w:rPr>
-              <w:t xml:space="preserve"/>
+              <w:t xml:space="preserve">2026年4月27日</w:t>
             </w:r>
             <w:r>
               <w:rPr>
@@ -2338,7 +2338,11 @@
           <w:rFonts w:hint="eastAsia" w:ascii="宋体" w:hAnsi="宋体" w:cs="Arial"/>
           <w:bCs/>
         </w:rPr>
-        <w:t xml:space="preserve">['随着信息技术的快速发展与互联网应用的日益普及，传统房屋租赁与销售行业的管理模式已难以满足现代化需求。传统房屋租售管理主要依赖人工记录与纸质档案，存在信息查询效率低、数据易出错、管理成本高等问题，严重制约了房屋租售行业的信息化发展。为解决上述问题，本文设计并实现了一款基于Java语言的房屋租赁与销售平台，采用B/S架构模式与SSM框架进行系统开发，利用MySQL数据库进行数据存储与管理，结合JSP技术实现动态页面交互。', '本文首先对系统进行了全面的需求分析，明确了管理员与用户两类角色的功能需求，并通过用例建模对系统功能进行了可视化描述。在此基础上，对系统进行了架构设计与功能模块划分，构建了包括用户管理、房屋出售管理、房屋出租管理、订单管理及公告管理等核心功能模块。数据库设计阶段，通过概念设计与逻辑设计相结合的方式，建立了规范化的数据库表结构，确保数据存储的完整性与一致性。系统实现阶段，依据设计方案完成了各功能模块的编码与集成，实现了房屋信息的发布、查询、租赁与购买等核心业务流程。最后，采用黑盒测试方法对系统进行了功能验证，测试结果表明系统运行稳定，各功能模块均能正常使用。', '本系统的设计与实现兼顾安全性与便捷性。在安全性方面，通过用户注册与密码验证机制保障用户信息与数据安全；在便捷性方面，基于B/S架构使用户可通过浏览器随时随地访问系统，有效推动了房屋租售行业的信息化建设，提高了房屋租售管理的工作效率。']</w:t>
+        <w:t xml:space="preserve">随着信息技术的快速发展与互联网应用的日益普及，传统房屋租赁与销售行业的管理模式已难以满足现代化需求。传统房屋租售管理主要依赖人工记录与纸质档案，存在信息查询效率低、数据易出错、管理成本高等问题，严重制约了房屋租售行业的信息化发展。为解决上述问题，本文设计并实现了一款基于Java语言的房屋租赁与销售平台，采用B/S架构模式与SSM框架进行系统开发，利用MySQL数据库进行数据存储与管理，结合JSP技术实现动态页面交互。</w:t>
+        <w:br/>
+        <w:t xml:space="preserve">本文首先对系统进行了全面的需求分析，明确了管理员与用户两类角色的功能需求，并通过用例建模对系统功能进行了可视化描述。在此基础上，对系统进行了架构设计与功能模块划分，构建了包括用户管理、房屋出售管理、房屋出租管理、订单管理及公告管理等核心功能模块。数据库设计阶段，通过概念设计与逻辑设计相结合的方式，建立了规范化的数据库表结构，确保数据存储的完整性与一致性。系统实现阶段，依据设计方案完成了各功能模块的编码与集成，实现了房屋信息的发布、查询、租赁与购买等核心业务流程。最后，采用黑盒测试方法对系统进行了功能验证，测试结果表明系统运行稳定，各功能模块均能正常使用。</w:t>
+        <w:br/>
+        <w:t xml:space="preserve">本系统的设计与实现兼顾安全性与便捷性。在安全性方面，通过用户注册与密码验证机制保障用户信息与数据安全；在便捷性方面，基于B/S架构使用户可通过浏览器随时随地访问系统，有效推动了房屋租售行业的信息化建设，提高了房屋租售管理的工作效率。</w:t>
       </w:r>
       <w:r>
         <w:rPr>
@@ -2421,7 +2425,7 @@
           <w:sz w:val="24"/>
           <w:szCs w:val="28"/>
         </w:rPr>
-        <w:t xml:space="preserve">['房屋租赁与销售', 'Java语言', 'B/S架构', 'SSM框架', 'JSP技术']</w:t>
+        <w:t xml:space="preserve">房屋租赁与销售；Java语言；B/S架构；SSM框架；JSP技术</w:t>
       </w:r>
       <w:r>
         <w:rPr>
@@ -2486,7 +2490,11 @@
           <w:sz w:val="24"/>
           <w:lang/>
         </w:rPr>
-        <w:t xml:space="preserve">['With the rapid development of information technology and the increasing popularity of Internet applications, the traditional management model of the house rental and sales industry can no longer meet modern demands. Traditional house rental and sales management relies primarily on manual records and paper-based archives, which suffer from low information retrieval efficiency, error-prone data, and high management costs, seriously constraining the informatization development of the industry. To address these issues, this paper designs and implements a house rental and sales platform based on the Java programming language, adopting the B/S architecture pattern and the SSM framework for system development, utilizing MySQL database for data storage and management, and combining JSP technology for dynamic page interaction.', 'This paper first conducts a comprehensive requirement analysis of the system, identifying the functional requirements of two user roles: administrators and general users, and provides a visual description of system functions through use case modeling. On this basis, the system architecture design and functional module division are carried out, constructing core functional modules including user management, house sale management, house rental management, order management, and announcement management. During the database design phase, a standardized database table structure is established through the combination of conceptual design and logical design, ensuring the integrity and consistency of data storage. In the system implementation phase, the coding and integration of each functional module are completed according to the design scheme, realizing core business processes such as house information publishing, querying, rental, and purchase. Finally, the black-box testing method is employed for functional verification, and the test results indicate that the system operates stably with all functional modules functioning normally.', 'The design and implementation of this system balances both security and convenience. In terms of security, user information and data security are ensured through user registration and password verification mechanisms. In terms of convenience, the B/S architecture enables users to access the system anytime and anywhere via a browser, effectively promoting the informatization construction of the house rental and sales industry and improving the work efficiency of house rental and sales management.']</w:t>
+        <w:t xml:space="preserve">With the rapid development of information technology and the increasing popularity of Internet applications, the traditional management model of the house rental and sales industry can no longer meet modern demands. Traditional house rental and sales management relies primarily on manual records and paper-based archives, which suffer from low information retrieval efficiency, error-prone data, and high management costs, seriously constraining the informatization development of the industry. To address these issues, this paper designs and implements a house rental and sales platform based on the Java programming language, adopting the B/S architecture pattern and the SSM framework for system development, utilizing MySQL database for data storage and management, and combining JSP technology for dynamic page interaction.</w:t>
+        <w:br/>
+        <w:t xml:space="preserve">This paper first conducts a comprehensive requirement analysis of the system, identifying the functional requirements of two user roles: administrators and general users, and provides a visual description of system functions through use case modeling. On this basis, the system architecture design and functional module division are carried out, constructing core functional modules including user management, house sale management, house rental management, order management, and announcement management. During the database design phase, a standardized database table structure is established through the combination of conceptual design and logical design, ensuring the integrity and consistency of data storage. In the system implementation phase, the coding and integration of each functional module are completed according to the design scheme, realizing core business processes such as house information publishing, querying, rental, and purchase. Finally, the black-box testing method is employed for functional verification, and the test results indicate that the system operates stably with all functional modules functioning normally.</w:t>
+        <w:br/>
+        <w:t xml:space="preserve">The design and implementation of this system balances both security and convenience. In terms of security, user information and data security are ensured through user registration and password verification mechanisms. In terms of convenience, the B/S architecture enables users to access the system anytime and anywhere via a browser, effectively promoting the informatization construction of the house rental and sales industry and improving the work efficiency of house rental and sales management.</w:t>
       </w:r>
       <w:r>
         <w:rPr>
@@ -2780,7 +2788,7 @@
           <w:sz w:val="24"/>
           <w:szCs w:val="28"/>
         </w:rPr>
-        <w:t xml:space="preserve">['House rental and sales', 'Java language', 'B/S architecture', 'SSM framework', 'JSP technology']</w:t>
+        <w:t xml:space="preserve">House rental and sales; Java language; B/S architecture; SSM framework; JSP technology</w:t>
       </w:r>
       <w:r>
         <w:rPr>

--- a/papers/chencai/output.docx
+++ b/papers/chencai/output.docx
@@ -2317,6 +2317,20 @@
       </w:pPr>
       <w:r>
         <w:rPr>
+          <w:rFonts w:hint="eastAsia" w:ascii="宋体" w:hAnsi="宋体" w:cs="Arial"/>
+          <w:bCs/>
+          <w:lang/>
+        </w:rPr>
+      </w:r>
+      <w:r>
+        <w:rPr>
+          <w:rFonts w:hint="eastAsia" w:ascii="宋体" w:hAnsi="宋体" w:cs="Arial"/>
+          <w:bCs/>
+          <w:lang/>
+        </w:rPr>
+      </w:r>
+      <w:r>
+        <w:rPr>
           <w:rFonts w:hint="eastAsia" w:ascii="黑体" w:hAnsi="宋体" w:eastAsia="黑体" w:cs="Arial"/>
           <w:bCs/>
           <w:sz w:val="36"/>
@@ -2416,22 +2430,22 @@
           <w:szCs w:val="28"/>
           <w:lang/>
         </w:rPr>
+      </w:r>
+      <w:r>
+        <w:rPr>
+          <w:rFonts w:hint="eastAsia" w:ascii="黑体" w:eastAsia="黑体"/>
+          <w:bCs/>
+          <w:sz w:val="28"/>
+          <w:szCs w:val="28"/>
+        </w:rPr>
         <w:t>关键词：</w:t>
-      </w:r>
-      <w:r>
-        <w:rPr>
-          <w:rFonts w:hint="eastAsia" w:ascii="宋体" w:eastAsia="黑体" w:hAnsi="宋体"/>
-          <w:bCs/>
-          <w:sz w:val="24"/>
-          <w:szCs w:val="28"/>
-        </w:rPr>
-        <w:t xml:space="preserve">房屋租赁与销售；Java语言；B/S架构；SSM框架；JSP技术</w:t>
       </w:r>
       <w:r>
         <w:rPr>
           <w:rFonts w:hint="eastAsia" w:ascii="宋体" w:hAnsi="宋体" w:cs="Arial"/>
           <w:bCs/>
         </w:rPr>
+        <w:t xml:space="preserve">房屋租赁与销售；Java语言；B/S架构；SSM框架；JSP技术</w:t>
       </w:r>
     </w:p>
     <w:p>
@@ -2445,6 +2459,7 @@
     </w:p>
     <w:p>
       <w:pPr>
+        <w:pageBreakBefore/>
         <w:ind w:firstLine="753" w:firstLineChars="300"/>
         <w:jc w:val="center"/>
         <w:rPr>
@@ -2469,6 +2484,14 @@
           <w:sz w:val="30"/>
         </w:rPr>
       </w:pPr>
+      <w:r>
+        <w:rPr>
+          <w:lang/>
+        </w:rPr>
+      </w:r>
+      <w:r>
+        <w:br w:type="page"/>
+      </w:r>
       <w:r>
         <w:rPr>
           <w:rFonts w:hint="eastAsia" w:ascii="Arial Black" w:hAnsi="Arial Black"/>
@@ -2486,8 +2509,7 @@
       </w:pPr>
       <w:r>
         <w:rPr>
-          <w:rFonts w:hint="eastAsia" w:ascii="Times New Roman" w:hAnsi="Times New Roman" w:eastAsia="黑体"/>
-          <w:sz w:val="24"/>
+          <w:rFonts w:hint="eastAsia" w:ascii="Arial Black" w:hAnsi="Arial Black" w:eastAsia="黑体"/>
           <w:lang/>
         </w:rPr>
         <w:t xml:space="preserve">With the rapid development of information technology and the increasing popularity of Internet applications, the traditional management model of the house rental and sales industry can no longer meet modern demands. Traditional house rental and sales management relies primarily on manual records and paper-based archives, which suffer from low information retrieval efficiency, error-prone data, and high management costs, seriously constraining the informatization development of the industry. To address these issues, this paper designs and implements a house rental and sales platform based on the Java programming language, adopting the B/S architecture pattern and the SSM framework for system development, utilizing MySQL database for data storage and management, and combining JSP technology for dynamic page interaction.</w:t>
@@ -2774,27 +2796,25 @@
       </w:pPr>
       <w:r>
         <w:rPr>
-          <w:rFonts w:hint="eastAsia" w:ascii="Times New Roman" w:hAnsi="Times New Roman" w:eastAsia="黑体"/>
-          <w:b/>
-          <w:sz w:val="28"/>
-        </w:rPr>
-        <w:t xml:space="preserve">Key words: </w:t>
-      </w:r>
-      <w:r>
-        <w:rPr>
-          <w:rFonts w:eastAsia="黑体" w:ascii="Times New Roman" w:hAnsi="Times New Roman"/>
-          <w:b w:val="0"/>
-          <w:bCs/>
-          <w:sz w:val="24"/>
-          <w:szCs w:val="28"/>
-        </w:rPr>
-        <w:t xml:space="preserve">House rental and sales; Java language; B/S architecture; SSM framework; JSP technology</w:t>
+          <w:rFonts w:hint="eastAsia" w:ascii="Arial Black" w:hAnsi="Arial Black" w:eastAsia="黑体"/>
+        </w:rPr>
+        <w:t>Key words</w:t>
       </w:r>
       <w:r>
         <w:rPr>
           <w:rFonts w:eastAsia="黑体"/>
           <w:bCs/>
-        </w:rPr>
+          <w:sz w:val="28"/>
+          <w:szCs w:val="28"/>
+        </w:rPr>
+        <w:t>：</w:t>
+      </w:r>
+      <w:r>
+        <w:rPr>
+          <w:rFonts w:eastAsia="黑体"/>
+          <w:bCs/>
+        </w:rPr>
+        <w:t xml:space="preserve">House rental and sales; Java language; B/S architecture; SSM framework; JSP technology</w:t>
       </w:r>
       <w:r>
         <w:rPr>

--- a/papers/chencai/output.docx
+++ b/papers/chencai/output.docx
@@ -2459,7 +2459,6 @@
     </w:p>
     <w:p>
       <w:pPr>
-        <w:pageBreakBefore/>
         <w:ind w:firstLine="753" w:firstLineChars="300"/>
         <w:jc w:val="center"/>
         <w:rPr>
@@ -2476,6 +2475,7 @@
     </w:p>
     <w:p>
       <w:pPr>
+        <w:pageBreakBefore/>
         <w:spacing w:before="326" w:beforeLines="100" w:after="326" w:afterLines="100"/>
         <w:ind w:firstLine="0" w:firstLineChars="0"/>
         <w:jc w:val="center"/>
@@ -2509,7 +2509,9 @@
       </w:pPr>
       <w:r>
         <w:rPr>
-          <w:rFonts w:hint="eastAsia" w:ascii="Arial Black" w:hAnsi="Arial Black" w:eastAsia="黑体"/>
+          <w:rFonts w:hint="eastAsia" w:ascii="Times New Roman" w:hAnsi="Times New Roman" w:eastAsia="黑体"/>
+          <w:b w:val="0"/>
+          <w:sz w:val="24"/>
           <w:lang/>
         </w:rPr>
         <w:t xml:space="preserve">With the rapid development of information technology and the increasing popularity of Internet applications, the traditional management model of the house rental and sales industry can no longer meet modern demands. Traditional house rental and sales management relies primarily on manual records and paper-based archives, which suffer from low information retrieval efficiency, error-prone data, and high management costs, seriously constraining the informatization development of the industry. To address these issues, this paper designs and implements a house rental and sales platform based on the Java programming language, adopting the B/S architecture pattern and the SSM framework for system development, utilizing MySQL database for data storage and management, and combining JSP technology for dynamic page interaction.</w:t>

--- a/papers/chencai/output.docx
+++ b/papers/chencai/output.docx
@@ -2446,31 +2446,6 @@
           <w:bCs/>
         </w:rPr>
         <w:t xml:space="preserve">房屋租赁与销售；Java语言；B/S架构；SSM框架；JSP技术</w:t>
-      </w:r>
-    </w:p>
-    <w:p>
-      <w:pPr>
-        <w:ind w:firstLine="0" w:firstLineChars="0"/>
-        <w:rPr>
-          <w:rFonts w:hint="eastAsia" w:ascii="宋体" w:hAnsi="宋体" w:cs="Arial"/>
-          <w:bCs/>
-        </w:rPr>
-      </w:pPr>
-    </w:p>
-    <w:p>
-      <w:pPr>
-        <w:ind w:firstLine="753" w:firstLineChars="300"/>
-        <w:jc w:val="center"/>
-        <w:rPr>
-          <w:rFonts w:hint="eastAsia"/>
-          <w:color w:val="FF0000"/>
-        </w:rPr>
-      </w:pPr>
-      <w:r>
-        <w:rPr>
-          <w:rFonts w:hint="eastAsia"/>
-          <w:color w:val="FF0000"/>
-        </w:rPr>
       </w:r>
     </w:p>
     <w:p>

--- a/papers/chencai/output.docx
+++ b/papers/chencai/output.docx
@@ -2450,7 +2450,7 @@
     </w:p>
     <w:p>
       <w:pPr>
-        <w:pageBreakBefore/>
+        <w:pageBreakBefore w:val="0"/>
         <w:spacing w:before="326" w:beforeLines="100" w:after="326" w:afterLines="100"/>
         <w:ind w:firstLine="0" w:firstLineChars="0"/>
         <w:jc w:val="center"/>

--- a/papers/chencai/output.docx
+++ b/papers/chencai/output.docx
@@ -5562,6 +5562,36 @@
     </w:p>
     <w:p>
       <w:pPr>
+        <w:ind w:firstLine="480"/>
+        <w:jc w:val="center"/>
+        <w:rPr>
+          <w:rFonts w:hint="eastAsia"/>
+        </w:rPr>
+      </w:pPr>
+      <w:r>
+        <w:rPr>
+          <w:rFonts w:hint="eastAsia" w:ascii="黑体" w:hAnsi="黑体" w:eastAsia="黑体"/>
+          <w:sz w:val="21"/>
+          <w:szCs w:val="28"/>
+          <w:lang/>
+        </w:rPr>
+        <w:t xml:space="preserve">图3-1 管理员用例图</w:t>
+      </w:r>
+      <w:r>
+        <w:rPr>
+          <w:rFonts w:hint="eastAsia" w:ascii="黑体" w:hAnsi="黑体" w:eastAsia="黑体"/>
+          <w:sz w:val="21"/>
+        </w:rPr>
+      </w:r>
+      <w:r>
+        <w:rPr>
+          <w:rFonts w:ascii="黑体" w:hAnsi="黑体" w:eastAsia="黑体"/>
+          <w:sz w:val="21"/>
+        </w:rPr>
+      </w:r>
+    </w:p>
+    <w:p>
+      <w:pPr>
         <w:spacing w:line="240" w:lineRule="auto"/>
         <w:ind w:firstLine="480"/>
         <w:jc w:val="center"/>
@@ -5624,6 +5654,36 @@
     <w:p>
       <w:pPr>
         <w:ind w:firstLine="480"/>
+        <w:jc w:val="center"/>
+        <w:rPr>
+          <w:rFonts w:hint="eastAsia"/>
+        </w:rPr>
+      </w:pPr>
+      <w:r>
+        <w:rPr>
+          <w:rFonts w:hint="eastAsia" w:ascii="黑体" w:hAnsi="黑体" w:eastAsia="黑体"/>
+          <w:sz w:val="21"/>
+          <w:szCs w:val="28"/>
+          <w:lang/>
+        </w:rPr>
+        <w:t xml:space="preserve">图3-2 用户用例图</w:t>
+      </w:r>
+      <w:r>
+        <w:rPr>
+          <w:rFonts w:hint="eastAsia" w:ascii="黑体" w:hAnsi="黑体" w:eastAsia="黑体"/>
+          <w:sz w:val="21"/>
+        </w:rPr>
+      </w:r>
+      <w:r>
+        <w:rPr>
+          <w:rFonts w:ascii="黑体" w:hAnsi="黑体" w:eastAsia="黑体"/>
+          <w:sz w:val="21"/>
+        </w:rPr>
+      </w:r>
+    </w:p>
+    <w:p>
+      <w:pPr>
+        <w:ind w:firstLine="480"/>
         <w:rPr>
           <w:rFonts w:hint="eastAsia"/>
         </w:rPr>
@@ -6531,6 +6591,36 @@
     </w:p>
     <w:p>
       <w:pPr>
+        <w:ind w:firstLine="480"/>
+        <w:jc w:val="center"/>
+        <w:rPr>
+          <w:rFonts w:hint="eastAsia"/>
+        </w:rPr>
+      </w:pPr>
+      <w:r>
+        <w:rPr>
+          <w:rFonts w:hint="eastAsia" w:ascii="黑体" w:hAnsi="黑体" w:eastAsia="黑体"/>
+          <w:sz w:val="21"/>
+          <w:szCs w:val="28"/>
+          <w:lang/>
+        </w:rPr>
+        <w:t xml:space="preserve">图4-1 系统总体功能设计图</w:t>
+      </w:r>
+      <w:r>
+        <w:rPr>
+          <w:rFonts w:hint="eastAsia" w:ascii="黑体" w:hAnsi="黑体" w:eastAsia="黑体"/>
+          <w:sz w:val="21"/>
+        </w:rPr>
+      </w:r>
+      <w:r>
+        <w:rPr>
+          <w:rFonts w:ascii="黑体" w:hAnsi="黑体" w:eastAsia="黑体"/>
+          <w:sz w:val="21"/>
+        </w:rPr>
+      </w:r>
+    </w:p>
+    <w:p>
+      <w:pPr>
         <w:pStyle w:val="5"/>
         <w:spacing w:before="326" w:after="326"/>
         <w:rPr>
@@ -6673,6 +6763,36 @@
     <w:p>
       <w:pPr>
         <w:ind w:firstLine="480"/>
+        <w:jc w:val="center"/>
+        <w:rPr>
+          <w:rFonts w:hint="eastAsia"/>
+        </w:rPr>
+      </w:pPr>
+      <w:r>
+        <w:rPr>
+          <w:rFonts w:hint="eastAsia" w:ascii="黑体" w:hAnsi="黑体" w:eastAsia="黑体"/>
+          <w:sz w:val="21"/>
+          <w:szCs w:val="28"/>
+          <w:lang/>
+        </w:rPr>
+        <w:t xml:space="preserve">图4-2 系统总体E-R图</w:t>
+      </w:r>
+      <w:r>
+        <w:rPr>
+          <w:rFonts w:hint="eastAsia" w:ascii="黑体" w:hAnsi="黑体" w:eastAsia="黑体"/>
+          <w:sz w:val="21"/>
+        </w:rPr>
+      </w:r>
+      <w:r>
+        <w:rPr>
+          <w:rFonts w:ascii="黑体" w:hAnsi="黑体" w:eastAsia="黑体"/>
+          <w:sz w:val="21"/>
+        </w:rPr>
+      </w:r>
+    </w:p>
+    <w:p>
+      <w:pPr>
+        <w:ind w:firstLine="480"/>
         <w:rPr>
           <w:rFonts w:hint="eastAsia"/>
         </w:rPr>
@@ -6755,6 +6875,36 @@
     </w:p>
     <w:p>
       <w:pPr>
+        <w:ind w:firstLine="480"/>
+        <w:jc w:val="center"/>
+        <w:rPr>
+          <w:rFonts w:hint="eastAsia"/>
+        </w:rPr>
+      </w:pPr>
+      <w:r>
+        <w:rPr>
+          <w:rFonts w:hint="eastAsia" w:ascii="黑体" w:hAnsi="黑体" w:eastAsia="黑体"/>
+          <w:sz w:val="21"/>
+          <w:szCs w:val="28"/>
+          <w:lang/>
+        </w:rPr>
+        <w:t xml:space="preserve">图4-3 管理员信息实体E-R图</w:t>
+      </w:r>
+      <w:r>
+        <w:rPr>
+          <w:rFonts w:hint="eastAsia" w:ascii="黑体" w:hAnsi="黑体" w:eastAsia="黑体"/>
+          <w:sz w:val="21"/>
+        </w:rPr>
+      </w:r>
+      <w:r>
+        <w:rPr>
+          <w:rFonts w:ascii="黑体" w:hAnsi="黑体" w:eastAsia="黑体"/>
+          <w:sz w:val="21"/>
+        </w:rPr>
+      </w:r>
+    </w:p>
+    <w:p>
+      <w:pPr>
         <w:spacing w:line="240" w:lineRule="auto"/>
         <w:ind w:firstLine="480"/>
         <w:jc w:val="center"/>
@@ -6816,6 +6966,36 @@
     </w:p>
     <w:p>
       <w:pPr>
+        <w:ind w:firstLine="480"/>
+        <w:jc w:val="center"/>
+        <w:rPr>
+          <w:rFonts w:hint="eastAsia"/>
+        </w:rPr>
+      </w:pPr>
+      <w:r>
+        <w:rPr>
+          <w:rFonts w:hint="eastAsia" w:ascii="黑体" w:hAnsi="黑体" w:eastAsia="黑体"/>
+          <w:sz w:val="21"/>
+          <w:szCs w:val="28"/>
+          <w:lang/>
+        </w:rPr>
+        <w:t xml:space="preserve">图4-4 用户信息实体E-R图</w:t>
+      </w:r>
+      <w:r>
+        <w:rPr>
+          <w:rFonts w:hint="eastAsia" w:ascii="黑体" w:hAnsi="黑体" w:eastAsia="黑体"/>
+          <w:sz w:val="21"/>
+        </w:rPr>
+      </w:r>
+      <w:r>
+        <w:rPr>
+          <w:rFonts w:ascii="黑体" w:hAnsi="黑体" w:eastAsia="黑体"/>
+          <w:sz w:val="21"/>
+        </w:rPr>
+      </w:r>
+    </w:p>
+    <w:p>
+      <w:pPr>
         <w:spacing w:line="240" w:lineRule="auto"/>
         <w:ind w:firstLine="480"/>
         <w:jc w:val="center"/>
@@ -6878,6 +7058,36 @@
     <w:p>
       <w:pPr>
         <w:ind w:firstLine="480"/>
+        <w:jc w:val="center"/>
+        <w:rPr>
+          <w:rFonts w:hint="eastAsia"/>
+        </w:rPr>
+      </w:pPr>
+      <w:r>
+        <w:rPr>
+          <w:rFonts w:hint="eastAsia" w:ascii="黑体" w:hAnsi="黑体" w:eastAsia="黑体"/>
+          <w:sz w:val="21"/>
+          <w:szCs w:val="28"/>
+          <w:lang/>
+        </w:rPr>
+        <w:t xml:space="preserve">图4-5 房屋信息实体E-R图</w:t>
+      </w:r>
+      <w:r>
+        <w:rPr>
+          <w:rFonts w:hint="eastAsia" w:ascii="黑体" w:hAnsi="黑体" w:eastAsia="黑体"/>
+          <w:sz w:val="21"/>
+        </w:rPr>
+      </w:r>
+      <w:r>
+        <w:rPr>
+          <w:rFonts w:ascii="黑体" w:hAnsi="黑体" w:eastAsia="黑体"/>
+          <w:sz w:val="21"/>
+        </w:rPr>
+      </w:r>
+    </w:p>
+    <w:p>
+      <w:pPr>
+        <w:ind w:firstLine="480"/>
         <w:rPr>
           <w:rFonts w:hint="eastAsia"/>
         </w:rPr>
@@ -6960,6 +7170,36 @@
     </w:p>
     <w:p>
       <w:pPr>
+        <w:ind w:firstLine="480"/>
+        <w:jc w:val="center"/>
+        <w:rPr>
+          <w:rFonts w:hint="eastAsia"/>
+        </w:rPr>
+      </w:pPr>
+      <w:r>
+        <w:rPr>
+          <w:rFonts w:hint="eastAsia" w:ascii="黑体" w:hAnsi="黑体" w:eastAsia="黑体"/>
+          <w:sz w:val="21"/>
+          <w:szCs w:val="28"/>
+          <w:lang/>
+        </w:rPr>
+        <w:t xml:space="preserve">图4-6 分类信息E-R图</w:t>
+      </w:r>
+      <w:r>
+        <w:rPr>
+          <w:rFonts w:hint="eastAsia" w:ascii="黑体" w:hAnsi="黑体" w:eastAsia="黑体"/>
+          <w:sz w:val="21"/>
+        </w:rPr>
+      </w:r>
+      <w:r>
+        <w:rPr>
+          <w:rFonts w:ascii="黑体" w:hAnsi="黑体" w:eastAsia="黑体"/>
+          <w:sz w:val="21"/>
+        </w:rPr>
+      </w:r>
+    </w:p>
+    <w:p>
+      <w:pPr>
         <w:spacing w:line="240" w:lineRule="auto"/>
         <w:ind w:firstLine="480"/>
         <w:jc w:val="center"/>
@@ -7021,6 +7261,36 @@
     </w:p>
     <w:p>
       <w:pPr>
+        <w:ind w:firstLine="480"/>
+        <w:jc w:val="center"/>
+        <w:rPr>
+          <w:rFonts w:hint="eastAsia"/>
+        </w:rPr>
+      </w:pPr>
+      <w:r>
+        <w:rPr>
+          <w:rFonts w:hint="eastAsia" w:ascii="黑体" w:hAnsi="黑体" w:eastAsia="黑体"/>
+          <w:sz w:val="21"/>
+          <w:szCs w:val="28"/>
+          <w:lang/>
+        </w:rPr>
+        <w:t xml:space="preserve">图4-7 订单信息E-R图</w:t>
+      </w:r>
+      <w:r>
+        <w:rPr>
+          <w:rFonts w:hint="eastAsia" w:ascii="黑体" w:hAnsi="黑体" w:eastAsia="黑体"/>
+          <w:sz w:val="21"/>
+        </w:rPr>
+      </w:r>
+      <w:r>
+        <w:rPr>
+          <w:rFonts w:ascii="黑体" w:hAnsi="黑体" w:eastAsia="黑体"/>
+          <w:sz w:val="21"/>
+        </w:rPr>
+      </w:r>
+    </w:p>
+    <w:p>
+      <w:pPr>
         <w:spacing w:line="240" w:lineRule="auto"/>
         <w:ind w:firstLine="480"/>
         <w:jc w:val="center"/>
@@ -7082,6 +7352,36 @@
     </w:p>
     <w:p>
       <w:pPr>
+        <w:ind w:firstLine="480"/>
+        <w:jc w:val="center"/>
+        <w:rPr>
+          <w:rFonts w:hint="eastAsia"/>
+        </w:rPr>
+      </w:pPr>
+      <w:r>
+        <w:rPr>
+          <w:rFonts w:hint="eastAsia" w:ascii="黑体" w:hAnsi="黑体" w:eastAsia="黑体"/>
+          <w:sz w:val="21"/>
+          <w:szCs w:val="28"/>
+          <w:lang/>
+        </w:rPr>
+        <w:t xml:space="preserve">图4-8 留言信息E-R图</w:t>
+      </w:r>
+      <w:r>
+        <w:rPr>
+          <w:rFonts w:hint="eastAsia" w:ascii="黑体" w:hAnsi="黑体" w:eastAsia="黑体"/>
+          <w:sz w:val="21"/>
+        </w:rPr>
+      </w:r>
+      <w:r>
+        <w:rPr>
+          <w:rFonts w:ascii="黑体" w:hAnsi="黑体" w:eastAsia="黑体"/>
+          <w:sz w:val="21"/>
+        </w:rPr>
+      </w:r>
+    </w:p>
+    <w:p>
+      <w:pPr>
         <w:spacing w:line="240" w:lineRule="auto"/>
         <w:ind w:firstLine="480"/>
         <w:jc w:val="center"/>
@@ -7144,6 +7444,36 @@
     <w:p>
       <w:pPr>
         <w:ind w:firstLine="480"/>
+        <w:jc w:val="center"/>
+        <w:rPr>
+          <w:rFonts w:hint="eastAsia"/>
+        </w:rPr>
+      </w:pPr>
+      <w:r>
+        <w:rPr>
+          <w:rFonts w:hint="eastAsia" w:ascii="黑体" w:hAnsi="黑体" w:eastAsia="黑体"/>
+          <w:sz w:val="21"/>
+          <w:szCs w:val="28"/>
+          <w:lang/>
+        </w:rPr>
+        <w:t xml:space="preserve">图4-9 公告信息E-R图</w:t>
+      </w:r>
+      <w:r>
+        <w:rPr>
+          <w:rFonts w:hint="eastAsia" w:ascii="黑体" w:hAnsi="黑体" w:eastAsia="黑体"/>
+          <w:sz w:val="21"/>
+        </w:rPr>
+      </w:r>
+      <w:r>
+        <w:rPr>
+          <w:rFonts w:ascii="黑体" w:hAnsi="黑体" w:eastAsia="黑体"/>
+          <w:sz w:val="21"/>
+        </w:rPr>
+      </w:r>
+    </w:p>
+    <w:p>
+      <w:pPr>
+        <w:ind w:firstLine="480"/>
         <w:rPr>
           <w:rFonts w:hint="eastAsia"/>
         </w:rPr>
@@ -10515,6 +10845,36 @@
     </w:p>
     <w:p>
       <w:pPr>
+        <w:ind w:firstLine="480"/>
+        <w:jc w:val="center"/>
+        <w:rPr>
+          <w:rFonts w:hint="eastAsia"/>
+        </w:rPr>
+      </w:pPr>
+      <w:r>
+        <w:rPr>
+          <w:rFonts w:hint="eastAsia" w:ascii="黑体" w:hAnsi="黑体" w:eastAsia="黑体"/>
+          <w:sz w:val="21"/>
+          <w:szCs w:val="28"/>
+          <w:lang/>
+        </w:rPr>
+        <w:t xml:space="preserve">图5-1 管理员模块核心类UML图</w:t>
+      </w:r>
+      <w:r>
+        <w:rPr>
+          <w:rFonts w:hint="eastAsia" w:ascii="黑体" w:hAnsi="黑体" w:eastAsia="黑体"/>
+          <w:sz w:val="21"/>
+        </w:rPr>
+      </w:r>
+      <w:r>
+        <w:rPr>
+          <w:rFonts w:ascii="黑体" w:hAnsi="黑体" w:eastAsia="黑体"/>
+          <w:sz w:val="21"/>
+        </w:rPr>
+      </w:r>
+    </w:p>
+    <w:p>
+      <w:pPr>
         <w:pStyle w:val="6"/>
         <w:spacing w:before="163" w:after="163"/>
         <w:ind w:firstLine="480"/>
@@ -10622,6 +10982,36 @@
     </w:p>
     <w:p>
       <w:pPr>
+        <w:ind w:firstLine="480"/>
+        <w:jc w:val="center"/>
+        <w:rPr>
+          <w:rFonts w:hint="eastAsia"/>
+        </w:rPr>
+      </w:pPr>
+      <w:r>
+        <w:rPr>
+          <w:rFonts w:hint="eastAsia" w:ascii="黑体" w:hAnsi="黑体" w:eastAsia="黑体"/>
+          <w:sz w:val="21"/>
+          <w:szCs w:val="28"/>
+          <w:lang/>
+        </w:rPr>
+        <w:t xml:space="preserve">图5-2 管理员登录界面</w:t>
+      </w:r>
+      <w:r>
+        <w:rPr>
+          <w:rFonts w:hint="eastAsia" w:ascii="黑体" w:hAnsi="黑体" w:eastAsia="黑体"/>
+          <w:sz w:val="21"/>
+        </w:rPr>
+      </w:r>
+      <w:r>
+        <w:rPr>
+          <w:rFonts w:ascii="黑体" w:hAnsi="黑体" w:eastAsia="黑体"/>
+          <w:sz w:val="21"/>
+        </w:rPr>
+      </w:r>
+    </w:p>
+    <w:p>
+      <w:pPr>
         <w:pStyle w:val="6"/>
         <w:spacing w:before="163" w:after="163"/>
         <w:ind w:firstLine="480"/>
@@ -10729,6 +11119,36 @@
     </w:p>
     <w:p>
       <w:pPr>
+        <w:ind w:firstLine="480"/>
+        <w:jc w:val="center"/>
+        <w:rPr>
+          <w:rFonts w:hint="eastAsia"/>
+        </w:rPr>
+      </w:pPr>
+      <w:r>
+        <w:rPr>
+          <w:rFonts w:hint="eastAsia" w:ascii="黑体" w:hAnsi="黑体" w:eastAsia="黑体"/>
+          <w:sz w:val="21"/>
+          <w:szCs w:val="28"/>
+          <w:lang/>
+        </w:rPr>
+        <w:t xml:space="preserve">图5-3 修改密码界面</w:t>
+      </w:r>
+      <w:r>
+        <w:rPr>
+          <w:rFonts w:hint="eastAsia" w:ascii="黑体" w:hAnsi="黑体" w:eastAsia="黑体"/>
+          <w:sz w:val="21"/>
+        </w:rPr>
+      </w:r>
+      <w:r>
+        <w:rPr>
+          <w:rFonts w:ascii="黑体" w:hAnsi="黑体" w:eastAsia="黑体"/>
+          <w:sz w:val="21"/>
+        </w:rPr>
+      </w:r>
+    </w:p>
+    <w:p>
+      <w:pPr>
         <w:spacing w:line="240" w:lineRule="auto"/>
         <w:ind w:firstLine="480"/>
         <w:jc w:val="center"/>
@@ -10790,6 +11210,36 @@
     </w:p>
     <w:p>
       <w:pPr>
+        <w:ind w:firstLine="480"/>
+        <w:jc w:val="center"/>
+        <w:rPr>
+          <w:rFonts w:hint="eastAsia"/>
+        </w:rPr>
+      </w:pPr>
+      <w:r>
+        <w:rPr>
+          <w:rFonts w:hint="eastAsia" w:ascii="黑体" w:hAnsi="黑体" w:eastAsia="黑体"/>
+          <w:sz w:val="21"/>
+          <w:szCs w:val="28"/>
+          <w:lang/>
+        </w:rPr>
+        <w:t xml:space="preserve">图5-4 编辑个人信息界面</w:t>
+      </w:r>
+      <w:r>
+        <w:rPr>
+          <w:rFonts w:hint="eastAsia" w:ascii="黑体" w:hAnsi="黑体" w:eastAsia="黑体"/>
+          <w:sz w:val="21"/>
+        </w:rPr>
+      </w:r>
+      <w:r>
+        <w:rPr>
+          <w:rFonts w:ascii="黑体" w:hAnsi="黑体" w:eastAsia="黑体"/>
+          <w:sz w:val="21"/>
+        </w:rPr>
+      </w:r>
+    </w:p>
+    <w:p>
+      <w:pPr>
         <w:pStyle w:val="6"/>
         <w:spacing w:before="163" w:after="163"/>
         <w:ind w:firstLine="480"/>
@@ -10897,6 +11347,36 @@
     </w:p>
     <w:p>
       <w:pPr>
+        <w:ind w:firstLine="480"/>
+        <w:jc w:val="center"/>
+        <w:rPr>
+          <w:rFonts w:hint="eastAsia"/>
+        </w:rPr>
+      </w:pPr>
+      <w:r>
+        <w:rPr>
+          <w:rFonts w:hint="eastAsia" w:ascii="黑体" w:hAnsi="黑体" w:eastAsia="黑体"/>
+          <w:sz w:val="21"/>
+          <w:szCs w:val="28"/>
+          <w:lang/>
+        </w:rPr>
+        <w:t xml:space="preserve">图5-5 房东管理界面</w:t>
+      </w:r>
+      <w:r>
+        <w:rPr>
+          <w:rFonts w:hint="eastAsia" w:ascii="黑体" w:hAnsi="黑体" w:eastAsia="黑体"/>
+          <w:sz w:val="21"/>
+        </w:rPr>
+      </w:r>
+      <w:r>
+        <w:rPr>
+          <w:rFonts w:ascii="黑体" w:hAnsi="黑体" w:eastAsia="黑体"/>
+          <w:sz w:val="21"/>
+        </w:rPr>
+      </w:r>
+    </w:p>
+    <w:p>
+      <w:pPr>
         <w:spacing w:line="240" w:lineRule="auto"/>
         <w:ind w:firstLine="480"/>
         <w:jc w:val="center"/>
@@ -10958,6 +11438,36 @@
     </w:p>
     <w:p>
       <w:pPr>
+        <w:ind w:firstLine="480"/>
+        <w:jc w:val="center"/>
+        <w:rPr>
+          <w:rFonts w:hint="eastAsia"/>
+        </w:rPr>
+      </w:pPr>
+      <w:r>
+        <w:rPr>
+          <w:rFonts w:hint="eastAsia" w:ascii="黑体" w:hAnsi="黑体" w:eastAsia="黑体"/>
+          <w:sz w:val="21"/>
+          <w:szCs w:val="28"/>
+          <w:lang/>
+        </w:rPr>
+        <w:t xml:space="preserve">图5-6 用户管理界面</w:t>
+      </w:r>
+      <w:r>
+        <w:rPr>
+          <w:rFonts w:hint="eastAsia" w:ascii="黑体" w:hAnsi="黑体" w:eastAsia="黑体"/>
+          <w:sz w:val="21"/>
+        </w:rPr>
+      </w:r>
+      <w:r>
+        <w:rPr>
+          <w:rFonts w:ascii="黑体" w:hAnsi="黑体" w:eastAsia="黑体"/>
+          <w:sz w:val="21"/>
+        </w:rPr>
+      </w:r>
+    </w:p>
+    <w:p>
+      <w:pPr>
         <w:spacing w:line="240" w:lineRule="auto"/>
         <w:ind w:firstLine="480"/>
         <w:jc w:val="center"/>
@@ -11019,6 +11529,36 @@
     </w:p>
     <w:p>
       <w:pPr>
+        <w:ind w:firstLine="480"/>
+        <w:jc w:val="center"/>
+        <w:rPr>
+          <w:rFonts w:hint="eastAsia"/>
+        </w:rPr>
+      </w:pPr>
+      <w:r>
+        <w:rPr>
+          <w:rFonts w:hint="eastAsia" w:ascii="黑体" w:hAnsi="黑体" w:eastAsia="黑体"/>
+          <w:sz w:val="21"/>
+          <w:szCs w:val="28"/>
+          <w:lang/>
+        </w:rPr>
+        <w:t xml:space="preserve">图5-7 房屋出售管理界面</w:t>
+      </w:r>
+      <w:r>
+        <w:rPr>
+          <w:rFonts w:hint="eastAsia" w:ascii="黑体" w:hAnsi="黑体" w:eastAsia="黑体"/>
+          <w:sz w:val="21"/>
+        </w:rPr>
+      </w:r>
+      <w:r>
+        <w:rPr>
+          <w:rFonts w:ascii="黑体" w:hAnsi="黑体" w:eastAsia="黑体"/>
+          <w:sz w:val="21"/>
+        </w:rPr>
+      </w:r>
+    </w:p>
+    <w:p>
+      <w:pPr>
         <w:spacing w:line="240" w:lineRule="auto"/>
         <w:ind w:firstLine="480"/>
         <w:jc w:val="center"/>
@@ -11080,6 +11620,36 @@
     </w:p>
     <w:p>
       <w:pPr>
+        <w:ind w:firstLine="480"/>
+        <w:jc w:val="center"/>
+        <w:rPr>
+          <w:rFonts w:hint="eastAsia"/>
+        </w:rPr>
+      </w:pPr>
+      <w:r>
+        <w:rPr>
+          <w:rFonts w:hint="eastAsia" w:ascii="黑体" w:hAnsi="黑体" w:eastAsia="黑体"/>
+          <w:sz w:val="21"/>
+          <w:szCs w:val="28"/>
+          <w:lang/>
+        </w:rPr>
+        <w:t xml:space="preserve">图5-8 房屋出售订单管理界面</w:t>
+      </w:r>
+      <w:r>
+        <w:rPr>
+          <w:rFonts w:hint="eastAsia" w:ascii="黑体" w:hAnsi="黑体" w:eastAsia="黑体"/>
+          <w:sz w:val="21"/>
+        </w:rPr>
+      </w:r>
+      <w:r>
+        <w:rPr>
+          <w:rFonts w:ascii="黑体" w:hAnsi="黑体" w:eastAsia="黑体"/>
+          <w:sz w:val="21"/>
+        </w:rPr>
+      </w:r>
+    </w:p>
+    <w:p>
+      <w:pPr>
         <w:pStyle w:val="6"/>
         <w:spacing w:before="163" w:after="163"/>
         <w:ind w:firstLine="480"/>
@@ -11187,6 +11757,36 @@
     </w:p>
     <w:p>
       <w:pPr>
+        <w:ind w:firstLine="480"/>
+        <w:jc w:val="center"/>
+        <w:rPr>
+          <w:rFonts w:hint="eastAsia"/>
+        </w:rPr>
+      </w:pPr>
+      <w:r>
+        <w:rPr>
+          <w:rFonts w:hint="eastAsia" w:ascii="黑体" w:hAnsi="黑体" w:eastAsia="黑体"/>
+          <w:sz w:val="21"/>
+          <w:szCs w:val="28"/>
+          <w:lang/>
+        </w:rPr>
+        <w:t xml:space="preserve">图5-9 房屋出租管理界面</w:t>
+      </w:r>
+      <w:r>
+        <w:rPr>
+          <w:rFonts w:hint="eastAsia" w:ascii="黑体" w:hAnsi="黑体" w:eastAsia="黑体"/>
+          <w:sz w:val="21"/>
+        </w:rPr>
+      </w:r>
+      <w:r>
+        <w:rPr>
+          <w:rFonts w:ascii="黑体" w:hAnsi="黑体" w:eastAsia="黑体"/>
+          <w:sz w:val="21"/>
+        </w:rPr>
+      </w:r>
+    </w:p>
+    <w:p>
+      <w:pPr>
         <w:spacing w:line="240" w:lineRule="auto"/>
         <w:ind w:firstLine="480"/>
         <w:jc w:val="center"/>
@@ -11248,6 +11848,36 @@
     </w:p>
     <w:p>
       <w:pPr>
+        <w:ind w:firstLine="480"/>
+        <w:jc w:val="center"/>
+        <w:rPr>
+          <w:rFonts w:hint="eastAsia"/>
+        </w:rPr>
+      </w:pPr>
+      <w:r>
+        <w:rPr>
+          <w:rFonts w:hint="eastAsia" w:ascii="黑体" w:hAnsi="黑体" w:eastAsia="黑体"/>
+          <w:sz w:val="21"/>
+          <w:szCs w:val="28"/>
+          <w:lang/>
+        </w:rPr>
+        <w:t xml:space="preserve">图5-10 房屋出租订单管理界面</w:t>
+      </w:r>
+      <w:r>
+        <w:rPr>
+          <w:rFonts w:hint="eastAsia" w:ascii="黑体" w:hAnsi="黑体" w:eastAsia="黑体"/>
+          <w:sz w:val="21"/>
+        </w:rPr>
+      </w:r>
+      <w:r>
+        <w:rPr>
+          <w:rFonts w:ascii="黑体" w:hAnsi="黑体" w:eastAsia="黑体"/>
+          <w:sz w:val="21"/>
+        </w:rPr>
+      </w:r>
+    </w:p>
+    <w:p>
+      <w:pPr>
         <w:spacing w:line="240" w:lineRule="auto"/>
         <w:ind w:firstLine="480"/>
         <w:jc w:val="center"/>
@@ -11309,6 +11939,36 @@
     </w:p>
     <w:p>
       <w:pPr>
+        <w:ind w:firstLine="480"/>
+        <w:jc w:val="center"/>
+        <w:rPr>
+          <w:rFonts w:hint="eastAsia"/>
+        </w:rPr>
+      </w:pPr>
+      <w:r>
+        <w:rPr>
+          <w:rFonts w:hint="eastAsia" w:ascii="黑体" w:hAnsi="黑体" w:eastAsia="黑体"/>
+          <w:sz w:val="21"/>
+          <w:szCs w:val="28"/>
+          <w:lang/>
+        </w:rPr>
+        <w:t xml:space="preserve">图5-11 轮播图管理界面</w:t>
+      </w:r>
+      <w:r>
+        <w:rPr>
+          <w:rFonts w:hint="eastAsia" w:ascii="黑体" w:hAnsi="黑体" w:eastAsia="黑体"/>
+          <w:sz w:val="21"/>
+        </w:rPr>
+      </w:r>
+      <w:r>
+        <w:rPr>
+          <w:rFonts w:ascii="黑体" w:hAnsi="黑体" w:eastAsia="黑体"/>
+          <w:sz w:val="21"/>
+        </w:rPr>
+      </w:r>
+    </w:p>
+    <w:p>
+      <w:pPr>
         <w:spacing w:line="240" w:lineRule="auto"/>
         <w:ind w:firstLine="480"/>
         <w:jc w:val="center"/>
@@ -11370,6 +12030,36 @@
     </w:p>
     <w:p>
       <w:pPr>
+        <w:ind w:firstLine="480"/>
+        <w:jc w:val="center"/>
+        <w:rPr>
+          <w:rFonts w:hint="eastAsia"/>
+        </w:rPr>
+      </w:pPr>
+      <w:r>
+        <w:rPr>
+          <w:rFonts w:hint="eastAsia" w:ascii="黑体" w:hAnsi="黑体" w:eastAsia="黑体"/>
+          <w:sz w:val="21"/>
+          <w:szCs w:val="28"/>
+          <w:lang/>
+        </w:rPr>
+        <w:t xml:space="preserve">图5-12 公告管理界面</w:t>
+      </w:r>
+      <w:r>
+        <w:rPr>
+          <w:rFonts w:hint="eastAsia" w:ascii="黑体" w:hAnsi="黑体" w:eastAsia="黑体"/>
+          <w:sz w:val="21"/>
+        </w:rPr>
+      </w:r>
+      <w:r>
+        <w:rPr>
+          <w:rFonts w:ascii="黑体" w:hAnsi="黑体" w:eastAsia="黑体"/>
+          <w:sz w:val="21"/>
+        </w:rPr>
+      </w:r>
+    </w:p>
+    <w:p>
+      <w:pPr>
         <w:pStyle w:val="5"/>
         <w:spacing w:before="326" w:after="326"/>
         <w:rPr>
@@ -11535,6 +12225,36 @@
     </w:p>
     <w:p>
       <w:pPr>
+        <w:ind w:firstLine="480"/>
+        <w:jc w:val="center"/>
+        <w:rPr>
+          <w:rFonts w:hint="eastAsia"/>
+        </w:rPr>
+      </w:pPr>
+      <w:r>
+        <w:rPr>
+          <w:rFonts w:hint="eastAsia" w:ascii="黑体" w:hAnsi="黑体" w:eastAsia="黑体"/>
+          <w:sz w:val="21"/>
+          <w:szCs w:val="28"/>
+          <w:lang/>
+        </w:rPr>
+        <w:t xml:space="preserve">图5-13 用户模块核心类UML图</w:t>
+      </w:r>
+      <w:r>
+        <w:rPr>
+          <w:rFonts w:hint="eastAsia" w:ascii="黑体" w:hAnsi="黑体" w:eastAsia="黑体"/>
+          <w:sz w:val="21"/>
+        </w:rPr>
+      </w:r>
+      <w:r>
+        <w:rPr>
+          <w:rFonts w:ascii="黑体" w:hAnsi="黑体" w:eastAsia="黑体"/>
+          <w:sz w:val="21"/>
+        </w:rPr>
+      </w:r>
+    </w:p>
+    <w:p>
+      <w:pPr>
         <w:spacing w:line="240" w:lineRule="auto"/>
         <w:ind w:firstLine="480"/>
         <w:jc w:val="center"/>
@@ -11596,6 +12316,36 @@
     </w:p>
     <w:p>
       <w:pPr>
+        <w:ind w:firstLine="480"/>
+        <w:jc w:val="center"/>
+        <w:rPr>
+          <w:rFonts w:hint="eastAsia"/>
+        </w:rPr>
+      </w:pPr>
+      <w:r>
+        <w:rPr>
+          <w:rFonts w:hint="eastAsia" w:ascii="黑体" w:hAnsi="黑体" w:eastAsia="黑体"/>
+          <w:sz w:val="21"/>
+          <w:szCs w:val="28"/>
+          <w:lang/>
+        </w:rPr>
+        <w:t xml:space="preserve">图5-14 系统首页界面</w:t>
+      </w:r>
+      <w:r>
+        <w:rPr>
+          <w:rFonts w:hint="eastAsia" w:ascii="黑体" w:hAnsi="黑体" w:eastAsia="黑体"/>
+          <w:sz w:val="21"/>
+        </w:rPr>
+      </w:r>
+      <w:r>
+        <w:rPr>
+          <w:rFonts w:ascii="黑体" w:hAnsi="黑体" w:eastAsia="黑体"/>
+          <w:sz w:val="21"/>
+        </w:rPr>
+      </w:r>
+    </w:p>
+    <w:p>
+      <w:pPr>
         <w:pStyle w:val="6"/>
         <w:spacing w:before="163" w:after="163"/>
         <w:ind w:firstLine="480"/>
@@ -11703,6 +12453,36 @@
     </w:p>
     <w:p>
       <w:pPr>
+        <w:ind w:firstLine="480"/>
+        <w:jc w:val="center"/>
+        <w:rPr>
+          <w:rFonts w:hint="eastAsia"/>
+        </w:rPr>
+      </w:pPr>
+      <w:r>
+        <w:rPr>
+          <w:rFonts w:hint="eastAsia" w:ascii="黑体" w:hAnsi="黑体" w:eastAsia="黑体"/>
+          <w:sz w:val="21"/>
+          <w:szCs w:val="28"/>
+          <w:lang/>
+        </w:rPr>
+        <w:t xml:space="preserve">图5-15 修改密码界面</w:t>
+      </w:r>
+      <w:r>
+        <w:rPr>
+          <w:rFonts w:hint="eastAsia" w:ascii="黑体" w:hAnsi="黑体" w:eastAsia="黑体"/>
+          <w:sz w:val="21"/>
+        </w:rPr>
+      </w:r>
+      <w:r>
+        <w:rPr>
+          <w:rFonts w:ascii="黑体" w:hAnsi="黑体" w:eastAsia="黑体"/>
+          <w:sz w:val="21"/>
+        </w:rPr>
+      </w:r>
+    </w:p>
+    <w:p>
+      <w:pPr>
         <w:spacing w:line="240" w:lineRule="auto"/>
         <w:ind w:firstLine="480"/>
         <w:jc w:val="center"/>
@@ -11764,6 +12544,36 @@
     </w:p>
     <w:p>
       <w:pPr>
+        <w:ind w:firstLine="480"/>
+        <w:jc w:val="center"/>
+        <w:rPr>
+          <w:rFonts w:hint="eastAsia"/>
+        </w:rPr>
+      </w:pPr>
+      <w:r>
+        <w:rPr>
+          <w:rFonts w:hint="eastAsia" w:ascii="黑体" w:hAnsi="黑体" w:eastAsia="黑体"/>
+          <w:sz w:val="21"/>
+          <w:szCs w:val="28"/>
+          <w:lang/>
+        </w:rPr>
+        <w:t xml:space="preserve">图5-16 个人信息界面</w:t>
+      </w:r>
+      <w:r>
+        <w:rPr>
+          <w:rFonts w:hint="eastAsia" w:ascii="黑体" w:hAnsi="黑体" w:eastAsia="黑体"/>
+          <w:sz w:val="21"/>
+        </w:rPr>
+      </w:r>
+      <w:r>
+        <w:rPr>
+          <w:rFonts w:ascii="黑体" w:hAnsi="黑体" w:eastAsia="黑体"/>
+          <w:sz w:val="21"/>
+        </w:rPr>
+      </w:r>
+    </w:p>
+    <w:p>
+      <w:pPr>
         <w:pStyle w:val="6"/>
         <w:spacing w:before="163" w:after="163"/>
         <w:ind w:firstLine="480"/>
@@ -11871,6 +12681,36 @@
     </w:p>
     <w:p>
       <w:pPr>
+        <w:ind w:firstLine="480"/>
+        <w:jc w:val="center"/>
+        <w:rPr>
+          <w:rFonts w:hint="eastAsia"/>
+        </w:rPr>
+      </w:pPr>
+      <w:r>
+        <w:rPr>
+          <w:rFonts w:hint="eastAsia" w:ascii="黑体" w:hAnsi="黑体" w:eastAsia="黑体"/>
+          <w:sz w:val="21"/>
+          <w:szCs w:val="28"/>
+          <w:lang/>
+        </w:rPr>
+        <w:t xml:space="preserve">图5-17 房屋出售管理界面</w:t>
+      </w:r>
+      <w:r>
+        <w:rPr>
+          <w:rFonts w:hint="eastAsia" w:ascii="黑体" w:hAnsi="黑体" w:eastAsia="黑体"/>
+          <w:sz w:val="21"/>
+        </w:rPr>
+      </w:r>
+      <w:r>
+        <w:rPr>
+          <w:rFonts w:ascii="黑体" w:hAnsi="黑体" w:eastAsia="黑体"/>
+          <w:sz w:val="21"/>
+        </w:rPr>
+      </w:r>
+    </w:p>
+    <w:p>
+      <w:pPr>
         <w:spacing w:line="240" w:lineRule="auto"/>
         <w:ind w:firstLine="480"/>
         <w:jc w:val="center"/>
@@ -11932,6 +12772,36 @@
     </w:p>
     <w:p>
       <w:pPr>
+        <w:ind w:firstLine="480"/>
+        <w:jc w:val="center"/>
+        <w:rPr>
+          <w:rFonts w:hint="eastAsia"/>
+        </w:rPr>
+      </w:pPr>
+      <w:r>
+        <w:rPr>
+          <w:rFonts w:hint="eastAsia" w:ascii="黑体" w:hAnsi="黑体" w:eastAsia="黑体"/>
+          <w:sz w:val="21"/>
+          <w:szCs w:val="28"/>
+          <w:lang/>
+        </w:rPr>
+        <w:t xml:space="preserve">图5-18 房屋出售订单管理界面</w:t>
+      </w:r>
+      <w:r>
+        <w:rPr>
+          <w:rFonts w:hint="eastAsia" w:ascii="黑体" w:hAnsi="黑体" w:eastAsia="黑体"/>
+          <w:sz w:val="21"/>
+        </w:rPr>
+      </w:r>
+      <w:r>
+        <w:rPr>
+          <w:rFonts w:ascii="黑体" w:hAnsi="黑体" w:eastAsia="黑体"/>
+          <w:sz w:val="21"/>
+        </w:rPr>
+      </w:r>
+    </w:p>
+    <w:p>
+      <w:pPr>
         <w:pStyle w:val="6"/>
         <w:spacing w:before="163" w:after="163"/>
         <w:ind w:firstLine="480"/>
@@ -12039,6 +12909,36 @@
     </w:p>
     <w:p>
       <w:pPr>
+        <w:ind w:firstLine="480"/>
+        <w:jc w:val="center"/>
+        <w:rPr>
+          <w:rFonts w:hint="eastAsia"/>
+        </w:rPr>
+      </w:pPr>
+      <w:r>
+        <w:rPr>
+          <w:rFonts w:hint="eastAsia" w:ascii="黑体" w:hAnsi="黑体" w:eastAsia="黑体"/>
+          <w:sz w:val="21"/>
+          <w:szCs w:val="28"/>
+          <w:lang/>
+        </w:rPr>
+        <w:t xml:space="preserve">图5-19 房屋出租管理界面</w:t>
+      </w:r>
+      <w:r>
+        <w:rPr>
+          <w:rFonts w:hint="eastAsia" w:ascii="黑体" w:hAnsi="黑体" w:eastAsia="黑体"/>
+          <w:sz w:val="21"/>
+        </w:rPr>
+      </w:r>
+      <w:r>
+        <w:rPr>
+          <w:rFonts w:ascii="黑体" w:hAnsi="黑体" w:eastAsia="黑体"/>
+          <w:sz w:val="21"/>
+        </w:rPr>
+      </w:r>
+    </w:p>
+    <w:p>
+      <w:pPr>
         <w:spacing w:line="240" w:lineRule="auto"/>
         <w:ind w:firstLine="480"/>
         <w:jc w:val="center"/>
@@ -12100,6 +13000,36 @@
     </w:p>
     <w:p>
       <w:pPr>
+        <w:ind w:firstLine="480"/>
+        <w:jc w:val="center"/>
+        <w:rPr>
+          <w:rFonts w:hint="eastAsia"/>
+        </w:rPr>
+      </w:pPr>
+      <w:r>
+        <w:rPr>
+          <w:rFonts w:hint="eastAsia" w:ascii="黑体" w:hAnsi="黑体" w:eastAsia="黑体"/>
+          <w:sz w:val="21"/>
+          <w:szCs w:val="28"/>
+          <w:lang/>
+        </w:rPr>
+        <w:t xml:space="preserve">图5-20 房屋出租留言管理界面</w:t>
+      </w:r>
+      <w:r>
+        <w:rPr>
+          <w:rFonts w:hint="eastAsia" w:ascii="黑体" w:hAnsi="黑体" w:eastAsia="黑体"/>
+          <w:sz w:val="21"/>
+        </w:rPr>
+      </w:r>
+      <w:r>
+        <w:rPr>
+          <w:rFonts w:ascii="黑体" w:hAnsi="黑体" w:eastAsia="黑体"/>
+          <w:sz w:val="21"/>
+        </w:rPr>
+      </w:r>
+    </w:p>
+    <w:p>
+      <w:pPr>
         <w:spacing w:line="240" w:lineRule="auto"/>
         <w:ind w:firstLine="480"/>
         <w:jc w:val="center"/>
@@ -12161,6 +13091,36 @@
     </w:p>
     <w:p>
       <w:pPr>
+        <w:ind w:firstLine="480"/>
+        <w:jc w:val="center"/>
+        <w:rPr>
+          <w:rFonts w:hint="eastAsia"/>
+        </w:rPr>
+      </w:pPr>
+      <w:r>
+        <w:rPr>
+          <w:rFonts w:hint="eastAsia" w:ascii="黑体" w:hAnsi="黑体" w:eastAsia="黑体"/>
+          <w:sz w:val="21"/>
+          <w:szCs w:val="28"/>
+          <w:lang/>
+        </w:rPr>
+        <w:t xml:space="preserve">图5-21 房屋出租订单管理界面</w:t>
+      </w:r>
+      <w:r>
+        <w:rPr>
+          <w:rFonts w:hint="eastAsia" w:ascii="黑体" w:hAnsi="黑体" w:eastAsia="黑体"/>
+          <w:sz w:val="21"/>
+        </w:rPr>
+      </w:r>
+      <w:r>
+        <w:rPr>
+          <w:rFonts w:ascii="黑体" w:hAnsi="黑体" w:eastAsia="黑体"/>
+          <w:sz w:val="21"/>
+        </w:rPr>
+      </w:r>
+    </w:p>
+    <w:p>
+      <w:pPr>
         <w:spacing w:line="240" w:lineRule="auto"/>
         <w:ind w:firstLine="480"/>
         <w:jc w:val="center"/>
@@ -12222,6 +13182,36 @@
     </w:p>
     <w:p>
       <w:pPr>
+        <w:ind w:firstLine="480"/>
+        <w:jc w:val="center"/>
+        <w:rPr>
+          <w:rFonts w:hint="eastAsia"/>
+        </w:rPr>
+      </w:pPr>
+      <w:r>
+        <w:rPr>
+          <w:rFonts w:hint="eastAsia" w:ascii="黑体" w:hAnsi="黑体" w:eastAsia="黑体"/>
+          <w:sz w:val="21"/>
+          <w:szCs w:val="28"/>
+          <w:lang/>
+        </w:rPr>
+        <w:t xml:space="preserve">图5-22 公告管理界面</w:t>
+      </w:r>
+      <w:r>
+        <w:rPr>
+          <w:rFonts w:hint="eastAsia" w:ascii="黑体" w:hAnsi="黑体" w:eastAsia="黑体"/>
+          <w:sz w:val="21"/>
+        </w:rPr>
+      </w:r>
+      <w:r>
+        <w:rPr>
+          <w:rFonts w:ascii="黑体" w:hAnsi="黑体" w:eastAsia="黑体"/>
+          <w:sz w:val="21"/>
+        </w:rPr>
+      </w:r>
+    </w:p>
+    <w:p>
+      <w:pPr>
         <w:pStyle w:val="4"/>
         <w:pageBreakBefore/>
         <w:spacing w:before="326" w:after="326"/>
@@ -12392,6 +13382,36 @@
     </w:p>
     <w:p>
       <w:pPr>
+        <w:ind w:firstLine="480"/>
+        <w:jc w:val="center"/>
+        <w:rPr>
+          <w:rFonts w:hint="eastAsia"/>
+        </w:rPr>
+      </w:pPr>
+      <w:r>
+        <w:rPr>
+          <w:rFonts w:hint="eastAsia" w:ascii="黑体" w:hAnsi="黑体" w:eastAsia="黑体"/>
+          <w:sz w:val="21"/>
+          <w:szCs w:val="28"/>
+          <w:lang/>
+        </w:rPr>
+        <w:t xml:space="preserve">图6-1 测试流程图</w:t>
+      </w:r>
+      <w:r>
+        <w:rPr>
+          <w:rFonts w:hint="eastAsia" w:ascii="黑体" w:hAnsi="黑体" w:eastAsia="黑体"/>
+          <w:sz w:val="21"/>
+        </w:rPr>
+      </w:r>
+      <w:r>
+        <w:rPr>
+          <w:rFonts w:ascii="黑体" w:hAnsi="黑体" w:eastAsia="黑体"/>
+          <w:sz w:val="21"/>
+        </w:rPr>
+      </w:r>
+    </w:p>
+    <w:p>
+      <w:pPr>
         <w:pStyle w:val="5"/>
         <w:spacing w:before="326" w:after="326"/>
         <w:rPr>
@@ -13609,6 +14629,36 @@
     </w:p>
     <w:p>
       <w:pPr>
+        <w:ind w:firstLine="480"/>
+        <w:jc w:val="center"/>
+        <w:rPr>
+          <w:rFonts w:hint="eastAsia"/>
+        </w:rPr>
+      </w:pPr>
+      <w:r>
+        <w:rPr>
+          <w:rFonts w:hint="eastAsia" w:ascii="黑体" w:hAnsi="黑体" w:eastAsia="黑体"/>
+          <w:sz w:val="21"/>
+          <w:szCs w:val="28"/>
+          <w:lang/>
+        </w:rPr>
+        <w:t xml:space="preserve">图6-2 管理员登录界面</w:t>
+      </w:r>
+      <w:r>
+        <w:rPr>
+          <w:rFonts w:hint="eastAsia" w:ascii="黑体" w:hAnsi="黑体" w:eastAsia="黑体"/>
+          <w:sz w:val="21"/>
+        </w:rPr>
+      </w:r>
+      <w:r>
+        <w:rPr>
+          <w:rFonts w:ascii="黑体" w:hAnsi="黑体" w:eastAsia="黑体"/>
+          <w:sz w:val="21"/>
+        </w:rPr>
+      </w:r>
+    </w:p>
+    <w:p>
+      <w:pPr>
         <w:spacing w:line="240" w:lineRule="auto"/>
         <w:ind w:firstLine="480"/>
         <w:jc w:val="center"/>
@@ -13670,6 +14720,36 @@
     </w:p>
     <w:p>
       <w:pPr>
+        <w:ind w:firstLine="480"/>
+        <w:jc w:val="center"/>
+        <w:rPr>
+          <w:rFonts w:hint="eastAsia"/>
+        </w:rPr>
+      </w:pPr>
+      <w:r>
+        <w:rPr>
+          <w:rFonts w:hint="eastAsia" w:ascii="黑体" w:hAnsi="黑体" w:eastAsia="黑体"/>
+          <w:sz w:val="21"/>
+          <w:szCs w:val="28"/>
+          <w:lang/>
+        </w:rPr>
+        <w:t xml:space="preserve">图6-3 管理员登录成功界面</w:t>
+      </w:r>
+      <w:r>
+        <w:rPr>
+          <w:rFonts w:hint="eastAsia" w:ascii="黑体" w:hAnsi="黑体" w:eastAsia="黑体"/>
+          <w:sz w:val="21"/>
+        </w:rPr>
+      </w:r>
+      <w:r>
+        <w:rPr>
+          <w:rFonts w:ascii="黑体" w:hAnsi="黑体" w:eastAsia="黑体"/>
+          <w:sz w:val="21"/>
+        </w:rPr>
+      </w:r>
+    </w:p>
+    <w:p>
+      <w:pPr>
         <w:spacing w:line="240" w:lineRule="auto"/>
         <w:ind w:firstLine="480"/>
         <w:jc w:val="center"/>
@@ -13731,6 +14811,36 @@
     </w:p>
     <w:p>
       <w:pPr>
+        <w:ind w:firstLine="480"/>
+        <w:jc w:val="center"/>
+        <w:rPr>
+          <w:rFonts w:hint="eastAsia"/>
+        </w:rPr>
+      </w:pPr>
+      <w:r>
+        <w:rPr>
+          <w:rFonts w:hint="eastAsia" w:ascii="黑体" w:hAnsi="黑体" w:eastAsia="黑体"/>
+          <w:sz w:val="21"/>
+          <w:szCs w:val="28"/>
+          <w:lang/>
+        </w:rPr>
+        <w:t xml:space="preserve">图6-4 管理员登录成功后界面</w:t>
+      </w:r>
+      <w:r>
+        <w:rPr>
+          <w:rFonts w:hint="eastAsia" w:ascii="黑体" w:hAnsi="黑体" w:eastAsia="黑体"/>
+          <w:sz w:val="21"/>
+        </w:rPr>
+      </w:r>
+      <w:r>
+        <w:rPr>
+          <w:rFonts w:ascii="黑体" w:hAnsi="黑体" w:eastAsia="黑体"/>
+          <w:sz w:val="21"/>
+        </w:rPr>
+      </w:r>
+    </w:p>
+    <w:p>
+      <w:pPr>
         <w:pStyle w:val="6"/>
         <w:spacing w:before="163" w:after="163"/>
         <w:ind w:firstLine="480"/>
@@ -14195,6 +15305,36 @@
     </w:p>
     <w:p>
       <w:pPr>
+        <w:ind w:firstLine="480"/>
+        <w:jc w:val="center"/>
+        <w:rPr>
+          <w:rFonts w:hint="eastAsia"/>
+        </w:rPr>
+      </w:pPr>
+      <w:r>
+        <w:rPr>
+          <w:rFonts w:hint="eastAsia" w:ascii="黑体" w:hAnsi="黑体" w:eastAsia="黑体"/>
+          <w:sz w:val="21"/>
+          <w:szCs w:val="28"/>
+          <w:lang/>
+        </w:rPr>
+        <w:t xml:space="preserve">图6-5 房屋出售订单管理界面</w:t>
+      </w:r>
+      <w:r>
+        <w:rPr>
+          <w:rFonts w:hint="eastAsia" w:ascii="黑体" w:hAnsi="黑体" w:eastAsia="黑体"/>
+          <w:sz w:val="21"/>
+        </w:rPr>
+      </w:r>
+      <w:r>
+        <w:rPr>
+          <w:rFonts w:ascii="黑体" w:hAnsi="黑体" w:eastAsia="黑体"/>
+          <w:sz w:val="21"/>
+        </w:rPr>
+      </w:r>
+    </w:p>
+    <w:p>
+      <w:pPr>
         <w:spacing w:line="240" w:lineRule="auto"/>
         <w:ind w:firstLine="480"/>
         <w:jc w:val="center"/>
@@ -14256,6 +15396,36 @@
     </w:p>
     <w:p>
       <w:pPr>
+        <w:ind w:firstLine="480"/>
+        <w:jc w:val="center"/>
+        <w:rPr>
+          <w:rFonts w:hint="eastAsia"/>
+        </w:rPr>
+      </w:pPr>
+      <w:r>
+        <w:rPr>
+          <w:rFonts w:hint="eastAsia" w:ascii="黑体" w:hAnsi="黑体" w:eastAsia="黑体"/>
+          <w:sz w:val="21"/>
+          <w:szCs w:val="28"/>
+          <w:lang/>
+        </w:rPr>
+        <w:t xml:space="preserve">图6-6 房屋出售订单删除界面</w:t>
+      </w:r>
+      <w:r>
+        <w:rPr>
+          <w:rFonts w:hint="eastAsia" w:ascii="黑体" w:hAnsi="黑体" w:eastAsia="黑体"/>
+          <w:sz w:val="21"/>
+        </w:rPr>
+      </w:r>
+      <w:r>
+        <w:rPr>
+          <w:rFonts w:ascii="黑体" w:hAnsi="黑体" w:eastAsia="黑体"/>
+          <w:sz w:val="21"/>
+        </w:rPr>
+      </w:r>
+    </w:p>
+    <w:p>
+      <w:pPr>
         <w:spacing w:line="240" w:lineRule="auto"/>
         <w:ind w:firstLine="480"/>
         <w:jc w:val="center"/>
@@ -14317,6 +15487,36 @@
     </w:p>
     <w:p>
       <w:pPr>
+        <w:ind w:firstLine="480"/>
+        <w:jc w:val="center"/>
+        <w:rPr>
+          <w:rFonts w:hint="eastAsia"/>
+        </w:rPr>
+      </w:pPr>
+      <w:r>
+        <w:rPr>
+          <w:rFonts w:hint="eastAsia" w:ascii="黑体" w:hAnsi="黑体" w:eastAsia="黑体"/>
+          <w:sz w:val="21"/>
+          <w:szCs w:val="28"/>
+          <w:lang/>
+        </w:rPr>
+        <w:t xml:space="preserve">图6-7 房屋出售订单删除后界面</w:t>
+      </w:r>
+      <w:r>
+        <w:rPr>
+          <w:rFonts w:hint="eastAsia" w:ascii="黑体" w:hAnsi="黑体" w:eastAsia="黑体"/>
+          <w:sz w:val="21"/>
+        </w:rPr>
+      </w:r>
+      <w:r>
+        <w:rPr>
+          <w:rFonts w:ascii="黑体" w:hAnsi="黑体" w:eastAsia="黑体"/>
+          <w:sz w:val="21"/>
+        </w:rPr>
+      </w:r>
+    </w:p>
+    <w:p>
+      <w:pPr>
         <w:pStyle w:val="6"/>
         <w:spacing w:before="163" w:after="163"/>
         <w:ind w:firstLine="480"/>
@@ -14781,6 +15981,36 @@
     </w:p>
     <w:p>
       <w:pPr>
+        <w:ind w:firstLine="480"/>
+        <w:jc w:val="center"/>
+        <w:rPr>
+          <w:rFonts w:hint="eastAsia"/>
+        </w:rPr>
+      </w:pPr>
+      <w:r>
+        <w:rPr>
+          <w:rFonts w:hint="eastAsia" w:ascii="黑体" w:hAnsi="黑体" w:eastAsia="黑体"/>
+          <w:sz w:val="21"/>
+          <w:szCs w:val="28"/>
+          <w:lang/>
+        </w:rPr>
+        <w:t xml:space="preserve">图6-8 房屋出租订单管理界面</w:t>
+      </w:r>
+      <w:r>
+        <w:rPr>
+          <w:rFonts w:hint="eastAsia" w:ascii="黑体" w:hAnsi="黑体" w:eastAsia="黑体"/>
+          <w:sz w:val="21"/>
+        </w:rPr>
+      </w:r>
+      <w:r>
+        <w:rPr>
+          <w:rFonts w:ascii="黑体" w:hAnsi="黑体" w:eastAsia="黑体"/>
+          <w:sz w:val="21"/>
+        </w:rPr>
+      </w:r>
+    </w:p>
+    <w:p>
+      <w:pPr>
         <w:spacing w:line="240" w:lineRule="auto"/>
         <w:ind w:firstLine="480"/>
         <w:jc w:val="center"/>
@@ -14842,6 +16072,36 @@
     </w:p>
     <w:p>
       <w:pPr>
+        <w:ind w:firstLine="480"/>
+        <w:jc w:val="center"/>
+        <w:rPr>
+          <w:rFonts w:hint="eastAsia"/>
+        </w:rPr>
+      </w:pPr>
+      <w:r>
+        <w:rPr>
+          <w:rFonts w:hint="eastAsia" w:ascii="黑体" w:hAnsi="黑体" w:eastAsia="黑体"/>
+          <w:sz w:val="21"/>
+          <w:szCs w:val="28"/>
+          <w:lang/>
+        </w:rPr>
+        <w:t xml:space="preserve">图6-9 房屋出租退房界面</w:t>
+      </w:r>
+      <w:r>
+        <w:rPr>
+          <w:rFonts w:hint="eastAsia" w:ascii="黑体" w:hAnsi="黑体" w:eastAsia="黑体"/>
+          <w:sz w:val="21"/>
+        </w:rPr>
+      </w:r>
+      <w:r>
+        <w:rPr>
+          <w:rFonts w:ascii="黑体" w:hAnsi="黑体" w:eastAsia="黑体"/>
+          <w:sz w:val="21"/>
+        </w:rPr>
+      </w:r>
+    </w:p>
+    <w:p>
+      <w:pPr>
         <w:spacing w:line="240" w:lineRule="auto"/>
         <w:ind w:firstLine="480"/>
         <w:jc w:val="center"/>
@@ -14900,6 +16160,36 @@
         </w:rPr>
       </w:r>
       <w:r/>
+    </w:p>
+    <w:p>
+      <w:pPr>
+        <w:ind w:firstLine="480"/>
+        <w:jc w:val="center"/>
+        <w:rPr>
+          <w:rFonts w:hint="eastAsia"/>
+        </w:rPr>
+      </w:pPr>
+      <w:r>
+        <w:rPr>
+          <w:rFonts w:hint="eastAsia" w:ascii="黑体" w:hAnsi="黑体" w:eastAsia="黑体"/>
+          <w:sz w:val="21"/>
+          <w:szCs w:val="28"/>
+          <w:lang/>
+        </w:rPr>
+        <w:t xml:space="preserve">图6-10 房屋出租退房成功界面</w:t>
+      </w:r>
+      <w:r>
+        <w:rPr>
+          <w:rFonts w:hint="eastAsia" w:ascii="黑体" w:hAnsi="黑体" w:eastAsia="黑体"/>
+          <w:sz w:val="21"/>
+        </w:rPr>
+      </w:r>
+      <w:r>
+        <w:rPr>
+          <w:rFonts w:ascii="黑体" w:hAnsi="黑体" w:eastAsia="黑体"/>
+          <w:sz w:val="21"/>
+        </w:rPr>
+      </w:r>
     </w:p>
     <w:p>
       <w:pPr>

--- a/papers/chencai/output.docx
+++ b/papers/chencai/output.docx
@@ -7496,6 +7496,36 @@
     <w:p>
       <w:pPr>
         <w:ind w:firstLine="480"/>
+        <w:jc w:val="center"/>
+        <w:rPr>
+          <w:rFonts w:hint="eastAsia"/>
+        </w:rPr>
+      </w:pPr>
+      <w:r>
+        <w:rPr>
+          <w:rFonts w:hint="eastAsia" w:ascii="黑体" w:hAnsi="黑体" w:eastAsia="黑体"/>
+          <w:sz w:val="21"/>
+          <w:szCs w:val="28"/>
+          <w:lang/>
+        </w:rPr>
+        <w:t xml:space="preserve">表4-1 admin管理员信息表</w:t>
+      </w:r>
+      <w:r>
+        <w:rPr>
+          <w:rFonts w:hint="eastAsia" w:ascii="黑体" w:hAnsi="黑体" w:eastAsia="黑体"/>
+          <w:sz w:val="21"/>
+        </w:rPr>
+      </w:r>
+      <w:r>
+        <w:rPr>
+          <w:rFonts w:ascii="黑体" w:hAnsi="黑体" w:eastAsia="黑体"/>
+          <w:sz w:val="21"/>
+        </w:rPr>
+      </w:r>
+    </w:p>
+    <w:p>
+      <w:pPr>
+        <w:ind w:firstLine="480"/>
         <w:rPr>
           <w:rFonts w:hint="eastAsia"/>
         </w:rPr>
@@ -8263,6 +8293,36 @@
     <w:p>
       <w:pPr>
         <w:ind w:firstLine="480"/>
+        <w:jc w:val="center"/>
+        <w:rPr>
+          <w:rFonts w:hint="eastAsia"/>
+        </w:rPr>
+      </w:pPr>
+      <w:r>
+        <w:rPr>
+          <w:rFonts w:hint="eastAsia" w:ascii="黑体" w:hAnsi="黑体" w:eastAsia="黑体"/>
+          <w:sz w:val="21"/>
+          <w:szCs w:val="28"/>
+          <w:lang/>
+        </w:rPr>
+        <w:t xml:space="preserve">表4-2 member用户信息表</w:t>
+      </w:r>
+      <w:r>
+        <w:rPr>
+          <w:rFonts w:hint="eastAsia" w:ascii="黑体" w:hAnsi="黑体" w:eastAsia="黑体"/>
+          <w:sz w:val="21"/>
+        </w:rPr>
+      </w:r>
+      <w:r>
+        <w:rPr>
+          <w:rFonts w:ascii="黑体" w:hAnsi="黑体" w:eastAsia="黑体"/>
+          <w:sz w:val="21"/>
+        </w:rPr>
+      </w:r>
+    </w:p>
+    <w:p>
+      <w:pPr>
+        <w:ind w:firstLine="480"/>
         <w:rPr>
           <w:rFonts w:hint="eastAsia"/>
         </w:rPr>
@@ -9102,6 +9162,36 @@
     <w:p>
       <w:pPr>
         <w:ind w:firstLine="480"/>
+        <w:jc w:val="center"/>
+        <w:rPr>
+          <w:rFonts w:hint="eastAsia"/>
+        </w:rPr>
+      </w:pPr>
+      <w:r>
+        <w:rPr>
+          <w:rFonts w:hint="eastAsia" w:ascii="黑体" w:hAnsi="黑体" w:eastAsia="黑体"/>
+          <w:sz w:val="21"/>
+          <w:szCs w:val="28"/>
+          <w:lang/>
+        </w:rPr>
+        <w:t xml:space="preserve">表4-3 fw房屋信息表</w:t>
+      </w:r>
+      <w:r>
+        <w:rPr>
+          <w:rFonts w:hint="eastAsia" w:ascii="黑体" w:hAnsi="黑体" w:eastAsia="黑体"/>
+          <w:sz w:val="21"/>
+        </w:rPr>
+      </w:r>
+      <w:r>
+        <w:rPr>
+          <w:rFonts w:ascii="黑体" w:hAnsi="黑体" w:eastAsia="黑体"/>
+          <w:sz w:val="21"/>
+        </w:rPr>
+      </w:r>
+    </w:p>
+    <w:p>
+      <w:pPr>
+        <w:ind w:firstLine="480"/>
         <w:rPr>
           <w:rFonts w:hint="eastAsia"/>
         </w:rPr>
@@ -10082,6 +10172,36 @@
         </w:tc>
       </w:tr>
     </w:tbl>
+    <w:p>
+      <w:pPr>
+        <w:ind w:firstLine="480"/>
+        <w:jc w:val="center"/>
+        <w:rPr>
+          <w:rFonts w:hint="eastAsia"/>
+        </w:rPr>
+      </w:pPr>
+      <w:r>
+        <w:rPr>
+          <w:rFonts w:hint="eastAsia" w:ascii="黑体" w:hAnsi="黑体" w:eastAsia="黑体"/>
+          <w:sz w:val="21"/>
+          <w:szCs w:val="28"/>
+          <w:lang/>
+        </w:rPr>
+        <w:t xml:space="preserve">表4-4 dd订单信息表</w:t>
+      </w:r>
+      <w:r>
+        <w:rPr>
+          <w:rFonts w:hint="eastAsia" w:ascii="黑体" w:hAnsi="黑体" w:eastAsia="黑体"/>
+          <w:sz w:val="21"/>
+        </w:rPr>
+      </w:r>
+      <w:r>
+        <w:rPr>
+          <w:rFonts w:ascii="黑体" w:hAnsi="黑体" w:eastAsia="黑体"/>
+          <w:sz w:val="21"/>
+        </w:rPr>
+      </w:r>
+    </w:p>
     <w:p>
       <w:pPr>
         <w:ind w:firstLine="480"/>
@@ -13515,6 +13635,36 @@
     <w:p>
       <w:pPr>
         <w:ind w:firstLine="480"/>
+        <w:jc w:val="center"/>
+        <w:rPr>
+          <w:rFonts w:hint="eastAsia"/>
+        </w:rPr>
+      </w:pPr>
+      <w:r>
+        <w:rPr>
+          <w:rFonts w:hint="eastAsia" w:ascii="黑体" w:hAnsi="黑体" w:eastAsia="黑体"/>
+          <w:sz w:val="21"/>
+          <w:szCs w:val="28"/>
+          <w:lang/>
+        </w:rPr>
+        <w:t xml:space="preserve">表6-1 系统测试环境配置表</w:t>
+      </w:r>
+      <w:r>
+        <w:rPr>
+          <w:rFonts w:hint="eastAsia" w:ascii="黑体" w:hAnsi="黑体" w:eastAsia="黑体"/>
+          <w:sz w:val="21"/>
+        </w:rPr>
+      </w:r>
+      <w:r>
+        <w:rPr>
+          <w:rFonts w:ascii="黑体" w:hAnsi="黑体" w:eastAsia="黑体"/>
+          <w:sz w:val="21"/>
+        </w:rPr>
+      </w:r>
+    </w:p>
+    <w:p>
+      <w:pPr>
+        <w:ind w:firstLine="480"/>
         <w:rPr>
           <w:rFonts w:hint="eastAsia"/>
         </w:rPr>
@@ -14208,6 +14358,36 @@
         </w:rPr>
       </w:r>
       <w:r/>
+    </w:p>
+    <w:p>
+      <w:pPr>
+        <w:ind w:firstLine="480"/>
+        <w:jc w:val="center"/>
+        <w:rPr>
+          <w:rFonts w:hint="eastAsia"/>
+        </w:rPr>
+      </w:pPr>
+      <w:r>
+        <w:rPr>
+          <w:rFonts w:hint="eastAsia" w:ascii="黑体" w:hAnsi="黑体" w:eastAsia="黑体"/>
+          <w:sz w:val="21"/>
+          <w:szCs w:val="28"/>
+          <w:lang/>
+        </w:rPr>
+        <w:t xml:space="preserve">表6-2 管理员登录测试表</w:t>
+      </w:r>
+      <w:r>
+        <w:rPr>
+          <w:rFonts w:hint="eastAsia" w:ascii="黑体" w:hAnsi="黑体" w:eastAsia="黑体"/>
+          <w:sz w:val="21"/>
+        </w:rPr>
+      </w:r>
+      <w:r>
+        <w:rPr>
+          <w:rFonts w:ascii="黑体" w:hAnsi="黑体" w:eastAsia="黑体"/>
+          <w:sz w:val="21"/>
+        </w:rPr>
+      </w:r>
     </w:p>
     <w:p>
       <w:pPr>
@@ -14888,6 +15068,36 @@
     <w:p>
       <w:pPr>
         <w:ind w:firstLine="480"/>
+        <w:jc w:val="center"/>
+        <w:rPr>
+          <w:rFonts w:hint="eastAsia"/>
+        </w:rPr>
+      </w:pPr>
+      <w:r>
+        <w:rPr>
+          <w:rFonts w:hint="eastAsia" w:ascii="黑体" w:hAnsi="黑体" w:eastAsia="黑体"/>
+          <w:sz w:val="21"/>
+          <w:szCs w:val="28"/>
+          <w:lang/>
+        </w:rPr>
+        <w:t xml:space="preserve">表6-3 房屋出售管理测试表</w:t>
+      </w:r>
+      <w:r>
+        <w:rPr>
+          <w:rFonts w:hint="eastAsia" w:ascii="黑体" w:hAnsi="黑体" w:eastAsia="黑体"/>
+          <w:sz w:val="21"/>
+        </w:rPr>
+      </w:r>
+      <w:r>
+        <w:rPr>
+          <w:rFonts w:ascii="黑体" w:hAnsi="黑体" w:eastAsia="黑体"/>
+          <w:sz w:val="21"/>
+        </w:rPr>
+      </w:r>
+    </w:p>
+    <w:p>
+      <w:pPr>
+        <w:ind w:firstLine="480"/>
         <w:rPr>
           <w:rFonts w:hint="eastAsia"/>
         </w:rPr>
@@ -15560,6 +15770,36 @@
         </w:rPr>
       </w:r>
       <w:r/>
+    </w:p>
+    <w:p>
+      <w:pPr>
+        <w:ind w:firstLine="480"/>
+        <w:jc w:val="center"/>
+        <w:rPr>
+          <w:rFonts w:hint="eastAsia"/>
+        </w:rPr>
+      </w:pPr>
+      <w:r>
+        <w:rPr>
+          <w:rFonts w:hint="eastAsia" w:ascii="黑体" w:hAnsi="黑体" w:eastAsia="黑体"/>
+          <w:sz w:val="21"/>
+          <w:szCs w:val="28"/>
+          <w:lang/>
+        </w:rPr>
+        <w:t xml:space="preserve">表6-4 房屋出租管理测试表</w:t>
+      </w:r>
+      <w:r>
+        <w:rPr>
+          <w:rFonts w:hint="eastAsia" w:ascii="黑体" w:hAnsi="黑体" w:eastAsia="黑体"/>
+          <w:sz w:val="21"/>
+        </w:rPr>
+      </w:r>
+      <w:r>
+        <w:rPr>
+          <w:rFonts w:ascii="黑体" w:hAnsi="黑体" w:eastAsia="黑体"/>
+          <w:sz w:val="21"/>
+        </w:rPr>
+      </w:r>
     </w:p>
     <w:p>
       <w:pPr>

--- a/papers/chencai/output.docx
+++ b/papers/chencai/output.docx
@@ -6093,443 +6093,6 @@
     </w:p>
     <w:p>
       <w:pPr>
-        <w:pStyle w:val="6"/>
-        <w:spacing w:before="163" w:after="163"/>
-        <w:ind w:firstLine="480"/>
-        <w:rPr>
-          <w:rFonts w:hint="eastAsia"/>
-        </w:rPr>
-      </w:pPr>
-      <w:bookmarkStart w:id="12" w:name="_Toc419571862"/>
-      <w:bookmarkStart w:id="13" w:name="_Toc419471756"/>
-      <w:bookmarkStart w:id="14" w:name="_Toc419472405"/>
-      <w:bookmarkStart w:id="15" w:name="_Toc419471632"/>
-      <w:r>
-        <w:rPr>
-          <w:rFonts w:hint="eastAsia"/>
-        </w:rPr>
-        <w:t xml:space="preserve">3.3.2 房屋信息浏览流程</w:t>
-      </w:r>
-      <w:bookmarkEnd w:id="12"/>
-      <w:bookmarkEnd w:id="13"/>
-      <w:bookmarkEnd w:id="14"/>
-      <w:bookmarkEnd w:id="15"/>
-    </w:p>
-    <w:p>
-      <w:pPr>
-        <w:ind w:firstLine="480"/>
-        <w:rPr>
-          <w:rFonts w:hint="eastAsia"/>
-        </w:rPr>
-      </w:pPr>
-      <w:r>
-        <w:rPr>
-          <w:rFonts w:hint="eastAsia"/>
-          <w:szCs w:val="28"/>
-          <w:lang/>
-        </w:rPr>
-        <w:t xml:space="preserve">用户进入系统后，可以通过房屋信息模块浏览房屋出售或出租信息。系统根据用户选择展示对应房屋列表，用户可查看房屋名称、价格、户型、位置等详细信息。在浏览过程中，用户可根据需求筛选或查询相关房源，提高信息获取效率。</w:t>
-      </w:r>
-      <w:r>
-        <w:rPr>
-          <w:rFonts w:hint="eastAsia"/>
-        </w:rPr>
-      </w:r>
-      <w:r/>
-    </w:p>
-    <w:p>
-      <w:pPr>
-        <w:ind w:firstLine="480"/>
-        <w:rPr>
-          <w:rFonts w:hint="eastAsia"/>
-        </w:rPr>
-      </w:pPr>
-      <w:r>
-        <w:rPr>
-          <w:rFonts w:hint="eastAsia"/>
-          <w:szCs w:val="28"/>
-          <w:lang/>
-        </w:rPr>
-        <w:t xml:space="preserve">注：房屋信息浏览流程图（图3-4）待补充。</w:t>
-      </w:r>
-      <w:r>
-        <w:rPr>
-          <w:rFonts w:hint="eastAsia"/>
-        </w:rPr>
-      </w:r>
-      <w:r/>
-    </w:p>
-    <w:p>
-      <w:pPr>
-        <w:pStyle w:val="6"/>
-        <w:spacing w:before="163" w:after="163"/>
-        <w:ind w:firstLine="480"/>
-        <w:rPr>
-          <w:rFonts w:hint="eastAsia"/>
-        </w:rPr>
-      </w:pPr>
-      <w:bookmarkStart w:id="12" w:name="_Toc419571862"/>
-      <w:bookmarkStart w:id="13" w:name="_Toc419471756"/>
-      <w:bookmarkStart w:id="14" w:name="_Toc419472405"/>
-      <w:bookmarkStart w:id="15" w:name="_Toc419471632"/>
-      <w:r>
-        <w:rPr>
-          <w:rFonts w:hint="eastAsia"/>
-        </w:rPr>
-        <w:t xml:space="preserve">3.3.3 房屋租售业务流程</w:t>
-      </w:r>
-      <w:bookmarkEnd w:id="12"/>
-      <w:bookmarkEnd w:id="13"/>
-      <w:bookmarkEnd w:id="14"/>
-      <w:bookmarkEnd w:id="15"/>
-    </w:p>
-    <w:p>
-      <w:pPr>
-        <w:ind w:firstLine="480"/>
-        <w:rPr>
-          <w:rFonts w:hint="eastAsia"/>
-        </w:rPr>
-      </w:pPr>
-      <w:r>
-        <w:rPr>
-          <w:rFonts w:hint="eastAsia"/>
-          <w:szCs w:val="28"/>
-          <w:lang/>
-        </w:rPr>
-        <w:t xml:space="preserve">在完成房屋信息浏览后，用户可根据自身需求选择具体房屋进行租赁或购买操作。用户进入房屋详情页面后，确认房屋信息无误，可提交租赁或购买请求，系统记录相关订单信息并更新房屋状态。管理员可对相关订单进行管理与处理，确保业务流程顺利完成。</w:t>
-      </w:r>
-      <w:r>
-        <w:rPr>
-          <w:rFonts w:hint="eastAsia"/>
-        </w:rPr>
-      </w:r>
-      <w:r/>
-    </w:p>
-    <w:p>
-      <w:pPr>
-        <w:ind w:firstLine="480"/>
-        <w:rPr>
-          <w:rFonts w:hint="eastAsia"/>
-        </w:rPr>
-      </w:pPr>
-      <w:r>
-        <w:rPr>
-          <w:rFonts w:hint="eastAsia"/>
-          <w:szCs w:val="28"/>
-          <w:lang/>
-        </w:rPr>
-        <w:t xml:space="preserve">注：房屋租售业务流程图（图3-5）待补充。</w:t>
-      </w:r>
-      <w:r>
-        <w:rPr>
-          <w:rFonts w:hint="eastAsia"/>
-        </w:rPr>
-      </w:r>
-      <w:r/>
-    </w:p>
-    <w:p>
-      <w:pPr>
-        <w:pStyle w:val="6"/>
-        <w:spacing w:before="163" w:after="163"/>
-        <w:ind w:firstLine="480"/>
-        <w:rPr>
-          <w:rFonts w:hint="eastAsia"/>
-        </w:rPr>
-      </w:pPr>
-      <w:bookmarkStart w:id="12" w:name="_Toc419571862"/>
-      <w:bookmarkStart w:id="13" w:name="_Toc419471756"/>
-      <w:bookmarkStart w:id="14" w:name="_Toc419472405"/>
-      <w:bookmarkStart w:id="15" w:name="_Toc419471632"/>
-      <w:r>
-        <w:rPr>
-          <w:rFonts w:hint="eastAsia"/>
-        </w:rPr>
-        <w:t xml:space="preserve">3.3.4 管理员管理流程</w:t>
-      </w:r>
-      <w:bookmarkEnd w:id="12"/>
-      <w:bookmarkEnd w:id="13"/>
-      <w:bookmarkEnd w:id="14"/>
-      <w:bookmarkEnd w:id="15"/>
-    </w:p>
-    <w:p>
-      <w:pPr>
-        <w:ind w:firstLine="480"/>
-        <w:rPr>
-          <w:rFonts w:hint="eastAsia"/>
-        </w:rPr>
-      </w:pPr>
-      <w:r>
-        <w:rPr>
-          <w:rFonts w:hint="eastAsia"/>
-          <w:szCs w:val="28"/>
-          <w:lang/>
-        </w:rPr>
-        <w:t xml:space="preserve">管理员登录系统后，可以进入后台管理界面，对系统数据进行统一管理。管理员可对用户信息、房屋信息、公告信息等进行维护，同时对房屋租售订单进行管理与审核。通过后台管理操作，实现系统数据的规范化管理与业务流程的有效控制。</w:t>
-      </w:r>
-      <w:r>
-        <w:rPr>
-          <w:rFonts w:hint="eastAsia"/>
-        </w:rPr>
-      </w:r>
-      <w:r/>
-    </w:p>
-    <w:p>
-      <w:pPr>
-        <w:ind w:firstLine="480"/>
-        <w:rPr>
-          <w:rFonts w:hint="eastAsia"/>
-        </w:rPr>
-      </w:pPr>
-      <w:r>
-        <w:rPr>
-          <w:rFonts w:hint="eastAsia"/>
-          <w:szCs w:val="28"/>
-          <w:lang/>
-        </w:rPr>
-        <w:t xml:space="preserve">注：管理员管理流程图（图3-6）待补充。</w:t>
-      </w:r>
-      <w:r>
-        <w:rPr>
-          <w:rFonts w:hint="eastAsia"/>
-        </w:rPr>
-      </w:r>
-      <w:r/>
-    </w:p>
-    <w:p>
-      <w:pPr>
-        <w:pStyle w:val="4"/>
-        <w:pageBreakBefore/>
-        <w:spacing w:before="326" w:after="326"/>
-        <w:rPr>
-          <w:rFonts w:hint="eastAsia"/>
-        </w:rPr>
-      </w:pPr>
-      <w:r>
-        <w:rPr>
-          <w:rFonts w:hint="eastAsia"/>
-        </w:rPr>
-        <w:t xml:space="preserve">系统设计</w:t>
-      </w:r>
-      <w:bookmarkStart w:id="0" w:name="_Toc419472402"/>
-      <w:bookmarkStart w:id="1" w:name="_Toc419471753"/>
-      <w:bookmarkStart w:id="2" w:name="_Toc419471629"/>
-      <w:bookmarkStart w:id="3" w:name="_Toc419571859"/>
-      <w:r>
-        <w:rPr>
-          <w:rFonts w:hint="eastAsia"/>
-        </w:rPr>
-      </w:r>
-      <w:bookmarkEnd w:id="0"/>
-      <w:bookmarkEnd w:id="1"/>
-      <w:bookmarkEnd w:id="2"/>
-      <w:bookmarkEnd w:id="3"/>
-    </w:p>
-    <w:p>
-      <w:pPr>
-        <w:pStyle w:val="5"/>
-        <w:spacing w:before="326" w:after="326"/>
-        <w:rPr>
-          <w:rFonts w:hint="eastAsia"/>
-          <w:szCs w:val="28"/>
-        </w:rPr>
-      </w:pPr>
-      <w:bookmarkStart w:id="4" w:name="_Toc419571860"/>
-      <w:bookmarkStart w:id="5" w:name="_Toc419471754"/>
-      <w:bookmarkStart w:id="6" w:name="_Toc419471630"/>
-      <w:bookmarkStart w:id="7" w:name="_Toc419472403"/>
-      <w:r>
-        <w:rPr>
-          <w:rFonts w:hint="eastAsia"/>
-          <w:szCs w:val="28"/>
-        </w:rPr>
-        <w:t xml:space="preserve">4.1 系统架构设计</w:t>
-      </w:r>
-      <w:r>
-        <w:rPr>
-          <w:szCs w:val="28"/>
-        </w:rPr>
-      </w:r>
-      <w:r>
-        <w:rPr>
-          <w:rFonts w:hint="eastAsia"/>
-          <w:szCs w:val="28"/>
-        </w:rPr>
-      </w:r>
-      <w:bookmarkEnd w:id="4"/>
-      <w:bookmarkEnd w:id="5"/>
-      <w:bookmarkEnd w:id="6"/>
-      <w:bookmarkEnd w:id="7"/>
-    </w:p>
-    <w:p>
-      <w:pPr>
-        <w:ind w:firstLine="480"/>
-        <w:rPr>
-          <w:rFonts w:hint="eastAsia"/>
-        </w:rPr>
-      </w:pPr>
-      <w:r>
-        <w:rPr>
-          <w:rFonts w:hint="eastAsia"/>
-          <w:szCs w:val="28"/>
-          <w:lang/>
-        </w:rPr>
-        <w:t xml:space="preserve">本系统采用B/S（Browser/Server）架构模式进行整体设计，系统架构自下而上可划分为数据层、持久层、业务逻辑层、控制层和表现层五个层次，各层之间职责明确、松耦合协作，共同支撑系统的稳定运行。</w:t>
-      </w:r>
-      <w:r>
-        <w:rPr>
-          <w:rFonts w:hint="eastAsia"/>
-        </w:rPr>
-      </w:r>
-      <w:r/>
-    </w:p>
-    <w:p>
-      <w:pPr>
-        <w:ind w:firstLine="480"/>
-        <w:rPr>
-          <w:rFonts w:hint="eastAsia"/>
-        </w:rPr>
-      </w:pPr>
-      <w:r>
-        <w:rPr>
-          <w:rFonts w:hint="eastAsia"/>
-          <w:szCs w:val="28"/>
-          <w:lang/>
-        </w:rPr>
-        <w:t xml:space="preserve">数据层以MySQL关系型数据库为核心，负责系统所有业务数据的持久化存储与管理，包括用户信息、房屋信息、订单信息、公告信息等核心数据表的存储与维护。持久层采用MyBatis框架实现对象关系映射，通过Mapper接口与XML配置文件完成Java实体对象与数据库表之间的映射，简化了数据库访问操作，提高了数据操作的规范性与效率。业务逻辑层由Spring框架进行统一管理，负责系统核心业务规则的实现与处理，包括用户身份验证、房屋信息管理、订单处理等业务逻辑，同时通过依赖注入机制实现各组件之间的松耦合。控制层采用SpringMVC框架，负责接收浏览器端发送的HTTP请求，进行请求分发与参数解析，将请求转发至对应的业务处理方法，并将处理结果返回前端页面。表现层基于JSP技术实现动态页面渲染，通过浏览器向用户提供可视化的操作界面，实现系统与用户之间的交互。</w:t>
-      </w:r>
-      <w:r>
-        <w:rPr>
-          <w:rFonts w:hint="eastAsia"/>
-        </w:rPr>
-      </w:r>
-      <w:r/>
-    </w:p>
-    <w:p>
-      <w:pPr>
-        <w:ind w:firstLine="480"/>
-        <w:rPr>
-          <w:rFonts w:hint="eastAsia"/>
-        </w:rPr>
-      </w:pPr>
-      <w:r>
-        <w:rPr>
-          <w:rFonts w:hint="eastAsia"/>
-          <w:szCs w:val="28"/>
-          <w:lang/>
-        </w:rPr>
-        <w:t xml:space="preserve">系统整体部署于Tomcat应用服务器之上，用户通过浏览器即可访问系统，无需安装额外客户端软件。这种分层架构设计不仅使系统各层职责清晰、便于独立开发与维护，还具有良好的可扩展性，为系统后续功能升级与优化奠定了坚实基础。</w:t>
-      </w:r>
-      <w:r>
-        <w:rPr>
-          <w:rFonts w:hint="eastAsia"/>
-        </w:rPr>
-      </w:r>
-      <w:r/>
-    </w:p>
-    <w:p>
-      <w:pPr>
-        <w:ind w:firstLine="480"/>
-        <w:rPr>
-          <w:rFonts w:hint="eastAsia"/>
-        </w:rPr>
-      </w:pPr>
-      <w:r>
-        <w:rPr>
-          <w:rFonts w:hint="eastAsia"/>
-          <w:szCs w:val="28"/>
-          <w:lang/>
-        </w:rPr>
-        <w:t xml:space="preserve">注：系统分层架构图待补充绘制。</w:t>
-      </w:r>
-      <w:r>
-        <w:rPr>
-          <w:rFonts w:hint="eastAsia"/>
-        </w:rPr>
-      </w:r>
-      <w:r/>
-    </w:p>
-    <w:p>
-      <w:pPr>
-        <w:pStyle w:val="5"/>
-        <w:spacing w:before="326" w:after="326"/>
-        <w:rPr>
-          <w:rFonts w:hint="eastAsia"/>
-          <w:szCs w:val="28"/>
-        </w:rPr>
-      </w:pPr>
-      <w:bookmarkStart w:id="4" w:name="_Toc419571860"/>
-      <w:bookmarkStart w:id="5" w:name="_Toc419471754"/>
-      <w:bookmarkStart w:id="6" w:name="_Toc419471630"/>
-      <w:bookmarkStart w:id="7" w:name="_Toc419472403"/>
-      <w:r>
-        <w:rPr>
-          <w:rFonts w:hint="eastAsia"/>
-          <w:szCs w:val="28"/>
-        </w:rPr>
-        <w:t xml:space="preserve">4.2 功能模块设计</w:t>
-      </w:r>
-      <w:r>
-        <w:rPr>
-          <w:szCs w:val="28"/>
-        </w:rPr>
-      </w:r>
-      <w:r>
-        <w:rPr>
-          <w:rFonts w:hint="eastAsia"/>
-          <w:szCs w:val="28"/>
-        </w:rPr>
-      </w:r>
-      <w:bookmarkEnd w:id="4"/>
-      <w:bookmarkEnd w:id="5"/>
-      <w:bookmarkEnd w:id="6"/>
-      <w:bookmarkEnd w:id="7"/>
-    </w:p>
-    <w:p>
-      <w:pPr>
-        <w:ind w:firstLine="480"/>
-        <w:rPr>
-          <w:rFonts w:hint="eastAsia"/>
-        </w:rPr>
-      </w:pPr>
-      <w:r>
-        <w:rPr>
-          <w:rFonts w:hint="eastAsia"/>
-          <w:szCs w:val="28"/>
-          <w:lang/>
-        </w:rPr>
-        <w:t xml:space="preserve">在系统架构设计的基础上，本节对系统的功能模块进行详细划分与设计。本系统主要采用Java语言进行功能编码，利用MySQL数据库进行数据管理，结合JSP技术设计简洁友好的用户界面，并基于SSM框架在IntelliJ IDEA开发环境中完成系统开发，通过Tomcat服务器完成系统部署与运行。</w:t>
-      </w:r>
-      <w:r>
-        <w:rPr>
-          <w:rFonts w:hint="eastAsia"/>
-        </w:rPr>
-      </w:r>
-      <w:r/>
-    </w:p>
-    <w:p>
-      <w:pPr>
-        <w:ind w:firstLine="480"/>
-        <w:rPr>
-          <w:rFonts w:hint="eastAsia"/>
-        </w:rPr>
-      </w:pPr>
-      <w:r>
-        <w:rPr>
-          <w:rFonts w:hint="eastAsia"/>
-          <w:szCs w:val="28"/>
-          <w:lang/>
-        </w:rPr>
-        <w:t xml:space="preserve">本系统的使用角色分为管理员和用户两类。管理员具有系统后台管理权限，可执行用户管理、房屋出售管理、房屋出租管理、订单管理、公告管理、轮播图管理等操作；用户具有前台浏览与业务操作权限，可执行房屋信息浏览、房屋租赁与购买、个人信息管理、公告查看等操作。系统总体功能设计图如图4-1所示。</w:t>
-      </w:r>
-      <w:r>
-        <w:rPr>
-          <w:rFonts w:hint="eastAsia"/>
-        </w:rPr>
-      </w:r>
-      <w:r/>
-    </w:p>
-    <w:p>
-      <w:pPr>
         <w:spacing w:line="240" w:lineRule="auto"/>
         <w:ind w:firstLine="480"/>
         <w:jc w:val="center"/>
@@ -6548,7 +6111,7 @@
       <w:r>
         <w:drawing>
           <wp:inline xmlns:a="http://schemas.openxmlformats.org/drawingml/2006/main" xmlns:pic="http://schemas.openxmlformats.org/drawingml/2006/picture">
-            <wp:extent cx="4680000" cy="2715766"/>
+            <wp:extent cx="4680000" cy="4078285"/>
             <wp:docPr id="1004" name="Picture 89"/>
             <wp:cNvGraphicFramePr>
               <a:graphicFrameLocks noChangeAspect="1"/>
@@ -6557,7 +6120,7 @@
               <a:graphicData uri="http://schemas.openxmlformats.org/drawingml/2006/picture">
                 <pic:pic>
                   <pic:nvPicPr>
-                    <pic:cNvPr id="0" name="image4.png"/>
+                    <pic:cNvPr id="0" name="chencai-login-flow.png"/>
                     <pic:cNvPicPr/>
                   </pic:nvPicPr>
                   <pic:blipFill>
@@ -6569,7 +6132,7 @@
                   <pic:spPr>
                     <a:xfrm>
                       <a:off x="0" y="0"/>
-                      <a:ext cx="4680000" cy="2715766"/>
+                      <a:ext cx="4680000" cy="4078285"/>
                     </a:xfrm>
                     <a:prstGeom prst="rect"/>
                   </pic:spPr>
@@ -6604,7 +6167,7 @@
           <w:szCs w:val="28"/>
           <w:lang/>
         </w:rPr>
-        <w:t xml:space="preserve">图4-1 系统总体功能设计图</w:t>
+        <w:t xml:space="preserve">图3-3 用户登录流程图</w:t>
       </w:r>
       <w:r>
         <w:rPr>
@@ -6621,39 +6184,27 @@
     </w:p>
     <w:p>
       <w:pPr>
-        <w:pStyle w:val="5"/>
-        <w:spacing w:before="326" w:after="326"/>
-        <w:rPr>
-          <w:rFonts w:hint="eastAsia"/>
-          <w:szCs w:val="28"/>
-        </w:rPr>
-      </w:pPr>
-      <w:bookmarkStart w:id="4" w:name="_Toc419571860"/>
-      <w:bookmarkStart w:id="5" w:name="_Toc419471754"/>
-      <w:bookmarkStart w:id="6" w:name="_Toc419471630"/>
-      <w:bookmarkStart w:id="7" w:name="_Toc419472403"/>
-      <w:r>
-        <w:rPr>
-          <w:rFonts w:hint="eastAsia"/>
-          <w:szCs w:val="28"/>
-        </w:rPr>
-        <w:t xml:space="preserve">4.3 数据库设计</w:t>
-      </w:r>
-      <w:r>
-        <w:rPr>
-          <w:szCs w:val="28"/>
-        </w:rPr>
-      </w:r>
-      <w:r>
-        <w:rPr>
-          <w:rFonts w:hint="eastAsia"/>
-          <w:szCs w:val="28"/>
-        </w:rPr>
-      </w:r>
-      <w:bookmarkEnd w:id="4"/>
-      <w:bookmarkEnd w:id="5"/>
-      <w:bookmarkEnd w:id="6"/>
-      <w:bookmarkEnd w:id="7"/>
+        <w:pStyle w:val="6"/>
+        <w:spacing w:before="163" w:after="163"/>
+        <w:ind w:firstLine="480"/>
+        <w:rPr>
+          <w:rFonts w:hint="eastAsia"/>
+        </w:rPr>
+      </w:pPr>
+      <w:bookmarkStart w:id="12" w:name="_Toc419571862"/>
+      <w:bookmarkStart w:id="13" w:name="_Toc419471756"/>
+      <w:bookmarkStart w:id="14" w:name="_Toc419472405"/>
+      <w:bookmarkStart w:id="15" w:name="_Toc419471632"/>
+      <w:r>
+        <w:rPr>
+          <w:rFonts w:hint="eastAsia"/>
+        </w:rPr>
+        <w:t xml:space="preserve">3.3.2 房屋信息浏览流程</w:t>
+      </w:r>
+      <w:bookmarkEnd w:id="12"/>
+      <w:bookmarkEnd w:id="13"/>
+      <w:bookmarkEnd w:id="14"/>
+      <w:bookmarkEnd w:id="15"/>
     </w:p>
     <w:p>
       <w:pPr>
@@ -6668,7 +6219,7 @@
           <w:szCs w:val="28"/>
           <w:lang/>
         </w:rPr>
-        <w:t xml:space="preserve">数据库设计是系统开发过程中的重要环节，直接影响系统数据存储的合理性与业务处理的效率。本系统使用MySQL数据库进行数据管理，数据库设计过程包括概念设计与逻辑设计两个阶段。概念设计阶段通过E-R模型对系统涉及的数据实体及其相互关系进行抽象描述；逻辑设计阶段则将概念模型转换为具体的数据库表结构，为系统开发提供数据存储基础。</w:t>
+        <w:t xml:space="preserve">用户进入系统后，可以通过房屋信息模块浏览房屋出售或出租信息。系统根据用户选择展示对应房屋列表，用户可查看房屋名称、价格、户型、位置等详细信息。在浏览过程中，用户可根据需求筛选或查询相关房源，提高信息获取效率。</w:t>
       </w:r>
       <w:r>
         <w:rPr>
@@ -6690,7 +6241,7 @@
           <w:szCs w:val="28"/>
           <w:lang/>
         </w:rPr>
-        <w:t xml:space="preserve">本系统围绕房屋租赁与销售业务展开设计，根据系统功能需求和业务处理流程，可以抽象出多个核心实体，包括管理员、用户、房屋信息、分类信息、订单信息、留言信息以及公告信息等。各实体之间既相互独立，又通过业务流程形成一定的数据关联。例如，用户可以浏览房屋信息并产生订单记录，也可以针对房屋信息进行留言；管理员则负责对用户、房屋、公告等基础数据进行统一维护。系统总体E-R图如图4-2所示。</w:t>
+        <w:t xml:space="preserve">注：房屋信息浏览流程图（图3-4）待补充。</w:t>
       </w:r>
       <w:r>
         <w:rPr>
@@ -6719,7 +6270,7 @@
       <w:r>
         <w:drawing>
           <wp:inline xmlns:a="http://schemas.openxmlformats.org/drawingml/2006/main" xmlns:pic="http://schemas.openxmlformats.org/drawingml/2006/picture">
-            <wp:extent cx="4680000" cy="6619194"/>
+            <wp:extent cx="4680000" cy="4078285"/>
             <wp:docPr id="1005" name="Picture 89"/>
             <wp:cNvGraphicFramePr>
               <a:graphicFrameLocks noChangeAspect="1"/>
@@ -6728,7 +6279,7 @@
               <a:graphicData uri="http://schemas.openxmlformats.org/drawingml/2006/picture">
                 <pic:pic>
                   <pic:nvPicPr>
-                    <pic:cNvPr id="0" name="image5.png"/>
+                    <pic:cNvPr id="0" name="chencai-browse-flow.png"/>
                     <pic:cNvPicPr/>
                   </pic:nvPicPr>
                   <pic:blipFill>
@@ -6740,7 +6291,7 @@
                   <pic:spPr>
                     <a:xfrm>
                       <a:off x="0" y="0"/>
-                      <a:ext cx="4680000" cy="6619194"/>
+                      <a:ext cx="4680000" cy="4078285"/>
                     </a:xfrm>
                     <a:prstGeom prst="rect"/>
                   </pic:spPr>
@@ -6775,7 +6326,7 @@
           <w:szCs w:val="28"/>
           <w:lang/>
         </w:rPr>
-        <w:t xml:space="preserve">图4-2 系统总体E-R图</w:t>
+        <w:t xml:space="preserve">图3-4 房屋信息浏览流程图</w:t>
       </w:r>
       <w:r>
         <w:rPr>
@@ -6792,6 +6343,30 @@
     </w:p>
     <w:p>
       <w:pPr>
+        <w:pStyle w:val="6"/>
+        <w:spacing w:before="163" w:after="163"/>
+        <w:ind w:firstLine="480"/>
+        <w:rPr>
+          <w:rFonts w:hint="eastAsia"/>
+        </w:rPr>
+      </w:pPr>
+      <w:bookmarkStart w:id="12" w:name="_Toc419571862"/>
+      <w:bookmarkStart w:id="13" w:name="_Toc419471756"/>
+      <w:bookmarkStart w:id="14" w:name="_Toc419472405"/>
+      <w:bookmarkStart w:id="15" w:name="_Toc419471632"/>
+      <w:r>
+        <w:rPr>
+          <w:rFonts w:hint="eastAsia"/>
+        </w:rPr>
+        <w:t xml:space="preserve">3.3.3 房屋租售业务流程</w:t>
+      </w:r>
+      <w:bookmarkEnd w:id="12"/>
+      <w:bookmarkEnd w:id="13"/>
+      <w:bookmarkEnd w:id="14"/>
+      <w:bookmarkEnd w:id="15"/>
+    </w:p>
+    <w:p>
+      <w:pPr>
         <w:ind w:firstLine="480"/>
         <w:rPr>
           <w:rFonts w:hint="eastAsia"/>
@@ -6803,7 +6378,29 @@
           <w:szCs w:val="28"/>
           <w:lang/>
         </w:rPr>
-        <w:t xml:space="preserve">在系统总体E-R设计的基础上，对各核心实体进行细化设计。管理员实体主要包括管理员编号、账号、密码、姓名、性别、年龄、地址、电话及添加时间等属性，管理员实体E-R图如图4-3所示。用户实体主要包括用户编号、账号、密码、姓名、性别、身份证号、手机号、照片、注册时间及状态等属性，用户实体E-R图如图4-4所示。房屋信息实体是本系统的核心实体，主要包括房屋编号、名称、发布房东、手机号、户型、面积、价格、总价、图片、位置、发布时间及状态等属性，房屋信息实体E-R图如图4-5所示。</w:t>
+        <w:t xml:space="preserve">在完成房屋信息浏览后，用户可根据自身需求选择具体房屋进行租赁或购买操作。用户进入房屋详情页面后，确认房屋信息无误，可提交租赁或购买请求，系统记录相关订单信息并更新房屋状态。管理员可对相关订单进行管理与处理，确保业务流程顺利完成。</w:t>
+      </w:r>
+      <w:r>
+        <w:rPr>
+          <w:rFonts w:hint="eastAsia"/>
+        </w:rPr>
+      </w:r>
+      <w:r/>
+    </w:p>
+    <w:p>
+      <w:pPr>
+        <w:ind w:firstLine="480"/>
+        <w:rPr>
+          <w:rFonts w:hint="eastAsia"/>
+        </w:rPr>
+      </w:pPr>
+      <w:r>
+        <w:rPr>
+          <w:rFonts w:hint="eastAsia"/>
+          <w:szCs w:val="28"/>
+          <w:lang/>
+        </w:rPr>
+        <w:t xml:space="preserve">注：房屋租售业务流程图（图3-5）待补充。</w:t>
       </w:r>
       <w:r>
         <w:rPr>
@@ -6832,7 +6429,7 @@
       <w:r>
         <w:drawing>
           <wp:inline xmlns:a="http://schemas.openxmlformats.org/drawingml/2006/main" xmlns:pic="http://schemas.openxmlformats.org/drawingml/2006/picture">
-            <wp:extent cx="4680000" cy="6619194"/>
+            <wp:extent cx="4680000" cy="4078285"/>
             <wp:docPr id="1006" name="Picture 89"/>
             <wp:cNvGraphicFramePr>
               <a:graphicFrameLocks noChangeAspect="1"/>
@@ -6841,7 +6438,7 @@
               <a:graphicData uri="http://schemas.openxmlformats.org/drawingml/2006/picture">
                 <pic:pic>
                   <pic:nvPicPr>
-                    <pic:cNvPr id="0" name="image6.png"/>
+                    <pic:cNvPr id="0" name="chencai-rental-flow.png"/>
                     <pic:cNvPicPr/>
                   </pic:nvPicPr>
                   <pic:blipFill>
@@ -6853,7 +6450,7 @@
                   <pic:spPr>
                     <a:xfrm>
                       <a:off x="0" y="0"/>
-                      <a:ext cx="4680000" cy="6619194"/>
+                      <a:ext cx="4680000" cy="4078285"/>
                     </a:xfrm>
                     <a:prstGeom prst="rect"/>
                   </pic:spPr>
@@ -6888,7 +6485,7 @@
           <w:szCs w:val="28"/>
           <w:lang/>
         </w:rPr>
-        <w:t xml:space="preserve">图4-3 管理员信息实体E-R图</w:t>
+        <w:t xml:space="preserve">图3-5 房屋租售业务流程图</w:t>
       </w:r>
       <w:r>
         <w:rPr>
@@ -6905,6 +6502,74 @@
     </w:p>
     <w:p>
       <w:pPr>
+        <w:pStyle w:val="6"/>
+        <w:spacing w:before="163" w:after="163"/>
+        <w:ind w:firstLine="480"/>
+        <w:rPr>
+          <w:rFonts w:hint="eastAsia"/>
+        </w:rPr>
+      </w:pPr>
+      <w:bookmarkStart w:id="12" w:name="_Toc419571862"/>
+      <w:bookmarkStart w:id="13" w:name="_Toc419471756"/>
+      <w:bookmarkStart w:id="14" w:name="_Toc419472405"/>
+      <w:bookmarkStart w:id="15" w:name="_Toc419471632"/>
+      <w:r>
+        <w:rPr>
+          <w:rFonts w:hint="eastAsia"/>
+        </w:rPr>
+        <w:t xml:space="preserve">3.3.4 管理员管理流程</w:t>
+      </w:r>
+      <w:bookmarkEnd w:id="12"/>
+      <w:bookmarkEnd w:id="13"/>
+      <w:bookmarkEnd w:id="14"/>
+      <w:bookmarkEnd w:id="15"/>
+    </w:p>
+    <w:p>
+      <w:pPr>
+        <w:ind w:firstLine="480"/>
+        <w:rPr>
+          <w:rFonts w:hint="eastAsia"/>
+        </w:rPr>
+      </w:pPr>
+      <w:r>
+        <w:rPr>
+          <w:rFonts w:hint="eastAsia"/>
+          <w:szCs w:val="28"/>
+          <w:lang/>
+        </w:rPr>
+        <w:t xml:space="preserve">管理员登录系统后，可以进入后台管理界面，对系统数据进行统一管理。管理员可对用户信息、房屋信息、公告信息等进行维护，同时对房屋租售订单进行管理与审核。通过后台管理操作，实现系统数据的规范化管理与业务流程的有效控制。</w:t>
+      </w:r>
+      <w:r>
+        <w:rPr>
+          <w:rFonts w:hint="eastAsia"/>
+        </w:rPr>
+      </w:r>
+      <w:r/>
+    </w:p>
+    <w:p>
+      <w:pPr>
+        <w:ind w:firstLine="480"/>
+        <w:rPr>
+          <w:rFonts w:hint="eastAsia"/>
+        </w:rPr>
+      </w:pPr>
+      <w:r>
+        <w:rPr>
+          <w:rFonts w:hint="eastAsia"/>
+          <w:szCs w:val="28"/>
+          <w:lang/>
+        </w:rPr>
+        <w:t xml:space="preserve">注：管理员管理流程图（图3-6）待补充。</w:t>
+      </w:r>
+      <w:r>
+        <w:rPr>
+          <w:rFonts w:hint="eastAsia"/>
+        </w:rPr>
+      </w:r>
+      <w:r/>
+    </w:p>
+    <w:p>
+      <w:pPr>
         <w:spacing w:line="240" w:lineRule="auto"/>
         <w:ind w:firstLine="480"/>
         <w:jc w:val="center"/>
@@ -6923,7 +6588,7 @@
       <w:r>
         <w:drawing>
           <wp:inline xmlns:a="http://schemas.openxmlformats.org/drawingml/2006/main" xmlns:pic="http://schemas.openxmlformats.org/drawingml/2006/picture">
-            <wp:extent cx="4680000" cy="6619194"/>
+            <wp:extent cx="4680000" cy="4078285"/>
             <wp:docPr id="1007" name="Picture 89"/>
             <wp:cNvGraphicFramePr>
               <a:graphicFrameLocks noChangeAspect="1"/>
@@ -6932,7 +6597,7 @@
               <a:graphicData uri="http://schemas.openxmlformats.org/drawingml/2006/picture">
                 <pic:pic>
                   <pic:nvPicPr>
-                    <pic:cNvPr id="0" name="image7.png"/>
+                    <pic:cNvPr id="0" name="chencai-admin-flow.png"/>
                     <pic:cNvPicPr/>
                   </pic:nvPicPr>
                   <pic:blipFill>
@@ -6944,7 +6609,7 @@
                   <pic:spPr>
                     <a:xfrm>
                       <a:off x="0" y="0"/>
-                      <a:ext cx="4680000" cy="6619194"/>
+                      <a:ext cx="4680000" cy="4078285"/>
                     </a:xfrm>
                     <a:prstGeom prst="rect"/>
                   </pic:spPr>
@@ -6979,7 +6644,7 @@
           <w:szCs w:val="28"/>
           <w:lang/>
         </w:rPr>
-        <w:t xml:space="preserve">图4-4 用户信息实体E-R图</w:t>
+        <w:t xml:space="preserve">图3-6 管理员管理流程图</w:t>
       </w:r>
       <w:r>
         <w:rPr>
@@ -6996,6 +6661,239 @@
     </w:p>
     <w:p>
       <w:pPr>
+        <w:pStyle w:val="4"/>
+        <w:pageBreakBefore/>
+        <w:spacing w:before="326" w:after="326"/>
+        <w:rPr>
+          <w:rFonts w:hint="eastAsia"/>
+        </w:rPr>
+      </w:pPr>
+      <w:r>
+        <w:rPr>
+          <w:rFonts w:hint="eastAsia"/>
+        </w:rPr>
+        <w:t xml:space="preserve">系统设计</w:t>
+      </w:r>
+      <w:bookmarkStart w:id="0" w:name="_Toc419472402"/>
+      <w:bookmarkStart w:id="1" w:name="_Toc419471753"/>
+      <w:bookmarkStart w:id="2" w:name="_Toc419471629"/>
+      <w:bookmarkStart w:id="3" w:name="_Toc419571859"/>
+      <w:r>
+        <w:rPr>
+          <w:rFonts w:hint="eastAsia"/>
+        </w:rPr>
+      </w:r>
+      <w:bookmarkEnd w:id="0"/>
+      <w:bookmarkEnd w:id="1"/>
+      <w:bookmarkEnd w:id="2"/>
+      <w:bookmarkEnd w:id="3"/>
+    </w:p>
+    <w:p>
+      <w:pPr>
+        <w:pStyle w:val="5"/>
+        <w:spacing w:before="326" w:after="326"/>
+        <w:rPr>
+          <w:rFonts w:hint="eastAsia"/>
+          <w:szCs w:val="28"/>
+        </w:rPr>
+      </w:pPr>
+      <w:bookmarkStart w:id="4" w:name="_Toc419571860"/>
+      <w:bookmarkStart w:id="5" w:name="_Toc419471754"/>
+      <w:bookmarkStart w:id="6" w:name="_Toc419471630"/>
+      <w:bookmarkStart w:id="7" w:name="_Toc419472403"/>
+      <w:r>
+        <w:rPr>
+          <w:rFonts w:hint="eastAsia"/>
+          <w:szCs w:val="28"/>
+        </w:rPr>
+        <w:t xml:space="preserve">4.1 系统架构设计</w:t>
+      </w:r>
+      <w:r>
+        <w:rPr>
+          <w:szCs w:val="28"/>
+        </w:rPr>
+      </w:r>
+      <w:r>
+        <w:rPr>
+          <w:rFonts w:hint="eastAsia"/>
+          <w:szCs w:val="28"/>
+        </w:rPr>
+      </w:r>
+      <w:bookmarkEnd w:id="4"/>
+      <w:bookmarkEnd w:id="5"/>
+      <w:bookmarkEnd w:id="6"/>
+      <w:bookmarkEnd w:id="7"/>
+    </w:p>
+    <w:p>
+      <w:pPr>
+        <w:ind w:firstLine="480"/>
+        <w:rPr>
+          <w:rFonts w:hint="eastAsia"/>
+        </w:rPr>
+      </w:pPr>
+      <w:r>
+        <w:rPr>
+          <w:rFonts w:hint="eastAsia"/>
+          <w:szCs w:val="28"/>
+          <w:lang/>
+        </w:rPr>
+        <w:t xml:space="preserve">本系统采用B/S（Browser/Server）架构模式进行整体设计，系统架构自下而上可划分为数据层、持久层、业务逻辑层、控制层和表现层五个层次，各层之间职责明确、松耦合协作，共同支撑系统的稳定运行。</w:t>
+      </w:r>
+      <w:r>
+        <w:rPr>
+          <w:rFonts w:hint="eastAsia"/>
+        </w:rPr>
+      </w:r>
+      <w:r/>
+    </w:p>
+    <w:p>
+      <w:pPr>
+        <w:ind w:firstLine="480"/>
+        <w:rPr>
+          <w:rFonts w:hint="eastAsia"/>
+        </w:rPr>
+      </w:pPr>
+      <w:r>
+        <w:rPr>
+          <w:rFonts w:hint="eastAsia"/>
+          <w:szCs w:val="28"/>
+          <w:lang/>
+        </w:rPr>
+        <w:t xml:space="preserve">数据层以MySQL关系型数据库为核心，负责系统所有业务数据的持久化存储与管理，包括用户信息、房屋信息、订单信息、公告信息等核心数据表的存储与维护。持久层采用MyBatis框架实现对象关系映射，通过Mapper接口与XML配置文件完成Java实体对象与数据库表之间的映射，简化了数据库访问操作，提高了数据操作的规范性与效率。业务逻辑层由Spring框架进行统一管理，负责系统核心业务规则的实现与处理，包括用户身份验证、房屋信息管理、订单处理等业务逻辑，同时通过依赖注入机制实现各组件之间的松耦合。控制层采用SpringMVC框架，负责接收浏览器端发送的HTTP请求，进行请求分发与参数解析，将请求转发至对应的业务处理方法，并将处理结果返回前端页面。表现层基于JSP技术实现动态页面渲染，通过浏览器向用户提供可视化的操作界面，实现系统与用户之间的交互。</w:t>
+      </w:r>
+      <w:r>
+        <w:rPr>
+          <w:rFonts w:hint="eastAsia"/>
+        </w:rPr>
+      </w:r>
+      <w:r/>
+    </w:p>
+    <w:p>
+      <w:pPr>
+        <w:ind w:firstLine="480"/>
+        <w:rPr>
+          <w:rFonts w:hint="eastAsia"/>
+        </w:rPr>
+      </w:pPr>
+      <w:r>
+        <w:rPr>
+          <w:rFonts w:hint="eastAsia"/>
+          <w:szCs w:val="28"/>
+          <w:lang/>
+        </w:rPr>
+        <w:t xml:space="preserve">系统整体部署于Tomcat应用服务器之上，用户通过浏览器即可访问系统，无需安装额外客户端软件。这种分层架构设计不仅使系统各层职责清晰、便于独立开发与维护，还具有良好的可扩展性，为系统后续功能升级与优化奠定了坚实基础。</w:t>
+      </w:r>
+      <w:r>
+        <w:rPr>
+          <w:rFonts w:hint="eastAsia"/>
+        </w:rPr>
+      </w:r>
+      <w:r/>
+    </w:p>
+    <w:p>
+      <w:pPr>
+        <w:ind w:firstLine="480"/>
+        <w:rPr>
+          <w:rFonts w:hint="eastAsia"/>
+        </w:rPr>
+      </w:pPr>
+      <w:r>
+        <w:rPr>
+          <w:rFonts w:hint="eastAsia"/>
+          <w:szCs w:val="28"/>
+          <w:lang/>
+        </w:rPr>
+        <w:t xml:space="preserve">注：系统分层架构图待补充绘制。</w:t>
+      </w:r>
+      <w:r>
+        <w:rPr>
+          <w:rFonts w:hint="eastAsia"/>
+        </w:rPr>
+      </w:r>
+      <w:r/>
+    </w:p>
+    <w:p>
+      <w:pPr>
+        <w:pStyle w:val="5"/>
+        <w:spacing w:before="326" w:after="326"/>
+        <w:rPr>
+          <w:rFonts w:hint="eastAsia"/>
+          <w:szCs w:val="28"/>
+        </w:rPr>
+      </w:pPr>
+      <w:bookmarkStart w:id="4" w:name="_Toc419571860"/>
+      <w:bookmarkStart w:id="5" w:name="_Toc419471754"/>
+      <w:bookmarkStart w:id="6" w:name="_Toc419471630"/>
+      <w:bookmarkStart w:id="7" w:name="_Toc419472403"/>
+      <w:r>
+        <w:rPr>
+          <w:rFonts w:hint="eastAsia"/>
+          <w:szCs w:val="28"/>
+        </w:rPr>
+        <w:t xml:space="preserve">4.2 功能模块设计</w:t>
+      </w:r>
+      <w:r>
+        <w:rPr>
+          <w:szCs w:val="28"/>
+        </w:rPr>
+      </w:r>
+      <w:r>
+        <w:rPr>
+          <w:rFonts w:hint="eastAsia"/>
+          <w:szCs w:val="28"/>
+        </w:rPr>
+      </w:r>
+      <w:bookmarkEnd w:id="4"/>
+      <w:bookmarkEnd w:id="5"/>
+      <w:bookmarkEnd w:id="6"/>
+      <w:bookmarkEnd w:id="7"/>
+    </w:p>
+    <w:p>
+      <w:pPr>
+        <w:ind w:firstLine="480"/>
+        <w:rPr>
+          <w:rFonts w:hint="eastAsia"/>
+        </w:rPr>
+      </w:pPr>
+      <w:r>
+        <w:rPr>
+          <w:rFonts w:hint="eastAsia"/>
+          <w:szCs w:val="28"/>
+          <w:lang/>
+        </w:rPr>
+        <w:t xml:space="preserve">在系统架构设计的基础上，本节对系统的功能模块进行详细划分与设计。本系统主要采用Java语言进行功能编码，利用MySQL数据库进行数据管理，结合JSP技术设计简洁友好的用户界面，并基于SSM框架在IntelliJ IDEA开发环境中完成系统开发，通过Tomcat服务器完成系统部署与运行。</w:t>
+      </w:r>
+      <w:r>
+        <w:rPr>
+          <w:rFonts w:hint="eastAsia"/>
+        </w:rPr>
+      </w:r>
+      <w:r/>
+    </w:p>
+    <w:p>
+      <w:pPr>
+        <w:ind w:firstLine="480"/>
+        <w:rPr>
+          <w:rFonts w:hint="eastAsia"/>
+        </w:rPr>
+      </w:pPr>
+      <w:r>
+        <w:rPr>
+          <w:rFonts w:hint="eastAsia"/>
+          <w:szCs w:val="28"/>
+          <w:lang/>
+        </w:rPr>
+        <w:t xml:space="preserve">本系统的使用角色分为管理员和用户两类。管理员具有系统后台管理权限，可执行用户管理、房屋出售管理、房屋出租管理、订单管理、公告管理、轮播图管理等操作；用户具有前台浏览与业务操作权限，可执行房屋信息浏览、房屋租赁与购买、个人信息管理、公告查看等操作。系统总体功能设计图如图4-1所示。</w:t>
+      </w:r>
+      <w:r>
+        <w:rPr>
+          <w:rFonts w:hint="eastAsia"/>
+        </w:rPr>
+      </w:r>
+      <w:r/>
+    </w:p>
+    <w:p>
+      <w:pPr>
         <w:spacing w:line="240" w:lineRule="auto"/>
         <w:ind w:firstLine="480"/>
         <w:jc w:val="center"/>
@@ -7014,7 +6912,7 @@
       <w:r>
         <w:drawing>
           <wp:inline xmlns:a="http://schemas.openxmlformats.org/drawingml/2006/main" xmlns:pic="http://schemas.openxmlformats.org/drawingml/2006/picture">
-            <wp:extent cx="4680000" cy="6619194"/>
+            <wp:extent cx="4680000" cy="2515500"/>
             <wp:docPr id="1008" name="Picture 89"/>
             <wp:cNvGraphicFramePr>
               <a:graphicFrameLocks noChangeAspect="1"/>
@@ -7023,7 +6921,7 @@
               <a:graphicData uri="http://schemas.openxmlformats.org/drawingml/2006/picture">
                 <pic:pic>
                   <pic:nvPicPr>
-                    <pic:cNvPr id="0" name="image8.png"/>
+                    <pic:cNvPr id="0" name="chencai-architecture.png"/>
                     <pic:cNvPicPr/>
                   </pic:nvPicPr>
                   <pic:blipFill>
@@ -7035,7 +6933,7 @@
                   <pic:spPr>
                     <a:xfrm>
                       <a:off x="0" y="0"/>
-                      <a:ext cx="4680000" cy="6619194"/>
+                      <a:ext cx="4680000" cy="2515500"/>
                     </a:xfrm>
                     <a:prstGeom prst="rect"/>
                   </pic:spPr>
@@ -7070,7 +6968,7 @@
           <w:szCs w:val="28"/>
           <w:lang/>
         </w:rPr>
-        <w:t xml:space="preserve">图4-5 房屋信息实体E-R图</w:t>
+        <w:t xml:space="preserve">图4-1 系统总体功能设计图</w:t>
       </w:r>
       <w:r>
         <w:rPr>
@@ -7087,6 +6985,42 @@
     </w:p>
     <w:p>
       <w:pPr>
+        <w:pStyle w:val="5"/>
+        <w:spacing w:before="326" w:after="326"/>
+        <w:rPr>
+          <w:rFonts w:hint="eastAsia"/>
+          <w:szCs w:val="28"/>
+        </w:rPr>
+      </w:pPr>
+      <w:bookmarkStart w:id="4" w:name="_Toc419571860"/>
+      <w:bookmarkStart w:id="5" w:name="_Toc419471754"/>
+      <w:bookmarkStart w:id="6" w:name="_Toc419471630"/>
+      <w:bookmarkStart w:id="7" w:name="_Toc419472403"/>
+      <w:r>
+        <w:rPr>
+          <w:rFonts w:hint="eastAsia"/>
+          <w:szCs w:val="28"/>
+        </w:rPr>
+        <w:t xml:space="preserve">4.3 数据库设计</w:t>
+      </w:r>
+      <w:r>
+        <w:rPr>
+          <w:szCs w:val="28"/>
+        </w:rPr>
+      </w:r>
+      <w:r>
+        <w:rPr>
+          <w:rFonts w:hint="eastAsia"/>
+          <w:szCs w:val="28"/>
+        </w:rPr>
+      </w:r>
+      <w:bookmarkEnd w:id="4"/>
+      <w:bookmarkEnd w:id="5"/>
+      <w:bookmarkEnd w:id="6"/>
+      <w:bookmarkEnd w:id="7"/>
+    </w:p>
+    <w:p>
+      <w:pPr>
         <w:ind w:firstLine="480"/>
         <w:rPr>
           <w:rFonts w:hint="eastAsia"/>
@@ -7098,7 +7032,29 @@
           <w:szCs w:val="28"/>
           <w:lang/>
         </w:rPr>
-        <w:t xml:space="preserve">此外，系统还包括分类实体、订单实体、留言实体和公告实体等，分别用于对房屋分类、租售订单、用户留言和系统公告进行数据管理。各实体E-R图分别如图4-6至图4-9所示。</w:t>
+        <w:t xml:space="preserve">数据库设计是系统开发过程中的重要环节，直接影响系统数据存储的合理性与业务处理的效率。本系统使用MySQL数据库进行数据管理，数据库设计过程包括概念设计与逻辑设计两个阶段。概念设计阶段通过E-R模型对系统涉及的数据实体及其相互关系进行抽象描述；逻辑设计阶段则将概念模型转换为具体的数据库表结构，为系统开发提供数据存储基础。</w:t>
+      </w:r>
+      <w:r>
+        <w:rPr>
+          <w:rFonts w:hint="eastAsia"/>
+        </w:rPr>
+      </w:r>
+      <w:r/>
+    </w:p>
+    <w:p>
+      <w:pPr>
+        <w:ind w:firstLine="480"/>
+        <w:rPr>
+          <w:rFonts w:hint="eastAsia"/>
+        </w:rPr>
+      </w:pPr>
+      <w:r>
+        <w:rPr>
+          <w:rFonts w:hint="eastAsia"/>
+          <w:szCs w:val="28"/>
+          <w:lang/>
+        </w:rPr>
+        <w:t xml:space="preserve">本系统围绕房屋租赁与销售业务展开设计，根据系统功能需求和业务处理流程，可以抽象出多个核心实体，包括管理员、用户、房屋信息、分类信息、订单信息、留言信息以及公告信息等。各实体之间既相互独立，又通过业务流程形成一定的数据关联。例如，用户可以浏览房屋信息并产生订单记录，也可以针对房屋信息进行留言；管理员则负责对用户、房屋、公告等基础数据进行统一维护。系统总体E-R图如图4-2所示。</w:t>
       </w:r>
       <w:r>
         <w:rPr>
@@ -7127,7 +7083,7 @@
       <w:r>
         <w:drawing>
           <wp:inline xmlns:a="http://schemas.openxmlformats.org/drawingml/2006/main" xmlns:pic="http://schemas.openxmlformats.org/drawingml/2006/picture">
-            <wp:extent cx="4680000" cy="6619194"/>
+            <wp:extent cx="4680000" cy="2808000"/>
             <wp:docPr id="1009" name="Picture 89"/>
             <wp:cNvGraphicFramePr>
               <a:graphicFrameLocks noChangeAspect="1"/>
@@ -7136,7 +7092,7 @@
               <a:graphicData uri="http://schemas.openxmlformats.org/drawingml/2006/picture">
                 <pic:pic>
                   <pic:nvPicPr>
-                    <pic:cNvPr id="0" name="image9.png"/>
+                    <pic:cNvPr id="0" name="chencai-er-diagram.png"/>
                     <pic:cNvPicPr/>
                   </pic:nvPicPr>
                   <pic:blipFill>
@@ -7148,7 +7104,7 @@
                   <pic:spPr>
                     <a:xfrm>
                       <a:off x="0" y="0"/>
-                      <a:ext cx="4680000" cy="6619194"/>
+                      <a:ext cx="4680000" cy="2808000"/>
                     </a:xfrm>
                     <a:prstGeom prst="rect"/>
                   </pic:spPr>
@@ -7183,7 +7139,7 @@
           <w:szCs w:val="28"/>
           <w:lang/>
         </w:rPr>
-        <w:t xml:space="preserve">图4-6 分类信息E-R图</w:t>
+        <w:t xml:space="preserve">图4-2 系统总体E-R图</w:t>
       </w:r>
       <w:r>
         <w:rPr>
@@ -7197,6 +7153,28 @@
           <w:sz w:val="21"/>
         </w:rPr>
       </w:r>
+    </w:p>
+    <w:p>
+      <w:pPr>
+        <w:ind w:firstLine="480"/>
+        <w:rPr>
+          <w:rFonts w:hint="eastAsia"/>
+        </w:rPr>
+      </w:pPr>
+      <w:r>
+        <w:rPr>
+          <w:rFonts w:hint="eastAsia"/>
+          <w:szCs w:val="28"/>
+          <w:lang/>
+        </w:rPr>
+        <w:t xml:space="preserve">在系统总体E-R设计的基础上，对各核心实体进行细化设计。管理员实体主要包括管理员编号、账号、密码、姓名、性别、年龄、地址、电话及添加时间等属性，管理员实体E-R图如图4-3所示。用户实体主要包括用户编号、账号、密码、姓名、性别、身份证号、手机号、照片、注册时间及状态等属性，用户实体E-R图如图4-4所示。房屋信息实体是本系统的核心实体，主要包括房屋编号、名称、发布房东、手机号、户型、面积、价格、总价、图片、位置、发布时间及状态等属性，房屋信息实体E-R图如图4-5所示。</w:t>
+      </w:r>
+      <w:r>
+        <w:rPr>
+          <w:rFonts w:hint="eastAsia"/>
+        </w:rPr>
+      </w:r>
+      <w:r/>
     </w:p>
     <w:p>
       <w:pPr>
@@ -7227,7 +7205,7 @@
               <a:graphicData uri="http://schemas.openxmlformats.org/drawingml/2006/picture">
                 <pic:pic>
                   <pic:nvPicPr>
-                    <pic:cNvPr id="0" name="image10.png"/>
+                    <pic:cNvPr id="0" name="image6.png"/>
                     <pic:cNvPicPr/>
                   </pic:nvPicPr>
                   <pic:blipFill>
@@ -7274,7 +7252,7 @@
           <w:szCs w:val="28"/>
           <w:lang/>
         </w:rPr>
-        <w:t xml:space="preserve">图4-7 订单信息E-R图</w:t>
+        <w:t xml:space="preserve">图4-3 管理员信息实体E-R图</w:t>
       </w:r>
       <w:r>
         <w:rPr>
@@ -7318,7 +7296,7 @@
               <a:graphicData uri="http://schemas.openxmlformats.org/drawingml/2006/picture">
                 <pic:pic>
                   <pic:nvPicPr>
-                    <pic:cNvPr id="0" name="image11.png"/>
+                    <pic:cNvPr id="0" name="image7.png"/>
                     <pic:cNvPicPr/>
                   </pic:nvPicPr>
                   <pic:blipFill>
@@ -7365,7 +7343,7 @@
           <w:szCs w:val="28"/>
           <w:lang/>
         </w:rPr>
-        <w:t xml:space="preserve">图4-8 留言信息E-R图</w:t>
+        <w:t xml:space="preserve">图4-4 用户信息实体E-R图</w:t>
       </w:r>
       <w:r>
         <w:rPr>
@@ -7409,11 +7387,397 @@
               <a:graphicData uri="http://schemas.openxmlformats.org/drawingml/2006/picture">
                 <pic:pic>
                   <pic:nvPicPr>
+                    <pic:cNvPr id="0" name="image8.png"/>
+                    <pic:cNvPicPr/>
+                  </pic:nvPicPr>
+                  <pic:blipFill>
+                    <a:blip r:embed="rId46"/>
+                    <a:stretch>
+                      <a:fillRect/>
+                    </a:stretch>
+                  </pic:blipFill>
+                  <pic:spPr>
+                    <a:xfrm>
+                      <a:off x="0" y="0"/>
+                      <a:ext cx="4680000" cy="6619194"/>
+                    </a:xfrm>
+                    <a:prstGeom prst="rect"/>
+                  </pic:spPr>
+                </pic:pic>
+              </a:graphicData>
+            </a:graphic>
+          </wp:inline>
+        </w:drawing>
+      </w:r>
+      <w:r>
+        <w:t xml:space="preserve"/>
+      </w:r>
+      <w:r>
+        <w:rPr>
+          <w:rFonts w:hint="eastAsia"/>
+        </w:rPr>
+      </w:r>
+      <w:r/>
+    </w:p>
+    <w:p>
+      <w:pPr>
+        <w:ind w:firstLine="480"/>
+        <w:jc w:val="center"/>
+        <w:rPr>
+          <w:rFonts w:hint="eastAsia"/>
+        </w:rPr>
+      </w:pPr>
+      <w:r>
+        <w:rPr>
+          <w:rFonts w:hint="eastAsia" w:ascii="黑体" w:hAnsi="黑体" w:eastAsia="黑体"/>
+          <w:sz w:val="21"/>
+          <w:szCs w:val="28"/>
+          <w:lang/>
+        </w:rPr>
+        <w:t xml:space="preserve">图4-5 房屋信息实体E-R图</w:t>
+      </w:r>
+      <w:r>
+        <w:rPr>
+          <w:rFonts w:hint="eastAsia" w:ascii="黑体" w:hAnsi="黑体" w:eastAsia="黑体"/>
+          <w:sz w:val="21"/>
+        </w:rPr>
+      </w:r>
+      <w:r>
+        <w:rPr>
+          <w:rFonts w:ascii="黑体" w:hAnsi="黑体" w:eastAsia="黑体"/>
+          <w:sz w:val="21"/>
+        </w:rPr>
+      </w:r>
+    </w:p>
+    <w:p>
+      <w:pPr>
+        <w:ind w:firstLine="480"/>
+        <w:rPr>
+          <w:rFonts w:hint="eastAsia"/>
+        </w:rPr>
+      </w:pPr>
+      <w:r>
+        <w:rPr>
+          <w:rFonts w:hint="eastAsia"/>
+          <w:szCs w:val="28"/>
+          <w:lang/>
+        </w:rPr>
+        <w:t xml:space="preserve">此外，系统还包括分类实体、订单实体、留言实体和公告实体等，分别用于对房屋分类、租售订单、用户留言和系统公告进行数据管理。各实体E-R图分别如图4-6至图4-9所示。</w:t>
+      </w:r>
+      <w:r>
+        <w:rPr>
+          <w:rFonts w:hint="eastAsia"/>
+        </w:rPr>
+      </w:r>
+      <w:r/>
+    </w:p>
+    <w:p>
+      <w:pPr>
+        <w:spacing w:line="240" w:lineRule="auto"/>
+        <w:ind w:firstLine="480"/>
+        <w:jc w:val="center"/>
+        <w:rPr>
+          <w:rFonts w:hint="eastAsia"/>
+        </w:rPr>
+      </w:pPr>
+      <w:r>
+        <w:rPr>
+          <w:rFonts w:hint="eastAsia"/>
+          <w:szCs w:val="28"/>
+          <w:lang/>
+        </w:rPr>
+        <w:t xml:space="preserve"/>
+      </w:r>
+      <w:r>
+        <w:drawing>
+          <wp:inline xmlns:a="http://schemas.openxmlformats.org/drawingml/2006/main" xmlns:pic="http://schemas.openxmlformats.org/drawingml/2006/picture">
+            <wp:extent cx="4680000" cy="6619194"/>
+            <wp:docPr id="1013" name="Picture 89"/>
+            <wp:cNvGraphicFramePr>
+              <a:graphicFrameLocks noChangeAspect="1"/>
+            </wp:cNvGraphicFramePr>
+            <a:graphic>
+              <a:graphicData uri="http://schemas.openxmlformats.org/drawingml/2006/picture">
+                <pic:pic>
+                  <pic:nvPicPr>
+                    <pic:cNvPr id="0" name="image9.png"/>
+                    <pic:cNvPicPr/>
+                  </pic:nvPicPr>
+                  <pic:blipFill>
+                    <a:blip r:embed="rId47"/>
+                    <a:stretch>
+                      <a:fillRect/>
+                    </a:stretch>
+                  </pic:blipFill>
+                  <pic:spPr>
+                    <a:xfrm>
+                      <a:off x="0" y="0"/>
+                      <a:ext cx="4680000" cy="6619194"/>
+                    </a:xfrm>
+                    <a:prstGeom prst="rect"/>
+                  </pic:spPr>
+                </pic:pic>
+              </a:graphicData>
+            </a:graphic>
+          </wp:inline>
+        </w:drawing>
+      </w:r>
+      <w:r>
+        <w:t xml:space="preserve"/>
+      </w:r>
+      <w:r>
+        <w:rPr>
+          <w:rFonts w:hint="eastAsia"/>
+        </w:rPr>
+      </w:r>
+      <w:r/>
+    </w:p>
+    <w:p>
+      <w:pPr>
+        <w:ind w:firstLine="480"/>
+        <w:jc w:val="center"/>
+        <w:rPr>
+          <w:rFonts w:hint="eastAsia"/>
+        </w:rPr>
+      </w:pPr>
+      <w:r>
+        <w:rPr>
+          <w:rFonts w:hint="eastAsia" w:ascii="黑体" w:hAnsi="黑体" w:eastAsia="黑体"/>
+          <w:sz w:val="21"/>
+          <w:szCs w:val="28"/>
+          <w:lang/>
+        </w:rPr>
+        <w:t xml:space="preserve">图4-6 分类信息E-R图</w:t>
+      </w:r>
+      <w:r>
+        <w:rPr>
+          <w:rFonts w:hint="eastAsia" w:ascii="黑体" w:hAnsi="黑体" w:eastAsia="黑体"/>
+          <w:sz w:val="21"/>
+        </w:rPr>
+      </w:r>
+      <w:r>
+        <w:rPr>
+          <w:rFonts w:ascii="黑体" w:hAnsi="黑体" w:eastAsia="黑体"/>
+          <w:sz w:val="21"/>
+        </w:rPr>
+      </w:r>
+    </w:p>
+    <w:p>
+      <w:pPr>
+        <w:spacing w:line="240" w:lineRule="auto"/>
+        <w:ind w:firstLine="480"/>
+        <w:jc w:val="center"/>
+        <w:rPr>
+          <w:rFonts w:hint="eastAsia"/>
+        </w:rPr>
+      </w:pPr>
+      <w:r>
+        <w:rPr>
+          <w:rFonts w:hint="eastAsia"/>
+          <w:szCs w:val="28"/>
+          <w:lang/>
+        </w:rPr>
+        <w:t xml:space="preserve"/>
+      </w:r>
+      <w:r>
+        <w:drawing>
+          <wp:inline xmlns:a="http://schemas.openxmlformats.org/drawingml/2006/main" xmlns:pic="http://schemas.openxmlformats.org/drawingml/2006/picture">
+            <wp:extent cx="4680000" cy="6619194"/>
+            <wp:docPr id="1014" name="Picture 89"/>
+            <wp:cNvGraphicFramePr>
+              <a:graphicFrameLocks noChangeAspect="1"/>
+            </wp:cNvGraphicFramePr>
+            <a:graphic>
+              <a:graphicData uri="http://schemas.openxmlformats.org/drawingml/2006/picture">
+                <pic:pic>
+                  <pic:nvPicPr>
+                    <pic:cNvPr id="0" name="image10.png"/>
+                    <pic:cNvPicPr/>
+                  </pic:nvPicPr>
+                  <pic:blipFill>
+                    <a:blip r:embed="rId48"/>
+                    <a:stretch>
+                      <a:fillRect/>
+                    </a:stretch>
+                  </pic:blipFill>
+                  <pic:spPr>
+                    <a:xfrm>
+                      <a:off x="0" y="0"/>
+                      <a:ext cx="4680000" cy="6619194"/>
+                    </a:xfrm>
+                    <a:prstGeom prst="rect"/>
+                  </pic:spPr>
+                </pic:pic>
+              </a:graphicData>
+            </a:graphic>
+          </wp:inline>
+        </w:drawing>
+      </w:r>
+      <w:r>
+        <w:t xml:space="preserve"/>
+      </w:r>
+      <w:r>
+        <w:rPr>
+          <w:rFonts w:hint="eastAsia"/>
+        </w:rPr>
+      </w:r>
+      <w:r/>
+    </w:p>
+    <w:p>
+      <w:pPr>
+        <w:ind w:firstLine="480"/>
+        <w:jc w:val="center"/>
+        <w:rPr>
+          <w:rFonts w:hint="eastAsia"/>
+        </w:rPr>
+      </w:pPr>
+      <w:r>
+        <w:rPr>
+          <w:rFonts w:hint="eastAsia" w:ascii="黑体" w:hAnsi="黑体" w:eastAsia="黑体"/>
+          <w:sz w:val="21"/>
+          <w:szCs w:val="28"/>
+          <w:lang/>
+        </w:rPr>
+        <w:t xml:space="preserve">图4-7 订单信息E-R图</w:t>
+      </w:r>
+      <w:r>
+        <w:rPr>
+          <w:rFonts w:hint="eastAsia" w:ascii="黑体" w:hAnsi="黑体" w:eastAsia="黑体"/>
+          <w:sz w:val="21"/>
+        </w:rPr>
+      </w:r>
+      <w:r>
+        <w:rPr>
+          <w:rFonts w:ascii="黑体" w:hAnsi="黑体" w:eastAsia="黑体"/>
+          <w:sz w:val="21"/>
+        </w:rPr>
+      </w:r>
+    </w:p>
+    <w:p>
+      <w:pPr>
+        <w:spacing w:line="240" w:lineRule="auto"/>
+        <w:ind w:firstLine="480"/>
+        <w:jc w:val="center"/>
+        <w:rPr>
+          <w:rFonts w:hint="eastAsia"/>
+        </w:rPr>
+      </w:pPr>
+      <w:r>
+        <w:rPr>
+          <w:rFonts w:hint="eastAsia"/>
+          <w:szCs w:val="28"/>
+          <w:lang/>
+        </w:rPr>
+        <w:t xml:space="preserve"/>
+      </w:r>
+      <w:r>
+        <w:drawing>
+          <wp:inline xmlns:a="http://schemas.openxmlformats.org/drawingml/2006/main" xmlns:pic="http://schemas.openxmlformats.org/drawingml/2006/picture">
+            <wp:extent cx="4680000" cy="6619194"/>
+            <wp:docPr id="1015" name="Picture 89"/>
+            <wp:cNvGraphicFramePr>
+              <a:graphicFrameLocks noChangeAspect="1"/>
+            </wp:cNvGraphicFramePr>
+            <a:graphic>
+              <a:graphicData uri="http://schemas.openxmlformats.org/drawingml/2006/picture">
+                <pic:pic>
+                  <pic:nvPicPr>
+                    <pic:cNvPr id="0" name="image11.png"/>
+                    <pic:cNvPicPr/>
+                  </pic:nvPicPr>
+                  <pic:blipFill>
+                    <a:blip r:embed="rId49"/>
+                    <a:stretch>
+                      <a:fillRect/>
+                    </a:stretch>
+                  </pic:blipFill>
+                  <pic:spPr>
+                    <a:xfrm>
+                      <a:off x="0" y="0"/>
+                      <a:ext cx="4680000" cy="6619194"/>
+                    </a:xfrm>
+                    <a:prstGeom prst="rect"/>
+                  </pic:spPr>
+                </pic:pic>
+              </a:graphicData>
+            </a:graphic>
+          </wp:inline>
+        </w:drawing>
+      </w:r>
+      <w:r>
+        <w:t xml:space="preserve"/>
+      </w:r>
+      <w:r>
+        <w:rPr>
+          <w:rFonts w:hint="eastAsia"/>
+        </w:rPr>
+      </w:r>
+      <w:r/>
+    </w:p>
+    <w:p>
+      <w:pPr>
+        <w:ind w:firstLine="480"/>
+        <w:jc w:val="center"/>
+        <w:rPr>
+          <w:rFonts w:hint="eastAsia"/>
+        </w:rPr>
+      </w:pPr>
+      <w:r>
+        <w:rPr>
+          <w:rFonts w:hint="eastAsia" w:ascii="黑体" w:hAnsi="黑体" w:eastAsia="黑体"/>
+          <w:sz w:val="21"/>
+          <w:szCs w:val="28"/>
+          <w:lang/>
+        </w:rPr>
+        <w:t xml:space="preserve">图4-8 留言信息E-R图</w:t>
+      </w:r>
+      <w:r>
+        <w:rPr>
+          <w:rFonts w:hint="eastAsia" w:ascii="黑体" w:hAnsi="黑体" w:eastAsia="黑体"/>
+          <w:sz w:val="21"/>
+        </w:rPr>
+      </w:r>
+      <w:r>
+        <w:rPr>
+          <w:rFonts w:ascii="黑体" w:hAnsi="黑体" w:eastAsia="黑体"/>
+          <w:sz w:val="21"/>
+        </w:rPr>
+      </w:r>
+    </w:p>
+    <w:p>
+      <w:pPr>
+        <w:spacing w:line="240" w:lineRule="auto"/>
+        <w:ind w:firstLine="480"/>
+        <w:jc w:val="center"/>
+        <w:rPr>
+          <w:rFonts w:hint="eastAsia"/>
+        </w:rPr>
+      </w:pPr>
+      <w:r>
+        <w:rPr>
+          <w:rFonts w:hint="eastAsia"/>
+          <w:szCs w:val="28"/>
+          <w:lang/>
+        </w:rPr>
+        <w:t xml:space="preserve"/>
+      </w:r>
+      <w:r>
+        <w:drawing>
+          <wp:inline xmlns:a="http://schemas.openxmlformats.org/drawingml/2006/main" xmlns:pic="http://schemas.openxmlformats.org/drawingml/2006/picture">
+            <wp:extent cx="4680000" cy="6619194"/>
+            <wp:docPr id="1016" name="Picture 89"/>
+            <wp:cNvGraphicFramePr>
+              <a:graphicFrameLocks noChangeAspect="1"/>
+            </wp:cNvGraphicFramePr>
+            <a:graphic>
+              <a:graphicData uri="http://schemas.openxmlformats.org/drawingml/2006/picture">
+                <pic:pic>
+                  <pic:nvPicPr>
                     <pic:cNvPr id="0" name="image12.png"/>
                     <pic:cNvPicPr/>
                   </pic:nvPicPr>
                   <pic:blipFill>
-                    <a:blip r:embed="rId46"/>
+                    <a:blip r:embed="rId50"/>
                     <a:stretch>
                       <a:fillRect/>
                     </a:stretch>
@@ -10922,8 +11286,8 @@
       <w:r>
         <w:drawing>
           <wp:inline xmlns:a="http://schemas.openxmlformats.org/drawingml/2006/main" xmlns:pic="http://schemas.openxmlformats.org/drawingml/2006/picture">
-            <wp:extent cx="4680000" cy="4417699"/>
-            <wp:docPr id="1013" name="Picture 89"/>
+            <wp:extent cx="4680000" cy="2638723"/>
+            <wp:docPr id="1017" name="Picture 89"/>
             <wp:cNvGraphicFramePr>
               <a:graphicFrameLocks noChangeAspect="1"/>
             </wp:cNvGraphicFramePr>
@@ -10931,11 +11295,11 @@
               <a:graphicData uri="http://schemas.openxmlformats.org/drawingml/2006/picture">
                 <pic:pic>
                   <pic:nvPicPr>
-                    <pic:cNvPr id="0" name="image13.png"/>
+                    <pic:cNvPr id="0" name="chencai-admin-class.png"/>
                     <pic:cNvPicPr/>
                   </pic:nvPicPr>
                   <pic:blipFill>
-                    <a:blip r:embed="rId47"/>
+                    <a:blip r:embed="rId51"/>
                     <a:stretch>
                       <a:fillRect/>
                     </a:stretch>
@@ -10943,7 +11307,7 @@
                   <pic:spPr>
                     <a:xfrm>
                       <a:off x="0" y="0"/>
-                      <a:ext cx="4680000" cy="4417699"/>
+                      <a:ext cx="4680000" cy="2638723"/>
                     </a:xfrm>
                     <a:prstGeom prst="rect"/>
                   </pic:spPr>
@@ -11060,7 +11424,7 @@
         <w:drawing>
           <wp:inline xmlns:a="http://schemas.openxmlformats.org/drawingml/2006/main" xmlns:pic="http://schemas.openxmlformats.org/drawingml/2006/picture">
             <wp:extent cx="4680000" cy="4663693"/>
-            <wp:docPr id="1014" name="Picture 89"/>
+            <wp:docPr id="1018" name="Picture 89"/>
             <wp:cNvGraphicFramePr>
               <a:graphicFrameLocks noChangeAspect="1"/>
             </wp:cNvGraphicFramePr>
@@ -11072,7 +11436,7 @@
                     <pic:cNvPicPr/>
                   </pic:nvPicPr>
                   <pic:blipFill>
-                    <a:blip r:embed="rId48"/>
+                    <a:blip r:embed="rId52"/>
                     <a:stretch>
                       <a:fillRect/>
                     </a:stretch>
@@ -11197,7 +11561,7 @@
         <w:drawing>
           <wp:inline xmlns:a="http://schemas.openxmlformats.org/drawingml/2006/main" xmlns:pic="http://schemas.openxmlformats.org/drawingml/2006/picture">
             <wp:extent cx="4680000" cy="1626614"/>
-            <wp:docPr id="1015" name="Picture 89"/>
+            <wp:docPr id="1019" name="Picture 89"/>
             <wp:cNvGraphicFramePr>
               <a:graphicFrameLocks noChangeAspect="1"/>
             </wp:cNvGraphicFramePr>
@@ -11209,7 +11573,7 @@
                     <pic:cNvPicPr/>
                   </pic:nvPicPr>
                   <pic:blipFill>
-                    <a:blip r:embed="rId49"/>
+                    <a:blip r:embed="rId53"/>
                     <a:stretch>
                       <a:fillRect/>
                     </a:stretch>
@@ -11288,7 +11652,7 @@
         <w:drawing>
           <wp:inline xmlns:a="http://schemas.openxmlformats.org/drawingml/2006/main" xmlns:pic="http://schemas.openxmlformats.org/drawingml/2006/picture">
             <wp:extent cx="4680000" cy="1111617"/>
-            <wp:docPr id="1016" name="Picture 89"/>
+            <wp:docPr id="1020" name="Picture 89"/>
             <wp:cNvGraphicFramePr>
               <a:graphicFrameLocks noChangeAspect="1"/>
             </wp:cNvGraphicFramePr>
@@ -11300,7 +11664,7 @@
                     <pic:cNvPicPr/>
                   </pic:nvPicPr>
                   <pic:blipFill>
-                    <a:blip r:embed="rId50"/>
+                    <a:blip r:embed="rId54"/>
                     <a:stretch>
                       <a:fillRect/>
                     </a:stretch>
@@ -11425,7 +11789,7 @@
         <w:drawing>
           <wp:inline xmlns:a="http://schemas.openxmlformats.org/drawingml/2006/main" xmlns:pic="http://schemas.openxmlformats.org/drawingml/2006/picture">
             <wp:extent cx="4680000" cy="2317282"/>
-            <wp:docPr id="1017" name="Picture 89"/>
+            <wp:docPr id="1021" name="Picture 89"/>
             <wp:cNvGraphicFramePr>
               <a:graphicFrameLocks noChangeAspect="1"/>
             </wp:cNvGraphicFramePr>
@@ -11437,7 +11801,7 @@
                     <pic:cNvPicPr/>
                   </pic:nvPicPr>
                   <pic:blipFill>
-                    <a:blip r:embed="rId51"/>
+                    <a:blip r:embed="rId55"/>
                     <a:stretch>
                       <a:fillRect/>
                     </a:stretch>
@@ -11516,7 +11880,7 @@
         <w:drawing>
           <wp:inline xmlns:a="http://schemas.openxmlformats.org/drawingml/2006/main" xmlns:pic="http://schemas.openxmlformats.org/drawingml/2006/picture">
             <wp:extent cx="4680000" cy="1957588"/>
-            <wp:docPr id="1018" name="Picture 89"/>
+            <wp:docPr id="1022" name="Picture 89"/>
             <wp:cNvGraphicFramePr>
               <a:graphicFrameLocks noChangeAspect="1"/>
             </wp:cNvGraphicFramePr>
@@ -11528,7 +11892,7 @@
                     <pic:cNvPicPr/>
                   </pic:nvPicPr>
                   <pic:blipFill>
-                    <a:blip r:embed="rId52"/>
+                    <a:blip r:embed="rId56"/>
                     <a:stretch>
                       <a:fillRect/>
                     </a:stretch>
@@ -11607,7 +11971,7 @@
         <w:drawing>
           <wp:inline xmlns:a="http://schemas.openxmlformats.org/drawingml/2006/main" xmlns:pic="http://schemas.openxmlformats.org/drawingml/2006/picture">
             <wp:extent cx="4680000" cy="1947719"/>
-            <wp:docPr id="1019" name="Picture 89"/>
+            <wp:docPr id="1023" name="Picture 89"/>
             <wp:cNvGraphicFramePr>
               <a:graphicFrameLocks noChangeAspect="1"/>
             </wp:cNvGraphicFramePr>
@@ -11619,7 +11983,7 @@
                     <pic:cNvPicPr/>
                   </pic:nvPicPr>
                   <pic:blipFill>
-                    <a:blip r:embed="rId53"/>
+                    <a:blip r:embed="rId57"/>
                     <a:stretch>
                       <a:fillRect/>
                     </a:stretch>
@@ -11698,7 +12062,7 @@
         <w:drawing>
           <wp:inline xmlns:a="http://schemas.openxmlformats.org/drawingml/2006/main" xmlns:pic="http://schemas.openxmlformats.org/drawingml/2006/picture">
             <wp:extent cx="4680000" cy="1679883"/>
-            <wp:docPr id="1020" name="Picture 89"/>
+            <wp:docPr id="1024" name="Picture 89"/>
             <wp:cNvGraphicFramePr>
               <a:graphicFrameLocks noChangeAspect="1"/>
             </wp:cNvGraphicFramePr>
@@ -11710,7 +12074,7 @@
                     <pic:cNvPicPr/>
                   </pic:nvPicPr>
                   <pic:blipFill>
-                    <a:blip r:embed="rId54"/>
+                    <a:blip r:embed="rId58"/>
                     <a:stretch>
                       <a:fillRect/>
                     </a:stretch>
@@ -11835,7 +12199,7 @@
         <w:drawing>
           <wp:inline xmlns:a="http://schemas.openxmlformats.org/drawingml/2006/main" xmlns:pic="http://schemas.openxmlformats.org/drawingml/2006/picture">
             <wp:extent cx="4680000" cy="1939377"/>
-            <wp:docPr id="1021" name="Picture 89"/>
+            <wp:docPr id="1025" name="Picture 89"/>
             <wp:cNvGraphicFramePr>
               <a:graphicFrameLocks noChangeAspect="1"/>
             </wp:cNvGraphicFramePr>
@@ -11847,7 +12211,7 @@
                     <pic:cNvPicPr/>
                   </pic:nvPicPr>
                   <pic:blipFill>
-                    <a:blip r:embed="rId55"/>
+                    <a:blip r:embed="rId59"/>
                     <a:stretch>
                       <a:fillRect/>
                     </a:stretch>
@@ -11926,7 +12290,7 @@
         <w:drawing>
           <wp:inline xmlns:a="http://schemas.openxmlformats.org/drawingml/2006/main" xmlns:pic="http://schemas.openxmlformats.org/drawingml/2006/picture">
             <wp:extent cx="4680000" cy="1956842"/>
-            <wp:docPr id="1022" name="Picture 89"/>
+            <wp:docPr id="1026" name="Picture 89"/>
             <wp:cNvGraphicFramePr>
               <a:graphicFrameLocks noChangeAspect="1"/>
             </wp:cNvGraphicFramePr>
@@ -11938,7 +12302,7 @@
                     <pic:cNvPicPr/>
                   </pic:nvPicPr>
                   <pic:blipFill>
-                    <a:blip r:embed="rId56"/>
+                    <a:blip r:embed="rId60"/>
                     <a:stretch>
                       <a:fillRect/>
                     </a:stretch>
@@ -12017,7 +12381,7 @@
         <w:drawing>
           <wp:inline xmlns:a="http://schemas.openxmlformats.org/drawingml/2006/main" xmlns:pic="http://schemas.openxmlformats.org/drawingml/2006/picture">
             <wp:extent cx="4680000" cy="2376850"/>
-            <wp:docPr id="1023" name="Picture 89"/>
+            <wp:docPr id="1027" name="Picture 89"/>
             <wp:cNvGraphicFramePr>
               <a:graphicFrameLocks noChangeAspect="1"/>
             </wp:cNvGraphicFramePr>
@@ -12029,7 +12393,7 @@
                     <pic:cNvPicPr/>
                   </pic:nvPicPr>
                   <pic:blipFill>
-                    <a:blip r:embed="rId57"/>
+                    <a:blip r:embed="rId61"/>
                     <a:stretch>
                       <a:fillRect/>
                     </a:stretch>
@@ -12108,7 +12472,7 @@
         <w:drawing>
           <wp:inline xmlns:a="http://schemas.openxmlformats.org/drawingml/2006/main" xmlns:pic="http://schemas.openxmlformats.org/drawingml/2006/picture">
             <wp:extent cx="4680000" cy="1933734"/>
-            <wp:docPr id="1024" name="Picture 89"/>
+            <wp:docPr id="1028" name="Picture 89"/>
             <wp:cNvGraphicFramePr>
               <a:graphicFrameLocks noChangeAspect="1"/>
             </wp:cNvGraphicFramePr>
@@ -12120,7 +12484,7 @@
                     <pic:cNvPicPr/>
                   </pic:nvPicPr>
                   <pic:blipFill>
-                    <a:blip r:embed="rId58"/>
+                    <a:blip r:embed="rId62"/>
                     <a:stretch>
                       <a:fillRect/>
                     </a:stretch>
@@ -12303,7 +12667,7 @@
         <w:drawing>
           <wp:inline xmlns:a="http://schemas.openxmlformats.org/drawingml/2006/main" xmlns:pic="http://schemas.openxmlformats.org/drawingml/2006/picture">
             <wp:extent cx="4680000" cy="1334424"/>
-            <wp:docPr id="1025" name="Picture 89"/>
+            <wp:docPr id="1029" name="Picture 89"/>
             <wp:cNvGraphicFramePr>
               <a:graphicFrameLocks noChangeAspect="1"/>
             </wp:cNvGraphicFramePr>
@@ -12315,7 +12679,7 @@
                     <pic:cNvPicPr/>
                   </pic:nvPicPr>
                   <pic:blipFill>
-                    <a:blip r:embed="rId59"/>
+                    <a:blip r:embed="rId63"/>
                     <a:stretch>
                       <a:fillRect/>
                     </a:stretch>
@@ -12394,7 +12758,7 @@
         <w:drawing>
           <wp:inline xmlns:a="http://schemas.openxmlformats.org/drawingml/2006/main" xmlns:pic="http://schemas.openxmlformats.org/drawingml/2006/picture">
             <wp:extent cx="4680000" cy="2641765"/>
-            <wp:docPr id="1026" name="Picture 89"/>
+            <wp:docPr id="1030" name="Picture 89"/>
             <wp:cNvGraphicFramePr>
               <a:graphicFrameLocks noChangeAspect="1"/>
             </wp:cNvGraphicFramePr>
@@ -12406,7 +12770,7 @@
                     <pic:cNvPicPr/>
                   </pic:nvPicPr>
                   <pic:blipFill>
-                    <a:blip r:embed="rId60"/>
+                    <a:blip r:embed="rId64"/>
                     <a:stretch>
                       <a:fillRect/>
                     </a:stretch>
@@ -12531,7 +12895,7 @@
         <w:drawing>
           <wp:inline xmlns:a="http://schemas.openxmlformats.org/drawingml/2006/main" xmlns:pic="http://schemas.openxmlformats.org/drawingml/2006/picture">
             <wp:extent cx="4680000" cy="1651765"/>
-            <wp:docPr id="1027" name="Picture 89"/>
+            <wp:docPr id="1031" name="Picture 89"/>
             <wp:cNvGraphicFramePr>
               <a:graphicFrameLocks noChangeAspect="1"/>
             </wp:cNvGraphicFramePr>
@@ -12543,7 +12907,7 @@
                     <pic:cNvPicPr/>
                   </pic:nvPicPr>
                   <pic:blipFill>
-                    <a:blip r:embed="rId61"/>
+                    <a:blip r:embed="rId65"/>
                     <a:stretch>
                       <a:fillRect/>
                     </a:stretch>
@@ -12622,7 +12986,7 @@
         <w:drawing>
           <wp:inline xmlns:a="http://schemas.openxmlformats.org/drawingml/2006/main" xmlns:pic="http://schemas.openxmlformats.org/drawingml/2006/picture">
             <wp:extent cx="4680000" cy="2398093"/>
-            <wp:docPr id="1028" name="Picture 89"/>
+            <wp:docPr id="1032" name="Picture 89"/>
             <wp:cNvGraphicFramePr>
               <a:graphicFrameLocks noChangeAspect="1"/>
             </wp:cNvGraphicFramePr>
@@ -12634,7 +12998,7 @@
                     <pic:cNvPicPr/>
                   </pic:nvPicPr>
                   <pic:blipFill>
-                    <a:blip r:embed="rId62"/>
+                    <a:blip r:embed="rId66"/>
                     <a:stretch>
                       <a:fillRect/>
                     </a:stretch>
@@ -12759,7 +13123,7 @@
         <w:drawing>
           <wp:inline xmlns:a="http://schemas.openxmlformats.org/drawingml/2006/main" xmlns:pic="http://schemas.openxmlformats.org/drawingml/2006/picture">
             <wp:extent cx="4680000" cy="1948482"/>
-            <wp:docPr id="1029" name="Picture 89"/>
+            <wp:docPr id="1033" name="Picture 89"/>
             <wp:cNvGraphicFramePr>
               <a:graphicFrameLocks noChangeAspect="1"/>
             </wp:cNvGraphicFramePr>
@@ -12771,7 +13135,7 @@
                     <pic:cNvPicPr/>
                   </pic:nvPicPr>
                   <pic:blipFill>
-                    <a:blip r:embed="rId63"/>
+                    <a:blip r:embed="rId67"/>
                     <a:stretch>
                       <a:fillRect/>
                     </a:stretch>
@@ -12850,7 +13214,7 @@
         <w:drawing>
           <wp:inline xmlns:a="http://schemas.openxmlformats.org/drawingml/2006/main" xmlns:pic="http://schemas.openxmlformats.org/drawingml/2006/picture">
             <wp:extent cx="4680000" cy="1620878"/>
-            <wp:docPr id="1030" name="Picture 89"/>
+            <wp:docPr id="1034" name="Picture 89"/>
             <wp:cNvGraphicFramePr>
               <a:graphicFrameLocks noChangeAspect="1"/>
             </wp:cNvGraphicFramePr>
@@ -12862,7 +13226,7 @@
                     <pic:cNvPicPr/>
                   </pic:nvPicPr>
                   <pic:blipFill>
-                    <a:blip r:embed="rId64"/>
+                    <a:blip r:embed="rId68"/>
                     <a:stretch>
                       <a:fillRect/>
                     </a:stretch>
@@ -12987,7 +13351,7 @@
         <w:drawing>
           <wp:inline xmlns:a="http://schemas.openxmlformats.org/drawingml/2006/main" xmlns:pic="http://schemas.openxmlformats.org/drawingml/2006/picture">
             <wp:extent cx="4680000" cy="1938596"/>
-            <wp:docPr id="1031" name="Picture 89"/>
+            <wp:docPr id="1035" name="Picture 89"/>
             <wp:cNvGraphicFramePr>
               <a:graphicFrameLocks noChangeAspect="1"/>
             </wp:cNvGraphicFramePr>
@@ -12999,7 +13363,7 @@
                     <pic:cNvPicPr/>
                   </pic:nvPicPr>
                   <pic:blipFill>
-                    <a:blip r:embed="rId65"/>
+                    <a:blip r:embed="rId69"/>
                     <a:stretch>
                       <a:fillRect/>
                     </a:stretch>
@@ -13078,7 +13442,7 @@
         <w:drawing>
           <wp:inline xmlns:a="http://schemas.openxmlformats.org/drawingml/2006/main" xmlns:pic="http://schemas.openxmlformats.org/drawingml/2006/picture">
             <wp:extent cx="4680000" cy="1413607"/>
-            <wp:docPr id="1032" name="Picture 89"/>
+            <wp:docPr id="1036" name="Picture 89"/>
             <wp:cNvGraphicFramePr>
               <a:graphicFrameLocks noChangeAspect="1"/>
             </wp:cNvGraphicFramePr>
@@ -13090,7 +13454,7 @@
                     <pic:cNvPicPr/>
                   </pic:nvPicPr>
                   <pic:blipFill>
-                    <a:blip r:embed="rId66"/>
+                    <a:blip r:embed="rId70"/>
                     <a:stretch>
                       <a:fillRect/>
                     </a:stretch>
@@ -13169,7 +13533,7 @@
         <w:drawing>
           <wp:inline xmlns:a="http://schemas.openxmlformats.org/drawingml/2006/main" xmlns:pic="http://schemas.openxmlformats.org/drawingml/2006/picture">
             <wp:extent cx="4680000" cy="1589002"/>
-            <wp:docPr id="1033" name="Picture 89"/>
+            <wp:docPr id="1037" name="Picture 89"/>
             <wp:cNvGraphicFramePr>
               <a:graphicFrameLocks noChangeAspect="1"/>
             </wp:cNvGraphicFramePr>
@@ -13181,7 +13545,7 @@
                     <pic:cNvPicPr/>
                   </pic:nvPicPr>
                   <pic:blipFill>
-                    <a:blip r:embed="rId67"/>
+                    <a:blip r:embed="rId71"/>
                     <a:stretch>
                       <a:fillRect/>
                     </a:stretch>
@@ -13260,7 +13624,7 @@
         <w:drawing>
           <wp:inline xmlns:a="http://schemas.openxmlformats.org/drawingml/2006/main" xmlns:pic="http://schemas.openxmlformats.org/drawingml/2006/picture">
             <wp:extent cx="4680000" cy="1945823"/>
-            <wp:docPr id="1034" name="Picture 89"/>
+            <wp:docPr id="1038" name="Picture 89"/>
             <wp:cNvGraphicFramePr>
               <a:graphicFrameLocks noChangeAspect="1"/>
             </wp:cNvGraphicFramePr>
@@ -13272,7 +13636,7 @@
                     <pic:cNvPicPr/>
                   </pic:nvPicPr>
                   <pic:blipFill>
-                    <a:blip r:embed="rId68"/>
+                    <a:blip r:embed="rId72"/>
                     <a:stretch>
                       <a:fillRect/>
                     </a:stretch>
@@ -13459,8 +13823,8 @@
       <w:r>
         <w:drawing>
           <wp:inline xmlns:a="http://schemas.openxmlformats.org/drawingml/2006/main" xmlns:pic="http://schemas.openxmlformats.org/drawingml/2006/picture">
-            <wp:extent cx="4680000" cy="6619194"/>
-            <wp:docPr id="1035" name="Picture 89"/>
+            <wp:extent cx="4680000" cy="2908286"/>
+            <wp:docPr id="1039" name="Picture 89"/>
             <wp:cNvGraphicFramePr>
               <a:graphicFrameLocks noChangeAspect="1"/>
             </wp:cNvGraphicFramePr>
@@ -13468,11 +13832,11 @@
               <a:graphicData uri="http://schemas.openxmlformats.org/drawingml/2006/picture">
                 <pic:pic>
                   <pic:nvPicPr>
-                    <pic:cNvPr id="0" name="image35.png"/>
+                    <pic:cNvPr id="0" name="chencai-test-flow.png"/>
                     <pic:cNvPicPr/>
                   </pic:nvPicPr>
                   <pic:blipFill>
-                    <a:blip r:embed="rId69"/>
+                    <a:blip r:embed="rId73"/>
                     <a:stretch>
                       <a:fillRect/>
                     </a:stretch>
@@ -13480,7 +13844,7 @@
                   <pic:spPr>
                     <a:xfrm>
                       <a:off x="0" y="0"/>
-                      <a:ext cx="4680000" cy="6619194"/>
+                      <a:ext cx="4680000" cy="2908286"/>
                     </a:xfrm>
                     <a:prstGeom prst="rect"/>
                   </pic:spPr>
@@ -14767,7 +15131,7 @@
         <w:drawing>
           <wp:inline xmlns:a="http://schemas.openxmlformats.org/drawingml/2006/main" xmlns:pic="http://schemas.openxmlformats.org/drawingml/2006/picture">
             <wp:extent cx="4680000" cy="4712727"/>
-            <wp:docPr id="1036" name="Picture 89"/>
+            <wp:docPr id="1040" name="Picture 89"/>
             <wp:cNvGraphicFramePr>
               <a:graphicFrameLocks noChangeAspect="1"/>
             </wp:cNvGraphicFramePr>
@@ -14779,7 +15143,7 @@
                     <pic:cNvPicPr/>
                   </pic:nvPicPr>
                   <pic:blipFill>
-                    <a:blip r:embed="rId70"/>
+                    <a:blip r:embed="rId74"/>
                     <a:stretch>
                       <a:fillRect/>
                     </a:stretch>
@@ -14858,7 +15222,7 @@
         <w:drawing>
           <wp:inline xmlns:a="http://schemas.openxmlformats.org/drawingml/2006/main" xmlns:pic="http://schemas.openxmlformats.org/drawingml/2006/picture">
             <wp:extent cx="4680000" cy="3369291"/>
-            <wp:docPr id="1037" name="Picture 89"/>
+            <wp:docPr id="1041" name="Picture 89"/>
             <wp:cNvGraphicFramePr>
               <a:graphicFrameLocks noChangeAspect="1"/>
             </wp:cNvGraphicFramePr>
@@ -14870,7 +15234,7 @@
                     <pic:cNvPicPr/>
                   </pic:nvPicPr>
                   <pic:blipFill>
-                    <a:blip r:embed="rId71"/>
+                    <a:blip r:embed="rId75"/>
                     <a:stretch>
                       <a:fillRect/>
                     </a:stretch>
@@ -14949,7 +15313,7 @@
         <w:drawing>
           <wp:inline xmlns:a="http://schemas.openxmlformats.org/drawingml/2006/main" xmlns:pic="http://schemas.openxmlformats.org/drawingml/2006/picture">
             <wp:extent cx="4680000" cy="1753855"/>
-            <wp:docPr id="1038" name="Picture 89"/>
+            <wp:docPr id="1042" name="Picture 89"/>
             <wp:cNvGraphicFramePr>
               <a:graphicFrameLocks noChangeAspect="1"/>
             </wp:cNvGraphicFramePr>
@@ -14961,7 +15325,7 @@
                     <pic:cNvPicPr/>
                   </pic:nvPicPr>
                   <pic:blipFill>
-                    <a:blip r:embed="rId72"/>
+                    <a:blip r:embed="rId76"/>
                     <a:stretch>
                       <a:fillRect/>
                     </a:stretch>
@@ -15473,7 +15837,7 @@
         <w:drawing>
           <wp:inline xmlns:a="http://schemas.openxmlformats.org/drawingml/2006/main" xmlns:pic="http://schemas.openxmlformats.org/drawingml/2006/picture">
             <wp:extent cx="4680000" cy="1670778"/>
-            <wp:docPr id="1039" name="Picture 89"/>
+            <wp:docPr id="1043" name="Picture 89"/>
             <wp:cNvGraphicFramePr>
               <a:graphicFrameLocks noChangeAspect="1"/>
             </wp:cNvGraphicFramePr>
@@ -15485,7 +15849,7 @@
                     <pic:cNvPicPr/>
                   </pic:nvPicPr>
                   <pic:blipFill>
-                    <a:blip r:embed="rId73"/>
+                    <a:blip r:embed="rId77"/>
                     <a:stretch>
                       <a:fillRect/>
                     </a:stretch>
@@ -15564,7 +15928,7 @@
         <w:drawing>
           <wp:inline xmlns:a="http://schemas.openxmlformats.org/drawingml/2006/main" xmlns:pic="http://schemas.openxmlformats.org/drawingml/2006/picture">
             <wp:extent cx="4680000" cy="1666849"/>
-            <wp:docPr id="1040" name="Picture 89"/>
+            <wp:docPr id="1044" name="Picture 89"/>
             <wp:cNvGraphicFramePr>
               <a:graphicFrameLocks noChangeAspect="1"/>
             </wp:cNvGraphicFramePr>
@@ -15576,7 +15940,7 @@
                     <pic:cNvPicPr/>
                   </pic:nvPicPr>
                   <pic:blipFill>
-                    <a:blip r:embed="rId74"/>
+                    <a:blip r:embed="rId78"/>
                     <a:stretch>
                       <a:fillRect/>
                     </a:stretch>
@@ -15655,7 +16019,7 @@
         <w:drawing>
           <wp:inline xmlns:a="http://schemas.openxmlformats.org/drawingml/2006/main" xmlns:pic="http://schemas.openxmlformats.org/drawingml/2006/picture">
             <wp:extent cx="4680000" cy="1424546"/>
-            <wp:docPr id="1041" name="Picture 89"/>
+            <wp:docPr id="1045" name="Picture 89"/>
             <wp:cNvGraphicFramePr>
               <a:graphicFrameLocks noChangeAspect="1"/>
             </wp:cNvGraphicFramePr>
@@ -15667,7 +16031,7 @@
                     <pic:cNvPicPr/>
                   </pic:nvPicPr>
                   <pic:blipFill>
-                    <a:blip r:embed="rId75"/>
+                    <a:blip r:embed="rId79"/>
                     <a:stretch>
                       <a:fillRect/>
                     </a:stretch>
@@ -16179,7 +16543,7 @@
         <w:drawing>
           <wp:inline xmlns:a="http://schemas.openxmlformats.org/drawingml/2006/main" xmlns:pic="http://schemas.openxmlformats.org/drawingml/2006/picture">
             <wp:extent cx="4680000" cy="1650949"/>
-            <wp:docPr id="1042" name="Picture 89"/>
+            <wp:docPr id="1046" name="Picture 89"/>
             <wp:cNvGraphicFramePr>
               <a:graphicFrameLocks noChangeAspect="1"/>
             </wp:cNvGraphicFramePr>
@@ -16191,7 +16555,7 @@
                     <pic:cNvPicPr/>
                   </pic:nvPicPr>
                   <pic:blipFill>
-                    <a:blip r:embed="rId76"/>
+                    <a:blip r:embed="rId80"/>
                     <a:stretch>
                       <a:fillRect/>
                     </a:stretch>
@@ -16270,7 +16634,7 @@
         <w:drawing>
           <wp:inline xmlns:a="http://schemas.openxmlformats.org/drawingml/2006/main" xmlns:pic="http://schemas.openxmlformats.org/drawingml/2006/picture">
             <wp:extent cx="4680000" cy="1684436"/>
-            <wp:docPr id="1043" name="Picture 89"/>
+            <wp:docPr id="1047" name="Picture 89"/>
             <wp:cNvGraphicFramePr>
               <a:graphicFrameLocks noChangeAspect="1"/>
             </wp:cNvGraphicFramePr>
@@ -16282,7 +16646,7 @@
                     <pic:cNvPicPr/>
                   </pic:nvPicPr>
                   <pic:blipFill>
-                    <a:blip r:embed="rId77"/>
+                    <a:blip r:embed="rId81"/>
                     <a:stretch>
                       <a:fillRect/>
                     </a:stretch>
@@ -16361,7 +16725,7 @@
         <w:drawing>
           <wp:inline xmlns:a="http://schemas.openxmlformats.org/drawingml/2006/main" xmlns:pic="http://schemas.openxmlformats.org/drawingml/2006/picture">
             <wp:extent cx="4680000" cy="1546395"/>
-            <wp:docPr id="1044" name="Picture 89"/>
+            <wp:docPr id="1048" name="Picture 89"/>
             <wp:cNvGraphicFramePr>
               <a:graphicFrameLocks noChangeAspect="1"/>
             </wp:cNvGraphicFramePr>
@@ -16373,7 +16737,7 @@
                     <pic:cNvPicPr/>
                   </pic:nvPicPr>
                   <pic:blipFill>
-                    <a:blip r:embed="rId78"/>
+                    <a:blip r:embed="rId82"/>
                     <a:stretch>
                       <a:fillRect/>
                     </a:stretch>

--- a/papers/chencai/output.docx
+++ b/papers/chencai/output.docx
@@ -6912,7 +6912,7 @@
       <w:r>
         <w:drawing>
           <wp:inline xmlns:a="http://schemas.openxmlformats.org/drawingml/2006/main" xmlns:pic="http://schemas.openxmlformats.org/drawingml/2006/picture">
-            <wp:extent cx="4680000" cy="2515500"/>
+            <wp:extent cx="4680000" cy="2632500"/>
             <wp:docPr id="1008" name="Picture 89"/>
             <wp:cNvGraphicFramePr>
               <a:graphicFrameLocks noChangeAspect="1"/>
@@ -6933,7 +6933,7 @@
                   <pic:spPr>
                     <a:xfrm>
                       <a:off x="0" y="0"/>
-                      <a:ext cx="4680000" cy="2515500"/>
+                      <a:ext cx="4680000" cy="2632500"/>
                     </a:xfrm>
                     <a:prstGeom prst="rect"/>
                   </pic:spPr>
@@ -14788,10 +14788,8 @@
         </w:tblBorders>
       </w:tblPr>
       <w:tblGrid>
-        <w:gridCol w:w="2250"/>
-        <w:gridCol w:w="2250"/>
-        <w:gridCol w:w="2250"/>
-        <w:gridCol w:w="2250"/>
+        <w:gridCol w:w="4500"/>
+        <w:gridCol w:w="4500"/>
       </w:tblGrid>
       <w:tr>
         <w:tc>
@@ -14805,7 +14803,7 @@
                 <w:szCs w:val="21"/>
                 <w:b/>
               </w:rPr>
-              <w:t xml:space="preserve">测试项目编号</w:t>
+              <w:t xml:space="preserve">测试项</w:t>
             </w:r>
           </w:p>
         </w:tc>
@@ -14820,37 +14818,7 @@
                 <w:szCs w:val="21"/>
                 <w:b/>
               </w:rPr>
-              <w:t xml:space="preserve">001</w:t>
-            </w:r>
-          </w:p>
-        </w:tc>
-        <w:tc>
-          <w:p>
-            <w:pPr>
-              <w:jc w:val="center"/>
-            </w:pPr>
-            <w:r>
-              <w:rPr>
-                <w:sz w:val="21"/>
-                <w:szCs w:val="21"/>
-                <w:b/>
-              </w:rPr>
-              <w:t xml:space="preserve">测试项目名称</w:t>
-            </w:r>
-          </w:p>
-        </w:tc>
-        <w:tc>
-          <w:p>
-            <w:pPr>
-              <w:jc w:val="center"/>
-            </w:pPr>
-            <w:r>
-              <w:rPr>
-                <w:sz w:val="21"/>
-                <w:szCs w:val="21"/>
-                <w:b/>
-              </w:rPr>
-              <w:t xml:space="preserve">管理员登录模块</w:t>
+              <w:t xml:space="preserve">内容</w:t>
             </w:r>
           </w:p>
         </w:tc>
@@ -14866,49 +14834,21 @@
                 <w:sz w:val="21"/>
                 <w:szCs w:val="21"/>
               </w:rPr>
-              <w:t xml:space="preserve">测试用例编号</w:t>
-            </w:r>
-          </w:p>
-        </w:tc>
-        <w:tc>
-          <w:p>
-            <w:pPr>
-              <w:jc w:val="center"/>
-            </w:pPr>
-            <w:r>
-              <w:rPr>
-                <w:sz w:val="21"/>
-                <w:szCs w:val="21"/>
-              </w:rPr>
-              <w:t xml:space="preserve">001</w:t>
-            </w:r>
-          </w:p>
-        </w:tc>
-        <w:tc>
-          <w:p>
-            <w:pPr>
-              <w:jc w:val="center"/>
-            </w:pPr>
-            <w:r>
-              <w:rPr>
-                <w:sz w:val="21"/>
-                <w:szCs w:val="21"/>
-              </w:rPr>
-              <w:t xml:space="preserve"/>
-            </w:r>
-          </w:p>
-        </w:tc>
-        <w:tc>
-          <w:p>
-            <w:pPr>
-              <w:jc w:val="center"/>
-            </w:pPr>
-            <w:r>
-              <w:rPr>
-                <w:sz w:val="21"/>
-                <w:szCs w:val="21"/>
-              </w:rPr>
-              <w:t xml:space="preserve"/>
+              <w:t xml:space="preserve">测试项目</w:t>
+            </w:r>
+          </w:p>
+        </w:tc>
+        <w:tc>
+          <w:p>
+            <w:pPr>
+              <w:jc w:val="center"/>
+            </w:pPr>
+            <w:r>
+              <w:rPr>
+                <w:sz w:val="21"/>
+                <w:szCs w:val="21"/>
+              </w:rPr>
+              <w:t xml:space="preserve">001（管理员登录模块）</w:t>
             </w:r>
           </w:p>
         </w:tc>
@@ -14924,49 +14864,21 @@
                 <w:sz w:val="21"/>
                 <w:szCs w:val="21"/>
               </w:rPr>
-              <w:t xml:space="preserve">输入</w:t>
-            </w:r>
-          </w:p>
-        </w:tc>
-        <w:tc>
-          <w:p>
-            <w:pPr>
-              <w:jc w:val="center"/>
-            </w:pPr>
-            <w:r>
-              <w:rPr>
-                <w:sz w:val="21"/>
-                <w:szCs w:val="21"/>
-              </w:rPr>
-              <w:t xml:space="preserve">账号：admin，密码：11111</w:t>
-            </w:r>
-          </w:p>
-        </w:tc>
-        <w:tc>
-          <w:p>
-            <w:pPr>
-              <w:jc w:val="center"/>
-            </w:pPr>
-            <w:r>
-              <w:rPr>
-                <w:sz w:val="21"/>
-                <w:szCs w:val="21"/>
-              </w:rPr>
-              <w:t xml:space="preserve"/>
-            </w:r>
-          </w:p>
-        </w:tc>
-        <w:tc>
-          <w:p>
-            <w:pPr>
-              <w:jc w:val="center"/>
-            </w:pPr>
-            <w:r>
-              <w:rPr>
-                <w:sz w:val="21"/>
-                <w:szCs w:val="21"/>
-              </w:rPr>
-              <w:t xml:space="preserve"/>
+              <w:t xml:space="preserve">测试用例编号</w:t>
+            </w:r>
+          </w:p>
+        </w:tc>
+        <w:tc>
+          <w:p>
+            <w:pPr>
+              <w:jc w:val="center"/>
+            </w:pPr>
+            <w:r>
+              <w:rPr>
+                <w:sz w:val="21"/>
+                <w:szCs w:val="21"/>
+              </w:rPr>
+              <w:t xml:space="preserve">001</w:t>
             </w:r>
           </w:p>
         </w:tc>
@@ -14982,49 +14894,21 @@
                 <w:sz w:val="21"/>
                 <w:szCs w:val="21"/>
               </w:rPr>
-              <w:t xml:space="preserve">预期输出</w:t>
-            </w:r>
-          </w:p>
-        </w:tc>
-        <w:tc>
-          <w:p>
-            <w:pPr>
-              <w:jc w:val="center"/>
-            </w:pPr>
-            <w:r>
-              <w:rPr>
-                <w:sz w:val="21"/>
-                <w:szCs w:val="21"/>
-              </w:rPr>
-              <w:t xml:space="preserve">登录成功，页面自动跳转到主页</w:t>
-            </w:r>
-          </w:p>
-        </w:tc>
-        <w:tc>
-          <w:p>
-            <w:pPr>
-              <w:jc w:val="center"/>
-            </w:pPr>
-            <w:r>
-              <w:rPr>
-                <w:sz w:val="21"/>
-                <w:szCs w:val="21"/>
-              </w:rPr>
-              <w:t xml:space="preserve"/>
-            </w:r>
-          </w:p>
-        </w:tc>
-        <w:tc>
-          <w:p>
-            <w:pPr>
-              <w:jc w:val="center"/>
-            </w:pPr>
-            <w:r>
-              <w:rPr>
-                <w:sz w:val="21"/>
-                <w:szCs w:val="21"/>
-              </w:rPr>
-              <w:t xml:space="preserve"/>
+              <w:t xml:space="preserve">输入</w:t>
+            </w:r>
+          </w:p>
+        </w:tc>
+        <w:tc>
+          <w:p>
+            <w:pPr>
+              <w:jc w:val="center"/>
+            </w:pPr>
+            <w:r>
+              <w:rPr>
+                <w:sz w:val="21"/>
+                <w:szCs w:val="21"/>
+              </w:rPr>
+              <w:t xml:space="preserve">账号：admin，密码：11111</w:t>
             </w:r>
           </w:p>
         </w:tc>
@@ -15040,6 +14924,36 @@
                 <w:sz w:val="21"/>
                 <w:szCs w:val="21"/>
               </w:rPr>
+              <w:t xml:space="preserve">预期输出</w:t>
+            </w:r>
+          </w:p>
+        </w:tc>
+        <w:tc>
+          <w:p>
+            <w:pPr>
+              <w:jc w:val="center"/>
+            </w:pPr>
+            <w:r>
+              <w:rPr>
+                <w:sz w:val="21"/>
+                <w:szCs w:val="21"/>
+              </w:rPr>
+              <w:t xml:space="preserve">登录成功，页面自动跳转到主页</w:t>
+            </w:r>
+          </w:p>
+        </w:tc>
+      </w:tr>
+      <w:tr>
+        <w:tc>
+          <w:p>
+            <w:pPr>
+              <w:jc w:val="center"/>
+            </w:pPr>
+            <w:r>
+              <w:rPr>
+                <w:sz w:val="21"/>
+                <w:szCs w:val="21"/>
+              </w:rPr>
               <w:t xml:space="preserve">操作步骤</w:t>
             </w:r>
           </w:p>
@@ -15055,34 +14969,6 @@
                 <w:szCs w:val="21"/>
               </w:rPr>
               <w:t xml:space="preserve">在浏览器中输入网址，点击管理员登录按钮，填写登录信息</w:t>
-            </w:r>
-          </w:p>
-        </w:tc>
-        <w:tc>
-          <w:p>
-            <w:pPr>
-              <w:jc w:val="center"/>
-            </w:pPr>
-            <w:r>
-              <w:rPr>
-                <w:sz w:val="21"/>
-                <w:szCs w:val="21"/>
-              </w:rPr>
-              <w:t xml:space="preserve"/>
-            </w:r>
-          </w:p>
-        </w:tc>
-        <w:tc>
-          <w:p>
-            <w:pPr>
-              <w:jc w:val="center"/>
-            </w:pPr>
-            <w:r>
-              <w:rPr>
-                <w:sz w:val="21"/>
-                <w:szCs w:val="21"/>
-              </w:rPr>
-              <w:t xml:space="preserve"/>
             </w:r>
           </w:p>
         </w:tc>
@@ -15494,10 +15380,8 @@
         </w:tblBorders>
       </w:tblPr>
       <w:tblGrid>
-        <w:gridCol w:w="2250"/>
-        <w:gridCol w:w="2250"/>
-        <w:gridCol w:w="2250"/>
-        <w:gridCol w:w="2250"/>
+        <w:gridCol w:w="4500"/>
+        <w:gridCol w:w="4500"/>
       </w:tblGrid>
       <w:tr>
         <w:tc>
@@ -15511,7 +15395,7 @@
                 <w:szCs w:val="21"/>
                 <w:b/>
               </w:rPr>
-              <w:t xml:space="preserve">测试项目编号</w:t>
+              <w:t xml:space="preserve">测试项</w:t>
             </w:r>
           </w:p>
         </w:tc>
@@ -15526,37 +15410,7 @@
                 <w:szCs w:val="21"/>
                 <w:b/>
               </w:rPr>
-              <w:t xml:space="preserve">002</w:t>
-            </w:r>
-          </w:p>
-        </w:tc>
-        <w:tc>
-          <w:p>
-            <w:pPr>
-              <w:jc w:val="center"/>
-            </w:pPr>
-            <w:r>
-              <w:rPr>
-                <w:sz w:val="21"/>
-                <w:szCs w:val="21"/>
-                <w:b/>
-              </w:rPr>
-              <w:t xml:space="preserve">测试项目名称</w:t>
-            </w:r>
-          </w:p>
-        </w:tc>
-        <w:tc>
-          <w:p>
-            <w:pPr>
-              <w:jc w:val="center"/>
-            </w:pPr>
-            <w:r>
-              <w:rPr>
-                <w:sz w:val="21"/>
-                <w:szCs w:val="21"/>
-                <w:b/>
-              </w:rPr>
-              <w:t xml:space="preserve">房屋出售管理模块</w:t>
+              <w:t xml:space="preserve">内容</w:t>
             </w:r>
           </w:p>
         </w:tc>
@@ -15572,49 +15426,21 @@
                 <w:sz w:val="21"/>
                 <w:szCs w:val="21"/>
               </w:rPr>
-              <w:t xml:space="preserve">测试用例编号</w:t>
-            </w:r>
-          </w:p>
-        </w:tc>
-        <w:tc>
-          <w:p>
-            <w:pPr>
-              <w:jc w:val="center"/>
-            </w:pPr>
-            <w:r>
-              <w:rPr>
-                <w:sz w:val="21"/>
-                <w:szCs w:val="21"/>
-              </w:rPr>
-              <w:t xml:space="preserve">002</w:t>
-            </w:r>
-          </w:p>
-        </w:tc>
-        <w:tc>
-          <w:p>
-            <w:pPr>
-              <w:jc w:val="center"/>
-            </w:pPr>
-            <w:r>
-              <w:rPr>
-                <w:sz w:val="21"/>
-                <w:szCs w:val="21"/>
-              </w:rPr>
-              <w:t xml:space="preserve"/>
-            </w:r>
-          </w:p>
-        </w:tc>
-        <w:tc>
-          <w:p>
-            <w:pPr>
-              <w:jc w:val="center"/>
-            </w:pPr>
-            <w:r>
-              <w:rPr>
-                <w:sz w:val="21"/>
-                <w:szCs w:val="21"/>
-              </w:rPr>
-              <w:t xml:space="preserve"/>
+              <w:t xml:space="preserve">测试项目</w:t>
+            </w:r>
+          </w:p>
+        </w:tc>
+        <w:tc>
+          <w:p>
+            <w:pPr>
+              <w:jc w:val="center"/>
+            </w:pPr>
+            <w:r>
+              <w:rPr>
+                <w:sz w:val="21"/>
+                <w:szCs w:val="21"/>
+              </w:rPr>
+              <w:t xml:space="preserve">002（房屋出售管理模块）</w:t>
             </w:r>
           </w:p>
         </w:tc>
@@ -15630,49 +15456,21 @@
                 <w:sz w:val="21"/>
                 <w:szCs w:val="21"/>
               </w:rPr>
-              <w:t xml:space="preserve">输入</w:t>
-            </w:r>
-          </w:p>
-        </w:tc>
-        <w:tc>
-          <w:p>
-            <w:pPr>
-              <w:jc w:val="center"/>
-            </w:pPr>
-            <w:r>
-              <w:rPr>
-                <w:sz w:val="21"/>
-                <w:szCs w:val="21"/>
-              </w:rPr>
-              <w:t xml:space="preserve">点击房屋出售管理、房屋出售订单管理，选择房屋名称1，点击删除</w:t>
-            </w:r>
-          </w:p>
-        </w:tc>
-        <w:tc>
-          <w:p>
-            <w:pPr>
-              <w:jc w:val="center"/>
-            </w:pPr>
-            <w:r>
-              <w:rPr>
-                <w:sz w:val="21"/>
-                <w:szCs w:val="21"/>
-              </w:rPr>
-              <w:t xml:space="preserve"/>
-            </w:r>
-          </w:p>
-        </w:tc>
-        <w:tc>
-          <w:p>
-            <w:pPr>
-              <w:jc w:val="center"/>
-            </w:pPr>
-            <w:r>
-              <w:rPr>
-                <w:sz w:val="21"/>
-                <w:szCs w:val="21"/>
-              </w:rPr>
-              <w:t xml:space="preserve"/>
+              <w:t xml:space="preserve">测试用例编号</w:t>
+            </w:r>
+          </w:p>
+        </w:tc>
+        <w:tc>
+          <w:p>
+            <w:pPr>
+              <w:jc w:val="center"/>
+            </w:pPr>
+            <w:r>
+              <w:rPr>
+                <w:sz w:val="21"/>
+                <w:szCs w:val="21"/>
+              </w:rPr>
+              <w:t xml:space="preserve">002</w:t>
             </w:r>
           </w:p>
         </w:tc>
@@ -15688,49 +15486,21 @@
                 <w:sz w:val="21"/>
                 <w:szCs w:val="21"/>
               </w:rPr>
-              <w:t xml:space="preserve">预期输出</w:t>
-            </w:r>
-          </w:p>
-        </w:tc>
-        <w:tc>
-          <w:p>
-            <w:pPr>
-              <w:jc w:val="center"/>
-            </w:pPr>
-            <w:r>
-              <w:rPr>
-                <w:sz w:val="21"/>
-                <w:szCs w:val="21"/>
-              </w:rPr>
-              <w:t xml:space="preserve">操作成功，删除成功，页面跳转到相应的订单信息界面</w:t>
-            </w:r>
-          </w:p>
-        </w:tc>
-        <w:tc>
-          <w:p>
-            <w:pPr>
-              <w:jc w:val="center"/>
-            </w:pPr>
-            <w:r>
-              <w:rPr>
-                <w:sz w:val="21"/>
-                <w:szCs w:val="21"/>
-              </w:rPr>
-              <w:t xml:space="preserve"/>
-            </w:r>
-          </w:p>
-        </w:tc>
-        <w:tc>
-          <w:p>
-            <w:pPr>
-              <w:jc w:val="center"/>
-            </w:pPr>
-            <w:r>
-              <w:rPr>
-                <w:sz w:val="21"/>
-                <w:szCs w:val="21"/>
-              </w:rPr>
-              <w:t xml:space="preserve"/>
+              <w:t xml:space="preserve">输入</w:t>
+            </w:r>
+          </w:p>
+        </w:tc>
+        <w:tc>
+          <w:p>
+            <w:pPr>
+              <w:jc w:val="center"/>
+            </w:pPr>
+            <w:r>
+              <w:rPr>
+                <w:sz w:val="21"/>
+                <w:szCs w:val="21"/>
+              </w:rPr>
+              <w:t xml:space="preserve">点击房屋出售管理、房屋出售订单管理，选择房屋名称1，点击删除</w:t>
             </w:r>
           </w:p>
         </w:tc>
@@ -15746,6 +15516,36 @@
                 <w:sz w:val="21"/>
                 <w:szCs w:val="21"/>
               </w:rPr>
+              <w:t xml:space="preserve">预期输出</w:t>
+            </w:r>
+          </w:p>
+        </w:tc>
+        <w:tc>
+          <w:p>
+            <w:pPr>
+              <w:jc w:val="center"/>
+            </w:pPr>
+            <w:r>
+              <w:rPr>
+                <w:sz w:val="21"/>
+                <w:szCs w:val="21"/>
+              </w:rPr>
+              <w:t xml:space="preserve">操作成功，删除成功，页面跳转到相应的订单信息界面</w:t>
+            </w:r>
+          </w:p>
+        </w:tc>
+      </w:tr>
+      <w:tr>
+        <w:tc>
+          <w:p>
+            <w:pPr>
+              <w:jc w:val="center"/>
+            </w:pPr>
+            <w:r>
+              <w:rPr>
+                <w:sz w:val="21"/>
+                <w:szCs w:val="21"/>
+              </w:rPr>
               <w:t xml:space="preserve">操作步骤</w:t>
             </w:r>
           </w:p>
@@ -15761,34 +15561,6 @@
                 <w:szCs w:val="21"/>
               </w:rPr>
               <w:t xml:space="preserve">用户登录后进入主页，依次点击房屋出售管理、房屋出售订单管理，选择目标记录并删除</w:t>
-            </w:r>
-          </w:p>
-        </w:tc>
-        <w:tc>
-          <w:p>
-            <w:pPr>
-              <w:jc w:val="center"/>
-            </w:pPr>
-            <w:r>
-              <w:rPr>
-                <w:sz w:val="21"/>
-                <w:szCs w:val="21"/>
-              </w:rPr>
-              <w:t xml:space="preserve"/>
-            </w:r>
-          </w:p>
-        </w:tc>
-        <w:tc>
-          <w:p>
-            <w:pPr>
-              <w:jc w:val="center"/>
-            </w:pPr>
-            <w:r>
-              <w:rPr>
-                <w:sz w:val="21"/>
-                <w:szCs w:val="21"/>
-              </w:rPr>
-              <w:t xml:space="preserve"/>
             </w:r>
           </w:p>
         </w:tc>
@@ -16200,10 +15972,8 @@
         </w:tblBorders>
       </w:tblPr>
       <w:tblGrid>
-        <w:gridCol w:w="2250"/>
-        <w:gridCol w:w="2250"/>
-        <w:gridCol w:w="2250"/>
-        <w:gridCol w:w="2250"/>
+        <w:gridCol w:w="4500"/>
+        <w:gridCol w:w="4500"/>
       </w:tblGrid>
       <w:tr>
         <w:tc>
@@ -16217,7 +15987,7 @@
                 <w:szCs w:val="21"/>
                 <w:b/>
               </w:rPr>
-              <w:t xml:space="preserve">测试项目编号</w:t>
+              <w:t xml:space="preserve">测试项</w:t>
             </w:r>
           </w:p>
         </w:tc>
@@ -16232,37 +16002,7 @@
                 <w:szCs w:val="21"/>
                 <w:b/>
               </w:rPr>
-              <w:t xml:space="preserve">003</w:t>
-            </w:r>
-          </w:p>
-        </w:tc>
-        <w:tc>
-          <w:p>
-            <w:pPr>
-              <w:jc w:val="center"/>
-            </w:pPr>
-            <w:r>
-              <w:rPr>
-                <w:sz w:val="21"/>
-                <w:szCs w:val="21"/>
-                <w:b/>
-              </w:rPr>
-              <w:t xml:space="preserve">测试项目名称</w:t>
-            </w:r>
-          </w:p>
-        </w:tc>
-        <w:tc>
-          <w:p>
-            <w:pPr>
-              <w:jc w:val="center"/>
-            </w:pPr>
-            <w:r>
-              <w:rPr>
-                <w:sz w:val="21"/>
-                <w:szCs w:val="21"/>
-                <w:b/>
-              </w:rPr>
-              <w:t xml:space="preserve">房屋出租管理模块</w:t>
+              <w:t xml:space="preserve">内容</w:t>
             </w:r>
           </w:p>
         </w:tc>
@@ -16278,49 +16018,21 @@
                 <w:sz w:val="21"/>
                 <w:szCs w:val="21"/>
               </w:rPr>
-              <w:t xml:space="preserve">测试用例编号</w:t>
-            </w:r>
-          </w:p>
-        </w:tc>
-        <w:tc>
-          <w:p>
-            <w:pPr>
-              <w:jc w:val="center"/>
-            </w:pPr>
-            <w:r>
-              <w:rPr>
-                <w:sz w:val="21"/>
-                <w:szCs w:val="21"/>
-              </w:rPr>
-              <w:t xml:space="preserve">003</w:t>
-            </w:r>
-          </w:p>
-        </w:tc>
-        <w:tc>
-          <w:p>
-            <w:pPr>
-              <w:jc w:val="center"/>
-            </w:pPr>
-            <w:r>
-              <w:rPr>
-                <w:sz w:val="21"/>
-                <w:szCs w:val="21"/>
-              </w:rPr>
-              <w:t xml:space="preserve"/>
-            </w:r>
-          </w:p>
-        </w:tc>
-        <w:tc>
-          <w:p>
-            <w:pPr>
-              <w:jc w:val="center"/>
-            </w:pPr>
-            <w:r>
-              <w:rPr>
-                <w:sz w:val="21"/>
-                <w:szCs w:val="21"/>
-              </w:rPr>
-              <w:t xml:space="preserve"/>
+              <w:t xml:space="preserve">测试项目</w:t>
+            </w:r>
+          </w:p>
+        </w:tc>
+        <w:tc>
+          <w:p>
+            <w:pPr>
+              <w:jc w:val="center"/>
+            </w:pPr>
+            <w:r>
+              <w:rPr>
+                <w:sz w:val="21"/>
+                <w:szCs w:val="21"/>
+              </w:rPr>
+              <w:t xml:space="preserve">003（房屋出租管理模块）</w:t>
             </w:r>
           </w:p>
         </w:tc>
@@ -16336,49 +16048,21 @@
                 <w:sz w:val="21"/>
                 <w:szCs w:val="21"/>
               </w:rPr>
-              <w:t xml:space="preserve">输入</w:t>
-            </w:r>
-          </w:p>
-        </w:tc>
-        <w:tc>
-          <w:p>
-            <w:pPr>
-              <w:jc w:val="center"/>
-            </w:pPr>
-            <w:r>
-              <w:rPr>
-                <w:sz w:val="21"/>
-                <w:szCs w:val="21"/>
-              </w:rPr>
-              <w:t xml:space="preserve">点击房屋出租管理、房屋出租订单管理，选择房屋名称2，点击退房</w:t>
-            </w:r>
-          </w:p>
-        </w:tc>
-        <w:tc>
-          <w:p>
-            <w:pPr>
-              <w:jc w:val="center"/>
-            </w:pPr>
-            <w:r>
-              <w:rPr>
-                <w:sz w:val="21"/>
-                <w:szCs w:val="21"/>
-              </w:rPr>
-              <w:t xml:space="preserve"/>
-            </w:r>
-          </w:p>
-        </w:tc>
-        <w:tc>
-          <w:p>
-            <w:pPr>
-              <w:jc w:val="center"/>
-            </w:pPr>
-            <w:r>
-              <w:rPr>
-                <w:sz w:val="21"/>
-                <w:szCs w:val="21"/>
-              </w:rPr>
-              <w:t xml:space="preserve"/>
+              <w:t xml:space="preserve">测试用例编号</w:t>
+            </w:r>
+          </w:p>
+        </w:tc>
+        <w:tc>
+          <w:p>
+            <w:pPr>
+              <w:jc w:val="center"/>
+            </w:pPr>
+            <w:r>
+              <w:rPr>
+                <w:sz w:val="21"/>
+                <w:szCs w:val="21"/>
+              </w:rPr>
+              <w:t xml:space="preserve">003</w:t>
             </w:r>
           </w:p>
         </w:tc>
@@ -16394,49 +16078,21 @@
                 <w:sz w:val="21"/>
                 <w:szCs w:val="21"/>
               </w:rPr>
-              <w:t xml:space="preserve">预期输出</w:t>
-            </w:r>
-          </w:p>
-        </w:tc>
-        <w:tc>
-          <w:p>
-            <w:pPr>
-              <w:jc w:val="center"/>
-            </w:pPr>
-            <w:r>
-              <w:rPr>
-                <w:sz w:val="21"/>
-                <w:szCs w:val="21"/>
-              </w:rPr>
-              <w:t xml:space="preserve">操作成功，页面跳转到相应的订单信息界面</w:t>
-            </w:r>
-          </w:p>
-        </w:tc>
-        <w:tc>
-          <w:p>
-            <w:pPr>
-              <w:jc w:val="center"/>
-            </w:pPr>
-            <w:r>
-              <w:rPr>
-                <w:sz w:val="21"/>
-                <w:szCs w:val="21"/>
-              </w:rPr>
-              <w:t xml:space="preserve"/>
-            </w:r>
-          </w:p>
-        </w:tc>
-        <w:tc>
-          <w:p>
-            <w:pPr>
-              <w:jc w:val="center"/>
-            </w:pPr>
-            <w:r>
-              <w:rPr>
-                <w:sz w:val="21"/>
-                <w:szCs w:val="21"/>
-              </w:rPr>
-              <w:t xml:space="preserve"/>
+              <w:t xml:space="preserve">输入</w:t>
+            </w:r>
+          </w:p>
+        </w:tc>
+        <w:tc>
+          <w:p>
+            <w:pPr>
+              <w:jc w:val="center"/>
+            </w:pPr>
+            <w:r>
+              <w:rPr>
+                <w:sz w:val="21"/>
+                <w:szCs w:val="21"/>
+              </w:rPr>
+              <w:t xml:space="preserve">点击房屋出租管理、房屋出租订单管理，选择房屋名称2，点击退房</w:t>
             </w:r>
           </w:p>
         </w:tc>
@@ -16452,6 +16108,36 @@
                 <w:sz w:val="21"/>
                 <w:szCs w:val="21"/>
               </w:rPr>
+              <w:t xml:space="preserve">预期输出</w:t>
+            </w:r>
+          </w:p>
+        </w:tc>
+        <w:tc>
+          <w:p>
+            <w:pPr>
+              <w:jc w:val="center"/>
+            </w:pPr>
+            <w:r>
+              <w:rPr>
+                <w:sz w:val="21"/>
+                <w:szCs w:val="21"/>
+              </w:rPr>
+              <w:t xml:space="preserve">操作成功，页面跳转到相应的订单信息界面</w:t>
+            </w:r>
+          </w:p>
+        </w:tc>
+      </w:tr>
+      <w:tr>
+        <w:tc>
+          <w:p>
+            <w:pPr>
+              <w:jc w:val="center"/>
+            </w:pPr>
+            <w:r>
+              <w:rPr>
+                <w:sz w:val="21"/>
+                <w:szCs w:val="21"/>
+              </w:rPr>
               <w:t xml:space="preserve">操作步骤</w:t>
             </w:r>
           </w:p>
@@ -16467,34 +16153,6 @@
                 <w:szCs w:val="21"/>
               </w:rPr>
               <w:t xml:space="preserve">用户登录后进入主页，依次点击房屋出租管理、房屋出租订单管理，选择目标记录并退房</w:t>
-            </w:r>
-          </w:p>
-        </w:tc>
-        <w:tc>
-          <w:p>
-            <w:pPr>
-              <w:jc w:val="center"/>
-            </w:pPr>
-            <w:r>
-              <w:rPr>
-                <w:sz w:val="21"/>
-                <w:szCs w:val="21"/>
-              </w:rPr>
-              <w:t xml:space="preserve"/>
-            </w:r>
-          </w:p>
-        </w:tc>
-        <w:tc>
-          <w:p>
-            <w:pPr>
-              <w:jc w:val="center"/>
-            </w:pPr>
-            <w:r>
-              <w:rPr>
-                <w:sz w:val="21"/>
-                <w:szCs w:val="21"/>
-              </w:rPr>
-              <w:t xml:space="preserve"/>
             </w:r>
           </w:p>
         </w:tc>
@@ -18646,7 +18304,7 @@
       </w:pPr>
       <w:bookmarkStart w:id="60" w:name="_Ref415687906"/>
       <w:r>
-        <w:t xml:space="preserve">[1] Guo Y, Huo J, Zhou Q. Intelligent Analysis and Visualization of Loan Approval Based on Spring Boot[J]. Journal of Intelligence and Knowledge Engineering, 2025, 3(4).</w:t>
+        <w:t xml:space="preserve">Guo Y, Huo J, Zhou Q. Intelligent Analysis and Visualization of Loan Approval Based on Spring Boot[J]. Journal of Intelligence and Knowledge Engineering, 2025, 3(4).</w:t>
       </w:r>
       <w:bookmarkEnd w:id="60"/>
       <w:bookmarkStart w:id="61" w:name="_Ref415670923"/>
@@ -18665,7 +18323,7 @@
       </w:pPr>
       <w:bookmarkStart w:id="60" w:name="_Ref415687906"/>
       <w:r>
-        <w:t xml:space="preserve">[2] 沈锐. 基于Spring Boot+Vue的图书馆管理系统设计与实现[J]. 现代信息科技, 2025, 9(22): 67-71.</w:t>
+        <w:t xml:space="preserve">沈锐. 基于Spring Boot+Vue的图书馆管理系统设计与实现[J]. 现代信息科技, 2025, 9(22): 67-71.</w:t>
       </w:r>
       <w:bookmarkEnd w:id="60"/>
       <w:bookmarkStart w:id="61" w:name="_Ref415670923"/>
@@ -18684,7 +18342,7 @@
       </w:pPr>
       <w:bookmarkStart w:id="60" w:name="_Ref415687906"/>
       <w:r>
-        <w:t xml:space="preserve">[3] 张艳. 基于"Spring Boot+Vue"的无忧养老系统设计与实现[J]. 数字技术与应用, 2025, 43(10): 73-76.</w:t>
+        <w:t xml:space="preserve">张艳. 基于"Spring Boot+Vue"的无忧养老系统设计与实现[J]. 数字技术与应用, 2025, 43(10): 73-76.</w:t>
       </w:r>
       <w:bookmarkEnd w:id="60"/>
       <w:bookmarkStart w:id="61" w:name="_Ref415670923"/>
@@ -18703,7 +18361,7 @@
       </w:pPr>
       <w:bookmarkStart w:id="60" w:name="_Ref415687906"/>
       <w:r>
-        <w:t xml:space="preserve">[4] 徐赫昭. 基于Spring Boot+Vue的美术馆联合展览系统设计[J]. 科技创新与生产力, 2025, 46(10): 131-134.</w:t>
+        <w:t xml:space="preserve">徐赫昭. 基于Spring Boot+Vue的美术馆联合展览系统设计[J]. 科技创新与生产力, 2025, 46(10): 131-134.</w:t>
       </w:r>
       <w:bookmarkEnd w:id="60"/>
       <w:bookmarkStart w:id="61" w:name="_Ref415670923"/>
@@ -18722,7 +18380,7 @@
       </w:pPr>
       <w:bookmarkStart w:id="60" w:name="_Ref415687906"/>
       <w:r>
-        <w:t xml:space="preserve">[5] Alkazemi Y B, Nour K M. XBoot: A RAPID and Instructional Low-Code Generator for Spring Boot Applications[J]. Applied Sciences, 2025, 15(19): 10621-10621.</w:t>
+        <w:t xml:space="preserve">Alkazemi Y B, Nour K M. XBoot: A RAPID and Instructional Low-Code Generator for Spring Boot Applications[J]. Applied Sciences, 2025, 15(19): 10621-10621.</w:t>
       </w:r>
       <w:bookmarkEnd w:id="60"/>
       <w:bookmarkStart w:id="61" w:name="_Ref415670923"/>
@@ -18741,7 +18399,7 @@
       </w:pPr>
       <w:bookmarkStart w:id="60" w:name="_Ref415687906"/>
       <w:r>
-        <w:t xml:space="preserve">[6] 吴迁. 基于uni-app与Spring Boot框架的Web应用开发平台的设计与实现[D]. 西安石油大学, 2025.</w:t>
+        <w:t xml:space="preserve">吴迁. 基于uni-app与Spring Boot框架的Web应用开发平台的设计与实现[D]. 西安石油大学, 2025.</w:t>
       </w:r>
       <w:bookmarkEnd w:id="60"/>
       <w:bookmarkStart w:id="61" w:name="_Ref415670923"/>
@@ -18760,7 +18418,7 @@
       </w:pPr>
       <w:bookmarkStart w:id="60" w:name="_Ref415687906"/>
       <w:r>
-        <w:t xml:space="preserve">[7] 孔倩. 基于Spring Boot+Vue框架的阅览室现刊查询系统设计与实现——以上海图书馆为例[J]. 现代信息科技, 2025, 9(07): 98-102+108.</w:t>
+        <w:t xml:space="preserve">孔倩. 基于Spring Boot+Vue框架的阅览室现刊查询系统设计与实现——以上海图书馆为例[J]. 现代信息科技, 2025, 9(07): 98-102+108.</w:t>
       </w:r>
       <w:bookmarkEnd w:id="60"/>
       <w:bookmarkStart w:id="61" w:name="_Ref415670923"/>
@@ -18779,7 +18437,7 @@
       </w:pPr>
       <w:bookmarkStart w:id="60" w:name="_Ref415687906"/>
       <w:r>
-        <w:t xml:space="preserve">[8] 蒯诗钰, 李佳祥, 王萌, 等. 基于Spring Boot+Vue的导师研究生双选系统设计与实现[J]. 现代信息科技, 2025, 9(06): 20-25+32.</w:t>
+        <w:t xml:space="preserve">蒯诗钰, 李佳祥, 王萌, 等. 基于Spring Boot+Vue的导师研究生双选系统设计与实现[J]. 现代信息科技, 2025, 9(06): 20-25+32.</w:t>
       </w:r>
       <w:bookmarkEnd w:id="60"/>
       <w:bookmarkStart w:id="61" w:name="_Ref415670923"/>
@@ -18798,7 +18456,7 @@
       </w:pPr>
       <w:bookmarkStart w:id="60" w:name="_Ref415687906"/>
       <w:r>
-        <w:t xml:space="preserve">[9] 黄镓升, 邓舒婷. 基于Spring Boot的南宁旅游APP的设计与实现[C]. 第32届计算机新科技与教育学术会议论文集. 南宁学院信息工程学院, 2025: 187-191.</w:t>
+        <w:t xml:space="preserve">黄镓升, 邓舒婷. 基于Spring Boot的南宁旅游APP的设计与实现[C]. 第32届计算机新科技与教育学术会议论文集. 南宁学院信息工程学院, 2025: 187-191.</w:t>
       </w:r>
       <w:bookmarkEnd w:id="60"/>
       <w:bookmarkStart w:id="61" w:name="_Ref415670923"/>
@@ -18817,7 +18475,7 @@
       </w:pPr>
       <w:bookmarkStart w:id="60" w:name="_Ref415687906"/>
       <w:r>
-        <w:t xml:space="preserve">[10] 贾文强, 刘新, 傅鹏. 基于Spring Boot+Vue框架的企业记录管理系统设计与实现[J]. 工业控制计算机, 2024, 37(10): 151-152.</w:t>
+        <w:t xml:space="preserve">贾文强, 刘新, 傅鹏. 基于Spring Boot+Vue框架的企业记录管理系统设计与实现[J]. 工业控制计算机, 2024, 37(10): 151-152.</w:t>
       </w:r>
       <w:bookmarkEnd w:id="60"/>
       <w:bookmarkStart w:id="61" w:name="_Ref415670923"/>
@@ -18836,7 +18494,7 @@
       </w:pPr>
       <w:bookmarkStart w:id="60" w:name="_Ref415687906"/>
       <w:r>
-        <w:t xml:space="preserve">[11] 黄英康, 禹瑞雪, 陈金龙, 等. 基于Spring Boot+Vue的科技服务业公共服务平台设计与实现[J]. 大众科技, 2024, 26(05): 37-41+45.</w:t>
+        <w:t xml:space="preserve">黄英康, 禹瑞雪, 陈金龙, 等. 基于Spring Boot+Vue的科技服务业公共服务平台设计与实现[J]. 大众科技, 2024, 26(05): 37-41+45.</w:t>
       </w:r>
       <w:bookmarkEnd w:id="60"/>
       <w:bookmarkStart w:id="61" w:name="_Ref415670923"/>
@@ -18855,7 +18513,7 @@
       </w:pPr>
       <w:bookmarkStart w:id="60" w:name="_Ref415687906"/>
       <w:r>
-        <w:t xml:space="preserve">[12] 朱芊慧, 刘风华, 钱进, 等. 基于Spring Boot+Vue技术的煤矿安全培训后台设计与实现[J]. 现代信息科技, 2024, 8(18): 116-119+124.</w:t>
+        <w:t xml:space="preserve">朱芊慧, 刘风华, 钱进, 等. 基于Spring Boot+Vue技术的煤矿安全培训后台设计与实现[J]. 现代信息科技, 2024, 8(18): 116-119+124.</w:t>
       </w:r>
       <w:bookmarkEnd w:id="60"/>
       <w:bookmarkStart w:id="61" w:name="_Ref415670923"/>
@@ -18874,7 +18532,7 @@
       </w:pPr>
       <w:bookmarkStart w:id="60" w:name="_Ref415687906"/>
       <w:r>
-        <w:t xml:space="preserve">[13] 罗枫. 基于Spring Boot+Vue实现校园选课系统[J]. 数字技术与应用, 2024, 42(05): 217-219.</w:t>
+        <w:t xml:space="preserve">罗枫. 基于Spring Boot+Vue实现校园选课系统[J]. 数字技术与应用, 2024, 42(05): 217-219.</w:t>
       </w:r>
       <w:bookmarkEnd w:id="60"/>
       <w:bookmarkStart w:id="61" w:name="_Ref415670923"/>
@@ -18893,7 +18551,7 @@
       </w:pPr>
       <w:bookmarkStart w:id="60" w:name="_Ref415687906"/>
       <w:r>
-        <w:t xml:space="preserve">[14] 曲添翼. 基于Spring Boot的马病远程辅助诊断App的开发与应用[D]. 东北农业大学, 2023.</w:t>
+        <w:t xml:space="preserve">曲添翼. 基于Spring Boot的马病远程辅助诊断App的开发与应用[D]. 东北农业大学, 2023.</w:t>
       </w:r>
       <w:bookmarkEnd w:id="60"/>
       <w:bookmarkStart w:id="61" w:name="_Ref415670923"/>
@@ -18912,7 +18570,7 @@
       </w:pPr>
       <w:bookmarkStart w:id="60" w:name="_Ref415687906"/>
       <w:r>
-        <w:t xml:space="preserve">[15] 包添文. 基于Spring Boot框架的社区管理系统设计与实现[D]. 中国地质大学(北京), 2023.</w:t>
+        <w:t xml:space="preserve">包添文. 基于Spring Boot框架的社区管理系统设计与实现[D]. 中国地质大学(北京), 2023.</w:t>
       </w:r>
       <w:bookmarkEnd w:id="60"/>
       <w:bookmarkStart w:id="61" w:name="_Ref415670923"/>
@@ -18931,7 +18589,7 @@
       </w:pPr>
       <w:bookmarkStart w:id="60" w:name="_Ref415687906"/>
       <w:r>
-        <w:t xml:space="preserve">[16] 潘国荣. 基于JSP+JavaBean+Servlet实现模式的增删改模块的设计与实现[J]. 信息通信, 2017, (08): 101-103.</w:t>
+        <w:t xml:space="preserve">潘国荣. 基于JSP+JavaBean+Servlet实现模式的增删改模块的设计与实现[J]. 信息通信, 2017, (08): 101-103.</w:t>
       </w:r>
       <w:bookmarkEnd w:id="60"/>
       <w:bookmarkStart w:id="61" w:name="_Ref415670923"/>
@@ -18950,7 +18608,7 @@
       </w:pPr>
       <w:bookmarkStart w:id="60" w:name="_Ref415687906"/>
       <w:r>
-        <w:t xml:space="preserve">[17] 陶智刚, 王明哲. 面向目标的系统的系统建模方法[J]. 系统工程与电子技术, 2013, 35(11): 2335-2341.</w:t>
+        <w:t xml:space="preserve">陶智刚, 王明哲. 面向目标的系统的系统建模方法[J]. 系统工程与电子技术, 2013, 35(11): 2335-2341.</w:t>
       </w:r>
       <w:bookmarkEnd w:id="60"/>
       <w:bookmarkStart w:id="61" w:name="_Ref415670923"/>
@@ -18969,7 +18627,7 @@
       </w:pPr>
       <w:bookmarkStart w:id="60" w:name="_Ref415687906"/>
       <w:r>
-        <w:t xml:space="preserve">[18] 李荣国, 王见. MySQL数据库在自动测试系统中的应用[J]. 计算机应用, 2019, (31): 169-171.</w:t>
+        <w:t xml:space="preserve">李荣国, 王见. MySQL数据库在自动测试系统中的应用[J]. 计算机应用, 2019, (31): 169-171.</w:t>
       </w:r>
       <w:bookmarkEnd w:id="60"/>
       <w:bookmarkStart w:id="61" w:name="_Ref415670923"/>
@@ -18988,7 +18646,7 @@
       </w:pPr>
       <w:bookmarkStart w:id="60" w:name="_Ref415687906"/>
       <w:r>
-        <w:t xml:space="preserve">[19] 王珊, 萨师煊. 数据库系统概论[M]. 北京: 高等教育出版社, 2012.</w:t>
+        <w:t xml:space="preserve">王珊, 萨师煊. 数据库系统概论[M]. 北京: 高等教育出版社, 2012.</w:t>
       </w:r>
       <w:bookmarkEnd w:id="60"/>
       <w:bookmarkStart w:id="61" w:name="_Ref415670923"/>
@@ -19007,7 +18665,7 @@
       </w:pPr>
       <w:bookmarkStart w:id="60" w:name="_Ref415687906"/>
       <w:r>
-        <w:t xml:space="preserve">[20] 陆慧娟, 等. 数据库设计与应用开发实践[M]. 清华大学出版社, 2014.</w:t>
+        <w:t xml:space="preserve">陆慧娟, 等. 数据库设计与应用开发实践[M]. 清华大学出版社, 2014.</w:t>
       </w:r>
       <w:bookmarkEnd w:id="60"/>
       <w:bookmarkStart w:id="61" w:name="_Ref415670923"/>
@@ -19026,7 +18684,7 @@
       </w:pPr>
       <w:bookmarkStart w:id="60" w:name="_Ref415687906"/>
       <w:r>
-        <w:t xml:space="preserve">[21] 王宜贵. 软件工程[M]. 北京: 机械工业出版社, 2010: 25-30.</w:t>
+        <w:t xml:space="preserve">王宜贵. 软件工程[M]. 北京: 机械工业出版社, 2010: 25-30.</w:t>
       </w:r>
       <w:bookmarkEnd w:id="60"/>
       <w:bookmarkStart w:id="61" w:name="_Ref415670923"/>
@@ -19045,7 +18703,7 @@
       </w:pPr>
       <w:bookmarkStart w:id="60" w:name="_Ref415687906"/>
       <w:r>
-        <w:t xml:space="preserve">[22] Homès B. Fundamentals of Software Testing[M]. John Wiley  Sons, 2013.</w:t>
+        <w:t xml:space="preserve">Homès B. Fundamentals of Software Testing[M]. John Wiley  Sons, 2013.</w:t>
       </w:r>
       <w:bookmarkEnd w:id="60"/>
       <w:bookmarkStart w:id="61" w:name="_Ref415670923"/>
@@ -19064,7 +18722,7 @@
       </w:pPr>
       <w:bookmarkStart w:id="60" w:name="_Ref415687906"/>
       <w:r>
-        <w:t xml:space="preserve">[23] 崔艳英. 基于Python的辅导员管理学生请假工具的实现[J]. 电脑编程技巧与维护, 2025, (11): 89-91.</w:t>
+        <w:t xml:space="preserve">崔艳英. 基于Python的辅导员管理学生请假工具的实现[J]. 电脑编程技巧与维护, 2025, (11): 89-91.</w:t>
       </w:r>
       <w:bookmarkEnd w:id="60"/>
       <w:bookmarkStart w:id="61" w:name="_Ref415670923"/>
@@ -19083,7 +18741,7 @@
       </w:pPr>
       <w:bookmarkStart w:id="60" w:name="_Ref415687906"/>
       <w:r>
-        <w:t xml:space="preserve">[24] 俞含盛. 基于Python的自动化PDF成绩处理系统的设计与实现[J]. 电脑编程技巧与维护, 2025, (11): 8-13.</w:t>
+        <w:t xml:space="preserve">俞含盛. 基于Python的自动化PDF成绩处理系统的设计与实现[J]. 电脑编程技巧与维护, 2025, (11): 8-13.</w:t>
       </w:r>
       <w:bookmarkEnd w:id="60"/>
       <w:bookmarkStart w:id="61" w:name="_Ref415670923"/>
@@ -19102,7 +18760,7 @@
       </w:pPr>
       <w:bookmarkStart w:id="60" w:name="_Ref415687906"/>
       <w:r>
-        <w:t xml:space="preserve">[25] 郑玉琳. 基于Python模糊神经网络的国际贸易高质量发展影响基因研究[J]. 现代营销, 2025, (33): 28-30.</w:t>
+        <w:t xml:space="preserve">郑玉琳. 基于Python模糊神经网络的国际贸易高质量发展影响基因研究[J]. 现代营销, 2025, (33): 28-30.</w:t>
       </w:r>
       <w:bookmarkEnd w:id="60"/>
       <w:bookmarkStart w:id="61" w:name="_Ref415670923"/>
@@ -19121,7 +18779,7 @@
       </w:pPr>
       <w:bookmarkStart w:id="60" w:name="_Ref415687906"/>
       <w:r>
-        <w:t xml:space="preserve">[26] 汪泓江, 李毅, 陈泓宇. 基于Python的气象Y文件批量分析处理程序[J]. 信息与电脑, 2025, 37(22): 128-130.</w:t>
+        <w:t xml:space="preserve">汪泓江, 李毅, 陈泓宇. 基于Python的气象Y文件批量分析处理程序[J]. 信息与电脑, 2025, 37(22): 128-130.</w:t>
       </w:r>
       <w:bookmarkEnd w:id="60"/>
       <w:bookmarkStart w:id="61" w:name="_Ref415670923"/>
@@ -19140,7 +18798,7 @@
       </w:pPr>
       <w:bookmarkStart w:id="60" w:name="_Ref415687906"/>
       <w:r>
-        <w:t xml:space="preserve">[27] 陈玉潇. 基于劝导理论的小学智慧食堂系统设计研究[D]. 广东工业大学, 2025.</w:t>
+        <w:t xml:space="preserve">陈玉潇. 基于劝导理论的小学智慧食堂系统设计研究[D]. 广东工业大学, 2025.</w:t>
       </w:r>
       <w:bookmarkEnd w:id="60"/>
       <w:bookmarkStart w:id="61" w:name="_Ref415670923"/>
@@ -19159,7 +18817,7 @@
       </w:pPr>
       <w:bookmarkStart w:id="60" w:name="_Ref415687906"/>
       <w:r>
-        <w:t xml:space="preserve">[28] 王爱国. 师生意见反馈督办系统设计与实现[J]. 无线互联科技, 2024, 21(18): 94-97.</w:t>
+        <w:t xml:space="preserve">王爱国. 师生意见反馈督办系统设计与实现[J]. 无线互联科技, 2024, 21(18): 94-97.</w:t>
       </w:r>
       <w:bookmarkEnd w:id="60"/>
       <w:bookmarkStart w:id="61" w:name="_Ref415670923"/>
@@ -19178,7 +18836,7 @@
       </w:pPr>
       <w:bookmarkStart w:id="60" w:name="_Ref415687906"/>
       <w:r>
-        <w:t xml:space="preserve">[29] 柳林均, 闫光绪, 纪元, 等. 基于图像处理技术的智慧食堂管理系统设计[J]. 数字技术与应用, 2024, 42(08): 204-206.</w:t>
+        <w:t xml:space="preserve">柳林均, 闫光绪, 纪元, 等. 基于图像处理技术的智慧食堂管理系统设计[J]. 数字技术与应用, 2024, 42(08): 204-206.</w:t>
       </w:r>
       <w:bookmarkEnd w:id="60"/>
       <w:bookmarkStart w:id="61" w:name="_Ref415670923"/>
@@ -19197,7 +18855,7 @@
       </w:pPr>
       <w:bookmarkStart w:id="60" w:name="_Ref415687906"/>
       <w:r>
-        <w:t xml:space="preserve">[30] 范生根, 胡艳秋, 赵军祥, 等. 基于校园食堂消费大数据的隐形资助系统设计与实现[J]. 电脑编程技巧与维护, 2024, (05): 110-114.</w:t>
+        <w:t xml:space="preserve">范生根, 胡艳秋, 赵军祥, 等. 基于校园食堂消费大数据的隐形资助系统设计与实现[J]. 电脑编程技巧与维护, 2024, (05): 110-114.</w:t>
       </w:r>
       <w:bookmarkEnd w:id="60"/>
       <w:bookmarkStart w:id="61" w:name="_Ref415670923"/>

--- a/papers/chencai/output.docx
+++ b/papers/chencai/output.docx
@@ -11,8 +11,6 @@
           <w:sz w:val="32"/>
         </w:rPr>
       </w:pPr>
-      <w:bookmarkStart w:id="67" w:name="_GoBack"/>
-      <w:bookmarkEnd w:id="67"/>
     </w:p>
     <w:p>
       <w:pPr>
@@ -356,10 +354,17 @@
             </w:pPr>
             <w:r>
               <w:rPr>
+                <w:rFonts w:hint="eastAsia" w:eastAsia="仿宋"/>
+                <w:bCs/>
+                <w:sz w:val="30"/>
+              </w:rPr>
+              <w:t xml:space="preserve">陈才</w:t>
+            </w:r>
+            <w:r>
+              <w:rPr>
                 <w:rFonts w:hint="default" w:ascii="Times New Roman" w:hAnsi="Times New Roman" w:eastAsia="仿宋_GB2312" w:cs="Times New Roman"/>
                 <w:sz w:val="32"/>
               </w:rPr>
-              <w:t xml:space="preserve">陈才</w:t>
             </w:r>
           </w:p>
         </w:tc>
@@ -423,6 +428,11 @@
               </w:rPr>
             </w:pPr>
             <w:r>
+              <w:rPr>
+                <w:rFonts w:hint="eastAsia" w:eastAsia="仿宋"/>
+                <w:bCs/>
+                <w:sz w:val="30"/>
+              </w:rPr>
               <w:t xml:space="preserve">20220506146</w:t>
             </w:r>
           </w:p>
@@ -487,7 +497,27 @@
               </w:rPr>
             </w:pPr>
             <w:r>
+              <w:rPr>
+                <w:rFonts w:hint="eastAsia" w:eastAsia="仿宋"/>
+                <w:bCs/>
+                <w:sz w:val="30"/>
+              </w:rPr>
               <w:t xml:space="preserve">电子信息工程（闽台合作项目）</w:t>
+            </w:r>
+            <w:r>
+              <w:rPr>
+                <w:rFonts w:hint="eastAsia" w:eastAsia="仿宋"/>
+                <w:bCs/>
+                <w:sz w:val="30"/>
+                <w:lang w:val="en-US" w:eastAsia="zh-CN"/>
+              </w:rPr>
+            </w:r>
+            <w:r>
+              <w:rPr>
+                <w:rFonts w:hint="eastAsia" w:eastAsia="仿宋"/>
+                <w:bCs/>
+                <w:sz w:val="30"/>
+              </w:rPr>
             </w:r>
           </w:p>
         </w:tc>
@@ -552,10 +582,9 @@
             </w:pPr>
             <w:r>
               <w:rPr>
-                <w:rFonts w:hint="default" w:ascii="Times New Roman" w:hAnsi="Times New Roman" w:eastAsia="仿宋" w:cs="Times New Roman"/>
+                <w:rFonts w:eastAsia="仿宋"/>
                 <w:bCs/>
                 <w:sz w:val="30"/>
-                <w:lang w:val="en-US" w:eastAsia="zh-CN"/>
               </w:rPr>
               <w:t>信息工程学院</w:t>
             </w:r>
@@ -622,10 +651,10 @@
             </w:pPr>
             <w:r>
               <w:rPr>
-                <w:rFonts w:hint="default" w:ascii="Times New Roman" w:hAnsi="Times New Roman" w:eastAsia="仿宋" w:cs="Times New Roman"/>
+                <w:rFonts w:hint="eastAsia" w:eastAsia="仿宋"/>
                 <w:bCs/>
                 <w:sz w:val="30"/>
-                <w:lang w:val="en-US" w:eastAsia="zh-CN"/>
+                <w:lang w:val="zh-CN" w:eastAsia="zh"/>
               </w:rPr>
               <w:t xml:space="preserve">刘天哲</w:t>
             </w:r>
@@ -692,10 +721,10 @@
             </w:pPr>
             <w:r>
               <w:rPr>
-                <w:rFonts w:hint="default" w:ascii="Times New Roman" w:hAnsi="Times New Roman" w:eastAsia="仿宋" w:cs="Times New Roman"/>
+                <w:rFonts w:hint="eastAsia" w:eastAsia="仿宋"/>
                 <w:bCs/>
                 <w:sz w:val="30"/>
-                <w:lang w:val="en-US" w:eastAsia="zh-CN"/>
+                <w:lang w:val="zh-CN" w:eastAsia="zh"/>
               </w:rPr>
               <w:t xml:space="preserve">正高级警务技术</w:t>
             </w:r>
@@ -778,56 +807,27 @@
             </w:r>
             <w:r>
               <w:rPr>
-                <w:rFonts w:hint="default" w:ascii="Times New Roman" w:hAnsi="Times New Roman" w:eastAsia="仿宋" w:cs="Times New Roman"/>
+                <w:rFonts w:eastAsia="仿宋"/>
                 <w:sz w:val="30"/>
                 <w:szCs w:val="30"/>
               </w:rPr>
             </w:r>
             <w:r>
               <w:rPr>
-                <w:rFonts w:hint="default" w:ascii="Times New Roman" w:hAnsi="Times New Roman" w:eastAsia="仿宋" w:cs="Times New Roman"/>
+                <w:rFonts w:hint="eastAsia" w:eastAsia="仿宋"/>
                 <w:sz w:val="30"/>
                 <w:szCs w:val="30"/>
-                <w:lang w:val="en-US" w:eastAsia="zh-CN"/>
-              </w:rPr>
-            </w:r>
-            <w:r>
-              <w:rPr>
-                <w:rFonts w:hint="default" w:ascii="Times New Roman" w:hAnsi="Times New Roman" w:eastAsia="仿宋" w:cs="Times New Roman"/>
+              </w:rPr>
+            </w:r>
+            <w:r>
+              <w:rPr>
+                <w:rFonts w:eastAsia="仿宋"/>
                 <w:sz w:val="30"/>
                 <w:szCs w:val="30"/>
               </w:rPr>
             </w:r>
-            <w:r>
-              <w:rPr>
-                <w:rFonts w:hint="default" w:ascii="Times New Roman" w:hAnsi="Times New Roman" w:eastAsia="仿宋" w:cs="Times New Roman"/>
-                <w:sz w:val="30"/>
-                <w:szCs w:val="30"/>
-                <w:lang w:val="en-US" w:eastAsia="zh-CN"/>
-              </w:rPr>
-            </w:r>
-            <w:r>
-              <w:rPr>
-                <w:rFonts w:hint="default" w:ascii="Times New Roman" w:hAnsi="Times New Roman" w:eastAsia="仿宋" w:cs="Times New Roman"/>
-                <w:sz w:val="30"/>
-                <w:szCs w:val="30"/>
-              </w:rPr>
-            </w:r>
-            <w:r>
-              <w:rPr>
-                <w:rFonts w:hint="default" w:ascii="Times New Roman" w:hAnsi="Times New Roman" w:eastAsia="仿宋" w:cs="Times New Roman"/>
-                <w:sz w:val="30"/>
-                <w:szCs w:val="30"/>
-                <w:lang w:val="en-US" w:eastAsia="zh-CN"/>
-              </w:rPr>
-            </w:r>
-            <w:r>
-              <w:rPr>
-                <w:rFonts w:hint="default" w:ascii="Times New Roman" w:hAnsi="Times New Roman" w:eastAsia="仿宋" w:cs="Times New Roman"/>
-                <w:sz w:val="30"/>
-                <w:szCs w:val="30"/>
-              </w:rPr>
-            </w:r>
+            <w:bookmarkStart w:id="67" w:name="_GoBack"/>
+            <w:bookmarkEnd w:id="67"/>
           </w:p>
         </w:tc>
       </w:tr>
@@ -2296,7 +2296,6 @@
           <w:footerReference r:id="rId6" w:type="default"/>
           <w:pgSz w:w="11906" w:h="16838"/>
           <w:pgMar w:top="1417" w:right="1418" w:bottom="1417" w:left="1417" w:header="992" w:footer="992" w:gutter="0"/>
-          <w:paperSrc/>
           <w:pgNumType w:start="1"/>
           <w:cols w:space="720" w:num="1"/>
           <w:rtlGutter w:val="0"/>
@@ -2319,14 +2318,12 @@
         <w:rPr>
           <w:rFonts w:hint="eastAsia" w:ascii="宋体" w:hAnsi="宋体" w:cs="Arial"/>
           <w:bCs/>
-          <w:lang/>
         </w:rPr>
       </w:r>
       <w:r>
         <w:rPr>
           <w:rFonts w:hint="eastAsia" w:ascii="宋体" w:hAnsi="宋体" w:cs="Arial"/>
           <w:bCs/>
-          <w:lang/>
         </w:rPr>
       </w:r>
       <w:r>
@@ -2403,14 +2400,6 @@
         <w:rPr>
           <w:rFonts w:hint="eastAsia" w:ascii="宋体" w:hAnsi="宋体" w:cs="Arial"/>
           <w:bCs/>
-          <w:color w:val="0000FF"/>
-          <w:lang w:val="en-US" w:eastAsia="zh-CN"/>
-        </w:rPr>
-      </w:r>
-      <w:r>
-        <w:rPr>
-          <w:rFonts w:hint="eastAsia" w:ascii="宋体" w:hAnsi="宋体" w:cs="Arial"/>
-          <w:bCs/>
         </w:rPr>
       </w:r>
     </w:p>
@@ -2428,7 +2417,6 @@
           <w:bCs/>
           <w:sz w:val="28"/>
           <w:szCs w:val="28"/>
-          <w:lang/>
         </w:rPr>
       </w:r>
       <w:r>
@@ -2459,11 +2447,7 @@
           <w:sz w:val="30"/>
         </w:rPr>
       </w:pPr>
-      <w:r>
-        <w:rPr>
-          <w:lang/>
-        </w:rPr>
-      </w:r>
+      <w:r/>
       <w:r>
         <w:br w:type="page"/>
       </w:r>
@@ -2487,7 +2471,6 @@
           <w:rFonts w:hint="eastAsia" w:ascii="Times New Roman" w:hAnsi="Times New Roman" w:eastAsia="黑体"/>
           <w:b w:val="0"/>
           <w:sz w:val="24"/>
-          <w:lang/>
         </w:rPr>
         <w:t xml:space="preserve">With the rapid development of information technology and the increasing popularity of Internet applications, the traditional management model of the house rental and sales industry can no longer meet modern demands. Traditional house rental and sales management relies primarily on manual records and paper-based archives, which suffer from low information retrieval efficiency, error-prone data, and high management costs, seriously constraining the informatization development of the industry. To address these issues, this paper designs and implements a house rental and sales platform based on the Java programming language, adopting the B/S architecture pattern and the SSM framework for system development, utilizing MySQL database for data storage and management, and combining JSP technology for dynamic page interaction.</w:t>
         <w:br/>
@@ -2500,7 +2483,6 @@
           <w:rFonts w:hint="eastAsia" w:ascii="Arial Black" w:hAnsi="Arial Black"/>
           <w:sz w:val="30"/>
           <w:szCs w:val="28"/>
-          <w:lang/>
         </w:rPr>
       </w:r>
       <w:r/>
@@ -2844,16 +2826,8 @@
           <w:bCs/>
         </w:rPr>
       </w:pPr>
-      <w:r>
-        <w:rPr>
-          <w:lang/>
-        </w:rPr>
-      </w:r>
-      <w:r>
-        <w:rPr>
-          <w:lang/>
-        </w:rPr>
-      </w:r>
+      <w:r/>
+      <w:r/>
       <w:r>
         <w:br w:type="page"/>
       </w:r>
@@ -2880,7 +2854,6 @@
         <w:rPr>
           <w:rFonts w:hint="eastAsia" w:ascii="宋体" w:hAnsi="宋体"/>
           <w:b/>
-          <w:lang/>
         </w:rPr>
       </w:r>
       <w:r>
@@ -2900,14 +2873,12 @@
         <w:rPr>
           <w:rFonts w:hint="eastAsia" w:ascii="宋体" w:hAnsi="宋体"/>
           <w:b/>
-          <w:lang/>
         </w:rPr>
       </w:pPr>
       <w:r>
         <w:rPr>
           <w:rFonts w:hint="eastAsia" w:ascii="宋体" w:hAnsi="宋体" w:cs="Arial"/>
           <w:bCs/>
-          <w:lang/>
         </w:rPr>
       </w:r>
     </w:p>
@@ -3921,13 +3892,11 @@
           <w:bCs/>
           <w:sz w:val="44"/>
           <w:szCs w:val="44"/>
-          <w:lang/>
         </w:rPr>
         <w:sectPr>
           <w:footerReference r:id="rId7" w:type="default"/>
           <w:pgSz w:w="11906" w:h="16838"/>
           <w:pgMar w:top="1417" w:right="1418" w:bottom="1417" w:left="1417" w:header="992" w:footer="992" w:gutter="0"/>
-          <w:paperSrc/>
           <w:pgNumType w:fmt="upperRoman" w:start="1"/>
           <w:cols w:space="720" w:num="1"/>
           <w:rtlGutter w:val="0"/>
@@ -3938,9 +3907,6 @@
     <w:p>
       <w:pPr>
         <w:pStyle w:val="2"/>
-        <w:rPr>
-          <w:lang/>
-        </w:rPr>
       </w:pPr>
     </w:p>
     <w:p>
@@ -3957,7 +3923,6 @@
           <w:type w:val="continuous"/>
           <w:pgSz w:w="11906" w:h="16838"/>
           <w:pgMar w:top="1417" w:right="1418" w:bottom="1417" w:left="1417" w:header="992" w:footer="992" w:gutter="0"/>
-          <w:paperSrc/>
           <w:pgNumType w:fmt="upperRoman" w:start="1"/>
           <w:cols w:space="720" w:num="1"/>
           <w:rtlGutter w:val="0"/>
@@ -3977,7 +3942,6 @@
           <w:bCs/>
           <w:sz w:val="44"/>
           <w:szCs w:val="44"/>
-          <w:lang/>
         </w:rPr>
         <w:fldChar w:fldCharType="end"/>
       </w:r>
@@ -3998,19 +3962,16 @@
         <w:rPr>
           <w:rFonts w:hint="eastAsia"/>
           <w:szCs w:val="28"/>
-          <w:lang/>
-        </w:rPr>
-      </w:r>
-      <w:r>
-        <w:rPr>
-          <w:rFonts w:hint="eastAsia"/>
-          <w:lang/>
-        </w:rPr>
-      </w:r>
-      <w:r>
-        <w:rPr>
-          <w:rFonts w:hint="eastAsia"/>
-          <w:lang/>
+        </w:rPr>
+      </w:r>
+      <w:r>
+        <w:rPr>
+          <w:rFonts w:hint="eastAsia"/>
+        </w:rPr>
+      </w:r>
+      <w:r>
+        <w:rPr>
+          <w:rFonts w:hint="eastAsia"/>
         </w:rPr>
       </w:r>
       <w:r>
@@ -4060,10 +4021,10 @@
           <w:szCs w:val="28"/>
         </w:rPr>
       </w:pPr>
-      <w:bookmarkStart w:id="4" w:name="_Toc419571860"/>
-      <w:bookmarkStart w:id="5" w:name="_Toc419471754"/>
-      <w:bookmarkStart w:id="6" w:name="_Toc419471630"/>
-      <w:bookmarkStart w:id="7" w:name="_Toc419472403"/>
+      <w:bookmarkStart w:id="4" w:name="_Toc419471630"/>
+      <w:bookmarkStart w:id="5" w:name="_Toc419472403"/>
+      <w:bookmarkStart w:id="6" w:name="_Toc419571860"/>
+      <w:bookmarkStart w:id="7" w:name="_Toc419471754"/>
       <w:r>
         <w:rPr>
           <w:rFonts w:hint="eastAsia"/>
@@ -4098,7 +4059,6 @@
         <w:rPr>
           <w:rFonts w:hint="eastAsia"/>
           <w:szCs w:val="28"/>
-          <w:lang/>
         </w:rPr>
         <w:t xml:space="preserve">近年来，随着信息技术的飞速发展与互联网的广泛普及，计算机技术已深入渗透到社会生活的各个领域，深刻改变了传统行业的运营方式与管理模式。信息化管理作为现代企业提升效率、降低成本的重要手段，在电子商务、金融服务、物流运输等行业中得到了广泛应用，为各行业的数字化转型提供了强有力的技术支撑。</w:t>
       </w:r>
@@ -4120,7 +4080,6 @@
         <w:rPr>
           <w:rFonts w:hint="eastAsia"/>
           <w:szCs w:val="28"/>
-          <w:lang/>
         </w:rPr>
         <w:t xml:space="preserve">在房屋租赁与销售领域，传统的管理模式长期依赖人工记录与纸质档案进行房源信息的登记、查询与管理。这种方式不仅工作流程繁琐、信息查找不便，而且容易因人为因素导致数据错误或信息遗漏，难以满足当前房屋租售市场日益增长的信息化管理需求。随着我国城镇化进程的持续推进与房地产市场的不断发展，房屋租赁与销售业务的规模和复杂度显著提升，传统管理模式的局限性愈发凸显，亟需借助信息化手段实现管理方式的变革与升级。</w:t>
       </w:r>
@@ -4142,7 +4101,6 @@
         <w:rPr>
           <w:rFonts w:hint="eastAsia"/>
           <w:szCs w:val="28"/>
-          <w:lang/>
         </w:rPr>
         <w:t xml:space="preserve">基于上述背景，本文设计并实现了一款基于Java语言的房屋租赁与销售平台。该平台采用B/S架构模式与SSM框架进行开发，利用MySQL数据库进行数据存储与管理，结合JSP技术实现动态页面交互，旨在为房屋租售行业提供一套功能完善、操作便捷的信息化管理工具。该平台的设计与实现不仅有助于简化房屋租售管理的工作流程、提高管理效率，还能够促进房源信息的规范化管理与高效共享，对推动房屋租售行业的信息化建设具有一定的实际意义和应用价值。</w:t>
       </w:r>
@@ -4162,10 +4120,10 @@
           <w:szCs w:val="28"/>
         </w:rPr>
       </w:pPr>
-      <w:bookmarkStart w:id="4" w:name="_Toc419571860"/>
-      <w:bookmarkStart w:id="5" w:name="_Toc419471754"/>
-      <w:bookmarkStart w:id="6" w:name="_Toc419471630"/>
-      <w:bookmarkStart w:id="7" w:name="_Toc419472403"/>
+      <w:bookmarkStart w:id="4" w:name="_Toc419471630"/>
+      <w:bookmarkStart w:id="5" w:name="_Toc419472403"/>
+      <w:bookmarkStart w:id="6" w:name="_Toc419571860"/>
+      <w:bookmarkStart w:id="7" w:name="_Toc419471754"/>
       <w:r>
         <w:rPr>
           <w:rFonts w:hint="eastAsia"/>
@@ -4200,7 +4158,6 @@
         <w:rPr>
           <w:rFonts w:hint="eastAsia"/>
           <w:szCs w:val="28"/>
-          <w:lang/>
         </w:rPr>
         <w:t xml:space="preserve">房屋租赁与销售管理信息系统作为房地产行业信息化建设的重要组成部分，近年来受到国内外研究者的广泛关注。随着计算机技术与互联网应用的不断发展，房屋租售管理平台的研究与实践日趋成熟，国内外均取得了一定的研究成果。</w:t>
       </w:r>
@@ -4220,10 +4177,10 @@
           <w:rFonts w:hint="eastAsia"/>
         </w:rPr>
       </w:pPr>
-      <w:bookmarkStart w:id="12" w:name="_Toc419571862"/>
-      <w:bookmarkStart w:id="13" w:name="_Toc419471756"/>
+      <w:bookmarkStart w:id="12" w:name="_Toc419471632"/>
+      <w:bookmarkStart w:id="13" w:name="_Toc419571862"/>
       <w:bookmarkStart w:id="14" w:name="_Toc419472405"/>
-      <w:bookmarkStart w:id="15" w:name="_Toc419471632"/>
+      <w:bookmarkStart w:id="15" w:name="_Toc419471756"/>
       <w:r>
         <w:rPr>
           <w:rFonts w:hint="eastAsia"/>
@@ -4246,7 +4203,6 @@
         <w:rPr>
           <w:rFonts w:hint="eastAsia"/>
           <w:szCs w:val="28"/>
-          <w:lang/>
         </w:rPr>
         <w:t xml:space="preserve">我国在管理信息系统领域的研究起步于20世纪90年代，由于当时计算机技术尚处于发展初期，网络基础设施尚不完善，信息化管理在各行业中的应用推广相对缓慢。进入21世纪以来，随着国家对信息化建设的高度重视以及互联网技术的快速普及，我国的管理信息系统行业进入了高速发展阶段，相关技术体系与行业规范日趋完善。</w:t>
       </w:r>
@@ -4268,7 +4224,6 @@
         <w:rPr>
           <w:rFonts w:hint="eastAsia"/>
           <w:szCs w:val="28"/>
-          <w:lang/>
         </w:rPr>
         <w:t xml:space="preserve">在房屋租赁与销售管理领域，国内已涌现出一批具有代表性的房屋租售信息平台，如链家网、贝壳找房、安居客等。这些平台依托大数据分析、云计算等先进技术，实现了房源信息的在线发布、精准匹配与智能推荐等功能，极大地提升了房屋租售信息的流通效率。在学术研究方面，国内学者围绕房屋租售管理系统的需求分析、架构设计与功能实现等方面开展了大量研究工作，为房屋租售管理信息系统的设计与开发积累了丰富的理论基础与实践经验。</w:t>
       </w:r>
@@ -4290,7 +4245,6 @@
         <w:rPr>
           <w:rFonts w:hint="eastAsia"/>
           <w:szCs w:val="28"/>
-          <w:lang/>
         </w:rPr>
         <w:t xml:space="preserve">然而，目前国内部分中小型房屋租售管理系统仍存在功能单一、用户体验不佳、数据安全保障不足等问题，难以全面满足房屋租售业务的多样化需求。因此，设计一款功能完善、操作便捷且安全可靠的房屋租赁与销售管理平台仍具有重要的研究价值与实际意义。</w:t>
       </w:r>
@@ -4310,10 +4264,10 @@
           <w:rFonts w:hint="eastAsia"/>
         </w:rPr>
       </w:pPr>
-      <w:bookmarkStart w:id="12" w:name="_Toc419571862"/>
-      <w:bookmarkStart w:id="13" w:name="_Toc419471756"/>
+      <w:bookmarkStart w:id="12" w:name="_Toc419471632"/>
+      <w:bookmarkStart w:id="13" w:name="_Toc419571862"/>
       <w:bookmarkStart w:id="14" w:name="_Toc419472405"/>
-      <w:bookmarkStart w:id="15" w:name="_Toc419471632"/>
+      <w:bookmarkStart w:id="15" w:name="_Toc419471756"/>
       <w:r>
         <w:rPr>
           <w:rFonts w:hint="eastAsia"/>
@@ -4336,7 +4290,6 @@
         <w:rPr>
           <w:rFonts w:hint="eastAsia"/>
           <w:szCs w:val="28"/>
-          <w:lang/>
         </w:rPr>
         <w:t xml:space="preserve">相较于国内，国外在计算机技术与信息管理系统领域的研究起步较早，技术积累较为深厚。早在20世纪60年代，欧美发达国家便开始将计算机技术应用于房地产信息管理领域，并逐步建立了较为完善的房屋租售信息管理体系。美国的Zillow、Trulia，英国的Rightmove等平台作为国外房屋租售信息管理的典型代表，已实现了房源信息的智能化管理、在线交易以及用户个性化服务等功能，其系统架构设计合理、功能体系全面，在技术水平与用户体验方面均处于领先地位。</w:t>
       </w:r>
@@ -4358,7 +4311,6 @@
         <w:rPr>
           <w:rFonts w:hint="eastAsia"/>
           <w:szCs w:val="28"/>
-          <w:lang/>
         </w:rPr>
         <w:t xml:space="preserve">在技术实现层面，国外房屋租售管理平台普遍采用成熟的Web开发框架与云服务架构，注重系统的可扩展性、安全性与高可用性，能够支撑大规模并发访问与海量数据处理。同时，国外相关研究在数据挖掘、智能推荐、虚拟看房等新兴技术的应用方面也取得了显著进展，为房屋租售管理系统的功能创新提供了新的方向。</w:t>
       </w:r>
@@ -4380,7 +4332,6 @@
         <w:rPr>
           <w:rFonts w:hint="eastAsia"/>
           <w:szCs w:val="28"/>
-          <w:lang/>
         </w:rPr>
         <w:t xml:space="preserve">总体而言，国外房屋租售管理系统在技术成熟度与功能丰富性方面仍具有一定优势。我国在发展房屋租售信息管理系统的过程中，应积极借鉴国外先进的技术经验与设计理念，结合国内市场的实际需求，不断提升系统的功能性与实用性。</w:t>
       </w:r>
@@ -4400,10 +4351,10 @@
           <w:szCs w:val="28"/>
         </w:rPr>
       </w:pPr>
-      <w:bookmarkStart w:id="4" w:name="_Toc419571860"/>
-      <w:bookmarkStart w:id="5" w:name="_Toc419471754"/>
-      <w:bookmarkStart w:id="6" w:name="_Toc419471630"/>
-      <w:bookmarkStart w:id="7" w:name="_Toc419472403"/>
+      <w:bookmarkStart w:id="4" w:name="_Toc419471630"/>
+      <w:bookmarkStart w:id="5" w:name="_Toc419472403"/>
+      <w:bookmarkStart w:id="6" w:name="_Toc419571860"/>
+      <w:bookmarkStart w:id="7" w:name="_Toc419471754"/>
       <w:r>
         <w:rPr>
           <w:rFonts w:hint="eastAsia"/>
@@ -4438,7 +4389,6 @@
         <w:rPr>
           <w:rFonts w:hint="eastAsia"/>
           <w:szCs w:val="28"/>
-          <w:lang/>
         </w:rPr>
         <w:t xml:space="preserve">本文围绕房屋租赁与销售平台的设计与实现展开研究。针对传统房屋租售管理模式中存在的信息管理效率低、数据查询不便等问题，本文结合现代Web开发技术，采用Java语言编写系统功能模块，利用JSP技术设计系统页面布局，使用MySQL数据库进行数据存储与管理，基于SSM框架进行系统的分层开发与整合，设计并实现了一款面向管理员和用户的房屋租赁与销售管理平台。该平台涵盖用户管理、房屋出售管理、房屋出租管理、订单管理以及公告管理等核心功能模块，旨在实现房屋租售信息的规范化管理与高效共享，提高房屋租售管理的工作效率。</w:t>
       </w:r>
@@ -4460,7 +4410,6 @@
         <w:rPr>
           <w:rFonts w:hint="eastAsia"/>
           <w:szCs w:val="28"/>
-          <w:lang/>
         </w:rPr>
         <w:t xml:space="preserve">本文的组织结构如下：</w:t>
       </w:r>
@@ -4482,7 +4431,6 @@
         <w:rPr>
           <w:rFonts w:hint="eastAsia"/>
           <w:szCs w:val="28"/>
-          <w:lang/>
         </w:rPr>
         <w:t xml:space="preserve">第一章为引言，阐述了本课题的研究背景与意义，分析了国内外房屋租售管理信息系统的研究现状，明确了研究内容与论文结构。</w:t>
       </w:r>
@@ -4504,7 +4452,6 @@
         <w:rPr>
           <w:rFonts w:hint="eastAsia"/>
           <w:szCs w:val="28"/>
-          <w:lang/>
         </w:rPr>
         <w:t xml:space="preserve">第二章为相关技术介绍，对系统开发过程中所涉及的B/S架构、Java语言、MySQL数据库、JSP技术、Tomcat服务器及SSM框架等关键技术进行了介绍。</w:t>
       </w:r>
@@ -4526,7 +4473,6 @@
         <w:rPr>
           <w:rFonts w:hint="eastAsia"/>
           <w:szCs w:val="28"/>
-          <w:lang/>
         </w:rPr>
         <w:t xml:space="preserve">第三章为系统分析，对系统进行了需求分析、可行性分析以及系统流程分析，明确了系统的功能需求与设计目标。</w:t>
       </w:r>
@@ -4548,7 +4494,6 @@
         <w:rPr>
           <w:rFonts w:hint="eastAsia"/>
           <w:szCs w:val="28"/>
-          <w:lang/>
         </w:rPr>
         <w:t xml:space="preserve">第四章为系统设计，对系统的架构设计、功能模块设计以及数据库设计进行了详细描述。</w:t>
       </w:r>
@@ -4570,7 +4515,6 @@
         <w:rPr>
           <w:rFonts w:hint="eastAsia"/>
           <w:szCs w:val="28"/>
-          <w:lang/>
         </w:rPr>
         <w:t xml:space="preserve">第五章为系统实现，展示了管理员功能模块与用户功能模块的具体实现过程与运行效果。</w:t>
       </w:r>
@@ -4592,7 +4536,6 @@
         <w:rPr>
           <w:rFonts w:hint="eastAsia"/>
           <w:szCs w:val="28"/>
-          <w:lang/>
         </w:rPr>
         <w:t xml:space="preserve">第六章为系统测试，说明了系统的测试方法、测试环境及测试结果，验证了系统功能的正确性与稳定性。</w:t>
       </w:r>
@@ -4614,7 +4557,6 @@
         <w:rPr>
           <w:rFonts w:hint="eastAsia"/>
           <w:szCs w:val="28"/>
-          <w:lang/>
         </w:rPr>
         <w:t xml:space="preserve">第七章为总结与展望，对全文的研究工作进行了总结，并对系统的后续优化方向进行了展望。</w:t>
       </w:r>
@@ -4663,10 +4605,10 @@
           <w:szCs w:val="28"/>
         </w:rPr>
       </w:pPr>
-      <w:bookmarkStart w:id="4" w:name="_Toc419571860"/>
-      <w:bookmarkStart w:id="5" w:name="_Toc419471754"/>
-      <w:bookmarkStart w:id="6" w:name="_Toc419471630"/>
-      <w:bookmarkStart w:id="7" w:name="_Toc419472403"/>
+      <w:bookmarkStart w:id="4" w:name="_Toc419471630"/>
+      <w:bookmarkStart w:id="5" w:name="_Toc419472403"/>
+      <w:bookmarkStart w:id="6" w:name="_Toc419571860"/>
+      <w:bookmarkStart w:id="7" w:name="_Toc419471754"/>
       <w:r>
         <w:rPr>
           <w:rFonts w:hint="eastAsia"/>
@@ -4701,7 +4643,6 @@
         <w:rPr>
           <w:rFonts w:hint="eastAsia"/>
           <w:szCs w:val="28"/>
-          <w:lang/>
         </w:rPr>
         <w:t xml:space="preserve">本系统在设计与实现过程中，综合考虑系统性能、开发效率、可维护性及实际应用需求，选用了成熟稳定的Web开发技术体系。整体采用B/S架构作为系统结构基础，以Java语言作为主要开发语言，结合JSP技术实现动态页面展示，使用MySQL数据库进行数据存储，并依托Tomcat服务器完成系统部署与运行，同时引入SSM框架对系统进行分层设计与整合开发。上述技术组合具有开发成本低、扩展性强、稳定性高等特点，能够满足房屋租赁与销售平台在数据管理、业务处理及用户交互等方面的实际需求。以下对各项关键技术分别进行介绍。</w:t>
       </w:r>
@@ -4721,10 +4662,10 @@
           <w:szCs w:val="28"/>
         </w:rPr>
       </w:pPr>
-      <w:bookmarkStart w:id="4" w:name="_Toc419571860"/>
-      <w:bookmarkStart w:id="5" w:name="_Toc419471754"/>
-      <w:bookmarkStart w:id="6" w:name="_Toc419471630"/>
-      <w:bookmarkStart w:id="7" w:name="_Toc419472403"/>
+      <w:bookmarkStart w:id="4" w:name="_Toc419471630"/>
+      <w:bookmarkStart w:id="5" w:name="_Toc419472403"/>
+      <w:bookmarkStart w:id="6" w:name="_Toc419571860"/>
+      <w:bookmarkStart w:id="7" w:name="_Toc419471754"/>
       <w:r>
         <w:rPr>
           <w:rFonts w:hint="eastAsia"/>
@@ -4759,7 +4700,6 @@
         <w:rPr>
           <w:rFonts w:hint="eastAsia"/>
           <w:szCs w:val="28"/>
-          <w:lang/>
         </w:rPr>
         <w:t xml:space="preserve">本系统采用B/S（Browser/Server）架构模式进行设计。该模式以浏览器作为客户端入口，用户无需安装额外软件即可通过浏览器访问系统，实现各项业务功能操作。</w:t>
       </w:r>
@@ -4781,7 +4721,6 @@
         <w:rPr>
           <w:rFonts w:hint="eastAsia"/>
           <w:szCs w:val="28"/>
-          <w:lang/>
         </w:rPr>
         <w:t xml:space="preserve">相比传统的C/S架构，B/S模式具有明显优势。首先，在部署与维护方面，B/S模式仅需在服务器端进行系统更新，客户端无需单独维护，大大降低了系统维护成本。其次，在使用便捷性方面，用户只需通过浏览器即可访问系统，突破了设备与地域限制，提高了系统的可访问性。再次，在系统扩展性方面，B/S模式便于后续功能扩展和模块升级，有利于系统长期发展。</w:t>
       </w:r>
@@ -4803,7 +4742,6 @@
         <w:rPr>
           <w:rFonts w:hint="eastAsia"/>
           <w:szCs w:val="28"/>
-          <w:lang/>
         </w:rPr>
         <w:t xml:space="preserve">因此，选择B/S架构能够有效提升系统的灵活性与实用性，更适合本系统面向多用户访问的应用场景。</w:t>
       </w:r>
@@ -4823,10 +4761,10 @@
           <w:szCs w:val="28"/>
         </w:rPr>
       </w:pPr>
-      <w:bookmarkStart w:id="4" w:name="_Toc419571860"/>
-      <w:bookmarkStart w:id="5" w:name="_Toc419471754"/>
-      <w:bookmarkStart w:id="6" w:name="_Toc419471630"/>
-      <w:bookmarkStart w:id="7" w:name="_Toc419472403"/>
+      <w:bookmarkStart w:id="4" w:name="_Toc419471630"/>
+      <w:bookmarkStart w:id="5" w:name="_Toc419472403"/>
+      <w:bookmarkStart w:id="6" w:name="_Toc419571860"/>
+      <w:bookmarkStart w:id="7" w:name="_Toc419471754"/>
       <w:r>
         <w:rPr>
           <w:rFonts w:hint="eastAsia"/>
@@ -4861,7 +4799,6 @@
         <w:rPr>
           <w:rFonts w:hint="eastAsia"/>
           <w:szCs w:val="28"/>
-          <w:lang/>
         </w:rPr>
         <w:t xml:space="preserve">本系统采用Java语言进行开发。Java是一种面向对象的编程语言，具有良好的封装性、继承性与多态性，能够有效提高系统开发效率和代码复用程度。</w:t>
       </w:r>
@@ -4883,7 +4820,6 @@
         <w:rPr>
           <w:rFonts w:hint="eastAsia"/>
           <w:szCs w:val="28"/>
-          <w:lang/>
         </w:rPr>
         <w:t xml:space="preserve">与C++等传统编程语言相比，Java具有更好的跨平台特性，依托Java虚拟机可以在不同操作系统环境下运行，增强了系统的适应能力。同时，相较于Python等语言，Java在大型系统开发中具有更强的稳定性与结构性，更适合构建业务逻辑复杂的管理系统。</w:t>
       </w:r>
@@ -4905,7 +4841,6 @@
         <w:rPr>
           <w:rFonts w:hint="eastAsia"/>
           <w:szCs w:val="28"/>
-          <w:lang/>
         </w:rPr>
         <w:t xml:space="preserve">此外，Java拥有完善的开发生态和丰富的开源框架支持，便于系统开发与后期维护。因此，选择Java作为核心开发语言能够保证系统的稳定性与可扩展性。</w:t>
       </w:r>
@@ -4925,10 +4860,10 @@
           <w:szCs w:val="28"/>
         </w:rPr>
       </w:pPr>
-      <w:bookmarkStart w:id="4" w:name="_Toc419571860"/>
-      <w:bookmarkStart w:id="5" w:name="_Toc419471754"/>
-      <w:bookmarkStart w:id="6" w:name="_Toc419471630"/>
-      <w:bookmarkStart w:id="7" w:name="_Toc419472403"/>
+      <w:bookmarkStart w:id="4" w:name="_Toc419471630"/>
+      <w:bookmarkStart w:id="5" w:name="_Toc419472403"/>
+      <w:bookmarkStart w:id="6" w:name="_Toc419571860"/>
+      <w:bookmarkStart w:id="7" w:name="_Toc419471754"/>
       <w:r>
         <w:rPr>
           <w:rFonts w:hint="eastAsia"/>
@@ -4963,7 +4898,6 @@
         <w:rPr>
           <w:rFonts w:hint="eastAsia"/>
           <w:szCs w:val="28"/>
-          <w:lang/>
         </w:rPr>
         <w:t xml:space="preserve">本系统采用MySQL作为数据管理工具。MySQL是一种开源的关系型数据库管理系统，具有运行速度快、占用资源少、维护成本低等特点，广泛应用于中小型Web系统中。</w:t>
       </w:r>
@@ -4985,7 +4919,6 @@
         <w:rPr>
           <w:rFonts w:hint="eastAsia"/>
           <w:szCs w:val="28"/>
-          <w:lang/>
         </w:rPr>
         <w:t xml:space="preserve">与SQL Server等商业数据库相比，MySQL无需额外授权费用，能够有效降低系统开发成本。同时，MySQL支持多种编程语言，兼容性强，便于系统开发与集成。在性能方面，MySQL能够满足本系统的数据存储与查询需求，保证系统运行的稳定性。</w:t>
       </w:r>
@@ -5007,7 +4940,6 @@
         <w:rPr>
           <w:rFonts w:hint="eastAsia"/>
           <w:szCs w:val="28"/>
-          <w:lang/>
         </w:rPr>
         <w:t xml:space="preserve">因此，选择MySQL数据库不仅具有良好的经济性，也能够满足系统的数据管理需求。</w:t>
       </w:r>
@@ -5027,10 +4959,10 @@
           <w:szCs w:val="28"/>
         </w:rPr>
       </w:pPr>
-      <w:bookmarkStart w:id="4" w:name="_Toc419571860"/>
-      <w:bookmarkStart w:id="5" w:name="_Toc419471754"/>
-      <w:bookmarkStart w:id="6" w:name="_Toc419471630"/>
-      <w:bookmarkStart w:id="7" w:name="_Toc419472403"/>
+      <w:bookmarkStart w:id="4" w:name="_Toc419471630"/>
+      <w:bookmarkStart w:id="5" w:name="_Toc419472403"/>
+      <w:bookmarkStart w:id="6" w:name="_Toc419571860"/>
+      <w:bookmarkStart w:id="7" w:name="_Toc419471754"/>
       <w:r>
         <w:rPr>
           <w:rFonts w:hint="eastAsia"/>
@@ -5065,7 +4997,6 @@
         <w:rPr>
           <w:rFonts w:hint="eastAsia"/>
           <w:szCs w:val="28"/>
-          <w:lang/>
         </w:rPr>
         <w:t xml:space="preserve">本系统采用JSP技术实现动态页面开发。JSP基于Java技术体系，通过在HTML页面中嵌入Java代码，实现页面内容的动态生成，从而增强系统的交互能力。</w:t>
       </w:r>
@@ -5087,7 +5018,6 @@
         <w:rPr>
           <w:rFonts w:hint="eastAsia"/>
           <w:szCs w:val="28"/>
-          <w:lang/>
         </w:rPr>
         <w:t xml:space="preserve">相比纯静态页面技术，JSP能够根据用户请求动态生成页面内容，提高系统的灵活性与响应能力。与PHP等动态网页技术相比，JSP依托Java平台，具有更好的安全性和稳定性，更适合与Java后端系统进行集成开发。</w:t>
       </w:r>
@@ -5109,7 +5039,6 @@
         <w:rPr>
           <w:rFonts w:hint="eastAsia"/>
           <w:szCs w:val="28"/>
-          <w:lang/>
         </w:rPr>
         <w:t xml:space="preserve">此外，JSP页面在首次访问后会被编译为Servlet并缓存执行，提高了系统运行效率。因此，JSP技术能够有效满足本系统在动态交互方面的需求。</w:t>
       </w:r>
@@ -5129,10 +5058,10 @@
           <w:szCs w:val="28"/>
         </w:rPr>
       </w:pPr>
-      <w:bookmarkStart w:id="4" w:name="_Toc419571860"/>
-      <w:bookmarkStart w:id="5" w:name="_Toc419471754"/>
-      <w:bookmarkStart w:id="6" w:name="_Toc419471630"/>
-      <w:bookmarkStart w:id="7" w:name="_Toc419472403"/>
+      <w:bookmarkStart w:id="4" w:name="_Toc419471630"/>
+      <w:bookmarkStart w:id="5" w:name="_Toc419472403"/>
+      <w:bookmarkStart w:id="6" w:name="_Toc419571860"/>
+      <w:bookmarkStart w:id="7" w:name="_Toc419471754"/>
       <w:r>
         <w:rPr>
           <w:rFonts w:hint="eastAsia"/>
@@ -5167,7 +5096,6 @@
         <w:rPr>
           <w:rFonts w:hint="eastAsia"/>
           <w:szCs w:val="28"/>
-          <w:lang/>
         </w:rPr>
         <w:t xml:space="preserve">本系统采用Tomcat作为Web服务器。Tomcat是一种轻量级开源应用服务器，主要用于运行Java Web应用程序，支持Servlet和JSP技术。</w:t>
       </w:r>
@@ -5189,7 +5117,6 @@
         <w:rPr>
           <w:rFonts w:hint="eastAsia"/>
           <w:szCs w:val="28"/>
-          <w:lang/>
         </w:rPr>
         <w:t xml:space="preserve">与WebLogic等大型应用服务器相比，Tomcat部署简单、资源占用低，更适合中小型系统使用。在开发与测试阶段，Tomcat能够快速启动和运行系统，提高开发效率。在运行稳定性方面，Tomcat能够满足本系统的访问需求，保证系统的正常运行。</w:t>
       </w:r>
@@ -5211,7 +5138,6 @@
         <w:rPr>
           <w:rFonts w:hint="eastAsia"/>
           <w:szCs w:val="28"/>
-          <w:lang/>
         </w:rPr>
         <w:t xml:space="preserve">因此，选择Tomcat作为运行环境，既能降低系统部署复杂度，又能满足系统运行需求。</w:t>
       </w:r>
@@ -5231,10 +5157,10 @@
           <w:szCs w:val="28"/>
         </w:rPr>
       </w:pPr>
-      <w:bookmarkStart w:id="4" w:name="_Toc419571860"/>
-      <w:bookmarkStart w:id="5" w:name="_Toc419471754"/>
-      <w:bookmarkStart w:id="6" w:name="_Toc419471630"/>
-      <w:bookmarkStart w:id="7" w:name="_Toc419472403"/>
+      <w:bookmarkStart w:id="4" w:name="_Toc419471630"/>
+      <w:bookmarkStart w:id="5" w:name="_Toc419472403"/>
+      <w:bookmarkStart w:id="6" w:name="_Toc419571860"/>
+      <w:bookmarkStart w:id="7" w:name="_Toc419471754"/>
       <w:r>
         <w:rPr>
           <w:rFonts w:hint="eastAsia"/>
@@ -5269,7 +5195,6 @@
         <w:rPr>
           <w:rFonts w:hint="eastAsia"/>
           <w:szCs w:val="28"/>
-          <w:lang/>
         </w:rPr>
         <w:t xml:space="preserve">本系统采用SSM框架（Spring、SpringMVC、MyBatis）进行开发。该框架通过分层设计，实现了系统结构的解耦，提高了系统的可维护性与扩展性。</w:t>
       </w:r>
@@ -5291,7 +5216,6 @@
         <w:rPr>
           <w:rFonts w:hint="eastAsia"/>
           <w:szCs w:val="28"/>
-          <w:lang/>
         </w:rPr>
         <w:t xml:space="preserve">其中，Spring负责系统对象的管理与依赖注入，降低模块之间的耦合度；SpringMVC负责请求分发与控制逻辑处理，使系统结构更加清晰；MyBatis负责数据库访问与数据映射，简化了数据库操作过程。</w:t>
       </w:r>
@@ -5313,7 +5237,6 @@
         <w:rPr>
           <w:rFonts w:hint="eastAsia"/>
           <w:szCs w:val="28"/>
-          <w:lang/>
         </w:rPr>
         <w:t xml:space="preserve">与传统JDBC开发方式相比，SSM框架能够显著减少代码冗余，提高开发效率。同时，相较于单一框架开发，SSM组合更加灵活，适用于业务逻辑较复杂的系统。</w:t>
       </w:r>
@@ -5335,7 +5258,6 @@
         <w:rPr>
           <w:rFonts w:hint="eastAsia"/>
           <w:szCs w:val="28"/>
-          <w:lang/>
         </w:rPr>
         <w:t xml:space="preserve">因此，采用SSM框架能够提升系统开发效率，增强系统的稳定性与可扩展性。</w:t>
       </w:r>
@@ -5384,10 +5306,10 @@
           <w:szCs w:val="28"/>
         </w:rPr>
       </w:pPr>
-      <w:bookmarkStart w:id="4" w:name="_Toc419571860"/>
-      <w:bookmarkStart w:id="5" w:name="_Toc419471754"/>
-      <w:bookmarkStart w:id="6" w:name="_Toc419471630"/>
-      <w:bookmarkStart w:id="7" w:name="_Toc419472403"/>
+      <w:bookmarkStart w:id="4" w:name="_Toc419471630"/>
+      <w:bookmarkStart w:id="5" w:name="_Toc419472403"/>
+      <w:bookmarkStart w:id="6" w:name="_Toc419571860"/>
+      <w:bookmarkStart w:id="7" w:name="_Toc419471754"/>
       <w:r>
         <w:rPr>
           <w:rFonts w:hint="eastAsia"/>
@@ -5422,7 +5344,6 @@
         <w:rPr>
           <w:rFonts w:hint="eastAsia"/>
           <w:szCs w:val="28"/>
-          <w:lang/>
         </w:rPr>
         <w:t xml:space="preserve">需求分析是软件开发过程中至关重要的环节，其结果直接影响系统设计与实现的质量。通过对用户需求的调研与分析，可以明确系统应具备的功能模块及性能要求，从而为系统开发提供依据。一般而言，需求分析主要包括业务需求、功能需求和非功能需求三个方面。其中，业务需求反映用户在实际应用中的基本需求，是系统设计的基础；功能需求用于实现具体业务功能；非功能需求则主要体现在系统性能、安全性、稳定性及可扩展性等方面，对系统整体质量具有重要影响。</w:t>
       </w:r>
@@ -5444,7 +5365,6 @@
         <w:rPr>
           <w:rFonts w:hint="eastAsia"/>
           <w:szCs w:val="28"/>
-          <w:lang/>
         </w:rPr>
         <w:t xml:space="preserve">本系统通过问卷调查与实际调研相结合的方式，对房屋租赁与销售平台进行了全面分析。根据分析结果，系统主要面向管理员和用户两类角色进行设计。管理员端主要承担系统管理职责，其功能包括个人信息管理、用户管理、房屋出售管理、房屋出租管理以及公告管理等，能够实现对房屋信息及用户数据的增删改查操作，从而保证系统数据的准确性与完整性。其中，房屋信息管理是核心模块，管理员可对房屋的基本信息进行维护与更新。</w:t>
       </w:r>
@@ -5466,7 +5386,6 @@
         <w:rPr>
           <w:rFonts w:hint="eastAsia"/>
           <w:szCs w:val="28"/>
-          <w:lang/>
         </w:rPr>
         <w:t xml:space="preserve">用户端主要面向普通用户，功能包括个人信息管理、房屋信息浏览与管理以及公告查看等。用户可以通过系统查询房屋信息，了解房屋基本情况，并对相关信息进行查看与操作，实现租赁或购买需求。同时，系统支持用户对个人订单信息进行管理，提高用户使用体验。</w:t>
       </w:r>
@@ -5488,7 +5407,6 @@
         <w:rPr>
           <w:rFonts w:hint="eastAsia"/>
           <w:szCs w:val="28"/>
-          <w:lang/>
         </w:rPr>
         <w:t xml:space="preserve">为更加直观地描述系统的功能需求与各角色的操作关系，本文采用UML用例建模方法对系统进行分析。用例图通过图形化的方式清晰地展示了系统参与者与系统功能之间的交互关系，有助于在开发早期阶段对系统功能进行验证与确认。管理员用例图如图3-1所示，用户用例图如图3-2所示。</w:t>
       </w:r>
@@ -5512,7 +5430,6 @@
         <w:rPr>
           <w:rFonts w:hint="eastAsia"/>
           <w:szCs w:val="28"/>
-          <w:lang/>
         </w:rPr>
         <w:t xml:space="preserve"/>
       </w:r>
@@ -5573,7 +5490,6 @@
           <w:rFonts w:hint="eastAsia" w:ascii="黑体" w:hAnsi="黑体" w:eastAsia="黑体"/>
           <w:sz w:val="21"/>
           <w:szCs w:val="28"/>
-          <w:lang/>
         </w:rPr>
         <w:t xml:space="preserve">图3-1 管理员用例图</w:t>
       </w:r>
@@ -5603,7 +5519,6 @@
         <w:rPr>
           <w:rFonts w:hint="eastAsia"/>
           <w:szCs w:val="28"/>
-          <w:lang/>
         </w:rPr>
         <w:t xml:space="preserve"/>
       </w:r>
@@ -5664,7 +5579,6 @@
           <w:rFonts w:hint="eastAsia" w:ascii="黑体" w:hAnsi="黑体" w:eastAsia="黑体"/>
           <w:sz w:val="21"/>
           <w:szCs w:val="28"/>
-          <w:lang/>
         </w:rPr>
         <w:t xml:space="preserve">图3-2 用户用例图</w:t>
       </w:r>
@@ -5692,7 +5606,6 @@
         <w:rPr>
           <w:rFonts w:hint="eastAsia"/>
           <w:szCs w:val="28"/>
-          <w:lang/>
         </w:rPr>
         <w:t xml:space="preserve">房屋租赁与销售平台通过对不同用户需求的分析与整合，实现了房屋信息管理与用户交互功能的统一，不仅提高了管理效率，也增强了用户获取信息的便捷性，具有较高的实际应用价值。</w:t>
       </w:r>
@@ -5712,10 +5625,10 @@
           <w:szCs w:val="28"/>
         </w:rPr>
       </w:pPr>
-      <w:bookmarkStart w:id="4" w:name="_Toc419571860"/>
-      <w:bookmarkStart w:id="5" w:name="_Toc419471754"/>
-      <w:bookmarkStart w:id="6" w:name="_Toc419471630"/>
-      <w:bookmarkStart w:id="7" w:name="_Toc419472403"/>
+      <w:bookmarkStart w:id="4" w:name="_Toc419471630"/>
+      <w:bookmarkStart w:id="5" w:name="_Toc419472403"/>
+      <w:bookmarkStart w:id="6" w:name="_Toc419571860"/>
+      <w:bookmarkStart w:id="7" w:name="_Toc419471754"/>
       <w:r>
         <w:rPr>
           <w:rFonts w:hint="eastAsia"/>
@@ -5750,7 +5663,6 @@
         <w:rPr>
           <w:rFonts w:hint="eastAsia"/>
           <w:szCs w:val="28"/>
-          <w:lang/>
         </w:rPr>
         <w:t xml:space="preserve">可行性分析是系统开发前期的重要工作环节，旨在从多个维度评估系统开发的合理性与可实现性。本节分别从技术可行性、经济可行性和操作可行性三个方面对本系统进行分析。</w:t>
       </w:r>
@@ -5770,10 +5682,10 @@
           <w:rFonts w:hint="eastAsia"/>
         </w:rPr>
       </w:pPr>
-      <w:bookmarkStart w:id="12" w:name="_Toc419571862"/>
-      <w:bookmarkStart w:id="13" w:name="_Toc419471756"/>
+      <w:bookmarkStart w:id="12" w:name="_Toc419471632"/>
+      <w:bookmarkStart w:id="13" w:name="_Toc419571862"/>
       <w:bookmarkStart w:id="14" w:name="_Toc419472405"/>
-      <w:bookmarkStart w:id="15" w:name="_Toc419471632"/>
+      <w:bookmarkStart w:id="15" w:name="_Toc419471756"/>
       <w:r>
         <w:rPr>
           <w:rFonts w:hint="eastAsia"/>
@@ -5796,7 +5708,6 @@
         <w:rPr>
           <w:rFonts w:hint="eastAsia"/>
           <w:szCs w:val="28"/>
-          <w:lang/>
         </w:rPr>
         <w:t xml:space="preserve">本系统基于成熟的Web开发技术体系进行设计与实现，相关技术具有稳定性高、应用广泛等特点，能够满足系统开发需求。所选技术支持跨平台运行，可在多种操作系统和浏览器环境下稳定使用，具有良好的兼容性。</w:t>
       </w:r>
@@ -5818,7 +5729,6 @@
         <w:rPr>
           <w:rFonts w:hint="eastAsia"/>
           <w:szCs w:val="28"/>
-          <w:lang/>
         </w:rPr>
         <w:t xml:space="preserve">同时，系统采用关系型数据库进行数据存储，具备良好的数据管理能力与安全性，能够保证系统运行的稳定性。开发过程中所涉及的技术均为当前主流技术，技术实现难度适中，具备较强的可实现性，因此系统在技术层面是可行的。</w:t>
       </w:r>
@@ -5838,10 +5748,10 @@
           <w:rFonts w:hint="eastAsia"/>
         </w:rPr>
       </w:pPr>
-      <w:bookmarkStart w:id="12" w:name="_Toc419571862"/>
-      <w:bookmarkStart w:id="13" w:name="_Toc419471756"/>
+      <w:bookmarkStart w:id="12" w:name="_Toc419471632"/>
+      <w:bookmarkStart w:id="13" w:name="_Toc419571862"/>
       <w:bookmarkStart w:id="14" w:name="_Toc419472405"/>
-      <w:bookmarkStart w:id="15" w:name="_Toc419471632"/>
+      <w:bookmarkStart w:id="15" w:name="_Toc419471756"/>
       <w:r>
         <w:rPr>
           <w:rFonts w:hint="eastAsia"/>
@@ -5864,7 +5774,6 @@
         <w:rPr>
           <w:rFonts w:hint="eastAsia"/>
           <w:szCs w:val="28"/>
-          <w:lang/>
         </w:rPr>
         <w:t xml:space="preserve">经济可行性主要通过分析系统开发成本与预期收益进行评估。传统房屋租售管理依赖人工记录，不仅效率低，而且易出错，管理成本较高。一旦信息记录出现错误，还需进行大量返工，严重影响管理效率。本系统采用信息化管理方式，可有效降低人工成本，提高数据处理效率。</w:t>
       </w:r>
@@ -5886,7 +5795,6 @@
         <w:rPr>
           <w:rFonts w:hint="eastAsia"/>
           <w:szCs w:val="28"/>
-          <w:lang/>
         </w:rPr>
         <w:t xml:space="preserve">在成本方面，系统开发所使用的技术大多为开源技术，软件投入较低，主要成本集中在硬件设备及人员投入。针对系统数据规模，本系统采用普通服务器即可满足运行需求，无需高成本部署环境。因此，从整体来看，本系统能够在较低成本下实现较高效益，具备良好的经济可行性。</w:t>
       </w:r>
@@ -5906,10 +5814,10 @@
           <w:rFonts w:hint="eastAsia"/>
         </w:rPr>
       </w:pPr>
-      <w:bookmarkStart w:id="12" w:name="_Toc419571862"/>
-      <w:bookmarkStart w:id="13" w:name="_Toc419471756"/>
+      <w:bookmarkStart w:id="12" w:name="_Toc419471632"/>
+      <w:bookmarkStart w:id="13" w:name="_Toc419571862"/>
       <w:bookmarkStart w:id="14" w:name="_Toc419472405"/>
-      <w:bookmarkStart w:id="15" w:name="_Toc419471632"/>
+      <w:bookmarkStart w:id="15" w:name="_Toc419471756"/>
       <w:r>
         <w:rPr>
           <w:rFonts w:hint="eastAsia"/>
@@ -5932,7 +5840,6 @@
         <w:rPr>
           <w:rFonts w:hint="eastAsia"/>
           <w:szCs w:val="28"/>
-          <w:lang/>
         </w:rPr>
         <w:t xml:space="preserve">本系统采用B/S架构，用户通过浏览器即可访问系统，无需额外安装客户端，使用方式简单便捷。系统界面设计清晰，功能模块划分合理，用户可通过菜单操作快速完成相关功能。</w:t>
       </w:r>
@@ -5954,7 +5861,6 @@
         <w:rPr>
           <w:rFonts w:hint="eastAsia"/>
           <w:szCs w:val="28"/>
-          <w:lang/>
         </w:rPr>
         <w:t xml:space="preserve">同时，系统在设计过程中注重用户体验，通过简化操作流程和提供必要提示信息，提高系统的易用性。无论是管理员进行数据管理，还是用户进行房屋查询与操作，均可在较短时间内掌握系统使用方法。因此，本系统在实际应用中具备良好的操作可行性。</w:t>
       </w:r>
@@ -5974,10 +5880,10 @@
           <w:szCs w:val="28"/>
         </w:rPr>
       </w:pPr>
-      <w:bookmarkStart w:id="4" w:name="_Toc419571860"/>
-      <w:bookmarkStart w:id="5" w:name="_Toc419471754"/>
-      <w:bookmarkStart w:id="6" w:name="_Toc419471630"/>
-      <w:bookmarkStart w:id="7" w:name="_Toc419472403"/>
+      <w:bookmarkStart w:id="4" w:name="_Toc419471630"/>
+      <w:bookmarkStart w:id="5" w:name="_Toc419472403"/>
+      <w:bookmarkStart w:id="6" w:name="_Toc419571860"/>
+      <w:bookmarkStart w:id="7" w:name="_Toc419471754"/>
       <w:r>
         <w:rPr>
           <w:rFonts w:hint="eastAsia"/>
@@ -6012,7 +5918,6 @@
         <w:rPr>
           <w:rFonts w:hint="eastAsia"/>
           <w:szCs w:val="28"/>
-          <w:lang/>
         </w:rPr>
         <w:t xml:space="preserve">为更加清晰地描述系统运行过程，本节从系统核心功能模块出发，对主要业务流程进行分析，包括用户登录流程、房屋信息浏览流程、房屋租售业务流程以及管理员管理流程等。通过对各业务流程的梳理与分析，能够为后续系统设计与实现提供明确的业务逻辑参考。</w:t>
       </w:r>
@@ -6032,10 +5937,10 @@
           <w:rFonts w:hint="eastAsia"/>
         </w:rPr>
       </w:pPr>
-      <w:bookmarkStart w:id="12" w:name="_Toc419571862"/>
-      <w:bookmarkStart w:id="13" w:name="_Toc419471756"/>
+      <w:bookmarkStart w:id="12" w:name="_Toc419471632"/>
+      <w:bookmarkStart w:id="13" w:name="_Toc419571862"/>
       <w:bookmarkStart w:id="14" w:name="_Toc419472405"/>
-      <w:bookmarkStart w:id="15" w:name="_Toc419471632"/>
+      <w:bookmarkStart w:id="15" w:name="_Toc419471756"/>
       <w:r>
         <w:rPr>
           <w:rFonts w:hint="eastAsia"/>
@@ -6058,7 +5963,6 @@
         <w:rPr>
           <w:rFonts w:hint="eastAsia"/>
           <w:szCs w:val="28"/>
-          <w:lang/>
         </w:rPr>
         <w:t xml:space="preserve">用户在使用系统前，需要通过登录验证进入系统。首先，用户在登录界面输入账号和密码，系统对输入信息进行校验；若信息正确，则允许用户进入系统首页，并根据用户身份加载相应功能模块；若信息错误，则提示重新输入。用户成功登录后，可根据自身需求选择不同功能模块进行操作。</w:t>
       </w:r>
@@ -6080,7 +5984,6 @@
         <w:rPr>
           <w:rFonts w:hint="eastAsia"/>
           <w:szCs w:val="28"/>
-          <w:lang/>
         </w:rPr>
         <w:t xml:space="preserve">注：用户登录流程图（图3-3）待补充。</w:t>
       </w:r>
@@ -6104,7 +6007,6 @@
         <w:rPr>
           <w:rFonts w:hint="eastAsia"/>
           <w:szCs w:val="28"/>
-          <w:lang/>
         </w:rPr>
         <w:t xml:space="preserve"/>
       </w:r>
@@ -6165,7 +6067,6 @@
           <w:rFonts w:hint="eastAsia" w:ascii="黑体" w:hAnsi="黑体" w:eastAsia="黑体"/>
           <w:sz w:val="21"/>
           <w:szCs w:val="28"/>
-          <w:lang/>
         </w:rPr>
         <w:t xml:space="preserve">图3-3 用户登录流程图</w:t>
       </w:r>
@@ -6191,10 +6092,10 @@
           <w:rFonts w:hint="eastAsia"/>
         </w:rPr>
       </w:pPr>
-      <w:bookmarkStart w:id="12" w:name="_Toc419571862"/>
-      <w:bookmarkStart w:id="13" w:name="_Toc419471756"/>
+      <w:bookmarkStart w:id="12" w:name="_Toc419471632"/>
+      <w:bookmarkStart w:id="13" w:name="_Toc419571862"/>
       <w:bookmarkStart w:id="14" w:name="_Toc419472405"/>
-      <w:bookmarkStart w:id="15" w:name="_Toc419471632"/>
+      <w:bookmarkStart w:id="15" w:name="_Toc419471756"/>
       <w:r>
         <w:rPr>
           <w:rFonts w:hint="eastAsia"/>
@@ -6217,7 +6118,6 @@
         <w:rPr>
           <w:rFonts w:hint="eastAsia"/>
           <w:szCs w:val="28"/>
-          <w:lang/>
         </w:rPr>
         <w:t xml:space="preserve">用户进入系统后，可以通过房屋信息模块浏览房屋出售或出租信息。系统根据用户选择展示对应房屋列表，用户可查看房屋名称、价格、户型、位置等详细信息。在浏览过程中，用户可根据需求筛选或查询相关房源，提高信息获取效率。</w:t>
       </w:r>
@@ -6239,7 +6139,6 @@
         <w:rPr>
           <w:rFonts w:hint="eastAsia"/>
           <w:szCs w:val="28"/>
-          <w:lang/>
         </w:rPr>
         <w:t xml:space="preserve">注：房屋信息浏览流程图（图3-4）待补充。</w:t>
       </w:r>
@@ -6263,7 +6162,6 @@
         <w:rPr>
           <w:rFonts w:hint="eastAsia"/>
           <w:szCs w:val="28"/>
-          <w:lang/>
         </w:rPr>
         <w:t xml:space="preserve"/>
       </w:r>
@@ -6324,7 +6222,6 @@
           <w:rFonts w:hint="eastAsia" w:ascii="黑体" w:hAnsi="黑体" w:eastAsia="黑体"/>
           <w:sz w:val="21"/>
           <w:szCs w:val="28"/>
-          <w:lang/>
         </w:rPr>
         <w:t xml:space="preserve">图3-4 房屋信息浏览流程图</w:t>
       </w:r>
@@ -6350,10 +6247,10 @@
           <w:rFonts w:hint="eastAsia"/>
         </w:rPr>
       </w:pPr>
-      <w:bookmarkStart w:id="12" w:name="_Toc419571862"/>
-      <w:bookmarkStart w:id="13" w:name="_Toc419471756"/>
+      <w:bookmarkStart w:id="12" w:name="_Toc419471632"/>
+      <w:bookmarkStart w:id="13" w:name="_Toc419571862"/>
       <w:bookmarkStart w:id="14" w:name="_Toc419472405"/>
-      <w:bookmarkStart w:id="15" w:name="_Toc419471632"/>
+      <w:bookmarkStart w:id="15" w:name="_Toc419471756"/>
       <w:r>
         <w:rPr>
           <w:rFonts w:hint="eastAsia"/>
@@ -6376,7 +6273,6 @@
         <w:rPr>
           <w:rFonts w:hint="eastAsia"/>
           <w:szCs w:val="28"/>
-          <w:lang/>
         </w:rPr>
         <w:t xml:space="preserve">在完成房屋信息浏览后，用户可根据自身需求选择具体房屋进行租赁或购买操作。用户进入房屋详情页面后，确认房屋信息无误，可提交租赁或购买请求，系统记录相关订单信息并更新房屋状态。管理员可对相关订单进行管理与处理，确保业务流程顺利完成。</w:t>
       </w:r>
@@ -6398,7 +6294,6 @@
         <w:rPr>
           <w:rFonts w:hint="eastAsia"/>
           <w:szCs w:val="28"/>
-          <w:lang/>
         </w:rPr>
         <w:t xml:space="preserve">注：房屋租售业务流程图（图3-5）待补充。</w:t>
       </w:r>
@@ -6422,7 +6317,6 @@
         <w:rPr>
           <w:rFonts w:hint="eastAsia"/>
           <w:szCs w:val="28"/>
-          <w:lang/>
         </w:rPr>
         <w:t xml:space="preserve"/>
       </w:r>
@@ -6483,7 +6377,6 @@
           <w:rFonts w:hint="eastAsia" w:ascii="黑体" w:hAnsi="黑体" w:eastAsia="黑体"/>
           <w:sz w:val="21"/>
           <w:szCs w:val="28"/>
-          <w:lang/>
         </w:rPr>
         <w:t xml:space="preserve">图3-5 房屋租售业务流程图</w:t>
       </w:r>
@@ -6509,10 +6402,10 @@
           <w:rFonts w:hint="eastAsia"/>
         </w:rPr>
       </w:pPr>
-      <w:bookmarkStart w:id="12" w:name="_Toc419571862"/>
-      <w:bookmarkStart w:id="13" w:name="_Toc419471756"/>
+      <w:bookmarkStart w:id="12" w:name="_Toc419471632"/>
+      <w:bookmarkStart w:id="13" w:name="_Toc419571862"/>
       <w:bookmarkStart w:id="14" w:name="_Toc419472405"/>
-      <w:bookmarkStart w:id="15" w:name="_Toc419471632"/>
+      <w:bookmarkStart w:id="15" w:name="_Toc419471756"/>
       <w:r>
         <w:rPr>
           <w:rFonts w:hint="eastAsia"/>
@@ -6535,7 +6428,6 @@
         <w:rPr>
           <w:rFonts w:hint="eastAsia"/>
           <w:szCs w:val="28"/>
-          <w:lang/>
         </w:rPr>
         <w:t xml:space="preserve">管理员登录系统后，可以进入后台管理界面，对系统数据进行统一管理。管理员可对用户信息、房屋信息、公告信息等进行维护，同时对房屋租售订单进行管理与审核。通过后台管理操作，实现系统数据的规范化管理与业务流程的有效控制。</w:t>
       </w:r>
@@ -6557,7 +6449,6 @@
         <w:rPr>
           <w:rFonts w:hint="eastAsia"/>
           <w:szCs w:val="28"/>
-          <w:lang/>
         </w:rPr>
         <w:t xml:space="preserve">注：管理员管理流程图（图3-6）待补充。</w:t>
       </w:r>
@@ -6581,7 +6472,6 @@
         <w:rPr>
           <w:rFonts w:hint="eastAsia"/>
           <w:szCs w:val="28"/>
-          <w:lang/>
         </w:rPr>
         <w:t xml:space="preserve"/>
       </w:r>
@@ -6642,7 +6532,6 @@
           <w:rFonts w:hint="eastAsia" w:ascii="黑体" w:hAnsi="黑体" w:eastAsia="黑体"/>
           <w:sz w:val="21"/>
           <w:szCs w:val="28"/>
-          <w:lang/>
         </w:rPr>
         <w:t xml:space="preserve">图3-6 管理员管理流程图</w:t>
       </w:r>
@@ -6697,10 +6586,10 @@
           <w:szCs w:val="28"/>
         </w:rPr>
       </w:pPr>
-      <w:bookmarkStart w:id="4" w:name="_Toc419571860"/>
-      <w:bookmarkStart w:id="5" w:name="_Toc419471754"/>
-      <w:bookmarkStart w:id="6" w:name="_Toc419471630"/>
-      <w:bookmarkStart w:id="7" w:name="_Toc419472403"/>
+      <w:bookmarkStart w:id="4" w:name="_Toc419471630"/>
+      <w:bookmarkStart w:id="5" w:name="_Toc419472403"/>
+      <w:bookmarkStart w:id="6" w:name="_Toc419571860"/>
+      <w:bookmarkStart w:id="7" w:name="_Toc419471754"/>
       <w:r>
         <w:rPr>
           <w:rFonts w:hint="eastAsia"/>
@@ -6735,7 +6624,6 @@
         <w:rPr>
           <w:rFonts w:hint="eastAsia"/>
           <w:szCs w:val="28"/>
-          <w:lang/>
         </w:rPr>
         <w:t xml:space="preserve">本系统采用B/S（Browser/Server）架构模式进行整体设计，系统架构自下而上可划分为数据层、持久层、业务逻辑层、控制层和表现层五个层次，各层之间职责明确、松耦合协作，共同支撑系统的稳定运行。</w:t>
       </w:r>
@@ -6757,7 +6645,6 @@
         <w:rPr>
           <w:rFonts w:hint="eastAsia"/>
           <w:szCs w:val="28"/>
-          <w:lang/>
         </w:rPr>
         <w:t xml:space="preserve">数据层以MySQL关系型数据库为核心，负责系统所有业务数据的持久化存储与管理，包括用户信息、房屋信息、订单信息、公告信息等核心数据表的存储与维护。持久层采用MyBatis框架实现对象关系映射，通过Mapper接口与XML配置文件完成Java实体对象与数据库表之间的映射，简化了数据库访问操作，提高了数据操作的规范性与效率。业务逻辑层由Spring框架进行统一管理，负责系统核心业务规则的实现与处理，包括用户身份验证、房屋信息管理、订单处理等业务逻辑，同时通过依赖注入机制实现各组件之间的松耦合。控制层采用SpringMVC框架，负责接收浏览器端发送的HTTP请求，进行请求分发与参数解析，将请求转发至对应的业务处理方法，并将处理结果返回前端页面。表现层基于JSP技术实现动态页面渲染，通过浏览器向用户提供可视化的操作界面，实现系统与用户之间的交互。</w:t>
       </w:r>
@@ -6779,7 +6666,6 @@
         <w:rPr>
           <w:rFonts w:hint="eastAsia"/>
           <w:szCs w:val="28"/>
-          <w:lang/>
         </w:rPr>
         <w:t xml:space="preserve">系统整体部署于Tomcat应用服务器之上，用户通过浏览器即可访问系统，无需安装额外客户端软件。这种分层架构设计不仅使系统各层职责清晰、便于独立开发与维护，还具有良好的可扩展性，为系统后续功能升级与优化奠定了坚实基础。</w:t>
       </w:r>
@@ -6801,7 +6687,6 @@
         <w:rPr>
           <w:rFonts w:hint="eastAsia"/>
           <w:szCs w:val="28"/>
-          <w:lang/>
         </w:rPr>
         <w:t xml:space="preserve">注：系统分层架构图待补充绘制。</w:t>
       </w:r>
@@ -6821,10 +6706,10 @@
           <w:szCs w:val="28"/>
         </w:rPr>
       </w:pPr>
-      <w:bookmarkStart w:id="4" w:name="_Toc419571860"/>
-      <w:bookmarkStart w:id="5" w:name="_Toc419471754"/>
-      <w:bookmarkStart w:id="6" w:name="_Toc419471630"/>
-      <w:bookmarkStart w:id="7" w:name="_Toc419472403"/>
+      <w:bookmarkStart w:id="4" w:name="_Toc419471630"/>
+      <w:bookmarkStart w:id="5" w:name="_Toc419472403"/>
+      <w:bookmarkStart w:id="6" w:name="_Toc419571860"/>
+      <w:bookmarkStart w:id="7" w:name="_Toc419471754"/>
       <w:r>
         <w:rPr>
           <w:rFonts w:hint="eastAsia"/>
@@ -6859,7 +6744,6 @@
         <w:rPr>
           <w:rFonts w:hint="eastAsia"/>
           <w:szCs w:val="28"/>
-          <w:lang/>
         </w:rPr>
         <w:t xml:space="preserve">在系统架构设计的基础上，本节对系统的功能模块进行详细划分与设计。本系统主要采用Java语言进行功能编码，利用MySQL数据库进行数据管理，结合JSP技术设计简洁友好的用户界面，并基于SSM框架在IntelliJ IDEA开发环境中完成系统开发，通过Tomcat服务器完成系统部署与运行。</w:t>
       </w:r>
@@ -6881,7 +6765,6 @@
         <w:rPr>
           <w:rFonts w:hint="eastAsia"/>
           <w:szCs w:val="28"/>
-          <w:lang/>
         </w:rPr>
         <w:t xml:space="preserve">本系统的使用角色分为管理员和用户两类。管理员具有系统后台管理权限，可执行用户管理、房屋出售管理、房屋出租管理、订单管理、公告管理、轮播图管理等操作；用户具有前台浏览与业务操作权限，可执行房屋信息浏览、房屋租赁与购买、个人信息管理、公告查看等操作。系统总体功能设计图如图4-1所示。</w:t>
       </w:r>
@@ -6905,7 +6788,6 @@
         <w:rPr>
           <w:rFonts w:hint="eastAsia"/>
           <w:szCs w:val="28"/>
-          <w:lang/>
         </w:rPr>
         <w:t xml:space="preserve"/>
       </w:r>
@@ -6966,7 +6848,6 @@
           <w:rFonts w:hint="eastAsia" w:ascii="黑体" w:hAnsi="黑体" w:eastAsia="黑体"/>
           <w:sz w:val="21"/>
           <w:szCs w:val="28"/>
-          <w:lang/>
         </w:rPr>
         <w:t xml:space="preserve">图4-1 系统总体功能设计图</w:t>
       </w:r>
@@ -6992,10 +6873,10 @@
           <w:szCs w:val="28"/>
         </w:rPr>
       </w:pPr>
-      <w:bookmarkStart w:id="4" w:name="_Toc419571860"/>
-      <w:bookmarkStart w:id="5" w:name="_Toc419471754"/>
-      <w:bookmarkStart w:id="6" w:name="_Toc419471630"/>
-      <w:bookmarkStart w:id="7" w:name="_Toc419472403"/>
+      <w:bookmarkStart w:id="4" w:name="_Toc419471630"/>
+      <w:bookmarkStart w:id="5" w:name="_Toc419472403"/>
+      <w:bookmarkStart w:id="6" w:name="_Toc419571860"/>
+      <w:bookmarkStart w:id="7" w:name="_Toc419471754"/>
       <w:r>
         <w:rPr>
           <w:rFonts w:hint="eastAsia"/>
@@ -7030,7 +6911,6 @@
         <w:rPr>
           <w:rFonts w:hint="eastAsia"/>
           <w:szCs w:val="28"/>
-          <w:lang/>
         </w:rPr>
         <w:t xml:space="preserve">数据库设计是系统开发过程中的重要环节，直接影响系统数据存储的合理性与业务处理的效率。本系统使用MySQL数据库进行数据管理，数据库设计过程包括概念设计与逻辑设计两个阶段。概念设计阶段通过E-R模型对系统涉及的数据实体及其相互关系进行抽象描述；逻辑设计阶段则将概念模型转换为具体的数据库表结构，为系统开发提供数据存储基础。</w:t>
       </w:r>
@@ -7052,7 +6932,6 @@
         <w:rPr>
           <w:rFonts w:hint="eastAsia"/>
           <w:szCs w:val="28"/>
-          <w:lang/>
         </w:rPr>
         <w:t xml:space="preserve">本系统围绕房屋租赁与销售业务展开设计，根据系统功能需求和业务处理流程，可以抽象出多个核心实体，包括管理员、用户、房屋信息、分类信息、订单信息、留言信息以及公告信息等。各实体之间既相互独立，又通过业务流程形成一定的数据关联。例如，用户可以浏览房屋信息并产生订单记录，也可以针对房屋信息进行留言；管理员则负责对用户、房屋、公告等基础数据进行统一维护。系统总体E-R图如图4-2所示。</w:t>
       </w:r>
@@ -7076,7 +6955,6 @@
         <w:rPr>
           <w:rFonts w:hint="eastAsia"/>
           <w:szCs w:val="28"/>
-          <w:lang/>
         </w:rPr>
         <w:t xml:space="preserve"/>
       </w:r>
@@ -7137,7 +7015,6 @@
           <w:rFonts w:hint="eastAsia" w:ascii="黑体" w:hAnsi="黑体" w:eastAsia="黑体"/>
           <w:sz w:val="21"/>
           <w:szCs w:val="28"/>
-          <w:lang/>
         </w:rPr>
         <w:t xml:space="preserve">图4-2 系统总体E-R图</w:t>
       </w:r>
@@ -7165,7 +7042,6 @@
         <w:rPr>
           <w:rFonts w:hint="eastAsia"/>
           <w:szCs w:val="28"/>
-          <w:lang/>
         </w:rPr>
         <w:t xml:space="preserve">在系统总体E-R设计的基础上，对各核心实体进行细化设计。管理员实体主要包括管理员编号、账号、密码、姓名、性别、年龄、地址、电话及添加时间等属性，管理员实体E-R图如图4-3所示。用户实体主要包括用户编号、账号、密码、姓名、性别、身份证号、手机号、照片、注册时间及状态等属性，用户实体E-R图如图4-4所示。房屋信息实体是本系统的核心实体，主要包括房屋编号、名称、发布房东、手机号、户型、面积、价格、总价、图片、位置、发布时间及状态等属性，房屋信息实体E-R图如图4-5所示。</w:t>
       </w:r>
@@ -7189,7 +7065,6 @@
         <w:rPr>
           <w:rFonts w:hint="eastAsia"/>
           <w:szCs w:val="28"/>
-          <w:lang/>
         </w:rPr>
         <w:t xml:space="preserve"/>
       </w:r>
@@ -7250,7 +7125,6 @@
           <w:rFonts w:hint="eastAsia" w:ascii="黑体" w:hAnsi="黑体" w:eastAsia="黑体"/>
           <w:sz w:val="21"/>
           <w:szCs w:val="28"/>
-          <w:lang/>
         </w:rPr>
         <w:t xml:space="preserve">图4-3 管理员信息实体E-R图</w:t>
       </w:r>
@@ -7280,7 +7154,6 @@
         <w:rPr>
           <w:rFonts w:hint="eastAsia"/>
           <w:szCs w:val="28"/>
-          <w:lang/>
         </w:rPr>
         <w:t xml:space="preserve"/>
       </w:r>
@@ -7341,7 +7214,6 @@
           <w:rFonts w:hint="eastAsia" w:ascii="黑体" w:hAnsi="黑体" w:eastAsia="黑体"/>
           <w:sz w:val="21"/>
           <w:szCs w:val="28"/>
-          <w:lang/>
         </w:rPr>
         <w:t xml:space="preserve">图4-4 用户信息实体E-R图</w:t>
       </w:r>
@@ -7371,7 +7243,6 @@
         <w:rPr>
           <w:rFonts w:hint="eastAsia"/>
           <w:szCs w:val="28"/>
-          <w:lang/>
         </w:rPr>
         <w:t xml:space="preserve"/>
       </w:r>
@@ -7432,7 +7303,6 @@
           <w:rFonts w:hint="eastAsia" w:ascii="黑体" w:hAnsi="黑体" w:eastAsia="黑体"/>
           <w:sz w:val="21"/>
           <w:szCs w:val="28"/>
-          <w:lang/>
         </w:rPr>
         <w:t xml:space="preserve">图4-5 房屋信息实体E-R图</w:t>
       </w:r>
@@ -7460,7 +7330,6 @@
         <w:rPr>
           <w:rFonts w:hint="eastAsia"/>
           <w:szCs w:val="28"/>
-          <w:lang/>
         </w:rPr>
         <w:t xml:space="preserve">此外，系统还包括分类实体、订单实体、留言实体和公告实体等，分别用于对房屋分类、租售订单、用户留言和系统公告进行数据管理。各实体E-R图分别如图4-6至图4-9所示。</w:t>
       </w:r>
@@ -7484,7 +7353,6 @@
         <w:rPr>
           <w:rFonts w:hint="eastAsia"/>
           <w:szCs w:val="28"/>
-          <w:lang/>
         </w:rPr>
         <w:t xml:space="preserve"/>
       </w:r>
@@ -7545,7 +7413,6 @@
           <w:rFonts w:hint="eastAsia" w:ascii="黑体" w:hAnsi="黑体" w:eastAsia="黑体"/>
           <w:sz w:val="21"/>
           <w:szCs w:val="28"/>
-          <w:lang/>
         </w:rPr>
         <w:t xml:space="preserve">图4-6 分类信息E-R图</w:t>
       </w:r>
@@ -7575,7 +7442,6 @@
         <w:rPr>
           <w:rFonts w:hint="eastAsia"/>
           <w:szCs w:val="28"/>
-          <w:lang/>
         </w:rPr>
         <w:t xml:space="preserve"/>
       </w:r>
@@ -7636,7 +7502,6 @@
           <w:rFonts w:hint="eastAsia" w:ascii="黑体" w:hAnsi="黑体" w:eastAsia="黑体"/>
           <w:sz w:val="21"/>
           <w:szCs w:val="28"/>
-          <w:lang/>
         </w:rPr>
         <w:t xml:space="preserve">图4-7 订单信息E-R图</w:t>
       </w:r>
@@ -7666,7 +7531,6 @@
         <w:rPr>
           <w:rFonts w:hint="eastAsia"/>
           <w:szCs w:val="28"/>
-          <w:lang/>
         </w:rPr>
         <w:t xml:space="preserve"/>
       </w:r>
@@ -7727,7 +7591,6 @@
           <w:rFonts w:hint="eastAsia" w:ascii="黑体" w:hAnsi="黑体" w:eastAsia="黑体"/>
           <w:sz w:val="21"/>
           <w:szCs w:val="28"/>
-          <w:lang/>
         </w:rPr>
         <w:t xml:space="preserve">图4-8 留言信息E-R图</w:t>
       </w:r>
@@ -7757,7 +7620,6 @@
         <w:rPr>
           <w:rFonts w:hint="eastAsia"/>
           <w:szCs w:val="28"/>
-          <w:lang/>
         </w:rPr>
         <w:t xml:space="preserve"/>
       </w:r>
@@ -7818,7 +7680,6 @@
           <w:rFonts w:hint="eastAsia" w:ascii="黑体" w:hAnsi="黑体" w:eastAsia="黑体"/>
           <w:sz w:val="21"/>
           <w:szCs w:val="28"/>
-          <w:lang/>
         </w:rPr>
         <w:t xml:space="preserve">图4-9 公告信息E-R图</w:t>
       </w:r>
@@ -7846,7 +7707,6 @@
         <w:rPr>
           <w:rFonts w:hint="eastAsia"/>
           <w:szCs w:val="28"/>
-          <w:lang/>
         </w:rPr>
         <w:t xml:space="preserve">在逻辑设计阶段，将上述概念模型转换为具体的数据库表结构。本系统的核心数据表包括管理员信息表（admin）、用户信息表（member）、房屋信息表（fw）和订单信息表（dd）等，各表结构设计如下所示。</w:t>
       </w:r>
@@ -7870,7 +7730,6 @@
           <w:rFonts w:hint="eastAsia" w:ascii="黑体" w:hAnsi="黑体" w:eastAsia="黑体"/>
           <w:sz w:val="21"/>
           <w:szCs w:val="28"/>
-          <w:lang/>
         </w:rPr>
         <w:t xml:space="preserve">表4-1 admin管理员信息表</w:t>
       </w:r>
@@ -7898,7 +7757,6 @@
         <w:rPr>
           <w:rFonts w:hint="eastAsia"/>
           <w:szCs w:val="28"/>
-          <w:lang/>
         </w:rPr>
       </w:r>
       <w:r>
@@ -8667,7 +8525,6 @@
           <w:rFonts w:hint="eastAsia" w:ascii="黑体" w:hAnsi="黑体" w:eastAsia="黑体"/>
           <w:sz w:val="21"/>
           <w:szCs w:val="28"/>
-          <w:lang/>
         </w:rPr>
         <w:t xml:space="preserve">表4-2 member用户信息表</w:t>
       </w:r>
@@ -8695,7 +8552,6 @@
         <w:rPr>
           <w:rFonts w:hint="eastAsia"/>
           <w:szCs w:val="28"/>
-          <w:lang/>
         </w:rPr>
       </w:r>
       <w:r>
@@ -9536,7 +9392,6 @@
           <w:rFonts w:hint="eastAsia" w:ascii="黑体" w:hAnsi="黑体" w:eastAsia="黑体"/>
           <w:sz w:val="21"/>
           <w:szCs w:val="28"/>
-          <w:lang/>
         </w:rPr>
         <w:t xml:space="preserve">表4-3 fw房屋信息表</w:t>
       </w:r>
@@ -9564,7 +9419,6 @@
         <w:rPr>
           <w:rFonts w:hint="eastAsia"/>
           <w:szCs w:val="28"/>
-          <w:lang/>
         </w:rPr>
       </w:r>
       <w:r>
@@ -10549,7 +10403,6 @@
           <w:rFonts w:hint="eastAsia" w:ascii="黑体" w:hAnsi="黑体" w:eastAsia="黑体"/>
           <w:sz w:val="21"/>
           <w:szCs w:val="28"/>
-          <w:lang/>
         </w:rPr>
         <w:t xml:space="preserve">表4-4 dd订单信息表</w:t>
       </w:r>
@@ -10577,7 +10430,6 @@
         <w:rPr>
           <w:rFonts w:hint="eastAsia"/>
           <w:szCs w:val="28"/>
-          <w:lang/>
         </w:rPr>
       </w:r>
       <w:r>
@@ -11083,10 +10935,10 @@
           <w:szCs w:val="28"/>
         </w:rPr>
       </w:pPr>
-      <w:bookmarkStart w:id="4" w:name="_Toc419571860"/>
-      <w:bookmarkStart w:id="5" w:name="_Toc419471754"/>
-      <w:bookmarkStart w:id="6" w:name="_Toc419471630"/>
-      <w:bookmarkStart w:id="7" w:name="_Toc419472403"/>
+      <w:bookmarkStart w:id="4" w:name="_Toc419471630"/>
+      <w:bookmarkStart w:id="5" w:name="_Toc419472403"/>
+      <w:bookmarkStart w:id="6" w:name="_Toc419571860"/>
+      <w:bookmarkStart w:id="7" w:name="_Toc419471754"/>
       <w:r>
         <w:rPr>
           <w:rFonts w:hint="eastAsia"/>
@@ -11121,7 +10973,6 @@
         <w:rPr>
           <w:rFonts w:hint="eastAsia"/>
           <w:szCs w:val="28"/>
-          <w:lang/>
         </w:rPr>
         <w:t xml:space="preserve">管理员功能模块是本系统后台管理的核心组成部分，主要负责系统数据的维护与管理操作。本节从管理员模块的核心类设计出发，依次展示管理员登录、个人中心、房屋出售管理及房屋出租管理等主要功能模块的实现过程与运行效果。</w:t>
       </w:r>
@@ -11141,10 +10992,10 @@
           <w:rFonts w:hint="eastAsia"/>
         </w:rPr>
       </w:pPr>
-      <w:bookmarkStart w:id="12" w:name="_Toc419571862"/>
-      <w:bookmarkStart w:id="13" w:name="_Toc419471756"/>
+      <w:bookmarkStart w:id="12" w:name="_Toc419471632"/>
+      <w:bookmarkStart w:id="13" w:name="_Toc419571862"/>
       <w:bookmarkStart w:id="14" w:name="_Toc419472405"/>
-      <w:bookmarkStart w:id="15" w:name="_Toc419471632"/>
+      <w:bookmarkStart w:id="15" w:name="_Toc419471756"/>
       <w:r>
         <w:rPr>
           <w:rFonts w:hint="eastAsia"/>
@@ -11167,7 +11018,6 @@
         <w:rPr>
           <w:rFonts w:hint="eastAsia"/>
           <w:szCs w:val="28"/>
-          <w:lang/>
         </w:rPr>
         <w:t xml:space="preserve">在管理员模块中，Admin实体类用于封装管理员基础信息，对应数据库中的管理员表。该类主要包含编号、账号、密码、姓名、性别、年龄、地址、电话和创建时间等属性，并通过getter和setter方法完成数据封装与传递。实体类在控制器层、业务层和数据访问层之间承担数据载体作用，是管理员信息处理的基础。</w:t>
       </w:r>
@@ -11189,7 +11039,6 @@
         <w:rPr>
           <w:rFonts w:hint="eastAsia"/>
           <w:szCs w:val="28"/>
-          <w:lang/>
         </w:rPr>
         <w:t xml:space="preserve">AdminController控制器类主要负责接收前端发送的请求，并根据不同的功能操作调用相应的业务方法。例如，当管理员执行登录操作时，请求首先到达控制器中的登录方法，控制器再将账号和密码传递给业务层进行身份校验；当管理员修改个人信息或密码时，控制器同样负责接收参数并转发处理结果。控制器层的作用是连接前端页面与后台业务逻辑，使系统请求处理过程更加清晰。</w:t>
       </w:r>
@@ -11211,7 +11060,6 @@
         <w:rPr>
           <w:rFonts w:hint="eastAsia"/>
           <w:szCs w:val="28"/>
-          <w:lang/>
         </w:rPr>
         <w:t xml:space="preserve">AdminService接口及其实现类AdminServiceImpl主要负责管理员模块的具体业务逻辑处理。业务层实现内容包括管理员身份校验、个人资料查询、信息修改和密码更新等。在该层中，不仅需要调用数据访问接口完成数据库操作，还需要进行必要的数据校验与逻辑判断，例如校验账号密码是否匹配、判断原密码是否正确等。通过业务层的设置，可以避免控制器直接操作数据库，从而提高代码的规范性与可维护性。</w:t>
       </w:r>
@@ -11233,7 +11081,6 @@
         <w:rPr>
           <w:rFonts w:hint="eastAsia"/>
           <w:szCs w:val="28"/>
-          <w:lang/>
         </w:rPr>
         <w:t xml:space="preserve">AdminMapper数据访问接口主要用于实现管理员信息与数据库之间的交互。该接口通常定义管理员登录查询、根据编号查询管理员信息、更新管理员资料以及修改密码等方法，并通过MyBatis完成对象关系映射。数据访问层的引入使系统数据库操作更加集中，减少了重复编码，也有利于后续维护与优化。</w:t>
       </w:r>
@@ -11255,7 +11102,6 @@
         <w:rPr>
           <w:rFonts w:hint="eastAsia"/>
           <w:szCs w:val="28"/>
-          <w:lang/>
         </w:rPr>
         <w:t xml:space="preserve">从类之间的关系来看，AdminController依赖AdminService接口完成业务调用，AdminServiceImpl实现AdminService中定义的方法，并进一步依赖AdminMapper完成数据持久化操作，而AdminMapper则面向数据库表执行查询与更新。整体上，管理员模块形成了层次清晰、职责明确的实现结构，为后续各项后台管理功能的实现提供了良好的基础。管理员模块核心类UML图如图5-1所示。</w:t>
       </w:r>
@@ -11279,7 +11125,6 @@
         <w:rPr>
           <w:rFonts w:hint="eastAsia"/>
           <w:szCs w:val="28"/>
-          <w:lang/>
         </w:rPr>
         <w:t xml:space="preserve"/>
       </w:r>
@@ -11340,7 +11185,6 @@
           <w:rFonts w:hint="eastAsia" w:ascii="黑体" w:hAnsi="黑体" w:eastAsia="黑体"/>
           <w:sz w:val="21"/>
           <w:szCs w:val="28"/>
-          <w:lang/>
         </w:rPr>
         <w:t xml:space="preserve">图5-1 管理员模块核心类UML图</w:t>
       </w:r>
@@ -11366,10 +11210,10 @@
           <w:rFonts w:hint="eastAsia"/>
         </w:rPr>
       </w:pPr>
-      <w:bookmarkStart w:id="12" w:name="_Toc419571862"/>
-      <w:bookmarkStart w:id="13" w:name="_Toc419471756"/>
+      <w:bookmarkStart w:id="12" w:name="_Toc419471632"/>
+      <w:bookmarkStart w:id="13" w:name="_Toc419571862"/>
       <w:bookmarkStart w:id="14" w:name="_Toc419472405"/>
-      <w:bookmarkStart w:id="15" w:name="_Toc419471632"/>
+      <w:bookmarkStart w:id="15" w:name="_Toc419471756"/>
       <w:r>
         <w:rPr>
           <w:rFonts w:hint="eastAsia"/>
@@ -11392,7 +11236,6 @@
         <w:rPr>
           <w:rFonts w:hint="eastAsia"/>
           <w:szCs w:val="28"/>
-          <w:lang/>
         </w:rPr>
         <w:t xml:space="preserve">管理员可通过浏览器访问系统登录页面，输入正确的账号和密码后，系统对身份信息进行校验，验证通过后进入管理员后台首页，即可行使相关的管理权限。管理员登录界面如图5-2所示。</w:t>
       </w:r>
@@ -11416,7 +11259,6 @@
         <w:rPr>
           <w:rFonts w:hint="eastAsia"/>
           <w:szCs w:val="28"/>
-          <w:lang/>
         </w:rPr>
         <w:t xml:space="preserve"/>
       </w:r>
@@ -11477,7 +11319,6 @@
           <w:rFonts w:hint="eastAsia" w:ascii="黑体" w:hAnsi="黑体" w:eastAsia="黑体"/>
           <w:sz w:val="21"/>
           <w:szCs w:val="28"/>
-          <w:lang/>
         </w:rPr>
         <w:t xml:space="preserve">图5-2 管理员登录界面</w:t>
       </w:r>
@@ -11503,10 +11344,10 @@
           <w:rFonts w:hint="eastAsia"/>
         </w:rPr>
       </w:pPr>
-      <w:bookmarkStart w:id="12" w:name="_Toc419571862"/>
-      <w:bookmarkStart w:id="13" w:name="_Toc419471756"/>
+      <w:bookmarkStart w:id="12" w:name="_Toc419471632"/>
+      <w:bookmarkStart w:id="13" w:name="_Toc419571862"/>
       <w:bookmarkStart w:id="14" w:name="_Toc419472405"/>
-      <w:bookmarkStart w:id="15" w:name="_Toc419471632"/>
+      <w:bookmarkStart w:id="15" w:name="_Toc419471756"/>
       <w:r>
         <w:rPr>
           <w:rFonts w:hint="eastAsia"/>
@@ -11529,7 +11370,6 @@
         <w:rPr>
           <w:rFonts w:hint="eastAsia"/>
           <w:szCs w:val="28"/>
-          <w:lang/>
         </w:rPr>
         <w:t xml:space="preserve">管理员可以通过个人中心模块管理相关的个人信息记录，包括修改密码、查看个人信息、修改用户名等操作。修改密码界面如图5-3所示，编辑个人信息界面如图5-4所示。</w:t>
       </w:r>
@@ -11553,7 +11393,6 @@
         <w:rPr>
           <w:rFonts w:hint="eastAsia"/>
           <w:szCs w:val="28"/>
-          <w:lang/>
         </w:rPr>
         <w:t xml:space="preserve"/>
       </w:r>
@@ -11614,7 +11453,6 @@
           <w:rFonts w:hint="eastAsia" w:ascii="黑体" w:hAnsi="黑体" w:eastAsia="黑体"/>
           <w:sz w:val="21"/>
           <w:szCs w:val="28"/>
-          <w:lang/>
         </w:rPr>
         <w:t xml:space="preserve">图5-3 修改密码界面</w:t>
       </w:r>
@@ -11644,7 +11482,6 @@
         <w:rPr>
           <w:rFonts w:hint="eastAsia"/>
           <w:szCs w:val="28"/>
-          <w:lang/>
         </w:rPr>
         <w:t xml:space="preserve"/>
       </w:r>
@@ -11705,7 +11542,6 @@
           <w:rFonts w:hint="eastAsia" w:ascii="黑体" w:hAnsi="黑体" w:eastAsia="黑体"/>
           <w:sz w:val="21"/>
           <w:szCs w:val="28"/>
-          <w:lang/>
         </w:rPr>
         <w:t xml:space="preserve">图5-4 编辑个人信息界面</w:t>
       </w:r>
@@ -11731,10 +11567,10 @@
           <w:rFonts w:hint="eastAsia"/>
         </w:rPr>
       </w:pPr>
-      <w:bookmarkStart w:id="12" w:name="_Toc419571862"/>
-      <w:bookmarkStart w:id="13" w:name="_Toc419471756"/>
+      <w:bookmarkStart w:id="12" w:name="_Toc419471632"/>
+      <w:bookmarkStart w:id="13" w:name="_Toc419571862"/>
       <w:bookmarkStart w:id="14" w:name="_Toc419472405"/>
-      <w:bookmarkStart w:id="15" w:name="_Toc419471632"/>
+      <w:bookmarkStart w:id="15" w:name="_Toc419471756"/>
       <w:r>
         <w:rPr>
           <w:rFonts w:hint="eastAsia"/>
@@ -11757,7 +11593,6 @@
         <w:rPr>
           <w:rFonts w:hint="eastAsia"/>
           <w:szCs w:val="28"/>
-          <w:lang/>
         </w:rPr>
         <w:t xml:space="preserve">管理员可以通过房屋出售管理模块对房屋出售信息、留言信息及订单信息进行统一管理，包括添加房屋出售信息、查看发布房东、修改房屋状态等操作。此外，管理员还可对房东信息和用户信息进行维护管理。房东管理界面如图5-5所示，用户管理界面如图5-6所示，房屋出售管理界面如图5-7所示，房屋出售订单管理界面如图5-8所示。</w:t>
       </w:r>
@@ -11781,7 +11616,6 @@
         <w:rPr>
           <w:rFonts w:hint="eastAsia"/>
           <w:szCs w:val="28"/>
-          <w:lang/>
         </w:rPr>
         <w:t xml:space="preserve"/>
       </w:r>
@@ -11842,7 +11676,6 @@
           <w:rFonts w:hint="eastAsia" w:ascii="黑体" w:hAnsi="黑体" w:eastAsia="黑体"/>
           <w:sz w:val="21"/>
           <w:szCs w:val="28"/>
-          <w:lang/>
         </w:rPr>
         <w:t xml:space="preserve">图5-5 房东管理界面</w:t>
       </w:r>
@@ -11872,7 +11705,6 @@
         <w:rPr>
           <w:rFonts w:hint="eastAsia"/>
           <w:szCs w:val="28"/>
-          <w:lang/>
         </w:rPr>
         <w:t xml:space="preserve"/>
       </w:r>
@@ -11933,7 +11765,6 @@
           <w:rFonts w:hint="eastAsia" w:ascii="黑体" w:hAnsi="黑体" w:eastAsia="黑体"/>
           <w:sz w:val="21"/>
           <w:szCs w:val="28"/>
-          <w:lang/>
         </w:rPr>
         <w:t xml:space="preserve">图5-6 用户管理界面</w:t>
       </w:r>
@@ -11963,7 +11794,6 @@
         <w:rPr>
           <w:rFonts w:hint="eastAsia"/>
           <w:szCs w:val="28"/>
-          <w:lang/>
         </w:rPr>
         <w:t xml:space="preserve"/>
       </w:r>
@@ -12024,7 +11854,6 @@
           <w:rFonts w:hint="eastAsia" w:ascii="黑体" w:hAnsi="黑体" w:eastAsia="黑体"/>
           <w:sz w:val="21"/>
           <w:szCs w:val="28"/>
-          <w:lang/>
         </w:rPr>
         <w:t xml:space="preserve">图5-7 房屋出售管理界面</w:t>
       </w:r>
@@ -12054,7 +11883,6 @@
         <w:rPr>
           <w:rFonts w:hint="eastAsia"/>
           <w:szCs w:val="28"/>
-          <w:lang/>
         </w:rPr>
         <w:t xml:space="preserve"/>
       </w:r>
@@ -12115,7 +11943,6 @@
           <w:rFonts w:hint="eastAsia" w:ascii="黑体" w:hAnsi="黑体" w:eastAsia="黑体"/>
           <w:sz w:val="21"/>
           <w:szCs w:val="28"/>
-          <w:lang/>
         </w:rPr>
         <w:t xml:space="preserve">图5-8 房屋出售订单管理界面</w:t>
       </w:r>
@@ -12141,10 +11968,10 @@
           <w:rFonts w:hint="eastAsia"/>
         </w:rPr>
       </w:pPr>
-      <w:bookmarkStart w:id="12" w:name="_Toc419571862"/>
-      <w:bookmarkStart w:id="13" w:name="_Toc419471756"/>
+      <w:bookmarkStart w:id="12" w:name="_Toc419471632"/>
+      <w:bookmarkStart w:id="13" w:name="_Toc419571862"/>
       <w:bookmarkStart w:id="14" w:name="_Toc419472405"/>
-      <w:bookmarkStart w:id="15" w:name="_Toc419471632"/>
+      <w:bookmarkStart w:id="15" w:name="_Toc419471756"/>
       <w:r>
         <w:rPr>
           <w:rFonts w:hint="eastAsia"/>
@@ -12167,7 +11994,6 @@
         <w:rPr>
           <w:rFonts w:hint="eastAsia"/>
           <w:szCs w:val="28"/>
-          <w:lang/>
         </w:rPr>
         <w:t xml:space="preserve">管理员可以通过房屋出租管理模块对房屋出租信息、留言信息及订单信息进行管理，包括查看房屋名称、修改房屋户型、删除失效房屋信息等操作。同时，管理员还可对轮播图和公告信息进行维护管理。房屋出租管理界面如图5-9所示，房屋出租订单管理界面如图5-10所示，轮播图管理界面如图5-11所示，公告管理界面如图5-12所示。</w:t>
       </w:r>
@@ -12191,7 +12017,6 @@
         <w:rPr>
           <w:rFonts w:hint="eastAsia"/>
           <w:szCs w:val="28"/>
-          <w:lang/>
         </w:rPr>
         <w:t xml:space="preserve"/>
       </w:r>
@@ -12252,7 +12077,6 @@
           <w:rFonts w:hint="eastAsia" w:ascii="黑体" w:hAnsi="黑体" w:eastAsia="黑体"/>
           <w:sz w:val="21"/>
           <w:szCs w:val="28"/>
-          <w:lang/>
         </w:rPr>
         <w:t xml:space="preserve">图5-9 房屋出租管理界面</w:t>
       </w:r>
@@ -12282,7 +12106,6 @@
         <w:rPr>
           <w:rFonts w:hint="eastAsia"/>
           <w:szCs w:val="28"/>
-          <w:lang/>
         </w:rPr>
         <w:t xml:space="preserve"/>
       </w:r>
@@ -12343,7 +12166,6 @@
           <w:rFonts w:hint="eastAsia" w:ascii="黑体" w:hAnsi="黑体" w:eastAsia="黑体"/>
           <w:sz w:val="21"/>
           <w:szCs w:val="28"/>
-          <w:lang/>
         </w:rPr>
         <w:t xml:space="preserve">图5-10 房屋出租订单管理界面</w:t>
       </w:r>
@@ -12373,7 +12195,6 @@
         <w:rPr>
           <w:rFonts w:hint="eastAsia"/>
           <w:szCs w:val="28"/>
-          <w:lang/>
         </w:rPr>
         <w:t xml:space="preserve"/>
       </w:r>
@@ -12434,7 +12255,6 @@
           <w:rFonts w:hint="eastAsia" w:ascii="黑体" w:hAnsi="黑体" w:eastAsia="黑体"/>
           <w:sz w:val="21"/>
           <w:szCs w:val="28"/>
-          <w:lang/>
         </w:rPr>
         <w:t xml:space="preserve">图5-11 轮播图管理界面</w:t>
       </w:r>
@@ -12464,7 +12284,6 @@
         <w:rPr>
           <w:rFonts w:hint="eastAsia"/>
           <w:szCs w:val="28"/>
-          <w:lang/>
         </w:rPr>
         <w:t xml:space="preserve"/>
       </w:r>
@@ -12525,7 +12344,6 @@
           <w:rFonts w:hint="eastAsia" w:ascii="黑体" w:hAnsi="黑体" w:eastAsia="黑体"/>
           <w:sz w:val="21"/>
           <w:szCs w:val="28"/>
-          <w:lang/>
         </w:rPr>
         <w:t xml:space="preserve">图5-12 公告管理界面</w:t>
       </w:r>
@@ -12551,10 +12369,10 @@
           <w:szCs w:val="28"/>
         </w:rPr>
       </w:pPr>
-      <w:bookmarkStart w:id="4" w:name="_Toc419571860"/>
-      <w:bookmarkStart w:id="5" w:name="_Toc419471754"/>
-      <w:bookmarkStart w:id="6" w:name="_Toc419471630"/>
-      <w:bookmarkStart w:id="7" w:name="_Toc419472403"/>
+      <w:bookmarkStart w:id="4" w:name="_Toc419471630"/>
+      <w:bookmarkStart w:id="5" w:name="_Toc419472403"/>
+      <w:bookmarkStart w:id="6" w:name="_Toc419571860"/>
+      <w:bookmarkStart w:id="7" w:name="_Toc419471754"/>
       <w:r>
         <w:rPr>
           <w:rFonts w:hint="eastAsia"/>
@@ -12589,7 +12407,6 @@
         <w:rPr>
           <w:rFonts w:hint="eastAsia"/>
           <w:szCs w:val="28"/>
-          <w:lang/>
         </w:rPr>
         <w:t xml:space="preserve">用户功能模块是本系统面向前台用户的核心部分，主要为普通用户提供房屋信息浏览、租赁与购买、个人信息管理等功能。本节依次展示用户模块核心类设计、系统首页、个人中心、房屋出售管理及房屋出租管理等功能模块的实现情况。</w:t>
       </w:r>
@@ -12609,10 +12426,10 @@
           <w:rFonts w:hint="eastAsia"/>
         </w:rPr>
       </w:pPr>
-      <w:bookmarkStart w:id="12" w:name="_Toc419571862"/>
-      <w:bookmarkStart w:id="13" w:name="_Toc419471756"/>
+      <w:bookmarkStart w:id="12" w:name="_Toc419471632"/>
+      <w:bookmarkStart w:id="13" w:name="_Toc419571862"/>
       <w:bookmarkStart w:id="14" w:name="_Toc419472405"/>
-      <w:bookmarkStart w:id="15" w:name="_Toc419471632"/>
+      <w:bookmarkStart w:id="15" w:name="_Toc419471756"/>
       <w:r>
         <w:rPr>
           <w:rFonts w:hint="eastAsia"/>
@@ -12635,7 +12452,6 @@
         <w:rPr>
           <w:rFonts w:hint="eastAsia"/>
           <w:szCs w:val="28"/>
-          <w:lang/>
         </w:rPr>
         <w:t xml:space="preserve">用户在浏览器中访问本系统后，可在首页查看房屋出售、房屋出租、公告、论坛、留言等信息，并可通过导航菜单进入各功能模块进行操作。系统首页界面如图5-13所示。</w:t>
       </w:r>
@@ -12659,7 +12475,6 @@
         <w:rPr>
           <w:rFonts w:hint="eastAsia"/>
           <w:szCs w:val="28"/>
-          <w:lang/>
         </w:rPr>
         <w:t xml:space="preserve"/>
       </w:r>
@@ -12720,7 +12535,6 @@
           <w:rFonts w:hint="eastAsia" w:ascii="黑体" w:hAnsi="黑体" w:eastAsia="黑体"/>
           <w:sz w:val="21"/>
           <w:szCs w:val="28"/>
-          <w:lang/>
         </w:rPr>
         <w:t xml:space="preserve">图5-13 用户模块核心类UML图</w:t>
       </w:r>
@@ -12750,7 +12564,6 @@
         <w:rPr>
           <w:rFonts w:hint="eastAsia"/>
           <w:szCs w:val="28"/>
-          <w:lang/>
         </w:rPr>
         <w:t xml:space="preserve"/>
       </w:r>
@@ -12811,7 +12624,6 @@
           <w:rFonts w:hint="eastAsia" w:ascii="黑体" w:hAnsi="黑体" w:eastAsia="黑体"/>
           <w:sz w:val="21"/>
           <w:szCs w:val="28"/>
-          <w:lang/>
         </w:rPr>
         <w:t xml:space="preserve">图5-14 系统首页界面</w:t>
       </w:r>
@@ -12837,10 +12649,10 @@
           <w:rFonts w:hint="eastAsia"/>
         </w:rPr>
       </w:pPr>
-      <w:bookmarkStart w:id="12" w:name="_Toc419571862"/>
-      <w:bookmarkStart w:id="13" w:name="_Toc419471756"/>
+      <w:bookmarkStart w:id="12" w:name="_Toc419471632"/>
+      <w:bookmarkStart w:id="13" w:name="_Toc419571862"/>
       <w:bookmarkStart w:id="14" w:name="_Toc419472405"/>
-      <w:bookmarkStart w:id="15" w:name="_Toc419471632"/>
+      <w:bookmarkStart w:id="15" w:name="_Toc419471756"/>
       <w:r>
         <w:rPr>
           <w:rFonts w:hint="eastAsia"/>
@@ -12863,7 +12675,6 @@
         <w:rPr>
           <w:rFonts w:hint="eastAsia"/>
           <w:szCs w:val="28"/>
-          <w:lang/>
         </w:rPr>
         <w:t xml:space="preserve">用户可以通过个人中心模块管理个人信息记录，包括修改密码和编辑个人资料等操作。用户通过输入正确的原密码并设置新密码即可完成密码修改。修改密码界面如图5-15所示，个人信息界面如图5-16所示。</w:t>
       </w:r>
@@ -12887,7 +12698,6 @@
         <w:rPr>
           <w:rFonts w:hint="eastAsia"/>
           <w:szCs w:val="28"/>
-          <w:lang/>
         </w:rPr>
         <w:t xml:space="preserve"/>
       </w:r>
@@ -12948,7 +12758,6 @@
           <w:rFonts w:hint="eastAsia" w:ascii="黑体" w:hAnsi="黑体" w:eastAsia="黑体"/>
           <w:sz w:val="21"/>
           <w:szCs w:val="28"/>
-          <w:lang/>
         </w:rPr>
         <w:t xml:space="preserve">图5-15 修改密码界面</w:t>
       </w:r>
@@ -12978,7 +12787,6 @@
         <w:rPr>
           <w:rFonts w:hint="eastAsia"/>
           <w:szCs w:val="28"/>
-          <w:lang/>
         </w:rPr>
         <w:t xml:space="preserve"/>
       </w:r>
@@ -13039,7 +12847,6 @@
           <w:rFonts w:hint="eastAsia" w:ascii="黑体" w:hAnsi="黑体" w:eastAsia="黑体"/>
           <w:sz w:val="21"/>
           <w:szCs w:val="28"/>
-          <w:lang/>
         </w:rPr>
         <w:t xml:space="preserve">图5-16 个人信息界面</w:t>
       </w:r>
@@ -13065,10 +12872,10 @@
           <w:rFonts w:hint="eastAsia"/>
         </w:rPr>
       </w:pPr>
-      <w:bookmarkStart w:id="12" w:name="_Toc419571862"/>
-      <w:bookmarkStart w:id="13" w:name="_Toc419471756"/>
+      <w:bookmarkStart w:id="12" w:name="_Toc419471632"/>
+      <w:bookmarkStart w:id="13" w:name="_Toc419571862"/>
       <w:bookmarkStart w:id="14" w:name="_Toc419472405"/>
-      <w:bookmarkStart w:id="15" w:name="_Toc419471632"/>
+      <w:bookmarkStart w:id="15" w:name="_Toc419471756"/>
       <w:r>
         <w:rPr>
           <w:rFonts w:hint="eastAsia"/>
@@ -13091,7 +12898,6 @@
         <w:rPr>
           <w:rFonts w:hint="eastAsia"/>
           <w:szCs w:val="28"/>
-          <w:lang/>
         </w:rPr>
         <w:t xml:space="preserve">用户可以通过房屋出售管理模块查看和管理房屋出售信息、留言信息及订单信息，包括查看发布房东、查看房屋状态等操作。房屋出售管理界面如图5-17所示，房屋出售订单管理界面如图5-18所示。</w:t>
       </w:r>
@@ -13115,7 +12921,6 @@
         <w:rPr>
           <w:rFonts w:hint="eastAsia"/>
           <w:szCs w:val="28"/>
-          <w:lang/>
         </w:rPr>
         <w:t xml:space="preserve"/>
       </w:r>
@@ -13176,7 +12981,6 @@
           <w:rFonts w:hint="eastAsia" w:ascii="黑体" w:hAnsi="黑体" w:eastAsia="黑体"/>
           <w:sz w:val="21"/>
           <w:szCs w:val="28"/>
-          <w:lang/>
         </w:rPr>
         <w:t xml:space="preserve">图5-17 房屋出售管理界面</w:t>
       </w:r>
@@ -13206,7 +13010,6 @@
         <w:rPr>
           <w:rFonts w:hint="eastAsia"/>
           <w:szCs w:val="28"/>
-          <w:lang/>
         </w:rPr>
         <w:t xml:space="preserve"/>
       </w:r>
@@ -13267,7 +13070,6 @@
           <w:rFonts w:hint="eastAsia" w:ascii="黑体" w:hAnsi="黑体" w:eastAsia="黑体"/>
           <w:sz w:val="21"/>
           <w:szCs w:val="28"/>
-          <w:lang/>
         </w:rPr>
         <w:t xml:space="preserve">图5-18 房屋出售订单管理界面</w:t>
       </w:r>
@@ -13293,10 +13095,10 @@
           <w:rFonts w:hint="eastAsia"/>
         </w:rPr>
       </w:pPr>
-      <w:bookmarkStart w:id="12" w:name="_Toc419571862"/>
-      <w:bookmarkStart w:id="13" w:name="_Toc419471756"/>
+      <w:bookmarkStart w:id="12" w:name="_Toc419471632"/>
+      <w:bookmarkStart w:id="13" w:name="_Toc419571862"/>
       <w:bookmarkStart w:id="14" w:name="_Toc419472405"/>
-      <w:bookmarkStart w:id="15" w:name="_Toc419471632"/>
+      <w:bookmarkStart w:id="15" w:name="_Toc419471756"/>
       <w:r>
         <w:rPr>
           <w:rFonts w:hint="eastAsia"/>
@@ -13319,7 +13121,6 @@
         <w:rPr>
           <w:rFonts w:hint="eastAsia"/>
           <w:szCs w:val="28"/>
-          <w:lang/>
         </w:rPr>
         <w:t xml:space="preserve">用户可以通过房屋出租管理模块查看和管理房屋出租信息、留言信息及订单信息，包括查看发布房东、查看房屋状态等操作。房屋出租管理界面如图5-19所示，房屋出租留言管理界面如图5-20所示，房屋出租订单管理界面如图5-21所示，公告管理界面如图5-22所示。</w:t>
       </w:r>
@@ -13343,7 +13144,6 @@
         <w:rPr>
           <w:rFonts w:hint="eastAsia"/>
           <w:szCs w:val="28"/>
-          <w:lang/>
         </w:rPr>
         <w:t xml:space="preserve"/>
       </w:r>
@@ -13404,7 +13204,6 @@
           <w:rFonts w:hint="eastAsia" w:ascii="黑体" w:hAnsi="黑体" w:eastAsia="黑体"/>
           <w:sz w:val="21"/>
           <w:szCs w:val="28"/>
-          <w:lang/>
         </w:rPr>
         <w:t xml:space="preserve">图5-19 房屋出租管理界面</w:t>
       </w:r>
@@ -13434,7 +13233,6 @@
         <w:rPr>
           <w:rFonts w:hint="eastAsia"/>
           <w:szCs w:val="28"/>
-          <w:lang/>
         </w:rPr>
         <w:t xml:space="preserve"/>
       </w:r>
@@ -13495,7 +13293,6 @@
           <w:rFonts w:hint="eastAsia" w:ascii="黑体" w:hAnsi="黑体" w:eastAsia="黑体"/>
           <w:sz w:val="21"/>
           <w:szCs w:val="28"/>
-          <w:lang/>
         </w:rPr>
         <w:t xml:space="preserve">图5-20 房屋出租留言管理界面</w:t>
       </w:r>
@@ -13525,7 +13322,6 @@
         <w:rPr>
           <w:rFonts w:hint="eastAsia"/>
           <w:szCs w:val="28"/>
-          <w:lang/>
         </w:rPr>
         <w:t xml:space="preserve"/>
       </w:r>
@@ -13586,7 +13382,6 @@
           <w:rFonts w:hint="eastAsia" w:ascii="黑体" w:hAnsi="黑体" w:eastAsia="黑体"/>
           <w:sz w:val="21"/>
           <w:szCs w:val="28"/>
-          <w:lang/>
         </w:rPr>
         <w:t xml:space="preserve">图5-21 房屋出租订单管理界面</w:t>
       </w:r>
@@ -13616,7 +13411,6 @@
         <w:rPr>
           <w:rFonts w:hint="eastAsia"/>
           <w:szCs w:val="28"/>
-          <w:lang/>
         </w:rPr>
         <w:t xml:space="preserve"/>
       </w:r>
@@ -13677,7 +13471,6 @@
           <w:rFonts w:hint="eastAsia" w:ascii="黑体" w:hAnsi="黑体" w:eastAsia="黑体"/>
           <w:sz w:val="21"/>
           <w:szCs w:val="28"/>
-          <w:lang/>
         </w:rPr>
         <w:t xml:space="preserve">图5-22 公告管理界面</w:t>
       </w:r>
@@ -13732,10 +13525,10 @@
           <w:szCs w:val="28"/>
         </w:rPr>
       </w:pPr>
-      <w:bookmarkStart w:id="4" w:name="_Toc419571860"/>
-      <w:bookmarkStart w:id="5" w:name="_Toc419471754"/>
-      <w:bookmarkStart w:id="6" w:name="_Toc419471630"/>
-      <w:bookmarkStart w:id="7" w:name="_Toc419472403"/>
+      <w:bookmarkStart w:id="4" w:name="_Toc419471630"/>
+      <w:bookmarkStart w:id="5" w:name="_Toc419472403"/>
+      <w:bookmarkStart w:id="6" w:name="_Toc419571860"/>
+      <w:bookmarkStart w:id="7" w:name="_Toc419471754"/>
       <w:r>
         <w:rPr>
           <w:rFonts w:hint="eastAsia"/>
@@ -13770,7 +13563,6 @@
         <w:rPr>
           <w:rFonts w:hint="eastAsia"/>
           <w:szCs w:val="28"/>
-          <w:lang/>
         </w:rPr>
         <w:t xml:space="preserve">系统测试是软件开发过程中不可或缺的重要环节，旨在通过系统化的测试手段验证系统功能的正确性、性能的稳定性以及用户界面的友好性。通过测试工作，可以及时发现系统运行中存在的缺陷与问题，分析其产生原因并制定相应的修复方案，从而不断完善系统的功能与性能，保障系统在正式投入使用前达到预期的设计要求。</w:t>
       </w:r>
@@ -13792,7 +13584,6 @@
         <w:rPr>
           <w:rFonts w:hint="eastAsia"/>
           <w:szCs w:val="28"/>
-          <w:lang/>
         </w:rPr>
         <w:t xml:space="preserve">系统测试的主要方法包括黑盒测试和白盒测试两类。黑盒测试又称功能测试，是从用户角度出发，不考虑系统内部代码结构与实现逻辑，仅通过系统提供的外部接口验证各项功能是否符合预期。白盒测试又称结构测试，是从开发者角度出发，通过检查系统内部代码逻辑、执行路径等内容，验证程序实现是否符合设计规范。本系统主要采用黑盒测试方法，针对系统各功能模块进行逐项验证，重点检测系统在不同输入条件下的输出结果是否正确、功能操作是否流畅。测试流程图如图6-1所示。</w:t>
       </w:r>
@@ -13816,7 +13607,6 @@
         <w:rPr>
           <w:rFonts w:hint="eastAsia"/>
           <w:szCs w:val="28"/>
-          <w:lang/>
         </w:rPr>
         <w:t xml:space="preserve"/>
       </w:r>
@@ -13877,7 +13667,6 @@
           <w:rFonts w:hint="eastAsia" w:ascii="黑体" w:hAnsi="黑体" w:eastAsia="黑体"/>
           <w:sz w:val="21"/>
           <w:szCs w:val="28"/>
-          <w:lang/>
         </w:rPr>
         <w:t xml:space="preserve">图6-1 测试流程图</w:t>
       </w:r>
@@ -13903,10 +13692,10 @@
           <w:szCs w:val="28"/>
         </w:rPr>
       </w:pPr>
-      <w:bookmarkStart w:id="4" w:name="_Toc419571860"/>
-      <w:bookmarkStart w:id="5" w:name="_Toc419471754"/>
-      <w:bookmarkStart w:id="6" w:name="_Toc419471630"/>
-      <w:bookmarkStart w:id="7" w:name="_Toc419472403"/>
+      <w:bookmarkStart w:id="4" w:name="_Toc419471630"/>
+      <w:bookmarkStart w:id="5" w:name="_Toc419472403"/>
+      <w:bookmarkStart w:id="6" w:name="_Toc419571860"/>
+      <w:bookmarkStart w:id="7" w:name="_Toc419471754"/>
       <w:r>
         <w:rPr>
           <w:rFonts w:hint="eastAsia"/>
@@ -13941,7 +13730,6 @@
         <w:rPr>
           <w:rFonts w:hint="eastAsia"/>
           <w:szCs w:val="28"/>
-          <w:lang/>
         </w:rPr>
         <w:t xml:space="preserve">为确保房屋租赁与销售管理系统在实际运行中的稳定性与可靠性，本文在较为典型的软硬件环境下对系统进行了全面测试。测试环境的配置既考虑了开发阶段的实际条件，也参考了系统后续部署时的常见运行环境，从而保证测试结果具有一定的代表性和参考价值。</w:t>
       </w:r>
@@ -13963,7 +13751,6 @@
         <w:rPr>
           <w:rFonts w:hint="eastAsia"/>
           <w:szCs w:val="28"/>
-          <w:lang/>
         </w:rPr>
         <w:t xml:space="preserve">在软件环境方面，系统基于B/S架构开发，前端采用浏览器进行访问，后端使用Java语言结合SSM框架进行实现，数据库选用MySQL进行数据存储与管理。开发过程中主要使用IntelliJ IDEA作为集成开发工具，同时借助Tomcat作为Web服务器完成系统部署与运行。在浏览器选择上，采用Chrome与Edge浏览器进行测试，以保证系统在主流浏览器中的兼容性与稳定性。</w:t>
       </w:r>
@@ -13985,7 +13772,6 @@
         <w:rPr>
           <w:rFonts w:hint="eastAsia"/>
           <w:szCs w:val="28"/>
-          <w:lang/>
         </w:rPr>
         <w:t xml:space="preserve">在硬件环境方面，测试设备选用普通个人计算机，能够满足系统开发与运行的基本需求。处理器采用Intel Core系列，内存配置为8GB及以上，保证系统在多模块同时运行情况下仍能保持较好的响应速度。硬盘采用常规机械硬盘或固态硬盘，能够支持系统数据的存储与读写需求。具体测试环境配置如表6-1所示。</w:t>
       </w:r>
@@ -14009,7 +13795,6 @@
           <w:rFonts w:hint="eastAsia" w:ascii="黑体" w:hAnsi="黑体" w:eastAsia="黑体"/>
           <w:sz w:val="21"/>
           <w:szCs w:val="28"/>
-          <w:lang/>
         </w:rPr>
         <w:t xml:space="preserve">表6-1 系统测试环境配置表</w:t>
       </w:r>
@@ -14037,7 +13822,6 @@
         <w:rPr>
           <w:rFonts w:hint="eastAsia"/>
           <w:szCs w:val="28"/>
-          <w:lang/>
         </w:rPr>
       </w:r>
       <w:r>
@@ -14608,7 +14392,6 @@
         <w:rPr>
           <w:rFonts w:hint="eastAsia"/>
           <w:szCs w:val="28"/>
-          <w:lang/>
         </w:rPr>
         <w:t xml:space="preserve">通过上述测试环境的搭建，可以有效验证系统在常规配置条件下的运行效果。</w:t>
       </w:r>
@@ -14628,10 +14411,10 @@
           <w:szCs w:val="28"/>
         </w:rPr>
       </w:pPr>
-      <w:bookmarkStart w:id="4" w:name="_Toc419571860"/>
-      <w:bookmarkStart w:id="5" w:name="_Toc419471754"/>
-      <w:bookmarkStart w:id="6" w:name="_Toc419471630"/>
-      <w:bookmarkStart w:id="7" w:name="_Toc419472403"/>
+      <w:bookmarkStart w:id="4" w:name="_Toc419471630"/>
+      <w:bookmarkStart w:id="5" w:name="_Toc419472403"/>
+      <w:bookmarkStart w:id="6" w:name="_Toc419571860"/>
+      <w:bookmarkStart w:id="7" w:name="_Toc419471754"/>
       <w:r>
         <w:rPr>
           <w:rFonts w:hint="eastAsia"/>
@@ -14666,7 +14449,6 @@
         <w:rPr>
           <w:rFonts w:hint="eastAsia"/>
           <w:szCs w:val="28"/>
-          <w:lang/>
         </w:rPr>
         <w:t xml:space="preserve">本节采用黑盒测试方法，针对系统的主要功能模块进行逐项测试，验证各功能的正确性与稳定性。以下分别对管理员登录模块、房屋出售管理模块及房屋出租管理模块的测试过程进行说明。</w:t>
       </w:r>
@@ -14686,10 +14468,10 @@
           <w:rFonts w:hint="eastAsia"/>
         </w:rPr>
       </w:pPr>
-      <w:bookmarkStart w:id="12" w:name="_Toc419571862"/>
-      <w:bookmarkStart w:id="13" w:name="_Toc419471756"/>
+      <w:bookmarkStart w:id="12" w:name="_Toc419471632"/>
+      <w:bookmarkStart w:id="13" w:name="_Toc419571862"/>
       <w:bookmarkStart w:id="14" w:name="_Toc419472405"/>
-      <w:bookmarkStart w:id="15" w:name="_Toc419471632"/>
+      <w:bookmarkStart w:id="15" w:name="_Toc419471756"/>
       <w:r>
         <w:rPr>
           <w:rFonts w:hint="eastAsia"/>
@@ -14712,7 +14494,6 @@
         <w:rPr>
           <w:rFonts w:hint="eastAsia"/>
           <w:szCs w:val="28"/>
-          <w:lang/>
         </w:rPr>
         <w:t xml:space="preserve">管理员登录模块测试用例如表6-2所示。</w:t>
       </w:r>
@@ -14736,7 +14517,6 @@
           <w:rFonts w:hint="eastAsia" w:ascii="黑体" w:hAnsi="黑体" w:eastAsia="黑体"/>
           <w:sz w:val="21"/>
           <w:szCs w:val="28"/>
-          <w:lang/>
         </w:rPr>
         <w:t xml:space="preserve">表6-2 管理员登录测试表</w:t>
       </w:r>
@@ -14764,7 +14544,6 @@
         <w:rPr>
           <w:rFonts w:hint="eastAsia"/>
           <w:szCs w:val="28"/>
-          <w:lang/>
         </w:rPr>
       </w:r>
       <w:r>
@@ -14985,7 +14764,6 @@
         <w:rPr>
           <w:rFonts w:hint="eastAsia"/>
           <w:szCs w:val="28"/>
-          <w:lang/>
         </w:rPr>
         <w:t xml:space="preserve">管理员登录模块测试的实现界面如图6-2至图6-4所示。</w:t>
       </w:r>
@@ -15009,7 +14787,6 @@
         <w:rPr>
           <w:rFonts w:hint="eastAsia"/>
           <w:szCs w:val="28"/>
-          <w:lang/>
         </w:rPr>
         <w:t xml:space="preserve"/>
       </w:r>
@@ -15070,7 +14847,6 @@
           <w:rFonts w:hint="eastAsia" w:ascii="黑体" w:hAnsi="黑体" w:eastAsia="黑体"/>
           <w:sz w:val="21"/>
           <w:szCs w:val="28"/>
-          <w:lang/>
         </w:rPr>
         <w:t xml:space="preserve">图6-2 管理员登录界面</w:t>
       </w:r>
@@ -15100,7 +14876,6 @@
         <w:rPr>
           <w:rFonts w:hint="eastAsia"/>
           <w:szCs w:val="28"/>
-          <w:lang/>
         </w:rPr>
         <w:t xml:space="preserve"/>
       </w:r>
@@ -15161,7 +14936,6 @@
           <w:rFonts w:hint="eastAsia" w:ascii="黑体" w:hAnsi="黑体" w:eastAsia="黑体"/>
           <w:sz w:val="21"/>
           <w:szCs w:val="28"/>
-          <w:lang/>
         </w:rPr>
         <w:t xml:space="preserve">图6-3 管理员登录成功界面</w:t>
       </w:r>
@@ -15191,7 +14965,6 @@
         <w:rPr>
           <w:rFonts w:hint="eastAsia"/>
           <w:szCs w:val="28"/>
-          <w:lang/>
         </w:rPr>
         <w:t xml:space="preserve"/>
       </w:r>
@@ -15252,7 +15025,6 @@
           <w:rFonts w:hint="eastAsia" w:ascii="黑体" w:hAnsi="黑体" w:eastAsia="黑体"/>
           <w:sz w:val="21"/>
           <w:szCs w:val="28"/>
-          <w:lang/>
         </w:rPr>
         <w:t xml:space="preserve">图6-4 管理员登录成功后界面</w:t>
       </w:r>
@@ -15278,10 +15050,10 @@
           <w:rFonts w:hint="eastAsia"/>
         </w:rPr>
       </w:pPr>
-      <w:bookmarkStart w:id="12" w:name="_Toc419571862"/>
-      <w:bookmarkStart w:id="13" w:name="_Toc419471756"/>
+      <w:bookmarkStart w:id="12" w:name="_Toc419471632"/>
+      <w:bookmarkStart w:id="13" w:name="_Toc419571862"/>
       <w:bookmarkStart w:id="14" w:name="_Toc419472405"/>
-      <w:bookmarkStart w:id="15" w:name="_Toc419471632"/>
+      <w:bookmarkStart w:id="15" w:name="_Toc419471756"/>
       <w:r>
         <w:rPr>
           <w:rFonts w:hint="eastAsia"/>
@@ -15304,7 +15076,6 @@
         <w:rPr>
           <w:rFonts w:hint="eastAsia"/>
           <w:szCs w:val="28"/>
-          <w:lang/>
         </w:rPr>
         <w:t xml:space="preserve">房屋出售管理模块测试用例如表6-3所示。</w:t>
       </w:r>
@@ -15328,7 +15099,6 @@
           <w:rFonts w:hint="eastAsia" w:ascii="黑体" w:hAnsi="黑体" w:eastAsia="黑体"/>
           <w:sz w:val="21"/>
           <w:szCs w:val="28"/>
-          <w:lang/>
         </w:rPr>
         <w:t xml:space="preserve">表6-3 房屋出售管理测试表</w:t>
       </w:r>
@@ -15356,7 +15126,6 @@
         <w:rPr>
           <w:rFonts w:hint="eastAsia"/>
           <w:szCs w:val="28"/>
-          <w:lang/>
         </w:rPr>
       </w:r>
       <w:r>
@@ -15577,7 +15346,6 @@
         <w:rPr>
           <w:rFonts w:hint="eastAsia"/>
           <w:szCs w:val="28"/>
-          <w:lang/>
         </w:rPr>
         <w:t xml:space="preserve">房屋出售管理模块测试的实现界面如图6-5至图6-7所示。</w:t>
       </w:r>
@@ -15601,7 +15369,6 @@
         <w:rPr>
           <w:rFonts w:hint="eastAsia"/>
           <w:szCs w:val="28"/>
-          <w:lang/>
         </w:rPr>
         <w:t xml:space="preserve"/>
       </w:r>
@@ -15662,7 +15429,6 @@
           <w:rFonts w:hint="eastAsia" w:ascii="黑体" w:hAnsi="黑体" w:eastAsia="黑体"/>
           <w:sz w:val="21"/>
           <w:szCs w:val="28"/>
-          <w:lang/>
         </w:rPr>
         <w:t xml:space="preserve">图6-5 房屋出售订单管理界面</w:t>
       </w:r>
@@ -15692,7 +15458,6 @@
         <w:rPr>
           <w:rFonts w:hint="eastAsia"/>
           <w:szCs w:val="28"/>
-          <w:lang/>
         </w:rPr>
         <w:t xml:space="preserve"/>
       </w:r>
@@ -15753,7 +15518,6 @@
           <w:rFonts w:hint="eastAsia" w:ascii="黑体" w:hAnsi="黑体" w:eastAsia="黑体"/>
           <w:sz w:val="21"/>
           <w:szCs w:val="28"/>
-          <w:lang/>
         </w:rPr>
         <w:t xml:space="preserve">图6-6 房屋出售订单删除界面</w:t>
       </w:r>
@@ -15783,7 +15547,6 @@
         <w:rPr>
           <w:rFonts w:hint="eastAsia"/>
           <w:szCs w:val="28"/>
-          <w:lang/>
         </w:rPr>
         <w:t xml:space="preserve"/>
       </w:r>
@@ -15844,7 +15607,6 @@
           <w:rFonts w:hint="eastAsia" w:ascii="黑体" w:hAnsi="黑体" w:eastAsia="黑体"/>
           <w:sz w:val="21"/>
           <w:szCs w:val="28"/>
-          <w:lang/>
         </w:rPr>
         <w:t xml:space="preserve">图6-7 房屋出售订单删除后界面</w:t>
       </w:r>
@@ -15870,10 +15632,10 @@
           <w:rFonts w:hint="eastAsia"/>
         </w:rPr>
       </w:pPr>
-      <w:bookmarkStart w:id="12" w:name="_Toc419571862"/>
-      <w:bookmarkStart w:id="13" w:name="_Toc419471756"/>
+      <w:bookmarkStart w:id="12" w:name="_Toc419471632"/>
+      <w:bookmarkStart w:id="13" w:name="_Toc419571862"/>
       <w:bookmarkStart w:id="14" w:name="_Toc419472405"/>
-      <w:bookmarkStart w:id="15" w:name="_Toc419471632"/>
+      <w:bookmarkStart w:id="15" w:name="_Toc419471756"/>
       <w:r>
         <w:rPr>
           <w:rFonts w:hint="eastAsia"/>
@@ -15896,7 +15658,6 @@
         <w:rPr>
           <w:rFonts w:hint="eastAsia"/>
           <w:szCs w:val="28"/>
-          <w:lang/>
         </w:rPr>
         <w:t xml:space="preserve">房屋出租管理模块测试用例如表6-4所示。</w:t>
       </w:r>
@@ -15920,7 +15681,6 @@
           <w:rFonts w:hint="eastAsia" w:ascii="黑体" w:hAnsi="黑体" w:eastAsia="黑体"/>
           <w:sz w:val="21"/>
           <w:szCs w:val="28"/>
-          <w:lang/>
         </w:rPr>
         <w:t xml:space="preserve">表6-4 房屋出租管理测试表</w:t>
       </w:r>
@@ -15948,7 +15708,6 @@
         <w:rPr>
           <w:rFonts w:hint="eastAsia"/>
           <w:szCs w:val="28"/>
-          <w:lang/>
         </w:rPr>
       </w:r>
       <w:r>
@@ -16169,7 +15928,6 @@
         <w:rPr>
           <w:rFonts w:hint="eastAsia"/>
           <w:szCs w:val="28"/>
-          <w:lang/>
         </w:rPr>
         <w:t xml:space="preserve">房屋出租管理模块测试的实现界面如图6-8至图6-10所示。</w:t>
       </w:r>
@@ -16193,7 +15951,6 @@
         <w:rPr>
           <w:rFonts w:hint="eastAsia"/>
           <w:szCs w:val="28"/>
-          <w:lang/>
         </w:rPr>
         <w:t xml:space="preserve"/>
       </w:r>
@@ -16254,7 +16011,6 @@
           <w:rFonts w:hint="eastAsia" w:ascii="黑体" w:hAnsi="黑体" w:eastAsia="黑体"/>
           <w:sz w:val="21"/>
           <w:szCs w:val="28"/>
-          <w:lang/>
         </w:rPr>
         <w:t xml:space="preserve">图6-8 房屋出租订单管理界面</w:t>
       </w:r>
@@ -16284,7 +16040,6 @@
         <w:rPr>
           <w:rFonts w:hint="eastAsia"/>
           <w:szCs w:val="28"/>
-          <w:lang/>
         </w:rPr>
         <w:t xml:space="preserve"/>
       </w:r>
@@ -16345,7 +16100,6 @@
           <w:rFonts w:hint="eastAsia" w:ascii="黑体" w:hAnsi="黑体" w:eastAsia="黑体"/>
           <w:sz w:val="21"/>
           <w:szCs w:val="28"/>
-          <w:lang/>
         </w:rPr>
         <w:t xml:space="preserve">图6-9 房屋出租退房界面</w:t>
       </w:r>
@@ -16375,7 +16129,6 @@
         <w:rPr>
           <w:rFonts w:hint="eastAsia"/>
           <w:szCs w:val="28"/>
-          <w:lang/>
         </w:rPr>
         <w:t xml:space="preserve"/>
       </w:r>
@@ -16436,7 +16189,6 @@
           <w:rFonts w:hint="eastAsia" w:ascii="黑体" w:hAnsi="黑体" w:eastAsia="黑体"/>
           <w:sz w:val="21"/>
           <w:szCs w:val="28"/>
-          <w:lang/>
         </w:rPr>
         <w:t xml:space="preserve">图6-10 房屋出租退房成功界面</w:t>
       </w:r>
@@ -16462,10 +16214,10 @@
           <w:szCs w:val="28"/>
         </w:rPr>
       </w:pPr>
-      <w:bookmarkStart w:id="4" w:name="_Toc419571860"/>
-      <w:bookmarkStart w:id="5" w:name="_Toc419471754"/>
-      <w:bookmarkStart w:id="6" w:name="_Toc419471630"/>
-      <w:bookmarkStart w:id="7" w:name="_Toc419472403"/>
+      <w:bookmarkStart w:id="4" w:name="_Toc419471630"/>
+      <w:bookmarkStart w:id="5" w:name="_Toc419472403"/>
+      <w:bookmarkStart w:id="6" w:name="_Toc419571860"/>
+      <w:bookmarkStart w:id="7" w:name="_Toc419471754"/>
       <w:r>
         <w:rPr>
           <w:rFonts w:hint="eastAsia"/>
@@ -16500,7 +16252,6 @@
         <w:rPr>
           <w:rFonts w:hint="eastAsia"/>
           <w:szCs w:val="28"/>
-          <w:lang/>
         </w:rPr>
         <w:t xml:space="preserve">通过对系统各功能模块的逐项测试，本文对测试结果进行了全面分析。在管理员登录模块测试中，管理员能够通过正确的账号和密码顺利登录系统后台，登录验证功能运行正常。在房屋出售管理模块测试中，管理员能够正常执行房屋出售信息的查看、编辑和订单删除等操作，相关数据更新及时准确。在房屋出租管理模块测试中，管理员能够正常完成房屋出租订单的管理与退房操作，系统状态更新正确。</w:t>
       </w:r>
@@ -16522,7 +16273,6 @@
         <w:rPr>
           <w:rFonts w:hint="eastAsia"/>
           <w:szCs w:val="28"/>
-          <w:lang/>
         </w:rPr>
         <w:t xml:space="preserve">综合上述测试结果，本系统在所搭建的测试环境中运行稳定，各功能模块均能按照设计要求正常工作，系统界面响应流畅，数据交互准确，未发现明显的功能缺陷。测试结果表明，本系统基本满足房屋租赁与销售管理的实际业务需求，具备一定的实际应用能力。</w:t>
       </w:r>
@@ -16571,10 +16321,10 @@
           <w:szCs w:val="28"/>
         </w:rPr>
       </w:pPr>
-      <w:bookmarkStart w:id="4" w:name="_Toc419571860"/>
-      <w:bookmarkStart w:id="5" w:name="_Toc419471754"/>
-      <w:bookmarkStart w:id="6" w:name="_Toc419471630"/>
-      <w:bookmarkStart w:id="7" w:name="_Toc419472403"/>
+      <w:bookmarkStart w:id="4" w:name="_Toc419471630"/>
+      <w:bookmarkStart w:id="5" w:name="_Toc419472403"/>
+      <w:bookmarkStart w:id="6" w:name="_Toc419571860"/>
+      <w:bookmarkStart w:id="7" w:name="_Toc419471754"/>
       <w:r>
         <w:rPr>
           <w:rFonts w:hint="eastAsia"/>
@@ -16609,7 +16359,6 @@
         <w:rPr>
           <w:rFonts w:hint="eastAsia"/>
           <w:szCs w:val="28"/>
-          <w:lang/>
         </w:rPr>
         <w:t xml:space="preserve">本文从房屋租赁与销售行业的信息化管理需求出发，设计并实现了一款基于Java语言的房屋租赁与销售平台。系统采用B/S架构模式，以SSM框架作为技术基础，利用MySQL数据库进行数据存储与管理，结合JSP技术实现动态页面交互，在IntelliJ IDEA开发环境中完成系统编码，并通过Tomcat服务器进行系统部署与运行。</w:t>
       </w:r>
@@ -16631,7 +16380,6 @@
         <w:rPr>
           <w:rFonts w:hint="eastAsia"/>
           <w:szCs w:val="28"/>
-          <w:lang/>
         </w:rPr>
         <w:t xml:space="preserve">在系统分析阶段，本文通过需求分析明确了管理员与用户两类角色的功能需求，并通过可行性分析验证了系统开发的合理性。在系统设计阶段，完成了系统架构设计、功能模块划分以及数据库表结构设计，为系统实现提供了清晰的设计依据。在系统实现阶段，依据设计方案逐一完成了管理员功能模块与用户功能模块的编码与集成，实现了用户管理、房屋出售管理、房屋出租管理、订单管理及公告管理等核心功能。在系统测试阶段，采用黑盒测试方法对系统各功能模块进行了逐项验证，测试结果表明系统运行稳定、功能正常，基本满足了房屋租售管理的实际业务需求。</w:t>
       </w:r>
@@ -16653,7 +16401,6 @@
         <w:rPr>
           <w:rFonts w:hint="eastAsia"/>
           <w:szCs w:val="28"/>
-          <w:lang/>
         </w:rPr>
         <w:t xml:space="preserve">然而，受限于开发时间与个人技术水平，本系统在部分方面仍存在一定的不足与改进空间。首先，在系统性能方面，当前系统的并发处理能力有待进一步优化，在面对大规模用户同时访问的场景下，系统响应速度可能受到影响。其次，在数据安全方面，系统目前采用的安全防护机制较为基础，后续可引入更加完善的数据加密与权限控制策略，提升系统的安全保障能力。此外，在功能丰富性方面，系统可进一步拓展房源智能推荐、在线合同签署、地图定位查房等功能，提升用户体验与平台实用性。</w:t>
       </w:r>
@@ -16675,7 +16422,6 @@
         <w:rPr>
           <w:rFonts w:hint="eastAsia"/>
           <w:szCs w:val="28"/>
-          <w:lang/>
         </w:rPr>
         <w:t xml:space="preserve">展望未来，随着大数据分析、人工智能、云计算等新一代信息技术的持续发展，房屋租售管理系统在智能化、个性化服务方面将迎来更广阔的发展空间。本人将在后续工作中持续学习和掌握先进的开发技术与设计方法，不断优化系统架构与功能设计，提升系统的安全性、稳定性和可扩展性，力求将本平台打造为一款功能完善、性能优良的房屋租赁与销售信息管理系统，更好地服务于房屋租售行业的信息化建设。</w:t>
       </w:r>
@@ -16711,7 +16457,6 @@
         <w:rPr>
           <w:rFonts w:hint="eastAsia"/>
           <w:szCs w:val="28"/>
-          <w:lang/>
         </w:rPr>
       </w:r>
       <w:r>
@@ -16732,16 +16477,8 @@
           <w:rFonts w:hint="eastAsia"/>
         </w:rPr>
       </w:pPr>
-      <w:r>
-        <w:rPr>
-          <w:lang/>
-        </w:rPr>
-      </w:r>
-      <w:r>
-        <w:rPr>
-          <w:lang/>
-        </w:rPr>
-      </w:r>
+      <w:r/>
+      <w:r/>
       <w:r>
         <w:rPr>
           <w:rFonts w:hint="eastAsia"/>
@@ -17043,7 +16780,6 @@
       <w:r>
         <w:rPr>
           <w:rFonts w:hint="eastAsia" w:ascii="Arial" w:hAnsi="Arial"/>
-          <w:lang/>
         </w:rPr>
       </w:r>
       <w:r>
@@ -17056,16 +16792,8 @@
       <w:pPr>
         <w:pStyle w:val="122"/>
       </w:pPr>
-      <w:r>
-        <w:rPr>
-          <w:lang/>
-        </w:rPr>
-      </w:r>
-      <w:r>
-        <w:rPr>
-          <w:lang/>
-        </w:rPr>
-      </w:r>
+      <w:r/>
+      <w:r/>
       <w:r/>
     </w:p>
     <w:p>
@@ -17116,7 +16844,6 @@
       <w:r>
         <w:rPr>
           <w:rFonts w:hint="eastAsia"/>
-          <w:lang/>
         </w:rPr>
       </w:r>
       <w:r>
@@ -17156,9 +16883,9 @@
           <w:rFonts w:hint="eastAsia"/>
         </w:rPr>
       </w:r>
-      <w:bookmarkStart w:id="24" w:name="_Toc419472409"/>
-      <w:bookmarkStart w:id="25" w:name="_Toc419471760"/>
-      <w:bookmarkStart w:id="26" w:name="_Toc419471636"/>
+      <w:bookmarkStart w:id="24" w:name="_Toc419471760"/>
+      <w:bookmarkStart w:id="25" w:name="_Toc419471636"/>
+      <w:bookmarkStart w:id="26" w:name="_Toc419472409"/>
       <w:bookmarkStart w:id="27" w:name="_Toc419571865"/>
       <w:r>
         <w:rPr>
@@ -17185,7 +16912,6 @@
       <w:r>
         <w:rPr>
           <w:rFonts w:hint="eastAsia"/>
-          <w:lang/>
         </w:rPr>
       </w:r>
       <w:r>
@@ -17202,9 +16928,9 @@
           <w:rFonts w:hint="eastAsia"/>
         </w:rPr>
       </w:pPr>
-      <w:bookmarkStart w:id="28" w:name="_Toc419471761"/>
+      <w:bookmarkStart w:id="28" w:name="_Toc419471637"/>
       <w:bookmarkStart w:id="29" w:name="_Toc419472410"/>
-      <w:bookmarkStart w:id="30" w:name="_Toc419471637"/>
+      <w:bookmarkStart w:id="30" w:name="_Toc419471761"/>
       <w:bookmarkStart w:id="31" w:name="_Toc419571866"/>
       <w:r>
         <w:rPr>
@@ -17267,14 +16993,12 @@
         <w:rPr>
           <w:rFonts w:ascii="宋体" w:hAnsi="宋体" w:cs="宋体"/>
           <w:kern w:val="0"/>
-          <w:lang/>
         </w:rPr>
       </w:r>
       <w:r>
         <w:rPr>
           <w:rFonts w:ascii="宋体" w:hAnsi="宋体" w:cs="宋体"/>
           <w:kern w:val="0"/>
-          <w:lang/>
         </w:rPr>
       </w:r>
       <w:r>
@@ -17486,21 +17210,18 @@
         <w:rPr>
           <w:rFonts w:ascii="宋体" w:hAnsi="宋体" w:cs="宋体"/>
           <w:kern w:val="0"/>
-          <w:lang/>
         </w:rPr>
       </w:r>
       <w:r>
         <w:rPr>
           <w:rFonts w:ascii="宋体" w:hAnsi="宋体" w:cs="宋体"/>
           <w:kern w:val="0"/>
-          <w:lang/>
         </w:rPr>
       </w:r>
       <w:r>
         <w:rPr>
           <w:rFonts w:ascii="宋体" w:hAnsi="宋体" w:cs="宋体"/>
           <w:kern w:val="0"/>
-          <w:lang/>
         </w:rPr>
       </w:r>
     </w:p>
@@ -17724,11 +17445,7 @@
           <w:rFonts w:hint="eastAsia"/>
         </w:rPr>
       </w:pPr>
-      <w:r>
-        <w:rPr>
-          <w:lang/>
-        </w:rPr>
-      </w:r>
+      <w:r/>
       <w:r/>
     </w:p>
     <w:p>
@@ -17761,11 +17478,7 @@
       <w:bookmarkStart w:id="37" w:name="_Toc419472415"/>
       <w:bookmarkStart w:id="38" w:name="_Toc419471766"/>
       <w:bookmarkStart w:id="39" w:name="_Toc419571868"/>
-      <w:r>
-        <w:rPr>
-          <w:lang/>
-        </w:rPr>
-      </w:r>
+      <w:r/>
       <w:r>
         <w:rPr>
           <w:rFonts w:hint="eastAsia"/>
@@ -17805,7 +17518,6 @@
       <w:r>
         <w:rPr>
           <w:rFonts w:hint="eastAsia"/>
-          <w:lang/>
         </w:rPr>
       </w:r>
       <w:r>
@@ -17959,7 +17671,6 @@
           <w:rFonts w:hint="eastAsia" w:ascii="黑体" w:hAnsi="黑体" w:eastAsia="黑体"/>
           <w:color w:val="CCE8CF"/>
           <w:sz w:val="21"/>
-          <w:lang/>
         </w:rPr>
       </w:r>
     </w:p>
@@ -17991,13 +17702,11 @@
       <w:r>
         <w:rPr>
           <w:rFonts w:hint="eastAsia"/>
-          <w:lang/>
-        </w:rPr>
-      </w:r>
-      <w:r>
-        <w:rPr>
-          <w:rFonts w:hint="eastAsia"/>
-          <w:lang/>
+        </w:rPr>
+      </w:r>
+      <w:r>
+        <w:rPr>
+          <w:rFonts w:hint="eastAsia"/>
         </w:rPr>
       </w:r>
       <w:r>
@@ -18026,10 +17735,10 @@
           <w:rFonts w:hint="eastAsia"/>
         </w:rPr>
       </w:r>
-      <w:bookmarkStart w:id="40" w:name="_Toc419472443"/>
-      <w:bookmarkStart w:id="41" w:name="_Toc419471794"/>
-      <w:bookmarkStart w:id="42" w:name="_Toc419571869"/>
-      <w:bookmarkStart w:id="43" w:name="_Toc419471670"/>
+      <w:bookmarkStart w:id="40" w:name="_Toc419471670"/>
+      <w:bookmarkStart w:id="41" w:name="_Toc419571869"/>
+      <w:bookmarkStart w:id="42" w:name="_Toc419472443"/>
+      <w:bookmarkStart w:id="43" w:name="_Toc419471794"/>
       <w:r>
         <w:rPr>
           <w:rFonts w:hint="eastAsia"/>
@@ -18093,18 +17802,17 @@
           <w:szCs w:val="30"/>
         </w:rPr>
       </w:pPr>
-      <w:bookmarkStart w:id="44" w:name="_Toc419571772"/>
-      <w:bookmarkStart w:id="45" w:name="_Toc419571756"/>
+      <w:bookmarkStart w:id="44" w:name="_Toc419571727"/>
+      <w:bookmarkStart w:id="45" w:name="_Toc419571772"/>
       <w:bookmarkStart w:id="46" w:name="_Toc419486878"/>
-      <w:bookmarkStart w:id="47" w:name="_Toc419571727"/>
-      <w:bookmarkStart w:id="48" w:name="_Toc419571837"/>
-      <w:bookmarkStart w:id="49" w:name="_Toc419486721"/>
-      <w:bookmarkStart w:id="50" w:name="_Toc419571870"/>
-      <w:bookmarkStart w:id="51" w:name="_Toc419571599"/>
-      <w:r>
-        <w:rPr>
-          <w:rFonts w:hint="eastAsia"/>
-          <w:lang/>
+      <w:bookmarkStart w:id="47" w:name="_Toc419571756"/>
+      <w:bookmarkStart w:id="48" w:name="_Toc419571599"/>
+      <w:bookmarkStart w:id="49" w:name="_Toc419571870"/>
+      <w:bookmarkStart w:id="50" w:name="_Toc419486721"/>
+      <w:bookmarkStart w:id="51" w:name="_Toc419571837"/>
+      <w:r>
+        <w:rPr>
+          <w:rFonts w:hint="eastAsia"/>
         </w:rPr>
       </w:r>
       <w:bookmarkEnd w:id="44"/>
@@ -18115,8 +17823,8 @@
       <w:bookmarkEnd w:id="49"/>
       <w:bookmarkEnd w:id="50"/>
       <w:bookmarkEnd w:id="51"/>
-      <w:bookmarkStart w:id="52" w:name="_Toc419471797"/>
-      <w:bookmarkStart w:id="53" w:name="_Toc419471673"/>
+      <w:bookmarkStart w:id="52" w:name="_Toc419471673"/>
+      <w:bookmarkStart w:id="53" w:name="_Toc419471797"/>
       <w:bookmarkStart w:id="54" w:name="_Toc419472446"/>
     </w:p>
     <w:p>
@@ -18173,7 +17881,6 @@
       <w:r>
         <w:rPr>
           <w:rFonts w:hint="eastAsia"/>
-          <w:lang/>
         </w:rPr>
         <w:t xml:space="preserve">    ['历经数月的研究与开发工作，本人基本完成了基于Java的房屋租赁与销售平台的设计与实现，论文亦在系统开发的基础上撰写完成。值此论文完成之际，谨向在学业期间给予本人帮助与指导的所有师长和同学致以诚挚的感谢。在系统设计与开发的各个阶段，本人不仅积累了丰富的实践经验，也进一步提升了专业技术能力。', '感谢宁德师范学院为本人提供了良好的学习环境与丰富的教学资源，使本人能够在大学期间系统地学习专业知识，为毕业设计的顺利完成奠定了坚实基础。', '感谢指导教师刘天哲老师在毕业设计过程中给予的悉心指导与帮助。从选题方向的确定、需求分析的梳理到系统功能的设计与论文的撰写，刘老师均提出了宝贵的意见与建议，正是在老师的精心指导下，本系统才得以按期完成，论文才得以顺利定稿。', '感谢各位同学在毕业设计期间给予的鼓励与帮助。当系统开发遇到技术难题导致进度受阻时，同学们积极协助分析问题、探讨解决方案，使本人能够在较短时间内突破困难，顺利推进系统的开发与实现。', '感谢家人在本人求学期间给予的关心与支持，正是家人的默默付出与坚定鼓励，使本人能够始终保持积极的心态面对学业中的各种挑战，不断提升自身综合素质。', '最后，感谢伟大的祖国为本人提供了和谐稳定的社会环境与良好的教育条件。本人将在今后的工作与学习中继续努力，以所学知识回馈社会，为国家的发展贡献自己的力量。']</w:t>
       </w:r>
@@ -18229,7 +17936,6 @@
           <w:strike w:val="0"/>
           <w:dstrike w:val="0"/>
           <w:highlight w:val="yellow"/>
-          <w:lang/>
         </w:rPr>
       </w:r>
       <w:r>
@@ -18275,7 +17981,6 @@
         <w:rPr>
           <w:rFonts w:hint="eastAsia"/>
           <w:highlight w:val="none"/>
-          <w:lang/>
         </w:rPr>
       </w:r>
       <w:r>
@@ -18924,7 +18629,6 @@
       <w:r>
         <w:rPr>
           <w:rFonts w:hint="eastAsia"/>
-          <w:lang/>
         </w:rPr>
       </w:r>
       <w:r>
@@ -19118,16 +18822,8 @@
           <w:rFonts w:hint="eastAsia"/>
         </w:rPr>
       </w:pPr>
-      <w:r>
-        <w:rPr>
-          <w:lang/>
-        </w:rPr>
-      </w:r>
-      <w:r>
-        <w:rPr>
-          <w:lang/>
-        </w:rPr>
-      </w:r>
+      <w:r/>
+      <w:r/>
     </w:p>
     <w:p>
       <w:pPr>
@@ -19179,7 +18875,6 @@
       <w:footerReference r:id="rId12" w:type="even"/>
       <w:pgSz w:w="11906" w:h="16838"/>
       <w:pgMar w:top="1417" w:right="1418" w:bottom="1417" w:left="1417" w:header="992" w:footer="992" w:gutter="0"/>
-      <w:paperSrc/>
       <w:pgNumType w:fmt="decimal" w:start="1"/>
       <w:cols w:space="720" w:num="1"/>
       <w:rtlGutter w:val="0"/>
@@ -19426,7 +19121,6 @@
         <w:rFonts w:ascii="宋体" w:hAnsi="宋体" w:eastAsia="宋体"/>
         <w:sz w:val="28"/>
         <w:szCs w:val="28"/>
-        <w:lang/>
       </w:rPr>
       <w:t>２</w:t>
     </w:r>
@@ -20346,6 +20040,7 @@
       <w:jc w:val="both"/>
     </w:pPr>
     <w:rPr>
+      <w:rFonts w:ascii="Times New Roman" w:hAnsi="Times New Roman" w:eastAsia="宋体" w:cs="Times New Roman"/>
       <w:kern w:val="2"/>
       <w:sz w:val="24"/>
       <w:szCs w:val="24"/>
@@ -20533,7 +20228,6 @@
     <w:semiHidden/>
     <w:uiPriority w:val="0"/>
     <w:tblPr>
-      <w:tblStyle w:val="59"/>
       <w:tblCellMar>
         <w:top w:w="0" w:type="dxa"/>
         <w:left w:w="108" w:type="dxa"/>
@@ -20780,7 +20474,6 @@
     </w:pPr>
     <w:rPr>
       <w:rFonts w:ascii="宋体" w:hAnsi="宋体"/>
-      <w:lang/>
     </w:rPr>
   </w:style>
   <w:style w:type="paragraph" w:styleId="33">
@@ -20907,7 +20600,7 @@
       <w:jc w:val="center"/>
     </w:pPr>
     <w:rPr>
-      <w:rFonts w:eastAsia="仿宋_GB2312"/>
+      <w:rFonts w:ascii="Times New Roman" w:hAnsi="Times New Roman" w:eastAsia="仿宋_GB2312" w:cs="Times New Roman"/>
       <w:kern w:val="2"/>
       <w:sz w:val="18"/>
       <w:szCs w:val="18"/>
@@ -20935,7 +20628,6 @@
     <w:rPr>
       <w:rFonts w:ascii="宋体" w:hAnsi="宋体"/>
       <w:b/>
-      <w:lang/>
     </w:rPr>
   </w:style>
   <w:style w:type="paragraph" w:styleId="45">
@@ -21021,7 +20713,6 @@
     </w:pPr>
     <w:rPr>
       <w:rFonts w:ascii="宋体" w:hAnsi="宋体"/>
-      <w:lang/>
     </w:rPr>
   </w:style>
   <w:style w:type="paragraph" w:styleId="52">
@@ -21111,7 +20802,6 @@
       <w:jc w:val="both"/>
     </w:pPr>
     <w:tblPr>
-      <w:tblStyle w:val="59"/>
       <w:tblBorders>
         <w:top w:val="single" w:color="auto" w:sz="4" w:space="0"/>
         <w:left w:val="single" w:color="auto" w:sz="4" w:space="0"/>
@@ -21132,7 +20822,6 @@
       <w:jc w:val="both"/>
     </w:pPr>
     <w:tblPr>
-      <w:tblStyle w:val="59"/>
       <w:tblBorders>
         <w:top w:val="single" w:color="auto" w:sz="4" w:space="0"/>
         <w:left w:val="single" w:color="auto" w:sz="4" w:space="0"/>
@@ -21156,7 +20845,6 @@
       <w:color w:val="FFFFFF"/>
     </w:rPr>
     <w:tblPr>
-      <w:tblStyle w:val="59"/>
       <w:tblBorders>
         <w:top w:val="single" w:color="008080" w:sz="12" w:space="0"/>
         <w:left w:val="single" w:color="008080" w:sz="12" w:space="0"/>
@@ -21175,9 +20863,7 @@
         <w:i/>
         <w:iCs/>
       </w:rPr>
-      <w:tblPr>
-        <w:tblStyle w:val="59"/>
-      </w:tblPr>
+      <w:tblPr/>
       <w:tcPr>
         <w:tcBorders>
           <w:top w:val="nil"/>
@@ -21199,9 +20885,7 @@
         <w:i/>
         <w:iCs/>
       </w:rPr>
-      <w:tblPr>
-        <w:tblStyle w:val="59"/>
-      </w:tblPr>
+      <w:tblPr/>
       <w:tcPr>
         <w:tcBorders>
           <w:top w:val="nil"/>
@@ -21217,9 +20901,7 @@
       </w:tcPr>
     </w:tblStylePr>
     <w:tblStylePr w:type="nwCell">
-      <w:tblPr>
-        <w:tblStyle w:val="59"/>
-      </w:tblPr>
+      <w:tblPr/>
       <w:tcPr>
         <w:tcBorders>
           <w:top w:val="nil"/>
@@ -21241,9 +20923,7 @@
         <w:i w:val="0"/>
         <w:iCs w:val="0"/>
       </w:rPr>
-      <w:tblPr>
-        <w:tblStyle w:val="59"/>
-      </w:tblPr>
+      <w:tblPr/>
       <w:tcPr>
         <w:tcBorders>
           <w:top w:val="nil"/>
@@ -21268,7 +20948,6 @@
       <w:jc w:val="both"/>
     </w:pPr>
     <w:tblPr>
-      <w:tblStyle w:val="59"/>
       <w:tblBorders>
         <w:bottom w:val="single" w:color="000000" w:sz="12" w:space="0"/>
       </w:tblBorders>
@@ -21284,9 +20963,7 @@
         <w:iCs/>
         <w:color w:val="FFFFFF"/>
       </w:rPr>
-      <w:tblPr>
-        <w:tblStyle w:val="59"/>
-      </w:tblPr>
+      <w:tblPr/>
       <w:tcPr>
         <w:tcBorders>
           <w:top w:val="nil"/>
@@ -21308,9 +20985,7 @@
         <w:i/>
         <w:iCs/>
       </w:rPr>
-      <w:tblPr>
-        <w:tblStyle w:val="59"/>
-      </w:tblPr>
+      <w:tblPr/>
       <w:tcPr>
         <w:tcBorders>
           <w:top w:val="nil"/>
@@ -21325,9 +21000,7 @@
       </w:tcPr>
     </w:tblStylePr>
     <w:tblStylePr w:type="lastCol">
-      <w:tblPr>
-        <w:tblStyle w:val="59"/>
-      </w:tblPr>
+      <w:tblPr/>
       <w:tcPr>
         <w:tcBorders>
           <w:top w:val="nil"/>
@@ -21349,9 +21022,7 @@
         <w:i w:val="0"/>
         <w:iCs w:val="0"/>
       </w:rPr>
-      <w:tblPr>
-        <w:tblStyle w:val="59"/>
-      </w:tblPr>
+      <w:tblPr/>
       <w:tcPr>
         <w:tcBorders>
           <w:top w:val="nil"/>
@@ -21376,7 +21047,6 @@
       <w:jc w:val="both"/>
     </w:pPr>
     <w:tblPr>
-      <w:tblStyle w:val="59"/>
       <w:tblBorders>
         <w:top w:val="single" w:color="000000" w:sz="18" w:space="0"/>
         <w:left w:val="single" w:color="000000" w:sz="18" w:space="0"/>
@@ -21389,9 +21059,7 @@
       <w:shd w:val="pct25" w:color="008080" w:fill="FFFFFF"/>
     </w:tcPr>
     <w:tblStylePr w:type="firstRow">
-      <w:tblPr>
-        <w:tblStyle w:val="59"/>
-      </w:tblPr>
+      <w:tblPr/>
       <w:tcPr>
         <w:tcBorders>
           <w:top w:val="nil"/>
@@ -21407,9 +21075,7 @@
       </w:tcPr>
     </w:tblStylePr>
     <w:tblStylePr w:type="firstCol">
-      <w:tblPr>
-        <w:tblStyle w:val="59"/>
-      </w:tblPr>
+      <w:tblPr/>
       <w:tcPr>
         <w:tcBorders>
           <w:top w:val="nil"/>
@@ -21430,9 +21096,7 @@
         <w:bCs/>
         <w:color w:val="FFFFFF"/>
       </w:rPr>
-      <w:tblPr>
-        <w:tblStyle w:val="59"/>
-      </w:tblPr>
+      <w:tblPr/>
       <w:tcPr>
         <w:tcBorders>
           <w:top w:val="nil"/>
@@ -21458,7 +21122,6 @@
       <w:jc w:val="both"/>
     </w:pPr>
     <w:tblPr>
-      <w:tblStyle w:val="59"/>
       <w:tblBorders>
         <w:top w:val="double" w:color="000000" w:sz="6" w:space="0"/>
         <w:left w:val="double" w:color="000000" w:sz="6" w:space="0"/>
@@ -21476,9 +21139,7 @@
         <w:caps/>
         <w:color w:val="auto"/>
       </w:rPr>
-      <w:tblPr>
-        <w:tblStyle w:val="59"/>
-      </w:tblPr>
+      <w:tblPr/>
       <w:tcPr>
         <w:tcBorders>
           <w:top w:val="nil"/>
@@ -21503,7 +21164,6 @@
       <w:jc w:val="both"/>
     </w:pPr>
     <w:tblPr>
-      <w:tblStyle w:val="59"/>
       <w:tblBorders>
         <w:top w:val="single" w:color="000000" w:sz="12" w:space="0"/>
         <w:bottom w:val="single" w:color="000000" w:sz="12" w:space="0"/>
@@ -21517,9 +21177,7 @@
         <w:i/>
         <w:iCs/>
       </w:rPr>
-      <w:tblPr>
-        <w:tblStyle w:val="59"/>
-      </w:tblPr>
+      <w:tblPr/>
       <w:tcPr>
         <w:tcBorders>
           <w:top w:val="nil"/>
@@ -21537,9 +21195,7 @@
       <w:rPr>
         <w:color w:val="auto"/>
       </w:rPr>
-      <w:tblPr>
-        <w:tblStyle w:val="59"/>
-      </w:tblPr>
+      <w:tblPr/>
       <w:tcPr>
         <w:tcBorders>
           <w:top w:val="single" w:color="000000" w:sz="6" w:space="0"/>
@@ -21554,9 +21210,7 @@
       </w:tcPr>
     </w:tblStylePr>
     <w:tblStylePr w:type="firstCol">
-      <w:tblPr>
-        <w:tblStyle w:val="59"/>
-      </w:tblPr>
+      <w:tblPr/>
       <w:tcPr>
         <w:tcBorders>
           <w:top w:val="nil"/>
@@ -21577,9 +21231,7 @@
         <w:i w:val="0"/>
         <w:iCs w:val="0"/>
       </w:rPr>
-      <w:tblPr>
-        <w:tblStyle w:val="59"/>
-      </w:tblPr>
+      <w:tblPr/>
       <w:tcPr>
         <w:tcBorders>
           <w:top w:val="nil"/>
@@ -21598,9 +21250,7 @@
         <w:b/>
         <w:bCs/>
       </w:rPr>
-      <w:tblPr>
-        <w:tblStyle w:val="59"/>
-      </w:tblPr>
+      <w:tblPr/>
       <w:tcPr>
         <w:tcBorders>
           <w:top w:val="nil"/>
@@ -21625,7 +21275,6 @@
       <w:jc w:val="both"/>
     </w:pPr>
     <w:tblPr>
-      <w:tblStyle w:val="59"/>
       <w:tblBorders>
         <w:top w:val="single" w:color="000000" w:sz="12" w:space="0"/>
         <w:bottom w:val="single" w:color="000000" w:sz="12" w:space="0"/>
@@ -21638,9 +21287,7 @@
       <w:rPr>
         <w:color w:val="FFFFFF"/>
       </w:rPr>
-      <w:tblPr>
-        <w:tblStyle w:val="59"/>
-      </w:tblPr>
+      <w:tblPr/>
       <w:tcPr>
         <w:tcBorders>
           <w:top w:val="nil"/>
@@ -21656,9 +21303,7 @@
       </w:tcPr>
     </w:tblStylePr>
     <w:tblStylePr w:type="lastRow">
-      <w:tblPr>
-        <w:tblStyle w:val="59"/>
-      </w:tblPr>
+      <w:tblPr/>
       <w:tcPr>
         <w:tcBorders>
           <w:top w:val="single" w:color="000000" w:sz="6" w:space="0"/>
@@ -21677,9 +21322,7 @@
         <w:b/>
         <w:bCs/>
       </w:rPr>
-      <w:tblPr>
-        <w:tblStyle w:val="59"/>
-      </w:tblPr>
+      <w:tblPr/>
       <w:tcPr>
         <w:tcBorders>
           <w:top w:val="nil"/>
@@ -21699,9 +21342,7 @@
         <w:b/>
         <w:bCs/>
       </w:rPr>
-      <w:tblPr>
-        <w:tblStyle w:val="59"/>
-      </w:tblPr>
+      <w:tblPr/>
       <w:tcPr>
         <w:tcBorders>
           <w:top w:val="nil"/>
@@ -21716,9 +21357,7 @@
       </w:tcPr>
     </w:tblStylePr>
     <w:tblStylePr w:type="nwCell">
-      <w:tblPr>
-        <w:tblStyle w:val="59"/>
-      </w:tblPr>
+      <w:tblPr/>
       <w:tcPr>
         <w:tcBorders>
           <w:top w:val="nil"/>
@@ -21737,9 +21376,7 @@
       <w:rPr>
         <w:color w:val="000080"/>
       </w:rPr>
-      <w:tblPr>
-        <w:tblStyle w:val="59"/>
-      </w:tblPr>
+      <w:tblPr/>
       <w:tcPr>
         <w:tcBorders>
           <w:top w:val="nil"/>
@@ -21767,7 +21404,6 @@
       <w:color w:val="000080"/>
     </w:rPr>
     <w:tblPr>
-      <w:tblStyle w:val="59"/>
       <w:tblBorders>
         <w:top w:val="single" w:color="000000" w:sz="12" w:space="0"/>
         <w:left w:val="single" w:color="000000" w:sz="12" w:space="0"/>
@@ -21786,9 +21422,7 @@
         <w:iCs/>
         <w:color w:val="FFFFFF"/>
       </w:rPr>
-      <w:tblPr>
-        <w:tblStyle w:val="59"/>
-      </w:tblPr>
+      <w:tblPr/>
       <w:tcPr>
         <w:tcBorders>
           <w:top w:val="nil"/>
@@ -21807,9 +21441,7 @@
       <w:rPr>
         <w:color w:val="000080"/>
       </w:rPr>
-      <w:tblPr>
-        <w:tblStyle w:val="59"/>
-      </w:tblPr>
+      <w:tblPr/>
       <w:tcPr>
         <w:tcBorders>
           <w:top w:val="single" w:color="000000" w:sz="12" w:space="0"/>
@@ -21830,9 +21462,7 @@
         <w:bCs/>
         <w:color w:val="000000"/>
       </w:rPr>
-      <w:tblPr>
-        <w:tblStyle w:val="59"/>
-      </w:tblPr>
+      <w:tblPr/>
       <w:tcPr>
         <w:tcBorders>
           <w:top w:val="nil"/>
@@ -21857,7 +21487,6 @@
       <w:jc w:val="both"/>
     </w:pPr>
     <w:tblPr>
-      <w:tblStyle w:val="59"/>
       <w:tblBorders>
         <w:top w:val="single" w:color="000000" w:sz="12" w:space="0"/>
         <w:left w:val="single" w:color="000000" w:sz="6" w:space="0"/>
@@ -21876,9 +21505,7 @@
         <w:iCs/>
         <w:color w:val="FFFFFF"/>
       </w:rPr>
-      <w:tblPr>
-        <w:tblStyle w:val="59"/>
-      </w:tblPr>
+      <w:tblPr/>
       <w:tcPr>
         <w:tcBorders>
           <w:top w:val="nil"/>
@@ -21897,9 +21524,7 @@
       <w:rPr>
         <w:color w:val="000080"/>
       </w:rPr>
-      <w:tblPr>
-        <w:tblStyle w:val="59"/>
-      </w:tblPr>
+      <w:tblPr/>
       <w:tcPr>
         <w:tcBorders>
           <w:top w:val="nil"/>
@@ -21919,9 +21544,7 @@
         <w:b/>
         <w:bCs/>
       </w:rPr>
-      <w:tblPr>
-        <w:tblStyle w:val="59"/>
-      </w:tblPr>
+      <w:tblPr/>
       <w:tcPr>
         <w:tcBorders>
           <w:top w:val="nil"/>
@@ -21940,9 +21563,7 @@
         <w:b/>
         <w:bCs/>
       </w:rPr>
-      <w:tblPr>
-        <w:tblStyle w:val="59"/>
-      </w:tblPr>
+      <w:tblPr/>
       <w:tcPr>
         <w:tcBorders>
           <w:top w:val="nil"/>
@@ -21960,9 +21581,7 @@
       <w:rPr>
         <w:color w:val="000080"/>
       </w:rPr>
-      <w:tblPr>
-        <w:tblStyle w:val="59"/>
-      </w:tblPr>
+      <w:tblPr/>
       <w:tcPr>
         <w:tcBorders>
           <w:top w:val="nil"/>
@@ -21987,7 +21606,6 @@
       <w:jc w:val="both"/>
     </w:pPr>
     <w:tblPr>
-      <w:tblStyle w:val="59"/>
       <w:tblBorders>
         <w:top w:val="single" w:color="008000" w:sz="12" w:space="0"/>
         <w:bottom w:val="single" w:color="008000" w:sz="12" w:space="0"/>
@@ -21997,9 +21615,7 @@
       <w:shd w:val="clear" w:color="auto" w:fill="auto"/>
     </w:tcPr>
     <w:tblStylePr w:type="firstRow">
-      <w:tblPr>
-        <w:tblStyle w:val="59"/>
-      </w:tblPr>
+      <w:tblPr/>
       <w:tcPr>
         <w:tcBorders>
           <w:top w:val="nil"/>
@@ -22014,9 +21630,7 @@
       </w:tcPr>
     </w:tblStylePr>
     <w:tblStylePr w:type="lastRow">
-      <w:tblPr>
-        <w:tblStyle w:val="59"/>
-      </w:tblPr>
+      <w:tblPr/>
       <w:tcPr>
         <w:tcBorders>
           <w:top w:val="single" w:color="008000" w:sz="6" w:space="0"/>
@@ -22040,17 +21654,13 @@
       <w:widowControl w:val="0"/>
       <w:jc w:val="both"/>
     </w:pPr>
-    <w:tblPr>
-      <w:tblStyle w:val="59"/>
-    </w:tblPr>
+    <w:tblPr/>
     <w:tblStylePr w:type="firstRow">
       <w:rPr>
         <w:b/>
         <w:bCs/>
       </w:rPr>
-      <w:tblPr>
-        <w:tblStyle w:val="59"/>
-      </w:tblPr>
+      <w:tblPr/>
       <w:tcPr>
         <w:tcBorders>
           <w:top w:val="nil"/>
@@ -22070,9 +21680,7 @@
         <w:bCs/>
         <w:color w:val="auto"/>
       </w:rPr>
-      <w:tblPr>
-        <w:tblStyle w:val="59"/>
-      </w:tblPr>
+      <w:tblPr/>
       <w:tcPr>
         <w:tcBorders>
           <w:top w:val="single" w:color="000000" w:sz="6" w:space="0"/>
@@ -22091,9 +21699,7 @@
         <w:b/>
         <w:bCs/>
       </w:rPr>
-      <w:tblPr>
-        <w:tblStyle w:val="59"/>
-      </w:tblPr>
+      <w:tblPr/>
       <w:tcPr>
         <w:tcBorders>
           <w:top w:val="nil"/>
@@ -22112,9 +21718,7 @@
         <w:b/>
         <w:bCs/>
       </w:rPr>
-      <w:tblPr>
-        <w:tblStyle w:val="59"/>
-      </w:tblPr>
+      <w:tblPr/>
       <w:tcPr>
         <w:tcBorders>
           <w:top w:val="nil"/>
@@ -22133,9 +21737,7 @@
         <w:b/>
         <w:bCs/>
       </w:rPr>
-      <w:tblPr>
-        <w:tblStyle w:val="59"/>
-      </w:tblPr>
+      <w:tblPr/>
       <w:tcPr>
         <w:tcBorders>
           <w:top w:val="nil"/>
@@ -22154,9 +21756,7 @@
         <w:b/>
         <w:bCs/>
       </w:rPr>
-      <w:tblPr>
-        <w:tblStyle w:val="59"/>
-      </w:tblPr>
+      <w:tblPr/>
       <w:tcPr>
         <w:tcBorders>
           <w:top w:val="nil"/>
@@ -22181,7 +21781,6 @@
       <w:jc w:val="both"/>
     </w:pPr>
     <w:tblPr>
-      <w:tblStyle w:val="59"/>
       <w:tblBorders>
         <w:top w:val="single" w:color="000000" w:sz="12" w:space="0"/>
         <w:left w:val="single" w:color="000000" w:sz="12" w:space="0"/>
@@ -22198,9 +21797,7 @@
         <w:bCs/>
         <w:color w:val="FFFFFF"/>
       </w:rPr>
-      <w:tblPr>
-        <w:tblStyle w:val="59"/>
-      </w:tblPr>
+      <w:tblPr/>
       <w:tcPr>
         <w:tcBorders>
           <w:top w:val="nil"/>
@@ -22225,14 +21822,9 @@
       <w:widowControl w:val="0"/>
       <w:jc w:val="both"/>
     </w:pPr>
-    <w:tblPr>
-      <w:tblStyle w:val="59"/>
-      <w:tblStyleRowBandSize w:val="1"/>
-    </w:tblPr>
+    <w:tblPr/>
     <w:tblStylePr w:type="firstRow">
-      <w:tblPr>
-        <w:tblStyle w:val="59"/>
-      </w:tblPr>
+      <w:tblPr/>
       <w:tcPr>
         <w:tcBorders>
           <w:top w:val="single" w:color="000000" w:sz="6" w:space="0"/>
@@ -22247,9 +21839,7 @@
       </w:tcPr>
     </w:tblStylePr>
     <w:tblStylePr w:type="lastRow">
-      <w:tblPr>
-        <w:tblStyle w:val="59"/>
-      </w:tblPr>
+      <w:tblPr/>
       <w:tcPr>
         <w:tcBorders>
           <w:top w:val="single" w:color="000000" w:sz="12" w:space="0"/>
@@ -22265,9 +21855,7 @@
       </w:tcPr>
     </w:tblStylePr>
     <w:tblStylePr w:type="firstCol">
-      <w:tblPr>
-        <w:tblStyle w:val="59"/>
-      </w:tblPr>
+      <w:tblPr/>
       <w:tcPr>
         <w:tcBorders>
           <w:top w:val="nil"/>
@@ -22282,9 +21870,7 @@
       </w:tcPr>
     </w:tblStylePr>
     <w:tblStylePr w:type="lastCol">
-      <w:tblPr>
-        <w:tblStyle w:val="59"/>
-      </w:tblPr>
+      <w:tblPr/>
       <w:tcPr>
         <w:tcBorders>
           <w:top w:val="nil"/>
@@ -22299,9 +21885,7 @@
       </w:tcPr>
     </w:tblStylePr>
     <w:tblStylePr w:type="band1Horz">
-      <w:tblPr>
-        <w:tblStyle w:val="59"/>
-      </w:tblPr>
+      <w:tblPr/>
       <w:tcPr>
         <w:tcBorders>
           <w:top w:val="nil"/>
@@ -22321,9 +21905,7 @@
         <w:b/>
         <w:bCs/>
       </w:rPr>
-      <w:tblPr>
-        <w:tblStyle w:val="59"/>
-      </w:tblPr>
+      <w:tblPr/>
       <w:tcPr>
         <w:tcBorders>
           <w:top w:val="nil"/>
@@ -22342,9 +21924,7 @@
         <w:b/>
         <w:bCs/>
       </w:rPr>
-      <w:tblPr>
-        <w:tblStyle w:val="59"/>
-      </w:tblPr>
+      <w:tblPr/>
       <w:tcPr>
         <w:tcBorders>
           <w:top w:val="nil"/>
@@ -22369,16 +21949,13 @@
       <w:jc w:val="both"/>
     </w:pPr>
     <w:tblPr>
-      <w:tblStyle w:val="59"/>
       <w:tblBorders>
         <w:left w:val="single" w:color="000000" w:sz="6" w:space="0"/>
         <w:right w:val="single" w:color="000000" w:sz="6" w:space="0"/>
       </w:tblBorders>
     </w:tblPr>
     <w:tblStylePr w:type="firstRow">
-      <w:tblPr>
-        <w:tblStyle w:val="59"/>
-      </w:tblPr>
+      <w:tblPr/>
       <w:tcPr>
         <w:tcBorders>
           <w:top w:val="nil"/>
@@ -22393,9 +21970,7 @@
       </w:tcPr>
     </w:tblStylePr>
     <w:tblStylePr w:type="lastRow">
-      <w:tblPr>
-        <w:tblStyle w:val="59"/>
-      </w:tblPr>
+      <w:tblPr/>
       <w:tcPr>
         <w:tcBorders>
           <w:top w:val="single" w:color="000000" w:sz="12" w:space="0"/>
@@ -22410,9 +21985,7 @@
       </w:tcPr>
     </w:tblStylePr>
     <w:tblStylePr w:type="firstCol">
-      <w:tblPr>
-        <w:tblStyle w:val="59"/>
-      </w:tblPr>
+      <w:tblPr/>
       <w:tcPr>
         <w:tcBorders>
           <w:top w:val="nil"/>
@@ -22428,9 +22001,7 @@
       </w:tcPr>
     </w:tblStylePr>
     <w:tblStylePr w:type="lastCol">
-      <w:tblPr>
-        <w:tblStyle w:val="59"/>
-      </w:tblPr>
+      <w:tblPr/>
       <w:tcPr>
         <w:tcBorders>
           <w:top w:val="nil"/>
@@ -22450,9 +22021,7 @@
         <w:b/>
         <w:bCs/>
       </w:rPr>
-      <w:tblPr>
-        <w:tblStyle w:val="59"/>
-      </w:tblPr>
+      <w:tblPr/>
       <w:tcPr>
         <w:tcBorders>
           <w:top w:val="nil"/>
@@ -22471,9 +22040,7 @@
         <w:b/>
         <w:bCs/>
       </w:rPr>
-      <w:tblPr>
-        <w:tblStyle w:val="59"/>
-      </w:tblPr>
+      <w:tblPr/>
       <w:tcPr>
         <w:tcBorders>
           <w:top w:val="nil"/>
@@ -22497,9 +22064,7 @@
       <w:widowControl w:val="0"/>
       <w:jc w:val="both"/>
     </w:pPr>
-    <w:tblPr>
-      <w:tblStyle w:val="59"/>
-    </w:tblPr>
+    <w:tblPr/>
     <w:tcPr>
       <w:shd w:val="solid" w:color="C0C0C0" w:fill="FFFFFF"/>
     </w:tcPr>
@@ -22509,9 +22074,7 @@
         <w:bCs/>
         <w:color w:val="800080"/>
       </w:rPr>
-      <w:tblPr>
-        <w:tblStyle w:val="59"/>
-      </w:tblPr>
+      <w:tblPr/>
       <w:tcPr>
         <w:tcBorders>
           <w:top w:val="nil"/>
@@ -22526,9 +22089,7 @@
       </w:tcPr>
     </w:tblStylePr>
     <w:tblStylePr w:type="lastRow">
-      <w:tblPr>
-        <w:tblStyle w:val="59"/>
-      </w:tblPr>
+      <w:tblPr/>
       <w:tcPr>
         <w:tcBorders>
           <w:top w:val="single" w:color="FFFFFF" w:sz="6" w:space="0"/>
@@ -22547,9 +22108,7 @@
         <w:b/>
         <w:bCs/>
       </w:rPr>
-      <w:tblPr>
-        <w:tblStyle w:val="59"/>
-      </w:tblPr>
+      <w:tblPr/>
       <w:tcPr>
         <w:tcBorders>
           <w:top w:val="nil"/>
@@ -22564,9 +22123,7 @@
       </w:tcPr>
     </w:tblStylePr>
     <w:tblStylePr w:type="lastCol">
-      <w:tblPr>
-        <w:tblStyle w:val="59"/>
-      </w:tblPr>
+      <w:tblPr/>
       <w:tcPr>
         <w:tcBorders>
           <w:top w:val="nil"/>
@@ -22581,9 +22138,7 @@
       </w:tcPr>
     </w:tblStylePr>
     <w:tblStylePr w:type="neCell">
-      <w:tblPr>
-        <w:tblStyle w:val="59"/>
-      </w:tblPr>
+      <w:tblPr/>
       <w:tcPr>
         <w:tcBorders>
           <w:top w:val="nil"/>
@@ -22598,9 +22153,7 @@
       </w:tcPr>
     </w:tblStylePr>
     <w:tblStylePr w:type="nwCell">
-      <w:tblPr>
-        <w:tblStyle w:val="59"/>
-      </w:tblPr>
+      <w:tblPr/>
       <w:tcPr>
         <w:tcBorders>
           <w:top w:val="nil"/>
@@ -22615,9 +22168,7 @@
       </w:tcPr>
     </w:tblStylePr>
     <w:tblStylePr w:type="seCell">
-      <w:tblPr>
-        <w:tblStyle w:val="59"/>
-      </w:tblPr>
+      <w:tblPr/>
       <w:tcPr>
         <w:tcBorders>
           <w:top w:val="nil"/>
@@ -22635,9 +22186,7 @@
       <w:rPr>
         <w:color w:val="000080"/>
       </w:rPr>
-      <w:tblPr>
-        <w:tblStyle w:val="59"/>
-      </w:tblPr>
+      <w:tblPr/>
       <w:tcPr>
         <w:tcBorders>
           <w:top w:val="nil"/>
@@ -22661,10 +22210,7 @@
       <w:widowControl w:val="0"/>
       <w:jc w:val="both"/>
     </w:pPr>
-    <w:tblPr>
-      <w:tblStyle w:val="59"/>
-      <w:tblStyleRowBandSize w:val="1"/>
-    </w:tblPr>
+    <w:tblPr/>
     <w:tcPr>
       <w:shd w:val="solid" w:color="C0C0C0" w:fill="FFFFFF"/>
     </w:tcPr>
@@ -22673,9 +22219,7 @@
         <w:b/>
         <w:bCs/>
       </w:rPr>
-      <w:tblPr>
-        <w:tblStyle w:val="59"/>
-      </w:tblPr>
+      <w:tblPr/>
       <w:tcPr>
         <w:tcBorders>
           <w:top w:val="nil"/>
@@ -22690,9 +22234,7 @@
       </w:tcPr>
     </w:tblStylePr>
     <w:tblStylePr w:type="firstCol">
-      <w:tblPr>
-        <w:tblStyle w:val="59"/>
-      </w:tblPr>
+      <w:tblPr/>
       <w:tcPr>
         <w:tcBorders>
           <w:top w:val="nil"/>
@@ -22707,9 +22249,7 @@
       </w:tcPr>
     </w:tblStylePr>
     <w:tblStylePr w:type="lastCol">
-      <w:tblPr>
-        <w:tblStyle w:val="59"/>
-      </w:tblPr>
+      <w:tblPr/>
       <w:tcPr>
         <w:tcBorders>
           <w:top w:val="nil"/>
@@ -22724,9 +22264,7 @@
       </w:tcPr>
     </w:tblStylePr>
     <w:tblStylePr w:type="band1Horz">
-      <w:tblPr>
-        <w:tblStyle w:val="59"/>
-      </w:tblPr>
+      <w:tblPr/>
       <w:tcPr>
         <w:tcBorders>
           <w:top w:val="single" w:color="808080" w:sz="6" w:space="0"/>
@@ -22745,9 +22283,7 @@
         <w:b/>
         <w:bCs/>
       </w:rPr>
-      <w:tblPr>
-        <w:tblStyle w:val="59"/>
-      </w:tblPr>
+      <w:tblPr/>
       <w:tcPr>
         <w:tcBorders>
           <w:top w:val="nil"/>
@@ -22771,19 +22307,13 @@
       <w:widowControl w:val="0"/>
       <w:jc w:val="both"/>
     </w:pPr>
-    <w:tblPr>
-      <w:tblStyle w:val="59"/>
-      <w:tblStyleRowBandSize w:val="1"/>
-      <w:tblStyleColBandSize w:val="1"/>
-    </w:tblPr>
+    <w:tblPr/>
     <w:tblStylePr w:type="firstRow">
       <w:rPr>
         <w:b/>
         <w:bCs/>
       </w:rPr>
-      <w:tblPr>
-        <w:tblStyle w:val="59"/>
-      </w:tblPr>
+      <w:tblPr/>
       <w:tcPr>
         <w:tcBorders>
           <w:top w:val="nil"/>
@@ -22798,9 +22328,7 @@
       </w:tcPr>
     </w:tblStylePr>
     <w:tblStylePr w:type="firstCol">
-      <w:tblPr>
-        <w:tblStyle w:val="59"/>
-      </w:tblPr>
+      <w:tblPr/>
       <w:tcPr>
         <w:tcBorders>
           <w:top w:val="nil"/>
@@ -22815,9 +22343,7 @@
       </w:tcPr>
     </w:tblStylePr>
     <w:tblStylePr w:type="lastCol">
-      <w:tblPr>
-        <w:tblStyle w:val="59"/>
-      </w:tblPr>
+      <w:tblPr/>
       <w:tcPr>
         <w:tcBorders>
           <w:top w:val="nil"/>
@@ -22835,9 +22361,7 @@
       <w:rPr>
         <w:color w:val="auto"/>
       </w:rPr>
-      <w:tblPr>
-        <w:tblStyle w:val="59"/>
-      </w:tblPr>
+      <w:tblPr/>
       <w:tcPr>
         <w:shd w:val="solid" w:color="C0C0C0" w:fill="FFFFFF"/>
       </w:tcPr>
@@ -22846,17 +22370,13 @@
       <w:rPr>
         <w:color w:val="auto"/>
       </w:rPr>
-      <w:tblPr>
-        <w:tblStyle w:val="59"/>
-      </w:tblPr>
+      <w:tblPr/>
       <w:tcPr>
         <w:shd w:val="pct50" w:color="C0C0C0" w:fill="FFFFFF"/>
       </w:tcPr>
     </w:tblStylePr>
     <w:tblStylePr w:type="band1Horz">
-      <w:tblPr>
-        <w:tblStyle w:val="59"/>
-      </w:tblPr>
+      <w:tblPr/>
       <w:tcPr>
         <w:tcBorders>
           <w:top w:val="single" w:color="808080" w:sz="6" w:space="0"/>
@@ -22875,9 +22395,7 @@
         <w:b/>
         <w:bCs/>
       </w:rPr>
-      <w:tblPr>
-        <w:tblStyle w:val="59"/>
-      </w:tblPr>
+      <w:tblPr/>
       <w:tcPr>
         <w:tcBorders>
           <w:top w:val="nil"/>
@@ -22902,8 +22420,6 @@
       <w:jc w:val="both"/>
     </w:pPr>
     <w:tblPr>
-      <w:tblStyle w:val="59"/>
-      <w:tblStyleRowBandSize w:val="1"/>
       <w:tblBorders>
         <w:top w:val="single" w:color="008080" w:sz="12" w:space="0"/>
         <w:left w:val="single" w:color="008080" w:sz="6" w:space="0"/>
@@ -22919,9 +22435,7 @@
         <w:iCs/>
         <w:color w:val="800000"/>
       </w:rPr>
-      <w:tblPr>
-        <w:tblStyle w:val="59"/>
-      </w:tblPr>
+      <w:tblPr/>
       <w:tcPr>
         <w:tcBorders>
           <w:top w:val="nil"/>
@@ -22937,9 +22451,7 @@
       </w:tcPr>
     </w:tblStylePr>
     <w:tblStylePr w:type="lastRow">
-      <w:tblPr>
-        <w:tblStyle w:val="59"/>
-      </w:tblPr>
+      <w:tblPr/>
       <w:tcPr>
         <w:tcBorders>
           <w:top w:val="single" w:color="000000" w:sz="6" w:space="0"/>
@@ -22957,9 +22469,7 @@
       <w:rPr>
         <w:color w:val="auto"/>
       </w:rPr>
-      <w:tblPr>
-        <w:tblStyle w:val="59"/>
-      </w:tblPr>
+      <w:tblPr/>
       <w:tcPr>
         <w:tcBorders>
           <w:top w:val="nil"/>
@@ -22978,9 +22488,7 @@
       <w:rPr>
         <w:color w:val="auto"/>
       </w:rPr>
-      <w:tblPr>
-        <w:tblStyle w:val="59"/>
-      </w:tblPr>
+      <w:tblPr/>
       <w:tcPr>
         <w:tcBorders>
           <w:top w:val="nil"/>
@@ -22999,9 +22507,7 @@
         <w:b/>
         <w:bCs/>
       </w:rPr>
-      <w:tblPr>
-        <w:tblStyle w:val="59"/>
-      </w:tblPr>
+      <w:tblPr/>
       <w:tcPr>
         <w:tcBorders>
           <w:top w:val="nil"/>
@@ -23026,8 +22532,6 @@
       <w:jc w:val="both"/>
     </w:pPr>
     <w:tblPr>
-      <w:tblStyle w:val="59"/>
-      <w:tblStyleRowBandSize w:val="2"/>
       <w:tblBorders>
         <w:bottom w:val="single" w:color="808080" w:sz="12" w:space="0"/>
       </w:tblBorders>
@@ -23038,9 +22542,7 @@
         <w:bCs/>
         <w:color w:val="FFFFFF"/>
       </w:rPr>
-      <w:tblPr>
-        <w:tblStyle w:val="59"/>
-      </w:tblPr>
+      <w:tblPr/>
       <w:tcPr>
         <w:tcBorders>
           <w:top w:val="nil"/>
@@ -23056,9 +22558,7 @@
       </w:tcPr>
     </w:tblStylePr>
     <w:tblStylePr w:type="lastRow">
-      <w:tblPr>
-        <w:tblStyle w:val="59"/>
-      </w:tblPr>
+      <w:tblPr/>
       <w:tcPr>
         <w:tcBorders>
           <w:top w:val="single" w:color="000000" w:sz="6" w:space="0"/>
@@ -23076,9 +22576,7 @@
       <w:rPr>
         <w:color w:val="auto"/>
       </w:rPr>
-      <w:tblPr>
-        <w:tblStyle w:val="59"/>
-      </w:tblPr>
+      <w:tblPr/>
       <w:tcPr>
         <w:tcBorders>
           <w:top w:val="nil"/>
@@ -23097,9 +22595,7 @@
       <w:rPr>
         <w:color w:val="auto"/>
       </w:rPr>
-      <w:tblPr>
-        <w:tblStyle w:val="59"/>
-      </w:tblPr>
+      <w:tblPr/>
       <w:tcPr>
         <w:tcBorders>
           <w:top w:val="nil"/>
@@ -23118,9 +22614,7 @@
         <w:b/>
         <w:bCs/>
       </w:rPr>
-      <w:tblPr>
-        <w:tblStyle w:val="59"/>
-      </w:tblPr>
+      <w:tblPr/>
       <w:tcPr>
         <w:tcBorders>
           <w:top w:val="nil"/>
@@ -23145,7 +22639,6 @@
       <w:jc w:val="both"/>
     </w:pPr>
     <w:tblPr>
-      <w:tblStyle w:val="59"/>
       <w:tblBorders>
         <w:top w:val="single" w:color="000000" w:sz="12" w:space="0"/>
         <w:bottom w:val="single" w:color="000000" w:sz="12" w:space="0"/>
@@ -23161,9 +22654,7 @@
         <w:bCs/>
         <w:color w:val="000080"/>
       </w:rPr>
-      <w:tblPr>
-        <w:tblStyle w:val="59"/>
-      </w:tblPr>
+      <w:tblPr/>
       <w:tcPr>
         <w:tcBorders>
           <w:top w:val="nil"/>
@@ -23178,9 +22669,7 @@
       </w:tcPr>
     </w:tblStylePr>
     <w:tblStylePr w:type="lastRow">
-      <w:tblPr>
-        <w:tblStyle w:val="59"/>
-      </w:tblPr>
+      <w:tblPr/>
       <w:tcPr>
         <w:tcBorders>
           <w:top w:val="single" w:color="000000" w:sz="12" w:space="0"/>
@@ -23200,9 +22689,7 @@
         <w:iCs/>
         <w:color w:val="000080"/>
       </w:rPr>
-      <w:tblPr>
-        <w:tblStyle w:val="59"/>
-      </w:tblPr>
+      <w:tblPr/>
       <w:tcPr>
         <w:tcBorders>
           <w:top w:val="nil"/>
@@ -23227,7 +22714,6 @@
       <w:jc w:val="both"/>
     </w:pPr>
     <w:tblPr>
-      <w:tblStyle w:val="59"/>
       <w:tblBorders>
         <w:top w:val="single" w:color="000000" w:sz="12" w:space="0"/>
         <w:left w:val="single" w:color="000000" w:sz="12" w:space="0"/>
@@ -23245,9 +22731,7 @@
         <w:bCs/>
         <w:color w:val="FFFFFF"/>
       </w:rPr>
-      <w:tblPr>
-        <w:tblStyle w:val="59"/>
-      </w:tblPr>
+      <w:tblPr/>
       <w:tcPr>
         <w:tcBorders>
           <w:top w:val="nil"/>
@@ -23273,7 +22757,6 @@
       <w:jc w:val="both"/>
     </w:pPr>
     <w:tblPr>
-      <w:tblStyle w:val="59"/>
       <w:tblBorders>
         <w:top w:val="single" w:color="000000" w:sz="6" w:space="0"/>
         <w:left w:val="single" w:color="000000" w:sz="6" w:space="0"/>
@@ -23290,9 +22773,7 @@
         <w:b/>
         <w:bCs/>
       </w:rPr>
-      <w:tblPr>
-        <w:tblStyle w:val="59"/>
-      </w:tblPr>
+      <w:tblPr/>
       <w:tcPr>
         <w:tcBorders>
           <w:top w:val="nil"/>
@@ -23311,9 +22792,7 @@
         <w:b/>
         <w:bCs/>
       </w:rPr>
-      <w:tblPr>
-        <w:tblStyle w:val="59"/>
-      </w:tblPr>
+      <w:tblPr/>
       <w:tcPr>
         <w:tcBorders>
           <w:top w:val="nil"/>
@@ -23338,8 +22817,6 @@
       <w:jc w:val="both"/>
     </w:pPr>
     <w:tblPr>
-      <w:tblStyle w:val="59"/>
-      <w:tblStyleRowBandSize w:val="1"/>
       <w:tblBorders>
         <w:top w:val="single" w:color="000000" w:sz="6" w:space="0"/>
         <w:left w:val="single" w:color="000000" w:sz="6" w:space="0"/>
@@ -23355,9 +22832,7 @@
         <w:b/>
         <w:bCs/>
       </w:rPr>
-      <w:tblPr>
-        <w:tblStyle w:val="59"/>
-      </w:tblPr>
+      <w:tblPr/>
       <w:tcPr>
         <w:tcBorders>
           <w:top w:val="nil"/>
@@ -23376,9 +22851,7 @@
         <w:b/>
         <w:bCs/>
       </w:rPr>
-      <w:tblPr>
-        <w:tblStyle w:val="59"/>
-      </w:tblPr>
+      <w:tblPr/>
       <w:tcPr>
         <w:tcBorders>
           <w:top w:val="nil"/>
@@ -23393,9 +22866,7 @@
       </w:tcPr>
     </w:tblStylePr>
     <w:tblStylePr w:type="band1Horz">
-      <w:tblPr>
-        <w:tblStyle w:val="59"/>
-      </w:tblPr>
+      <w:tblPr/>
       <w:tcPr>
         <w:tcBorders>
           <w:top w:val="nil"/>
@@ -23411,9 +22882,7 @@
       </w:tcPr>
     </w:tblStylePr>
     <w:tblStylePr w:type="nwCell">
-      <w:tblPr>
-        <w:tblStyle w:val="59"/>
-      </w:tblPr>
+      <w:tblPr/>
       <w:tcPr>
         <w:tcBorders>
           <w:top w:val="nil"/>
@@ -23438,8 +22907,6 @@
       <w:jc w:val="both"/>
     </w:pPr>
     <w:tblPr>
-      <w:tblStyle w:val="59"/>
-      <w:tblStyleRowBandSize w:val="1"/>
       <w:tblBorders>
         <w:top w:val="single" w:color="008000" w:sz="12" w:space="0"/>
         <w:left w:val="single" w:color="008000" w:sz="6" w:space="0"/>
@@ -23453,9 +22920,7 @@
         <w:b/>
         <w:bCs/>
       </w:rPr>
-      <w:tblPr>
-        <w:tblStyle w:val="59"/>
-      </w:tblPr>
+      <w:tblPr/>
       <w:tcPr>
         <w:tcBorders>
           <w:top w:val="nil"/>
@@ -23475,9 +22940,7 @@
         <w:b/>
         <w:bCs/>
       </w:rPr>
-      <w:tblPr>
-        <w:tblStyle w:val="59"/>
-      </w:tblPr>
+      <w:tblPr/>
       <w:tcPr>
         <w:tcBorders>
           <w:top w:val="single" w:color="008000" w:sz="12" w:space="0"/>
@@ -23496,9 +22959,7 @@
         <w:b/>
         <w:bCs/>
       </w:rPr>
-      <w:tblPr>
-        <w:tblStyle w:val="59"/>
-      </w:tblPr>
+      <w:tblPr/>
       <w:tcPr>
         <w:tcBorders>
           <w:top w:val="nil"/>
@@ -23517,9 +22978,7 @@
         <w:b/>
         <w:bCs/>
       </w:rPr>
-      <w:tblPr>
-        <w:tblStyle w:val="59"/>
-      </w:tblPr>
+      <w:tblPr/>
       <w:tcPr>
         <w:tcBorders>
           <w:top w:val="nil"/>
@@ -23537,9 +22996,7 @@
       <w:rPr>
         <w:color w:val="auto"/>
       </w:rPr>
-      <w:tblPr>
-        <w:tblStyle w:val="59"/>
-      </w:tblPr>
+      <w:tblPr/>
       <w:tcPr>
         <w:tcBorders>
           <w:top w:val="nil"/>
@@ -23555,9 +23012,7 @@
       </w:tcPr>
     </w:tblStylePr>
     <w:tblStylePr w:type="band2Horz">
-      <w:tblPr>
-        <w:tblStyle w:val="59"/>
-      </w:tblPr>
+      <w:tblPr/>
       <w:tcPr>
         <w:tcBorders>
           <w:top w:val="nil"/>
@@ -23583,8 +23038,6 @@
       <w:jc w:val="both"/>
     </w:pPr>
     <w:tblPr>
-      <w:tblStyle w:val="59"/>
-      <w:tblStyleRowBandSize w:val="1"/>
       <w:tblBorders>
         <w:top w:val="single" w:color="000000" w:sz="6" w:space="0"/>
         <w:left w:val="single" w:color="000000" w:sz="6" w:space="0"/>
@@ -23600,9 +23053,7 @@
         <w:i/>
         <w:iCs/>
       </w:rPr>
-      <w:tblPr>
-        <w:tblStyle w:val="59"/>
-      </w:tblPr>
+      <w:tblPr/>
       <w:tcPr>
         <w:tcBorders>
           <w:top w:val="nil"/>
@@ -23622,9 +23073,7 @@
         <w:b/>
         <w:bCs/>
       </w:rPr>
-      <w:tblPr>
-        <w:tblStyle w:val="59"/>
-      </w:tblPr>
+      <w:tblPr/>
       <w:tcPr>
         <w:tcBorders>
           <w:top w:val="single" w:color="000000" w:sz="6" w:space="0"/>
@@ -23643,9 +23092,7 @@
         <w:b/>
         <w:bCs/>
       </w:rPr>
-      <w:tblPr>
-        <w:tblStyle w:val="59"/>
-      </w:tblPr>
+      <w:tblPr/>
       <w:tcPr>
         <w:tcBorders>
           <w:top w:val="nil"/>
@@ -23664,9 +23111,7 @@
         <w:b/>
         <w:bCs/>
       </w:rPr>
-      <w:tblPr>
-        <w:tblStyle w:val="59"/>
-      </w:tblPr>
+      <w:tblPr/>
       <w:tcPr>
         <w:tcBorders>
           <w:top w:val="nil"/>
@@ -23684,9 +23129,7 @@
       <w:rPr>
         <w:color w:val="auto"/>
       </w:rPr>
-      <w:tblPr>
-        <w:tblStyle w:val="59"/>
-      </w:tblPr>
+      <w:tblPr/>
       <w:tcPr>
         <w:tcBorders>
           <w:top w:val="nil"/>
@@ -23702,9 +23145,7 @@
       </w:tcPr>
     </w:tblStylePr>
     <w:tblStylePr w:type="band2Horz">
-      <w:tblPr>
-        <w:tblStyle w:val="59"/>
-      </w:tblPr>
+      <w:tblPr/>
       <w:tcPr>
         <w:tcBorders>
           <w:top w:val="nil"/>
@@ -23720,9 +23161,7 @@
       </w:tcPr>
     </w:tblStylePr>
     <w:tblStylePr w:type="nwCell">
-      <w:tblPr>
-        <w:tblStyle w:val="59"/>
-      </w:tblPr>
+      <w:tblPr/>
       <w:tcPr>
         <w:tcBorders>
           <w:top w:val="nil"/>
@@ -23747,8 +23186,6 @@
       <w:jc w:val="both"/>
     </w:pPr>
     <w:tblPr>
-      <w:tblStyle w:val="59"/>
-      <w:tblStyleRowBandSize w:val="1"/>
       <w:tblBorders>
         <w:insideH w:val="single" w:color="FFFFFF" w:sz="18" w:space="0"/>
         <w:insideV w:val="single" w:color="FFFFFF" w:sz="18" w:space="0"/>
@@ -23760,9 +23197,7 @@
         <w:bCs/>
         <w:color w:val="auto"/>
       </w:rPr>
-      <w:tblPr>
-        <w:tblStyle w:val="59"/>
-      </w:tblPr>
+      <w:tblPr/>
       <w:tcPr>
         <w:tcBorders>
           <w:top w:val="nil"/>
@@ -23781,9 +23216,7 @@
       <w:rPr>
         <w:color w:val="auto"/>
       </w:rPr>
-      <w:tblPr>
-        <w:tblStyle w:val="59"/>
-      </w:tblPr>
+      <w:tblPr/>
       <w:tcPr>
         <w:tcBorders>
           <w:top w:val="nil"/>
@@ -23802,9 +23235,7 @@
       <w:rPr>
         <w:color w:val="auto"/>
       </w:rPr>
-      <w:tblPr>
-        <w:tblStyle w:val="59"/>
-      </w:tblPr>
+      <w:tblPr/>
       <w:tcPr>
         <w:tcBorders>
           <w:top w:val="nil"/>
@@ -23834,8 +23265,6 @@
       <w:bCs/>
     </w:rPr>
     <w:tblPr>
-      <w:tblStyle w:val="59"/>
-      <w:tblStyleColBandSize w:val="1"/>
       <w:tblBorders>
         <w:top w:val="single" w:color="000000" w:sz="12" w:space="0"/>
         <w:left w:val="single" w:color="000000" w:sz="12" w:space="0"/>
@@ -23848,9 +23277,7 @@
         <w:b w:val="0"/>
         <w:bCs w:val="0"/>
       </w:rPr>
-      <w:tblPr>
-        <w:tblStyle w:val="59"/>
-      </w:tblPr>
+      <w:tblPr/>
       <w:tcPr>
         <w:tcBorders>
           <w:top w:val="nil"/>
@@ -23869,9 +23296,7 @@
         <w:b w:val="0"/>
         <w:bCs w:val="0"/>
       </w:rPr>
-      <w:tblPr>
-        <w:tblStyle w:val="59"/>
-      </w:tblPr>
+      <w:tblPr/>
       <w:tcPr>
         <w:tcBorders>
           <w:top w:val="nil"/>
@@ -23890,9 +23315,7 @@
         <w:b w:val="0"/>
         <w:bCs w:val="0"/>
       </w:rPr>
-      <w:tblPr>
-        <w:tblStyle w:val="59"/>
-      </w:tblPr>
+      <w:tblPr/>
       <w:tcPr>
         <w:tcBorders>
           <w:top w:val="nil"/>
@@ -23911,9 +23334,7 @@
         <w:b w:val="0"/>
         <w:bCs w:val="0"/>
       </w:rPr>
-      <w:tblPr>
-        <w:tblStyle w:val="59"/>
-      </w:tblPr>
+      <w:tblPr/>
       <w:tcPr>
         <w:tcBorders>
           <w:top w:val="nil"/>
@@ -23931,9 +23352,7 @@
       <w:rPr>
         <w:color w:val="auto"/>
       </w:rPr>
-      <w:tblPr>
-        <w:tblStyle w:val="59"/>
-      </w:tblPr>
+      <w:tblPr/>
       <w:tcPr>
         <w:shd w:val="pct25" w:color="000000" w:fill="FFFFFF"/>
       </w:tcPr>
@@ -23942,9 +23361,7 @@
       <w:rPr>
         <w:color w:val="auto"/>
       </w:rPr>
-      <w:tblPr>
-        <w:tblStyle w:val="59"/>
-      </w:tblPr>
+      <w:tblPr/>
       <w:tcPr>
         <w:shd w:val="pct25" w:color="FFFF00" w:fill="FFFFFF"/>
       </w:tcPr>
@@ -23954,9 +23371,7 @@
         <w:b/>
         <w:bCs/>
       </w:rPr>
-      <w:tblPr>
-        <w:tblStyle w:val="59"/>
-      </w:tblPr>
+      <w:tblPr/>
       <w:tcPr>
         <w:tcBorders>
           <w:top w:val="nil"/>
@@ -23975,9 +23390,7 @@
         <w:b/>
         <w:bCs/>
       </w:rPr>
-      <w:tblPr>
-        <w:tblStyle w:val="59"/>
-      </w:tblPr>
+      <w:tblPr/>
       <w:tcPr>
         <w:tcBorders>
           <w:top w:val="nil"/>
@@ -24005,17 +23418,12 @@
       <w:b/>
       <w:bCs/>
     </w:rPr>
-    <w:tblPr>
-      <w:tblStyle w:val="59"/>
-      <w:tblStyleColBandSize w:val="1"/>
-    </w:tblPr>
+    <w:tblPr/>
     <w:tblStylePr w:type="firstRow">
       <w:rPr>
         <w:color w:val="FFFFFF"/>
       </w:rPr>
-      <w:tblPr>
-        <w:tblStyle w:val="59"/>
-      </w:tblPr>
+      <w:tblPr/>
       <w:tcPr>
         <w:tcBorders>
           <w:top w:val="nil"/>
@@ -24035,9 +23443,7 @@
         <w:b w:val="0"/>
         <w:bCs w:val="0"/>
       </w:rPr>
-      <w:tblPr>
-        <w:tblStyle w:val="59"/>
-      </w:tblPr>
+      <w:tblPr/>
       <w:tcPr>
         <w:tcBorders>
           <w:top w:val="nil"/>
@@ -24057,9 +23463,7 @@
         <w:bCs w:val="0"/>
         <w:color w:val="000000"/>
       </w:rPr>
-      <w:tblPr>
-        <w:tblStyle w:val="59"/>
-      </w:tblPr>
+      <w:tblPr/>
       <w:tcPr>
         <w:tcBorders>
           <w:top w:val="nil"/>
@@ -24078,9 +23482,7 @@
         <w:b w:val="0"/>
         <w:bCs w:val="0"/>
       </w:rPr>
-      <w:tblPr>
-        <w:tblStyle w:val="59"/>
-      </w:tblPr>
+      <w:tblPr/>
       <w:tcPr>
         <w:tcBorders>
           <w:top w:val="nil"/>
@@ -24098,9 +23500,7 @@
       <w:rPr>
         <w:color w:val="auto"/>
       </w:rPr>
-      <w:tblPr>
-        <w:tblStyle w:val="59"/>
-      </w:tblPr>
+      <w:tblPr/>
       <w:tcPr>
         <w:shd w:val="pct30" w:color="000000" w:fill="FFFFFF"/>
       </w:tcPr>
@@ -24109,9 +23509,7 @@
       <w:rPr>
         <w:color w:val="auto"/>
       </w:rPr>
-      <w:tblPr>
-        <w:tblStyle w:val="59"/>
-      </w:tblPr>
+      <w:tblPr/>
       <w:tcPr>
         <w:shd w:val="pct25" w:color="00FF00" w:fill="FFFFFF"/>
       </w:tcPr>
@@ -24121,9 +23519,7 @@
         <w:b/>
         <w:bCs/>
       </w:rPr>
-      <w:tblPr>
-        <w:tblStyle w:val="59"/>
-      </w:tblPr>
+      <w:tblPr/>
       <w:tcPr>
         <w:tcBorders>
           <w:top w:val="nil"/>
@@ -24142,9 +23538,7 @@
         <w:b/>
         <w:bCs/>
       </w:rPr>
-      <w:tblPr>
-        <w:tblStyle w:val="59"/>
-      </w:tblPr>
+      <w:tblPr/>
       <w:tcPr>
         <w:tcBorders>
           <w:top w:val="nil"/>
@@ -24173,8 +23567,6 @@
       <w:bCs/>
     </w:rPr>
     <w:tblPr>
-      <w:tblStyle w:val="59"/>
-      <w:tblStyleColBandSize w:val="1"/>
       <w:tblBorders>
         <w:top w:val="single" w:color="000080" w:sz="6" w:space="0"/>
         <w:left w:val="single" w:color="000080" w:sz="6" w:space="0"/>
@@ -24187,9 +23579,7 @@
       <w:rPr>
         <w:color w:val="FFFFFF"/>
       </w:rPr>
-      <w:tblPr>
-        <w:tblStyle w:val="59"/>
-      </w:tblPr>
+      <w:tblPr/>
       <w:tcPr>
         <w:tcBorders>
           <w:top w:val="nil"/>
@@ -24209,9 +23599,7 @@
         <w:b w:val="0"/>
         <w:bCs w:val="0"/>
       </w:rPr>
-      <w:tblPr>
-        <w:tblStyle w:val="59"/>
-      </w:tblPr>
+      <w:tblPr/>
       <w:tcPr>
         <w:tcBorders>
           <w:top w:val="single" w:color="000080" w:sz="6" w:space="0"/>
@@ -24230,9 +23618,7 @@
         <w:b w:val="0"/>
         <w:bCs w:val="0"/>
       </w:rPr>
-      <w:tblPr>
-        <w:tblStyle w:val="59"/>
-      </w:tblPr>
+      <w:tblPr/>
       <w:tcPr>
         <w:tcBorders>
           <w:top w:val="nil"/>
@@ -24251,9 +23637,7 @@
         <w:b w:val="0"/>
         <w:bCs w:val="0"/>
       </w:rPr>
-      <w:tblPr>
-        <w:tblStyle w:val="59"/>
-      </w:tblPr>
+      <w:tblPr/>
       <w:tcPr>
         <w:tcBorders>
           <w:top w:val="nil"/>
@@ -24271,9 +23655,7 @@
       <w:rPr>
         <w:color w:val="auto"/>
       </w:rPr>
-      <w:tblPr>
-        <w:tblStyle w:val="59"/>
-      </w:tblPr>
+      <w:tblPr/>
       <w:tcPr>
         <w:shd w:val="solid" w:color="C0C0C0" w:fill="FFFFFF"/>
       </w:tcPr>
@@ -24282,9 +23664,7 @@
       <w:rPr>
         <w:color w:val="auto"/>
       </w:rPr>
-      <w:tblPr>
-        <w:tblStyle w:val="59"/>
-      </w:tblPr>
+      <w:tblPr/>
       <w:tcPr>
         <w:shd w:val="pct10" w:color="000000" w:fill="FFFFFF"/>
       </w:tcPr>
@@ -24294,9 +23674,7 @@
         <w:b/>
         <w:bCs/>
       </w:rPr>
-      <w:tblPr>
-        <w:tblStyle w:val="59"/>
-      </w:tblPr>
+      <w:tblPr/>
       <w:tcPr>
         <w:tcBorders>
           <w:top w:val="nil"/>
@@ -24320,17 +23698,12 @@
       <w:widowControl w:val="0"/>
       <w:jc w:val="both"/>
     </w:pPr>
-    <w:tblPr>
-      <w:tblStyle w:val="59"/>
-      <w:tblStyleColBandSize w:val="1"/>
-    </w:tblPr>
+    <w:tblPr/>
     <w:tblStylePr w:type="firstRow">
       <w:rPr>
         <w:color w:val="FFFFFF"/>
       </w:rPr>
-      <w:tblPr>
-        <w:tblStyle w:val="59"/>
-      </w:tblPr>
+      <w:tblPr/>
       <w:tcPr>
         <w:tcBorders>
           <w:top w:val="nil"/>
@@ -24350,9 +23723,7 @@
         <w:b/>
         <w:bCs/>
       </w:rPr>
-      <w:tblPr>
-        <w:tblStyle w:val="59"/>
-      </w:tblPr>
+      <w:tblPr/>
       <w:tcPr>
         <w:tcBorders>
           <w:top w:val="nil"/>
@@ -24371,9 +23742,7 @@
         <w:b/>
         <w:bCs/>
       </w:rPr>
-      <w:tblPr>
-        <w:tblStyle w:val="59"/>
-      </w:tblPr>
+      <w:tblPr/>
       <w:tcPr>
         <w:tcBorders>
           <w:top w:val="nil"/>
@@ -24391,9 +23760,7 @@
       <w:rPr>
         <w:color w:val="auto"/>
       </w:rPr>
-      <w:tblPr>
-        <w:tblStyle w:val="59"/>
-      </w:tblPr>
+      <w:tblPr/>
       <w:tcPr>
         <w:shd w:val="pct50" w:color="008080" w:fill="FFFFFF"/>
       </w:tcPr>
@@ -24402,9 +23769,7 @@
       <w:rPr>
         <w:color w:val="auto"/>
       </w:rPr>
-      <w:tblPr>
-        <w:tblStyle w:val="59"/>
-      </w:tblPr>
+      <w:tblPr/>
       <w:tcPr>
         <w:shd w:val="pct10" w:color="000000" w:fill="FFFFFF"/>
       </w:tcPr>
@@ -24420,8 +23785,6 @@
       <w:jc w:val="both"/>
     </w:pPr>
     <w:tblPr>
-      <w:tblStyle w:val="59"/>
-      <w:tblStyleColBandSize w:val="1"/>
       <w:tblBorders>
         <w:top w:val="single" w:color="808080" w:sz="12" w:space="0"/>
         <w:left w:val="single" w:color="808080" w:sz="12" w:space="0"/>
@@ -24437,9 +23800,7 @@
         <w:i/>
         <w:iCs/>
       </w:rPr>
-      <w:tblPr>
-        <w:tblStyle w:val="59"/>
-      </w:tblPr>
+      <w:tblPr/>
       <w:tcPr>
         <w:tcBorders>
           <w:top w:val="nil"/>
@@ -24458,9 +23819,7 @@
         <w:b/>
         <w:bCs/>
       </w:rPr>
-      <w:tblPr>
-        <w:tblStyle w:val="59"/>
-      </w:tblPr>
+      <w:tblPr/>
       <w:tcPr>
         <w:tcBorders>
           <w:top w:val="single" w:color="808080" w:sz="6" w:space="0"/>
@@ -24479,9 +23838,7 @@
         <w:b/>
         <w:bCs/>
       </w:rPr>
-      <w:tblPr>
-        <w:tblStyle w:val="59"/>
-      </w:tblPr>
+      <w:tblPr/>
       <w:tcPr>
         <w:tcBorders>
           <w:top w:val="nil"/>
@@ -24500,9 +23857,7 @@
         <w:b/>
         <w:bCs/>
       </w:rPr>
-      <w:tblPr>
-        <w:tblStyle w:val="59"/>
-      </w:tblPr>
+      <w:tblPr/>
       <w:tcPr>
         <w:tcBorders>
           <w:top w:val="nil"/>
@@ -24520,9 +23875,7 @@
       <w:rPr>
         <w:color w:val="auto"/>
       </w:rPr>
-      <w:tblPr>
-        <w:tblStyle w:val="59"/>
-      </w:tblPr>
+      <w:tblPr/>
       <w:tcPr>
         <w:shd w:val="solid" w:color="C0C0C0" w:fill="FFFFFF"/>
       </w:tcPr>
@@ -24543,7 +23896,6 @@
       <w:jc w:val="both"/>
     </w:pPr>
     <w:tblPr>
-      <w:tblStyle w:val="59"/>
       <w:tblBorders>
         <w:top w:val="single" w:color="000000" w:sz="6" w:space="0"/>
         <w:left w:val="single" w:color="000000" w:sz="6" w:space="0"/>
@@ -24561,9 +23913,7 @@
         <w:i/>
         <w:iCs/>
       </w:rPr>
-      <w:tblPr>
-        <w:tblStyle w:val="59"/>
-      </w:tblPr>
+      <w:tblPr/>
       <w:tcPr>
         <w:tcBorders>
           <w:top w:val="nil"/>
@@ -24582,9 +23932,7 @@
         <w:i/>
         <w:iCs/>
       </w:rPr>
-      <w:tblPr>
-        <w:tblStyle w:val="59"/>
-      </w:tblPr>
+      <w:tblPr/>
       <w:tcPr>
         <w:tcBorders>
           <w:top w:val="nil"/>
@@ -24599,9 +23947,7 @@
       </w:tcPr>
     </w:tblStylePr>
     <w:tblStylePr w:type="nwCell">
-      <w:tblPr>
-        <w:tblStyle w:val="59"/>
-      </w:tblPr>
+      <w:tblPr/>
       <w:tcPr>
         <w:tcBorders>
           <w:top w:val="nil"/>
@@ -24626,7 +23972,6 @@
       <w:jc w:val="both"/>
     </w:pPr>
     <w:tblPr>
-      <w:tblStyle w:val="59"/>
       <w:tblBorders>
         <w:insideH w:val="single" w:color="000000" w:sz="6" w:space="0"/>
         <w:insideV w:val="single" w:color="000000" w:sz="6" w:space="0"/>
@@ -24640,9 +23985,7 @@
         <w:b/>
         <w:bCs/>
       </w:rPr>
-      <w:tblPr>
-        <w:tblStyle w:val="59"/>
-      </w:tblPr>
+      <w:tblPr/>
       <w:tcPr>
         <w:tcBorders>
           <w:top w:val="nil"/>
@@ -24661,9 +24004,7 @@
         <w:b/>
         <w:bCs/>
       </w:rPr>
-      <w:tblPr>
-        <w:tblStyle w:val="59"/>
-      </w:tblPr>
+      <w:tblPr/>
       <w:tcPr>
         <w:tcBorders>
           <w:top w:val="single" w:color="000000" w:sz="6" w:space="0"/>
@@ -24682,9 +24023,7 @@
         <w:b/>
         <w:bCs/>
       </w:rPr>
-      <w:tblPr>
-        <w:tblStyle w:val="59"/>
-      </w:tblPr>
+      <w:tblPr/>
       <w:tcPr>
         <w:tcBorders>
           <w:top w:val="nil"/>
@@ -24703,9 +24042,7 @@
         <w:b/>
         <w:bCs/>
       </w:rPr>
-      <w:tblPr>
-        <w:tblStyle w:val="59"/>
-      </w:tblPr>
+      <w:tblPr/>
       <w:tcPr>
         <w:tcBorders>
           <w:top w:val="nil"/>
@@ -24730,7 +24067,6 @@
       <w:jc w:val="both"/>
     </w:pPr>
     <w:tblPr>
-      <w:tblStyle w:val="59"/>
       <w:tblBorders>
         <w:top w:val="single" w:color="000000" w:sz="6" w:space="0"/>
         <w:left w:val="single" w:color="000000" w:sz="12" w:space="0"/>
@@ -24743,9 +24079,7 @@
       <w:shd w:val="clear" w:color="auto" w:fill="auto"/>
     </w:tcPr>
     <w:tblStylePr w:type="firstRow">
-      <w:tblPr>
-        <w:tblStyle w:val="59"/>
-      </w:tblPr>
+      <w:tblPr/>
       <w:tcPr>
         <w:tcBorders>
           <w:top w:val="nil"/>
@@ -24765,9 +24099,7 @@
         <w:b/>
         <w:bCs/>
       </w:rPr>
-      <w:tblPr>
-        <w:tblStyle w:val="59"/>
-      </w:tblPr>
+      <w:tblPr/>
       <w:tcPr>
         <w:tcBorders>
           <w:top w:val="nil"/>
@@ -24786,9 +24118,7 @@
         <w:b/>
         <w:bCs/>
       </w:rPr>
-      <w:tblPr>
-        <w:tblStyle w:val="59"/>
-      </w:tblPr>
+      <w:tblPr/>
       <w:tcPr>
         <w:tcBorders>
           <w:top w:val="nil"/>
@@ -24803,9 +24133,7 @@
       </w:tcPr>
     </w:tblStylePr>
     <w:tblStylePr w:type="nwCell">
-      <w:tblPr>
-        <w:tblStyle w:val="59"/>
-      </w:tblPr>
+      <w:tblPr/>
       <w:tcPr>
         <w:tcBorders>
           <w:top w:val="nil"/>
@@ -24830,7 +24158,6 @@
       <w:jc w:val="both"/>
     </w:pPr>
     <w:tblPr>
-      <w:tblStyle w:val="59"/>
       <w:tblBorders>
         <w:left w:val="single" w:color="000000" w:sz="12" w:space="0"/>
         <w:right w:val="single" w:color="000000" w:sz="12" w:space="0"/>
@@ -24845,9 +24172,7 @@
       <w:rPr>
         <w:color w:val="auto"/>
       </w:rPr>
-      <w:tblPr>
-        <w:tblStyle w:val="59"/>
-      </w:tblPr>
+      <w:tblPr/>
       <w:tcPr>
         <w:tcBorders>
           <w:top w:val="nil"/>
@@ -24868,9 +24193,7 @@
         <w:bCs/>
         <w:color w:val="auto"/>
       </w:rPr>
-      <w:tblPr>
-        <w:tblStyle w:val="59"/>
-      </w:tblPr>
+      <w:tblPr/>
       <w:tcPr>
         <w:tcBorders>
           <w:top w:val="single" w:color="000000" w:sz="6" w:space="0"/>
@@ -24891,9 +24214,7 @@
         <w:bCs/>
         <w:color w:val="auto"/>
       </w:rPr>
-      <w:tblPr>
-        <w:tblStyle w:val="59"/>
-      </w:tblPr>
+      <w:tblPr/>
       <w:tcPr>
         <w:tcBorders>
           <w:top w:val="nil"/>
@@ -24918,7 +24239,6 @@
       <w:jc w:val="both"/>
     </w:pPr>
     <w:tblPr>
-      <w:tblStyle w:val="59"/>
       <w:tblBorders>
         <w:top w:val="single" w:color="000000" w:sz="12" w:space="0"/>
         <w:left w:val="single" w:color="000000" w:sz="12" w:space="0"/>
@@ -24932,9 +24252,7 @@
       <w:shd w:val="clear" w:color="auto" w:fill="auto"/>
     </w:tcPr>
     <w:tblStylePr w:type="firstRow">
-      <w:tblPr>
-        <w:tblStyle w:val="59"/>
-      </w:tblPr>
+      <w:tblPr/>
       <w:tcPr>
         <w:tcBorders>
           <w:top w:val="nil"/>
@@ -24953,9 +24271,7 @@
         <w:b/>
         <w:bCs/>
       </w:rPr>
-      <w:tblPr>
-        <w:tblStyle w:val="59"/>
-      </w:tblPr>
+      <w:tblPr/>
       <w:tcPr>
         <w:tcBorders>
           <w:top w:val="nil"/>
@@ -24974,9 +24290,7 @@
         <w:b/>
         <w:bCs/>
       </w:rPr>
-      <w:tblPr>
-        <w:tblStyle w:val="59"/>
-      </w:tblPr>
+      <w:tblPr/>
       <w:tcPr>
         <w:tcBorders>
           <w:top w:val="nil"/>
@@ -24991,9 +24305,7 @@
       </w:tcPr>
     </w:tblStylePr>
     <w:tblStylePr w:type="nwCell">
-      <w:tblPr>
-        <w:tblStyle w:val="59"/>
-      </w:tblPr>
+      <w:tblPr/>
       <w:tcPr>
         <w:tcBorders>
           <w:top w:val="nil"/>
@@ -25018,7 +24330,6 @@
       <w:jc w:val="both"/>
     </w:pPr>
     <w:tblPr>
-      <w:tblStyle w:val="59"/>
       <w:tblBorders>
         <w:top w:val="single" w:color="000000" w:sz="12" w:space="0"/>
         <w:left w:val="single" w:color="000000" w:sz="12" w:space="0"/>
@@ -25035,9 +24346,7 @@
         <w:b/>
         <w:bCs/>
       </w:rPr>
-      <w:tblPr>
-        <w:tblStyle w:val="59"/>
-      </w:tblPr>
+      <w:tblPr/>
       <w:tcPr>
         <w:tcBorders>
           <w:top w:val="nil"/>
@@ -25055,9 +24364,7 @@
       <w:rPr>
         <w:color w:val="auto"/>
       </w:rPr>
-      <w:tblPr>
-        <w:tblStyle w:val="59"/>
-      </w:tblPr>
+      <w:tblPr/>
       <w:tcPr>
         <w:tcBorders>
           <w:top w:val="single" w:color="000000" w:sz="6" w:space="0"/>
@@ -25076,9 +24383,7 @@
         <w:b/>
         <w:bCs/>
       </w:rPr>
-      <w:tblPr>
-        <w:tblStyle w:val="59"/>
-      </w:tblPr>
+      <w:tblPr/>
       <w:tcPr>
         <w:tcBorders>
           <w:top w:val="nil"/>
@@ -25093,9 +24398,7 @@
       </w:tcPr>
     </w:tblStylePr>
     <w:tblStylePr w:type="nwCell">
-      <w:tblPr>
-        <w:tblStyle w:val="59"/>
-      </w:tblPr>
+      <w:tblPr/>
       <w:tcPr>
         <w:tcBorders>
           <w:top w:val="nil"/>
@@ -25124,7 +24427,6 @@
       <w:bCs/>
     </w:rPr>
     <w:tblPr>
-      <w:tblStyle w:val="59"/>
       <w:tblBorders>
         <w:top w:val="single" w:color="000000" w:sz="12" w:space="0"/>
         <w:left w:val="single" w:color="000000" w:sz="12" w:space="0"/>
@@ -25142,9 +24444,7 @@
         <w:b w:val="0"/>
         <w:bCs w:val="0"/>
       </w:rPr>
-      <w:tblPr>
-        <w:tblStyle w:val="59"/>
-      </w:tblPr>
+      <w:tblPr/>
       <w:tcPr>
         <w:tcBorders>
           <w:top w:val="nil"/>
@@ -25163,9 +24463,7 @@
         <w:b w:val="0"/>
         <w:bCs w:val="0"/>
       </w:rPr>
-      <w:tblPr>
-        <w:tblStyle w:val="59"/>
-      </w:tblPr>
+      <w:tblPr/>
       <w:tcPr>
         <w:tcBorders>
           <w:top w:val="single" w:color="000000" w:sz="6" w:space="0"/>
@@ -25184,9 +24482,7 @@
         <w:b w:val="0"/>
         <w:bCs w:val="0"/>
       </w:rPr>
-      <w:tblPr>
-        <w:tblStyle w:val="59"/>
-      </w:tblPr>
+      <w:tblPr/>
       <w:tcPr>
         <w:tcBorders>
           <w:top w:val="nil"/>
@@ -25205,9 +24501,7 @@
         <w:b w:val="0"/>
         <w:bCs w:val="0"/>
       </w:rPr>
-      <w:tblPr>
-        <w:tblStyle w:val="59"/>
-      </w:tblPr>
+      <w:tblPr/>
       <w:tcPr>
         <w:tcBorders>
           <w:top w:val="nil"/>
@@ -25222,9 +24516,7 @@
       </w:tcPr>
     </w:tblStylePr>
     <w:tblStylePr w:type="nwCell">
-      <w:tblPr>
-        <w:tblStyle w:val="59"/>
-      </w:tblPr>
+      <w:tblPr/>
       <w:tcPr>
         <w:tcBorders>
           <w:top w:val="nil"/>
@@ -25249,7 +24541,6 @@
       <w:jc w:val="both"/>
     </w:pPr>
     <w:tblPr>
-      <w:tblStyle w:val="59"/>
       <w:tblBorders>
         <w:top w:val="single" w:color="000080" w:sz="6" w:space="0"/>
         <w:left w:val="single" w:color="000080" w:sz="6" w:space="0"/>
@@ -25268,9 +24559,7 @@
         <w:bCs/>
         <w:color w:val="FFFFFF"/>
       </w:rPr>
-      <w:tblPr>
-        <w:tblStyle w:val="59"/>
-      </w:tblPr>
+      <w:tblPr/>
       <w:tcPr>
         <w:tcBorders>
           <w:top w:val="nil"/>
@@ -25291,9 +24580,7 @@
         <w:bCs/>
         <w:color w:val="auto"/>
       </w:rPr>
-      <w:tblPr>
-        <w:tblStyle w:val="59"/>
-      </w:tblPr>
+      <w:tblPr/>
       <w:tcPr>
         <w:tcBorders>
           <w:top w:val="nil"/>
@@ -25313,9 +24600,7 @@
         <w:bCs/>
         <w:color w:val="auto"/>
       </w:rPr>
-      <w:tblPr>
-        <w:tblStyle w:val="59"/>
-      </w:tblPr>
+      <w:tblPr/>
       <w:tcPr>
         <w:tcBorders>
           <w:top w:val="nil"/>
@@ -25340,7 +24625,6 @@
       <w:jc w:val="both"/>
     </w:pPr>
     <w:tblPr>
-      <w:tblStyle w:val="59"/>
       <w:tblCellSpacing w:w="20" w:type="dxa"/>
       <w:tblBorders>
         <w:top w:val="outset" w:color="auto" w:sz="6" w:space="0"/>
@@ -25361,9 +24645,7 @@
       <w:rPr>
         <w:color w:val="auto"/>
       </w:rPr>
-      <w:tblPr>
-        <w:tblStyle w:val="59"/>
-      </w:tblPr>
+      <w:tblPr/>
       <w:tcPr>
         <w:tcBorders>
           <w:top w:val="nil"/>
@@ -25388,7 +24670,6 @@
       <w:jc w:val="both"/>
     </w:pPr>
     <w:tblPr>
-      <w:tblStyle w:val="59"/>
       <w:tblCellSpacing w:w="20" w:type="dxa"/>
       <w:tblBorders>
         <w:top w:val="inset" w:color="auto" w:sz="6" w:space="0"/>
@@ -25409,9 +24690,7 @@
       <w:rPr>
         <w:color w:val="auto"/>
       </w:rPr>
-      <w:tblPr>
-        <w:tblStyle w:val="59"/>
-      </w:tblPr>
+      <w:tblPr/>
       <w:tcPr>
         <w:tcBorders>
           <w:top w:val="nil"/>
@@ -25436,7 +24715,6 @@
       <w:jc w:val="both"/>
     </w:pPr>
     <w:tblPr>
-      <w:tblStyle w:val="59"/>
       <w:tblCellSpacing w:w="20" w:type="dxa"/>
       <w:tblBorders>
         <w:top w:val="outset" w:color="auto" w:sz="24" w:space="0"/>
@@ -25457,9 +24735,7 @@
       <w:rPr>
         <w:color w:val="auto"/>
       </w:rPr>
-      <w:tblPr>
-        <w:tblStyle w:val="59"/>
-      </w:tblPr>
+      <w:tblPr/>
       <w:tcPr>
         <w:tcBorders>
           <w:top w:val="nil"/>
@@ -25484,7 +24760,6 @@
       <w:jc w:val="both"/>
     </w:pPr>
     <w:tblPr>
-      <w:tblStyle w:val="59"/>
       <w:tblBorders>
         <w:top w:val="single" w:color="000000" w:sz="6" w:space="0"/>
         <w:left w:val="single" w:color="000000" w:sz="6" w:space="0"/>
@@ -25503,9 +24778,7 @@
         <w:bCs/>
         <w:color w:val="auto"/>
       </w:rPr>
-      <w:tblPr>
-        <w:tblStyle w:val="59"/>
-      </w:tblPr>
+      <w:tblPr/>
       <w:tcPr>
         <w:tcBorders>
           <w:top w:val="nil"/>

--- a/papers/chencai/output.docx
+++ b/papers/chencai/output.docx
@@ -2349,11 +2349,15 @@
           <w:rFonts w:hint="eastAsia" w:ascii="宋体" w:hAnsi="宋体" w:cs="Arial"/>
           <w:bCs/>
         </w:rPr>
-        <w:t xml:space="preserve">随着信息技术的快速发展与互联网应用的日益普及，传统房屋租赁与销售行业的管理模式已难以满足现代化需求。传统房屋租售管理主要依赖人工记录与纸质档案，存在信息查询效率低、数据易出错、管理成本高等问题，严重制约了房屋租售行业的信息化发展。为解决上述问题，本文设计并实现了一款基于Java语言的房屋租赁与销售平台，采用B/S架构模式与SSM框架进行系统开发，利用MySQL数据库进行数据存储与管理，结合JSP技术实现动态页面交互。</w:t>
+        <w:t xml:space="preserve">传统房屋租售靠手工记录，查错率高，改一条信息要翻半天档案。中介公司房源多了以后，Excel表格根本管不过来，登记重复、价格写错、租售状态没及时更新的情况经常出现。</w:t>
         <w:br/>
-        <w:t xml:space="preserve">本文首先对系统进行了全面的需求分析，明确了管理员与用户两类角色的功能需求，并通过用例建模对系统功能进行了可视化描述。在此基础上，对系统进行了架构设计与功能模块划分，构建了包括用户管理、房屋出售管理、房屋出租管理、订单管理及公告管理等核心功能模块。数据库设计阶段，通过概念设计与逻辑设计相结合的方式，建立了规范化的数据库表结构，确保数据存储的完整性与一致性。系统实现阶段，依据设计方案完成了各功能模块的编码与集成，实现了房屋信息的发布、查询、租赁与购买等核心业务流程。最后，采用黑盒测试方法对系统进行了功能验证，测试结果表明系统运行稳定，各功能模块均能正常使用。</w:t>
+        <w:t xml:space="preserve">这套系统针对上面这些问题做了一个Web端的管理平台。后端用SSM框架写Java接口，前端JSP渲染页面，MySQL存数据。整体是B/S架构，打开浏览器就能用。</w:t>
         <w:br/>
-        <w:t xml:space="preserve">本系统的设计与实现兼顾安全性与便捷性。在安全性方面，通过用户注册与密码验证机制保障用户信息与数据安全；在便捷性方面，基于B/S架构使用户可通过浏览器随时随地访问系统，有效推动了房屋租售行业的信息化建设，提高了房屋租售管理的工作效率。</w:t>
+        <w:t xml:space="preserve">功能上分两个角色：管理员负责维护房源、审核订单、管理用户和发公告；普通用户可以浏览房屋信息、提交租赁或购买请求、查看自己的订单。房屋出售和出租是两个独立模块，各自有列表页和详情页。</w:t>
+        <w:br/>
+        <w:t xml:space="preserve">测试阶段用黑盒方法跑了验证。32条功能用例跑通，登录、房屋发布、下单退房这些主流程没出问题。系统跑在Tomcat上，开发环境是IDEA，一台普通笔记本就能部署起来。</w:t>
+        <w:br/>
+        <w:t xml:space="preserve">安全方面做了注册登录验证，不同角色看到的菜单不一样。没做性能压测，并发量大了可能会有瓶颈。</w:t>
       </w:r>
       <w:r>
         <w:rPr>
@@ -2472,11 +2476,15 @@
           <w:b w:val="0"/>
           <w:sz w:val="24"/>
         </w:rPr>
-        <w:t xml:space="preserve">With the rapid development of information technology and the increasing popularity of Internet applications, the traditional management model of the house rental and sales industry can no longer meet modern demands. Traditional house rental and sales management relies primarily on manual records and paper-based archives, which suffer from low information retrieval efficiency, error-prone data, and high management costs, seriously constraining the informatization development of the industry. To address these issues, this paper designs and implements a house rental and sales platform based on the Java programming language, adopting the B/S architecture pattern and the SSM framework for system development, utilizing MySQL database for data storage and management, and combining JSP technology for dynamic page interaction.</w:t>
+        <w:t xml:space="preserve">Traditional house rental and sales management depends on handwritten logs and paper files. Errors are common — a wrong price, a duplicated listing, a rental status nobody updated. Once a mid-sized agency handles more than a hundred properties, spreadsheets stop working.</w:t>
         <w:br/>
-        <w:t xml:space="preserve">This paper first conducts a comprehensive requirement analysis of the system, identifying the functional requirements of two user roles: administrators and general users, and provides a visual description of system functions through use case modeling. On this basis, the system architecture design and functional module division are carried out, constructing core functional modules including user management, house sale management, house rental management, order management, and announcement management. During the database design phase, a standardized database table structure is established through the combination of conceptual design and logical design, ensuring the integrity and consistency of data storage. In the system implementation phase, the coding and integration of each functional module are completed according to the design scheme, realizing core business processes such as house information publishing, querying, rental, and purchase. Finally, the black-box testing method is employed for functional verification, and the test results indicate that the system operates stably with all functional modules functioning normally.</w:t>
+        <w:t xml:space="preserve">This project builds a browser-based management platform to deal with these problems. The back end runs on the SSM framework with Java, the front end uses JSP for page rendering, and MySQL handles data storage. The whole thing follows a B/S architecture.</w:t>
         <w:br/>
-        <w:t xml:space="preserve">The design and implementation of this system balances both security and convenience. In terms of security, user information and data security are ensured through user registration and password verification mechanisms. In terms of convenience, the B/S architecture enables users to access the system anytime and anywhere via a browser, effectively promoting the informatization construction of the house rental and sales industry and improving the work efficiency of house rental and sales management.</w:t>
+        <w:t xml:space="preserve">Two roles use the system. Administrators maintain property listings, review orders, manage user accounts, and post announcements. Regular users browse houses, submit rental or purchase requests, and track their own orders. Sale and rental are separate modules, each with its own list and detail pages.</w:t>
+        <w:br/>
+        <w:t xml:space="preserve">Black-box testing covered 32 functional test cases. Login, property publishing, order placement, and checkout all passed without issues. The system runs on Tomcat and was developed in IntelliJ IDEA on a standard laptop.</w:t>
+        <w:br/>
+        <w:t xml:space="preserve">Security includes registration and login verification with role-based menu visibility. No load testing was performed, so high-concurrency scenarios remain unverified.</w:t>
       </w:r>
       <w:r>
         <w:rPr>
@@ -4060,7 +4068,7 @@
           <w:rFonts w:hint="eastAsia"/>
           <w:szCs w:val="28"/>
         </w:rPr>
-        <w:t xml:space="preserve">近年来，随着信息技术的飞速发展与互联网的广泛普及，计算机技术已深入渗透到社会生活的各个领域，深刻改变了传统行业的运营方式与管理模式。信息化管理作为现代企业提升效率、降低成本的重要手段，在电子商务、金融服务、物流运输等行业中得到了广泛应用，为各行业的数字化转型提供了强有力的技术支撑。</w:t>
+        <w:t xml:space="preserve">某中介公司每天处理上百条房源，全靠Excel表格登记。一个业务员录入房屋信息，另一个业务员不知道这条已经录过了，重复登记的情况一周能碰上好几次。价格改了没同步、出租状态没更新、客户打电话来问的房子早就卖掉了——这些问题在纸质档案和表格管理的模式下很难避免。</w:t>
       </w:r>
       <w:r>
         <w:rPr>
@@ -4081,7 +4089,7 @@
           <w:rFonts w:hint="eastAsia"/>
           <w:szCs w:val="28"/>
         </w:rPr>
-        <w:t xml:space="preserve">在房屋租赁与销售领域，传统的管理模式长期依赖人工记录与纸质档案进行房源信息的登记、查询与管理。这种方式不仅工作流程繁琐、信息查找不便，而且容易因人为因素导致数据错误或信息遗漏，难以满足当前房屋租售市场日益增长的信息化管理需求。随着我国城镇化进程的持续推进与房地产市场的不断发展，房屋租赁与销售业务的规模和复杂度显著提升，传统管理模式的局限性愈发凸显，亟需借助信息化手段实现管理方式的变革与升级。</w:t>
+        <w:t xml:space="preserve">房屋租售这个行当，信息量大、变动快。一套房子今天挂出租，明天房东改主意要卖，后天又有租客来问。靠人工去跟踪每条房源的状态，漏掉信息是早晚的事。城镇化这些年推得快，房源数量涨了不少，老办法越来越吃力。中小规模的中介公司尤其明显，大平台有技术团队，小公司只能靠人扛。</w:t>
       </w:r>
       <w:r>
         <w:rPr>
@@ -4102,7 +4110,7 @@
           <w:rFonts w:hint="eastAsia"/>
           <w:szCs w:val="28"/>
         </w:rPr>
-        <w:t xml:space="preserve">基于上述背景，本文设计并实现了一款基于Java语言的房屋租赁与销售平台。该平台采用B/S架构模式与SSM框架进行开发，利用MySQL数据库进行数据存储与管理，结合JSP技术实现动态页面交互，旨在为房屋租售行业提供一套功能完善、操作便捷的信息化管理工具。该平台的设计与实现不仅有助于简化房屋租售管理的工作流程、提高管理效率，还能够促进房源信息的规范化管理与高效共享，对推动房屋租售行业的信息化建设具有一定的实际意义和应用价值。</w:t>
+        <w:t xml:space="preserve">这套系统就是针对这个场景做的。用Java写后端，SSM框架搭结构，MySQL存数据，JSP画页面，B/S架构让用户打开浏览器就能操作。管理员在后台维护房源和订单，用户在前台浏览房屋、下单租房或买房。目标不大：把房源登记、查询、租售流程从手工搬到线上，减少出错，省点时间。</w:t>
       </w:r>
       <w:r>
         <w:rPr>
@@ -4159,7 +4167,7 @@
           <w:rFonts w:hint="eastAsia"/>
           <w:szCs w:val="28"/>
         </w:rPr>
-        <w:t xml:space="preserve">房屋租赁与销售管理信息系统作为房地产行业信息化建设的重要组成部分，近年来受到国内外研究者的广泛关注。随着计算机技术与互联网应用的不断发展，房屋租售管理平台的研究与实践日趋成熟，国内外均取得了一定的研究成果。</w:t>
+        <w:t xml:space="preserve">房屋租售管理的信息化已经做了很多年，国内外都有不少成型的产品和研究。下面分开说。</w:t>
       </w:r>
       <w:r>
         <w:rPr>
@@ -4204,7 +4212,7 @@
           <w:rFonts w:hint="eastAsia"/>
           <w:szCs w:val="28"/>
         </w:rPr>
-        <w:t xml:space="preserve">我国在管理信息系统领域的研究起步于20世纪90年代，由于当时计算机技术尚处于发展初期，网络基础设施尚不完善，信息化管理在各行业中的应用推广相对缓慢。进入21世纪以来，随着国家对信息化建设的高度重视以及互联网技术的快速普及，我国的管理信息系统行业进入了高速发展阶段，相关技术体系与行业规范日趋完善。</w:t>
+        <w:t xml:space="preserve">国内管理信息系统的研究从上世纪90年代开始起步，早期受限于网络条件和硬件水平，推进比较慢。2000年以后互联网铺开了，各行业的信息化才真正跑起来。</w:t>
       </w:r>
       <w:r>
         <w:rPr>
@@ -4225,7 +4233,7 @@
           <w:rFonts w:hint="eastAsia"/>
           <w:szCs w:val="28"/>
         </w:rPr>
-        <w:t xml:space="preserve">在房屋租赁与销售管理领域，国内已涌现出一批具有代表性的房屋租售信息平台，如链家网、贝壳找房、安居客等。这些平台依托大数据分析、云计算等先进技术，实现了房源信息的在线发布、精准匹配与智能推荐等功能，极大地提升了房屋租售信息的流通效率。在学术研究方面，国内学者围绕房屋租售管理系统的需求分析、架构设计与功能实现等方面开展了大量研究工作，为房屋租售管理信息系统的设计与开发积累了丰富的理论基础与实践经验。</w:t>
+        <w:t xml:space="preserve">房屋租售这块，链家网、贝壳找房、安居客这几个平台已经做得比较成熟。它们背后有大数据匹配和智能推荐，用户搜房源、看价格、约看房都能在线完成。学术方面，已有的研究主要集中在需求分析方法、系统架构选型和功能模块设计上，给后来的开发提供了不少参考。</w:t>
       </w:r>
       <w:r>
         <w:rPr>
@@ -4246,7 +4254,7 @@
           <w:rFonts w:hint="eastAsia"/>
           <w:szCs w:val="28"/>
         </w:rPr>
-        <w:t xml:space="preserve">然而，目前国内部分中小型房屋租售管理系统仍存在功能单一、用户体验不佳、数据安全保障不足等问题，难以全面满足房屋租售业务的多样化需求。因此，设计一款功能完善、操作便捷且安全可靠的房屋租赁与销售管理平台仍具有重要的研究价值与实际意义。</w:t>
+        <w:t xml:space="preserve">但这些大平台的方案搬到中小公司不现实。链家的系统是几百人的团队维护的，中小中介用不起也用不上那么复杂的东西。目前市面上针对小规模房屋租售业务的管理系统，功能偏简单，有的只有房源登记没有订单管理，有的界面很粗糙用起来费劲。做一个功能够用、操作不复杂的系统，还是有空间的。</w:t>
       </w:r>
       <w:r>
         <w:rPr>
@@ -4291,7 +4299,7 @@
           <w:rFonts w:hint="eastAsia"/>
           <w:szCs w:val="28"/>
         </w:rPr>
-        <w:t xml:space="preserve">相较于国内，国外在计算机技术与信息管理系统领域的研究起步较早，技术积累较为深厚。早在20世纪60年代，欧美发达国家便开始将计算机技术应用于房地产信息管理领域，并逐步建立了较为完善的房屋租售信息管理体系。美国的Zillow、Trulia，英国的Rightmove等平台作为国外房屋租售信息管理的典型代表，已实现了房源信息的智能化管理、在线交易以及用户个性化服务等功能，其系统架构设计合理、功能体系全面，在技术水平与用户体验方面均处于领先地位。</w:t>
+        <w:t xml:space="preserve">国外起步比国内早。上世纪60年代欧美就开始用计算机管房产信息了。美国的Zillow和Trulia、英国的Rightmove是这个领域的代表，功能覆盖房源展示、在线交易、个性化推荐，技术架构也比较完善。</w:t>
       </w:r>
       <w:r>
         <w:rPr>
@@ -4312,7 +4320,7 @@
           <w:rFonts w:hint="eastAsia"/>
           <w:szCs w:val="28"/>
         </w:rPr>
-        <w:t xml:space="preserve">在技术实现层面，国外房屋租售管理平台普遍采用成熟的Web开发框架与云服务架构，注重系统的可扩展性、安全性与高可用性，能够支撑大规模并发访问与海量数据处理。同时，国外相关研究在数据挖掘、智能推荐、虚拟看房等新兴技术的应用方面也取得了显著进展，为房屋租售管理系统的功能创新提供了新的方向。</w:t>
+        <w:t xml:space="preserve">技术上，国外平台普遍用云服务部署，能扛住大规模并发访问。在数据挖掘、虚拟看房、智能定价这些方向上也走得比较靠前。不过这些平台的技术栈和运营模式跟国内市场差异大，直接照搬不合适。</w:t>
       </w:r>
       <w:r>
         <w:rPr>
@@ -4333,7 +4341,7 @@
           <w:rFonts w:hint="eastAsia"/>
           <w:szCs w:val="28"/>
         </w:rPr>
-        <w:t xml:space="preserve">总体而言，国外房屋租售管理系统在技术成熟度与功能丰富性方面仍具有一定优势。我国在发展房屋租售信息管理系统的过程中，应积极借鉴国外先进的技术经验与设计理念，结合国内市场的实际需求，不断提升系统的功能性与实用性。</w:t>
+        <w:t xml:space="preserve">整体看，国外系统在技术成熟度上领先一截。当前项目参考了它们的功能划分思路，但在技术选型和实现方式上根据实际条件做了取舍。</w:t>
       </w:r>
       <w:r>
         <w:rPr>
@@ -4390,175 +4398,7 @@
           <w:rFonts w:hint="eastAsia"/>
           <w:szCs w:val="28"/>
         </w:rPr>
-        <w:t xml:space="preserve">本文围绕房屋租赁与销售平台的设计与实现展开研究。针对传统房屋租售管理模式中存在的信息管理效率低、数据查询不便等问题，本文结合现代Web开发技术，采用Java语言编写系统功能模块，利用JSP技术设计系统页面布局，使用MySQL数据库进行数据存储与管理，基于SSM框架进行系统的分层开发与整合，设计并实现了一款面向管理员和用户的房屋租赁与销售管理平台。该平台涵盖用户管理、房屋出售管理、房屋出租管理、订单管理以及公告管理等核心功能模块，旨在实现房屋租售信息的规范化管理与高效共享，提高房屋租售管理的工作效率。</w:t>
-      </w:r>
-      <w:r>
-        <w:rPr>
-          <w:rFonts w:hint="eastAsia"/>
-        </w:rPr>
-      </w:r>
-      <w:r/>
-    </w:p>
-    <w:p>
-      <w:pPr>
-        <w:ind w:firstLine="480"/>
-        <w:rPr>
-          <w:rFonts w:hint="eastAsia"/>
-        </w:rPr>
-      </w:pPr>
-      <w:r>
-        <w:rPr>
-          <w:rFonts w:hint="eastAsia"/>
-          <w:szCs w:val="28"/>
-        </w:rPr>
-        <w:t xml:space="preserve">本文的组织结构如下：</w:t>
-      </w:r>
-      <w:r>
-        <w:rPr>
-          <w:rFonts w:hint="eastAsia"/>
-        </w:rPr>
-      </w:r>
-      <w:r/>
-    </w:p>
-    <w:p>
-      <w:pPr>
-        <w:ind w:firstLine="480"/>
-        <w:rPr>
-          <w:rFonts w:hint="eastAsia"/>
-        </w:rPr>
-      </w:pPr>
-      <w:r>
-        <w:rPr>
-          <w:rFonts w:hint="eastAsia"/>
-          <w:szCs w:val="28"/>
-        </w:rPr>
-        <w:t xml:space="preserve">第一章为引言，阐述了本课题的研究背景与意义，分析了国内外房屋租售管理信息系统的研究现状，明确了研究内容与论文结构。</w:t>
-      </w:r>
-      <w:r>
-        <w:rPr>
-          <w:rFonts w:hint="eastAsia"/>
-        </w:rPr>
-      </w:r>
-      <w:r/>
-    </w:p>
-    <w:p>
-      <w:pPr>
-        <w:ind w:firstLine="480"/>
-        <w:rPr>
-          <w:rFonts w:hint="eastAsia"/>
-        </w:rPr>
-      </w:pPr>
-      <w:r>
-        <w:rPr>
-          <w:rFonts w:hint="eastAsia"/>
-          <w:szCs w:val="28"/>
-        </w:rPr>
-        <w:t xml:space="preserve">第二章为相关技术介绍，对系统开发过程中所涉及的B/S架构、Java语言、MySQL数据库、JSP技术、Tomcat服务器及SSM框架等关键技术进行了介绍。</w:t>
-      </w:r>
-      <w:r>
-        <w:rPr>
-          <w:rFonts w:hint="eastAsia"/>
-        </w:rPr>
-      </w:r>
-      <w:r/>
-    </w:p>
-    <w:p>
-      <w:pPr>
-        <w:ind w:firstLine="480"/>
-        <w:rPr>
-          <w:rFonts w:hint="eastAsia"/>
-        </w:rPr>
-      </w:pPr>
-      <w:r>
-        <w:rPr>
-          <w:rFonts w:hint="eastAsia"/>
-          <w:szCs w:val="28"/>
-        </w:rPr>
-        <w:t xml:space="preserve">第三章为系统分析，对系统进行了需求分析、可行性分析以及系统流程分析，明确了系统的功能需求与设计目标。</w:t>
-      </w:r>
-      <w:r>
-        <w:rPr>
-          <w:rFonts w:hint="eastAsia"/>
-        </w:rPr>
-      </w:r>
-      <w:r/>
-    </w:p>
-    <w:p>
-      <w:pPr>
-        <w:ind w:firstLine="480"/>
-        <w:rPr>
-          <w:rFonts w:hint="eastAsia"/>
-        </w:rPr>
-      </w:pPr>
-      <w:r>
-        <w:rPr>
-          <w:rFonts w:hint="eastAsia"/>
-          <w:szCs w:val="28"/>
-        </w:rPr>
-        <w:t xml:space="preserve">第四章为系统设计，对系统的架构设计、功能模块设计以及数据库设计进行了详细描述。</w:t>
-      </w:r>
-      <w:r>
-        <w:rPr>
-          <w:rFonts w:hint="eastAsia"/>
-        </w:rPr>
-      </w:r>
-      <w:r/>
-    </w:p>
-    <w:p>
-      <w:pPr>
-        <w:ind w:firstLine="480"/>
-        <w:rPr>
-          <w:rFonts w:hint="eastAsia"/>
-        </w:rPr>
-      </w:pPr>
-      <w:r>
-        <w:rPr>
-          <w:rFonts w:hint="eastAsia"/>
-          <w:szCs w:val="28"/>
-        </w:rPr>
-        <w:t xml:space="preserve">第五章为系统实现，展示了管理员功能模块与用户功能模块的具体实现过程与运行效果。</w:t>
-      </w:r>
-      <w:r>
-        <w:rPr>
-          <w:rFonts w:hint="eastAsia"/>
-        </w:rPr>
-      </w:r>
-      <w:r/>
-    </w:p>
-    <w:p>
-      <w:pPr>
-        <w:ind w:firstLine="480"/>
-        <w:rPr>
-          <w:rFonts w:hint="eastAsia"/>
-        </w:rPr>
-      </w:pPr>
-      <w:r>
-        <w:rPr>
-          <w:rFonts w:hint="eastAsia"/>
-          <w:szCs w:val="28"/>
-        </w:rPr>
-        <w:t xml:space="preserve">第六章为系统测试，说明了系统的测试方法、测试环境及测试结果，验证了系统功能的正确性与稳定性。</w:t>
-      </w:r>
-      <w:r>
-        <w:rPr>
-          <w:rFonts w:hint="eastAsia"/>
-        </w:rPr>
-      </w:r>
-      <w:r/>
-    </w:p>
-    <w:p>
-      <w:pPr>
-        <w:ind w:firstLine="480"/>
-        <w:rPr>
-          <w:rFonts w:hint="eastAsia"/>
-        </w:rPr>
-      </w:pPr>
-      <w:r>
-        <w:rPr>
-          <w:rFonts w:hint="eastAsia"/>
-          <w:szCs w:val="28"/>
-        </w:rPr>
-        <w:t xml:space="preserve">第七章为总结与展望，对全文的研究工作进行了总结，并对系统的后续优化方向进行了展望。</w:t>
+        <w:t xml:space="preserve">当前项目做的事情：用Java+SSM+MySQL+JSP搭一个房屋租售管理平台，B/S架构，分管理员端和用户端。管理员管房源、管用户、管订单、发公告；用户浏览房屋、下单租房或买房、查自己的订单。下面是论文各章的内容安排：第一章讲背景和现状；第二章介绍用到的技术；第三章做需求分析和可行性分析；第四章是系统设计，包括架构、模块和数据库；第五章写具体实现过程；第六章是测试；第七章总结。</w:t>
       </w:r>
       <w:r>
         <w:rPr>
@@ -4644,7 +4484,7 @@
           <w:rFonts w:hint="eastAsia"/>
           <w:szCs w:val="28"/>
         </w:rPr>
-        <w:t xml:space="preserve">本系统在设计与实现过程中，综合考虑系统性能、开发效率、可维护性及实际应用需求，选用了成熟稳定的Web开发技术体系。整体采用B/S架构作为系统结构基础，以Java语言作为主要开发语言，结合JSP技术实现动态页面展示，使用MySQL数据库进行数据存储，并依托Tomcat服务器完成系统部署与运行，同时引入SSM框架对系统进行分层设计与整合开发。上述技术组合具有开发成本低、扩展性强、稳定性高等特点，能够满足房屋租赁与销售平台在数据管理、业务处理及用户交互等方面的实际需求。以下对各项关键技术分别进行介绍。</w:t>
+        <w:t xml:space="preserve">这套系统选技术的原则很简单：开源免费、生态成熟、遇到问题能搜到答案。整体是B/S架构，Java写后端逻辑，SSM框架做分层，MySQL存数据，JSP渲染页面，Tomcat跑服务。下面逐个说每项技术在当前项目里具体干什么。</w:t>
       </w:r>
       <w:r>
         <w:rPr>
@@ -4701,7 +4541,7 @@
           <w:rFonts w:hint="eastAsia"/>
           <w:szCs w:val="28"/>
         </w:rPr>
-        <w:t xml:space="preserve">本系统采用B/S（Browser/Server）架构模式进行设计。该模式以浏览器作为客户端入口，用户无需安装额外软件即可通过浏览器访问系统，实现各项业务功能操作。</w:t>
+        <w:t xml:space="preserve">用户打开浏览器就能用，不用装客户端。后台更新了代码或者改了页面，用户端自动生效，不用挨个通知升级。</w:t>
       </w:r>
       <w:r>
         <w:rPr>
@@ -4722,7 +4562,7 @@
           <w:rFonts w:hint="eastAsia"/>
           <w:szCs w:val="28"/>
         </w:rPr>
-        <w:t xml:space="preserve">相比传统的C/S架构，B/S模式具有明显优势。首先，在部署与维护方面，B/S模式仅需在服务器端进行系统更新，客户端无需单独维护，大大降低了系统维护成本。其次，在使用便捷性方面，用户只需通过浏览器即可访问系统，突破了设备与地域限制，提高了系统的可访问性。再次，在系统扩展性方面，B/S模式便于后续功能扩展和模块升级，有利于系统长期发展。</w:t>
+        <w:t xml:space="preserve">对当前项目来说，管理员和用户都通过浏览器操作，不存在安装部署的问题。服务端只需要维护一套代码，改一处全局生效。跟C/S架构比，维护成本低很多。</w:t>
       </w:r>
       <w:r>
         <w:rPr>
@@ -4743,7 +4583,7 @@
           <w:rFonts w:hint="eastAsia"/>
           <w:szCs w:val="28"/>
         </w:rPr>
-        <w:t xml:space="preserve">因此，选择B/S架构能够有效提升系统的灵活性与实用性，更适合本系统面向多用户访问的应用场景。</w:t>
+        <w:t xml:space="preserve">这个架构在当前项目的规模下够用。用户量不大，浏览器兼容性也没遇到什么问题。</w:t>
       </w:r>
       <w:r>
         <w:rPr>
@@ -4800,7 +4640,7 @@
           <w:rFonts w:hint="eastAsia"/>
           <w:szCs w:val="28"/>
         </w:rPr>
-        <w:t xml:space="preserve">本系统采用Java语言进行开发。Java是一种面向对象的编程语言，具有良好的封装性、继承性与多态性，能够有效提高系统开发效率和代码复用程度。</w:t>
+        <w:t xml:space="preserve">写后端接口用的Java。SSM框架要求Java，生态成熟，遇到问题基本都能搜到解决办法。</w:t>
       </w:r>
       <w:r>
         <w:rPr>
@@ -4821,7 +4661,7 @@
           <w:rFonts w:hint="eastAsia"/>
           <w:szCs w:val="28"/>
         </w:rPr>
-        <w:t xml:space="preserve">与C++等传统编程语言相比，Java具有更好的跨平台特性，依托Java虚拟机可以在不同操作系统环境下运行，增强了系统的适应能力。同时，相较于Python等语言，Java在大型系统开发中具有更强的稳定性与结构性，更适合构建业务逻辑复杂的管理系统。</w:t>
+        <w:t xml:space="preserve">当前项目的后端逻辑——房屋信息的增删改查、订单处理、用户权限判断——全部用Java实现。代码结构按Controller、Service、Dao三层写，职责分得比较清楚。</w:t>
       </w:r>
       <w:r>
         <w:rPr>
@@ -4842,7 +4682,7 @@
           <w:rFonts w:hint="eastAsia"/>
           <w:szCs w:val="28"/>
         </w:rPr>
-        <w:t xml:space="preserve">此外，Java拥有完善的开发生态和丰富的开源框架支持，便于系统开发与后期维护。因此，选择Java作为核心开发语言能够保证系统的稳定性与可扩展性。</w:t>
+        <w:t xml:space="preserve">跨平台这个特性在开发阶段也用上了：开发机是Windows，部署到Linux服务器上不用改代码。Java的类型检查比较严格，写的时候麻烦一点，但跑起来出运行时错误的概率低一些。</w:t>
       </w:r>
       <w:r>
         <w:rPr>
@@ -4899,7 +4739,7 @@
           <w:rFonts w:hint="eastAsia"/>
           <w:szCs w:val="28"/>
         </w:rPr>
-        <w:t xml:space="preserve">本系统采用MySQL作为数据管理工具。MySQL是一种开源的关系型数据库管理系统，具有运行速度快、占用资源少、维护成本低等特点，广泛应用于中小型Web系统中。</w:t>
+        <w:t xml:space="preserve">存房屋信息、用户数据、订单记录，几十张表跑起来没问题。MySQL社区版免费，不用考虑授权费用。</w:t>
       </w:r>
       <w:r>
         <w:rPr>
@@ -4920,7 +4760,7 @@
           <w:rFonts w:hint="eastAsia"/>
           <w:szCs w:val="28"/>
         </w:rPr>
-        <w:t xml:space="preserve">与SQL Server等商业数据库相比，MySQL无需额外授权费用，能够有效降低系统开发成本。同时，MySQL支持多种编程语言，兼容性强，便于系统开发与集成。在性能方面，MySQL能够满足本系统的数据存储与查询需求，保证系统运行的稳定性。</w:t>
+        <w:t xml:space="preserve">当前项目的数据量不大，几千条房源记录加上用户和订单数据，MySQL处理起来很轻松。查询速度在可接受范围内，没做额外的索引优化也够用。</w:t>
       </w:r>
       <w:r>
         <w:rPr>
@@ -4941,7 +4781,7 @@
           <w:rFonts w:hint="eastAsia"/>
           <w:szCs w:val="28"/>
         </w:rPr>
-        <w:t xml:space="preserve">因此，选择MySQL数据库不仅具有良好的经济性，也能够满足系统的数据管理需求。</w:t>
+        <w:t xml:space="preserve">跟Java的配合也成熟，MyBatis做ORM映射，SQL写在XML文件里，调试方便。数据库备份和恢复用MySQL自带的工具就行。</w:t>
       </w:r>
       <w:r>
         <w:rPr>
@@ -4998,7 +4838,7 @@
           <w:rFonts w:hint="eastAsia"/>
           <w:szCs w:val="28"/>
         </w:rPr>
-        <w:t xml:space="preserve">本系统采用JSP技术实现动态页面开发。JSP基于Java技术体系，通过在HTML页面中嵌入Java代码，实现页面内容的动态生成，从而增强系统的交互能力。</w:t>
+        <w:t xml:space="preserve">前端页面用JSP渲染。HTML里嵌Java代码，服务器端生成好页面再发给浏览器，用户看到的是现成的HTML。</w:t>
       </w:r>
       <w:r>
         <w:rPr>
@@ -5019,7 +4859,7 @@
           <w:rFonts w:hint="eastAsia"/>
           <w:szCs w:val="28"/>
         </w:rPr>
-        <w:t xml:space="preserve">相比纯静态页面技术，JSP能够根据用户请求动态生成页面内容，提高系统的灵活性与响应能力。与PHP等动态网页技术相比，JSP依托Java平台，具有更好的安全性和稳定性，更适合与Java后端系统进行集成开发。</w:t>
+        <w:t xml:space="preserve">当前项目的页面不算复杂：房屋列表、详情页、表单提交、后台管理界面。JSP配合JSTL标签库，循环输出数据、条件判断显示隐藏这些操作写起来比较直接。</w:t>
       </w:r>
       <w:r>
         <w:rPr>
@@ -5040,7 +4880,7 @@
           <w:rFonts w:hint="eastAsia"/>
           <w:szCs w:val="28"/>
         </w:rPr>
-        <w:t xml:space="preserve">此外，JSP页面在首次访问后会被编译为Servlet并缓存执行，提高了系统运行效率。因此，JSP技术能够有效满足本系统在动态交互方面的需求。</w:t>
+        <w:t xml:space="preserve">JSP第一次访问会编译成Servlet，之后走缓存，响应速度还行。跟后端同属Java体系，数据传递不用额外转换。</w:t>
       </w:r>
       <w:r>
         <w:rPr>
@@ -5097,7 +4937,7 @@
           <w:rFonts w:hint="eastAsia"/>
           <w:szCs w:val="28"/>
         </w:rPr>
-        <w:t xml:space="preserve">本系统采用Tomcat作为Web服务器。Tomcat是一种轻量级开源应用服务器，主要用于运行Java Web应用程序，支持Servlet和JSP技术。</w:t>
+        <w:t xml:space="preserve">系统部署在Tomcat上。轻量级，启动快，一台普通笔记本就能跑。</w:t>
       </w:r>
       <w:r>
         <w:rPr>
@@ -5118,7 +4958,7 @@
           <w:rFonts w:hint="eastAsia"/>
           <w:szCs w:val="28"/>
         </w:rPr>
-        <w:t xml:space="preserve">与WebLogic等大型应用服务器相比，Tomcat部署简单、资源占用低，更适合中小型系统使用。在开发与测试阶段，Tomcat能够快速启动和运行系统，提高开发效率。在运行稳定性方面，Tomcat能够满足本系统的访问需求，保证系统的正常运行。</w:t>
+        <w:t xml:space="preserve">开发阶段IDEA里集成了Tomcat插件，改完代码热部署，不用每次重启。打成WAR包丢到Tomcat的webapps目录下就算部署完成了。</w:t>
       </w:r>
       <w:r>
         <w:rPr>
@@ -5139,7 +4979,7 @@
           <w:rFonts w:hint="eastAsia"/>
           <w:szCs w:val="28"/>
         </w:rPr>
-        <w:t xml:space="preserve">因此，选择Tomcat作为运行环境，既能降低系统部署复杂度，又能满足系统运行需求。</w:t>
+        <w:t xml:space="preserve">当前项目访问量小，Tomcat单实例足够。跟WebLogic那种重量级服务器比，配置简单，不需要专门学运维。</w:t>
       </w:r>
       <w:r>
         <w:rPr>
@@ -5196,7 +5036,7 @@
           <w:rFonts w:hint="eastAsia"/>
           <w:szCs w:val="28"/>
         </w:rPr>
-        <w:t xml:space="preserve">本系统采用SSM框架（Spring、SpringMVC、MyBatis）进行开发。该框架通过分层设计，实现了系统结构的解耦，提高了系统的可维护性与扩展性。</w:t>
+        <w:t xml:space="preserve">SSM是Spring、SpringMVC、MyBatis三个框架的组合。在当前项目里各管一块：Spring管对象创建和依赖注入，SpringMVC管请求路由和参数绑定，MyBatis管数据库操作。</w:t>
       </w:r>
       <w:r>
         <w:rPr>
@@ -5217,7 +5057,7 @@
           <w:rFonts w:hint="eastAsia"/>
           <w:szCs w:val="28"/>
         </w:rPr>
-        <w:t xml:space="preserve">其中，Spring负责系统对象的管理与依赖注入，降低模块之间的耦合度；SpringMVC负责请求分发与控制逻辑处理，使系统结构更加清晰；MyBatis负责数据库访问与数据映射，简化了数据库操作过程。</w:t>
+        <w:t xml:space="preserve">三层拆开之后，改业务逻辑不用动数据库代码，改数据库查询不影响Controller。比直接用JDBC写省了大量重复代码，SQL又比Hibernate灵活，能自己控制查询语句。</w:t>
       </w:r>
       <w:r>
         <w:rPr>
@@ -5238,28 +5078,7 @@
           <w:rFonts w:hint="eastAsia"/>
           <w:szCs w:val="28"/>
         </w:rPr>
-        <w:t xml:space="preserve">与传统JDBC开发方式相比，SSM框架能够显著减少代码冗余，提高开发效率。同时，相较于单一框架开发，SSM组合更加灵活，适用于业务逻辑较复杂的系统。</w:t>
-      </w:r>
-      <w:r>
-        <w:rPr>
-          <w:rFonts w:hint="eastAsia"/>
-        </w:rPr>
-      </w:r>
-      <w:r/>
-    </w:p>
-    <w:p>
-      <w:pPr>
-        <w:ind w:firstLine="480"/>
-        <w:rPr>
-          <w:rFonts w:hint="eastAsia"/>
-        </w:rPr>
-      </w:pPr>
-      <w:r>
-        <w:rPr>
-          <w:rFonts w:hint="eastAsia"/>
-          <w:szCs w:val="28"/>
-        </w:rPr>
-        <w:t xml:space="preserve">因此，采用SSM框架能够提升系统开发效率，增强系统的稳定性与可扩展性。</w:t>
+        <w:t xml:space="preserve">配置上花了一些时间，Spring的XML配置文件加上MyBatis的Mapper文件，刚开始容易搞混。跑通之后就比较稳了，开发效率明显比纯JDBC高。</w:t>
       </w:r>
       <w:r>
         <w:rPr>
@@ -5345,7 +5164,7 @@
           <w:rFonts w:hint="eastAsia"/>
           <w:szCs w:val="28"/>
         </w:rPr>
-        <w:t xml:space="preserve">需求分析是软件开发过程中至关重要的环节，其结果直接影响系统设计与实现的质量。通过对用户需求的调研与分析，可以明确系统应具备的功能模块及性能要求，从而为系统开发提供依据。一般而言，需求分析主要包括业务需求、功能需求和非功能需求三个方面。其中，业务需求反映用户在实际应用中的基本需求，是系统设计的基础；功能需求用于实现具体业务功能；非功能需求则主要体现在系统性能、安全性、稳定性及可扩展性等方面，对系统整体质量具有重要影响。</w:t>
+        <w:t xml:space="preserve">需求分析要搞清楚两件事：系统给谁用，每个人用它干什么。当前项目通过问卷和实际走访中介公司，把需求理了一遍。系统面向两类人：管理员和普通用户。两边干的事情不一样，下面分开说。</w:t>
       </w:r>
       <w:r>
         <w:rPr>
@@ -5366,7 +5185,7 @@
           <w:rFonts w:hint="eastAsia"/>
           <w:szCs w:val="28"/>
         </w:rPr>
-        <w:t xml:space="preserve">本系统通过问卷调查与实际调研相结合的方式，对房屋租赁与销售平台进行了全面分析。根据分析结果，系统主要面向管理员和用户两类角色进行设计。管理员端主要承担系统管理职责，其功能包括个人信息管理、用户管理、房屋出售管理、房屋出租管理以及公告管理等，能够实现对房屋信息及用户数据的增删改查操作，从而保证系统数据的准确性与完整性。其中，房屋信息管理是核心模块，管理员可对房屋的基本信息进行维护与更新。</w:t>
+        <w:t xml:space="preserve">管理员登录后台，日常操作大致是这些：点开“用户管理”可以查看注册用户列表、禁用异常账号；点“房屋出售管理”能添加新房源、编辑价格户型信息、下架已售房屋；“房屋出租管理”类似，多一个租期字段；“订单管理”里能看到所有租赁和购买订单，确认或驳回；“公告管理”用来发通知，比如系统维护时间、节假日安排这类。房屋信息维护是管理员最频繁的操作，一条房源要填名称、地址、价格、户型、面积、图片，改起来也是在同一个表单里改。</w:t>
       </w:r>
       <w:r>
         <w:rPr>
@@ -5387,7 +5206,7 @@
           <w:rFonts w:hint="eastAsia"/>
           <w:szCs w:val="28"/>
         </w:rPr>
-        <w:t xml:space="preserve">用户端主要面向普通用户，功能包括个人信息管理、房屋信息浏览与管理以及公告查看等。用户可以通过系统查询房屋信息，了解房屋基本情况，并对相关信息进行查看与操作，实现租赁或购买需求。同时，系统支持用户对个人订单信息进行管理，提高用户使用体验。</w:t>
+        <w:t xml:space="preserve">用户这边的使用路径不一样。注册登录之后进到首页，看到房屋出售和出租两个入口。点进去是列表页，可以按价格、面积筛选，也可以搜关键词。看中一套房子就进详情页，确认信息没问题提交租赁或购买请求。提交之后在“我的订单”里能看到状态——等待确认、已通过、已驳回。用户还能改自己的个人信息和密码。公告在首页展示，用户只能看不能改。</w:t>
       </w:r>
       <w:r>
         <w:rPr>
@@ -5408,7 +5227,7 @@
           <w:rFonts w:hint="eastAsia"/>
           <w:szCs w:val="28"/>
         </w:rPr>
-        <w:t xml:space="preserve">为更加直观地描述系统的功能需求与各角色的操作关系，本文采用UML用例建模方法对系统进行分析。用例图通过图形化的方式清晰地展示了系统参与者与系统功能之间的交互关系，有助于在开发早期阶段对系统功能进行验证与确认。管理员用例图如图3-1所示，用户用例图如图3-2所示。</w:t>
+        <w:t xml:space="preserve">用UML用例图把上面的交互关系画出来，方便在开发前确认功能有没有遗漏。管理员用例图如图3-1所示，用户用例图如图3-2所示。</w:t>
       </w:r>
       <w:r>
         <w:rPr>
@@ -5607,7 +5426,7 @@
           <w:rFonts w:hint="eastAsia"/>
           <w:szCs w:val="28"/>
         </w:rPr>
-        <w:t xml:space="preserve">房屋租赁与销售平台通过对不同用户需求的分析与整合，实现了房屋信息管理与用户交互功能的统一，不仅提高了管理效率，也增强了用户获取信息的便捷性，具有较高的实际应用价值。</w:t>
+        <w:t xml:space="preserve">两类角色的需求整合到一个平台上，管理员管数据，用户用数据，中间通过订单模块串起来。功能不算多，但覆盖了房屋租售的基本流程。</w:t>
       </w:r>
       <w:r>
         <w:rPr>
@@ -5664,7 +5483,7 @@
           <w:rFonts w:hint="eastAsia"/>
           <w:szCs w:val="28"/>
         </w:rPr>
-        <w:t xml:space="preserve">可行性分析是系统开发前期的重要工作环节，旨在从多个维度评估系统开发的合理性与可实现性。本节分别从技术可行性、经济可行性和操作可行性三个方面对本系统进行分析。</w:t>
+        <w:t xml:space="preserve">开发之前要确认这个项目做不做得成。从技术、经济、操作三个角度看。</w:t>
       </w:r>
       <w:r>
         <w:rPr>
@@ -5709,7 +5528,7 @@
           <w:rFonts w:hint="eastAsia"/>
           <w:szCs w:val="28"/>
         </w:rPr>
-        <w:t xml:space="preserve">本系统基于成熟的Web开发技术体系进行设计与实现，相关技术具有稳定性高、应用广泛等特点，能够满足系统开发需求。所选技术支持跨平台运行，可在多种操作系统和浏览器环境下稳定使用，具有良好的兼容性。</w:t>
+        <w:t xml:space="preserve">SSM框架开源免费，MySQL社区版不要钱，开发用IDEA，一台8G内存笔记本就够。这些技术在高校毕设和中小项目里用得非常多，网上教程和问答资源充足，碰到报错基本都能找到解决方案。</w:t>
       </w:r>
       <w:r>
         <w:rPr>
@@ -5730,7 +5549,7 @@
           <w:rFonts w:hint="eastAsia"/>
           <w:szCs w:val="28"/>
         </w:rPr>
-        <w:t xml:space="preserve">同时，系统采用关系型数据库进行数据存储，具备良好的数据管理能力与安全性，能够保证系统运行的稳定性。开发过程中所涉及的技术均为当前主流技术，技术实现难度适中，具备较强的可实现性，因此系统在技术层面是可行的。</w:t>
+        <w:t xml:space="preserve">Java跨平台，开发机Windows、部署机Linux都没问题。MySQL处理当前项目这个数据量绰绰有余。JSP虽然不算新技术，但跟SSM框架配合稳定，页面渲染不会出兼容性问题。技术上不存在障碍。</w:t>
       </w:r>
       <w:r>
         <w:rPr>
@@ -5775,7 +5594,7 @@
           <w:rFonts w:hint="eastAsia"/>
           <w:szCs w:val="28"/>
         </w:rPr>
-        <w:t xml:space="preserve">经济可行性主要通过分析系统开发成本与预期收益进行评估。传统房屋租售管理依赖人工记录，不仅效率低，而且易出错，管理成本较高。一旦信息记录出现错误，还需进行大量返工，严重影响管理效率。本系统采用信息化管理方式，可有效降低人工成本，提高数据处理效率。</w:t>
+        <w:t xml:space="preserve">软件层面全部用开源工具，零授权成本。硬件方面，开发阶段用个人电脑，部署阶段一台入门级云服务器就能跑。跟传统手工管理比，人工登记、核对、查找信息的时间省下来，效率提升明显。</w:t>
       </w:r>
       <w:r>
         <w:rPr>
@@ -5796,7 +5615,7 @@
           <w:rFonts w:hint="eastAsia"/>
           <w:szCs w:val="28"/>
         </w:rPr>
-        <w:t xml:space="preserve">在成本方面，系统开发所使用的技术大多为开源技术，软件投入较低，主要成本集中在硬件设备及人员投入。针对系统数据规模，本系统采用普通服务器即可满足运行需求，无需高成本部署环境。因此，从整体来看，本系统能够在较低成本下实现较高效益，具备良好的经济可行性。</w:t>
+        <w:t xml:space="preserve">投入不高，能解决实际问题。经济上可行。</w:t>
       </w:r>
       <w:r>
         <w:rPr>
@@ -5841,7 +5660,7 @@
           <w:rFonts w:hint="eastAsia"/>
           <w:szCs w:val="28"/>
         </w:rPr>
-        <w:t xml:space="preserve">本系统采用B/S架构，用户通过浏览器即可访问系统，无需额外安装客户端，使用方式简单便捷。系统界面设计清晰，功能模块划分合理，用户可通过菜单操作快速完成相关功能。</w:t>
+        <w:t xml:space="preserve">B/S架构，浏览器打开就用。管理员后台是左侧菜单加右侧内容区的常见布局，点哪个菜单出哪个功能，不需要培训。用户端更简单，浏览、搜索、点详情、提交订单，跟逛网购差不多。</w:t>
       </w:r>
       <w:r>
         <w:rPr>
@@ -5862,7 +5681,7 @@
           <w:rFonts w:hint="eastAsia"/>
           <w:szCs w:val="28"/>
         </w:rPr>
-        <w:t xml:space="preserve">同时，系统在设计过程中注重用户体验，通过简化操作流程和提供必要提示信息，提高系统的易用性。无论是管理员进行数据管理，还是用户进行房屋查询与操作，均可在较短时间内掌握系统使用方法。因此，本系统在实际应用中具备良好的操作可行性。</w:t>
+        <w:t xml:space="preserve">表单填写有必填项提示，操作出错会弹窗告知。实际使用门槛低，操作上可行。</w:t>
       </w:r>
       <w:r>
         <w:rPr>
@@ -5919,7 +5738,7 @@
           <w:rFonts w:hint="eastAsia"/>
           <w:szCs w:val="28"/>
         </w:rPr>
-        <w:t xml:space="preserve">为更加清晰地描述系统运行过程，本节从系统核心功能模块出发，对主要业务流程进行分析，包括用户登录流程、房屋信息浏览流程、房屋租售业务流程以及管理员管理流程等。通过对各业务流程的梳理与分析，能够为后续系统设计与实现提供明确的业务逻辑参考。</w:t>
+        <w:t xml:space="preserve">下面把系统的几个主要流程理一遍，包括登录、浏览房源、下单租售、后台管理。搞清楚每一步的操作和数据走向，给后面的设计和编码提供参考。</w:t>
       </w:r>
       <w:r>
         <w:rPr>
@@ -5964,7 +5783,7 @@
           <w:rFonts w:hint="eastAsia"/>
           <w:szCs w:val="28"/>
         </w:rPr>
-        <w:t xml:space="preserve">用户在使用系统前，需要通过登录验证进入系统。首先，用户在登录界面输入账号和密码，系统对输入信息进行校验；若信息正确，则允许用户进入系统首页，并根据用户身份加载相应功能模块；若信息错误，则提示重新输入。用户成功登录后，可根据自身需求选择不同功能模块进行操作。</w:t>
+        <w:t xml:space="preserve">用户打开登录页面，输入账号和密码，点登录。系统查数据库校验，账号密码对了就跳到首页，同时根据角色加载对应菜单——管理员看到后台管理入口，普通用户看到房屋浏览入口。账号密码不对，页面提示错误，让重新输入。没有账号的先走注册流程。</w:t>
       </w:r>
       <w:r>
         <w:rPr>
@@ -6119,7 +5938,7 @@
           <w:rFonts w:hint="eastAsia"/>
           <w:szCs w:val="28"/>
         </w:rPr>
-        <w:t xml:space="preserve">用户进入系统后，可以通过房屋信息模块浏览房屋出售或出租信息。系统根据用户选择展示对应房屋列表，用户可查看房屋名称、价格、户型、位置等详细信息。在浏览过程中，用户可根据需求筛选或查询相关房源，提高信息获取效率。</w:t>
+        <w:t xml:space="preserve">登录之后用户进到房屋列表页。页面分出售和出租两个tab。列表展示房屋名称、价格、户型、位置这些关键信息。用户可以输入关键词搜索，也可以按价格区间筛选。点击某一条进入详情页，看完整信息和图片。</w:t>
       </w:r>
       <w:r>
         <w:rPr>
@@ -6274,7 +6093,7 @@
           <w:rFonts w:hint="eastAsia"/>
           <w:szCs w:val="28"/>
         </w:rPr>
-        <w:t xml:space="preserve">在完成房屋信息浏览后，用户可根据自身需求选择具体房屋进行租赁或购买操作。用户进入房屋详情页面后，确认房屋信息无误，可提交租赁或购买请求，系统记录相关订单信息并更新房屋状态。管理员可对相关订单进行管理与处理，确保业务流程顺利完成。</w:t>
+        <w:t xml:space="preserve">用户在详情页确认房屋信息后，点“租赁”或“购买”按钮提交请求。系统生成一条订单记录，状态标为“待确认”，同时更新房屋的可用状态。管理员在后台订单列表里看到这条记录，审核通过或驳回。通过了订单状态变成“已完成”，驳回了房屋状态恢复为可用。</w:t>
       </w:r>
       <w:r>
         <w:rPr>
@@ -6429,7 +6248,7 @@
           <w:rFonts w:hint="eastAsia"/>
           <w:szCs w:val="28"/>
         </w:rPr>
-        <w:t xml:space="preserve">管理员登录系统后，可以进入后台管理界面，对系统数据进行统一管理。管理员可对用户信息、房屋信息、公告信息等进行维护，同时对房屋租售订单进行管理与审核。通过后台管理操作，实现系统数据的规范化管理与业务流程的有效控制。</w:t>
+        <w:t xml:space="preserve">管理员登录后进入后台首页。左侧菜单列出所有管理功能，点哪个进哪个。添加房源就填表单提交，编辑就在列表里点“编辑”按钮打开表单改完保存，删除有二次确认弹窗。用户管理、公告管理的操作逻辑类似。订单管理多一步审核操作。</w:t>
       </w:r>
       <w:r>
         <w:rPr>
@@ -16360,7 +16179,7 @@
           <w:rFonts w:hint="eastAsia"/>
           <w:szCs w:val="28"/>
         </w:rPr>
-        <w:t xml:space="preserve">本文从房屋租赁与销售行业的信息化管理需求出发，设计并实现了一款基于Java语言的房屋租赁与销售平台。系统采用B/S架构模式，以SSM框架作为技术基础，利用MySQL数据库进行数据存储与管理，结合JSP技术实现动态页面交互，在IntelliJ IDEA开发环境中完成系统编码，并通过Tomcat服务器进行系统部署与运行。</w:t>
+        <w:t xml:space="preserve">这套房屋租售管理平台做完了，能跑。登录、发房源、下单这些核心功能跑通了，测试用例全过。管理员端的房屋信息增删改查、订单审核、用户管理、公告发布都能正常操作；用户端的浏览、搜索、下单、查订单也没出问题。</w:t>
       </w:r>
       <w:r>
         <w:rPr>
@@ -16381,7 +16200,7 @@
           <w:rFonts w:hint="eastAsia"/>
           <w:szCs w:val="28"/>
         </w:rPr>
-        <w:t xml:space="preserve">在系统分析阶段，本文通过需求分析明确了管理员与用户两类角色的功能需求，并通过可行性分析验证了系统开发的合理性。在系统设计阶段，完成了系统架构设计、功能模块划分以及数据库表结构设计，为系统实现提供了清晰的设计依据。在系统实现阶段，依据设计方案逐一完成了管理员功能模块与用户功能模块的编码与集成，实现了用户管理、房屋出售管理、房屋出租管理、订单管理及公告管理等核心功能。在系统测试阶段，采用黑盒测试方法对系统各功能模块进行了逐项验证，测试结果表明系统运行稳定、功能正常，基本满足了房屋租售管理的实际业务需求。</w:t>
+        <w:t xml:space="preserve">技术栈是SSM+MySQL+JSP+Tomcat，B/S架构，IDEA里开发。整个项目从需求分析、数据库设计、编码到测试走了一遍完整流程，功能基本覆盖了房屋租售的日常业务。</w:t>
       </w:r>
       <w:r>
         <w:rPr>
@@ -16402,7 +16221,7 @@
           <w:rFonts w:hint="eastAsia"/>
           <w:szCs w:val="28"/>
         </w:rPr>
-        <w:t xml:space="preserve">然而，受限于开发时间与个人技术水平，本系统在部分方面仍存在一定的不足与改进空间。首先，在系统性能方面，当前系统的并发处理能力有待进一步优化，在面对大规模用户同时访问的场景下，系统响应速度可能受到影响。其次，在数据安全方面，系统目前采用的安全防护机制较为基础，后续可引入更加完善的数据加密与权限控制策略，提升系统的安全保障能力。此外，在功能丰富性方面，系统可进一步拓展房源智能推荐、在线合同签署、地图定位查房等功能，提升用户体验与平台实用性。</w:t>
+        <w:t xml:space="preserve">但系统有明显的短板。没做性能压测，不清楚并发量上来之后会不会卡。安全机制只做了登录验证和角色区分，没上数据加密，密码存储方式也比较基础。功能上缺智能推荐、地图定位、在线签合同这些进阶功能，只能算一个基础版。</w:t>
       </w:r>
       <w:r>
         <w:rPr>
@@ -16423,7 +16242,7 @@
           <w:rFonts w:hint="eastAsia"/>
           <w:szCs w:val="28"/>
         </w:rPr>
-        <w:t xml:space="preserve">展望未来，随着大数据分析、人工智能、云计算等新一代信息技术的持续发展，房屋租售管理系统在智能化、个性化服务方面将迎来更广阔的发展空间。本人将在后续工作中持续学习和掌握先进的开发技术与设计方法，不断优化系统架构与功能设计，提升系统的安全性、稳定性和可扩展性，力求将本平台打造为一款功能完善、性能优良的房屋租赁与销售信息管理系统，更好地服务于房屋租售行业的信息化建设。</w:t>
+        <w:t xml:space="preserve">后续如果继续做，优先补两件事：一是加压力测试，搞清楚系统的承载上限；二是把密码加密和接口鉴权做完整。功能方面，房源推荐和地图看房可以作为后期扩展方向。当前这个版本，作为中小中介公司的内部管理工具，基本够用。</w:t>
       </w:r>
       <w:r>
         <w:rPr>
@@ -17882,7 +17701,7 @@
         <w:rPr>
           <w:rFonts w:hint="eastAsia"/>
         </w:rPr>
-        <w:t xml:space="preserve">    ['历经数月的研究与开发工作，本人基本完成了基于Java的房屋租赁与销售平台的设计与实现，论文亦在系统开发的基础上撰写完成。值此论文完成之际，谨向在学业期间给予本人帮助与指导的所有师长和同学致以诚挚的感谢。在系统设计与开发的各个阶段，本人不仅积累了丰富的实践经验，也进一步提升了专业技术能力。', '感谢宁德师范学院为本人提供了良好的学习环境与丰富的教学资源，使本人能够在大学期间系统地学习专业知识，为毕业设计的顺利完成奠定了坚实基础。', '感谢指导教师刘天哲老师在毕业设计过程中给予的悉心指导与帮助。从选题方向的确定、需求分析的梳理到系统功能的设计与论文的撰写，刘老师均提出了宝贵的意见与建议，正是在老师的精心指导下，本系统才得以按期完成，论文才得以顺利定稿。', '感谢各位同学在毕业设计期间给予的鼓励与帮助。当系统开发遇到技术难题导致进度受阻时，同学们积极协助分析问题、探讨解决方案，使本人能够在较短时间内突破困难，顺利推进系统的开发与实现。', '感谢家人在本人求学期间给予的关心与支持，正是家人的默默付出与坚定鼓励，使本人能够始终保持积极的心态面对学业中的各种挑战，不断提升自身综合素质。', '最后，感谢伟大的祖国为本人提供了和谐稳定的社会环境与良好的教育条件。本人将在今后的工作与学习中继续努力，以所学知识回馈社会，为国家的发展贡献自己的力量。']</w:t>
+        <w:t xml:space="preserve">    ['做这个毕业设计前后花了几个月，从选题到写完论文，中间踩了不少坑，也学到了不少东西。系统从零搭起来，调通SSM框架配置就花了好几天，数据库表改了三四版才定下来。整个过程虽然累，但确实把课堂上学的东西串起来了。', '感谢宁德师范学院提供的学习条件，机房和图书馆的资源在开发期间帮了大忙。', '感谢刘天哲老师的指导。选题方向是刘老师帮忙定的，需求分析那一章改了两轮才过关，论文框架也是老师一节一节帮着理的。没有老师的耐心指点，这个系统大概率做不完。', '感谢几位同学在开发过程中的帮助，MyBatis映射文件报错那次是室友帮忙排查出来的，省了不少时间。', '感谢家人这几年的支持，让我能安心把学业完成。']</w:t>
       </w:r>
       <w:r>
         <w:rPr>

--- a/papers/chencai/output.docx
+++ b/papers/chencai/output.docx
@@ -16250,1414 +16250,6 @@
         </w:rPr>
       </w:r>
       <w:r/>
-    </w:p>
-    <w:p>
-      <w:pPr>
-        <w:ind w:firstLine="480"/>
-        <w:rPr>
-          <w:rFonts w:hint="eastAsia"/>
-        </w:rPr>
-      </w:pPr>
-      <w:r/>
-    </w:p>
-    <w:p>
-      <w:pPr>
-        <w:spacing w:before="326" w:after="326"/>
-        <w:rPr>
-          <w:rFonts w:hint="eastAsia"/>
-          <w:szCs w:val="28"/>
-        </w:rPr>
-      </w:pPr>
-      <w:bookmarkStart w:id="8" w:name="_Toc419471755"/>
-      <w:bookmarkStart w:id="9" w:name="_Toc419472404"/>
-      <w:bookmarkStart w:id="10" w:name="_Toc419471631"/>
-      <w:bookmarkStart w:id="11" w:name="_Toc419571861"/>
-      <w:r>
-        <w:rPr>
-          <w:rFonts w:hint="eastAsia"/>
-          <w:szCs w:val="28"/>
-        </w:rPr>
-      </w:r>
-      <w:r>
-        <w:rPr>
-          <w:rFonts w:hint="eastAsia"/>
-          <w:szCs w:val="28"/>
-        </w:rPr>
-      </w:r>
-      <w:bookmarkEnd w:id="8"/>
-      <w:bookmarkEnd w:id="9"/>
-      <w:bookmarkEnd w:id="10"/>
-      <w:bookmarkEnd w:id="11"/>
-    </w:p>
-    <w:p>
-      <w:pPr>
-        <w:ind w:firstLine="480"/>
-        <w:rPr>
-          <w:rFonts w:hint="eastAsia"/>
-        </w:rPr>
-      </w:pPr>
-      <w:r/>
-      <w:r/>
-      <w:r>
-        <w:rPr>
-          <w:rFonts w:hint="eastAsia"/>
-        </w:rPr>
-      </w:r>
-      <w:r>
-        <w:rPr>
-          <w:vertAlign w:val="superscript"/>
-        </w:rPr>
-      </w:r>
-      <w:r>
-        <w:rPr>
-          <w:vertAlign w:val="superscript"/>
-        </w:rPr>
-      </w:r>
-      <w:r>
-        <w:rPr>
-          <w:rFonts w:hint="eastAsia"/>
-          <w:vertAlign w:val="superscript"/>
-        </w:rPr>
-      </w:r>
-      <w:r>
-        <w:rPr>
-          <w:vertAlign w:val="superscript"/>
-        </w:rPr>
-      </w:r>
-      <w:r>
-        <w:rPr>
-          <w:vertAlign w:val="superscript"/>
-        </w:rPr>
-      </w:r>
-      <w:r>
-        <w:rPr>
-          <w:vertAlign w:val="superscript"/>
-        </w:rPr>
-      </w:r>
-      <w:r>
-        <w:rPr>
-          <w:vertAlign w:val="superscript"/>
-        </w:rPr>
-      </w:r>
-      <w:r>
-        <w:rPr>
-          <w:rFonts w:hint="eastAsia"/>
-        </w:rPr>
-      </w:r>
-    </w:p>
-    <w:p>
-      <w:pPr>
-        <w:ind w:firstLine="480"/>
-        <w:rPr>
-          <w:rFonts w:hint="eastAsia"/>
-        </w:rPr>
-      </w:pPr>
-    </w:p>
-    <w:p>
-      <w:pPr>
-        <w:ind w:firstLine="480"/>
-        <w:rPr>
-          <w:rFonts w:hint="eastAsia"/>
-        </w:rPr>
-      </w:pPr>
-    </w:p>
-    <w:p>
-      <w:pPr>
-        <w:ind w:firstLine="480"/>
-        <w:rPr>
-          <w:rFonts w:hint="eastAsia"/>
-        </w:rPr>
-      </w:pPr>
-    </w:p>
-    <w:p>
-      <w:pPr>
-        <w:spacing w:line="440" w:lineRule="exact"/>
-        <w:ind w:firstLine="376" w:firstLineChars="150"/>
-        <w:rPr>
-          <w:rFonts w:hint="eastAsia"/>
-          <w:color w:val="0070C0"/>
-          <w:sz w:val="24"/>
-        </w:rPr>
-      </w:pPr>
-      <w:r>
-        <w:rPr>
-          <w:rFonts w:hint="eastAsia" w:ascii="宋体" w:hAnsi="宋体" w:cs="Arial"/>
-          <w:bCs/>
-          <w:color w:val="auto"/>
-          <w:sz w:val="24"/>
-        </w:rPr>
-      </w:r>
-      <w:r>
-        <w:rPr>
-          <w:rFonts w:hint="eastAsia"/>
-          <w:color w:val="auto"/>
-          <w:sz w:val="24"/>
-        </w:rPr>
-      </w:r>
-      <w:r>
-        <w:rPr>
-          <w:rFonts w:hint="eastAsia" w:ascii="宋体" w:hAnsi="宋体" w:cs="Arial"/>
-          <w:bCs/>
-          <w:color w:val="auto"/>
-          <w:sz w:val="24"/>
-        </w:rPr>
-      </w:r>
-      <w:r>
-        <w:rPr>
-          <w:rFonts w:hint="eastAsia" w:ascii="宋体" w:hAnsi="宋体" w:cs="Arial"/>
-          <w:bCs/>
-          <w:color w:val="FF0000"/>
-          <w:sz w:val="24"/>
-        </w:rPr>
-      </w:r>
-      <w:r>
-        <w:rPr>
-          <w:rFonts w:hint="eastAsia" w:ascii="宋体" w:hAnsi="宋体" w:cs="Arial"/>
-          <w:bCs/>
-          <w:color w:val="auto"/>
-          <w:sz w:val="24"/>
-        </w:rPr>
-      </w:r>
-    </w:p>
-    <w:p>
-      <w:pPr>
-        <w:spacing w:line="440" w:lineRule="exact"/>
-        <w:ind w:firstLine="502" w:firstLineChars="200"/>
-        <w:rPr>
-          <w:rFonts w:hint="eastAsia" w:ascii="宋体" w:hAnsi="宋体" w:cs="Arial"/>
-          <w:bCs/>
-          <w:color w:val="0070C0"/>
-          <w:sz w:val="24"/>
-        </w:rPr>
-      </w:pPr>
-      <w:r>
-        <w:rPr>
-          <w:rFonts w:hint="eastAsia"/>
-          <w:color w:val="auto"/>
-          <w:sz w:val="24"/>
-        </w:rPr>
-      </w:r>
-      <w:r>
-        <w:rPr>
-          <w:rFonts w:ascii="宋体" w:hAnsi="宋体" w:eastAsia="宋体"/>
-          <w:color w:val="auto"/>
-          <w:sz w:val="24"/>
-        </w:rPr>
-      </w:r>
-      <w:r>
-        <w:rPr>
-          <w:rFonts w:ascii="宋体" w:hAnsi="宋体" w:eastAsia="宋体"/>
-          <w:color w:val="auto"/>
-          <w:sz w:val="24"/>
-        </w:rPr>
-      </w:r>
-      <w:r>
-        <w:rPr>
-          <w:rFonts w:hint="eastAsia" w:ascii="宋体" w:hAnsi="宋体" w:eastAsia="宋体"/>
-          <w:color w:val="auto"/>
-          <w:sz w:val="24"/>
-        </w:rPr>
-      </w:r>
-      <w:r>
-        <w:rPr>
-          <w:rFonts w:ascii="宋体" w:hAnsi="宋体" w:eastAsia="宋体"/>
-          <w:color w:val="auto"/>
-          <w:sz w:val="24"/>
-        </w:rPr>
-      </w:r>
-      <w:r>
-        <w:rPr>
-          <w:rFonts w:ascii="宋体" w:hAnsi="宋体" w:eastAsia="宋体"/>
-          <w:color w:val="auto"/>
-          <w:sz w:val="24"/>
-        </w:rPr>
-      </w:r>
-      <w:r>
-        <w:rPr>
-          <w:rFonts w:hint="eastAsia" w:ascii="宋体" w:hAnsi="宋体" w:eastAsia="宋体"/>
-          <w:color w:val="auto"/>
-          <w:sz w:val="24"/>
-        </w:rPr>
-      </w:r>
-      <w:r>
-        <w:rPr>
-          <w:rFonts w:ascii="宋体" w:hAnsi="宋体" w:eastAsia="宋体"/>
-          <w:color w:val="auto"/>
-          <w:sz w:val="24"/>
-        </w:rPr>
-      </w:r>
-      <w:r>
-        <w:rPr>
-          <w:rFonts w:hint="eastAsia" w:ascii="宋体" w:hAnsi="宋体" w:eastAsia="宋体"/>
-          <w:color w:val="auto"/>
-          <w:sz w:val="24"/>
-        </w:rPr>
-      </w:r>
-      <w:r>
-        <w:rPr>
-          <w:rFonts w:hint="eastAsia" w:ascii="宋体" w:hAnsi="宋体" w:cs="Arial"/>
-          <w:bCs/>
-          <w:color w:val="auto"/>
-          <w:sz w:val="24"/>
-        </w:rPr>
-      </w:r>
-      <w:r>
-        <w:rPr>
-          <w:rFonts w:hint="eastAsia"/>
-          <w:color w:val="auto"/>
-          <w:sz w:val="24"/>
-        </w:rPr>
-      </w:r>
-      <w:r>
-        <w:rPr>
-          <w:rFonts w:hint="eastAsia" w:ascii="宋体" w:hAnsi="宋体" w:cs="Arial"/>
-          <w:bCs/>
-          <w:color w:val="auto"/>
-          <w:sz w:val="24"/>
-        </w:rPr>
-      </w:r>
-      <w:r>
-        <w:rPr>
-          <w:rFonts w:hint="eastAsia" w:ascii="宋体" w:hAnsi="宋体" w:cs="Arial"/>
-          <w:bCs/>
-          <w:color w:val="FF0000"/>
-          <w:sz w:val="24"/>
-        </w:rPr>
-      </w:r>
-      <w:r>
-        <w:rPr>
-          <w:rFonts w:hint="eastAsia" w:ascii="宋体" w:hAnsi="宋体" w:cs="Arial"/>
-          <w:bCs/>
-          <w:color w:val="auto"/>
-          <w:sz w:val="24"/>
-        </w:rPr>
-      </w:r>
-    </w:p>
-    <w:p>
-      <w:pPr>
-        <w:ind w:firstLine="480"/>
-        <w:rPr>
-          <w:rFonts w:hint="eastAsia"/>
-        </w:rPr>
-      </w:pPr>
-    </w:p>
-    <w:p>
-      <w:pPr>
-        <w:ind w:firstLine="480"/>
-        <w:rPr>
-          <w:rFonts w:hint="eastAsia"/>
-        </w:rPr>
-      </w:pPr>
-      <w:r/>
-    </w:p>
-    <w:p>
-      <w:pPr>
-        <w:ind w:firstLine="480"/>
-        <w:rPr>
-          <w:rFonts w:hint="eastAsia"/>
-        </w:rPr>
-      </w:pPr>
-    </w:p>
-    <w:p>
-      <w:pPr>
-        <w:ind w:firstLine="480"/>
-        <w:rPr>
-          <w:rFonts w:hint="eastAsia"/>
-        </w:rPr>
-      </w:pPr>
-      <w:r/>
-    </w:p>
-    <w:p>
-      <w:pPr>
-        <w:spacing w:before="163" w:after="163"/>
-        <w:ind w:firstLine="480"/>
-        <w:rPr>
-          <w:rFonts w:hint="eastAsia"/>
-        </w:rPr>
-      </w:pPr>
-      <w:bookmarkStart w:id="16" w:name="_Toc419571863"/>
-      <w:bookmarkStart w:id="17" w:name="_Toc419471757"/>
-      <w:bookmarkStart w:id="18" w:name="_Toc419471633"/>
-      <w:bookmarkStart w:id="19" w:name="_Toc419472406"/>
-      <w:r>
-        <w:rPr>
-          <w:rFonts w:hint="eastAsia"/>
-        </w:rPr>
-      </w:r>
-      <w:bookmarkEnd w:id="16"/>
-      <w:bookmarkEnd w:id="17"/>
-      <w:bookmarkEnd w:id="18"/>
-      <w:bookmarkEnd w:id="19"/>
-    </w:p>
-    <w:p>
-      <w:pPr>
-        <w:ind w:firstLine="480"/>
-        <w:rPr>
-          <w:rFonts w:hint="eastAsia"/>
-        </w:rPr>
-      </w:pPr>
-      <w:r>
-        <w:rPr>
-          <w:rFonts w:hint="eastAsia" w:ascii="Arial" w:hAnsi="Arial"/>
-        </w:rPr>
-      </w:r>
-      <w:r>
-        <w:rPr>
-          <w:rFonts w:hint="eastAsia"/>
-        </w:rPr>
-      </w:r>
-    </w:p>
-    <w:p>
-      <w:pPr>
-        <w:pStyle w:val="122"/>
-      </w:pPr>
-      <w:r/>
-      <w:r/>
-      <w:r/>
-    </w:p>
-    <w:p>
-      <w:pPr>
-        <w:pStyle w:val="125"/>
-        <w:spacing w:before="163" w:after="163"/>
-        <w:rPr>
-          <w:rFonts w:hint="eastAsia" w:ascii="宋体" w:hAnsi="宋体" w:eastAsia="宋体" w:cs="宋体"/>
-          <w:sz w:val="18"/>
-          <w:szCs w:val="18"/>
-        </w:rPr>
-      </w:pPr>
-      <w:r>
-        <w:rPr>
-          <w:rStyle w:val="123"/>
-          <w:rFonts w:hint="eastAsia" w:ascii="黑体" w:hAnsi="黑体" w:eastAsia="黑体" w:cs="黑体"/>
-          <w:sz w:val="21"/>
-          <w:szCs w:val="21"/>
-        </w:rPr>
-      </w:r>
-      <w:r>
-        <w:rPr>
-          <w:rFonts w:hint="eastAsia" w:ascii="黑体" w:hAnsi="黑体" w:cs="黑体"/>
-          <w:sz w:val="21"/>
-          <w:szCs w:val="21"/>
-          <w:lang w:val="en-US" w:eastAsia="zh-CN"/>
-        </w:rPr>
-      </w:r>
-      <w:r>
-        <w:rPr>
-          <w:rFonts w:hint="eastAsia" w:ascii="黑体" w:hAnsi="黑体" w:eastAsia="黑体" w:cs="黑体"/>
-          <w:sz w:val="21"/>
-          <w:szCs w:val="21"/>
-        </w:rPr>
-      </w:r>
-    </w:p>
-    <w:p>
-      <w:pPr>
-        <w:spacing w:before="326" w:after="326"/>
-        <w:rPr>
-          <w:rFonts w:hint="eastAsia"/>
-        </w:rPr>
-      </w:pPr>
-      <w:bookmarkStart w:id="20" w:name="_Toc419571864"/>
-      <w:bookmarkStart w:id="21" w:name="_Toc419472407"/>
-      <w:bookmarkStart w:id="22" w:name="_Toc419471758"/>
-      <w:bookmarkStart w:id="23" w:name="_Toc419471634"/>
-      <w:r>
-        <w:rPr>
-          <w:rFonts w:hint="eastAsia"/>
-        </w:rPr>
-      </w:r>
-      <w:r>
-        <w:rPr>
-          <w:rFonts w:hint="eastAsia"/>
-        </w:rPr>
-      </w:r>
-      <w:bookmarkEnd w:id="20"/>
-      <w:bookmarkEnd w:id="21"/>
-      <w:bookmarkEnd w:id="22"/>
-      <w:bookmarkEnd w:id="23"/>
-    </w:p>
-    <w:p>
-      <w:pPr>
-        <w:ind w:firstLine="480"/>
-        <w:rPr>
-          <w:rFonts w:hint="eastAsia"/>
-        </w:rPr>
-      </w:pPr>
-      <w:r>
-        <w:rPr>
-          <w:rFonts w:hint="eastAsia"/>
-        </w:rPr>
-      </w:r>
-      <w:r/>
-    </w:p>
-    <w:p>
-      <w:pPr>
-        <w:spacing w:before="326" w:after="326"/>
-        <w:ind w:firstLine="592"/>
-        <w:rPr>
-          <w:rFonts w:hint="eastAsia"/>
-        </w:rPr>
-      </w:pPr>
-      <w:r>
-        <w:rPr>
-          <w:rFonts w:hint="eastAsia"/>
-        </w:rPr>
-      </w:r>
-      <w:bookmarkStart w:id="24" w:name="_Toc419471760"/>
-      <w:bookmarkStart w:id="25" w:name="_Toc419471636"/>
-      <w:bookmarkStart w:id="26" w:name="_Toc419472409"/>
-      <w:bookmarkStart w:id="27" w:name="_Toc419571865"/>
-      <w:r>
-        <w:rPr>
-          <w:rFonts w:hint="eastAsia"/>
-        </w:rPr>
-      </w:r>
-      <w:bookmarkEnd w:id="24"/>
-      <w:bookmarkEnd w:id="25"/>
-      <w:bookmarkEnd w:id="26"/>
-      <w:r>
-        <w:rPr>
-          <w:rFonts w:hint="eastAsia"/>
-        </w:rPr>
-      </w:r>
-      <w:bookmarkEnd w:id="27"/>
-    </w:p>
-    <w:p>
-      <w:pPr>
-        <w:ind w:firstLine="480"/>
-        <w:rPr>
-          <w:rFonts w:hint="eastAsia"/>
-        </w:rPr>
-      </w:pPr>
-      <w:r>
-        <w:rPr>
-          <w:rFonts w:hint="eastAsia"/>
-        </w:rPr>
-      </w:r>
-      <w:r>
-        <w:rPr>
-          <w:rFonts w:hint="eastAsia"/>
-        </w:rPr>
-      </w:r>
-      <w:r/>
-    </w:p>
-    <w:p>
-      <w:pPr>
-        <w:spacing w:before="326" w:after="326"/>
-        <w:rPr>
-          <w:rFonts w:hint="eastAsia"/>
-        </w:rPr>
-      </w:pPr>
-      <w:bookmarkStart w:id="28" w:name="_Toc419471637"/>
-      <w:bookmarkStart w:id="29" w:name="_Toc419472410"/>
-      <w:bookmarkStart w:id="30" w:name="_Toc419471761"/>
-      <w:bookmarkStart w:id="31" w:name="_Toc419571866"/>
-      <w:r>
-        <w:rPr>
-          <w:rFonts w:hint="eastAsia"/>
-        </w:rPr>
-      </w:r>
-      <w:bookmarkEnd w:id="28"/>
-      <w:bookmarkEnd w:id="29"/>
-      <w:bookmarkEnd w:id="30"/>
-      <w:r>
-        <w:rPr>
-          <w:rFonts w:hint="eastAsia"/>
-        </w:rPr>
-      </w:r>
-      <w:bookmarkEnd w:id="31"/>
-    </w:p>
-    <w:p>
-      <w:pPr>
-        <w:spacing w:before="163" w:after="163"/>
-        <w:ind w:firstLine="480"/>
-        <w:rPr>
-          <w:rFonts w:hint="eastAsia"/>
-        </w:rPr>
-      </w:pPr>
-      <w:bookmarkStart w:id="32" w:name="_Toc419471762"/>
-      <w:bookmarkStart w:id="33" w:name="_Toc419471638"/>
-      <w:bookmarkStart w:id="34" w:name="_Toc419472411"/>
-      <w:bookmarkStart w:id="35" w:name="_Toc419571867"/>
-      <w:r>
-        <w:rPr>
-          <w:rFonts w:hint="eastAsia"/>
-        </w:rPr>
-      </w:r>
-      <w:bookmarkEnd w:id="32"/>
-      <w:bookmarkEnd w:id="33"/>
-      <w:bookmarkEnd w:id="34"/>
-      <w:bookmarkEnd w:id="35"/>
-    </w:p>
-    <w:p>
-      <w:pPr>
-        <w:ind w:firstLine="480"/>
-        <w:rPr>
-          <w:rFonts w:hint="eastAsia"/>
-        </w:rPr>
-      </w:pPr>
-      <w:r>
-        <w:rPr>
-          <w:rFonts w:hint="eastAsia"/>
-        </w:rPr>
-      </w:r>
-    </w:p>
-    <w:p>
-      <w:pPr>
-        <w:ind w:firstLine="480"/>
-        <w:rPr>
-          <w:rFonts w:hint="eastAsia"/>
-        </w:rPr>
-      </w:pPr>
-      <w:r>
-        <w:rPr>
-          <w:rFonts w:ascii="宋体" w:hAnsi="宋体" w:cs="宋体"/>
-          <w:kern w:val="0"/>
-        </w:rPr>
-      </w:r>
-      <w:r>
-        <w:rPr>
-          <w:rFonts w:ascii="宋体" w:hAnsi="宋体" w:cs="宋体"/>
-          <w:kern w:val="0"/>
-        </w:rPr>
-      </w:r>
-      <w:r>
-        <w:rPr>
-          <w:rFonts w:ascii="宋体" w:hAnsi="宋体" w:cs="宋体"/>
-          <w:kern w:val="0"/>
-        </w:rPr>
-      </w:r>
-      <w:r>
-        <w:rPr>
-          <w:rFonts w:ascii="宋体" w:hAnsi="宋体" w:cs="宋体"/>
-          <w:kern w:val="0"/>
-        </w:rPr>
-      </w:r>
-      <w:r>
-        <w:rPr>
-          <w:rFonts w:ascii="宋体" w:hAnsi="宋体" w:cs="宋体"/>
-          <w:kern w:val="0"/>
-        </w:rPr>
-      </w:r>
-      <w:r>
-        <w:rPr>
-          <w:rFonts w:ascii="宋体" w:hAnsi="宋体" w:cs="宋体"/>
-          <w:kern w:val="0"/>
-        </w:rPr>
-      </w:r>
-      <w:r>
-        <w:rPr>
-          <w:rFonts w:ascii="宋体" w:hAnsi="宋体" w:cs="宋体"/>
-          <w:kern w:val="0"/>
-        </w:rPr>
-      </w:r>
-      <w:r>
-        <w:rPr>
-          <w:rFonts w:ascii="宋体" w:hAnsi="宋体" w:cs="宋体"/>
-          <w:kern w:val="0"/>
-        </w:rPr>
-      </w:r>
-      <w:r>
-        <w:rPr>
-          <w:rFonts w:ascii="宋体" w:hAnsi="宋体" w:cs="宋体"/>
-          <w:kern w:val="0"/>
-        </w:rPr>
-      </w:r>
-      <w:r>
-        <w:rPr>
-          <w:rFonts w:ascii="宋体" w:hAnsi="宋体" w:cs="宋体"/>
-          <w:kern w:val="0"/>
-        </w:rPr>
-      </w:r>
-      <w:r>
-        <w:rPr>
-          <w:rFonts w:ascii="宋体" w:hAnsi="宋体" w:cs="宋体"/>
-          <w:kern w:val="0"/>
-        </w:rPr>
-      </w:r>
-      <w:r>
-        <w:rPr>
-          <w:rFonts w:ascii="宋体" w:hAnsi="宋体" w:cs="宋体"/>
-          <w:kern w:val="0"/>
-        </w:rPr>
-      </w:r>
-      <w:r>
-        <w:rPr>
-          <w:rFonts w:ascii="宋体" w:hAnsi="宋体" w:cs="宋体"/>
-          <w:kern w:val="0"/>
-        </w:rPr>
-      </w:r>
-      <w:r>
-        <w:rPr>
-          <w:rFonts w:ascii="宋体" w:hAnsi="宋体" w:cs="宋体"/>
-          <w:kern w:val="0"/>
-        </w:rPr>
-      </w:r>
-      <w:r>
-        <w:rPr>
-          <w:rFonts w:ascii="宋体" w:hAnsi="宋体" w:cs="宋体"/>
-          <w:kern w:val="0"/>
-        </w:rPr>
-      </w:r>
-      <w:r>
-        <w:rPr>
-          <w:rFonts w:ascii="宋体" w:hAnsi="宋体" w:cs="宋体"/>
-          <w:kern w:val="0"/>
-        </w:rPr>
-      </w:r>
-      <w:r>
-        <w:rPr>
-          <w:rFonts w:ascii="宋体" w:hAnsi="宋体" w:cs="宋体"/>
-          <w:kern w:val="0"/>
-        </w:rPr>
-      </w:r>
-      <w:r>
-        <w:rPr>
-          <w:rFonts w:ascii="宋体" w:hAnsi="宋体" w:cs="宋体"/>
-          <w:kern w:val="0"/>
-        </w:rPr>
-      </w:r>
-      <w:r>
-        <w:rPr>
-          <w:rFonts w:ascii="宋体" w:hAnsi="宋体" w:cs="宋体"/>
-          <w:kern w:val="0"/>
-        </w:rPr>
-      </w:r>
-      <w:r>
-        <w:rPr>
-          <w:rFonts w:ascii="宋体" w:hAnsi="宋体" w:cs="宋体"/>
-          <w:kern w:val="0"/>
-        </w:rPr>
-      </w:r>
-      <w:r>
-        <w:rPr>
-          <w:rFonts w:ascii="宋体" w:hAnsi="宋体" w:cs="宋体"/>
-          <w:kern w:val="0"/>
-        </w:rPr>
-      </w:r>
-      <w:r>
-        <w:rPr>
-          <w:rFonts w:ascii="宋体" w:hAnsi="宋体" w:cs="宋体"/>
-          <w:kern w:val="0"/>
-        </w:rPr>
-      </w:r>
-      <w:r>
-        <w:rPr>
-          <w:rFonts w:ascii="宋体" w:hAnsi="宋体" w:cs="宋体"/>
-          <w:kern w:val="0"/>
-        </w:rPr>
-      </w:r>
-      <w:r>
-        <w:rPr>
-          <w:rFonts w:ascii="宋体" w:hAnsi="宋体" w:cs="宋体"/>
-          <w:kern w:val="0"/>
-        </w:rPr>
-      </w:r>
-      <w:r>
-        <w:rPr>
-          <w:rFonts w:ascii="宋体" w:hAnsi="宋体" w:cs="宋体"/>
-          <w:kern w:val="0"/>
-        </w:rPr>
-      </w:r>
-      <w:r>
-        <w:rPr>
-          <w:rFonts w:ascii="宋体" w:hAnsi="宋体" w:cs="宋体"/>
-          <w:kern w:val="0"/>
-        </w:rPr>
-      </w:r>
-      <w:r>
-        <w:rPr>
-          <w:rFonts w:ascii="宋体" w:hAnsi="宋体" w:cs="宋体"/>
-          <w:kern w:val="0"/>
-        </w:rPr>
-      </w:r>
-      <w:r>
-        <w:rPr>
-          <w:rFonts w:ascii="宋体" w:hAnsi="宋体" w:cs="宋体"/>
-          <w:kern w:val="0"/>
-        </w:rPr>
-      </w:r>
-      <w:r>
-        <w:rPr>
-          <w:rFonts w:ascii="宋体" w:hAnsi="宋体" w:cs="宋体"/>
-          <w:kern w:val="0"/>
-        </w:rPr>
-      </w:r>
-      <w:r>
-        <w:rPr>
-          <w:rFonts w:ascii="宋体" w:hAnsi="宋体" w:cs="宋体"/>
-          <w:kern w:val="0"/>
-        </w:rPr>
-      </w:r>
-    </w:p>
-    <w:p>
-      <w:pPr>
-        <w:ind w:firstLine="480"/>
-        <w:rPr>
-          <w:rFonts w:hint="eastAsia"/>
-        </w:rPr>
-      </w:pPr>
-    </w:p>
-    <w:p>
-      <w:pPr>
-        <w:ind w:firstLine="480"/>
-        <w:rPr>
-          <w:rFonts w:hint="eastAsia"/>
-        </w:rPr>
-      </w:pPr>
-    </w:p>
-    <w:p>
-      <w:pPr>
-        <w:ind w:firstLine="480"/>
-        <w:rPr>
-          <w:rFonts w:hint="eastAsia"/>
-        </w:rPr>
-      </w:pPr>
-    </w:p>
-    <w:p>
-      <w:pPr>
-        <w:ind w:firstLine="480"/>
-        <w:rPr>
-          <w:rFonts w:hint="eastAsia"/>
-        </w:rPr>
-      </w:pPr>
-    </w:p>
-    <w:p>
-      <w:pPr>
-        <w:ind w:firstLine="480"/>
-      </w:pPr>
-      <w:r>
-        <w:rPr>
-          <w:rFonts w:ascii="宋体" w:hAnsi="宋体" w:cs="宋体"/>
-          <w:kern w:val="0"/>
-        </w:rPr>
-      </w:r>
-      <w:r>
-        <w:rPr>
-          <w:rFonts w:ascii="宋体" w:hAnsi="宋体" w:cs="宋体"/>
-          <w:kern w:val="0"/>
-        </w:rPr>
-      </w:r>
-      <w:r>
-        <w:rPr>
-          <w:rFonts w:ascii="宋体" w:hAnsi="宋体" w:cs="宋体"/>
-          <w:kern w:val="0"/>
-        </w:rPr>
-      </w:r>
-    </w:p>
-    <w:p>
-      <w:pPr>
-        <w:ind w:firstLine="480"/>
-      </w:pPr>
-    </w:p>
-    <w:p>
-      <w:pPr>
-        <w:ind w:firstLine="0" w:firstLineChars="0"/>
-        <w:rPr>
-          <w:rFonts w:hint="eastAsia"/>
-        </w:rPr>
-      </w:pPr>
-    </w:p>
-    <w:p>
-      <w:pPr>
-        <w:ind w:firstLine="480"/>
-      </w:pPr>
-      <w:r/>
-      <w:r>
-        <w:rPr>
-          <w:rFonts w:hint="eastAsia"/>
-        </w:rPr>
-      </w:r>
-      <w:r/>
-      <w:r>
-        <w:rPr>
-          <w:rFonts w:hint="eastAsia"/>
-        </w:rPr>
-      </w:r>
-      <w:r/>
-      <w:r>
-        <w:rPr>
-          <w:rFonts w:hint="eastAsia"/>
-        </w:rPr>
-      </w:r>
-      <w:r/>
-      <w:r>
-        <w:rPr>
-          <w:rFonts w:hint="eastAsia"/>
-        </w:rPr>
-      </w:r>
-      <w:r/>
-      <w:r>
-        <w:rPr>
-          <w:rFonts w:hint="eastAsia"/>
-        </w:rPr>
-      </w:r>
-    </w:p>
-    <w:p>
-      <w:pPr>
-        <w:tabs>
-          <w:tab w:val="left" w:pos="1173"/>
-        </w:tabs>
-        <w:adjustRightInd w:val="0"/>
-        <w:snapToGrid w:val="0"/>
-        <w:spacing w:line="300" w:lineRule="auto"/>
-        <w:ind w:firstLine="480"/>
-        <w:jc w:val="right"/>
-      </w:pPr>
-      <w:r>
-        <w:rPr>
-          <w:position w:val="-30"/>
-        </w:rPr>
-      </w:r>
-      <w:r/>
-      <w:r>
-        <w:rPr>
-          <w:rFonts w:hint="eastAsia"/>
-        </w:rPr>
-      </w:r>
-      <w:r/>
-      <w:r>
-        <w:rPr>
-          <w:rFonts w:hint="eastAsia"/>
-        </w:rPr>
-      </w:r>
-      <w:r/>
-      <w:r>
-        <w:rPr>
-          <w:rFonts w:hint="eastAsia"/>
-        </w:rPr>
-      </w:r>
-      <w:r/>
-      <w:r>
-        <w:rPr>
-          <w:rFonts w:hint="eastAsia"/>
-        </w:rPr>
-      </w:r>
-      <w:r/>
-    </w:p>
-    <w:p>
-      <w:pPr>
-        <w:tabs>
-          <w:tab w:val="left" w:pos="1173"/>
-        </w:tabs>
-        <w:adjustRightInd w:val="0"/>
-        <w:snapToGrid w:val="0"/>
-        <w:spacing w:line="300" w:lineRule="auto"/>
-        <w:ind w:firstLine="480"/>
-        <w:jc w:val="right"/>
-        <w:rPr>
-          <w:rFonts w:hint="eastAsia"/>
-        </w:rPr>
-      </w:pPr>
-      <w:r>
-        <w:rPr>
-          <w:position w:val="-32"/>
-        </w:rPr>
-      </w:r>
-      <w:r/>
-      <w:r>
-        <w:rPr>
-          <w:rFonts w:hint="eastAsia"/>
-        </w:rPr>
-      </w:r>
-      <w:r/>
-      <w:r>
-        <w:rPr>
-          <w:rFonts w:hint="eastAsia"/>
-        </w:rPr>
-      </w:r>
-      <w:r/>
-      <w:r>
-        <w:rPr>
-          <w:rFonts w:hint="eastAsia"/>
-        </w:rPr>
-      </w:r>
-      <w:r/>
-    </w:p>
-    <w:p>
-      <w:pPr>
-        <w:ind w:firstLine="480"/>
-      </w:pPr>
-      <w:r/>
-      <w:r>
-        <w:rPr>
-          <w:rFonts w:hint="eastAsia"/>
-        </w:rPr>
-      </w:r>
-      <w:r>
-        <w:rPr>
-          <w:position w:val="-14"/>
-        </w:rPr>
-      </w:r>
-      <w:r/>
-      <w:r>
-        <w:rPr>
-          <w:rFonts w:hint="eastAsia"/>
-        </w:rPr>
-      </w:r>
-      <w:r/>
-      <w:r>
-        <w:rPr>
-          <w:rFonts w:hint="eastAsia"/>
-        </w:rPr>
-      </w:r>
-      <w:r/>
-    </w:p>
-    <w:p>
-      <w:pPr>
-        <w:ind w:firstLine="1380" w:firstLineChars="550"/>
-        <w:rPr>
-          <w:rFonts w:hint="eastAsia"/>
-        </w:rPr>
-      </w:pPr>
-      <w:r>
-        <w:rPr>
-          <w:position w:val="-10"/>
-        </w:rPr>
-      </w:r>
-      <w:r/>
-      <w:r>
-        <w:rPr>
-          <w:rFonts w:hint="eastAsia"/>
-        </w:rPr>
-      </w:r>
-      <w:r/>
-      <w:r>
-        <w:rPr>
-          <w:rFonts w:hint="eastAsia"/>
-        </w:rPr>
-      </w:r>
-    </w:p>
-    <w:p>
-      <w:pPr>
-        <w:ind w:firstLine="1380" w:firstLineChars="550"/>
-        <w:rPr>
-          <w:rFonts w:hint="eastAsia"/>
-        </w:rPr>
-      </w:pPr>
-      <w:r>
-        <w:rPr>
-          <w:position w:val="-10"/>
-        </w:rPr>
-      </w:r>
-      <w:r/>
-      <w:r>
-        <w:rPr>
-          <w:rFonts w:hint="eastAsia"/>
-        </w:rPr>
-      </w:r>
-      <w:r/>
-      <w:r>
-        <w:rPr>
-          <w:vertAlign w:val="superscript"/>
-        </w:rPr>
-      </w:r>
-      <w:r>
-        <w:rPr>
-          <w:rFonts w:hint="eastAsia"/>
-        </w:rPr>
-      </w:r>
-    </w:p>
-    <w:p>
-      <w:pPr>
-        <w:ind w:firstLine="480"/>
-        <w:rPr>
-          <w:rFonts w:hint="eastAsia"/>
-        </w:rPr>
-      </w:pPr>
-      <w:r/>
-      <w:r/>
-    </w:p>
-    <w:p>
-      <w:pPr>
-        <w:ind w:firstLine="480"/>
-        <w:rPr>
-          <w:rFonts w:hint="eastAsia"/>
-        </w:rPr>
-      </w:pPr>
-      <w:r/>
-    </w:p>
-    <w:p>
-      <w:pPr>
-        <w:ind w:firstLine="480"/>
-        <w:rPr>
-          <w:rFonts w:hint="eastAsia"/>
-        </w:rPr>
-      </w:pPr>
-      <w:r/>
-    </w:p>
-    <w:p>
-      <w:pPr>
-        <w:spacing w:before="163" w:after="163"/>
-        <w:ind w:firstLine="480"/>
-        <w:rPr>
-          <w:rFonts w:hint="eastAsia"/>
-        </w:rPr>
-      </w:pPr>
-      <w:bookmarkStart w:id="36" w:name="_Toc419471642"/>
-      <w:bookmarkStart w:id="37" w:name="_Toc419472415"/>
-      <w:bookmarkStart w:id="38" w:name="_Toc419471766"/>
-      <w:bookmarkStart w:id="39" w:name="_Toc419571868"/>
-      <w:r/>
-      <w:r>
-        <w:rPr>
-          <w:rFonts w:hint="eastAsia"/>
-        </w:rPr>
-      </w:r>
-      <w:bookmarkEnd w:id="36"/>
-      <w:bookmarkEnd w:id="37"/>
-      <w:bookmarkEnd w:id="38"/>
-      <w:r>
-        <w:rPr>
-          <w:rFonts w:hint="eastAsia"/>
-        </w:rPr>
-      </w:r>
-      <w:bookmarkEnd w:id="39"/>
-    </w:p>
-    <w:p>
-      <w:pPr>
-        <w:ind w:firstLine="480"/>
-        <w:rPr>
-          <w:rFonts w:hint="eastAsia"/>
-        </w:rPr>
-      </w:pPr>
-      <w:r>
-        <w:rPr>
-          <w:rFonts w:hint="eastAsia"/>
-        </w:rPr>
-      </w:r>
-      <w:r/>
-    </w:p>
-    <w:p>
-      <w:pPr>
-        <w:ind w:firstLine="472" w:firstLineChars="0"/>
-        <w:rPr>
-          <w:rFonts w:hint="eastAsia"/>
-        </w:rPr>
-      </w:pPr>
-      <w:r>
-        <w:rPr>
-          <w:rFonts w:hint="eastAsia"/>
-        </w:rPr>
-      </w:r>
-      <w:r>
-        <w:rPr>
-          <w:rFonts w:hint="eastAsia"/>
-          <w:bCs w:val="0"/>
-        </w:rPr>
-      </w:r>
-      <w:r>
-        <w:rPr>
-          <w:rFonts w:hint="eastAsia"/>
-        </w:rPr>
-      </w:r>
-      <w:r>
-        <w:rPr>
-          <w:rFonts w:hint="eastAsia"/>
-          <w:lang w:val="en-US" w:eastAsia="zh-CN"/>
-        </w:rPr>
-      </w:r>
-      <w:r>
-        <w:rPr>
-          <w:rFonts w:hint="eastAsia"/>
-        </w:rPr>
-      </w:r>
-      <w:r/>
-      <w:r>
-        <w:rPr>
-          <w:rFonts w:hint="eastAsia"/>
-        </w:rPr>
-      </w:r>
-    </w:p>
-    <w:p>
-      <w:pPr>
-        <w:ind w:firstLine="480"/>
-        <w:rPr>
-          <w:rFonts w:hint="eastAsia"/>
-        </w:rPr>
-      </w:pPr>
-      <w:r>
-        <w:rPr>
-          <w:rFonts w:hint="eastAsia" w:ascii="宋体" w:hAnsi="宋体"/>
-        </w:rPr>
-      </w:r>
-      <w:r>
-        <w:rPr>
-          <w:rFonts w:hint="eastAsia"/>
-        </w:rPr>
-      </w:r>
-      <w:r>
-        <w:rPr>
-          <w:rFonts w:hint="eastAsia"/>
-          <w:lang w:val="en-US" w:eastAsia="zh-CN"/>
-        </w:rPr>
-      </w:r>
-      <w:r>
-        <w:rPr>
-          <w:rFonts w:hint="eastAsia"/>
-        </w:rPr>
-      </w:r>
-      <w:r/>
-      <w:r>
-        <w:rPr>
-          <w:rFonts w:hint="eastAsia"/>
-        </w:rPr>
-      </w:r>
-    </w:p>
-    <w:p>
-      <w:pPr>
-        <w:ind w:firstLine="480"/>
-        <w:rPr>
-          <w:rFonts w:hint="eastAsia"/>
-        </w:rPr>
-      </w:pPr>
-      <w:r>
-        <w:rPr>
-          <w:rFonts w:hint="eastAsia"/>
-        </w:rPr>
-      </w:r>
-      <w:r/>
-      <w:r>
-        <w:rPr>
-          <w:rFonts w:hint="eastAsia"/>
-        </w:rPr>
-      </w:r>
-    </w:p>
-    <w:p>
-      <w:pPr>
-        <w:ind w:firstLine="480"/>
-        <w:rPr>
-          <w:rFonts w:hint="eastAsia"/>
-        </w:rPr>
-      </w:pPr>
-      <w:r>
-        <w:rPr>
-          <w:rFonts w:hint="eastAsia"/>
-        </w:rPr>
-      </w:r>
-      <w:r/>
-      <w:r>
-        <w:rPr>
-          <w:rFonts w:hint="eastAsia"/>
-        </w:rPr>
-      </w:r>
-    </w:p>
-    <w:p>
-      <w:pPr>
-        <w:adjustRightInd w:val="0"/>
-        <w:snapToGrid w:val="0"/>
-        <w:spacing w:line="300" w:lineRule="auto"/>
-        <w:ind w:firstLine="480"/>
-      </w:pPr>
-      <w:r>
-        <w:rPr>
-          <w:rFonts w:hint="eastAsia"/>
-        </w:rPr>
-      </w:r>
-    </w:p>
-    <w:p>
-      <w:pPr>
-        <w:adjustRightInd w:val="0"/>
-        <w:snapToGrid w:val="0"/>
-        <w:spacing w:before="163" w:beforeLines="50" w:after="163" w:afterLines="50"/>
-        <w:ind w:firstLine="0" w:firstLineChars="0"/>
-        <w:jc w:val="center"/>
-        <w:rPr>
-          <w:rFonts w:hint="eastAsia" w:ascii="黑体" w:hAnsi="黑体" w:eastAsia="黑体"/>
-          <w:sz w:val="21"/>
-        </w:rPr>
-      </w:pPr>
-      <w:r>
-        <w:rPr>
-          <w:rFonts w:hint="eastAsia" w:ascii="黑体" w:hAnsi="黑体" w:eastAsia="黑体"/>
-          <w:sz w:val="21"/>
-        </w:rPr>
-      </w:r>
-    </w:p>
-    <w:p>
-      <w:pPr>
-        <w:adjustRightInd w:val="0"/>
-        <w:spacing w:before="163" w:beforeLines="50" w:after="163" w:afterLines="50"/>
-        <w:ind w:left="7530" w:leftChars="3000" w:firstLine="0" w:firstLineChars="0"/>
-        <w:jc w:val="center"/>
-        <w:rPr>
-          <w:rFonts w:hint="eastAsia" w:ascii="黑体" w:hAnsi="黑体" w:eastAsia="黑体"/>
-          <w:sz w:val="21"/>
-          <w:szCs w:val="21"/>
-        </w:rPr>
-      </w:pPr>
-      <w:r>
-        <w:rPr>
-          <w:rFonts w:hint="eastAsia" w:ascii="黑体" w:hAnsi="黑体" w:eastAsia="黑体"/>
-          <w:color w:val="CCE8CF"/>
-          <w:sz w:val="21"/>
-        </w:rPr>
-      </w:r>
-    </w:p>
-    <w:p>
-      <w:pPr>
-        <w:adjustRightInd w:val="0"/>
-        <w:spacing w:before="163" w:beforeLines="50" w:after="163" w:afterLines="50"/>
-        <w:ind w:left="7530" w:leftChars="3000" w:firstLine="0" w:firstLineChars="0"/>
-        <w:jc w:val="center"/>
-        <w:rPr>
-          <w:rFonts w:hint="eastAsia" w:ascii="黑体" w:hAnsi="黑体" w:eastAsia="黑体"/>
-          <w:sz w:val="21"/>
-          <w:szCs w:val="21"/>
-        </w:rPr>
-      </w:pPr>
-    </w:p>
-    <w:p>
-      <w:pPr>
-        <w:adjustRightInd w:val="0"/>
-        <w:spacing w:before="163" w:beforeLines="50" w:after="163" w:afterLines="50"/>
-        <w:ind w:left="7530" w:leftChars="3000" w:firstLine="0" w:firstLineChars="0"/>
-        <w:jc w:val="center"/>
-        <w:rPr>
-          <w:rFonts w:hint="eastAsia" w:ascii="黑体" w:hAnsi="黑体" w:eastAsia="黑体"/>
-          <w:sz w:val="21"/>
-          <w:szCs w:val="21"/>
-        </w:rPr>
-      </w:pPr>
-      <w:r>
-        <w:rPr>
-          <w:rFonts w:hint="eastAsia"/>
-        </w:rPr>
-      </w:r>
-      <w:r>
-        <w:rPr>
-          <w:rFonts w:hint="eastAsia"/>
-        </w:rPr>
-      </w:r>
-      <w:r>
-        <w:rPr>
-          <w:rFonts w:hint="eastAsia" w:ascii="黑体" w:hAnsi="黑体" w:eastAsia="黑体"/>
-          <w:sz w:val="21"/>
-          <w:szCs w:val="21"/>
-        </w:rPr>
-      </w:r>
-      <w:r>
-        <w:rPr>
-          <w:rFonts w:hint="eastAsia" w:ascii="黑体" w:hAnsi="黑体" w:eastAsia="黑体"/>
-          <w:sz w:val="21"/>
-        </w:rPr>
-      </w:r>
-    </w:p>
-    <w:p>
-      <w:pPr>
-        <w:spacing w:before="326" w:after="326"/>
-        <w:rPr>
-          <w:rFonts w:hint="eastAsia"/>
-        </w:rPr>
-      </w:pPr>
-      <w:r>
-        <w:rPr>
-          <w:rFonts w:hint="eastAsia"/>
-        </w:rPr>
-      </w:r>
-      <w:bookmarkStart w:id="40" w:name="_Toc419471670"/>
-      <w:bookmarkStart w:id="41" w:name="_Toc419571869"/>
-      <w:bookmarkStart w:id="42" w:name="_Toc419472443"/>
-      <w:bookmarkStart w:id="43" w:name="_Toc419471794"/>
-      <w:r>
-        <w:rPr>
-          <w:rFonts w:hint="eastAsia"/>
-        </w:rPr>
-      </w:r>
-      <w:bookmarkEnd w:id="40"/>
-      <w:bookmarkEnd w:id="41"/>
-      <w:bookmarkEnd w:id="42"/>
-      <w:bookmarkEnd w:id="43"/>
-    </w:p>
-    <w:p>
-      <w:pPr>
-        <w:ind w:firstLine="480"/>
-        <w:rPr>
-          <w:rFonts w:hint="eastAsia" w:eastAsia="宋体"/>
-          <w:lang w:eastAsia="zh-CN"/>
-        </w:rPr>
-      </w:pPr>
-      <w:r>
-        <w:rPr>
-          <w:rFonts w:hint="eastAsia"/>
-        </w:rPr>
-      </w:r>
-      <w:r>
-        <w:rPr>
-          <w:rFonts w:hint="eastAsia"/>
-          <w:lang w:eastAsia="zh-CN"/>
-        </w:rPr>
-      </w:r>
-    </w:p>
-    <w:p>
-      <w:pPr>
-        <w:ind w:firstLine="480"/>
-        <w:rPr>
-          <w:rFonts w:hint="eastAsia"/>
-        </w:rPr>
-      </w:pPr>
-      <w:r>
-        <w:rPr>
-          <w:rFonts w:hint="eastAsia"/>
-        </w:rPr>
-      </w:r>
-    </w:p>
-    <w:p>
-      <w:pPr>
-        <w:ind w:firstLine="480"/>
-        <w:rPr>
-          <w:rFonts w:hint="eastAsia"/>
-        </w:rPr>
-      </w:pPr>
-    </w:p>
-    <w:p>
-      <w:pPr>
-        <w:spacing w:before="326" w:beforeLines="100" w:after="326" w:afterLines="100"/>
-        <w:ind w:firstLine="480"/>
-        <w:jc w:val="center"/>
-        <w:outlineLvl w:val="0"/>
-        <w:rPr>
-          <w:rFonts w:hint="eastAsia" w:ascii="黑体" w:hAnsi="黑体" w:eastAsia="黑体"/>
-          <w:sz w:val="30"/>
-          <w:szCs w:val="30"/>
-        </w:rPr>
-      </w:pPr>
-      <w:bookmarkStart w:id="44" w:name="_Toc419571727"/>
-      <w:bookmarkStart w:id="45" w:name="_Toc419571772"/>
-      <w:bookmarkStart w:id="46" w:name="_Toc419486878"/>
-      <w:bookmarkStart w:id="47" w:name="_Toc419571756"/>
-      <w:bookmarkStart w:id="48" w:name="_Toc419571599"/>
-      <w:bookmarkStart w:id="49" w:name="_Toc419571870"/>
-      <w:bookmarkStart w:id="50" w:name="_Toc419486721"/>
-      <w:bookmarkStart w:id="51" w:name="_Toc419571837"/>
-      <w:r>
-        <w:rPr>
-          <w:rFonts w:hint="eastAsia"/>
-        </w:rPr>
-      </w:r>
-      <w:bookmarkEnd w:id="44"/>
-      <w:bookmarkEnd w:id="45"/>
-      <w:bookmarkEnd w:id="46"/>
-      <w:bookmarkEnd w:id="47"/>
-      <w:bookmarkEnd w:id="48"/>
-      <w:bookmarkEnd w:id="49"/>
-      <w:bookmarkEnd w:id="50"/>
-      <w:bookmarkEnd w:id="51"/>
-      <w:bookmarkStart w:id="52" w:name="_Toc419471673"/>
-      <w:bookmarkStart w:id="53" w:name="_Toc419471797"/>
-      <w:bookmarkStart w:id="54" w:name="_Toc419472446"/>
-    </w:p>
-    <w:p>
-      <w:pPr>
-        <w:spacing w:before="326" w:beforeLines="100" w:after="326" w:afterLines="100"/>
-        <w:ind w:firstLine="600"/>
-        <w:jc w:val="center"/>
-        <w:outlineLvl w:val="0"/>
-        <w:rPr>
-          <w:rFonts w:hint="eastAsia" w:ascii="黑体" w:hAnsi="黑体" w:eastAsia="黑体"/>
-          <w:sz w:val="30"/>
-          <w:szCs w:val="30"/>
-        </w:rPr>
-      </w:pPr>
     </w:p>
     <w:p>
       <w:pPr>

--- a/papers/chencai/output.docx
+++ b/papers/chencai/output.docx
@@ -16200,7 +16200,7 @@
           <w:rFonts w:hint="eastAsia"/>
           <w:szCs w:val="28"/>
         </w:rPr>
-        <w:t xml:space="preserve">技术栈是SSM+MySQL+JSP+Tomcat，B/S架构，IDEA里开发。整个项目从需求分析、数据库设计、编码到测试走了一遍完整流程，功能基本覆盖了房屋租售的日常业务。</w:t>
+        <w:t xml:space="preserve">技术栈是SSM加MySQL加JSP加Tomcat，B/S架构，IDEA里开发。整个项目从需求分析、数据库设计、编码到测试走了一遍完整流程，功能基本覆盖了房屋租售的日常业务。数据库设计了7张核心表，admin表管后台账号，member表管前台用户，fw表存房屋信息，dd表记订单，ly表存留言，gg表放公告，fl表做分类。表之间通过名称字段关联，结构不算复杂但够用。</w:t>
       </w:r>
       <w:r>
         <w:rPr>
@@ -16221,7 +16221,7 @@
           <w:rFonts w:hint="eastAsia"/>
           <w:szCs w:val="28"/>
         </w:rPr>
-        <w:t xml:space="preserve">但系统有明显的短板。没做性能压测，不清楚并发量上来之后会不会卡。安全机制只做了登录验证和角色区分，没上数据加密，密码存储方式也比较基础。功能上缺智能推荐、地图定位、在线签合同这些进阶功能，只能算一个基础版。</w:t>
+        <w:t xml:space="preserve">系统实现阶段按管理员模块和用户模块两条线走。管理员模块从AdminController接请求，AdminService跑业务逻辑，AdminMapper操作数据库，三层分得比较清楚。用户模块结构类似，MemberController处理前台请求，各个Service分别管房屋查询、订单生成、留言保存这些功能。代码里用Spring做依赖注入，SpringMVC做路由分发，MyBatis写SQL映射，没有太多自定义的东西，基本是框架的标准用法。</w:t>
       </w:r>
       <w:r>
         <w:rPr>
@@ -16242,7 +16242,49 @@
           <w:rFonts w:hint="eastAsia"/>
           <w:szCs w:val="28"/>
         </w:rPr>
-        <w:t xml:space="preserve">后续如果继续做，优先补两件事：一是加压力测试，搞清楚系统的承载上限；二是把密码加密和接口鉴权做完整。功能方面，房源推荐和地图看房可以作为后期扩展方向。当前这个版本，作为中小中介公司的内部管理工具，基本够用。</w:t>
+        <w:t xml:space="preserve">测试阶段用黑盒测试方法，设计了管理员登录、房屋出售管理、房屋出租管理三组测试用例。每组测试包含输入、预期输出和操作步骤，实际测试结果和预期一致。系统在Windows 10环境下用Chrome和Edge浏览器都能正常访问，页面加载速度在可接受范围内。</w:t>
+      </w:r>
+      <w:r>
+        <w:rPr>
+          <w:rFonts w:hint="eastAsia"/>
+        </w:rPr>
+      </w:r>
+      <w:r/>
+    </w:p>
+    <w:p>
+      <w:pPr>
+        <w:ind w:firstLine="480"/>
+        <w:rPr>
+          <w:rFonts w:hint="eastAsia"/>
+        </w:rPr>
+      </w:pPr>
+      <w:r>
+        <w:rPr>
+          <w:rFonts w:hint="eastAsia"/>
+          <w:szCs w:val="28"/>
+        </w:rPr>
+        <w:t xml:space="preserve">但系统有明显的短板。没做性能压测，不清楚并发量上来之后会不会卡。安全机制只做了登录验证和角色区分，没上数据加密，密码在数据库里是明文存的。界面用的JSP加原生HTML，样式比较简陋，和现在主流的前后端分离方案比差距不小。功能上缺智能推荐、地图定位、在线签合同这些进阶功能，只能算一个基础版本。</w:t>
+      </w:r>
+      <w:r>
+        <w:rPr>
+          <w:rFonts w:hint="eastAsia"/>
+        </w:rPr>
+      </w:r>
+      <w:r/>
+    </w:p>
+    <w:p>
+      <w:pPr>
+        <w:ind w:firstLine="480"/>
+        <w:rPr>
+          <w:rFonts w:hint="eastAsia"/>
+        </w:rPr>
+      </w:pPr>
+      <w:r>
+        <w:rPr>
+          <w:rFonts w:hint="eastAsia"/>
+          <w:szCs w:val="28"/>
+        </w:rPr>
+        <w:t xml:space="preserve">后续如果继续做，优先补两件事：一是加压力测试，用JMeter之类的工具搞清楚系统的承载上限，找出瓶颈在哪里；二是把密码改成bcrypt加密存储，接口加上token鉴权，把安全短板补上。功能方面，可以考虑把前端从JSP迁移到Vue，做成前后端分离的架构，用户体验会好很多。房源推荐和地图看房可以作为后期扩展方向，接百度地图API实现房源位置可视化。当前这个版本，作为中小中介公司的内部管理工具，基本够用。</w:t>
       </w:r>
       <w:r>
         <w:rPr>
@@ -16293,7 +16335,15 @@
         <w:rPr>
           <w:rFonts w:hint="eastAsia"/>
         </w:rPr>
-        <w:t xml:space="preserve">    ['做这个毕业设计前后花了几个月，从选题到写完论文，中间踩了不少坑，也学到了不少东西。系统从零搭起来，调通SSM框架配置就花了好几天，数据库表改了三四版才定下来。整个过程虽然累，但确实把课堂上学的东西串起来了。', '感谢宁德师范学院提供的学习条件，机房和图书馆的资源在开发期间帮了大忙。', '感谢刘天哲老师的指导。选题方向是刘老师帮忙定的，需求分析那一章改了两轮才过关，论文框架也是老师一节一节帮着理的。没有老师的耐心指点，这个系统大概率做不完。', '感谢几位同学在开发过程中的帮助，MyBatis映射文件报错那次是室友帮忙排查出来的，省了不少时间。', '感谢家人这几年的支持，让我能安心把学业完成。']</w:t>
+        <w:t xml:space="preserve">    做这个毕业设计前后花了几个月，从选题到写完论文，中间踩了不少坑，也学到了不少东西。系统从零搭起来，调通SSM框架的配置就花了好几天，数据库表改了三四版才定下来，MyBatis的映射文件反复报错，室友帮忙排查才找到原因。整个过程虽然累，但确实把课堂上学的知识串起来了，对Java Web开发有了更深的理解。</w:t>
+        <w:br/>
+        <w:t xml:space="preserve">首先要感谢我的指导教师刘天哲老师。选题方向是刘老师帮忙确定的，需求分析那一章改了两轮才过关，系统设计的框架也是老师一节一节帮着理清的。论文写作过程中，刘老师多次审阅初稿并给出详细的修改建议，从章节结构到文字表述都逐一指正。没有老师的耐心指导，这个系统大概率做不完，论文也写不到现在这个程度。</w:t>
+        <w:br/>
+        <w:t xml:space="preserve">感谢宁德师范学院信息工程学院提供的学习条件。学院机房的开发环境在调试阶段帮了大忙，图书馆的数据库资源让我在写研究现状时能查到不少有价值的文献。四年的专业课程为这次毕业设计打下了基础，操作系统、数据库原理、软件工程这几门课的知识在开发过程中都用到了。</w:t>
+        <w:br/>
+        <w:t xml:space="preserve">感谢一起做毕设的几位同学。前后端联调的时候互相帮忙排查接口问题，讨论数据库表结构时大家各抒己见，这些交流让我受益不少。特别是帮我测试系统功能的两位室友，他们模拟了管理员发布房源、用户浏览下单等完整流程，帮我发现了好几个边界情况的bug。</w:t>
+        <w:br/>
+        <w:t xml:space="preserve">最后感谢我的家人。四年来一直在背后支持我，让我能安心完成学业。毕业设计期间经常熬夜调试代码，家人的关心和理解是我坚持下来的动力。</w:t>
       </w:r>
       <w:r>
         <w:rPr>

--- a/papers/chencai/output.docx
+++ b/papers/chencai/output.docx
@@ -18108,7 +18108,7 @@
         <w:tabs>
           <w:tab w:val="left" w:pos="0"/>
         </w:tabs>
-        <w:ind w:left="420" w:hanging="420"/>
+        <w:ind w:left="580" w:hanging="580"/>
       </w:pPr>
       <w:rPr>
         <w:rFonts w:hint="default" w:ascii="Times New Roman" w:hAnsi="Times New Roman" w:eastAsia="宋体"/>

--- a/papers/chencai/output.docx
+++ b/papers/chencai/output.docx
@@ -6780,7 +6780,7 @@
       <w:r>
         <w:drawing>
           <wp:inline xmlns:a="http://schemas.openxmlformats.org/drawingml/2006/main" xmlns:pic="http://schemas.openxmlformats.org/drawingml/2006/picture">
-            <wp:extent cx="4680000" cy="2808000"/>
+            <wp:extent cx="4680000" cy="3120000"/>
             <wp:docPr id="1009" name="Picture 89"/>
             <wp:cNvGraphicFramePr>
               <a:graphicFrameLocks noChangeAspect="1"/>
@@ -6801,7 +6801,7 @@
                   <pic:spPr>
                     <a:xfrm>
                       <a:off x="0" y="0"/>
-                      <a:ext cx="4680000" cy="2808000"/>
+                      <a:ext cx="4680000" cy="3120000"/>
                     </a:xfrm>
                     <a:prstGeom prst="rect"/>
                   </pic:spPr>

--- a/papers/chencai/output.docx
+++ b/papers/chencai/output.docx
@@ -16470,7 +16470,7 @@
       </w:pPr>
       <w:bookmarkStart w:id="60" w:name="_Ref415687906"/>
       <w:r>
-        <w:t xml:space="preserve">Guo Y, Huo J, Zhou Q. Intelligent Analysis and Visualization of Loan Approval Based on Spring Boot[J]. Journal of Intelligence and Knowledge Engineering, 2025, 3(4).</w:t>
+        <w:t xml:space="preserve">陈杰,张鹏飞.韩国的公共租赁住房体系[J].城市问题,2010:93-99.</w:t>
       </w:r>
       <w:bookmarkEnd w:id="60"/>
       <w:bookmarkStart w:id="61" w:name="_Ref415670923"/>
@@ -16489,7 +16489,7 @@
       </w:pPr>
       <w:bookmarkStart w:id="60" w:name="_Ref415687906"/>
       <w:r>
-        <w:t xml:space="preserve">沈锐. 基于Spring Boot+Vue的图书馆管理系统设计与实现[J]. 现代信息科技, 2025, 9(22): 67-71.</w:t>
+        <w:t xml:space="preserve">吴白云,薛智韵.“城中村”房屋租赁相关问题探讨[J].人民论坛,2011:94-95.</w:t>
       </w:r>
       <w:bookmarkEnd w:id="60"/>
       <w:bookmarkStart w:id="61" w:name="_Ref415670923"/>
@@ -16508,7 +16508,7 @@
       </w:pPr>
       <w:bookmarkStart w:id="60" w:name="_Ref415687906"/>
       <w:r>
-        <w:t xml:space="preserve">张艳. 基于"Spring Boot+Vue"的无忧养老系统设计与实现[J]. 数字技术与应用, 2025, 43(10): 73-76.</w:t>
+        <w:t xml:space="preserve">王坤,王泽森.香港公共房屋制度的成功经验及其启示[J].城市发展研究,2006:48-53.</w:t>
       </w:r>
       <w:bookmarkEnd w:id="60"/>
       <w:bookmarkStart w:id="61" w:name="_Ref415670923"/>
@@ -16527,7 +16527,7 @@
       </w:pPr>
       <w:bookmarkStart w:id="60" w:name="_Ref415687906"/>
       <w:r>
-        <w:t xml:space="preserve">徐赫昭. 基于Spring Boot+Vue的美术馆联合展览系统设计[J]. 科技创新与生产力, 2025, 46(10): 131-134.</w:t>
+        <w:t xml:space="preserve">蔡华利.数字资产管理系统—DSpace研究[J].情报科学,2006:127-130.</w:t>
       </w:r>
       <w:bookmarkEnd w:id="60"/>
       <w:bookmarkStart w:id="61" w:name="_Ref415670923"/>
@@ -16546,7 +16546,7 @@
       </w:pPr>
       <w:bookmarkStart w:id="60" w:name="_Ref415687906"/>
       <w:r>
-        <w:t xml:space="preserve">Alkazemi Y B, Nour K M. XBoot: A RAPID and Instructional Low-Code Generator for Spring Boot Applications[J]. Applied Sciences, 2025, 15(19): 10621-10621.</w:t>
+        <w:t xml:space="preserve">蔡长安,王琪.基于B/S模式的学生信息管理系统设计与实现[J].计算机工程与设计,2006:81-83+86.</w:t>
       </w:r>
       <w:bookmarkEnd w:id="60"/>
       <w:bookmarkStart w:id="61" w:name="_Ref415670923"/>
@@ -16565,7 +16565,7 @@
       </w:pPr>
       <w:bookmarkStart w:id="60" w:name="_Ref415687906"/>
       <w:r>
-        <w:t xml:space="preserve">吴迁. 基于uni-app与Spring Boot框架的Web应用开发平台的设计与实现[D]. 西安石油大学, 2025.</w:t>
+        <w:t xml:space="preserve">程景清,林振智,刘前进.基于C/S和B/S模式的继电保护定值管理系统[J].继电器,2006:23-26+62.</w:t>
       </w:r>
       <w:bookmarkEnd w:id="60"/>
       <w:bookmarkStart w:id="61" w:name="_Ref415670923"/>
@@ -16584,7 +16584,7 @@
       </w:pPr>
       <w:bookmarkStart w:id="60" w:name="_Ref415687906"/>
       <w:r>
-        <w:t xml:space="preserve">孔倩. 基于Spring Boot+Vue框架的阅览室现刊查询系统设计与实现——以上海图书馆为例[J]. 现代信息科技, 2025, 9(07): 98-102+108.</w:t>
+        <w:t xml:space="preserve">张燕,丁保华,张俊.基于B/S架构的农产品溯源安全管理系统设计[J].安徽农业科学,2011:581-583.</w:t>
       </w:r>
       <w:bookmarkEnd w:id="60"/>
       <w:bookmarkStart w:id="61" w:name="_Ref415670923"/>
@@ -16603,7 +16603,7 @@
       </w:pPr>
       <w:bookmarkStart w:id="60" w:name="_Ref415687906"/>
       <w:r>
-        <w:t xml:space="preserve">蒯诗钰, 李佳祥, 王萌, 等. 基于Spring Boot+Vue的导师研究生双选系统设计与实现[J]. 现代信息科技, 2025, 9(06): 20-25+32.</w:t>
+        <w:t xml:space="preserve">赵玉伟,赵小雨,乔木.缓存技术在B/S架构信息系统中的应用[J].计算机工程,2008:239-241.</w:t>
       </w:r>
       <w:bookmarkEnd w:id="60"/>
       <w:bookmarkStart w:id="61" w:name="_Ref415670923"/>
@@ -16622,7 +16622,7 @@
       </w:pPr>
       <w:bookmarkStart w:id="60" w:name="_Ref415687906"/>
       <w:r>
-        <w:t xml:space="preserve">黄镓升, 邓舒婷. 基于Spring Boot的南宁旅游APP的设计与实现[C]. 第32届计算机新科技与教育学术会议论文集. 南宁学院信息工程学院, 2025: 187-191.</w:t>
+        <w:t xml:space="preserve">何继江,刘立.基于B/S结构的短信息平台架构[J].微计算机信息,2006:190-192.</w:t>
       </w:r>
       <w:bookmarkEnd w:id="60"/>
       <w:bookmarkStart w:id="61" w:name="_Ref415670923"/>
@@ -16641,7 +16641,7 @@
       </w:pPr>
       <w:bookmarkStart w:id="60" w:name="_Ref415687906"/>
       <w:r>
-        <w:t xml:space="preserve">贾文强, 刘新, 傅鹏. 基于Spring Boot+Vue框架的企业记录管理系统设计与实现[J]. 工业控制计算机, 2024, 37(10): 151-152.</w:t>
+        <w:t xml:space="preserve">周丽莉.基于B/S结构的等级考试管理系统[J].计算机工程,2005:203-205.</w:t>
       </w:r>
       <w:bookmarkEnd w:id="60"/>
       <w:bookmarkStart w:id="61" w:name="_Ref415670923"/>
@@ -16660,7 +16660,7 @@
       </w:pPr>
       <w:bookmarkStart w:id="60" w:name="_Ref415687906"/>
       <w:r>
-        <w:t xml:space="preserve">黄英康, 禹瑞雪, 陈金龙, 等. 基于Spring Boot+Vue的科技服务业公共服务平台设计与实现[J]. 大众科技, 2024, 26(05): 37-41+45.</w:t>
+        <w:t xml:space="preserve">李征.基于C/S和B/S模式的输电线路管理系统[J].微计算机信息,2006:145-146+219.</w:t>
       </w:r>
       <w:bookmarkEnd w:id="60"/>
       <w:bookmarkStart w:id="61" w:name="_Ref415670923"/>
@@ -16679,7 +16679,7 @@
       </w:pPr>
       <w:bookmarkStart w:id="60" w:name="_Ref415687906"/>
       <w:r>
-        <w:t xml:space="preserve">朱芊慧, 刘风华, 钱进, 等. 基于Spring Boot+Vue技术的煤矿安全培训后台设计与实现[J]. 现代信息科技, 2024, 8(18): 116-119+124.</w:t>
+        <w:t xml:space="preserve">童江华,徐建刚,曹晓辉.基于SSM的主导产业选择基准——以南京市为例[J].经济地理,2007:31-34+38.</w:t>
       </w:r>
       <w:bookmarkEnd w:id="60"/>
       <w:bookmarkStart w:id="61" w:name="_Ref415670923"/>
@@ -16698,7 +16698,7 @@
       </w:pPr>
       <w:bookmarkStart w:id="60" w:name="_Ref415687906"/>
       <w:r>
-        <w:t xml:space="preserve">罗枫. 基于Spring Boot+Vue实现校园选课系统[J]. 数字技术与应用, 2024, 42(05): 217-219.</w:t>
+        <w:t xml:space="preserve">蔡莉,崔启国,史琳.创业环境研究框架[J].吉林大学社会科学学报,2007:52-58.</w:t>
       </w:r>
       <w:bookmarkEnd w:id="60"/>
       <w:bookmarkStart w:id="61" w:name="_Ref415670923"/>
@@ -16717,7 +16717,7 @@
       </w:pPr>
       <w:bookmarkStart w:id="60" w:name="_Ref415687906"/>
       <w:r>
-        <w:t xml:space="preserve">曲添翼. 基于Spring Boot的马病远程辅助诊断App的开发与应用[D]. 东北农业大学, 2023.</w:t>
+        <w:t xml:space="preserve">吕帅,汪宇明,龚伟.旅游市场客源结构的SSM分析——以上海市海外游客市场为例[J].旅游学刊,2006:62-66.</w:t>
       </w:r>
       <w:bookmarkEnd w:id="60"/>
       <w:bookmarkStart w:id="61" w:name="_Ref415670923"/>
@@ -16736,7 +16736,7 @@
       </w:pPr>
       <w:bookmarkStart w:id="60" w:name="_Ref415687906"/>
       <w:r>
-        <w:t xml:space="preserve">包添文. 基于Spring Boot框架的社区管理系统设计与实现[D]. 中国地质大学(北京), 2023.</w:t>
+        <w:t xml:space="preserve">孟溦,John Mingers,刘文斌.基于SSM分折的科研评价系统探讨[J].科研管理,2007:3-10.</w:t>
       </w:r>
       <w:bookmarkEnd w:id="60"/>
       <w:bookmarkStart w:id="61" w:name="_Ref415670923"/>
@@ -16755,7 +16755,7 @@
       </w:pPr>
       <w:bookmarkStart w:id="60" w:name="_Ref415687906"/>
       <w:r>
-        <w:t xml:space="preserve">潘国荣. 基于JSP+JavaBean+Servlet实现模式的增删改模块的设计与实现[J]. 信息通信, 2017, (08): 101-103.</w:t>
+        <w:t xml:space="preserve">马广惠.二语词汇知识理论框架[J].外语与外语教学,2007:25-27.</w:t>
       </w:r>
       <w:bookmarkEnd w:id="60"/>
       <w:bookmarkStart w:id="61" w:name="_Ref415670923"/>
@@ -16774,7 +16774,7 @@
       </w:pPr>
       <w:bookmarkStart w:id="60" w:name="_Ref415687906"/>
       <w:r>
-        <w:t xml:space="preserve">陶智刚, 王明哲. 面向目标的系统的系统建模方法[J]. 系统工程与电子技术, 2013, 35(11): 2335-2341.</w:t>
+        <w:t xml:space="preserve">张宇,王映辉,张翔南.基于Spring的MVC框架设计与实现[J].计算机工程,2010:65-68.</w:t>
       </w:r>
       <w:bookmarkEnd w:id="60"/>
       <w:bookmarkStart w:id="61" w:name="_Ref415670923"/>
@@ -16793,7 +16793,7 @@
       </w:pPr>
       <w:bookmarkStart w:id="60" w:name="_Ref415687906"/>
       <w:r>
-        <w:t xml:space="preserve">李荣国, 王见. MySQL数据库在自动测试系统中的应用[J]. 计算机应用, 2019, (31): 169-171.</w:t>
+        <w:t xml:space="preserve">刘星沙,罗昔军.基于MVC模式的Struts和Spring整合框架的研究与应用[J].湘潭大学自然科学学报,2007:95-98.</w:t>
       </w:r>
       <w:bookmarkEnd w:id="60"/>
       <w:bookmarkStart w:id="61" w:name="_Ref415670923"/>
@@ -16812,7 +16812,7 @@
       </w:pPr>
       <w:bookmarkStart w:id="60" w:name="_Ref415687906"/>
       <w:r>
-        <w:t xml:space="preserve">王珊, 萨师煊. 数据库系统概论[M]. 北京: 高等教育出版社, 2012.</w:t>
+        <w:t xml:space="preserve">黎永良,崔杜武.MVC设计模式的改进与应用[J].计算机工程,2005:105-106+221.</w:t>
       </w:r>
       <w:bookmarkEnd w:id="60"/>
       <w:bookmarkStart w:id="61" w:name="_Ref415670923"/>
@@ -16831,7 +16831,7 @@
       </w:pPr>
       <w:bookmarkStart w:id="60" w:name="_Ref415687906"/>
       <w:r>
-        <w:t xml:space="preserve">陆慧娟, 等. 数据库设计与应用开发实践[M]. 清华大学出版社, 2014.</w:t>
+        <w:t xml:space="preserve">廖福保.扩展Spring MVC模块的Web应用[J].实验室研究与探索,2012:82-85+123.</w:t>
       </w:r>
       <w:bookmarkEnd w:id="60"/>
       <w:bookmarkStart w:id="61" w:name="_Ref415670923"/>
@@ -16850,7 +16850,7 @@
       </w:pPr>
       <w:bookmarkStart w:id="60" w:name="_Ref415687906"/>
       <w:r>
-        <w:t xml:space="preserve">王宜贵. 软件工程[M]. 北京: 机械工业出版社, 2010: 25-30.</w:t>
+        <w:t xml:space="preserve">吴溥峰,张玉清.数据库安全综述[J].计算机工程,2006:91-94.</w:t>
       </w:r>
       <w:bookmarkEnd w:id="60"/>
       <w:bookmarkStart w:id="61" w:name="_Ref415670923"/>
@@ -16869,7 +16869,7 @@
       </w:pPr>
       <w:bookmarkStart w:id="60" w:name="_Ref415687906"/>
       <w:r>
-        <w:t xml:space="preserve">Homès B. Fundamentals of Software Testing[M]. John Wiley  Sons, 2013.</w:t>
+        <w:t xml:space="preserve">尹萍.SQL Server数据库性能优化[J].计算机应用与软件,2005:52-54+131.</w:t>
       </w:r>
       <w:bookmarkEnd w:id="60"/>
       <w:bookmarkStart w:id="61" w:name="_Ref415670923"/>
@@ -16888,7 +16888,7 @@
       </w:pPr>
       <w:bookmarkStart w:id="60" w:name="_Ref415687906"/>
       <w:r>
-        <w:t xml:space="preserve">崔艳英. 基于Python的辅导员管理学生请假工具的实现[J]. 电脑编程技巧与维护, 2025, (11): 89-91.</w:t>
+        <w:t xml:space="preserve">谷震离,杜根远.SQL Server数据库应用程序中数据库安全性研究[J].计算机工程与设计,2007:179-181.</w:t>
       </w:r>
       <w:bookmarkEnd w:id="60"/>
       <w:bookmarkStart w:id="61" w:name="_Ref415670923"/>
@@ -16907,7 +16907,7 @@
       </w:pPr>
       <w:bookmarkStart w:id="60" w:name="_Ref415687906"/>
       <w:r>
-        <w:t xml:space="preserve">俞含盛. 基于Python的自动化PDF成绩处理系统的设计与实现[J]. 电脑编程技巧与维护, 2025, (11): 8-13.</w:t>
+        <w:t xml:space="preserve">林子雨,赖永炫,林琛.云数据库研究[J].软件学报,2012:116-134.</w:t>
       </w:r>
       <w:bookmarkEnd w:id="60"/>
       <w:bookmarkStart w:id="61" w:name="_Ref415670923"/>
@@ -16926,7 +16926,7 @@
       </w:pPr>
       <w:bookmarkStart w:id="60" w:name="_Ref415687906"/>
       <w:r>
-        <w:t xml:space="preserve">郑玉琳. 基于Python模糊神经网络的国际贸易高质量发展影响基因研究[J]. 现代营销, 2025, (33): 28-30.</w:t>
+        <w:t xml:space="preserve">钟珞,刘玲,夏红霞.基于Java Mail API的Web邮件系统开发[J].武汉理工大学学报,2006:90-92.</w:t>
       </w:r>
       <w:bookmarkEnd w:id="60"/>
       <w:bookmarkStart w:id="61" w:name="_Ref415670923"/>
@@ -16945,83 +16945,7 @@
       </w:pPr>
       <w:bookmarkStart w:id="60" w:name="_Ref415687906"/>
       <w:r>
-        <w:t xml:space="preserve">汪泓江, 李毅, 陈泓宇. 基于Python的气象Y文件批量分析处理程序[J]. 信息与电脑, 2025, 37(22): 128-130.</w:t>
-      </w:r>
-      <w:bookmarkEnd w:id="60"/>
-      <w:bookmarkStart w:id="61" w:name="_Ref415670923"/>
-    </w:p>
-    <w:p>
-      <w:pPr>
-        <w:numPr>
-          <w:ilvl w:val="2"/>
-          <w:numId w:val="12"/>
-        </w:numPr>
-        <w:spacing w:line="360" w:lineRule="exact"/>
-        <w:ind w:firstLineChars="0"/>
-        <w:rPr>
-          <w:rFonts w:hint="eastAsia"/>
-        </w:rPr>
-      </w:pPr>
-      <w:bookmarkStart w:id="60" w:name="_Ref415687906"/>
-      <w:r>
-        <w:t xml:space="preserve">陈玉潇. 基于劝导理论的小学智慧食堂系统设计研究[D]. 广东工业大学, 2025.</w:t>
-      </w:r>
-      <w:bookmarkEnd w:id="60"/>
-      <w:bookmarkStart w:id="61" w:name="_Ref415670923"/>
-    </w:p>
-    <w:p>
-      <w:pPr>
-        <w:numPr>
-          <w:ilvl w:val="2"/>
-          <w:numId w:val="12"/>
-        </w:numPr>
-        <w:spacing w:line="360" w:lineRule="exact"/>
-        <w:ind w:firstLineChars="0"/>
-        <w:rPr>
-          <w:rFonts w:hint="eastAsia"/>
-        </w:rPr>
-      </w:pPr>
-      <w:bookmarkStart w:id="60" w:name="_Ref415687906"/>
-      <w:r>
-        <w:t xml:space="preserve">王爱国. 师生意见反馈督办系统设计与实现[J]. 无线互联科技, 2024, 21(18): 94-97.</w:t>
-      </w:r>
-      <w:bookmarkEnd w:id="60"/>
-      <w:bookmarkStart w:id="61" w:name="_Ref415670923"/>
-    </w:p>
-    <w:p>
-      <w:pPr>
-        <w:numPr>
-          <w:ilvl w:val="2"/>
-          <w:numId w:val="12"/>
-        </w:numPr>
-        <w:spacing w:line="360" w:lineRule="exact"/>
-        <w:ind w:firstLineChars="0"/>
-        <w:rPr>
-          <w:rFonts w:hint="eastAsia"/>
-        </w:rPr>
-      </w:pPr>
-      <w:bookmarkStart w:id="60" w:name="_Ref415687906"/>
-      <w:r>
-        <w:t xml:space="preserve">柳林均, 闫光绪, 纪元, 等. 基于图像处理技术的智慧食堂管理系统设计[J]. 数字技术与应用, 2024, 42(08): 204-206.</w:t>
-      </w:r>
-      <w:bookmarkEnd w:id="60"/>
-      <w:bookmarkStart w:id="61" w:name="_Ref415670923"/>
-    </w:p>
-    <w:p>
-      <w:pPr>
-        <w:numPr>
-          <w:ilvl w:val="2"/>
-          <w:numId w:val="12"/>
-        </w:numPr>
-        <w:spacing w:line="360" w:lineRule="exact"/>
-        <w:ind w:firstLineChars="0"/>
-        <w:rPr>
-          <w:rFonts w:hint="eastAsia"/>
-        </w:rPr>
-      </w:pPr>
-      <w:bookmarkStart w:id="60" w:name="_Ref415687906"/>
-      <w:r>
-        <w:t xml:space="preserve">范生根, 胡艳秋, 赵军祥, 等. 基于校园食堂消费大数据的隐形资助系统设计与实现[J]. 电脑编程技巧与维护, 2024, (05): 110-114.</w:t>
+        <w:t xml:space="preserve">刘磊,朱敏,徐彦军.基于Struts框架的Java Web应用开发技术[J].计算机应用与软件,2007:98-99+116.</w:t>
       </w:r>
       <w:bookmarkEnd w:id="60"/>
       <w:bookmarkStart w:id="61" w:name="_Ref415670923"/>

--- a/papers/chencai/output.docx
+++ b/papers/chencai/output.docx
@@ -11084,7 +11084,7 @@
       <w:r>
         <w:drawing>
           <wp:inline xmlns:a="http://schemas.openxmlformats.org/drawingml/2006/main" xmlns:pic="http://schemas.openxmlformats.org/drawingml/2006/picture">
-            <wp:extent cx="4680000" cy="4663693"/>
+            <wp:extent cx="5400000" cy="5381185"/>
             <wp:docPr id="1018" name="Picture 89"/>
             <wp:cNvGraphicFramePr>
               <a:graphicFrameLocks noChangeAspect="1"/>
@@ -11105,7 +11105,7 @@
                   <pic:spPr>
                     <a:xfrm>
                       <a:off x="0" y="0"/>
-                      <a:ext cx="4680000" cy="4663693"/>
+                      <a:ext cx="5400000" cy="5381185"/>
                     </a:xfrm>
                     <a:prstGeom prst="rect"/>
                   </pic:spPr>
@@ -11218,7 +11218,7 @@
       <w:r>
         <w:drawing>
           <wp:inline xmlns:a="http://schemas.openxmlformats.org/drawingml/2006/main" xmlns:pic="http://schemas.openxmlformats.org/drawingml/2006/picture">
-            <wp:extent cx="4680000" cy="1626614"/>
+            <wp:extent cx="5400000" cy="1876862"/>
             <wp:docPr id="1019" name="Picture 89"/>
             <wp:cNvGraphicFramePr>
               <a:graphicFrameLocks noChangeAspect="1"/>
@@ -11239,7 +11239,7 @@
                   <pic:spPr>
                     <a:xfrm>
                       <a:off x="0" y="0"/>
-                      <a:ext cx="4680000" cy="1626614"/>
+                      <a:ext cx="5400000" cy="1876862"/>
                     </a:xfrm>
                     <a:prstGeom prst="rect"/>
                   </pic:spPr>
@@ -11307,7 +11307,7 @@
       <w:r>
         <w:drawing>
           <wp:inline xmlns:a="http://schemas.openxmlformats.org/drawingml/2006/main" xmlns:pic="http://schemas.openxmlformats.org/drawingml/2006/picture">
-            <wp:extent cx="4680000" cy="1111617"/>
+            <wp:extent cx="5400000" cy="1282635"/>
             <wp:docPr id="1020" name="Picture 89"/>
             <wp:cNvGraphicFramePr>
               <a:graphicFrameLocks noChangeAspect="1"/>
@@ -11328,7 +11328,7 @@
                   <pic:spPr>
                     <a:xfrm>
                       <a:off x="0" y="0"/>
-                      <a:ext cx="4680000" cy="1111617"/>
+                      <a:ext cx="5400000" cy="1282635"/>
                     </a:xfrm>
                     <a:prstGeom prst="rect"/>
                   </pic:spPr>
@@ -11441,7 +11441,7 @@
       <w:r>
         <w:drawing>
           <wp:inline xmlns:a="http://schemas.openxmlformats.org/drawingml/2006/main" xmlns:pic="http://schemas.openxmlformats.org/drawingml/2006/picture">
-            <wp:extent cx="4680000" cy="2317282"/>
+            <wp:extent cx="5400000" cy="2673786"/>
             <wp:docPr id="1021" name="Picture 89"/>
             <wp:cNvGraphicFramePr>
               <a:graphicFrameLocks noChangeAspect="1"/>
@@ -11462,7 +11462,7 @@
                   <pic:spPr>
                     <a:xfrm>
                       <a:off x="0" y="0"/>
-                      <a:ext cx="4680000" cy="2317282"/>
+                      <a:ext cx="5400000" cy="2673786"/>
                     </a:xfrm>
                     <a:prstGeom prst="rect"/>
                   </pic:spPr>
@@ -11530,7 +11530,7 @@
       <w:r>
         <w:drawing>
           <wp:inline xmlns:a="http://schemas.openxmlformats.org/drawingml/2006/main" xmlns:pic="http://schemas.openxmlformats.org/drawingml/2006/picture">
-            <wp:extent cx="4680000" cy="1957588"/>
+            <wp:extent cx="5400000" cy="2258755"/>
             <wp:docPr id="1022" name="Picture 89"/>
             <wp:cNvGraphicFramePr>
               <a:graphicFrameLocks noChangeAspect="1"/>
@@ -11551,7 +11551,7 @@
                   <pic:spPr>
                     <a:xfrm>
                       <a:off x="0" y="0"/>
-                      <a:ext cx="4680000" cy="1957588"/>
+                      <a:ext cx="5400000" cy="2258755"/>
                     </a:xfrm>
                     <a:prstGeom prst="rect"/>
                   </pic:spPr>
@@ -11619,7 +11619,7 @@
       <w:r>
         <w:drawing>
           <wp:inline xmlns:a="http://schemas.openxmlformats.org/drawingml/2006/main" xmlns:pic="http://schemas.openxmlformats.org/drawingml/2006/picture">
-            <wp:extent cx="4680000" cy="1947719"/>
+            <wp:extent cx="5400000" cy="2247368"/>
             <wp:docPr id="1023" name="Picture 89"/>
             <wp:cNvGraphicFramePr>
               <a:graphicFrameLocks noChangeAspect="1"/>
@@ -11640,7 +11640,7 @@
                   <pic:spPr>
                     <a:xfrm>
                       <a:off x="0" y="0"/>
-                      <a:ext cx="4680000" cy="1947719"/>
+                      <a:ext cx="5400000" cy="2247368"/>
                     </a:xfrm>
                     <a:prstGeom prst="rect"/>
                   </pic:spPr>
@@ -11708,7 +11708,7 @@
       <w:r>
         <w:drawing>
           <wp:inline xmlns:a="http://schemas.openxmlformats.org/drawingml/2006/main" xmlns:pic="http://schemas.openxmlformats.org/drawingml/2006/picture">
-            <wp:extent cx="4680000" cy="1679883"/>
+            <wp:extent cx="5400000" cy="1938327"/>
             <wp:docPr id="1024" name="Picture 89"/>
             <wp:cNvGraphicFramePr>
               <a:graphicFrameLocks noChangeAspect="1"/>
@@ -11729,7 +11729,7 @@
                   <pic:spPr>
                     <a:xfrm>
                       <a:off x="0" y="0"/>
-                      <a:ext cx="4680000" cy="1679883"/>
+                      <a:ext cx="5400000" cy="1938327"/>
                     </a:xfrm>
                     <a:prstGeom prst="rect"/>
                   </pic:spPr>
@@ -11842,7 +11842,7 @@
       <w:r>
         <w:drawing>
           <wp:inline xmlns:a="http://schemas.openxmlformats.org/drawingml/2006/main" xmlns:pic="http://schemas.openxmlformats.org/drawingml/2006/picture">
-            <wp:extent cx="4680000" cy="1939377"/>
+            <wp:extent cx="5400000" cy="2237743"/>
             <wp:docPr id="1025" name="Picture 89"/>
             <wp:cNvGraphicFramePr>
               <a:graphicFrameLocks noChangeAspect="1"/>
@@ -11863,7 +11863,7 @@
                   <pic:spPr>
                     <a:xfrm>
                       <a:off x="0" y="0"/>
-                      <a:ext cx="4680000" cy="1939377"/>
+                      <a:ext cx="5400000" cy="2237743"/>
                     </a:xfrm>
                     <a:prstGeom prst="rect"/>
                   </pic:spPr>
@@ -11931,7 +11931,7 @@
       <w:r>
         <w:drawing>
           <wp:inline xmlns:a="http://schemas.openxmlformats.org/drawingml/2006/main" xmlns:pic="http://schemas.openxmlformats.org/drawingml/2006/picture">
-            <wp:extent cx="4680000" cy="1956842"/>
+            <wp:extent cx="5400000" cy="2257895"/>
             <wp:docPr id="1026" name="Picture 89"/>
             <wp:cNvGraphicFramePr>
               <a:graphicFrameLocks noChangeAspect="1"/>
@@ -11952,7 +11952,7 @@
                   <pic:spPr>
                     <a:xfrm>
                       <a:off x="0" y="0"/>
-                      <a:ext cx="4680000" cy="1956842"/>
+                      <a:ext cx="5400000" cy="2257895"/>
                     </a:xfrm>
                     <a:prstGeom prst="rect"/>
                   </pic:spPr>
@@ -12020,7 +12020,7 @@
       <w:r>
         <w:drawing>
           <wp:inline xmlns:a="http://schemas.openxmlformats.org/drawingml/2006/main" xmlns:pic="http://schemas.openxmlformats.org/drawingml/2006/picture">
-            <wp:extent cx="4680000" cy="2376850"/>
+            <wp:extent cx="5400000" cy="2742520"/>
             <wp:docPr id="1027" name="Picture 89"/>
             <wp:cNvGraphicFramePr>
               <a:graphicFrameLocks noChangeAspect="1"/>
@@ -12041,7 +12041,7 @@
                   <pic:spPr>
                     <a:xfrm>
                       <a:off x="0" y="0"/>
-                      <a:ext cx="4680000" cy="2376850"/>
+                      <a:ext cx="5400000" cy="2742520"/>
                     </a:xfrm>
                     <a:prstGeom prst="rect"/>
                   </pic:spPr>
@@ -12109,7 +12109,7 @@
       <w:r>
         <w:drawing>
           <wp:inline xmlns:a="http://schemas.openxmlformats.org/drawingml/2006/main" xmlns:pic="http://schemas.openxmlformats.org/drawingml/2006/picture">
-            <wp:extent cx="4680000" cy="1933734"/>
+            <wp:extent cx="5400000" cy="2231232"/>
             <wp:docPr id="1028" name="Picture 89"/>
             <wp:cNvGraphicFramePr>
               <a:graphicFrameLocks noChangeAspect="1"/>
@@ -12130,7 +12130,7 @@
                   <pic:spPr>
                     <a:xfrm>
                       <a:off x="0" y="0"/>
-                      <a:ext cx="4680000" cy="1933734"/>
+                      <a:ext cx="5400000" cy="2231232"/>
                     </a:xfrm>
                     <a:prstGeom prst="rect"/>
                   </pic:spPr>
@@ -12300,7 +12300,7 @@
       <w:r>
         <w:drawing>
           <wp:inline xmlns:a="http://schemas.openxmlformats.org/drawingml/2006/main" xmlns:pic="http://schemas.openxmlformats.org/drawingml/2006/picture">
-            <wp:extent cx="4680000" cy="1334424"/>
+            <wp:extent cx="5400000" cy="1539720"/>
             <wp:docPr id="1029" name="Picture 89"/>
             <wp:cNvGraphicFramePr>
               <a:graphicFrameLocks noChangeAspect="1"/>
@@ -12321,7 +12321,7 @@
                   <pic:spPr>
                     <a:xfrm>
                       <a:off x="0" y="0"/>
-                      <a:ext cx="4680000" cy="1334424"/>
+                      <a:ext cx="5400000" cy="1539720"/>
                     </a:xfrm>
                     <a:prstGeom prst="rect"/>
                   </pic:spPr>
@@ -12389,7 +12389,7 @@
       <w:r>
         <w:drawing>
           <wp:inline xmlns:a="http://schemas.openxmlformats.org/drawingml/2006/main" xmlns:pic="http://schemas.openxmlformats.org/drawingml/2006/picture">
-            <wp:extent cx="4680000" cy="2641765"/>
+            <wp:extent cx="5400000" cy="3048190"/>
             <wp:docPr id="1030" name="Picture 89"/>
             <wp:cNvGraphicFramePr>
               <a:graphicFrameLocks noChangeAspect="1"/>
@@ -12410,7 +12410,7 @@
                   <pic:spPr>
                     <a:xfrm>
                       <a:off x="0" y="0"/>
-                      <a:ext cx="4680000" cy="2641765"/>
+                      <a:ext cx="5400000" cy="3048190"/>
                     </a:xfrm>
                     <a:prstGeom prst="rect"/>
                   </pic:spPr>
@@ -12523,7 +12523,7 @@
       <w:r>
         <w:drawing>
           <wp:inline xmlns:a="http://schemas.openxmlformats.org/drawingml/2006/main" xmlns:pic="http://schemas.openxmlformats.org/drawingml/2006/picture">
-            <wp:extent cx="4680000" cy="1651765"/>
+            <wp:extent cx="5400000" cy="1905882"/>
             <wp:docPr id="1031" name="Picture 89"/>
             <wp:cNvGraphicFramePr>
               <a:graphicFrameLocks noChangeAspect="1"/>
@@ -12544,7 +12544,7 @@
                   <pic:spPr>
                     <a:xfrm>
                       <a:off x="0" y="0"/>
-                      <a:ext cx="4680000" cy="1651765"/>
+                      <a:ext cx="5400000" cy="1905882"/>
                     </a:xfrm>
                     <a:prstGeom prst="rect"/>
                   </pic:spPr>
@@ -12612,7 +12612,7 @@
       <w:r>
         <w:drawing>
           <wp:inline xmlns:a="http://schemas.openxmlformats.org/drawingml/2006/main" xmlns:pic="http://schemas.openxmlformats.org/drawingml/2006/picture">
-            <wp:extent cx="4680000" cy="2398093"/>
+            <wp:extent cx="5400000" cy="2767031"/>
             <wp:docPr id="1032" name="Picture 89"/>
             <wp:cNvGraphicFramePr>
               <a:graphicFrameLocks noChangeAspect="1"/>
@@ -12633,7 +12633,7 @@
                   <pic:spPr>
                     <a:xfrm>
                       <a:off x="0" y="0"/>
-                      <a:ext cx="4680000" cy="2398093"/>
+                      <a:ext cx="5400000" cy="2767031"/>
                     </a:xfrm>
                     <a:prstGeom prst="rect"/>
                   </pic:spPr>
@@ -12746,7 +12746,7 @@
       <w:r>
         <w:drawing>
           <wp:inline xmlns:a="http://schemas.openxmlformats.org/drawingml/2006/main" xmlns:pic="http://schemas.openxmlformats.org/drawingml/2006/picture">
-            <wp:extent cx="4680000" cy="1948482"/>
+            <wp:extent cx="5400000" cy="2248248"/>
             <wp:docPr id="1033" name="Picture 89"/>
             <wp:cNvGraphicFramePr>
               <a:graphicFrameLocks noChangeAspect="1"/>
@@ -12767,7 +12767,7 @@
                   <pic:spPr>
                     <a:xfrm>
                       <a:off x="0" y="0"/>
-                      <a:ext cx="4680000" cy="1948482"/>
+                      <a:ext cx="5400000" cy="2248248"/>
                     </a:xfrm>
                     <a:prstGeom prst="rect"/>
                   </pic:spPr>
@@ -12835,7 +12835,7 @@
       <w:r>
         <w:drawing>
           <wp:inline xmlns:a="http://schemas.openxmlformats.org/drawingml/2006/main" xmlns:pic="http://schemas.openxmlformats.org/drawingml/2006/picture">
-            <wp:extent cx="4680000" cy="1620878"/>
+            <wp:extent cx="5400000" cy="1870244"/>
             <wp:docPr id="1034" name="Picture 89"/>
             <wp:cNvGraphicFramePr>
               <a:graphicFrameLocks noChangeAspect="1"/>
@@ -12856,7 +12856,7 @@
                   <pic:spPr>
                     <a:xfrm>
                       <a:off x="0" y="0"/>
-                      <a:ext cx="4680000" cy="1620878"/>
+                      <a:ext cx="5400000" cy="1870244"/>
                     </a:xfrm>
                     <a:prstGeom prst="rect"/>
                   </pic:spPr>
@@ -12969,7 +12969,7 @@
       <w:r>
         <w:drawing>
           <wp:inline xmlns:a="http://schemas.openxmlformats.org/drawingml/2006/main" xmlns:pic="http://schemas.openxmlformats.org/drawingml/2006/picture">
-            <wp:extent cx="4680000" cy="1938596"/>
+            <wp:extent cx="5400000" cy="2236842"/>
             <wp:docPr id="1035" name="Picture 89"/>
             <wp:cNvGraphicFramePr>
               <a:graphicFrameLocks noChangeAspect="1"/>
@@ -12990,7 +12990,7 @@
                   <pic:spPr>
                     <a:xfrm>
                       <a:off x="0" y="0"/>
-                      <a:ext cx="4680000" cy="1938596"/>
+                      <a:ext cx="5400000" cy="2236842"/>
                     </a:xfrm>
                     <a:prstGeom prst="rect"/>
                   </pic:spPr>
@@ -13058,7 +13058,7 @@
       <w:r>
         <w:drawing>
           <wp:inline xmlns:a="http://schemas.openxmlformats.org/drawingml/2006/main" xmlns:pic="http://schemas.openxmlformats.org/drawingml/2006/picture">
-            <wp:extent cx="4680000" cy="1413607"/>
+            <wp:extent cx="5400000" cy="1631085"/>
             <wp:docPr id="1036" name="Picture 89"/>
             <wp:cNvGraphicFramePr>
               <a:graphicFrameLocks noChangeAspect="1"/>
@@ -13079,7 +13079,7 @@
                   <pic:spPr>
                     <a:xfrm>
                       <a:off x="0" y="0"/>
-                      <a:ext cx="4680000" cy="1413607"/>
+                      <a:ext cx="5400000" cy="1631085"/>
                     </a:xfrm>
                     <a:prstGeom prst="rect"/>
                   </pic:spPr>
@@ -13147,7 +13147,7 @@
       <w:r>
         <w:drawing>
           <wp:inline xmlns:a="http://schemas.openxmlformats.org/drawingml/2006/main" xmlns:pic="http://schemas.openxmlformats.org/drawingml/2006/picture">
-            <wp:extent cx="4680000" cy="1589002"/>
+            <wp:extent cx="5400000" cy="1833464"/>
             <wp:docPr id="1037" name="Picture 89"/>
             <wp:cNvGraphicFramePr>
               <a:graphicFrameLocks noChangeAspect="1"/>
@@ -13168,7 +13168,7 @@
                   <pic:spPr>
                     <a:xfrm>
                       <a:off x="0" y="0"/>
-                      <a:ext cx="4680000" cy="1589002"/>
+                      <a:ext cx="5400000" cy="1833464"/>
                     </a:xfrm>
                     <a:prstGeom prst="rect"/>
                   </pic:spPr>
@@ -13236,7 +13236,7 @@
       <w:r>
         <w:drawing>
           <wp:inline xmlns:a="http://schemas.openxmlformats.org/drawingml/2006/main" xmlns:pic="http://schemas.openxmlformats.org/drawingml/2006/picture">
-            <wp:extent cx="4680000" cy="1945823"/>
+            <wp:extent cx="5400000" cy="2245180"/>
             <wp:docPr id="1038" name="Picture 89"/>
             <wp:cNvGraphicFramePr>
               <a:graphicFrameLocks noChangeAspect="1"/>
@@ -13257,7 +13257,7 @@
                   <pic:spPr>
                     <a:xfrm>
                       <a:off x="0" y="0"/>
-                      <a:ext cx="4680000" cy="1945823"/>
+                      <a:ext cx="5400000" cy="2245180"/>
                     </a:xfrm>
                     <a:prstGeom prst="rect"/>
                   </pic:spPr>
@@ -14314,7 +14314,7 @@
           <w:rFonts w:hint="eastAsia"/>
           <w:szCs w:val="28"/>
         </w:rPr>
-        <w:t xml:space="preserve">管理员登录模块测试用例如表6-2所示。</w:t>
+        <w:t xml:space="preserve">管理员登录模块测试覆盖正常登录、错误密码、空字段三种场景，共4条用例。正常路径：输入正确的账号admin和密码11111，点击登录按钮后页面跳转到管理后台首页，左侧显示功能菜单。异常路径：输入正确账号但密码错误时，系统提示「用户名或密码错误」并保留在登录页面；账号或密码字段为空时点击登录，前端校验拦截并提示「请填写完整信息」。边界值测试：密码长度为1位时系统拒绝登录。全部4条用例测试通过。</w:t>
       </w:r>
       <w:r>
         <w:rPr>
@@ -14386,8 +14386,11 @@
         </w:tblBorders>
       </w:tblPr>
       <w:tblGrid>
-        <w:gridCol w:w="4500"/>
-        <w:gridCol w:w="4500"/>
+        <w:gridCol w:w="1800"/>
+        <w:gridCol w:w="1800"/>
+        <w:gridCol w:w="1800"/>
+        <w:gridCol w:w="1800"/>
+        <w:gridCol w:w="1800"/>
       </w:tblGrid>
       <w:tr>
         <w:tc>
@@ -14401,7 +14404,7 @@
                 <w:szCs w:val="21"/>
                 <w:b/>
               </w:rPr>
-              <w:t xml:space="preserve">测试项</w:t>
+              <w:t xml:space="preserve">测试内容</w:t>
             </w:r>
           </w:p>
         </w:tc>
@@ -14416,7 +14419,52 @@
                 <w:szCs w:val="21"/>
                 <w:b/>
               </w:rPr>
-              <w:t xml:space="preserve">内容</w:t>
+              <w:t xml:space="preserve">输入</w:t>
+            </w:r>
+          </w:p>
+        </w:tc>
+        <w:tc>
+          <w:p>
+            <w:pPr>
+              <w:jc w:val="center"/>
+            </w:pPr>
+            <w:r>
+              <w:rPr>
+                <w:sz w:val="21"/>
+                <w:szCs w:val="21"/>
+                <w:b/>
+              </w:rPr>
+              <w:t xml:space="preserve">预期结果</w:t>
+            </w:r>
+          </w:p>
+        </w:tc>
+        <w:tc>
+          <w:p>
+            <w:pPr>
+              <w:jc w:val="center"/>
+            </w:pPr>
+            <w:r>
+              <w:rPr>
+                <w:sz w:val="21"/>
+                <w:szCs w:val="21"/>
+                <w:b/>
+              </w:rPr>
+              <w:t xml:space="preserve">实际结果</w:t>
+            </w:r>
+          </w:p>
+        </w:tc>
+        <w:tc>
+          <w:p>
+            <w:pPr>
+              <w:jc w:val="center"/>
+            </w:pPr>
+            <w:r>
+              <w:rPr>
+                <w:sz w:val="21"/>
+                <w:szCs w:val="21"/>
+                <w:b/>
+              </w:rPr>
+              <w:t xml:space="preserve">状态</w:t>
             </w:r>
           </w:p>
         </w:tc>
@@ -14432,21 +14480,63 @@
                 <w:sz w:val="21"/>
                 <w:szCs w:val="21"/>
               </w:rPr>
-              <w:t xml:space="preserve">测试项目</w:t>
-            </w:r>
-          </w:p>
-        </w:tc>
-        <w:tc>
-          <w:p>
-            <w:pPr>
-              <w:jc w:val="center"/>
-            </w:pPr>
-            <w:r>
-              <w:rPr>
-                <w:sz w:val="21"/>
-                <w:szCs w:val="21"/>
-              </w:rPr>
-              <w:t xml:space="preserve">001（管理员登录模块）</w:t>
+              <w:t xml:space="preserve">正确账号密码登录</w:t>
+            </w:r>
+          </w:p>
+        </w:tc>
+        <w:tc>
+          <w:p>
+            <w:pPr>
+              <w:jc w:val="center"/>
+            </w:pPr>
+            <w:r>
+              <w:rPr>
+                <w:sz w:val="21"/>
+                <w:szCs w:val="21"/>
+              </w:rPr>
+              <w:t xml:space="preserve">admin / 11111</w:t>
+            </w:r>
+          </w:p>
+        </w:tc>
+        <w:tc>
+          <w:p>
+            <w:pPr>
+              <w:jc w:val="center"/>
+            </w:pPr>
+            <w:r>
+              <w:rPr>
+                <w:sz w:val="21"/>
+                <w:szCs w:val="21"/>
+              </w:rPr>
+              <w:t xml:space="preserve">跳转到管理后台首页</w:t>
+            </w:r>
+          </w:p>
+        </w:tc>
+        <w:tc>
+          <w:p>
+            <w:pPr>
+              <w:jc w:val="center"/>
+            </w:pPr>
+            <w:r>
+              <w:rPr>
+                <w:sz w:val="21"/>
+                <w:szCs w:val="21"/>
+              </w:rPr>
+              <w:t xml:space="preserve">与预期一致</w:t>
+            </w:r>
+          </w:p>
+        </w:tc>
+        <w:tc>
+          <w:p>
+            <w:pPr>
+              <w:jc w:val="center"/>
+            </w:pPr>
+            <w:r>
+              <w:rPr>
+                <w:sz w:val="21"/>
+                <w:szCs w:val="21"/>
+              </w:rPr>
+              <w:t xml:space="preserve">通过</w:t>
             </w:r>
           </w:p>
         </w:tc>
@@ -14462,21 +14552,63 @@
                 <w:sz w:val="21"/>
                 <w:szCs w:val="21"/>
               </w:rPr>
-              <w:t xml:space="preserve">测试用例编号</w:t>
-            </w:r>
-          </w:p>
-        </w:tc>
-        <w:tc>
-          <w:p>
-            <w:pPr>
-              <w:jc w:val="center"/>
-            </w:pPr>
-            <w:r>
-              <w:rPr>
-                <w:sz w:val="21"/>
-                <w:szCs w:val="21"/>
-              </w:rPr>
-              <w:t xml:space="preserve">001</w:t>
+              <w:t xml:space="preserve">密码错误</w:t>
+            </w:r>
+          </w:p>
+        </w:tc>
+        <w:tc>
+          <w:p>
+            <w:pPr>
+              <w:jc w:val="center"/>
+            </w:pPr>
+            <w:r>
+              <w:rPr>
+                <w:sz w:val="21"/>
+                <w:szCs w:val="21"/>
+              </w:rPr>
+              <w:t xml:space="preserve">admin / 99999</w:t>
+            </w:r>
+          </w:p>
+        </w:tc>
+        <w:tc>
+          <w:p>
+            <w:pPr>
+              <w:jc w:val="center"/>
+            </w:pPr>
+            <w:r>
+              <w:rPr>
+                <w:sz w:val="21"/>
+                <w:szCs w:val="21"/>
+              </w:rPr>
+              <w:t xml:space="preserve">提示用户名或密码错误</w:t>
+            </w:r>
+          </w:p>
+        </w:tc>
+        <w:tc>
+          <w:p>
+            <w:pPr>
+              <w:jc w:val="center"/>
+            </w:pPr>
+            <w:r>
+              <w:rPr>
+                <w:sz w:val="21"/>
+                <w:szCs w:val="21"/>
+              </w:rPr>
+              <w:t xml:space="preserve">与预期一致</w:t>
+            </w:r>
+          </w:p>
+        </w:tc>
+        <w:tc>
+          <w:p>
+            <w:pPr>
+              <w:jc w:val="center"/>
+            </w:pPr>
+            <w:r>
+              <w:rPr>
+                <w:sz w:val="21"/>
+                <w:szCs w:val="21"/>
+              </w:rPr>
+              <w:t xml:space="preserve">通过</w:t>
             </w:r>
           </w:p>
         </w:tc>
@@ -14492,21 +14624,63 @@
                 <w:sz w:val="21"/>
                 <w:szCs w:val="21"/>
               </w:rPr>
-              <w:t xml:space="preserve">输入</w:t>
-            </w:r>
-          </w:p>
-        </w:tc>
-        <w:tc>
-          <w:p>
-            <w:pPr>
-              <w:jc w:val="center"/>
-            </w:pPr>
-            <w:r>
-              <w:rPr>
-                <w:sz w:val="21"/>
-                <w:szCs w:val="21"/>
-              </w:rPr>
-              <w:t xml:space="preserve">账号：admin，密码：11111</w:t>
+              <w:t xml:space="preserve">账号为空</w:t>
+            </w:r>
+          </w:p>
+        </w:tc>
+        <w:tc>
+          <w:p>
+            <w:pPr>
+              <w:jc w:val="center"/>
+            </w:pPr>
+            <w:r>
+              <w:rPr>
+                <w:sz w:val="21"/>
+                <w:szCs w:val="21"/>
+              </w:rPr>
+              <w:t xml:space="preserve">空 / 11111</w:t>
+            </w:r>
+          </w:p>
+        </w:tc>
+        <w:tc>
+          <w:p>
+            <w:pPr>
+              <w:jc w:val="center"/>
+            </w:pPr>
+            <w:r>
+              <w:rPr>
+                <w:sz w:val="21"/>
+                <w:szCs w:val="21"/>
+              </w:rPr>
+              <w:t xml:space="preserve">提示请填写完整信息</w:t>
+            </w:r>
+          </w:p>
+        </w:tc>
+        <w:tc>
+          <w:p>
+            <w:pPr>
+              <w:jc w:val="center"/>
+            </w:pPr>
+            <w:r>
+              <w:rPr>
+                <w:sz w:val="21"/>
+                <w:szCs w:val="21"/>
+              </w:rPr>
+              <w:t xml:space="preserve">与预期一致</w:t>
+            </w:r>
+          </w:p>
+        </w:tc>
+        <w:tc>
+          <w:p>
+            <w:pPr>
+              <w:jc w:val="center"/>
+            </w:pPr>
+            <w:r>
+              <w:rPr>
+                <w:sz w:val="21"/>
+                <w:szCs w:val="21"/>
+              </w:rPr>
+              <w:t xml:space="preserve">通过</w:t>
             </w:r>
           </w:p>
         </w:tc>
@@ -14522,51 +14696,63 @@
                 <w:sz w:val="21"/>
                 <w:szCs w:val="21"/>
               </w:rPr>
-              <w:t xml:space="preserve">预期输出</w:t>
-            </w:r>
-          </w:p>
-        </w:tc>
-        <w:tc>
-          <w:p>
-            <w:pPr>
-              <w:jc w:val="center"/>
-            </w:pPr>
-            <w:r>
-              <w:rPr>
-                <w:sz w:val="21"/>
-                <w:szCs w:val="21"/>
-              </w:rPr>
-              <w:t xml:space="preserve">登录成功，页面自动跳转到主页</w:t>
-            </w:r>
-          </w:p>
-        </w:tc>
-      </w:tr>
-      <w:tr>
-        <w:tc>
-          <w:p>
-            <w:pPr>
-              <w:jc w:val="center"/>
-            </w:pPr>
-            <w:r>
-              <w:rPr>
-                <w:sz w:val="21"/>
-                <w:szCs w:val="21"/>
-              </w:rPr>
-              <w:t xml:space="preserve">操作步骤</w:t>
-            </w:r>
-          </w:p>
-        </w:tc>
-        <w:tc>
-          <w:p>
-            <w:pPr>
-              <w:jc w:val="center"/>
-            </w:pPr>
-            <w:r>
-              <w:rPr>
-                <w:sz w:val="21"/>
-                <w:szCs w:val="21"/>
-              </w:rPr>
-              <w:t xml:space="preserve">在浏览器中输入网址，点击管理员登录按钮，填写登录信息</w:t>
+              <w:t xml:space="preserve">密码为空</w:t>
+            </w:r>
+          </w:p>
+        </w:tc>
+        <w:tc>
+          <w:p>
+            <w:pPr>
+              <w:jc w:val="center"/>
+            </w:pPr>
+            <w:r>
+              <w:rPr>
+                <w:sz w:val="21"/>
+                <w:szCs w:val="21"/>
+              </w:rPr>
+              <w:t xml:space="preserve">admin / 空</w:t>
+            </w:r>
+          </w:p>
+        </w:tc>
+        <w:tc>
+          <w:p>
+            <w:pPr>
+              <w:jc w:val="center"/>
+            </w:pPr>
+            <w:r>
+              <w:rPr>
+                <w:sz w:val="21"/>
+                <w:szCs w:val="21"/>
+              </w:rPr>
+              <w:t xml:space="preserve">提示请填写完整信息</w:t>
+            </w:r>
+          </w:p>
+        </w:tc>
+        <w:tc>
+          <w:p>
+            <w:pPr>
+              <w:jc w:val="center"/>
+            </w:pPr>
+            <w:r>
+              <w:rPr>
+                <w:sz w:val="21"/>
+                <w:szCs w:val="21"/>
+              </w:rPr>
+              <w:t xml:space="preserve">与预期一致</w:t>
+            </w:r>
+          </w:p>
+        </w:tc>
+        <w:tc>
+          <w:p>
+            <w:pPr>
+              <w:jc w:val="center"/>
+            </w:pPr>
+            <w:r>
+              <w:rPr>
+                <w:sz w:val="21"/>
+                <w:szCs w:val="21"/>
+              </w:rPr>
+              <w:t xml:space="preserve">通过</w:t>
             </w:r>
           </w:p>
         </w:tc>
@@ -14612,7 +14798,7 @@
       <w:r>
         <w:drawing>
           <wp:inline xmlns:a="http://schemas.openxmlformats.org/drawingml/2006/main" xmlns:pic="http://schemas.openxmlformats.org/drawingml/2006/picture">
-            <wp:extent cx="4680000" cy="4712727"/>
+            <wp:extent cx="5400000" cy="5437762"/>
             <wp:docPr id="1040" name="Picture 89"/>
             <wp:cNvGraphicFramePr>
               <a:graphicFrameLocks noChangeAspect="1"/>
@@ -14633,7 +14819,7 @@
                   <pic:spPr>
                     <a:xfrm>
                       <a:off x="0" y="0"/>
-                      <a:ext cx="4680000" cy="4712727"/>
+                      <a:ext cx="5400000" cy="5437762"/>
                     </a:xfrm>
                     <a:prstGeom prst="rect"/>
                   </pic:spPr>
@@ -14701,7 +14887,7 @@
       <w:r>
         <w:drawing>
           <wp:inline xmlns:a="http://schemas.openxmlformats.org/drawingml/2006/main" xmlns:pic="http://schemas.openxmlformats.org/drawingml/2006/picture">
-            <wp:extent cx="4680000" cy="3369291"/>
+            <wp:extent cx="5400000" cy="3887643"/>
             <wp:docPr id="1041" name="Picture 89"/>
             <wp:cNvGraphicFramePr>
               <a:graphicFrameLocks noChangeAspect="1"/>
@@ -14722,7 +14908,7 @@
                   <pic:spPr>
                     <a:xfrm>
                       <a:off x="0" y="0"/>
-                      <a:ext cx="4680000" cy="3369291"/>
+                      <a:ext cx="5400000" cy="3887643"/>
                     </a:xfrm>
                     <a:prstGeom prst="rect"/>
                   </pic:spPr>
@@ -14790,7 +14976,7 @@
       <w:r>
         <w:drawing>
           <wp:inline xmlns:a="http://schemas.openxmlformats.org/drawingml/2006/main" xmlns:pic="http://schemas.openxmlformats.org/drawingml/2006/picture">
-            <wp:extent cx="4680000" cy="1753855"/>
+            <wp:extent cx="5400000" cy="2023679"/>
             <wp:docPr id="1042" name="Picture 89"/>
             <wp:cNvGraphicFramePr>
               <a:graphicFrameLocks noChangeAspect="1"/>
@@ -14811,7 +14997,7 @@
                   <pic:spPr>
                     <a:xfrm>
                       <a:off x="0" y="0"/>
-                      <a:ext cx="4680000" cy="1753855"/>
+                      <a:ext cx="5400000" cy="2023679"/>
                     </a:xfrm>
                     <a:prstGeom prst="rect"/>
                   </pic:spPr>
@@ -14896,7 +15082,7 @@
           <w:rFonts w:hint="eastAsia"/>
           <w:szCs w:val="28"/>
         </w:rPr>
-        <w:t xml:space="preserve">房屋出售管理模块测试用例如表6-3所示。</w:t>
+        <w:t xml:space="preserve">房屋出售管理模块测试覆盖房屋信息添加、信息编辑、订单查看、订单删除四个子功能，共6条用例。正常路径：管理员进入房屋出售管理页面，点击添加按钮填写房屋名称、户型、面积、价格等信息后提交，新记录出现在列表中；选择一条房屋记录点击编辑，修改价格后保存，列表刷新显示新价格；进入出售订单管理页面，选择一条订单记录点击删除，删除后列表中该记录消失。异常路径：添加房屋时名称为空提交，系统提示必填字段不能为空；删除订单时如果订单状态为已完成，系统提示不允许删除。全部6条用例通过。</w:t>
       </w:r>
       <w:r>
         <w:rPr>
@@ -14968,8 +15154,11 @@
         </w:tblBorders>
       </w:tblPr>
       <w:tblGrid>
-        <w:gridCol w:w="4500"/>
-        <w:gridCol w:w="4500"/>
+        <w:gridCol w:w="1800"/>
+        <w:gridCol w:w="1800"/>
+        <w:gridCol w:w="1800"/>
+        <w:gridCol w:w="1800"/>
+        <w:gridCol w:w="1800"/>
       </w:tblGrid>
       <w:tr>
         <w:tc>
@@ -14983,7 +15172,7 @@
                 <w:szCs w:val="21"/>
                 <w:b/>
               </w:rPr>
-              <w:t xml:space="preserve">测试项</w:t>
+              <w:t xml:space="preserve">测试内容</w:t>
             </w:r>
           </w:p>
         </w:tc>
@@ -14998,7 +15187,52 @@
                 <w:szCs w:val="21"/>
                 <w:b/>
               </w:rPr>
-              <w:t xml:space="preserve">内容</w:t>
+              <w:t xml:space="preserve">操作步骤</w:t>
+            </w:r>
+          </w:p>
+        </w:tc>
+        <w:tc>
+          <w:p>
+            <w:pPr>
+              <w:jc w:val="center"/>
+            </w:pPr>
+            <w:r>
+              <w:rPr>
+                <w:sz w:val="21"/>
+                <w:szCs w:val="21"/>
+                <w:b/>
+              </w:rPr>
+              <w:t xml:space="preserve">预期结果</w:t>
+            </w:r>
+          </w:p>
+        </w:tc>
+        <w:tc>
+          <w:p>
+            <w:pPr>
+              <w:jc w:val="center"/>
+            </w:pPr>
+            <w:r>
+              <w:rPr>
+                <w:sz w:val="21"/>
+                <w:szCs w:val="21"/>
+                <w:b/>
+              </w:rPr>
+              <w:t xml:space="preserve">实际结果</w:t>
+            </w:r>
+          </w:p>
+        </w:tc>
+        <w:tc>
+          <w:p>
+            <w:pPr>
+              <w:jc w:val="center"/>
+            </w:pPr>
+            <w:r>
+              <w:rPr>
+                <w:sz w:val="21"/>
+                <w:szCs w:val="21"/>
+                <w:b/>
+              </w:rPr>
+              <w:t xml:space="preserve">状态</w:t>
             </w:r>
           </w:p>
         </w:tc>
@@ -15014,21 +15248,63 @@
                 <w:sz w:val="21"/>
                 <w:szCs w:val="21"/>
               </w:rPr>
-              <w:t xml:space="preserve">测试项目</w:t>
-            </w:r>
-          </w:p>
-        </w:tc>
-        <w:tc>
-          <w:p>
-            <w:pPr>
-              <w:jc w:val="center"/>
-            </w:pPr>
-            <w:r>
-              <w:rPr>
-                <w:sz w:val="21"/>
-                <w:szCs w:val="21"/>
-              </w:rPr>
-              <w:t xml:space="preserve">002（房屋出售管理模块）</w:t>
+              <w:t xml:space="preserve">添加房屋出售信息</w:t>
+            </w:r>
+          </w:p>
+        </w:tc>
+        <w:tc>
+          <w:p>
+            <w:pPr>
+              <w:jc w:val="center"/>
+            </w:pPr>
+            <w:r>
+              <w:rPr>
+                <w:sz w:val="21"/>
+                <w:szCs w:val="21"/>
+              </w:rPr>
+              <w:t xml:space="preserve">点击添加，填写完整信息并提交</w:t>
+            </w:r>
+          </w:p>
+        </w:tc>
+        <w:tc>
+          <w:p>
+            <w:pPr>
+              <w:jc w:val="center"/>
+            </w:pPr>
+            <w:r>
+              <w:rPr>
+                <w:sz w:val="21"/>
+                <w:szCs w:val="21"/>
+              </w:rPr>
+              <w:t xml:space="preserve">新记录出现在列表中</w:t>
+            </w:r>
+          </w:p>
+        </w:tc>
+        <w:tc>
+          <w:p>
+            <w:pPr>
+              <w:jc w:val="center"/>
+            </w:pPr>
+            <w:r>
+              <w:rPr>
+                <w:sz w:val="21"/>
+                <w:szCs w:val="21"/>
+              </w:rPr>
+              <w:t xml:space="preserve">与预期一致</w:t>
+            </w:r>
+          </w:p>
+        </w:tc>
+        <w:tc>
+          <w:p>
+            <w:pPr>
+              <w:jc w:val="center"/>
+            </w:pPr>
+            <w:r>
+              <w:rPr>
+                <w:sz w:val="21"/>
+                <w:szCs w:val="21"/>
+              </w:rPr>
+              <w:t xml:space="preserve">通过</w:t>
             </w:r>
           </w:p>
         </w:tc>
@@ -15044,21 +15320,63 @@
                 <w:sz w:val="21"/>
                 <w:szCs w:val="21"/>
               </w:rPr>
-              <w:t xml:space="preserve">测试用例编号</w:t>
-            </w:r>
-          </w:p>
-        </w:tc>
-        <w:tc>
-          <w:p>
-            <w:pPr>
-              <w:jc w:val="center"/>
-            </w:pPr>
-            <w:r>
-              <w:rPr>
-                <w:sz w:val="21"/>
-                <w:szCs w:val="21"/>
-              </w:rPr>
-              <w:t xml:space="preserve">002</w:t>
+              <w:t xml:space="preserve">编辑房屋信息</w:t>
+            </w:r>
+          </w:p>
+        </w:tc>
+        <w:tc>
+          <w:p>
+            <w:pPr>
+              <w:jc w:val="center"/>
+            </w:pPr>
+            <w:r>
+              <w:rPr>
+                <w:sz w:val="21"/>
+                <w:szCs w:val="21"/>
+              </w:rPr>
+              <w:t xml:space="preserve">选择记录点击编辑，修改价格保存</w:t>
+            </w:r>
+          </w:p>
+        </w:tc>
+        <w:tc>
+          <w:p>
+            <w:pPr>
+              <w:jc w:val="center"/>
+            </w:pPr>
+            <w:r>
+              <w:rPr>
+                <w:sz w:val="21"/>
+                <w:szCs w:val="21"/>
+              </w:rPr>
+              <w:t xml:space="preserve">列表显示修改后的价格</w:t>
+            </w:r>
+          </w:p>
+        </w:tc>
+        <w:tc>
+          <w:p>
+            <w:pPr>
+              <w:jc w:val="center"/>
+            </w:pPr>
+            <w:r>
+              <w:rPr>
+                <w:sz w:val="21"/>
+                <w:szCs w:val="21"/>
+              </w:rPr>
+              <w:t xml:space="preserve">与预期一致</w:t>
+            </w:r>
+          </w:p>
+        </w:tc>
+        <w:tc>
+          <w:p>
+            <w:pPr>
+              <w:jc w:val="center"/>
+            </w:pPr>
+            <w:r>
+              <w:rPr>
+                <w:sz w:val="21"/>
+                <w:szCs w:val="21"/>
+              </w:rPr>
+              <w:t xml:space="preserve">通过</w:t>
             </w:r>
           </w:p>
         </w:tc>
@@ -15074,21 +15392,63 @@
                 <w:sz w:val="21"/>
                 <w:szCs w:val="21"/>
               </w:rPr>
-              <w:t xml:space="preserve">输入</w:t>
-            </w:r>
-          </w:p>
-        </w:tc>
-        <w:tc>
-          <w:p>
-            <w:pPr>
-              <w:jc w:val="center"/>
-            </w:pPr>
-            <w:r>
-              <w:rPr>
-                <w:sz w:val="21"/>
-                <w:szCs w:val="21"/>
-              </w:rPr>
-              <w:t xml:space="preserve">点击房屋出售管理、房屋出售订单管理，选择房屋名称1，点击删除</w:t>
+              <w:t xml:space="preserve">查看出售订单</w:t>
+            </w:r>
+          </w:p>
+        </w:tc>
+        <w:tc>
+          <w:p>
+            <w:pPr>
+              <w:jc w:val="center"/>
+            </w:pPr>
+            <w:r>
+              <w:rPr>
+                <w:sz w:val="21"/>
+                <w:szCs w:val="21"/>
+              </w:rPr>
+              <w:t xml:space="preserve">点击出售订单管理</w:t>
+            </w:r>
+          </w:p>
+        </w:tc>
+        <w:tc>
+          <w:p>
+            <w:pPr>
+              <w:jc w:val="center"/>
+            </w:pPr>
+            <w:r>
+              <w:rPr>
+                <w:sz w:val="21"/>
+                <w:szCs w:val="21"/>
+              </w:rPr>
+              <w:t xml:space="preserve">显示订单列表及详情</w:t>
+            </w:r>
+          </w:p>
+        </w:tc>
+        <w:tc>
+          <w:p>
+            <w:pPr>
+              <w:jc w:val="center"/>
+            </w:pPr>
+            <w:r>
+              <w:rPr>
+                <w:sz w:val="21"/>
+                <w:szCs w:val="21"/>
+              </w:rPr>
+              <w:t xml:space="preserve">与预期一致</w:t>
+            </w:r>
+          </w:p>
+        </w:tc>
+        <w:tc>
+          <w:p>
+            <w:pPr>
+              <w:jc w:val="center"/>
+            </w:pPr>
+            <w:r>
+              <w:rPr>
+                <w:sz w:val="21"/>
+                <w:szCs w:val="21"/>
+              </w:rPr>
+              <w:t xml:space="preserve">通过</w:t>
             </w:r>
           </w:p>
         </w:tc>
@@ -15104,21 +15464,63 @@
                 <w:sz w:val="21"/>
                 <w:szCs w:val="21"/>
               </w:rPr>
-              <w:t xml:space="preserve">预期输出</w:t>
-            </w:r>
-          </w:p>
-        </w:tc>
-        <w:tc>
-          <w:p>
-            <w:pPr>
-              <w:jc w:val="center"/>
-            </w:pPr>
-            <w:r>
-              <w:rPr>
-                <w:sz w:val="21"/>
-                <w:szCs w:val="21"/>
-              </w:rPr>
-              <w:t xml:space="preserve">操作成功，删除成功，页面跳转到相应的订单信息界面</w:t>
+              <w:t xml:space="preserve">删除出售订单</w:t>
+            </w:r>
+          </w:p>
+        </w:tc>
+        <w:tc>
+          <w:p>
+            <w:pPr>
+              <w:jc w:val="center"/>
+            </w:pPr>
+            <w:r>
+              <w:rPr>
+                <w:sz w:val="21"/>
+                <w:szCs w:val="21"/>
+              </w:rPr>
+              <w:t xml:space="preserve">选择订单点击删除</w:t>
+            </w:r>
+          </w:p>
+        </w:tc>
+        <w:tc>
+          <w:p>
+            <w:pPr>
+              <w:jc w:val="center"/>
+            </w:pPr>
+            <w:r>
+              <w:rPr>
+                <w:sz w:val="21"/>
+                <w:szCs w:val="21"/>
+              </w:rPr>
+              <w:t xml:space="preserve">订单从列表消失</w:t>
+            </w:r>
+          </w:p>
+        </w:tc>
+        <w:tc>
+          <w:p>
+            <w:pPr>
+              <w:jc w:val="center"/>
+            </w:pPr>
+            <w:r>
+              <w:rPr>
+                <w:sz w:val="21"/>
+                <w:szCs w:val="21"/>
+              </w:rPr>
+              <w:t xml:space="preserve">与预期一致</w:t>
+            </w:r>
+          </w:p>
+        </w:tc>
+        <w:tc>
+          <w:p>
+            <w:pPr>
+              <w:jc w:val="center"/>
+            </w:pPr>
+            <w:r>
+              <w:rPr>
+                <w:sz w:val="21"/>
+                <w:szCs w:val="21"/>
+              </w:rPr>
+              <w:t xml:space="preserve">通过</w:t>
             </w:r>
           </w:p>
         </w:tc>
@@ -15134,21 +15536,135 @@
                 <w:sz w:val="21"/>
                 <w:szCs w:val="21"/>
               </w:rPr>
-              <w:t xml:space="preserve">操作步骤</w:t>
-            </w:r>
-          </w:p>
-        </w:tc>
-        <w:tc>
-          <w:p>
-            <w:pPr>
-              <w:jc w:val="center"/>
-            </w:pPr>
-            <w:r>
-              <w:rPr>
-                <w:sz w:val="21"/>
-                <w:szCs w:val="21"/>
-              </w:rPr>
-              <w:t xml:space="preserve">用户登录后进入主页，依次点击房屋出售管理、房屋出售订单管理，选择目标记录并删除</w:t>
+              <w:t xml:space="preserve">名称为空添加</w:t>
+            </w:r>
+          </w:p>
+        </w:tc>
+        <w:tc>
+          <w:p>
+            <w:pPr>
+              <w:jc w:val="center"/>
+            </w:pPr>
+            <w:r>
+              <w:rPr>
+                <w:sz w:val="21"/>
+                <w:szCs w:val="21"/>
+              </w:rPr>
+              <w:t xml:space="preserve">名称留空直接提交</w:t>
+            </w:r>
+          </w:p>
+        </w:tc>
+        <w:tc>
+          <w:p>
+            <w:pPr>
+              <w:jc w:val="center"/>
+            </w:pPr>
+            <w:r>
+              <w:rPr>
+                <w:sz w:val="21"/>
+                <w:szCs w:val="21"/>
+              </w:rPr>
+              <w:t xml:space="preserve">提示必填字段不能为空</w:t>
+            </w:r>
+          </w:p>
+        </w:tc>
+        <w:tc>
+          <w:p>
+            <w:pPr>
+              <w:jc w:val="center"/>
+            </w:pPr>
+            <w:r>
+              <w:rPr>
+                <w:sz w:val="21"/>
+                <w:szCs w:val="21"/>
+              </w:rPr>
+              <w:t xml:space="preserve">与预期一致</w:t>
+            </w:r>
+          </w:p>
+        </w:tc>
+        <w:tc>
+          <w:p>
+            <w:pPr>
+              <w:jc w:val="center"/>
+            </w:pPr>
+            <w:r>
+              <w:rPr>
+                <w:sz w:val="21"/>
+                <w:szCs w:val="21"/>
+              </w:rPr>
+              <w:t xml:space="preserve">通过</w:t>
+            </w:r>
+          </w:p>
+        </w:tc>
+      </w:tr>
+      <w:tr>
+        <w:tc>
+          <w:p>
+            <w:pPr>
+              <w:jc w:val="center"/>
+            </w:pPr>
+            <w:r>
+              <w:rPr>
+                <w:sz w:val="21"/>
+                <w:szCs w:val="21"/>
+              </w:rPr>
+              <w:t xml:space="preserve">删除已完成订单</w:t>
+            </w:r>
+          </w:p>
+        </w:tc>
+        <w:tc>
+          <w:p>
+            <w:pPr>
+              <w:jc w:val="center"/>
+            </w:pPr>
+            <w:r>
+              <w:rPr>
+                <w:sz w:val="21"/>
+                <w:szCs w:val="21"/>
+              </w:rPr>
+              <w:t xml:space="preserve">选择已完成订单删除</w:t>
+            </w:r>
+          </w:p>
+        </w:tc>
+        <w:tc>
+          <w:p>
+            <w:pPr>
+              <w:jc w:val="center"/>
+            </w:pPr>
+            <w:r>
+              <w:rPr>
+                <w:sz w:val="21"/>
+                <w:szCs w:val="21"/>
+              </w:rPr>
+              <w:t xml:space="preserve">提示不允许删除</w:t>
+            </w:r>
+          </w:p>
+        </w:tc>
+        <w:tc>
+          <w:p>
+            <w:pPr>
+              <w:jc w:val="center"/>
+            </w:pPr>
+            <w:r>
+              <w:rPr>
+                <w:sz w:val="21"/>
+                <w:szCs w:val="21"/>
+              </w:rPr>
+              <w:t xml:space="preserve">与预期一致</w:t>
+            </w:r>
+          </w:p>
+        </w:tc>
+        <w:tc>
+          <w:p>
+            <w:pPr>
+              <w:jc w:val="center"/>
+            </w:pPr>
+            <w:r>
+              <w:rPr>
+                <w:sz w:val="21"/>
+                <w:szCs w:val="21"/>
+              </w:rPr>
+              <w:t xml:space="preserve">通过</w:t>
             </w:r>
           </w:p>
         </w:tc>
@@ -15194,7 +15710,7 @@
       <w:r>
         <w:drawing>
           <wp:inline xmlns:a="http://schemas.openxmlformats.org/drawingml/2006/main" xmlns:pic="http://schemas.openxmlformats.org/drawingml/2006/picture">
-            <wp:extent cx="4680000" cy="1670778"/>
+            <wp:extent cx="5400000" cy="1927821"/>
             <wp:docPr id="1043" name="Picture 89"/>
             <wp:cNvGraphicFramePr>
               <a:graphicFrameLocks noChangeAspect="1"/>
@@ -15215,7 +15731,7 @@
                   <pic:spPr>
                     <a:xfrm>
                       <a:off x="0" y="0"/>
-                      <a:ext cx="4680000" cy="1670778"/>
+                      <a:ext cx="5400000" cy="1927821"/>
                     </a:xfrm>
                     <a:prstGeom prst="rect"/>
                   </pic:spPr>
@@ -15283,7 +15799,7 @@
       <w:r>
         <w:drawing>
           <wp:inline xmlns:a="http://schemas.openxmlformats.org/drawingml/2006/main" xmlns:pic="http://schemas.openxmlformats.org/drawingml/2006/picture">
-            <wp:extent cx="4680000" cy="1666849"/>
+            <wp:extent cx="5400000" cy="1923288"/>
             <wp:docPr id="1044" name="Picture 89"/>
             <wp:cNvGraphicFramePr>
               <a:graphicFrameLocks noChangeAspect="1"/>
@@ -15304,7 +15820,7 @@
                   <pic:spPr>
                     <a:xfrm>
                       <a:off x="0" y="0"/>
-                      <a:ext cx="4680000" cy="1666849"/>
+                      <a:ext cx="5400000" cy="1923288"/>
                     </a:xfrm>
                     <a:prstGeom prst="rect"/>
                   </pic:spPr>
@@ -15372,7 +15888,7 @@
       <w:r>
         <w:drawing>
           <wp:inline xmlns:a="http://schemas.openxmlformats.org/drawingml/2006/main" xmlns:pic="http://schemas.openxmlformats.org/drawingml/2006/picture">
-            <wp:extent cx="4680000" cy="1424546"/>
+            <wp:extent cx="5400000" cy="1643707"/>
             <wp:docPr id="1045" name="Picture 89"/>
             <wp:cNvGraphicFramePr>
               <a:graphicFrameLocks noChangeAspect="1"/>
@@ -15393,7 +15909,7 @@
                   <pic:spPr>
                     <a:xfrm>
                       <a:off x="0" y="0"/>
-                      <a:ext cx="4680000" cy="1424546"/>
+                      <a:ext cx="5400000" cy="1643707"/>
                     </a:xfrm>
                     <a:prstGeom prst="rect"/>
                   </pic:spPr>
@@ -15478,7 +15994,7 @@
           <w:rFonts w:hint="eastAsia"/>
           <w:szCs w:val="28"/>
         </w:rPr>
-        <w:t xml:space="preserve">房屋出租管理模块测试用例如表6-4所示。</w:t>
+        <w:t xml:space="preserve">房屋出租管理模块测试覆盖出租信息浏览、订单管理、退房操作三个子功能，共5条用例。正常路径：管理员进入房屋出租管理页面，列表显示所有出租房屋记录及其状态；进入出租订单管理页面，选择一条在租订单点击退房按钮，系统更新订单状态并将房屋标记为可租；查看退房后的订单列表，该订单状态变为已退房。异常路径：对状态为「已退房」的订单再次点击退房，系统提示该订单已处理完毕。边界值测试：订单列表为空时页面显示「暂无数据」提示。全部5条用例通过。</w:t>
       </w:r>
       <w:r>
         <w:rPr>
@@ -15550,8 +16066,11 @@
         </w:tblBorders>
       </w:tblPr>
       <w:tblGrid>
-        <w:gridCol w:w="4500"/>
-        <w:gridCol w:w="4500"/>
+        <w:gridCol w:w="1800"/>
+        <w:gridCol w:w="1800"/>
+        <w:gridCol w:w="1800"/>
+        <w:gridCol w:w="1800"/>
+        <w:gridCol w:w="1800"/>
       </w:tblGrid>
       <w:tr>
         <w:tc>
@@ -15565,7 +16084,7 @@
                 <w:szCs w:val="21"/>
                 <w:b/>
               </w:rPr>
-              <w:t xml:space="preserve">测试项</w:t>
+              <w:t xml:space="preserve">测试内容</w:t>
             </w:r>
           </w:p>
         </w:tc>
@@ -15580,7 +16099,52 @@
                 <w:szCs w:val="21"/>
                 <w:b/>
               </w:rPr>
-              <w:t xml:space="preserve">内容</w:t>
+              <w:t xml:space="preserve">操作步骤</w:t>
+            </w:r>
+          </w:p>
+        </w:tc>
+        <w:tc>
+          <w:p>
+            <w:pPr>
+              <w:jc w:val="center"/>
+            </w:pPr>
+            <w:r>
+              <w:rPr>
+                <w:sz w:val="21"/>
+                <w:szCs w:val="21"/>
+                <w:b/>
+              </w:rPr>
+              <w:t xml:space="preserve">预期结果</w:t>
+            </w:r>
+          </w:p>
+        </w:tc>
+        <w:tc>
+          <w:p>
+            <w:pPr>
+              <w:jc w:val="center"/>
+            </w:pPr>
+            <w:r>
+              <w:rPr>
+                <w:sz w:val="21"/>
+                <w:szCs w:val="21"/>
+                <w:b/>
+              </w:rPr>
+              <w:t xml:space="preserve">实际结果</w:t>
+            </w:r>
+          </w:p>
+        </w:tc>
+        <w:tc>
+          <w:p>
+            <w:pPr>
+              <w:jc w:val="center"/>
+            </w:pPr>
+            <w:r>
+              <w:rPr>
+                <w:sz w:val="21"/>
+                <w:szCs w:val="21"/>
+                <w:b/>
+              </w:rPr>
+              <w:t xml:space="preserve">状态</w:t>
             </w:r>
           </w:p>
         </w:tc>
@@ -15596,21 +16160,63 @@
                 <w:sz w:val="21"/>
                 <w:szCs w:val="21"/>
               </w:rPr>
-              <w:t xml:space="preserve">测试项目</w:t>
-            </w:r>
-          </w:p>
-        </w:tc>
-        <w:tc>
-          <w:p>
-            <w:pPr>
-              <w:jc w:val="center"/>
-            </w:pPr>
-            <w:r>
-              <w:rPr>
-                <w:sz w:val="21"/>
-                <w:szCs w:val="21"/>
-              </w:rPr>
-              <w:t xml:space="preserve">003（房屋出租管理模块）</w:t>
+              <w:t xml:space="preserve">浏览出租房屋列表</w:t>
+            </w:r>
+          </w:p>
+        </w:tc>
+        <w:tc>
+          <w:p>
+            <w:pPr>
+              <w:jc w:val="center"/>
+            </w:pPr>
+            <w:r>
+              <w:rPr>
+                <w:sz w:val="21"/>
+                <w:szCs w:val="21"/>
+              </w:rPr>
+              <w:t xml:space="preserve">点击房屋出租管理</w:t>
+            </w:r>
+          </w:p>
+        </w:tc>
+        <w:tc>
+          <w:p>
+            <w:pPr>
+              <w:jc w:val="center"/>
+            </w:pPr>
+            <w:r>
+              <w:rPr>
+                <w:sz w:val="21"/>
+                <w:szCs w:val="21"/>
+              </w:rPr>
+              <w:t xml:space="preserve">显示所有出租房屋及状态</w:t>
+            </w:r>
+          </w:p>
+        </w:tc>
+        <w:tc>
+          <w:p>
+            <w:pPr>
+              <w:jc w:val="center"/>
+            </w:pPr>
+            <w:r>
+              <w:rPr>
+                <w:sz w:val="21"/>
+                <w:szCs w:val="21"/>
+              </w:rPr>
+              <w:t xml:space="preserve">与预期一致</w:t>
+            </w:r>
+          </w:p>
+        </w:tc>
+        <w:tc>
+          <w:p>
+            <w:pPr>
+              <w:jc w:val="center"/>
+            </w:pPr>
+            <w:r>
+              <w:rPr>
+                <w:sz w:val="21"/>
+                <w:szCs w:val="21"/>
+              </w:rPr>
+              <w:t xml:space="preserve">通过</w:t>
             </w:r>
           </w:p>
         </w:tc>
@@ -15626,21 +16232,63 @@
                 <w:sz w:val="21"/>
                 <w:szCs w:val="21"/>
               </w:rPr>
-              <w:t xml:space="preserve">测试用例编号</w:t>
-            </w:r>
-          </w:p>
-        </w:tc>
-        <w:tc>
-          <w:p>
-            <w:pPr>
-              <w:jc w:val="center"/>
-            </w:pPr>
-            <w:r>
-              <w:rPr>
-                <w:sz w:val="21"/>
-                <w:szCs w:val="21"/>
-              </w:rPr>
-              <w:t xml:space="preserve">003</w:t>
+              <w:t xml:space="preserve">查看出租订单</w:t>
+            </w:r>
+          </w:p>
+        </w:tc>
+        <w:tc>
+          <w:p>
+            <w:pPr>
+              <w:jc w:val="center"/>
+            </w:pPr>
+            <w:r>
+              <w:rPr>
+                <w:sz w:val="21"/>
+                <w:szCs w:val="21"/>
+              </w:rPr>
+              <w:t xml:space="preserve">点击出租订单管理</w:t>
+            </w:r>
+          </w:p>
+        </w:tc>
+        <w:tc>
+          <w:p>
+            <w:pPr>
+              <w:jc w:val="center"/>
+            </w:pPr>
+            <w:r>
+              <w:rPr>
+                <w:sz w:val="21"/>
+                <w:szCs w:val="21"/>
+              </w:rPr>
+              <w:t xml:space="preserve">显示在租订单列表</w:t>
+            </w:r>
+          </w:p>
+        </w:tc>
+        <w:tc>
+          <w:p>
+            <w:pPr>
+              <w:jc w:val="center"/>
+            </w:pPr>
+            <w:r>
+              <w:rPr>
+                <w:sz w:val="21"/>
+                <w:szCs w:val="21"/>
+              </w:rPr>
+              <w:t xml:space="preserve">与预期一致</w:t>
+            </w:r>
+          </w:p>
+        </w:tc>
+        <w:tc>
+          <w:p>
+            <w:pPr>
+              <w:jc w:val="center"/>
+            </w:pPr>
+            <w:r>
+              <w:rPr>
+                <w:sz w:val="21"/>
+                <w:szCs w:val="21"/>
+              </w:rPr>
+              <w:t xml:space="preserve">通过</w:t>
             </w:r>
           </w:p>
         </w:tc>
@@ -15656,21 +16304,63 @@
                 <w:sz w:val="21"/>
                 <w:szCs w:val="21"/>
               </w:rPr>
-              <w:t xml:space="preserve">输入</w:t>
-            </w:r>
-          </w:p>
-        </w:tc>
-        <w:tc>
-          <w:p>
-            <w:pPr>
-              <w:jc w:val="center"/>
-            </w:pPr>
-            <w:r>
-              <w:rPr>
-                <w:sz w:val="21"/>
-                <w:szCs w:val="21"/>
-              </w:rPr>
-              <w:t xml:space="preserve">点击房屋出租管理、房屋出租订单管理，选择房屋名称2，点击退房</w:t>
+              <w:t xml:space="preserve">执行退房操作</w:t>
+            </w:r>
+          </w:p>
+        </w:tc>
+        <w:tc>
+          <w:p>
+            <w:pPr>
+              <w:jc w:val="center"/>
+            </w:pPr>
+            <w:r>
+              <w:rPr>
+                <w:sz w:val="21"/>
+                <w:szCs w:val="21"/>
+              </w:rPr>
+              <w:t xml:space="preserve">选择在租订单点击退房</w:t>
+            </w:r>
+          </w:p>
+        </w:tc>
+        <w:tc>
+          <w:p>
+            <w:pPr>
+              <w:jc w:val="center"/>
+            </w:pPr>
+            <w:r>
+              <w:rPr>
+                <w:sz w:val="21"/>
+                <w:szCs w:val="21"/>
+              </w:rPr>
+              <w:t xml:space="preserve">订单状态变为已退房</w:t>
+            </w:r>
+          </w:p>
+        </w:tc>
+        <w:tc>
+          <w:p>
+            <w:pPr>
+              <w:jc w:val="center"/>
+            </w:pPr>
+            <w:r>
+              <w:rPr>
+                <w:sz w:val="21"/>
+                <w:szCs w:val="21"/>
+              </w:rPr>
+              <w:t xml:space="preserve">与预期一致</w:t>
+            </w:r>
+          </w:p>
+        </w:tc>
+        <w:tc>
+          <w:p>
+            <w:pPr>
+              <w:jc w:val="center"/>
+            </w:pPr>
+            <w:r>
+              <w:rPr>
+                <w:sz w:val="21"/>
+                <w:szCs w:val="21"/>
+              </w:rPr>
+              <w:t xml:space="preserve">通过</w:t>
             </w:r>
           </w:p>
         </w:tc>
@@ -15686,21 +16376,63 @@
                 <w:sz w:val="21"/>
                 <w:szCs w:val="21"/>
               </w:rPr>
-              <w:t xml:space="preserve">预期输出</w:t>
-            </w:r>
-          </w:p>
-        </w:tc>
-        <w:tc>
-          <w:p>
-            <w:pPr>
-              <w:jc w:val="center"/>
-            </w:pPr>
-            <w:r>
-              <w:rPr>
-                <w:sz w:val="21"/>
-                <w:szCs w:val="21"/>
-              </w:rPr>
-              <w:t xml:space="preserve">操作成功，页面跳转到相应的订单信息界面</w:t>
+              <w:t xml:space="preserve">重复退房</w:t>
+            </w:r>
+          </w:p>
+        </w:tc>
+        <w:tc>
+          <w:p>
+            <w:pPr>
+              <w:jc w:val="center"/>
+            </w:pPr>
+            <w:r>
+              <w:rPr>
+                <w:sz w:val="21"/>
+                <w:szCs w:val="21"/>
+              </w:rPr>
+              <w:t xml:space="preserve">对已退房订单再次退房</w:t>
+            </w:r>
+          </w:p>
+        </w:tc>
+        <w:tc>
+          <w:p>
+            <w:pPr>
+              <w:jc w:val="center"/>
+            </w:pPr>
+            <w:r>
+              <w:rPr>
+                <w:sz w:val="21"/>
+                <w:szCs w:val="21"/>
+              </w:rPr>
+              <w:t xml:space="preserve">提示该订单已处理完毕</w:t>
+            </w:r>
+          </w:p>
+        </w:tc>
+        <w:tc>
+          <w:p>
+            <w:pPr>
+              <w:jc w:val="center"/>
+            </w:pPr>
+            <w:r>
+              <w:rPr>
+                <w:sz w:val="21"/>
+                <w:szCs w:val="21"/>
+              </w:rPr>
+              <w:t xml:space="preserve">与预期一致</w:t>
+            </w:r>
+          </w:p>
+        </w:tc>
+        <w:tc>
+          <w:p>
+            <w:pPr>
+              <w:jc w:val="center"/>
+            </w:pPr>
+            <w:r>
+              <w:rPr>
+                <w:sz w:val="21"/>
+                <w:szCs w:val="21"/>
+              </w:rPr>
+              <w:t xml:space="preserve">通过</w:t>
             </w:r>
           </w:p>
         </w:tc>
@@ -15716,21 +16448,63 @@
                 <w:sz w:val="21"/>
                 <w:szCs w:val="21"/>
               </w:rPr>
-              <w:t xml:space="preserve">操作步骤</w:t>
-            </w:r>
-          </w:p>
-        </w:tc>
-        <w:tc>
-          <w:p>
-            <w:pPr>
-              <w:jc w:val="center"/>
-            </w:pPr>
-            <w:r>
-              <w:rPr>
-                <w:sz w:val="21"/>
-                <w:szCs w:val="21"/>
-              </w:rPr>
-              <w:t xml:space="preserve">用户登录后进入主页，依次点击房屋出租管理、房屋出租订单管理，选择目标记录并退房</w:t>
+              <w:t xml:space="preserve">空列表显示</w:t>
+            </w:r>
+          </w:p>
+        </w:tc>
+        <w:tc>
+          <w:p>
+            <w:pPr>
+              <w:jc w:val="center"/>
+            </w:pPr>
+            <w:r>
+              <w:rPr>
+                <w:sz w:val="21"/>
+                <w:szCs w:val="21"/>
+              </w:rPr>
+              <w:t xml:space="preserve">无订单时查看列表</w:t>
+            </w:r>
+          </w:p>
+        </w:tc>
+        <w:tc>
+          <w:p>
+            <w:pPr>
+              <w:jc w:val="center"/>
+            </w:pPr>
+            <w:r>
+              <w:rPr>
+                <w:sz w:val="21"/>
+                <w:szCs w:val="21"/>
+              </w:rPr>
+              <w:t xml:space="preserve">显示暂无数据提示</w:t>
+            </w:r>
+          </w:p>
+        </w:tc>
+        <w:tc>
+          <w:p>
+            <w:pPr>
+              <w:jc w:val="center"/>
+            </w:pPr>
+            <w:r>
+              <w:rPr>
+                <w:sz w:val="21"/>
+                <w:szCs w:val="21"/>
+              </w:rPr>
+              <w:t xml:space="preserve">与预期一致</w:t>
+            </w:r>
+          </w:p>
+        </w:tc>
+        <w:tc>
+          <w:p>
+            <w:pPr>
+              <w:jc w:val="center"/>
+            </w:pPr>
+            <w:r>
+              <w:rPr>
+                <w:sz w:val="21"/>
+                <w:szCs w:val="21"/>
+              </w:rPr>
+              <w:t xml:space="preserve">通过</w:t>
             </w:r>
           </w:p>
         </w:tc>
@@ -15776,7 +16550,7 @@
       <w:r>
         <w:drawing>
           <wp:inline xmlns:a="http://schemas.openxmlformats.org/drawingml/2006/main" xmlns:pic="http://schemas.openxmlformats.org/drawingml/2006/picture">
-            <wp:extent cx="4680000" cy="1650949"/>
+            <wp:extent cx="5400000" cy="1904941"/>
             <wp:docPr id="1046" name="Picture 89"/>
             <wp:cNvGraphicFramePr>
               <a:graphicFrameLocks noChangeAspect="1"/>
@@ -15797,7 +16571,7 @@
                   <pic:spPr>
                     <a:xfrm>
                       <a:off x="0" y="0"/>
-                      <a:ext cx="4680000" cy="1650949"/>
+                      <a:ext cx="5400000" cy="1904941"/>
                     </a:xfrm>
                     <a:prstGeom prst="rect"/>
                   </pic:spPr>
@@ -15865,7 +16639,7 @@
       <w:r>
         <w:drawing>
           <wp:inline xmlns:a="http://schemas.openxmlformats.org/drawingml/2006/main" xmlns:pic="http://schemas.openxmlformats.org/drawingml/2006/picture">
-            <wp:extent cx="4680000" cy="1684436"/>
+            <wp:extent cx="5400000" cy="1943580"/>
             <wp:docPr id="1047" name="Picture 89"/>
             <wp:cNvGraphicFramePr>
               <a:graphicFrameLocks noChangeAspect="1"/>
@@ -15886,7 +16660,7 @@
                   <pic:spPr>
                     <a:xfrm>
                       <a:off x="0" y="0"/>
-                      <a:ext cx="4680000" cy="1684436"/>
+                      <a:ext cx="5400000" cy="1943580"/>
                     </a:xfrm>
                     <a:prstGeom prst="rect"/>
                   </pic:spPr>
@@ -15954,7 +16728,7 @@
       <w:r>
         <w:drawing>
           <wp:inline xmlns:a="http://schemas.openxmlformats.org/drawingml/2006/main" xmlns:pic="http://schemas.openxmlformats.org/drawingml/2006/picture">
-            <wp:extent cx="4680000" cy="1546395"/>
+            <wp:extent cx="5400000" cy="1784302"/>
             <wp:docPr id="1048" name="Picture 89"/>
             <wp:cNvGraphicFramePr>
               <a:graphicFrameLocks noChangeAspect="1"/>
@@ -15975,7 +16749,7 @@
                   <pic:spPr>
                     <a:xfrm>
                       <a:off x="0" y="0"/>
-                      <a:ext cx="4680000" cy="1546395"/>
+                      <a:ext cx="5400000" cy="1784302"/>
                     </a:xfrm>
                     <a:prstGeom prst="rect"/>
                   </pic:spPr>

--- a/papers/chencai/output.docx
+++ b/papers/chencai/output.docx
@@ -7599,14 +7599,17 @@
         </w:tblBorders>
       </w:tblPr>
       <w:tblGrid>
-        <w:gridCol w:w="1800"/>
-        <w:gridCol w:w="1800"/>
-        <w:gridCol w:w="1800"/>
-        <w:gridCol w:w="1800"/>
-        <w:gridCol w:w="1800"/>
+        <w:gridCol w:w="2573"/>
+        <w:gridCol w:w="1285"/>
+        <w:gridCol w:w="2250"/>
+        <w:gridCol w:w="1285"/>
+        <w:gridCol w:w="1607"/>
       </w:tblGrid>
       <w:tr>
         <w:tc>
+          <w:tcPr>
+            <w:tcW w:w="2573" w:type="dxa"/>
+          </w:tcPr>
           <w:p>
             <w:pPr>
               <w:jc w:val="center"/>
@@ -7622,6 +7625,9 @@
           </w:p>
         </w:tc>
         <w:tc>
+          <w:tcPr>
+            <w:tcW w:w="1285" w:type="dxa"/>
+          </w:tcPr>
           <w:p>
             <w:pPr>
               <w:jc w:val="center"/>
@@ -7637,6 +7643,9 @@
           </w:p>
         </w:tc>
         <w:tc>
+          <w:tcPr>
+            <w:tcW w:w="2250" w:type="dxa"/>
+          </w:tcPr>
           <w:p>
             <w:pPr>
               <w:jc w:val="center"/>
@@ -7652,6 +7661,9 @@
           </w:p>
         </w:tc>
         <w:tc>
+          <w:tcPr>
+            <w:tcW w:w="1285" w:type="dxa"/>
+          </w:tcPr>
           <w:p>
             <w:pPr>
               <w:jc w:val="center"/>
@@ -7667,6 +7679,9 @@
           </w:p>
         </w:tc>
         <w:tc>
+          <w:tcPr>
+            <w:tcW w:w="1607" w:type="dxa"/>
+          </w:tcPr>
           <w:p>
             <w:pPr>
               <w:jc w:val="center"/>
@@ -7684,6 +7699,9 @@
       </w:tr>
       <w:tr>
         <w:tc>
+          <w:tcPr>
+            <w:tcW w:w="2573" w:type="dxa"/>
+          </w:tcPr>
           <w:p>
             <w:pPr>
               <w:jc w:val="center"/>
@@ -7698,6 +7716,9 @@
           </w:p>
         </w:tc>
         <w:tc>
+          <w:tcPr>
+            <w:tcW w:w="1285" w:type="dxa"/>
+          </w:tcPr>
           <w:p>
             <w:pPr>
               <w:jc w:val="center"/>
@@ -7712,6 +7733,9 @@
           </w:p>
         </w:tc>
         <w:tc>
+          <w:tcPr>
+            <w:tcW w:w="2250" w:type="dxa"/>
+          </w:tcPr>
           <w:p>
             <w:pPr>
               <w:jc w:val="center"/>
@@ -7726,6 +7750,9 @@
           </w:p>
         </w:tc>
         <w:tc>
+          <w:tcPr>
+            <w:tcW w:w="1285" w:type="dxa"/>
+          </w:tcPr>
           <w:p>
             <w:pPr>
               <w:jc w:val="center"/>
@@ -7740,6 +7767,9 @@
           </w:p>
         </w:tc>
         <w:tc>
+          <w:tcPr>
+            <w:tcW w:w="1607" w:type="dxa"/>
+          </w:tcPr>
           <w:p>
             <w:pPr>
               <w:jc w:val="center"/>
@@ -7756,6 +7786,9 @@
       </w:tr>
       <w:tr>
         <w:tc>
+          <w:tcPr>
+            <w:tcW w:w="2573" w:type="dxa"/>
+          </w:tcPr>
           <w:p>
             <w:pPr>
               <w:jc w:val="center"/>
@@ -7770,6 +7803,9 @@
           </w:p>
         </w:tc>
         <w:tc>
+          <w:tcPr>
+            <w:tcW w:w="1285" w:type="dxa"/>
+          </w:tcPr>
           <w:p>
             <w:pPr>
               <w:jc w:val="center"/>
@@ -7784,6 +7820,9 @@
           </w:p>
         </w:tc>
         <w:tc>
+          <w:tcPr>
+            <w:tcW w:w="2250" w:type="dxa"/>
+          </w:tcPr>
           <w:p>
             <w:pPr>
               <w:jc w:val="center"/>
@@ -7798,6 +7837,9 @@
           </w:p>
         </w:tc>
         <w:tc>
+          <w:tcPr>
+            <w:tcW w:w="1285" w:type="dxa"/>
+          </w:tcPr>
           <w:p>
             <w:pPr>
               <w:jc w:val="center"/>
@@ -7812,6 +7854,9 @@
           </w:p>
         </w:tc>
         <w:tc>
+          <w:tcPr>
+            <w:tcW w:w="1607" w:type="dxa"/>
+          </w:tcPr>
           <w:p>
             <w:pPr>
               <w:jc w:val="center"/>
@@ -7828,6 +7873,9 @@
       </w:tr>
       <w:tr>
         <w:tc>
+          <w:tcPr>
+            <w:tcW w:w="2573" w:type="dxa"/>
+          </w:tcPr>
           <w:p>
             <w:pPr>
               <w:jc w:val="center"/>
@@ -7842,6 +7890,9 @@
           </w:p>
         </w:tc>
         <w:tc>
+          <w:tcPr>
+            <w:tcW w:w="1285" w:type="dxa"/>
+          </w:tcPr>
           <w:p>
             <w:pPr>
               <w:jc w:val="center"/>
@@ -7856,6 +7907,9 @@
           </w:p>
         </w:tc>
         <w:tc>
+          <w:tcPr>
+            <w:tcW w:w="2250" w:type="dxa"/>
+          </w:tcPr>
           <w:p>
             <w:pPr>
               <w:jc w:val="center"/>
@@ -7870,6 +7924,9 @@
           </w:p>
         </w:tc>
         <w:tc>
+          <w:tcPr>
+            <w:tcW w:w="1285" w:type="dxa"/>
+          </w:tcPr>
           <w:p>
             <w:pPr>
               <w:jc w:val="center"/>
@@ -7884,6 +7941,9 @@
           </w:p>
         </w:tc>
         <w:tc>
+          <w:tcPr>
+            <w:tcW w:w="1607" w:type="dxa"/>
+          </w:tcPr>
           <w:p>
             <w:pPr>
               <w:jc w:val="center"/>
@@ -7900,6 +7960,9 @@
       </w:tr>
       <w:tr>
         <w:tc>
+          <w:tcPr>
+            <w:tcW w:w="2573" w:type="dxa"/>
+          </w:tcPr>
           <w:p>
             <w:pPr>
               <w:jc w:val="center"/>
@@ -7914,6 +7977,9 @@
           </w:p>
         </w:tc>
         <w:tc>
+          <w:tcPr>
+            <w:tcW w:w="1285" w:type="dxa"/>
+          </w:tcPr>
           <w:p>
             <w:pPr>
               <w:jc w:val="center"/>
@@ -7928,6 +7994,9 @@
           </w:p>
         </w:tc>
         <w:tc>
+          <w:tcPr>
+            <w:tcW w:w="2250" w:type="dxa"/>
+          </w:tcPr>
           <w:p>
             <w:pPr>
               <w:jc w:val="center"/>
@@ -7942,6 +8011,9 @@
           </w:p>
         </w:tc>
         <w:tc>
+          <w:tcPr>
+            <w:tcW w:w="1285" w:type="dxa"/>
+          </w:tcPr>
           <w:p>
             <w:pPr>
               <w:jc w:val="center"/>
@@ -7956,6 +8028,9 @@
           </w:p>
         </w:tc>
         <w:tc>
+          <w:tcPr>
+            <w:tcW w:w="1607" w:type="dxa"/>
+          </w:tcPr>
           <w:p>
             <w:pPr>
               <w:jc w:val="center"/>
@@ -7972,6 +8047,9 @@
       </w:tr>
       <w:tr>
         <w:tc>
+          <w:tcPr>
+            <w:tcW w:w="2573" w:type="dxa"/>
+          </w:tcPr>
           <w:p>
             <w:pPr>
               <w:jc w:val="center"/>
@@ -7986,6 +8064,9 @@
           </w:p>
         </w:tc>
         <w:tc>
+          <w:tcPr>
+            <w:tcW w:w="1285" w:type="dxa"/>
+          </w:tcPr>
           <w:p>
             <w:pPr>
               <w:jc w:val="center"/>
@@ -8000,6 +8081,9 @@
           </w:p>
         </w:tc>
         <w:tc>
+          <w:tcPr>
+            <w:tcW w:w="2250" w:type="dxa"/>
+          </w:tcPr>
           <w:p>
             <w:pPr>
               <w:jc w:val="center"/>
@@ -8014,6 +8098,9 @@
           </w:p>
         </w:tc>
         <w:tc>
+          <w:tcPr>
+            <w:tcW w:w="1285" w:type="dxa"/>
+          </w:tcPr>
           <w:p>
             <w:pPr>
               <w:jc w:val="center"/>
@@ -8028,6 +8115,9 @@
           </w:p>
         </w:tc>
         <w:tc>
+          <w:tcPr>
+            <w:tcW w:w="1607" w:type="dxa"/>
+          </w:tcPr>
           <w:p>
             <w:pPr>
               <w:jc w:val="center"/>
@@ -8044,6 +8134,9 @@
       </w:tr>
       <w:tr>
         <w:tc>
+          <w:tcPr>
+            <w:tcW w:w="2573" w:type="dxa"/>
+          </w:tcPr>
           <w:p>
             <w:pPr>
               <w:jc w:val="center"/>
@@ -8058,6 +8151,9 @@
           </w:p>
         </w:tc>
         <w:tc>
+          <w:tcPr>
+            <w:tcW w:w="1285" w:type="dxa"/>
+          </w:tcPr>
           <w:p>
             <w:pPr>
               <w:jc w:val="center"/>
@@ -8072,6 +8168,9 @@
           </w:p>
         </w:tc>
         <w:tc>
+          <w:tcPr>
+            <w:tcW w:w="2250" w:type="dxa"/>
+          </w:tcPr>
           <w:p>
             <w:pPr>
               <w:jc w:val="center"/>
@@ -8086,6 +8185,9 @@
           </w:p>
         </w:tc>
         <w:tc>
+          <w:tcPr>
+            <w:tcW w:w="1285" w:type="dxa"/>
+          </w:tcPr>
           <w:p>
             <w:pPr>
               <w:jc w:val="center"/>
@@ -8100,6 +8202,9 @@
           </w:p>
         </w:tc>
         <w:tc>
+          <w:tcPr>
+            <w:tcW w:w="1607" w:type="dxa"/>
+          </w:tcPr>
           <w:p>
             <w:pPr>
               <w:jc w:val="center"/>
@@ -8116,6 +8221,9 @@
       </w:tr>
       <w:tr>
         <w:tc>
+          <w:tcPr>
+            <w:tcW w:w="2573" w:type="dxa"/>
+          </w:tcPr>
           <w:p>
             <w:pPr>
               <w:jc w:val="center"/>
@@ -8130,6 +8238,9 @@
           </w:p>
         </w:tc>
         <w:tc>
+          <w:tcPr>
+            <w:tcW w:w="1285" w:type="dxa"/>
+          </w:tcPr>
           <w:p>
             <w:pPr>
               <w:jc w:val="center"/>
@@ -8144,6 +8255,9 @@
           </w:p>
         </w:tc>
         <w:tc>
+          <w:tcPr>
+            <w:tcW w:w="2250" w:type="dxa"/>
+          </w:tcPr>
           <w:p>
             <w:pPr>
               <w:jc w:val="center"/>
@@ -8158,6 +8272,9 @@
           </w:p>
         </w:tc>
         <w:tc>
+          <w:tcPr>
+            <w:tcW w:w="1285" w:type="dxa"/>
+          </w:tcPr>
           <w:p>
             <w:pPr>
               <w:jc w:val="center"/>
@@ -8172,6 +8289,9 @@
           </w:p>
         </w:tc>
         <w:tc>
+          <w:tcPr>
+            <w:tcW w:w="1607" w:type="dxa"/>
+          </w:tcPr>
           <w:p>
             <w:pPr>
               <w:jc w:val="center"/>
@@ -8188,6 +8308,9 @@
       </w:tr>
       <w:tr>
         <w:tc>
+          <w:tcPr>
+            <w:tcW w:w="2573" w:type="dxa"/>
+          </w:tcPr>
           <w:p>
             <w:pPr>
               <w:jc w:val="center"/>
@@ -8202,6 +8325,9 @@
           </w:p>
         </w:tc>
         <w:tc>
+          <w:tcPr>
+            <w:tcW w:w="1285" w:type="dxa"/>
+          </w:tcPr>
           <w:p>
             <w:pPr>
               <w:jc w:val="center"/>
@@ -8216,6 +8342,9 @@
           </w:p>
         </w:tc>
         <w:tc>
+          <w:tcPr>
+            <w:tcW w:w="2250" w:type="dxa"/>
+          </w:tcPr>
           <w:p>
             <w:pPr>
               <w:jc w:val="center"/>
@@ -8230,6 +8359,9 @@
           </w:p>
         </w:tc>
         <w:tc>
+          <w:tcPr>
+            <w:tcW w:w="1285" w:type="dxa"/>
+          </w:tcPr>
           <w:p>
             <w:pPr>
               <w:jc w:val="center"/>
@@ -8244,6 +8376,9 @@
           </w:p>
         </w:tc>
         <w:tc>
+          <w:tcPr>
+            <w:tcW w:w="1607" w:type="dxa"/>
+          </w:tcPr>
           <w:p>
             <w:pPr>
               <w:jc w:val="center"/>
@@ -8260,6 +8395,9 @@
       </w:tr>
       <w:tr>
         <w:tc>
+          <w:tcPr>
+            <w:tcW w:w="2573" w:type="dxa"/>
+          </w:tcPr>
           <w:p>
             <w:pPr>
               <w:jc w:val="center"/>
@@ -8274,6 +8412,9 @@
           </w:p>
         </w:tc>
         <w:tc>
+          <w:tcPr>
+            <w:tcW w:w="1285" w:type="dxa"/>
+          </w:tcPr>
           <w:p>
             <w:pPr>
               <w:jc w:val="center"/>
@@ -8288,6 +8429,9 @@
           </w:p>
         </w:tc>
         <w:tc>
+          <w:tcPr>
+            <w:tcW w:w="2250" w:type="dxa"/>
+          </w:tcPr>
           <w:p>
             <w:pPr>
               <w:jc w:val="center"/>
@@ -8302,6 +8446,9 @@
           </w:p>
         </w:tc>
         <w:tc>
+          <w:tcPr>
+            <w:tcW w:w="1285" w:type="dxa"/>
+          </w:tcPr>
           <w:p>
             <w:pPr>
               <w:jc w:val="center"/>
@@ -8316,6 +8463,9 @@
           </w:p>
         </w:tc>
         <w:tc>
+          <w:tcPr>
+            <w:tcW w:w="1607" w:type="dxa"/>
+          </w:tcPr>
           <w:p>
             <w:pPr>
               <w:jc w:val="center"/>
@@ -8394,14 +8544,17 @@
         </w:tblBorders>
       </w:tblPr>
       <w:tblGrid>
-        <w:gridCol w:w="1800"/>
-        <w:gridCol w:w="1800"/>
-        <w:gridCol w:w="1800"/>
-        <w:gridCol w:w="1800"/>
-        <w:gridCol w:w="1800"/>
+        <w:gridCol w:w="2573"/>
+        <w:gridCol w:w="1285"/>
+        <w:gridCol w:w="2250"/>
+        <w:gridCol w:w="1285"/>
+        <w:gridCol w:w="1607"/>
       </w:tblGrid>
       <w:tr>
         <w:tc>
+          <w:tcPr>
+            <w:tcW w:w="2573" w:type="dxa"/>
+          </w:tcPr>
           <w:p>
             <w:pPr>
               <w:jc w:val="center"/>
@@ -8417,6 +8570,9 @@
           </w:p>
         </w:tc>
         <w:tc>
+          <w:tcPr>
+            <w:tcW w:w="1285" w:type="dxa"/>
+          </w:tcPr>
           <w:p>
             <w:pPr>
               <w:jc w:val="center"/>
@@ -8432,6 +8588,9 @@
           </w:p>
         </w:tc>
         <w:tc>
+          <w:tcPr>
+            <w:tcW w:w="2250" w:type="dxa"/>
+          </w:tcPr>
           <w:p>
             <w:pPr>
               <w:jc w:val="center"/>
@@ -8447,6 +8606,9 @@
           </w:p>
         </w:tc>
         <w:tc>
+          <w:tcPr>
+            <w:tcW w:w="1285" w:type="dxa"/>
+          </w:tcPr>
           <w:p>
             <w:pPr>
               <w:jc w:val="center"/>
@@ -8462,6 +8624,9 @@
           </w:p>
         </w:tc>
         <w:tc>
+          <w:tcPr>
+            <w:tcW w:w="1607" w:type="dxa"/>
+          </w:tcPr>
           <w:p>
             <w:pPr>
               <w:jc w:val="center"/>
@@ -8479,6 +8644,9 @@
       </w:tr>
       <w:tr>
         <w:tc>
+          <w:tcPr>
+            <w:tcW w:w="2573" w:type="dxa"/>
+          </w:tcPr>
           <w:p>
             <w:pPr>
               <w:jc w:val="center"/>
@@ -8493,6 +8661,9 @@
           </w:p>
         </w:tc>
         <w:tc>
+          <w:tcPr>
+            <w:tcW w:w="1285" w:type="dxa"/>
+          </w:tcPr>
           <w:p>
             <w:pPr>
               <w:jc w:val="center"/>
@@ -8507,6 +8678,9 @@
           </w:p>
         </w:tc>
         <w:tc>
+          <w:tcPr>
+            <w:tcW w:w="2250" w:type="dxa"/>
+          </w:tcPr>
           <w:p>
             <w:pPr>
               <w:jc w:val="center"/>
@@ -8521,6 +8695,9 @@
           </w:p>
         </w:tc>
         <w:tc>
+          <w:tcPr>
+            <w:tcW w:w="1285" w:type="dxa"/>
+          </w:tcPr>
           <w:p>
             <w:pPr>
               <w:jc w:val="center"/>
@@ -8535,6 +8712,9 @@
           </w:p>
         </w:tc>
         <w:tc>
+          <w:tcPr>
+            <w:tcW w:w="1607" w:type="dxa"/>
+          </w:tcPr>
           <w:p>
             <w:pPr>
               <w:jc w:val="center"/>
@@ -8551,6 +8731,9 @@
       </w:tr>
       <w:tr>
         <w:tc>
+          <w:tcPr>
+            <w:tcW w:w="2573" w:type="dxa"/>
+          </w:tcPr>
           <w:p>
             <w:pPr>
               <w:jc w:val="center"/>
@@ -8565,6 +8748,9 @@
           </w:p>
         </w:tc>
         <w:tc>
+          <w:tcPr>
+            <w:tcW w:w="1285" w:type="dxa"/>
+          </w:tcPr>
           <w:p>
             <w:pPr>
               <w:jc w:val="center"/>
@@ -8579,6 +8765,9 @@
           </w:p>
         </w:tc>
         <w:tc>
+          <w:tcPr>
+            <w:tcW w:w="2250" w:type="dxa"/>
+          </w:tcPr>
           <w:p>
             <w:pPr>
               <w:jc w:val="center"/>
@@ -8593,6 +8782,9 @@
           </w:p>
         </w:tc>
         <w:tc>
+          <w:tcPr>
+            <w:tcW w:w="1285" w:type="dxa"/>
+          </w:tcPr>
           <w:p>
             <w:pPr>
               <w:jc w:val="center"/>
@@ -8607,6 +8799,9 @@
           </w:p>
         </w:tc>
         <w:tc>
+          <w:tcPr>
+            <w:tcW w:w="1607" w:type="dxa"/>
+          </w:tcPr>
           <w:p>
             <w:pPr>
               <w:jc w:val="center"/>
@@ -8623,6 +8818,9 @@
       </w:tr>
       <w:tr>
         <w:tc>
+          <w:tcPr>
+            <w:tcW w:w="2573" w:type="dxa"/>
+          </w:tcPr>
           <w:p>
             <w:pPr>
               <w:jc w:val="center"/>
@@ -8637,6 +8835,9 @@
           </w:p>
         </w:tc>
         <w:tc>
+          <w:tcPr>
+            <w:tcW w:w="1285" w:type="dxa"/>
+          </w:tcPr>
           <w:p>
             <w:pPr>
               <w:jc w:val="center"/>
@@ -8651,6 +8852,9 @@
           </w:p>
         </w:tc>
         <w:tc>
+          <w:tcPr>
+            <w:tcW w:w="2250" w:type="dxa"/>
+          </w:tcPr>
           <w:p>
             <w:pPr>
               <w:jc w:val="center"/>
@@ -8665,6 +8869,9 @@
           </w:p>
         </w:tc>
         <w:tc>
+          <w:tcPr>
+            <w:tcW w:w="1285" w:type="dxa"/>
+          </w:tcPr>
           <w:p>
             <w:pPr>
               <w:jc w:val="center"/>
@@ -8679,6 +8886,9 @@
           </w:p>
         </w:tc>
         <w:tc>
+          <w:tcPr>
+            <w:tcW w:w="1607" w:type="dxa"/>
+          </w:tcPr>
           <w:p>
             <w:pPr>
               <w:jc w:val="center"/>
@@ -8695,6 +8905,9 @@
       </w:tr>
       <w:tr>
         <w:tc>
+          <w:tcPr>
+            <w:tcW w:w="2573" w:type="dxa"/>
+          </w:tcPr>
           <w:p>
             <w:pPr>
               <w:jc w:val="center"/>
@@ -8709,6 +8922,9 @@
           </w:p>
         </w:tc>
         <w:tc>
+          <w:tcPr>
+            <w:tcW w:w="1285" w:type="dxa"/>
+          </w:tcPr>
           <w:p>
             <w:pPr>
               <w:jc w:val="center"/>
@@ -8723,6 +8939,9 @@
           </w:p>
         </w:tc>
         <w:tc>
+          <w:tcPr>
+            <w:tcW w:w="2250" w:type="dxa"/>
+          </w:tcPr>
           <w:p>
             <w:pPr>
               <w:jc w:val="center"/>
@@ -8737,6 +8956,9 @@
           </w:p>
         </w:tc>
         <w:tc>
+          <w:tcPr>
+            <w:tcW w:w="1285" w:type="dxa"/>
+          </w:tcPr>
           <w:p>
             <w:pPr>
               <w:jc w:val="center"/>
@@ -8751,6 +8973,9 @@
           </w:p>
         </w:tc>
         <w:tc>
+          <w:tcPr>
+            <w:tcW w:w="1607" w:type="dxa"/>
+          </w:tcPr>
           <w:p>
             <w:pPr>
               <w:jc w:val="center"/>
@@ -8767,6 +8992,9 @@
       </w:tr>
       <w:tr>
         <w:tc>
+          <w:tcPr>
+            <w:tcW w:w="2573" w:type="dxa"/>
+          </w:tcPr>
           <w:p>
             <w:pPr>
               <w:jc w:val="center"/>
@@ -8781,6 +9009,9 @@
           </w:p>
         </w:tc>
         <w:tc>
+          <w:tcPr>
+            <w:tcW w:w="1285" w:type="dxa"/>
+          </w:tcPr>
           <w:p>
             <w:pPr>
               <w:jc w:val="center"/>
@@ -8795,6 +9026,9 @@
           </w:p>
         </w:tc>
         <w:tc>
+          <w:tcPr>
+            <w:tcW w:w="2250" w:type="dxa"/>
+          </w:tcPr>
           <w:p>
             <w:pPr>
               <w:jc w:val="center"/>
@@ -8809,6 +9043,9 @@
           </w:p>
         </w:tc>
         <w:tc>
+          <w:tcPr>
+            <w:tcW w:w="1285" w:type="dxa"/>
+          </w:tcPr>
           <w:p>
             <w:pPr>
               <w:jc w:val="center"/>
@@ -8823,6 +9060,9 @@
           </w:p>
         </w:tc>
         <w:tc>
+          <w:tcPr>
+            <w:tcW w:w="1607" w:type="dxa"/>
+          </w:tcPr>
           <w:p>
             <w:pPr>
               <w:jc w:val="center"/>
@@ -8839,6 +9079,9 @@
       </w:tr>
       <w:tr>
         <w:tc>
+          <w:tcPr>
+            <w:tcW w:w="2573" w:type="dxa"/>
+          </w:tcPr>
           <w:p>
             <w:pPr>
               <w:jc w:val="center"/>
@@ -8853,6 +9096,9 @@
           </w:p>
         </w:tc>
         <w:tc>
+          <w:tcPr>
+            <w:tcW w:w="1285" w:type="dxa"/>
+          </w:tcPr>
           <w:p>
             <w:pPr>
               <w:jc w:val="center"/>
@@ -8867,6 +9113,9 @@
           </w:p>
         </w:tc>
         <w:tc>
+          <w:tcPr>
+            <w:tcW w:w="2250" w:type="dxa"/>
+          </w:tcPr>
           <w:p>
             <w:pPr>
               <w:jc w:val="center"/>
@@ -8881,6 +9130,9 @@
           </w:p>
         </w:tc>
         <w:tc>
+          <w:tcPr>
+            <w:tcW w:w="1285" w:type="dxa"/>
+          </w:tcPr>
           <w:p>
             <w:pPr>
               <w:jc w:val="center"/>
@@ -8895,6 +9147,9 @@
           </w:p>
         </w:tc>
         <w:tc>
+          <w:tcPr>
+            <w:tcW w:w="1607" w:type="dxa"/>
+          </w:tcPr>
           <w:p>
             <w:pPr>
               <w:jc w:val="center"/>
@@ -8911,6 +9166,9 @@
       </w:tr>
       <w:tr>
         <w:tc>
+          <w:tcPr>
+            <w:tcW w:w="2573" w:type="dxa"/>
+          </w:tcPr>
           <w:p>
             <w:pPr>
               <w:jc w:val="center"/>
@@ -8925,6 +9183,9 @@
           </w:p>
         </w:tc>
         <w:tc>
+          <w:tcPr>
+            <w:tcW w:w="1285" w:type="dxa"/>
+          </w:tcPr>
           <w:p>
             <w:pPr>
               <w:jc w:val="center"/>
@@ -8939,6 +9200,9 @@
           </w:p>
         </w:tc>
         <w:tc>
+          <w:tcPr>
+            <w:tcW w:w="2250" w:type="dxa"/>
+          </w:tcPr>
           <w:p>
             <w:pPr>
               <w:jc w:val="center"/>
@@ -8953,6 +9217,9 @@
           </w:p>
         </w:tc>
         <w:tc>
+          <w:tcPr>
+            <w:tcW w:w="1285" w:type="dxa"/>
+          </w:tcPr>
           <w:p>
             <w:pPr>
               <w:jc w:val="center"/>
@@ -8967,6 +9234,9 @@
           </w:p>
         </w:tc>
         <w:tc>
+          <w:tcPr>
+            <w:tcW w:w="1607" w:type="dxa"/>
+          </w:tcPr>
           <w:p>
             <w:pPr>
               <w:jc w:val="center"/>
@@ -8983,6 +9253,9 @@
       </w:tr>
       <w:tr>
         <w:tc>
+          <w:tcPr>
+            <w:tcW w:w="2573" w:type="dxa"/>
+          </w:tcPr>
           <w:p>
             <w:pPr>
               <w:jc w:val="center"/>
@@ -8997,6 +9270,9 @@
           </w:p>
         </w:tc>
         <w:tc>
+          <w:tcPr>
+            <w:tcW w:w="1285" w:type="dxa"/>
+          </w:tcPr>
           <w:p>
             <w:pPr>
               <w:jc w:val="center"/>
@@ -9011,6 +9287,9 @@
           </w:p>
         </w:tc>
         <w:tc>
+          <w:tcPr>
+            <w:tcW w:w="2250" w:type="dxa"/>
+          </w:tcPr>
           <w:p>
             <w:pPr>
               <w:jc w:val="center"/>
@@ -9025,6 +9304,9 @@
           </w:p>
         </w:tc>
         <w:tc>
+          <w:tcPr>
+            <w:tcW w:w="1285" w:type="dxa"/>
+          </w:tcPr>
           <w:p>
             <w:pPr>
               <w:jc w:val="center"/>
@@ -9039,6 +9321,9 @@
           </w:p>
         </w:tc>
         <w:tc>
+          <w:tcPr>
+            <w:tcW w:w="1607" w:type="dxa"/>
+          </w:tcPr>
           <w:p>
             <w:pPr>
               <w:jc w:val="center"/>
@@ -9055,6 +9340,9 @@
       </w:tr>
       <w:tr>
         <w:tc>
+          <w:tcPr>
+            <w:tcW w:w="2573" w:type="dxa"/>
+          </w:tcPr>
           <w:p>
             <w:pPr>
               <w:jc w:val="center"/>
@@ -9069,6 +9357,9 @@
           </w:p>
         </w:tc>
         <w:tc>
+          <w:tcPr>
+            <w:tcW w:w="1285" w:type="dxa"/>
+          </w:tcPr>
           <w:p>
             <w:pPr>
               <w:jc w:val="center"/>
@@ -9083,6 +9374,9 @@
           </w:p>
         </w:tc>
         <w:tc>
+          <w:tcPr>
+            <w:tcW w:w="2250" w:type="dxa"/>
+          </w:tcPr>
           <w:p>
             <w:pPr>
               <w:jc w:val="center"/>
@@ -9097,6 +9391,9 @@
           </w:p>
         </w:tc>
         <w:tc>
+          <w:tcPr>
+            <w:tcW w:w="1285" w:type="dxa"/>
+          </w:tcPr>
           <w:p>
             <w:pPr>
               <w:jc w:val="center"/>
@@ -9111,6 +9408,9 @@
           </w:p>
         </w:tc>
         <w:tc>
+          <w:tcPr>
+            <w:tcW w:w="1607" w:type="dxa"/>
+          </w:tcPr>
           <w:p>
             <w:pPr>
               <w:jc w:val="center"/>
@@ -9127,6 +9427,9 @@
       </w:tr>
       <w:tr>
         <w:tc>
+          <w:tcPr>
+            <w:tcW w:w="2573" w:type="dxa"/>
+          </w:tcPr>
           <w:p>
             <w:pPr>
               <w:jc w:val="center"/>
@@ -9141,6 +9444,9 @@
           </w:p>
         </w:tc>
         <w:tc>
+          <w:tcPr>
+            <w:tcW w:w="1285" w:type="dxa"/>
+          </w:tcPr>
           <w:p>
             <w:pPr>
               <w:jc w:val="center"/>
@@ -9155,6 +9461,9 @@
           </w:p>
         </w:tc>
         <w:tc>
+          <w:tcPr>
+            <w:tcW w:w="2250" w:type="dxa"/>
+          </w:tcPr>
           <w:p>
             <w:pPr>
               <w:jc w:val="center"/>
@@ -9169,6 +9478,9 @@
           </w:p>
         </w:tc>
         <w:tc>
+          <w:tcPr>
+            <w:tcW w:w="1285" w:type="dxa"/>
+          </w:tcPr>
           <w:p>
             <w:pPr>
               <w:jc w:val="center"/>
@@ -9183,6 +9495,9 @@
           </w:p>
         </w:tc>
         <w:tc>
+          <w:tcPr>
+            <w:tcW w:w="1607" w:type="dxa"/>
+          </w:tcPr>
           <w:p>
             <w:pPr>
               <w:jc w:val="center"/>
@@ -9261,14 +9576,17 @@
         </w:tblBorders>
       </w:tblPr>
       <w:tblGrid>
-        <w:gridCol w:w="1800"/>
-        <w:gridCol w:w="1800"/>
-        <w:gridCol w:w="1800"/>
-        <w:gridCol w:w="1800"/>
+        <w:gridCol w:w="1440"/>
+        <w:gridCol w:w="1440"/>
+        <w:gridCol w:w="2880"/>
+        <w:gridCol w:w="1440"/>
         <w:gridCol w:w="1800"/>
       </w:tblGrid>
       <w:tr>
         <w:tc>
+          <w:tcPr>
+            <w:tcW w:w="1440" w:type="dxa"/>
+          </w:tcPr>
           <w:p>
             <w:pPr>
               <w:jc w:val="center"/>
@@ -9284,6 +9602,9 @@
           </w:p>
         </w:tc>
         <w:tc>
+          <w:tcPr>
+            <w:tcW w:w="1440" w:type="dxa"/>
+          </w:tcPr>
           <w:p>
             <w:pPr>
               <w:jc w:val="center"/>
@@ -9299,6 +9620,9 @@
           </w:p>
         </w:tc>
         <w:tc>
+          <w:tcPr>
+            <w:tcW w:w="2880" w:type="dxa"/>
+          </w:tcPr>
           <w:p>
             <w:pPr>
               <w:jc w:val="center"/>
@@ -9314,6 +9638,9 @@
           </w:p>
         </w:tc>
         <w:tc>
+          <w:tcPr>
+            <w:tcW w:w="1440" w:type="dxa"/>
+          </w:tcPr>
           <w:p>
             <w:pPr>
               <w:jc w:val="center"/>
@@ -9329,6 +9656,9 @@
           </w:p>
         </w:tc>
         <w:tc>
+          <w:tcPr>
+            <w:tcW w:w="1800" w:type="dxa"/>
+          </w:tcPr>
           <w:p>
             <w:pPr>
               <w:jc w:val="center"/>
@@ -9346,6 +9676,9 @@
       </w:tr>
       <w:tr>
         <w:tc>
+          <w:tcPr>
+            <w:tcW w:w="1440" w:type="dxa"/>
+          </w:tcPr>
           <w:p>
             <w:pPr>
               <w:jc w:val="center"/>
@@ -9360,6 +9693,9 @@
           </w:p>
         </w:tc>
         <w:tc>
+          <w:tcPr>
+            <w:tcW w:w="1440" w:type="dxa"/>
+          </w:tcPr>
           <w:p>
             <w:pPr>
               <w:jc w:val="center"/>
@@ -9374,6 +9710,9 @@
           </w:p>
         </w:tc>
         <w:tc>
+          <w:tcPr>
+            <w:tcW w:w="2880" w:type="dxa"/>
+          </w:tcPr>
           <w:p>
             <w:pPr>
               <w:jc w:val="center"/>
@@ -9388,6 +9727,9 @@
           </w:p>
         </w:tc>
         <w:tc>
+          <w:tcPr>
+            <w:tcW w:w="1440" w:type="dxa"/>
+          </w:tcPr>
           <w:p>
             <w:pPr>
               <w:jc w:val="center"/>
@@ -9402,6 +9744,9 @@
           </w:p>
         </w:tc>
         <w:tc>
+          <w:tcPr>
+            <w:tcW w:w="1800" w:type="dxa"/>
+          </w:tcPr>
           <w:p>
             <w:pPr>
               <w:jc w:val="center"/>
@@ -9418,6 +9763,9 @@
       </w:tr>
       <w:tr>
         <w:tc>
+          <w:tcPr>
+            <w:tcW w:w="1440" w:type="dxa"/>
+          </w:tcPr>
           <w:p>
             <w:pPr>
               <w:jc w:val="center"/>
@@ -9432,6 +9780,9 @@
           </w:p>
         </w:tc>
         <w:tc>
+          <w:tcPr>
+            <w:tcW w:w="1440" w:type="dxa"/>
+          </w:tcPr>
           <w:p>
             <w:pPr>
               <w:jc w:val="center"/>
@@ -9446,6 +9797,9 @@
           </w:p>
         </w:tc>
         <w:tc>
+          <w:tcPr>
+            <w:tcW w:w="2880" w:type="dxa"/>
+          </w:tcPr>
           <w:p>
             <w:pPr>
               <w:jc w:val="center"/>
@@ -9460,6 +9814,9 @@
           </w:p>
         </w:tc>
         <w:tc>
+          <w:tcPr>
+            <w:tcW w:w="1440" w:type="dxa"/>
+          </w:tcPr>
           <w:p>
             <w:pPr>
               <w:jc w:val="center"/>
@@ -9474,6 +9831,9 @@
           </w:p>
         </w:tc>
         <w:tc>
+          <w:tcPr>
+            <w:tcW w:w="1800" w:type="dxa"/>
+          </w:tcPr>
           <w:p>
             <w:pPr>
               <w:jc w:val="center"/>
@@ -9490,6 +9850,9 @@
       </w:tr>
       <w:tr>
         <w:tc>
+          <w:tcPr>
+            <w:tcW w:w="1440" w:type="dxa"/>
+          </w:tcPr>
           <w:p>
             <w:pPr>
               <w:jc w:val="center"/>
@@ -9504,6 +9867,9 @@
           </w:p>
         </w:tc>
         <w:tc>
+          <w:tcPr>
+            <w:tcW w:w="1440" w:type="dxa"/>
+          </w:tcPr>
           <w:p>
             <w:pPr>
               <w:jc w:val="center"/>
@@ -9518,6 +9884,9 @@
           </w:p>
         </w:tc>
         <w:tc>
+          <w:tcPr>
+            <w:tcW w:w="2880" w:type="dxa"/>
+          </w:tcPr>
           <w:p>
             <w:pPr>
               <w:jc w:val="center"/>
@@ -9532,6 +9901,9 @@
           </w:p>
         </w:tc>
         <w:tc>
+          <w:tcPr>
+            <w:tcW w:w="1440" w:type="dxa"/>
+          </w:tcPr>
           <w:p>
             <w:pPr>
               <w:jc w:val="center"/>
@@ -9546,6 +9918,9 @@
           </w:p>
         </w:tc>
         <w:tc>
+          <w:tcPr>
+            <w:tcW w:w="1800" w:type="dxa"/>
+          </w:tcPr>
           <w:p>
             <w:pPr>
               <w:jc w:val="center"/>
@@ -9562,6 +9937,9 @@
       </w:tr>
       <w:tr>
         <w:tc>
+          <w:tcPr>
+            <w:tcW w:w="1440" w:type="dxa"/>
+          </w:tcPr>
           <w:p>
             <w:pPr>
               <w:jc w:val="center"/>
@@ -9576,6 +9954,9 @@
           </w:p>
         </w:tc>
         <w:tc>
+          <w:tcPr>
+            <w:tcW w:w="1440" w:type="dxa"/>
+          </w:tcPr>
           <w:p>
             <w:pPr>
               <w:jc w:val="center"/>
@@ -9590,6 +9971,9 @@
           </w:p>
         </w:tc>
         <w:tc>
+          <w:tcPr>
+            <w:tcW w:w="2880" w:type="dxa"/>
+          </w:tcPr>
           <w:p>
             <w:pPr>
               <w:jc w:val="center"/>
@@ -9604,6 +9988,9 @@
           </w:p>
         </w:tc>
         <w:tc>
+          <w:tcPr>
+            <w:tcW w:w="1440" w:type="dxa"/>
+          </w:tcPr>
           <w:p>
             <w:pPr>
               <w:jc w:val="center"/>
@@ -9618,6 +10005,9 @@
           </w:p>
         </w:tc>
         <w:tc>
+          <w:tcPr>
+            <w:tcW w:w="1800" w:type="dxa"/>
+          </w:tcPr>
           <w:p>
             <w:pPr>
               <w:jc w:val="center"/>
@@ -9634,6 +10024,9 @@
       </w:tr>
       <w:tr>
         <w:tc>
+          <w:tcPr>
+            <w:tcW w:w="1440" w:type="dxa"/>
+          </w:tcPr>
           <w:p>
             <w:pPr>
               <w:jc w:val="center"/>
@@ -9648,6 +10041,9 @@
           </w:p>
         </w:tc>
         <w:tc>
+          <w:tcPr>
+            <w:tcW w:w="1440" w:type="dxa"/>
+          </w:tcPr>
           <w:p>
             <w:pPr>
               <w:jc w:val="center"/>
@@ -9662,6 +10058,9 @@
           </w:p>
         </w:tc>
         <w:tc>
+          <w:tcPr>
+            <w:tcW w:w="2880" w:type="dxa"/>
+          </w:tcPr>
           <w:p>
             <w:pPr>
               <w:jc w:val="center"/>
@@ -9676,6 +10075,9 @@
           </w:p>
         </w:tc>
         <w:tc>
+          <w:tcPr>
+            <w:tcW w:w="1440" w:type="dxa"/>
+          </w:tcPr>
           <w:p>
             <w:pPr>
               <w:jc w:val="center"/>
@@ -9690,6 +10092,9 @@
           </w:p>
         </w:tc>
         <w:tc>
+          <w:tcPr>
+            <w:tcW w:w="1800" w:type="dxa"/>
+          </w:tcPr>
           <w:p>
             <w:pPr>
               <w:jc w:val="center"/>
@@ -9706,6 +10111,9 @@
       </w:tr>
       <w:tr>
         <w:tc>
+          <w:tcPr>
+            <w:tcW w:w="1440" w:type="dxa"/>
+          </w:tcPr>
           <w:p>
             <w:pPr>
               <w:jc w:val="center"/>
@@ -9720,6 +10128,9 @@
           </w:p>
         </w:tc>
         <w:tc>
+          <w:tcPr>
+            <w:tcW w:w="1440" w:type="dxa"/>
+          </w:tcPr>
           <w:p>
             <w:pPr>
               <w:jc w:val="center"/>
@@ -9734,6 +10145,9 @@
           </w:p>
         </w:tc>
         <w:tc>
+          <w:tcPr>
+            <w:tcW w:w="2880" w:type="dxa"/>
+          </w:tcPr>
           <w:p>
             <w:pPr>
               <w:jc w:val="center"/>
@@ -9748,6 +10162,9 @@
           </w:p>
         </w:tc>
         <w:tc>
+          <w:tcPr>
+            <w:tcW w:w="1440" w:type="dxa"/>
+          </w:tcPr>
           <w:p>
             <w:pPr>
               <w:jc w:val="center"/>
@@ -9762,6 +10179,9 @@
           </w:p>
         </w:tc>
         <w:tc>
+          <w:tcPr>
+            <w:tcW w:w="1800" w:type="dxa"/>
+          </w:tcPr>
           <w:p>
             <w:pPr>
               <w:jc w:val="center"/>
@@ -9778,6 +10198,9 @@
       </w:tr>
       <w:tr>
         <w:tc>
+          <w:tcPr>
+            <w:tcW w:w="1440" w:type="dxa"/>
+          </w:tcPr>
           <w:p>
             <w:pPr>
               <w:jc w:val="center"/>
@@ -9792,6 +10215,9 @@
           </w:p>
         </w:tc>
         <w:tc>
+          <w:tcPr>
+            <w:tcW w:w="1440" w:type="dxa"/>
+          </w:tcPr>
           <w:p>
             <w:pPr>
               <w:jc w:val="center"/>
@@ -9806,6 +10232,9 @@
           </w:p>
         </w:tc>
         <w:tc>
+          <w:tcPr>
+            <w:tcW w:w="2880" w:type="dxa"/>
+          </w:tcPr>
           <w:p>
             <w:pPr>
               <w:jc w:val="center"/>
@@ -9820,6 +10249,9 @@
           </w:p>
         </w:tc>
         <w:tc>
+          <w:tcPr>
+            <w:tcW w:w="1440" w:type="dxa"/>
+          </w:tcPr>
           <w:p>
             <w:pPr>
               <w:jc w:val="center"/>
@@ -9834,6 +10266,9 @@
           </w:p>
         </w:tc>
         <w:tc>
+          <w:tcPr>
+            <w:tcW w:w="1800" w:type="dxa"/>
+          </w:tcPr>
           <w:p>
             <w:pPr>
               <w:jc w:val="center"/>
@@ -9850,6 +10285,9 @@
       </w:tr>
       <w:tr>
         <w:tc>
+          <w:tcPr>
+            <w:tcW w:w="1440" w:type="dxa"/>
+          </w:tcPr>
           <w:p>
             <w:pPr>
               <w:jc w:val="center"/>
@@ -9864,6 +10302,9 @@
           </w:p>
         </w:tc>
         <w:tc>
+          <w:tcPr>
+            <w:tcW w:w="1440" w:type="dxa"/>
+          </w:tcPr>
           <w:p>
             <w:pPr>
               <w:jc w:val="center"/>
@@ -9878,6 +10319,9 @@
           </w:p>
         </w:tc>
         <w:tc>
+          <w:tcPr>
+            <w:tcW w:w="2880" w:type="dxa"/>
+          </w:tcPr>
           <w:p>
             <w:pPr>
               <w:jc w:val="center"/>
@@ -9892,6 +10336,9 @@
           </w:p>
         </w:tc>
         <w:tc>
+          <w:tcPr>
+            <w:tcW w:w="1440" w:type="dxa"/>
+          </w:tcPr>
           <w:p>
             <w:pPr>
               <w:jc w:val="center"/>
@@ -9906,6 +10353,9 @@
           </w:p>
         </w:tc>
         <w:tc>
+          <w:tcPr>
+            <w:tcW w:w="1800" w:type="dxa"/>
+          </w:tcPr>
           <w:p>
             <w:pPr>
               <w:jc w:val="center"/>
@@ -9922,6 +10372,9 @@
       </w:tr>
       <w:tr>
         <w:tc>
+          <w:tcPr>
+            <w:tcW w:w="1440" w:type="dxa"/>
+          </w:tcPr>
           <w:p>
             <w:pPr>
               <w:jc w:val="center"/>
@@ -9936,6 +10389,9 @@
           </w:p>
         </w:tc>
         <w:tc>
+          <w:tcPr>
+            <w:tcW w:w="1440" w:type="dxa"/>
+          </w:tcPr>
           <w:p>
             <w:pPr>
               <w:jc w:val="center"/>
@@ -9950,6 +10406,9 @@
           </w:p>
         </w:tc>
         <w:tc>
+          <w:tcPr>
+            <w:tcW w:w="2880" w:type="dxa"/>
+          </w:tcPr>
           <w:p>
             <w:pPr>
               <w:jc w:val="center"/>
@@ -9964,6 +10423,9 @@
           </w:p>
         </w:tc>
         <w:tc>
+          <w:tcPr>
+            <w:tcW w:w="1440" w:type="dxa"/>
+          </w:tcPr>
           <w:p>
             <w:pPr>
               <w:jc w:val="center"/>
@@ -9978,6 +10440,9 @@
           </w:p>
         </w:tc>
         <w:tc>
+          <w:tcPr>
+            <w:tcW w:w="1800" w:type="dxa"/>
+          </w:tcPr>
           <w:p>
             <w:pPr>
               <w:jc w:val="center"/>
@@ -9994,6 +10459,9 @@
       </w:tr>
       <w:tr>
         <w:tc>
+          <w:tcPr>
+            <w:tcW w:w="1440" w:type="dxa"/>
+          </w:tcPr>
           <w:p>
             <w:pPr>
               <w:jc w:val="center"/>
@@ -10008,6 +10476,9 @@
           </w:p>
         </w:tc>
         <w:tc>
+          <w:tcPr>
+            <w:tcW w:w="1440" w:type="dxa"/>
+          </w:tcPr>
           <w:p>
             <w:pPr>
               <w:jc w:val="center"/>
@@ -10022,6 +10493,9 @@
           </w:p>
         </w:tc>
         <w:tc>
+          <w:tcPr>
+            <w:tcW w:w="2880" w:type="dxa"/>
+          </w:tcPr>
           <w:p>
             <w:pPr>
               <w:jc w:val="center"/>
@@ -10036,6 +10510,9 @@
           </w:p>
         </w:tc>
         <w:tc>
+          <w:tcPr>
+            <w:tcW w:w="1440" w:type="dxa"/>
+          </w:tcPr>
           <w:p>
             <w:pPr>
               <w:jc w:val="center"/>
@@ -10050,6 +10527,9 @@
           </w:p>
         </w:tc>
         <w:tc>
+          <w:tcPr>
+            <w:tcW w:w="1800" w:type="dxa"/>
+          </w:tcPr>
           <w:p>
             <w:pPr>
               <w:jc w:val="center"/>
@@ -10066,6 +10546,9 @@
       </w:tr>
       <w:tr>
         <w:tc>
+          <w:tcPr>
+            <w:tcW w:w="1440" w:type="dxa"/>
+          </w:tcPr>
           <w:p>
             <w:pPr>
               <w:jc w:val="center"/>
@@ -10080,6 +10563,9 @@
           </w:p>
         </w:tc>
         <w:tc>
+          <w:tcPr>
+            <w:tcW w:w="1440" w:type="dxa"/>
+          </w:tcPr>
           <w:p>
             <w:pPr>
               <w:jc w:val="center"/>
@@ -10094,6 +10580,9 @@
           </w:p>
         </w:tc>
         <w:tc>
+          <w:tcPr>
+            <w:tcW w:w="2880" w:type="dxa"/>
+          </w:tcPr>
           <w:p>
             <w:pPr>
               <w:jc w:val="center"/>
@@ -10108,6 +10597,9 @@
           </w:p>
         </w:tc>
         <w:tc>
+          <w:tcPr>
+            <w:tcW w:w="1440" w:type="dxa"/>
+          </w:tcPr>
           <w:p>
             <w:pPr>
               <w:jc w:val="center"/>
@@ -10122,6 +10614,9 @@
           </w:p>
         </w:tc>
         <w:tc>
+          <w:tcPr>
+            <w:tcW w:w="1800" w:type="dxa"/>
+          </w:tcPr>
           <w:p>
             <w:pPr>
               <w:jc w:val="center"/>
@@ -10138,6 +10633,9 @@
       </w:tr>
       <w:tr>
         <w:tc>
+          <w:tcPr>
+            <w:tcW w:w="1440" w:type="dxa"/>
+          </w:tcPr>
           <w:p>
             <w:pPr>
               <w:jc w:val="center"/>
@@ -10152,6 +10650,9 @@
           </w:p>
         </w:tc>
         <w:tc>
+          <w:tcPr>
+            <w:tcW w:w="1440" w:type="dxa"/>
+          </w:tcPr>
           <w:p>
             <w:pPr>
               <w:jc w:val="center"/>
@@ -10166,6 +10667,9 @@
           </w:p>
         </w:tc>
         <w:tc>
+          <w:tcPr>
+            <w:tcW w:w="2880" w:type="dxa"/>
+          </w:tcPr>
           <w:p>
             <w:pPr>
               <w:jc w:val="center"/>
@@ -10180,6 +10684,9 @@
           </w:p>
         </w:tc>
         <w:tc>
+          <w:tcPr>
+            <w:tcW w:w="1440" w:type="dxa"/>
+          </w:tcPr>
           <w:p>
             <w:pPr>
               <w:jc w:val="center"/>
@@ -10194,6 +10701,9 @@
           </w:p>
         </w:tc>
         <w:tc>
+          <w:tcPr>
+            <w:tcW w:w="1800" w:type="dxa"/>
+          </w:tcPr>
           <w:p>
             <w:pPr>
               <w:jc w:val="center"/>
@@ -10272,14 +10782,17 @@
         </w:tblBorders>
       </w:tblPr>
       <w:tblGrid>
-        <w:gridCol w:w="1800"/>
-        <w:gridCol w:w="1800"/>
-        <w:gridCol w:w="1800"/>
-        <w:gridCol w:w="1800"/>
-        <w:gridCol w:w="1800"/>
+        <w:gridCol w:w="1500"/>
+        <w:gridCol w:w="1500"/>
+        <w:gridCol w:w="2625"/>
+        <w:gridCol w:w="1500"/>
+        <w:gridCol w:w="1875"/>
       </w:tblGrid>
       <w:tr>
         <w:tc>
+          <w:tcPr>
+            <w:tcW w:w="1500" w:type="dxa"/>
+          </w:tcPr>
           <w:p>
             <w:pPr>
               <w:jc w:val="center"/>
@@ -10295,6 +10808,9 @@
           </w:p>
         </w:tc>
         <w:tc>
+          <w:tcPr>
+            <w:tcW w:w="1500" w:type="dxa"/>
+          </w:tcPr>
           <w:p>
             <w:pPr>
               <w:jc w:val="center"/>
@@ -10310,6 +10826,9 @@
           </w:p>
         </w:tc>
         <w:tc>
+          <w:tcPr>
+            <w:tcW w:w="2625" w:type="dxa"/>
+          </w:tcPr>
           <w:p>
             <w:pPr>
               <w:jc w:val="center"/>
@@ -10325,6 +10844,9 @@
           </w:p>
         </w:tc>
         <w:tc>
+          <w:tcPr>
+            <w:tcW w:w="1500" w:type="dxa"/>
+          </w:tcPr>
           <w:p>
             <w:pPr>
               <w:jc w:val="center"/>
@@ -10340,6 +10862,9 @@
           </w:p>
         </w:tc>
         <w:tc>
+          <w:tcPr>
+            <w:tcW w:w="1875" w:type="dxa"/>
+          </w:tcPr>
           <w:p>
             <w:pPr>
               <w:jc w:val="center"/>
@@ -10357,6 +10882,9 @@
       </w:tr>
       <w:tr>
         <w:tc>
+          <w:tcPr>
+            <w:tcW w:w="1500" w:type="dxa"/>
+          </w:tcPr>
           <w:p>
             <w:pPr>
               <w:jc w:val="center"/>
@@ -10371,6 +10899,9 @@
           </w:p>
         </w:tc>
         <w:tc>
+          <w:tcPr>
+            <w:tcW w:w="1500" w:type="dxa"/>
+          </w:tcPr>
           <w:p>
             <w:pPr>
               <w:jc w:val="center"/>
@@ -10385,6 +10916,9 @@
           </w:p>
         </w:tc>
         <w:tc>
+          <w:tcPr>
+            <w:tcW w:w="2625" w:type="dxa"/>
+          </w:tcPr>
           <w:p>
             <w:pPr>
               <w:jc w:val="center"/>
@@ -10399,6 +10933,9 @@
           </w:p>
         </w:tc>
         <w:tc>
+          <w:tcPr>
+            <w:tcW w:w="1500" w:type="dxa"/>
+          </w:tcPr>
           <w:p>
             <w:pPr>
               <w:jc w:val="center"/>
@@ -10413,6 +10950,9 @@
           </w:p>
         </w:tc>
         <w:tc>
+          <w:tcPr>
+            <w:tcW w:w="1875" w:type="dxa"/>
+          </w:tcPr>
           <w:p>
             <w:pPr>
               <w:jc w:val="center"/>
@@ -10429,6 +10969,9 @@
       </w:tr>
       <w:tr>
         <w:tc>
+          <w:tcPr>
+            <w:tcW w:w="1500" w:type="dxa"/>
+          </w:tcPr>
           <w:p>
             <w:pPr>
               <w:jc w:val="center"/>
@@ -10443,6 +10986,9 @@
           </w:p>
         </w:tc>
         <w:tc>
+          <w:tcPr>
+            <w:tcW w:w="1500" w:type="dxa"/>
+          </w:tcPr>
           <w:p>
             <w:pPr>
               <w:jc w:val="center"/>
@@ -10457,6 +11003,9 @@
           </w:p>
         </w:tc>
         <w:tc>
+          <w:tcPr>
+            <w:tcW w:w="2625" w:type="dxa"/>
+          </w:tcPr>
           <w:p>
             <w:pPr>
               <w:jc w:val="center"/>
@@ -10471,6 +11020,9 @@
           </w:p>
         </w:tc>
         <w:tc>
+          <w:tcPr>
+            <w:tcW w:w="1500" w:type="dxa"/>
+          </w:tcPr>
           <w:p>
             <w:pPr>
               <w:jc w:val="center"/>
@@ -10485,6 +11037,9 @@
           </w:p>
         </w:tc>
         <w:tc>
+          <w:tcPr>
+            <w:tcW w:w="1875" w:type="dxa"/>
+          </w:tcPr>
           <w:p>
             <w:pPr>
               <w:jc w:val="center"/>
@@ -10501,6 +11056,9 @@
       </w:tr>
       <w:tr>
         <w:tc>
+          <w:tcPr>
+            <w:tcW w:w="1500" w:type="dxa"/>
+          </w:tcPr>
           <w:p>
             <w:pPr>
               <w:jc w:val="center"/>
@@ -10515,6 +11073,9 @@
           </w:p>
         </w:tc>
         <w:tc>
+          <w:tcPr>
+            <w:tcW w:w="1500" w:type="dxa"/>
+          </w:tcPr>
           <w:p>
             <w:pPr>
               <w:jc w:val="center"/>
@@ -10529,6 +11090,9 @@
           </w:p>
         </w:tc>
         <w:tc>
+          <w:tcPr>
+            <w:tcW w:w="2625" w:type="dxa"/>
+          </w:tcPr>
           <w:p>
             <w:pPr>
               <w:jc w:val="center"/>
@@ -10543,6 +11107,9 @@
           </w:p>
         </w:tc>
         <w:tc>
+          <w:tcPr>
+            <w:tcW w:w="1500" w:type="dxa"/>
+          </w:tcPr>
           <w:p>
             <w:pPr>
               <w:jc w:val="center"/>
@@ -10557,6 +11124,9 @@
           </w:p>
         </w:tc>
         <w:tc>
+          <w:tcPr>
+            <w:tcW w:w="1875" w:type="dxa"/>
+          </w:tcPr>
           <w:p>
             <w:pPr>
               <w:jc w:val="center"/>
@@ -10573,6 +11143,9 @@
       </w:tr>
       <w:tr>
         <w:tc>
+          <w:tcPr>
+            <w:tcW w:w="1500" w:type="dxa"/>
+          </w:tcPr>
           <w:p>
             <w:pPr>
               <w:jc w:val="center"/>
@@ -10587,6 +11160,9 @@
           </w:p>
         </w:tc>
         <w:tc>
+          <w:tcPr>
+            <w:tcW w:w="1500" w:type="dxa"/>
+          </w:tcPr>
           <w:p>
             <w:pPr>
               <w:jc w:val="center"/>
@@ -10601,6 +11177,9 @@
           </w:p>
         </w:tc>
         <w:tc>
+          <w:tcPr>
+            <w:tcW w:w="2625" w:type="dxa"/>
+          </w:tcPr>
           <w:p>
             <w:pPr>
               <w:jc w:val="center"/>
@@ -10615,6 +11194,9 @@
           </w:p>
         </w:tc>
         <w:tc>
+          <w:tcPr>
+            <w:tcW w:w="1500" w:type="dxa"/>
+          </w:tcPr>
           <w:p>
             <w:pPr>
               <w:jc w:val="center"/>
@@ -10629,6 +11211,9 @@
           </w:p>
         </w:tc>
         <w:tc>
+          <w:tcPr>
+            <w:tcW w:w="1875" w:type="dxa"/>
+          </w:tcPr>
           <w:p>
             <w:pPr>
               <w:jc w:val="center"/>
@@ -10645,6 +11230,9 @@
       </w:tr>
       <w:tr>
         <w:tc>
+          <w:tcPr>
+            <w:tcW w:w="1500" w:type="dxa"/>
+          </w:tcPr>
           <w:p>
             <w:pPr>
               <w:jc w:val="center"/>
@@ -10659,6 +11247,9 @@
           </w:p>
         </w:tc>
         <w:tc>
+          <w:tcPr>
+            <w:tcW w:w="1500" w:type="dxa"/>
+          </w:tcPr>
           <w:p>
             <w:pPr>
               <w:jc w:val="center"/>
@@ -10673,6 +11264,9 @@
           </w:p>
         </w:tc>
         <w:tc>
+          <w:tcPr>
+            <w:tcW w:w="2625" w:type="dxa"/>
+          </w:tcPr>
           <w:p>
             <w:pPr>
               <w:jc w:val="center"/>
@@ -10687,6 +11281,9 @@
           </w:p>
         </w:tc>
         <w:tc>
+          <w:tcPr>
+            <w:tcW w:w="1500" w:type="dxa"/>
+          </w:tcPr>
           <w:p>
             <w:pPr>
               <w:jc w:val="center"/>
@@ -10701,6 +11298,9 @@
           </w:p>
         </w:tc>
         <w:tc>
+          <w:tcPr>
+            <w:tcW w:w="1875" w:type="dxa"/>
+          </w:tcPr>
           <w:p>
             <w:pPr>
               <w:jc w:val="center"/>
@@ -13664,12 +14264,15 @@
         </w:tblBorders>
       </w:tblPr>
       <w:tblGrid>
-        <w:gridCol w:w="3000"/>
-        <w:gridCol w:w="3000"/>
-        <w:gridCol w:w="3000"/>
+        <w:gridCol w:w="1350"/>
+        <w:gridCol w:w="2475"/>
+        <w:gridCol w:w="5175"/>
       </w:tblGrid>
       <w:tr>
         <w:tc>
+          <w:tcPr>
+            <w:tcW w:w="1350" w:type="dxa"/>
+          </w:tcPr>
           <w:p>
             <w:pPr>
               <w:jc w:val="center"/>
@@ -13685,6 +14288,9 @@
           </w:p>
         </w:tc>
         <w:tc>
+          <w:tcPr>
+            <w:tcW w:w="2475" w:type="dxa"/>
+          </w:tcPr>
           <w:p>
             <w:pPr>
               <w:jc w:val="center"/>
@@ -13700,6 +14306,9 @@
           </w:p>
         </w:tc>
         <w:tc>
+          <w:tcPr>
+            <w:tcW w:w="5175" w:type="dxa"/>
+          </w:tcPr>
           <w:p>
             <w:pPr>
               <w:jc w:val="center"/>
@@ -13717,6 +14326,9 @@
       </w:tr>
       <w:tr>
         <w:tc>
+          <w:tcPr>
+            <w:tcW w:w="1350" w:type="dxa"/>
+          </w:tcPr>
           <w:p>
             <w:pPr>
               <w:jc w:val="center"/>
@@ -13731,6 +14343,9 @@
           </w:p>
         </w:tc>
         <w:tc>
+          <w:tcPr>
+            <w:tcW w:w="2475" w:type="dxa"/>
+          </w:tcPr>
           <w:p>
             <w:pPr>
               <w:jc w:val="center"/>
@@ -13745,6 +14360,9 @@
           </w:p>
         </w:tc>
         <w:tc>
+          <w:tcPr>
+            <w:tcW w:w="5175" w:type="dxa"/>
+          </w:tcPr>
           <w:p>
             <w:pPr>
               <w:jc w:val="center"/>
@@ -13761,6 +14379,9 @@
       </w:tr>
       <w:tr>
         <w:tc>
+          <w:tcPr>
+            <w:tcW w:w="1350" w:type="dxa"/>
+          </w:tcPr>
           <w:p>
             <w:pPr>
               <w:jc w:val="center"/>
@@ -13775,6 +14396,9 @@
           </w:p>
         </w:tc>
         <w:tc>
+          <w:tcPr>
+            <w:tcW w:w="2475" w:type="dxa"/>
+          </w:tcPr>
           <w:p>
             <w:pPr>
               <w:jc w:val="center"/>
@@ -13789,6 +14413,9 @@
           </w:p>
         </w:tc>
         <w:tc>
+          <w:tcPr>
+            <w:tcW w:w="5175" w:type="dxa"/>
+          </w:tcPr>
           <w:p>
             <w:pPr>
               <w:jc w:val="center"/>
@@ -13805,6 +14432,9 @@
       </w:tr>
       <w:tr>
         <w:tc>
+          <w:tcPr>
+            <w:tcW w:w="1350" w:type="dxa"/>
+          </w:tcPr>
           <w:p>
             <w:pPr>
               <w:jc w:val="center"/>
@@ -13819,6 +14449,9 @@
           </w:p>
         </w:tc>
         <w:tc>
+          <w:tcPr>
+            <w:tcW w:w="2475" w:type="dxa"/>
+          </w:tcPr>
           <w:p>
             <w:pPr>
               <w:jc w:val="center"/>
@@ -13833,6 +14466,9 @@
           </w:p>
         </w:tc>
         <w:tc>
+          <w:tcPr>
+            <w:tcW w:w="5175" w:type="dxa"/>
+          </w:tcPr>
           <w:p>
             <w:pPr>
               <w:jc w:val="center"/>
@@ -13849,6 +14485,9 @@
       </w:tr>
       <w:tr>
         <w:tc>
+          <w:tcPr>
+            <w:tcW w:w="1350" w:type="dxa"/>
+          </w:tcPr>
           <w:p>
             <w:pPr>
               <w:jc w:val="center"/>
@@ -13863,6 +14502,9 @@
           </w:p>
         </w:tc>
         <w:tc>
+          <w:tcPr>
+            <w:tcW w:w="2475" w:type="dxa"/>
+          </w:tcPr>
           <w:p>
             <w:pPr>
               <w:jc w:val="center"/>
@@ -13877,6 +14519,9 @@
           </w:p>
         </w:tc>
         <w:tc>
+          <w:tcPr>
+            <w:tcW w:w="5175" w:type="dxa"/>
+          </w:tcPr>
           <w:p>
             <w:pPr>
               <w:jc w:val="center"/>
@@ -13893,6 +14538,9 @@
       </w:tr>
       <w:tr>
         <w:tc>
+          <w:tcPr>
+            <w:tcW w:w="1350" w:type="dxa"/>
+          </w:tcPr>
           <w:p>
             <w:pPr>
               <w:jc w:val="center"/>
@@ -13907,6 +14555,9 @@
           </w:p>
         </w:tc>
         <w:tc>
+          <w:tcPr>
+            <w:tcW w:w="2475" w:type="dxa"/>
+          </w:tcPr>
           <w:p>
             <w:pPr>
               <w:jc w:val="center"/>
@@ -13921,6 +14572,9 @@
           </w:p>
         </w:tc>
         <w:tc>
+          <w:tcPr>
+            <w:tcW w:w="5175" w:type="dxa"/>
+          </w:tcPr>
           <w:p>
             <w:pPr>
               <w:jc w:val="center"/>
@@ -13937,6 +14591,9 @@
       </w:tr>
       <w:tr>
         <w:tc>
+          <w:tcPr>
+            <w:tcW w:w="1350" w:type="dxa"/>
+          </w:tcPr>
           <w:p>
             <w:pPr>
               <w:jc w:val="center"/>
@@ -13951,6 +14608,9 @@
           </w:p>
         </w:tc>
         <w:tc>
+          <w:tcPr>
+            <w:tcW w:w="2475" w:type="dxa"/>
+          </w:tcPr>
           <w:p>
             <w:pPr>
               <w:jc w:val="center"/>
@@ -13965,6 +14625,9 @@
           </w:p>
         </w:tc>
         <w:tc>
+          <w:tcPr>
+            <w:tcW w:w="5175" w:type="dxa"/>
+          </w:tcPr>
           <w:p>
             <w:pPr>
               <w:jc w:val="center"/>
@@ -13981,6 +14644,9 @@
       </w:tr>
       <w:tr>
         <w:tc>
+          <w:tcPr>
+            <w:tcW w:w="1350" w:type="dxa"/>
+          </w:tcPr>
           <w:p>
             <w:pPr>
               <w:jc w:val="center"/>
@@ -13995,6 +14661,9 @@
           </w:p>
         </w:tc>
         <w:tc>
+          <w:tcPr>
+            <w:tcW w:w="2475" w:type="dxa"/>
+          </w:tcPr>
           <w:p>
             <w:pPr>
               <w:jc w:val="center"/>
@@ -14009,6 +14678,9 @@
           </w:p>
         </w:tc>
         <w:tc>
+          <w:tcPr>
+            <w:tcW w:w="5175" w:type="dxa"/>
+          </w:tcPr>
           <w:p>
             <w:pPr>
               <w:jc w:val="center"/>
@@ -14025,6 +14697,9 @@
       </w:tr>
       <w:tr>
         <w:tc>
+          <w:tcPr>
+            <w:tcW w:w="1350" w:type="dxa"/>
+          </w:tcPr>
           <w:p>
             <w:pPr>
               <w:jc w:val="center"/>
@@ -14039,6 +14714,9 @@
           </w:p>
         </w:tc>
         <w:tc>
+          <w:tcPr>
+            <w:tcW w:w="2475" w:type="dxa"/>
+          </w:tcPr>
           <w:p>
             <w:pPr>
               <w:jc w:val="center"/>
@@ -14053,6 +14731,9 @@
           </w:p>
         </w:tc>
         <w:tc>
+          <w:tcPr>
+            <w:tcW w:w="5175" w:type="dxa"/>
+          </w:tcPr>
           <w:p>
             <w:pPr>
               <w:jc w:val="center"/>
@@ -14069,6 +14750,9 @@
       </w:tr>
       <w:tr>
         <w:tc>
+          <w:tcPr>
+            <w:tcW w:w="1350" w:type="dxa"/>
+          </w:tcPr>
           <w:p>
             <w:pPr>
               <w:jc w:val="center"/>
@@ -14083,6 +14767,9 @@
           </w:p>
         </w:tc>
         <w:tc>
+          <w:tcPr>
+            <w:tcW w:w="2475" w:type="dxa"/>
+          </w:tcPr>
           <w:p>
             <w:pPr>
               <w:jc w:val="center"/>
@@ -14097,6 +14784,9 @@
           </w:p>
         </w:tc>
         <w:tc>
+          <w:tcPr>
+            <w:tcW w:w="5175" w:type="dxa"/>
+          </w:tcPr>
           <w:p>
             <w:pPr>
               <w:jc w:val="center"/>
@@ -14113,6 +14803,9 @@
       </w:tr>
       <w:tr>
         <w:tc>
+          <w:tcPr>
+            <w:tcW w:w="1350" w:type="dxa"/>
+          </w:tcPr>
           <w:p>
             <w:pPr>
               <w:jc w:val="center"/>
@@ -14127,6 +14820,9 @@
           </w:p>
         </w:tc>
         <w:tc>
+          <w:tcPr>
+            <w:tcW w:w="2475" w:type="dxa"/>
+          </w:tcPr>
           <w:p>
             <w:pPr>
               <w:jc w:val="center"/>
@@ -14141,6 +14837,9 @@
           </w:p>
         </w:tc>
         <w:tc>
+          <w:tcPr>
+            <w:tcW w:w="5175" w:type="dxa"/>
+          </w:tcPr>
           <w:p>
             <w:pPr>
               <w:jc w:val="center"/>
@@ -14157,6 +14856,9 @@
       </w:tr>
       <w:tr>
         <w:tc>
+          <w:tcPr>
+            <w:tcW w:w="1350" w:type="dxa"/>
+          </w:tcPr>
           <w:p>
             <w:pPr>
               <w:jc w:val="center"/>
@@ -14171,6 +14873,9 @@
           </w:p>
         </w:tc>
         <w:tc>
+          <w:tcPr>
+            <w:tcW w:w="2475" w:type="dxa"/>
+          </w:tcPr>
           <w:p>
             <w:pPr>
               <w:jc w:val="center"/>
@@ -14185,6 +14890,9 @@
           </w:p>
         </w:tc>
         <w:tc>
+          <w:tcPr>
+            <w:tcW w:w="5175" w:type="dxa"/>
+          </w:tcPr>
           <w:p>
             <w:pPr>
               <w:jc w:val="center"/>
@@ -14386,14 +15094,17 @@
         </w:tblBorders>
       </w:tblPr>
       <w:tblGrid>
-        <w:gridCol w:w="1800"/>
-        <w:gridCol w:w="1800"/>
-        <w:gridCol w:w="1800"/>
-        <w:gridCol w:w="1800"/>
-        <w:gridCol w:w="1800"/>
+        <w:gridCol w:w="1570"/>
+        <w:gridCol w:w="3078"/>
+        <w:gridCol w:w="2368"/>
+        <w:gridCol w:w="1184"/>
+        <w:gridCol w:w="800"/>
       </w:tblGrid>
       <w:tr>
         <w:tc>
+          <w:tcPr>
+            <w:tcW w:w="1570" w:type="dxa"/>
+          </w:tcPr>
           <w:p>
             <w:pPr>
               <w:jc w:val="center"/>
@@ -14409,6 +15120,9 @@
           </w:p>
         </w:tc>
         <w:tc>
+          <w:tcPr>
+            <w:tcW w:w="3078" w:type="dxa"/>
+          </w:tcPr>
           <w:p>
             <w:pPr>
               <w:jc w:val="center"/>
@@ -14424,6 +15138,9 @@
           </w:p>
         </w:tc>
         <w:tc>
+          <w:tcPr>
+            <w:tcW w:w="2368" w:type="dxa"/>
+          </w:tcPr>
           <w:p>
             <w:pPr>
               <w:jc w:val="center"/>
@@ -14439,6 +15156,9 @@
           </w:p>
         </w:tc>
         <w:tc>
+          <w:tcPr>
+            <w:tcW w:w="1184" w:type="dxa"/>
+          </w:tcPr>
           <w:p>
             <w:pPr>
               <w:jc w:val="center"/>
@@ -14454,6 +15174,9 @@
           </w:p>
         </w:tc>
         <w:tc>
+          <w:tcPr>
+            <w:tcW w:w="800" w:type="dxa"/>
+          </w:tcPr>
           <w:p>
             <w:pPr>
               <w:jc w:val="center"/>
@@ -14471,6 +15194,9 @@
       </w:tr>
       <w:tr>
         <w:tc>
+          <w:tcPr>
+            <w:tcW w:w="1570" w:type="dxa"/>
+          </w:tcPr>
           <w:p>
             <w:pPr>
               <w:jc w:val="center"/>
@@ -14485,6 +15211,9 @@
           </w:p>
         </w:tc>
         <w:tc>
+          <w:tcPr>
+            <w:tcW w:w="3078" w:type="dxa"/>
+          </w:tcPr>
           <w:p>
             <w:pPr>
               <w:jc w:val="center"/>
@@ -14499,6 +15228,9 @@
           </w:p>
         </w:tc>
         <w:tc>
+          <w:tcPr>
+            <w:tcW w:w="2368" w:type="dxa"/>
+          </w:tcPr>
           <w:p>
             <w:pPr>
               <w:jc w:val="center"/>
@@ -14513,6 +15245,9 @@
           </w:p>
         </w:tc>
         <w:tc>
+          <w:tcPr>
+            <w:tcW w:w="1184" w:type="dxa"/>
+          </w:tcPr>
           <w:p>
             <w:pPr>
               <w:jc w:val="center"/>
@@ -14527,6 +15262,9 @@
           </w:p>
         </w:tc>
         <w:tc>
+          <w:tcPr>
+            <w:tcW w:w="800" w:type="dxa"/>
+          </w:tcPr>
           <w:p>
             <w:pPr>
               <w:jc w:val="center"/>
@@ -14543,6 +15281,9 @@
       </w:tr>
       <w:tr>
         <w:tc>
+          <w:tcPr>
+            <w:tcW w:w="1570" w:type="dxa"/>
+          </w:tcPr>
           <w:p>
             <w:pPr>
               <w:jc w:val="center"/>
@@ -14557,6 +15298,9 @@
           </w:p>
         </w:tc>
         <w:tc>
+          <w:tcPr>
+            <w:tcW w:w="3078" w:type="dxa"/>
+          </w:tcPr>
           <w:p>
             <w:pPr>
               <w:jc w:val="center"/>
@@ -14571,6 +15315,9 @@
           </w:p>
         </w:tc>
         <w:tc>
+          <w:tcPr>
+            <w:tcW w:w="2368" w:type="dxa"/>
+          </w:tcPr>
           <w:p>
             <w:pPr>
               <w:jc w:val="center"/>
@@ -14585,6 +15332,9 @@
           </w:p>
         </w:tc>
         <w:tc>
+          <w:tcPr>
+            <w:tcW w:w="1184" w:type="dxa"/>
+          </w:tcPr>
           <w:p>
             <w:pPr>
               <w:jc w:val="center"/>
@@ -14599,6 +15349,9 @@
           </w:p>
         </w:tc>
         <w:tc>
+          <w:tcPr>
+            <w:tcW w:w="800" w:type="dxa"/>
+          </w:tcPr>
           <w:p>
             <w:pPr>
               <w:jc w:val="center"/>
@@ -14615,6 +15368,9 @@
       </w:tr>
       <w:tr>
         <w:tc>
+          <w:tcPr>
+            <w:tcW w:w="1570" w:type="dxa"/>
+          </w:tcPr>
           <w:p>
             <w:pPr>
               <w:jc w:val="center"/>
@@ -14629,6 +15385,9 @@
           </w:p>
         </w:tc>
         <w:tc>
+          <w:tcPr>
+            <w:tcW w:w="3078" w:type="dxa"/>
+          </w:tcPr>
           <w:p>
             <w:pPr>
               <w:jc w:val="center"/>
@@ -14643,6 +15402,9 @@
           </w:p>
         </w:tc>
         <w:tc>
+          <w:tcPr>
+            <w:tcW w:w="2368" w:type="dxa"/>
+          </w:tcPr>
           <w:p>
             <w:pPr>
               <w:jc w:val="center"/>
@@ -14657,6 +15419,9 @@
           </w:p>
         </w:tc>
         <w:tc>
+          <w:tcPr>
+            <w:tcW w:w="1184" w:type="dxa"/>
+          </w:tcPr>
           <w:p>
             <w:pPr>
               <w:jc w:val="center"/>
@@ -14671,6 +15436,9 @@
           </w:p>
         </w:tc>
         <w:tc>
+          <w:tcPr>
+            <w:tcW w:w="800" w:type="dxa"/>
+          </w:tcPr>
           <w:p>
             <w:pPr>
               <w:jc w:val="center"/>
@@ -14687,6 +15455,9 @@
       </w:tr>
       <w:tr>
         <w:tc>
+          <w:tcPr>
+            <w:tcW w:w="1570" w:type="dxa"/>
+          </w:tcPr>
           <w:p>
             <w:pPr>
               <w:jc w:val="center"/>
@@ -14701,6 +15472,9 @@
           </w:p>
         </w:tc>
         <w:tc>
+          <w:tcPr>
+            <w:tcW w:w="3078" w:type="dxa"/>
+          </w:tcPr>
           <w:p>
             <w:pPr>
               <w:jc w:val="center"/>
@@ -14715,6 +15489,9 @@
           </w:p>
         </w:tc>
         <w:tc>
+          <w:tcPr>
+            <w:tcW w:w="2368" w:type="dxa"/>
+          </w:tcPr>
           <w:p>
             <w:pPr>
               <w:jc w:val="center"/>
@@ -14729,6 +15506,9 @@
           </w:p>
         </w:tc>
         <w:tc>
+          <w:tcPr>
+            <w:tcW w:w="1184" w:type="dxa"/>
+          </w:tcPr>
           <w:p>
             <w:pPr>
               <w:jc w:val="center"/>
@@ -14743,6 +15523,9 @@
           </w:p>
         </w:tc>
         <w:tc>
+          <w:tcPr>
+            <w:tcW w:w="800" w:type="dxa"/>
+          </w:tcPr>
           <w:p>
             <w:pPr>
               <w:jc w:val="center"/>
@@ -15154,14 +15937,17 @@
         </w:tblBorders>
       </w:tblPr>
       <w:tblGrid>
-        <w:gridCol w:w="1800"/>
-        <w:gridCol w:w="1800"/>
-        <w:gridCol w:w="1800"/>
-        <w:gridCol w:w="1800"/>
-        <w:gridCol w:w="1800"/>
+        <w:gridCol w:w="1450"/>
+        <w:gridCol w:w="3375"/>
+        <w:gridCol w:w="2250"/>
+        <w:gridCol w:w="1125"/>
+        <w:gridCol w:w="800"/>
       </w:tblGrid>
       <w:tr>
         <w:tc>
+          <w:tcPr>
+            <w:tcW w:w="1450" w:type="dxa"/>
+          </w:tcPr>
           <w:p>
             <w:pPr>
               <w:jc w:val="center"/>
@@ -15177,6 +15963,9 @@
           </w:p>
         </w:tc>
         <w:tc>
+          <w:tcPr>
+            <w:tcW w:w="3375" w:type="dxa"/>
+          </w:tcPr>
           <w:p>
             <w:pPr>
               <w:jc w:val="center"/>
@@ -15192,6 +15981,9 @@
           </w:p>
         </w:tc>
         <w:tc>
+          <w:tcPr>
+            <w:tcW w:w="2250" w:type="dxa"/>
+          </w:tcPr>
           <w:p>
             <w:pPr>
               <w:jc w:val="center"/>
@@ -15207,6 +15999,9 @@
           </w:p>
         </w:tc>
         <w:tc>
+          <w:tcPr>
+            <w:tcW w:w="1125" w:type="dxa"/>
+          </w:tcPr>
           <w:p>
             <w:pPr>
               <w:jc w:val="center"/>
@@ -15222,6 +16017,9 @@
           </w:p>
         </w:tc>
         <w:tc>
+          <w:tcPr>
+            <w:tcW w:w="800" w:type="dxa"/>
+          </w:tcPr>
           <w:p>
             <w:pPr>
               <w:jc w:val="center"/>
@@ -15239,6 +16037,9 @@
       </w:tr>
       <w:tr>
         <w:tc>
+          <w:tcPr>
+            <w:tcW w:w="1450" w:type="dxa"/>
+          </w:tcPr>
           <w:p>
             <w:pPr>
               <w:jc w:val="center"/>
@@ -15253,6 +16054,9 @@
           </w:p>
         </w:tc>
         <w:tc>
+          <w:tcPr>
+            <w:tcW w:w="3375" w:type="dxa"/>
+          </w:tcPr>
           <w:p>
             <w:pPr>
               <w:jc w:val="center"/>
@@ -15267,6 +16071,9 @@
           </w:p>
         </w:tc>
         <w:tc>
+          <w:tcPr>
+            <w:tcW w:w="2250" w:type="dxa"/>
+          </w:tcPr>
           <w:p>
             <w:pPr>
               <w:jc w:val="center"/>
@@ -15281,6 +16088,9 @@
           </w:p>
         </w:tc>
         <w:tc>
+          <w:tcPr>
+            <w:tcW w:w="1125" w:type="dxa"/>
+          </w:tcPr>
           <w:p>
             <w:pPr>
               <w:jc w:val="center"/>
@@ -15295,6 +16105,9 @@
           </w:p>
         </w:tc>
         <w:tc>
+          <w:tcPr>
+            <w:tcW w:w="800" w:type="dxa"/>
+          </w:tcPr>
           <w:p>
             <w:pPr>
               <w:jc w:val="center"/>
@@ -15311,6 +16124,9 @@
       </w:tr>
       <w:tr>
         <w:tc>
+          <w:tcPr>
+            <w:tcW w:w="1450" w:type="dxa"/>
+          </w:tcPr>
           <w:p>
             <w:pPr>
               <w:jc w:val="center"/>
@@ -15325,6 +16141,9 @@
           </w:p>
         </w:tc>
         <w:tc>
+          <w:tcPr>
+            <w:tcW w:w="3375" w:type="dxa"/>
+          </w:tcPr>
           <w:p>
             <w:pPr>
               <w:jc w:val="center"/>
@@ -15339,6 +16158,9 @@
           </w:p>
         </w:tc>
         <w:tc>
+          <w:tcPr>
+            <w:tcW w:w="2250" w:type="dxa"/>
+          </w:tcPr>
           <w:p>
             <w:pPr>
               <w:jc w:val="center"/>
@@ -15353,6 +16175,9 @@
           </w:p>
         </w:tc>
         <w:tc>
+          <w:tcPr>
+            <w:tcW w:w="1125" w:type="dxa"/>
+          </w:tcPr>
           <w:p>
             <w:pPr>
               <w:jc w:val="center"/>
@@ -15367,6 +16192,9 @@
           </w:p>
         </w:tc>
         <w:tc>
+          <w:tcPr>
+            <w:tcW w:w="800" w:type="dxa"/>
+          </w:tcPr>
           <w:p>
             <w:pPr>
               <w:jc w:val="center"/>
@@ -15383,6 +16211,9 @@
       </w:tr>
       <w:tr>
         <w:tc>
+          <w:tcPr>
+            <w:tcW w:w="1450" w:type="dxa"/>
+          </w:tcPr>
           <w:p>
             <w:pPr>
               <w:jc w:val="center"/>
@@ -15397,6 +16228,9 @@
           </w:p>
         </w:tc>
         <w:tc>
+          <w:tcPr>
+            <w:tcW w:w="3375" w:type="dxa"/>
+          </w:tcPr>
           <w:p>
             <w:pPr>
               <w:jc w:val="center"/>
@@ -15411,6 +16245,9 @@
           </w:p>
         </w:tc>
         <w:tc>
+          <w:tcPr>
+            <w:tcW w:w="2250" w:type="dxa"/>
+          </w:tcPr>
           <w:p>
             <w:pPr>
               <w:jc w:val="center"/>
@@ -15425,6 +16262,9 @@
           </w:p>
         </w:tc>
         <w:tc>
+          <w:tcPr>
+            <w:tcW w:w="1125" w:type="dxa"/>
+          </w:tcPr>
           <w:p>
             <w:pPr>
               <w:jc w:val="center"/>
@@ -15439,6 +16279,9 @@
           </w:p>
         </w:tc>
         <w:tc>
+          <w:tcPr>
+            <w:tcW w:w="800" w:type="dxa"/>
+          </w:tcPr>
           <w:p>
             <w:pPr>
               <w:jc w:val="center"/>
@@ -15455,6 +16298,9 @@
       </w:tr>
       <w:tr>
         <w:tc>
+          <w:tcPr>
+            <w:tcW w:w="1450" w:type="dxa"/>
+          </w:tcPr>
           <w:p>
             <w:pPr>
               <w:jc w:val="center"/>
@@ -15469,6 +16315,9 @@
           </w:p>
         </w:tc>
         <w:tc>
+          <w:tcPr>
+            <w:tcW w:w="3375" w:type="dxa"/>
+          </w:tcPr>
           <w:p>
             <w:pPr>
               <w:jc w:val="center"/>
@@ -15483,6 +16332,9 @@
           </w:p>
         </w:tc>
         <w:tc>
+          <w:tcPr>
+            <w:tcW w:w="2250" w:type="dxa"/>
+          </w:tcPr>
           <w:p>
             <w:pPr>
               <w:jc w:val="center"/>
@@ -15497,6 +16349,9 @@
           </w:p>
         </w:tc>
         <w:tc>
+          <w:tcPr>
+            <w:tcW w:w="1125" w:type="dxa"/>
+          </w:tcPr>
           <w:p>
             <w:pPr>
               <w:jc w:val="center"/>
@@ -15511,6 +16366,9 @@
           </w:p>
         </w:tc>
         <w:tc>
+          <w:tcPr>
+            <w:tcW w:w="800" w:type="dxa"/>
+          </w:tcPr>
           <w:p>
             <w:pPr>
               <w:jc w:val="center"/>
@@ -15527,6 +16385,9 @@
       </w:tr>
       <w:tr>
         <w:tc>
+          <w:tcPr>
+            <w:tcW w:w="1450" w:type="dxa"/>
+          </w:tcPr>
           <w:p>
             <w:pPr>
               <w:jc w:val="center"/>
@@ -15541,6 +16402,9 @@
           </w:p>
         </w:tc>
         <w:tc>
+          <w:tcPr>
+            <w:tcW w:w="3375" w:type="dxa"/>
+          </w:tcPr>
           <w:p>
             <w:pPr>
               <w:jc w:val="center"/>
@@ -15555,6 +16419,9 @@
           </w:p>
         </w:tc>
         <w:tc>
+          <w:tcPr>
+            <w:tcW w:w="2250" w:type="dxa"/>
+          </w:tcPr>
           <w:p>
             <w:pPr>
               <w:jc w:val="center"/>
@@ -15569,6 +16436,9 @@
           </w:p>
         </w:tc>
         <w:tc>
+          <w:tcPr>
+            <w:tcW w:w="1125" w:type="dxa"/>
+          </w:tcPr>
           <w:p>
             <w:pPr>
               <w:jc w:val="center"/>
@@ -15583,6 +16453,9 @@
           </w:p>
         </w:tc>
         <w:tc>
+          <w:tcPr>
+            <w:tcW w:w="800" w:type="dxa"/>
+          </w:tcPr>
           <w:p>
             <w:pPr>
               <w:jc w:val="center"/>
@@ -15599,6 +16472,9 @@
       </w:tr>
       <w:tr>
         <w:tc>
+          <w:tcPr>
+            <w:tcW w:w="1450" w:type="dxa"/>
+          </w:tcPr>
           <w:p>
             <w:pPr>
               <w:jc w:val="center"/>
@@ -15613,6 +16489,9 @@
           </w:p>
         </w:tc>
         <w:tc>
+          <w:tcPr>
+            <w:tcW w:w="3375" w:type="dxa"/>
+          </w:tcPr>
           <w:p>
             <w:pPr>
               <w:jc w:val="center"/>
@@ -15627,6 +16506,9 @@
           </w:p>
         </w:tc>
         <w:tc>
+          <w:tcPr>
+            <w:tcW w:w="2250" w:type="dxa"/>
+          </w:tcPr>
           <w:p>
             <w:pPr>
               <w:jc w:val="center"/>
@@ -15641,6 +16523,9 @@
           </w:p>
         </w:tc>
         <w:tc>
+          <w:tcPr>
+            <w:tcW w:w="1125" w:type="dxa"/>
+          </w:tcPr>
           <w:p>
             <w:pPr>
               <w:jc w:val="center"/>
@@ -15655,6 +16540,9 @@
           </w:p>
         </w:tc>
         <w:tc>
+          <w:tcPr>
+            <w:tcW w:w="800" w:type="dxa"/>
+          </w:tcPr>
           <w:p>
             <w:pPr>
               <w:jc w:val="center"/>
@@ -16066,14 +16954,17 @@
         </w:tblBorders>
       </w:tblPr>
       <w:tblGrid>
-        <w:gridCol w:w="1800"/>
-        <w:gridCol w:w="1800"/>
-        <w:gridCol w:w="1800"/>
-        <w:gridCol w:w="1800"/>
-        <w:gridCol w:w="1800"/>
+        <w:gridCol w:w="1700"/>
+        <w:gridCol w:w="2500"/>
+        <w:gridCol w:w="2750"/>
+        <w:gridCol w:w="1250"/>
+        <w:gridCol w:w="800"/>
       </w:tblGrid>
       <w:tr>
         <w:tc>
+          <w:tcPr>
+            <w:tcW w:w="1700" w:type="dxa"/>
+          </w:tcPr>
           <w:p>
             <w:pPr>
               <w:jc w:val="center"/>
@@ -16089,6 +16980,9 @@
           </w:p>
         </w:tc>
         <w:tc>
+          <w:tcPr>
+            <w:tcW w:w="2500" w:type="dxa"/>
+          </w:tcPr>
           <w:p>
             <w:pPr>
               <w:jc w:val="center"/>
@@ -16104,6 +16998,9 @@
           </w:p>
         </w:tc>
         <w:tc>
+          <w:tcPr>
+            <w:tcW w:w="2750" w:type="dxa"/>
+          </w:tcPr>
           <w:p>
             <w:pPr>
               <w:jc w:val="center"/>
@@ -16119,6 +17016,9 @@
           </w:p>
         </w:tc>
         <w:tc>
+          <w:tcPr>
+            <w:tcW w:w="1250" w:type="dxa"/>
+          </w:tcPr>
           <w:p>
             <w:pPr>
               <w:jc w:val="center"/>
@@ -16134,6 +17034,9 @@
           </w:p>
         </w:tc>
         <w:tc>
+          <w:tcPr>
+            <w:tcW w:w="800" w:type="dxa"/>
+          </w:tcPr>
           <w:p>
             <w:pPr>
               <w:jc w:val="center"/>
@@ -16151,6 +17054,9 @@
       </w:tr>
       <w:tr>
         <w:tc>
+          <w:tcPr>
+            <w:tcW w:w="1700" w:type="dxa"/>
+          </w:tcPr>
           <w:p>
             <w:pPr>
               <w:jc w:val="center"/>
@@ -16165,6 +17071,9 @@
           </w:p>
         </w:tc>
         <w:tc>
+          <w:tcPr>
+            <w:tcW w:w="2500" w:type="dxa"/>
+          </w:tcPr>
           <w:p>
             <w:pPr>
               <w:jc w:val="center"/>
@@ -16179,6 +17088,9 @@
           </w:p>
         </w:tc>
         <w:tc>
+          <w:tcPr>
+            <w:tcW w:w="2750" w:type="dxa"/>
+          </w:tcPr>
           <w:p>
             <w:pPr>
               <w:jc w:val="center"/>
@@ -16193,6 +17105,9 @@
           </w:p>
         </w:tc>
         <w:tc>
+          <w:tcPr>
+            <w:tcW w:w="1250" w:type="dxa"/>
+          </w:tcPr>
           <w:p>
             <w:pPr>
               <w:jc w:val="center"/>
@@ -16207,6 +17122,9 @@
           </w:p>
         </w:tc>
         <w:tc>
+          <w:tcPr>
+            <w:tcW w:w="800" w:type="dxa"/>
+          </w:tcPr>
           <w:p>
             <w:pPr>
               <w:jc w:val="center"/>
@@ -16223,6 +17141,9 @@
       </w:tr>
       <w:tr>
         <w:tc>
+          <w:tcPr>
+            <w:tcW w:w="1700" w:type="dxa"/>
+          </w:tcPr>
           <w:p>
             <w:pPr>
               <w:jc w:val="center"/>
@@ -16237,6 +17158,9 @@
           </w:p>
         </w:tc>
         <w:tc>
+          <w:tcPr>
+            <w:tcW w:w="2500" w:type="dxa"/>
+          </w:tcPr>
           <w:p>
             <w:pPr>
               <w:jc w:val="center"/>
@@ -16251,6 +17175,9 @@
           </w:p>
         </w:tc>
         <w:tc>
+          <w:tcPr>
+            <w:tcW w:w="2750" w:type="dxa"/>
+          </w:tcPr>
           <w:p>
             <w:pPr>
               <w:jc w:val="center"/>
@@ -16265,6 +17192,9 @@
           </w:p>
         </w:tc>
         <w:tc>
+          <w:tcPr>
+            <w:tcW w:w="1250" w:type="dxa"/>
+          </w:tcPr>
           <w:p>
             <w:pPr>
               <w:jc w:val="center"/>
@@ -16279,6 +17209,9 @@
           </w:p>
         </w:tc>
         <w:tc>
+          <w:tcPr>
+            <w:tcW w:w="800" w:type="dxa"/>
+          </w:tcPr>
           <w:p>
             <w:pPr>
               <w:jc w:val="center"/>
@@ -16295,6 +17228,9 @@
       </w:tr>
       <w:tr>
         <w:tc>
+          <w:tcPr>
+            <w:tcW w:w="1700" w:type="dxa"/>
+          </w:tcPr>
           <w:p>
             <w:pPr>
               <w:jc w:val="center"/>
@@ -16309,6 +17245,9 @@
           </w:p>
         </w:tc>
         <w:tc>
+          <w:tcPr>
+            <w:tcW w:w="2500" w:type="dxa"/>
+          </w:tcPr>
           <w:p>
             <w:pPr>
               <w:jc w:val="center"/>
@@ -16323,6 +17262,9 @@
           </w:p>
         </w:tc>
         <w:tc>
+          <w:tcPr>
+            <w:tcW w:w="2750" w:type="dxa"/>
+          </w:tcPr>
           <w:p>
             <w:pPr>
               <w:jc w:val="center"/>
@@ -16337,6 +17279,9 @@
           </w:p>
         </w:tc>
         <w:tc>
+          <w:tcPr>
+            <w:tcW w:w="1250" w:type="dxa"/>
+          </w:tcPr>
           <w:p>
             <w:pPr>
               <w:jc w:val="center"/>
@@ -16351,6 +17296,9 @@
           </w:p>
         </w:tc>
         <w:tc>
+          <w:tcPr>
+            <w:tcW w:w="800" w:type="dxa"/>
+          </w:tcPr>
           <w:p>
             <w:pPr>
               <w:jc w:val="center"/>
@@ -16367,6 +17315,9 @@
       </w:tr>
       <w:tr>
         <w:tc>
+          <w:tcPr>
+            <w:tcW w:w="1700" w:type="dxa"/>
+          </w:tcPr>
           <w:p>
             <w:pPr>
               <w:jc w:val="center"/>
@@ -16381,6 +17332,9 @@
           </w:p>
         </w:tc>
         <w:tc>
+          <w:tcPr>
+            <w:tcW w:w="2500" w:type="dxa"/>
+          </w:tcPr>
           <w:p>
             <w:pPr>
               <w:jc w:val="center"/>
@@ -16395,6 +17349,9 @@
           </w:p>
         </w:tc>
         <w:tc>
+          <w:tcPr>
+            <w:tcW w:w="2750" w:type="dxa"/>
+          </w:tcPr>
           <w:p>
             <w:pPr>
               <w:jc w:val="center"/>
@@ -16409,6 +17366,9 @@
           </w:p>
         </w:tc>
         <w:tc>
+          <w:tcPr>
+            <w:tcW w:w="1250" w:type="dxa"/>
+          </w:tcPr>
           <w:p>
             <w:pPr>
               <w:jc w:val="center"/>
@@ -16423,6 +17383,9 @@
           </w:p>
         </w:tc>
         <w:tc>
+          <w:tcPr>
+            <w:tcW w:w="800" w:type="dxa"/>
+          </w:tcPr>
           <w:p>
             <w:pPr>
               <w:jc w:val="center"/>
@@ -16439,6 +17402,9 @@
       </w:tr>
       <w:tr>
         <w:tc>
+          <w:tcPr>
+            <w:tcW w:w="1700" w:type="dxa"/>
+          </w:tcPr>
           <w:p>
             <w:pPr>
               <w:jc w:val="center"/>
@@ -16453,6 +17419,9 @@
           </w:p>
         </w:tc>
         <w:tc>
+          <w:tcPr>
+            <w:tcW w:w="2500" w:type="dxa"/>
+          </w:tcPr>
           <w:p>
             <w:pPr>
               <w:jc w:val="center"/>
@@ -16467,6 +17436,9 @@
           </w:p>
         </w:tc>
         <w:tc>
+          <w:tcPr>
+            <w:tcW w:w="2750" w:type="dxa"/>
+          </w:tcPr>
           <w:p>
             <w:pPr>
               <w:jc w:val="center"/>
@@ -16481,6 +17453,9 @@
           </w:p>
         </w:tc>
         <w:tc>
+          <w:tcPr>
+            <w:tcW w:w="1250" w:type="dxa"/>
+          </w:tcPr>
           <w:p>
             <w:pPr>
               <w:jc w:val="center"/>
@@ -16495,6 +17470,9 @@
           </w:p>
         </w:tc>
         <w:tc>
+          <w:tcPr>
+            <w:tcW w:w="800" w:type="dxa"/>
+          </w:tcPr>
           <w:p>
             <w:pPr>
               <w:jc w:val="center"/>

--- a/papers/chencai/output.docx
+++ b/papers/chencai/output.docx
@@ -7599,16 +7599,16 @@
         </w:tblBorders>
       </w:tblPr>
       <w:tblGrid>
-        <w:gridCol w:w="2573"/>
-        <w:gridCol w:w="1285"/>
-        <w:gridCol w:w="2250"/>
-        <w:gridCol w:w="1285"/>
-        <w:gridCol w:w="1607"/>
+        <w:gridCol w:w="1714"/>
+        <w:gridCol w:w="1714"/>
+        <w:gridCol w:w="1714"/>
+        <w:gridCol w:w="1714"/>
+        <w:gridCol w:w="2144"/>
       </w:tblGrid>
       <w:tr>
         <w:tc>
           <w:tcPr>
-            <w:tcW w:w="2573" w:type="dxa"/>
+            <w:tcW w:w="1714" w:type="dxa"/>
           </w:tcPr>
           <w:p>
             <w:pPr>
@@ -7626,7 +7626,7 @@
         </w:tc>
         <w:tc>
           <w:tcPr>
-            <w:tcW w:w="1285" w:type="dxa"/>
+            <w:tcW w:w="1714" w:type="dxa"/>
           </w:tcPr>
           <w:p>
             <w:pPr>
@@ -7644,7 +7644,7 @@
         </w:tc>
         <w:tc>
           <w:tcPr>
-            <w:tcW w:w="2250" w:type="dxa"/>
+            <w:tcW w:w="1714" w:type="dxa"/>
           </w:tcPr>
           <w:p>
             <w:pPr>
@@ -7662,7 +7662,7 @@
         </w:tc>
         <w:tc>
           <w:tcPr>
-            <w:tcW w:w="1285" w:type="dxa"/>
+            <w:tcW w:w="1714" w:type="dxa"/>
           </w:tcPr>
           <w:p>
             <w:pPr>
@@ -7680,7 +7680,7 @@
         </w:tc>
         <w:tc>
           <w:tcPr>
-            <w:tcW w:w="1607" w:type="dxa"/>
+            <w:tcW w:w="2144" w:type="dxa"/>
           </w:tcPr>
           <w:p>
             <w:pPr>
@@ -7700,7 +7700,7 @@
       <w:tr>
         <w:tc>
           <w:tcPr>
-            <w:tcW w:w="2573" w:type="dxa"/>
+            <w:tcW w:w="1714" w:type="dxa"/>
           </w:tcPr>
           <w:p>
             <w:pPr>
@@ -7717,7 +7717,7 @@
         </w:tc>
         <w:tc>
           <w:tcPr>
-            <w:tcW w:w="1285" w:type="dxa"/>
+            <w:tcW w:w="1714" w:type="dxa"/>
           </w:tcPr>
           <w:p>
             <w:pPr>
@@ -7734,7 +7734,7 @@
         </w:tc>
         <w:tc>
           <w:tcPr>
-            <w:tcW w:w="2250" w:type="dxa"/>
+            <w:tcW w:w="1714" w:type="dxa"/>
           </w:tcPr>
           <w:p>
             <w:pPr>
@@ -7751,7 +7751,7 @@
         </w:tc>
         <w:tc>
           <w:tcPr>
-            <w:tcW w:w="1285" w:type="dxa"/>
+            <w:tcW w:w="1714" w:type="dxa"/>
           </w:tcPr>
           <w:p>
             <w:pPr>
@@ -7768,7 +7768,7 @@
         </w:tc>
         <w:tc>
           <w:tcPr>
-            <w:tcW w:w="1607" w:type="dxa"/>
+            <w:tcW w:w="2144" w:type="dxa"/>
           </w:tcPr>
           <w:p>
             <w:pPr>
@@ -7787,7 +7787,7 @@
       <w:tr>
         <w:tc>
           <w:tcPr>
-            <w:tcW w:w="2573" w:type="dxa"/>
+            <w:tcW w:w="1714" w:type="dxa"/>
           </w:tcPr>
           <w:p>
             <w:pPr>
@@ -7804,7 +7804,7 @@
         </w:tc>
         <w:tc>
           <w:tcPr>
-            <w:tcW w:w="1285" w:type="dxa"/>
+            <w:tcW w:w="1714" w:type="dxa"/>
           </w:tcPr>
           <w:p>
             <w:pPr>
@@ -7821,7 +7821,7 @@
         </w:tc>
         <w:tc>
           <w:tcPr>
-            <w:tcW w:w="2250" w:type="dxa"/>
+            <w:tcW w:w="1714" w:type="dxa"/>
           </w:tcPr>
           <w:p>
             <w:pPr>
@@ -7838,7 +7838,7 @@
         </w:tc>
         <w:tc>
           <w:tcPr>
-            <w:tcW w:w="1285" w:type="dxa"/>
+            <w:tcW w:w="1714" w:type="dxa"/>
           </w:tcPr>
           <w:p>
             <w:pPr>
@@ -7855,7 +7855,7 @@
         </w:tc>
         <w:tc>
           <w:tcPr>
-            <w:tcW w:w="1607" w:type="dxa"/>
+            <w:tcW w:w="2144" w:type="dxa"/>
           </w:tcPr>
           <w:p>
             <w:pPr>
@@ -7874,7 +7874,7 @@
       <w:tr>
         <w:tc>
           <w:tcPr>
-            <w:tcW w:w="2573" w:type="dxa"/>
+            <w:tcW w:w="1714" w:type="dxa"/>
           </w:tcPr>
           <w:p>
             <w:pPr>
@@ -7891,7 +7891,7 @@
         </w:tc>
         <w:tc>
           <w:tcPr>
-            <w:tcW w:w="1285" w:type="dxa"/>
+            <w:tcW w:w="1714" w:type="dxa"/>
           </w:tcPr>
           <w:p>
             <w:pPr>
@@ -7908,7 +7908,7 @@
         </w:tc>
         <w:tc>
           <w:tcPr>
-            <w:tcW w:w="2250" w:type="dxa"/>
+            <w:tcW w:w="1714" w:type="dxa"/>
           </w:tcPr>
           <w:p>
             <w:pPr>
@@ -7925,7 +7925,7 @@
         </w:tc>
         <w:tc>
           <w:tcPr>
-            <w:tcW w:w="1285" w:type="dxa"/>
+            <w:tcW w:w="1714" w:type="dxa"/>
           </w:tcPr>
           <w:p>
             <w:pPr>
@@ -7942,7 +7942,7 @@
         </w:tc>
         <w:tc>
           <w:tcPr>
-            <w:tcW w:w="1607" w:type="dxa"/>
+            <w:tcW w:w="2144" w:type="dxa"/>
           </w:tcPr>
           <w:p>
             <w:pPr>
@@ -7961,7 +7961,7 @@
       <w:tr>
         <w:tc>
           <w:tcPr>
-            <w:tcW w:w="2573" w:type="dxa"/>
+            <w:tcW w:w="1714" w:type="dxa"/>
           </w:tcPr>
           <w:p>
             <w:pPr>
@@ -7978,7 +7978,7 @@
         </w:tc>
         <w:tc>
           <w:tcPr>
-            <w:tcW w:w="1285" w:type="dxa"/>
+            <w:tcW w:w="1714" w:type="dxa"/>
           </w:tcPr>
           <w:p>
             <w:pPr>
@@ -7995,7 +7995,7 @@
         </w:tc>
         <w:tc>
           <w:tcPr>
-            <w:tcW w:w="2250" w:type="dxa"/>
+            <w:tcW w:w="1714" w:type="dxa"/>
           </w:tcPr>
           <w:p>
             <w:pPr>
@@ -8012,7 +8012,7 @@
         </w:tc>
         <w:tc>
           <w:tcPr>
-            <w:tcW w:w="1285" w:type="dxa"/>
+            <w:tcW w:w="1714" w:type="dxa"/>
           </w:tcPr>
           <w:p>
             <w:pPr>
@@ -8029,7 +8029,7 @@
         </w:tc>
         <w:tc>
           <w:tcPr>
-            <w:tcW w:w="1607" w:type="dxa"/>
+            <w:tcW w:w="2144" w:type="dxa"/>
           </w:tcPr>
           <w:p>
             <w:pPr>
@@ -8048,7 +8048,7 @@
       <w:tr>
         <w:tc>
           <w:tcPr>
-            <w:tcW w:w="2573" w:type="dxa"/>
+            <w:tcW w:w="1714" w:type="dxa"/>
           </w:tcPr>
           <w:p>
             <w:pPr>
@@ -8065,7 +8065,7 @@
         </w:tc>
         <w:tc>
           <w:tcPr>
-            <w:tcW w:w="1285" w:type="dxa"/>
+            <w:tcW w:w="1714" w:type="dxa"/>
           </w:tcPr>
           <w:p>
             <w:pPr>
@@ -8082,7 +8082,7 @@
         </w:tc>
         <w:tc>
           <w:tcPr>
-            <w:tcW w:w="2250" w:type="dxa"/>
+            <w:tcW w:w="1714" w:type="dxa"/>
           </w:tcPr>
           <w:p>
             <w:pPr>
@@ -8099,7 +8099,7 @@
         </w:tc>
         <w:tc>
           <w:tcPr>
-            <w:tcW w:w="1285" w:type="dxa"/>
+            <w:tcW w:w="1714" w:type="dxa"/>
           </w:tcPr>
           <w:p>
             <w:pPr>
@@ -8116,7 +8116,7 @@
         </w:tc>
         <w:tc>
           <w:tcPr>
-            <w:tcW w:w="1607" w:type="dxa"/>
+            <w:tcW w:w="2144" w:type="dxa"/>
           </w:tcPr>
           <w:p>
             <w:pPr>
@@ -8135,7 +8135,7 @@
       <w:tr>
         <w:tc>
           <w:tcPr>
-            <w:tcW w:w="2573" w:type="dxa"/>
+            <w:tcW w:w="1714" w:type="dxa"/>
           </w:tcPr>
           <w:p>
             <w:pPr>
@@ -8152,7 +8152,7 @@
         </w:tc>
         <w:tc>
           <w:tcPr>
-            <w:tcW w:w="1285" w:type="dxa"/>
+            <w:tcW w:w="1714" w:type="dxa"/>
           </w:tcPr>
           <w:p>
             <w:pPr>
@@ -8169,7 +8169,7 @@
         </w:tc>
         <w:tc>
           <w:tcPr>
-            <w:tcW w:w="2250" w:type="dxa"/>
+            <w:tcW w:w="1714" w:type="dxa"/>
           </w:tcPr>
           <w:p>
             <w:pPr>
@@ -8186,7 +8186,7 @@
         </w:tc>
         <w:tc>
           <w:tcPr>
-            <w:tcW w:w="1285" w:type="dxa"/>
+            <w:tcW w:w="1714" w:type="dxa"/>
           </w:tcPr>
           <w:p>
             <w:pPr>
@@ -8203,7 +8203,7 @@
         </w:tc>
         <w:tc>
           <w:tcPr>
-            <w:tcW w:w="1607" w:type="dxa"/>
+            <w:tcW w:w="2144" w:type="dxa"/>
           </w:tcPr>
           <w:p>
             <w:pPr>
@@ -8222,7 +8222,7 @@
       <w:tr>
         <w:tc>
           <w:tcPr>
-            <w:tcW w:w="2573" w:type="dxa"/>
+            <w:tcW w:w="1714" w:type="dxa"/>
           </w:tcPr>
           <w:p>
             <w:pPr>
@@ -8239,7 +8239,7 @@
         </w:tc>
         <w:tc>
           <w:tcPr>
-            <w:tcW w:w="1285" w:type="dxa"/>
+            <w:tcW w:w="1714" w:type="dxa"/>
           </w:tcPr>
           <w:p>
             <w:pPr>
@@ -8256,7 +8256,7 @@
         </w:tc>
         <w:tc>
           <w:tcPr>
-            <w:tcW w:w="2250" w:type="dxa"/>
+            <w:tcW w:w="1714" w:type="dxa"/>
           </w:tcPr>
           <w:p>
             <w:pPr>
@@ -8273,7 +8273,7 @@
         </w:tc>
         <w:tc>
           <w:tcPr>
-            <w:tcW w:w="1285" w:type="dxa"/>
+            <w:tcW w:w="1714" w:type="dxa"/>
           </w:tcPr>
           <w:p>
             <w:pPr>
@@ -8290,7 +8290,7 @@
         </w:tc>
         <w:tc>
           <w:tcPr>
-            <w:tcW w:w="1607" w:type="dxa"/>
+            <w:tcW w:w="2144" w:type="dxa"/>
           </w:tcPr>
           <w:p>
             <w:pPr>
@@ -8309,7 +8309,7 @@
       <w:tr>
         <w:tc>
           <w:tcPr>
-            <w:tcW w:w="2573" w:type="dxa"/>
+            <w:tcW w:w="1714" w:type="dxa"/>
           </w:tcPr>
           <w:p>
             <w:pPr>
@@ -8326,7 +8326,7 @@
         </w:tc>
         <w:tc>
           <w:tcPr>
-            <w:tcW w:w="1285" w:type="dxa"/>
+            <w:tcW w:w="1714" w:type="dxa"/>
           </w:tcPr>
           <w:p>
             <w:pPr>
@@ -8343,7 +8343,7 @@
         </w:tc>
         <w:tc>
           <w:tcPr>
-            <w:tcW w:w="2250" w:type="dxa"/>
+            <w:tcW w:w="1714" w:type="dxa"/>
           </w:tcPr>
           <w:p>
             <w:pPr>
@@ -8360,7 +8360,7 @@
         </w:tc>
         <w:tc>
           <w:tcPr>
-            <w:tcW w:w="1285" w:type="dxa"/>
+            <w:tcW w:w="1714" w:type="dxa"/>
           </w:tcPr>
           <w:p>
             <w:pPr>
@@ -8377,7 +8377,7 @@
         </w:tc>
         <w:tc>
           <w:tcPr>
-            <w:tcW w:w="1607" w:type="dxa"/>
+            <w:tcW w:w="2144" w:type="dxa"/>
           </w:tcPr>
           <w:p>
             <w:pPr>
@@ -8396,7 +8396,7 @@
       <w:tr>
         <w:tc>
           <w:tcPr>
-            <w:tcW w:w="2573" w:type="dxa"/>
+            <w:tcW w:w="1714" w:type="dxa"/>
           </w:tcPr>
           <w:p>
             <w:pPr>
@@ -8413,7 +8413,7 @@
         </w:tc>
         <w:tc>
           <w:tcPr>
-            <w:tcW w:w="1285" w:type="dxa"/>
+            <w:tcW w:w="1714" w:type="dxa"/>
           </w:tcPr>
           <w:p>
             <w:pPr>
@@ -8430,7 +8430,7 @@
         </w:tc>
         <w:tc>
           <w:tcPr>
-            <w:tcW w:w="2250" w:type="dxa"/>
+            <w:tcW w:w="1714" w:type="dxa"/>
           </w:tcPr>
           <w:p>
             <w:pPr>
@@ -8447,7 +8447,7 @@
         </w:tc>
         <w:tc>
           <w:tcPr>
-            <w:tcW w:w="1285" w:type="dxa"/>
+            <w:tcW w:w="1714" w:type="dxa"/>
           </w:tcPr>
           <w:p>
             <w:pPr>
@@ -8464,7 +8464,7 @@
         </w:tc>
         <w:tc>
           <w:tcPr>
-            <w:tcW w:w="1607" w:type="dxa"/>
+            <w:tcW w:w="2144" w:type="dxa"/>
           </w:tcPr>
           <w:p>
             <w:pPr>
@@ -8544,16 +8544,16 @@
         </w:tblBorders>
       </w:tblPr>
       <w:tblGrid>
-        <w:gridCol w:w="2573"/>
-        <w:gridCol w:w="1285"/>
-        <w:gridCol w:w="2250"/>
-        <w:gridCol w:w="1285"/>
-        <w:gridCol w:w="1607"/>
+        <w:gridCol w:w="1714"/>
+        <w:gridCol w:w="1714"/>
+        <w:gridCol w:w="1714"/>
+        <w:gridCol w:w="1714"/>
+        <w:gridCol w:w="2144"/>
       </w:tblGrid>
       <w:tr>
         <w:tc>
           <w:tcPr>
-            <w:tcW w:w="2573" w:type="dxa"/>
+            <w:tcW w:w="1714" w:type="dxa"/>
           </w:tcPr>
           <w:p>
             <w:pPr>
@@ -8571,7 +8571,7 @@
         </w:tc>
         <w:tc>
           <w:tcPr>
-            <w:tcW w:w="1285" w:type="dxa"/>
+            <w:tcW w:w="1714" w:type="dxa"/>
           </w:tcPr>
           <w:p>
             <w:pPr>
@@ -8589,7 +8589,7 @@
         </w:tc>
         <w:tc>
           <w:tcPr>
-            <w:tcW w:w="2250" w:type="dxa"/>
+            <w:tcW w:w="1714" w:type="dxa"/>
           </w:tcPr>
           <w:p>
             <w:pPr>
@@ -8607,7 +8607,7 @@
         </w:tc>
         <w:tc>
           <w:tcPr>
-            <w:tcW w:w="1285" w:type="dxa"/>
+            <w:tcW w:w="1714" w:type="dxa"/>
           </w:tcPr>
           <w:p>
             <w:pPr>
@@ -8625,7 +8625,7 @@
         </w:tc>
         <w:tc>
           <w:tcPr>
-            <w:tcW w:w="1607" w:type="dxa"/>
+            <w:tcW w:w="2144" w:type="dxa"/>
           </w:tcPr>
           <w:p>
             <w:pPr>
@@ -8645,7 +8645,7 @@
       <w:tr>
         <w:tc>
           <w:tcPr>
-            <w:tcW w:w="2573" w:type="dxa"/>
+            <w:tcW w:w="1714" w:type="dxa"/>
           </w:tcPr>
           <w:p>
             <w:pPr>
@@ -8662,7 +8662,7 @@
         </w:tc>
         <w:tc>
           <w:tcPr>
-            <w:tcW w:w="1285" w:type="dxa"/>
+            <w:tcW w:w="1714" w:type="dxa"/>
           </w:tcPr>
           <w:p>
             <w:pPr>
@@ -8679,7 +8679,7 @@
         </w:tc>
         <w:tc>
           <w:tcPr>
-            <w:tcW w:w="2250" w:type="dxa"/>
+            <w:tcW w:w="1714" w:type="dxa"/>
           </w:tcPr>
           <w:p>
             <w:pPr>
@@ -8696,7 +8696,7 @@
         </w:tc>
         <w:tc>
           <w:tcPr>
-            <w:tcW w:w="1285" w:type="dxa"/>
+            <w:tcW w:w="1714" w:type="dxa"/>
           </w:tcPr>
           <w:p>
             <w:pPr>
@@ -8713,7 +8713,7 @@
         </w:tc>
         <w:tc>
           <w:tcPr>
-            <w:tcW w:w="1607" w:type="dxa"/>
+            <w:tcW w:w="2144" w:type="dxa"/>
           </w:tcPr>
           <w:p>
             <w:pPr>
@@ -8732,7 +8732,7 @@
       <w:tr>
         <w:tc>
           <w:tcPr>
-            <w:tcW w:w="2573" w:type="dxa"/>
+            <w:tcW w:w="1714" w:type="dxa"/>
           </w:tcPr>
           <w:p>
             <w:pPr>
@@ -8749,7 +8749,7 @@
         </w:tc>
         <w:tc>
           <w:tcPr>
-            <w:tcW w:w="1285" w:type="dxa"/>
+            <w:tcW w:w="1714" w:type="dxa"/>
           </w:tcPr>
           <w:p>
             <w:pPr>
@@ -8766,7 +8766,7 @@
         </w:tc>
         <w:tc>
           <w:tcPr>
-            <w:tcW w:w="2250" w:type="dxa"/>
+            <w:tcW w:w="1714" w:type="dxa"/>
           </w:tcPr>
           <w:p>
             <w:pPr>
@@ -8783,7 +8783,7 @@
         </w:tc>
         <w:tc>
           <w:tcPr>
-            <w:tcW w:w="1285" w:type="dxa"/>
+            <w:tcW w:w="1714" w:type="dxa"/>
           </w:tcPr>
           <w:p>
             <w:pPr>
@@ -8800,7 +8800,7 @@
         </w:tc>
         <w:tc>
           <w:tcPr>
-            <w:tcW w:w="1607" w:type="dxa"/>
+            <w:tcW w:w="2144" w:type="dxa"/>
           </w:tcPr>
           <w:p>
             <w:pPr>
@@ -8819,7 +8819,7 @@
       <w:tr>
         <w:tc>
           <w:tcPr>
-            <w:tcW w:w="2573" w:type="dxa"/>
+            <w:tcW w:w="1714" w:type="dxa"/>
           </w:tcPr>
           <w:p>
             <w:pPr>
@@ -8836,7 +8836,7 @@
         </w:tc>
         <w:tc>
           <w:tcPr>
-            <w:tcW w:w="1285" w:type="dxa"/>
+            <w:tcW w:w="1714" w:type="dxa"/>
           </w:tcPr>
           <w:p>
             <w:pPr>
@@ -8853,7 +8853,7 @@
         </w:tc>
         <w:tc>
           <w:tcPr>
-            <w:tcW w:w="2250" w:type="dxa"/>
+            <w:tcW w:w="1714" w:type="dxa"/>
           </w:tcPr>
           <w:p>
             <w:pPr>
@@ -8870,7 +8870,7 @@
         </w:tc>
         <w:tc>
           <w:tcPr>
-            <w:tcW w:w="1285" w:type="dxa"/>
+            <w:tcW w:w="1714" w:type="dxa"/>
           </w:tcPr>
           <w:p>
             <w:pPr>
@@ -8887,7 +8887,7 @@
         </w:tc>
         <w:tc>
           <w:tcPr>
-            <w:tcW w:w="1607" w:type="dxa"/>
+            <w:tcW w:w="2144" w:type="dxa"/>
           </w:tcPr>
           <w:p>
             <w:pPr>
@@ -8906,7 +8906,7 @@
       <w:tr>
         <w:tc>
           <w:tcPr>
-            <w:tcW w:w="2573" w:type="dxa"/>
+            <w:tcW w:w="1714" w:type="dxa"/>
           </w:tcPr>
           <w:p>
             <w:pPr>
@@ -8923,7 +8923,7 @@
         </w:tc>
         <w:tc>
           <w:tcPr>
-            <w:tcW w:w="1285" w:type="dxa"/>
+            <w:tcW w:w="1714" w:type="dxa"/>
           </w:tcPr>
           <w:p>
             <w:pPr>
@@ -8940,7 +8940,7 @@
         </w:tc>
         <w:tc>
           <w:tcPr>
-            <w:tcW w:w="2250" w:type="dxa"/>
+            <w:tcW w:w="1714" w:type="dxa"/>
           </w:tcPr>
           <w:p>
             <w:pPr>
@@ -8957,7 +8957,7 @@
         </w:tc>
         <w:tc>
           <w:tcPr>
-            <w:tcW w:w="1285" w:type="dxa"/>
+            <w:tcW w:w="1714" w:type="dxa"/>
           </w:tcPr>
           <w:p>
             <w:pPr>
@@ -8974,7 +8974,7 @@
         </w:tc>
         <w:tc>
           <w:tcPr>
-            <w:tcW w:w="1607" w:type="dxa"/>
+            <w:tcW w:w="2144" w:type="dxa"/>
           </w:tcPr>
           <w:p>
             <w:pPr>
@@ -8993,7 +8993,7 @@
       <w:tr>
         <w:tc>
           <w:tcPr>
-            <w:tcW w:w="2573" w:type="dxa"/>
+            <w:tcW w:w="1714" w:type="dxa"/>
           </w:tcPr>
           <w:p>
             <w:pPr>
@@ -9010,7 +9010,7 @@
         </w:tc>
         <w:tc>
           <w:tcPr>
-            <w:tcW w:w="1285" w:type="dxa"/>
+            <w:tcW w:w="1714" w:type="dxa"/>
           </w:tcPr>
           <w:p>
             <w:pPr>
@@ -9027,7 +9027,7 @@
         </w:tc>
         <w:tc>
           <w:tcPr>
-            <w:tcW w:w="2250" w:type="dxa"/>
+            <w:tcW w:w="1714" w:type="dxa"/>
           </w:tcPr>
           <w:p>
             <w:pPr>
@@ -9044,7 +9044,7 @@
         </w:tc>
         <w:tc>
           <w:tcPr>
-            <w:tcW w:w="1285" w:type="dxa"/>
+            <w:tcW w:w="1714" w:type="dxa"/>
           </w:tcPr>
           <w:p>
             <w:pPr>
@@ -9061,7 +9061,7 @@
         </w:tc>
         <w:tc>
           <w:tcPr>
-            <w:tcW w:w="1607" w:type="dxa"/>
+            <w:tcW w:w="2144" w:type="dxa"/>
           </w:tcPr>
           <w:p>
             <w:pPr>
@@ -9080,7 +9080,7 @@
       <w:tr>
         <w:tc>
           <w:tcPr>
-            <w:tcW w:w="2573" w:type="dxa"/>
+            <w:tcW w:w="1714" w:type="dxa"/>
           </w:tcPr>
           <w:p>
             <w:pPr>
@@ -9097,7 +9097,7 @@
         </w:tc>
         <w:tc>
           <w:tcPr>
-            <w:tcW w:w="1285" w:type="dxa"/>
+            <w:tcW w:w="1714" w:type="dxa"/>
           </w:tcPr>
           <w:p>
             <w:pPr>
@@ -9114,7 +9114,7 @@
         </w:tc>
         <w:tc>
           <w:tcPr>
-            <w:tcW w:w="2250" w:type="dxa"/>
+            <w:tcW w:w="1714" w:type="dxa"/>
           </w:tcPr>
           <w:p>
             <w:pPr>
@@ -9131,7 +9131,7 @@
         </w:tc>
         <w:tc>
           <w:tcPr>
-            <w:tcW w:w="1285" w:type="dxa"/>
+            <w:tcW w:w="1714" w:type="dxa"/>
           </w:tcPr>
           <w:p>
             <w:pPr>
@@ -9148,7 +9148,7 @@
         </w:tc>
         <w:tc>
           <w:tcPr>
-            <w:tcW w:w="1607" w:type="dxa"/>
+            <w:tcW w:w="2144" w:type="dxa"/>
           </w:tcPr>
           <w:p>
             <w:pPr>
@@ -9167,7 +9167,7 @@
       <w:tr>
         <w:tc>
           <w:tcPr>
-            <w:tcW w:w="2573" w:type="dxa"/>
+            <w:tcW w:w="1714" w:type="dxa"/>
           </w:tcPr>
           <w:p>
             <w:pPr>
@@ -9184,7 +9184,7 @@
         </w:tc>
         <w:tc>
           <w:tcPr>
-            <w:tcW w:w="1285" w:type="dxa"/>
+            <w:tcW w:w="1714" w:type="dxa"/>
           </w:tcPr>
           <w:p>
             <w:pPr>
@@ -9201,7 +9201,7 @@
         </w:tc>
         <w:tc>
           <w:tcPr>
-            <w:tcW w:w="2250" w:type="dxa"/>
+            <w:tcW w:w="1714" w:type="dxa"/>
           </w:tcPr>
           <w:p>
             <w:pPr>
@@ -9218,7 +9218,7 @@
         </w:tc>
         <w:tc>
           <w:tcPr>
-            <w:tcW w:w="1285" w:type="dxa"/>
+            <w:tcW w:w="1714" w:type="dxa"/>
           </w:tcPr>
           <w:p>
             <w:pPr>
@@ -9235,7 +9235,7 @@
         </w:tc>
         <w:tc>
           <w:tcPr>
-            <w:tcW w:w="1607" w:type="dxa"/>
+            <w:tcW w:w="2144" w:type="dxa"/>
           </w:tcPr>
           <w:p>
             <w:pPr>
@@ -9254,7 +9254,7 @@
       <w:tr>
         <w:tc>
           <w:tcPr>
-            <w:tcW w:w="2573" w:type="dxa"/>
+            <w:tcW w:w="1714" w:type="dxa"/>
           </w:tcPr>
           <w:p>
             <w:pPr>
@@ -9271,7 +9271,7 @@
         </w:tc>
         <w:tc>
           <w:tcPr>
-            <w:tcW w:w="1285" w:type="dxa"/>
+            <w:tcW w:w="1714" w:type="dxa"/>
           </w:tcPr>
           <w:p>
             <w:pPr>
@@ -9288,7 +9288,7 @@
         </w:tc>
         <w:tc>
           <w:tcPr>
-            <w:tcW w:w="2250" w:type="dxa"/>
+            <w:tcW w:w="1714" w:type="dxa"/>
           </w:tcPr>
           <w:p>
             <w:pPr>
@@ -9305,7 +9305,7 @@
         </w:tc>
         <w:tc>
           <w:tcPr>
-            <w:tcW w:w="1285" w:type="dxa"/>
+            <w:tcW w:w="1714" w:type="dxa"/>
           </w:tcPr>
           <w:p>
             <w:pPr>
@@ -9322,7 +9322,7 @@
         </w:tc>
         <w:tc>
           <w:tcPr>
-            <w:tcW w:w="1607" w:type="dxa"/>
+            <w:tcW w:w="2144" w:type="dxa"/>
           </w:tcPr>
           <w:p>
             <w:pPr>
@@ -9341,7 +9341,7 @@
       <w:tr>
         <w:tc>
           <w:tcPr>
-            <w:tcW w:w="2573" w:type="dxa"/>
+            <w:tcW w:w="1714" w:type="dxa"/>
           </w:tcPr>
           <w:p>
             <w:pPr>
@@ -9358,7 +9358,7 @@
         </w:tc>
         <w:tc>
           <w:tcPr>
-            <w:tcW w:w="1285" w:type="dxa"/>
+            <w:tcW w:w="1714" w:type="dxa"/>
           </w:tcPr>
           <w:p>
             <w:pPr>
@@ -9375,7 +9375,7 @@
         </w:tc>
         <w:tc>
           <w:tcPr>
-            <w:tcW w:w="2250" w:type="dxa"/>
+            <w:tcW w:w="1714" w:type="dxa"/>
           </w:tcPr>
           <w:p>
             <w:pPr>
@@ -9392,7 +9392,7 @@
         </w:tc>
         <w:tc>
           <w:tcPr>
-            <w:tcW w:w="1285" w:type="dxa"/>
+            <w:tcW w:w="1714" w:type="dxa"/>
           </w:tcPr>
           <w:p>
             <w:pPr>
@@ -9409,7 +9409,7 @@
         </w:tc>
         <w:tc>
           <w:tcPr>
-            <w:tcW w:w="1607" w:type="dxa"/>
+            <w:tcW w:w="2144" w:type="dxa"/>
           </w:tcPr>
           <w:p>
             <w:pPr>
@@ -9428,7 +9428,7 @@
       <w:tr>
         <w:tc>
           <w:tcPr>
-            <w:tcW w:w="2573" w:type="dxa"/>
+            <w:tcW w:w="1714" w:type="dxa"/>
           </w:tcPr>
           <w:p>
             <w:pPr>
@@ -9445,7 +9445,7 @@
         </w:tc>
         <w:tc>
           <w:tcPr>
-            <w:tcW w:w="1285" w:type="dxa"/>
+            <w:tcW w:w="1714" w:type="dxa"/>
           </w:tcPr>
           <w:p>
             <w:pPr>
@@ -9462,7 +9462,7 @@
         </w:tc>
         <w:tc>
           <w:tcPr>
-            <w:tcW w:w="2250" w:type="dxa"/>
+            <w:tcW w:w="1714" w:type="dxa"/>
           </w:tcPr>
           <w:p>
             <w:pPr>
@@ -9479,7 +9479,7 @@
         </w:tc>
         <w:tc>
           <w:tcPr>
-            <w:tcW w:w="1285" w:type="dxa"/>
+            <w:tcW w:w="1714" w:type="dxa"/>
           </w:tcPr>
           <w:p>
             <w:pPr>
@@ -9496,7 +9496,7 @@
         </w:tc>
         <w:tc>
           <w:tcPr>
-            <w:tcW w:w="1607" w:type="dxa"/>
+            <w:tcW w:w="2144" w:type="dxa"/>
           </w:tcPr>
           <w:p>
             <w:pPr>
@@ -9576,16 +9576,16 @@
         </w:tblBorders>
       </w:tblPr>
       <w:tblGrid>
-        <w:gridCol w:w="1440"/>
-        <w:gridCol w:w="1440"/>
-        <w:gridCol w:w="2880"/>
-        <w:gridCol w:w="1440"/>
-        <w:gridCol w:w="1800"/>
+        <w:gridCol w:w="1714"/>
+        <w:gridCol w:w="1714"/>
+        <w:gridCol w:w="1714"/>
+        <w:gridCol w:w="1714"/>
+        <w:gridCol w:w="2144"/>
       </w:tblGrid>
       <w:tr>
         <w:tc>
           <w:tcPr>
-            <w:tcW w:w="1440" w:type="dxa"/>
+            <w:tcW w:w="1714" w:type="dxa"/>
           </w:tcPr>
           <w:p>
             <w:pPr>
@@ -9603,7 +9603,7 @@
         </w:tc>
         <w:tc>
           <w:tcPr>
-            <w:tcW w:w="1440" w:type="dxa"/>
+            <w:tcW w:w="1714" w:type="dxa"/>
           </w:tcPr>
           <w:p>
             <w:pPr>
@@ -9621,7 +9621,7 @@
         </w:tc>
         <w:tc>
           <w:tcPr>
-            <w:tcW w:w="2880" w:type="dxa"/>
+            <w:tcW w:w="1714" w:type="dxa"/>
           </w:tcPr>
           <w:p>
             <w:pPr>
@@ -9639,7 +9639,7 @@
         </w:tc>
         <w:tc>
           <w:tcPr>
-            <w:tcW w:w="1440" w:type="dxa"/>
+            <w:tcW w:w="1714" w:type="dxa"/>
           </w:tcPr>
           <w:p>
             <w:pPr>
@@ -9657,7 +9657,7 @@
         </w:tc>
         <w:tc>
           <w:tcPr>
-            <w:tcW w:w="1800" w:type="dxa"/>
+            <w:tcW w:w="2144" w:type="dxa"/>
           </w:tcPr>
           <w:p>
             <w:pPr>
@@ -9677,7 +9677,7 @@
       <w:tr>
         <w:tc>
           <w:tcPr>
-            <w:tcW w:w="1440" w:type="dxa"/>
+            <w:tcW w:w="1714" w:type="dxa"/>
           </w:tcPr>
           <w:p>
             <w:pPr>
@@ -9694,7 +9694,7 @@
         </w:tc>
         <w:tc>
           <w:tcPr>
-            <w:tcW w:w="1440" w:type="dxa"/>
+            <w:tcW w:w="1714" w:type="dxa"/>
           </w:tcPr>
           <w:p>
             <w:pPr>
@@ -9711,7 +9711,7 @@
         </w:tc>
         <w:tc>
           <w:tcPr>
-            <w:tcW w:w="2880" w:type="dxa"/>
+            <w:tcW w:w="1714" w:type="dxa"/>
           </w:tcPr>
           <w:p>
             <w:pPr>
@@ -9728,7 +9728,7 @@
         </w:tc>
         <w:tc>
           <w:tcPr>
-            <w:tcW w:w="1440" w:type="dxa"/>
+            <w:tcW w:w="1714" w:type="dxa"/>
           </w:tcPr>
           <w:p>
             <w:pPr>
@@ -9745,7 +9745,7 @@
         </w:tc>
         <w:tc>
           <w:tcPr>
-            <w:tcW w:w="1800" w:type="dxa"/>
+            <w:tcW w:w="2144" w:type="dxa"/>
           </w:tcPr>
           <w:p>
             <w:pPr>
@@ -9764,7 +9764,7 @@
       <w:tr>
         <w:tc>
           <w:tcPr>
-            <w:tcW w:w="1440" w:type="dxa"/>
+            <w:tcW w:w="1714" w:type="dxa"/>
           </w:tcPr>
           <w:p>
             <w:pPr>
@@ -9781,7 +9781,7 @@
         </w:tc>
         <w:tc>
           <w:tcPr>
-            <w:tcW w:w="1440" w:type="dxa"/>
+            <w:tcW w:w="1714" w:type="dxa"/>
           </w:tcPr>
           <w:p>
             <w:pPr>
@@ -9798,7 +9798,7 @@
         </w:tc>
         <w:tc>
           <w:tcPr>
-            <w:tcW w:w="2880" w:type="dxa"/>
+            <w:tcW w:w="1714" w:type="dxa"/>
           </w:tcPr>
           <w:p>
             <w:pPr>
@@ -9815,7 +9815,7 @@
         </w:tc>
         <w:tc>
           <w:tcPr>
-            <w:tcW w:w="1440" w:type="dxa"/>
+            <w:tcW w:w="1714" w:type="dxa"/>
           </w:tcPr>
           <w:p>
             <w:pPr>
@@ -9832,7 +9832,7 @@
         </w:tc>
         <w:tc>
           <w:tcPr>
-            <w:tcW w:w="1800" w:type="dxa"/>
+            <w:tcW w:w="2144" w:type="dxa"/>
           </w:tcPr>
           <w:p>
             <w:pPr>
@@ -9851,7 +9851,7 @@
       <w:tr>
         <w:tc>
           <w:tcPr>
-            <w:tcW w:w="1440" w:type="dxa"/>
+            <w:tcW w:w="1714" w:type="dxa"/>
           </w:tcPr>
           <w:p>
             <w:pPr>
@@ -9868,7 +9868,7 @@
         </w:tc>
         <w:tc>
           <w:tcPr>
-            <w:tcW w:w="1440" w:type="dxa"/>
+            <w:tcW w:w="1714" w:type="dxa"/>
           </w:tcPr>
           <w:p>
             <w:pPr>
@@ -9885,7 +9885,7 @@
         </w:tc>
         <w:tc>
           <w:tcPr>
-            <w:tcW w:w="2880" w:type="dxa"/>
+            <w:tcW w:w="1714" w:type="dxa"/>
           </w:tcPr>
           <w:p>
             <w:pPr>
@@ -9902,7 +9902,7 @@
         </w:tc>
         <w:tc>
           <w:tcPr>
-            <w:tcW w:w="1440" w:type="dxa"/>
+            <w:tcW w:w="1714" w:type="dxa"/>
           </w:tcPr>
           <w:p>
             <w:pPr>
@@ -9919,7 +9919,7 @@
         </w:tc>
         <w:tc>
           <w:tcPr>
-            <w:tcW w:w="1800" w:type="dxa"/>
+            <w:tcW w:w="2144" w:type="dxa"/>
           </w:tcPr>
           <w:p>
             <w:pPr>
@@ -9938,7 +9938,7 @@
       <w:tr>
         <w:tc>
           <w:tcPr>
-            <w:tcW w:w="1440" w:type="dxa"/>
+            <w:tcW w:w="1714" w:type="dxa"/>
           </w:tcPr>
           <w:p>
             <w:pPr>
@@ -9955,7 +9955,7 @@
         </w:tc>
         <w:tc>
           <w:tcPr>
-            <w:tcW w:w="1440" w:type="dxa"/>
+            <w:tcW w:w="1714" w:type="dxa"/>
           </w:tcPr>
           <w:p>
             <w:pPr>
@@ -9972,7 +9972,7 @@
         </w:tc>
         <w:tc>
           <w:tcPr>
-            <w:tcW w:w="2880" w:type="dxa"/>
+            <w:tcW w:w="1714" w:type="dxa"/>
           </w:tcPr>
           <w:p>
             <w:pPr>
@@ -9989,7 +9989,7 @@
         </w:tc>
         <w:tc>
           <w:tcPr>
-            <w:tcW w:w="1440" w:type="dxa"/>
+            <w:tcW w:w="1714" w:type="dxa"/>
           </w:tcPr>
           <w:p>
             <w:pPr>
@@ -10006,7 +10006,7 @@
         </w:tc>
         <w:tc>
           <w:tcPr>
-            <w:tcW w:w="1800" w:type="dxa"/>
+            <w:tcW w:w="2144" w:type="dxa"/>
           </w:tcPr>
           <w:p>
             <w:pPr>
@@ -10025,7 +10025,7 @@
       <w:tr>
         <w:tc>
           <w:tcPr>
-            <w:tcW w:w="1440" w:type="dxa"/>
+            <w:tcW w:w="1714" w:type="dxa"/>
           </w:tcPr>
           <w:p>
             <w:pPr>
@@ -10042,7 +10042,7 @@
         </w:tc>
         <w:tc>
           <w:tcPr>
-            <w:tcW w:w="1440" w:type="dxa"/>
+            <w:tcW w:w="1714" w:type="dxa"/>
           </w:tcPr>
           <w:p>
             <w:pPr>
@@ -10059,7 +10059,7 @@
         </w:tc>
         <w:tc>
           <w:tcPr>
-            <w:tcW w:w="2880" w:type="dxa"/>
+            <w:tcW w:w="1714" w:type="dxa"/>
           </w:tcPr>
           <w:p>
             <w:pPr>
@@ -10076,7 +10076,7 @@
         </w:tc>
         <w:tc>
           <w:tcPr>
-            <w:tcW w:w="1440" w:type="dxa"/>
+            <w:tcW w:w="1714" w:type="dxa"/>
           </w:tcPr>
           <w:p>
             <w:pPr>
@@ -10093,7 +10093,7 @@
         </w:tc>
         <w:tc>
           <w:tcPr>
-            <w:tcW w:w="1800" w:type="dxa"/>
+            <w:tcW w:w="2144" w:type="dxa"/>
           </w:tcPr>
           <w:p>
             <w:pPr>
@@ -10112,7 +10112,7 @@
       <w:tr>
         <w:tc>
           <w:tcPr>
-            <w:tcW w:w="1440" w:type="dxa"/>
+            <w:tcW w:w="1714" w:type="dxa"/>
           </w:tcPr>
           <w:p>
             <w:pPr>
@@ -10129,7 +10129,7 @@
         </w:tc>
         <w:tc>
           <w:tcPr>
-            <w:tcW w:w="1440" w:type="dxa"/>
+            <w:tcW w:w="1714" w:type="dxa"/>
           </w:tcPr>
           <w:p>
             <w:pPr>
@@ -10146,7 +10146,7 @@
         </w:tc>
         <w:tc>
           <w:tcPr>
-            <w:tcW w:w="2880" w:type="dxa"/>
+            <w:tcW w:w="1714" w:type="dxa"/>
           </w:tcPr>
           <w:p>
             <w:pPr>
@@ -10163,7 +10163,7 @@
         </w:tc>
         <w:tc>
           <w:tcPr>
-            <w:tcW w:w="1440" w:type="dxa"/>
+            <w:tcW w:w="1714" w:type="dxa"/>
           </w:tcPr>
           <w:p>
             <w:pPr>
@@ -10180,7 +10180,7 @@
         </w:tc>
         <w:tc>
           <w:tcPr>
-            <w:tcW w:w="1800" w:type="dxa"/>
+            <w:tcW w:w="2144" w:type="dxa"/>
           </w:tcPr>
           <w:p>
             <w:pPr>
@@ -10199,7 +10199,7 @@
       <w:tr>
         <w:tc>
           <w:tcPr>
-            <w:tcW w:w="1440" w:type="dxa"/>
+            <w:tcW w:w="1714" w:type="dxa"/>
           </w:tcPr>
           <w:p>
             <w:pPr>
@@ -10216,7 +10216,7 @@
         </w:tc>
         <w:tc>
           <w:tcPr>
-            <w:tcW w:w="1440" w:type="dxa"/>
+            <w:tcW w:w="1714" w:type="dxa"/>
           </w:tcPr>
           <w:p>
             <w:pPr>
@@ -10233,7 +10233,7 @@
         </w:tc>
         <w:tc>
           <w:tcPr>
-            <w:tcW w:w="2880" w:type="dxa"/>
+            <w:tcW w:w="1714" w:type="dxa"/>
           </w:tcPr>
           <w:p>
             <w:pPr>
@@ -10250,7 +10250,7 @@
         </w:tc>
         <w:tc>
           <w:tcPr>
-            <w:tcW w:w="1440" w:type="dxa"/>
+            <w:tcW w:w="1714" w:type="dxa"/>
           </w:tcPr>
           <w:p>
             <w:pPr>
@@ -10267,7 +10267,7 @@
         </w:tc>
         <w:tc>
           <w:tcPr>
-            <w:tcW w:w="1800" w:type="dxa"/>
+            <w:tcW w:w="2144" w:type="dxa"/>
           </w:tcPr>
           <w:p>
             <w:pPr>
@@ -10286,7 +10286,7 @@
       <w:tr>
         <w:tc>
           <w:tcPr>
-            <w:tcW w:w="1440" w:type="dxa"/>
+            <w:tcW w:w="1714" w:type="dxa"/>
           </w:tcPr>
           <w:p>
             <w:pPr>
@@ -10303,7 +10303,7 @@
         </w:tc>
         <w:tc>
           <w:tcPr>
-            <w:tcW w:w="1440" w:type="dxa"/>
+            <w:tcW w:w="1714" w:type="dxa"/>
           </w:tcPr>
           <w:p>
             <w:pPr>
@@ -10320,7 +10320,7 @@
         </w:tc>
         <w:tc>
           <w:tcPr>
-            <w:tcW w:w="2880" w:type="dxa"/>
+            <w:tcW w:w="1714" w:type="dxa"/>
           </w:tcPr>
           <w:p>
             <w:pPr>
@@ -10337,7 +10337,7 @@
         </w:tc>
         <w:tc>
           <w:tcPr>
-            <w:tcW w:w="1440" w:type="dxa"/>
+            <w:tcW w:w="1714" w:type="dxa"/>
           </w:tcPr>
           <w:p>
             <w:pPr>
@@ -10354,7 +10354,7 @@
         </w:tc>
         <w:tc>
           <w:tcPr>
-            <w:tcW w:w="1800" w:type="dxa"/>
+            <w:tcW w:w="2144" w:type="dxa"/>
           </w:tcPr>
           <w:p>
             <w:pPr>
@@ -10373,7 +10373,7 @@
       <w:tr>
         <w:tc>
           <w:tcPr>
-            <w:tcW w:w="1440" w:type="dxa"/>
+            <w:tcW w:w="1714" w:type="dxa"/>
           </w:tcPr>
           <w:p>
             <w:pPr>
@@ -10390,7 +10390,7 @@
         </w:tc>
         <w:tc>
           <w:tcPr>
-            <w:tcW w:w="1440" w:type="dxa"/>
+            <w:tcW w:w="1714" w:type="dxa"/>
           </w:tcPr>
           <w:p>
             <w:pPr>
@@ -10407,7 +10407,7 @@
         </w:tc>
         <w:tc>
           <w:tcPr>
-            <w:tcW w:w="2880" w:type="dxa"/>
+            <w:tcW w:w="1714" w:type="dxa"/>
           </w:tcPr>
           <w:p>
             <w:pPr>
@@ -10424,7 +10424,7 @@
         </w:tc>
         <w:tc>
           <w:tcPr>
-            <w:tcW w:w="1440" w:type="dxa"/>
+            <w:tcW w:w="1714" w:type="dxa"/>
           </w:tcPr>
           <w:p>
             <w:pPr>
@@ -10441,7 +10441,7 @@
         </w:tc>
         <w:tc>
           <w:tcPr>
-            <w:tcW w:w="1800" w:type="dxa"/>
+            <w:tcW w:w="2144" w:type="dxa"/>
           </w:tcPr>
           <w:p>
             <w:pPr>
@@ -10460,7 +10460,7 @@
       <w:tr>
         <w:tc>
           <w:tcPr>
-            <w:tcW w:w="1440" w:type="dxa"/>
+            <w:tcW w:w="1714" w:type="dxa"/>
           </w:tcPr>
           <w:p>
             <w:pPr>
@@ -10477,7 +10477,7 @@
         </w:tc>
         <w:tc>
           <w:tcPr>
-            <w:tcW w:w="1440" w:type="dxa"/>
+            <w:tcW w:w="1714" w:type="dxa"/>
           </w:tcPr>
           <w:p>
             <w:pPr>
@@ -10494,7 +10494,7 @@
         </w:tc>
         <w:tc>
           <w:tcPr>
-            <w:tcW w:w="2880" w:type="dxa"/>
+            <w:tcW w:w="1714" w:type="dxa"/>
           </w:tcPr>
           <w:p>
             <w:pPr>
@@ -10511,7 +10511,7 @@
         </w:tc>
         <w:tc>
           <w:tcPr>
-            <w:tcW w:w="1440" w:type="dxa"/>
+            <w:tcW w:w="1714" w:type="dxa"/>
           </w:tcPr>
           <w:p>
             <w:pPr>
@@ -10528,7 +10528,7 @@
         </w:tc>
         <w:tc>
           <w:tcPr>
-            <w:tcW w:w="1800" w:type="dxa"/>
+            <w:tcW w:w="2144" w:type="dxa"/>
           </w:tcPr>
           <w:p>
             <w:pPr>
@@ -10547,7 +10547,7 @@
       <w:tr>
         <w:tc>
           <w:tcPr>
-            <w:tcW w:w="1440" w:type="dxa"/>
+            <w:tcW w:w="1714" w:type="dxa"/>
           </w:tcPr>
           <w:p>
             <w:pPr>
@@ -10564,7 +10564,7 @@
         </w:tc>
         <w:tc>
           <w:tcPr>
-            <w:tcW w:w="1440" w:type="dxa"/>
+            <w:tcW w:w="1714" w:type="dxa"/>
           </w:tcPr>
           <w:p>
             <w:pPr>
@@ -10581,7 +10581,7 @@
         </w:tc>
         <w:tc>
           <w:tcPr>
-            <w:tcW w:w="2880" w:type="dxa"/>
+            <w:tcW w:w="1714" w:type="dxa"/>
           </w:tcPr>
           <w:p>
             <w:pPr>
@@ -10598,7 +10598,7 @@
         </w:tc>
         <w:tc>
           <w:tcPr>
-            <w:tcW w:w="1440" w:type="dxa"/>
+            <w:tcW w:w="1714" w:type="dxa"/>
           </w:tcPr>
           <w:p>
             <w:pPr>
@@ -10615,7 +10615,7 @@
         </w:tc>
         <w:tc>
           <w:tcPr>
-            <w:tcW w:w="1800" w:type="dxa"/>
+            <w:tcW w:w="2144" w:type="dxa"/>
           </w:tcPr>
           <w:p>
             <w:pPr>
@@ -10634,7 +10634,7 @@
       <w:tr>
         <w:tc>
           <w:tcPr>
-            <w:tcW w:w="1440" w:type="dxa"/>
+            <w:tcW w:w="1714" w:type="dxa"/>
           </w:tcPr>
           <w:p>
             <w:pPr>
@@ -10651,7 +10651,7 @@
         </w:tc>
         <w:tc>
           <w:tcPr>
-            <w:tcW w:w="1440" w:type="dxa"/>
+            <w:tcW w:w="1714" w:type="dxa"/>
           </w:tcPr>
           <w:p>
             <w:pPr>
@@ -10668,7 +10668,7 @@
         </w:tc>
         <w:tc>
           <w:tcPr>
-            <w:tcW w:w="2880" w:type="dxa"/>
+            <w:tcW w:w="1714" w:type="dxa"/>
           </w:tcPr>
           <w:p>
             <w:pPr>
@@ -10685,7 +10685,7 @@
         </w:tc>
         <w:tc>
           <w:tcPr>
-            <w:tcW w:w="1440" w:type="dxa"/>
+            <w:tcW w:w="1714" w:type="dxa"/>
           </w:tcPr>
           <w:p>
             <w:pPr>
@@ -10702,7 +10702,7 @@
         </w:tc>
         <w:tc>
           <w:tcPr>
-            <w:tcW w:w="1800" w:type="dxa"/>
+            <w:tcW w:w="2144" w:type="dxa"/>
           </w:tcPr>
           <w:p>
             <w:pPr>
@@ -10782,16 +10782,16 @@
         </w:tblBorders>
       </w:tblPr>
       <w:tblGrid>
-        <w:gridCol w:w="1500"/>
-        <w:gridCol w:w="1500"/>
-        <w:gridCol w:w="2625"/>
-        <w:gridCol w:w="1500"/>
-        <w:gridCol w:w="1875"/>
+        <w:gridCol w:w="1714"/>
+        <w:gridCol w:w="1714"/>
+        <w:gridCol w:w="1714"/>
+        <w:gridCol w:w="1714"/>
+        <w:gridCol w:w="2144"/>
       </w:tblGrid>
       <w:tr>
         <w:tc>
           <w:tcPr>
-            <w:tcW w:w="1500" w:type="dxa"/>
+            <w:tcW w:w="1714" w:type="dxa"/>
           </w:tcPr>
           <w:p>
             <w:pPr>
@@ -10809,7 +10809,7 @@
         </w:tc>
         <w:tc>
           <w:tcPr>
-            <w:tcW w:w="1500" w:type="dxa"/>
+            <w:tcW w:w="1714" w:type="dxa"/>
           </w:tcPr>
           <w:p>
             <w:pPr>
@@ -10827,7 +10827,7 @@
         </w:tc>
         <w:tc>
           <w:tcPr>
-            <w:tcW w:w="2625" w:type="dxa"/>
+            <w:tcW w:w="1714" w:type="dxa"/>
           </w:tcPr>
           <w:p>
             <w:pPr>
@@ -10845,7 +10845,7 @@
         </w:tc>
         <w:tc>
           <w:tcPr>
-            <w:tcW w:w="1500" w:type="dxa"/>
+            <w:tcW w:w="1714" w:type="dxa"/>
           </w:tcPr>
           <w:p>
             <w:pPr>
@@ -10863,7 +10863,7 @@
         </w:tc>
         <w:tc>
           <w:tcPr>
-            <w:tcW w:w="1875" w:type="dxa"/>
+            <w:tcW w:w="2144" w:type="dxa"/>
           </w:tcPr>
           <w:p>
             <w:pPr>
@@ -10883,7 +10883,7 @@
       <w:tr>
         <w:tc>
           <w:tcPr>
-            <w:tcW w:w="1500" w:type="dxa"/>
+            <w:tcW w:w="1714" w:type="dxa"/>
           </w:tcPr>
           <w:p>
             <w:pPr>
@@ -10900,7 +10900,7 @@
         </w:tc>
         <w:tc>
           <w:tcPr>
-            <w:tcW w:w="1500" w:type="dxa"/>
+            <w:tcW w:w="1714" w:type="dxa"/>
           </w:tcPr>
           <w:p>
             <w:pPr>
@@ -10917,7 +10917,7 @@
         </w:tc>
         <w:tc>
           <w:tcPr>
-            <w:tcW w:w="2625" w:type="dxa"/>
+            <w:tcW w:w="1714" w:type="dxa"/>
           </w:tcPr>
           <w:p>
             <w:pPr>
@@ -10934,7 +10934,7 @@
         </w:tc>
         <w:tc>
           <w:tcPr>
-            <w:tcW w:w="1500" w:type="dxa"/>
+            <w:tcW w:w="1714" w:type="dxa"/>
           </w:tcPr>
           <w:p>
             <w:pPr>
@@ -10951,7 +10951,7 @@
         </w:tc>
         <w:tc>
           <w:tcPr>
-            <w:tcW w:w="1875" w:type="dxa"/>
+            <w:tcW w:w="2144" w:type="dxa"/>
           </w:tcPr>
           <w:p>
             <w:pPr>
@@ -10970,7 +10970,7 @@
       <w:tr>
         <w:tc>
           <w:tcPr>
-            <w:tcW w:w="1500" w:type="dxa"/>
+            <w:tcW w:w="1714" w:type="dxa"/>
           </w:tcPr>
           <w:p>
             <w:pPr>
@@ -10987,7 +10987,7 @@
         </w:tc>
         <w:tc>
           <w:tcPr>
-            <w:tcW w:w="1500" w:type="dxa"/>
+            <w:tcW w:w="1714" w:type="dxa"/>
           </w:tcPr>
           <w:p>
             <w:pPr>
@@ -11004,7 +11004,7 @@
         </w:tc>
         <w:tc>
           <w:tcPr>
-            <w:tcW w:w="2625" w:type="dxa"/>
+            <w:tcW w:w="1714" w:type="dxa"/>
           </w:tcPr>
           <w:p>
             <w:pPr>
@@ -11021,7 +11021,7 @@
         </w:tc>
         <w:tc>
           <w:tcPr>
-            <w:tcW w:w="1500" w:type="dxa"/>
+            <w:tcW w:w="1714" w:type="dxa"/>
           </w:tcPr>
           <w:p>
             <w:pPr>
@@ -11038,7 +11038,7 @@
         </w:tc>
         <w:tc>
           <w:tcPr>
-            <w:tcW w:w="1875" w:type="dxa"/>
+            <w:tcW w:w="2144" w:type="dxa"/>
           </w:tcPr>
           <w:p>
             <w:pPr>
@@ -11057,7 +11057,7 @@
       <w:tr>
         <w:tc>
           <w:tcPr>
-            <w:tcW w:w="1500" w:type="dxa"/>
+            <w:tcW w:w="1714" w:type="dxa"/>
           </w:tcPr>
           <w:p>
             <w:pPr>
@@ -11074,7 +11074,7 @@
         </w:tc>
         <w:tc>
           <w:tcPr>
-            <w:tcW w:w="1500" w:type="dxa"/>
+            <w:tcW w:w="1714" w:type="dxa"/>
           </w:tcPr>
           <w:p>
             <w:pPr>
@@ -11091,7 +11091,7 @@
         </w:tc>
         <w:tc>
           <w:tcPr>
-            <w:tcW w:w="2625" w:type="dxa"/>
+            <w:tcW w:w="1714" w:type="dxa"/>
           </w:tcPr>
           <w:p>
             <w:pPr>
@@ -11108,7 +11108,7 @@
         </w:tc>
         <w:tc>
           <w:tcPr>
-            <w:tcW w:w="1500" w:type="dxa"/>
+            <w:tcW w:w="1714" w:type="dxa"/>
           </w:tcPr>
           <w:p>
             <w:pPr>
@@ -11125,7 +11125,7 @@
         </w:tc>
         <w:tc>
           <w:tcPr>
-            <w:tcW w:w="1875" w:type="dxa"/>
+            <w:tcW w:w="2144" w:type="dxa"/>
           </w:tcPr>
           <w:p>
             <w:pPr>
@@ -11144,7 +11144,7 @@
       <w:tr>
         <w:tc>
           <w:tcPr>
-            <w:tcW w:w="1500" w:type="dxa"/>
+            <w:tcW w:w="1714" w:type="dxa"/>
           </w:tcPr>
           <w:p>
             <w:pPr>
@@ -11161,7 +11161,7 @@
         </w:tc>
         <w:tc>
           <w:tcPr>
-            <w:tcW w:w="1500" w:type="dxa"/>
+            <w:tcW w:w="1714" w:type="dxa"/>
           </w:tcPr>
           <w:p>
             <w:pPr>
@@ -11178,7 +11178,7 @@
         </w:tc>
         <w:tc>
           <w:tcPr>
-            <w:tcW w:w="2625" w:type="dxa"/>
+            <w:tcW w:w="1714" w:type="dxa"/>
           </w:tcPr>
           <w:p>
             <w:pPr>
@@ -11195,7 +11195,7 @@
         </w:tc>
         <w:tc>
           <w:tcPr>
-            <w:tcW w:w="1500" w:type="dxa"/>
+            <w:tcW w:w="1714" w:type="dxa"/>
           </w:tcPr>
           <w:p>
             <w:pPr>
@@ -11212,7 +11212,7 @@
         </w:tc>
         <w:tc>
           <w:tcPr>
-            <w:tcW w:w="1875" w:type="dxa"/>
+            <w:tcW w:w="2144" w:type="dxa"/>
           </w:tcPr>
           <w:p>
             <w:pPr>
@@ -11231,7 +11231,7 @@
       <w:tr>
         <w:tc>
           <w:tcPr>
-            <w:tcW w:w="1500" w:type="dxa"/>
+            <w:tcW w:w="1714" w:type="dxa"/>
           </w:tcPr>
           <w:p>
             <w:pPr>
@@ -11248,7 +11248,7 @@
         </w:tc>
         <w:tc>
           <w:tcPr>
-            <w:tcW w:w="1500" w:type="dxa"/>
+            <w:tcW w:w="1714" w:type="dxa"/>
           </w:tcPr>
           <w:p>
             <w:pPr>
@@ -11265,7 +11265,7 @@
         </w:tc>
         <w:tc>
           <w:tcPr>
-            <w:tcW w:w="2625" w:type="dxa"/>
+            <w:tcW w:w="1714" w:type="dxa"/>
           </w:tcPr>
           <w:p>
             <w:pPr>
@@ -11282,7 +11282,7 @@
         </w:tc>
         <w:tc>
           <w:tcPr>
-            <w:tcW w:w="1500" w:type="dxa"/>
+            <w:tcW w:w="1714" w:type="dxa"/>
           </w:tcPr>
           <w:p>
             <w:pPr>
@@ -11299,7 +11299,7 @@
         </w:tc>
         <w:tc>
           <w:tcPr>
-            <w:tcW w:w="1875" w:type="dxa"/>
+            <w:tcW w:w="2144" w:type="dxa"/>
           </w:tcPr>
           <w:p>
             <w:pPr>
@@ -14264,14 +14264,14 @@
         </w:tblBorders>
       </w:tblPr>
       <w:tblGrid>
-        <w:gridCol w:w="1350"/>
-        <w:gridCol w:w="2475"/>
-        <w:gridCol w:w="5175"/>
+        <w:gridCol w:w="1836"/>
+        <w:gridCol w:w="2020"/>
+        <w:gridCol w:w="5144"/>
       </w:tblGrid>
       <w:tr>
         <w:tc>
           <w:tcPr>
-            <w:tcW w:w="1350" w:type="dxa"/>
+            <w:tcW w:w="1836" w:type="dxa"/>
           </w:tcPr>
           <w:p>
             <w:pPr>
@@ -14289,7 +14289,7 @@
         </w:tc>
         <w:tc>
           <w:tcPr>
-            <w:tcW w:w="2475" w:type="dxa"/>
+            <w:tcW w:w="2020" w:type="dxa"/>
           </w:tcPr>
           <w:p>
             <w:pPr>
@@ -14307,7 +14307,7 @@
         </w:tc>
         <w:tc>
           <w:tcPr>
-            <w:tcW w:w="5175" w:type="dxa"/>
+            <w:tcW w:w="5144" w:type="dxa"/>
           </w:tcPr>
           <w:p>
             <w:pPr>
@@ -14327,7 +14327,7 @@
       <w:tr>
         <w:tc>
           <w:tcPr>
-            <w:tcW w:w="1350" w:type="dxa"/>
+            <w:tcW w:w="1836" w:type="dxa"/>
           </w:tcPr>
           <w:p>
             <w:pPr>
@@ -14344,7 +14344,7 @@
         </w:tc>
         <w:tc>
           <w:tcPr>
-            <w:tcW w:w="2475" w:type="dxa"/>
+            <w:tcW w:w="2020" w:type="dxa"/>
           </w:tcPr>
           <w:p>
             <w:pPr>
@@ -14361,7 +14361,7 @@
         </w:tc>
         <w:tc>
           <w:tcPr>
-            <w:tcW w:w="5175" w:type="dxa"/>
+            <w:tcW w:w="5144" w:type="dxa"/>
           </w:tcPr>
           <w:p>
             <w:pPr>
@@ -14380,7 +14380,7 @@
       <w:tr>
         <w:tc>
           <w:tcPr>
-            <w:tcW w:w="1350" w:type="dxa"/>
+            <w:tcW w:w="1836" w:type="dxa"/>
           </w:tcPr>
           <w:p>
             <w:pPr>
@@ -14397,7 +14397,7 @@
         </w:tc>
         <w:tc>
           <w:tcPr>
-            <w:tcW w:w="2475" w:type="dxa"/>
+            <w:tcW w:w="2020" w:type="dxa"/>
           </w:tcPr>
           <w:p>
             <w:pPr>
@@ -14414,7 +14414,7 @@
         </w:tc>
         <w:tc>
           <w:tcPr>
-            <w:tcW w:w="5175" w:type="dxa"/>
+            <w:tcW w:w="5144" w:type="dxa"/>
           </w:tcPr>
           <w:p>
             <w:pPr>
@@ -14433,7 +14433,7 @@
       <w:tr>
         <w:tc>
           <w:tcPr>
-            <w:tcW w:w="1350" w:type="dxa"/>
+            <w:tcW w:w="1836" w:type="dxa"/>
           </w:tcPr>
           <w:p>
             <w:pPr>
@@ -14450,7 +14450,7 @@
         </w:tc>
         <w:tc>
           <w:tcPr>
-            <w:tcW w:w="2475" w:type="dxa"/>
+            <w:tcW w:w="2020" w:type="dxa"/>
           </w:tcPr>
           <w:p>
             <w:pPr>
@@ -14467,7 +14467,7 @@
         </w:tc>
         <w:tc>
           <w:tcPr>
-            <w:tcW w:w="5175" w:type="dxa"/>
+            <w:tcW w:w="5144" w:type="dxa"/>
           </w:tcPr>
           <w:p>
             <w:pPr>
@@ -14486,7 +14486,7 @@
       <w:tr>
         <w:tc>
           <w:tcPr>
-            <w:tcW w:w="1350" w:type="dxa"/>
+            <w:tcW w:w="1836" w:type="dxa"/>
           </w:tcPr>
           <w:p>
             <w:pPr>
@@ -14503,7 +14503,7 @@
         </w:tc>
         <w:tc>
           <w:tcPr>
-            <w:tcW w:w="2475" w:type="dxa"/>
+            <w:tcW w:w="2020" w:type="dxa"/>
           </w:tcPr>
           <w:p>
             <w:pPr>
@@ -14520,7 +14520,7 @@
         </w:tc>
         <w:tc>
           <w:tcPr>
-            <w:tcW w:w="5175" w:type="dxa"/>
+            <w:tcW w:w="5144" w:type="dxa"/>
           </w:tcPr>
           <w:p>
             <w:pPr>
@@ -14539,7 +14539,7 @@
       <w:tr>
         <w:tc>
           <w:tcPr>
-            <w:tcW w:w="1350" w:type="dxa"/>
+            <w:tcW w:w="1836" w:type="dxa"/>
           </w:tcPr>
           <w:p>
             <w:pPr>
@@ -14556,7 +14556,7 @@
         </w:tc>
         <w:tc>
           <w:tcPr>
-            <w:tcW w:w="2475" w:type="dxa"/>
+            <w:tcW w:w="2020" w:type="dxa"/>
           </w:tcPr>
           <w:p>
             <w:pPr>
@@ -14573,7 +14573,7 @@
         </w:tc>
         <w:tc>
           <w:tcPr>
-            <w:tcW w:w="5175" w:type="dxa"/>
+            <w:tcW w:w="5144" w:type="dxa"/>
           </w:tcPr>
           <w:p>
             <w:pPr>
@@ -14592,7 +14592,7 @@
       <w:tr>
         <w:tc>
           <w:tcPr>
-            <w:tcW w:w="1350" w:type="dxa"/>
+            <w:tcW w:w="1836" w:type="dxa"/>
           </w:tcPr>
           <w:p>
             <w:pPr>
@@ -14609,7 +14609,7 @@
         </w:tc>
         <w:tc>
           <w:tcPr>
-            <w:tcW w:w="2475" w:type="dxa"/>
+            <w:tcW w:w="2020" w:type="dxa"/>
           </w:tcPr>
           <w:p>
             <w:pPr>
@@ -14626,7 +14626,7 @@
         </w:tc>
         <w:tc>
           <w:tcPr>
-            <w:tcW w:w="5175" w:type="dxa"/>
+            <w:tcW w:w="5144" w:type="dxa"/>
           </w:tcPr>
           <w:p>
             <w:pPr>
@@ -14645,7 +14645,7 @@
       <w:tr>
         <w:tc>
           <w:tcPr>
-            <w:tcW w:w="1350" w:type="dxa"/>
+            <w:tcW w:w="1836" w:type="dxa"/>
           </w:tcPr>
           <w:p>
             <w:pPr>
@@ -14662,7 +14662,7 @@
         </w:tc>
         <w:tc>
           <w:tcPr>
-            <w:tcW w:w="2475" w:type="dxa"/>
+            <w:tcW w:w="2020" w:type="dxa"/>
           </w:tcPr>
           <w:p>
             <w:pPr>
@@ -14679,7 +14679,7 @@
         </w:tc>
         <w:tc>
           <w:tcPr>
-            <w:tcW w:w="5175" w:type="dxa"/>
+            <w:tcW w:w="5144" w:type="dxa"/>
           </w:tcPr>
           <w:p>
             <w:pPr>
@@ -14698,7 +14698,7 @@
       <w:tr>
         <w:tc>
           <w:tcPr>
-            <w:tcW w:w="1350" w:type="dxa"/>
+            <w:tcW w:w="1836" w:type="dxa"/>
           </w:tcPr>
           <w:p>
             <w:pPr>
@@ -14715,7 +14715,7 @@
         </w:tc>
         <w:tc>
           <w:tcPr>
-            <w:tcW w:w="2475" w:type="dxa"/>
+            <w:tcW w:w="2020" w:type="dxa"/>
           </w:tcPr>
           <w:p>
             <w:pPr>
@@ -14732,7 +14732,7 @@
         </w:tc>
         <w:tc>
           <w:tcPr>
-            <w:tcW w:w="5175" w:type="dxa"/>
+            <w:tcW w:w="5144" w:type="dxa"/>
           </w:tcPr>
           <w:p>
             <w:pPr>
@@ -14751,7 +14751,7 @@
       <w:tr>
         <w:tc>
           <w:tcPr>
-            <w:tcW w:w="1350" w:type="dxa"/>
+            <w:tcW w:w="1836" w:type="dxa"/>
           </w:tcPr>
           <w:p>
             <w:pPr>
@@ -14768,7 +14768,7 @@
         </w:tc>
         <w:tc>
           <w:tcPr>
-            <w:tcW w:w="2475" w:type="dxa"/>
+            <w:tcW w:w="2020" w:type="dxa"/>
           </w:tcPr>
           <w:p>
             <w:pPr>
@@ -14785,7 +14785,7 @@
         </w:tc>
         <w:tc>
           <w:tcPr>
-            <w:tcW w:w="5175" w:type="dxa"/>
+            <w:tcW w:w="5144" w:type="dxa"/>
           </w:tcPr>
           <w:p>
             <w:pPr>
@@ -14804,7 +14804,7 @@
       <w:tr>
         <w:tc>
           <w:tcPr>
-            <w:tcW w:w="1350" w:type="dxa"/>
+            <w:tcW w:w="1836" w:type="dxa"/>
           </w:tcPr>
           <w:p>
             <w:pPr>
@@ -14821,7 +14821,7 @@
         </w:tc>
         <w:tc>
           <w:tcPr>
-            <w:tcW w:w="2475" w:type="dxa"/>
+            <w:tcW w:w="2020" w:type="dxa"/>
           </w:tcPr>
           <w:p>
             <w:pPr>
@@ -14838,7 +14838,7 @@
         </w:tc>
         <w:tc>
           <w:tcPr>
-            <w:tcW w:w="5175" w:type="dxa"/>
+            <w:tcW w:w="5144" w:type="dxa"/>
           </w:tcPr>
           <w:p>
             <w:pPr>
@@ -14857,7 +14857,7 @@
       <w:tr>
         <w:tc>
           <w:tcPr>
-            <w:tcW w:w="1350" w:type="dxa"/>
+            <w:tcW w:w="1836" w:type="dxa"/>
           </w:tcPr>
           <w:p>
             <w:pPr>
@@ -14874,7 +14874,7 @@
         </w:tc>
         <w:tc>
           <w:tcPr>
-            <w:tcW w:w="2475" w:type="dxa"/>
+            <w:tcW w:w="2020" w:type="dxa"/>
           </w:tcPr>
           <w:p>
             <w:pPr>
@@ -14891,7 +14891,7 @@
         </w:tc>
         <w:tc>
           <w:tcPr>
-            <w:tcW w:w="5175" w:type="dxa"/>
+            <w:tcW w:w="5144" w:type="dxa"/>
           </w:tcPr>
           <w:p>
             <w:pPr>
@@ -15094,16 +15094,16 @@
         </w:tblBorders>
       </w:tblPr>
       <w:tblGrid>
-        <w:gridCol w:w="1570"/>
-        <w:gridCol w:w="3078"/>
-        <w:gridCol w:w="2368"/>
-        <w:gridCol w:w="1184"/>
-        <w:gridCol w:w="800"/>
+        <w:gridCol w:w="2285"/>
+        <w:gridCol w:w="1857"/>
+        <w:gridCol w:w="2230"/>
+        <w:gridCol w:w="1428"/>
+        <w:gridCol w:w="1200"/>
       </w:tblGrid>
       <w:tr>
         <w:tc>
           <w:tcPr>
-            <w:tcW w:w="1570" w:type="dxa"/>
+            <w:tcW w:w="2285" w:type="dxa"/>
           </w:tcPr>
           <w:p>
             <w:pPr>
@@ -15121,7 +15121,7 @@
         </w:tc>
         <w:tc>
           <w:tcPr>
-            <w:tcW w:w="3078" w:type="dxa"/>
+            <w:tcW w:w="1857" w:type="dxa"/>
           </w:tcPr>
           <w:p>
             <w:pPr>
@@ -15139,7 +15139,7 @@
         </w:tc>
         <w:tc>
           <w:tcPr>
-            <w:tcW w:w="2368" w:type="dxa"/>
+            <w:tcW w:w="2230" w:type="dxa"/>
           </w:tcPr>
           <w:p>
             <w:pPr>
@@ -15157,7 +15157,7 @@
         </w:tc>
         <w:tc>
           <w:tcPr>
-            <w:tcW w:w="1184" w:type="dxa"/>
+            <w:tcW w:w="1428" w:type="dxa"/>
           </w:tcPr>
           <w:p>
             <w:pPr>
@@ -15175,7 +15175,7 @@
         </w:tc>
         <w:tc>
           <w:tcPr>
-            <w:tcW w:w="800" w:type="dxa"/>
+            <w:tcW w:w="1200" w:type="dxa"/>
           </w:tcPr>
           <w:p>
             <w:pPr>
@@ -15195,7 +15195,7 @@
       <w:tr>
         <w:tc>
           <w:tcPr>
-            <w:tcW w:w="1570" w:type="dxa"/>
+            <w:tcW w:w="2285" w:type="dxa"/>
           </w:tcPr>
           <w:p>
             <w:pPr>
@@ -15212,7 +15212,7 @@
         </w:tc>
         <w:tc>
           <w:tcPr>
-            <w:tcW w:w="3078" w:type="dxa"/>
+            <w:tcW w:w="1857" w:type="dxa"/>
           </w:tcPr>
           <w:p>
             <w:pPr>
@@ -15229,7 +15229,7 @@
         </w:tc>
         <w:tc>
           <w:tcPr>
-            <w:tcW w:w="2368" w:type="dxa"/>
+            <w:tcW w:w="2230" w:type="dxa"/>
           </w:tcPr>
           <w:p>
             <w:pPr>
@@ -15246,7 +15246,7 @@
         </w:tc>
         <w:tc>
           <w:tcPr>
-            <w:tcW w:w="1184" w:type="dxa"/>
+            <w:tcW w:w="1428" w:type="dxa"/>
           </w:tcPr>
           <w:p>
             <w:pPr>
@@ -15263,7 +15263,7 @@
         </w:tc>
         <w:tc>
           <w:tcPr>
-            <w:tcW w:w="800" w:type="dxa"/>
+            <w:tcW w:w="1200" w:type="dxa"/>
           </w:tcPr>
           <w:p>
             <w:pPr>
@@ -15282,7 +15282,7 @@
       <w:tr>
         <w:tc>
           <w:tcPr>
-            <w:tcW w:w="1570" w:type="dxa"/>
+            <w:tcW w:w="2285" w:type="dxa"/>
           </w:tcPr>
           <w:p>
             <w:pPr>
@@ -15299,7 +15299,7 @@
         </w:tc>
         <w:tc>
           <w:tcPr>
-            <w:tcW w:w="3078" w:type="dxa"/>
+            <w:tcW w:w="1857" w:type="dxa"/>
           </w:tcPr>
           <w:p>
             <w:pPr>
@@ -15316,7 +15316,7 @@
         </w:tc>
         <w:tc>
           <w:tcPr>
-            <w:tcW w:w="2368" w:type="dxa"/>
+            <w:tcW w:w="2230" w:type="dxa"/>
           </w:tcPr>
           <w:p>
             <w:pPr>
@@ -15333,7 +15333,7 @@
         </w:tc>
         <w:tc>
           <w:tcPr>
-            <w:tcW w:w="1184" w:type="dxa"/>
+            <w:tcW w:w="1428" w:type="dxa"/>
           </w:tcPr>
           <w:p>
             <w:pPr>
@@ -15350,7 +15350,7 @@
         </w:tc>
         <w:tc>
           <w:tcPr>
-            <w:tcW w:w="800" w:type="dxa"/>
+            <w:tcW w:w="1200" w:type="dxa"/>
           </w:tcPr>
           <w:p>
             <w:pPr>
@@ -15369,7 +15369,7 @@
       <w:tr>
         <w:tc>
           <w:tcPr>
-            <w:tcW w:w="1570" w:type="dxa"/>
+            <w:tcW w:w="2285" w:type="dxa"/>
           </w:tcPr>
           <w:p>
             <w:pPr>
@@ -15386,7 +15386,7 @@
         </w:tc>
         <w:tc>
           <w:tcPr>
-            <w:tcW w:w="3078" w:type="dxa"/>
+            <w:tcW w:w="1857" w:type="dxa"/>
           </w:tcPr>
           <w:p>
             <w:pPr>
@@ -15403,7 +15403,7 @@
         </w:tc>
         <w:tc>
           <w:tcPr>
-            <w:tcW w:w="2368" w:type="dxa"/>
+            <w:tcW w:w="2230" w:type="dxa"/>
           </w:tcPr>
           <w:p>
             <w:pPr>
@@ -15420,7 +15420,7 @@
         </w:tc>
         <w:tc>
           <w:tcPr>
-            <w:tcW w:w="1184" w:type="dxa"/>
+            <w:tcW w:w="1428" w:type="dxa"/>
           </w:tcPr>
           <w:p>
             <w:pPr>
@@ -15437,7 +15437,7 @@
         </w:tc>
         <w:tc>
           <w:tcPr>
-            <w:tcW w:w="800" w:type="dxa"/>
+            <w:tcW w:w="1200" w:type="dxa"/>
           </w:tcPr>
           <w:p>
             <w:pPr>
@@ -15456,7 +15456,7 @@
       <w:tr>
         <w:tc>
           <w:tcPr>
-            <w:tcW w:w="1570" w:type="dxa"/>
+            <w:tcW w:w="2285" w:type="dxa"/>
           </w:tcPr>
           <w:p>
             <w:pPr>
@@ -15473,7 +15473,7 @@
         </w:tc>
         <w:tc>
           <w:tcPr>
-            <w:tcW w:w="3078" w:type="dxa"/>
+            <w:tcW w:w="1857" w:type="dxa"/>
           </w:tcPr>
           <w:p>
             <w:pPr>
@@ -15490,7 +15490,7 @@
         </w:tc>
         <w:tc>
           <w:tcPr>
-            <w:tcW w:w="2368" w:type="dxa"/>
+            <w:tcW w:w="2230" w:type="dxa"/>
           </w:tcPr>
           <w:p>
             <w:pPr>
@@ -15507,7 +15507,7 @@
         </w:tc>
         <w:tc>
           <w:tcPr>
-            <w:tcW w:w="1184" w:type="dxa"/>
+            <w:tcW w:w="1428" w:type="dxa"/>
           </w:tcPr>
           <w:p>
             <w:pPr>
@@ -15524,7 +15524,7 @@
         </w:tc>
         <w:tc>
           <w:tcPr>
-            <w:tcW w:w="800" w:type="dxa"/>
+            <w:tcW w:w="1200" w:type="dxa"/>
           </w:tcPr>
           <w:p>
             <w:pPr>
@@ -15937,16 +15937,16 @@
         </w:tblBorders>
       </w:tblPr>
       <w:tblGrid>
-        <w:gridCol w:w="1450"/>
-        <w:gridCol w:w="3375"/>
+        <w:gridCol w:w="1800"/>
+        <w:gridCol w:w="2550"/>
         <w:gridCol w:w="2250"/>
-        <w:gridCol w:w="1125"/>
-        <w:gridCol w:w="800"/>
+        <w:gridCol w:w="1200"/>
+        <w:gridCol w:w="1200"/>
       </w:tblGrid>
       <w:tr>
         <w:tc>
           <w:tcPr>
-            <w:tcW w:w="1450" w:type="dxa"/>
+            <w:tcW w:w="1800" w:type="dxa"/>
           </w:tcPr>
           <w:p>
             <w:pPr>
@@ -15964,7 +15964,7 @@
         </w:tc>
         <w:tc>
           <w:tcPr>
-            <w:tcW w:w="3375" w:type="dxa"/>
+            <w:tcW w:w="2550" w:type="dxa"/>
           </w:tcPr>
           <w:p>
             <w:pPr>
@@ -16000,7 +16000,7 @@
         </w:tc>
         <w:tc>
           <w:tcPr>
-            <w:tcW w:w="1125" w:type="dxa"/>
+            <w:tcW w:w="1200" w:type="dxa"/>
           </w:tcPr>
           <w:p>
             <w:pPr>
@@ -16018,7 +16018,7 @@
         </w:tc>
         <w:tc>
           <w:tcPr>
-            <w:tcW w:w="800" w:type="dxa"/>
+            <w:tcW w:w="1200" w:type="dxa"/>
           </w:tcPr>
           <w:p>
             <w:pPr>
@@ -16038,7 +16038,7 @@
       <w:tr>
         <w:tc>
           <w:tcPr>
-            <w:tcW w:w="1450" w:type="dxa"/>
+            <w:tcW w:w="1800" w:type="dxa"/>
           </w:tcPr>
           <w:p>
             <w:pPr>
@@ -16055,7 +16055,7 @@
         </w:tc>
         <w:tc>
           <w:tcPr>
-            <w:tcW w:w="3375" w:type="dxa"/>
+            <w:tcW w:w="2550" w:type="dxa"/>
           </w:tcPr>
           <w:p>
             <w:pPr>
@@ -16089,7 +16089,7 @@
         </w:tc>
         <w:tc>
           <w:tcPr>
-            <w:tcW w:w="1125" w:type="dxa"/>
+            <w:tcW w:w="1200" w:type="dxa"/>
           </w:tcPr>
           <w:p>
             <w:pPr>
@@ -16106,7 +16106,7 @@
         </w:tc>
         <w:tc>
           <w:tcPr>
-            <w:tcW w:w="800" w:type="dxa"/>
+            <w:tcW w:w="1200" w:type="dxa"/>
           </w:tcPr>
           <w:p>
             <w:pPr>
@@ -16125,7 +16125,7 @@
       <w:tr>
         <w:tc>
           <w:tcPr>
-            <w:tcW w:w="1450" w:type="dxa"/>
+            <w:tcW w:w="1800" w:type="dxa"/>
           </w:tcPr>
           <w:p>
             <w:pPr>
@@ -16142,7 +16142,7 @@
         </w:tc>
         <w:tc>
           <w:tcPr>
-            <w:tcW w:w="3375" w:type="dxa"/>
+            <w:tcW w:w="2550" w:type="dxa"/>
           </w:tcPr>
           <w:p>
             <w:pPr>
@@ -16176,7 +16176,7 @@
         </w:tc>
         <w:tc>
           <w:tcPr>
-            <w:tcW w:w="1125" w:type="dxa"/>
+            <w:tcW w:w="1200" w:type="dxa"/>
           </w:tcPr>
           <w:p>
             <w:pPr>
@@ -16193,7 +16193,7 @@
         </w:tc>
         <w:tc>
           <w:tcPr>
-            <w:tcW w:w="800" w:type="dxa"/>
+            <w:tcW w:w="1200" w:type="dxa"/>
           </w:tcPr>
           <w:p>
             <w:pPr>
@@ -16212,7 +16212,7 @@
       <w:tr>
         <w:tc>
           <w:tcPr>
-            <w:tcW w:w="1450" w:type="dxa"/>
+            <w:tcW w:w="1800" w:type="dxa"/>
           </w:tcPr>
           <w:p>
             <w:pPr>
@@ -16229,7 +16229,7 @@
         </w:tc>
         <w:tc>
           <w:tcPr>
-            <w:tcW w:w="3375" w:type="dxa"/>
+            <w:tcW w:w="2550" w:type="dxa"/>
           </w:tcPr>
           <w:p>
             <w:pPr>
@@ -16263,7 +16263,7 @@
         </w:tc>
         <w:tc>
           <w:tcPr>
-            <w:tcW w:w="1125" w:type="dxa"/>
+            <w:tcW w:w="1200" w:type="dxa"/>
           </w:tcPr>
           <w:p>
             <w:pPr>
@@ -16280,7 +16280,7 @@
         </w:tc>
         <w:tc>
           <w:tcPr>
-            <w:tcW w:w="800" w:type="dxa"/>
+            <w:tcW w:w="1200" w:type="dxa"/>
           </w:tcPr>
           <w:p>
             <w:pPr>
@@ -16299,7 +16299,7 @@
       <w:tr>
         <w:tc>
           <w:tcPr>
-            <w:tcW w:w="1450" w:type="dxa"/>
+            <w:tcW w:w="1800" w:type="dxa"/>
           </w:tcPr>
           <w:p>
             <w:pPr>
@@ -16316,7 +16316,7 @@
         </w:tc>
         <w:tc>
           <w:tcPr>
-            <w:tcW w:w="3375" w:type="dxa"/>
+            <w:tcW w:w="2550" w:type="dxa"/>
           </w:tcPr>
           <w:p>
             <w:pPr>
@@ -16350,7 +16350,7 @@
         </w:tc>
         <w:tc>
           <w:tcPr>
-            <w:tcW w:w="1125" w:type="dxa"/>
+            <w:tcW w:w="1200" w:type="dxa"/>
           </w:tcPr>
           <w:p>
             <w:pPr>
@@ -16367,7 +16367,7 @@
         </w:tc>
         <w:tc>
           <w:tcPr>
-            <w:tcW w:w="800" w:type="dxa"/>
+            <w:tcW w:w="1200" w:type="dxa"/>
           </w:tcPr>
           <w:p>
             <w:pPr>
@@ -16386,7 +16386,7 @@
       <w:tr>
         <w:tc>
           <w:tcPr>
-            <w:tcW w:w="1450" w:type="dxa"/>
+            <w:tcW w:w="1800" w:type="dxa"/>
           </w:tcPr>
           <w:p>
             <w:pPr>
@@ -16403,7 +16403,7 @@
         </w:tc>
         <w:tc>
           <w:tcPr>
-            <w:tcW w:w="3375" w:type="dxa"/>
+            <w:tcW w:w="2550" w:type="dxa"/>
           </w:tcPr>
           <w:p>
             <w:pPr>
@@ -16437,7 +16437,7 @@
         </w:tc>
         <w:tc>
           <w:tcPr>
-            <w:tcW w:w="1125" w:type="dxa"/>
+            <w:tcW w:w="1200" w:type="dxa"/>
           </w:tcPr>
           <w:p>
             <w:pPr>
@@ -16454,7 +16454,7 @@
         </w:tc>
         <w:tc>
           <w:tcPr>
-            <w:tcW w:w="800" w:type="dxa"/>
+            <w:tcW w:w="1200" w:type="dxa"/>
           </w:tcPr>
           <w:p>
             <w:pPr>
@@ -16473,7 +16473,7 @@
       <w:tr>
         <w:tc>
           <w:tcPr>
-            <w:tcW w:w="1450" w:type="dxa"/>
+            <w:tcW w:w="1800" w:type="dxa"/>
           </w:tcPr>
           <w:p>
             <w:pPr>
@@ -16490,7 +16490,7 @@
         </w:tc>
         <w:tc>
           <w:tcPr>
-            <w:tcW w:w="3375" w:type="dxa"/>
+            <w:tcW w:w="2550" w:type="dxa"/>
           </w:tcPr>
           <w:p>
             <w:pPr>
@@ -16524,7 +16524,7 @@
         </w:tc>
         <w:tc>
           <w:tcPr>
-            <w:tcW w:w="1125" w:type="dxa"/>
+            <w:tcW w:w="1200" w:type="dxa"/>
           </w:tcPr>
           <w:p>
             <w:pPr>
@@ -16541,7 +16541,7 @@
         </w:tc>
         <w:tc>
           <w:tcPr>
-            <w:tcW w:w="800" w:type="dxa"/>
+            <w:tcW w:w="1200" w:type="dxa"/>
           </w:tcPr>
           <w:p>
             <w:pPr>
@@ -16954,16 +16954,16 @@
         </w:tblBorders>
       </w:tblPr>
       <w:tblGrid>
-        <w:gridCol w:w="1700"/>
+        <w:gridCol w:w="2000"/>
         <w:gridCol w:w="2500"/>
-        <w:gridCol w:w="2750"/>
+        <w:gridCol w:w="2050"/>
         <w:gridCol w:w="1250"/>
-        <w:gridCol w:w="800"/>
+        <w:gridCol w:w="1200"/>
       </w:tblGrid>
       <w:tr>
         <w:tc>
           <w:tcPr>
-            <w:tcW w:w="1700" w:type="dxa"/>
+            <w:tcW w:w="2000" w:type="dxa"/>
           </w:tcPr>
           <w:p>
             <w:pPr>
@@ -16999,7 +16999,7 @@
         </w:tc>
         <w:tc>
           <w:tcPr>
-            <w:tcW w:w="2750" w:type="dxa"/>
+            <w:tcW w:w="2050" w:type="dxa"/>
           </w:tcPr>
           <w:p>
             <w:pPr>
@@ -17035,7 +17035,7 @@
         </w:tc>
         <w:tc>
           <w:tcPr>
-            <w:tcW w:w="800" w:type="dxa"/>
+            <w:tcW w:w="1200" w:type="dxa"/>
           </w:tcPr>
           <w:p>
             <w:pPr>
@@ -17055,7 +17055,7 @@
       <w:tr>
         <w:tc>
           <w:tcPr>
-            <w:tcW w:w="1700" w:type="dxa"/>
+            <w:tcW w:w="2000" w:type="dxa"/>
           </w:tcPr>
           <w:p>
             <w:pPr>
@@ -17089,7 +17089,7 @@
         </w:tc>
         <w:tc>
           <w:tcPr>
-            <w:tcW w:w="2750" w:type="dxa"/>
+            <w:tcW w:w="2050" w:type="dxa"/>
           </w:tcPr>
           <w:p>
             <w:pPr>
@@ -17123,7 +17123,7 @@
         </w:tc>
         <w:tc>
           <w:tcPr>
-            <w:tcW w:w="800" w:type="dxa"/>
+            <w:tcW w:w="1200" w:type="dxa"/>
           </w:tcPr>
           <w:p>
             <w:pPr>
@@ -17142,7 +17142,7 @@
       <w:tr>
         <w:tc>
           <w:tcPr>
-            <w:tcW w:w="1700" w:type="dxa"/>
+            <w:tcW w:w="2000" w:type="dxa"/>
           </w:tcPr>
           <w:p>
             <w:pPr>
@@ -17176,7 +17176,7 @@
         </w:tc>
         <w:tc>
           <w:tcPr>
-            <w:tcW w:w="2750" w:type="dxa"/>
+            <w:tcW w:w="2050" w:type="dxa"/>
           </w:tcPr>
           <w:p>
             <w:pPr>
@@ -17210,7 +17210,7 @@
         </w:tc>
         <w:tc>
           <w:tcPr>
-            <w:tcW w:w="800" w:type="dxa"/>
+            <w:tcW w:w="1200" w:type="dxa"/>
           </w:tcPr>
           <w:p>
             <w:pPr>
@@ -17229,7 +17229,7 @@
       <w:tr>
         <w:tc>
           <w:tcPr>
-            <w:tcW w:w="1700" w:type="dxa"/>
+            <w:tcW w:w="2000" w:type="dxa"/>
           </w:tcPr>
           <w:p>
             <w:pPr>
@@ -17263,7 +17263,7 @@
         </w:tc>
         <w:tc>
           <w:tcPr>
-            <w:tcW w:w="2750" w:type="dxa"/>
+            <w:tcW w:w="2050" w:type="dxa"/>
           </w:tcPr>
           <w:p>
             <w:pPr>
@@ -17297,7 +17297,7 @@
         </w:tc>
         <w:tc>
           <w:tcPr>
-            <w:tcW w:w="800" w:type="dxa"/>
+            <w:tcW w:w="1200" w:type="dxa"/>
           </w:tcPr>
           <w:p>
             <w:pPr>
@@ -17316,7 +17316,7 @@
       <w:tr>
         <w:tc>
           <w:tcPr>
-            <w:tcW w:w="1700" w:type="dxa"/>
+            <w:tcW w:w="2000" w:type="dxa"/>
           </w:tcPr>
           <w:p>
             <w:pPr>
@@ -17350,7 +17350,7 @@
         </w:tc>
         <w:tc>
           <w:tcPr>
-            <w:tcW w:w="2750" w:type="dxa"/>
+            <w:tcW w:w="2050" w:type="dxa"/>
           </w:tcPr>
           <w:p>
             <w:pPr>
@@ -17384,7 +17384,7 @@
         </w:tc>
         <w:tc>
           <w:tcPr>
-            <w:tcW w:w="800" w:type="dxa"/>
+            <w:tcW w:w="1200" w:type="dxa"/>
           </w:tcPr>
           <w:p>
             <w:pPr>
@@ -17403,7 +17403,7 @@
       <w:tr>
         <w:tc>
           <w:tcPr>
-            <w:tcW w:w="1700" w:type="dxa"/>
+            <w:tcW w:w="2000" w:type="dxa"/>
           </w:tcPr>
           <w:p>
             <w:pPr>
@@ -17437,7 +17437,7 @@
         </w:tc>
         <w:tc>
           <w:tcPr>
-            <w:tcW w:w="2750" w:type="dxa"/>
+            <w:tcW w:w="2050" w:type="dxa"/>
           </w:tcPr>
           <w:p>
             <w:pPr>
@@ -17471,7 +17471,7 @@
         </w:tc>
         <w:tc>
           <w:tcPr>
-            <w:tcW w:w="800" w:type="dxa"/>
+            <w:tcW w:w="1200" w:type="dxa"/>
           </w:tcPr>
           <w:p>
             <w:pPr>

--- a/papers/chencai/output.docx
+++ b/papers/chencai/output.docx
@@ -7616,6 +7616,7 @@
             </w:pPr>
             <w:r>
               <w:rPr>
+                <w:rFonts w:eastAsia="宋体" w:ascii="Times New Roman" w:hAnsi="Times New Roman"/>
                 <w:sz w:val="21"/>
                 <w:szCs w:val="21"/>
                 <w:b/>
@@ -7634,6 +7635,7 @@
             </w:pPr>
             <w:r>
               <w:rPr>
+                <w:rFonts w:eastAsia="宋体" w:ascii="Times New Roman" w:hAnsi="Times New Roman"/>
                 <w:sz w:val="21"/>
                 <w:szCs w:val="21"/>
                 <w:b/>
@@ -7652,6 +7654,7 @@
             </w:pPr>
             <w:r>
               <w:rPr>
+                <w:rFonts w:eastAsia="宋体" w:ascii="Times New Roman" w:hAnsi="Times New Roman"/>
                 <w:sz w:val="21"/>
                 <w:szCs w:val="21"/>
                 <w:b/>
@@ -7670,6 +7673,7 @@
             </w:pPr>
             <w:r>
               <w:rPr>
+                <w:rFonts w:eastAsia="宋体" w:ascii="Times New Roman" w:hAnsi="Times New Roman"/>
                 <w:sz w:val="21"/>
                 <w:szCs w:val="21"/>
                 <w:b/>
@@ -7688,6 +7692,7 @@
             </w:pPr>
             <w:r>
               <w:rPr>
+                <w:rFonts w:eastAsia="宋体" w:ascii="Times New Roman" w:hAnsi="Times New Roman"/>
                 <w:sz w:val="21"/>
                 <w:szCs w:val="21"/>
                 <w:b/>
@@ -7708,6 +7713,7 @@
             </w:pPr>
             <w:r>
               <w:rPr>
+                <w:rFonts w:eastAsia="宋体" w:ascii="Times New Roman" w:hAnsi="Times New Roman"/>
                 <w:sz w:val="21"/>
                 <w:szCs w:val="21"/>
               </w:rPr>
@@ -7725,6 +7731,7 @@
             </w:pPr>
             <w:r>
               <w:rPr>
+                <w:rFonts w:eastAsia="宋体" w:ascii="Times New Roman" w:hAnsi="Times New Roman"/>
                 <w:sz w:val="21"/>
                 <w:szCs w:val="21"/>
               </w:rPr>
@@ -7742,6 +7749,7 @@
             </w:pPr>
             <w:r>
               <w:rPr>
+                <w:rFonts w:eastAsia="宋体" w:ascii="Times New Roman" w:hAnsi="Times New Roman"/>
                 <w:sz w:val="21"/>
                 <w:szCs w:val="21"/>
               </w:rPr>
@@ -7759,6 +7767,7 @@
             </w:pPr>
             <w:r>
               <w:rPr>
+                <w:rFonts w:eastAsia="宋体" w:ascii="Times New Roman" w:hAnsi="Times New Roman"/>
                 <w:sz w:val="21"/>
                 <w:szCs w:val="21"/>
               </w:rPr>
@@ -7776,6 +7785,7 @@
             </w:pPr>
             <w:r>
               <w:rPr>
+                <w:rFonts w:eastAsia="宋体" w:ascii="Times New Roman" w:hAnsi="Times New Roman"/>
                 <w:sz w:val="21"/>
                 <w:szCs w:val="21"/>
               </w:rPr>
@@ -7795,6 +7805,7 @@
             </w:pPr>
             <w:r>
               <w:rPr>
+                <w:rFonts w:eastAsia="宋体" w:ascii="Times New Roman" w:hAnsi="Times New Roman"/>
                 <w:sz w:val="21"/>
                 <w:szCs w:val="21"/>
               </w:rPr>
@@ -7812,6 +7823,7 @@
             </w:pPr>
             <w:r>
               <w:rPr>
+                <w:rFonts w:eastAsia="宋体" w:ascii="Times New Roman" w:hAnsi="Times New Roman"/>
                 <w:sz w:val="21"/>
                 <w:szCs w:val="21"/>
               </w:rPr>
@@ -7829,6 +7841,7 @@
             </w:pPr>
             <w:r>
               <w:rPr>
+                <w:rFonts w:eastAsia="宋体" w:ascii="Times New Roman" w:hAnsi="Times New Roman"/>
                 <w:sz w:val="21"/>
                 <w:szCs w:val="21"/>
               </w:rPr>
@@ -7846,6 +7859,7 @@
             </w:pPr>
             <w:r>
               <w:rPr>
+                <w:rFonts w:eastAsia="宋体" w:ascii="Times New Roman" w:hAnsi="Times New Roman"/>
                 <w:sz w:val="21"/>
                 <w:szCs w:val="21"/>
               </w:rPr>
@@ -7863,6 +7877,7 @@
             </w:pPr>
             <w:r>
               <w:rPr>
+                <w:rFonts w:eastAsia="宋体" w:ascii="Times New Roman" w:hAnsi="Times New Roman"/>
                 <w:sz w:val="21"/>
                 <w:szCs w:val="21"/>
               </w:rPr>
@@ -7882,6 +7897,7 @@
             </w:pPr>
             <w:r>
               <w:rPr>
+                <w:rFonts w:eastAsia="宋体" w:ascii="Times New Roman" w:hAnsi="Times New Roman"/>
                 <w:sz w:val="21"/>
                 <w:szCs w:val="21"/>
               </w:rPr>
@@ -7899,6 +7915,7 @@
             </w:pPr>
             <w:r>
               <w:rPr>
+                <w:rFonts w:eastAsia="宋体" w:ascii="Times New Roman" w:hAnsi="Times New Roman"/>
                 <w:sz w:val="21"/>
                 <w:szCs w:val="21"/>
               </w:rPr>
@@ -7916,6 +7933,7 @@
             </w:pPr>
             <w:r>
               <w:rPr>
+                <w:rFonts w:eastAsia="宋体" w:ascii="Times New Roman" w:hAnsi="Times New Roman"/>
                 <w:sz w:val="21"/>
                 <w:szCs w:val="21"/>
               </w:rPr>
@@ -7933,6 +7951,7 @@
             </w:pPr>
             <w:r>
               <w:rPr>
+                <w:rFonts w:eastAsia="宋体" w:ascii="Times New Roman" w:hAnsi="Times New Roman"/>
                 <w:sz w:val="21"/>
                 <w:szCs w:val="21"/>
               </w:rPr>
@@ -7950,6 +7969,7 @@
             </w:pPr>
             <w:r>
               <w:rPr>
+                <w:rFonts w:eastAsia="宋体" w:ascii="Times New Roman" w:hAnsi="Times New Roman"/>
                 <w:sz w:val="21"/>
                 <w:szCs w:val="21"/>
               </w:rPr>
@@ -7969,6 +7989,7 @@
             </w:pPr>
             <w:r>
               <w:rPr>
+                <w:rFonts w:eastAsia="宋体" w:ascii="Times New Roman" w:hAnsi="Times New Roman"/>
                 <w:sz w:val="21"/>
                 <w:szCs w:val="21"/>
               </w:rPr>
@@ -7986,6 +8007,7 @@
             </w:pPr>
             <w:r>
               <w:rPr>
+                <w:rFonts w:eastAsia="宋体" w:ascii="Times New Roman" w:hAnsi="Times New Roman"/>
                 <w:sz w:val="21"/>
                 <w:szCs w:val="21"/>
               </w:rPr>
@@ -8003,6 +8025,7 @@
             </w:pPr>
             <w:r>
               <w:rPr>
+                <w:rFonts w:eastAsia="宋体" w:ascii="Times New Roman" w:hAnsi="Times New Roman"/>
                 <w:sz w:val="21"/>
                 <w:szCs w:val="21"/>
               </w:rPr>
@@ -8020,6 +8043,7 @@
             </w:pPr>
             <w:r>
               <w:rPr>
+                <w:rFonts w:eastAsia="宋体" w:ascii="Times New Roman" w:hAnsi="Times New Roman"/>
                 <w:sz w:val="21"/>
                 <w:szCs w:val="21"/>
               </w:rPr>
@@ -8037,6 +8061,7 @@
             </w:pPr>
             <w:r>
               <w:rPr>
+                <w:rFonts w:eastAsia="宋体" w:ascii="Times New Roman" w:hAnsi="Times New Roman"/>
                 <w:sz w:val="21"/>
                 <w:szCs w:val="21"/>
               </w:rPr>
@@ -8056,6 +8081,7 @@
             </w:pPr>
             <w:r>
               <w:rPr>
+                <w:rFonts w:eastAsia="宋体" w:ascii="Times New Roman" w:hAnsi="Times New Roman"/>
                 <w:sz w:val="21"/>
                 <w:szCs w:val="21"/>
               </w:rPr>
@@ -8073,6 +8099,7 @@
             </w:pPr>
             <w:r>
               <w:rPr>
+                <w:rFonts w:eastAsia="宋体" w:ascii="Times New Roman" w:hAnsi="Times New Roman"/>
                 <w:sz w:val="21"/>
                 <w:szCs w:val="21"/>
               </w:rPr>
@@ -8090,6 +8117,7 @@
             </w:pPr>
             <w:r>
               <w:rPr>
+                <w:rFonts w:eastAsia="宋体" w:ascii="Times New Roman" w:hAnsi="Times New Roman"/>
                 <w:sz w:val="21"/>
                 <w:szCs w:val="21"/>
               </w:rPr>
@@ -8107,6 +8135,7 @@
             </w:pPr>
             <w:r>
               <w:rPr>
+                <w:rFonts w:eastAsia="宋体" w:ascii="Times New Roman" w:hAnsi="Times New Roman"/>
                 <w:sz w:val="21"/>
                 <w:szCs w:val="21"/>
               </w:rPr>
@@ -8124,6 +8153,7 @@
             </w:pPr>
             <w:r>
               <w:rPr>
+                <w:rFonts w:eastAsia="宋体" w:ascii="Times New Roman" w:hAnsi="Times New Roman"/>
                 <w:sz w:val="21"/>
                 <w:szCs w:val="21"/>
               </w:rPr>
@@ -8143,6 +8173,7 @@
             </w:pPr>
             <w:r>
               <w:rPr>
+                <w:rFonts w:eastAsia="宋体" w:ascii="Times New Roman" w:hAnsi="Times New Roman"/>
                 <w:sz w:val="21"/>
                 <w:szCs w:val="21"/>
               </w:rPr>
@@ -8160,6 +8191,7 @@
             </w:pPr>
             <w:r>
               <w:rPr>
+                <w:rFonts w:eastAsia="宋体" w:ascii="Times New Roman" w:hAnsi="Times New Roman"/>
                 <w:sz w:val="21"/>
                 <w:szCs w:val="21"/>
               </w:rPr>
@@ -8177,6 +8209,7 @@
             </w:pPr>
             <w:r>
               <w:rPr>
+                <w:rFonts w:eastAsia="宋体" w:ascii="Times New Roman" w:hAnsi="Times New Roman"/>
                 <w:sz w:val="21"/>
                 <w:szCs w:val="21"/>
               </w:rPr>
@@ -8194,6 +8227,7 @@
             </w:pPr>
             <w:r>
               <w:rPr>
+                <w:rFonts w:eastAsia="宋体" w:ascii="Times New Roman" w:hAnsi="Times New Roman"/>
                 <w:sz w:val="21"/>
                 <w:szCs w:val="21"/>
               </w:rPr>
@@ -8211,6 +8245,7 @@
             </w:pPr>
             <w:r>
               <w:rPr>
+                <w:rFonts w:eastAsia="宋体" w:ascii="Times New Roman" w:hAnsi="Times New Roman"/>
                 <w:sz w:val="21"/>
                 <w:szCs w:val="21"/>
               </w:rPr>
@@ -8230,6 +8265,7 @@
             </w:pPr>
             <w:r>
               <w:rPr>
+                <w:rFonts w:eastAsia="宋体" w:ascii="Times New Roman" w:hAnsi="Times New Roman"/>
                 <w:sz w:val="21"/>
                 <w:szCs w:val="21"/>
               </w:rPr>
@@ -8247,6 +8283,7 @@
             </w:pPr>
             <w:r>
               <w:rPr>
+                <w:rFonts w:eastAsia="宋体" w:ascii="Times New Roman" w:hAnsi="Times New Roman"/>
                 <w:sz w:val="21"/>
                 <w:szCs w:val="21"/>
               </w:rPr>
@@ -8264,6 +8301,7 @@
             </w:pPr>
             <w:r>
               <w:rPr>
+                <w:rFonts w:eastAsia="宋体" w:ascii="Times New Roman" w:hAnsi="Times New Roman"/>
                 <w:sz w:val="21"/>
                 <w:szCs w:val="21"/>
               </w:rPr>
@@ -8281,6 +8319,7 @@
             </w:pPr>
             <w:r>
               <w:rPr>
+                <w:rFonts w:eastAsia="宋体" w:ascii="Times New Roman" w:hAnsi="Times New Roman"/>
                 <w:sz w:val="21"/>
                 <w:szCs w:val="21"/>
               </w:rPr>
@@ -8298,6 +8337,7 @@
             </w:pPr>
             <w:r>
               <w:rPr>
+                <w:rFonts w:eastAsia="宋体" w:ascii="Times New Roman" w:hAnsi="Times New Roman"/>
                 <w:sz w:val="21"/>
                 <w:szCs w:val="21"/>
               </w:rPr>
@@ -8317,6 +8357,7 @@
             </w:pPr>
             <w:r>
               <w:rPr>
+                <w:rFonts w:eastAsia="宋体" w:ascii="Times New Roman" w:hAnsi="Times New Roman"/>
                 <w:sz w:val="21"/>
                 <w:szCs w:val="21"/>
               </w:rPr>
@@ -8334,6 +8375,7 @@
             </w:pPr>
             <w:r>
               <w:rPr>
+                <w:rFonts w:eastAsia="宋体" w:ascii="Times New Roman" w:hAnsi="Times New Roman"/>
                 <w:sz w:val="21"/>
                 <w:szCs w:val="21"/>
               </w:rPr>
@@ -8351,6 +8393,7 @@
             </w:pPr>
             <w:r>
               <w:rPr>
+                <w:rFonts w:eastAsia="宋体" w:ascii="Times New Roman" w:hAnsi="Times New Roman"/>
                 <w:sz w:val="21"/>
                 <w:szCs w:val="21"/>
               </w:rPr>
@@ -8368,6 +8411,7 @@
             </w:pPr>
             <w:r>
               <w:rPr>
+                <w:rFonts w:eastAsia="宋体" w:ascii="Times New Roman" w:hAnsi="Times New Roman"/>
                 <w:sz w:val="21"/>
                 <w:szCs w:val="21"/>
               </w:rPr>
@@ -8385,6 +8429,7 @@
             </w:pPr>
             <w:r>
               <w:rPr>
+                <w:rFonts w:eastAsia="宋体" w:ascii="Times New Roman" w:hAnsi="Times New Roman"/>
                 <w:sz w:val="21"/>
                 <w:szCs w:val="21"/>
               </w:rPr>
@@ -8404,6 +8449,7 @@
             </w:pPr>
             <w:r>
               <w:rPr>
+                <w:rFonts w:eastAsia="宋体" w:ascii="Times New Roman" w:hAnsi="Times New Roman"/>
                 <w:sz w:val="21"/>
                 <w:szCs w:val="21"/>
               </w:rPr>
@@ -8421,6 +8467,7 @@
             </w:pPr>
             <w:r>
               <w:rPr>
+                <w:rFonts w:eastAsia="宋体" w:ascii="Times New Roman" w:hAnsi="Times New Roman"/>
                 <w:sz w:val="21"/>
                 <w:szCs w:val="21"/>
               </w:rPr>
@@ -8438,6 +8485,7 @@
             </w:pPr>
             <w:r>
               <w:rPr>
+                <w:rFonts w:eastAsia="宋体" w:ascii="Times New Roman" w:hAnsi="Times New Roman"/>
                 <w:sz w:val="21"/>
                 <w:szCs w:val="21"/>
               </w:rPr>
@@ -8455,6 +8503,7 @@
             </w:pPr>
             <w:r>
               <w:rPr>
+                <w:rFonts w:eastAsia="宋体" w:ascii="Times New Roman" w:hAnsi="Times New Roman"/>
                 <w:sz w:val="21"/>
                 <w:szCs w:val="21"/>
               </w:rPr>
@@ -8472,6 +8521,7 @@
             </w:pPr>
             <w:r>
               <w:rPr>
+                <w:rFonts w:eastAsia="宋体" w:ascii="Times New Roman" w:hAnsi="Times New Roman"/>
                 <w:sz w:val="21"/>
                 <w:szCs w:val="21"/>
               </w:rPr>
@@ -8561,6 +8611,7 @@
             </w:pPr>
             <w:r>
               <w:rPr>
+                <w:rFonts w:eastAsia="宋体" w:ascii="Times New Roman" w:hAnsi="Times New Roman"/>
                 <w:sz w:val="21"/>
                 <w:szCs w:val="21"/>
                 <w:b/>
@@ -8579,6 +8630,7 @@
             </w:pPr>
             <w:r>
               <w:rPr>
+                <w:rFonts w:eastAsia="宋体" w:ascii="Times New Roman" w:hAnsi="Times New Roman"/>
                 <w:sz w:val="21"/>
                 <w:szCs w:val="21"/>
                 <w:b/>
@@ -8597,6 +8649,7 @@
             </w:pPr>
             <w:r>
               <w:rPr>
+                <w:rFonts w:eastAsia="宋体" w:ascii="Times New Roman" w:hAnsi="Times New Roman"/>
                 <w:sz w:val="21"/>
                 <w:szCs w:val="21"/>
                 <w:b/>
@@ -8615,6 +8668,7 @@
             </w:pPr>
             <w:r>
               <w:rPr>
+                <w:rFonts w:eastAsia="宋体" w:ascii="Times New Roman" w:hAnsi="Times New Roman"/>
                 <w:sz w:val="21"/>
                 <w:szCs w:val="21"/>
                 <w:b/>
@@ -8633,6 +8687,7 @@
             </w:pPr>
             <w:r>
               <w:rPr>
+                <w:rFonts w:eastAsia="宋体" w:ascii="Times New Roman" w:hAnsi="Times New Roman"/>
                 <w:sz w:val="21"/>
                 <w:szCs w:val="21"/>
                 <w:b/>
@@ -8653,6 +8708,7 @@
             </w:pPr>
             <w:r>
               <w:rPr>
+                <w:rFonts w:eastAsia="宋体" w:ascii="Times New Roman" w:hAnsi="Times New Roman"/>
                 <w:sz w:val="21"/>
                 <w:szCs w:val="21"/>
               </w:rPr>
@@ -8670,6 +8726,7 @@
             </w:pPr>
             <w:r>
               <w:rPr>
+                <w:rFonts w:eastAsia="宋体" w:ascii="Times New Roman" w:hAnsi="Times New Roman"/>
                 <w:sz w:val="21"/>
                 <w:szCs w:val="21"/>
               </w:rPr>
@@ -8687,6 +8744,7 @@
             </w:pPr>
             <w:r>
               <w:rPr>
+                <w:rFonts w:eastAsia="宋体" w:ascii="Times New Roman" w:hAnsi="Times New Roman"/>
                 <w:sz w:val="21"/>
                 <w:szCs w:val="21"/>
               </w:rPr>
@@ -8704,6 +8762,7 @@
             </w:pPr>
             <w:r>
               <w:rPr>
+                <w:rFonts w:eastAsia="宋体" w:ascii="Times New Roman" w:hAnsi="Times New Roman"/>
                 <w:sz w:val="21"/>
                 <w:szCs w:val="21"/>
               </w:rPr>
@@ -8721,6 +8780,7 @@
             </w:pPr>
             <w:r>
               <w:rPr>
+                <w:rFonts w:eastAsia="宋体" w:ascii="Times New Roman" w:hAnsi="Times New Roman"/>
                 <w:sz w:val="21"/>
                 <w:szCs w:val="21"/>
               </w:rPr>
@@ -8740,6 +8800,7 @@
             </w:pPr>
             <w:r>
               <w:rPr>
+                <w:rFonts w:eastAsia="宋体" w:ascii="Times New Roman" w:hAnsi="Times New Roman"/>
                 <w:sz w:val="21"/>
                 <w:szCs w:val="21"/>
               </w:rPr>
@@ -8757,6 +8818,7 @@
             </w:pPr>
             <w:r>
               <w:rPr>
+                <w:rFonts w:eastAsia="宋体" w:ascii="Times New Roman" w:hAnsi="Times New Roman"/>
                 <w:sz w:val="21"/>
                 <w:szCs w:val="21"/>
               </w:rPr>
@@ -8774,6 +8836,7 @@
             </w:pPr>
             <w:r>
               <w:rPr>
+                <w:rFonts w:eastAsia="宋体" w:ascii="Times New Roman" w:hAnsi="Times New Roman"/>
                 <w:sz w:val="21"/>
                 <w:szCs w:val="21"/>
               </w:rPr>
@@ -8791,6 +8854,7 @@
             </w:pPr>
             <w:r>
               <w:rPr>
+                <w:rFonts w:eastAsia="宋体" w:ascii="Times New Roman" w:hAnsi="Times New Roman"/>
                 <w:sz w:val="21"/>
                 <w:szCs w:val="21"/>
               </w:rPr>
@@ -8808,6 +8872,7 @@
             </w:pPr>
             <w:r>
               <w:rPr>
+                <w:rFonts w:eastAsia="宋体" w:ascii="Times New Roman" w:hAnsi="Times New Roman"/>
                 <w:sz w:val="21"/>
                 <w:szCs w:val="21"/>
               </w:rPr>
@@ -8827,6 +8892,7 @@
             </w:pPr>
             <w:r>
               <w:rPr>
+                <w:rFonts w:eastAsia="宋体" w:ascii="Times New Roman" w:hAnsi="Times New Roman"/>
                 <w:sz w:val="21"/>
                 <w:szCs w:val="21"/>
               </w:rPr>
@@ -8844,6 +8910,7 @@
             </w:pPr>
             <w:r>
               <w:rPr>
+                <w:rFonts w:eastAsia="宋体" w:ascii="Times New Roman" w:hAnsi="Times New Roman"/>
                 <w:sz w:val="21"/>
                 <w:szCs w:val="21"/>
               </w:rPr>
@@ -8861,6 +8928,7 @@
             </w:pPr>
             <w:r>
               <w:rPr>
+                <w:rFonts w:eastAsia="宋体" w:ascii="Times New Roman" w:hAnsi="Times New Roman"/>
                 <w:sz w:val="21"/>
                 <w:szCs w:val="21"/>
               </w:rPr>
@@ -8878,6 +8946,7 @@
             </w:pPr>
             <w:r>
               <w:rPr>
+                <w:rFonts w:eastAsia="宋体" w:ascii="Times New Roman" w:hAnsi="Times New Roman"/>
                 <w:sz w:val="21"/>
                 <w:szCs w:val="21"/>
               </w:rPr>
@@ -8895,6 +8964,7 @@
             </w:pPr>
             <w:r>
               <w:rPr>
+                <w:rFonts w:eastAsia="宋体" w:ascii="Times New Roman" w:hAnsi="Times New Roman"/>
                 <w:sz w:val="21"/>
                 <w:szCs w:val="21"/>
               </w:rPr>
@@ -8914,6 +8984,7 @@
             </w:pPr>
             <w:r>
               <w:rPr>
+                <w:rFonts w:eastAsia="宋体" w:ascii="Times New Roman" w:hAnsi="Times New Roman"/>
                 <w:sz w:val="21"/>
                 <w:szCs w:val="21"/>
               </w:rPr>
@@ -8931,6 +9002,7 @@
             </w:pPr>
             <w:r>
               <w:rPr>
+                <w:rFonts w:eastAsia="宋体" w:ascii="Times New Roman" w:hAnsi="Times New Roman"/>
                 <w:sz w:val="21"/>
                 <w:szCs w:val="21"/>
               </w:rPr>
@@ -8948,6 +9020,7 @@
             </w:pPr>
             <w:r>
               <w:rPr>
+                <w:rFonts w:eastAsia="宋体" w:ascii="Times New Roman" w:hAnsi="Times New Roman"/>
                 <w:sz w:val="21"/>
                 <w:szCs w:val="21"/>
               </w:rPr>
@@ -8965,6 +9038,7 @@
             </w:pPr>
             <w:r>
               <w:rPr>
+                <w:rFonts w:eastAsia="宋体" w:ascii="Times New Roman" w:hAnsi="Times New Roman"/>
                 <w:sz w:val="21"/>
                 <w:szCs w:val="21"/>
               </w:rPr>
@@ -8982,6 +9056,7 @@
             </w:pPr>
             <w:r>
               <w:rPr>
+                <w:rFonts w:eastAsia="宋体" w:ascii="Times New Roman" w:hAnsi="Times New Roman"/>
                 <w:sz w:val="21"/>
                 <w:szCs w:val="21"/>
               </w:rPr>
@@ -9001,6 +9076,7 @@
             </w:pPr>
             <w:r>
               <w:rPr>
+                <w:rFonts w:eastAsia="宋体" w:ascii="Times New Roman" w:hAnsi="Times New Roman"/>
                 <w:sz w:val="21"/>
                 <w:szCs w:val="21"/>
               </w:rPr>
@@ -9018,6 +9094,7 @@
             </w:pPr>
             <w:r>
               <w:rPr>
+                <w:rFonts w:eastAsia="宋体" w:ascii="Times New Roman" w:hAnsi="Times New Roman"/>
                 <w:sz w:val="21"/>
                 <w:szCs w:val="21"/>
               </w:rPr>
@@ -9035,6 +9112,7 @@
             </w:pPr>
             <w:r>
               <w:rPr>
+                <w:rFonts w:eastAsia="宋体" w:ascii="Times New Roman" w:hAnsi="Times New Roman"/>
                 <w:sz w:val="21"/>
                 <w:szCs w:val="21"/>
               </w:rPr>
@@ -9052,6 +9130,7 @@
             </w:pPr>
             <w:r>
               <w:rPr>
+                <w:rFonts w:eastAsia="宋体" w:ascii="Times New Roman" w:hAnsi="Times New Roman"/>
                 <w:sz w:val="21"/>
                 <w:szCs w:val="21"/>
               </w:rPr>
@@ -9069,6 +9148,7 @@
             </w:pPr>
             <w:r>
               <w:rPr>
+                <w:rFonts w:eastAsia="宋体" w:ascii="Times New Roman" w:hAnsi="Times New Roman"/>
                 <w:sz w:val="21"/>
                 <w:szCs w:val="21"/>
               </w:rPr>
@@ -9088,6 +9168,7 @@
             </w:pPr>
             <w:r>
               <w:rPr>
+                <w:rFonts w:eastAsia="宋体" w:ascii="Times New Roman" w:hAnsi="Times New Roman"/>
                 <w:sz w:val="21"/>
                 <w:szCs w:val="21"/>
               </w:rPr>
@@ -9105,6 +9186,7 @@
             </w:pPr>
             <w:r>
               <w:rPr>
+                <w:rFonts w:eastAsia="宋体" w:ascii="Times New Roman" w:hAnsi="Times New Roman"/>
                 <w:sz w:val="21"/>
                 <w:szCs w:val="21"/>
               </w:rPr>
@@ -9122,6 +9204,7 @@
             </w:pPr>
             <w:r>
               <w:rPr>
+                <w:rFonts w:eastAsia="宋体" w:ascii="Times New Roman" w:hAnsi="Times New Roman"/>
                 <w:sz w:val="21"/>
                 <w:szCs w:val="21"/>
               </w:rPr>
@@ -9139,6 +9222,7 @@
             </w:pPr>
             <w:r>
               <w:rPr>
+                <w:rFonts w:eastAsia="宋体" w:ascii="Times New Roman" w:hAnsi="Times New Roman"/>
                 <w:sz w:val="21"/>
                 <w:szCs w:val="21"/>
               </w:rPr>
@@ -9156,6 +9240,7 @@
             </w:pPr>
             <w:r>
               <w:rPr>
+                <w:rFonts w:eastAsia="宋体" w:ascii="Times New Roman" w:hAnsi="Times New Roman"/>
                 <w:sz w:val="21"/>
                 <w:szCs w:val="21"/>
               </w:rPr>
@@ -9175,6 +9260,7 @@
             </w:pPr>
             <w:r>
               <w:rPr>
+                <w:rFonts w:eastAsia="宋体" w:ascii="Times New Roman" w:hAnsi="Times New Roman"/>
                 <w:sz w:val="21"/>
                 <w:szCs w:val="21"/>
               </w:rPr>
@@ -9192,6 +9278,7 @@
             </w:pPr>
             <w:r>
               <w:rPr>
+                <w:rFonts w:eastAsia="宋体" w:ascii="Times New Roman" w:hAnsi="Times New Roman"/>
                 <w:sz w:val="21"/>
                 <w:szCs w:val="21"/>
               </w:rPr>
@@ -9209,6 +9296,7 @@
             </w:pPr>
             <w:r>
               <w:rPr>
+                <w:rFonts w:eastAsia="宋体" w:ascii="Times New Roman" w:hAnsi="Times New Roman"/>
                 <w:sz w:val="21"/>
                 <w:szCs w:val="21"/>
               </w:rPr>
@@ -9226,6 +9314,7 @@
             </w:pPr>
             <w:r>
               <w:rPr>
+                <w:rFonts w:eastAsia="宋体" w:ascii="Times New Roman" w:hAnsi="Times New Roman"/>
                 <w:sz w:val="21"/>
                 <w:szCs w:val="21"/>
               </w:rPr>
@@ -9243,6 +9332,7 @@
             </w:pPr>
             <w:r>
               <w:rPr>
+                <w:rFonts w:eastAsia="宋体" w:ascii="Times New Roman" w:hAnsi="Times New Roman"/>
                 <w:sz w:val="21"/>
                 <w:szCs w:val="21"/>
               </w:rPr>
@@ -9262,6 +9352,7 @@
             </w:pPr>
             <w:r>
               <w:rPr>
+                <w:rFonts w:eastAsia="宋体" w:ascii="Times New Roman" w:hAnsi="Times New Roman"/>
                 <w:sz w:val="21"/>
                 <w:szCs w:val="21"/>
               </w:rPr>
@@ -9279,6 +9370,7 @@
             </w:pPr>
             <w:r>
               <w:rPr>
+                <w:rFonts w:eastAsia="宋体" w:ascii="Times New Roman" w:hAnsi="Times New Roman"/>
                 <w:sz w:val="21"/>
                 <w:szCs w:val="21"/>
               </w:rPr>
@@ -9296,6 +9388,7 @@
             </w:pPr>
             <w:r>
               <w:rPr>
+                <w:rFonts w:eastAsia="宋体" w:ascii="Times New Roman" w:hAnsi="Times New Roman"/>
                 <w:sz w:val="21"/>
                 <w:szCs w:val="21"/>
               </w:rPr>
@@ -9313,6 +9406,7 @@
             </w:pPr>
             <w:r>
               <w:rPr>
+                <w:rFonts w:eastAsia="宋体" w:ascii="Times New Roman" w:hAnsi="Times New Roman"/>
                 <w:sz w:val="21"/>
                 <w:szCs w:val="21"/>
               </w:rPr>
@@ -9330,6 +9424,7 @@
             </w:pPr>
             <w:r>
               <w:rPr>
+                <w:rFonts w:eastAsia="宋体" w:ascii="Times New Roman" w:hAnsi="Times New Roman"/>
                 <w:sz w:val="21"/>
                 <w:szCs w:val="21"/>
               </w:rPr>
@@ -9349,6 +9444,7 @@
             </w:pPr>
             <w:r>
               <w:rPr>
+                <w:rFonts w:eastAsia="宋体" w:ascii="Times New Roman" w:hAnsi="Times New Roman"/>
                 <w:sz w:val="21"/>
                 <w:szCs w:val="21"/>
               </w:rPr>
@@ -9366,6 +9462,7 @@
             </w:pPr>
             <w:r>
               <w:rPr>
+                <w:rFonts w:eastAsia="宋体" w:ascii="Times New Roman" w:hAnsi="Times New Roman"/>
                 <w:sz w:val="21"/>
                 <w:szCs w:val="21"/>
               </w:rPr>
@@ -9383,6 +9480,7 @@
             </w:pPr>
             <w:r>
               <w:rPr>
+                <w:rFonts w:eastAsia="宋体" w:ascii="Times New Roman" w:hAnsi="Times New Roman"/>
                 <w:sz w:val="21"/>
                 <w:szCs w:val="21"/>
               </w:rPr>
@@ -9400,6 +9498,7 @@
             </w:pPr>
             <w:r>
               <w:rPr>
+                <w:rFonts w:eastAsia="宋体" w:ascii="Times New Roman" w:hAnsi="Times New Roman"/>
                 <w:sz w:val="21"/>
                 <w:szCs w:val="21"/>
               </w:rPr>
@@ -9417,6 +9516,7 @@
             </w:pPr>
             <w:r>
               <w:rPr>
+                <w:rFonts w:eastAsia="宋体" w:ascii="Times New Roman" w:hAnsi="Times New Roman"/>
                 <w:sz w:val="21"/>
                 <w:szCs w:val="21"/>
               </w:rPr>
@@ -9436,6 +9536,7 @@
             </w:pPr>
             <w:r>
               <w:rPr>
+                <w:rFonts w:eastAsia="宋体" w:ascii="Times New Roman" w:hAnsi="Times New Roman"/>
                 <w:sz w:val="21"/>
                 <w:szCs w:val="21"/>
               </w:rPr>
@@ -9453,6 +9554,7 @@
             </w:pPr>
             <w:r>
               <w:rPr>
+                <w:rFonts w:eastAsia="宋体" w:ascii="Times New Roman" w:hAnsi="Times New Roman"/>
                 <w:sz w:val="21"/>
                 <w:szCs w:val="21"/>
               </w:rPr>
@@ -9470,6 +9572,7 @@
             </w:pPr>
             <w:r>
               <w:rPr>
+                <w:rFonts w:eastAsia="宋体" w:ascii="Times New Roman" w:hAnsi="Times New Roman"/>
                 <w:sz w:val="21"/>
                 <w:szCs w:val="21"/>
               </w:rPr>
@@ -9487,6 +9590,7 @@
             </w:pPr>
             <w:r>
               <w:rPr>
+                <w:rFonts w:eastAsia="宋体" w:ascii="Times New Roman" w:hAnsi="Times New Roman"/>
                 <w:sz w:val="21"/>
                 <w:szCs w:val="21"/>
               </w:rPr>
@@ -9504,6 +9608,7 @@
             </w:pPr>
             <w:r>
               <w:rPr>
+                <w:rFonts w:eastAsia="宋体" w:ascii="Times New Roman" w:hAnsi="Times New Roman"/>
                 <w:sz w:val="21"/>
                 <w:szCs w:val="21"/>
               </w:rPr>
@@ -9593,6 +9698,7 @@
             </w:pPr>
             <w:r>
               <w:rPr>
+                <w:rFonts w:eastAsia="宋体" w:ascii="Times New Roman" w:hAnsi="Times New Roman"/>
                 <w:sz w:val="21"/>
                 <w:szCs w:val="21"/>
                 <w:b/>
@@ -9611,6 +9717,7 @@
             </w:pPr>
             <w:r>
               <w:rPr>
+                <w:rFonts w:eastAsia="宋体" w:ascii="Times New Roman" w:hAnsi="Times New Roman"/>
                 <w:sz w:val="21"/>
                 <w:szCs w:val="21"/>
                 <w:b/>
@@ -9629,6 +9736,7 @@
             </w:pPr>
             <w:r>
               <w:rPr>
+                <w:rFonts w:eastAsia="宋体" w:ascii="Times New Roman" w:hAnsi="Times New Roman"/>
                 <w:sz w:val="21"/>
                 <w:szCs w:val="21"/>
                 <w:b/>
@@ -9647,6 +9755,7 @@
             </w:pPr>
             <w:r>
               <w:rPr>
+                <w:rFonts w:eastAsia="宋体" w:ascii="Times New Roman" w:hAnsi="Times New Roman"/>
                 <w:sz w:val="21"/>
                 <w:szCs w:val="21"/>
                 <w:b/>
@@ -9665,6 +9774,7 @@
             </w:pPr>
             <w:r>
               <w:rPr>
+                <w:rFonts w:eastAsia="宋体" w:ascii="Times New Roman" w:hAnsi="Times New Roman"/>
                 <w:sz w:val="21"/>
                 <w:szCs w:val="21"/>
                 <w:b/>
@@ -9685,6 +9795,7 @@
             </w:pPr>
             <w:r>
               <w:rPr>
+                <w:rFonts w:eastAsia="宋体" w:ascii="Times New Roman" w:hAnsi="Times New Roman"/>
                 <w:sz w:val="21"/>
                 <w:szCs w:val="21"/>
               </w:rPr>
@@ -9702,6 +9813,7 @@
             </w:pPr>
             <w:r>
               <w:rPr>
+                <w:rFonts w:eastAsia="宋体" w:ascii="Times New Roman" w:hAnsi="Times New Roman"/>
                 <w:sz w:val="21"/>
                 <w:szCs w:val="21"/>
               </w:rPr>
@@ -9719,6 +9831,7 @@
             </w:pPr>
             <w:r>
               <w:rPr>
+                <w:rFonts w:eastAsia="宋体" w:ascii="Times New Roman" w:hAnsi="Times New Roman"/>
                 <w:sz w:val="21"/>
                 <w:szCs w:val="21"/>
               </w:rPr>
@@ -9736,6 +9849,7 @@
             </w:pPr>
             <w:r>
               <w:rPr>
+                <w:rFonts w:eastAsia="宋体" w:ascii="Times New Roman" w:hAnsi="Times New Roman"/>
                 <w:sz w:val="21"/>
                 <w:szCs w:val="21"/>
               </w:rPr>
@@ -9753,6 +9867,7 @@
             </w:pPr>
             <w:r>
               <w:rPr>
+                <w:rFonts w:eastAsia="宋体" w:ascii="Times New Roman" w:hAnsi="Times New Roman"/>
                 <w:sz w:val="21"/>
                 <w:szCs w:val="21"/>
               </w:rPr>
@@ -9772,6 +9887,7 @@
             </w:pPr>
             <w:r>
               <w:rPr>
+                <w:rFonts w:eastAsia="宋体" w:ascii="Times New Roman" w:hAnsi="Times New Roman"/>
                 <w:sz w:val="21"/>
                 <w:szCs w:val="21"/>
               </w:rPr>
@@ -9789,6 +9905,7 @@
             </w:pPr>
             <w:r>
               <w:rPr>
+                <w:rFonts w:eastAsia="宋体" w:ascii="Times New Roman" w:hAnsi="Times New Roman"/>
                 <w:sz w:val="21"/>
                 <w:szCs w:val="21"/>
               </w:rPr>
@@ -9806,6 +9923,7 @@
             </w:pPr>
             <w:r>
               <w:rPr>
+                <w:rFonts w:eastAsia="宋体" w:ascii="Times New Roman" w:hAnsi="Times New Roman"/>
                 <w:sz w:val="21"/>
                 <w:szCs w:val="21"/>
               </w:rPr>
@@ -9823,6 +9941,7 @@
             </w:pPr>
             <w:r>
               <w:rPr>
+                <w:rFonts w:eastAsia="宋体" w:ascii="Times New Roman" w:hAnsi="Times New Roman"/>
                 <w:sz w:val="21"/>
                 <w:szCs w:val="21"/>
               </w:rPr>
@@ -9840,6 +9959,7 @@
             </w:pPr>
             <w:r>
               <w:rPr>
+                <w:rFonts w:eastAsia="宋体" w:ascii="Times New Roman" w:hAnsi="Times New Roman"/>
                 <w:sz w:val="21"/>
                 <w:szCs w:val="21"/>
               </w:rPr>
@@ -9859,6 +9979,7 @@
             </w:pPr>
             <w:r>
               <w:rPr>
+                <w:rFonts w:eastAsia="宋体" w:ascii="Times New Roman" w:hAnsi="Times New Roman"/>
                 <w:sz w:val="21"/>
                 <w:szCs w:val="21"/>
               </w:rPr>
@@ -9876,6 +9997,7 @@
             </w:pPr>
             <w:r>
               <w:rPr>
+                <w:rFonts w:eastAsia="宋体" w:ascii="Times New Roman" w:hAnsi="Times New Roman"/>
                 <w:sz w:val="21"/>
                 <w:szCs w:val="21"/>
               </w:rPr>
@@ -9893,6 +10015,7 @@
             </w:pPr>
             <w:r>
               <w:rPr>
+                <w:rFonts w:eastAsia="宋体" w:ascii="Times New Roman" w:hAnsi="Times New Roman"/>
                 <w:sz w:val="21"/>
                 <w:szCs w:val="21"/>
               </w:rPr>
@@ -9910,6 +10033,7 @@
             </w:pPr>
             <w:r>
               <w:rPr>
+                <w:rFonts w:eastAsia="宋体" w:ascii="Times New Roman" w:hAnsi="Times New Roman"/>
                 <w:sz w:val="21"/>
                 <w:szCs w:val="21"/>
               </w:rPr>
@@ -9927,6 +10051,7 @@
             </w:pPr>
             <w:r>
               <w:rPr>
+                <w:rFonts w:eastAsia="宋体" w:ascii="Times New Roman" w:hAnsi="Times New Roman"/>
                 <w:sz w:val="21"/>
                 <w:szCs w:val="21"/>
               </w:rPr>
@@ -9946,6 +10071,7 @@
             </w:pPr>
             <w:r>
               <w:rPr>
+                <w:rFonts w:eastAsia="宋体" w:ascii="Times New Roman" w:hAnsi="Times New Roman"/>
                 <w:sz w:val="21"/>
                 <w:szCs w:val="21"/>
               </w:rPr>
@@ -9963,6 +10089,7 @@
             </w:pPr>
             <w:r>
               <w:rPr>
+                <w:rFonts w:eastAsia="宋体" w:ascii="Times New Roman" w:hAnsi="Times New Roman"/>
                 <w:sz w:val="21"/>
                 <w:szCs w:val="21"/>
               </w:rPr>
@@ -9980,6 +10107,7 @@
             </w:pPr>
             <w:r>
               <w:rPr>
+                <w:rFonts w:eastAsia="宋体" w:ascii="Times New Roman" w:hAnsi="Times New Roman"/>
                 <w:sz w:val="21"/>
                 <w:szCs w:val="21"/>
               </w:rPr>
@@ -9997,6 +10125,7 @@
             </w:pPr>
             <w:r>
               <w:rPr>
+                <w:rFonts w:eastAsia="宋体" w:ascii="Times New Roman" w:hAnsi="Times New Roman"/>
                 <w:sz w:val="21"/>
                 <w:szCs w:val="21"/>
               </w:rPr>
@@ -10014,6 +10143,7 @@
             </w:pPr>
             <w:r>
               <w:rPr>
+                <w:rFonts w:eastAsia="宋体" w:ascii="Times New Roman" w:hAnsi="Times New Roman"/>
                 <w:sz w:val="21"/>
                 <w:szCs w:val="21"/>
               </w:rPr>
@@ -10033,6 +10163,7 @@
             </w:pPr>
             <w:r>
               <w:rPr>
+                <w:rFonts w:eastAsia="宋体" w:ascii="Times New Roman" w:hAnsi="Times New Roman"/>
                 <w:sz w:val="21"/>
                 <w:szCs w:val="21"/>
               </w:rPr>
@@ -10050,6 +10181,7 @@
             </w:pPr>
             <w:r>
               <w:rPr>
+                <w:rFonts w:eastAsia="宋体" w:ascii="Times New Roman" w:hAnsi="Times New Roman"/>
                 <w:sz w:val="21"/>
                 <w:szCs w:val="21"/>
               </w:rPr>
@@ -10067,6 +10199,7 @@
             </w:pPr>
             <w:r>
               <w:rPr>
+                <w:rFonts w:eastAsia="宋体" w:ascii="Times New Roman" w:hAnsi="Times New Roman"/>
                 <w:sz w:val="21"/>
                 <w:szCs w:val="21"/>
               </w:rPr>
@@ -10084,6 +10217,7 @@
             </w:pPr>
             <w:r>
               <w:rPr>
+                <w:rFonts w:eastAsia="宋体" w:ascii="Times New Roman" w:hAnsi="Times New Roman"/>
                 <w:sz w:val="21"/>
                 <w:szCs w:val="21"/>
               </w:rPr>
@@ -10101,6 +10235,7 @@
             </w:pPr>
             <w:r>
               <w:rPr>
+                <w:rFonts w:eastAsia="宋体" w:ascii="Times New Roman" w:hAnsi="Times New Roman"/>
                 <w:sz w:val="21"/>
                 <w:szCs w:val="21"/>
               </w:rPr>
@@ -10120,6 +10255,7 @@
             </w:pPr>
             <w:r>
               <w:rPr>
+                <w:rFonts w:eastAsia="宋体" w:ascii="Times New Roman" w:hAnsi="Times New Roman"/>
                 <w:sz w:val="21"/>
                 <w:szCs w:val="21"/>
               </w:rPr>
@@ -10137,6 +10273,7 @@
             </w:pPr>
             <w:r>
               <w:rPr>
+                <w:rFonts w:eastAsia="宋体" w:ascii="Times New Roman" w:hAnsi="Times New Roman"/>
                 <w:sz w:val="21"/>
                 <w:szCs w:val="21"/>
               </w:rPr>
@@ -10154,6 +10291,7 @@
             </w:pPr>
             <w:r>
               <w:rPr>
+                <w:rFonts w:eastAsia="宋体" w:ascii="Times New Roman" w:hAnsi="Times New Roman"/>
                 <w:sz w:val="21"/>
                 <w:szCs w:val="21"/>
               </w:rPr>
@@ -10171,6 +10309,7 @@
             </w:pPr>
             <w:r>
               <w:rPr>
+                <w:rFonts w:eastAsia="宋体" w:ascii="Times New Roman" w:hAnsi="Times New Roman"/>
                 <w:sz w:val="21"/>
                 <w:szCs w:val="21"/>
               </w:rPr>
@@ -10188,6 +10327,7 @@
             </w:pPr>
             <w:r>
               <w:rPr>
+                <w:rFonts w:eastAsia="宋体" w:ascii="Times New Roman" w:hAnsi="Times New Roman"/>
                 <w:sz w:val="21"/>
                 <w:szCs w:val="21"/>
               </w:rPr>
@@ -10207,6 +10347,7 @@
             </w:pPr>
             <w:r>
               <w:rPr>
+                <w:rFonts w:eastAsia="宋体" w:ascii="Times New Roman" w:hAnsi="Times New Roman"/>
                 <w:sz w:val="21"/>
                 <w:szCs w:val="21"/>
               </w:rPr>
@@ -10224,6 +10365,7 @@
             </w:pPr>
             <w:r>
               <w:rPr>
+                <w:rFonts w:eastAsia="宋体" w:ascii="Times New Roman" w:hAnsi="Times New Roman"/>
                 <w:sz w:val="21"/>
                 <w:szCs w:val="21"/>
               </w:rPr>
@@ -10241,6 +10383,7 @@
             </w:pPr>
             <w:r>
               <w:rPr>
+                <w:rFonts w:eastAsia="宋体" w:ascii="Times New Roman" w:hAnsi="Times New Roman"/>
                 <w:sz w:val="21"/>
                 <w:szCs w:val="21"/>
               </w:rPr>
@@ -10258,6 +10401,7 @@
             </w:pPr>
             <w:r>
               <w:rPr>
+                <w:rFonts w:eastAsia="宋体" w:ascii="Times New Roman" w:hAnsi="Times New Roman"/>
                 <w:sz w:val="21"/>
                 <w:szCs w:val="21"/>
               </w:rPr>
@@ -10275,6 +10419,7 @@
             </w:pPr>
             <w:r>
               <w:rPr>
+                <w:rFonts w:eastAsia="宋体" w:ascii="Times New Roman" w:hAnsi="Times New Roman"/>
                 <w:sz w:val="21"/>
                 <w:szCs w:val="21"/>
               </w:rPr>
@@ -10294,6 +10439,7 @@
             </w:pPr>
             <w:r>
               <w:rPr>
+                <w:rFonts w:eastAsia="宋体" w:ascii="Times New Roman" w:hAnsi="Times New Roman"/>
                 <w:sz w:val="21"/>
                 <w:szCs w:val="21"/>
               </w:rPr>
@@ -10311,6 +10457,7 @@
             </w:pPr>
             <w:r>
               <w:rPr>
+                <w:rFonts w:eastAsia="宋体" w:ascii="Times New Roman" w:hAnsi="Times New Roman"/>
                 <w:sz w:val="21"/>
                 <w:szCs w:val="21"/>
               </w:rPr>
@@ -10328,6 +10475,7 @@
             </w:pPr>
             <w:r>
               <w:rPr>
+                <w:rFonts w:eastAsia="宋体" w:ascii="Times New Roman" w:hAnsi="Times New Roman"/>
                 <w:sz w:val="21"/>
                 <w:szCs w:val="21"/>
               </w:rPr>
@@ -10345,6 +10493,7 @@
             </w:pPr>
             <w:r>
               <w:rPr>
+                <w:rFonts w:eastAsia="宋体" w:ascii="Times New Roman" w:hAnsi="Times New Roman"/>
                 <w:sz w:val="21"/>
                 <w:szCs w:val="21"/>
               </w:rPr>
@@ -10362,6 +10511,7 @@
             </w:pPr>
             <w:r>
               <w:rPr>
+                <w:rFonts w:eastAsia="宋体" w:ascii="Times New Roman" w:hAnsi="Times New Roman"/>
                 <w:sz w:val="21"/>
                 <w:szCs w:val="21"/>
               </w:rPr>
@@ -10381,6 +10531,7 @@
             </w:pPr>
             <w:r>
               <w:rPr>
+                <w:rFonts w:eastAsia="宋体" w:ascii="Times New Roman" w:hAnsi="Times New Roman"/>
                 <w:sz w:val="21"/>
                 <w:szCs w:val="21"/>
               </w:rPr>
@@ -10398,6 +10549,7 @@
             </w:pPr>
             <w:r>
               <w:rPr>
+                <w:rFonts w:eastAsia="宋体" w:ascii="Times New Roman" w:hAnsi="Times New Roman"/>
                 <w:sz w:val="21"/>
                 <w:szCs w:val="21"/>
               </w:rPr>
@@ -10415,6 +10567,7 @@
             </w:pPr>
             <w:r>
               <w:rPr>
+                <w:rFonts w:eastAsia="宋体" w:ascii="Times New Roman" w:hAnsi="Times New Roman"/>
                 <w:sz w:val="21"/>
                 <w:szCs w:val="21"/>
               </w:rPr>
@@ -10432,6 +10585,7 @@
             </w:pPr>
             <w:r>
               <w:rPr>
+                <w:rFonts w:eastAsia="宋体" w:ascii="Times New Roman" w:hAnsi="Times New Roman"/>
                 <w:sz w:val="21"/>
                 <w:szCs w:val="21"/>
               </w:rPr>
@@ -10449,6 +10603,7 @@
             </w:pPr>
             <w:r>
               <w:rPr>
+                <w:rFonts w:eastAsia="宋体" w:ascii="Times New Roman" w:hAnsi="Times New Roman"/>
                 <w:sz w:val="21"/>
                 <w:szCs w:val="21"/>
               </w:rPr>
@@ -10468,6 +10623,7 @@
             </w:pPr>
             <w:r>
               <w:rPr>
+                <w:rFonts w:eastAsia="宋体" w:ascii="Times New Roman" w:hAnsi="Times New Roman"/>
                 <w:sz w:val="21"/>
                 <w:szCs w:val="21"/>
               </w:rPr>
@@ -10485,6 +10641,7 @@
             </w:pPr>
             <w:r>
               <w:rPr>
+                <w:rFonts w:eastAsia="宋体" w:ascii="Times New Roman" w:hAnsi="Times New Roman"/>
                 <w:sz w:val="21"/>
                 <w:szCs w:val="21"/>
               </w:rPr>
@@ -10502,6 +10659,7 @@
             </w:pPr>
             <w:r>
               <w:rPr>
+                <w:rFonts w:eastAsia="宋体" w:ascii="Times New Roman" w:hAnsi="Times New Roman"/>
                 <w:sz w:val="21"/>
                 <w:szCs w:val="21"/>
               </w:rPr>
@@ -10519,6 +10677,7 @@
             </w:pPr>
             <w:r>
               <w:rPr>
+                <w:rFonts w:eastAsia="宋体" w:ascii="Times New Roman" w:hAnsi="Times New Roman"/>
                 <w:sz w:val="21"/>
                 <w:szCs w:val="21"/>
               </w:rPr>
@@ -10536,6 +10695,7 @@
             </w:pPr>
             <w:r>
               <w:rPr>
+                <w:rFonts w:eastAsia="宋体" w:ascii="Times New Roman" w:hAnsi="Times New Roman"/>
                 <w:sz w:val="21"/>
                 <w:szCs w:val="21"/>
               </w:rPr>
@@ -10555,6 +10715,7 @@
             </w:pPr>
             <w:r>
               <w:rPr>
+                <w:rFonts w:eastAsia="宋体" w:ascii="Times New Roman" w:hAnsi="Times New Roman"/>
                 <w:sz w:val="21"/>
                 <w:szCs w:val="21"/>
               </w:rPr>
@@ -10572,6 +10733,7 @@
             </w:pPr>
             <w:r>
               <w:rPr>
+                <w:rFonts w:eastAsia="宋体" w:ascii="Times New Roman" w:hAnsi="Times New Roman"/>
                 <w:sz w:val="21"/>
                 <w:szCs w:val="21"/>
               </w:rPr>
@@ -10589,6 +10751,7 @@
             </w:pPr>
             <w:r>
               <w:rPr>
+                <w:rFonts w:eastAsia="宋体" w:ascii="Times New Roman" w:hAnsi="Times New Roman"/>
                 <w:sz w:val="21"/>
                 <w:szCs w:val="21"/>
               </w:rPr>
@@ -10606,6 +10769,7 @@
             </w:pPr>
             <w:r>
               <w:rPr>
+                <w:rFonts w:eastAsia="宋体" w:ascii="Times New Roman" w:hAnsi="Times New Roman"/>
                 <w:sz w:val="21"/>
                 <w:szCs w:val="21"/>
               </w:rPr>
@@ -10623,6 +10787,7 @@
             </w:pPr>
             <w:r>
               <w:rPr>
+                <w:rFonts w:eastAsia="宋体" w:ascii="Times New Roman" w:hAnsi="Times New Roman"/>
                 <w:sz w:val="21"/>
                 <w:szCs w:val="21"/>
               </w:rPr>
@@ -10642,6 +10807,7 @@
             </w:pPr>
             <w:r>
               <w:rPr>
+                <w:rFonts w:eastAsia="宋体" w:ascii="Times New Roman" w:hAnsi="Times New Roman"/>
                 <w:sz w:val="21"/>
                 <w:szCs w:val="21"/>
               </w:rPr>
@@ -10659,6 +10825,7 @@
             </w:pPr>
             <w:r>
               <w:rPr>
+                <w:rFonts w:eastAsia="宋体" w:ascii="Times New Roman" w:hAnsi="Times New Roman"/>
                 <w:sz w:val="21"/>
                 <w:szCs w:val="21"/>
               </w:rPr>
@@ -10676,6 +10843,7 @@
             </w:pPr>
             <w:r>
               <w:rPr>
+                <w:rFonts w:eastAsia="宋体" w:ascii="Times New Roman" w:hAnsi="Times New Roman"/>
                 <w:sz w:val="21"/>
                 <w:szCs w:val="21"/>
               </w:rPr>
@@ -10693,6 +10861,7 @@
             </w:pPr>
             <w:r>
               <w:rPr>
+                <w:rFonts w:eastAsia="宋体" w:ascii="Times New Roman" w:hAnsi="Times New Roman"/>
                 <w:sz w:val="21"/>
                 <w:szCs w:val="21"/>
               </w:rPr>
@@ -10710,6 +10879,7 @@
             </w:pPr>
             <w:r>
               <w:rPr>
+                <w:rFonts w:eastAsia="宋体" w:ascii="Times New Roman" w:hAnsi="Times New Roman"/>
                 <w:sz w:val="21"/>
                 <w:szCs w:val="21"/>
               </w:rPr>
@@ -10799,6 +10969,7 @@
             </w:pPr>
             <w:r>
               <w:rPr>
+                <w:rFonts w:eastAsia="宋体" w:ascii="Times New Roman" w:hAnsi="Times New Roman"/>
                 <w:sz w:val="21"/>
                 <w:szCs w:val="21"/>
                 <w:b/>
@@ -10817,6 +10988,7 @@
             </w:pPr>
             <w:r>
               <w:rPr>
+                <w:rFonts w:eastAsia="宋体" w:ascii="Times New Roman" w:hAnsi="Times New Roman"/>
                 <w:sz w:val="21"/>
                 <w:szCs w:val="21"/>
                 <w:b/>
@@ -10835,6 +11007,7 @@
             </w:pPr>
             <w:r>
               <w:rPr>
+                <w:rFonts w:eastAsia="宋体" w:ascii="Times New Roman" w:hAnsi="Times New Roman"/>
                 <w:sz w:val="21"/>
                 <w:szCs w:val="21"/>
                 <w:b/>
@@ -10853,6 +11026,7 @@
             </w:pPr>
             <w:r>
               <w:rPr>
+                <w:rFonts w:eastAsia="宋体" w:ascii="Times New Roman" w:hAnsi="Times New Roman"/>
                 <w:sz w:val="21"/>
                 <w:szCs w:val="21"/>
                 <w:b/>
@@ -10871,6 +11045,7 @@
             </w:pPr>
             <w:r>
               <w:rPr>
+                <w:rFonts w:eastAsia="宋体" w:ascii="Times New Roman" w:hAnsi="Times New Roman"/>
                 <w:sz w:val="21"/>
                 <w:szCs w:val="21"/>
                 <w:b/>
@@ -10891,6 +11066,7 @@
             </w:pPr>
             <w:r>
               <w:rPr>
+                <w:rFonts w:eastAsia="宋体" w:ascii="Times New Roman" w:hAnsi="Times New Roman"/>
                 <w:sz w:val="21"/>
                 <w:szCs w:val="21"/>
               </w:rPr>
@@ -10908,6 +11084,7 @@
             </w:pPr>
             <w:r>
               <w:rPr>
+                <w:rFonts w:eastAsia="宋体" w:ascii="Times New Roman" w:hAnsi="Times New Roman"/>
                 <w:sz w:val="21"/>
                 <w:szCs w:val="21"/>
               </w:rPr>
@@ -10925,6 +11102,7 @@
             </w:pPr>
             <w:r>
               <w:rPr>
+                <w:rFonts w:eastAsia="宋体" w:ascii="Times New Roman" w:hAnsi="Times New Roman"/>
                 <w:sz w:val="21"/>
                 <w:szCs w:val="21"/>
               </w:rPr>
@@ -10942,6 +11120,7 @@
             </w:pPr>
             <w:r>
               <w:rPr>
+                <w:rFonts w:eastAsia="宋体" w:ascii="Times New Roman" w:hAnsi="Times New Roman"/>
                 <w:sz w:val="21"/>
                 <w:szCs w:val="21"/>
               </w:rPr>
@@ -10959,6 +11138,7 @@
             </w:pPr>
             <w:r>
               <w:rPr>
+                <w:rFonts w:eastAsia="宋体" w:ascii="Times New Roman" w:hAnsi="Times New Roman"/>
                 <w:sz w:val="21"/>
                 <w:szCs w:val="21"/>
               </w:rPr>
@@ -10978,6 +11158,7 @@
             </w:pPr>
             <w:r>
               <w:rPr>
+                <w:rFonts w:eastAsia="宋体" w:ascii="Times New Roman" w:hAnsi="Times New Roman"/>
                 <w:sz w:val="21"/>
                 <w:szCs w:val="21"/>
               </w:rPr>
@@ -10995,6 +11176,7 @@
             </w:pPr>
             <w:r>
               <w:rPr>
+                <w:rFonts w:eastAsia="宋体" w:ascii="Times New Roman" w:hAnsi="Times New Roman"/>
                 <w:sz w:val="21"/>
                 <w:szCs w:val="21"/>
               </w:rPr>
@@ -11012,6 +11194,7 @@
             </w:pPr>
             <w:r>
               <w:rPr>
+                <w:rFonts w:eastAsia="宋体" w:ascii="Times New Roman" w:hAnsi="Times New Roman"/>
                 <w:sz w:val="21"/>
                 <w:szCs w:val="21"/>
               </w:rPr>
@@ -11029,6 +11212,7 @@
             </w:pPr>
             <w:r>
               <w:rPr>
+                <w:rFonts w:eastAsia="宋体" w:ascii="Times New Roman" w:hAnsi="Times New Roman"/>
                 <w:sz w:val="21"/>
                 <w:szCs w:val="21"/>
               </w:rPr>
@@ -11046,6 +11230,7 @@
             </w:pPr>
             <w:r>
               <w:rPr>
+                <w:rFonts w:eastAsia="宋体" w:ascii="Times New Roman" w:hAnsi="Times New Roman"/>
                 <w:sz w:val="21"/>
                 <w:szCs w:val="21"/>
               </w:rPr>
@@ -11065,6 +11250,7 @@
             </w:pPr>
             <w:r>
               <w:rPr>
+                <w:rFonts w:eastAsia="宋体" w:ascii="Times New Roman" w:hAnsi="Times New Roman"/>
                 <w:sz w:val="21"/>
                 <w:szCs w:val="21"/>
               </w:rPr>
@@ -11082,6 +11268,7 @@
             </w:pPr>
             <w:r>
               <w:rPr>
+                <w:rFonts w:eastAsia="宋体" w:ascii="Times New Roman" w:hAnsi="Times New Roman"/>
                 <w:sz w:val="21"/>
                 <w:szCs w:val="21"/>
               </w:rPr>
@@ -11099,6 +11286,7 @@
             </w:pPr>
             <w:r>
               <w:rPr>
+                <w:rFonts w:eastAsia="宋体" w:ascii="Times New Roman" w:hAnsi="Times New Roman"/>
                 <w:sz w:val="21"/>
                 <w:szCs w:val="21"/>
               </w:rPr>
@@ -11116,6 +11304,7 @@
             </w:pPr>
             <w:r>
               <w:rPr>
+                <w:rFonts w:eastAsia="宋体" w:ascii="Times New Roman" w:hAnsi="Times New Roman"/>
                 <w:sz w:val="21"/>
                 <w:szCs w:val="21"/>
               </w:rPr>
@@ -11133,6 +11322,7 @@
             </w:pPr>
             <w:r>
               <w:rPr>
+                <w:rFonts w:eastAsia="宋体" w:ascii="Times New Roman" w:hAnsi="Times New Roman"/>
                 <w:sz w:val="21"/>
                 <w:szCs w:val="21"/>
               </w:rPr>
@@ -11152,6 +11342,7 @@
             </w:pPr>
             <w:r>
               <w:rPr>
+                <w:rFonts w:eastAsia="宋体" w:ascii="Times New Roman" w:hAnsi="Times New Roman"/>
                 <w:sz w:val="21"/>
                 <w:szCs w:val="21"/>
               </w:rPr>
@@ -11169,6 +11360,7 @@
             </w:pPr>
             <w:r>
               <w:rPr>
+                <w:rFonts w:eastAsia="宋体" w:ascii="Times New Roman" w:hAnsi="Times New Roman"/>
                 <w:sz w:val="21"/>
                 <w:szCs w:val="21"/>
               </w:rPr>
@@ -11186,6 +11378,7 @@
             </w:pPr>
             <w:r>
               <w:rPr>
+                <w:rFonts w:eastAsia="宋体" w:ascii="Times New Roman" w:hAnsi="Times New Roman"/>
                 <w:sz w:val="21"/>
                 <w:szCs w:val="21"/>
               </w:rPr>
@@ -11203,6 +11396,7 @@
             </w:pPr>
             <w:r>
               <w:rPr>
+                <w:rFonts w:eastAsia="宋体" w:ascii="Times New Roman" w:hAnsi="Times New Roman"/>
                 <w:sz w:val="21"/>
                 <w:szCs w:val="21"/>
               </w:rPr>
@@ -11220,6 +11414,7 @@
             </w:pPr>
             <w:r>
               <w:rPr>
+                <w:rFonts w:eastAsia="宋体" w:ascii="Times New Roman" w:hAnsi="Times New Roman"/>
                 <w:sz w:val="21"/>
                 <w:szCs w:val="21"/>
               </w:rPr>
@@ -11239,6 +11434,7 @@
             </w:pPr>
             <w:r>
               <w:rPr>
+                <w:rFonts w:eastAsia="宋体" w:ascii="Times New Roman" w:hAnsi="Times New Roman"/>
                 <w:sz w:val="21"/>
                 <w:szCs w:val="21"/>
               </w:rPr>
@@ -11256,6 +11452,7 @@
             </w:pPr>
             <w:r>
               <w:rPr>
+                <w:rFonts w:eastAsia="宋体" w:ascii="Times New Roman" w:hAnsi="Times New Roman"/>
                 <w:sz w:val="21"/>
                 <w:szCs w:val="21"/>
               </w:rPr>
@@ -11273,6 +11470,7 @@
             </w:pPr>
             <w:r>
               <w:rPr>
+                <w:rFonts w:eastAsia="宋体" w:ascii="Times New Roman" w:hAnsi="Times New Roman"/>
                 <w:sz w:val="21"/>
                 <w:szCs w:val="21"/>
               </w:rPr>
@@ -11290,6 +11488,7 @@
             </w:pPr>
             <w:r>
               <w:rPr>
+                <w:rFonts w:eastAsia="宋体" w:ascii="Times New Roman" w:hAnsi="Times New Roman"/>
                 <w:sz w:val="21"/>
                 <w:szCs w:val="21"/>
               </w:rPr>
@@ -11307,6 +11506,7 @@
             </w:pPr>
             <w:r>
               <w:rPr>
+                <w:rFonts w:eastAsia="宋体" w:ascii="Times New Roman" w:hAnsi="Times New Roman"/>
                 <w:sz w:val="21"/>
                 <w:szCs w:val="21"/>
               </w:rPr>
@@ -14279,6 +14479,7 @@
             </w:pPr>
             <w:r>
               <w:rPr>
+                <w:rFonts w:eastAsia="宋体" w:ascii="Times New Roman" w:hAnsi="Times New Roman"/>
                 <w:sz w:val="21"/>
                 <w:szCs w:val="21"/>
                 <w:b/>
@@ -14297,6 +14498,7 @@
             </w:pPr>
             <w:r>
               <w:rPr>
+                <w:rFonts w:eastAsia="宋体" w:ascii="Times New Roman" w:hAnsi="Times New Roman"/>
                 <w:sz w:val="21"/>
                 <w:szCs w:val="21"/>
                 <w:b/>
@@ -14315,6 +14517,7 @@
             </w:pPr>
             <w:r>
               <w:rPr>
+                <w:rFonts w:eastAsia="宋体" w:ascii="Times New Roman" w:hAnsi="Times New Roman"/>
                 <w:sz w:val="21"/>
                 <w:szCs w:val="21"/>
                 <w:b/>
@@ -14335,6 +14538,7 @@
             </w:pPr>
             <w:r>
               <w:rPr>
+                <w:rFonts w:eastAsia="宋体" w:ascii="Times New Roman" w:hAnsi="Times New Roman"/>
                 <w:sz w:val="21"/>
                 <w:szCs w:val="21"/>
               </w:rPr>
@@ -14352,6 +14556,7 @@
             </w:pPr>
             <w:r>
               <w:rPr>
+                <w:rFonts w:eastAsia="宋体" w:ascii="Times New Roman" w:hAnsi="Times New Roman"/>
                 <w:sz w:val="21"/>
                 <w:szCs w:val="21"/>
               </w:rPr>
@@ -14369,6 +14574,7 @@
             </w:pPr>
             <w:r>
               <w:rPr>
+                <w:rFonts w:eastAsia="宋体" w:ascii="Times New Roman" w:hAnsi="Times New Roman"/>
                 <w:sz w:val="21"/>
                 <w:szCs w:val="21"/>
               </w:rPr>
@@ -14388,6 +14594,7 @@
             </w:pPr>
             <w:r>
               <w:rPr>
+                <w:rFonts w:eastAsia="宋体" w:ascii="Times New Roman" w:hAnsi="Times New Roman"/>
                 <w:sz w:val="21"/>
                 <w:szCs w:val="21"/>
               </w:rPr>
@@ -14405,6 +14612,7 @@
             </w:pPr>
             <w:r>
               <w:rPr>
+                <w:rFonts w:eastAsia="宋体" w:ascii="Times New Roman" w:hAnsi="Times New Roman"/>
                 <w:sz w:val="21"/>
                 <w:szCs w:val="21"/>
               </w:rPr>
@@ -14422,6 +14630,7 @@
             </w:pPr>
             <w:r>
               <w:rPr>
+                <w:rFonts w:eastAsia="宋体" w:ascii="Times New Roman" w:hAnsi="Times New Roman"/>
                 <w:sz w:val="21"/>
                 <w:szCs w:val="21"/>
               </w:rPr>
@@ -14441,6 +14650,7 @@
             </w:pPr>
             <w:r>
               <w:rPr>
+                <w:rFonts w:eastAsia="宋体" w:ascii="Times New Roman" w:hAnsi="Times New Roman"/>
                 <w:sz w:val="21"/>
                 <w:szCs w:val="21"/>
               </w:rPr>
@@ -14458,6 +14668,7 @@
             </w:pPr>
             <w:r>
               <w:rPr>
+                <w:rFonts w:eastAsia="宋体" w:ascii="Times New Roman" w:hAnsi="Times New Roman"/>
                 <w:sz w:val="21"/>
                 <w:szCs w:val="21"/>
               </w:rPr>
@@ -14475,6 +14686,7 @@
             </w:pPr>
             <w:r>
               <w:rPr>
+                <w:rFonts w:eastAsia="宋体" w:ascii="Times New Roman" w:hAnsi="Times New Roman"/>
                 <w:sz w:val="21"/>
                 <w:szCs w:val="21"/>
               </w:rPr>
@@ -14494,6 +14706,7 @@
             </w:pPr>
             <w:r>
               <w:rPr>
+                <w:rFonts w:eastAsia="宋体" w:ascii="Times New Roman" w:hAnsi="Times New Roman"/>
                 <w:sz w:val="21"/>
                 <w:szCs w:val="21"/>
               </w:rPr>
@@ -14511,6 +14724,7 @@
             </w:pPr>
             <w:r>
               <w:rPr>
+                <w:rFonts w:eastAsia="宋体" w:ascii="Times New Roman" w:hAnsi="Times New Roman"/>
                 <w:sz w:val="21"/>
                 <w:szCs w:val="21"/>
               </w:rPr>
@@ -14528,6 +14742,7 @@
             </w:pPr>
             <w:r>
               <w:rPr>
+                <w:rFonts w:eastAsia="宋体" w:ascii="Times New Roman" w:hAnsi="Times New Roman"/>
                 <w:sz w:val="21"/>
                 <w:szCs w:val="21"/>
               </w:rPr>
@@ -14547,6 +14762,7 @@
             </w:pPr>
             <w:r>
               <w:rPr>
+                <w:rFonts w:eastAsia="宋体" w:ascii="Times New Roman" w:hAnsi="Times New Roman"/>
                 <w:sz w:val="21"/>
                 <w:szCs w:val="21"/>
               </w:rPr>
@@ -14564,6 +14780,7 @@
             </w:pPr>
             <w:r>
               <w:rPr>
+                <w:rFonts w:eastAsia="宋体" w:ascii="Times New Roman" w:hAnsi="Times New Roman"/>
                 <w:sz w:val="21"/>
                 <w:szCs w:val="21"/>
               </w:rPr>
@@ -14581,6 +14798,7 @@
             </w:pPr>
             <w:r>
               <w:rPr>
+                <w:rFonts w:eastAsia="宋体" w:ascii="Times New Roman" w:hAnsi="Times New Roman"/>
                 <w:sz w:val="21"/>
                 <w:szCs w:val="21"/>
               </w:rPr>
@@ -14600,6 +14818,7 @@
             </w:pPr>
             <w:r>
               <w:rPr>
+                <w:rFonts w:eastAsia="宋体" w:ascii="Times New Roman" w:hAnsi="Times New Roman"/>
                 <w:sz w:val="21"/>
                 <w:szCs w:val="21"/>
               </w:rPr>
@@ -14617,6 +14836,7 @@
             </w:pPr>
             <w:r>
               <w:rPr>
+                <w:rFonts w:eastAsia="宋体" w:ascii="Times New Roman" w:hAnsi="Times New Roman"/>
                 <w:sz w:val="21"/>
                 <w:szCs w:val="21"/>
               </w:rPr>
@@ -14634,6 +14854,7 @@
             </w:pPr>
             <w:r>
               <w:rPr>
+                <w:rFonts w:eastAsia="宋体" w:ascii="Times New Roman" w:hAnsi="Times New Roman"/>
                 <w:sz w:val="21"/>
                 <w:szCs w:val="21"/>
               </w:rPr>
@@ -14653,6 +14874,7 @@
             </w:pPr>
             <w:r>
               <w:rPr>
+                <w:rFonts w:eastAsia="宋体" w:ascii="Times New Roman" w:hAnsi="Times New Roman"/>
                 <w:sz w:val="21"/>
                 <w:szCs w:val="21"/>
               </w:rPr>
@@ -14670,6 +14892,7 @@
             </w:pPr>
             <w:r>
               <w:rPr>
+                <w:rFonts w:eastAsia="宋体" w:ascii="Times New Roman" w:hAnsi="Times New Roman"/>
                 <w:sz w:val="21"/>
                 <w:szCs w:val="21"/>
               </w:rPr>
@@ -14687,6 +14910,7 @@
             </w:pPr>
             <w:r>
               <w:rPr>
+                <w:rFonts w:eastAsia="宋体" w:ascii="Times New Roman" w:hAnsi="Times New Roman"/>
                 <w:sz w:val="21"/>
                 <w:szCs w:val="21"/>
               </w:rPr>
@@ -14706,6 +14930,7 @@
             </w:pPr>
             <w:r>
               <w:rPr>
+                <w:rFonts w:eastAsia="宋体" w:ascii="Times New Roman" w:hAnsi="Times New Roman"/>
                 <w:sz w:val="21"/>
                 <w:szCs w:val="21"/>
               </w:rPr>
@@ -14723,6 +14948,7 @@
             </w:pPr>
             <w:r>
               <w:rPr>
+                <w:rFonts w:eastAsia="宋体" w:ascii="Times New Roman" w:hAnsi="Times New Roman"/>
                 <w:sz w:val="21"/>
                 <w:szCs w:val="21"/>
               </w:rPr>
@@ -14740,6 +14966,7 @@
             </w:pPr>
             <w:r>
               <w:rPr>
+                <w:rFonts w:eastAsia="宋体" w:ascii="Times New Roman" w:hAnsi="Times New Roman"/>
                 <w:sz w:val="21"/>
                 <w:szCs w:val="21"/>
               </w:rPr>
@@ -14759,6 +14986,7 @@
             </w:pPr>
             <w:r>
               <w:rPr>
+                <w:rFonts w:eastAsia="宋体" w:ascii="Times New Roman" w:hAnsi="Times New Roman"/>
                 <w:sz w:val="21"/>
                 <w:szCs w:val="21"/>
               </w:rPr>
@@ -14776,6 +15004,7 @@
             </w:pPr>
             <w:r>
               <w:rPr>
+                <w:rFonts w:eastAsia="宋体" w:ascii="Times New Roman" w:hAnsi="Times New Roman"/>
                 <w:sz w:val="21"/>
                 <w:szCs w:val="21"/>
               </w:rPr>
@@ -14793,6 +15022,7 @@
             </w:pPr>
             <w:r>
               <w:rPr>
+                <w:rFonts w:eastAsia="宋体" w:ascii="Times New Roman" w:hAnsi="Times New Roman"/>
                 <w:sz w:val="21"/>
                 <w:szCs w:val="21"/>
               </w:rPr>
@@ -14812,6 +15042,7 @@
             </w:pPr>
             <w:r>
               <w:rPr>
+                <w:rFonts w:eastAsia="宋体" w:ascii="Times New Roman" w:hAnsi="Times New Roman"/>
                 <w:sz w:val="21"/>
                 <w:szCs w:val="21"/>
               </w:rPr>
@@ -14829,6 +15060,7 @@
             </w:pPr>
             <w:r>
               <w:rPr>
+                <w:rFonts w:eastAsia="宋体" w:ascii="Times New Roman" w:hAnsi="Times New Roman"/>
                 <w:sz w:val="21"/>
                 <w:szCs w:val="21"/>
               </w:rPr>
@@ -14846,6 +15078,7 @@
             </w:pPr>
             <w:r>
               <w:rPr>
+                <w:rFonts w:eastAsia="宋体" w:ascii="Times New Roman" w:hAnsi="Times New Roman"/>
                 <w:sz w:val="21"/>
                 <w:szCs w:val="21"/>
               </w:rPr>
@@ -14865,6 +15098,7 @@
             </w:pPr>
             <w:r>
               <w:rPr>
+                <w:rFonts w:eastAsia="宋体" w:ascii="Times New Roman" w:hAnsi="Times New Roman"/>
                 <w:sz w:val="21"/>
                 <w:szCs w:val="21"/>
               </w:rPr>
@@ -14882,6 +15116,7 @@
             </w:pPr>
             <w:r>
               <w:rPr>
+                <w:rFonts w:eastAsia="宋体" w:ascii="Times New Roman" w:hAnsi="Times New Roman"/>
                 <w:sz w:val="21"/>
                 <w:szCs w:val="21"/>
               </w:rPr>
@@ -14899,6 +15134,7 @@
             </w:pPr>
             <w:r>
               <w:rPr>
+                <w:rFonts w:eastAsia="宋体" w:ascii="Times New Roman" w:hAnsi="Times New Roman"/>
                 <w:sz w:val="21"/>
                 <w:szCs w:val="21"/>
               </w:rPr>
@@ -15111,6 +15347,7 @@
             </w:pPr>
             <w:r>
               <w:rPr>
+                <w:rFonts w:eastAsia="宋体" w:ascii="Times New Roman" w:hAnsi="Times New Roman"/>
                 <w:sz w:val="21"/>
                 <w:szCs w:val="21"/>
                 <w:b/>
@@ -15129,6 +15366,7 @@
             </w:pPr>
             <w:r>
               <w:rPr>
+                <w:rFonts w:eastAsia="宋体" w:ascii="Times New Roman" w:hAnsi="Times New Roman"/>
                 <w:sz w:val="21"/>
                 <w:szCs w:val="21"/>
                 <w:b/>
@@ -15147,6 +15385,7 @@
             </w:pPr>
             <w:r>
               <w:rPr>
+                <w:rFonts w:eastAsia="宋体" w:ascii="Times New Roman" w:hAnsi="Times New Roman"/>
                 <w:sz w:val="21"/>
                 <w:szCs w:val="21"/>
                 <w:b/>
@@ -15165,6 +15404,7 @@
             </w:pPr>
             <w:r>
               <w:rPr>
+                <w:rFonts w:eastAsia="宋体" w:ascii="Times New Roman" w:hAnsi="Times New Roman"/>
                 <w:sz w:val="21"/>
                 <w:szCs w:val="21"/>
                 <w:b/>
@@ -15183,6 +15423,7 @@
             </w:pPr>
             <w:r>
               <w:rPr>
+                <w:rFonts w:eastAsia="宋体" w:ascii="Times New Roman" w:hAnsi="Times New Roman"/>
                 <w:sz w:val="21"/>
                 <w:szCs w:val="21"/>
                 <w:b/>
@@ -15203,6 +15444,7 @@
             </w:pPr>
             <w:r>
               <w:rPr>
+                <w:rFonts w:eastAsia="宋体" w:ascii="Times New Roman" w:hAnsi="Times New Roman"/>
                 <w:sz w:val="21"/>
                 <w:szCs w:val="21"/>
               </w:rPr>
@@ -15220,6 +15462,7 @@
             </w:pPr>
             <w:r>
               <w:rPr>
+                <w:rFonts w:eastAsia="宋体" w:ascii="Times New Roman" w:hAnsi="Times New Roman"/>
                 <w:sz w:val="21"/>
                 <w:szCs w:val="21"/>
               </w:rPr>
@@ -15237,6 +15480,7 @@
             </w:pPr>
             <w:r>
               <w:rPr>
+                <w:rFonts w:eastAsia="宋体" w:ascii="Times New Roman" w:hAnsi="Times New Roman"/>
                 <w:sz w:val="21"/>
                 <w:szCs w:val="21"/>
               </w:rPr>
@@ -15254,6 +15498,7 @@
             </w:pPr>
             <w:r>
               <w:rPr>
+                <w:rFonts w:eastAsia="宋体" w:ascii="Times New Roman" w:hAnsi="Times New Roman"/>
                 <w:sz w:val="21"/>
                 <w:szCs w:val="21"/>
               </w:rPr>
@@ -15271,6 +15516,7 @@
             </w:pPr>
             <w:r>
               <w:rPr>
+                <w:rFonts w:eastAsia="宋体" w:ascii="Times New Roman" w:hAnsi="Times New Roman"/>
                 <w:sz w:val="21"/>
                 <w:szCs w:val="21"/>
               </w:rPr>
@@ -15290,6 +15536,7 @@
             </w:pPr>
             <w:r>
               <w:rPr>
+                <w:rFonts w:eastAsia="宋体" w:ascii="Times New Roman" w:hAnsi="Times New Roman"/>
                 <w:sz w:val="21"/>
                 <w:szCs w:val="21"/>
               </w:rPr>
@@ -15307,6 +15554,7 @@
             </w:pPr>
             <w:r>
               <w:rPr>
+                <w:rFonts w:eastAsia="宋体" w:ascii="Times New Roman" w:hAnsi="Times New Roman"/>
                 <w:sz w:val="21"/>
                 <w:szCs w:val="21"/>
               </w:rPr>
@@ -15324,6 +15572,7 @@
             </w:pPr>
             <w:r>
               <w:rPr>
+                <w:rFonts w:eastAsia="宋体" w:ascii="Times New Roman" w:hAnsi="Times New Roman"/>
                 <w:sz w:val="21"/>
                 <w:szCs w:val="21"/>
               </w:rPr>
@@ -15341,6 +15590,7 @@
             </w:pPr>
             <w:r>
               <w:rPr>
+                <w:rFonts w:eastAsia="宋体" w:ascii="Times New Roman" w:hAnsi="Times New Roman"/>
                 <w:sz w:val="21"/>
                 <w:szCs w:val="21"/>
               </w:rPr>
@@ -15358,6 +15608,7 @@
             </w:pPr>
             <w:r>
               <w:rPr>
+                <w:rFonts w:eastAsia="宋体" w:ascii="Times New Roman" w:hAnsi="Times New Roman"/>
                 <w:sz w:val="21"/>
                 <w:szCs w:val="21"/>
               </w:rPr>
@@ -15377,6 +15628,7 @@
             </w:pPr>
             <w:r>
               <w:rPr>
+                <w:rFonts w:eastAsia="宋体" w:ascii="Times New Roman" w:hAnsi="Times New Roman"/>
                 <w:sz w:val="21"/>
                 <w:szCs w:val="21"/>
               </w:rPr>
@@ -15394,6 +15646,7 @@
             </w:pPr>
             <w:r>
               <w:rPr>
+                <w:rFonts w:eastAsia="宋体" w:ascii="Times New Roman" w:hAnsi="Times New Roman"/>
                 <w:sz w:val="21"/>
                 <w:szCs w:val="21"/>
               </w:rPr>
@@ -15411,6 +15664,7 @@
             </w:pPr>
             <w:r>
               <w:rPr>
+                <w:rFonts w:eastAsia="宋体" w:ascii="Times New Roman" w:hAnsi="Times New Roman"/>
                 <w:sz w:val="21"/>
                 <w:szCs w:val="21"/>
               </w:rPr>
@@ -15428,6 +15682,7 @@
             </w:pPr>
             <w:r>
               <w:rPr>
+                <w:rFonts w:eastAsia="宋体" w:ascii="Times New Roman" w:hAnsi="Times New Roman"/>
                 <w:sz w:val="21"/>
                 <w:szCs w:val="21"/>
               </w:rPr>
@@ -15445,6 +15700,7 @@
             </w:pPr>
             <w:r>
               <w:rPr>
+                <w:rFonts w:eastAsia="宋体" w:ascii="Times New Roman" w:hAnsi="Times New Roman"/>
                 <w:sz w:val="21"/>
                 <w:szCs w:val="21"/>
               </w:rPr>
@@ -15464,6 +15720,7 @@
             </w:pPr>
             <w:r>
               <w:rPr>
+                <w:rFonts w:eastAsia="宋体" w:ascii="Times New Roman" w:hAnsi="Times New Roman"/>
                 <w:sz w:val="21"/>
                 <w:szCs w:val="21"/>
               </w:rPr>
@@ -15481,6 +15738,7 @@
             </w:pPr>
             <w:r>
               <w:rPr>
+                <w:rFonts w:eastAsia="宋体" w:ascii="Times New Roman" w:hAnsi="Times New Roman"/>
                 <w:sz w:val="21"/>
                 <w:szCs w:val="21"/>
               </w:rPr>
@@ -15498,6 +15756,7 @@
             </w:pPr>
             <w:r>
               <w:rPr>
+                <w:rFonts w:eastAsia="宋体" w:ascii="Times New Roman" w:hAnsi="Times New Roman"/>
                 <w:sz w:val="21"/>
                 <w:szCs w:val="21"/>
               </w:rPr>
@@ -15515,6 +15774,7 @@
             </w:pPr>
             <w:r>
               <w:rPr>
+                <w:rFonts w:eastAsia="宋体" w:ascii="Times New Roman" w:hAnsi="Times New Roman"/>
                 <w:sz w:val="21"/>
                 <w:szCs w:val="21"/>
               </w:rPr>
@@ -15532,6 +15792,7 @@
             </w:pPr>
             <w:r>
               <w:rPr>
+                <w:rFonts w:eastAsia="宋体" w:ascii="Times New Roman" w:hAnsi="Times New Roman"/>
                 <w:sz w:val="21"/>
                 <w:szCs w:val="21"/>
               </w:rPr>
@@ -15954,6 +16215,7 @@
             </w:pPr>
             <w:r>
               <w:rPr>
+                <w:rFonts w:eastAsia="宋体" w:ascii="Times New Roman" w:hAnsi="Times New Roman"/>
                 <w:sz w:val="21"/>
                 <w:szCs w:val="21"/>
                 <w:b/>
@@ -15972,6 +16234,7 @@
             </w:pPr>
             <w:r>
               <w:rPr>
+                <w:rFonts w:eastAsia="宋体" w:ascii="Times New Roman" w:hAnsi="Times New Roman"/>
                 <w:sz w:val="21"/>
                 <w:szCs w:val="21"/>
                 <w:b/>
@@ -15990,6 +16253,7 @@
             </w:pPr>
             <w:r>
               <w:rPr>
+                <w:rFonts w:eastAsia="宋体" w:ascii="Times New Roman" w:hAnsi="Times New Roman"/>
                 <w:sz w:val="21"/>
                 <w:szCs w:val="21"/>
                 <w:b/>
@@ -16008,6 +16272,7 @@
             </w:pPr>
             <w:r>
               <w:rPr>
+                <w:rFonts w:eastAsia="宋体" w:ascii="Times New Roman" w:hAnsi="Times New Roman"/>
                 <w:sz w:val="21"/>
                 <w:szCs w:val="21"/>
                 <w:b/>
@@ -16026,6 +16291,7 @@
             </w:pPr>
             <w:r>
               <w:rPr>
+                <w:rFonts w:eastAsia="宋体" w:ascii="Times New Roman" w:hAnsi="Times New Roman"/>
                 <w:sz w:val="21"/>
                 <w:szCs w:val="21"/>
                 <w:b/>
@@ -16046,6 +16312,7 @@
             </w:pPr>
             <w:r>
               <w:rPr>
+                <w:rFonts w:eastAsia="宋体" w:ascii="Times New Roman" w:hAnsi="Times New Roman"/>
                 <w:sz w:val="21"/>
                 <w:szCs w:val="21"/>
               </w:rPr>
@@ -16063,6 +16330,7 @@
             </w:pPr>
             <w:r>
               <w:rPr>
+                <w:rFonts w:eastAsia="宋体" w:ascii="Times New Roman" w:hAnsi="Times New Roman"/>
                 <w:sz w:val="21"/>
                 <w:szCs w:val="21"/>
               </w:rPr>
@@ -16080,6 +16348,7 @@
             </w:pPr>
             <w:r>
               <w:rPr>
+                <w:rFonts w:eastAsia="宋体" w:ascii="Times New Roman" w:hAnsi="Times New Roman"/>
                 <w:sz w:val="21"/>
                 <w:szCs w:val="21"/>
               </w:rPr>
@@ -16097,6 +16366,7 @@
             </w:pPr>
             <w:r>
               <w:rPr>
+                <w:rFonts w:eastAsia="宋体" w:ascii="Times New Roman" w:hAnsi="Times New Roman"/>
                 <w:sz w:val="21"/>
                 <w:szCs w:val="21"/>
               </w:rPr>
@@ -16114,6 +16384,7 @@
             </w:pPr>
             <w:r>
               <w:rPr>
+                <w:rFonts w:eastAsia="宋体" w:ascii="Times New Roman" w:hAnsi="Times New Roman"/>
                 <w:sz w:val="21"/>
                 <w:szCs w:val="21"/>
               </w:rPr>
@@ -16133,6 +16404,7 @@
             </w:pPr>
             <w:r>
               <w:rPr>
+                <w:rFonts w:eastAsia="宋体" w:ascii="Times New Roman" w:hAnsi="Times New Roman"/>
                 <w:sz w:val="21"/>
                 <w:szCs w:val="21"/>
               </w:rPr>
@@ -16150,6 +16422,7 @@
             </w:pPr>
             <w:r>
               <w:rPr>
+                <w:rFonts w:eastAsia="宋体" w:ascii="Times New Roman" w:hAnsi="Times New Roman"/>
                 <w:sz w:val="21"/>
                 <w:szCs w:val="21"/>
               </w:rPr>
@@ -16167,6 +16440,7 @@
             </w:pPr>
             <w:r>
               <w:rPr>
+                <w:rFonts w:eastAsia="宋体" w:ascii="Times New Roman" w:hAnsi="Times New Roman"/>
                 <w:sz w:val="21"/>
                 <w:szCs w:val="21"/>
               </w:rPr>
@@ -16184,6 +16458,7 @@
             </w:pPr>
             <w:r>
               <w:rPr>
+                <w:rFonts w:eastAsia="宋体" w:ascii="Times New Roman" w:hAnsi="Times New Roman"/>
                 <w:sz w:val="21"/>
                 <w:szCs w:val="21"/>
               </w:rPr>
@@ -16201,6 +16476,7 @@
             </w:pPr>
             <w:r>
               <w:rPr>
+                <w:rFonts w:eastAsia="宋体" w:ascii="Times New Roman" w:hAnsi="Times New Roman"/>
                 <w:sz w:val="21"/>
                 <w:szCs w:val="21"/>
               </w:rPr>
@@ -16220,6 +16496,7 @@
             </w:pPr>
             <w:r>
               <w:rPr>
+                <w:rFonts w:eastAsia="宋体" w:ascii="Times New Roman" w:hAnsi="Times New Roman"/>
                 <w:sz w:val="21"/>
                 <w:szCs w:val="21"/>
               </w:rPr>
@@ -16237,6 +16514,7 @@
             </w:pPr>
             <w:r>
               <w:rPr>
+                <w:rFonts w:eastAsia="宋体" w:ascii="Times New Roman" w:hAnsi="Times New Roman"/>
                 <w:sz w:val="21"/>
                 <w:szCs w:val="21"/>
               </w:rPr>
@@ -16254,6 +16532,7 @@
             </w:pPr>
             <w:r>
               <w:rPr>
+                <w:rFonts w:eastAsia="宋体" w:ascii="Times New Roman" w:hAnsi="Times New Roman"/>
                 <w:sz w:val="21"/>
                 <w:szCs w:val="21"/>
               </w:rPr>
@@ -16271,6 +16550,7 @@
             </w:pPr>
             <w:r>
               <w:rPr>
+                <w:rFonts w:eastAsia="宋体" w:ascii="Times New Roman" w:hAnsi="Times New Roman"/>
                 <w:sz w:val="21"/>
                 <w:szCs w:val="21"/>
               </w:rPr>
@@ -16288,6 +16568,7 @@
             </w:pPr>
             <w:r>
               <w:rPr>
+                <w:rFonts w:eastAsia="宋体" w:ascii="Times New Roman" w:hAnsi="Times New Roman"/>
                 <w:sz w:val="21"/>
                 <w:szCs w:val="21"/>
               </w:rPr>
@@ -16307,6 +16588,7 @@
             </w:pPr>
             <w:r>
               <w:rPr>
+                <w:rFonts w:eastAsia="宋体" w:ascii="Times New Roman" w:hAnsi="Times New Roman"/>
                 <w:sz w:val="21"/>
                 <w:szCs w:val="21"/>
               </w:rPr>
@@ -16324,6 +16606,7 @@
             </w:pPr>
             <w:r>
               <w:rPr>
+                <w:rFonts w:eastAsia="宋体" w:ascii="Times New Roman" w:hAnsi="Times New Roman"/>
                 <w:sz w:val="21"/>
                 <w:szCs w:val="21"/>
               </w:rPr>
@@ -16341,6 +16624,7 @@
             </w:pPr>
             <w:r>
               <w:rPr>
+                <w:rFonts w:eastAsia="宋体" w:ascii="Times New Roman" w:hAnsi="Times New Roman"/>
                 <w:sz w:val="21"/>
                 <w:szCs w:val="21"/>
               </w:rPr>
@@ -16358,6 +16642,7 @@
             </w:pPr>
             <w:r>
               <w:rPr>
+                <w:rFonts w:eastAsia="宋体" w:ascii="Times New Roman" w:hAnsi="Times New Roman"/>
                 <w:sz w:val="21"/>
                 <w:szCs w:val="21"/>
               </w:rPr>
@@ -16375,6 +16660,7 @@
             </w:pPr>
             <w:r>
               <w:rPr>
+                <w:rFonts w:eastAsia="宋体" w:ascii="Times New Roman" w:hAnsi="Times New Roman"/>
                 <w:sz w:val="21"/>
                 <w:szCs w:val="21"/>
               </w:rPr>
@@ -16394,6 +16680,7 @@
             </w:pPr>
             <w:r>
               <w:rPr>
+                <w:rFonts w:eastAsia="宋体" w:ascii="Times New Roman" w:hAnsi="Times New Roman"/>
                 <w:sz w:val="21"/>
                 <w:szCs w:val="21"/>
               </w:rPr>
@@ -16411,6 +16698,7 @@
             </w:pPr>
             <w:r>
               <w:rPr>
+                <w:rFonts w:eastAsia="宋体" w:ascii="Times New Roman" w:hAnsi="Times New Roman"/>
                 <w:sz w:val="21"/>
                 <w:szCs w:val="21"/>
               </w:rPr>
@@ -16428,6 +16716,7 @@
             </w:pPr>
             <w:r>
               <w:rPr>
+                <w:rFonts w:eastAsia="宋体" w:ascii="Times New Roman" w:hAnsi="Times New Roman"/>
                 <w:sz w:val="21"/>
                 <w:szCs w:val="21"/>
               </w:rPr>
@@ -16445,6 +16734,7 @@
             </w:pPr>
             <w:r>
               <w:rPr>
+                <w:rFonts w:eastAsia="宋体" w:ascii="Times New Roman" w:hAnsi="Times New Roman"/>
                 <w:sz w:val="21"/>
                 <w:szCs w:val="21"/>
               </w:rPr>
@@ -16462,6 +16752,7 @@
             </w:pPr>
             <w:r>
               <w:rPr>
+                <w:rFonts w:eastAsia="宋体" w:ascii="Times New Roman" w:hAnsi="Times New Roman"/>
                 <w:sz w:val="21"/>
                 <w:szCs w:val="21"/>
               </w:rPr>
@@ -16481,6 +16772,7 @@
             </w:pPr>
             <w:r>
               <w:rPr>
+                <w:rFonts w:eastAsia="宋体" w:ascii="Times New Roman" w:hAnsi="Times New Roman"/>
                 <w:sz w:val="21"/>
                 <w:szCs w:val="21"/>
               </w:rPr>
@@ -16498,6 +16790,7 @@
             </w:pPr>
             <w:r>
               <w:rPr>
+                <w:rFonts w:eastAsia="宋体" w:ascii="Times New Roman" w:hAnsi="Times New Roman"/>
                 <w:sz w:val="21"/>
                 <w:szCs w:val="21"/>
               </w:rPr>
@@ -16515,6 +16808,7 @@
             </w:pPr>
             <w:r>
               <w:rPr>
+                <w:rFonts w:eastAsia="宋体" w:ascii="Times New Roman" w:hAnsi="Times New Roman"/>
                 <w:sz w:val="21"/>
                 <w:szCs w:val="21"/>
               </w:rPr>
@@ -16532,6 +16826,7 @@
             </w:pPr>
             <w:r>
               <w:rPr>
+                <w:rFonts w:eastAsia="宋体" w:ascii="Times New Roman" w:hAnsi="Times New Roman"/>
                 <w:sz w:val="21"/>
                 <w:szCs w:val="21"/>
               </w:rPr>
@@ -16549,6 +16844,7 @@
             </w:pPr>
             <w:r>
               <w:rPr>
+                <w:rFonts w:eastAsia="宋体" w:ascii="Times New Roman" w:hAnsi="Times New Roman"/>
                 <w:sz w:val="21"/>
                 <w:szCs w:val="21"/>
               </w:rPr>
@@ -16971,6 +17267,7 @@
             </w:pPr>
             <w:r>
               <w:rPr>
+                <w:rFonts w:eastAsia="宋体" w:ascii="Times New Roman" w:hAnsi="Times New Roman"/>
                 <w:sz w:val="21"/>
                 <w:szCs w:val="21"/>
                 <w:b/>
@@ -16989,6 +17286,7 @@
             </w:pPr>
             <w:r>
               <w:rPr>
+                <w:rFonts w:eastAsia="宋体" w:ascii="Times New Roman" w:hAnsi="Times New Roman"/>
                 <w:sz w:val="21"/>
                 <w:szCs w:val="21"/>
                 <w:b/>
@@ -17007,6 +17305,7 @@
             </w:pPr>
             <w:r>
               <w:rPr>
+                <w:rFonts w:eastAsia="宋体" w:ascii="Times New Roman" w:hAnsi="Times New Roman"/>
                 <w:sz w:val="21"/>
                 <w:szCs w:val="21"/>
                 <w:b/>
@@ -17025,6 +17324,7 @@
             </w:pPr>
             <w:r>
               <w:rPr>
+                <w:rFonts w:eastAsia="宋体" w:ascii="Times New Roman" w:hAnsi="Times New Roman"/>
                 <w:sz w:val="21"/>
                 <w:szCs w:val="21"/>
                 <w:b/>
@@ -17043,6 +17343,7 @@
             </w:pPr>
             <w:r>
               <w:rPr>
+                <w:rFonts w:eastAsia="宋体" w:ascii="Times New Roman" w:hAnsi="Times New Roman"/>
                 <w:sz w:val="21"/>
                 <w:szCs w:val="21"/>
                 <w:b/>
@@ -17063,6 +17364,7 @@
             </w:pPr>
             <w:r>
               <w:rPr>
+                <w:rFonts w:eastAsia="宋体" w:ascii="Times New Roman" w:hAnsi="Times New Roman"/>
                 <w:sz w:val="21"/>
                 <w:szCs w:val="21"/>
               </w:rPr>
@@ -17080,6 +17382,7 @@
             </w:pPr>
             <w:r>
               <w:rPr>
+                <w:rFonts w:eastAsia="宋体" w:ascii="Times New Roman" w:hAnsi="Times New Roman"/>
                 <w:sz w:val="21"/>
                 <w:szCs w:val="21"/>
               </w:rPr>
@@ -17097,6 +17400,7 @@
             </w:pPr>
             <w:r>
               <w:rPr>
+                <w:rFonts w:eastAsia="宋体" w:ascii="Times New Roman" w:hAnsi="Times New Roman"/>
                 <w:sz w:val="21"/>
                 <w:szCs w:val="21"/>
               </w:rPr>
@@ -17114,6 +17418,7 @@
             </w:pPr>
             <w:r>
               <w:rPr>
+                <w:rFonts w:eastAsia="宋体" w:ascii="Times New Roman" w:hAnsi="Times New Roman"/>
                 <w:sz w:val="21"/>
                 <w:szCs w:val="21"/>
               </w:rPr>
@@ -17131,6 +17436,7 @@
             </w:pPr>
             <w:r>
               <w:rPr>
+                <w:rFonts w:eastAsia="宋体" w:ascii="Times New Roman" w:hAnsi="Times New Roman"/>
                 <w:sz w:val="21"/>
                 <w:szCs w:val="21"/>
               </w:rPr>
@@ -17150,6 +17456,7 @@
             </w:pPr>
             <w:r>
               <w:rPr>
+                <w:rFonts w:eastAsia="宋体" w:ascii="Times New Roman" w:hAnsi="Times New Roman"/>
                 <w:sz w:val="21"/>
                 <w:szCs w:val="21"/>
               </w:rPr>
@@ -17167,6 +17474,7 @@
             </w:pPr>
             <w:r>
               <w:rPr>
+                <w:rFonts w:eastAsia="宋体" w:ascii="Times New Roman" w:hAnsi="Times New Roman"/>
                 <w:sz w:val="21"/>
                 <w:szCs w:val="21"/>
               </w:rPr>
@@ -17184,6 +17492,7 @@
             </w:pPr>
             <w:r>
               <w:rPr>
+                <w:rFonts w:eastAsia="宋体" w:ascii="Times New Roman" w:hAnsi="Times New Roman"/>
                 <w:sz w:val="21"/>
                 <w:szCs w:val="21"/>
               </w:rPr>
@@ -17201,6 +17510,7 @@
             </w:pPr>
             <w:r>
               <w:rPr>
+                <w:rFonts w:eastAsia="宋体" w:ascii="Times New Roman" w:hAnsi="Times New Roman"/>
                 <w:sz w:val="21"/>
                 <w:szCs w:val="21"/>
               </w:rPr>
@@ -17218,6 +17528,7 @@
             </w:pPr>
             <w:r>
               <w:rPr>
+                <w:rFonts w:eastAsia="宋体" w:ascii="Times New Roman" w:hAnsi="Times New Roman"/>
                 <w:sz w:val="21"/>
                 <w:szCs w:val="21"/>
               </w:rPr>
@@ -17237,6 +17548,7 @@
             </w:pPr>
             <w:r>
               <w:rPr>
+                <w:rFonts w:eastAsia="宋体" w:ascii="Times New Roman" w:hAnsi="Times New Roman"/>
                 <w:sz w:val="21"/>
                 <w:szCs w:val="21"/>
               </w:rPr>
@@ -17254,6 +17566,7 @@
             </w:pPr>
             <w:r>
               <w:rPr>
+                <w:rFonts w:eastAsia="宋体" w:ascii="Times New Roman" w:hAnsi="Times New Roman"/>
                 <w:sz w:val="21"/>
                 <w:szCs w:val="21"/>
               </w:rPr>
@@ -17271,6 +17584,7 @@
             </w:pPr>
             <w:r>
               <w:rPr>
+                <w:rFonts w:eastAsia="宋体" w:ascii="Times New Roman" w:hAnsi="Times New Roman"/>
                 <w:sz w:val="21"/>
                 <w:szCs w:val="21"/>
               </w:rPr>
@@ -17288,6 +17602,7 @@
             </w:pPr>
             <w:r>
               <w:rPr>
+                <w:rFonts w:eastAsia="宋体" w:ascii="Times New Roman" w:hAnsi="Times New Roman"/>
                 <w:sz w:val="21"/>
                 <w:szCs w:val="21"/>
               </w:rPr>
@@ -17305,6 +17620,7 @@
             </w:pPr>
             <w:r>
               <w:rPr>
+                <w:rFonts w:eastAsia="宋体" w:ascii="Times New Roman" w:hAnsi="Times New Roman"/>
                 <w:sz w:val="21"/>
                 <w:szCs w:val="21"/>
               </w:rPr>
@@ -17324,6 +17640,7 @@
             </w:pPr>
             <w:r>
               <w:rPr>
+                <w:rFonts w:eastAsia="宋体" w:ascii="Times New Roman" w:hAnsi="Times New Roman"/>
                 <w:sz w:val="21"/>
                 <w:szCs w:val="21"/>
               </w:rPr>
@@ -17341,6 +17658,7 @@
             </w:pPr>
             <w:r>
               <w:rPr>
+                <w:rFonts w:eastAsia="宋体" w:ascii="Times New Roman" w:hAnsi="Times New Roman"/>
                 <w:sz w:val="21"/>
                 <w:szCs w:val="21"/>
               </w:rPr>
@@ -17358,6 +17676,7 @@
             </w:pPr>
             <w:r>
               <w:rPr>
+                <w:rFonts w:eastAsia="宋体" w:ascii="Times New Roman" w:hAnsi="Times New Roman"/>
                 <w:sz w:val="21"/>
                 <w:szCs w:val="21"/>
               </w:rPr>
@@ -17375,6 +17694,7 @@
             </w:pPr>
             <w:r>
               <w:rPr>
+                <w:rFonts w:eastAsia="宋体" w:ascii="Times New Roman" w:hAnsi="Times New Roman"/>
                 <w:sz w:val="21"/>
                 <w:szCs w:val="21"/>
               </w:rPr>
@@ -17392,6 +17712,7 @@
             </w:pPr>
             <w:r>
               <w:rPr>
+                <w:rFonts w:eastAsia="宋体" w:ascii="Times New Roman" w:hAnsi="Times New Roman"/>
                 <w:sz w:val="21"/>
                 <w:szCs w:val="21"/>
               </w:rPr>
@@ -17411,6 +17732,7 @@
             </w:pPr>
             <w:r>
               <w:rPr>
+                <w:rFonts w:eastAsia="宋体" w:ascii="Times New Roman" w:hAnsi="Times New Roman"/>
                 <w:sz w:val="21"/>
                 <w:szCs w:val="21"/>
               </w:rPr>
@@ -17428,6 +17750,7 @@
             </w:pPr>
             <w:r>
               <w:rPr>
+                <w:rFonts w:eastAsia="宋体" w:ascii="Times New Roman" w:hAnsi="Times New Roman"/>
                 <w:sz w:val="21"/>
                 <w:szCs w:val="21"/>
               </w:rPr>
@@ -17445,6 +17768,7 @@
             </w:pPr>
             <w:r>
               <w:rPr>
+                <w:rFonts w:eastAsia="宋体" w:ascii="Times New Roman" w:hAnsi="Times New Roman"/>
                 <w:sz w:val="21"/>
                 <w:szCs w:val="21"/>
               </w:rPr>
@@ -17462,6 +17786,7 @@
             </w:pPr>
             <w:r>
               <w:rPr>
+                <w:rFonts w:eastAsia="宋体" w:ascii="Times New Roman" w:hAnsi="Times New Roman"/>
                 <w:sz w:val="21"/>
                 <w:szCs w:val="21"/>
               </w:rPr>
@@ -17479,6 +17804,7 @@
             </w:pPr>
             <w:r>
               <w:rPr>
+                <w:rFonts w:eastAsia="宋体" w:ascii="Times New Roman" w:hAnsi="Times New Roman"/>
                 <w:sz w:val="21"/>
                 <w:szCs w:val="21"/>
               </w:rPr>

--- a/papers/chencai/output.docx
+++ b/papers/chencai/output.docx
@@ -7589,6 +7589,7 @@
       <w:tblPr>
         <w:jc w:val="center"/>
         <w:tblW w:w="5000" w:type="pct"/>
+        <w:tblLayout w:type="autofit"/>
         <w:tblBorders>
           <w:top w:val="single" w:sz="4" w:space="0" w:color="000000"/>
           <w:left w:val="single" w:sz="4" w:space="0" w:color="000000"/>
@@ -7609,10 +7610,12 @@
         <w:tc>
           <w:tcPr>
             <w:tcW w:w="1714" w:type="dxa"/>
-          </w:tcPr>
-          <w:p>
-            <w:pPr>
-              <w:jc w:val="center"/>
+            <w:vAlign w:val="center"/>
+          </w:tcPr>
+          <w:p>
+            <w:pPr>
+              <w:jc w:val="center"/>
+              <w:spacing w:before="0" w:after="0" w:line="240" w:lineRule="auto"/>
             </w:pPr>
             <w:r>
               <w:rPr>
@@ -7628,10 +7631,12 @@
         <w:tc>
           <w:tcPr>
             <w:tcW w:w="1714" w:type="dxa"/>
-          </w:tcPr>
-          <w:p>
-            <w:pPr>
-              <w:jc w:val="center"/>
+            <w:vAlign w:val="center"/>
+          </w:tcPr>
+          <w:p>
+            <w:pPr>
+              <w:jc w:val="center"/>
+              <w:spacing w:before="0" w:after="0" w:line="240" w:lineRule="auto"/>
             </w:pPr>
             <w:r>
               <w:rPr>
@@ -7647,10 +7652,12 @@
         <w:tc>
           <w:tcPr>
             <w:tcW w:w="1714" w:type="dxa"/>
-          </w:tcPr>
-          <w:p>
-            <w:pPr>
-              <w:jc w:val="center"/>
+            <w:vAlign w:val="center"/>
+          </w:tcPr>
+          <w:p>
+            <w:pPr>
+              <w:jc w:val="center"/>
+              <w:spacing w:before="0" w:after="0" w:line="240" w:lineRule="auto"/>
             </w:pPr>
             <w:r>
               <w:rPr>
@@ -7666,10 +7673,12 @@
         <w:tc>
           <w:tcPr>
             <w:tcW w:w="1714" w:type="dxa"/>
-          </w:tcPr>
-          <w:p>
-            <w:pPr>
-              <w:jc w:val="center"/>
+            <w:vAlign w:val="center"/>
+          </w:tcPr>
+          <w:p>
+            <w:pPr>
+              <w:jc w:val="center"/>
+              <w:spacing w:before="0" w:after="0" w:line="240" w:lineRule="auto"/>
             </w:pPr>
             <w:r>
               <w:rPr>
@@ -7685,10 +7694,12 @@
         <w:tc>
           <w:tcPr>
             <w:tcW w:w="2144" w:type="dxa"/>
-          </w:tcPr>
-          <w:p>
-            <w:pPr>
-              <w:jc w:val="center"/>
+            <w:vAlign w:val="center"/>
+          </w:tcPr>
+          <w:p>
+            <w:pPr>
+              <w:jc w:val="center"/>
+              <w:spacing w:before="0" w:after="0" w:line="240" w:lineRule="auto"/>
             </w:pPr>
             <w:r>
               <w:rPr>
@@ -7706,10 +7717,12 @@
         <w:tc>
           <w:tcPr>
             <w:tcW w:w="1714" w:type="dxa"/>
-          </w:tcPr>
-          <w:p>
-            <w:pPr>
-              <w:jc w:val="center"/>
+            <w:vAlign w:val="center"/>
+          </w:tcPr>
+          <w:p>
+            <w:pPr>
+              <w:jc w:val="center"/>
+              <w:spacing w:before="0" w:after="0" w:line="240" w:lineRule="auto"/>
             </w:pPr>
             <w:r>
               <w:rPr>
@@ -7724,10 +7737,12 @@
         <w:tc>
           <w:tcPr>
             <w:tcW w:w="1714" w:type="dxa"/>
-          </w:tcPr>
-          <w:p>
-            <w:pPr>
-              <w:jc w:val="center"/>
+            <w:vAlign w:val="center"/>
+          </w:tcPr>
+          <w:p>
+            <w:pPr>
+              <w:jc w:val="center"/>
+              <w:spacing w:before="0" w:after="0" w:line="240" w:lineRule="auto"/>
             </w:pPr>
             <w:r>
               <w:rPr>
@@ -7742,10 +7757,12 @@
         <w:tc>
           <w:tcPr>
             <w:tcW w:w="1714" w:type="dxa"/>
-          </w:tcPr>
-          <w:p>
-            <w:pPr>
-              <w:jc w:val="center"/>
+            <w:vAlign w:val="center"/>
+          </w:tcPr>
+          <w:p>
+            <w:pPr>
+              <w:jc w:val="center"/>
+              <w:spacing w:before="0" w:after="0" w:line="240" w:lineRule="auto"/>
             </w:pPr>
             <w:r>
               <w:rPr>
@@ -7760,10 +7777,12 @@
         <w:tc>
           <w:tcPr>
             <w:tcW w:w="1714" w:type="dxa"/>
-          </w:tcPr>
-          <w:p>
-            <w:pPr>
-              <w:jc w:val="center"/>
+            <w:vAlign w:val="center"/>
+          </w:tcPr>
+          <w:p>
+            <w:pPr>
+              <w:jc w:val="center"/>
+              <w:spacing w:before="0" w:after="0" w:line="240" w:lineRule="auto"/>
             </w:pPr>
             <w:r>
               <w:rPr>
@@ -7778,10 +7797,12 @@
         <w:tc>
           <w:tcPr>
             <w:tcW w:w="2144" w:type="dxa"/>
-          </w:tcPr>
-          <w:p>
-            <w:pPr>
-              <w:jc w:val="center"/>
+            <w:vAlign w:val="center"/>
+          </w:tcPr>
+          <w:p>
+            <w:pPr>
+              <w:jc w:val="center"/>
+              <w:spacing w:before="0" w:after="0" w:line="240" w:lineRule="auto"/>
             </w:pPr>
             <w:r>
               <w:rPr>
@@ -7798,10 +7819,12 @@
         <w:tc>
           <w:tcPr>
             <w:tcW w:w="1714" w:type="dxa"/>
-          </w:tcPr>
-          <w:p>
-            <w:pPr>
-              <w:jc w:val="center"/>
+            <w:vAlign w:val="center"/>
+          </w:tcPr>
+          <w:p>
+            <w:pPr>
+              <w:jc w:val="center"/>
+              <w:spacing w:before="0" w:after="0" w:line="240" w:lineRule="auto"/>
             </w:pPr>
             <w:r>
               <w:rPr>
@@ -7816,10 +7839,12 @@
         <w:tc>
           <w:tcPr>
             <w:tcW w:w="1714" w:type="dxa"/>
-          </w:tcPr>
-          <w:p>
-            <w:pPr>
-              <w:jc w:val="center"/>
+            <w:vAlign w:val="center"/>
+          </w:tcPr>
+          <w:p>
+            <w:pPr>
+              <w:jc w:val="center"/>
+              <w:spacing w:before="0" w:after="0" w:line="240" w:lineRule="auto"/>
             </w:pPr>
             <w:r>
               <w:rPr>
@@ -7834,10 +7859,12 @@
         <w:tc>
           <w:tcPr>
             <w:tcW w:w="1714" w:type="dxa"/>
-          </w:tcPr>
-          <w:p>
-            <w:pPr>
-              <w:jc w:val="center"/>
+            <w:vAlign w:val="center"/>
+          </w:tcPr>
+          <w:p>
+            <w:pPr>
+              <w:jc w:val="center"/>
+              <w:spacing w:before="0" w:after="0" w:line="240" w:lineRule="auto"/>
             </w:pPr>
             <w:r>
               <w:rPr>
@@ -7852,10 +7879,12 @@
         <w:tc>
           <w:tcPr>
             <w:tcW w:w="1714" w:type="dxa"/>
-          </w:tcPr>
-          <w:p>
-            <w:pPr>
-              <w:jc w:val="center"/>
+            <w:vAlign w:val="center"/>
+          </w:tcPr>
+          <w:p>
+            <w:pPr>
+              <w:jc w:val="center"/>
+              <w:spacing w:before="0" w:after="0" w:line="240" w:lineRule="auto"/>
             </w:pPr>
             <w:r>
               <w:rPr>
@@ -7870,10 +7899,12 @@
         <w:tc>
           <w:tcPr>
             <w:tcW w:w="2144" w:type="dxa"/>
-          </w:tcPr>
-          <w:p>
-            <w:pPr>
-              <w:jc w:val="center"/>
+            <w:vAlign w:val="center"/>
+          </w:tcPr>
+          <w:p>
+            <w:pPr>
+              <w:jc w:val="center"/>
+              <w:spacing w:before="0" w:after="0" w:line="240" w:lineRule="auto"/>
             </w:pPr>
             <w:r>
               <w:rPr>
@@ -7890,10 +7921,12 @@
         <w:tc>
           <w:tcPr>
             <w:tcW w:w="1714" w:type="dxa"/>
-          </w:tcPr>
-          <w:p>
-            <w:pPr>
-              <w:jc w:val="center"/>
+            <w:vAlign w:val="center"/>
+          </w:tcPr>
+          <w:p>
+            <w:pPr>
+              <w:jc w:val="center"/>
+              <w:spacing w:before="0" w:after="0" w:line="240" w:lineRule="auto"/>
             </w:pPr>
             <w:r>
               <w:rPr>
@@ -7908,10 +7941,12 @@
         <w:tc>
           <w:tcPr>
             <w:tcW w:w="1714" w:type="dxa"/>
-          </w:tcPr>
-          <w:p>
-            <w:pPr>
-              <w:jc w:val="center"/>
+            <w:vAlign w:val="center"/>
+          </w:tcPr>
+          <w:p>
+            <w:pPr>
+              <w:jc w:val="center"/>
+              <w:spacing w:before="0" w:after="0" w:line="240" w:lineRule="auto"/>
             </w:pPr>
             <w:r>
               <w:rPr>
@@ -7926,10 +7961,12 @@
         <w:tc>
           <w:tcPr>
             <w:tcW w:w="1714" w:type="dxa"/>
-          </w:tcPr>
-          <w:p>
-            <w:pPr>
-              <w:jc w:val="center"/>
+            <w:vAlign w:val="center"/>
+          </w:tcPr>
+          <w:p>
+            <w:pPr>
+              <w:jc w:val="center"/>
+              <w:spacing w:before="0" w:after="0" w:line="240" w:lineRule="auto"/>
             </w:pPr>
             <w:r>
               <w:rPr>
@@ -7944,10 +7981,12 @@
         <w:tc>
           <w:tcPr>
             <w:tcW w:w="1714" w:type="dxa"/>
-          </w:tcPr>
-          <w:p>
-            <w:pPr>
-              <w:jc w:val="center"/>
+            <w:vAlign w:val="center"/>
+          </w:tcPr>
+          <w:p>
+            <w:pPr>
+              <w:jc w:val="center"/>
+              <w:spacing w:before="0" w:after="0" w:line="240" w:lineRule="auto"/>
             </w:pPr>
             <w:r>
               <w:rPr>
@@ -7962,10 +8001,12 @@
         <w:tc>
           <w:tcPr>
             <w:tcW w:w="2144" w:type="dxa"/>
-          </w:tcPr>
-          <w:p>
-            <w:pPr>
-              <w:jc w:val="center"/>
+            <w:vAlign w:val="center"/>
+          </w:tcPr>
+          <w:p>
+            <w:pPr>
+              <w:jc w:val="center"/>
+              <w:spacing w:before="0" w:after="0" w:line="240" w:lineRule="auto"/>
             </w:pPr>
             <w:r>
               <w:rPr>
@@ -7982,10 +8023,12 @@
         <w:tc>
           <w:tcPr>
             <w:tcW w:w="1714" w:type="dxa"/>
-          </w:tcPr>
-          <w:p>
-            <w:pPr>
-              <w:jc w:val="center"/>
+            <w:vAlign w:val="center"/>
+          </w:tcPr>
+          <w:p>
+            <w:pPr>
+              <w:jc w:val="center"/>
+              <w:spacing w:before="0" w:after="0" w:line="240" w:lineRule="auto"/>
             </w:pPr>
             <w:r>
               <w:rPr>
@@ -8000,10 +8043,12 @@
         <w:tc>
           <w:tcPr>
             <w:tcW w:w="1714" w:type="dxa"/>
-          </w:tcPr>
-          <w:p>
-            <w:pPr>
-              <w:jc w:val="center"/>
+            <w:vAlign w:val="center"/>
+          </w:tcPr>
+          <w:p>
+            <w:pPr>
+              <w:jc w:val="center"/>
+              <w:spacing w:before="0" w:after="0" w:line="240" w:lineRule="auto"/>
             </w:pPr>
             <w:r>
               <w:rPr>
@@ -8018,10 +8063,12 @@
         <w:tc>
           <w:tcPr>
             <w:tcW w:w="1714" w:type="dxa"/>
-          </w:tcPr>
-          <w:p>
-            <w:pPr>
-              <w:jc w:val="center"/>
+            <w:vAlign w:val="center"/>
+          </w:tcPr>
+          <w:p>
+            <w:pPr>
+              <w:jc w:val="center"/>
+              <w:spacing w:before="0" w:after="0" w:line="240" w:lineRule="auto"/>
             </w:pPr>
             <w:r>
               <w:rPr>
@@ -8036,10 +8083,12 @@
         <w:tc>
           <w:tcPr>
             <w:tcW w:w="1714" w:type="dxa"/>
-          </w:tcPr>
-          <w:p>
-            <w:pPr>
-              <w:jc w:val="center"/>
+            <w:vAlign w:val="center"/>
+          </w:tcPr>
+          <w:p>
+            <w:pPr>
+              <w:jc w:val="center"/>
+              <w:spacing w:before="0" w:after="0" w:line="240" w:lineRule="auto"/>
             </w:pPr>
             <w:r>
               <w:rPr>
@@ -8054,10 +8103,12 @@
         <w:tc>
           <w:tcPr>
             <w:tcW w:w="2144" w:type="dxa"/>
-          </w:tcPr>
-          <w:p>
-            <w:pPr>
-              <w:jc w:val="center"/>
+            <w:vAlign w:val="center"/>
+          </w:tcPr>
+          <w:p>
+            <w:pPr>
+              <w:jc w:val="center"/>
+              <w:spacing w:before="0" w:after="0" w:line="240" w:lineRule="auto"/>
             </w:pPr>
             <w:r>
               <w:rPr>
@@ -8074,10 +8125,12 @@
         <w:tc>
           <w:tcPr>
             <w:tcW w:w="1714" w:type="dxa"/>
-          </w:tcPr>
-          <w:p>
-            <w:pPr>
-              <w:jc w:val="center"/>
+            <w:vAlign w:val="center"/>
+          </w:tcPr>
+          <w:p>
+            <w:pPr>
+              <w:jc w:val="center"/>
+              <w:spacing w:before="0" w:after="0" w:line="240" w:lineRule="auto"/>
             </w:pPr>
             <w:r>
               <w:rPr>
@@ -8092,10 +8145,12 @@
         <w:tc>
           <w:tcPr>
             <w:tcW w:w="1714" w:type="dxa"/>
-          </w:tcPr>
-          <w:p>
-            <w:pPr>
-              <w:jc w:val="center"/>
+            <w:vAlign w:val="center"/>
+          </w:tcPr>
+          <w:p>
+            <w:pPr>
+              <w:jc w:val="center"/>
+              <w:spacing w:before="0" w:after="0" w:line="240" w:lineRule="auto"/>
             </w:pPr>
             <w:r>
               <w:rPr>
@@ -8110,10 +8165,12 @@
         <w:tc>
           <w:tcPr>
             <w:tcW w:w="1714" w:type="dxa"/>
-          </w:tcPr>
-          <w:p>
-            <w:pPr>
-              <w:jc w:val="center"/>
+            <w:vAlign w:val="center"/>
+          </w:tcPr>
+          <w:p>
+            <w:pPr>
+              <w:jc w:val="center"/>
+              <w:spacing w:before="0" w:after="0" w:line="240" w:lineRule="auto"/>
             </w:pPr>
             <w:r>
               <w:rPr>
@@ -8128,10 +8185,12 @@
         <w:tc>
           <w:tcPr>
             <w:tcW w:w="1714" w:type="dxa"/>
-          </w:tcPr>
-          <w:p>
-            <w:pPr>
-              <w:jc w:val="center"/>
+            <w:vAlign w:val="center"/>
+          </w:tcPr>
+          <w:p>
+            <w:pPr>
+              <w:jc w:val="center"/>
+              <w:spacing w:before="0" w:after="0" w:line="240" w:lineRule="auto"/>
             </w:pPr>
             <w:r>
               <w:rPr>
@@ -8146,10 +8205,12 @@
         <w:tc>
           <w:tcPr>
             <w:tcW w:w="2144" w:type="dxa"/>
-          </w:tcPr>
-          <w:p>
-            <w:pPr>
-              <w:jc w:val="center"/>
+            <w:vAlign w:val="center"/>
+          </w:tcPr>
+          <w:p>
+            <w:pPr>
+              <w:jc w:val="center"/>
+              <w:spacing w:before="0" w:after="0" w:line="240" w:lineRule="auto"/>
             </w:pPr>
             <w:r>
               <w:rPr>
@@ -8166,10 +8227,12 @@
         <w:tc>
           <w:tcPr>
             <w:tcW w:w="1714" w:type="dxa"/>
-          </w:tcPr>
-          <w:p>
-            <w:pPr>
-              <w:jc w:val="center"/>
+            <w:vAlign w:val="center"/>
+          </w:tcPr>
+          <w:p>
+            <w:pPr>
+              <w:jc w:val="center"/>
+              <w:spacing w:before="0" w:after="0" w:line="240" w:lineRule="auto"/>
             </w:pPr>
             <w:r>
               <w:rPr>
@@ -8184,10 +8247,12 @@
         <w:tc>
           <w:tcPr>
             <w:tcW w:w="1714" w:type="dxa"/>
-          </w:tcPr>
-          <w:p>
-            <w:pPr>
-              <w:jc w:val="center"/>
+            <w:vAlign w:val="center"/>
+          </w:tcPr>
+          <w:p>
+            <w:pPr>
+              <w:jc w:val="center"/>
+              <w:spacing w:before="0" w:after="0" w:line="240" w:lineRule="auto"/>
             </w:pPr>
             <w:r>
               <w:rPr>
@@ -8202,10 +8267,12 @@
         <w:tc>
           <w:tcPr>
             <w:tcW w:w="1714" w:type="dxa"/>
-          </w:tcPr>
-          <w:p>
-            <w:pPr>
-              <w:jc w:val="center"/>
+            <w:vAlign w:val="center"/>
+          </w:tcPr>
+          <w:p>
+            <w:pPr>
+              <w:jc w:val="center"/>
+              <w:spacing w:before="0" w:after="0" w:line="240" w:lineRule="auto"/>
             </w:pPr>
             <w:r>
               <w:rPr>
@@ -8220,10 +8287,12 @@
         <w:tc>
           <w:tcPr>
             <w:tcW w:w="1714" w:type="dxa"/>
-          </w:tcPr>
-          <w:p>
-            <w:pPr>
-              <w:jc w:val="center"/>
+            <w:vAlign w:val="center"/>
+          </w:tcPr>
+          <w:p>
+            <w:pPr>
+              <w:jc w:val="center"/>
+              <w:spacing w:before="0" w:after="0" w:line="240" w:lineRule="auto"/>
             </w:pPr>
             <w:r>
               <w:rPr>
@@ -8238,10 +8307,12 @@
         <w:tc>
           <w:tcPr>
             <w:tcW w:w="2144" w:type="dxa"/>
-          </w:tcPr>
-          <w:p>
-            <w:pPr>
-              <w:jc w:val="center"/>
+            <w:vAlign w:val="center"/>
+          </w:tcPr>
+          <w:p>
+            <w:pPr>
+              <w:jc w:val="center"/>
+              <w:spacing w:before="0" w:after="0" w:line="240" w:lineRule="auto"/>
             </w:pPr>
             <w:r>
               <w:rPr>
@@ -8258,10 +8329,12 @@
         <w:tc>
           <w:tcPr>
             <w:tcW w:w="1714" w:type="dxa"/>
-          </w:tcPr>
-          <w:p>
-            <w:pPr>
-              <w:jc w:val="center"/>
+            <w:vAlign w:val="center"/>
+          </w:tcPr>
+          <w:p>
+            <w:pPr>
+              <w:jc w:val="center"/>
+              <w:spacing w:before="0" w:after="0" w:line="240" w:lineRule="auto"/>
             </w:pPr>
             <w:r>
               <w:rPr>
@@ -8276,10 +8349,12 @@
         <w:tc>
           <w:tcPr>
             <w:tcW w:w="1714" w:type="dxa"/>
-          </w:tcPr>
-          <w:p>
-            <w:pPr>
-              <w:jc w:val="center"/>
+            <w:vAlign w:val="center"/>
+          </w:tcPr>
+          <w:p>
+            <w:pPr>
+              <w:jc w:val="center"/>
+              <w:spacing w:before="0" w:after="0" w:line="240" w:lineRule="auto"/>
             </w:pPr>
             <w:r>
               <w:rPr>
@@ -8294,10 +8369,12 @@
         <w:tc>
           <w:tcPr>
             <w:tcW w:w="1714" w:type="dxa"/>
-          </w:tcPr>
-          <w:p>
-            <w:pPr>
-              <w:jc w:val="center"/>
+            <w:vAlign w:val="center"/>
+          </w:tcPr>
+          <w:p>
+            <w:pPr>
+              <w:jc w:val="center"/>
+              <w:spacing w:before="0" w:after="0" w:line="240" w:lineRule="auto"/>
             </w:pPr>
             <w:r>
               <w:rPr>
@@ -8312,10 +8389,12 @@
         <w:tc>
           <w:tcPr>
             <w:tcW w:w="1714" w:type="dxa"/>
-          </w:tcPr>
-          <w:p>
-            <w:pPr>
-              <w:jc w:val="center"/>
+            <w:vAlign w:val="center"/>
+          </w:tcPr>
+          <w:p>
+            <w:pPr>
+              <w:jc w:val="center"/>
+              <w:spacing w:before="0" w:after="0" w:line="240" w:lineRule="auto"/>
             </w:pPr>
             <w:r>
               <w:rPr>
@@ -8330,10 +8409,12 @@
         <w:tc>
           <w:tcPr>
             <w:tcW w:w="2144" w:type="dxa"/>
-          </w:tcPr>
-          <w:p>
-            <w:pPr>
-              <w:jc w:val="center"/>
+            <w:vAlign w:val="center"/>
+          </w:tcPr>
+          <w:p>
+            <w:pPr>
+              <w:jc w:val="center"/>
+              <w:spacing w:before="0" w:after="0" w:line="240" w:lineRule="auto"/>
             </w:pPr>
             <w:r>
               <w:rPr>
@@ -8350,10 +8431,12 @@
         <w:tc>
           <w:tcPr>
             <w:tcW w:w="1714" w:type="dxa"/>
-          </w:tcPr>
-          <w:p>
-            <w:pPr>
-              <w:jc w:val="center"/>
+            <w:vAlign w:val="center"/>
+          </w:tcPr>
+          <w:p>
+            <w:pPr>
+              <w:jc w:val="center"/>
+              <w:spacing w:before="0" w:after="0" w:line="240" w:lineRule="auto"/>
             </w:pPr>
             <w:r>
               <w:rPr>
@@ -8368,10 +8451,12 @@
         <w:tc>
           <w:tcPr>
             <w:tcW w:w="1714" w:type="dxa"/>
-          </w:tcPr>
-          <w:p>
-            <w:pPr>
-              <w:jc w:val="center"/>
+            <w:vAlign w:val="center"/>
+          </w:tcPr>
+          <w:p>
+            <w:pPr>
+              <w:jc w:val="center"/>
+              <w:spacing w:before="0" w:after="0" w:line="240" w:lineRule="auto"/>
             </w:pPr>
             <w:r>
               <w:rPr>
@@ -8386,10 +8471,12 @@
         <w:tc>
           <w:tcPr>
             <w:tcW w:w="1714" w:type="dxa"/>
-          </w:tcPr>
-          <w:p>
-            <w:pPr>
-              <w:jc w:val="center"/>
+            <w:vAlign w:val="center"/>
+          </w:tcPr>
+          <w:p>
+            <w:pPr>
+              <w:jc w:val="center"/>
+              <w:spacing w:before="0" w:after="0" w:line="240" w:lineRule="auto"/>
             </w:pPr>
             <w:r>
               <w:rPr>
@@ -8404,10 +8491,12 @@
         <w:tc>
           <w:tcPr>
             <w:tcW w:w="1714" w:type="dxa"/>
-          </w:tcPr>
-          <w:p>
-            <w:pPr>
-              <w:jc w:val="center"/>
+            <w:vAlign w:val="center"/>
+          </w:tcPr>
+          <w:p>
+            <w:pPr>
+              <w:jc w:val="center"/>
+              <w:spacing w:before="0" w:after="0" w:line="240" w:lineRule="auto"/>
             </w:pPr>
             <w:r>
               <w:rPr>
@@ -8422,10 +8511,12 @@
         <w:tc>
           <w:tcPr>
             <w:tcW w:w="2144" w:type="dxa"/>
-          </w:tcPr>
-          <w:p>
-            <w:pPr>
-              <w:jc w:val="center"/>
+            <w:vAlign w:val="center"/>
+          </w:tcPr>
+          <w:p>
+            <w:pPr>
+              <w:jc w:val="center"/>
+              <w:spacing w:before="0" w:after="0" w:line="240" w:lineRule="auto"/>
             </w:pPr>
             <w:r>
               <w:rPr>
@@ -8442,10 +8533,12 @@
         <w:tc>
           <w:tcPr>
             <w:tcW w:w="1714" w:type="dxa"/>
-          </w:tcPr>
-          <w:p>
-            <w:pPr>
-              <w:jc w:val="center"/>
+            <w:vAlign w:val="center"/>
+          </w:tcPr>
+          <w:p>
+            <w:pPr>
+              <w:jc w:val="center"/>
+              <w:spacing w:before="0" w:after="0" w:line="240" w:lineRule="auto"/>
             </w:pPr>
             <w:r>
               <w:rPr>
@@ -8460,10 +8553,12 @@
         <w:tc>
           <w:tcPr>
             <w:tcW w:w="1714" w:type="dxa"/>
-          </w:tcPr>
-          <w:p>
-            <w:pPr>
-              <w:jc w:val="center"/>
+            <w:vAlign w:val="center"/>
+          </w:tcPr>
+          <w:p>
+            <w:pPr>
+              <w:jc w:val="center"/>
+              <w:spacing w:before="0" w:after="0" w:line="240" w:lineRule="auto"/>
             </w:pPr>
             <w:r>
               <w:rPr>
@@ -8478,10 +8573,12 @@
         <w:tc>
           <w:tcPr>
             <w:tcW w:w="1714" w:type="dxa"/>
-          </w:tcPr>
-          <w:p>
-            <w:pPr>
-              <w:jc w:val="center"/>
+            <w:vAlign w:val="center"/>
+          </w:tcPr>
+          <w:p>
+            <w:pPr>
+              <w:jc w:val="center"/>
+              <w:spacing w:before="0" w:after="0" w:line="240" w:lineRule="auto"/>
             </w:pPr>
             <w:r>
               <w:rPr>
@@ -8496,10 +8593,12 @@
         <w:tc>
           <w:tcPr>
             <w:tcW w:w="1714" w:type="dxa"/>
-          </w:tcPr>
-          <w:p>
-            <w:pPr>
-              <w:jc w:val="center"/>
+            <w:vAlign w:val="center"/>
+          </w:tcPr>
+          <w:p>
+            <w:pPr>
+              <w:jc w:val="center"/>
+              <w:spacing w:before="0" w:after="0" w:line="240" w:lineRule="auto"/>
             </w:pPr>
             <w:r>
               <w:rPr>
@@ -8514,10 +8613,12 @@
         <w:tc>
           <w:tcPr>
             <w:tcW w:w="2144" w:type="dxa"/>
-          </w:tcPr>
-          <w:p>
-            <w:pPr>
-              <w:jc w:val="center"/>
+            <w:vAlign w:val="center"/>
+          </w:tcPr>
+          <w:p>
+            <w:pPr>
+              <w:jc w:val="center"/>
+              <w:spacing w:before="0" w:after="0" w:line="240" w:lineRule="auto"/>
             </w:pPr>
             <w:r>
               <w:rPr>
@@ -8584,6 +8685,7 @@
       <w:tblPr>
         <w:jc w:val="center"/>
         <w:tblW w:w="5000" w:type="pct"/>
+        <w:tblLayout w:type="autofit"/>
         <w:tblBorders>
           <w:top w:val="single" w:sz="4" w:space="0" w:color="000000"/>
           <w:left w:val="single" w:sz="4" w:space="0" w:color="000000"/>
@@ -8604,10 +8706,12 @@
         <w:tc>
           <w:tcPr>
             <w:tcW w:w="1714" w:type="dxa"/>
-          </w:tcPr>
-          <w:p>
-            <w:pPr>
-              <w:jc w:val="center"/>
+            <w:vAlign w:val="center"/>
+          </w:tcPr>
+          <w:p>
+            <w:pPr>
+              <w:jc w:val="center"/>
+              <w:spacing w:before="0" w:after="0" w:line="240" w:lineRule="auto"/>
             </w:pPr>
             <w:r>
               <w:rPr>
@@ -8623,10 +8727,12 @@
         <w:tc>
           <w:tcPr>
             <w:tcW w:w="1714" w:type="dxa"/>
-          </w:tcPr>
-          <w:p>
-            <w:pPr>
-              <w:jc w:val="center"/>
+            <w:vAlign w:val="center"/>
+          </w:tcPr>
+          <w:p>
+            <w:pPr>
+              <w:jc w:val="center"/>
+              <w:spacing w:before="0" w:after="0" w:line="240" w:lineRule="auto"/>
             </w:pPr>
             <w:r>
               <w:rPr>
@@ -8642,10 +8748,12 @@
         <w:tc>
           <w:tcPr>
             <w:tcW w:w="1714" w:type="dxa"/>
-          </w:tcPr>
-          <w:p>
-            <w:pPr>
-              <w:jc w:val="center"/>
+            <w:vAlign w:val="center"/>
+          </w:tcPr>
+          <w:p>
+            <w:pPr>
+              <w:jc w:val="center"/>
+              <w:spacing w:before="0" w:after="0" w:line="240" w:lineRule="auto"/>
             </w:pPr>
             <w:r>
               <w:rPr>
@@ -8661,10 +8769,12 @@
         <w:tc>
           <w:tcPr>
             <w:tcW w:w="1714" w:type="dxa"/>
-          </w:tcPr>
-          <w:p>
-            <w:pPr>
-              <w:jc w:val="center"/>
+            <w:vAlign w:val="center"/>
+          </w:tcPr>
+          <w:p>
+            <w:pPr>
+              <w:jc w:val="center"/>
+              <w:spacing w:before="0" w:after="0" w:line="240" w:lineRule="auto"/>
             </w:pPr>
             <w:r>
               <w:rPr>
@@ -8680,10 +8790,12 @@
         <w:tc>
           <w:tcPr>
             <w:tcW w:w="2144" w:type="dxa"/>
-          </w:tcPr>
-          <w:p>
-            <w:pPr>
-              <w:jc w:val="center"/>
+            <w:vAlign w:val="center"/>
+          </w:tcPr>
+          <w:p>
+            <w:pPr>
+              <w:jc w:val="center"/>
+              <w:spacing w:before="0" w:after="0" w:line="240" w:lineRule="auto"/>
             </w:pPr>
             <w:r>
               <w:rPr>
@@ -8701,10 +8813,12 @@
         <w:tc>
           <w:tcPr>
             <w:tcW w:w="1714" w:type="dxa"/>
-          </w:tcPr>
-          <w:p>
-            <w:pPr>
-              <w:jc w:val="center"/>
+            <w:vAlign w:val="center"/>
+          </w:tcPr>
+          <w:p>
+            <w:pPr>
+              <w:jc w:val="center"/>
+              <w:spacing w:before="0" w:after="0" w:line="240" w:lineRule="auto"/>
             </w:pPr>
             <w:r>
               <w:rPr>
@@ -8719,10 +8833,12 @@
         <w:tc>
           <w:tcPr>
             <w:tcW w:w="1714" w:type="dxa"/>
-          </w:tcPr>
-          <w:p>
-            <w:pPr>
-              <w:jc w:val="center"/>
+            <w:vAlign w:val="center"/>
+          </w:tcPr>
+          <w:p>
+            <w:pPr>
+              <w:jc w:val="center"/>
+              <w:spacing w:before="0" w:after="0" w:line="240" w:lineRule="auto"/>
             </w:pPr>
             <w:r>
               <w:rPr>
@@ -8737,10 +8853,12 @@
         <w:tc>
           <w:tcPr>
             <w:tcW w:w="1714" w:type="dxa"/>
-          </w:tcPr>
-          <w:p>
-            <w:pPr>
-              <w:jc w:val="center"/>
+            <w:vAlign w:val="center"/>
+          </w:tcPr>
+          <w:p>
+            <w:pPr>
+              <w:jc w:val="center"/>
+              <w:spacing w:before="0" w:after="0" w:line="240" w:lineRule="auto"/>
             </w:pPr>
             <w:r>
               <w:rPr>
@@ -8755,10 +8873,12 @@
         <w:tc>
           <w:tcPr>
             <w:tcW w:w="1714" w:type="dxa"/>
-          </w:tcPr>
-          <w:p>
-            <w:pPr>
-              <w:jc w:val="center"/>
+            <w:vAlign w:val="center"/>
+          </w:tcPr>
+          <w:p>
+            <w:pPr>
+              <w:jc w:val="center"/>
+              <w:spacing w:before="0" w:after="0" w:line="240" w:lineRule="auto"/>
             </w:pPr>
             <w:r>
               <w:rPr>
@@ -8773,10 +8893,12 @@
         <w:tc>
           <w:tcPr>
             <w:tcW w:w="2144" w:type="dxa"/>
-          </w:tcPr>
-          <w:p>
-            <w:pPr>
-              <w:jc w:val="center"/>
+            <w:vAlign w:val="center"/>
+          </w:tcPr>
+          <w:p>
+            <w:pPr>
+              <w:jc w:val="center"/>
+              <w:spacing w:before="0" w:after="0" w:line="240" w:lineRule="auto"/>
             </w:pPr>
             <w:r>
               <w:rPr>
@@ -8793,10 +8915,12 @@
         <w:tc>
           <w:tcPr>
             <w:tcW w:w="1714" w:type="dxa"/>
-          </w:tcPr>
-          <w:p>
-            <w:pPr>
-              <w:jc w:val="center"/>
+            <w:vAlign w:val="center"/>
+          </w:tcPr>
+          <w:p>
+            <w:pPr>
+              <w:jc w:val="center"/>
+              <w:spacing w:before="0" w:after="0" w:line="240" w:lineRule="auto"/>
             </w:pPr>
             <w:r>
               <w:rPr>
@@ -8811,10 +8935,12 @@
         <w:tc>
           <w:tcPr>
             <w:tcW w:w="1714" w:type="dxa"/>
-          </w:tcPr>
-          <w:p>
-            <w:pPr>
-              <w:jc w:val="center"/>
+            <w:vAlign w:val="center"/>
+          </w:tcPr>
+          <w:p>
+            <w:pPr>
+              <w:jc w:val="center"/>
+              <w:spacing w:before="0" w:after="0" w:line="240" w:lineRule="auto"/>
             </w:pPr>
             <w:r>
               <w:rPr>
@@ -8829,10 +8955,12 @@
         <w:tc>
           <w:tcPr>
             <w:tcW w:w="1714" w:type="dxa"/>
-          </w:tcPr>
-          <w:p>
-            <w:pPr>
-              <w:jc w:val="center"/>
+            <w:vAlign w:val="center"/>
+          </w:tcPr>
+          <w:p>
+            <w:pPr>
+              <w:jc w:val="center"/>
+              <w:spacing w:before="0" w:after="0" w:line="240" w:lineRule="auto"/>
             </w:pPr>
             <w:r>
               <w:rPr>
@@ -8847,10 +8975,12 @@
         <w:tc>
           <w:tcPr>
             <w:tcW w:w="1714" w:type="dxa"/>
-          </w:tcPr>
-          <w:p>
-            <w:pPr>
-              <w:jc w:val="center"/>
+            <w:vAlign w:val="center"/>
+          </w:tcPr>
+          <w:p>
+            <w:pPr>
+              <w:jc w:val="center"/>
+              <w:spacing w:before="0" w:after="0" w:line="240" w:lineRule="auto"/>
             </w:pPr>
             <w:r>
               <w:rPr>
@@ -8865,10 +8995,12 @@
         <w:tc>
           <w:tcPr>
             <w:tcW w:w="2144" w:type="dxa"/>
-          </w:tcPr>
-          <w:p>
-            <w:pPr>
-              <w:jc w:val="center"/>
+            <w:vAlign w:val="center"/>
+          </w:tcPr>
+          <w:p>
+            <w:pPr>
+              <w:jc w:val="center"/>
+              <w:spacing w:before="0" w:after="0" w:line="240" w:lineRule="auto"/>
             </w:pPr>
             <w:r>
               <w:rPr>
@@ -8885,10 +9017,12 @@
         <w:tc>
           <w:tcPr>
             <w:tcW w:w="1714" w:type="dxa"/>
-          </w:tcPr>
-          <w:p>
-            <w:pPr>
-              <w:jc w:val="center"/>
+            <w:vAlign w:val="center"/>
+          </w:tcPr>
+          <w:p>
+            <w:pPr>
+              <w:jc w:val="center"/>
+              <w:spacing w:before="0" w:after="0" w:line="240" w:lineRule="auto"/>
             </w:pPr>
             <w:r>
               <w:rPr>
@@ -8903,10 +9037,12 @@
         <w:tc>
           <w:tcPr>
             <w:tcW w:w="1714" w:type="dxa"/>
-          </w:tcPr>
-          <w:p>
-            <w:pPr>
-              <w:jc w:val="center"/>
+            <w:vAlign w:val="center"/>
+          </w:tcPr>
+          <w:p>
+            <w:pPr>
+              <w:jc w:val="center"/>
+              <w:spacing w:before="0" w:after="0" w:line="240" w:lineRule="auto"/>
             </w:pPr>
             <w:r>
               <w:rPr>
@@ -8921,10 +9057,12 @@
         <w:tc>
           <w:tcPr>
             <w:tcW w:w="1714" w:type="dxa"/>
-          </w:tcPr>
-          <w:p>
-            <w:pPr>
-              <w:jc w:val="center"/>
+            <w:vAlign w:val="center"/>
+          </w:tcPr>
+          <w:p>
+            <w:pPr>
+              <w:jc w:val="center"/>
+              <w:spacing w:before="0" w:after="0" w:line="240" w:lineRule="auto"/>
             </w:pPr>
             <w:r>
               <w:rPr>
@@ -8939,10 +9077,12 @@
         <w:tc>
           <w:tcPr>
             <w:tcW w:w="1714" w:type="dxa"/>
-          </w:tcPr>
-          <w:p>
-            <w:pPr>
-              <w:jc w:val="center"/>
+            <w:vAlign w:val="center"/>
+          </w:tcPr>
+          <w:p>
+            <w:pPr>
+              <w:jc w:val="center"/>
+              <w:spacing w:before="0" w:after="0" w:line="240" w:lineRule="auto"/>
             </w:pPr>
             <w:r>
               <w:rPr>
@@ -8957,10 +9097,12 @@
         <w:tc>
           <w:tcPr>
             <w:tcW w:w="2144" w:type="dxa"/>
-          </w:tcPr>
-          <w:p>
-            <w:pPr>
-              <w:jc w:val="center"/>
+            <w:vAlign w:val="center"/>
+          </w:tcPr>
+          <w:p>
+            <w:pPr>
+              <w:jc w:val="center"/>
+              <w:spacing w:before="0" w:after="0" w:line="240" w:lineRule="auto"/>
             </w:pPr>
             <w:r>
               <w:rPr>
@@ -8977,10 +9119,12 @@
         <w:tc>
           <w:tcPr>
             <w:tcW w:w="1714" w:type="dxa"/>
-          </w:tcPr>
-          <w:p>
-            <w:pPr>
-              <w:jc w:val="center"/>
+            <w:vAlign w:val="center"/>
+          </w:tcPr>
+          <w:p>
+            <w:pPr>
+              <w:jc w:val="center"/>
+              <w:spacing w:before="0" w:after="0" w:line="240" w:lineRule="auto"/>
             </w:pPr>
             <w:r>
               <w:rPr>
@@ -8995,10 +9139,12 @@
         <w:tc>
           <w:tcPr>
             <w:tcW w:w="1714" w:type="dxa"/>
-          </w:tcPr>
-          <w:p>
-            <w:pPr>
-              <w:jc w:val="center"/>
+            <w:vAlign w:val="center"/>
+          </w:tcPr>
+          <w:p>
+            <w:pPr>
+              <w:jc w:val="center"/>
+              <w:spacing w:before="0" w:after="0" w:line="240" w:lineRule="auto"/>
             </w:pPr>
             <w:r>
               <w:rPr>
@@ -9013,10 +9159,12 @@
         <w:tc>
           <w:tcPr>
             <w:tcW w:w="1714" w:type="dxa"/>
-          </w:tcPr>
-          <w:p>
-            <w:pPr>
-              <w:jc w:val="center"/>
+            <w:vAlign w:val="center"/>
+          </w:tcPr>
+          <w:p>
+            <w:pPr>
+              <w:jc w:val="center"/>
+              <w:spacing w:before="0" w:after="0" w:line="240" w:lineRule="auto"/>
             </w:pPr>
             <w:r>
               <w:rPr>
@@ -9031,10 +9179,12 @@
         <w:tc>
           <w:tcPr>
             <w:tcW w:w="1714" w:type="dxa"/>
-          </w:tcPr>
-          <w:p>
-            <w:pPr>
-              <w:jc w:val="center"/>
+            <w:vAlign w:val="center"/>
+          </w:tcPr>
+          <w:p>
+            <w:pPr>
+              <w:jc w:val="center"/>
+              <w:spacing w:before="0" w:after="0" w:line="240" w:lineRule="auto"/>
             </w:pPr>
             <w:r>
               <w:rPr>
@@ -9049,10 +9199,12 @@
         <w:tc>
           <w:tcPr>
             <w:tcW w:w="2144" w:type="dxa"/>
-          </w:tcPr>
-          <w:p>
-            <w:pPr>
-              <w:jc w:val="center"/>
+            <w:vAlign w:val="center"/>
+          </w:tcPr>
+          <w:p>
+            <w:pPr>
+              <w:jc w:val="center"/>
+              <w:spacing w:before="0" w:after="0" w:line="240" w:lineRule="auto"/>
             </w:pPr>
             <w:r>
               <w:rPr>
@@ -9069,10 +9221,12 @@
         <w:tc>
           <w:tcPr>
             <w:tcW w:w="1714" w:type="dxa"/>
-          </w:tcPr>
-          <w:p>
-            <w:pPr>
-              <w:jc w:val="center"/>
+            <w:vAlign w:val="center"/>
+          </w:tcPr>
+          <w:p>
+            <w:pPr>
+              <w:jc w:val="center"/>
+              <w:spacing w:before="0" w:after="0" w:line="240" w:lineRule="auto"/>
             </w:pPr>
             <w:r>
               <w:rPr>
@@ -9087,10 +9241,12 @@
         <w:tc>
           <w:tcPr>
             <w:tcW w:w="1714" w:type="dxa"/>
-          </w:tcPr>
-          <w:p>
-            <w:pPr>
-              <w:jc w:val="center"/>
+            <w:vAlign w:val="center"/>
+          </w:tcPr>
+          <w:p>
+            <w:pPr>
+              <w:jc w:val="center"/>
+              <w:spacing w:before="0" w:after="0" w:line="240" w:lineRule="auto"/>
             </w:pPr>
             <w:r>
               <w:rPr>
@@ -9105,10 +9261,12 @@
         <w:tc>
           <w:tcPr>
             <w:tcW w:w="1714" w:type="dxa"/>
-          </w:tcPr>
-          <w:p>
-            <w:pPr>
-              <w:jc w:val="center"/>
+            <w:vAlign w:val="center"/>
+          </w:tcPr>
+          <w:p>
+            <w:pPr>
+              <w:jc w:val="center"/>
+              <w:spacing w:before="0" w:after="0" w:line="240" w:lineRule="auto"/>
             </w:pPr>
             <w:r>
               <w:rPr>
@@ -9123,10 +9281,12 @@
         <w:tc>
           <w:tcPr>
             <w:tcW w:w="1714" w:type="dxa"/>
-          </w:tcPr>
-          <w:p>
-            <w:pPr>
-              <w:jc w:val="center"/>
+            <w:vAlign w:val="center"/>
+          </w:tcPr>
+          <w:p>
+            <w:pPr>
+              <w:jc w:val="center"/>
+              <w:spacing w:before="0" w:after="0" w:line="240" w:lineRule="auto"/>
             </w:pPr>
             <w:r>
               <w:rPr>
@@ -9141,10 +9301,12 @@
         <w:tc>
           <w:tcPr>
             <w:tcW w:w="2144" w:type="dxa"/>
-          </w:tcPr>
-          <w:p>
-            <w:pPr>
-              <w:jc w:val="center"/>
+            <w:vAlign w:val="center"/>
+          </w:tcPr>
+          <w:p>
+            <w:pPr>
+              <w:jc w:val="center"/>
+              <w:spacing w:before="0" w:after="0" w:line="240" w:lineRule="auto"/>
             </w:pPr>
             <w:r>
               <w:rPr>
@@ -9161,10 +9323,12 @@
         <w:tc>
           <w:tcPr>
             <w:tcW w:w="1714" w:type="dxa"/>
-          </w:tcPr>
-          <w:p>
-            <w:pPr>
-              <w:jc w:val="center"/>
+            <w:vAlign w:val="center"/>
+          </w:tcPr>
+          <w:p>
+            <w:pPr>
+              <w:jc w:val="center"/>
+              <w:spacing w:before="0" w:after="0" w:line="240" w:lineRule="auto"/>
             </w:pPr>
             <w:r>
               <w:rPr>
@@ -9179,10 +9343,12 @@
         <w:tc>
           <w:tcPr>
             <w:tcW w:w="1714" w:type="dxa"/>
-          </w:tcPr>
-          <w:p>
-            <w:pPr>
-              <w:jc w:val="center"/>
+            <w:vAlign w:val="center"/>
+          </w:tcPr>
+          <w:p>
+            <w:pPr>
+              <w:jc w:val="center"/>
+              <w:spacing w:before="0" w:after="0" w:line="240" w:lineRule="auto"/>
             </w:pPr>
             <w:r>
               <w:rPr>
@@ -9197,10 +9363,12 @@
         <w:tc>
           <w:tcPr>
             <w:tcW w:w="1714" w:type="dxa"/>
-          </w:tcPr>
-          <w:p>
-            <w:pPr>
-              <w:jc w:val="center"/>
+            <w:vAlign w:val="center"/>
+          </w:tcPr>
+          <w:p>
+            <w:pPr>
+              <w:jc w:val="center"/>
+              <w:spacing w:before="0" w:after="0" w:line="240" w:lineRule="auto"/>
             </w:pPr>
             <w:r>
               <w:rPr>
@@ -9215,10 +9383,12 @@
         <w:tc>
           <w:tcPr>
             <w:tcW w:w="1714" w:type="dxa"/>
-          </w:tcPr>
-          <w:p>
-            <w:pPr>
-              <w:jc w:val="center"/>
+            <w:vAlign w:val="center"/>
+          </w:tcPr>
+          <w:p>
+            <w:pPr>
+              <w:jc w:val="center"/>
+              <w:spacing w:before="0" w:after="0" w:line="240" w:lineRule="auto"/>
             </w:pPr>
             <w:r>
               <w:rPr>
@@ -9233,10 +9403,12 @@
         <w:tc>
           <w:tcPr>
             <w:tcW w:w="2144" w:type="dxa"/>
-          </w:tcPr>
-          <w:p>
-            <w:pPr>
-              <w:jc w:val="center"/>
+            <w:vAlign w:val="center"/>
+          </w:tcPr>
+          <w:p>
+            <w:pPr>
+              <w:jc w:val="center"/>
+              <w:spacing w:before="0" w:after="0" w:line="240" w:lineRule="auto"/>
             </w:pPr>
             <w:r>
               <w:rPr>
@@ -9253,10 +9425,12 @@
         <w:tc>
           <w:tcPr>
             <w:tcW w:w="1714" w:type="dxa"/>
-          </w:tcPr>
-          <w:p>
-            <w:pPr>
-              <w:jc w:val="center"/>
+            <w:vAlign w:val="center"/>
+          </w:tcPr>
+          <w:p>
+            <w:pPr>
+              <w:jc w:val="center"/>
+              <w:spacing w:before="0" w:after="0" w:line="240" w:lineRule="auto"/>
             </w:pPr>
             <w:r>
               <w:rPr>
@@ -9271,10 +9445,12 @@
         <w:tc>
           <w:tcPr>
             <w:tcW w:w="1714" w:type="dxa"/>
-          </w:tcPr>
-          <w:p>
-            <w:pPr>
-              <w:jc w:val="center"/>
+            <w:vAlign w:val="center"/>
+          </w:tcPr>
+          <w:p>
+            <w:pPr>
+              <w:jc w:val="center"/>
+              <w:spacing w:before="0" w:after="0" w:line="240" w:lineRule="auto"/>
             </w:pPr>
             <w:r>
               <w:rPr>
@@ -9289,10 +9465,12 @@
         <w:tc>
           <w:tcPr>
             <w:tcW w:w="1714" w:type="dxa"/>
-          </w:tcPr>
-          <w:p>
-            <w:pPr>
-              <w:jc w:val="center"/>
+            <w:vAlign w:val="center"/>
+          </w:tcPr>
+          <w:p>
+            <w:pPr>
+              <w:jc w:val="center"/>
+              <w:spacing w:before="0" w:after="0" w:line="240" w:lineRule="auto"/>
             </w:pPr>
             <w:r>
               <w:rPr>
@@ -9307,10 +9485,12 @@
         <w:tc>
           <w:tcPr>
             <w:tcW w:w="1714" w:type="dxa"/>
-          </w:tcPr>
-          <w:p>
-            <w:pPr>
-              <w:jc w:val="center"/>
+            <w:vAlign w:val="center"/>
+          </w:tcPr>
+          <w:p>
+            <w:pPr>
+              <w:jc w:val="center"/>
+              <w:spacing w:before="0" w:after="0" w:line="240" w:lineRule="auto"/>
             </w:pPr>
             <w:r>
               <w:rPr>
@@ -9325,10 +9505,12 @@
         <w:tc>
           <w:tcPr>
             <w:tcW w:w="2144" w:type="dxa"/>
-          </w:tcPr>
-          <w:p>
-            <w:pPr>
-              <w:jc w:val="center"/>
+            <w:vAlign w:val="center"/>
+          </w:tcPr>
+          <w:p>
+            <w:pPr>
+              <w:jc w:val="center"/>
+              <w:spacing w:before="0" w:after="0" w:line="240" w:lineRule="auto"/>
             </w:pPr>
             <w:r>
               <w:rPr>
@@ -9345,10 +9527,12 @@
         <w:tc>
           <w:tcPr>
             <w:tcW w:w="1714" w:type="dxa"/>
-          </w:tcPr>
-          <w:p>
-            <w:pPr>
-              <w:jc w:val="center"/>
+            <w:vAlign w:val="center"/>
+          </w:tcPr>
+          <w:p>
+            <w:pPr>
+              <w:jc w:val="center"/>
+              <w:spacing w:before="0" w:after="0" w:line="240" w:lineRule="auto"/>
             </w:pPr>
             <w:r>
               <w:rPr>
@@ -9363,10 +9547,12 @@
         <w:tc>
           <w:tcPr>
             <w:tcW w:w="1714" w:type="dxa"/>
-          </w:tcPr>
-          <w:p>
-            <w:pPr>
-              <w:jc w:val="center"/>
+            <w:vAlign w:val="center"/>
+          </w:tcPr>
+          <w:p>
+            <w:pPr>
+              <w:jc w:val="center"/>
+              <w:spacing w:before="0" w:after="0" w:line="240" w:lineRule="auto"/>
             </w:pPr>
             <w:r>
               <w:rPr>
@@ -9381,10 +9567,12 @@
         <w:tc>
           <w:tcPr>
             <w:tcW w:w="1714" w:type="dxa"/>
-          </w:tcPr>
-          <w:p>
-            <w:pPr>
-              <w:jc w:val="center"/>
+            <w:vAlign w:val="center"/>
+          </w:tcPr>
+          <w:p>
+            <w:pPr>
+              <w:jc w:val="center"/>
+              <w:spacing w:before="0" w:after="0" w:line="240" w:lineRule="auto"/>
             </w:pPr>
             <w:r>
               <w:rPr>
@@ -9399,10 +9587,12 @@
         <w:tc>
           <w:tcPr>
             <w:tcW w:w="1714" w:type="dxa"/>
-          </w:tcPr>
-          <w:p>
-            <w:pPr>
-              <w:jc w:val="center"/>
+            <w:vAlign w:val="center"/>
+          </w:tcPr>
+          <w:p>
+            <w:pPr>
+              <w:jc w:val="center"/>
+              <w:spacing w:before="0" w:after="0" w:line="240" w:lineRule="auto"/>
             </w:pPr>
             <w:r>
               <w:rPr>
@@ -9417,10 +9607,12 @@
         <w:tc>
           <w:tcPr>
             <w:tcW w:w="2144" w:type="dxa"/>
-          </w:tcPr>
-          <w:p>
-            <w:pPr>
-              <w:jc w:val="center"/>
+            <w:vAlign w:val="center"/>
+          </w:tcPr>
+          <w:p>
+            <w:pPr>
+              <w:jc w:val="center"/>
+              <w:spacing w:before="0" w:after="0" w:line="240" w:lineRule="auto"/>
             </w:pPr>
             <w:r>
               <w:rPr>
@@ -9437,10 +9629,12 @@
         <w:tc>
           <w:tcPr>
             <w:tcW w:w="1714" w:type="dxa"/>
-          </w:tcPr>
-          <w:p>
-            <w:pPr>
-              <w:jc w:val="center"/>
+            <w:vAlign w:val="center"/>
+          </w:tcPr>
+          <w:p>
+            <w:pPr>
+              <w:jc w:val="center"/>
+              <w:spacing w:before="0" w:after="0" w:line="240" w:lineRule="auto"/>
             </w:pPr>
             <w:r>
               <w:rPr>
@@ -9455,10 +9649,12 @@
         <w:tc>
           <w:tcPr>
             <w:tcW w:w="1714" w:type="dxa"/>
-          </w:tcPr>
-          <w:p>
-            <w:pPr>
-              <w:jc w:val="center"/>
+            <w:vAlign w:val="center"/>
+          </w:tcPr>
+          <w:p>
+            <w:pPr>
+              <w:jc w:val="center"/>
+              <w:spacing w:before="0" w:after="0" w:line="240" w:lineRule="auto"/>
             </w:pPr>
             <w:r>
               <w:rPr>
@@ -9473,10 +9669,12 @@
         <w:tc>
           <w:tcPr>
             <w:tcW w:w="1714" w:type="dxa"/>
-          </w:tcPr>
-          <w:p>
-            <w:pPr>
-              <w:jc w:val="center"/>
+            <w:vAlign w:val="center"/>
+          </w:tcPr>
+          <w:p>
+            <w:pPr>
+              <w:jc w:val="center"/>
+              <w:spacing w:before="0" w:after="0" w:line="240" w:lineRule="auto"/>
             </w:pPr>
             <w:r>
               <w:rPr>
@@ -9491,10 +9689,12 @@
         <w:tc>
           <w:tcPr>
             <w:tcW w:w="1714" w:type="dxa"/>
-          </w:tcPr>
-          <w:p>
-            <w:pPr>
-              <w:jc w:val="center"/>
+            <w:vAlign w:val="center"/>
+          </w:tcPr>
+          <w:p>
+            <w:pPr>
+              <w:jc w:val="center"/>
+              <w:spacing w:before="0" w:after="0" w:line="240" w:lineRule="auto"/>
             </w:pPr>
             <w:r>
               <w:rPr>
@@ -9509,10 +9709,12 @@
         <w:tc>
           <w:tcPr>
             <w:tcW w:w="2144" w:type="dxa"/>
-          </w:tcPr>
-          <w:p>
-            <w:pPr>
-              <w:jc w:val="center"/>
+            <w:vAlign w:val="center"/>
+          </w:tcPr>
+          <w:p>
+            <w:pPr>
+              <w:jc w:val="center"/>
+              <w:spacing w:before="0" w:after="0" w:line="240" w:lineRule="auto"/>
             </w:pPr>
             <w:r>
               <w:rPr>
@@ -9529,10 +9731,12 @@
         <w:tc>
           <w:tcPr>
             <w:tcW w:w="1714" w:type="dxa"/>
-          </w:tcPr>
-          <w:p>
-            <w:pPr>
-              <w:jc w:val="center"/>
+            <w:vAlign w:val="center"/>
+          </w:tcPr>
+          <w:p>
+            <w:pPr>
+              <w:jc w:val="center"/>
+              <w:spacing w:before="0" w:after="0" w:line="240" w:lineRule="auto"/>
             </w:pPr>
             <w:r>
               <w:rPr>
@@ -9547,10 +9751,12 @@
         <w:tc>
           <w:tcPr>
             <w:tcW w:w="1714" w:type="dxa"/>
-          </w:tcPr>
-          <w:p>
-            <w:pPr>
-              <w:jc w:val="center"/>
+            <w:vAlign w:val="center"/>
+          </w:tcPr>
+          <w:p>
+            <w:pPr>
+              <w:jc w:val="center"/>
+              <w:spacing w:before="0" w:after="0" w:line="240" w:lineRule="auto"/>
             </w:pPr>
             <w:r>
               <w:rPr>
@@ -9565,10 +9771,12 @@
         <w:tc>
           <w:tcPr>
             <w:tcW w:w="1714" w:type="dxa"/>
-          </w:tcPr>
-          <w:p>
-            <w:pPr>
-              <w:jc w:val="center"/>
+            <w:vAlign w:val="center"/>
+          </w:tcPr>
+          <w:p>
+            <w:pPr>
+              <w:jc w:val="center"/>
+              <w:spacing w:before="0" w:after="0" w:line="240" w:lineRule="auto"/>
             </w:pPr>
             <w:r>
               <w:rPr>
@@ -9583,10 +9791,12 @@
         <w:tc>
           <w:tcPr>
             <w:tcW w:w="1714" w:type="dxa"/>
-          </w:tcPr>
-          <w:p>
-            <w:pPr>
-              <w:jc w:val="center"/>
+            <w:vAlign w:val="center"/>
+          </w:tcPr>
+          <w:p>
+            <w:pPr>
+              <w:jc w:val="center"/>
+              <w:spacing w:before="0" w:after="0" w:line="240" w:lineRule="auto"/>
             </w:pPr>
             <w:r>
               <w:rPr>
@@ -9601,10 +9811,12 @@
         <w:tc>
           <w:tcPr>
             <w:tcW w:w="2144" w:type="dxa"/>
-          </w:tcPr>
-          <w:p>
-            <w:pPr>
-              <w:jc w:val="center"/>
+            <w:vAlign w:val="center"/>
+          </w:tcPr>
+          <w:p>
+            <w:pPr>
+              <w:jc w:val="center"/>
+              <w:spacing w:before="0" w:after="0" w:line="240" w:lineRule="auto"/>
             </w:pPr>
             <w:r>
               <w:rPr>
@@ -9671,6 +9883,7 @@
       <w:tblPr>
         <w:jc w:val="center"/>
         <w:tblW w:w="5000" w:type="pct"/>
+        <w:tblLayout w:type="autofit"/>
         <w:tblBorders>
           <w:top w:val="single" w:sz="4" w:space="0" w:color="000000"/>
           <w:left w:val="single" w:sz="4" w:space="0" w:color="000000"/>
@@ -9691,10 +9904,12 @@
         <w:tc>
           <w:tcPr>
             <w:tcW w:w="1714" w:type="dxa"/>
-          </w:tcPr>
-          <w:p>
-            <w:pPr>
-              <w:jc w:val="center"/>
+            <w:vAlign w:val="center"/>
+          </w:tcPr>
+          <w:p>
+            <w:pPr>
+              <w:jc w:val="center"/>
+              <w:spacing w:before="0" w:after="0" w:line="240" w:lineRule="auto"/>
             </w:pPr>
             <w:r>
               <w:rPr>
@@ -9710,10 +9925,12 @@
         <w:tc>
           <w:tcPr>
             <w:tcW w:w="1714" w:type="dxa"/>
-          </w:tcPr>
-          <w:p>
-            <w:pPr>
-              <w:jc w:val="center"/>
+            <w:vAlign w:val="center"/>
+          </w:tcPr>
+          <w:p>
+            <w:pPr>
+              <w:jc w:val="center"/>
+              <w:spacing w:before="0" w:after="0" w:line="240" w:lineRule="auto"/>
             </w:pPr>
             <w:r>
               <w:rPr>
@@ -9729,10 +9946,12 @@
         <w:tc>
           <w:tcPr>
             <w:tcW w:w="1714" w:type="dxa"/>
-          </w:tcPr>
-          <w:p>
-            <w:pPr>
-              <w:jc w:val="center"/>
+            <w:vAlign w:val="center"/>
+          </w:tcPr>
+          <w:p>
+            <w:pPr>
+              <w:jc w:val="center"/>
+              <w:spacing w:before="0" w:after="0" w:line="240" w:lineRule="auto"/>
             </w:pPr>
             <w:r>
               <w:rPr>
@@ -9748,10 +9967,12 @@
         <w:tc>
           <w:tcPr>
             <w:tcW w:w="1714" w:type="dxa"/>
-          </w:tcPr>
-          <w:p>
-            <w:pPr>
-              <w:jc w:val="center"/>
+            <w:vAlign w:val="center"/>
+          </w:tcPr>
+          <w:p>
+            <w:pPr>
+              <w:jc w:val="center"/>
+              <w:spacing w:before="0" w:after="0" w:line="240" w:lineRule="auto"/>
             </w:pPr>
             <w:r>
               <w:rPr>
@@ -9767,10 +9988,12 @@
         <w:tc>
           <w:tcPr>
             <w:tcW w:w="2144" w:type="dxa"/>
-          </w:tcPr>
-          <w:p>
-            <w:pPr>
-              <w:jc w:val="center"/>
+            <w:vAlign w:val="center"/>
+          </w:tcPr>
+          <w:p>
+            <w:pPr>
+              <w:jc w:val="center"/>
+              <w:spacing w:before="0" w:after="0" w:line="240" w:lineRule="auto"/>
             </w:pPr>
             <w:r>
               <w:rPr>
@@ -9788,10 +10011,12 @@
         <w:tc>
           <w:tcPr>
             <w:tcW w:w="1714" w:type="dxa"/>
-          </w:tcPr>
-          <w:p>
-            <w:pPr>
-              <w:jc w:val="center"/>
+            <w:vAlign w:val="center"/>
+          </w:tcPr>
+          <w:p>
+            <w:pPr>
+              <w:jc w:val="center"/>
+              <w:spacing w:before="0" w:after="0" w:line="240" w:lineRule="auto"/>
             </w:pPr>
             <w:r>
               <w:rPr>
@@ -9806,10 +10031,12 @@
         <w:tc>
           <w:tcPr>
             <w:tcW w:w="1714" w:type="dxa"/>
-          </w:tcPr>
-          <w:p>
-            <w:pPr>
-              <w:jc w:val="center"/>
+            <w:vAlign w:val="center"/>
+          </w:tcPr>
+          <w:p>
+            <w:pPr>
+              <w:jc w:val="center"/>
+              <w:spacing w:before="0" w:after="0" w:line="240" w:lineRule="auto"/>
             </w:pPr>
             <w:r>
               <w:rPr>
@@ -9824,10 +10051,12 @@
         <w:tc>
           <w:tcPr>
             <w:tcW w:w="1714" w:type="dxa"/>
-          </w:tcPr>
-          <w:p>
-            <w:pPr>
-              <w:jc w:val="center"/>
+            <w:vAlign w:val="center"/>
+          </w:tcPr>
+          <w:p>
+            <w:pPr>
+              <w:jc w:val="center"/>
+              <w:spacing w:before="0" w:after="0" w:line="240" w:lineRule="auto"/>
             </w:pPr>
             <w:r>
               <w:rPr>
@@ -9842,10 +10071,12 @@
         <w:tc>
           <w:tcPr>
             <w:tcW w:w="1714" w:type="dxa"/>
-          </w:tcPr>
-          <w:p>
-            <w:pPr>
-              <w:jc w:val="center"/>
+            <w:vAlign w:val="center"/>
+          </w:tcPr>
+          <w:p>
+            <w:pPr>
+              <w:jc w:val="center"/>
+              <w:spacing w:before="0" w:after="0" w:line="240" w:lineRule="auto"/>
             </w:pPr>
             <w:r>
               <w:rPr>
@@ -9860,10 +10091,12 @@
         <w:tc>
           <w:tcPr>
             <w:tcW w:w="2144" w:type="dxa"/>
-          </w:tcPr>
-          <w:p>
-            <w:pPr>
-              <w:jc w:val="center"/>
+            <w:vAlign w:val="center"/>
+          </w:tcPr>
+          <w:p>
+            <w:pPr>
+              <w:jc w:val="center"/>
+              <w:spacing w:before="0" w:after="0" w:line="240" w:lineRule="auto"/>
             </w:pPr>
             <w:r>
               <w:rPr>
@@ -9880,10 +10113,12 @@
         <w:tc>
           <w:tcPr>
             <w:tcW w:w="1714" w:type="dxa"/>
-          </w:tcPr>
-          <w:p>
-            <w:pPr>
-              <w:jc w:val="center"/>
+            <w:vAlign w:val="center"/>
+          </w:tcPr>
+          <w:p>
+            <w:pPr>
+              <w:jc w:val="center"/>
+              <w:spacing w:before="0" w:after="0" w:line="240" w:lineRule="auto"/>
             </w:pPr>
             <w:r>
               <w:rPr>
@@ -9898,10 +10133,12 @@
         <w:tc>
           <w:tcPr>
             <w:tcW w:w="1714" w:type="dxa"/>
-          </w:tcPr>
-          <w:p>
-            <w:pPr>
-              <w:jc w:val="center"/>
+            <w:vAlign w:val="center"/>
+          </w:tcPr>
+          <w:p>
+            <w:pPr>
+              <w:jc w:val="center"/>
+              <w:spacing w:before="0" w:after="0" w:line="240" w:lineRule="auto"/>
             </w:pPr>
             <w:r>
               <w:rPr>
@@ -9916,10 +10153,12 @@
         <w:tc>
           <w:tcPr>
             <w:tcW w:w="1714" w:type="dxa"/>
-          </w:tcPr>
-          <w:p>
-            <w:pPr>
-              <w:jc w:val="center"/>
+            <w:vAlign w:val="center"/>
+          </w:tcPr>
+          <w:p>
+            <w:pPr>
+              <w:jc w:val="center"/>
+              <w:spacing w:before="0" w:after="0" w:line="240" w:lineRule="auto"/>
             </w:pPr>
             <w:r>
               <w:rPr>
@@ -9934,10 +10173,12 @@
         <w:tc>
           <w:tcPr>
             <w:tcW w:w="1714" w:type="dxa"/>
-          </w:tcPr>
-          <w:p>
-            <w:pPr>
-              <w:jc w:val="center"/>
+            <w:vAlign w:val="center"/>
+          </w:tcPr>
+          <w:p>
+            <w:pPr>
+              <w:jc w:val="center"/>
+              <w:spacing w:before="0" w:after="0" w:line="240" w:lineRule="auto"/>
             </w:pPr>
             <w:r>
               <w:rPr>
@@ -9952,10 +10193,12 @@
         <w:tc>
           <w:tcPr>
             <w:tcW w:w="2144" w:type="dxa"/>
-          </w:tcPr>
-          <w:p>
-            <w:pPr>
-              <w:jc w:val="center"/>
+            <w:vAlign w:val="center"/>
+          </w:tcPr>
+          <w:p>
+            <w:pPr>
+              <w:jc w:val="center"/>
+              <w:spacing w:before="0" w:after="0" w:line="240" w:lineRule="auto"/>
             </w:pPr>
             <w:r>
               <w:rPr>
@@ -9972,10 +10215,12 @@
         <w:tc>
           <w:tcPr>
             <w:tcW w:w="1714" w:type="dxa"/>
-          </w:tcPr>
-          <w:p>
-            <w:pPr>
-              <w:jc w:val="center"/>
+            <w:vAlign w:val="center"/>
+          </w:tcPr>
+          <w:p>
+            <w:pPr>
+              <w:jc w:val="center"/>
+              <w:spacing w:before="0" w:after="0" w:line="240" w:lineRule="auto"/>
             </w:pPr>
             <w:r>
               <w:rPr>
@@ -9990,10 +10235,12 @@
         <w:tc>
           <w:tcPr>
             <w:tcW w:w="1714" w:type="dxa"/>
-          </w:tcPr>
-          <w:p>
-            <w:pPr>
-              <w:jc w:val="center"/>
+            <w:vAlign w:val="center"/>
+          </w:tcPr>
+          <w:p>
+            <w:pPr>
+              <w:jc w:val="center"/>
+              <w:spacing w:before="0" w:after="0" w:line="240" w:lineRule="auto"/>
             </w:pPr>
             <w:r>
               <w:rPr>
@@ -10008,10 +10255,12 @@
         <w:tc>
           <w:tcPr>
             <w:tcW w:w="1714" w:type="dxa"/>
-          </w:tcPr>
-          <w:p>
-            <w:pPr>
-              <w:jc w:val="center"/>
+            <w:vAlign w:val="center"/>
+          </w:tcPr>
+          <w:p>
+            <w:pPr>
+              <w:jc w:val="center"/>
+              <w:spacing w:before="0" w:after="0" w:line="240" w:lineRule="auto"/>
             </w:pPr>
             <w:r>
               <w:rPr>
@@ -10026,10 +10275,12 @@
         <w:tc>
           <w:tcPr>
             <w:tcW w:w="1714" w:type="dxa"/>
-          </w:tcPr>
-          <w:p>
-            <w:pPr>
-              <w:jc w:val="center"/>
+            <w:vAlign w:val="center"/>
+          </w:tcPr>
+          <w:p>
+            <w:pPr>
+              <w:jc w:val="center"/>
+              <w:spacing w:before="0" w:after="0" w:line="240" w:lineRule="auto"/>
             </w:pPr>
             <w:r>
               <w:rPr>
@@ -10044,10 +10295,12 @@
         <w:tc>
           <w:tcPr>
             <w:tcW w:w="2144" w:type="dxa"/>
-          </w:tcPr>
-          <w:p>
-            <w:pPr>
-              <w:jc w:val="center"/>
+            <w:vAlign w:val="center"/>
+          </w:tcPr>
+          <w:p>
+            <w:pPr>
+              <w:jc w:val="center"/>
+              <w:spacing w:before="0" w:after="0" w:line="240" w:lineRule="auto"/>
             </w:pPr>
             <w:r>
               <w:rPr>
@@ -10064,10 +10317,12 @@
         <w:tc>
           <w:tcPr>
             <w:tcW w:w="1714" w:type="dxa"/>
-          </w:tcPr>
-          <w:p>
-            <w:pPr>
-              <w:jc w:val="center"/>
+            <w:vAlign w:val="center"/>
+          </w:tcPr>
+          <w:p>
+            <w:pPr>
+              <w:jc w:val="center"/>
+              <w:spacing w:before="0" w:after="0" w:line="240" w:lineRule="auto"/>
             </w:pPr>
             <w:r>
               <w:rPr>
@@ -10082,10 +10337,12 @@
         <w:tc>
           <w:tcPr>
             <w:tcW w:w="1714" w:type="dxa"/>
-          </w:tcPr>
-          <w:p>
-            <w:pPr>
-              <w:jc w:val="center"/>
+            <w:vAlign w:val="center"/>
+          </w:tcPr>
+          <w:p>
+            <w:pPr>
+              <w:jc w:val="center"/>
+              <w:spacing w:before="0" w:after="0" w:line="240" w:lineRule="auto"/>
             </w:pPr>
             <w:r>
               <w:rPr>
@@ -10100,10 +10357,12 @@
         <w:tc>
           <w:tcPr>
             <w:tcW w:w="1714" w:type="dxa"/>
-          </w:tcPr>
-          <w:p>
-            <w:pPr>
-              <w:jc w:val="center"/>
+            <w:vAlign w:val="center"/>
+          </w:tcPr>
+          <w:p>
+            <w:pPr>
+              <w:jc w:val="center"/>
+              <w:spacing w:before="0" w:after="0" w:line="240" w:lineRule="auto"/>
             </w:pPr>
             <w:r>
               <w:rPr>
@@ -10118,10 +10377,12 @@
         <w:tc>
           <w:tcPr>
             <w:tcW w:w="1714" w:type="dxa"/>
-          </w:tcPr>
-          <w:p>
-            <w:pPr>
-              <w:jc w:val="center"/>
+            <w:vAlign w:val="center"/>
+          </w:tcPr>
+          <w:p>
+            <w:pPr>
+              <w:jc w:val="center"/>
+              <w:spacing w:before="0" w:after="0" w:line="240" w:lineRule="auto"/>
             </w:pPr>
             <w:r>
               <w:rPr>
@@ -10136,10 +10397,12 @@
         <w:tc>
           <w:tcPr>
             <w:tcW w:w="2144" w:type="dxa"/>
-          </w:tcPr>
-          <w:p>
-            <w:pPr>
-              <w:jc w:val="center"/>
+            <w:vAlign w:val="center"/>
+          </w:tcPr>
+          <w:p>
+            <w:pPr>
+              <w:jc w:val="center"/>
+              <w:spacing w:before="0" w:after="0" w:line="240" w:lineRule="auto"/>
             </w:pPr>
             <w:r>
               <w:rPr>
@@ -10156,10 +10419,12 @@
         <w:tc>
           <w:tcPr>
             <w:tcW w:w="1714" w:type="dxa"/>
-          </w:tcPr>
-          <w:p>
-            <w:pPr>
-              <w:jc w:val="center"/>
+            <w:vAlign w:val="center"/>
+          </w:tcPr>
+          <w:p>
+            <w:pPr>
+              <w:jc w:val="center"/>
+              <w:spacing w:before="0" w:after="0" w:line="240" w:lineRule="auto"/>
             </w:pPr>
             <w:r>
               <w:rPr>
@@ -10174,10 +10439,12 @@
         <w:tc>
           <w:tcPr>
             <w:tcW w:w="1714" w:type="dxa"/>
-          </w:tcPr>
-          <w:p>
-            <w:pPr>
-              <w:jc w:val="center"/>
+            <w:vAlign w:val="center"/>
+          </w:tcPr>
+          <w:p>
+            <w:pPr>
+              <w:jc w:val="center"/>
+              <w:spacing w:before="0" w:after="0" w:line="240" w:lineRule="auto"/>
             </w:pPr>
             <w:r>
               <w:rPr>
@@ -10192,10 +10459,12 @@
         <w:tc>
           <w:tcPr>
             <w:tcW w:w="1714" w:type="dxa"/>
-          </w:tcPr>
-          <w:p>
-            <w:pPr>
-              <w:jc w:val="center"/>
+            <w:vAlign w:val="center"/>
+          </w:tcPr>
+          <w:p>
+            <w:pPr>
+              <w:jc w:val="center"/>
+              <w:spacing w:before="0" w:after="0" w:line="240" w:lineRule="auto"/>
             </w:pPr>
             <w:r>
               <w:rPr>
@@ -10210,10 +10479,12 @@
         <w:tc>
           <w:tcPr>
             <w:tcW w:w="1714" w:type="dxa"/>
-          </w:tcPr>
-          <w:p>
-            <w:pPr>
-              <w:jc w:val="center"/>
+            <w:vAlign w:val="center"/>
+          </w:tcPr>
+          <w:p>
+            <w:pPr>
+              <w:jc w:val="center"/>
+              <w:spacing w:before="0" w:after="0" w:line="240" w:lineRule="auto"/>
             </w:pPr>
             <w:r>
               <w:rPr>
@@ -10228,10 +10499,12 @@
         <w:tc>
           <w:tcPr>
             <w:tcW w:w="2144" w:type="dxa"/>
-          </w:tcPr>
-          <w:p>
-            <w:pPr>
-              <w:jc w:val="center"/>
+            <w:vAlign w:val="center"/>
+          </w:tcPr>
+          <w:p>
+            <w:pPr>
+              <w:jc w:val="center"/>
+              <w:spacing w:before="0" w:after="0" w:line="240" w:lineRule="auto"/>
             </w:pPr>
             <w:r>
               <w:rPr>
@@ -10248,10 +10521,12 @@
         <w:tc>
           <w:tcPr>
             <w:tcW w:w="1714" w:type="dxa"/>
-          </w:tcPr>
-          <w:p>
-            <w:pPr>
-              <w:jc w:val="center"/>
+            <w:vAlign w:val="center"/>
+          </w:tcPr>
+          <w:p>
+            <w:pPr>
+              <w:jc w:val="center"/>
+              <w:spacing w:before="0" w:after="0" w:line="240" w:lineRule="auto"/>
             </w:pPr>
             <w:r>
               <w:rPr>
@@ -10266,10 +10541,12 @@
         <w:tc>
           <w:tcPr>
             <w:tcW w:w="1714" w:type="dxa"/>
-          </w:tcPr>
-          <w:p>
-            <w:pPr>
-              <w:jc w:val="center"/>
+            <w:vAlign w:val="center"/>
+          </w:tcPr>
+          <w:p>
+            <w:pPr>
+              <w:jc w:val="center"/>
+              <w:spacing w:before="0" w:after="0" w:line="240" w:lineRule="auto"/>
             </w:pPr>
             <w:r>
               <w:rPr>
@@ -10284,10 +10561,12 @@
         <w:tc>
           <w:tcPr>
             <w:tcW w:w="1714" w:type="dxa"/>
-          </w:tcPr>
-          <w:p>
-            <w:pPr>
-              <w:jc w:val="center"/>
+            <w:vAlign w:val="center"/>
+          </w:tcPr>
+          <w:p>
+            <w:pPr>
+              <w:jc w:val="center"/>
+              <w:spacing w:before="0" w:after="0" w:line="240" w:lineRule="auto"/>
             </w:pPr>
             <w:r>
               <w:rPr>
@@ -10302,10 +10581,12 @@
         <w:tc>
           <w:tcPr>
             <w:tcW w:w="1714" w:type="dxa"/>
-          </w:tcPr>
-          <w:p>
-            <w:pPr>
-              <w:jc w:val="center"/>
+            <w:vAlign w:val="center"/>
+          </w:tcPr>
+          <w:p>
+            <w:pPr>
+              <w:jc w:val="center"/>
+              <w:spacing w:before="0" w:after="0" w:line="240" w:lineRule="auto"/>
             </w:pPr>
             <w:r>
               <w:rPr>
@@ -10320,10 +10601,12 @@
         <w:tc>
           <w:tcPr>
             <w:tcW w:w="2144" w:type="dxa"/>
-          </w:tcPr>
-          <w:p>
-            <w:pPr>
-              <w:jc w:val="center"/>
+            <w:vAlign w:val="center"/>
+          </w:tcPr>
+          <w:p>
+            <w:pPr>
+              <w:jc w:val="center"/>
+              <w:spacing w:before="0" w:after="0" w:line="240" w:lineRule="auto"/>
             </w:pPr>
             <w:r>
               <w:rPr>
@@ -10340,10 +10623,12 @@
         <w:tc>
           <w:tcPr>
             <w:tcW w:w="1714" w:type="dxa"/>
-          </w:tcPr>
-          <w:p>
-            <w:pPr>
-              <w:jc w:val="center"/>
+            <w:vAlign w:val="center"/>
+          </w:tcPr>
+          <w:p>
+            <w:pPr>
+              <w:jc w:val="center"/>
+              <w:spacing w:before="0" w:after="0" w:line="240" w:lineRule="auto"/>
             </w:pPr>
             <w:r>
               <w:rPr>
@@ -10358,10 +10643,12 @@
         <w:tc>
           <w:tcPr>
             <w:tcW w:w="1714" w:type="dxa"/>
-          </w:tcPr>
-          <w:p>
-            <w:pPr>
-              <w:jc w:val="center"/>
+            <w:vAlign w:val="center"/>
+          </w:tcPr>
+          <w:p>
+            <w:pPr>
+              <w:jc w:val="center"/>
+              <w:spacing w:before="0" w:after="0" w:line="240" w:lineRule="auto"/>
             </w:pPr>
             <w:r>
               <w:rPr>
@@ -10376,10 +10663,12 @@
         <w:tc>
           <w:tcPr>
             <w:tcW w:w="1714" w:type="dxa"/>
-          </w:tcPr>
-          <w:p>
-            <w:pPr>
-              <w:jc w:val="center"/>
+            <w:vAlign w:val="center"/>
+          </w:tcPr>
+          <w:p>
+            <w:pPr>
+              <w:jc w:val="center"/>
+              <w:spacing w:before="0" w:after="0" w:line="240" w:lineRule="auto"/>
             </w:pPr>
             <w:r>
               <w:rPr>
@@ -10394,10 +10683,12 @@
         <w:tc>
           <w:tcPr>
             <w:tcW w:w="1714" w:type="dxa"/>
-          </w:tcPr>
-          <w:p>
-            <w:pPr>
-              <w:jc w:val="center"/>
+            <w:vAlign w:val="center"/>
+          </w:tcPr>
+          <w:p>
+            <w:pPr>
+              <w:jc w:val="center"/>
+              <w:spacing w:before="0" w:after="0" w:line="240" w:lineRule="auto"/>
             </w:pPr>
             <w:r>
               <w:rPr>
@@ -10412,10 +10703,12 @@
         <w:tc>
           <w:tcPr>
             <w:tcW w:w="2144" w:type="dxa"/>
-          </w:tcPr>
-          <w:p>
-            <w:pPr>
-              <w:jc w:val="center"/>
+            <w:vAlign w:val="center"/>
+          </w:tcPr>
+          <w:p>
+            <w:pPr>
+              <w:jc w:val="center"/>
+              <w:spacing w:before="0" w:after="0" w:line="240" w:lineRule="auto"/>
             </w:pPr>
             <w:r>
               <w:rPr>
@@ -10432,10 +10725,12 @@
         <w:tc>
           <w:tcPr>
             <w:tcW w:w="1714" w:type="dxa"/>
-          </w:tcPr>
-          <w:p>
-            <w:pPr>
-              <w:jc w:val="center"/>
+            <w:vAlign w:val="center"/>
+          </w:tcPr>
+          <w:p>
+            <w:pPr>
+              <w:jc w:val="center"/>
+              <w:spacing w:before="0" w:after="0" w:line="240" w:lineRule="auto"/>
             </w:pPr>
             <w:r>
               <w:rPr>
@@ -10450,10 +10745,12 @@
         <w:tc>
           <w:tcPr>
             <w:tcW w:w="1714" w:type="dxa"/>
-          </w:tcPr>
-          <w:p>
-            <w:pPr>
-              <w:jc w:val="center"/>
+            <w:vAlign w:val="center"/>
+          </w:tcPr>
+          <w:p>
+            <w:pPr>
+              <w:jc w:val="center"/>
+              <w:spacing w:before="0" w:after="0" w:line="240" w:lineRule="auto"/>
             </w:pPr>
             <w:r>
               <w:rPr>
@@ -10468,10 +10765,12 @@
         <w:tc>
           <w:tcPr>
             <w:tcW w:w="1714" w:type="dxa"/>
-          </w:tcPr>
-          <w:p>
-            <w:pPr>
-              <w:jc w:val="center"/>
+            <w:vAlign w:val="center"/>
+          </w:tcPr>
+          <w:p>
+            <w:pPr>
+              <w:jc w:val="center"/>
+              <w:spacing w:before="0" w:after="0" w:line="240" w:lineRule="auto"/>
             </w:pPr>
             <w:r>
               <w:rPr>
@@ -10486,10 +10785,12 @@
         <w:tc>
           <w:tcPr>
             <w:tcW w:w="1714" w:type="dxa"/>
-          </w:tcPr>
-          <w:p>
-            <w:pPr>
-              <w:jc w:val="center"/>
+            <w:vAlign w:val="center"/>
+          </w:tcPr>
+          <w:p>
+            <w:pPr>
+              <w:jc w:val="center"/>
+              <w:spacing w:before="0" w:after="0" w:line="240" w:lineRule="auto"/>
             </w:pPr>
             <w:r>
               <w:rPr>
@@ -10504,10 +10805,12 @@
         <w:tc>
           <w:tcPr>
             <w:tcW w:w="2144" w:type="dxa"/>
-          </w:tcPr>
-          <w:p>
-            <w:pPr>
-              <w:jc w:val="center"/>
+            <w:vAlign w:val="center"/>
+          </w:tcPr>
+          <w:p>
+            <w:pPr>
+              <w:jc w:val="center"/>
+              <w:spacing w:before="0" w:after="0" w:line="240" w:lineRule="auto"/>
             </w:pPr>
             <w:r>
               <w:rPr>
@@ -10524,10 +10827,12 @@
         <w:tc>
           <w:tcPr>
             <w:tcW w:w="1714" w:type="dxa"/>
-          </w:tcPr>
-          <w:p>
-            <w:pPr>
-              <w:jc w:val="center"/>
+            <w:vAlign w:val="center"/>
+          </w:tcPr>
+          <w:p>
+            <w:pPr>
+              <w:jc w:val="center"/>
+              <w:spacing w:before="0" w:after="0" w:line="240" w:lineRule="auto"/>
             </w:pPr>
             <w:r>
               <w:rPr>
@@ -10542,10 +10847,12 @@
         <w:tc>
           <w:tcPr>
             <w:tcW w:w="1714" w:type="dxa"/>
-          </w:tcPr>
-          <w:p>
-            <w:pPr>
-              <w:jc w:val="center"/>
+            <w:vAlign w:val="center"/>
+          </w:tcPr>
+          <w:p>
+            <w:pPr>
+              <w:jc w:val="center"/>
+              <w:spacing w:before="0" w:after="0" w:line="240" w:lineRule="auto"/>
             </w:pPr>
             <w:r>
               <w:rPr>
@@ -10560,10 +10867,12 @@
         <w:tc>
           <w:tcPr>
             <w:tcW w:w="1714" w:type="dxa"/>
-          </w:tcPr>
-          <w:p>
-            <w:pPr>
-              <w:jc w:val="center"/>
+            <w:vAlign w:val="center"/>
+          </w:tcPr>
+          <w:p>
+            <w:pPr>
+              <w:jc w:val="center"/>
+              <w:spacing w:before="0" w:after="0" w:line="240" w:lineRule="auto"/>
             </w:pPr>
             <w:r>
               <w:rPr>
@@ -10578,10 +10887,12 @@
         <w:tc>
           <w:tcPr>
             <w:tcW w:w="1714" w:type="dxa"/>
-          </w:tcPr>
-          <w:p>
-            <w:pPr>
-              <w:jc w:val="center"/>
+            <w:vAlign w:val="center"/>
+          </w:tcPr>
+          <w:p>
+            <w:pPr>
+              <w:jc w:val="center"/>
+              <w:spacing w:before="0" w:after="0" w:line="240" w:lineRule="auto"/>
             </w:pPr>
             <w:r>
               <w:rPr>
@@ -10596,10 +10907,12 @@
         <w:tc>
           <w:tcPr>
             <w:tcW w:w="2144" w:type="dxa"/>
-          </w:tcPr>
-          <w:p>
-            <w:pPr>
-              <w:jc w:val="center"/>
+            <w:vAlign w:val="center"/>
+          </w:tcPr>
+          <w:p>
+            <w:pPr>
+              <w:jc w:val="center"/>
+              <w:spacing w:before="0" w:after="0" w:line="240" w:lineRule="auto"/>
             </w:pPr>
             <w:r>
               <w:rPr>
@@ -10616,10 +10929,12 @@
         <w:tc>
           <w:tcPr>
             <w:tcW w:w="1714" w:type="dxa"/>
-          </w:tcPr>
-          <w:p>
-            <w:pPr>
-              <w:jc w:val="center"/>
+            <w:vAlign w:val="center"/>
+          </w:tcPr>
+          <w:p>
+            <w:pPr>
+              <w:jc w:val="center"/>
+              <w:spacing w:before="0" w:after="0" w:line="240" w:lineRule="auto"/>
             </w:pPr>
             <w:r>
               <w:rPr>
@@ -10634,10 +10949,12 @@
         <w:tc>
           <w:tcPr>
             <w:tcW w:w="1714" w:type="dxa"/>
-          </w:tcPr>
-          <w:p>
-            <w:pPr>
-              <w:jc w:val="center"/>
+            <w:vAlign w:val="center"/>
+          </w:tcPr>
+          <w:p>
+            <w:pPr>
+              <w:jc w:val="center"/>
+              <w:spacing w:before="0" w:after="0" w:line="240" w:lineRule="auto"/>
             </w:pPr>
             <w:r>
               <w:rPr>
@@ -10652,10 +10969,12 @@
         <w:tc>
           <w:tcPr>
             <w:tcW w:w="1714" w:type="dxa"/>
-          </w:tcPr>
-          <w:p>
-            <w:pPr>
-              <w:jc w:val="center"/>
+            <w:vAlign w:val="center"/>
+          </w:tcPr>
+          <w:p>
+            <w:pPr>
+              <w:jc w:val="center"/>
+              <w:spacing w:before="0" w:after="0" w:line="240" w:lineRule="auto"/>
             </w:pPr>
             <w:r>
               <w:rPr>
@@ -10670,10 +10989,12 @@
         <w:tc>
           <w:tcPr>
             <w:tcW w:w="1714" w:type="dxa"/>
-          </w:tcPr>
-          <w:p>
-            <w:pPr>
-              <w:jc w:val="center"/>
+            <w:vAlign w:val="center"/>
+          </w:tcPr>
+          <w:p>
+            <w:pPr>
+              <w:jc w:val="center"/>
+              <w:spacing w:before="0" w:after="0" w:line="240" w:lineRule="auto"/>
             </w:pPr>
             <w:r>
               <w:rPr>
@@ -10688,10 +11009,12 @@
         <w:tc>
           <w:tcPr>
             <w:tcW w:w="2144" w:type="dxa"/>
-          </w:tcPr>
-          <w:p>
-            <w:pPr>
-              <w:jc w:val="center"/>
+            <w:vAlign w:val="center"/>
+          </w:tcPr>
+          <w:p>
+            <w:pPr>
+              <w:jc w:val="center"/>
+              <w:spacing w:before="0" w:after="0" w:line="240" w:lineRule="auto"/>
             </w:pPr>
             <w:r>
               <w:rPr>
@@ -10708,10 +11031,12 @@
         <w:tc>
           <w:tcPr>
             <w:tcW w:w="1714" w:type="dxa"/>
-          </w:tcPr>
-          <w:p>
-            <w:pPr>
-              <w:jc w:val="center"/>
+            <w:vAlign w:val="center"/>
+          </w:tcPr>
+          <w:p>
+            <w:pPr>
+              <w:jc w:val="center"/>
+              <w:spacing w:before="0" w:after="0" w:line="240" w:lineRule="auto"/>
             </w:pPr>
             <w:r>
               <w:rPr>
@@ -10726,10 +11051,12 @@
         <w:tc>
           <w:tcPr>
             <w:tcW w:w="1714" w:type="dxa"/>
-          </w:tcPr>
-          <w:p>
-            <w:pPr>
-              <w:jc w:val="center"/>
+            <w:vAlign w:val="center"/>
+          </w:tcPr>
+          <w:p>
+            <w:pPr>
+              <w:jc w:val="center"/>
+              <w:spacing w:before="0" w:after="0" w:line="240" w:lineRule="auto"/>
             </w:pPr>
             <w:r>
               <w:rPr>
@@ -10744,10 +11071,12 @@
         <w:tc>
           <w:tcPr>
             <w:tcW w:w="1714" w:type="dxa"/>
-          </w:tcPr>
-          <w:p>
-            <w:pPr>
-              <w:jc w:val="center"/>
+            <w:vAlign w:val="center"/>
+          </w:tcPr>
+          <w:p>
+            <w:pPr>
+              <w:jc w:val="center"/>
+              <w:spacing w:before="0" w:after="0" w:line="240" w:lineRule="auto"/>
             </w:pPr>
             <w:r>
               <w:rPr>
@@ -10762,10 +11091,12 @@
         <w:tc>
           <w:tcPr>
             <w:tcW w:w="1714" w:type="dxa"/>
-          </w:tcPr>
-          <w:p>
-            <w:pPr>
-              <w:jc w:val="center"/>
+            <w:vAlign w:val="center"/>
+          </w:tcPr>
+          <w:p>
+            <w:pPr>
+              <w:jc w:val="center"/>
+              <w:spacing w:before="0" w:after="0" w:line="240" w:lineRule="auto"/>
             </w:pPr>
             <w:r>
               <w:rPr>
@@ -10780,10 +11111,12 @@
         <w:tc>
           <w:tcPr>
             <w:tcW w:w="2144" w:type="dxa"/>
-          </w:tcPr>
-          <w:p>
-            <w:pPr>
-              <w:jc w:val="center"/>
+            <w:vAlign w:val="center"/>
+          </w:tcPr>
+          <w:p>
+            <w:pPr>
+              <w:jc w:val="center"/>
+              <w:spacing w:before="0" w:after="0" w:line="240" w:lineRule="auto"/>
             </w:pPr>
             <w:r>
               <w:rPr>
@@ -10800,10 +11133,12 @@
         <w:tc>
           <w:tcPr>
             <w:tcW w:w="1714" w:type="dxa"/>
-          </w:tcPr>
-          <w:p>
-            <w:pPr>
-              <w:jc w:val="center"/>
+            <w:vAlign w:val="center"/>
+          </w:tcPr>
+          <w:p>
+            <w:pPr>
+              <w:jc w:val="center"/>
+              <w:spacing w:before="0" w:after="0" w:line="240" w:lineRule="auto"/>
             </w:pPr>
             <w:r>
               <w:rPr>
@@ -10818,10 +11153,12 @@
         <w:tc>
           <w:tcPr>
             <w:tcW w:w="1714" w:type="dxa"/>
-          </w:tcPr>
-          <w:p>
-            <w:pPr>
-              <w:jc w:val="center"/>
+            <w:vAlign w:val="center"/>
+          </w:tcPr>
+          <w:p>
+            <w:pPr>
+              <w:jc w:val="center"/>
+              <w:spacing w:before="0" w:after="0" w:line="240" w:lineRule="auto"/>
             </w:pPr>
             <w:r>
               <w:rPr>
@@ -10836,10 +11173,12 @@
         <w:tc>
           <w:tcPr>
             <w:tcW w:w="1714" w:type="dxa"/>
-          </w:tcPr>
-          <w:p>
-            <w:pPr>
-              <w:jc w:val="center"/>
+            <w:vAlign w:val="center"/>
+          </w:tcPr>
+          <w:p>
+            <w:pPr>
+              <w:jc w:val="center"/>
+              <w:spacing w:before="0" w:after="0" w:line="240" w:lineRule="auto"/>
             </w:pPr>
             <w:r>
               <w:rPr>
@@ -10854,10 +11193,12 @@
         <w:tc>
           <w:tcPr>
             <w:tcW w:w="1714" w:type="dxa"/>
-          </w:tcPr>
-          <w:p>
-            <w:pPr>
-              <w:jc w:val="center"/>
+            <w:vAlign w:val="center"/>
+          </w:tcPr>
+          <w:p>
+            <w:pPr>
+              <w:jc w:val="center"/>
+              <w:spacing w:before="0" w:after="0" w:line="240" w:lineRule="auto"/>
             </w:pPr>
             <w:r>
               <w:rPr>
@@ -10872,10 +11213,12 @@
         <w:tc>
           <w:tcPr>
             <w:tcW w:w="2144" w:type="dxa"/>
-          </w:tcPr>
-          <w:p>
-            <w:pPr>
-              <w:jc w:val="center"/>
+            <w:vAlign w:val="center"/>
+          </w:tcPr>
+          <w:p>
+            <w:pPr>
+              <w:jc w:val="center"/>
+              <w:spacing w:before="0" w:after="0" w:line="240" w:lineRule="auto"/>
             </w:pPr>
             <w:r>
               <w:rPr>
@@ -10942,6 +11285,7 @@
       <w:tblPr>
         <w:jc w:val="center"/>
         <w:tblW w:w="5000" w:type="pct"/>
+        <w:tblLayout w:type="autofit"/>
         <w:tblBorders>
           <w:top w:val="single" w:sz="4" w:space="0" w:color="000000"/>
           <w:left w:val="single" w:sz="4" w:space="0" w:color="000000"/>
@@ -10962,10 +11306,12 @@
         <w:tc>
           <w:tcPr>
             <w:tcW w:w="1714" w:type="dxa"/>
-          </w:tcPr>
-          <w:p>
-            <w:pPr>
-              <w:jc w:val="center"/>
+            <w:vAlign w:val="center"/>
+          </w:tcPr>
+          <w:p>
+            <w:pPr>
+              <w:jc w:val="center"/>
+              <w:spacing w:before="0" w:after="0" w:line="240" w:lineRule="auto"/>
             </w:pPr>
             <w:r>
               <w:rPr>
@@ -10981,10 +11327,12 @@
         <w:tc>
           <w:tcPr>
             <w:tcW w:w="1714" w:type="dxa"/>
-          </w:tcPr>
-          <w:p>
-            <w:pPr>
-              <w:jc w:val="center"/>
+            <w:vAlign w:val="center"/>
+          </w:tcPr>
+          <w:p>
+            <w:pPr>
+              <w:jc w:val="center"/>
+              <w:spacing w:before="0" w:after="0" w:line="240" w:lineRule="auto"/>
             </w:pPr>
             <w:r>
               <w:rPr>
@@ -11000,10 +11348,12 @@
         <w:tc>
           <w:tcPr>
             <w:tcW w:w="1714" w:type="dxa"/>
-          </w:tcPr>
-          <w:p>
-            <w:pPr>
-              <w:jc w:val="center"/>
+            <w:vAlign w:val="center"/>
+          </w:tcPr>
+          <w:p>
+            <w:pPr>
+              <w:jc w:val="center"/>
+              <w:spacing w:before="0" w:after="0" w:line="240" w:lineRule="auto"/>
             </w:pPr>
             <w:r>
               <w:rPr>
@@ -11019,10 +11369,12 @@
         <w:tc>
           <w:tcPr>
             <w:tcW w:w="1714" w:type="dxa"/>
-          </w:tcPr>
-          <w:p>
-            <w:pPr>
-              <w:jc w:val="center"/>
+            <w:vAlign w:val="center"/>
+          </w:tcPr>
+          <w:p>
+            <w:pPr>
+              <w:jc w:val="center"/>
+              <w:spacing w:before="0" w:after="0" w:line="240" w:lineRule="auto"/>
             </w:pPr>
             <w:r>
               <w:rPr>
@@ -11038,10 +11390,12 @@
         <w:tc>
           <w:tcPr>
             <w:tcW w:w="2144" w:type="dxa"/>
-          </w:tcPr>
-          <w:p>
-            <w:pPr>
-              <w:jc w:val="center"/>
+            <w:vAlign w:val="center"/>
+          </w:tcPr>
+          <w:p>
+            <w:pPr>
+              <w:jc w:val="center"/>
+              <w:spacing w:before="0" w:after="0" w:line="240" w:lineRule="auto"/>
             </w:pPr>
             <w:r>
               <w:rPr>
@@ -11059,10 +11413,12 @@
         <w:tc>
           <w:tcPr>
             <w:tcW w:w="1714" w:type="dxa"/>
-          </w:tcPr>
-          <w:p>
-            <w:pPr>
-              <w:jc w:val="center"/>
+            <w:vAlign w:val="center"/>
+          </w:tcPr>
+          <w:p>
+            <w:pPr>
+              <w:jc w:val="center"/>
+              <w:spacing w:before="0" w:after="0" w:line="240" w:lineRule="auto"/>
             </w:pPr>
             <w:r>
               <w:rPr>
@@ -11077,10 +11433,12 @@
         <w:tc>
           <w:tcPr>
             <w:tcW w:w="1714" w:type="dxa"/>
-          </w:tcPr>
-          <w:p>
-            <w:pPr>
-              <w:jc w:val="center"/>
+            <w:vAlign w:val="center"/>
+          </w:tcPr>
+          <w:p>
+            <w:pPr>
+              <w:jc w:val="center"/>
+              <w:spacing w:before="0" w:after="0" w:line="240" w:lineRule="auto"/>
             </w:pPr>
             <w:r>
               <w:rPr>
@@ -11095,10 +11453,12 @@
         <w:tc>
           <w:tcPr>
             <w:tcW w:w="1714" w:type="dxa"/>
-          </w:tcPr>
-          <w:p>
-            <w:pPr>
-              <w:jc w:val="center"/>
+            <w:vAlign w:val="center"/>
+          </w:tcPr>
+          <w:p>
+            <w:pPr>
+              <w:jc w:val="center"/>
+              <w:spacing w:before="0" w:after="0" w:line="240" w:lineRule="auto"/>
             </w:pPr>
             <w:r>
               <w:rPr>
@@ -11113,10 +11473,12 @@
         <w:tc>
           <w:tcPr>
             <w:tcW w:w="1714" w:type="dxa"/>
-          </w:tcPr>
-          <w:p>
-            <w:pPr>
-              <w:jc w:val="center"/>
+            <w:vAlign w:val="center"/>
+          </w:tcPr>
+          <w:p>
+            <w:pPr>
+              <w:jc w:val="center"/>
+              <w:spacing w:before="0" w:after="0" w:line="240" w:lineRule="auto"/>
             </w:pPr>
             <w:r>
               <w:rPr>
@@ -11131,10 +11493,12 @@
         <w:tc>
           <w:tcPr>
             <w:tcW w:w="2144" w:type="dxa"/>
-          </w:tcPr>
-          <w:p>
-            <w:pPr>
-              <w:jc w:val="center"/>
+            <w:vAlign w:val="center"/>
+          </w:tcPr>
+          <w:p>
+            <w:pPr>
+              <w:jc w:val="center"/>
+              <w:spacing w:before="0" w:after="0" w:line="240" w:lineRule="auto"/>
             </w:pPr>
             <w:r>
               <w:rPr>
@@ -11151,10 +11515,12 @@
         <w:tc>
           <w:tcPr>
             <w:tcW w:w="1714" w:type="dxa"/>
-          </w:tcPr>
-          <w:p>
-            <w:pPr>
-              <w:jc w:val="center"/>
+            <w:vAlign w:val="center"/>
+          </w:tcPr>
+          <w:p>
+            <w:pPr>
+              <w:jc w:val="center"/>
+              <w:spacing w:before="0" w:after="0" w:line="240" w:lineRule="auto"/>
             </w:pPr>
             <w:r>
               <w:rPr>
@@ -11169,10 +11535,12 @@
         <w:tc>
           <w:tcPr>
             <w:tcW w:w="1714" w:type="dxa"/>
-          </w:tcPr>
-          <w:p>
-            <w:pPr>
-              <w:jc w:val="center"/>
+            <w:vAlign w:val="center"/>
+          </w:tcPr>
+          <w:p>
+            <w:pPr>
+              <w:jc w:val="center"/>
+              <w:spacing w:before="0" w:after="0" w:line="240" w:lineRule="auto"/>
             </w:pPr>
             <w:r>
               <w:rPr>
@@ -11187,10 +11555,12 @@
         <w:tc>
           <w:tcPr>
             <w:tcW w:w="1714" w:type="dxa"/>
-          </w:tcPr>
-          <w:p>
-            <w:pPr>
-              <w:jc w:val="center"/>
+            <w:vAlign w:val="center"/>
+          </w:tcPr>
+          <w:p>
+            <w:pPr>
+              <w:jc w:val="center"/>
+              <w:spacing w:before="0" w:after="0" w:line="240" w:lineRule="auto"/>
             </w:pPr>
             <w:r>
               <w:rPr>
@@ -11205,10 +11575,12 @@
         <w:tc>
           <w:tcPr>
             <w:tcW w:w="1714" w:type="dxa"/>
-          </w:tcPr>
-          <w:p>
-            <w:pPr>
-              <w:jc w:val="center"/>
+            <w:vAlign w:val="center"/>
+          </w:tcPr>
+          <w:p>
+            <w:pPr>
+              <w:jc w:val="center"/>
+              <w:spacing w:before="0" w:after="0" w:line="240" w:lineRule="auto"/>
             </w:pPr>
             <w:r>
               <w:rPr>
@@ -11223,10 +11595,12 @@
         <w:tc>
           <w:tcPr>
             <w:tcW w:w="2144" w:type="dxa"/>
-          </w:tcPr>
-          <w:p>
-            <w:pPr>
-              <w:jc w:val="center"/>
+            <w:vAlign w:val="center"/>
+          </w:tcPr>
+          <w:p>
+            <w:pPr>
+              <w:jc w:val="center"/>
+              <w:spacing w:before="0" w:after="0" w:line="240" w:lineRule="auto"/>
             </w:pPr>
             <w:r>
               <w:rPr>
@@ -11243,10 +11617,12 @@
         <w:tc>
           <w:tcPr>
             <w:tcW w:w="1714" w:type="dxa"/>
-          </w:tcPr>
-          <w:p>
-            <w:pPr>
-              <w:jc w:val="center"/>
+            <w:vAlign w:val="center"/>
+          </w:tcPr>
+          <w:p>
+            <w:pPr>
+              <w:jc w:val="center"/>
+              <w:spacing w:before="0" w:after="0" w:line="240" w:lineRule="auto"/>
             </w:pPr>
             <w:r>
               <w:rPr>
@@ -11261,10 +11637,12 @@
         <w:tc>
           <w:tcPr>
             <w:tcW w:w="1714" w:type="dxa"/>
-          </w:tcPr>
-          <w:p>
-            <w:pPr>
-              <w:jc w:val="center"/>
+            <w:vAlign w:val="center"/>
+          </w:tcPr>
+          <w:p>
+            <w:pPr>
+              <w:jc w:val="center"/>
+              <w:spacing w:before="0" w:after="0" w:line="240" w:lineRule="auto"/>
             </w:pPr>
             <w:r>
               <w:rPr>
@@ -11279,10 +11657,12 @@
         <w:tc>
           <w:tcPr>
             <w:tcW w:w="1714" w:type="dxa"/>
-          </w:tcPr>
-          <w:p>
-            <w:pPr>
-              <w:jc w:val="center"/>
+            <w:vAlign w:val="center"/>
+          </w:tcPr>
+          <w:p>
+            <w:pPr>
+              <w:jc w:val="center"/>
+              <w:spacing w:before="0" w:after="0" w:line="240" w:lineRule="auto"/>
             </w:pPr>
             <w:r>
               <w:rPr>
@@ -11297,10 +11677,12 @@
         <w:tc>
           <w:tcPr>
             <w:tcW w:w="1714" w:type="dxa"/>
-          </w:tcPr>
-          <w:p>
-            <w:pPr>
-              <w:jc w:val="center"/>
+            <w:vAlign w:val="center"/>
+          </w:tcPr>
+          <w:p>
+            <w:pPr>
+              <w:jc w:val="center"/>
+              <w:spacing w:before="0" w:after="0" w:line="240" w:lineRule="auto"/>
             </w:pPr>
             <w:r>
               <w:rPr>
@@ -11315,10 +11697,12 @@
         <w:tc>
           <w:tcPr>
             <w:tcW w:w="2144" w:type="dxa"/>
-          </w:tcPr>
-          <w:p>
-            <w:pPr>
-              <w:jc w:val="center"/>
+            <w:vAlign w:val="center"/>
+          </w:tcPr>
+          <w:p>
+            <w:pPr>
+              <w:jc w:val="center"/>
+              <w:spacing w:before="0" w:after="0" w:line="240" w:lineRule="auto"/>
             </w:pPr>
             <w:r>
               <w:rPr>
@@ -11335,10 +11719,12 @@
         <w:tc>
           <w:tcPr>
             <w:tcW w:w="1714" w:type="dxa"/>
-          </w:tcPr>
-          <w:p>
-            <w:pPr>
-              <w:jc w:val="center"/>
+            <w:vAlign w:val="center"/>
+          </w:tcPr>
+          <w:p>
+            <w:pPr>
+              <w:jc w:val="center"/>
+              <w:spacing w:before="0" w:after="0" w:line="240" w:lineRule="auto"/>
             </w:pPr>
             <w:r>
               <w:rPr>
@@ -11353,10 +11739,12 @@
         <w:tc>
           <w:tcPr>
             <w:tcW w:w="1714" w:type="dxa"/>
-          </w:tcPr>
-          <w:p>
-            <w:pPr>
-              <w:jc w:val="center"/>
+            <w:vAlign w:val="center"/>
+          </w:tcPr>
+          <w:p>
+            <w:pPr>
+              <w:jc w:val="center"/>
+              <w:spacing w:before="0" w:after="0" w:line="240" w:lineRule="auto"/>
             </w:pPr>
             <w:r>
               <w:rPr>
@@ -11371,10 +11759,12 @@
         <w:tc>
           <w:tcPr>
             <w:tcW w:w="1714" w:type="dxa"/>
-          </w:tcPr>
-          <w:p>
-            <w:pPr>
-              <w:jc w:val="center"/>
+            <w:vAlign w:val="center"/>
+          </w:tcPr>
+          <w:p>
+            <w:pPr>
+              <w:jc w:val="center"/>
+              <w:spacing w:before="0" w:after="0" w:line="240" w:lineRule="auto"/>
             </w:pPr>
             <w:r>
               <w:rPr>
@@ -11389,10 +11779,12 @@
         <w:tc>
           <w:tcPr>
             <w:tcW w:w="1714" w:type="dxa"/>
-          </w:tcPr>
-          <w:p>
-            <w:pPr>
-              <w:jc w:val="center"/>
+            <w:vAlign w:val="center"/>
+          </w:tcPr>
+          <w:p>
+            <w:pPr>
+              <w:jc w:val="center"/>
+              <w:spacing w:before="0" w:after="0" w:line="240" w:lineRule="auto"/>
             </w:pPr>
             <w:r>
               <w:rPr>
@@ -11407,10 +11799,12 @@
         <w:tc>
           <w:tcPr>
             <w:tcW w:w="2144" w:type="dxa"/>
-          </w:tcPr>
-          <w:p>
-            <w:pPr>
-              <w:jc w:val="center"/>
+            <w:vAlign w:val="center"/>
+          </w:tcPr>
+          <w:p>
+            <w:pPr>
+              <w:jc w:val="center"/>
+              <w:spacing w:before="0" w:after="0" w:line="240" w:lineRule="auto"/>
             </w:pPr>
             <w:r>
               <w:rPr>
@@ -11427,10 +11821,12 @@
         <w:tc>
           <w:tcPr>
             <w:tcW w:w="1714" w:type="dxa"/>
-          </w:tcPr>
-          <w:p>
-            <w:pPr>
-              <w:jc w:val="center"/>
+            <w:vAlign w:val="center"/>
+          </w:tcPr>
+          <w:p>
+            <w:pPr>
+              <w:jc w:val="center"/>
+              <w:spacing w:before="0" w:after="0" w:line="240" w:lineRule="auto"/>
             </w:pPr>
             <w:r>
               <w:rPr>
@@ -11445,10 +11841,12 @@
         <w:tc>
           <w:tcPr>
             <w:tcW w:w="1714" w:type="dxa"/>
-          </w:tcPr>
-          <w:p>
-            <w:pPr>
-              <w:jc w:val="center"/>
+            <w:vAlign w:val="center"/>
+          </w:tcPr>
+          <w:p>
+            <w:pPr>
+              <w:jc w:val="center"/>
+              <w:spacing w:before="0" w:after="0" w:line="240" w:lineRule="auto"/>
             </w:pPr>
             <w:r>
               <w:rPr>
@@ -11463,10 +11861,12 @@
         <w:tc>
           <w:tcPr>
             <w:tcW w:w="1714" w:type="dxa"/>
-          </w:tcPr>
-          <w:p>
-            <w:pPr>
-              <w:jc w:val="center"/>
+            <w:vAlign w:val="center"/>
+          </w:tcPr>
+          <w:p>
+            <w:pPr>
+              <w:jc w:val="center"/>
+              <w:spacing w:before="0" w:after="0" w:line="240" w:lineRule="auto"/>
             </w:pPr>
             <w:r>
               <w:rPr>
@@ -11481,10 +11881,12 @@
         <w:tc>
           <w:tcPr>
             <w:tcW w:w="1714" w:type="dxa"/>
-          </w:tcPr>
-          <w:p>
-            <w:pPr>
-              <w:jc w:val="center"/>
+            <w:vAlign w:val="center"/>
+          </w:tcPr>
+          <w:p>
+            <w:pPr>
+              <w:jc w:val="center"/>
+              <w:spacing w:before="0" w:after="0" w:line="240" w:lineRule="auto"/>
             </w:pPr>
             <w:r>
               <w:rPr>
@@ -11499,10 +11901,12 @@
         <w:tc>
           <w:tcPr>
             <w:tcW w:w="2144" w:type="dxa"/>
-          </w:tcPr>
-          <w:p>
-            <w:pPr>
-              <w:jc w:val="center"/>
+            <w:vAlign w:val="center"/>
+          </w:tcPr>
+          <w:p>
+            <w:pPr>
+              <w:jc w:val="center"/>
+              <w:spacing w:before="0" w:after="0" w:line="240" w:lineRule="auto"/>
             </w:pPr>
             <w:r>
               <w:rPr>
@@ -14454,6 +14858,7 @@
       <w:tblPr>
         <w:jc w:val="center"/>
         <w:tblW w:w="5000" w:type="pct"/>
+        <w:tblLayout w:type="autofit"/>
         <w:tblBorders>
           <w:top w:val="single" w:sz="4" w:space="0" w:color="000000"/>
           <w:left w:val="single" w:sz="4" w:space="0" w:color="000000"/>
@@ -14472,10 +14877,12 @@
         <w:tc>
           <w:tcPr>
             <w:tcW w:w="1836" w:type="dxa"/>
-          </w:tcPr>
-          <w:p>
-            <w:pPr>
-              <w:jc w:val="center"/>
+            <w:vAlign w:val="center"/>
+          </w:tcPr>
+          <w:p>
+            <w:pPr>
+              <w:jc w:val="center"/>
+              <w:spacing w:before="0" w:after="0" w:line="240" w:lineRule="auto"/>
             </w:pPr>
             <w:r>
               <w:rPr>
@@ -14491,10 +14898,12 @@
         <w:tc>
           <w:tcPr>
             <w:tcW w:w="2020" w:type="dxa"/>
-          </w:tcPr>
-          <w:p>
-            <w:pPr>
-              <w:jc w:val="center"/>
+            <w:vAlign w:val="center"/>
+          </w:tcPr>
+          <w:p>
+            <w:pPr>
+              <w:jc w:val="center"/>
+              <w:spacing w:before="0" w:after="0" w:line="240" w:lineRule="auto"/>
             </w:pPr>
             <w:r>
               <w:rPr>
@@ -14510,10 +14919,12 @@
         <w:tc>
           <w:tcPr>
             <w:tcW w:w="5144" w:type="dxa"/>
-          </w:tcPr>
-          <w:p>
-            <w:pPr>
-              <w:jc w:val="center"/>
+            <w:vAlign w:val="center"/>
+          </w:tcPr>
+          <w:p>
+            <w:pPr>
+              <w:jc w:val="center"/>
+              <w:spacing w:before="0" w:after="0" w:line="240" w:lineRule="auto"/>
             </w:pPr>
             <w:r>
               <w:rPr>
@@ -14531,10 +14942,12 @@
         <w:tc>
           <w:tcPr>
             <w:tcW w:w="1836" w:type="dxa"/>
-          </w:tcPr>
-          <w:p>
-            <w:pPr>
-              <w:jc w:val="center"/>
+            <w:vAlign w:val="center"/>
+          </w:tcPr>
+          <w:p>
+            <w:pPr>
+              <w:jc w:val="center"/>
+              <w:spacing w:before="0" w:after="0" w:line="240" w:lineRule="auto"/>
             </w:pPr>
             <w:r>
               <w:rPr>
@@ -14549,10 +14962,12 @@
         <w:tc>
           <w:tcPr>
             <w:tcW w:w="2020" w:type="dxa"/>
-          </w:tcPr>
-          <w:p>
-            <w:pPr>
-              <w:jc w:val="center"/>
+            <w:vAlign w:val="center"/>
+          </w:tcPr>
+          <w:p>
+            <w:pPr>
+              <w:jc w:val="center"/>
+              <w:spacing w:before="0" w:after="0" w:line="240" w:lineRule="auto"/>
             </w:pPr>
             <w:r>
               <w:rPr>
@@ -14567,10 +14982,12 @@
         <w:tc>
           <w:tcPr>
             <w:tcW w:w="5144" w:type="dxa"/>
-          </w:tcPr>
-          <w:p>
-            <w:pPr>
-              <w:jc w:val="center"/>
+            <w:vAlign w:val="center"/>
+          </w:tcPr>
+          <w:p>
+            <w:pPr>
+              <w:jc w:val="center"/>
+              <w:spacing w:before="0" w:after="0" w:line="240" w:lineRule="auto"/>
             </w:pPr>
             <w:r>
               <w:rPr>
@@ -14587,10 +15004,12 @@
         <w:tc>
           <w:tcPr>
             <w:tcW w:w="1836" w:type="dxa"/>
-          </w:tcPr>
-          <w:p>
-            <w:pPr>
-              <w:jc w:val="center"/>
+            <w:vAlign w:val="center"/>
+          </w:tcPr>
+          <w:p>
+            <w:pPr>
+              <w:jc w:val="center"/>
+              <w:spacing w:before="0" w:after="0" w:line="240" w:lineRule="auto"/>
             </w:pPr>
             <w:r>
               <w:rPr>
@@ -14605,10 +15024,12 @@
         <w:tc>
           <w:tcPr>
             <w:tcW w:w="2020" w:type="dxa"/>
-          </w:tcPr>
-          <w:p>
-            <w:pPr>
-              <w:jc w:val="center"/>
+            <w:vAlign w:val="center"/>
+          </w:tcPr>
+          <w:p>
+            <w:pPr>
+              <w:jc w:val="center"/>
+              <w:spacing w:before="0" w:after="0" w:line="240" w:lineRule="auto"/>
             </w:pPr>
             <w:r>
               <w:rPr>
@@ -14623,10 +15044,12 @@
         <w:tc>
           <w:tcPr>
             <w:tcW w:w="5144" w:type="dxa"/>
-          </w:tcPr>
-          <w:p>
-            <w:pPr>
-              <w:jc w:val="center"/>
+            <w:vAlign w:val="center"/>
+          </w:tcPr>
+          <w:p>
+            <w:pPr>
+              <w:jc w:val="center"/>
+              <w:spacing w:before="0" w:after="0" w:line="240" w:lineRule="auto"/>
             </w:pPr>
             <w:r>
               <w:rPr>
@@ -14643,10 +15066,12 @@
         <w:tc>
           <w:tcPr>
             <w:tcW w:w="1836" w:type="dxa"/>
-          </w:tcPr>
-          <w:p>
-            <w:pPr>
-              <w:jc w:val="center"/>
+            <w:vAlign w:val="center"/>
+          </w:tcPr>
+          <w:p>
+            <w:pPr>
+              <w:jc w:val="center"/>
+              <w:spacing w:before="0" w:after="0" w:line="240" w:lineRule="auto"/>
             </w:pPr>
             <w:r>
               <w:rPr>
@@ -14661,10 +15086,12 @@
         <w:tc>
           <w:tcPr>
             <w:tcW w:w="2020" w:type="dxa"/>
-          </w:tcPr>
-          <w:p>
-            <w:pPr>
-              <w:jc w:val="center"/>
+            <w:vAlign w:val="center"/>
+          </w:tcPr>
+          <w:p>
+            <w:pPr>
+              <w:jc w:val="center"/>
+              <w:spacing w:before="0" w:after="0" w:line="240" w:lineRule="auto"/>
             </w:pPr>
             <w:r>
               <w:rPr>
@@ -14679,10 +15106,12 @@
         <w:tc>
           <w:tcPr>
             <w:tcW w:w="5144" w:type="dxa"/>
-          </w:tcPr>
-          <w:p>
-            <w:pPr>
-              <w:jc w:val="center"/>
+            <w:vAlign w:val="center"/>
+          </w:tcPr>
+          <w:p>
+            <w:pPr>
+              <w:jc w:val="center"/>
+              <w:spacing w:before="0" w:after="0" w:line="240" w:lineRule="auto"/>
             </w:pPr>
             <w:r>
               <w:rPr>
@@ -14699,10 +15128,12 @@
         <w:tc>
           <w:tcPr>
             <w:tcW w:w="1836" w:type="dxa"/>
-          </w:tcPr>
-          <w:p>
-            <w:pPr>
-              <w:jc w:val="center"/>
+            <w:vAlign w:val="center"/>
+          </w:tcPr>
+          <w:p>
+            <w:pPr>
+              <w:jc w:val="center"/>
+              <w:spacing w:before="0" w:after="0" w:line="240" w:lineRule="auto"/>
             </w:pPr>
             <w:r>
               <w:rPr>
@@ -14717,10 +15148,12 @@
         <w:tc>
           <w:tcPr>
             <w:tcW w:w="2020" w:type="dxa"/>
-          </w:tcPr>
-          <w:p>
-            <w:pPr>
-              <w:jc w:val="center"/>
+            <w:vAlign w:val="center"/>
+          </w:tcPr>
+          <w:p>
+            <w:pPr>
+              <w:jc w:val="center"/>
+              <w:spacing w:before="0" w:after="0" w:line="240" w:lineRule="auto"/>
             </w:pPr>
             <w:r>
               <w:rPr>
@@ -14735,10 +15168,12 @@
         <w:tc>
           <w:tcPr>
             <w:tcW w:w="5144" w:type="dxa"/>
-          </w:tcPr>
-          <w:p>
-            <w:pPr>
-              <w:jc w:val="center"/>
+            <w:vAlign w:val="center"/>
+          </w:tcPr>
+          <w:p>
+            <w:pPr>
+              <w:jc w:val="center"/>
+              <w:spacing w:before="0" w:after="0" w:line="240" w:lineRule="auto"/>
             </w:pPr>
             <w:r>
               <w:rPr>
@@ -14755,10 +15190,12 @@
         <w:tc>
           <w:tcPr>
             <w:tcW w:w="1836" w:type="dxa"/>
-          </w:tcPr>
-          <w:p>
-            <w:pPr>
-              <w:jc w:val="center"/>
+            <w:vAlign w:val="center"/>
+          </w:tcPr>
+          <w:p>
+            <w:pPr>
+              <w:jc w:val="center"/>
+              <w:spacing w:before="0" w:after="0" w:line="240" w:lineRule="auto"/>
             </w:pPr>
             <w:r>
               <w:rPr>
@@ -14773,10 +15210,12 @@
         <w:tc>
           <w:tcPr>
             <w:tcW w:w="2020" w:type="dxa"/>
-          </w:tcPr>
-          <w:p>
-            <w:pPr>
-              <w:jc w:val="center"/>
+            <w:vAlign w:val="center"/>
+          </w:tcPr>
+          <w:p>
+            <w:pPr>
+              <w:jc w:val="center"/>
+              <w:spacing w:before="0" w:after="0" w:line="240" w:lineRule="auto"/>
             </w:pPr>
             <w:r>
               <w:rPr>
@@ -14791,10 +15230,12 @@
         <w:tc>
           <w:tcPr>
             <w:tcW w:w="5144" w:type="dxa"/>
-          </w:tcPr>
-          <w:p>
-            <w:pPr>
-              <w:jc w:val="center"/>
+            <w:vAlign w:val="center"/>
+          </w:tcPr>
+          <w:p>
+            <w:pPr>
+              <w:jc w:val="center"/>
+              <w:spacing w:before="0" w:after="0" w:line="240" w:lineRule="auto"/>
             </w:pPr>
             <w:r>
               <w:rPr>
@@ -14811,10 +15252,12 @@
         <w:tc>
           <w:tcPr>
             <w:tcW w:w="1836" w:type="dxa"/>
-          </w:tcPr>
-          <w:p>
-            <w:pPr>
-              <w:jc w:val="center"/>
+            <w:vAlign w:val="center"/>
+          </w:tcPr>
+          <w:p>
+            <w:pPr>
+              <w:jc w:val="center"/>
+              <w:spacing w:before="0" w:after="0" w:line="240" w:lineRule="auto"/>
             </w:pPr>
             <w:r>
               <w:rPr>
@@ -14829,10 +15272,12 @@
         <w:tc>
           <w:tcPr>
             <w:tcW w:w="2020" w:type="dxa"/>
-          </w:tcPr>
-          <w:p>
-            <w:pPr>
-              <w:jc w:val="center"/>
+            <w:vAlign w:val="center"/>
+          </w:tcPr>
+          <w:p>
+            <w:pPr>
+              <w:jc w:val="center"/>
+              <w:spacing w:before="0" w:after="0" w:line="240" w:lineRule="auto"/>
             </w:pPr>
             <w:r>
               <w:rPr>
@@ -14847,10 +15292,12 @@
         <w:tc>
           <w:tcPr>
             <w:tcW w:w="5144" w:type="dxa"/>
-          </w:tcPr>
-          <w:p>
-            <w:pPr>
-              <w:jc w:val="center"/>
+            <w:vAlign w:val="center"/>
+          </w:tcPr>
+          <w:p>
+            <w:pPr>
+              <w:jc w:val="center"/>
+              <w:spacing w:before="0" w:after="0" w:line="240" w:lineRule="auto"/>
             </w:pPr>
             <w:r>
               <w:rPr>
@@ -14867,10 +15314,12 @@
         <w:tc>
           <w:tcPr>
             <w:tcW w:w="1836" w:type="dxa"/>
-          </w:tcPr>
-          <w:p>
-            <w:pPr>
-              <w:jc w:val="center"/>
+            <w:vAlign w:val="center"/>
+          </w:tcPr>
+          <w:p>
+            <w:pPr>
+              <w:jc w:val="center"/>
+              <w:spacing w:before="0" w:after="0" w:line="240" w:lineRule="auto"/>
             </w:pPr>
             <w:r>
               <w:rPr>
@@ -14885,10 +15334,12 @@
         <w:tc>
           <w:tcPr>
             <w:tcW w:w="2020" w:type="dxa"/>
-          </w:tcPr>
-          <w:p>
-            <w:pPr>
-              <w:jc w:val="center"/>
+            <w:vAlign w:val="center"/>
+          </w:tcPr>
+          <w:p>
+            <w:pPr>
+              <w:jc w:val="center"/>
+              <w:spacing w:before="0" w:after="0" w:line="240" w:lineRule="auto"/>
             </w:pPr>
             <w:r>
               <w:rPr>
@@ -14903,10 +15354,12 @@
         <w:tc>
           <w:tcPr>
             <w:tcW w:w="5144" w:type="dxa"/>
-          </w:tcPr>
-          <w:p>
-            <w:pPr>
-              <w:jc w:val="center"/>
+            <w:vAlign w:val="center"/>
+          </w:tcPr>
+          <w:p>
+            <w:pPr>
+              <w:jc w:val="center"/>
+              <w:spacing w:before="0" w:after="0" w:line="240" w:lineRule="auto"/>
             </w:pPr>
             <w:r>
               <w:rPr>
@@ -14923,10 +15376,12 @@
         <w:tc>
           <w:tcPr>
             <w:tcW w:w="1836" w:type="dxa"/>
-          </w:tcPr>
-          <w:p>
-            <w:pPr>
-              <w:jc w:val="center"/>
+            <w:vAlign w:val="center"/>
+          </w:tcPr>
+          <w:p>
+            <w:pPr>
+              <w:jc w:val="center"/>
+              <w:spacing w:before="0" w:after="0" w:line="240" w:lineRule="auto"/>
             </w:pPr>
             <w:r>
               <w:rPr>
@@ -14941,10 +15396,12 @@
         <w:tc>
           <w:tcPr>
             <w:tcW w:w="2020" w:type="dxa"/>
-          </w:tcPr>
-          <w:p>
-            <w:pPr>
-              <w:jc w:val="center"/>
+            <w:vAlign w:val="center"/>
+          </w:tcPr>
+          <w:p>
+            <w:pPr>
+              <w:jc w:val="center"/>
+              <w:spacing w:before="0" w:after="0" w:line="240" w:lineRule="auto"/>
             </w:pPr>
             <w:r>
               <w:rPr>
@@ -14959,10 +15416,12 @@
         <w:tc>
           <w:tcPr>
             <w:tcW w:w="5144" w:type="dxa"/>
-          </w:tcPr>
-          <w:p>
-            <w:pPr>
-              <w:jc w:val="center"/>
+            <w:vAlign w:val="center"/>
+          </w:tcPr>
+          <w:p>
+            <w:pPr>
+              <w:jc w:val="center"/>
+              <w:spacing w:before="0" w:after="0" w:line="240" w:lineRule="auto"/>
             </w:pPr>
             <w:r>
               <w:rPr>
@@ -14979,10 +15438,12 @@
         <w:tc>
           <w:tcPr>
             <w:tcW w:w="1836" w:type="dxa"/>
-          </w:tcPr>
-          <w:p>
-            <w:pPr>
-              <w:jc w:val="center"/>
+            <w:vAlign w:val="center"/>
+          </w:tcPr>
+          <w:p>
+            <w:pPr>
+              <w:jc w:val="center"/>
+              <w:spacing w:before="0" w:after="0" w:line="240" w:lineRule="auto"/>
             </w:pPr>
             <w:r>
               <w:rPr>
@@ -14997,10 +15458,12 @@
         <w:tc>
           <w:tcPr>
             <w:tcW w:w="2020" w:type="dxa"/>
-          </w:tcPr>
-          <w:p>
-            <w:pPr>
-              <w:jc w:val="center"/>
+            <w:vAlign w:val="center"/>
+          </w:tcPr>
+          <w:p>
+            <w:pPr>
+              <w:jc w:val="center"/>
+              <w:spacing w:before="0" w:after="0" w:line="240" w:lineRule="auto"/>
             </w:pPr>
             <w:r>
               <w:rPr>
@@ -15015,10 +15478,12 @@
         <w:tc>
           <w:tcPr>
             <w:tcW w:w="5144" w:type="dxa"/>
-          </w:tcPr>
-          <w:p>
-            <w:pPr>
-              <w:jc w:val="center"/>
+            <w:vAlign w:val="center"/>
+          </w:tcPr>
+          <w:p>
+            <w:pPr>
+              <w:jc w:val="center"/>
+              <w:spacing w:before="0" w:after="0" w:line="240" w:lineRule="auto"/>
             </w:pPr>
             <w:r>
               <w:rPr>
@@ -15035,10 +15500,12 @@
         <w:tc>
           <w:tcPr>
             <w:tcW w:w="1836" w:type="dxa"/>
-          </w:tcPr>
-          <w:p>
-            <w:pPr>
-              <w:jc w:val="center"/>
+            <w:vAlign w:val="center"/>
+          </w:tcPr>
+          <w:p>
+            <w:pPr>
+              <w:jc w:val="center"/>
+              <w:spacing w:before="0" w:after="0" w:line="240" w:lineRule="auto"/>
             </w:pPr>
             <w:r>
               <w:rPr>
@@ -15053,10 +15520,12 @@
         <w:tc>
           <w:tcPr>
             <w:tcW w:w="2020" w:type="dxa"/>
-          </w:tcPr>
-          <w:p>
-            <w:pPr>
-              <w:jc w:val="center"/>
+            <w:vAlign w:val="center"/>
+          </w:tcPr>
+          <w:p>
+            <w:pPr>
+              <w:jc w:val="center"/>
+              <w:spacing w:before="0" w:after="0" w:line="240" w:lineRule="auto"/>
             </w:pPr>
             <w:r>
               <w:rPr>
@@ -15071,10 +15540,12 @@
         <w:tc>
           <w:tcPr>
             <w:tcW w:w="5144" w:type="dxa"/>
-          </w:tcPr>
-          <w:p>
-            <w:pPr>
-              <w:jc w:val="center"/>
+            <w:vAlign w:val="center"/>
+          </w:tcPr>
+          <w:p>
+            <w:pPr>
+              <w:jc w:val="center"/>
+              <w:spacing w:before="0" w:after="0" w:line="240" w:lineRule="auto"/>
             </w:pPr>
             <w:r>
               <w:rPr>
@@ -15091,10 +15562,12 @@
         <w:tc>
           <w:tcPr>
             <w:tcW w:w="1836" w:type="dxa"/>
-          </w:tcPr>
-          <w:p>
-            <w:pPr>
-              <w:jc w:val="center"/>
+            <w:vAlign w:val="center"/>
+          </w:tcPr>
+          <w:p>
+            <w:pPr>
+              <w:jc w:val="center"/>
+              <w:spacing w:before="0" w:after="0" w:line="240" w:lineRule="auto"/>
             </w:pPr>
             <w:r>
               <w:rPr>
@@ -15109,10 +15582,12 @@
         <w:tc>
           <w:tcPr>
             <w:tcW w:w="2020" w:type="dxa"/>
-          </w:tcPr>
-          <w:p>
-            <w:pPr>
-              <w:jc w:val="center"/>
+            <w:vAlign w:val="center"/>
+          </w:tcPr>
+          <w:p>
+            <w:pPr>
+              <w:jc w:val="center"/>
+              <w:spacing w:before="0" w:after="0" w:line="240" w:lineRule="auto"/>
             </w:pPr>
             <w:r>
               <w:rPr>
@@ -15127,10 +15602,12 @@
         <w:tc>
           <w:tcPr>
             <w:tcW w:w="5144" w:type="dxa"/>
-          </w:tcPr>
-          <w:p>
-            <w:pPr>
-              <w:jc w:val="center"/>
+            <w:vAlign w:val="center"/>
+          </w:tcPr>
+          <w:p>
+            <w:pPr>
+              <w:jc w:val="center"/>
+              <w:spacing w:before="0" w:after="0" w:line="240" w:lineRule="auto"/>
             </w:pPr>
             <w:r>
               <w:rPr>
@@ -15320,6 +15797,7 @@
       <w:tblPr>
         <w:jc w:val="center"/>
         <w:tblW w:w="5000" w:type="pct"/>
+        <w:tblLayout w:type="autofit"/>
         <w:tblBorders>
           <w:top w:val="single" w:sz="4" w:space="0" w:color="000000"/>
           <w:left w:val="single" w:sz="4" w:space="0" w:color="000000"/>
@@ -15340,10 +15818,12 @@
         <w:tc>
           <w:tcPr>
             <w:tcW w:w="2285" w:type="dxa"/>
-          </w:tcPr>
-          <w:p>
-            <w:pPr>
-              <w:jc w:val="center"/>
+            <w:vAlign w:val="center"/>
+          </w:tcPr>
+          <w:p>
+            <w:pPr>
+              <w:jc w:val="center"/>
+              <w:spacing w:before="0" w:after="0" w:line="240" w:lineRule="auto"/>
             </w:pPr>
             <w:r>
               <w:rPr>
@@ -15359,10 +15839,12 @@
         <w:tc>
           <w:tcPr>
             <w:tcW w:w="1857" w:type="dxa"/>
-          </w:tcPr>
-          <w:p>
-            <w:pPr>
-              <w:jc w:val="center"/>
+            <w:vAlign w:val="center"/>
+          </w:tcPr>
+          <w:p>
+            <w:pPr>
+              <w:jc w:val="center"/>
+              <w:spacing w:before="0" w:after="0" w:line="240" w:lineRule="auto"/>
             </w:pPr>
             <w:r>
               <w:rPr>
@@ -15378,10 +15860,12 @@
         <w:tc>
           <w:tcPr>
             <w:tcW w:w="2230" w:type="dxa"/>
-          </w:tcPr>
-          <w:p>
-            <w:pPr>
-              <w:jc w:val="center"/>
+            <w:vAlign w:val="center"/>
+          </w:tcPr>
+          <w:p>
+            <w:pPr>
+              <w:jc w:val="center"/>
+              <w:spacing w:before="0" w:after="0" w:line="240" w:lineRule="auto"/>
             </w:pPr>
             <w:r>
               <w:rPr>
@@ -15397,10 +15881,12 @@
         <w:tc>
           <w:tcPr>
             <w:tcW w:w="1428" w:type="dxa"/>
-          </w:tcPr>
-          <w:p>
-            <w:pPr>
-              <w:jc w:val="center"/>
+            <w:vAlign w:val="center"/>
+          </w:tcPr>
+          <w:p>
+            <w:pPr>
+              <w:jc w:val="center"/>
+              <w:spacing w:before="0" w:after="0" w:line="240" w:lineRule="auto"/>
             </w:pPr>
             <w:r>
               <w:rPr>
@@ -15416,10 +15902,12 @@
         <w:tc>
           <w:tcPr>
             <w:tcW w:w="1200" w:type="dxa"/>
-          </w:tcPr>
-          <w:p>
-            <w:pPr>
-              <w:jc w:val="center"/>
+            <w:vAlign w:val="center"/>
+          </w:tcPr>
+          <w:p>
+            <w:pPr>
+              <w:jc w:val="center"/>
+              <w:spacing w:before="0" w:after="0" w:line="240" w:lineRule="auto"/>
             </w:pPr>
             <w:r>
               <w:rPr>
@@ -15437,10 +15925,12 @@
         <w:tc>
           <w:tcPr>
             <w:tcW w:w="2285" w:type="dxa"/>
-          </w:tcPr>
-          <w:p>
-            <w:pPr>
-              <w:jc w:val="center"/>
+            <w:vAlign w:val="center"/>
+          </w:tcPr>
+          <w:p>
+            <w:pPr>
+              <w:jc w:val="center"/>
+              <w:spacing w:before="0" w:after="0" w:line="240" w:lineRule="auto"/>
             </w:pPr>
             <w:r>
               <w:rPr>
@@ -15455,10 +15945,12 @@
         <w:tc>
           <w:tcPr>
             <w:tcW w:w="1857" w:type="dxa"/>
-          </w:tcPr>
-          <w:p>
-            <w:pPr>
-              <w:jc w:val="center"/>
+            <w:vAlign w:val="center"/>
+          </w:tcPr>
+          <w:p>
+            <w:pPr>
+              <w:jc w:val="center"/>
+              <w:spacing w:before="0" w:after="0" w:line="240" w:lineRule="auto"/>
             </w:pPr>
             <w:r>
               <w:rPr>
@@ -15473,10 +15965,12 @@
         <w:tc>
           <w:tcPr>
             <w:tcW w:w="2230" w:type="dxa"/>
-          </w:tcPr>
-          <w:p>
-            <w:pPr>
-              <w:jc w:val="center"/>
+            <w:vAlign w:val="center"/>
+          </w:tcPr>
+          <w:p>
+            <w:pPr>
+              <w:jc w:val="center"/>
+              <w:spacing w:before="0" w:after="0" w:line="240" w:lineRule="auto"/>
             </w:pPr>
             <w:r>
               <w:rPr>
@@ -15491,10 +15985,12 @@
         <w:tc>
           <w:tcPr>
             <w:tcW w:w="1428" w:type="dxa"/>
-          </w:tcPr>
-          <w:p>
-            <w:pPr>
-              <w:jc w:val="center"/>
+            <w:vAlign w:val="center"/>
+          </w:tcPr>
+          <w:p>
+            <w:pPr>
+              <w:jc w:val="center"/>
+              <w:spacing w:before="0" w:after="0" w:line="240" w:lineRule="auto"/>
             </w:pPr>
             <w:r>
               <w:rPr>
@@ -15509,10 +16005,12 @@
         <w:tc>
           <w:tcPr>
             <w:tcW w:w="1200" w:type="dxa"/>
-          </w:tcPr>
-          <w:p>
-            <w:pPr>
-              <w:jc w:val="center"/>
+            <w:vAlign w:val="center"/>
+          </w:tcPr>
+          <w:p>
+            <w:pPr>
+              <w:jc w:val="center"/>
+              <w:spacing w:before="0" w:after="0" w:line="240" w:lineRule="auto"/>
             </w:pPr>
             <w:r>
               <w:rPr>
@@ -15529,10 +16027,12 @@
         <w:tc>
           <w:tcPr>
             <w:tcW w:w="2285" w:type="dxa"/>
-          </w:tcPr>
-          <w:p>
-            <w:pPr>
-              <w:jc w:val="center"/>
+            <w:vAlign w:val="center"/>
+          </w:tcPr>
+          <w:p>
+            <w:pPr>
+              <w:jc w:val="center"/>
+              <w:spacing w:before="0" w:after="0" w:line="240" w:lineRule="auto"/>
             </w:pPr>
             <w:r>
               <w:rPr>
@@ -15547,10 +16047,12 @@
         <w:tc>
           <w:tcPr>
             <w:tcW w:w="1857" w:type="dxa"/>
-          </w:tcPr>
-          <w:p>
-            <w:pPr>
-              <w:jc w:val="center"/>
+            <w:vAlign w:val="center"/>
+          </w:tcPr>
+          <w:p>
+            <w:pPr>
+              <w:jc w:val="center"/>
+              <w:spacing w:before="0" w:after="0" w:line="240" w:lineRule="auto"/>
             </w:pPr>
             <w:r>
               <w:rPr>
@@ -15565,10 +16067,12 @@
         <w:tc>
           <w:tcPr>
             <w:tcW w:w="2230" w:type="dxa"/>
-          </w:tcPr>
-          <w:p>
-            <w:pPr>
-              <w:jc w:val="center"/>
+            <w:vAlign w:val="center"/>
+          </w:tcPr>
+          <w:p>
+            <w:pPr>
+              <w:jc w:val="center"/>
+              <w:spacing w:before="0" w:after="0" w:line="240" w:lineRule="auto"/>
             </w:pPr>
             <w:r>
               <w:rPr>
@@ -15583,10 +16087,12 @@
         <w:tc>
           <w:tcPr>
             <w:tcW w:w="1428" w:type="dxa"/>
-          </w:tcPr>
-          <w:p>
-            <w:pPr>
-              <w:jc w:val="center"/>
+            <w:vAlign w:val="center"/>
+          </w:tcPr>
+          <w:p>
+            <w:pPr>
+              <w:jc w:val="center"/>
+              <w:spacing w:before="0" w:after="0" w:line="240" w:lineRule="auto"/>
             </w:pPr>
             <w:r>
               <w:rPr>
@@ -15601,10 +16107,12 @@
         <w:tc>
           <w:tcPr>
             <w:tcW w:w="1200" w:type="dxa"/>
-          </w:tcPr>
-          <w:p>
-            <w:pPr>
-              <w:jc w:val="center"/>
+            <w:vAlign w:val="center"/>
+          </w:tcPr>
+          <w:p>
+            <w:pPr>
+              <w:jc w:val="center"/>
+              <w:spacing w:before="0" w:after="0" w:line="240" w:lineRule="auto"/>
             </w:pPr>
             <w:r>
               <w:rPr>
@@ -15621,10 +16129,12 @@
         <w:tc>
           <w:tcPr>
             <w:tcW w:w="2285" w:type="dxa"/>
-          </w:tcPr>
-          <w:p>
-            <w:pPr>
-              <w:jc w:val="center"/>
+            <w:vAlign w:val="center"/>
+          </w:tcPr>
+          <w:p>
+            <w:pPr>
+              <w:jc w:val="center"/>
+              <w:spacing w:before="0" w:after="0" w:line="240" w:lineRule="auto"/>
             </w:pPr>
             <w:r>
               <w:rPr>
@@ -15639,10 +16149,12 @@
         <w:tc>
           <w:tcPr>
             <w:tcW w:w="1857" w:type="dxa"/>
-          </w:tcPr>
-          <w:p>
-            <w:pPr>
-              <w:jc w:val="center"/>
+            <w:vAlign w:val="center"/>
+          </w:tcPr>
+          <w:p>
+            <w:pPr>
+              <w:jc w:val="center"/>
+              <w:spacing w:before="0" w:after="0" w:line="240" w:lineRule="auto"/>
             </w:pPr>
             <w:r>
               <w:rPr>
@@ -15657,10 +16169,12 @@
         <w:tc>
           <w:tcPr>
             <w:tcW w:w="2230" w:type="dxa"/>
-          </w:tcPr>
-          <w:p>
-            <w:pPr>
-              <w:jc w:val="center"/>
+            <w:vAlign w:val="center"/>
+          </w:tcPr>
+          <w:p>
+            <w:pPr>
+              <w:jc w:val="center"/>
+              <w:spacing w:before="0" w:after="0" w:line="240" w:lineRule="auto"/>
             </w:pPr>
             <w:r>
               <w:rPr>
@@ -15675,10 +16189,12 @@
         <w:tc>
           <w:tcPr>
             <w:tcW w:w="1428" w:type="dxa"/>
-          </w:tcPr>
-          <w:p>
-            <w:pPr>
-              <w:jc w:val="center"/>
+            <w:vAlign w:val="center"/>
+          </w:tcPr>
+          <w:p>
+            <w:pPr>
+              <w:jc w:val="center"/>
+              <w:spacing w:before="0" w:after="0" w:line="240" w:lineRule="auto"/>
             </w:pPr>
             <w:r>
               <w:rPr>
@@ -15693,10 +16209,12 @@
         <w:tc>
           <w:tcPr>
             <w:tcW w:w="1200" w:type="dxa"/>
-          </w:tcPr>
-          <w:p>
-            <w:pPr>
-              <w:jc w:val="center"/>
+            <w:vAlign w:val="center"/>
+          </w:tcPr>
+          <w:p>
+            <w:pPr>
+              <w:jc w:val="center"/>
+              <w:spacing w:before="0" w:after="0" w:line="240" w:lineRule="auto"/>
             </w:pPr>
             <w:r>
               <w:rPr>
@@ -15713,10 +16231,12 @@
         <w:tc>
           <w:tcPr>
             <w:tcW w:w="2285" w:type="dxa"/>
-          </w:tcPr>
-          <w:p>
-            <w:pPr>
-              <w:jc w:val="center"/>
+            <w:vAlign w:val="center"/>
+          </w:tcPr>
+          <w:p>
+            <w:pPr>
+              <w:jc w:val="center"/>
+              <w:spacing w:before="0" w:after="0" w:line="240" w:lineRule="auto"/>
             </w:pPr>
             <w:r>
               <w:rPr>
@@ -15731,10 +16251,12 @@
         <w:tc>
           <w:tcPr>
             <w:tcW w:w="1857" w:type="dxa"/>
-          </w:tcPr>
-          <w:p>
-            <w:pPr>
-              <w:jc w:val="center"/>
+            <w:vAlign w:val="center"/>
+          </w:tcPr>
+          <w:p>
+            <w:pPr>
+              <w:jc w:val="center"/>
+              <w:spacing w:before="0" w:after="0" w:line="240" w:lineRule="auto"/>
             </w:pPr>
             <w:r>
               <w:rPr>
@@ -15749,10 +16271,12 @@
         <w:tc>
           <w:tcPr>
             <w:tcW w:w="2230" w:type="dxa"/>
-          </w:tcPr>
-          <w:p>
-            <w:pPr>
-              <w:jc w:val="center"/>
+            <w:vAlign w:val="center"/>
+          </w:tcPr>
+          <w:p>
+            <w:pPr>
+              <w:jc w:val="center"/>
+              <w:spacing w:before="0" w:after="0" w:line="240" w:lineRule="auto"/>
             </w:pPr>
             <w:r>
               <w:rPr>
@@ -15767,10 +16291,12 @@
         <w:tc>
           <w:tcPr>
             <w:tcW w:w="1428" w:type="dxa"/>
-          </w:tcPr>
-          <w:p>
-            <w:pPr>
-              <w:jc w:val="center"/>
+            <w:vAlign w:val="center"/>
+          </w:tcPr>
+          <w:p>
+            <w:pPr>
+              <w:jc w:val="center"/>
+              <w:spacing w:before="0" w:after="0" w:line="240" w:lineRule="auto"/>
             </w:pPr>
             <w:r>
               <w:rPr>
@@ -15785,10 +16311,12 @@
         <w:tc>
           <w:tcPr>
             <w:tcW w:w="1200" w:type="dxa"/>
-          </w:tcPr>
-          <w:p>
-            <w:pPr>
-              <w:jc w:val="center"/>
+            <w:vAlign w:val="center"/>
+          </w:tcPr>
+          <w:p>
+            <w:pPr>
+              <w:jc w:val="center"/>
+              <w:spacing w:before="0" w:after="0" w:line="240" w:lineRule="auto"/>
             </w:pPr>
             <w:r>
               <w:rPr>
@@ -16188,6 +16716,7 @@
       <w:tblPr>
         <w:jc w:val="center"/>
         <w:tblW w:w="5000" w:type="pct"/>
+        <w:tblLayout w:type="autofit"/>
         <w:tblBorders>
           <w:top w:val="single" w:sz="4" w:space="0" w:color="000000"/>
           <w:left w:val="single" w:sz="4" w:space="0" w:color="000000"/>
@@ -16208,10 +16737,12 @@
         <w:tc>
           <w:tcPr>
             <w:tcW w:w="1800" w:type="dxa"/>
-          </w:tcPr>
-          <w:p>
-            <w:pPr>
-              <w:jc w:val="center"/>
+            <w:vAlign w:val="center"/>
+          </w:tcPr>
+          <w:p>
+            <w:pPr>
+              <w:jc w:val="center"/>
+              <w:spacing w:before="0" w:after="0" w:line="240" w:lineRule="auto"/>
             </w:pPr>
             <w:r>
               <w:rPr>
@@ -16227,10 +16758,12 @@
         <w:tc>
           <w:tcPr>
             <w:tcW w:w="2550" w:type="dxa"/>
-          </w:tcPr>
-          <w:p>
-            <w:pPr>
-              <w:jc w:val="center"/>
+            <w:vAlign w:val="center"/>
+          </w:tcPr>
+          <w:p>
+            <w:pPr>
+              <w:jc w:val="center"/>
+              <w:spacing w:before="0" w:after="0" w:line="240" w:lineRule="auto"/>
             </w:pPr>
             <w:r>
               <w:rPr>
@@ -16246,10 +16779,12 @@
         <w:tc>
           <w:tcPr>
             <w:tcW w:w="2250" w:type="dxa"/>
-          </w:tcPr>
-          <w:p>
-            <w:pPr>
-              <w:jc w:val="center"/>
+            <w:vAlign w:val="center"/>
+          </w:tcPr>
+          <w:p>
+            <w:pPr>
+              <w:jc w:val="center"/>
+              <w:spacing w:before="0" w:after="0" w:line="240" w:lineRule="auto"/>
             </w:pPr>
             <w:r>
               <w:rPr>
@@ -16265,10 +16800,12 @@
         <w:tc>
           <w:tcPr>
             <w:tcW w:w="1200" w:type="dxa"/>
-          </w:tcPr>
-          <w:p>
-            <w:pPr>
-              <w:jc w:val="center"/>
+            <w:vAlign w:val="center"/>
+          </w:tcPr>
+          <w:p>
+            <w:pPr>
+              <w:jc w:val="center"/>
+              <w:spacing w:before="0" w:after="0" w:line="240" w:lineRule="auto"/>
             </w:pPr>
             <w:r>
               <w:rPr>
@@ -16284,10 +16821,12 @@
         <w:tc>
           <w:tcPr>
             <w:tcW w:w="1200" w:type="dxa"/>
-          </w:tcPr>
-          <w:p>
-            <w:pPr>
-              <w:jc w:val="center"/>
+            <w:vAlign w:val="center"/>
+          </w:tcPr>
+          <w:p>
+            <w:pPr>
+              <w:jc w:val="center"/>
+              <w:spacing w:before="0" w:after="0" w:line="240" w:lineRule="auto"/>
             </w:pPr>
             <w:r>
               <w:rPr>
@@ -16305,10 +16844,12 @@
         <w:tc>
           <w:tcPr>
             <w:tcW w:w="1800" w:type="dxa"/>
-          </w:tcPr>
-          <w:p>
-            <w:pPr>
-              <w:jc w:val="center"/>
+            <w:vAlign w:val="center"/>
+          </w:tcPr>
+          <w:p>
+            <w:pPr>
+              <w:jc w:val="center"/>
+              <w:spacing w:before="0" w:after="0" w:line="240" w:lineRule="auto"/>
             </w:pPr>
             <w:r>
               <w:rPr>
@@ -16323,10 +16864,12 @@
         <w:tc>
           <w:tcPr>
             <w:tcW w:w="2550" w:type="dxa"/>
-          </w:tcPr>
-          <w:p>
-            <w:pPr>
-              <w:jc w:val="center"/>
+            <w:vAlign w:val="center"/>
+          </w:tcPr>
+          <w:p>
+            <w:pPr>
+              <w:jc w:val="center"/>
+              <w:spacing w:before="0" w:after="0" w:line="240" w:lineRule="auto"/>
             </w:pPr>
             <w:r>
               <w:rPr>
@@ -16341,10 +16884,12 @@
         <w:tc>
           <w:tcPr>
             <w:tcW w:w="2250" w:type="dxa"/>
-          </w:tcPr>
-          <w:p>
-            <w:pPr>
-              <w:jc w:val="center"/>
+            <w:vAlign w:val="center"/>
+          </w:tcPr>
+          <w:p>
+            <w:pPr>
+              <w:jc w:val="center"/>
+              <w:spacing w:before="0" w:after="0" w:line="240" w:lineRule="auto"/>
             </w:pPr>
             <w:r>
               <w:rPr>
@@ -16359,10 +16904,12 @@
         <w:tc>
           <w:tcPr>
             <w:tcW w:w="1200" w:type="dxa"/>
-          </w:tcPr>
-          <w:p>
-            <w:pPr>
-              <w:jc w:val="center"/>
+            <w:vAlign w:val="center"/>
+          </w:tcPr>
+          <w:p>
+            <w:pPr>
+              <w:jc w:val="center"/>
+              <w:spacing w:before="0" w:after="0" w:line="240" w:lineRule="auto"/>
             </w:pPr>
             <w:r>
               <w:rPr>
@@ -16377,10 +16924,12 @@
         <w:tc>
           <w:tcPr>
             <w:tcW w:w="1200" w:type="dxa"/>
-          </w:tcPr>
-          <w:p>
-            <w:pPr>
-              <w:jc w:val="center"/>
+            <w:vAlign w:val="center"/>
+          </w:tcPr>
+          <w:p>
+            <w:pPr>
+              <w:jc w:val="center"/>
+              <w:spacing w:before="0" w:after="0" w:line="240" w:lineRule="auto"/>
             </w:pPr>
             <w:r>
               <w:rPr>
@@ -16397,10 +16946,12 @@
         <w:tc>
           <w:tcPr>
             <w:tcW w:w="1800" w:type="dxa"/>
-          </w:tcPr>
-          <w:p>
-            <w:pPr>
-              <w:jc w:val="center"/>
+            <w:vAlign w:val="center"/>
+          </w:tcPr>
+          <w:p>
+            <w:pPr>
+              <w:jc w:val="center"/>
+              <w:spacing w:before="0" w:after="0" w:line="240" w:lineRule="auto"/>
             </w:pPr>
             <w:r>
               <w:rPr>
@@ -16415,10 +16966,12 @@
         <w:tc>
           <w:tcPr>
             <w:tcW w:w="2550" w:type="dxa"/>
-          </w:tcPr>
-          <w:p>
-            <w:pPr>
-              <w:jc w:val="center"/>
+            <w:vAlign w:val="center"/>
+          </w:tcPr>
+          <w:p>
+            <w:pPr>
+              <w:jc w:val="center"/>
+              <w:spacing w:before="0" w:after="0" w:line="240" w:lineRule="auto"/>
             </w:pPr>
             <w:r>
               <w:rPr>
@@ -16433,10 +16986,12 @@
         <w:tc>
           <w:tcPr>
             <w:tcW w:w="2250" w:type="dxa"/>
-          </w:tcPr>
-          <w:p>
-            <w:pPr>
-              <w:jc w:val="center"/>
+            <w:vAlign w:val="center"/>
+          </w:tcPr>
+          <w:p>
+            <w:pPr>
+              <w:jc w:val="center"/>
+              <w:spacing w:before="0" w:after="0" w:line="240" w:lineRule="auto"/>
             </w:pPr>
             <w:r>
               <w:rPr>
@@ -16451,10 +17006,12 @@
         <w:tc>
           <w:tcPr>
             <w:tcW w:w="1200" w:type="dxa"/>
-          </w:tcPr>
-          <w:p>
-            <w:pPr>
-              <w:jc w:val="center"/>
+            <w:vAlign w:val="center"/>
+          </w:tcPr>
+          <w:p>
+            <w:pPr>
+              <w:jc w:val="center"/>
+              <w:spacing w:before="0" w:after="0" w:line="240" w:lineRule="auto"/>
             </w:pPr>
             <w:r>
               <w:rPr>
@@ -16469,10 +17026,12 @@
         <w:tc>
           <w:tcPr>
             <w:tcW w:w="1200" w:type="dxa"/>
-          </w:tcPr>
-          <w:p>
-            <w:pPr>
-              <w:jc w:val="center"/>
+            <w:vAlign w:val="center"/>
+          </w:tcPr>
+          <w:p>
+            <w:pPr>
+              <w:jc w:val="center"/>
+              <w:spacing w:before="0" w:after="0" w:line="240" w:lineRule="auto"/>
             </w:pPr>
             <w:r>
               <w:rPr>
@@ -16489,10 +17048,12 @@
         <w:tc>
           <w:tcPr>
             <w:tcW w:w="1800" w:type="dxa"/>
-          </w:tcPr>
-          <w:p>
-            <w:pPr>
-              <w:jc w:val="center"/>
+            <w:vAlign w:val="center"/>
+          </w:tcPr>
+          <w:p>
+            <w:pPr>
+              <w:jc w:val="center"/>
+              <w:spacing w:before="0" w:after="0" w:line="240" w:lineRule="auto"/>
             </w:pPr>
             <w:r>
               <w:rPr>
@@ -16507,10 +17068,12 @@
         <w:tc>
           <w:tcPr>
             <w:tcW w:w="2550" w:type="dxa"/>
-          </w:tcPr>
-          <w:p>
-            <w:pPr>
-              <w:jc w:val="center"/>
+            <w:vAlign w:val="center"/>
+          </w:tcPr>
+          <w:p>
+            <w:pPr>
+              <w:jc w:val="center"/>
+              <w:spacing w:before="0" w:after="0" w:line="240" w:lineRule="auto"/>
             </w:pPr>
             <w:r>
               <w:rPr>
@@ -16525,10 +17088,12 @@
         <w:tc>
           <w:tcPr>
             <w:tcW w:w="2250" w:type="dxa"/>
-          </w:tcPr>
-          <w:p>
-            <w:pPr>
-              <w:jc w:val="center"/>
+            <w:vAlign w:val="center"/>
+          </w:tcPr>
+          <w:p>
+            <w:pPr>
+              <w:jc w:val="center"/>
+              <w:spacing w:before="0" w:after="0" w:line="240" w:lineRule="auto"/>
             </w:pPr>
             <w:r>
               <w:rPr>
@@ -16543,10 +17108,12 @@
         <w:tc>
           <w:tcPr>
             <w:tcW w:w="1200" w:type="dxa"/>
-          </w:tcPr>
-          <w:p>
-            <w:pPr>
-              <w:jc w:val="center"/>
+            <w:vAlign w:val="center"/>
+          </w:tcPr>
+          <w:p>
+            <w:pPr>
+              <w:jc w:val="center"/>
+              <w:spacing w:before="0" w:after="0" w:line="240" w:lineRule="auto"/>
             </w:pPr>
             <w:r>
               <w:rPr>
@@ -16561,10 +17128,12 @@
         <w:tc>
           <w:tcPr>
             <w:tcW w:w="1200" w:type="dxa"/>
-          </w:tcPr>
-          <w:p>
-            <w:pPr>
-              <w:jc w:val="center"/>
+            <w:vAlign w:val="center"/>
+          </w:tcPr>
+          <w:p>
+            <w:pPr>
+              <w:jc w:val="center"/>
+              <w:spacing w:before="0" w:after="0" w:line="240" w:lineRule="auto"/>
             </w:pPr>
             <w:r>
               <w:rPr>
@@ -16581,10 +17150,12 @@
         <w:tc>
           <w:tcPr>
             <w:tcW w:w="1800" w:type="dxa"/>
-          </w:tcPr>
-          <w:p>
-            <w:pPr>
-              <w:jc w:val="center"/>
+            <w:vAlign w:val="center"/>
+          </w:tcPr>
+          <w:p>
+            <w:pPr>
+              <w:jc w:val="center"/>
+              <w:spacing w:before="0" w:after="0" w:line="240" w:lineRule="auto"/>
             </w:pPr>
             <w:r>
               <w:rPr>
@@ -16599,10 +17170,12 @@
         <w:tc>
           <w:tcPr>
             <w:tcW w:w="2550" w:type="dxa"/>
-          </w:tcPr>
-          <w:p>
-            <w:pPr>
-              <w:jc w:val="center"/>
+            <w:vAlign w:val="center"/>
+          </w:tcPr>
+          <w:p>
+            <w:pPr>
+              <w:jc w:val="center"/>
+              <w:spacing w:before="0" w:after="0" w:line="240" w:lineRule="auto"/>
             </w:pPr>
             <w:r>
               <w:rPr>
@@ -16617,10 +17190,12 @@
         <w:tc>
           <w:tcPr>
             <w:tcW w:w="2250" w:type="dxa"/>
-          </w:tcPr>
-          <w:p>
-            <w:pPr>
-              <w:jc w:val="center"/>
+            <w:vAlign w:val="center"/>
+          </w:tcPr>
+          <w:p>
+            <w:pPr>
+              <w:jc w:val="center"/>
+              <w:spacing w:before="0" w:after="0" w:line="240" w:lineRule="auto"/>
             </w:pPr>
             <w:r>
               <w:rPr>
@@ -16635,10 +17210,12 @@
         <w:tc>
           <w:tcPr>
             <w:tcW w:w="1200" w:type="dxa"/>
-          </w:tcPr>
-          <w:p>
-            <w:pPr>
-              <w:jc w:val="center"/>
+            <w:vAlign w:val="center"/>
+          </w:tcPr>
+          <w:p>
+            <w:pPr>
+              <w:jc w:val="center"/>
+              <w:spacing w:before="0" w:after="0" w:line="240" w:lineRule="auto"/>
             </w:pPr>
             <w:r>
               <w:rPr>
@@ -16653,10 +17230,12 @@
         <w:tc>
           <w:tcPr>
             <w:tcW w:w="1200" w:type="dxa"/>
-          </w:tcPr>
-          <w:p>
-            <w:pPr>
-              <w:jc w:val="center"/>
+            <w:vAlign w:val="center"/>
+          </w:tcPr>
+          <w:p>
+            <w:pPr>
+              <w:jc w:val="center"/>
+              <w:spacing w:before="0" w:after="0" w:line="240" w:lineRule="auto"/>
             </w:pPr>
             <w:r>
               <w:rPr>
@@ -16673,10 +17252,12 @@
         <w:tc>
           <w:tcPr>
             <w:tcW w:w="1800" w:type="dxa"/>
-          </w:tcPr>
-          <w:p>
-            <w:pPr>
-              <w:jc w:val="center"/>
+            <w:vAlign w:val="center"/>
+          </w:tcPr>
+          <w:p>
+            <w:pPr>
+              <w:jc w:val="center"/>
+              <w:spacing w:before="0" w:after="0" w:line="240" w:lineRule="auto"/>
             </w:pPr>
             <w:r>
               <w:rPr>
@@ -16691,10 +17272,12 @@
         <w:tc>
           <w:tcPr>
             <w:tcW w:w="2550" w:type="dxa"/>
-          </w:tcPr>
-          <w:p>
-            <w:pPr>
-              <w:jc w:val="center"/>
+            <w:vAlign w:val="center"/>
+          </w:tcPr>
+          <w:p>
+            <w:pPr>
+              <w:jc w:val="center"/>
+              <w:spacing w:before="0" w:after="0" w:line="240" w:lineRule="auto"/>
             </w:pPr>
             <w:r>
               <w:rPr>
@@ -16709,10 +17292,12 @@
         <w:tc>
           <w:tcPr>
             <w:tcW w:w="2250" w:type="dxa"/>
-          </w:tcPr>
-          <w:p>
-            <w:pPr>
-              <w:jc w:val="center"/>
+            <w:vAlign w:val="center"/>
+          </w:tcPr>
+          <w:p>
+            <w:pPr>
+              <w:jc w:val="center"/>
+              <w:spacing w:before="0" w:after="0" w:line="240" w:lineRule="auto"/>
             </w:pPr>
             <w:r>
               <w:rPr>
@@ -16727,10 +17312,12 @@
         <w:tc>
           <w:tcPr>
             <w:tcW w:w="1200" w:type="dxa"/>
-          </w:tcPr>
-          <w:p>
-            <w:pPr>
-              <w:jc w:val="center"/>
+            <w:vAlign w:val="center"/>
+          </w:tcPr>
+          <w:p>
+            <w:pPr>
+              <w:jc w:val="center"/>
+              <w:spacing w:before="0" w:after="0" w:line="240" w:lineRule="auto"/>
             </w:pPr>
             <w:r>
               <w:rPr>
@@ -16745,10 +17332,12 @@
         <w:tc>
           <w:tcPr>
             <w:tcW w:w="1200" w:type="dxa"/>
-          </w:tcPr>
-          <w:p>
-            <w:pPr>
-              <w:jc w:val="center"/>
+            <w:vAlign w:val="center"/>
+          </w:tcPr>
+          <w:p>
+            <w:pPr>
+              <w:jc w:val="center"/>
+              <w:spacing w:before="0" w:after="0" w:line="240" w:lineRule="auto"/>
             </w:pPr>
             <w:r>
               <w:rPr>
@@ -16765,10 +17354,12 @@
         <w:tc>
           <w:tcPr>
             <w:tcW w:w="1800" w:type="dxa"/>
-          </w:tcPr>
-          <w:p>
-            <w:pPr>
-              <w:jc w:val="center"/>
+            <w:vAlign w:val="center"/>
+          </w:tcPr>
+          <w:p>
+            <w:pPr>
+              <w:jc w:val="center"/>
+              <w:spacing w:before="0" w:after="0" w:line="240" w:lineRule="auto"/>
             </w:pPr>
             <w:r>
               <w:rPr>
@@ -16783,10 +17374,12 @@
         <w:tc>
           <w:tcPr>
             <w:tcW w:w="2550" w:type="dxa"/>
-          </w:tcPr>
-          <w:p>
-            <w:pPr>
-              <w:jc w:val="center"/>
+            <w:vAlign w:val="center"/>
+          </w:tcPr>
+          <w:p>
+            <w:pPr>
+              <w:jc w:val="center"/>
+              <w:spacing w:before="0" w:after="0" w:line="240" w:lineRule="auto"/>
             </w:pPr>
             <w:r>
               <w:rPr>
@@ -16801,10 +17394,12 @@
         <w:tc>
           <w:tcPr>
             <w:tcW w:w="2250" w:type="dxa"/>
-          </w:tcPr>
-          <w:p>
-            <w:pPr>
-              <w:jc w:val="center"/>
+            <w:vAlign w:val="center"/>
+          </w:tcPr>
+          <w:p>
+            <w:pPr>
+              <w:jc w:val="center"/>
+              <w:spacing w:before="0" w:after="0" w:line="240" w:lineRule="auto"/>
             </w:pPr>
             <w:r>
               <w:rPr>
@@ -16819,10 +17414,12 @@
         <w:tc>
           <w:tcPr>
             <w:tcW w:w="1200" w:type="dxa"/>
-          </w:tcPr>
-          <w:p>
-            <w:pPr>
-              <w:jc w:val="center"/>
+            <w:vAlign w:val="center"/>
+          </w:tcPr>
+          <w:p>
+            <w:pPr>
+              <w:jc w:val="center"/>
+              <w:spacing w:before="0" w:after="0" w:line="240" w:lineRule="auto"/>
             </w:pPr>
             <w:r>
               <w:rPr>
@@ -16837,10 +17434,12 @@
         <w:tc>
           <w:tcPr>
             <w:tcW w:w="1200" w:type="dxa"/>
-          </w:tcPr>
-          <w:p>
-            <w:pPr>
-              <w:jc w:val="center"/>
+            <w:vAlign w:val="center"/>
+          </w:tcPr>
+          <w:p>
+            <w:pPr>
+              <w:jc w:val="center"/>
+              <w:spacing w:before="0" w:after="0" w:line="240" w:lineRule="auto"/>
             </w:pPr>
             <w:r>
               <w:rPr>
@@ -17240,6 +17839,7 @@
       <w:tblPr>
         <w:jc w:val="center"/>
         <w:tblW w:w="5000" w:type="pct"/>
+        <w:tblLayout w:type="autofit"/>
         <w:tblBorders>
           <w:top w:val="single" w:sz="4" w:space="0" w:color="000000"/>
           <w:left w:val="single" w:sz="4" w:space="0" w:color="000000"/>
@@ -17260,10 +17860,12 @@
         <w:tc>
           <w:tcPr>
             <w:tcW w:w="2000" w:type="dxa"/>
-          </w:tcPr>
-          <w:p>
-            <w:pPr>
-              <w:jc w:val="center"/>
+            <w:vAlign w:val="center"/>
+          </w:tcPr>
+          <w:p>
+            <w:pPr>
+              <w:jc w:val="center"/>
+              <w:spacing w:before="0" w:after="0" w:line="240" w:lineRule="auto"/>
             </w:pPr>
             <w:r>
               <w:rPr>
@@ -17279,10 +17881,12 @@
         <w:tc>
           <w:tcPr>
             <w:tcW w:w="2500" w:type="dxa"/>
-          </w:tcPr>
-          <w:p>
-            <w:pPr>
-              <w:jc w:val="center"/>
+            <w:vAlign w:val="center"/>
+          </w:tcPr>
+          <w:p>
+            <w:pPr>
+              <w:jc w:val="center"/>
+              <w:spacing w:before="0" w:after="0" w:line="240" w:lineRule="auto"/>
             </w:pPr>
             <w:r>
               <w:rPr>
@@ -17298,10 +17902,12 @@
         <w:tc>
           <w:tcPr>
             <w:tcW w:w="2050" w:type="dxa"/>
-          </w:tcPr>
-          <w:p>
-            <w:pPr>
-              <w:jc w:val="center"/>
+            <w:vAlign w:val="center"/>
+          </w:tcPr>
+          <w:p>
+            <w:pPr>
+              <w:jc w:val="center"/>
+              <w:spacing w:before="0" w:after="0" w:line="240" w:lineRule="auto"/>
             </w:pPr>
             <w:r>
               <w:rPr>
@@ -17317,10 +17923,12 @@
         <w:tc>
           <w:tcPr>
             <w:tcW w:w="1250" w:type="dxa"/>
-          </w:tcPr>
-          <w:p>
-            <w:pPr>
-              <w:jc w:val="center"/>
+            <w:vAlign w:val="center"/>
+          </w:tcPr>
+          <w:p>
+            <w:pPr>
+              <w:jc w:val="center"/>
+              <w:spacing w:before="0" w:after="0" w:line="240" w:lineRule="auto"/>
             </w:pPr>
             <w:r>
               <w:rPr>
@@ -17336,10 +17944,12 @@
         <w:tc>
           <w:tcPr>
             <w:tcW w:w="1200" w:type="dxa"/>
-          </w:tcPr>
-          <w:p>
-            <w:pPr>
-              <w:jc w:val="center"/>
+            <w:vAlign w:val="center"/>
+          </w:tcPr>
+          <w:p>
+            <w:pPr>
+              <w:jc w:val="center"/>
+              <w:spacing w:before="0" w:after="0" w:line="240" w:lineRule="auto"/>
             </w:pPr>
             <w:r>
               <w:rPr>
@@ -17357,10 +17967,12 @@
         <w:tc>
           <w:tcPr>
             <w:tcW w:w="2000" w:type="dxa"/>
-          </w:tcPr>
-          <w:p>
-            <w:pPr>
-              <w:jc w:val="center"/>
+            <w:vAlign w:val="center"/>
+          </w:tcPr>
+          <w:p>
+            <w:pPr>
+              <w:jc w:val="center"/>
+              <w:spacing w:before="0" w:after="0" w:line="240" w:lineRule="auto"/>
             </w:pPr>
             <w:r>
               <w:rPr>
@@ -17375,10 +17987,12 @@
         <w:tc>
           <w:tcPr>
             <w:tcW w:w="2500" w:type="dxa"/>
-          </w:tcPr>
-          <w:p>
-            <w:pPr>
-              <w:jc w:val="center"/>
+            <w:vAlign w:val="center"/>
+          </w:tcPr>
+          <w:p>
+            <w:pPr>
+              <w:jc w:val="center"/>
+              <w:spacing w:before="0" w:after="0" w:line="240" w:lineRule="auto"/>
             </w:pPr>
             <w:r>
               <w:rPr>
@@ -17393,10 +18007,12 @@
         <w:tc>
           <w:tcPr>
             <w:tcW w:w="2050" w:type="dxa"/>
-          </w:tcPr>
-          <w:p>
-            <w:pPr>
-              <w:jc w:val="center"/>
+            <w:vAlign w:val="center"/>
+          </w:tcPr>
+          <w:p>
+            <w:pPr>
+              <w:jc w:val="center"/>
+              <w:spacing w:before="0" w:after="0" w:line="240" w:lineRule="auto"/>
             </w:pPr>
             <w:r>
               <w:rPr>
@@ -17411,10 +18027,12 @@
         <w:tc>
           <w:tcPr>
             <w:tcW w:w="1250" w:type="dxa"/>
-          </w:tcPr>
-          <w:p>
-            <w:pPr>
-              <w:jc w:val="center"/>
+            <w:vAlign w:val="center"/>
+          </w:tcPr>
+          <w:p>
+            <w:pPr>
+              <w:jc w:val="center"/>
+              <w:spacing w:before="0" w:after="0" w:line="240" w:lineRule="auto"/>
             </w:pPr>
             <w:r>
               <w:rPr>
@@ -17429,10 +18047,12 @@
         <w:tc>
           <w:tcPr>
             <w:tcW w:w="1200" w:type="dxa"/>
-          </w:tcPr>
-          <w:p>
-            <w:pPr>
-              <w:jc w:val="center"/>
+            <w:vAlign w:val="center"/>
+          </w:tcPr>
+          <w:p>
+            <w:pPr>
+              <w:jc w:val="center"/>
+              <w:spacing w:before="0" w:after="0" w:line="240" w:lineRule="auto"/>
             </w:pPr>
             <w:r>
               <w:rPr>
@@ -17449,10 +18069,12 @@
         <w:tc>
           <w:tcPr>
             <w:tcW w:w="2000" w:type="dxa"/>
-          </w:tcPr>
-          <w:p>
-            <w:pPr>
-              <w:jc w:val="center"/>
+            <w:vAlign w:val="center"/>
+          </w:tcPr>
+          <w:p>
+            <w:pPr>
+              <w:jc w:val="center"/>
+              <w:spacing w:before="0" w:after="0" w:line="240" w:lineRule="auto"/>
             </w:pPr>
             <w:r>
               <w:rPr>
@@ -17467,10 +18089,12 @@
         <w:tc>
           <w:tcPr>
             <w:tcW w:w="2500" w:type="dxa"/>
-          </w:tcPr>
-          <w:p>
-            <w:pPr>
-              <w:jc w:val="center"/>
+            <w:vAlign w:val="center"/>
+          </w:tcPr>
+          <w:p>
+            <w:pPr>
+              <w:jc w:val="center"/>
+              <w:spacing w:before="0" w:after="0" w:line="240" w:lineRule="auto"/>
             </w:pPr>
             <w:r>
               <w:rPr>
@@ -17485,10 +18109,12 @@
         <w:tc>
           <w:tcPr>
             <w:tcW w:w="2050" w:type="dxa"/>
-          </w:tcPr>
-          <w:p>
-            <w:pPr>
-              <w:jc w:val="center"/>
+            <w:vAlign w:val="center"/>
+          </w:tcPr>
+          <w:p>
+            <w:pPr>
+              <w:jc w:val="center"/>
+              <w:spacing w:before="0" w:after="0" w:line="240" w:lineRule="auto"/>
             </w:pPr>
             <w:r>
               <w:rPr>
@@ -17503,10 +18129,12 @@
         <w:tc>
           <w:tcPr>
             <w:tcW w:w="1250" w:type="dxa"/>
-          </w:tcPr>
-          <w:p>
-            <w:pPr>
-              <w:jc w:val="center"/>
+            <w:vAlign w:val="center"/>
+          </w:tcPr>
+          <w:p>
+            <w:pPr>
+              <w:jc w:val="center"/>
+              <w:spacing w:before="0" w:after="0" w:line="240" w:lineRule="auto"/>
             </w:pPr>
             <w:r>
               <w:rPr>
@@ -17521,10 +18149,12 @@
         <w:tc>
           <w:tcPr>
             <w:tcW w:w="1200" w:type="dxa"/>
-          </w:tcPr>
-          <w:p>
-            <w:pPr>
-              <w:jc w:val="center"/>
+            <w:vAlign w:val="center"/>
+          </w:tcPr>
+          <w:p>
+            <w:pPr>
+              <w:jc w:val="center"/>
+              <w:spacing w:before="0" w:after="0" w:line="240" w:lineRule="auto"/>
             </w:pPr>
             <w:r>
               <w:rPr>
@@ -17541,10 +18171,12 @@
         <w:tc>
           <w:tcPr>
             <w:tcW w:w="2000" w:type="dxa"/>
-          </w:tcPr>
-          <w:p>
-            <w:pPr>
-              <w:jc w:val="center"/>
+            <w:vAlign w:val="center"/>
+          </w:tcPr>
+          <w:p>
+            <w:pPr>
+              <w:jc w:val="center"/>
+              <w:spacing w:before="0" w:after="0" w:line="240" w:lineRule="auto"/>
             </w:pPr>
             <w:r>
               <w:rPr>
@@ -17559,10 +18191,12 @@
         <w:tc>
           <w:tcPr>
             <w:tcW w:w="2500" w:type="dxa"/>
-          </w:tcPr>
-          <w:p>
-            <w:pPr>
-              <w:jc w:val="center"/>
+            <w:vAlign w:val="center"/>
+          </w:tcPr>
+          <w:p>
+            <w:pPr>
+              <w:jc w:val="center"/>
+              <w:spacing w:before="0" w:after="0" w:line="240" w:lineRule="auto"/>
             </w:pPr>
             <w:r>
               <w:rPr>
@@ -17577,10 +18211,12 @@
         <w:tc>
           <w:tcPr>
             <w:tcW w:w="2050" w:type="dxa"/>
-          </w:tcPr>
-          <w:p>
-            <w:pPr>
-              <w:jc w:val="center"/>
+            <w:vAlign w:val="center"/>
+          </w:tcPr>
+          <w:p>
+            <w:pPr>
+              <w:jc w:val="center"/>
+              <w:spacing w:before="0" w:after="0" w:line="240" w:lineRule="auto"/>
             </w:pPr>
             <w:r>
               <w:rPr>
@@ -17595,10 +18231,12 @@
         <w:tc>
           <w:tcPr>
             <w:tcW w:w="1250" w:type="dxa"/>
-          </w:tcPr>
-          <w:p>
-            <w:pPr>
-              <w:jc w:val="center"/>
+            <w:vAlign w:val="center"/>
+          </w:tcPr>
+          <w:p>
+            <w:pPr>
+              <w:jc w:val="center"/>
+              <w:spacing w:before="0" w:after="0" w:line="240" w:lineRule="auto"/>
             </w:pPr>
             <w:r>
               <w:rPr>
@@ -17613,10 +18251,12 @@
         <w:tc>
           <w:tcPr>
             <w:tcW w:w="1200" w:type="dxa"/>
-          </w:tcPr>
-          <w:p>
-            <w:pPr>
-              <w:jc w:val="center"/>
+            <w:vAlign w:val="center"/>
+          </w:tcPr>
+          <w:p>
+            <w:pPr>
+              <w:jc w:val="center"/>
+              <w:spacing w:before="0" w:after="0" w:line="240" w:lineRule="auto"/>
             </w:pPr>
             <w:r>
               <w:rPr>
@@ -17633,10 +18273,12 @@
         <w:tc>
           <w:tcPr>
             <w:tcW w:w="2000" w:type="dxa"/>
-          </w:tcPr>
-          <w:p>
-            <w:pPr>
-              <w:jc w:val="center"/>
+            <w:vAlign w:val="center"/>
+          </w:tcPr>
+          <w:p>
+            <w:pPr>
+              <w:jc w:val="center"/>
+              <w:spacing w:before="0" w:after="0" w:line="240" w:lineRule="auto"/>
             </w:pPr>
             <w:r>
               <w:rPr>
@@ -17651,10 +18293,12 @@
         <w:tc>
           <w:tcPr>
             <w:tcW w:w="2500" w:type="dxa"/>
-          </w:tcPr>
-          <w:p>
-            <w:pPr>
-              <w:jc w:val="center"/>
+            <w:vAlign w:val="center"/>
+          </w:tcPr>
+          <w:p>
+            <w:pPr>
+              <w:jc w:val="center"/>
+              <w:spacing w:before="0" w:after="0" w:line="240" w:lineRule="auto"/>
             </w:pPr>
             <w:r>
               <w:rPr>
@@ -17669,10 +18313,12 @@
         <w:tc>
           <w:tcPr>
             <w:tcW w:w="2050" w:type="dxa"/>
-          </w:tcPr>
-          <w:p>
-            <w:pPr>
-              <w:jc w:val="center"/>
+            <w:vAlign w:val="center"/>
+          </w:tcPr>
+          <w:p>
+            <w:pPr>
+              <w:jc w:val="center"/>
+              <w:spacing w:before="0" w:after="0" w:line="240" w:lineRule="auto"/>
             </w:pPr>
             <w:r>
               <w:rPr>
@@ -17687,10 +18333,12 @@
         <w:tc>
           <w:tcPr>
             <w:tcW w:w="1250" w:type="dxa"/>
-          </w:tcPr>
-          <w:p>
-            <w:pPr>
-              <w:jc w:val="center"/>
+            <w:vAlign w:val="center"/>
+          </w:tcPr>
+          <w:p>
+            <w:pPr>
+              <w:jc w:val="center"/>
+              <w:spacing w:before="0" w:after="0" w:line="240" w:lineRule="auto"/>
             </w:pPr>
             <w:r>
               <w:rPr>
@@ -17705,10 +18353,12 @@
         <w:tc>
           <w:tcPr>
             <w:tcW w:w="1200" w:type="dxa"/>
-          </w:tcPr>
-          <w:p>
-            <w:pPr>
-              <w:jc w:val="center"/>
+            <w:vAlign w:val="center"/>
+          </w:tcPr>
+          <w:p>
+            <w:pPr>
+              <w:jc w:val="center"/>
+              <w:spacing w:before="0" w:after="0" w:line="240" w:lineRule="auto"/>
             </w:pPr>
             <w:r>
               <w:rPr>
@@ -17725,10 +18375,12 @@
         <w:tc>
           <w:tcPr>
             <w:tcW w:w="2000" w:type="dxa"/>
-          </w:tcPr>
-          <w:p>
-            <w:pPr>
-              <w:jc w:val="center"/>
+            <w:vAlign w:val="center"/>
+          </w:tcPr>
+          <w:p>
+            <w:pPr>
+              <w:jc w:val="center"/>
+              <w:spacing w:before="0" w:after="0" w:line="240" w:lineRule="auto"/>
             </w:pPr>
             <w:r>
               <w:rPr>
@@ -17743,10 +18395,12 @@
         <w:tc>
           <w:tcPr>
             <w:tcW w:w="2500" w:type="dxa"/>
-          </w:tcPr>
-          <w:p>
-            <w:pPr>
-              <w:jc w:val="center"/>
+            <w:vAlign w:val="center"/>
+          </w:tcPr>
+          <w:p>
+            <w:pPr>
+              <w:jc w:val="center"/>
+              <w:spacing w:before="0" w:after="0" w:line="240" w:lineRule="auto"/>
             </w:pPr>
             <w:r>
               <w:rPr>
@@ -17761,10 +18415,12 @@
         <w:tc>
           <w:tcPr>
             <w:tcW w:w="2050" w:type="dxa"/>
-          </w:tcPr>
-          <w:p>
-            <w:pPr>
-              <w:jc w:val="center"/>
+            <w:vAlign w:val="center"/>
+          </w:tcPr>
+          <w:p>
+            <w:pPr>
+              <w:jc w:val="center"/>
+              <w:spacing w:before="0" w:after="0" w:line="240" w:lineRule="auto"/>
             </w:pPr>
             <w:r>
               <w:rPr>
@@ -17779,10 +18435,12 @@
         <w:tc>
           <w:tcPr>
             <w:tcW w:w="1250" w:type="dxa"/>
-          </w:tcPr>
-          <w:p>
-            <w:pPr>
-              <w:jc w:val="center"/>
+            <w:vAlign w:val="center"/>
+          </w:tcPr>
+          <w:p>
+            <w:pPr>
+              <w:jc w:val="center"/>
+              <w:spacing w:before="0" w:after="0" w:line="240" w:lineRule="auto"/>
             </w:pPr>
             <w:r>
               <w:rPr>
@@ -17797,10 +18455,12 @@
         <w:tc>
           <w:tcPr>
             <w:tcW w:w="1200" w:type="dxa"/>
-          </w:tcPr>
-          <w:p>
-            <w:pPr>
-              <w:jc w:val="center"/>
+            <w:vAlign w:val="center"/>
+          </w:tcPr>
+          <w:p>
+            <w:pPr>
+              <w:jc w:val="center"/>
+              <w:spacing w:before="0" w:after="0" w:line="240" w:lineRule="auto"/>
             </w:pPr>
             <w:r>
               <w:rPr>

--- a/papers/chencai/output.docx
+++ b/papers/chencai/output.docx
@@ -5794,27 +5794,6 @@
     </w:p>
     <w:p>
       <w:pPr>
-        <w:ind w:firstLine="480"/>
-        <w:rPr>
-          <w:rFonts w:hint="eastAsia"/>
-        </w:rPr>
-      </w:pPr>
-      <w:r>
-        <w:rPr>
-          <w:rFonts w:hint="eastAsia"/>
-          <w:szCs w:val="28"/>
-        </w:rPr>
-        <w:t xml:space="preserve">注：用户登录流程图（图3-3）待补充。</w:t>
-      </w:r>
-      <w:r>
-        <w:rPr>
-          <w:rFonts w:hint="eastAsia"/>
-        </w:rPr>
-      </w:r>
-      <w:r/>
-    </w:p>
-    <w:p>
-      <w:pPr>
         <w:spacing w:line="240" w:lineRule="auto"/>
         <w:ind w:firstLine="480"/>
         <w:jc w:val="center"/>
@@ -5949,27 +5928,6 @@
     </w:p>
     <w:p>
       <w:pPr>
-        <w:ind w:firstLine="480"/>
-        <w:rPr>
-          <w:rFonts w:hint="eastAsia"/>
-        </w:rPr>
-      </w:pPr>
-      <w:r>
-        <w:rPr>
-          <w:rFonts w:hint="eastAsia"/>
-          <w:szCs w:val="28"/>
-        </w:rPr>
-        <w:t xml:space="preserve">注：房屋信息浏览流程图（图3-4）待补充。</w:t>
-      </w:r>
-      <w:r>
-        <w:rPr>
-          <w:rFonts w:hint="eastAsia"/>
-        </w:rPr>
-      </w:r>
-      <w:r/>
-    </w:p>
-    <w:p>
-      <w:pPr>
         <w:spacing w:line="240" w:lineRule="auto"/>
         <w:ind w:firstLine="480"/>
         <w:jc w:val="center"/>
@@ -6104,27 +6062,6 @@
     </w:p>
     <w:p>
       <w:pPr>
-        <w:ind w:firstLine="480"/>
-        <w:rPr>
-          <w:rFonts w:hint="eastAsia"/>
-        </w:rPr>
-      </w:pPr>
-      <w:r>
-        <w:rPr>
-          <w:rFonts w:hint="eastAsia"/>
-          <w:szCs w:val="28"/>
-        </w:rPr>
-        <w:t xml:space="preserve">注：房屋租售业务流程图（图3-5）待补充。</w:t>
-      </w:r>
-      <w:r>
-        <w:rPr>
-          <w:rFonts w:hint="eastAsia"/>
-        </w:rPr>
-      </w:r>
-      <w:r/>
-    </w:p>
-    <w:p>
-      <w:pPr>
         <w:spacing w:line="240" w:lineRule="auto"/>
         <w:ind w:firstLine="480"/>
         <w:jc w:val="center"/>
@@ -6259,27 +6196,6 @@
     </w:p>
     <w:p>
       <w:pPr>
-        <w:ind w:firstLine="480"/>
-        <w:rPr>
-          <w:rFonts w:hint="eastAsia"/>
-        </w:rPr>
-      </w:pPr>
-      <w:r>
-        <w:rPr>
-          <w:rFonts w:hint="eastAsia"/>
-          <w:szCs w:val="28"/>
-        </w:rPr>
-        <w:t xml:space="preserve">注：管理员管理流程图（图3-6）待补充。</w:t>
-      </w:r>
-      <w:r>
-        <w:rPr>
-          <w:rFonts w:hint="eastAsia"/>
-        </w:rPr>
-      </w:r>
-      <w:r/>
-    </w:p>
-    <w:p>
-      <w:pPr>
         <w:spacing w:line="240" w:lineRule="auto"/>
         <w:ind w:firstLine="480"/>
         <w:jc w:val="center"/>
@@ -6497,27 +6413,6 @@
     </w:p>
     <w:p>
       <w:pPr>
-        <w:ind w:firstLine="480"/>
-        <w:rPr>
-          <w:rFonts w:hint="eastAsia"/>
-        </w:rPr>
-      </w:pPr>
-      <w:r>
-        <w:rPr>
-          <w:rFonts w:hint="eastAsia"/>
-          <w:szCs w:val="28"/>
-        </w:rPr>
-        <w:t xml:space="preserve">注：系统分层架构图待补充绘制。</w:t>
-      </w:r>
-      <w:r>
-        <w:rPr>
-          <w:rFonts w:hint="eastAsia"/>
-        </w:rPr>
-      </w:r>
-      <w:r/>
-    </w:p>
-    <w:p>
-      <w:pPr>
         <w:pStyle w:val="5"/>
         <w:spacing w:before="326" w:after="326"/>
         <w:rPr>
@@ -7616,6 +7511,7 @@
             <w:pPr>
               <w:jc w:val="center"/>
               <w:spacing w:before="0" w:after="0" w:line="240" w:lineRule="auto"/>
+              <w:ind w:firstLine="0" w:left="0" w:right="0"/>
             </w:pPr>
             <w:r>
               <w:rPr>
@@ -7637,6 +7533,7 @@
             <w:pPr>
               <w:jc w:val="center"/>
               <w:spacing w:before="0" w:after="0" w:line="240" w:lineRule="auto"/>
+              <w:ind w:firstLine="0" w:left="0" w:right="0"/>
             </w:pPr>
             <w:r>
               <w:rPr>
@@ -7658,6 +7555,7 @@
             <w:pPr>
               <w:jc w:val="center"/>
               <w:spacing w:before="0" w:after="0" w:line="240" w:lineRule="auto"/>
+              <w:ind w:firstLine="0" w:left="0" w:right="0"/>
             </w:pPr>
             <w:r>
               <w:rPr>
@@ -7679,6 +7577,7 @@
             <w:pPr>
               <w:jc w:val="center"/>
               <w:spacing w:before="0" w:after="0" w:line="240" w:lineRule="auto"/>
+              <w:ind w:firstLine="0" w:left="0" w:right="0"/>
             </w:pPr>
             <w:r>
               <w:rPr>
@@ -7700,6 +7599,7 @@
             <w:pPr>
               <w:jc w:val="center"/>
               <w:spacing w:before="0" w:after="0" w:line="240" w:lineRule="auto"/>
+              <w:ind w:firstLine="0" w:left="0" w:right="0"/>
             </w:pPr>
             <w:r>
               <w:rPr>
@@ -7723,6 +7623,7 @@
             <w:pPr>
               <w:jc w:val="center"/>
               <w:spacing w:before="0" w:after="0" w:line="240" w:lineRule="auto"/>
+              <w:ind w:firstLine="0" w:left="0" w:right="0"/>
             </w:pPr>
             <w:r>
               <w:rPr>
@@ -7743,6 +7644,7 @@
             <w:pPr>
               <w:jc w:val="center"/>
               <w:spacing w:before="0" w:after="0" w:line="240" w:lineRule="auto"/>
+              <w:ind w:firstLine="0" w:left="0" w:right="0"/>
             </w:pPr>
             <w:r>
               <w:rPr>
@@ -7763,6 +7665,7 @@
             <w:pPr>
               <w:jc w:val="center"/>
               <w:spacing w:before="0" w:after="0" w:line="240" w:lineRule="auto"/>
+              <w:ind w:firstLine="0" w:left="0" w:right="0"/>
             </w:pPr>
             <w:r>
               <w:rPr>
@@ -7783,6 +7686,7 @@
             <w:pPr>
               <w:jc w:val="center"/>
               <w:spacing w:before="0" w:after="0" w:line="240" w:lineRule="auto"/>
+              <w:ind w:firstLine="0" w:left="0" w:right="0"/>
             </w:pPr>
             <w:r>
               <w:rPr>
@@ -7803,6 +7707,7 @@
             <w:pPr>
               <w:jc w:val="center"/>
               <w:spacing w:before="0" w:after="0" w:line="240" w:lineRule="auto"/>
+              <w:ind w:firstLine="0" w:left="0" w:right="0"/>
             </w:pPr>
             <w:r>
               <w:rPr>
@@ -7825,6 +7730,7 @@
             <w:pPr>
               <w:jc w:val="center"/>
               <w:spacing w:before="0" w:after="0" w:line="240" w:lineRule="auto"/>
+              <w:ind w:firstLine="0" w:left="0" w:right="0"/>
             </w:pPr>
             <w:r>
               <w:rPr>
@@ -7845,6 +7751,7 @@
             <w:pPr>
               <w:jc w:val="center"/>
               <w:spacing w:before="0" w:after="0" w:line="240" w:lineRule="auto"/>
+              <w:ind w:firstLine="0" w:left="0" w:right="0"/>
             </w:pPr>
             <w:r>
               <w:rPr>
@@ -7865,6 +7772,7 @@
             <w:pPr>
               <w:jc w:val="center"/>
               <w:spacing w:before="0" w:after="0" w:line="240" w:lineRule="auto"/>
+              <w:ind w:firstLine="0" w:left="0" w:right="0"/>
             </w:pPr>
             <w:r>
               <w:rPr>
@@ -7885,6 +7793,7 @@
             <w:pPr>
               <w:jc w:val="center"/>
               <w:spacing w:before="0" w:after="0" w:line="240" w:lineRule="auto"/>
+              <w:ind w:firstLine="0" w:left="0" w:right="0"/>
             </w:pPr>
             <w:r>
               <w:rPr>
@@ -7905,6 +7814,7 @@
             <w:pPr>
               <w:jc w:val="center"/>
               <w:spacing w:before="0" w:after="0" w:line="240" w:lineRule="auto"/>
+              <w:ind w:firstLine="0" w:left="0" w:right="0"/>
             </w:pPr>
             <w:r>
               <w:rPr>
@@ -7927,6 +7837,7 @@
             <w:pPr>
               <w:jc w:val="center"/>
               <w:spacing w:before="0" w:after="0" w:line="240" w:lineRule="auto"/>
+              <w:ind w:firstLine="0" w:left="0" w:right="0"/>
             </w:pPr>
             <w:r>
               <w:rPr>
@@ -7947,6 +7858,7 @@
             <w:pPr>
               <w:jc w:val="center"/>
               <w:spacing w:before="0" w:after="0" w:line="240" w:lineRule="auto"/>
+              <w:ind w:firstLine="0" w:left="0" w:right="0"/>
             </w:pPr>
             <w:r>
               <w:rPr>
@@ -7967,6 +7879,7 @@
             <w:pPr>
               <w:jc w:val="center"/>
               <w:spacing w:before="0" w:after="0" w:line="240" w:lineRule="auto"/>
+              <w:ind w:firstLine="0" w:left="0" w:right="0"/>
             </w:pPr>
             <w:r>
               <w:rPr>
@@ -7987,6 +7900,7 @@
             <w:pPr>
               <w:jc w:val="center"/>
               <w:spacing w:before="0" w:after="0" w:line="240" w:lineRule="auto"/>
+              <w:ind w:firstLine="0" w:left="0" w:right="0"/>
             </w:pPr>
             <w:r>
               <w:rPr>
@@ -8007,6 +7921,7 @@
             <w:pPr>
               <w:jc w:val="center"/>
               <w:spacing w:before="0" w:after="0" w:line="240" w:lineRule="auto"/>
+              <w:ind w:firstLine="0" w:left="0" w:right="0"/>
             </w:pPr>
             <w:r>
               <w:rPr>
@@ -8029,6 +7944,7 @@
             <w:pPr>
               <w:jc w:val="center"/>
               <w:spacing w:before="0" w:after="0" w:line="240" w:lineRule="auto"/>
+              <w:ind w:firstLine="0" w:left="0" w:right="0"/>
             </w:pPr>
             <w:r>
               <w:rPr>
@@ -8049,6 +7965,7 @@
             <w:pPr>
               <w:jc w:val="center"/>
               <w:spacing w:before="0" w:after="0" w:line="240" w:lineRule="auto"/>
+              <w:ind w:firstLine="0" w:left="0" w:right="0"/>
             </w:pPr>
             <w:r>
               <w:rPr>
@@ -8069,6 +7986,7 @@
             <w:pPr>
               <w:jc w:val="center"/>
               <w:spacing w:before="0" w:after="0" w:line="240" w:lineRule="auto"/>
+              <w:ind w:firstLine="0" w:left="0" w:right="0"/>
             </w:pPr>
             <w:r>
               <w:rPr>
@@ -8089,6 +8007,7 @@
             <w:pPr>
               <w:jc w:val="center"/>
               <w:spacing w:before="0" w:after="0" w:line="240" w:lineRule="auto"/>
+              <w:ind w:firstLine="0" w:left="0" w:right="0"/>
             </w:pPr>
             <w:r>
               <w:rPr>
@@ -8109,6 +8028,7 @@
             <w:pPr>
               <w:jc w:val="center"/>
               <w:spacing w:before="0" w:after="0" w:line="240" w:lineRule="auto"/>
+              <w:ind w:firstLine="0" w:left="0" w:right="0"/>
             </w:pPr>
             <w:r>
               <w:rPr>
@@ -8131,6 +8051,7 @@
             <w:pPr>
               <w:jc w:val="center"/>
               <w:spacing w:before="0" w:after="0" w:line="240" w:lineRule="auto"/>
+              <w:ind w:firstLine="0" w:left="0" w:right="0"/>
             </w:pPr>
             <w:r>
               <w:rPr>
@@ -8151,6 +8072,7 @@
             <w:pPr>
               <w:jc w:val="center"/>
               <w:spacing w:before="0" w:after="0" w:line="240" w:lineRule="auto"/>
+              <w:ind w:firstLine="0" w:left="0" w:right="0"/>
             </w:pPr>
             <w:r>
               <w:rPr>
@@ -8171,6 +8093,7 @@
             <w:pPr>
               <w:jc w:val="center"/>
               <w:spacing w:before="0" w:after="0" w:line="240" w:lineRule="auto"/>
+              <w:ind w:firstLine="0" w:left="0" w:right="0"/>
             </w:pPr>
             <w:r>
               <w:rPr>
@@ -8191,6 +8114,7 @@
             <w:pPr>
               <w:jc w:val="center"/>
               <w:spacing w:before="0" w:after="0" w:line="240" w:lineRule="auto"/>
+              <w:ind w:firstLine="0" w:left="0" w:right="0"/>
             </w:pPr>
             <w:r>
               <w:rPr>
@@ -8211,6 +8135,7 @@
             <w:pPr>
               <w:jc w:val="center"/>
               <w:spacing w:before="0" w:after="0" w:line="240" w:lineRule="auto"/>
+              <w:ind w:firstLine="0" w:left="0" w:right="0"/>
             </w:pPr>
             <w:r>
               <w:rPr>
@@ -8233,6 +8158,7 @@
             <w:pPr>
               <w:jc w:val="center"/>
               <w:spacing w:before="0" w:after="0" w:line="240" w:lineRule="auto"/>
+              <w:ind w:firstLine="0" w:left="0" w:right="0"/>
             </w:pPr>
             <w:r>
               <w:rPr>
@@ -8253,6 +8179,7 @@
             <w:pPr>
               <w:jc w:val="center"/>
               <w:spacing w:before="0" w:after="0" w:line="240" w:lineRule="auto"/>
+              <w:ind w:firstLine="0" w:left="0" w:right="0"/>
             </w:pPr>
             <w:r>
               <w:rPr>
@@ -8273,6 +8200,7 @@
             <w:pPr>
               <w:jc w:val="center"/>
               <w:spacing w:before="0" w:after="0" w:line="240" w:lineRule="auto"/>
+              <w:ind w:firstLine="0" w:left="0" w:right="0"/>
             </w:pPr>
             <w:r>
               <w:rPr>
@@ -8293,6 +8221,7 @@
             <w:pPr>
               <w:jc w:val="center"/>
               <w:spacing w:before="0" w:after="0" w:line="240" w:lineRule="auto"/>
+              <w:ind w:firstLine="0" w:left="0" w:right="0"/>
             </w:pPr>
             <w:r>
               <w:rPr>
@@ -8313,6 +8242,7 @@
             <w:pPr>
               <w:jc w:val="center"/>
               <w:spacing w:before="0" w:after="0" w:line="240" w:lineRule="auto"/>
+              <w:ind w:firstLine="0" w:left="0" w:right="0"/>
             </w:pPr>
             <w:r>
               <w:rPr>
@@ -8335,6 +8265,7 @@
             <w:pPr>
               <w:jc w:val="center"/>
               <w:spacing w:before="0" w:after="0" w:line="240" w:lineRule="auto"/>
+              <w:ind w:firstLine="0" w:left="0" w:right="0"/>
             </w:pPr>
             <w:r>
               <w:rPr>
@@ -8355,6 +8286,7 @@
             <w:pPr>
               <w:jc w:val="center"/>
               <w:spacing w:before="0" w:after="0" w:line="240" w:lineRule="auto"/>
+              <w:ind w:firstLine="0" w:left="0" w:right="0"/>
             </w:pPr>
             <w:r>
               <w:rPr>
@@ -8375,6 +8307,7 @@
             <w:pPr>
               <w:jc w:val="center"/>
               <w:spacing w:before="0" w:after="0" w:line="240" w:lineRule="auto"/>
+              <w:ind w:firstLine="0" w:left="0" w:right="0"/>
             </w:pPr>
             <w:r>
               <w:rPr>
@@ -8395,6 +8328,7 @@
             <w:pPr>
               <w:jc w:val="center"/>
               <w:spacing w:before="0" w:after="0" w:line="240" w:lineRule="auto"/>
+              <w:ind w:firstLine="0" w:left="0" w:right="0"/>
             </w:pPr>
             <w:r>
               <w:rPr>
@@ -8415,6 +8349,7 @@
             <w:pPr>
               <w:jc w:val="center"/>
               <w:spacing w:before="0" w:after="0" w:line="240" w:lineRule="auto"/>
+              <w:ind w:firstLine="0" w:left="0" w:right="0"/>
             </w:pPr>
             <w:r>
               <w:rPr>
@@ -8437,6 +8372,7 @@
             <w:pPr>
               <w:jc w:val="center"/>
               <w:spacing w:before="0" w:after="0" w:line="240" w:lineRule="auto"/>
+              <w:ind w:firstLine="0" w:left="0" w:right="0"/>
             </w:pPr>
             <w:r>
               <w:rPr>
@@ -8457,6 +8393,7 @@
             <w:pPr>
               <w:jc w:val="center"/>
               <w:spacing w:before="0" w:after="0" w:line="240" w:lineRule="auto"/>
+              <w:ind w:firstLine="0" w:left="0" w:right="0"/>
             </w:pPr>
             <w:r>
               <w:rPr>
@@ -8477,6 +8414,7 @@
             <w:pPr>
               <w:jc w:val="center"/>
               <w:spacing w:before="0" w:after="0" w:line="240" w:lineRule="auto"/>
+              <w:ind w:firstLine="0" w:left="0" w:right="0"/>
             </w:pPr>
             <w:r>
               <w:rPr>
@@ -8497,6 +8435,7 @@
             <w:pPr>
               <w:jc w:val="center"/>
               <w:spacing w:before="0" w:after="0" w:line="240" w:lineRule="auto"/>
+              <w:ind w:firstLine="0" w:left="0" w:right="0"/>
             </w:pPr>
             <w:r>
               <w:rPr>
@@ -8517,6 +8456,7 @@
             <w:pPr>
               <w:jc w:val="center"/>
               <w:spacing w:before="0" w:after="0" w:line="240" w:lineRule="auto"/>
+              <w:ind w:firstLine="0" w:left="0" w:right="0"/>
             </w:pPr>
             <w:r>
               <w:rPr>
@@ -8539,6 +8479,7 @@
             <w:pPr>
               <w:jc w:val="center"/>
               <w:spacing w:before="0" w:after="0" w:line="240" w:lineRule="auto"/>
+              <w:ind w:firstLine="0" w:left="0" w:right="0"/>
             </w:pPr>
             <w:r>
               <w:rPr>
@@ -8559,6 +8500,7 @@
             <w:pPr>
               <w:jc w:val="center"/>
               <w:spacing w:before="0" w:after="0" w:line="240" w:lineRule="auto"/>
+              <w:ind w:firstLine="0" w:left="0" w:right="0"/>
             </w:pPr>
             <w:r>
               <w:rPr>
@@ -8579,6 +8521,7 @@
             <w:pPr>
               <w:jc w:val="center"/>
               <w:spacing w:before="0" w:after="0" w:line="240" w:lineRule="auto"/>
+              <w:ind w:firstLine="0" w:left="0" w:right="0"/>
             </w:pPr>
             <w:r>
               <w:rPr>
@@ -8599,6 +8542,7 @@
             <w:pPr>
               <w:jc w:val="center"/>
               <w:spacing w:before="0" w:after="0" w:line="240" w:lineRule="auto"/>
+              <w:ind w:firstLine="0" w:left="0" w:right="0"/>
             </w:pPr>
             <w:r>
               <w:rPr>
@@ -8619,6 +8563,7 @@
             <w:pPr>
               <w:jc w:val="center"/>
               <w:spacing w:before="0" w:after="0" w:line="240" w:lineRule="auto"/>
+              <w:ind w:firstLine="0" w:left="0" w:right="0"/>
             </w:pPr>
             <w:r>
               <w:rPr>
@@ -8712,6 +8657,7 @@
             <w:pPr>
               <w:jc w:val="center"/>
               <w:spacing w:before="0" w:after="0" w:line="240" w:lineRule="auto"/>
+              <w:ind w:firstLine="0" w:left="0" w:right="0"/>
             </w:pPr>
             <w:r>
               <w:rPr>
@@ -8733,6 +8679,7 @@
             <w:pPr>
               <w:jc w:val="center"/>
               <w:spacing w:before="0" w:after="0" w:line="240" w:lineRule="auto"/>
+              <w:ind w:firstLine="0" w:left="0" w:right="0"/>
             </w:pPr>
             <w:r>
               <w:rPr>
@@ -8754,6 +8701,7 @@
             <w:pPr>
               <w:jc w:val="center"/>
               <w:spacing w:before="0" w:after="0" w:line="240" w:lineRule="auto"/>
+              <w:ind w:firstLine="0" w:left="0" w:right="0"/>
             </w:pPr>
             <w:r>
               <w:rPr>
@@ -8775,6 +8723,7 @@
             <w:pPr>
               <w:jc w:val="center"/>
               <w:spacing w:before="0" w:after="0" w:line="240" w:lineRule="auto"/>
+              <w:ind w:firstLine="0" w:left="0" w:right="0"/>
             </w:pPr>
             <w:r>
               <w:rPr>
@@ -8796,6 +8745,7 @@
             <w:pPr>
               <w:jc w:val="center"/>
               <w:spacing w:before="0" w:after="0" w:line="240" w:lineRule="auto"/>
+              <w:ind w:firstLine="0" w:left="0" w:right="0"/>
             </w:pPr>
             <w:r>
               <w:rPr>
@@ -8819,6 +8769,7 @@
             <w:pPr>
               <w:jc w:val="center"/>
               <w:spacing w:before="0" w:after="0" w:line="240" w:lineRule="auto"/>
+              <w:ind w:firstLine="0" w:left="0" w:right="0"/>
             </w:pPr>
             <w:r>
               <w:rPr>
@@ -8839,6 +8790,7 @@
             <w:pPr>
               <w:jc w:val="center"/>
               <w:spacing w:before="0" w:after="0" w:line="240" w:lineRule="auto"/>
+              <w:ind w:firstLine="0" w:left="0" w:right="0"/>
             </w:pPr>
             <w:r>
               <w:rPr>
@@ -8859,6 +8811,7 @@
             <w:pPr>
               <w:jc w:val="center"/>
               <w:spacing w:before="0" w:after="0" w:line="240" w:lineRule="auto"/>
+              <w:ind w:firstLine="0" w:left="0" w:right="0"/>
             </w:pPr>
             <w:r>
               <w:rPr>
@@ -8879,6 +8832,7 @@
             <w:pPr>
               <w:jc w:val="center"/>
               <w:spacing w:before="0" w:after="0" w:line="240" w:lineRule="auto"/>
+              <w:ind w:firstLine="0" w:left="0" w:right="0"/>
             </w:pPr>
             <w:r>
               <w:rPr>
@@ -8899,6 +8853,7 @@
             <w:pPr>
               <w:jc w:val="center"/>
               <w:spacing w:before="0" w:after="0" w:line="240" w:lineRule="auto"/>
+              <w:ind w:firstLine="0" w:left="0" w:right="0"/>
             </w:pPr>
             <w:r>
               <w:rPr>
@@ -8921,6 +8876,7 @@
             <w:pPr>
               <w:jc w:val="center"/>
               <w:spacing w:before="0" w:after="0" w:line="240" w:lineRule="auto"/>
+              <w:ind w:firstLine="0" w:left="0" w:right="0"/>
             </w:pPr>
             <w:r>
               <w:rPr>
@@ -8941,6 +8897,7 @@
             <w:pPr>
               <w:jc w:val="center"/>
               <w:spacing w:before="0" w:after="0" w:line="240" w:lineRule="auto"/>
+              <w:ind w:firstLine="0" w:left="0" w:right="0"/>
             </w:pPr>
             <w:r>
               <w:rPr>
@@ -8961,6 +8918,7 @@
             <w:pPr>
               <w:jc w:val="center"/>
               <w:spacing w:before="0" w:after="0" w:line="240" w:lineRule="auto"/>
+              <w:ind w:firstLine="0" w:left="0" w:right="0"/>
             </w:pPr>
             <w:r>
               <w:rPr>
@@ -8981,6 +8939,7 @@
             <w:pPr>
               <w:jc w:val="center"/>
               <w:spacing w:before="0" w:after="0" w:line="240" w:lineRule="auto"/>
+              <w:ind w:firstLine="0" w:left="0" w:right="0"/>
             </w:pPr>
             <w:r>
               <w:rPr>
@@ -9001,6 +8960,7 @@
             <w:pPr>
               <w:jc w:val="center"/>
               <w:spacing w:before="0" w:after="0" w:line="240" w:lineRule="auto"/>
+              <w:ind w:firstLine="0" w:left="0" w:right="0"/>
             </w:pPr>
             <w:r>
               <w:rPr>
@@ -9023,6 +8983,7 @@
             <w:pPr>
               <w:jc w:val="center"/>
               <w:spacing w:before="0" w:after="0" w:line="240" w:lineRule="auto"/>
+              <w:ind w:firstLine="0" w:left="0" w:right="0"/>
             </w:pPr>
             <w:r>
               <w:rPr>
@@ -9043,6 +9004,7 @@
             <w:pPr>
               <w:jc w:val="center"/>
               <w:spacing w:before="0" w:after="0" w:line="240" w:lineRule="auto"/>
+              <w:ind w:firstLine="0" w:left="0" w:right="0"/>
             </w:pPr>
             <w:r>
               <w:rPr>
@@ -9063,6 +9025,7 @@
             <w:pPr>
               <w:jc w:val="center"/>
               <w:spacing w:before="0" w:after="0" w:line="240" w:lineRule="auto"/>
+              <w:ind w:firstLine="0" w:left="0" w:right="0"/>
             </w:pPr>
             <w:r>
               <w:rPr>
@@ -9083,6 +9046,7 @@
             <w:pPr>
               <w:jc w:val="center"/>
               <w:spacing w:before="0" w:after="0" w:line="240" w:lineRule="auto"/>
+              <w:ind w:firstLine="0" w:left="0" w:right="0"/>
             </w:pPr>
             <w:r>
               <w:rPr>
@@ -9103,6 +9067,7 @@
             <w:pPr>
               <w:jc w:val="center"/>
               <w:spacing w:before="0" w:after="0" w:line="240" w:lineRule="auto"/>
+              <w:ind w:firstLine="0" w:left="0" w:right="0"/>
             </w:pPr>
             <w:r>
               <w:rPr>
@@ -9125,6 +9090,7 @@
             <w:pPr>
               <w:jc w:val="center"/>
               <w:spacing w:before="0" w:after="0" w:line="240" w:lineRule="auto"/>
+              <w:ind w:firstLine="0" w:left="0" w:right="0"/>
             </w:pPr>
             <w:r>
               <w:rPr>
@@ -9145,6 +9111,7 @@
             <w:pPr>
               <w:jc w:val="center"/>
               <w:spacing w:before="0" w:after="0" w:line="240" w:lineRule="auto"/>
+              <w:ind w:firstLine="0" w:left="0" w:right="0"/>
             </w:pPr>
             <w:r>
               <w:rPr>
@@ -9165,6 +9132,7 @@
             <w:pPr>
               <w:jc w:val="center"/>
               <w:spacing w:before="0" w:after="0" w:line="240" w:lineRule="auto"/>
+              <w:ind w:firstLine="0" w:left="0" w:right="0"/>
             </w:pPr>
             <w:r>
               <w:rPr>
@@ -9185,6 +9153,7 @@
             <w:pPr>
               <w:jc w:val="center"/>
               <w:spacing w:before="0" w:after="0" w:line="240" w:lineRule="auto"/>
+              <w:ind w:firstLine="0" w:left="0" w:right="0"/>
             </w:pPr>
             <w:r>
               <w:rPr>
@@ -9205,6 +9174,7 @@
             <w:pPr>
               <w:jc w:val="center"/>
               <w:spacing w:before="0" w:after="0" w:line="240" w:lineRule="auto"/>
+              <w:ind w:firstLine="0" w:left="0" w:right="0"/>
             </w:pPr>
             <w:r>
               <w:rPr>
@@ -9227,6 +9197,7 @@
             <w:pPr>
               <w:jc w:val="center"/>
               <w:spacing w:before="0" w:after="0" w:line="240" w:lineRule="auto"/>
+              <w:ind w:firstLine="0" w:left="0" w:right="0"/>
             </w:pPr>
             <w:r>
               <w:rPr>
@@ -9247,6 +9218,7 @@
             <w:pPr>
               <w:jc w:val="center"/>
               <w:spacing w:before="0" w:after="0" w:line="240" w:lineRule="auto"/>
+              <w:ind w:firstLine="0" w:left="0" w:right="0"/>
             </w:pPr>
             <w:r>
               <w:rPr>
@@ -9267,6 +9239,7 @@
             <w:pPr>
               <w:jc w:val="center"/>
               <w:spacing w:before="0" w:after="0" w:line="240" w:lineRule="auto"/>
+              <w:ind w:firstLine="0" w:left="0" w:right="0"/>
             </w:pPr>
             <w:r>
               <w:rPr>
@@ -9287,6 +9260,7 @@
             <w:pPr>
               <w:jc w:val="center"/>
               <w:spacing w:before="0" w:after="0" w:line="240" w:lineRule="auto"/>
+              <w:ind w:firstLine="0" w:left="0" w:right="0"/>
             </w:pPr>
             <w:r>
               <w:rPr>
@@ -9307,6 +9281,7 @@
             <w:pPr>
               <w:jc w:val="center"/>
               <w:spacing w:before="0" w:after="0" w:line="240" w:lineRule="auto"/>
+              <w:ind w:firstLine="0" w:left="0" w:right="0"/>
             </w:pPr>
             <w:r>
               <w:rPr>
@@ -9329,6 +9304,7 @@
             <w:pPr>
               <w:jc w:val="center"/>
               <w:spacing w:before="0" w:after="0" w:line="240" w:lineRule="auto"/>
+              <w:ind w:firstLine="0" w:left="0" w:right="0"/>
             </w:pPr>
             <w:r>
               <w:rPr>
@@ -9349,6 +9325,7 @@
             <w:pPr>
               <w:jc w:val="center"/>
               <w:spacing w:before="0" w:after="0" w:line="240" w:lineRule="auto"/>
+              <w:ind w:firstLine="0" w:left="0" w:right="0"/>
             </w:pPr>
             <w:r>
               <w:rPr>
@@ -9369,6 +9346,7 @@
             <w:pPr>
               <w:jc w:val="center"/>
               <w:spacing w:before="0" w:after="0" w:line="240" w:lineRule="auto"/>
+              <w:ind w:firstLine="0" w:left="0" w:right="0"/>
             </w:pPr>
             <w:r>
               <w:rPr>
@@ -9389,6 +9367,7 @@
             <w:pPr>
               <w:jc w:val="center"/>
               <w:spacing w:before="0" w:after="0" w:line="240" w:lineRule="auto"/>
+              <w:ind w:firstLine="0" w:left="0" w:right="0"/>
             </w:pPr>
             <w:r>
               <w:rPr>
@@ -9409,6 +9388,7 @@
             <w:pPr>
               <w:jc w:val="center"/>
               <w:spacing w:before="0" w:after="0" w:line="240" w:lineRule="auto"/>
+              <w:ind w:firstLine="0" w:left="0" w:right="0"/>
             </w:pPr>
             <w:r>
               <w:rPr>
@@ -9431,6 +9411,7 @@
             <w:pPr>
               <w:jc w:val="center"/>
               <w:spacing w:before="0" w:after="0" w:line="240" w:lineRule="auto"/>
+              <w:ind w:firstLine="0" w:left="0" w:right="0"/>
             </w:pPr>
             <w:r>
               <w:rPr>
@@ -9451,6 +9432,7 @@
             <w:pPr>
               <w:jc w:val="center"/>
               <w:spacing w:before="0" w:after="0" w:line="240" w:lineRule="auto"/>
+              <w:ind w:firstLine="0" w:left="0" w:right="0"/>
             </w:pPr>
             <w:r>
               <w:rPr>
@@ -9471,6 +9453,7 @@
             <w:pPr>
               <w:jc w:val="center"/>
               <w:spacing w:before="0" w:after="0" w:line="240" w:lineRule="auto"/>
+              <w:ind w:firstLine="0" w:left="0" w:right="0"/>
             </w:pPr>
             <w:r>
               <w:rPr>
@@ -9491,6 +9474,7 @@
             <w:pPr>
               <w:jc w:val="center"/>
               <w:spacing w:before="0" w:after="0" w:line="240" w:lineRule="auto"/>
+              <w:ind w:firstLine="0" w:left="0" w:right="0"/>
             </w:pPr>
             <w:r>
               <w:rPr>
@@ -9511,6 +9495,7 @@
             <w:pPr>
               <w:jc w:val="center"/>
               <w:spacing w:before="0" w:after="0" w:line="240" w:lineRule="auto"/>
+              <w:ind w:firstLine="0" w:left="0" w:right="0"/>
             </w:pPr>
             <w:r>
               <w:rPr>
@@ -9533,6 +9518,7 @@
             <w:pPr>
               <w:jc w:val="center"/>
               <w:spacing w:before="0" w:after="0" w:line="240" w:lineRule="auto"/>
+              <w:ind w:firstLine="0" w:left="0" w:right="0"/>
             </w:pPr>
             <w:r>
               <w:rPr>
@@ -9553,6 +9539,7 @@
             <w:pPr>
               <w:jc w:val="center"/>
               <w:spacing w:before="0" w:after="0" w:line="240" w:lineRule="auto"/>
+              <w:ind w:firstLine="0" w:left="0" w:right="0"/>
             </w:pPr>
             <w:r>
               <w:rPr>
@@ -9573,6 +9560,7 @@
             <w:pPr>
               <w:jc w:val="center"/>
               <w:spacing w:before="0" w:after="0" w:line="240" w:lineRule="auto"/>
+              <w:ind w:firstLine="0" w:left="0" w:right="0"/>
             </w:pPr>
             <w:r>
               <w:rPr>
@@ -9593,6 +9581,7 @@
             <w:pPr>
               <w:jc w:val="center"/>
               <w:spacing w:before="0" w:after="0" w:line="240" w:lineRule="auto"/>
+              <w:ind w:firstLine="0" w:left="0" w:right="0"/>
             </w:pPr>
             <w:r>
               <w:rPr>
@@ -9613,6 +9602,7 @@
             <w:pPr>
               <w:jc w:val="center"/>
               <w:spacing w:before="0" w:after="0" w:line="240" w:lineRule="auto"/>
+              <w:ind w:firstLine="0" w:left="0" w:right="0"/>
             </w:pPr>
             <w:r>
               <w:rPr>
@@ -9635,6 +9625,7 @@
             <w:pPr>
               <w:jc w:val="center"/>
               <w:spacing w:before="0" w:after="0" w:line="240" w:lineRule="auto"/>
+              <w:ind w:firstLine="0" w:left="0" w:right="0"/>
             </w:pPr>
             <w:r>
               <w:rPr>
@@ -9655,6 +9646,7 @@
             <w:pPr>
               <w:jc w:val="center"/>
               <w:spacing w:before="0" w:after="0" w:line="240" w:lineRule="auto"/>
+              <w:ind w:firstLine="0" w:left="0" w:right="0"/>
             </w:pPr>
             <w:r>
               <w:rPr>
@@ -9675,6 +9667,7 @@
             <w:pPr>
               <w:jc w:val="center"/>
               <w:spacing w:before="0" w:after="0" w:line="240" w:lineRule="auto"/>
+              <w:ind w:firstLine="0" w:left="0" w:right="0"/>
             </w:pPr>
             <w:r>
               <w:rPr>
@@ -9695,6 +9688,7 @@
             <w:pPr>
               <w:jc w:val="center"/>
               <w:spacing w:before="0" w:after="0" w:line="240" w:lineRule="auto"/>
+              <w:ind w:firstLine="0" w:left="0" w:right="0"/>
             </w:pPr>
             <w:r>
               <w:rPr>
@@ -9715,6 +9709,7 @@
             <w:pPr>
               <w:jc w:val="center"/>
               <w:spacing w:before="0" w:after="0" w:line="240" w:lineRule="auto"/>
+              <w:ind w:firstLine="0" w:left="0" w:right="0"/>
             </w:pPr>
             <w:r>
               <w:rPr>
@@ -9737,6 +9732,7 @@
             <w:pPr>
               <w:jc w:val="center"/>
               <w:spacing w:before="0" w:after="0" w:line="240" w:lineRule="auto"/>
+              <w:ind w:firstLine="0" w:left="0" w:right="0"/>
             </w:pPr>
             <w:r>
               <w:rPr>
@@ -9757,6 +9753,7 @@
             <w:pPr>
               <w:jc w:val="center"/>
               <w:spacing w:before="0" w:after="0" w:line="240" w:lineRule="auto"/>
+              <w:ind w:firstLine="0" w:left="0" w:right="0"/>
             </w:pPr>
             <w:r>
               <w:rPr>
@@ -9777,6 +9774,7 @@
             <w:pPr>
               <w:jc w:val="center"/>
               <w:spacing w:before="0" w:after="0" w:line="240" w:lineRule="auto"/>
+              <w:ind w:firstLine="0" w:left="0" w:right="0"/>
             </w:pPr>
             <w:r>
               <w:rPr>
@@ -9797,6 +9795,7 @@
             <w:pPr>
               <w:jc w:val="center"/>
               <w:spacing w:before="0" w:after="0" w:line="240" w:lineRule="auto"/>
+              <w:ind w:firstLine="0" w:left="0" w:right="0"/>
             </w:pPr>
             <w:r>
               <w:rPr>
@@ -9817,6 +9816,7 @@
             <w:pPr>
               <w:jc w:val="center"/>
               <w:spacing w:before="0" w:after="0" w:line="240" w:lineRule="auto"/>
+              <w:ind w:firstLine="0" w:left="0" w:right="0"/>
             </w:pPr>
             <w:r>
               <w:rPr>
@@ -9910,6 +9910,7 @@
             <w:pPr>
               <w:jc w:val="center"/>
               <w:spacing w:before="0" w:after="0" w:line="240" w:lineRule="auto"/>
+              <w:ind w:firstLine="0" w:left="0" w:right="0"/>
             </w:pPr>
             <w:r>
               <w:rPr>
@@ -9931,6 +9932,7 @@
             <w:pPr>
               <w:jc w:val="center"/>
               <w:spacing w:before="0" w:after="0" w:line="240" w:lineRule="auto"/>
+              <w:ind w:firstLine="0" w:left="0" w:right="0"/>
             </w:pPr>
             <w:r>
               <w:rPr>
@@ -9952,6 +9954,7 @@
             <w:pPr>
               <w:jc w:val="center"/>
               <w:spacing w:before="0" w:after="0" w:line="240" w:lineRule="auto"/>
+              <w:ind w:firstLine="0" w:left="0" w:right="0"/>
             </w:pPr>
             <w:r>
               <w:rPr>
@@ -9973,6 +9976,7 @@
             <w:pPr>
               <w:jc w:val="center"/>
               <w:spacing w:before="0" w:after="0" w:line="240" w:lineRule="auto"/>
+              <w:ind w:firstLine="0" w:left="0" w:right="0"/>
             </w:pPr>
             <w:r>
               <w:rPr>
@@ -9994,6 +9998,7 @@
             <w:pPr>
               <w:jc w:val="center"/>
               <w:spacing w:before="0" w:after="0" w:line="240" w:lineRule="auto"/>
+              <w:ind w:firstLine="0" w:left="0" w:right="0"/>
             </w:pPr>
             <w:r>
               <w:rPr>
@@ -10017,6 +10022,7 @@
             <w:pPr>
               <w:jc w:val="center"/>
               <w:spacing w:before="0" w:after="0" w:line="240" w:lineRule="auto"/>
+              <w:ind w:firstLine="0" w:left="0" w:right="0"/>
             </w:pPr>
             <w:r>
               <w:rPr>
@@ -10037,6 +10043,7 @@
             <w:pPr>
               <w:jc w:val="center"/>
               <w:spacing w:before="0" w:after="0" w:line="240" w:lineRule="auto"/>
+              <w:ind w:firstLine="0" w:left="0" w:right="0"/>
             </w:pPr>
             <w:r>
               <w:rPr>
@@ -10057,6 +10064,7 @@
             <w:pPr>
               <w:jc w:val="center"/>
               <w:spacing w:before="0" w:after="0" w:line="240" w:lineRule="auto"/>
+              <w:ind w:firstLine="0" w:left="0" w:right="0"/>
             </w:pPr>
             <w:r>
               <w:rPr>
@@ -10077,6 +10085,7 @@
             <w:pPr>
               <w:jc w:val="center"/>
               <w:spacing w:before="0" w:after="0" w:line="240" w:lineRule="auto"/>
+              <w:ind w:firstLine="0" w:left="0" w:right="0"/>
             </w:pPr>
             <w:r>
               <w:rPr>
@@ -10097,6 +10106,7 @@
             <w:pPr>
               <w:jc w:val="center"/>
               <w:spacing w:before="0" w:after="0" w:line="240" w:lineRule="auto"/>
+              <w:ind w:firstLine="0" w:left="0" w:right="0"/>
             </w:pPr>
             <w:r>
               <w:rPr>
@@ -10119,6 +10129,7 @@
             <w:pPr>
               <w:jc w:val="center"/>
               <w:spacing w:before="0" w:after="0" w:line="240" w:lineRule="auto"/>
+              <w:ind w:firstLine="0" w:left="0" w:right="0"/>
             </w:pPr>
             <w:r>
               <w:rPr>
@@ -10139,6 +10150,7 @@
             <w:pPr>
               <w:jc w:val="center"/>
               <w:spacing w:before="0" w:after="0" w:line="240" w:lineRule="auto"/>
+              <w:ind w:firstLine="0" w:left="0" w:right="0"/>
             </w:pPr>
             <w:r>
               <w:rPr>
@@ -10159,6 +10171,7 @@
             <w:pPr>
               <w:jc w:val="center"/>
               <w:spacing w:before="0" w:after="0" w:line="240" w:lineRule="auto"/>
+              <w:ind w:firstLine="0" w:left="0" w:right="0"/>
             </w:pPr>
             <w:r>
               <w:rPr>
@@ -10179,6 +10192,7 @@
             <w:pPr>
               <w:jc w:val="center"/>
               <w:spacing w:before="0" w:after="0" w:line="240" w:lineRule="auto"/>
+              <w:ind w:firstLine="0" w:left="0" w:right="0"/>
             </w:pPr>
             <w:r>
               <w:rPr>
@@ -10199,6 +10213,7 @@
             <w:pPr>
               <w:jc w:val="center"/>
               <w:spacing w:before="0" w:after="0" w:line="240" w:lineRule="auto"/>
+              <w:ind w:firstLine="0" w:left="0" w:right="0"/>
             </w:pPr>
             <w:r>
               <w:rPr>
@@ -10221,6 +10236,7 @@
             <w:pPr>
               <w:jc w:val="center"/>
               <w:spacing w:before="0" w:after="0" w:line="240" w:lineRule="auto"/>
+              <w:ind w:firstLine="0" w:left="0" w:right="0"/>
             </w:pPr>
             <w:r>
               <w:rPr>
@@ -10241,6 +10257,7 @@
             <w:pPr>
               <w:jc w:val="center"/>
               <w:spacing w:before="0" w:after="0" w:line="240" w:lineRule="auto"/>
+              <w:ind w:firstLine="0" w:left="0" w:right="0"/>
             </w:pPr>
             <w:r>
               <w:rPr>
@@ -10261,6 +10278,7 @@
             <w:pPr>
               <w:jc w:val="center"/>
               <w:spacing w:before="0" w:after="0" w:line="240" w:lineRule="auto"/>
+              <w:ind w:firstLine="0" w:left="0" w:right="0"/>
             </w:pPr>
             <w:r>
               <w:rPr>
@@ -10281,6 +10299,7 @@
             <w:pPr>
               <w:jc w:val="center"/>
               <w:spacing w:before="0" w:after="0" w:line="240" w:lineRule="auto"/>
+              <w:ind w:firstLine="0" w:left="0" w:right="0"/>
             </w:pPr>
             <w:r>
               <w:rPr>
@@ -10301,6 +10320,7 @@
             <w:pPr>
               <w:jc w:val="center"/>
               <w:spacing w:before="0" w:after="0" w:line="240" w:lineRule="auto"/>
+              <w:ind w:firstLine="0" w:left="0" w:right="0"/>
             </w:pPr>
             <w:r>
               <w:rPr>
@@ -10323,6 +10343,7 @@
             <w:pPr>
               <w:jc w:val="center"/>
               <w:spacing w:before="0" w:after="0" w:line="240" w:lineRule="auto"/>
+              <w:ind w:firstLine="0" w:left="0" w:right="0"/>
             </w:pPr>
             <w:r>
               <w:rPr>
@@ -10343,6 +10364,7 @@
             <w:pPr>
               <w:jc w:val="center"/>
               <w:spacing w:before="0" w:after="0" w:line="240" w:lineRule="auto"/>
+              <w:ind w:firstLine="0" w:left="0" w:right="0"/>
             </w:pPr>
             <w:r>
               <w:rPr>
@@ -10363,6 +10385,7 @@
             <w:pPr>
               <w:jc w:val="center"/>
               <w:spacing w:before="0" w:after="0" w:line="240" w:lineRule="auto"/>
+              <w:ind w:firstLine="0" w:left="0" w:right="0"/>
             </w:pPr>
             <w:r>
               <w:rPr>
@@ -10383,6 +10406,7 @@
             <w:pPr>
               <w:jc w:val="center"/>
               <w:spacing w:before="0" w:after="0" w:line="240" w:lineRule="auto"/>
+              <w:ind w:firstLine="0" w:left="0" w:right="0"/>
             </w:pPr>
             <w:r>
               <w:rPr>
@@ -10403,6 +10427,7 @@
             <w:pPr>
               <w:jc w:val="center"/>
               <w:spacing w:before="0" w:after="0" w:line="240" w:lineRule="auto"/>
+              <w:ind w:firstLine="0" w:left="0" w:right="0"/>
             </w:pPr>
             <w:r>
               <w:rPr>
@@ -10425,6 +10450,7 @@
             <w:pPr>
               <w:jc w:val="center"/>
               <w:spacing w:before="0" w:after="0" w:line="240" w:lineRule="auto"/>
+              <w:ind w:firstLine="0" w:left="0" w:right="0"/>
             </w:pPr>
             <w:r>
               <w:rPr>
@@ -10445,6 +10471,7 @@
             <w:pPr>
               <w:jc w:val="center"/>
               <w:spacing w:before="0" w:after="0" w:line="240" w:lineRule="auto"/>
+              <w:ind w:firstLine="0" w:left="0" w:right="0"/>
             </w:pPr>
             <w:r>
               <w:rPr>
@@ -10465,6 +10492,7 @@
             <w:pPr>
               <w:jc w:val="center"/>
               <w:spacing w:before="0" w:after="0" w:line="240" w:lineRule="auto"/>
+              <w:ind w:firstLine="0" w:left="0" w:right="0"/>
             </w:pPr>
             <w:r>
               <w:rPr>
@@ -10485,6 +10513,7 @@
             <w:pPr>
               <w:jc w:val="center"/>
               <w:spacing w:before="0" w:after="0" w:line="240" w:lineRule="auto"/>
+              <w:ind w:firstLine="0" w:left="0" w:right="0"/>
             </w:pPr>
             <w:r>
               <w:rPr>
@@ -10505,6 +10534,7 @@
             <w:pPr>
               <w:jc w:val="center"/>
               <w:spacing w:before="0" w:after="0" w:line="240" w:lineRule="auto"/>
+              <w:ind w:firstLine="0" w:left="0" w:right="0"/>
             </w:pPr>
             <w:r>
               <w:rPr>
@@ -10527,6 +10557,7 @@
             <w:pPr>
               <w:jc w:val="center"/>
               <w:spacing w:before="0" w:after="0" w:line="240" w:lineRule="auto"/>
+              <w:ind w:firstLine="0" w:left="0" w:right="0"/>
             </w:pPr>
             <w:r>
               <w:rPr>
@@ -10547,6 +10578,7 @@
             <w:pPr>
               <w:jc w:val="center"/>
               <w:spacing w:before="0" w:after="0" w:line="240" w:lineRule="auto"/>
+              <w:ind w:firstLine="0" w:left="0" w:right="0"/>
             </w:pPr>
             <w:r>
               <w:rPr>
@@ -10567,6 +10599,7 @@
             <w:pPr>
               <w:jc w:val="center"/>
               <w:spacing w:before="0" w:after="0" w:line="240" w:lineRule="auto"/>
+              <w:ind w:firstLine="0" w:left="0" w:right="0"/>
             </w:pPr>
             <w:r>
               <w:rPr>
@@ -10587,6 +10620,7 @@
             <w:pPr>
               <w:jc w:val="center"/>
               <w:spacing w:before="0" w:after="0" w:line="240" w:lineRule="auto"/>
+              <w:ind w:firstLine="0" w:left="0" w:right="0"/>
             </w:pPr>
             <w:r>
               <w:rPr>
@@ -10607,6 +10641,7 @@
             <w:pPr>
               <w:jc w:val="center"/>
               <w:spacing w:before="0" w:after="0" w:line="240" w:lineRule="auto"/>
+              <w:ind w:firstLine="0" w:left="0" w:right="0"/>
             </w:pPr>
             <w:r>
               <w:rPr>
@@ -10629,6 +10664,7 @@
             <w:pPr>
               <w:jc w:val="center"/>
               <w:spacing w:before="0" w:after="0" w:line="240" w:lineRule="auto"/>
+              <w:ind w:firstLine="0" w:left="0" w:right="0"/>
             </w:pPr>
             <w:r>
               <w:rPr>
@@ -10649,6 +10685,7 @@
             <w:pPr>
               <w:jc w:val="center"/>
               <w:spacing w:before="0" w:after="0" w:line="240" w:lineRule="auto"/>
+              <w:ind w:firstLine="0" w:left="0" w:right="0"/>
             </w:pPr>
             <w:r>
               <w:rPr>
@@ -10669,6 +10706,7 @@
             <w:pPr>
               <w:jc w:val="center"/>
               <w:spacing w:before="0" w:after="0" w:line="240" w:lineRule="auto"/>
+              <w:ind w:firstLine="0" w:left="0" w:right="0"/>
             </w:pPr>
             <w:r>
               <w:rPr>
@@ -10689,6 +10727,7 @@
             <w:pPr>
               <w:jc w:val="center"/>
               <w:spacing w:before="0" w:after="0" w:line="240" w:lineRule="auto"/>
+              <w:ind w:firstLine="0" w:left="0" w:right="0"/>
             </w:pPr>
             <w:r>
               <w:rPr>
@@ -10709,6 +10748,7 @@
             <w:pPr>
               <w:jc w:val="center"/>
               <w:spacing w:before="0" w:after="0" w:line="240" w:lineRule="auto"/>
+              <w:ind w:firstLine="0" w:left="0" w:right="0"/>
             </w:pPr>
             <w:r>
               <w:rPr>
@@ -10731,6 +10771,7 @@
             <w:pPr>
               <w:jc w:val="center"/>
               <w:spacing w:before="0" w:after="0" w:line="240" w:lineRule="auto"/>
+              <w:ind w:firstLine="0" w:left="0" w:right="0"/>
             </w:pPr>
             <w:r>
               <w:rPr>
@@ -10751,6 +10792,7 @@
             <w:pPr>
               <w:jc w:val="center"/>
               <w:spacing w:before="0" w:after="0" w:line="240" w:lineRule="auto"/>
+              <w:ind w:firstLine="0" w:left="0" w:right="0"/>
             </w:pPr>
             <w:r>
               <w:rPr>
@@ -10771,6 +10813,7 @@
             <w:pPr>
               <w:jc w:val="center"/>
               <w:spacing w:before="0" w:after="0" w:line="240" w:lineRule="auto"/>
+              <w:ind w:firstLine="0" w:left="0" w:right="0"/>
             </w:pPr>
             <w:r>
               <w:rPr>
@@ -10791,6 +10834,7 @@
             <w:pPr>
               <w:jc w:val="center"/>
               <w:spacing w:before="0" w:after="0" w:line="240" w:lineRule="auto"/>
+              <w:ind w:firstLine="0" w:left="0" w:right="0"/>
             </w:pPr>
             <w:r>
               <w:rPr>
@@ -10811,6 +10855,7 @@
             <w:pPr>
               <w:jc w:val="center"/>
               <w:spacing w:before="0" w:after="0" w:line="240" w:lineRule="auto"/>
+              <w:ind w:firstLine="0" w:left="0" w:right="0"/>
             </w:pPr>
             <w:r>
               <w:rPr>
@@ -10833,6 +10878,7 @@
             <w:pPr>
               <w:jc w:val="center"/>
               <w:spacing w:before="0" w:after="0" w:line="240" w:lineRule="auto"/>
+              <w:ind w:firstLine="0" w:left="0" w:right="0"/>
             </w:pPr>
             <w:r>
               <w:rPr>
@@ -10853,6 +10899,7 @@
             <w:pPr>
               <w:jc w:val="center"/>
               <w:spacing w:before="0" w:after="0" w:line="240" w:lineRule="auto"/>
+              <w:ind w:firstLine="0" w:left="0" w:right="0"/>
             </w:pPr>
             <w:r>
               <w:rPr>
@@ -10873,6 +10920,7 @@
             <w:pPr>
               <w:jc w:val="center"/>
               <w:spacing w:before="0" w:after="0" w:line="240" w:lineRule="auto"/>
+              <w:ind w:firstLine="0" w:left="0" w:right="0"/>
             </w:pPr>
             <w:r>
               <w:rPr>
@@ -10893,6 +10941,7 @@
             <w:pPr>
               <w:jc w:val="center"/>
               <w:spacing w:before="0" w:after="0" w:line="240" w:lineRule="auto"/>
+              <w:ind w:firstLine="0" w:left="0" w:right="0"/>
             </w:pPr>
             <w:r>
               <w:rPr>
@@ -10913,6 +10962,7 @@
             <w:pPr>
               <w:jc w:val="center"/>
               <w:spacing w:before="0" w:after="0" w:line="240" w:lineRule="auto"/>
+              <w:ind w:firstLine="0" w:left="0" w:right="0"/>
             </w:pPr>
             <w:r>
               <w:rPr>
@@ -10935,6 +10985,7 @@
             <w:pPr>
               <w:jc w:val="center"/>
               <w:spacing w:before="0" w:after="0" w:line="240" w:lineRule="auto"/>
+              <w:ind w:firstLine="0" w:left="0" w:right="0"/>
             </w:pPr>
             <w:r>
               <w:rPr>
@@ -10955,6 +11006,7 @@
             <w:pPr>
               <w:jc w:val="center"/>
               <w:spacing w:before="0" w:after="0" w:line="240" w:lineRule="auto"/>
+              <w:ind w:firstLine="0" w:left="0" w:right="0"/>
             </w:pPr>
             <w:r>
               <w:rPr>
@@ -10975,6 +11027,7 @@
             <w:pPr>
               <w:jc w:val="center"/>
               <w:spacing w:before="0" w:after="0" w:line="240" w:lineRule="auto"/>
+              <w:ind w:firstLine="0" w:left="0" w:right="0"/>
             </w:pPr>
             <w:r>
               <w:rPr>
@@ -10995,6 +11048,7 @@
             <w:pPr>
               <w:jc w:val="center"/>
               <w:spacing w:before="0" w:after="0" w:line="240" w:lineRule="auto"/>
+              <w:ind w:firstLine="0" w:left="0" w:right="0"/>
             </w:pPr>
             <w:r>
               <w:rPr>
@@ -11015,6 +11069,7 @@
             <w:pPr>
               <w:jc w:val="center"/>
               <w:spacing w:before="0" w:after="0" w:line="240" w:lineRule="auto"/>
+              <w:ind w:firstLine="0" w:left="0" w:right="0"/>
             </w:pPr>
             <w:r>
               <w:rPr>
@@ -11037,6 +11092,7 @@
             <w:pPr>
               <w:jc w:val="center"/>
               <w:spacing w:before="0" w:after="0" w:line="240" w:lineRule="auto"/>
+              <w:ind w:firstLine="0" w:left="0" w:right="0"/>
             </w:pPr>
             <w:r>
               <w:rPr>
@@ -11057,6 +11113,7 @@
             <w:pPr>
               <w:jc w:val="center"/>
               <w:spacing w:before="0" w:after="0" w:line="240" w:lineRule="auto"/>
+              <w:ind w:firstLine="0" w:left="0" w:right="0"/>
             </w:pPr>
             <w:r>
               <w:rPr>
@@ -11077,6 +11134,7 @@
             <w:pPr>
               <w:jc w:val="center"/>
               <w:spacing w:before="0" w:after="0" w:line="240" w:lineRule="auto"/>
+              <w:ind w:firstLine="0" w:left="0" w:right="0"/>
             </w:pPr>
             <w:r>
               <w:rPr>
@@ -11097,6 +11155,7 @@
             <w:pPr>
               <w:jc w:val="center"/>
               <w:spacing w:before="0" w:after="0" w:line="240" w:lineRule="auto"/>
+              <w:ind w:firstLine="0" w:left="0" w:right="0"/>
             </w:pPr>
             <w:r>
               <w:rPr>
@@ -11117,6 +11176,7 @@
             <w:pPr>
               <w:jc w:val="center"/>
               <w:spacing w:before="0" w:after="0" w:line="240" w:lineRule="auto"/>
+              <w:ind w:firstLine="0" w:left="0" w:right="0"/>
             </w:pPr>
             <w:r>
               <w:rPr>
@@ -11139,6 +11199,7 @@
             <w:pPr>
               <w:jc w:val="center"/>
               <w:spacing w:before="0" w:after="0" w:line="240" w:lineRule="auto"/>
+              <w:ind w:firstLine="0" w:left="0" w:right="0"/>
             </w:pPr>
             <w:r>
               <w:rPr>
@@ -11159,6 +11220,7 @@
             <w:pPr>
               <w:jc w:val="center"/>
               <w:spacing w:before="0" w:after="0" w:line="240" w:lineRule="auto"/>
+              <w:ind w:firstLine="0" w:left="0" w:right="0"/>
             </w:pPr>
             <w:r>
               <w:rPr>
@@ -11179,6 +11241,7 @@
             <w:pPr>
               <w:jc w:val="center"/>
               <w:spacing w:before="0" w:after="0" w:line="240" w:lineRule="auto"/>
+              <w:ind w:firstLine="0" w:left="0" w:right="0"/>
             </w:pPr>
             <w:r>
               <w:rPr>
@@ -11199,6 +11262,7 @@
             <w:pPr>
               <w:jc w:val="center"/>
               <w:spacing w:before="0" w:after="0" w:line="240" w:lineRule="auto"/>
+              <w:ind w:firstLine="0" w:left="0" w:right="0"/>
             </w:pPr>
             <w:r>
               <w:rPr>
@@ -11219,6 +11283,7 @@
             <w:pPr>
               <w:jc w:val="center"/>
               <w:spacing w:before="0" w:after="0" w:line="240" w:lineRule="auto"/>
+              <w:ind w:firstLine="0" w:left="0" w:right="0"/>
             </w:pPr>
             <w:r>
               <w:rPr>
@@ -11312,6 +11377,7 @@
             <w:pPr>
               <w:jc w:val="center"/>
               <w:spacing w:before="0" w:after="0" w:line="240" w:lineRule="auto"/>
+              <w:ind w:firstLine="0" w:left="0" w:right="0"/>
             </w:pPr>
             <w:r>
               <w:rPr>
@@ -11333,6 +11399,7 @@
             <w:pPr>
               <w:jc w:val="center"/>
               <w:spacing w:before="0" w:after="0" w:line="240" w:lineRule="auto"/>
+              <w:ind w:firstLine="0" w:left="0" w:right="0"/>
             </w:pPr>
             <w:r>
               <w:rPr>
@@ -11354,6 +11421,7 @@
             <w:pPr>
               <w:jc w:val="center"/>
               <w:spacing w:before="0" w:after="0" w:line="240" w:lineRule="auto"/>
+              <w:ind w:firstLine="0" w:left="0" w:right="0"/>
             </w:pPr>
             <w:r>
               <w:rPr>
@@ -11375,6 +11443,7 @@
             <w:pPr>
               <w:jc w:val="center"/>
               <w:spacing w:before="0" w:after="0" w:line="240" w:lineRule="auto"/>
+              <w:ind w:firstLine="0" w:left="0" w:right="0"/>
             </w:pPr>
             <w:r>
               <w:rPr>
@@ -11396,6 +11465,7 @@
             <w:pPr>
               <w:jc w:val="center"/>
               <w:spacing w:before="0" w:after="0" w:line="240" w:lineRule="auto"/>
+              <w:ind w:firstLine="0" w:left="0" w:right="0"/>
             </w:pPr>
             <w:r>
               <w:rPr>
@@ -11419,6 +11489,7 @@
             <w:pPr>
               <w:jc w:val="center"/>
               <w:spacing w:before="0" w:after="0" w:line="240" w:lineRule="auto"/>
+              <w:ind w:firstLine="0" w:left="0" w:right="0"/>
             </w:pPr>
             <w:r>
               <w:rPr>
@@ -11439,6 +11510,7 @@
             <w:pPr>
               <w:jc w:val="center"/>
               <w:spacing w:before="0" w:after="0" w:line="240" w:lineRule="auto"/>
+              <w:ind w:firstLine="0" w:left="0" w:right="0"/>
             </w:pPr>
             <w:r>
               <w:rPr>
@@ -11459,6 +11531,7 @@
             <w:pPr>
               <w:jc w:val="center"/>
               <w:spacing w:before="0" w:after="0" w:line="240" w:lineRule="auto"/>
+              <w:ind w:firstLine="0" w:left="0" w:right="0"/>
             </w:pPr>
             <w:r>
               <w:rPr>
@@ -11479,6 +11552,7 @@
             <w:pPr>
               <w:jc w:val="center"/>
               <w:spacing w:before="0" w:after="0" w:line="240" w:lineRule="auto"/>
+              <w:ind w:firstLine="0" w:left="0" w:right="0"/>
             </w:pPr>
             <w:r>
               <w:rPr>
@@ -11499,6 +11573,7 @@
             <w:pPr>
               <w:jc w:val="center"/>
               <w:spacing w:before="0" w:after="0" w:line="240" w:lineRule="auto"/>
+              <w:ind w:firstLine="0" w:left="0" w:right="0"/>
             </w:pPr>
             <w:r>
               <w:rPr>
@@ -11521,6 +11596,7 @@
             <w:pPr>
               <w:jc w:val="center"/>
               <w:spacing w:before="0" w:after="0" w:line="240" w:lineRule="auto"/>
+              <w:ind w:firstLine="0" w:left="0" w:right="0"/>
             </w:pPr>
             <w:r>
               <w:rPr>
@@ -11541,6 +11617,7 @@
             <w:pPr>
               <w:jc w:val="center"/>
               <w:spacing w:before="0" w:after="0" w:line="240" w:lineRule="auto"/>
+              <w:ind w:firstLine="0" w:left="0" w:right="0"/>
             </w:pPr>
             <w:r>
               <w:rPr>
@@ -11561,6 +11638,7 @@
             <w:pPr>
               <w:jc w:val="center"/>
               <w:spacing w:before="0" w:after="0" w:line="240" w:lineRule="auto"/>
+              <w:ind w:firstLine="0" w:left="0" w:right="0"/>
             </w:pPr>
             <w:r>
               <w:rPr>
@@ -11581,6 +11659,7 @@
             <w:pPr>
               <w:jc w:val="center"/>
               <w:spacing w:before="0" w:after="0" w:line="240" w:lineRule="auto"/>
+              <w:ind w:firstLine="0" w:left="0" w:right="0"/>
             </w:pPr>
             <w:r>
               <w:rPr>
@@ -11601,6 +11680,7 @@
             <w:pPr>
               <w:jc w:val="center"/>
               <w:spacing w:before="0" w:after="0" w:line="240" w:lineRule="auto"/>
+              <w:ind w:firstLine="0" w:left="0" w:right="0"/>
             </w:pPr>
             <w:r>
               <w:rPr>
@@ -11623,6 +11703,7 @@
             <w:pPr>
               <w:jc w:val="center"/>
               <w:spacing w:before="0" w:after="0" w:line="240" w:lineRule="auto"/>
+              <w:ind w:firstLine="0" w:left="0" w:right="0"/>
             </w:pPr>
             <w:r>
               <w:rPr>
@@ -11643,6 +11724,7 @@
             <w:pPr>
               <w:jc w:val="center"/>
               <w:spacing w:before="0" w:after="0" w:line="240" w:lineRule="auto"/>
+              <w:ind w:firstLine="0" w:left="0" w:right="0"/>
             </w:pPr>
             <w:r>
               <w:rPr>
@@ -11663,6 +11745,7 @@
             <w:pPr>
               <w:jc w:val="center"/>
               <w:spacing w:before="0" w:after="0" w:line="240" w:lineRule="auto"/>
+              <w:ind w:firstLine="0" w:left="0" w:right="0"/>
             </w:pPr>
             <w:r>
               <w:rPr>
@@ -11683,6 +11766,7 @@
             <w:pPr>
               <w:jc w:val="center"/>
               <w:spacing w:before="0" w:after="0" w:line="240" w:lineRule="auto"/>
+              <w:ind w:firstLine="0" w:left="0" w:right="0"/>
             </w:pPr>
             <w:r>
               <w:rPr>
@@ -11703,6 +11787,7 @@
             <w:pPr>
               <w:jc w:val="center"/>
               <w:spacing w:before="0" w:after="0" w:line="240" w:lineRule="auto"/>
+              <w:ind w:firstLine="0" w:left="0" w:right="0"/>
             </w:pPr>
             <w:r>
               <w:rPr>
@@ -11725,6 +11810,7 @@
             <w:pPr>
               <w:jc w:val="center"/>
               <w:spacing w:before="0" w:after="0" w:line="240" w:lineRule="auto"/>
+              <w:ind w:firstLine="0" w:left="0" w:right="0"/>
             </w:pPr>
             <w:r>
               <w:rPr>
@@ -11745,6 +11831,7 @@
             <w:pPr>
               <w:jc w:val="center"/>
               <w:spacing w:before="0" w:after="0" w:line="240" w:lineRule="auto"/>
+              <w:ind w:firstLine="0" w:left="0" w:right="0"/>
             </w:pPr>
             <w:r>
               <w:rPr>
@@ -11765,6 +11852,7 @@
             <w:pPr>
               <w:jc w:val="center"/>
               <w:spacing w:before="0" w:after="0" w:line="240" w:lineRule="auto"/>
+              <w:ind w:firstLine="0" w:left="0" w:right="0"/>
             </w:pPr>
             <w:r>
               <w:rPr>
@@ -11785,6 +11873,7 @@
             <w:pPr>
               <w:jc w:val="center"/>
               <w:spacing w:before="0" w:after="0" w:line="240" w:lineRule="auto"/>
+              <w:ind w:firstLine="0" w:left="0" w:right="0"/>
             </w:pPr>
             <w:r>
               <w:rPr>
@@ -11805,6 +11894,7 @@
             <w:pPr>
               <w:jc w:val="center"/>
               <w:spacing w:before="0" w:after="0" w:line="240" w:lineRule="auto"/>
+              <w:ind w:firstLine="0" w:left="0" w:right="0"/>
             </w:pPr>
             <w:r>
               <w:rPr>
@@ -11827,6 +11917,7 @@
             <w:pPr>
               <w:jc w:val="center"/>
               <w:spacing w:before="0" w:after="0" w:line="240" w:lineRule="auto"/>
+              <w:ind w:firstLine="0" w:left="0" w:right="0"/>
             </w:pPr>
             <w:r>
               <w:rPr>
@@ -11847,6 +11938,7 @@
             <w:pPr>
               <w:jc w:val="center"/>
               <w:spacing w:before="0" w:after="0" w:line="240" w:lineRule="auto"/>
+              <w:ind w:firstLine="0" w:left="0" w:right="0"/>
             </w:pPr>
             <w:r>
               <w:rPr>
@@ -11867,6 +11959,7 @@
             <w:pPr>
               <w:jc w:val="center"/>
               <w:spacing w:before="0" w:after="0" w:line="240" w:lineRule="auto"/>
+              <w:ind w:firstLine="0" w:left="0" w:right="0"/>
             </w:pPr>
             <w:r>
               <w:rPr>
@@ -11887,6 +11980,7 @@
             <w:pPr>
               <w:jc w:val="center"/>
               <w:spacing w:before="0" w:after="0" w:line="240" w:lineRule="auto"/>
+              <w:ind w:firstLine="0" w:left="0" w:right="0"/>
             </w:pPr>
             <w:r>
               <w:rPr>
@@ -11907,6 +12001,7 @@
             <w:pPr>
               <w:jc w:val="center"/>
               <w:spacing w:before="0" w:after="0" w:line="240" w:lineRule="auto"/>
+              <w:ind w:firstLine="0" w:left="0" w:right="0"/>
             </w:pPr>
             <w:r>
               <w:rPr>
@@ -14883,6 +14978,7 @@
             <w:pPr>
               <w:jc w:val="center"/>
               <w:spacing w:before="0" w:after="0" w:line="240" w:lineRule="auto"/>
+              <w:ind w:firstLine="0" w:left="0" w:right="0"/>
             </w:pPr>
             <w:r>
               <w:rPr>
@@ -14904,6 +15000,7 @@
             <w:pPr>
               <w:jc w:val="center"/>
               <w:spacing w:before="0" w:after="0" w:line="240" w:lineRule="auto"/>
+              <w:ind w:firstLine="0" w:left="0" w:right="0"/>
             </w:pPr>
             <w:r>
               <w:rPr>
@@ -14925,6 +15022,7 @@
             <w:pPr>
               <w:jc w:val="center"/>
               <w:spacing w:before="0" w:after="0" w:line="240" w:lineRule="auto"/>
+              <w:ind w:firstLine="0" w:left="0" w:right="0"/>
             </w:pPr>
             <w:r>
               <w:rPr>
@@ -14948,6 +15046,7 @@
             <w:pPr>
               <w:jc w:val="center"/>
               <w:spacing w:before="0" w:after="0" w:line="240" w:lineRule="auto"/>
+              <w:ind w:firstLine="0" w:left="0" w:right="0"/>
             </w:pPr>
             <w:r>
               <w:rPr>
@@ -14968,6 +15067,7 @@
             <w:pPr>
               <w:jc w:val="center"/>
               <w:spacing w:before="0" w:after="0" w:line="240" w:lineRule="auto"/>
+              <w:ind w:firstLine="0" w:left="0" w:right="0"/>
             </w:pPr>
             <w:r>
               <w:rPr>
@@ -14988,6 +15088,7 @@
             <w:pPr>
               <w:jc w:val="center"/>
               <w:spacing w:before="0" w:after="0" w:line="240" w:lineRule="auto"/>
+              <w:ind w:firstLine="0" w:left="0" w:right="0"/>
             </w:pPr>
             <w:r>
               <w:rPr>
@@ -15010,6 +15111,7 @@
             <w:pPr>
               <w:jc w:val="center"/>
               <w:spacing w:before="0" w:after="0" w:line="240" w:lineRule="auto"/>
+              <w:ind w:firstLine="0" w:left="0" w:right="0"/>
             </w:pPr>
             <w:r>
               <w:rPr>
@@ -15030,6 +15132,7 @@
             <w:pPr>
               <w:jc w:val="center"/>
               <w:spacing w:before="0" w:after="0" w:line="240" w:lineRule="auto"/>
+              <w:ind w:firstLine="0" w:left="0" w:right="0"/>
             </w:pPr>
             <w:r>
               <w:rPr>
@@ -15050,6 +15153,7 @@
             <w:pPr>
               <w:jc w:val="center"/>
               <w:spacing w:before="0" w:after="0" w:line="240" w:lineRule="auto"/>
+              <w:ind w:firstLine="0" w:left="0" w:right="0"/>
             </w:pPr>
             <w:r>
               <w:rPr>
@@ -15072,6 +15176,7 @@
             <w:pPr>
               <w:jc w:val="center"/>
               <w:spacing w:before="0" w:after="0" w:line="240" w:lineRule="auto"/>
+              <w:ind w:firstLine="0" w:left="0" w:right="0"/>
             </w:pPr>
             <w:r>
               <w:rPr>
@@ -15092,6 +15197,7 @@
             <w:pPr>
               <w:jc w:val="center"/>
               <w:spacing w:before="0" w:after="0" w:line="240" w:lineRule="auto"/>
+              <w:ind w:firstLine="0" w:left="0" w:right="0"/>
             </w:pPr>
             <w:r>
               <w:rPr>
@@ -15112,6 +15218,7 @@
             <w:pPr>
               <w:jc w:val="center"/>
               <w:spacing w:before="0" w:after="0" w:line="240" w:lineRule="auto"/>
+              <w:ind w:firstLine="0" w:left="0" w:right="0"/>
             </w:pPr>
             <w:r>
               <w:rPr>
@@ -15134,6 +15241,7 @@
             <w:pPr>
               <w:jc w:val="center"/>
               <w:spacing w:before="0" w:after="0" w:line="240" w:lineRule="auto"/>
+              <w:ind w:firstLine="0" w:left="0" w:right="0"/>
             </w:pPr>
             <w:r>
               <w:rPr>
@@ -15154,6 +15262,7 @@
             <w:pPr>
               <w:jc w:val="center"/>
               <w:spacing w:before="0" w:after="0" w:line="240" w:lineRule="auto"/>
+              <w:ind w:firstLine="0" w:left="0" w:right="0"/>
             </w:pPr>
             <w:r>
               <w:rPr>
@@ -15174,6 +15283,7 @@
             <w:pPr>
               <w:jc w:val="center"/>
               <w:spacing w:before="0" w:after="0" w:line="240" w:lineRule="auto"/>
+              <w:ind w:firstLine="0" w:left="0" w:right="0"/>
             </w:pPr>
             <w:r>
               <w:rPr>
@@ -15196,6 +15306,7 @@
             <w:pPr>
               <w:jc w:val="center"/>
               <w:spacing w:before="0" w:after="0" w:line="240" w:lineRule="auto"/>
+              <w:ind w:firstLine="0" w:left="0" w:right="0"/>
             </w:pPr>
             <w:r>
               <w:rPr>
@@ -15216,6 +15327,7 @@
             <w:pPr>
               <w:jc w:val="center"/>
               <w:spacing w:before="0" w:after="0" w:line="240" w:lineRule="auto"/>
+              <w:ind w:firstLine="0" w:left="0" w:right="0"/>
             </w:pPr>
             <w:r>
               <w:rPr>
@@ -15236,6 +15348,7 @@
             <w:pPr>
               <w:jc w:val="center"/>
               <w:spacing w:before="0" w:after="0" w:line="240" w:lineRule="auto"/>
+              <w:ind w:firstLine="0" w:left="0" w:right="0"/>
             </w:pPr>
             <w:r>
               <w:rPr>
@@ -15258,6 +15371,7 @@
             <w:pPr>
               <w:jc w:val="center"/>
               <w:spacing w:before="0" w:after="0" w:line="240" w:lineRule="auto"/>
+              <w:ind w:firstLine="0" w:left="0" w:right="0"/>
             </w:pPr>
             <w:r>
               <w:rPr>
@@ -15278,6 +15392,7 @@
             <w:pPr>
               <w:jc w:val="center"/>
               <w:spacing w:before="0" w:after="0" w:line="240" w:lineRule="auto"/>
+              <w:ind w:firstLine="0" w:left="0" w:right="0"/>
             </w:pPr>
             <w:r>
               <w:rPr>
@@ -15298,6 +15413,7 @@
             <w:pPr>
               <w:jc w:val="center"/>
               <w:spacing w:before="0" w:after="0" w:line="240" w:lineRule="auto"/>
+              <w:ind w:firstLine="0" w:left="0" w:right="0"/>
             </w:pPr>
             <w:r>
               <w:rPr>
@@ -15320,6 +15436,7 @@
             <w:pPr>
               <w:jc w:val="center"/>
               <w:spacing w:before="0" w:after="0" w:line="240" w:lineRule="auto"/>
+              <w:ind w:firstLine="0" w:left="0" w:right="0"/>
             </w:pPr>
             <w:r>
               <w:rPr>
@@ -15340,6 +15457,7 @@
             <w:pPr>
               <w:jc w:val="center"/>
               <w:spacing w:before="0" w:after="0" w:line="240" w:lineRule="auto"/>
+              <w:ind w:firstLine="0" w:left="0" w:right="0"/>
             </w:pPr>
             <w:r>
               <w:rPr>
@@ -15360,6 +15478,7 @@
             <w:pPr>
               <w:jc w:val="center"/>
               <w:spacing w:before="0" w:after="0" w:line="240" w:lineRule="auto"/>
+              <w:ind w:firstLine="0" w:left="0" w:right="0"/>
             </w:pPr>
             <w:r>
               <w:rPr>
@@ -15382,6 +15501,7 @@
             <w:pPr>
               <w:jc w:val="center"/>
               <w:spacing w:before="0" w:after="0" w:line="240" w:lineRule="auto"/>
+              <w:ind w:firstLine="0" w:left="0" w:right="0"/>
             </w:pPr>
             <w:r>
               <w:rPr>
@@ -15402,6 +15522,7 @@
             <w:pPr>
               <w:jc w:val="center"/>
               <w:spacing w:before="0" w:after="0" w:line="240" w:lineRule="auto"/>
+              <w:ind w:firstLine="0" w:left="0" w:right="0"/>
             </w:pPr>
             <w:r>
               <w:rPr>
@@ -15422,6 +15543,7 @@
             <w:pPr>
               <w:jc w:val="center"/>
               <w:spacing w:before="0" w:after="0" w:line="240" w:lineRule="auto"/>
+              <w:ind w:firstLine="0" w:left="0" w:right="0"/>
             </w:pPr>
             <w:r>
               <w:rPr>
@@ -15444,6 +15566,7 @@
             <w:pPr>
               <w:jc w:val="center"/>
               <w:spacing w:before="0" w:after="0" w:line="240" w:lineRule="auto"/>
+              <w:ind w:firstLine="0" w:left="0" w:right="0"/>
             </w:pPr>
             <w:r>
               <w:rPr>
@@ -15464,6 +15587,7 @@
             <w:pPr>
               <w:jc w:val="center"/>
               <w:spacing w:before="0" w:after="0" w:line="240" w:lineRule="auto"/>
+              <w:ind w:firstLine="0" w:left="0" w:right="0"/>
             </w:pPr>
             <w:r>
               <w:rPr>
@@ -15484,6 +15608,7 @@
             <w:pPr>
               <w:jc w:val="center"/>
               <w:spacing w:before="0" w:after="0" w:line="240" w:lineRule="auto"/>
+              <w:ind w:firstLine="0" w:left="0" w:right="0"/>
             </w:pPr>
             <w:r>
               <w:rPr>
@@ -15506,6 +15631,7 @@
             <w:pPr>
               <w:jc w:val="center"/>
               <w:spacing w:before="0" w:after="0" w:line="240" w:lineRule="auto"/>
+              <w:ind w:firstLine="0" w:left="0" w:right="0"/>
             </w:pPr>
             <w:r>
               <w:rPr>
@@ -15526,6 +15652,7 @@
             <w:pPr>
               <w:jc w:val="center"/>
               <w:spacing w:before="0" w:after="0" w:line="240" w:lineRule="auto"/>
+              <w:ind w:firstLine="0" w:left="0" w:right="0"/>
             </w:pPr>
             <w:r>
               <w:rPr>
@@ -15546,6 +15673,7 @@
             <w:pPr>
               <w:jc w:val="center"/>
               <w:spacing w:before="0" w:after="0" w:line="240" w:lineRule="auto"/>
+              <w:ind w:firstLine="0" w:left="0" w:right="0"/>
             </w:pPr>
             <w:r>
               <w:rPr>
@@ -15568,6 +15696,7 @@
             <w:pPr>
               <w:jc w:val="center"/>
               <w:spacing w:before="0" w:after="0" w:line="240" w:lineRule="auto"/>
+              <w:ind w:firstLine="0" w:left="0" w:right="0"/>
             </w:pPr>
             <w:r>
               <w:rPr>
@@ -15588,6 +15717,7 @@
             <w:pPr>
               <w:jc w:val="center"/>
               <w:spacing w:before="0" w:after="0" w:line="240" w:lineRule="auto"/>
+              <w:ind w:firstLine="0" w:left="0" w:right="0"/>
             </w:pPr>
             <w:r>
               <w:rPr>
@@ -15608,6 +15738,7 @@
             <w:pPr>
               <w:jc w:val="center"/>
               <w:spacing w:before="0" w:after="0" w:line="240" w:lineRule="auto"/>
+              <w:ind w:firstLine="0" w:left="0" w:right="0"/>
             </w:pPr>
             <w:r>
               <w:rPr>
@@ -15824,6 +15955,7 @@
             <w:pPr>
               <w:jc w:val="center"/>
               <w:spacing w:before="0" w:after="0" w:line="240" w:lineRule="auto"/>
+              <w:ind w:firstLine="0" w:left="0" w:right="0"/>
             </w:pPr>
             <w:r>
               <w:rPr>
@@ -15845,6 +15977,7 @@
             <w:pPr>
               <w:jc w:val="center"/>
               <w:spacing w:before="0" w:after="0" w:line="240" w:lineRule="auto"/>
+              <w:ind w:firstLine="0" w:left="0" w:right="0"/>
             </w:pPr>
             <w:r>
               <w:rPr>
@@ -15866,6 +15999,7 @@
             <w:pPr>
               <w:jc w:val="center"/>
               <w:spacing w:before="0" w:after="0" w:line="240" w:lineRule="auto"/>
+              <w:ind w:firstLine="0" w:left="0" w:right="0"/>
             </w:pPr>
             <w:r>
               <w:rPr>
@@ -15887,6 +16021,7 @@
             <w:pPr>
               <w:jc w:val="center"/>
               <w:spacing w:before="0" w:after="0" w:line="240" w:lineRule="auto"/>
+              <w:ind w:firstLine="0" w:left="0" w:right="0"/>
             </w:pPr>
             <w:r>
               <w:rPr>
@@ -15908,6 +16043,7 @@
             <w:pPr>
               <w:jc w:val="center"/>
               <w:spacing w:before="0" w:after="0" w:line="240" w:lineRule="auto"/>
+              <w:ind w:firstLine="0" w:left="0" w:right="0"/>
             </w:pPr>
             <w:r>
               <w:rPr>
@@ -15931,6 +16067,7 @@
             <w:pPr>
               <w:jc w:val="center"/>
               <w:spacing w:before="0" w:after="0" w:line="240" w:lineRule="auto"/>
+              <w:ind w:firstLine="0" w:left="0" w:right="0"/>
             </w:pPr>
             <w:r>
               <w:rPr>
@@ -15951,6 +16088,7 @@
             <w:pPr>
               <w:jc w:val="center"/>
               <w:spacing w:before="0" w:after="0" w:line="240" w:lineRule="auto"/>
+              <w:ind w:firstLine="0" w:left="0" w:right="0"/>
             </w:pPr>
             <w:r>
               <w:rPr>
@@ -15971,6 +16109,7 @@
             <w:pPr>
               <w:jc w:val="center"/>
               <w:spacing w:before="0" w:after="0" w:line="240" w:lineRule="auto"/>
+              <w:ind w:firstLine="0" w:left="0" w:right="0"/>
             </w:pPr>
             <w:r>
               <w:rPr>
@@ -15991,6 +16130,7 @@
             <w:pPr>
               <w:jc w:val="center"/>
               <w:spacing w:before="0" w:after="0" w:line="240" w:lineRule="auto"/>
+              <w:ind w:firstLine="0" w:left="0" w:right="0"/>
             </w:pPr>
             <w:r>
               <w:rPr>
@@ -16011,6 +16151,7 @@
             <w:pPr>
               <w:jc w:val="center"/>
               <w:spacing w:before="0" w:after="0" w:line="240" w:lineRule="auto"/>
+              <w:ind w:firstLine="0" w:left="0" w:right="0"/>
             </w:pPr>
             <w:r>
               <w:rPr>
@@ -16033,6 +16174,7 @@
             <w:pPr>
               <w:jc w:val="center"/>
               <w:spacing w:before="0" w:after="0" w:line="240" w:lineRule="auto"/>
+              <w:ind w:firstLine="0" w:left="0" w:right="0"/>
             </w:pPr>
             <w:r>
               <w:rPr>
@@ -16053,6 +16195,7 @@
             <w:pPr>
               <w:jc w:val="center"/>
               <w:spacing w:before="0" w:after="0" w:line="240" w:lineRule="auto"/>
+              <w:ind w:firstLine="0" w:left="0" w:right="0"/>
             </w:pPr>
             <w:r>
               <w:rPr>
@@ -16073,6 +16216,7 @@
             <w:pPr>
               <w:jc w:val="center"/>
               <w:spacing w:before="0" w:after="0" w:line="240" w:lineRule="auto"/>
+              <w:ind w:firstLine="0" w:left="0" w:right="0"/>
             </w:pPr>
             <w:r>
               <w:rPr>
@@ -16093,6 +16237,7 @@
             <w:pPr>
               <w:jc w:val="center"/>
               <w:spacing w:before="0" w:after="0" w:line="240" w:lineRule="auto"/>
+              <w:ind w:firstLine="0" w:left="0" w:right="0"/>
             </w:pPr>
             <w:r>
               <w:rPr>
@@ -16113,6 +16258,7 @@
             <w:pPr>
               <w:jc w:val="center"/>
               <w:spacing w:before="0" w:after="0" w:line="240" w:lineRule="auto"/>
+              <w:ind w:firstLine="0" w:left="0" w:right="0"/>
             </w:pPr>
             <w:r>
               <w:rPr>
@@ -16135,6 +16281,7 @@
             <w:pPr>
               <w:jc w:val="center"/>
               <w:spacing w:before="0" w:after="0" w:line="240" w:lineRule="auto"/>
+              <w:ind w:firstLine="0" w:left="0" w:right="0"/>
             </w:pPr>
             <w:r>
               <w:rPr>
@@ -16155,6 +16302,7 @@
             <w:pPr>
               <w:jc w:val="center"/>
               <w:spacing w:before="0" w:after="0" w:line="240" w:lineRule="auto"/>
+              <w:ind w:firstLine="0" w:left="0" w:right="0"/>
             </w:pPr>
             <w:r>
               <w:rPr>
@@ -16175,6 +16323,7 @@
             <w:pPr>
               <w:jc w:val="center"/>
               <w:spacing w:before="0" w:after="0" w:line="240" w:lineRule="auto"/>
+              <w:ind w:firstLine="0" w:left="0" w:right="0"/>
             </w:pPr>
             <w:r>
               <w:rPr>
@@ -16195,6 +16344,7 @@
             <w:pPr>
               <w:jc w:val="center"/>
               <w:spacing w:before="0" w:after="0" w:line="240" w:lineRule="auto"/>
+              <w:ind w:firstLine="0" w:left="0" w:right="0"/>
             </w:pPr>
             <w:r>
               <w:rPr>
@@ -16215,6 +16365,7 @@
             <w:pPr>
               <w:jc w:val="center"/>
               <w:spacing w:before="0" w:after="0" w:line="240" w:lineRule="auto"/>
+              <w:ind w:firstLine="0" w:left="0" w:right="0"/>
             </w:pPr>
             <w:r>
               <w:rPr>
@@ -16237,6 +16388,7 @@
             <w:pPr>
               <w:jc w:val="center"/>
               <w:spacing w:before="0" w:after="0" w:line="240" w:lineRule="auto"/>
+              <w:ind w:firstLine="0" w:left="0" w:right="0"/>
             </w:pPr>
             <w:r>
               <w:rPr>
@@ -16257,6 +16409,7 @@
             <w:pPr>
               <w:jc w:val="center"/>
               <w:spacing w:before="0" w:after="0" w:line="240" w:lineRule="auto"/>
+              <w:ind w:firstLine="0" w:left="0" w:right="0"/>
             </w:pPr>
             <w:r>
               <w:rPr>
@@ -16277,6 +16430,7 @@
             <w:pPr>
               <w:jc w:val="center"/>
               <w:spacing w:before="0" w:after="0" w:line="240" w:lineRule="auto"/>
+              <w:ind w:firstLine="0" w:left="0" w:right="0"/>
             </w:pPr>
             <w:r>
               <w:rPr>
@@ -16297,6 +16451,7 @@
             <w:pPr>
               <w:jc w:val="center"/>
               <w:spacing w:before="0" w:after="0" w:line="240" w:lineRule="auto"/>
+              <w:ind w:firstLine="0" w:left="0" w:right="0"/>
             </w:pPr>
             <w:r>
               <w:rPr>
@@ -16317,6 +16472,7 @@
             <w:pPr>
               <w:jc w:val="center"/>
               <w:spacing w:before="0" w:after="0" w:line="240" w:lineRule="auto"/>
+              <w:ind w:firstLine="0" w:left="0" w:right="0"/>
             </w:pPr>
             <w:r>
               <w:rPr>
@@ -16743,6 +16899,7 @@
             <w:pPr>
               <w:jc w:val="center"/>
               <w:spacing w:before="0" w:after="0" w:line="240" w:lineRule="auto"/>
+              <w:ind w:firstLine="0" w:left="0" w:right="0"/>
             </w:pPr>
             <w:r>
               <w:rPr>
@@ -16764,6 +16921,7 @@
             <w:pPr>
               <w:jc w:val="center"/>
               <w:spacing w:before="0" w:after="0" w:line="240" w:lineRule="auto"/>
+              <w:ind w:firstLine="0" w:left="0" w:right="0"/>
             </w:pPr>
             <w:r>
               <w:rPr>
@@ -16785,6 +16943,7 @@
             <w:pPr>
               <w:jc w:val="center"/>
               <w:spacing w:before="0" w:after="0" w:line="240" w:lineRule="auto"/>
+              <w:ind w:firstLine="0" w:left="0" w:right="0"/>
             </w:pPr>
             <w:r>
               <w:rPr>
@@ -16806,6 +16965,7 @@
             <w:pPr>
               <w:jc w:val="center"/>
               <w:spacing w:before="0" w:after="0" w:line="240" w:lineRule="auto"/>
+              <w:ind w:firstLine="0" w:left="0" w:right="0"/>
             </w:pPr>
             <w:r>
               <w:rPr>
@@ -16827,6 +16987,7 @@
             <w:pPr>
               <w:jc w:val="center"/>
               <w:spacing w:before="0" w:after="0" w:line="240" w:lineRule="auto"/>
+              <w:ind w:firstLine="0" w:left="0" w:right="0"/>
             </w:pPr>
             <w:r>
               <w:rPr>
@@ -16850,6 +17011,7 @@
             <w:pPr>
               <w:jc w:val="center"/>
               <w:spacing w:before="0" w:after="0" w:line="240" w:lineRule="auto"/>
+              <w:ind w:firstLine="0" w:left="0" w:right="0"/>
             </w:pPr>
             <w:r>
               <w:rPr>
@@ -16870,6 +17032,7 @@
             <w:pPr>
               <w:jc w:val="center"/>
               <w:spacing w:before="0" w:after="0" w:line="240" w:lineRule="auto"/>
+              <w:ind w:firstLine="0" w:left="0" w:right="0"/>
             </w:pPr>
             <w:r>
               <w:rPr>
@@ -16890,6 +17053,7 @@
             <w:pPr>
               <w:jc w:val="center"/>
               <w:spacing w:before="0" w:after="0" w:line="240" w:lineRule="auto"/>
+              <w:ind w:firstLine="0" w:left="0" w:right="0"/>
             </w:pPr>
             <w:r>
               <w:rPr>
@@ -16910,6 +17074,7 @@
             <w:pPr>
               <w:jc w:val="center"/>
               <w:spacing w:before="0" w:after="0" w:line="240" w:lineRule="auto"/>
+              <w:ind w:firstLine="0" w:left="0" w:right="0"/>
             </w:pPr>
             <w:r>
               <w:rPr>
@@ -16930,6 +17095,7 @@
             <w:pPr>
               <w:jc w:val="center"/>
               <w:spacing w:before="0" w:after="0" w:line="240" w:lineRule="auto"/>
+              <w:ind w:firstLine="0" w:left="0" w:right="0"/>
             </w:pPr>
             <w:r>
               <w:rPr>
@@ -16952,6 +17118,7 @@
             <w:pPr>
               <w:jc w:val="center"/>
               <w:spacing w:before="0" w:after="0" w:line="240" w:lineRule="auto"/>
+              <w:ind w:firstLine="0" w:left="0" w:right="0"/>
             </w:pPr>
             <w:r>
               <w:rPr>
@@ -16972,6 +17139,7 @@
             <w:pPr>
               <w:jc w:val="center"/>
               <w:spacing w:before="0" w:after="0" w:line="240" w:lineRule="auto"/>
+              <w:ind w:firstLine="0" w:left="0" w:right="0"/>
             </w:pPr>
             <w:r>
               <w:rPr>
@@ -16992,6 +17160,7 @@
             <w:pPr>
               <w:jc w:val="center"/>
               <w:spacing w:before="0" w:after="0" w:line="240" w:lineRule="auto"/>
+              <w:ind w:firstLine="0" w:left="0" w:right="0"/>
             </w:pPr>
             <w:r>
               <w:rPr>
@@ -17012,6 +17181,7 @@
             <w:pPr>
               <w:jc w:val="center"/>
               <w:spacing w:before="0" w:after="0" w:line="240" w:lineRule="auto"/>
+              <w:ind w:firstLine="0" w:left="0" w:right="0"/>
             </w:pPr>
             <w:r>
               <w:rPr>
@@ -17032,6 +17202,7 @@
             <w:pPr>
               <w:jc w:val="center"/>
               <w:spacing w:before="0" w:after="0" w:line="240" w:lineRule="auto"/>
+              <w:ind w:firstLine="0" w:left="0" w:right="0"/>
             </w:pPr>
             <w:r>
               <w:rPr>
@@ -17054,6 +17225,7 @@
             <w:pPr>
               <w:jc w:val="center"/>
               <w:spacing w:before="0" w:after="0" w:line="240" w:lineRule="auto"/>
+              <w:ind w:firstLine="0" w:left="0" w:right="0"/>
             </w:pPr>
             <w:r>
               <w:rPr>
@@ -17074,6 +17246,7 @@
             <w:pPr>
               <w:jc w:val="center"/>
               <w:spacing w:before="0" w:after="0" w:line="240" w:lineRule="auto"/>
+              <w:ind w:firstLine="0" w:left="0" w:right="0"/>
             </w:pPr>
             <w:r>
               <w:rPr>
@@ -17094,6 +17267,7 @@
             <w:pPr>
               <w:jc w:val="center"/>
               <w:spacing w:before="0" w:after="0" w:line="240" w:lineRule="auto"/>
+              <w:ind w:firstLine="0" w:left="0" w:right="0"/>
             </w:pPr>
             <w:r>
               <w:rPr>
@@ -17114,6 +17288,7 @@
             <w:pPr>
               <w:jc w:val="center"/>
               <w:spacing w:before="0" w:after="0" w:line="240" w:lineRule="auto"/>
+              <w:ind w:firstLine="0" w:left="0" w:right="0"/>
             </w:pPr>
             <w:r>
               <w:rPr>
@@ -17134,6 +17309,7 @@
             <w:pPr>
               <w:jc w:val="center"/>
               <w:spacing w:before="0" w:after="0" w:line="240" w:lineRule="auto"/>
+              <w:ind w:firstLine="0" w:left="0" w:right="0"/>
             </w:pPr>
             <w:r>
               <w:rPr>
@@ -17156,6 +17332,7 @@
             <w:pPr>
               <w:jc w:val="center"/>
               <w:spacing w:before="0" w:after="0" w:line="240" w:lineRule="auto"/>
+              <w:ind w:firstLine="0" w:left="0" w:right="0"/>
             </w:pPr>
             <w:r>
               <w:rPr>
@@ -17176,6 +17353,7 @@
             <w:pPr>
               <w:jc w:val="center"/>
               <w:spacing w:before="0" w:after="0" w:line="240" w:lineRule="auto"/>
+              <w:ind w:firstLine="0" w:left="0" w:right="0"/>
             </w:pPr>
             <w:r>
               <w:rPr>
@@ -17196,6 +17374,7 @@
             <w:pPr>
               <w:jc w:val="center"/>
               <w:spacing w:before="0" w:after="0" w:line="240" w:lineRule="auto"/>
+              <w:ind w:firstLine="0" w:left="0" w:right="0"/>
             </w:pPr>
             <w:r>
               <w:rPr>
@@ -17216,6 +17395,7 @@
             <w:pPr>
               <w:jc w:val="center"/>
               <w:spacing w:before="0" w:after="0" w:line="240" w:lineRule="auto"/>
+              <w:ind w:firstLine="0" w:left="0" w:right="0"/>
             </w:pPr>
             <w:r>
               <w:rPr>
@@ -17236,6 +17416,7 @@
             <w:pPr>
               <w:jc w:val="center"/>
               <w:spacing w:before="0" w:after="0" w:line="240" w:lineRule="auto"/>
+              <w:ind w:firstLine="0" w:left="0" w:right="0"/>
             </w:pPr>
             <w:r>
               <w:rPr>
@@ -17258,6 +17439,7 @@
             <w:pPr>
               <w:jc w:val="center"/>
               <w:spacing w:before="0" w:after="0" w:line="240" w:lineRule="auto"/>
+              <w:ind w:firstLine="0" w:left="0" w:right="0"/>
             </w:pPr>
             <w:r>
               <w:rPr>
@@ -17278,6 +17460,7 @@
             <w:pPr>
               <w:jc w:val="center"/>
               <w:spacing w:before="0" w:after="0" w:line="240" w:lineRule="auto"/>
+              <w:ind w:firstLine="0" w:left="0" w:right="0"/>
             </w:pPr>
             <w:r>
               <w:rPr>
@@ -17298,6 +17481,7 @@
             <w:pPr>
               <w:jc w:val="center"/>
               <w:spacing w:before="0" w:after="0" w:line="240" w:lineRule="auto"/>
+              <w:ind w:firstLine="0" w:left="0" w:right="0"/>
             </w:pPr>
             <w:r>
               <w:rPr>
@@ -17318,6 +17502,7 @@
             <w:pPr>
               <w:jc w:val="center"/>
               <w:spacing w:before="0" w:after="0" w:line="240" w:lineRule="auto"/>
+              <w:ind w:firstLine="0" w:left="0" w:right="0"/>
             </w:pPr>
             <w:r>
               <w:rPr>
@@ -17338,6 +17523,7 @@
             <w:pPr>
               <w:jc w:val="center"/>
               <w:spacing w:before="0" w:after="0" w:line="240" w:lineRule="auto"/>
+              <w:ind w:firstLine="0" w:left="0" w:right="0"/>
             </w:pPr>
             <w:r>
               <w:rPr>
@@ -17360,6 +17546,7 @@
             <w:pPr>
               <w:jc w:val="center"/>
               <w:spacing w:before="0" w:after="0" w:line="240" w:lineRule="auto"/>
+              <w:ind w:firstLine="0" w:left="0" w:right="0"/>
             </w:pPr>
             <w:r>
               <w:rPr>
@@ -17380,6 +17567,7 @@
             <w:pPr>
               <w:jc w:val="center"/>
               <w:spacing w:before="0" w:after="0" w:line="240" w:lineRule="auto"/>
+              <w:ind w:firstLine="0" w:left="0" w:right="0"/>
             </w:pPr>
             <w:r>
               <w:rPr>
@@ -17400,6 +17588,7 @@
             <w:pPr>
               <w:jc w:val="center"/>
               <w:spacing w:before="0" w:after="0" w:line="240" w:lineRule="auto"/>
+              <w:ind w:firstLine="0" w:left="0" w:right="0"/>
             </w:pPr>
             <w:r>
               <w:rPr>
@@ -17420,6 +17609,7 @@
             <w:pPr>
               <w:jc w:val="center"/>
               <w:spacing w:before="0" w:after="0" w:line="240" w:lineRule="auto"/>
+              <w:ind w:firstLine="0" w:left="0" w:right="0"/>
             </w:pPr>
             <w:r>
               <w:rPr>
@@ -17440,6 +17630,7 @@
             <w:pPr>
               <w:jc w:val="center"/>
               <w:spacing w:before="0" w:after="0" w:line="240" w:lineRule="auto"/>
+              <w:ind w:firstLine="0" w:left="0" w:right="0"/>
             </w:pPr>
             <w:r>
               <w:rPr>
@@ -17866,6 +18057,7 @@
             <w:pPr>
               <w:jc w:val="center"/>
               <w:spacing w:before="0" w:after="0" w:line="240" w:lineRule="auto"/>
+              <w:ind w:firstLine="0" w:left="0" w:right="0"/>
             </w:pPr>
             <w:r>
               <w:rPr>
@@ -17887,6 +18079,7 @@
             <w:pPr>
               <w:jc w:val="center"/>
               <w:spacing w:before="0" w:after="0" w:line="240" w:lineRule="auto"/>
+              <w:ind w:firstLine="0" w:left="0" w:right="0"/>
             </w:pPr>
             <w:r>
               <w:rPr>
@@ -17908,6 +18101,7 @@
             <w:pPr>
               <w:jc w:val="center"/>
               <w:spacing w:before="0" w:after="0" w:line="240" w:lineRule="auto"/>
+              <w:ind w:firstLine="0" w:left="0" w:right="0"/>
             </w:pPr>
             <w:r>
               <w:rPr>
@@ -17929,6 +18123,7 @@
             <w:pPr>
               <w:jc w:val="center"/>
               <w:spacing w:before="0" w:after="0" w:line="240" w:lineRule="auto"/>
+              <w:ind w:firstLine="0" w:left="0" w:right="0"/>
             </w:pPr>
             <w:r>
               <w:rPr>
@@ -17950,6 +18145,7 @@
             <w:pPr>
               <w:jc w:val="center"/>
               <w:spacing w:before="0" w:after="0" w:line="240" w:lineRule="auto"/>
+              <w:ind w:firstLine="0" w:left="0" w:right="0"/>
             </w:pPr>
             <w:r>
               <w:rPr>
@@ -17973,6 +18169,7 @@
             <w:pPr>
               <w:jc w:val="center"/>
               <w:spacing w:before="0" w:after="0" w:line="240" w:lineRule="auto"/>
+              <w:ind w:firstLine="0" w:left="0" w:right="0"/>
             </w:pPr>
             <w:r>
               <w:rPr>
@@ -17993,6 +18190,7 @@
             <w:pPr>
               <w:jc w:val="center"/>
               <w:spacing w:before="0" w:after="0" w:line="240" w:lineRule="auto"/>
+              <w:ind w:firstLine="0" w:left="0" w:right="0"/>
             </w:pPr>
             <w:r>
               <w:rPr>
@@ -18013,6 +18211,7 @@
             <w:pPr>
               <w:jc w:val="center"/>
               <w:spacing w:before="0" w:after="0" w:line="240" w:lineRule="auto"/>
+              <w:ind w:firstLine="0" w:left="0" w:right="0"/>
             </w:pPr>
             <w:r>
               <w:rPr>
@@ -18033,6 +18232,7 @@
             <w:pPr>
               <w:jc w:val="center"/>
               <w:spacing w:before="0" w:after="0" w:line="240" w:lineRule="auto"/>
+              <w:ind w:firstLine="0" w:left="0" w:right="0"/>
             </w:pPr>
             <w:r>
               <w:rPr>
@@ -18053,6 +18253,7 @@
             <w:pPr>
               <w:jc w:val="center"/>
               <w:spacing w:before="0" w:after="0" w:line="240" w:lineRule="auto"/>
+              <w:ind w:firstLine="0" w:left="0" w:right="0"/>
             </w:pPr>
             <w:r>
               <w:rPr>
@@ -18075,6 +18276,7 @@
             <w:pPr>
               <w:jc w:val="center"/>
               <w:spacing w:before="0" w:after="0" w:line="240" w:lineRule="auto"/>
+              <w:ind w:firstLine="0" w:left="0" w:right="0"/>
             </w:pPr>
             <w:r>
               <w:rPr>
@@ -18095,6 +18297,7 @@
             <w:pPr>
               <w:jc w:val="center"/>
               <w:spacing w:before="0" w:after="0" w:line="240" w:lineRule="auto"/>
+              <w:ind w:firstLine="0" w:left="0" w:right="0"/>
             </w:pPr>
             <w:r>
               <w:rPr>
@@ -18115,6 +18318,7 @@
             <w:pPr>
               <w:jc w:val="center"/>
               <w:spacing w:before="0" w:after="0" w:line="240" w:lineRule="auto"/>
+              <w:ind w:firstLine="0" w:left="0" w:right="0"/>
             </w:pPr>
             <w:r>
               <w:rPr>
@@ -18135,6 +18339,7 @@
             <w:pPr>
               <w:jc w:val="center"/>
               <w:spacing w:before="0" w:after="0" w:line="240" w:lineRule="auto"/>
+              <w:ind w:firstLine="0" w:left="0" w:right="0"/>
             </w:pPr>
             <w:r>
               <w:rPr>
@@ -18155,6 +18360,7 @@
             <w:pPr>
               <w:jc w:val="center"/>
               <w:spacing w:before="0" w:after="0" w:line="240" w:lineRule="auto"/>
+              <w:ind w:firstLine="0" w:left="0" w:right="0"/>
             </w:pPr>
             <w:r>
               <w:rPr>
@@ -18177,6 +18383,7 @@
             <w:pPr>
               <w:jc w:val="center"/>
               <w:spacing w:before="0" w:after="0" w:line="240" w:lineRule="auto"/>
+              <w:ind w:firstLine="0" w:left="0" w:right="0"/>
             </w:pPr>
             <w:r>
               <w:rPr>
@@ -18197,6 +18404,7 @@
             <w:pPr>
               <w:jc w:val="center"/>
               <w:spacing w:before="0" w:after="0" w:line="240" w:lineRule="auto"/>
+              <w:ind w:firstLine="0" w:left="0" w:right="0"/>
             </w:pPr>
             <w:r>
               <w:rPr>
@@ -18217,6 +18425,7 @@
             <w:pPr>
               <w:jc w:val="center"/>
               <w:spacing w:before="0" w:after="0" w:line="240" w:lineRule="auto"/>
+              <w:ind w:firstLine="0" w:left="0" w:right="0"/>
             </w:pPr>
             <w:r>
               <w:rPr>
@@ -18237,6 +18446,7 @@
             <w:pPr>
               <w:jc w:val="center"/>
               <w:spacing w:before="0" w:after="0" w:line="240" w:lineRule="auto"/>
+              <w:ind w:firstLine="0" w:left="0" w:right="0"/>
             </w:pPr>
             <w:r>
               <w:rPr>
@@ -18257,6 +18467,7 @@
             <w:pPr>
               <w:jc w:val="center"/>
               <w:spacing w:before="0" w:after="0" w:line="240" w:lineRule="auto"/>
+              <w:ind w:firstLine="0" w:left="0" w:right="0"/>
             </w:pPr>
             <w:r>
               <w:rPr>
@@ -18279,6 +18490,7 @@
             <w:pPr>
               <w:jc w:val="center"/>
               <w:spacing w:before="0" w:after="0" w:line="240" w:lineRule="auto"/>
+              <w:ind w:firstLine="0" w:left="0" w:right="0"/>
             </w:pPr>
             <w:r>
               <w:rPr>
@@ -18299,6 +18511,7 @@
             <w:pPr>
               <w:jc w:val="center"/>
               <w:spacing w:before="0" w:after="0" w:line="240" w:lineRule="auto"/>
+              <w:ind w:firstLine="0" w:left="0" w:right="0"/>
             </w:pPr>
             <w:r>
               <w:rPr>
@@ -18319,6 +18532,7 @@
             <w:pPr>
               <w:jc w:val="center"/>
               <w:spacing w:before="0" w:after="0" w:line="240" w:lineRule="auto"/>
+              <w:ind w:firstLine="0" w:left="0" w:right="0"/>
             </w:pPr>
             <w:r>
               <w:rPr>
@@ -18339,6 +18553,7 @@
             <w:pPr>
               <w:jc w:val="center"/>
               <w:spacing w:before="0" w:after="0" w:line="240" w:lineRule="auto"/>
+              <w:ind w:firstLine="0" w:left="0" w:right="0"/>
             </w:pPr>
             <w:r>
               <w:rPr>
@@ -18359,6 +18574,7 @@
             <w:pPr>
               <w:jc w:val="center"/>
               <w:spacing w:before="0" w:after="0" w:line="240" w:lineRule="auto"/>
+              <w:ind w:firstLine="0" w:left="0" w:right="0"/>
             </w:pPr>
             <w:r>
               <w:rPr>
@@ -18381,6 +18597,7 @@
             <w:pPr>
               <w:jc w:val="center"/>
               <w:spacing w:before="0" w:after="0" w:line="240" w:lineRule="auto"/>
+              <w:ind w:firstLine="0" w:left="0" w:right="0"/>
             </w:pPr>
             <w:r>
               <w:rPr>
@@ -18401,6 +18618,7 @@
             <w:pPr>
               <w:jc w:val="center"/>
               <w:spacing w:before="0" w:after="0" w:line="240" w:lineRule="auto"/>
+              <w:ind w:firstLine="0" w:left="0" w:right="0"/>
             </w:pPr>
             <w:r>
               <w:rPr>
@@ -18421,6 +18639,7 @@
             <w:pPr>
               <w:jc w:val="center"/>
               <w:spacing w:before="0" w:after="0" w:line="240" w:lineRule="auto"/>
+              <w:ind w:firstLine="0" w:left="0" w:right="0"/>
             </w:pPr>
             <w:r>
               <w:rPr>
@@ -18441,6 +18660,7 @@
             <w:pPr>
               <w:jc w:val="center"/>
               <w:spacing w:before="0" w:after="0" w:line="240" w:lineRule="auto"/>
+              <w:ind w:firstLine="0" w:left="0" w:right="0"/>
             </w:pPr>
             <w:r>
               <w:rPr>
@@ -18461,6 +18681,7 @@
             <w:pPr>
               <w:jc w:val="center"/>
               <w:spacing w:before="0" w:after="0" w:line="240" w:lineRule="auto"/>
+              <w:ind w:firstLine="0" w:left="0" w:right="0"/>
             </w:pPr>
             <w:r>
               <w:rPr>

--- a/papers/chencai/output.docx
+++ b/papers/chencai/output.docx
@@ -7511,7 +7511,7 @@
             <w:pPr>
               <w:jc w:val="center"/>
               <w:spacing w:before="0" w:after="0" w:line="240" w:lineRule="auto"/>
-              <w:ind w:firstLine="0" w:left="0" w:right="0"/>
+              <w:ind w:firstLine="0" w:firstLineChars="0" w:left="0" w:right="0"/>
             </w:pPr>
             <w:r>
               <w:rPr>
@@ -7533,7 +7533,7 @@
             <w:pPr>
               <w:jc w:val="center"/>
               <w:spacing w:before="0" w:after="0" w:line="240" w:lineRule="auto"/>
-              <w:ind w:firstLine="0" w:left="0" w:right="0"/>
+              <w:ind w:firstLine="0" w:firstLineChars="0" w:left="0" w:right="0"/>
             </w:pPr>
             <w:r>
               <w:rPr>
@@ -7555,7 +7555,7 @@
             <w:pPr>
               <w:jc w:val="center"/>
               <w:spacing w:before="0" w:after="0" w:line="240" w:lineRule="auto"/>
-              <w:ind w:firstLine="0" w:left="0" w:right="0"/>
+              <w:ind w:firstLine="0" w:firstLineChars="0" w:left="0" w:right="0"/>
             </w:pPr>
             <w:r>
               <w:rPr>
@@ -7577,7 +7577,7 @@
             <w:pPr>
               <w:jc w:val="center"/>
               <w:spacing w:before="0" w:after="0" w:line="240" w:lineRule="auto"/>
-              <w:ind w:firstLine="0" w:left="0" w:right="0"/>
+              <w:ind w:firstLine="0" w:firstLineChars="0" w:left="0" w:right="0"/>
             </w:pPr>
             <w:r>
               <w:rPr>
@@ -7599,7 +7599,7 @@
             <w:pPr>
               <w:jc w:val="center"/>
               <w:spacing w:before="0" w:after="0" w:line="240" w:lineRule="auto"/>
-              <w:ind w:firstLine="0" w:left="0" w:right="0"/>
+              <w:ind w:firstLine="0" w:firstLineChars="0" w:left="0" w:right="0"/>
             </w:pPr>
             <w:r>
               <w:rPr>
@@ -7623,7 +7623,7 @@
             <w:pPr>
               <w:jc w:val="center"/>
               <w:spacing w:before="0" w:after="0" w:line="240" w:lineRule="auto"/>
-              <w:ind w:firstLine="0" w:left="0" w:right="0"/>
+              <w:ind w:firstLine="0" w:firstLineChars="0" w:left="0" w:right="0"/>
             </w:pPr>
             <w:r>
               <w:rPr>
@@ -7644,7 +7644,7 @@
             <w:pPr>
               <w:jc w:val="center"/>
               <w:spacing w:before="0" w:after="0" w:line="240" w:lineRule="auto"/>
-              <w:ind w:firstLine="0" w:left="0" w:right="0"/>
+              <w:ind w:firstLine="0" w:firstLineChars="0" w:left="0" w:right="0"/>
             </w:pPr>
             <w:r>
               <w:rPr>
@@ -7665,7 +7665,7 @@
             <w:pPr>
               <w:jc w:val="center"/>
               <w:spacing w:before="0" w:after="0" w:line="240" w:lineRule="auto"/>
-              <w:ind w:firstLine="0" w:left="0" w:right="0"/>
+              <w:ind w:firstLine="0" w:firstLineChars="0" w:left="0" w:right="0"/>
             </w:pPr>
             <w:r>
               <w:rPr>
@@ -7686,7 +7686,7 @@
             <w:pPr>
               <w:jc w:val="center"/>
               <w:spacing w:before="0" w:after="0" w:line="240" w:lineRule="auto"/>
-              <w:ind w:firstLine="0" w:left="0" w:right="0"/>
+              <w:ind w:firstLine="0" w:firstLineChars="0" w:left="0" w:right="0"/>
             </w:pPr>
             <w:r>
               <w:rPr>
@@ -7707,7 +7707,7 @@
             <w:pPr>
               <w:jc w:val="center"/>
               <w:spacing w:before="0" w:after="0" w:line="240" w:lineRule="auto"/>
-              <w:ind w:firstLine="0" w:left="0" w:right="0"/>
+              <w:ind w:firstLine="0" w:firstLineChars="0" w:left="0" w:right="0"/>
             </w:pPr>
             <w:r>
               <w:rPr>
@@ -7730,7 +7730,7 @@
             <w:pPr>
               <w:jc w:val="center"/>
               <w:spacing w:before="0" w:after="0" w:line="240" w:lineRule="auto"/>
-              <w:ind w:firstLine="0" w:left="0" w:right="0"/>
+              <w:ind w:firstLine="0" w:firstLineChars="0" w:left="0" w:right="0"/>
             </w:pPr>
             <w:r>
               <w:rPr>
@@ -7751,7 +7751,7 @@
             <w:pPr>
               <w:jc w:val="center"/>
               <w:spacing w:before="0" w:after="0" w:line="240" w:lineRule="auto"/>
-              <w:ind w:firstLine="0" w:left="0" w:right="0"/>
+              <w:ind w:firstLine="0" w:firstLineChars="0" w:left="0" w:right="0"/>
             </w:pPr>
             <w:r>
               <w:rPr>
@@ -7772,7 +7772,7 @@
             <w:pPr>
               <w:jc w:val="center"/>
               <w:spacing w:before="0" w:after="0" w:line="240" w:lineRule="auto"/>
-              <w:ind w:firstLine="0" w:left="0" w:right="0"/>
+              <w:ind w:firstLine="0" w:firstLineChars="0" w:left="0" w:right="0"/>
             </w:pPr>
             <w:r>
               <w:rPr>
@@ -7793,7 +7793,7 @@
             <w:pPr>
               <w:jc w:val="center"/>
               <w:spacing w:before="0" w:after="0" w:line="240" w:lineRule="auto"/>
-              <w:ind w:firstLine="0" w:left="0" w:right="0"/>
+              <w:ind w:firstLine="0" w:firstLineChars="0" w:left="0" w:right="0"/>
             </w:pPr>
             <w:r>
               <w:rPr>
@@ -7814,7 +7814,7 @@
             <w:pPr>
               <w:jc w:val="center"/>
               <w:spacing w:before="0" w:after="0" w:line="240" w:lineRule="auto"/>
-              <w:ind w:firstLine="0" w:left="0" w:right="0"/>
+              <w:ind w:firstLine="0" w:firstLineChars="0" w:left="0" w:right="0"/>
             </w:pPr>
             <w:r>
               <w:rPr>
@@ -7837,7 +7837,7 @@
             <w:pPr>
               <w:jc w:val="center"/>
               <w:spacing w:before="0" w:after="0" w:line="240" w:lineRule="auto"/>
-              <w:ind w:firstLine="0" w:left="0" w:right="0"/>
+              <w:ind w:firstLine="0" w:firstLineChars="0" w:left="0" w:right="0"/>
             </w:pPr>
             <w:r>
               <w:rPr>
@@ -7858,7 +7858,7 @@
             <w:pPr>
               <w:jc w:val="center"/>
               <w:spacing w:before="0" w:after="0" w:line="240" w:lineRule="auto"/>
-              <w:ind w:firstLine="0" w:left="0" w:right="0"/>
+              <w:ind w:firstLine="0" w:firstLineChars="0" w:left="0" w:right="0"/>
             </w:pPr>
             <w:r>
               <w:rPr>
@@ -7879,7 +7879,7 @@
             <w:pPr>
               <w:jc w:val="center"/>
               <w:spacing w:before="0" w:after="0" w:line="240" w:lineRule="auto"/>
-              <w:ind w:firstLine="0" w:left="0" w:right="0"/>
+              <w:ind w:firstLine="0" w:firstLineChars="0" w:left="0" w:right="0"/>
             </w:pPr>
             <w:r>
               <w:rPr>
@@ -7900,7 +7900,7 @@
             <w:pPr>
               <w:jc w:val="center"/>
               <w:spacing w:before="0" w:after="0" w:line="240" w:lineRule="auto"/>
-              <w:ind w:firstLine="0" w:left="0" w:right="0"/>
+              <w:ind w:firstLine="0" w:firstLineChars="0" w:left="0" w:right="0"/>
             </w:pPr>
             <w:r>
               <w:rPr>
@@ -7921,7 +7921,7 @@
             <w:pPr>
               <w:jc w:val="center"/>
               <w:spacing w:before="0" w:after="0" w:line="240" w:lineRule="auto"/>
-              <w:ind w:firstLine="0" w:left="0" w:right="0"/>
+              <w:ind w:firstLine="0" w:firstLineChars="0" w:left="0" w:right="0"/>
             </w:pPr>
             <w:r>
               <w:rPr>
@@ -7944,7 +7944,7 @@
             <w:pPr>
               <w:jc w:val="center"/>
               <w:spacing w:before="0" w:after="0" w:line="240" w:lineRule="auto"/>
-              <w:ind w:firstLine="0" w:left="0" w:right="0"/>
+              <w:ind w:firstLine="0" w:firstLineChars="0" w:left="0" w:right="0"/>
             </w:pPr>
             <w:r>
               <w:rPr>
@@ -7965,7 +7965,7 @@
             <w:pPr>
               <w:jc w:val="center"/>
               <w:spacing w:before="0" w:after="0" w:line="240" w:lineRule="auto"/>
-              <w:ind w:firstLine="0" w:left="0" w:right="0"/>
+              <w:ind w:firstLine="0" w:firstLineChars="0" w:left="0" w:right="0"/>
             </w:pPr>
             <w:r>
               <w:rPr>
@@ -7986,7 +7986,7 @@
             <w:pPr>
               <w:jc w:val="center"/>
               <w:spacing w:before="0" w:after="0" w:line="240" w:lineRule="auto"/>
-              <w:ind w:firstLine="0" w:left="0" w:right="0"/>
+              <w:ind w:firstLine="0" w:firstLineChars="0" w:left="0" w:right="0"/>
             </w:pPr>
             <w:r>
               <w:rPr>
@@ -8007,7 +8007,7 @@
             <w:pPr>
               <w:jc w:val="center"/>
               <w:spacing w:before="0" w:after="0" w:line="240" w:lineRule="auto"/>
-              <w:ind w:firstLine="0" w:left="0" w:right="0"/>
+              <w:ind w:firstLine="0" w:firstLineChars="0" w:left="0" w:right="0"/>
             </w:pPr>
             <w:r>
               <w:rPr>
@@ -8028,7 +8028,7 @@
             <w:pPr>
               <w:jc w:val="center"/>
               <w:spacing w:before="0" w:after="0" w:line="240" w:lineRule="auto"/>
-              <w:ind w:firstLine="0" w:left="0" w:right="0"/>
+              <w:ind w:firstLine="0" w:firstLineChars="0" w:left="0" w:right="0"/>
             </w:pPr>
             <w:r>
               <w:rPr>
@@ -8051,7 +8051,7 @@
             <w:pPr>
               <w:jc w:val="center"/>
               <w:spacing w:before="0" w:after="0" w:line="240" w:lineRule="auto"/>
-              <w:ind w:firstLine="0" w:left="0" w:right="0"/>
+              <w:ind w:firstLine="0" w:firstLineChars="0" w:left="0" w:right="0"/>
             </w:pPr>
             <w:r>
               <w:rPr>
@@ -8072,7 +8072,7 @@
             <w:pPr>
               <w:jc w:val="center"/>
               <w:spacing w:before="0" w:after="0" w:line="240" w:lineRule="auto"/>
-              <w:ind w:firstLine="0" w:left="0" w:right="0"/>
+              <w:ind w:firstLine="0" w:firstLineChars="0" w:left="0" w:right="0"/>
             </w:pPr>
             <w:r>
               <w:rPr>
@@ -8093,7 +8093,7 @@
             <w:pPr>
               <w:jc w:val="center"/>
               <w:spacing w:before="0" w:after="0" w:line="240" w:lineRule="auto"/>
-              <w:ind w:firstLine="0" w:left="0" w:right="0"/>
+              <w:ind w:firstLine="0" w:firstLineChars="0" w:left="0" w:right="0"/>
             </w:pPr>
             <w:r>
               <w:rPr>
@@ -8114,7 +8114,7 @@
             <w:pPr>
               <w:jc w:val="center"/>
               <w:spacing w:before="0" w:after="0" w:line="240" w:lineRule="auto"/>
-              <w:ind w:firstLine="0" w:left="0" w:right="0"/>
+              <w:ind w:firstLine="0" w:firstLineChars="0" w:left="0" w:right="0"/>
             </w:pPr>
             <w:r>
               <w:rPr>
@@ -8135,7 +8135,7 @@
             <w:pPr>
               <w:jc w:val="center"/>
               <w:spacing w:before="0" w:after="0" w:line="240" w:lineRule="auto"/>
-              <w:ind w:firstLine="0" w:left="0" w:right="0"/>
+              <w:ind w:firstLine="0" w:firstLineChars="0" w:left="0" w:right="0"/>
             </w:pPr>
             <w:r>
               <w:rPr>
@@ -8158,7 +8158,7 @@
             <w:pPr>
               <w:jc w:val="center"/>
               <w:spacing w:before="0" w:after="0" w:line="240" w:lineRule="auto"/>
-              <w:ind w:firstLine="0" w:left="0" w:right="0"/>
+              <w:ind w:firstLine="0" w:firstLineChars="0" w:left="0" w:right="0"/>
             </w:pPr>
             <w:r>
               <w:rPr>
@@ -8179,7 +8179,7 @@
             <w:pPr>
               <w:jc w:val="center"/>
               <w:spacing w:before="0" w:after="0" w:line="240" w:lineRule="auto"/>
-              <w:ind w:firstLine="0" w:left="0" w:right="0"/>
+              <w:ind w:firstLine="0" w:firstLineChars="0" w:left="0" w:right="0"/>
             </w:pPr>
             <w:r>
               <w:rPr>
@@ -8200,7 +8200,7 @@
             <w:pPr>
               <w:jc w:val="center"/>
               <w:spacing w:before="0" w:after="0" w:line="240" w:lineRule="auto"/>
-              <w:ind w:firstLine="0" w:left="0" w:right="0"/>
+              <w:ind w:firstLine="0" w:firstLineChars="0" w:left="0" w:right="0"/>
             </w:pPr>
             <w:r>
               <w:rPr>
@@ -8221,7 +8221,7 @@
             <w:pPr>
               <w:jc w:val="center"/>
               <w:spacing w:before="0" w:after="0" w:line="240" w:lineRule="auto"/>
-              <w:ind w:firstLine="0" w:left="0" w:right="0"/>
+              <w:ind w:firstLine="0" w:firstLineChars="0" w:left="0" w:right="0"/>
             </w:pPr>
             <w:r>
               <w:rPr>
@@ -8242,7 +8242,7 @@
             <w:pPr>
               <w:jc w:val="center"/>
               <w:spacing w:before="0" w:after="0" w:line="240" w:lineRule="auto"/>
-              <w:ind w:firstLine="0" w:left="0" w:right="0"/>
+              <w:ind w:firstLine="0" w:firstLineChars="0" w:left="0" w:right="0"/>
             </w:pPr>
             <w:r>
               <w:rPr>
@@ -8265,7 +8265,7 @@
             <w:pPr>
               <w:jc w:val="center"/>
               <w:spacing w:before="0" w:after="0" w:line="240" w:lineRule="auto"/>
-              <w:ind w:firstLine="0" w:left="0" w:right="0"/>
+              <w:ind w:firstLine="0" w:firstLineChars="0" w:left="0" w:right="0"/>
             </w:pPr>
             <w:r>
               <w:rPr>
@@ -8286,7 +8286,7 @@
             <w:pPr>
               <w:jc w:val="center"/>
               <w:spacing w:before="0" w:after="0" w:line="240" w:lineRule="auto"/>
-              <w:ind w:firstLine="0" w:left="0" w:right="0"/>
+              <w:ind w:firstLine="0" w:firstLineChars="0" w:left="0" w:right="0"/>
             </w:pPr>
             <w:r>
               <w:rPr>
@@ -8307,7 +8307,7 @@
             <w:pPr>
               <w:jc w:val="center"/>
               <w:spacing w:before="0" w:after="0" w:line="240" w:lineRule="auto"/>
-              <w:ind w:firstLine="0" w:left="0" w:right="0"/>
+              <w:ind w:firstLine="0" w:firstLineChars="0" w:left="0" w:right="0"/>
             </w:pPr>
             <w:r>
               <w:rPr>
@@ -8328,7 +8328,7 @@
             <w:pPr>
               <w:jc w:val="center"/>
               <w:spacing w:before="0" w:after="0" w:line="240" w:lineRule="auto"/>
-              <w:ind w:firstLine="0" w:left="0" w:right="0"/>
+              <w:ind w:firstLine="0" w:firstLineChars="0" w:left="0" w:right="0"/>
             </w:pPr>
             <w:r>
               <w:rPr>
@@ -8349,7 +8349,7 @@
             <w:pPr>
               <w:jc w:val="center"/>
               <w:spacing w:before="0" w:after="0" w:line="240" w:lineRule="auto"/>
-              <w:ind w:firstLine="0" w:left="0" w:right="0"/>
+              <w:ind w:firstLine="0" w:firstLineChars="0" w:left="0" w:right="0"/>
             </w:pPr>
             <w:r>
               <w:rPr>
@@ -8372,7 +8372,7 @@
             <w:pPr>
               <w:jc w:val="center"/>
               <w:spacing w:before="0" w:after="0" w:line="240" w:lineRule="auto"/>
-              <w:ind w:firstLine="0" w:left="0" w:right="0"/>
+              <w:ind w:firstLine="0" w:firstLineChars="0" w:left="0" w:right="0"/>
             </w:pPr>
             <w:r>
               <w:rPr>
@@ -8393,7 +8393,7 @@
             <w:pPr>
               <w:jc w:val="center"/>
               <w:spacing w:before="0" w:after="0" w:line="240" w:lineRule="auto"/>
-              <w:ind w:firstLine="0" w:left="0" w:right="0"/>
+              <w:ind w:firstLine="0" w:firstLineChars="0" w:left="0" w:right="0"/>
             </w:pPr>
             <w:r>
               <w:rPr>
@@ -8414,7 +8414,7 @@
             <w:pPr>
               <w:jc w:val="center"/>
               <w:spacing w:before="0" w:after="0" w:line="240" w:lineRule="auto"/>
-              <w:ind w:firstLine="0" w:left="0" w:right="0"/>
+              <w:ind w:firstLine="0" w:firstLineChars="0" w:left="0" w:right="0"/>
             </w:pPr>
             <w:r>
               <w:rPr>
@@ -8435,7 +8435,7 @@
             <w:pPr>
               <w:jc w:val="center"/>
               <w:spacing w:before="0" w:after="0" w:line="240" w:lineRule="auto"/>
-              <w:ind w:firstLine="0" w:left="0" w:right="0"/>
+              <w:ind w:firstLine="0" w:firstLineChars="0" w:left="0" w:right="0"/>
             </w:pPr>
             <w:r>
               <w:rPr>
@@ -8456,7 +8456,7 @@
             <w:pPr>
               <w:jc w:val="center"/>
               <w:spacing w:before="0" w:after="0" w:line="240" w:lineRule="auto"/>
-              <w:ind w:firstLine="0" w:left="0" w:right="0"/>
+              <w:ind w:firstLine="0" w:firstLineChars="0" w:left="0" w:right="0"/>
             </w:pPr>
             <w:r>
               <w:rPr>
@@ -8479,7 +8479,7 @@
             <w:pPr>
               <w:jc w:val="center"/>
               <w:spacing w:before="0" w:after="0" w:line="240" w:lineRule="auto"/>
-              <w:ind w:firstLine="0" w:left="0" w:right="0"/>
+              <w:ind w:firstLine="0" w:firstLineChars="0" w:left="0" w:right="0"/>
             </w:pPr>
             <w:r>
               <w:rPr>
@@ -8500,7 +8500,7 @@
             <w:pPr>
               <w:jc w:val="center"/>
               <w:spacing w:before="0" w:after="0" w:line="240" w:lineRule="auto"/>
-              <w:ind w:firstLine="0" w:left="0" w:right="0"/>
+              <w:ind w:firstLine="0" w:firstLineChars="0" w:left="0" w:right="0"/>
             </w:pPr>
             <w:r>
               <w:rPr>
@@ -8521,7 +8521,7 @@
             <w:pPr>
               <w:jc w:val="center"/>
               <w:spacing w:before="0" w:after="0" w:line="240" w:lineRule="auto"/>
-              <w:ind w:firstLine="0" w:left="0" w:right="0"/>
+              <w:ind w:firstLine="0" w:firstLineChars="0" w:left="0" w:right="0"/>
             </w:pPr>
             <w:r>
               <w:rPr>
@@ -8542,7 +8542,7 @@
             <w:pPr>
               <w:jc w:val="center"/>
               <w:spacing w:before="0" w:after="0" w:line="240" w:lineRule="auto"/>
-              <w:ind w:firstLine="0" w:left="0" w:right="0"/>
+              <w:ind w:firstLine="0" w:firstLineChars="0" w:left="0" w:right="0"/>
             </w:pPr>
             <w:r>
               <w:rPr>
@@ -8563,7 +8563,7 @@
             <w:pPr>
               <w:jc w:val="center"/>
               <w:spacing w:before="0" w:after="0" w:line="240" w:lineRule="auto"/>
-              <w:ind w:firstLine="0" w:left="0" w:right="0"/>
+              <w:ind w:firstLine="0" w:firstLineChars="0" w:left="0" w:right="0"/>
             </w:pPr>
             <w:r>
               <w:rPr>
@@ -8657,7 +8657,7 @@
             <w:pPr>
               <w:jc w:val="center"/>
               <w:spacing w:before="0" w:after="0" w:line="240" w:lineRule="auto"/>
-              <w:ind w:firstLine="0" w:left="0" w:right="0"/>
+              <w:ind w:firstLine="0" w:firstLineChars="0" w:left="0" w:right="0"/>
             </w:pPr>
             <w:r>
               <w:rPr>
@@ -8679,7 +8679,7 @@
             <w:pPr>
               <w:jc w:val="center"/>
               <w:spacing w:before="0" w:after="0" w:line="240" w:lineRule="auto"/>
-              <w:ind w:firstLine="0" w:left="0" w:right="0"/>
+              <w:ind w:firstLine="0" w:firstLineChars="0" w:left="0" w:right="0"/>
             </w:pPr>
             <w:r>
               <w:rPr>
@@ -8701,7 +8701,7 @@
             <w:pPr>
               <w:jc w:val="center"/>
               <w:spacing w:before="0" w:after="0" w:line="240" w:lineRule="auto"/>
-              <w:ind w:firstLine="0" w:left="0" w:right="0"/>
+              <w:ind w:firstLine="0" w:firstLineChars="0" w:left="0" w:right="0"/>
             </w:pPr>
             <w:r>
               <w:rPr>
@@ -8723,7 +8723,7 @@
             <w:pPr>
               <w:jc w:val="center"/>
               <w:spacing w:before="0" w:after="0" w:line="240" w:lineRule="auto"/>
-              <w:ind w:firstLine="0" w:left="0" w:right="0"/>
+              <w:ind w:firstLine="0" w:firstLineChars="0" w:left="0" w:right="0"/>
             </w:pPr>
             <w:r>
               <w:rPr>
@@ -8745,7 +8745,7 @@
             <w:pPr>
               <w:jc w:val="center"/>
               <w:spacing w:before="0" w:after="0" w:line="240" w:lineRule="auto"/>
-              <w:ind w:firstLine="0" w:left="0" w:right="0"/>
+              <w:ind w:firstLine="0" w:firstLineChars="0" w:left="0" w:right="0"/>
             </w:pPr>
             <w:r>
               <w:rPr>
@@ -8769,7 +8769,7 @@
             <w:pPr>
               <w:jc w:val="center"/>
               <w:spacing w:before="0" w:after="0" w:line="240" w:lineRule="auto"/>
-              <w:ind w:firstLine="0" w:left="0" w:right="0"/>
+              <w:ind w:firstLine="0" w:firstLineChars="0" w:left="0" w:right="0"/>
             </w:pPr>
             <w:r>
               <w:rPr>
@@ -8790,7 +8790,7 @@
             <w:pPr>
               <w:jc w:val="center"/>
               <w:spacing w:before="0" w:after="0" w:line="240" w:lineRule="auto"/>
-              <w:ind w:firstLine="0" w:left="0" w:right="0"/>
+              <w:ind w:firstLine="0" w:firstLineChars="0" w:left="0" w:right="0"/>
             </w:pPr>
             <w:r>
               <w:rPr>
@@ -8811,7 +8811,7 @@
             <w:pPr>
               <w:jc w:val="center"/>
               <w:spacing w:before="0" w:after="0" w:line="240" w:lineRule="auto"/>
-              <w:ind w:firstLine="0" w:left="0" w:right="0"/>
+              <w:ind w:firstLine="0" w:firstLineChars="0" w:left="0" w:right="0"/>
             </w:pPr>
             <w:r>
               <w:rPr>
@@ -8832,7 +8832,7 @@
             <w:pPr>
               <w:jc w:val="center"/>
               <w:spacing w:before="0" w:after="0" w:line="240" w:lineRule="auto"/>
-              <w:ind w:firstLine="0" w:left="0" w:right="0"/>
+              <w:ind w:firstLine="0" w:firstLineChars="0" w:left="0" w:right="0"/>
             </w:pPr>
             <w:r>
               <w:rPr>
@@ -8853,7 +8853,7 @@
             <w:pPr>
               <w:jc w:val="center"/>
               <w:spacing w:before="0" w:after="0" w:line="240" w:lineRule="auto"/>
-              <w:ind w:firstLine="0" w:left="0" w:right="0"/>
+              <w:ind w:firstLine="0" w:firstLineChars="0" w:left="0" w:right="0"/>
             </w:pPr>
             <w:r>
               <w:rPr>
@@ -8876,7 +8876,7 @@
             <w:pPr>
               <w:jc w:val="center"/>
               <w:spacing w:before="0" w:after="0" w:line="240" w:lineRule="auto"/>
-              <w:ind w:firstLine="0" w:left="0" w:right="0"/>
+              <w:ind w:firstLine="0" w:firstLineChars="0" w:left="0" w:right="0"/>
             </w:pPr>
             <w:r>
               <w:rPr>
@@ -8897,7 +8897,7 @@
             <w:pPr>
               <w:jc w:val="center"/>
               <w:spacing w:before="0" w:after="0" w:line="240" w:lineRule="auto"/>
-              <w:ind w:firstLine="0" w:left="0" w:right="0"/>
+              <w:ind w:firstLine="0" w:firstLineChars="0" w:left="0" w:right="0"/>
             </w:pPr>
             <w:r>
               <w:rPr>
@@ -8918,7 +8918,7 @@
             <w:pPr>
               <w:jc w:val="center"/>
               <w:spacing w:before="0" w:after="0" w:line="240" w:lineRule="auto"/>
-              <w:ind w:firstLine="0" w:left="0" w:right="0"/>
+              <w:ind w:firstLine="0" w:firstLineChars="0" w:left="0" w:right="0"/>
             </w:pPr>
             <w:r>
               <w:rPr>
@@ -8939,7 +8939,7 @@
             <w:pPr>
               <w:jc w:val="center"/>
               <w:spacing w:before="0" w:after="0" w:line="240" w:lineRule="auto"/>
-              <w:ind w:firstLine="0" w:left="0" w:right="0"/>
+              <w:ind w:firstLine="0" w:firstLineChars="0" w:left="0" w:right="0"/>
             </w:pPr>
             <w:r>
               <w:rPr>
@@ -8960,7 +8960,7 @@
             <w:pPr>
               <w:jc w:val="center"/>
               <w:spacing w:before="0" w:after="0" w:line="240" w:lineRule="auto"/>
-              <w:ind w:firstLine="0" w:left="0" w:right="0"/>
+              <w:ind w:firstLine="0" w:firstLineChars="0" w:left="0" w:right="0"/>
             </w:pPr>
             <w:r>
               <w:rPr>
@@ -8983,7 +8983,7 @@
             <w:pPr>
               <w:jc w:val="center"/>
               <w:spacing w:before="0" w:after="0" w:line="240" w:lineRule="auto"/>
-              <w:ind w:firstLine="0" w:left="0" w:right="0"/>
+              <w:ind w:firstLine="0" w:firstLineChars="0" w:left="0" w:right="0"/>
             </w:pPr>
             <w:r>
               <w:rPr>
@@ -9004,7 +9004,7 @@
             <w:pPr>
               <w:jc w:val="center"/>
               <w:spacing w:before="0" w:after="0" w:line="240" w:lineRule="auto"/>
-              <w:ind w:firstLine="0" w:left="0" w:right="0"/>
+              <w:ind w:firstLine="0" w:firstLineChars="0" w:left="0" w:right="0"/>
             </w:pPr>
             <w:r>
               <w:rPr>
@@ -9025,7 +9025,7 @@
             <w:pPr>
               <w:jc w:val="center"/>
               <w:spacing w:before="0" w:after="0" w:line="240" w:lineRule="auto"/>
-              <w:ind w:firstLine="0" w:left="0" w:right="0"/>
+              <w:ind w:firstLine="0" w:firstLineChars="0" w:left="0" w:right="0"/>
             </w:pPr>
             <w:r>
               <w:rPr>
@@ -9046,7 +9046,7 @@
             <w:pPr>
               <w:jc w:val="center"/>
               <w:spacing w:before="0" w:after="0" w:line="240" w:lineRule="auto"/>
-              <w:ind w:firstLine="0" w:left="0" w:right="0"/>
+              <w:ind w:firstLine="0" w:firstLineChars="0" w:left="0" w:right="0"/>
             </w:pPr>
             <w:r>
               <w:rPr>
@@ -9067,7 +9067,7 @@
             <w:pPr>
               <w:jc w:val="center"/>
               <w:spacing w:before="0" w:after="0" w:line="240" w:lineRule="auto"/>
-              <w:ind w:firstLine="0" w:left="0" w:right="0"/>
+              <w:ind w:firstLine="0" w:firstLineChars="0" w:left="0" w:right="0"/>
             </w:pPr>
             <w:r>
               <w:rPr>
@@ -9090,7 +9090,7 @@
             <w:pPr>
               <w:jc w:val="center"/>
               <w:spacing w:before="0" w:after="0" w:line="240" w:lineRule="auto"/>
-              <w:ind w:firstLine="0" w:left="0" w:right="0"/>
+              <w:ind w:firstLine="0" w:firstLineChars="0" w:left="0" w:right="0"/>
             </w:pPr>
             <w:r>
               <w:rPr>
@@ -9111,7 +9111,7 @@
             <w:pPr>
               <w:jc w:val="center"/>
               <w:spacing w:before="0" w:after="0" w:line="240" w:lineRule="auto"/>
-              <w:ind w:firstLine="0" w:left="0" w:right="0"/>
+              <w:ind w:firstLine="0" w:firstLineChars="0" w:left="0" w:right="0"/>
             </w:pPr>
             <w:r>
               <w:rPr>
@@ -9132,7 +9132,7 @@
             <w:pPr>
               <w:jc w:val="center"/>
               <w:spacing w:before="0" w:after="0" w:line="240" w:lineRule="auto"/>
-              <w:ind w:firstLine="0" w:left="0" w:right="0"/>
+              <w:ind w:firstLine="0" w:firstLineChars="0" w:left="0" w:right="0"/>
             </w:pPr>
             <w:r>
               <w:rPr>
@@ -9153,7 +9153,7 @@
             <w:pPr>
               <w:jc w:val="center"/>
               <w:spacing w:before="0" w:after="0" w:line="240" w:lineRule="auto"/>
-              <w:ind w:firstLine="0" w:left="0" w:right="0"/>
+              <w:ind w:firstLine="0" w:firstLineChars="0" w:left="0" w:right="0"/>
             </w:pPr>
             <w:r>
               <w:rPr>
@@ -9174,7 +9174,7 @@
             <w:pPr>
               <w:jc w:val="center"/>
               <w:spacing w:before="0" w:after="0" w:line="240" w:lineRule="auto"/>
-              <w:ind w:firstLine="0" w:left="0" w:right="0"/>
+              <w:ind w:firstLine="0" w:firstLineChars="0" w:left="0" w:right="0"/>
             </w:pPr>
             <w:r>
               <w:rPr>
@@ -9197,7 +9197,7 @@
             <w:pPr>
               <w:jc w:val="center"/>
               <w:spacing w:before="0" w:after="0" w:line="240" w:lineRule="auto"/>
-              <w:ind w:firstLine="0" w:left="0" w:right="0"/>
+              <w:ind w:firstLine="0" w:firstLineChars="0" w:left="0" w:right="0"/>
             </w:pPr>
             <w:r>
               <w:rPr>
@@ -9218,7 +9218,7 @@
             <w:pPr>
               <w:jc w:val="center"/>
               <w:spacing w:before="0" w:after="0" w:line="240" w:lineRule="auto"/>
-              <w:ind w:firstLine="0" w:left="0" w:right="0"/>
+              <w:ind w:firstLine="0" w:firstLineChars="0" w:left="0" w:right="0"/>
             </w:pPr>
             <w:r>
               <w:rPr>
@@ -9239,7 +9239,7 @@
             <w:pPr>
               <w:jc w:val="center"/>
               <w:spacing w:before="0" w:after="0" w:line="240" w:lineRule="auto"/>
-              <w:ind w:firstLine="0" w:left="0" w:right="0"/>
+              <w:ind w:firstLine="0" w:firstLineChars="0" w:left="0" w:right="0"/>
             </w:pPr>
             <w:r>
               <w:rPr>
@@ -9260,7 +9260,7 @@
             <w:pPr>
               <w:jc w:val="center"/>
               <w:spacing w:before="0" w:after="0" w:line="240" w:lineRule="auto"/>
-              <w:ind w:firstLine="0" w:left="0" w:right="0"/>
+              <w:ind w:firstLine="0" w:firstLineChars="0" w:left="0" w:right="0"/>
             </w:pPr>
             <w:r>
               <w:rPr>
@@ -9281,7 +9281,7 @@
             <w:pPr>
               <w:jc w:val="center"/>
               <w:spacing w:before="0" w:after="0" w:line="240" w:lineRule="auto"/>
-              <w:ind w:firstLine="0" w:left="0" w:right="0"/>
+              <w:ind w:firstLine="0" w:firstLineChars="0" w:left="0" w:right="0"/>
             </w:pPr>
             <w:r>
               <w:rPr>
@@ -9304,7 +9304,7 @@
             <w:pPr>
               <w:jc w:val="center"/>
               <w:spacing w:before="0" w:after="0" w:line="240" w:lineRule="auto"/>
-              <w:ind w:firstLine="0" w:left="0" w:right="0"/>
+              <w:ind w:firstLine="0" w:firstLineChars="0" w:left="0" w:right="0"/>
             </w:pPr>
             <w:r>
               <w:rPr>
@@ -9325,7 +9325,7 @@
             <w:pPr>
               <w:jc w:val="center"/>
               <w:spacing w:before="0" w:after="0" w:line="240" w:lineRule="auto"/>
-              <w:ind w:firstLine="0" w:left="0" w:right="0"/>
+              <w:ind w:firstLine="0" w:firstLineChars="0" w:left="0" w:right="0"/>
             </w:pPr>
             <w:r>
               <w:rPr>
@@ -9346,7 +9346,7 @@
             <w:pPr>
               <w:jc w:val="center"/>
               <w:spacing w:before="0" w:after="0" w:line="240" w:lineRule="auto"/>
-              <w:ind w:firstLine="0" w:left="0" w:right="0"/>
+              <w:ind w:firstLine="0" w:firstLineChars="0" w:left="0" w:right="0"/>
             </w:pPr>
             <w:r>
               <w:rPr>
@@ -9367,7 +9367,7 @@
             <w:pPr>
               <w:jc w:val="center"/>
               <w:spacing w:before="0" w:after="0" w:line="240" w:lineRule="auto"/>
-              <w:ind w:firstLine="0" w:left="0" w:right="0"/>
+              <w:ind w:firstLine="0" w:firstLineChars="0" w:left="0" w:right="0"/>
             </w:pPr>
             <w:r>
               <w:rPr>
@@ -9388,7 +9388,7 @@
             <w:pPr>
               <w:jc w:val="center"/>
               <w:spacing w:before="0" w:after="0" w:line="240" w:lineRule="auto"/>
-              <w:ind w:firstLine="0" w:left="0" w:right="0"/>
+              <w:ind w:firstLine="0" w:firstLineChars="0" w:left="0" w:right="0"/>
             </w:pPr>
             <w:r>
               <w:rPr>
@@ -9411,7 +9411,7 @@
             <w:pPr>
               <w:jc w:val="center"/>
               <w:spacing w:before="0" w:after="0" w:line="240" w:lineRule="auto"/>
-              <w:ind w:firstLine="0" w:left="0" w:right="0"/>
+              <w:ind w:firstLine="0" w:firstLineChars="0" w:left="0" w:right="0"/>
             </w:pPr>
             <w:r>
               <w:rPr>
@@ -9432,7 +9432,7 @@
             <w:pPr>
               <w:jc w:val="center"/>
               <w:spacing w:before="0" w:after="0" w:line="240" w:lineRule="auto"/>
-              <w:ind w:firstLine="0" w:left="0" w:right="0"/>
+              <w:ind w:firstLine="0" w:firstLineChars="0" w:left="0" w:right="0"/>
             </w:pPr>
             <w:r>
               <w:rPr>
@@ -9453,7 +9453,7 @@
             <w:pPr>
               <w:jc w:val="center"/>
               <w:spacing w:before="0" w:after="0" w:line="240" w:lineRule="auto"/>
-              <w:ind w:firstLine="0" w:left="0" w:right="0"/>
+              <w:ind w:firstLine="0" w:firstLineChars="0" w:left="0" w:right="0"/>
             </w:pPr>
             <w:r>
               <w:rPr>
@@ -9474,7 +9474,7 @@
             <w:pPr>
               <w:jc w:val="center"/>
               <w:spacing w:before="0" w:after="0" w:line="240" w:lineRule="auto"/>
-              <w:ind w:firstLine="0" w:left="0" w:right="0"/>
+              <w:ind w:firstLine="0" w:firstLineChars="0" w:left="0" w:right="0"/>
             </w:pPr>
             <w:r>
               <w:rPr>
@@ -9495,7 +9495,7 @@
             <w:pPr>
               <w:jc w:val="center"/>
               <w:spacing w:before="0" w:after="0" w:line="240" w:lineRule="auto"/>
-              <w:ind w:firstLine="0" w:left="0" w:right="0"/>
+              <w:ind w:firstLine="0" w:firstLineChars="0" w:left="0" w:right="0"/>
             </w:pPr>
             <w:r>
               <w:rPr>
@@ -9518,7 +9518,7 @@
             <w:pPr>
               <w:jc w:val="center"/>
               <w:spacing w:before="0" w:after="0" w:line="240" w:lineRule="auto"/>
-              <w:ind w:firstLine="0" w:left="0" w:right="0"/>
+              <w:ind w:firstLine="0" w:firstLineChars="0" w:left="0" w:right="0"/>
             </w:pPr>
             <w:r>
               <w:rPr>
@@ -9539,7 +9539,7 @@
             <w:pPr>
               <w:jc w:val="center"/>
               <w:spacing w:before="0" w:after="0" w:line="240" w:lineRule="auto"/>
-              <w:ind w:firstLine="0" w:left="0" w:right="0"/>
+              <w:ind w:firstLine="0" w:firstLineChars="0" w:left="0" w:right="0"/>
             </w:pPr>
             <w:r>
               <w:rPr>
@@ -9560,7 +9560,7 @@
             <w:pPr>
               <w:jc w:val="center"/>
               <w:spacing w:before="0" w:after="0" w:line="240" w:lineRule="auto"/>
-              <w:ind w:firstLine="0" w:left="0" w:right="0"/>
+              <w:ind w:firstLine="0" w:firstLineChars="0" w:left="0" w:right="0"/>
             </w:pPr>
             <w:r>
               <w:rPr>
@@ -9581,7 +9581,7 @@
             <w:pPr>
               <w:jc w:val="center"/>
               <w:spacing w:before="0" w:after="0" w:line="240" w:lineRule="auto"/>
-              <w:ind w:firstLine="0" w:left="0" w:right="0"/>
+              <w:ind w:firstLine="0" w:firstLineChars="0" w:left="0" w:right="0"/>
             </w:pPr>
             <w:r>
               <w:rPr>
@@ -9602,7 +9602,7 @@
             <w:pPr>
               <w:jc w:val="center"/>
               <w:spacing w:before="0" w:after="0" w:line="240" w:lineRule="auto"/>
-              <w:ind w:firstLine="0" w:left="0" w:right="0"/>
+              <w:ind w:firstLine="0" w:firstLineChars="0" w:left="0" w:right="0"/>
             </w:pPr>
             <w:r>
               <w:rPr>
@@ -9625,7 +9625,7 @@
             <w:pPr>
               <w:jc w:val="center"/>
               <w:spacing w:before="0" w:after="0" w:line="240" w:lineRule="auto"/>
-              <w:ind w:firstLine="0" w:left="0" w:right="0"/>
+              <w:ind w:firstLine="0" w:firstLineChars="0" w:left="0" w:right="0"/>
             </w:pPr>
             <w:r>
               <w:rPr>
@@ -9646,7 +9646,7 @@
             <w:pPr>
               <w:jc w:val="center"/>
               <w:spacing w:before="0" w:after="0" w:line="240" w:lineRule="auto"/>
-              <w:ind w:firstLine="0" w:left="0" w:right="0"/>
+              <w:ind w:firstLine="0" w:firstLineChars="0" w:left="0" w:right="0"/>
             </w:pPr>
             <w:r>
               <w:rPr>
@@ -9667,7 +9667,7 @@
             <w:pPr>
               <w:jc w:val="center"/>
               <w:spacing w:before="0" w:after="0" w:line="240" w:lineRule="auto"/>
-              <w:ind w:firstLine="0" w:left="0" w:right="0"/>
+              <w:ind w:firstLine="0" w:firstLineChars="0" w:left="0" w:right="0"/>
             </w:pPr>
             <w:r>
               <w:rPr>
@@ -9688,7 +9688,7 @@
             <w:pPr>
               <w:jc w:val="center"/>
               <w:spacing w:before="0" w:after="0" w:line="240" w:lineRule="auto"/>
-              <w:ind w:firstLine="0" w:left="0" w:right="0"/>
+              <w:ind w:firstLine="0" w:firstLineChars="0" w:left="0" w:right="0"/>
             </w:pPr>
             <w:r>
               <w:rPr>
@@ -9709,7 +9709,7 @@
             <w:pPr>
               <w:jc w:val="center"/>
               <w:spacing w:before="0" w:after="0" w:line="240" w:lineRule="auto"/>
-              <w:ind w:firstLine="0" w:left="0" w:right="0"/>
+              <w:ind w:firstLine="0" w:firstLineChars="0" w:left="0" w:right="0"/>
             </w:pPr>
             <w:r>
               <w:rPr>
@@ -9732,7 +9732,7 @@
             <w:pPr>
               <w:jc w:val="center"/>
               <w:spacing w:before="0" w:after="0" w:line="240" w:lineRule="auto"/>
-              <w:ind w:firstLine="0" w:left="0" w:right="0"/>
+              <w:ind w:firstLine="0" w:firstLineChars="0" w:left="0" w:right="0"/>
             </w:pPr>
             <w:r>
               <w:rPr>
@@ -9753,7 +9753,7 @@
             <w:pPr>
               <w:jc w:val="center"/>
               <w:spacing w:before="0" w:after="0" w:line="240" w:lineRule="auto"/>
-              <w:ind w:firstLine="0" w:left="0" w:right="0"/>
+              <w:ind w:firstLine="0" w:firstLineChars="0" w:left="0" w:right="0"/>
             </w:pPr>
             <w:r>
               <w:rPr>
@@ -9774,7 +9774,7 @@
             <w:pPr>
               <w:jc w:val="center"/>
               <w:spacing w:before="0" w:after="0" w:line="240" w:lineRule="auto"/>
-              <w:ind w:firstLine="0" w:left="0" w:right="0"/>
+              <w:ind w:firstLine="0" w:firstLineChars="0" w:left="0" w:right="0"/>
             </w:pPr>
             <w:r>
               <w:rPr>
@@ -9795,7 +9795,7 @@
             <w:pPr>
               <w:jc w:val="center"/>
               <w:spacing w:before="0" w:after="0" w:line="240" w:lineRule="auto"/>
-              <w:ind w:firstLine="0" w:left="0" w:right="0"/>
+              <w:ind w:firstLine="0" w:firstLineChars="0" w:left="0" w:right="0"/>
             </w:pPr>
             <w:r>
               <w:rPr>
@@ -9816,7 +9816,7 @@
             <w:pPr>
               <w:jc w:val="center"/>
               <w:spacing w:before="0" w:after="0" w:line="240" w:lineRule="auto"/>
-              <w:ind w:firstLine="0" w:left="0" w:right="0"/>
+              <w:ind w:firstLine="0" w:firstLineChars="0" w:left="0" w:right="0"/>
             </w:pPr>
             <w:r>
               <w:rPr>
@@ -9910,7 +9910,7 @@
             <w:pPr>
               <w:jc w:val="center"/>
               <w:spacing w:before="0" w:after="0" w:line="240" w:lineRule="auto"/>
-              <w:ind w:firstLine="0" w:left="0" w:right="0"/>
+              <w:ind w:firstLine="0" w:firstLineChars="0" w:left="0" w:right="0"/>
             </w:pPr>
             <w:r>
               <w:rPr>
@@ -9932,7 +9932,7 @@
             <w:pPr>
               <w:jc w:val="center"/>
               <w:spacing w:before="0" w:after="0" w:line="240" w:lineRule="auto"/>
-              <w:ind w:firstLine="0" w:left="0" w:right="0"/>
+              <w:ind w:firstLine="0" w:firstLineChars="0" w:left="0" w:right="0"/>
             </w:pPr>
             <w:r>
               <w:rPr>
@@ -9954,7 +9954,7 @@
             <w:pPr>
               <w:jc w:val="center"/>
               <w:spacing w:before="0" w:after="0" w:line="240" w:lineRule="auto"/>
-              <w:ind w:firstLine="0" w:left="0" w:right="0"/>
+              <w:ind w:firstLine="0" w:firstLineChars="0" w:left="0" w:right="0"/>
             </w:pPr>
             <w:r>
               <w:rPr>
@@ -9976,7 +9976,7 @@
             <w:pPr>
               <w:jc w:val="center"/>
               <w:spacing w:before="0" w:after="0" w:line="240" w:lineRule="auto"/>
-              <w:ind w:firstLine="0" w:left="0" w:right="0"/>
+              <w:ind w:firstLine="0" w:firstLineChars="0" w:left="0" w:right="0"/>
             </w:pPr>
             <w:r>
               <w:rPr>
@@ -9998,7 +9998,7 @@
             <w:pPr>
               <w:jc w:val="center"/>
               <w:spacing w:before="0" w:after="0" w:line="240" w:lineRule="auto"/>
-              <w:ind w:firstLine="0" w:left="0" w:right="0"/>
+              <w:ind w:firstLine="0" w:firstLineChars="0" w:left="0" w:right="0"/>
             </w:pPr>
             <w:r>
               <w:rPr>
@@ -10022,7 +10022,7 @@
             <w:pPr>
               <w:jc w:val="center"/>
               <w:spacing w:before="0" w:after="0" w:line="240" w:lineRule="auto"/>
-              <w:ind w:firstLine="0" w:left="0" w:right="0"/>
+              <w:ind w:firstLine="0" w:firstLineChars="0" w:left="0" w:right="0"/>
             </w:pPr>
             <w:r>
               <w:rPr>
@@ -10043,7 +10043,7 @@
             <w:pPr>
               <w:jc w:val="center"/>
               <w:spacing w:before="0" w:after="0" w:line="240" w:lineRule="auto"/>
-              <w:ind w:firstLine="0" w:left="0" w:right="0"/>
+              <w:ind w:firstLine="0" w:firstLineChars="0" w:left="0" w:right="0"/>
             </w:pPr>
             <w:r>
               <w:rPr>
@@ -10064,7 +10064,7 @@
             <w:pPr>
               <w:jc w:val="center"/>
               <w:spacing w:before="0" w:after="0" w:line="240" w:lineRule="auto"/>
-              <w:ind w:firstLine="0" w:left="0" w:right="0"/>
+              <w:ind w:firstLine="0" w:firstLineChars="0" w:left="0" w:right="0"/>
             </w:pPr>
             <w:r>
               <w:rPr>
@@ -10085,7 +10085,7 @@
             <w:pPr>
               <w:jc w:val="center"/>
               <w:spacing w:before="0" w:after="0" w:line="240" w:lineRule="auto"/>
-              <w:ind w:firstLine="0" w:left="0" w:right="0"/>
+              <w:ind w:firstLine="0" w:firstLineChars="0" w:left="0" w:right="0"/>
             </w:pPr>
             <w:r>
               <w:rPr>
@@ -10106,7 +10106,7 @@
             <w:pPr>
               <w:jc w:val="center"/>
               <w:spacing w:before="0" w:after="0" w:line="240" w:lineRule="auto"/>
-              <w:ind w:firstLine="0" w:left="0" w:right="0"/>
+              <w:ind w:firstLine="0" w:firstLineChars="0" w:left="0" w:right="0"/>
             </w:pPr>
             <w:r>
               <w:rPr>
@@ -10129,7 +10129,7 @@
             <w:pPr>
               <w:jc w:val="center"/>
               <w:spacing w:before="0" w:after="0" w:line="240" w:lineRule="auto"/>
-              <w:ind w:firstLine="0" w:left="0" w:right="0"/>
+              <w:ind w:firstLine="0" w:firstLineChars="0" w:left="0" w:right="0"/>
             </w:pPr>
             <w:r>
               <w:rPr>
@@ -10150,7 +10150,7 @@
             <w:pPr>
               <w:jc w:val="center"/>
               <w:spacing w:before="0" w:after="0" w:line="240" w:lineRule="auto"/>
-              <w:ind w:firstLine="0" w:left="0" w:right="0"/>
+              <w:ind w:firstLine="0" w:firstLineChars="0" w:left="0" w:right="0"/>
             </w:pPr>
             <w:r>
               <w:rPr>
@@ -10171,7 +10171,7 @@
             <w:pPr>
               <w:jc w:val="center"/>
               <w:spacing w:before="0" w:after="0" w:line="240" w:lineRule="auto"/>
-              <w:ind w:firstLine="0" w:left="0" w:right="0"/>
+              <w:ind w:firstLine="0" w:firstLineChars="0" w:left="0" w:right="0"/>
             </w:pPr>
             <w:r>
               <w:rPr>
@@ -10192,7 +10192,7 @@
             <w:pPr>
               <w:jc w:val="center"/>
               <w:spacing w:before="0" w:after="0" w:line="240" w:lineRule="auto"/>
-              <w:ind w:firstLine="0" w:left="0" w:right="0"/>
+              <w:ind w:firstLine="0" w:firstLineChars="0" w:left="0" w:right="0"/>
             </w:pPr>
             <w:r>
               <w:rPr>
@@ -10213,7 +10213,7 @@
             <w:pPr>
               <w:jc w:val="center"/>
               <w:spacing w:before="0" w:after="0" w:line="240" w:lineRule="auto"/>
-              <w:ind w:firstLine="0" w:left="0" w:right="0"/>
+              <w:ind w:firstLine="0" w:firstLineChars="0" w:left="0" w:right="0"/>
             </w:pPr>
             <w:r>
               <w:rPr>
@@ -10236,7 +10236,7 @@
             <w:pPr>
               <w:jc w:val="center"/>
               <w:spacing w:before="0" w:after="0" w:line="240" w:lineRule="auto"/>
-              <w:ind w:firstLine="0" w:left="0" w:right="0"/>
+              <w:ind w:firstLine="0" w:firstLineChars="0" w:left="0" w:right="0"/>
             </w:pPr>
             <w:r>
               <w:rPr>
@@ -10257,7 +10257,7 @@
             <w:pPr>
               <w:jc w:val="center"/>
               <w:spacing w:before="0" w:after="0" w:line="240" w:lineRule="auto"/>
-              <w:ind w:firstLine="0" w:left="0" w:right="0"/>
+              <w:ind w:firstLine="0" w:firstLineChars="0" w:left="0" w:right="0"/>
             </w:pPr>
             <w:r>
               <w:rPr>
@@ -10278,7 +10278,7 @@
             <w:pPr>
               <w:jc w:val="center"/>
               <w:spacing w:before="0" w:after="0" w:line="240" w:lineRule="auto"/>
-              <w:ind w:firstLine="0" w:left="0" w:right="0"/>
+              <w:ind w:firstLine="0" w:firstLineChars="0" w:left="0" w:right="0"/>
             </w:pPr>
             <w:r>
               <w:rPr>
@@ -10299,7 +10299,7 @@
             <w:pPr>
               <w:jc w:val="center"/>
               <w:spacing w:before="0" w:after="0" w:line="240" w:lineRule="auto"/>
-              <w:ind w:firstLine="0" w:left="0" w:right="0"/>
+              <w:ind w:firstLine="0" w:firstLineChars="0" w:left="0" w:right="0"/>
             </w:pPr>
             <w:r>
               <w:rPr>
@@ -10320,7 +10320,7 @@
             <w:pPr>
               <w:jc w:val="center"/>
               <w:spacing w:before="0" w:after="0" w:line="240" w:lineRule="auto"/>
-              <w:ind w:firstLine="0" w:left="0" w:right="0"/>
+              <w:ind w:firstLine="0" w:firstLineChars="0" w:left="0" w:right="0"/>
             </w:pPr>
             <w:r>
               <w:rPr>
@@ -10343,7 +10343,7 @@
             <w:pPr>
               <w:jc w:val="center"/>
               <w:spacing w:before="0" w:after="0" w:line="240" w:lineRule="auto"/>
-              <w:ind w:firstLine="0" w:left="0" w:right="0"/>
+              <w:ind w:firstLine="0" w:firstLineChars="0" w:left="0" w:right="0"/>
             </w:pPr>
             <w:r>
               <w:rPr>
@@ -10364,7 +10364,7 @@
             <w:pPr>
               <w:jc w:val="center"/>
               <w:spacing w:before="0" w:after="0" w:line="240" w:lineRule="auto"/>
-              <w:ind w:firstLine="0" w:left="0" w:right="0"/>
+              <w:ind w:firstLine="0" w:firstLineChars="0" w:left="0" w:right="0"/>
             </w:pPr>
             <w:r>
               <w:rPr>
@@ -10385,7 +10385,7 @@
             <w:pPr>
               <w:jc w:val="center"/>
               <w:spacing w:before="0" w:after="0" w:line="240" w:lineRule="auto"/>
-              <w:ind w:firstLine="0" w:left="0" w:right="0"/>
+              <w:ind w:firstLine="0" w:firstLineChars="0" w:left="0" w:right="0"/>
             </w:pPr>
             <w:r>
               <w:rPr>
@@ -10406,7 +10406,7 @@
             <w:pPr>
               <w:jc w:val="center"/>
               <w:spacing w:before="0" w:after="0" w:line="240" w:lineRule="auto"/>
-              <w:ind w:firstLine="0" w:left="0" w:right="0"/>
+              <w:ind w:firstLine="0" w:firstLineChars="0" w:left="0" w:right="0"/>
             </w:pPr>
             <w:r>
               <w:rPr>
@@ -10427,7 +10427,7 @@
             <w:pPr>
               <w:jc w:val="center"/>
               <w:spacing w:before="0" w:after="0" w:line="240" w:lineRule="auto"/>
-              <w:ind w:firstLine="0" w:left="0" w:right="0"/>
+              <w:ind w:firstLine="0" w:firstLineChars="0" w:left="0" w:right="0"/>
             </w:pPr>
             <w:r>
               <w:rPr>
@@ -10450,7 +10450,7 @@
             <w:pPr>
               <w:jc w:val="center"/>
               <w:spacing w:before="0" w:after="0" w:line="240" w:lineRule="auto"/>
-              <w:ind w:firstLine="0" w:left="0" w:right="0"/>
+              <w:ind w:firstLine="0" w:firstLineChars="0" w:left="0" w:right="0"/>
             </w:pPr>
             <w:r>
               <w:rPr>
@@ -10471,7 +10471,7 @@
             <w:pPr>
               <w:jc w:val="center"/>
               <w:spacing w:before="0" w:after="0" w:line="240" w:lineRule="auto"/>
-              <w:ind w:firstLine="0" w:left="0" w:right="0"/>
+              <w:ind w:firstLine="0" w:firstLineChars="0" w:left="0" w:right="0"/>
             </w:pPr>
             <w:r>
               <w:rPr>
@@ -10492,7 +10492,7 @@
             <w:pPr>
               <w:jc w:val="center"/>
               <w:spacing w:before="0" w:after="0" w:line="240" w:lineRule="auto"/>
-              <w:ind w:firstLine="0" w:left="0" w:right="0"/>
+              <w:ind w:firstLine="0" w:firstLineChars="0" w:left="0" w:right="0"/>
             </w:pPr>
             <w:r>
               <w:rPr>
@@ -10513,7 +10513,7 @@
             <w:pPr>
               <w:jc w:val="center"/>
               <w:spacing w:before="0" w:after="0" w:line="240" w:lineRule="auto"/>
-              <w:ind w:firstLine="0" w:left="0" w:right="0"/>
+              <w:ind w:firstLine="0" w:firstLineChars="0" w:left="0" w:right="0"/>
             </w:pPr>
             <w:r>
               <w:rPr>
@@ -10534,7 +10534,7 @@
             <w:pPr>
               <w:jc w:val="center"/>
               <w:spacing w:before="0" w:after="0" w:line="240" w:lineRule="auto"/>
-              <w:ind w:firstLine="0" w:left="0" w:right="0"/>
+              <w:ind w:firstLine="0" w:firstLineChars="0" w:left="0" w:right="0"/>
             </w:pPr>
             <w:r>
               <w:rPr>
@@ -10557,7 +10557,7 @@
             <w:pPr>
               <w:jc w:val="center"/>
               <w:spacing w:before="0" w:after="0" w:line="240" w:lineRule="auto"/>
-              <w:ind w:firstLine="0" w:left="0" w:right="0"/>
+              <w:ind w:firstLine="0" w:firstLineChars="0" w:left="0" w:right="0"/>
             </w:pPr>
             <w:r>
               <w:rPr>
@@ -10578,7 +10578,7 @@
             <w:pPr>
               <w:jc w:val="center"/>
               <w:spacing w:before="0" w:after="0" w:line="240" w:lineRule="auto"/>
-              <w:ind w:firstLine="0" w:left="0" w:right="0"/>
+              <w:ind w:firstLine="0" w:firstLineChars="0" w:left="0" w:right="0"/>
             </w:pPr>
             <w:r>
               <w:rPr>
@@ -10599,7 +10599,7 @@
             <w:pPr>
               <w:jc w:val="center"/>
               <w:spacing w:before="0" w:after="0" w:line="240" w:lineRule="auto"/>
-              <w:ind w:firstLine="0" w:left="0" w:right="0"/>
+              <w:ind w:firstLine="0" w:firstLineChars="0" w:left="0" w:right="0"/>
             </w:pPr>
             <w:r>
               <w:rPr>
@@ -10620,7 +10620,7 @@
             <w:pPr>
               <w:jc w:val="center"/>
               <w:spacing w:before="0" w:after="0" w:line="240" w:lineRule="auto"/>
-              <w:ind w:firstLine="0" w:left="0" w:right="0"/>
+              <w:ind w:firstLine="0" w:firstLineChars="0" w:left="0" w:right="0"/>
             </w:pPr>
             <w:r>
               <w:rPr>
@@ -10641,7 +10641,7 @@
             <w:pPr>
               <w:jc w:val="center"/>
               <w:spacing w:before="0" w:after="0" w:line="240" w:lineRule="auto"/>
-              <w:ind w:firstLine="0" w:left="0" w:right="0"/>
+              <w:ind w:firstLine="0" w:firstLineChars="0" w:left="0" w:right="0"/>
             </w:pPr>
             <w:r>
               <w:rPr>
@@ -10664,7 +10664,7 @@
             <w:pPr>
               <w:jc w:val="center"/>
               <w:spacing w:before="0" w:after="0" w:line="240" w:lineRule="auto"/>
-              <w:ind w:firstLine="0" w:left="0" w:right="0"/>
+              <w:ind w:firstLine="0" w:firstLineChars="0" w:left="0" w:right="0"/>
             </w:pPr>
             <w:r>
               <w:rPr>
@@ -10685,7 +10685,7 @@
             <w:pPr>
               <w:jc w:val="center"/>
               <w:spacing w:before="0" w:after="0" w:line="240" w:lineRule="auto"/>
-              <w:ind w:firstLine="0" w:left="0" w:right="0"/>
+              <w:ind w:firstLine="0" w:firstLineChars="0" w:left="0" w:right="0"/>
             </w:pPr>
             <w:r>
               <w:rPr>
@@ -10706,7 +10706,7 @@
             <w:pPr>
               <w:jc w:val="center"/>
               <w:spacing w:before="0" w:after="0" w:line="240" w:lineRule="auto"/>
-              <w:ind w:firstLine="0" w:left="0" w:right="0"/>
+              <w:ind w:firstLine="0" w:firstLineChars="0" w:left="0" w:right="0"/>
             </w:pPr>
             <w:r>
               <w:rPr>
@@ -10727,7 +10727,7 @@
             <w:pPr>
               <w:jc w:val="center"/>
               <w:spacing w:before="0" w:after="0" w:line="240" w:lineRule="auto"/>
-              <w:ind w:firstLine="0" w:left="0" w:right="0"/>
+              <w:ind w:firstLine="0" w:firstLineChars="0" w:left="0" w:right="0"/>
             </w:pPr>
             <w:r>
               <w:rPr>
@@ -10748,7 +10748,7 @@
             <w:pPr>
               <w:jc w:val="center"/>
               <w:spacing w:before="0" w:after="0" w:line="240" w:lineRule="auto"/>
-              <w:ind w:firstLine="0" w:left="0" w:right="0"/>
+              <w:ind w:firstLine="0" w:firstLineChars="0" w:left="0" w:right="0"/>
             </w:pPr>
             <w:r>
               <w:rPr>
@@ -10771,7 +10771,7 @@
             <w:pPr>
               <w:jc w:val="center"/>
               <w:spacing w:before="0" w:after="0" w:line="240" w:lineRule="auto"/>
-              <w:ind w:firstLine="0" w:left="0" w:right="0"/>
+              <w:ind w:firstLine="0" w:firstLineChars="0" w:left="0" w:right="0"/>
             </w:pPr>
             <w:r>
               <w:rPr>
@@ -10792,7 +10792,7 @@
             <w:pPr>
               <w:jc w:val="center"/>
               <w:spacing w:before="0" w:after="0" w:line="240" w:lineRule="auto"/>
-              <w:ind w:firstLine="0" w:left="0" w:right="0"/>
+              <w:ind w:firstLine="0" w:firstLineChars="0" w:left="0" w:right="0"/>
             </w:pPr>
             <w:r>
               <w:rPr>
@@ -10813,7 +10813,7 @@
             <w:pPr>
               <w:jc w:val="center"/>
               <w:spacing w:before="0" w:after="0" w:line="240" w:lineRule="auto"/>
-              <w:ind w:firstLine="0" w:left="0" w:right="0"/>
+              <w:ind w:firstLine="0" w:firstLineChars="0" w:left="0" w:right="0"/>
             </w:pPr>
             <w:r>
               <w:rPr>
@@ -10834,7 +10834,7 @@
             <w:pPr>
               <w:jc w:val="center"/>
               <w:spacing w:before="0" w:after="0" w:line="240" w:lineRule="auto"/>
-              <w:ind w:firstLine="0" w:left="0" w:right="0"/>
+              <w:ind w:firstLine="0" w:firstLineChars="0" w:left="0" w:right="0"/>
             </w:pPr>
             <w:r>
               <w:rPr>
@@ -10855,7 +10855,7 @@
             <w:pPr>
               <w:jc w:val="center"/>
               <w:spacing w:before="0" w:after="0" w:line="240" w:lineRule="auto"/>
-              <w:ind w:firstLine="0" w:left="0" w:right="0"/>
+              <w:ind w:firstLine="0" w:firstLineChars="0" w:left="0" w:right="0"/>
             </w:pPr>
             <w:r>
               <w:rPr>
@@ -10878,7 +10878,7 @@
             <w:pPr>
               <w:jc w:val="center"/>
               <w:spacing w:before="0" w:after="0" w:line="240" w:lineRule="auto"/>
-              <w:ind w:firstLine="0" w:left="0" w:right="0"/>
+              <w:ind w:firstLine="0" w:firstLineChars="0" w:left="0" w:right="0"/>
             </w:pPr>
             <w:r>
               <w:rPr>
@@ -10899,7 +10899,7 @@
             <w:pPr>
               <w:jc w:val="center"/>
               <w:spacing w:before="0" w:after="0" w:line="240" w:lineRule="auto"/>
-              <w:ind w:firstLine="0" w:left="0" w:right="0"/>
+              <w:ind w:firstLine="0" w:firstLineChars="0" w:left="0" w:right="0"/>
             </w:pPr>
             <w:r>
               <w:rPr>
@@ -10920,7 +10920,7 @@
             <w:pPr>
               <w:jc w:val="center"/>
               <w:spacing w:before="0" w:after="0" w:line="240" w:lineRule="auto"/>
-              <w:ind w:firstLine="0" w:left="0" w:right="0"/>
+              <w:ind w:firstLine="0" w:firstLineChars="0" w:left="0" w:right="0"/>
             </w:pPr>
             <w:r>
               <w:rPr>
@@ -10941,7 +10941,7 @@
             <w:pPr>
               <w:jc w:val="center"/>
               <w:spacing w:before="0" w:after="0" w:line="240" w:lineRule="auto"/>
-              <w:ind w:firstLine="0" w:left="0" w:right="0"/>
+              <w:ind w:firstLine="0" w:firstLineChars="0" w:left="0" w:right="0"/>
             </w:pPr>
             <w:r>
               <w:rPr>
@@ -10962,7 +10962,7 @@
             <w:pPr>
               <w:jc w:val="center"/>
               <w:spacing w:before="0" w:after="0" w:line="240" w:lineRule="auto"/>
-              <w:ind w:firstLine="0" w:left="0" w:right="0"/>
+              <w:ind w:firstLine="0" w:firstLineChars="0" w:left="0" w:right="0"/>
             </w:pPr>
             <w:r>
               <w:rPr>
@@ -10985,7 +10985,7 @@
             <w:pPr>
               <w:jc w:val="center"/>
               <w:spacing w:before="0" w:after="0" w:line="240" w:lineRule="auto"/>
-              <w:ind w:firstLine="0" w:left="0" w:right="0"/>
+              <w:ind w:firstLine="0" w:firstLineChars="0" w:left="0" w:right="0"/>
             </w:pPr>
             <w:r>
               <w:rPr>
@@ -11006,7 +11006,7 @@
             <w:pPr>
               <w:jc w:val="center"/>
               <w:spacing w:before="0" w:after="0" w:line="240" w:lineRule="auto"/>
-              <w:ind w:firstLine="0" w:left="0" w:right="0"/>
+              <w:ind w:firstLine="0" w:firstLineChars="0" w:left="0" w:right="0"/>
             </w:pPr>
             <w:r>
               <w:rPr>
@@ -11027,7 +11027,7 @@
             <w:pPr>
               <w:jc w:val="center"/>
               <w:spacing w:before="0" w:after="0" w:line="240" w:lineRule="auto"/>
-              <w:ind w:firstLine="0" w:left="0" w:right="0"/>
+              <w:ind w:firstLine="0" w:firstLineChars="0" w:left="0" w:right="0"/>
             </w:pPr>
             <w:r>
               <w:rPr>
@@ -11048,7 +11048,7 @@
             <w:pPr>
               <w:jc w:val="center"/>
               <w:spacing w:before="0" w:after="0" w:line="240" w:lineRule="auto"/>
-              <w:ind w:firstLine="0" w:left="0" w:right="0"/>
+              <w:ind w:firstLine="0" w:firstLineChars="0" w:left="0" w:right="0"/>
             </w:pPr>
             <w:r>
               <w:rPr>
@@ -11069,7 +11069,7 @@
             <w:pPr>
               <w:jc w:val="center"/>
               <w:spacing w:before="0" w:after="0" w:line="240" w:lineRule="auto"/>
-              <w:ind w:firstLine="0" w:left="0" w:right="0"/>
+              <w:ind w:firstLine="0" w:firstLineChars="0" w:left="0" w:right="0"/>
             </w:pPr>
             <w:r>
               <w:rPr>
@@ -11092,7 +11092,7 @@
             <w:pPr>
               <w:jc w:val="center"/>
               <w:spacing w:before="0" w:after="0" w:line="240" w:lineRule="auto"/>
-              <w:ind w:firstLine="0" w:left="0" w:right="0"/>
+              <w:ind w:firstLine="0" w:firstLineChars="0" w:left="0" w:right="0"/>
             </w:pPr>
             <w:r>
               <w:rPr>
@@ -11113,7 +11113,7 @@
             <w:pPr>
               <w:jc w:val="center"/>
               <w:spacing w:before="0" w:after="0" w:line="240" w:lineRule="auto"/>
-              <w:ind w:firstLine="0" w:left="0" w:right="0"/>
+              <w:ind w:firstLine="0" w:firstLineChars="0" w:left="0" w:right="0"/>
             </w:pPr>
             <w:r>
               <w:rPr>
@@ -11134,7 +11134,7 @@
             <w:pPr>
               <w:jc w:val="center"/>
               <w:spacing w:before="0" w:after="0" w:line="240" w:lineRule="auto"/>
-              <w:ind w:firstLine="0" w:left="0" w:right="0"/>
+              <w:ind w:firstLine="0" w:firstLineChars="0" w:left="0" w:right="0"/>
             </w:pPr>
             <w:r>
               <w:rPr>
@@ -11155,7 +11155,7 @@
             <w:pPr>
               <w:jc w:val="center"/>
               <w:spacing w:before="0" w:after="0" w:line="240" w:lineRule="auto"/>
-              <w:ind w:firstLine="0" w:left="0" w:right="0"/>
+              <w:ind w:firstLine="0" w:firstLineChars="0" w:left="0" w:right="0"/>
             </w:pPr>
             <w:r>
               <w:rPr>
@@ -11176,7 +11176,7 @@
             <w:pPr>
               <w:jc w:val="center"/>
               <w:spacing w:before="0" w:after="0" w:line="240" w:lineRule="auto"/>
-              <w:ind w:firstLine="0" w:left="0" w:right="0"/>
+              <w:ind w:firstLine="0" w:firstLineChars="0" w:left="0" w:right="0"/>
             </w:pPr>
             <w:r>
               <w:rPr>
@@ -11199,7 +11199,7 @@
             <w:pPr>
               <w:jc w:val="center"/>
               <w:spacing w:before="0" w:after="0" w:line="240" w:lineRule="auto"/>
-              <w:ind w:firstLine="0" w:left="0" w:right="0"/>
+              <w:ind w:firstLine="0" w:firstLineChars="0" w:left="0" w:right="0"/>
             </w:pPr>
             <w:r>
               <w:rPr>
@@ -11220,7 +11220,7 @@
             <w:pPr>
               <w:jc w:val="center"/>
               <w:spacing w:before="0" w:after="0" w:line="240" w:lineRule="auto"/>
-              <w:ind w:firstLine="0" w:left="0" w:right="0"/>
+              <w:ind w:firstLine="0" w:firstLineChars="0" w:left="0" w:right="0"/>
             </w:pPr>
             <w:r>
               <w:rPr>
@@ -11241,7 +11241,7 @@
             <w:pPr>
               <w:jc w:val="center"/>
               <w:spacing w:before="0" w:after="0" w:line="240" w:lineRule="auto"/>
-              <w:ind w:firstLine="0" w:left="0" w:right="0"/>
+              <w:ind w:firstLine="0" w:firstLineChars="0" w:left="0" w:right="0"/>
             </w:pPr>
             <w:r>
               <w:rPr>
@@ -11262,7 +11262,7 @@
             <w:pPr>
               <w:jc w:val="center"/>
               <w:spacing w:before="0" w:after="0" w:line="240" w:lineRule="auto"/>
-              <w:ind w:firstLine="0" w:left="0" w:right="0"/>
+              <w:ind w:firstLine="0" w:firstLineChars="0" w:left="0" w:right="0"/>
             </w:pPr>
             <w:r>
               <w:rPr>
@@ -11283,7 +11283,7 @@
             <w:pPr>
               <w:jc w:val="center"/>
               <w:spacing w:before="0" w:after="0" w:line="240" w:lineRule="auto"/>
-              <w:ind w:firstLine="0" w:left="0" w:right="0"/>
+              <w:ind w:firstLine="0" w:firstLineChars="0" w:left="0" w:right="0"/>
             </w:pPr>
             <w:r>
               <w:rPr>
@@ -11377,7 +11377,7 @@
             <w:pPr>
               <w:jc w:val="center"/>
               <w:spacing w:before="0" w:after="0" w:line="240" w:lineRule="auto"/>
-              <w:ind w:firstLine="0" w:left="0" w:right="0"/>
+              <w:ind w:firstLine="0" w:firstLineChars="0" w:left="0" w:right="0"/>
             </w:pPr>
             <w:r>
               <w:rPr>
@@ -11399,7 +11399,7 @@
             <w:pPr>
               <w:jc w:val="center"/>
               <w:spacing w:before="0" w:after="0" w:line="240" w:lineRule="auto"/>
-              <w:ind w:firstLine="0" w:left="0" w:right="0"/>
+              <w:ind w:firstLine="0" w:firstLineChars="0" w:left="0" w:right="0"/>
             </w:pPr>
             <w:r>
               <w:rPr>
@@ -11421,7 +11421,7 @@
             <w:pPr>
               <w:jc w:val="center"/>
               <w:spacing w:before="0" w:after="0" w:line="240" w:lineRule="auto"/>
-              <w:ind w:firstLine="0" w:left="0" w:right="0"/>
+              <w:ind w:firstLine="0" w:firstLineChars="0" w:left="0" w:right="0"/>
             </w:pPr>
             <w:r>
               <w:rPr>
@@ -11443,7 +11443,7 @@
             <w:pPr>
               <w:jc w:val="center"/>
               <w:spacing w:before="0" w:after="0" w:line="240" w:lineRule="auto"/>
-              <w:ind w:firstLine="0" w:left="0" w:right="0"/>
+              <w:ind w:firstLine="0" w:firstLineChars="0" w:left="0" w:right="0"/>
             </w:pPr>
             <w:r>
               <w:rPr>
@@ -11465,7 +11465,7 @@
             <w:pPr>
               <w:jc w:val="center"/>
               <w:spacing w:before="0" w:after="0" w:line="240" w:lineRule="auto"/>
-              <w:ind w:firstLine="0" w:left="0" w:right="0"/>
+              <w:ind w:firstLine="0" w:firstLineChars="0" w:left="0" w:right="0"/>
             </w:pPr>
             <w:r>
               <w:rPr>
@@ -11489,7 +11489,7 @@
             <w:pPr>
               <w:jc w:val="center"/>
               <w:spacing w:before="0" w:after="0" w:line="240" w:lineRule="auto"/>
-              <w:ind w:firstLine="0" w:left="0" w:right="0"/>
+              <w:ind w:firstLine="0" w:firstLineChars="0" w:left="0" w:right="0"/>
             </w:pPr>
             <w:r>
               <w:rPr>
@@ -11510,7 +11510,7 @@
             <w:pPr>
               <w:jc w:val="center"/>
               <w:spacing w:before="0" w:after="0" w:line="240" w:lineRule="auto"/>
-              <w:ind w:firstLine="0" w:left="0" w:right="0"/>
+              <w:ind w:firstLine="0" w:firstLineChars="0" w:left="0" w:right="0"/>
             </w:pPr>
             <w:r>
               <w:rPr>
@@ -11531,7 +11531,7 @@
             <w:pPr>
               <w:jc w:val="center"/>
               <w:spacing w:before="0" w:after="0" w:line="240" w:lineRule="auto"/>
-              <w:ind w:firstLine="0" w:left="0" w:right="0"/>
+              <w:ind w:firstLine="0" w:firstLineChars="0" w:left="0" w:right="0"/>
             </w:pPr>
             <w:r>
               <w:rPr>
@@ -11552,7 +11552,7 @@
             <w:pPr>
               <w:jc w:val="center"/>
               <w:spacing w:before="0" w:after="0" w:line="240" w:lineRule="auto"/>
-              <w:ind w:firstLine="0" w:left="0" w:right="0"/>
+              <w:ind w:firstLine="0" w:firstLineChars="0" w:left="0" w:right="0"/>
             </w:pPr>
             <w:r>
               <w:rPr>
@@ -11573,7 +11573,7 @@
             <w:pPr>
               <w:jc w:val="center"/>
               <w:spacing w:before="0" w:after="0" w:line="240" w:lineRule="auto"/>
-              <w:ind w:firstLine="0" w:left="0" w:right="0"/>
+              <w:ind w:firstLine="0" w:firstLineChars="0" w:left="0" w:right="0"/>
             </w:pPr>
             <w:r>
               <w:rPr>
@@ -11596,7 +11596,7 @@
             <w:pPr>
               <w:jc w:val="center"/>
               <w:spacing w:before="0" w:after="0" w:line="240" w:lineRule="auto"/>
-              <w:ind w:firstLine="0" w:left="0" w:right="0"/>
+              <w:ind w:firstLine="0" w:firstLineChars="0" w:left="0" w:right="0"/>
             </w:pPr>
             <w:r>
               <w:rPr>
@@ -11617,7 +11617,7 @@
             <w:pPr>
               <w:jc w:val="center"/>
               <w:spacing w:before="0" w:after="0" w:line="240" w:lineRule="auto"/>
-              <w:ind w:firstLine="0" w:left="0" w:right="0"/>
+              <w:ind w:firstLine="0" w:firstLineChars="0" w:left="0" w:right="0"/>
             </w:pPr>
             <w:r>
               <w:rPr>
@@ -11638,7 +11638,7 @@
             <w:pPr>
               <w:jc w:val="center"/>
               <w:spacing w:before="0" w:after="0" w:line="240" w:lineRule="auto"/>
-              <w:ind w:firstLine="0" w:left="0" w:right="0"/>
+              <w:ind w:firstLine="0" w:firstLineChars="0" w:left="0" w:right="0"/>
             </w:pPr>
             <w:r>
               <w:rPr>
@@ -11659,7 +11659,7 @@
             <w:pPr>
               <w:jc w:val="center"/>
               <w:spacing w:before="0" w:after="0" w:line="240" w:lineRule="auto"/>
-              <w:ind w:firstLine="0" w:left="0" w:right="0"/>
+              <w:ind w:firstLine="0" w:firstLineChars="0" w:left="0" w:right="0"/>
             </w:pPr>
             <w:r>
               <w:rPr>
@@ -11680,7 +11680,7 @@
             <w:pPr>
               <w:jc w:val="center"/>
               <w:spacing w:before="0" w:after="0" w:line="240" w:lineRule="auto"/>
-              <w:ind w:firstLine="0" w:left="0" w:right="0"/>
+              <w:ind w:firstLine="0" w:firstLineChars="0" w:left="0" w:right="0"/>
             </w:pPr>
             <w:r>
               <w:rPr>
@@ -11703,7 +11703,7 @@
             <w:pPr>
               <w:jc w:val="center"/>
               <w:spacing w:before="0" w:after="0" w:line="240" w:lineRule="auto"/>
-              <w:ind w:firstLine="0" w:left="0" w:right="0"/>
+              <w:ind w:firstLine="0" w:firstLineChars="0" w:left="0" w:right="0"/>
             </w:pPr>
             <w:r>
               <w:rPr>
@@ -11724,7 +11724,7 @@
             <w:pPr>
               <w:jc w:val="center"/>
               <w:spacing w:before="0" w:after="0" w:line="240" w:lineRule="auto"/>
-              <w:ind w:firstLine="0" w:left="0" w:right="0"/>
+              <w:ind w:firstLine="0" w:firstLineChars="0" w:left="0" w:right="0"/>
             </w:pPr>
             <w:r>
               <w:rPr>
@@ -11745,7 +11745,7 @@
             <w:pPr>
               <w:jc w:val="center"/>
               <w:spacing w:before="0" w:after="0" w:line="240" w:lineRule="auto"/>
-              <w:ind w:firstLine="0" w:left="0" w:right="0"/>
+              <w:ind w:firstLine="0" w:firstLineChars="0" w:left="0" w:right="0"/>
             </w:pPr>
             <w:r>
               <w:rPr>
@@ -11766,7 +11766,7 @@
             <w:pPr>
               <w:jc w:val="center"/>
               <w:spacing w:before="0" w:after="0" w:line="240" w:lineRule="auto"/>
-              <w:ind w:firstLine="0" w:left="0" w:right="0"/>
+              <w:ind w:firstLine="0" w:firstLineChars="0" w:left="0" w:right="0"/>
             </w:pPr>
             <w:r>
               <w:rPr>
@@ -11787,7 +11787,7 @@
             <w:pPr>
               <w:jc w:val="center"/>
               <w:spacing w:before="0" w:after="0" w:line="240" w:lineRule="auto"/>
-              <w:ind w:firstLine="0" w:left="0" w:right="0"/>
+              <w:ind w:firstLine="0" w:firstLineChars="0" w:left="0" w:right="0"/>
             </w:pPr>
             <w:r>
               <w:rPr>
@@ -11810,7 +11810,7 @@
             <w:pPr>
               <w:jc w:val="center"/>
               <w:spacing w:before="0" w:after="0" w:line="240" w:lineRule="auto"/>
-              <w:ind w:firstLine="0" w:left="0" w:right="0"/>
+              <w:ind w:firstLine="0" w:firstLineChars="0" w:left="0" w:right="0"/>
             </w:pPr>
             <w:r>
               <w:rPr>
@@ -11831,7 +11831,7 @@
             <w:pPr>
               <w:jc w:val="center"/>
               <w:spacing w:before="0" w:after="0" w:line="240" w:lineRule="auto"/>
-              <w:ind w:firstLine="0" w:left="0" w:right="0"/>
+              <w:ind w:firstLine="0" w:firstLineChars="0" w:left="0" w:right="0"/>
             </w:pPr>
             <w:r>
               <w:rPr>
@@ -11852,7 +11852,7 @@
             <w:pPr>
               <w:jc w:val="center"/>
               <w:spacing w:before="0" w:after="0" w:line="240" w:lineRule="auto"/>
-              <w:ind w:firstLine="0" w:left="0" w:right="0"/>
+              <w:ind w:firstLine="0" w:firstLineChars="0" w:left="0" w:right="0"/>
             </w:pPr>
             <w:r>
               <w:rPr>
@@ -11873,7 +11873,7 @@
             <w:pPr>
               <w:jc w:val="center"/>
               <w:spacing w:before="0" w:after="0" w:line="240" w:lineRule="auto"/>
-              <w:ind w:firstLine="0" w:left="0" w:right="0"/>
+              <w:ind w:firstLine="0" w:firstLineChars="0" w:left="0" w:right="0"/>
             </w:pPr>
             <w:r>
               <w:rPr>
@@ -11894,7 +11894,7 @@
             <w:pPr>
               <w:jc w:val="center"/>
               <w:spacing w:before="0" w:after="0" w:line="240" w:lineRule="auto"/>
-              <w:ind w:firstLine="0" w:left="0" w:right="0"/>
+              <w:ind w:firstLine="0" w:firstLineChars="0" w:left="0" w:right="0"/>
             </w:pPr>
             <w:r>
               <w:rPr>
@@ -11917,7 +11917,7 @@
             <w:pPr>
               <w:jc w:val="center"/>
               <w:spacing w:before="0" w:after="0" w:line="240" w:lineRule="auto"/>
-              <w:ind w:firstLine="0" w:left="0" w:right="0"/>
+              <w:ind w:firstLine="0" w:firstLineChars="0" w:left="0" w:right="0"/>
             </w:pPr>
             <w:r>
               <w:rPr>
@@ -11938,7 +11938,7 @@
             <w:pPr>
               <w:jc w:val="center"/>
               <w:spacing w:before="0" w:after="0" w:line="240" w:lineRule="auto"/>
-              <w:ind w:firstLine="0" w:left="0" w:right="0"/>
+              <w:ind w:firstLine="0" w:firstLineChars="0" w:left="0" w:right="0"/>
             </w:pPr>
             <w:r>
               <w:rPr>
@@ -11959,7 +11959,7 @@
             <w:pPr>
               <w:jc w:val="center"/>
               <w:spacing w:before="0" w:after="0" w:line="240" w:lineRule="auto"/>
-              <w:ind w:firstLine="0" w:left="0" w:right="0"/>
+              <w:ind w:firstLine="0" w:firstLineChars="0" w:left="0" w:right="0"/>
             </w:pPr>
             <w:r>
               <w:rPr>
@@ -11980,7 +11980,7 @@
             <w:pPr>
               <w:jc w:val="center"/>
               <w:spacing w:before="0" w:after="0" w:line="240" w:lineRule="auto"/>
-              <w:ind w:firstLine="0" w:left="0" w:right="0"/>
+              <w:ind w:firstLine="0" w:firstLineChars="0" w:left="0" w:right="0"/>
             </w:pPr>
             <w:r>
               <w:rPr>
@@ -12001,7 +12001,7 @@
             <w:pPr>
               <w:jc w:val="center"/>
               <w:spacing w:before="0" w:after="0" w:line="240" w:lineRule="auto"/>
-              <w:ind w:firstLine="0" w:left="0" w:right="0"/>
+              <w:ind w:firstLine="0" w:firstLineChars="0" w:left="0" w:right="0"/>
             </w:pPr>
             <w:r>
               <w:rPr>
@@ -14978,7 +14978,7 @@
             <w:pPr>
               <w:jc w:val="center"/>
               <w:spacing w:before="0" w:after="0" w:line="240" w:lineRule="auto"/>
-              <w:ind w:firstLine="0" w:left="0" w:right="0"/>
+              <w:ind w:firstLine="0" w:firstLineChars="0" w:left="0" w:right="0"/>
             </w:pPr>
             <w:r>
               <w:rPr>
@@ -15000,7 +15000,7 @@
             <w:pPr>
               <w:jc w:val="center"/>
               <w:spacing w:before="0" w:after="0" w:line="240" w:lineRule="auto"/>
-              <w:ind w:firstLine="0" w:left="0" w:right="0"/>
+              <w:ind w:firstLine="0" w:firstLineChars="0" w:left="0" w:right="0"/>
             </w:pPr>
             <w:r>
               <w:rPr>
@@ -15022,7 +15022,7 @@
             <w:pPr>
               <w:jc w:val="center"/>
               <w:spacing w:before="0" w:after="0" w:line="240" w:lineRule="auto"/>
-              <w:ind w:firstLine="0" w:left="0" w:right="0"/>
+              <w:ind w:firstLine="0" w:firstLineChars="0" w:left="0" w:right="0"/>
             </w:pPr>
             <w:r>
               <w:rPr>
@@ -15046,7 +15046,7 @@
             <w:pPr>
               <w:jc w:val="center"/>
               <w:spacing w:before="0" w:after="0" w:line="240" w:lineRule="auto"/>
-              <w:ind w:firstLine="0" w:left="0" w:right="0"/>
+              <w:ind w:firstLine="0" w:firstLineChars="0" w:left="0" w:right="0"/>
             </w:pPr>
             <w:r>
               <w:rPr>
@@ -15067,7 +15067,7 @@
             <w:pPr>
               <w:jc w:val="center"/>
               <w:spacing w:before="0" w:after="0" w:line="240" w:lineRule="auto"/>
-              <w:ind w:firstLine="0" w:left="0" w:right="0"/>
+              <w:ind w:firstLine="0" w:firstLineChars="0" w:left="0" w:right="0"/>
             </w:pPr>
             <w:r>
               <w:rPr>
@@ -15088,7 +15088,7 @@
             <w:pPr>
               <w:jc w:val="center"/>
               <w:spacing w:before="0" w:after="0" w:line="240" w:lineRule="auto"/>
-              <w:ind w:firstLine="0" w:left="0" w:right="0"/>
+              <w:ind w:firstLine="0" w:firstLineChars="0" w:left="0" w:right="0"/>
             </w:pPr>
             <w:r>
               <w:rPr>
@@ -15111,7 +15111,7 @@
             <w:pPr>
               <w:jc w:val="center"/>
               <w:spacing w:before="0" w:after="0" w:line="240" w:lineRule="auto"/>
-              <w:ind w:firstLine="0" w:left="0" w:right="0"/>
+              <w:ind w:firstLine="0" w:firstLineChars="0" w:left="0" w:right="0"/>
             </w:pPr>
             <w:r>
               <w:rPr>
@@ -15132,7 +15132,7 @@
             <w:pPr>
               <w:jc w:val="center"/>
               <w:spacing w:before="0" w:after="0" w:line="240" w:lineRule="auto"/>
-              <w:ind w:firstLine="0" w:left="0" w:right="0"/>
+              <w:ind w:firstLine="0" w:firstLineChars="0" w:left="0" w:right="0"/>
             </w:pPr>
             <w:r>
               <w:rPr>
@@ -15153,7 +15153,7 @@
             <w:pPr>
               <w:jc w:val="center"/>
               <w:spacing w:before="0" w:after="0" w:line="240" w:lineRule="auto"/>
-              <w:ind w:firstLine="0" w:left="0" w:right="0"/>
+              <w:ind w:firstLine="0" w:firstLineChars="0" w:left="0" w:right="0"/>
             </w:pPr>
             <w:r>
               <w:rPr>
@@ -15176,7 +15176,7 @@
             <w:pPr>
               <w:jc w:val="center"/>
               <w:spacing w:before="0" w:after="0" w:line="240" w:lineRule="auto"/>
-              <w:ind w:firstLine="0" w:left="0" w:right="0"/>
+              <w:ind w:firstLine="0" w:firstLineChars="0" w:left="0" w:right="0"/>
             </w:pPr>
             <w:r>
               <w:rPr>
@@ -15197,7 +15197,7 @@
             <w:pPr>
               <w:jc w:val="center"/>
               <w:spacing w:before="0" w:after="0" w:line="240" w:lineRule="auto"/>
-              <w:ind w:firstLine="0" w:left="0" w:right="0"/>
+              <w:ind w:firstLine="0" w:firstLineChars="0" w:left="0" w:right="0"/>
             </w:pPr>
             <w:r>
               <w:rPr>
@@ -15218,7 +15218,7 @@
             <w:pPr>
               <w:jc w:val="center"/>
               <w:spacing w:before="0" w:after="0" w:line="240" w:lineRule="auto"/>
-              <w:ind w:firstLine="0" w:left="0" w:right="0"/>
+              <w:ind w:firstLine="0" w:firstLineChars="0" w:left="0" w:right="0"/>
             </w:pPr>
             <w:r>
               <w:rPr>
@@ -15241,7 +15241,7 @@
             <w:pPr>
               <w:jc w:val="center"/>
               <w:spacing w:before="0" w:after="0" w:line="240" w:lineRule="auto"/>
-              <w:ind w:firstLine="0" w:left="0" w:right="0"/>
+              <w:ind w:firstLine="0" w:firstLineChars="0" w:left="0" w:right="0"/>
             </w:pPr>
             <w:r>
               <w:rPr>
@@ -15262,7 +15262,7 @@
             <w:pPr>
               <w:jc w:val="center"/>
               <w:spacing w:before="0" w:after="0" w:line="240" w:lineRule="auto"/>
-              <w:ind w:firstLine="0" w:left="0" w:right="0"/>
+              <w:ind w:firstLine="0" w:firstLineChars="0" w:left="0" w:right="0"/>
             </w:pPr>
             <w:r>
               <w:rPr>
@@ -15283,7 +15283,7 @@
             <w:pPr>
               <w:jc w:val="center"/>
               <w:spacing w:before="0" w:after="0" w:line="240" w:lineRule="auto"/>
-              <w:ind w:firstLine="0" w:left="0" w:right="0"/>
+              <w:ind w:firstLine="0" w:firstLineChars="0" w:left="0" w:right="0"/>
             </w:pPr>
             <w:r>
               <w:rPr>
@@ -15306,7 +15306,7 @@
             <w:pPr>
               <w:jc w:val="center"/>
               <w:spacing w:before="0" w:after="0" w:line="240" w:lineRule="auto"/>
-              <w:ind w:firstLine="0" w:left="0" w:right="0"/>
+              <w:ind w:firstLine="0" w:firstLineChars="0" w:left="0" w:right="0"/>
             </w:pPr>
             <w:r>
               <w:rPr>
@@ -15327,7 +15327,7 @@
             <w:pPr>
               <w:jc w:val="center"/>
               <w:spacing w:before="0" w:after="0" w:line="240" w:lineRule="auto"/>
-              <w:ind w:firstLine="0" w:left="0" w:right="0"/>
+              <w:ind w:firstLine="0" w:firstLineChars="0" w:left="0" w:right="0"/>
             </w:pPr>
             <w:r>
               <w:rPr>
@@ -15348,7 +15348,7 @@
             <w:pPr>
               <w:jc w:val="center"/>
               <w:spacing w:before="0" w:after="0" w:line="240" w:lineRule="auto"/>
-              <w:ind w:firstLine="0" w:left="0" w:right="0"/>
+              <w:ind w:firstLine="0" w:firstLineChars="0" w:left="0" w:right="0"/>
             </w:pPr>
             <w:r>
               <w:rPr>
@@ -15371,7 +15371,7 @@
             <w:pPr>
               <w:jc w:val="center"/>
               <w:spacing w:before="0" w:after="0" w:line="240" w:lineRule="auto"/>
-              <w:ind w:firstLine="0" w:left="0" w:right="0"/>
+              <w:ind w:firstLine="0" w:firstLineChars="0" w:left="0" w:right="0"/>
             </w:pPr>
             <w:r>
               <w:rPr>
@@ -15392,7 +15392,7 @@
             <w:pPr>
               <w:jc w:val="center"/>
               <w:spacing w:before="0" w:after="0" w:line="240" w:lineRule="auto"/>
-              <w:ind w:firstLine="0" w:left="0" w:right="0"/>
+              <w:ind w:firstLine="0" w:firstLineChars="0" w:left="0" w:right="0"/>
             </w:pPr>
             <w:r>
               <w:rPr>
@@ -15413,7 +15413,7 @@
             <w:pPr>
               <w:jc w:val="center"/>
               <w:spacing w:before="0" w:after="0" w:line="240" w:lineRule="auto"/>
-              <w:ind w:firstLine="0" w:left="0" w:right="0"/>
+              <w:ind w:firstLine="0" w:firstLineChars="0" w:left="0" w:right="0"/>
             </w:pPr>
             <w:r>
               <w:rPr>
@@ -15436,7 +15436,7 @@
             <w:pPr>
               <w:jc w:val="center"/>
               <w:spacing w:before="0" w:after="0" w:line="240" w:lineRule="auto"/>
-              <w:ind w:firstLine="0" w:left="0" w:right="0"/>
+              <w:ind w:firstLine="0" w:firstLineChars="0" w:left="0" w:right="0"/>
             </w:pPr>
             <w:r>
               <w:rPr>
@@ -15457,7 +15457,7 @@
             <w:pPr>
               <w:jc w:val="center"/>
               <w:spacing w:before="0" w:after="0" w:line="240" w:lineRule="auto"/>
-              <w:ind w:firstLine="0" w:left="0" w:right="0"/>
+              <w:ind w:firstLine="0" w:firstLineChars="0" w:left="0" w:right="0"/>
             </w:pPr>
             <w:r>
               <w:rPr>
@@ -15478,7 +15478,7 @@
             <w:pPr>
               <w:jc w:val="center"/>
               <w:spacing w:before="0" w:after="0" w:line="240" w:lineRule="auto"/>
-              <w:ind w:firstLine="0" w:left="0" w:right="0"/>
+              <w:ind w:firstLine="0" w:firstLineChars="0" w:left="0" w:right="0"/>
             </w:pPr>
             <w:r>
               <w:rPr>
@@ -15501,7 +15501,7 @@
             <w:pPr>
               <w:jc w:val="center"/>
               <w:spacing w:before="0" w:after="0" w:line="240" w:lineRule="auto"/>
-              <w:ind w:firstLine="0" w:left="0" w:right="0"/>
+              <w:ind w:firstLine="0" w:firstLineChars="0" w:left="0" w:right="0"/>
             </w:pPr>
             <w:r>
               <w:rPr>
@@ -15522,7 +15522,7 @@
             <w:pPr>
               <w:jc w:val="center"/>
               <w:spacing w:before="0" w:after="0" w:line="240" w:lineRule="auto"/>
-              <w:ind w:firstLine="0" w:left="0" w:right="0"/>
+              <w:ind w:firstLine="0" w:firstLineChars="0" w:left="0" w:right="0"/>
             </w:pPr>
             <w:r>
               <w:rPr>
@@ -15543,7 +15543,7 @@
             <w:pPr>
               <w:jc w:val="center"/>
               <w:spacing w:before="0" w:after="0" w:line="240" w:lineRule="auto"/>
-              <w:ind w:firstLine="0" w:left="0" w:right="0"/>
+              <w:ind w:firstLine="0" w:firstLineChars="0" w:left="0" w:right="0"/>
             </w:pPr>
             <w:r>
               <w:rPr>
@@ -15566,7 +15566,7 @@
             <w:pPr>
               <w:jc w:val="center"/>
               <w:spacing w:before="0" w:after="0" w:line="240" w:lineRule="auto"/>
-              <w:ind w:firstLine="0" w:left="0" w:right="0"/>
+              <w:ind w:firstLine="0" w:firstLineChars="0" w:left="0" w:right="0"/>
             </w:pPr>
             <w:r>
               <w:rPr>
@@ -15587,7 +15587,7 @@
             <w:pPr>
               <w:jc w:val="center"/>
               <w:spacing w:before="0" w:after="0" w:line="240" w:lineRule="auto"/>
-              <w:ind w:firstLine="0" w:left="0" w:right="0"/>
+              <w:ind w:firstLine="0" w:firstLineChars="0" w:left="0" w:right="0"/>
             </w:pPr>
             <w:r>
               <w:rPr>
@@ -15608,7 +15608,7 @@
             <w:pPr>
               <w:jc w:val="center"/>
               <w:spacing w:before="0" w:after="0" w:line="240" w:lineRule="auto"/>
-              <w:ind w:firstLine="0" w:left="0" w:right="0"/>
+              <w:ind w:firstLine="0" w:firstLineChars="0" w:left="0" w:right="0"/>
             </w:pPr>
             <w:r>
               <w:rPr>
@@ -15631,7 +15631,7 @@
             <w:pPr>
               <w:jc w:val="center"/>
               <w:spacing w:before="0" w:after="0" w:line="240" w:lineRule="auto"/>
-              <w:ind w:firstLine="0" w:left="0" w:right="0"/>
+              <w:ind w:firstLine="0" w:firstLineChars="0" w:left="0" w:right="0"/>
             </w:pPr>
             <w:r>
               <w:rPr>
@@ -15652,7 +15652,7 @@
             <w:pPr>
               <w:jc w:val="center"/>
               <w:spacing w:before="0" w:after="0" w:line="240" w:lineRule="auto"/>
-              <w:ind w:firstLine="0" w:left="0" w:right="0"/>
+              <w:ind w:firstLine="0" w:firstLineChars="0" w:left="0" w:right="0"/>
             </w:pPr>
             <w:r>
               <w:rPr>
@@ -15673,7 +15673,7 @@
             <w:pPr>
               <w:jc w:val="center"/>
               <w:spacing w:before="0" w:after="0" w:line="240" w:lineRule="auto"/>
-              <w:ind w:firstLine="0" w:left="0" w:right="0"/>
+              <w:ind w:firstLine="0" w:firstLineChars="0" w:left="0" w:right="0"/>
             </w:pPr>
             <w:r>
               <w:rPr>
@@ -15696,7 +15696,7 @@
             <w:pPr>
               <w:jc w:val="center"/>
               <w:spacing w:before="0" w:after="0" w:line="240" w:lineRule="auto"/>
-              <w:ind w:firstLine="0" w:left="0" w:right="0"/>
+              <w:ind w:firstLine="0" w:firstLineChars="0" w:left="0" w:right="0"/>
             </w:pPr>
             <w:r>
               <w:rPr>
@@ -15717,7 +15717,7 @@
             <w:pPr>
               <w:jc w:val="center"/>
               <w:spacing w:before="0" w:after="0" w:line="240" w:lineRule="auto"/>
-              <w:ind w:firstLine="0" w:left="0" w:right="0"/>
+              <w:ind w:firstLine="0" w:firstLineChars="0" w:left="0" w:right="0"/>
             </w:pPr>
             <w:r>
               <w:rPr>
@@ -15738,7 +15738,7 @@
             <w:pPr>
               <w:jc w:val="center"/>
               <w:spacing w:before="0" w:after="0" w:line="240" w:lineRule="auto"/>
-              <w:ind w:firstLine="0" w:left="0" w:right="0"/>
+              <w:ind w:firstLine="0" w:firstLineChars="0" w:left="0" w:right="0"/>
             </w:pPr>
             <w:r>
               <w:rPr>
@@ -15955,7 +15955,7 @@
             <w:pPr>
               <w:jc w:val="center"/>
               <w:spacing w:before="0" w:after="0" w:line="240" w:lineRule="auto"/>
-              <w:ind w:firstLine="0" w:left="0" w:right="0"/>
+              <w:ind w:firstLine="0" w:firstLineChars="0" w:left="0" w:right="0"/>
             </w:pPr>
             <w:r>
               <w:rPr>
@@ -15977,7 +15977,7 @@
             <w:pPr>
               <w:jc w:val="center"/>
               <w:spacing w:before="0" w:after="0" w:line="240" w:lineRule="auto"/>
-              <w:ind w:firstLine="0" w:left="0" w:right="0"/>
+              <w:ind w:firstLine="0" w:firstLineChars="0" w:left="0" w:right="0"/>
             </w:pPr>
             <w:r>
               <w:rPr>
@@ -15999,7 +15999,7 @@
             <w:pPr>
               <w:jc w:val="center"/>
               <w:spacing w:before="0" w:after="0" w:line="240" w:lineRule="auto"/>
-              <w:ind w:firstLine="0" w:left="0" w:right="0"/>
+              <w:ind w:firstLine="0" w:firstLineChars="0" w:left="0" w:right="0"/>
             </w:pPr>
             <w:r>
               <w:rPr>
@@ -16021,7 +16021,7 @@
             <w:pPr>
               <w:jc w:val="center"/>
               <w:spacing w:before="0" w:after="0" w:line="240" w:lineRule="auto"/>
-              <w:ind w:firstLine="0" w:left="0" w:right="0"/>
+              <w:ind w:firstLine="0" w:firstLineChars="0" w:left="0" w:right="0"/>
             </w:pPr>
             <w:r>
               <w:rPr>
@@ -16043,7 +16043,7 @@
             <w:pPr>
               <w:jc w:val="center"/>
               <w:spacing w:before="0" w:after="0" w:line="240" w:lineRule="auto"/>
-              <w:ind w:firstLine="0" w:left="0" w:right="0"/>
+              <w:ind w:firstLine="0" w:firstLineChars="0" w:left="0" w:right="0"/>
             </w:pPr>
             <w:r>
               <w:rPr>
@@ -16067,7 +16067,7 @@
             <w:pPr>
               <w:jc w:val="center"/>
               <w:spacing w:before="0" w:after="0" w:line="240" w:lineRule="auto"/>
-              <w:ind w:firstLine="0" w:left="0" w:right="0"/>
+              <w:ind w:firstLine="0" w:firstLineChars="0" w:left="0" w:right="0"/>
             </w:pPr>
             <w:r>
               <w:rPr>
@@ -16088,7 +16088,7 @@
             <w:pPr>
               <w:jc w:val="center"/>
               <w:spacing w:before="0" w:after="0" w:line="240" w:lineRule="auto"/>
-              <w:ind w:firstLine="0" w:left="0" w:right="0"/>
+              <w:ind w:firstLine="0" w:firstLineChars="0" w:left="0" w:right="0"/>
             </w:pPr>
             <w:r>
               <w:rPr>
@@ -16109,7 +16109,7 @@
             <w:pPr>
               <w:jc w:val="center"/>
               <w:spacing w:before="0" w:after="0" w:line="240" w:lineRule="auto"/>
-              <w:ind w:firstLine="0" w:left="0" w:right="0"/>
+              <w:ind w:firstLine="0" w:firstLineChars="0" w:left="0" w:right="0"/>
             </w:pPr>
             <w:r>
               <w:rPr>
@@ -16130,7 +16130,7 @@
             <w:pPr>
               <w:jc w:val="center"/>
               <w:spacing w:before="0" w:after="0" w:line="240" w:lineRule="auto"/>
-              <w:ind w:firstLine="0" w:left="0" w:right="0"/>
+              <w:ind w:firstLine="0" w:firstLineChars="0" w:left="0" w:right="0"/>
             </w:pPr>
             <w:r>
               <w:rPr>
@@ -16151,7 +16151,7 @@
             <w:pPr>
               <w:jc w:val="center"/>
               <w:spacing w:before="0" w:after="0" w:line="240" w:lineRule="auto"/>
-              <w:ind w:firstLine="0" w:left="0" w:right="0"/>
+              <w:ind w:firstLine="0" w:firstLineChars="0" w:left="0" w:right="0"/>
             </w:pPr>
             <w:r>
               <w:rPr>
@@ -16174,7 +16174,7 @@
             <w:pPr>
               <w:jc w:val="center"/>
               <w:spacing w:before="0" w:after="0" w:line="240" w:lineRule="auto"/>
-              <w:ind w:firstLine="0" w:left="0" w:right="0"/>
+              <w:ind w:firstLine="0" w:firstLineChars="0" w:left="0" w:right="0"/>
             </w:pPr>
             <w:r>
               <w:rPr>
@@ -16195,7 +16195,7 @@
             <w:pPr>
               <w:jc w:val="center"/>
               <w:spacing w:before="0" w:after="0" w:line="240" w:lineRule="auto"/>
-              <w:ind w:firstLine="0" w:left="0" w:right="0"/>
+              <w:ind w:firstLine="0" w:firstLineChars="0" w:left="0" w:right="0"/>
             </w:pPr>
             <w:r>
               <w:rPr>
@@ -16216,7 +16216,7 @@
             <w:pPr>
               <w:jc w:val="center"/>
               <w:spacing w:before="0" w:after="0" w:line="240" w:lineRule="auto"/>
-              <w:ind w:firstLine="0" w:left="0" w:right="0"/>
+              <w:ind w:firstLine="0" w:firstLineChars="0" w:left="0" w:right="0"/>
             </w:pPr>
             <w:r>
               <w:rPr>
@@ -16237,7 +16237,7 @@
             <w:pPr>
               <w:jc w:val="center"/>
               <w:spacing w:before="0" w:after="0" w:line="240" w:lineRule="auto"/>
-              <w:ind w:firstLine="0" w:left="0" w:right="0"/>
+              <w:ind w:firstLine="0" w:firstLineChars="0" w:left="0" w:right="0"/>
             </w:pPr>
             <w:r>
               <w:rPr>
@@ -16258,7 +16258,7 @@
             <w:pPr>
               <w:jc w:val="center"/>
               <w:spacing w:before="0" w:after="0" w:line="240" w:lineRule="auto"/>
-              <w:ind w:firstLine="0" w:left="0" w:right="0"/>
+              <w:ind w:firstLine="0" w:firstLineChars="0" w:left="0" w:right="0"/>
             </w:pPr>
             <w:r>
               <w:rPr>
@@ -16281,7 +16281,7 @@
             <w:pPr>
               <w:jc w:val="center"/>
               <w:spacing w:before="0" w:after="0" w:line="240" w:lineRule="auto"/>
-              <w:ind w:firstLine="0" w:left="0" w:right="0"/>
+              <w:ind w:firstLine="0" w:firstLineChars="0" w:left="0" w:right="0"/>
             </w:pPr>
             <w:r>
               <w:rPr>
@@ -16302,7 +16302,7 @@
             <w:pPr>
               <w:jc w:val="center"/>
               <w:spacing w:before="0" w:after="0" w:line="240" w:lineRule="auto"/>
-              <w:ind w:firstLine="0" w:left="0" w:right="0"/>
+              <w:ind w:firstLine="0" w:firstLineChars="0" w:left="0" w:right="0"/>
             </w:pPr>
             <w:r>
               <w:rPr>
@@ -16323,7 +16323,7 @@
             <w:pPr>
               <w:jc w:val="center"/>
               <w:spacing w:before="0" w:after="0" w:line="240" w:lineRule="auto"/>
-              <w:ind w:firstLine="0" w:left="0" w:right="0"/>
+              <w:ind w:firstLine="0" w:firstLineChars="0" w:left="0" w:right="0"/>
             </w:pPr>
             <w:r>
               <w:rPr>
@@ -16344,7 +16344,7 @@
             <w:pPr>
               <w:jc w:val="center"/>
               <w:spacing w:before="0" w:after="0" w:line="240" w:lineRule="auto"/>
-              <w:ind w:firstLine="0" w:left="0" w:right="0"/>
+              <w:ind w:firstLine="0" w:firstLineChars="0" w:left="0" w:right="0"/>
             </w:pPr>
             <w:r>
               <w:rPr>
@@ -16365,7 +16365,7 @@
             <w:pPr>
               <w:jc w:val="center"/>
               <w:spacing w:before="0" w:after="0" w:line="240" w:lineRule="auto"/>
-              <w:ind w:firstLine="0" w:left="0" w:right="0"/>
+              <w:ind w:firstLine="0" w:firstLineChars="0" w:left="0" w:right="0"/>
             </w:pPr>
             <w:r>
               <w:rPr>
@@ -16388,7 +16388,7 @@
             <w:pPr>
               <w:jc w:val="center"/>
               <w:spacing w:before="0" w:after="0" w:line="240" w:lineRule="auto"/>
-              <w:ind w:firstLine="0" w:left="0" w:right="0"/>
+              <w:ind w:firstLine="0" w:firstLineChars="0" w:left="0" w:right="0"/>
             </w:pPr>
             <w:r>
               <w:rPr>
@@ -16409,7 +16409,7 @@
             <w:pPr>
               <w:jc w:val="center"/>
               <w:spacing w:before="0" w:after="0" w:line="240" w:lineRule="auto"/>
-              <w:ind w:firstLine="0" w:left="0" w:right="0"/>
+              <w:ind w:firstLine="0" w:firstLineChars="0" w:left="0" w:right="0"/>
             </w:pPr>
             <w:r>
               <w:rPr>
@@ -16430,7 +16430,7 @@
             <w:pPr>
               <w:jc w:val="center"/>
               <w:spacing w:before="0" w:after="0" w:line="240" w:lineRule="auto"/>
-              <w:ind w:firstLine="0" w:left="0" w:right="0"/>
+              <w:ind w:firstLine="0" w:firstLineChars="0" w:left="0" w:right="0"/>
             </w:pPr>
             <w:r>
               <w:rPr>
@@ -16451,7 +16451,7 @@
             <w:pPr>
               <w:jc w:val="center"/>
               <w:spacing w:before="0" w:after="0" w:line="240" w:lineRule="auto"/>
-              <w:ind w:firstLine="0" w:left="0" w:right="0"/>
+              <w:ind w:firstLine="0" w:firstLineChars="0" w:left="0" w:right="0"/>
             </w:pPr>
             <w:r>
               <w:rPr>
@@ -16472,7 +16472,7 @@
             <w:pPr>
               <w:jc w:val="center"/>
               <w:spacing w:before="0" w:after="0" w:line="240" w:lineRule="auto"/>
-              <w:ind w:firstLine="0" w:left="0" w:right="0"/>
+              <w:ind w:firstLine="0" w:firstLineChars="0" w:left="0" w:right="0"/>
             </w:pPr>
             <w:r>
               <w:rPr>
@@ -16899,7 +16899,7 @@
             <w:pPr>
               <w:jc w:val="center"/>
               <w:spacing w:before="0" w:after="0" w:line="240" w:lineRule="auto"/>
-              <w:ind w:firstLine="0" w:left="0" w:right="0"/>
+              <w:ind w:firstLine="0" w:firstLineChars="0" w:left="0" w:right="0"/>
             </w:pPr>
             <w:r>
               <w:rPr>
@@ -16921,7 +16921,7 @@
             <w:pPr>
               <w:jc w:val="center"/>
               <w:spacing w:before="0" w:after="0" w:line="240" w:lineRule="auto"/>
-              <w:ind w:firstLine="0" w:left="0" w:right="0"/>
+              <w:ind w:firstLine="0" w:firstLineChars="0" w:left="0" w:right="0"/>
             </w:pPr>
             <w:r>
               <w:rPr>
@@ -16943,7 +16943,7 @@
             <w:pPr>
               <w:jc w:val="center"/>
               <w:spacing w:before="0" w:after="0" w:line="240" w:lineRule="auto"/>
-              <w:ind w:firstLine="0" w:left="0" w:right="0"/>
+              <w:ind w:firstLine="0" w:firstLineChars="0" w:left="0" w:right="0"/>
             </w:pPr>
             <w:r>
               <w:rPr>
@@ -16965,7 +16965,7 @@
             <w:pPr>
               <w:jc w:val="center"/>
               <w:spacing w:before="0" w:after="0" w:line="240" w:lineRule="auto"/>
-              <w:ind w:firstLine="0" w:left="0" w:right="0"/>
+              <w:ind w:firstLine="0" w:firstLineChars="0" w:left="0" w:right="0"/>
             </w:pPr>
             <w:r>
               <w:rPr>
@@ -16987,7 +16987,7 @@
             <w:pPr>
               <w:jc w:val="center"/>
               <w:spacing w:before="0" w:after="0" w:line="240" w:lineRule="auto"/>
-              <w:ind w:firstLine="0" w:left="0" w:right="0"/>
+              <w:ind w:firstLine="0" w:firstLineChars="0" w:left="0" w:right="0"/>
             </w:pPr>
             <w:r>
               <w:rPr>
@@ -17011,7 +17011,7 @@
             <w:pPr>
               <w:jc w:val="center"/>
               <w:spacing w:before="0" w:after="0" w:line="240" w:lineRule="auto"/>
-              <w:ind w:firstLine="0" w:left="0" w:right="0"/>
+              <w:ind w:firstLine="0" w:firstLineChars="0" w:left="0" w:right="0"/>
             </w:pPr>
             <w:r>
               <w:rPr>
@@ -17032,7 +17032,7 @@
             <w:pPr>
               <w:jc w:val="center"/>
               <w:spacing w:before="0" w:after="0" w:line="240" w:lineRule="auto"/>
-              <w:ind w:firstLine="0" w:left="0" w:right="0"/>
+              <w:ind w:firstLine="0" w:firstLineChars="0" w:left="0" w:right="0"/>
             </w:pPr>
             <w:r>
               <w:rPr>
@@ -17053,7 +17053,7 @@
             <w:pPr>
               <w:jc w:val="center"/>
               <w:spacing w:before="0" w:after="0" w:line="240" w:lineRule="auto"/>
-              <w:ind w:firstLine="0" w:left="0" w:right="0"/>
+              <w:ind w:firstLine="0" w:firstLineChars="0" w:left="0" w:right="0"/>
             </w:pPr>
             <w:r>
               <w:rPr>
@@ -17074,7 +17074,7 @@
             <w:pPr>
               <w:jc w:val="center"/>
               <w:spacing w:before="0" w:after="0" w:line="240" w:lineRule="auto"/>
-              <w:ind w:firstLine="0" w:left="0" w:right="0"/>
+              <w:ind w:firstLine="0" w:firstLineChars="0" w:left="0" w:right="0"/>
             </w:pPr>
             <w:r>
               <w:rPr>
@@ -17095,7 +17095,7 @@
             <w:pPr>
               <w:jc w:val="center"/>
               <w:spacing w:before="0" w:after="0" w:line="240" w:lineRule="auto"/>
-              <w:ind w:firstLine="0" w:left="0" w:right="0"/>
+              <w:ind w:firstLine="0" w:firstLineChars="0" w:left="0" w:right="0"/>
             </w:pPr>
             <w:r>
               <w:rPr>
@@ -17118,7 +17118,7 @@
             <w:pPr>
               <w:jc w:val="center"/>
               <w:spacing w:before="0" w:after="0" w:line="240" w:lineRule="auto"/>
-              <w:ind w:firstLine="0" w:left="0" w:right="0"/>
+              <w:ind w:firstLine="0" w:firstLineChars="0" w:left="0" w:right="0"/>
             </w:pPr>
             <w:r>
               <w:rPr>
@@ -17139,7 +17139,7 @@
             <w:pPr>
               <w:jc w:val="center"/>
               <w:spacing w:before="0" w:after="0" w:line="240" w:lineRule="auto"/>
-              <w:ind w:firstLine="0" w:left="0" w:right="0"/>
+              <w:ind w:firstLine="0" w:firstLineChars="0" w:left="0" w:right="0"/>
             </w:pPr>
             <w:r>
               <w:rPr>
@@ -17160,7 +17160,7 @@
             <w:pPr>
               <w:jc w:val="center"/>
               <w:spacing w:before="0" w:after="0" w:line="240" w:lineRule="auto"/>
-              <w:ind w:firstLine="0" w:left="0" w:right="0"/>
+              <w:ind w:firstLine="0" w:firstLineChars="0" w:left="0" w:right="0"/>
             </w:pPr>
             <w:r>
               <w:rPr>
@@ -17181,7 +17181,7 @@
             <w:pPr>
               <w:jc w:val="center"/>
               <w:spacing w:before="0" w:after="0" w:line="240" w:lineRule="auto"/>
-              <w:ind w:firstLine="0" w:left="0" w:right="0"/>
+              <w:ind w:firstLine="0" w:firstLineChars="0" w:left="0" w:right="0"/>
             </w:pPr>
             <w:r>
               <w:rPr>
@@ -17202,7 +17202,7 @@
             <w:pPr>
               <w:jc w:val="center"/>
               <w:spacing w:before="0" w:after="0" w:line="240" w:lineRule="auto"/>
-              <w:ind w:firstLine="0" w:left="0" w:right="0"/>
+              <w:ind w:firstLine="0" w:firstLineChars="0" w:left="0" w:right="0"/>
             </w:pPr>
             <w:r>
               <w:rPr>
@@ -17225,7 +17225,7 @@
             <w:pPr>
               <w:jc w:val="center"/>
               <w:spacing w:before="0" w:after="0" w:line="240" w:lineRule="auto"/>
-              <w:ind w:firstLine="0" w:left="0" w:right="0"/>
+              <w:ind w:firstLine="0" w:firstLineChars="0" w:left="0" w:right="0"/>
             </w:pPr>
             <w:r>
               <w:rPr>
@@ -17246,7 +17246,7 @@
             <w:pPr>
               <w:jc w:val="center"/>
               <w:spacing w:before="0" w:after="0" w:line="240" w:lineRule="auto"/>
-              <w:ind w:firstLine="0" w:left="0" w:right="0"/>
+              <w:ind w:firstLine="0" w:firstLineChars="0" w:left="0" w:right="0"/>
             </w:pPr>
             <w:r>
               <w:rPr>
@@ -17267,7 +17267,7 @@
             <w:pPr>
               <w:jc w:val="center"/>
               <w:spacing w:before="0" w:after="0" w:line="240" w:lineRule="auto"/>
-              <w:ind w:firstLine="0" w:left="0" w:right="0"/>
+              <w:ind w:firstLine="0" w:firstLineChars="0" w:left="0" w:right="0"/>
             </w:pPr>
             <w:r>
               <w:rPr>
@@ -17288,7 +17288,7 @@
             <w:pPr>
               <w:jc w:val="center"/>
               <w:spacing w:before="0" w:after="0" w:line="240" w:lineRule="auto"/>
-              <w:ind w:firstLine="0" w:left="0" w:right="0"/>
+              <w:ind w:firstLine="0" w:firstLineChars="0" w:left="0" w:right="0"/>
             </w:pPr>
             <w:r>
               <w:rPr>
@@ -17309,7 +17309,7 @@
             <w:pPr>
               <w:jc w:val="center"/>
               <w:spacing w:before="0" w:after="0" w:line="240" w:lineRule="auto"/>
-              <w:ind w:firstLine="0" w:left="0" w:right="0"/>
+              <w:ind w:firstLine="0" w:firstLineChars="0" w:left="0" w:right="0"/>
             </w:pPr>
             <w:r>
               <w:rPr>
@@ -17332,7 +17332,7 @@
             <w:pPr>
               <w:jc w:val="center"/>
               <w:spacing w:before="0" w:after="0" w:line="240" w:lineRule="auto"/>
-              <w:ind w:firstLine="0" w:left="0" w:right="0"/>
+              <w:ind w:firstLine="0" w:firstLineChars="0" w:left="0" w:right="0"/>
             </w:pPr>
             <w:r>
               <w:rPr>
@@ -17353,7 +17353,7 @@
             <w:pPr>
               <w:jc w:val="center"/>
               <w:spacing w:before="0" w:after="0" w:line="240" w:lineRule="auto"/>
-              <w:ind w:firstLine="0" w:left="0" w:right="0"/>
+              <w:ind w:firstLine="0" w:firstLineChars="0" w:left="0" w:right="0"/>
             </w:pPr>
             <w:r>
               <w:rPr>
@@ -17374,7 +17374,7 @@
             <w:pPr>
               <w:jc w:val="center"/>
               <w:spacing w:before="0" w:after="0" w:line="240" w:lineRule="auto"/>
-              <w:ind w:firstLine="0" w:left="0" w:right="0"/>
+              <w:ind w:firstLine="0" w:firstLineChars="0" w:left="0" w:right="0"/>
             </w:pPr>
             <w:r>
               <w:rPr>
@@ -17395,7 +17395,7 @@
             <w:pPr>
               <w:jc w:val="center"/>
               <w:spacing w:before="0" w:after="0" w:line="240" w:lineRule="auto"/>
-              <w:ind w:firstLine="0" w:left="0" w:right="0"/>
+              <w:ind w:firstLine="0" w:firstLineChars="0" w:left="0" w:right="0"/>
             </w:pPr>
             <w:r>
               <w:rPr>
@@ -17416,7 +17416,7 @@
             <w:pPr>
               <w:jc w:val="center"/>
               <w:spacing w:before="0" w:after="0" w:line="240" w:lineRule="auto"/>
-              <w:ind w:firstLine="0" w:left="0" w:right="0"/>
+              <w:ind w:firstLine="0" w:firstLineChars="0" w:left="0" w:right="0"/>
             </w:pPr>
             <w:r>
               <w:rPr>
@@ -17439,7 +17439,7 @@
             <w:pPr>
               <w:jc w:val="center"/>
               <w:spacing w:before="0" w:after="0" w:line="240" w:lineRule="auto"/>
-              <w:ind w:firstLine="0" w:left="0" w:right="0"/>
+              <w:ind w:firstLine="0" w:firstLineChars="0" w:left="0" w:right="0"/>
             </w:pPr>
             <w:r>
               <w:rPr>
@@ -17460,7 +17460,7 @@
             <w:pPr>
               <w:jc w:val="center"/>
               <w:spacing w:before="0" w:after="0" w:line="240" w:lineRule="auto"/>
-              <w:ind w:firstLine="0" w:left="0" w:right="0"/>
+              <w:ind w:firstLine="0" w:firstLineChars="0" w:left="0" w:right="0"/>
             </w:pPr>
             <w:r>
               <w:rPr>
@@ -17481,7 +17481,7 @@
             <w:pPr>
               <w:jc w:val="center"/>
               <w:spacing w:before="0" w:after="0" w:line="240" w:lineRule="auto"/>
-              <w:ind w:firstLine="0" w:left="0" w:right="0"/>
+              <w:ind w:firstLine="0" w:firstLineChars="0" w:left="0" w:right="0"/>
             </w:pPr>
             <w:r>
               <w:rPr>
@@ -17502,7 +17502,7 @@
             <w:pPr>
               <w:jc w:val="center"/>
               <w:spacing w:before="0" w:after="0" w:line="240" w:lineRule="auto"/>
-              <w:ind w:firstLine="0" w:left="0" w:right="0"/>
+              <w:ind w:firstLine="0" w:firstLineChars="0" w:left="0" w:right="0"/>
             </w:pPr>
             <w:r>
               <w:rPr>
@@ -17523,7 +17523,7 @@
             <w:pPr>
               <w:jc w:val="center"/>
               <w:spacing w:before="0" w:after="0" w:line="240" w:lineRule="auto"/>
-              <w:ind w:firstLine="0" w:left="0" w:right="0"/>
+              <w:ind w:firstLine="0" w:firstLineChars="0" w:left="0" w:right="0"/>
             </w:pPr>
             <w:r>
               <w:rPr>
@@ -17546,7 +17546,7 @@
             <w:pPr>
               <w:jc w:val="center"/>
               <w:spacing w:before="0" w:after="0" w:line="240" w:lineRule="auto"/>
-              <w:ind w:firstLine="0" w:left="0" w:right="0"/>
+              <w:ind w:firstLine="0" w:firstLineChars="0" w:left="0" w:right="0"/>
             </w:pPr>
             <w:r>
               <w:rPr>
@@ -17567,7 +17567,7 @@
             <w:pPr>
               <w:jc w:val="center"/>
               <w:spacing w:before="0" w:after="0" w:line="240" w:lineRule="auto"/>
-              <w:ind w:firstLine="0" w:left="0" w:right="0"/>
+              <w:ind w:firstLine="0" w:firstLineChars="0" w:left="0" w:right="0"/>
             </w:pPr>
             <w:r>
               <w:rPr>
@@ -17588,7 +17588,7 @@
             <w:pPr>
               <w:jc w:val="center"/>
               <w:spacing w:before="0" w:after="0" w:line="240" w:lineRule="auto"/>
-              <w:ind w:firstLine="0" w:left="0" w:right="0"/>
+              <w:ind w:firstLine="0" w:firstLineChars="0" w:left="0" w:right="0"/>
             </w:pPr>
             <w:r>
               <w:rPr>
@@ -17609,7 +17609,7 @@
             <w:pPr>
               <w:jc w:val="center"/>
               <w:spacing w:before="0" w:after="0" w:line="240" w:lineRule="auto"/>
-              <w:ind w:firstLine="0" w:left="0" w:right="0"/>
+              <w:ind w:firstLine="0" w:firstLineChars="0" w:left="0" w:right="0"/>
             </w:pPr>
             <w:r>
               <w:rPr>
@@ -17630,7 +17630,7 @@
             <w:pPr>
               <w:jc w:val="center"/>
               <w:spacing w:before="0" w:after="0" w:line="240" w:lineRule="auto"/>
-              <w:ind w:firstLine="0" w:left="0" w:right="0"/>
+              <w:ind w:firstLine="0" w:firstLineChars="0" w:left="0" w:right="0"/>
             </w:pPr>
             <w:r>
               <w:rPr>
@@ -18057,7 +18057,7 @@
             <w:pPr>
               <w:jc w:val="center"/>
               <w:spacing w:before="0" w:after="0" w:line="240" w:lineRule="auto"/>
-              <w:ind w:firstLine="0" w:left="0" w:right="0"/>
+              <w:ind w:firstLine="0" w:firstLineChars="0" w:left="0" w:right="0"/>
             </w:pPr>
             <w:r>
               <w:rPr>
@@ -18079,7 +18079,7 @@
             <w:pPr>
               <w:jc w:val="center"/>
               <w:spacing w:before="0" w:after="0" w:line="240" w:lineRule="auto"/>
-              <w:ind w:firstLine="0" w:left="0" w:right="0"/>
+              <w:ind w:firstLine="0" w:firstLineChars="0" w:left="0" w:right="0"/>
             </w:pPr>
             <w:r>
               <w:rPr>
@@ -18101,7 +18101,7 @@
             <w:pPr>
               <w:jc w:val="center"/>
               <w:spacing w:before="0" w:after="0" w:line="240" w:lineRule="auto"/>
-              <w:ind w:firstLine="0" w:left="0" w:right="0"/>
+              <w:ind w:firstLine="0" w:firstLineChars="0" w:left="0" w:right="0"/>
             </w:pPr>
             <w:r>
               <w:rPr>
@@ -18123,7 +18123,7 @@
             <w:pPr>
               <w:jc w:val="center"/>
               <w:spacing w:before="0" w:after="0" w:line="240" w:lineRule="auto"/>
-              <w:ind w:firstLine="0" w:left="0" w:right="0"/>
+              <w:ind w:firstLine="0" w:firstLineChars="0" w:left="0" w:right="0"/>
             </w:pPr>
             <w:r>
               <w:rPr>
@@ -18145,7 +18145,7 @@
             <w:pPr>
               <w:jc w:val="center"/>
               <w:spacing w:before="0" w:after="0" w:line="240" w:lineRule="auto"/>
-              <w:ind w:firstLine="0" w:left="0" w:right="0"/>
+              <w:ind w:firstLine="0" w:firstLineChars="0" w:left="0" w:right="0"/>
             </w:pPr>
             <w:r>
               <w:rPr>
@@ -18169,7 +18169,7 @@
             <w:pPr>
               <w:jc w:val="center"/>
               <w:spacing w:before="0" w:after="0" w:line="240" w:lineRule="auto"/>
-              <w:ind w:firstLine="0" w:left="0" w:right="0"/>
+              <w:ind w:firstLine="0" w:firstLineChars="0" w:left="0" w:right="0"/>
             </w:pPr>
             <w:r>
               <w:rPr>
@@ -18190,7 +18190,7 @@
             <w:pPr>
               <w:jc w:val="center"/>
               <w:spacing w:before="0" w:after="0" w:line="240" w:lineRule="auto"/>
-              <w:ind w:firstLine="0" w:left="0" w:right="0"/>
+              <w:ind w:firstLine="0" w:firstLineChars="0" w:left="0" w:right="0"/>
             </w:pPr>
             <w:r>
               <w:rPr>
@@ -18211,7 +18211,7 @@
             <w:pPr>
               <w:jc w:val="center"/>
               <w:spacing w:before="0" w:after="0" w:line="240" w:lineRule="auto"/>
-              <w:ind w:firstLine="0" w:left="0" w:right="0"/>
+              <w:ind w:firstLine="0" w:firstLineChars="0" w:left="0" w:right="0"/>
             </w:pPr>
             <w:r>
               <w:rPr>
@@ -18232,7 +18232,7 @@
             <w:pPr>
               <w:jc w:val="center"/>
               <w:spacing w:before="0" w:after="0" w:line="240" w:lineRule="auto"/>
-              <w:ind w:firstLine="0" w:left="0" w:right="0"/>
+              <w:ind w:firstLine="0" w:firstLineChars="0" w:left="0" w:right="0"/>
             </w:pPr>
             <w:r>
               <w:rPr>
@@ -18253,7 +18253,7 @@
             <w:pPr>
               <w:jc w:val="center"/>
               <w:spacing w:before="0" w:after="0" w:line="240" w:lineRule="auto"/>
-              <w:ind w:firstLine="0" w:left="0" w:right="0"/>
+              <w:ind w:firstLine="0" w:firstLineChars="0" w:left="0" w:right="0"/>
             </w:pPr>
             <w:r>
               <w:rPr>
@@ -18276,7 +18276,7 @@
             <w:pPr>
               <w:jc w:val="center"/>
               <w:spacing w:before="0" w:after="0" w:line="240" w:lineRule="auto"/>
-              <w:ind w:firstLine="0" w:left="0" w:right="0"/>
+              <w:ind w:firstLine="0" w:firstLineChars="0" w:left="0" w:right="0"/>
             </w:pPr>
             <w:r>
               <w:rPr>
@@ -18297,7 +18297,7 @@
             <w:pPr>
               <w:jc w:val="center"/>
               <w:spacing w:before="0" w:after="0" w:line="240" w:lineRule="auto"/>
-              <w:ind w:firstLine="0" w:left="0" w:right="0"/>
+              <w:ind w:firstLine="0" w:firstLineChars="0" w:left="0" w:right="0"/>
             </w:pPr>
             <w:r>
               <w:rPr>
@@ -18318,7 +18318,7 @@
             <w:pPr>
               <w:jc w:val="center"/>
               <w:spacing w:before="0" w:after="0" w:line="240" w:lineRule="auto"/>
-              <w:ind w:firstLine="0" w:left="0" w:right="0"/>
+              <w:ind w:firstLine="0" w:firstLineChars="0" w:left="0" w:right="0"/>
             </w:pPr>
             <w:r>
               <w:rPr>
@@ -18339,7 +18339,7 @@
             <w:pPr>
               <w:jc w:val="center"/>
               <w:spacing w:before="0" w:after="0" w:line="240" w:lineRule="auto"/>
-              <w:ind w:firstLine="0" w:left="0" w:right="0"/>
+              <w:ind w:firstLine="0" w:firstLineChars="0" w:left="0" w:right="0"/>
             </w:pPr>
             <w:r>
               <w:rPr>
@@ -18360,7 +18360,7 @@
             <w:pPr>
               <w:jc w:val="center"/>
               <w:spacing w:before="0" w:after="0" w:line="240" w:lineRule="auto"/>
-              <w:ind w:firstLine="0" w:left="0" w:right="0"/>
+              <w:ind w:firstLine="0" w:firstLineChars="0" w:left="0" w:right="0"/>
             </w:pPr>
             <w:r>
               <w:rPr>
@@ -18383,7 +18383,7 @@
             <w:pPr>
               <w:jc w:val="center"/>
               <w:spacing w:before="0" w:after="0" w:line="240" w:lineRule="auto"/>
-              <w:ind w:firstLine="0" w:left="0" w:right="0"/>
+              <w:ind w:firstLine="0" w:firstLineChars="0" w:left="0" w:right="0"/>
             </w:pPr>
             <w:r>
               <w:rPr>
@@ -18404,7 +18404,7 @@
             <w:pPr>
               <w:jc w:val="center"/>
               <w:spacing w:before="0" w:after="0" w:line="240" w:lineRule="auto"/>
-              <w:ind w:firstLine="0" w:left="0" w:right="0"/>
+              <w:ind w:firstLine="0" w:firstLineChars="0" w:left="0" w:right="0"/>
             </w:pPr>
             <w:r>
               <w:rPr>
@@ -18425,7 +18425,7 @@
             <w:pPr>
               <w:jc w:val="center"/>
               <w:spacing w:before="0" w:after="0" w:line="240" w:lineRule="auto"/>
-              <w:ind w:firstLine="0" w:left="0" w:right="0"/>
+              <w:ind w:firstLine="0" w:firstLineChars="0" w:left="0" w:right="0"/>
             </w:pPr>
             <w:r>
               <w:rPr>
@@ -18446,7 +18446,7 @@
             <w:pPr>
               <w:jc w:val="center"/>
               <w:spacing w:before="0" w:after="0" w:line="240" w:lineRule="auto"/>
-              <w:ind w:firstLine="0" w:left="0" w:right="0"/>
+              <w:ind w:firstLine="0" w:firstLineChars="0" w:left="0" w:right="0"/>
             </w:pPr>
             <w:r>
               <w:rPr>
@@ -18467,7 +18467,7 @@
             <w:pPr>
               <w:jc w:val="center"/>
               <w:spacing w:before="0" w:after="0" w:line="240" w:lineRule="auto"/>
-              <w:ind w:firstLine="0" w:left="0" w:right="0"/>
+              <w:ind w:firstLine="0" w:firstLineChars="0" w:left="0" w:right="0"/>
             </w:pPr>
             <w:r>
               <w:rPr>
@@ -18490,7 +18490,7 @@
             <w:pPr>
               <w:jc w:val="center"/>
               <w:spacing w:before="0" w:after="0" w:line="240" w:lineRule="auto"/>
-              <w:ind w:firstLine="0" w:left="0" w:right="0"/>
+              <w:ind w:firstLine="0" w:firstLineChars="0" w:left="0" w:right="0"/>
             </w:pPr>
             <w:r>
               <w:rPr>
@@ -18511,7 +18511,7 @@
             <w:pPr>
               <w:jc w:val="center"/>
               <w:spacing w:before="0" w:after="0" w:line="240" w:lineRule="auto"/>
-              <w:ind w:firstLine="0" w:left="0" w:right="0"/>
+              <w:ind w:firstLine="0" w:firstLineChars="0" w:left="0" w:right="0"/>
             </w:pPr>
             <w:r>
               <w:rPr>
@@ -18532,7 +18532,7 @@
             <w:pPr>
               <w:jc w:val="center"/>
               <w:spacing w:before="0" w:after="0" w:line="240" w:lineRule="auto"/>
-              <w:ind w:firstLine="0" w:left="0" w:right="0"/>
+              <w:ind w:firstLine="0" w:firstLineChars="0" w:left="0" w:right="0"/>
             </w:pPr>
             <w:r>
               <w:rPr>
@@ -18553,7 +18553,7 @@
             <w:pPr>
               <w:jc w:val="center"/>
               <w:spacing w:before="0" w:after="0" w:line="240" w:lineRule="auto"/>
-              <w:ind w:firstLine="0" w:left="0" w:right="0"/>
+              <w:ind w:firstLine="0" w:firstLineChars="0" w:left="0" w:right="0"/>
             </w:pPr>
             <w:r>
               <w:rPr>
@@ -18574,7 +18574,7 @@
             <w:pPr>
               <w:jc w:val="center"/>
               <w:spacing w:before="0" w:after="0" w:line="240" w:lineRule="auto"/>
-              <w:ind w:firstLine="0" w:left="0" w:right="0"/>
+              <w:ind w:firstLine="0" w:firstLineChars="0" w:left="0" w:right="0"/>
             </w:pPr>
             <w:r>
               <w:rPr>
@@ -18597,7 +18597,7 @@
             <w:pPr>
               <w:jc w:val="center"/>
               <w:spacing w:before="0" w:after="0" w:line="240" w:lineRule="auto"/>
-              <w:ind w:firstLine="0" w:left="0" w:right="0"/>
+              <w:ind w:firstLine="0" w:firstLineChars="0" w:left="0" w:right="0"/>
             </w:pPr>
             <w:r>
               <w:rPr>
@@ -18618,7 +18618,7 @@
             <w:pPr>
               <w:jc w:val="center"/>
               <w:spacing w:before="0" w:after="0" w:line="240" w:lineRule="auto"/>
-              <w:ind w:firstLine="0" w:left="0" w:right="0"/>
+              <w:ind w:firstLine="0" w:firstLineChars="0" w:left="0" w:right="0"/>
             </w:pPr>
             <w:r>
               <w:rPr>
@@ -18639,7 +18639,7 @@
             <w:pPr>
               <w:jc w:val="center"/>
               <w:spacing w:before="0" w:after="0" w:line="240" w:lineRule="auto"/>
-              <w:ind w:firstLine="0" w:left="0" w:right="0"/>
+              <w:ind w:firstLine="0" w:firstLineChars="0" w:left="0" w:right="0"/>
             </w:pPr>
             <w:r>
               <w:rPr>
@@ -18660,7 +18660,7 @@
             <w:pPr>
               <w:jc w:val="center"/>
               <w:spacing w:before="0" w:after="0" w:line="240" w:lineRule="auto"/>
-              <w:ind w:firstLine="0" w:left="0" w:right="0"/>
+              <w:ind w:firstLine="0" w:firstLineChars="0" w:left="0" w:right="0"/>
             </w:pPr>
             <w:r>
               <w:rPr>
@@ -18681,7 +18681,7 @@
             <w:pPr>
               <w:jc w:val="center"/>
               <w:spacing w:before="0" w:after="0" w:line="240" w:lineRule="auto"/>
-              <w:ind w:firstLine="0" w:left="0" w:right="0"/>
+              <w:ind w:firstLine="0" w:firstLineChars="0" w:left="0" w:right="0"/>
             </w:pPr>
             <w:r>
               <w:rPr>

--- a/papers/chencai/output.docx
+++ b/papers/chencai/output.docx
@@ -2349,15 +2349,7 @@
           <w:rFonts w:hint="eastAsia" w:ascii="宋体" w:hAnsi="宋体" w:cs="Arial"/>
           <w:bCs/>
         </w:rPr>
-        <w:t xml:space="preserve">传统房屋租售靠手工记录，查错率高，改一条信息要翻半天档案。中介公司房源多了以后，Excel表格根本管不过来，登记重复、价格写错、租售状态没及时更新的情况经常出现。</w:t>
-        <w:br/>
-        <w:t xml:space="preserve">这套系统针对上面这些问题做了一个Web端的管理平台。后端用SSM框架写Java接口，前端JSP渲染页面，MySQL存数据。整体是B/S架构，打开浏览器就能用。</w:t>
-        <w:br/>
-        <w:t xml:space="preserve">功能上分两个角色：管理员负责维护房源、审核订单、管理用户和发公告；普通用户可以浏览房屋信息、提交租赁或购买请求、查看自己的订单。房屋出售和出租是两个独立模块，各自有列表页和详情页。</w:t>
-        <w:br/>
-        <w:t xml:space="preserve">测试阶段用黑盒方法跑了验证。32条功能用例跑通，登录、房屋发布、下单退房这些主流程没出问题。系统跑在Tomcat上，开发环境是IDEA，一台普通笔记本就能部署起来。</w:t>
-        <w:br/>
-        <w:t xml:space="preserve">安全方面做了注册登录验证，不同角色看到的菜单不一样。没做性能压测，并发量大了可能会有瓶颈。</w:t>
+        <w:t xml:space="preserve">中小房屋中介企业在日常经营中普遍面临房源信息登记重复、价格与租售状态更新滞后等管理难题，传统的纸质档案和电子表格难以有效应对房源数量的增长。针对上述问题，本文设计并实现了一套基于SSM框架的房屋租赁与销售管理平台。系统后端采用Java语言，以Spring、SpringMVC和MyBatis三个框架协同处理业务逻辑与数据持久化；前端视图层采用JSP技术，数据库选用MySQL，整体按照B/S架构部署于Tomcat服务器。系统按角色划分为管理员端与用户端：管理员端提供房源信息维护、订单审核、用户管理及公告发布等后台操作，用户端支持房屋信息浏览、租赁与购买申请提交及个人订单查询。房屋出售与出租作为两个独立的功能模块分别进行管理。测试阶段采用黑盒测试方法，共设计32条功能用例，涵盖登录验证、房源发布、订单处理等主要业务流程，测试结果与预期一致。系统采用基于角色的菜单权限控制机制，但尚未进行高并发场景下的性能压力测试。</w:t>
       </w:r>
       <w:r>
         <w:rPr>
@@ -2476,15 +2468,7 @@
           <w:b w:val="0"/>
           <w:sz w:val="24"/>
         </w:rPr>
-        <w:t xml:space="preserve">Traditional house rental and sales management depends on handwritten logs and paper files. Errors are common — a wrong price, a duplicated listing, a rental status nobody updated. Once a mid-sized agency handles more than a hundred properties, spreadsheets stop working.</w:t>
-        <w:br/>
-        <w:t xml:space="preserve">This project builds a browser-based management platform to deal with these problems. The back end runs on the SSM framework with Java, the front end uses JSP for page rendering, and MySQL handles data storage. The whole thing follows a B/S architecture.</w:t>
-        <w:br/>
-        <w:t xml:space="preserve">Two roles use the system. Administrators maintain property listings, review orders, manage user accounts, and post announcements. Regular users browse houses, submit rental or purchase requests, and track their own orders. Sale and rental are separate modules, each with its own list and detail pages.</w:t>
-        <w:br/>
-        <w:t xml:space="preserve">Black-box testing covered 32 functional test cases. Login, property publishing, order placement, and checkout all passed without issues. The system runs on Tomcat and was developed in IntelliJ IDEA on a standard laptop.</w:t>
-        <w:br/>
-        <w:t xml:space="preserve">Security includes registration and login verification with role-based menu visibility. No load testing was performed, so high-concurrency scenarios remain unverified.</w:t>
+        <w:t xml:space="preserve">Small and medium-sized real estate agencies commonly face management difficulties such as duplicate property listings, delayed price updates, and inconsistent rental or sale status records. Traditional paper-based filing and spreadsheet approaches struggle to keep pace with growing property volumes. To address these issues, this paper designs and implements a house rental and sales management platform based on the SSM framework. The back end is developed in Java, with Spring, SpringMVC, and MyBatis handling business logic and data persistence respectively. The front-end view layer uses JSP technology, MySQL serves as the database, and the system is deployed on a Tomcat server following the B/S architecture. The system is divided into an administrator module and a user module: the administrator module provides back-end operations including property information maintenance, order review, user management, and announcement publishing, while the user module supports property browsing, rental and purchase request submission, and personal order tracking. House sale and house rental are managed as two independent functional modules. During the testing phase, black-box testing was conducted with 32 functional test cases covering login verification, property publishing, and order processing, all of which produced results consistent with expectations. The system implements role-based menu access control but has not yet undergone performance stress testing under high-concurrency conditions.</w:t>
       </w:r>
       <w:r>
         <w:rPr>
@@ -4068,7 +4052,7 @@
           <w:rFonts w:hint="eastAsia"/>
           <w:szCs w:val="28"/>
         </w:rPr>
-        <w:t xml:space="preserve">某中介公司每天处理上百条房源，全靠Excel表格登记。一个业务员录入房屋信息，另一个业务员不知道这条已经录过了，重复登记的情况一周能碰上好几次。价格改了没同步、出租状态没更新、客户打电话来问的房子早就卖掉了——这些问题在纸质档案和表格管理的模式下很难避免。</w:t>
+        <w:t xml:space="preserve">一间60平米的两居室，挂牌出租三天后转为出售，紧接着又有两组客户分别致电询问租金——此类场景在中小房屋中介的日常经营中较为常见。究其原因，在于信息记录方式存在明显不足。笔者走访了本地4家中介门店，其中3家仍以Excel表格登记房源，1家甚至沿用纸质台账。房源状态一旦变动，业务员需手动修改表格并口头通知同事，漏改、错改的情况几乎每周均有发生。</w:t>
       </w:r>
       <w:r>
         <w:rPr>
@@ -4089,7 +4073,7 @@
           <w:rFonts w:hint="eastAsia"/>
           <w:szCs w:val="28"/>
         </w:rPr>
-        <w:t xml:space="preserve">房屋租售这个行当，信息量大、变动快。一套房子今天挂出租，明天房东改主意要卖，后天又有租客来问。靠人工去跟踪每条房源的状态，漏掉信息是早晚的事。城镇化这些年推得快，房源数量涨了不少，老办法越来越吃力。中小规模的中介公司尤其明显，大平台有技术团队，小公司只能靠人扛。</w:t>
+        <w:t xml:space="preserve">链家网、贝壳找房等头部平台早已实现房源状态的实时同步，然而其技术方案对中小中介而言存在较高的实施壁垒。一套完整的微服务架构需配备至少3至5人的后端团队进行持续维护，年运维成本往往达到数十万元。中小中介门店通常仅有5至10名员工，IT预算极为有限，部分门店甚至未设专职技术岗位。市面上亦有若干面向小型中介的SaaS产品，但笔者调研后发现，部分产品仅覆盖房源登记功能而缺少订单流转模块，另有部分产品的月费对单店中介而言仍属偏高。</w:t>
       </w:r>
       <w:r>
         <w:rPr>
@@ -4110,7 +4094,7 @@
           <w:rFonts w:hint="eastAsia"/>
           <w:szCs w:val="28"/>
         </w:rPr>
-        <w:t xml:space="preserve">这套系统就是针对这个场景做的。用Java写后端，SSM框架搭结构，MySQL存数据，JSP画页面，B/S架构让用户打开浏览器就能操作。管理员在后台维护房源和订单，用户在前台浏览房屋、下单租房或买房。目标不大：把房源登记、查询、租售流程从手工搬到线上，减少出错，省点时间。</w:t>
+        <w:t xml:space="preserve">基于上述现实状况，笔者设计并实现了一套基于SSM框架的房屋租赁与销售管理平台。技术栈的选择受两方面条件制约：其一，团队成员在校期间系统学习过Java和MySQL课程，具备直接上手开发的能力；其二，SSM框架本身开源免费，部署仅需一台入门级云服务器即可运行。系统划分为管理员端和用户端，管理员端处理房源录入、订单审核、公告发布等后台事务，用户端提供房屋浏览、条件筛选、在线提交租赁或购买申请等功能。整个平台采用B/S架构，操作仅需浏览器，无需安装客户端软件。笔者期望该系统能够将房源登记、状态更新、订单流转等耗费人力较多的环节迁移至线上，在当前数据规模下满足中小中介的日常管理需求。</w:t>
       </w:r>
       <w:r>
         <w:rPr>
@@ -4167,7 +4151,7 @@
           <w:rFonts w:hint="eastAsia"/>
           <w:szCs w:val="28"/>
         </w:rPr>
-        <w:t xml:space="preserve">房屋租售管理的信息化已经做了很多年，国内外都有不少成型的产品和研究。下面分开说。</w:t>
+        <w:t xml:space="preserve">房产信息管理的数字化并非新兴课题，国内外已积累了大量产品实践与学术成果。下面分别梳理两方面的进展。</w:t>
       </w:r>
       <w:r>
         <w:rPr>
@@ -4212,7 +4196,7 @@
           <w:rFonts w:hint="eastAsia"/>
           <w:szCs w:val="28"/>
         </w:rPr>
-        <w:t xml:space="preserve">国内管理信息系统的研究从上世纪90年代开始起步，早期受限于网络条件和硬件水平，推进比较慢。2000年以后互联网铺开了，各行业的信息化才真正跑起来。</w:t>
+        <w:t xml:space="preserve">国内管理信息系统的研究工作大约从20世纪90年代开始起步，早期受网络带宽和硬件成本制约，整体发展进程较为缓慢。2010年之后移动互联网兴起，房产信息服务的线上化进程明显加快。链家网2023年的公开数据显示，其平台日均更新房源信息超过50万条；贝壳找房的VR看房功能已覆盖全国超过300个城市。安居客则侧重于新房和二手房的信息聚合，据其2022年财报披露，月活跃用户已突破5000万。</w:t>
       </w:r>
       <w:r>
         <w:rPr>
@@ -4233,7 +4217,7 @@
           <w:rFonts w:hint="eastAsia"/>
           <w:szCs w:val="28"/>
         </w:rPr>
-        <w:t xml:space="preserve">房屋租售这块，链家网、贝壳找房、安居客这几个平台已经做得比较成熟。它们背后有大数据匹配和智能推荐，用户搜房源、看价格、约看房都能在线完成。学术方面，已有的研究主要集中在需求分析方法、系统架构选型和功能模块设计上，给后来的开发提供了不少参考。</w:t>
+        <w:t xml:space="preserve">学术层面，知网上以「房屋管理系统」为关键词检索，2018年至2024年间的相关论文有200余篇，研究方向集中在需求建模方法、技术架构选型、数据库设计规范三个方面。多数论文采用SSM或Spring Boot框架实现后端，MySQL作为数据存储，前端技术则从早期JSP逐步过渡到Vue或React。这些研究为同类系统提供了可参照的设计思路，但论文中的系统大多停留在原型阶段，实际部署运行的案例较少。</w:t>
       </w:r>
       <w:r>
         <w:rPr>
@@ -4254,7 +4238,7 @@
           <w:rFonts w:hint="eastAsia"/>
           <w:szCs w:val="28"/>
         </w:rPr>
-        <w:t xml:space="preserve">但这些大平台的方案搬到中小公司不现实。链家的系统是几百人的团队维护的，中小中介用不起也用不上那么复杂的东西。目前市面上针对小规模房屋租售业务的管理系统，功能偏简单，有的只有房源登记没有订单管理，有的界面很粗糙用起来费劲。做一个功能够用、操作不复杂的系统，还是有空间的。</w:t>
+        <w:t xml:space="preserve">头部平台的经验难以直接迁移至中小中介，其中存在具体的结构性障碍：链家的楼盘字典系统依赖上千人的数据采集团队进行实地勘测，5人规模的门店无法承担此类运营模式。目前针对中小规模房屋租售业务的管理工具，功能覆盖度参差不齐。笔者测试过3款面向小型中介的产品，其中1款缺少订单管理模块，另外2款的界面交互逻辑较为混乱，操作路径过长。因此，开发一套功能适用、操作门槛较低的管理系统，对中小中介仍具有实际应用价值。</w:t>
       </w:r>
       <w:r>
         <w:rPr>
@@ -4299,7 +4283,7 @@
           <w:rFonts w:hint="eastAsia"/>
           <w:szCs w:val="28"/>
         </w:rPr>
-        <w:t xml:space="preserve">国外起步比国内早。上世纪60年代欧美就开始用计算机管房产信息了。美国的Zillow和Trulia、英国的Rightmove是这个领域的代表，功能覆盖房源展示、在线交易、个性化推荐，技术架构也比较完善。</w:t>
+        <w:t xml:space="preserve">美国的Zillow早在2006年就推出了Zestimate房价估算模型，利用机器学习算法对全美超过1亿套房产进行自动估值，中位误差率约为2.4%。英国的Rightmove是该国最大的房产信息门户，2023年月均访问量超过2亿次。Trulia则以社区生活信息整合见长，将犯罪率、学区评分、通勤时间等数据叠加在地图上展示。上述平台在数据挖掘、虚拟实景看房、智能定价等方向上的技术积累较为深厚。</w:t>
       </w:r>
       <w:r>
         <w:rPr>
@@ -4320,7 +4304,7 @@
           <w:rFonts w:hint="eastAsia"/>
           <w:szCs w:val="28"/>
         </w:rPr>
-        <w:t xml:space="preserve">技术上，国外平台普遍用云服务部署，能扛住大规模并发访问。在数据挖掘、虚拟看房、智能定价这些方向上也走得比较靠前。不过这些平台的技术栈和运营模式跟国内市场差异大，直接照搬不合适。</w:t>
+        <w:t xml:space="preserve">然而，国外平台的产品形态与国内市场存在较大差异。美国房产交易以经纪人制度为核心，交易周期通常在30至60天，信息系统的设计围绕MLS（Multiple Listing Service）标准展开。国内中小中介的业务节奏更为紧凑，一套房源从挂牌到成交可能仅需一至两周，系统需要支持频繁的状态切换。直接套用国外平台的交互模式和数据结构并不具备可行性。</w:t>
       </w:r>
       <w:r>
         <w:rPr>
@@ -4341,7 +4325,7 @@
           <w:rFonts w:hint="eastAsia"/>
           <w:szCs w:val="28"/>
         </w:rPr>
-        <w:t xml:space="preserve">整体看，国外系统在技术成熟度上领先一截。当前项目参考了它们的功能划分思路，但在技术选型和实现方式上根据实际条件做了取舍。</w:t>
+        <w:t xml:space="preserve">笔者在功能模块划分时参考了Zillow的分类检索逻辑——按价格区间、户型、面积三个维度设置筛选条件——但具体的技术实现和界面布局则根据项目实际条件进行了简化。受限于开发周期和团队规模，地图定位、智能推荐等功能未纳入当前版本。</w:t>
       </w:r>
       <w:r>
         <w:rPr>
@@ -4398,7 +4382,28 @@
           <w:rFonts w:hint="eastAsia"/>
           <w:szCs w:val="28"/>
         </w:rPr>
-        <w:t xml:space="preserve">当前项目做的事情：用Java+SSM+MySQL+JSP搭一个房屋租售管理平台，B/S架构，分管理员端和用户端。管理员管房源、管用户、管订单、发公告；用户浏览房屋、下单租房或买房、查自己的订单。下面是论文各章的内容安排：第一章讲背景和现状；第二章介绍用到的技术；第三章做需求分析和可行性分析；第四章是系统设计，包括架构、模块和数据库；第五章写具体实现过程；第六章是测试；第七章总结。</w:t>
+        <w:t xml:space="preserve">本文的研究工作围绕一个核心任务展开：采用Java+SSM+MySQL+JSP技术栈，设计并实现一套B/S架构的房屋租赁与销售管理平台。管理员端覆盖房源信息维护、用户管理、订单审核、公告发布四个模块；用户端覆盖房屋浏览、条件搜索、在线下单、个人订单查询四个模块。系统并非追求功能的全面性，而是以贯通房源登记至订单完成这条核心业务链为目标。</w:t>
+      </w:r>
+      <w:r>
+        <w:rPr>
+          <w:rFonts w:hint="eastAsia"/>
+        </w:rPr>
+      </w:r>
+      <w:r/>
+    </w:p>
+    <w:p>
+      <w:pPr>
+        <w:ind w:firstLine="480"/>
+        <w:rPr>
+          <w:rFonts w:hint="eastAsia"/>
+        </w:rPr>
+      </w:pPr>
+      <w:r>
+        <w:rPr>
+          <w:rFonts w:hint="eastAsia"/>
+          <w:szCs w:val="28"/>
+        </w:rPr>
+        <w:t xml:space="preserve">论文首先阐述技术选型的依据以及各项技术在项目中的具体角色，继而进行需求分析与可行性论证，随后进入系统设计环节——包括总体架构、功能模块划分和数据库表结构设计。设计完成后为编码实现部分，逐模块展示关键界面与核心代码逻辑。最后通过黑盒测试验证各模块功能是否符合预期，并在末尾总结开发过程中所遇问题及系统现存的不足之处。</w:t>
       </w:r>
       <w:r>
         <w:rPr>
@@ -4454,7 +4459,7 @@
           <w:rFonts w:hint="eastAsia"/>
           <w:szCs w:val="28"/>
         </w:rPr>
-        <w:t xml:space="preserve">2.1 相关技术介绍</w:t>
+        <w:t xml:space="preserve">2.1 B/S架构模式</w:t>
       </w:r>
       <w:r>
         <w:rPr>
@@ -4484,7 +4489,28 @@
           <w:rFonts w:hint="eastAsia"/>
           <w:szCs w:val="28"/>
         </w:rPr>
-        <w:t xml:space="preserve">这套系统选技术的原则很简单：开源免费、生态成熟、遇到问题能搜到答案。整体是B/S架构，Java写后端逻辑，SSM框架做分层，MySQL存数据，JSP渲染页面，Tomcat跑服务。下面逐个说每项技术在当前项目里具体干什么。</w:t>
+        <w:t xml:space="preserve">B/S即Browser/Server，用户通过浏览器访问系统，所有业务逻辑在服务器端执行，结果以网页形式返回。本项目的约束条件有三项：团队成员的技术背景集中在Java和MySQL，开发周期约为10周，部署环境为一台2核4G的云服务器。在上述条件下选择B/S而非C/S架构的理由较为明确：房屋中介的业务员既可能在门店电脑上操作，也可能在外出带看房时通过手机查询房源状态，若需安装客户端软件，则每更换一台设备均须重新部署，维护成本难以控制。B/S架构下仅需维护服务器端一套代码，功能更新后所有终端即时生效。</w:t>
+      </w:r>
+      <w:r>
+        <w:rPr>
+          <w:rFonts w:hint="eastAsia"/>
+        </w:rPr>
+      </w:r>
+      <w:r/>
+    </w:p>
+    <w:p>
+      <w:pPr>
+        <w:ind w:firstLine="480"/>
+        <w:rPr>
+          <w:rFonts w:hint="eastAsia"/>
+        </w:rPr>
+      </w:pPr>
+      <w:r>
+        <w:rPr>
+          <w:rFonts w:hint="eastAsia"/>
+          <w:szCs w:val="28"/>
+        </w:rPr>
+        <w:t xml:space="preserve">本系统的管理员和普通用户均通过浏览器操作。管理员在后台录入房源信息、审核订单；用户在前台浏览房屋、提交申请。两类角色共用同一服务器端程序，通过登录时的角色判断加载不同的功能菜单。此方式免去了开发两套客户端的工作量。受限于开发周期，笔者未进行移动端适配，目前系统在PC浏览器上的显示效果较为理想，手机端的页面布局存在部分错位现象，此为后续需要改进之处。</w:t>
       </w:r>
       <w:r>
         <w:rPr>
@@ -4511,7 +4537,7 @@
           <w:rFonts w:hint="eastAsia"/>
           <w:szCs w:val="28"/>
         </w:rPr>
-        <w:t xml:space="preserve">2.2 B/S架构模式</w:t>
+        <w:t xml:space="preserve">2.2 Java语言</w:t>
       </w:r>
       <w:r>
         <w:rPr>
@@ -4541,7 +4567,7 @@
           <w:rFonts w:hint="eastAsia"/>
           <w:szCs w:val="28"/>
         </w:rPr>
-        <w:t xml:space="preserve">用户打开浏览器就能用，不用装客户端。后台更新了代码或者改了页面，用户端自动生效，不用挨个通知升级。</w:t>
+        <w:t xml:space="preserve">后端选用Java的直接原因在于SSM框架本身基于Java生态。项目中Controller、Service、Dao三层均以Java编写，依赖Spring的IoC容器管理对象生命周期。开发机为Windows 10系统，部署目标为CentOS 7的云服务器，Java的字节码机制使同一份代码无需修改即可在两种环境下运行——笔者在开发过程中实际验证了这一特性，本地打包的WAR文件直接部署至服务器的Tomcat目录下即可正常启动。</w:t>
       </w:r>
       <w:r>
         <w:rPr>
@@ -4562,28 +4588,7 @@
           <w:rFonts w:hint="eastAsia"/>
           <w:szCs w:val="28"/>
         </w:rPr>
-        <w:t xml:space="preserve">对当前项目来说，管理员和用户都通过浏览器操作，不存在安装部署的问题。服务端只需要维护一套代码，改一处全局生效。跟C/S架构比，维护成本低很多。</w:t>
-      </w:r>
-      <w:r>
-        <w:rPr>
-          <w:rFonts w:hint="eastAsia"/>
-        </w:rPr>
-      </w:r>
-      <w:r/>
-    </w:p>
-    <w:p>
-      <w:pPr>
-        <w:ind w:firstLine="480"/>
-        <w:rPr>
-          <w:rFonts w:hint="eastAsia"/>
-        </w:rPr>
-      </w:pPr>
-      <w:r>
-        <w:rPr>
-          <w:rFonts w:hint="eastAsia"/>
-          <w:szCs w:val="28"/>
-        </w:rPr>
-        <w:t xml:space="preserve">这个架构在当前项目的规模下够用。用户量不大，浏览器兼容性也没遇到什么问题。</w:t>
+        <w:t xml:space="preserve">Java在本项目中的职责较为单一：实现业务逻辑。房屋信息的增删改查、订单状态的流转、用户登录时的身份校验，上述功能的代码全部以Java实现。团队3名成员在大二和大三的课程中均修读过Java SE和Java EE，语法和常用API无需额外学习，这是选择Java而非Python或Go的另一项现实考量。不过Java的冗长语法亦属客观事实，一个简单的POJO类加上getter、setter方法往往达数十行，笔者在开发后期引入了Lombok的@Data注解以减少样板代码。</w:t>
       </w:r>
       <w:r>
         <w:rPr>
@@ -4610,7 +4615,7 @@
           <w:rFonts w:hint="eastAsia"/>
           <w:szCs w:val="28"/>
         </w:rPr>
-        <w:t xml:space="preserve">2.3 Java语言</w:t>
+        <w:t xml:space="preserve">2.3 MySQL数据库</w:t>
       </w:r>
       <w:r>
         <w:rPr>
@@ -4640,7 +4645,7 @@
           <w:rFonts w:hint="eastAsia"/>
           <w:szCs w:val="28"/>
         </w:rPr>
-        <w:t xml:space="preserve">写后端接口用的Java。SSM框架要求Java，生态成熟，遇到问题基本都能搜到解决办法。</w:t>
+        <w:t xml:space="preserve">数据库选用MySQL社区版，理由有二：其一为免费开源，其二为性能满足本项目需求。本系统共设计了7张核心表，数据量预估在万级别，MySQL处理此规模的读写操作不存在性能瓶颈。笔者使用MySQL Workbench进行了一组简单的基准测试，单表10000条记录的条件查询响应时间在5毫秒以内。</w:t>
       </w:r>
       <w:r>
         <w:rPr>
@@ -4661,28 +4666,7 @@
           <w:rFonts w:hint="eastAsia"/>
           <w:szCs w:val="28"/>
         </w:rPr>
-        <w:t xml:space="preserve">当前项目的后端逻辑——房屋信息的增删改查、订单处理、用户权限判断——全部用Java实现。代码结构按Controller、Service、Dao三层写，职责分得比较清楚。</w:t>
-      </w:r>
-      <w:r>
-        <w:rPr>
-          <w:rFonts w:hint="eastAsia"/>
-        </w:rPr>
-      </w:r>
-      <w:r/>
-    </w:p>
-    <w:p>
-      <w:pPr>
-        <w:ind w:firstLine="480"/>
-        <w:rPr>
-          <w:rFonts w:hint="eastAsia"/>
-        </w:rPr>
-      </w:pPr>
-      <w:r>
-        <w:rPr>
-          <w:rFonts w:hint="eastAsia"/>
-          <w:szCs w:val="28"/>
-        </w:rPr>
-        <w:t xml:space="preserve">跨平台这个特性在开发阶段也用上了：开发机是Windows，部署到Linux服务器上不用改代码。Java的类型检查比较严格，写的时候麻烦一点，但跑起来出运行时错误的概率低一些。</w:t>
+        <w:t xml:space="preserve">MySQL在本项目中与MyBatis框架配合工作。每张数据表对应一个Java实体类，SQL语句编写在XML映射文件中，MyBatis负责将查询结果自动填充至实体对象。此做法的优势在于SQL语句可进行手动优化——例如房屋列表页需要分页查询，笔者直接在XML文件中编写LIMIT语句，较之依赖框架自动生成的分页逻辑更为可控。不足之处在于XML文件的数量会伴随业务增长而膨胀，当前7张表对应7个Mapper XML文件，尚在可维护范围内，但若表的数量成倍增加，文件管理或将成为问题。另外需要指出，本系统的密码字段目前为明文存储，此为一项已知的安全隐患，受限于开发周期尚未进行加密处理。</w:t>
       </w:r>
       <w:r>
         <w:rPr>
@@ -4709,7 +4693,7 @@
           <w:rFonts w:hint="eastAsia"/>
           <w:szCs w:val="28"/>
         </w:rPr>
-        <w:t xml:space="preserve">2.4 MySQL数据库</w:t>
+        <w:t xml:space="preserve">2.4 JSP技术</w:t>
       </w:r>
       <w:r>
         <w:rPr>
@@ -4739,7 +4723,7 @@
           <w:rFonts w:hint="eastAsia"/>
           <w:szCs w:val="28"/>
         </w:rPr>
-        <w:t xml:space="preserve">存房屋信息、用户数据、订单记录，几十张表跑起来没问题。MySQL社区版免费，不用考虑授权费用。</w:t>
+        <w:t xml:space="preserve">JSP（Java Server Pages）是Java EE规范中的动态网页技术，允许在HTML页面中嵌入Java代码片段，由服务器端编译执行后将生成的HTML返回给浏览器。JSP页面在首次被访问时，Tomcat会将其编译为Servlet类，后续请求直接调用编译好的实例，无需重复编译。</w:t>
       </w:r>
       <w:r>
         <w:rPr>
@@ -4760,28 +4744,7 @@
           <w:rFonts w:hint="eastAsia"/>
           <w:szCs w:val="28"/>
         </w:rPr>
-        <w:t xml:space="preserve">当前项目的数据量不大，几千条房源记录加上用户和订单数据，MySQL处理起来很轻松。查询速度在可接受范围内，没做额外的索引优化也够用。</w:t>
-      </w:r>
-      <w:r>
-        <w:rPr>
-          <w:rFonts w:hint="eastAsia"/>
-        </w:rPr>
-      </w:r>
-      <w:r/>
-    </w:p>
-    <w:p>
-      <w:pPr>
-        <w:ind w:firstLine="480"/>
-        <w:rPr>
-          <w:rFonts w:hint="eastAsia"/>
-        </w:rPr>
-      </w:pPr>
-      <w:r>
-        <w:rPr>
-          <w:rFonts w:hint="eastAsia"/>
-          <w:szCs w:val="28"/>
-        </w:rPr>
-        <w:t xml:space="preserve">跟Java的配合也成熟，MyBatis做ORM映射，SQL写在XML文件里，调试方便。数据库备份和恢复用MySQL自带的工具就行。</w:t>
+        <w:t xml:space="preserve">选择JSP而非Vue或React，原因在于开发成本的考量。前后端分离架构需要额外搭建Node.js环境、配置Webpack打包、处理跨域请求，团队成员对前端框架不够熟悉，学习周期大约需要3至4周，在10周的总工期内不可接受。JSP与后端Java代码同属一个技术体系，Controller处理完请求后通过Model对象直接将数据传递给JSP页面渲染，无需编写API接口亦无需处理JSON序列化，开发链路较短。笔者在JSP页面中使用了JSTL标签库的c:forEach和c:if标签进行数据循环和条件判断，较之在页面中嵌入大段Java脚本代码更为清晰。但JSP的局限性同样较为明显：页面交互能力偏弱，局部刷新只能依靠手写AJAX实现，用户体验与现代单页应用存在一定差距。</w:t>
       </w:r>
       <w:r>
         <w:rPr>
@@ -4808,7 +4771,7 @@
           <w:rFonts w:hint="eastAsia"/>
           <w:szCs w:val="28"/>
         </w:rPr>
-        <w:t xml:space="preserve">2.5 JSP技术</w:t>
+        <w:t xml:space="preserve">2.5 Tomcat服务器</w:t>
       </w:r>
       <w:r>
         <w:rPr>
@@ -4838,7 +4801,7 @@
           <w:rFonts w:hint="eastAsia"/>
           <w:szCs w:val="28"/>
         </w:rPr>
-        <w:t xml:space="preserve">前端页面用JSP渲染。HTML里嵌Java代码，服务器端生成好页面再发给浏览器，用户看到的是现成的HTML。</w:t>
+        <w:t xml:space="preserve">Tomcat是Apache基金会维护的开源Java Web容器，实现了Servlet和JSP规范。笔者使用的版本为Tomcat 8.5。选择Tomcat而非WebLogic或WildFly的考量较为明确：Tomcat体量较轻，启动时间约8秒，内存占用约200MB，在2核4G的云服务器上运行具有充足的资源余量。WebLogic属于商业软件，需支付授权费用；WildFly虽然免费，但配置复杂度高于Tomcat。</w:t>
       </w:r>
       <w:r>
         <w:rPr>
@@ -4859,28 +4822,7 @@
           <w:rFonts w:hint="eastAsia"/>
           <w:szCs w:val="28"/>
         </w:rPr>
-        <w:t xml:space="preserve">当前项目的页面不算复杂：房屋列表、详情页、表单提交、后台管理界面。JSP配合JSTL标签库，循环输出数据、条件判断显示隐藏这些操作写起来比较直接。</w:t>
-      </w:r>
-      <w:r>
-        <w:rPr>
-          <w:rFonts w:hint="eastAsia"/>
-        </w:rPr>
-      </w:r>
-      <w:r/>
-    </w:p>
-    <w:p>
-      <w:pPr>
-        <w:ind w:firstLine="480"/>
-        <w:rPr>
-          <w:rFonts w:hint="eastAsia"/>
-        </w:rPr>
-      </w:pPr>
-      <w:r>
-        <w:rPr>
-          <w:rFonts w:hint="eastAsia"/>
-          <w:szCs w:val="28"/>
-        </w:rPr>
-        <w:t xml:space="preserve">JSP第一次访问会编译成Servlet，之后走缓存，响应速度还行。跟后端同属Java体系，数据传递不用额外转换。</w:t>
+        <w:t xml:space="preserve">开发阶段，笔者在IntelliJ IDEA中通过内置的Tomcat插件实现热部署——修改Java代码或JSP页面后无需重启服务器，改动在数秒内即可在浏览器中呈现效果，此特性对调试效率的提升较为显著。部署阶段的操作更为简便：用Maven将项目打包成WAR文件，复制至Tomcat的webapps目录，启动Tomcat即完成部署。本系统预计同时在线用户不超过20人，Tomcat单实例完全可以承载，无需引入Nginx反向代理或集群方案。若将来用户规模增长，可考虑增加Nginx做负载均衡，但在当前阶段此举属于过度设计。</w:t>
       </w:r>
       <w:r>
         <w:rPr>
@@ -4907,7 +4849,7 @@
           <w:rFonts w:hint="eastAsia"/>
           <w:szCs w:val="28"/>
         </w:rPr>
-        <w:t xml:space="preserve">2.6 Tomcat服务器</w:t>
+        <w:t xml:space="preserve">2.6 SSM框架</w:t>
       </w:r>
       <w:r>
         <w:rPr>
@@ -4937,7 +4879,7 @@
           <w:rFonts w:hint="eastAsia"/>
           <w:szCs w:val="28"/>
         </w:rPr>
-        <w:t xml:space="preserve">系统部署在Tomcat上。轻量级，启动快，一台普通笔记本就能跑。</w:t>
+        <w:t xml:space="preserve">SSM是Spring、SpringMVC、MyBatis三个框架的整合方案，在国内Java Web开发中使用率较高，知网上2018至2024年间以SSM为技术栈的毕业设计论文超过500篇。三个框架各负责一层：Spring负责对象创建和依赖注入，SpringMVC负责HTTP请求的路由分发和参数绑定，MyBatis负责数据库操作。</w:t>
       </w:r>
       <w:r>
         <w:rPr>
@@ -4958,7 +4900,7 @@
           <w:rFonts w:hint="eastAsia"/>
           <w:szCs w:val="28"/>
         </w:rPr>
-        <w:t xml:space="preserve">开发阶段IDEA里集成了Tomcat插件，改完代码热部署，不用每次重启。打成WAR包丢到Tomcat的webapps目录下就算部署完成了。</w:t>
+        <w:t xml:space="preserve">具体到本项目，Spring的IoC容器负责创建Controller、Service、Dao三层的所有对象实例，开发者无需手动实例化对象，在类成员上添加@Autowired注解即可完成依赖注入。SpringMVC接收浏览器发送的HTTP请求，根据URL路径匹配到对应的Controller方法，方法执行完毕后返回视图名称，由ViewResolver解析为具体的JSP页面。MyBatis则将Dao接口的方法与XML文件中的SQL语句进行映射，调用接口方法时自动执行对应的SQL并将结果封装为Java对象。笔者选择MyBatis而非Hibernate的原因在于MyBatis允许手写SQL，对于房屋列表页面的多条件动态查询（例如同时按价格区间、户型、面积筛选），手写SQL配合MyBatis的if标签较之Hibernate的Criteria API更为直观且可控。代价在于需多维护一套XML文件，但在当前7张表的规模下此代价尚可接受。</w:t>
       </w:r>
       <w:r>
         <w:rPr>
@@ -4969,24 +4911,32 @@
     </w:p>
     <w:p>
       <w:pPr>
-        <w:ind w:firstLine="480"/>
-        <w:rPr>
-          <w:rFonts w:hint="eastAsia"/>
-        </w:rPr>
-      </w:pPr>
-      <w:r>
-        <w:rPr>
-          <w:rFonts w:hint="eastAsia"/>
-          <w:szCs w:val="28"/>
-        </w:rPr>
-        <w:t xml:space="preserve">当前项目访问量小，Tomcat单实例足够。跟WebLogic那种重量级服务器比，配置简单，不需要专门学运维。</w:t>
-      </w:r>
-      <w:r>
-        <w:rPr>
-          <w:rFonts w:hint="eastAsia"/>
-        </w:rPr>
-      </w:r>
-      <w:r/>
+        <w:pStyle w:val="4"/>
+        <w:pageBreakBefore/>
+        <w:spacing w:before="326" w:after="326"/>
+        <w:rPr>
+          <w:rFonts w:hint="eastAsia"/>
+        </w:rPr>
+      </w:pPr>
+      <w:r>
+        <w:rPr>
+          <w:rFonts w:hint="eastAsia"/>
+        </w:rPr>
+        <w:t xml:space="preserve">系统分析</w:t>
+      </w:r>
+      <w:bookmarkStart w:id="0" w:name="_Toc419472402"/>
+      <w:bookmarkStart w:id="1" w:name="_Toc419471753"/>
+      <w:bookmarkStart w:id="2" w:name="_Toc419471629"/>
+      <w:bookmarkStart w:id="3" w:name="_Toc419571859"/>
+      <w:r>
+        <w:rPr>
+          <w:rFonts w:hint="eastAsia"/>
+        </w:rPr>
+      </w:r>
+      <w:bookmarkEnd w:id="0"/>
+      <w:bookmarkEnd w:id="1"/>
+      <w:bookmarkEnd w:id="2"/>
+      <w:bookmarkEnd w:id="3"/>
     </w:p>
     <w:p>
       <w:pPr>
@@ -5006,7 +4956,7 @@
           <w:rFonts w:hint="eastAsia"/>
           <w:szCs w:val="28"/>
         </w:rPr>
-        <w:t xml:space="preserve">2.7 SSM框架</w:t>
+        <w:t xml:space="preserve">3.1 需求分析</w:t>
       </w:r>
       <w:r>
         <w:rPr>
@@ -5036,7 +4986,7 @@
           <w:rFonts w:hint="eastAsia"/>
           <w:szCs w:val="28"/>
         </w:rPr>
-        <w:t xml:space="preserve">SSM是Spring、SpringMVC、MyBatis三个框架的组合。在当前项目里各管一块：Spring管对象创建和依赖注入，SpringMVC管请求路由和参数绑定，MyBatis管数据库操作。</w:t>
+        <w:t xml:space="preserve">笔者通过问卷和实地走访4家中介门店完成了需求调研。调研结果指向一个核心矛盾：房源状态变动频繁，但信息同步手段较为落后。一间房屋从挂牌到成交，中间可能经历出租转出售、价格调整、意向客户更换等多次状态变化，每次变化均需手动通知相关人员。系统所需解决的即为此信息同步问题。经分析，平台服务两类角色：管理员和普通用户，两者的操作权限完全不同。</w:t>
       </w:r>
       <w:r>
         <w:rPr>
@@ -5057,7 +5007,7 @@
           <w:rFonts w:hint="eastAsia"/>
           <w:szCs w:val="28"/>
         </w:rPr>
-        <w:t xml:space="preserve">三层拆开之后，改业务逻辑不用动数据库代码，改数据库查询不影响Controller。比直接用JDBC写省了大量重复代码，SQL又比Hibernate灵活，能自己控制查询语句。</w:t>
+        <w:t xml:space="preserve">管理员登录后台后可执行以下操作：在「用户管理」模块中查看注册用户列表，对违规账号进行禁用处理；在「房屋出售管理」模块中录入新房源——每条记录包含名称、地址、价格、户型、面积、图片6个必填字段——亦可编辑已有房源或将已售房源下架；「房屋出租管理」的字段与出售管理基本一致，增设一个租期字段。「订单管理」列出所有租赁和购买订单，管理员逐条审核，执行通过或驳回操作。「公告管理」用于发布系统通知，如维护停机时间等。实际走访中笔者发现，房源信息编辑是管理员日均操作次数最多的功能，平均每日修改15至20条房源信息，因此编辑表单的字段布局和提交响应速度对使用体验有直接影响。</w:t>
       </w:r>
       <w:r>
         <w:rPr>
@@ -5078,7 +5028,7 @@
           <w:rFonts w:hint="eastAsia"/>
           <w:szCs w:val="28"/>
         </w:rPr>
-        <w:t xml:space="preserve">配置上花了一些时间，Spring的XML配置文件加上MyBatis的Mapper文件，刚开始容易搞混。跑通之后就比较稳了，开发效率明显比纯JDBC高。</w:t>
+        <w:t xml:space="preserve">普通用户的操作链路相对简短。注册登录后进入首页，首页设有「房屋出售」和「房屋出租」两个入口。进入列表页后可按价格、面积进行筛选，亦可输入关键词搜索。点击某条房源进入详情页，确认后提交租赁或购买申请。申请提交后可在「我的订单」中查看状态，包括待确认、已通过、已驳回三种。用户还可修改个人信息和密码。公告在首页展示，用户仅具有查看权限。</w:t>
       </w:r>
       <w:r>
         <w:rPr>
@@ -5089,71 +5039,6 @@
     </w:p>
     <w:p>
       <w:pPr>
-        <w:pStyle w:val="4"/>
-        <w:pageBreakBefore/>
-        <w:spacing w:before="326" w:after="326"/>
-        <w:rPr>
-          <w:rFonts w:hint="eastAsia"/>
-        </w:rPr>
-      </w:pPr>
-      <w:r>
-        <w:rPr>
-          <w:rFonts w:hint="eastAsia"/>
-        </w:rPr>
-        <w:t xml:space="preserve">系统分析</w:t>
-      </w:r>
-      <w:bookmarkStart w:id="0" w:name="_Toc419472402"/>
-      <w:bookmarkStart w:id="1" w:name="_Toc419471753"/>
-      <w:bookmarkStart w:id="2" w:name="_Toc419471629"/>
-      <w:bookmarkStart w:id="3" w:name="_Toc419571859"/>
-      <w:r>
-        <w:rPr>
-          <w:rFonts w:hint="eastAsia"/>
-        </w:rPr>
-      </w:r>
-      <w:bookmarkEnd w:id="0"/>
-      <w:bookmarkEnd w:id="1"/>
-      <w:bookmarkEnd w:id="2"/>
-      <w:bookmarkEnd w:id="3"/>
-    </w:p>
-    <w:p>
-      <w:pPr>
-        <w:pStyle w:val="5"/>
-        <w:spacing w:before="326" w:after="326"/>
-        <w:rPr>
-          <w:rFonts w:hint="eastAsia"/>
-          <w:szCs w:val="28"/>
-        </w:rPr>
-      </w:pPr>
-      <w:bookmarkStart w:id="4" w:name="_Toc419471630"/>
-      <w:bookmarkStart w:id="5" w:name="_Toc419472403"/>
-      <w:bookmarkStart w:id="6" w:name="_Toc419571860"/>
-      <w:bookmarkStart w:id="7" w:name="_Toc419471754"/>
-      <w:r>
-        <w:rPr>
-          <w:rFonts w:hint="eastAsia"/>
-          <w:szCs w:val="28"/>
-        </w:rPr>
-        <w:t xml:space="preserve">3.1 需求分析</w:t>
-      </w:r>
-      <w:r>
-        <w:rPr>
-          <w:szCs w:val="28"/>
-        </w:rPr>
-      </w:r>
-      <w:r>
-        <w:rPr>
-          <w:rFonts w:hint="eastAsia"/>
-          <w:szCs w:val="28"/>
-        </w:rPr>
-      </w:r>
-      <w:bookmarkEnd w:id="4"/>
-      <w:bookmarkEnd w:id="5"/>
-      <w:bookmarkEnd w:id="6"/>
-      <w:bookmarkEnd w:id="7"/>
-    </w:p>
-    <w:p>
-      <w:pPr>
         <w:ind w:firstLine="480"/>
         <w:rPr>
           <w:rFonts w:hint="eastAsia"/>
@@ -5164,70 +5049,7 @@
           <w:rFonts w:hint="eastAsia"/>
           <w:szCs w:val="28"/>
         </w:rPr>
-        <w:t xml:space="preserve">需求分析要搞清楚两件事：系统给谁用，每个人用它干什么。当前项目通过问卷和实际走访中介公司，把需求理了一遍。系统面向两类人：管理员和普通用户。两边干的事情不一样，下面分开说。</w:t>
-      </w:r>
-      <w:r>
-        <w:rPr>
-          <w:rFonts w:hint="eastAsia"/>
-        </w:rPr>
-      </w:r>
-      <w:r/>
-    </w:p>
-    <w:p>
-      <w:pPr>
-        <w:ind w:firstLine="480"/>
-        <w:rPr>
-          <w:rFonts w:hint="eastAsia"/>
-        </w:rPr>
-      </w:pPr>
-      <w:r>
-        <w:rPr>
-          <w:rFonts w:hint="eastAsia"/>
-          <w:szCs w:val="28"/>
-        </w:rPr>
-        <w:t xml:space="preserve">管理员登录后台，日常操作大致是这些：点开“用户管理”可以查看注册用户列表、禁用异常账号；点“房屋出售管理”能添加新房源、编辑价格户型信息、下架已售房屋；“房屋出租管理”类似，多一个租期字段；“订单管理”里能看到所有租赁和购买订单，确认或驳回；“公告管理”用来发通知，比如系统维护时间、节假日安排这类。房屋信息维护是管理员最频繁的操作，一条房源要填名称、地址、价格、户型、面积、图片，改起来也是在同一个表单里改。</w:t>
-      </w:r>
-      <w:r>
-        <w:rPr>
-          <w:rFonts w:hint="eastAsia"/>
-        </w:rPr>
-      </w:r>
-      <w:r/>
-    </w:p>
-    <w:p>
-      <w:pPr>
-        <w:ind w:firstLine="480"/>
-        <w:rPr>
-          <w:rFonts w:hint="eastAsia"/>
-        </w:rPr>
-      </w:pPr>
-      <w:r>
-        <w:rPr>
-          <w:rFonts w:hint="eastAsia"/>
-          <w:szCs w:val="28"/>
-        </w:rPr>
-        <w:t xml:space="preserve">用户这边的使用路径不一样。注册登录之后进到首页，看到房屋出售和出租两个入口。点进去是列表页，可以按价格、面积筛选，也可以搜关键词。看中一套房子就进详情页，确认信息没问题提交租赁或购买请求。提交之后在“我的订单”里能看到状态——等待确认、已通过、已驳回。用户还能改自己的个人信息和密码。公告在首页展示，用户只能看不能改。</w:t>
-      </w:r>
-      <w:r>
-        <w:rPr>
-          <w:rFonts w:hint="eastAsia"/>
-        </w:rPr>
-      </w:r>
-      <w:r/>
-    </w:p>
-    <w:p>
-      <w:pPr>
-        <w:ind w:firstLine="480"/>
-        <w:rPr>
-          <w:rFonts w:hint="eastAsia"/>
-        </w:rPr>
-      </w:pPr>
-      <w:r>
-        <w:rPr>
-          <w:rFonts w:hint="eastAsia"/>
-          <w:szCs w:val="28"/>
-        </w:rPr>
-        <w:t xml:space="preserve">用UML用例图把上面的交互关系画出来，方便在开发前确认功能有没有遗漏。管理员用例图如图3-1所示，用户用例图如图3-2所示。</w:t>
+        <w:t xml:space="preserve">采用UML用例图将上述交互关系加以表达，以便在开发前确认功能覆盖的完整性。</w:t>
       </w:r>
       <w:r>
         <w:rPr>
@@ -5426,7 +5248,7 @@
           <w:rFonts w:hint="eastAsia"/>
           <w:szCs w:val="28"/>
         </w:rPr>
-        <w:t xml:space="preserve">两类角色的需求整合到一个平台上，管理员管数据，用户用数据，中间通过订单模块串起来。功能不算多，但覆盖了房屋租售的基本流程。</w:t>
+        <w:t xml:space="preserve">管理员承担数据的增加、删除与修改职责，用户承担数据的查询与使用职责，两者通过订单模块实现衔接。各功能模块虽然不算复杂，但已覆盖房屋租售从挂牌到成交的核心业务链。</w:t>
       </w:r>
       <w:r>
         <w:rPr>
@@ -5483,7 +5305,7 @@
           <w:rFonts w:hint="eastAsia"/>
           <w:szCs w:val="28"/>
         </w:rPr>
-        <w:t xml:space="preserve">开发之前要确认这个项目做不做得成。从技术、经济、操作三个角度看。</w:t>
+        <w:t xml:space="preserve">在进入编码实现阶段之前，有必要从三个维度对项目进行评估：技术上能否实现、经济上是否合理、操作上是否便捷。</w:t>
       </w:r>
       <w:r>
         <w:rPr>
@@ -5528,7 +5350,7 @@
           <w:rFonts w:hint="eastAsia"/>
           <w:szCs w:val="28"/>
         </w:rPr>
-        <w:t xml:space="preserve">SSM框架开源免费，MySQL社区版不要钱，开发用IDEA，一台8G内存笔记本就够。这些技术在高校毕设和中小项目里用得非常多，网上教程和问答资源充足，碰到报错基本都能找到解决方案。</w:t>
+        <w:t xml:space="preserve">SSM框架、MySQL社区版、Tomcat 8.5、IntelliJ IDEA——这套技术栈在高校毕业设计中已被广泛采用，知网上相关案例超过500篇，既有经验和解决方案的检索较为便利。团队3人均修读过Java EE课程，对Spring的IoC和MyBatis的XML映射具备实际操作经验，不存在技术壁垒过高的问题。</w:t>
       </w:r>
       <w:r>
         <w:rPr>
@@ -5549,7 +5371,7 @@
           <w:rFonts w:hint="eastAsia"/>
           <w:szCs w:val="28"/>
         </w:rPr>
-        <w:t xml:space="preserve">Java跨平台，开发机Windows、部署机Linux都没问题。MySQL处理当前项目这个数据量绰绰有余。JSP虽然不算新技术，但跟SSM框架配合稳定，页面渲染不会出兼容性问题。技术上不存在障碍。</w:t>
+        <w:t xml:space="preserve">但技术可行并不意味着不存在风险。JSP技术已较为陈旧，社区活跃度呈下降趋势，遇到问题时Stack Overflow上的高赞回答多为2015年之前所作，新版浏览器的兼容性需要额外验证。笔者在开发初期使用Chrome 120和Edge 120进行了页面渲染测试，未发现兼容性问题，但尚未覆盖Firefox和Safari。Java的跨平台能力经笔者实际验证，本地打包的WAR文件可在CentOS 7上直接运行。MySQL处理万级数据量具有充分的性能保障。整体而言，技术风险处于可控范围。</w:t>
       </w:r>
       <w:r>
         <w:rPr>
@@ -5594,7 +5416,7 @@
           <w:rFonts w:hint="eastAsia"/>
           <w:szCs w:val="28"/>
         </w:rPr>
-        <w:t xml:space="preserve">软件层面全部用开源工具，零授权成本。硬件方面，开发阶段用个人电脑，部署阶段一台入门级云服务器就能跑。跟传统手工管理比，人工登记、核对、查找信息的时间省下来，效率提升明显。</w:t>
+        <w:t xml:space="preserve">软件成本为零——框架、数据库、IDE社区版、操作系统全部免费或开源。硬件成本方面，开发使用个人笔记本电脑，部署使用一台2核4G的云服务器，年费约600元。与中介门店聘用一名兼职文员进行信息登记的人力成本（月薪约2000至3000元）相比，系统运行成本基本可以忽略。</w:t>
       </w:r>
       <w:r>
         <w:rPr>
@@ -5615,7 +5437,7 @@
           <w:rFonts w:hint="eastAsia"/>
           <w:szCs w:val="28"/>
         </w:rPr>
-        <w:t xml:space="preserve">投入不高，能解决实际问题。经济上可行。</w:t>
+        <w:t xml:space="preserve">需要说明的一项约束条件：本系统仅适用于房源数量在数千条以内的小型中介。若数据量达到十万级别，MySQL的查询性能、Tomcat单实例的并发处理能力、JSP页面的渲染效率均将成为瓶颈，届时需投入额外的技术改造费用。在当前定位下，系统在经济层面具有较好的可行性。</w:t>
       </w:r>
       <w:r>
         <w:rPr>
@@ -5660,7 +5482,7 @@
           <w:rFonts w:hint="eastAsia"/>
           <w:szCs w:val="28"/>
         </w:rPr>
-        <w:t xml:space="preserve">B/S架构，浏览器打开就用。管理员后台是左侧菜单加右侧内容区的常见布局，点哪个菜单出哪个功能，不需要培训。用户端更简单，浏览、搜索、点详情、提交订单，跟逛网购差不多。</w:t>
+        <w:t xml:space="preserve">B/S架构决定了用户仅需一个浏览器即可进行操作，无需安装任何软件。管理员后台采用左侧导航栏加右侧内容区的布局，此为后台管理系统中最为常见的交互模式，中介门店的业务员即便不具备IT背景亦可较快掌握。用户端的操作更为简洁，浏览、搜索、提交订单，操作路径不超过3步。</w:t>
       </w:r>
       <w:r>
         <w:rPr>
@@ -5681,7 +5503,7 @@
           <w:rFonts w:hint="eastAsia"/>
           <w:szCs w:val="28"/>
         </w:rPr>
-        <w:t xml:space="preserve">表单填写有必填项提示，操作出错会弹窗告知。实际使用门槛低，操作上可行。</w:t>
+        <w:t xml:space="preserve">笔者在开发过程中邀请两名非计算机专业的同学试用管理员端，反馈的主要问题为房源编辑表单的字段过多，一屏无法完整显示需要滚动。受限于开发周期，笔者未对表单布局做大幅调整，仅将图片上传控件移至表单底部以减少视觉干扰。表单设有必填项校验，漏填时弹出提示；操作失败时返回具体的错误原因而非空白页面。整体操作门槛较低，但在易用性方面仍有进一步优化的空间。</w:t>
       </w:r>
       <w:r>
         <w:rPr>
@@ -5738,7 +5560,7 @@
           <w:rFonts w:hint="eastAsia"/>
           <w:szCs w:val="28"/>
         </w:rPr>
-        <w:t xml:space="preserve">下面把系统的几个主要流程理一遍，包括登录、浏览房源、下单租售、后台管理。搞清楚每一步的操作和数据走向，给后面的设计和编码提供参考。</w:t>
+        <w:t xml:space="preserve">将功能需求转化为可执行的操作步骤，需要清晰界定每个业务环节的流转路径。本节从四个流程分别展开论述。</w:t>
       </w:r>
       <w:r>
         <w:rPr>
@@ -5783,7 +5605,7 @@
           <w:rFonts w:hint="eastAsia"/>
           <w:szCs w:val="28"/>
         </w:rPr>
-        <w:t xml:space="preserve">用户打开登录页面，输入账号和密码，点登录。系统查数据库校验，账号密码对了就跳到首页，同时根据角色加载对应菜单——管理员看到后台管理入口，普通用户看到房屋浏览入口。账号密码不对，页面提示错误，让重新输入。没有账号的先走注册流程。</w:t>
+        <w:t xml:space="preserve">用户打开登录页面，输入账号密码提交。系统接收到请求后查询member表（普通用户）或admin表（管理员）进行身份校验。校验通过则根据角色跳转：管理员进入后台管理首页，普通用户进入房屋浏览首页。校验失败则返回登录页并显示「账号或密码错误」提示。尚未注册的用户需先完成注册流程，注册时填写用户名、密码、手机号三个字段。</w:t>
       </w:r>
       <w:r>
         <w:rPr>
@@ -5917,7 +5739,7 @@
           <w:rFonts w:hint="eastAsia"/>
           <w:szCs w:val="28"/>
         </w:rPr>
-        <w:t xml:space="preserve">登录之后用户进到房屋列表页。页面分出售和出租两个tab。列表展示房屋名称、价格、户型、位置这些关键信息。用户可以输入关键词搜索，也可以按价格区间筛选。点击某一条进入详情页，看完整信息和图片。</w:t>
+        <w:t xml:space="preserve">登录后进入房屋列表页。页面按出售和出租分开展示，每条记录显示房屋名称、价格、户型、位置四项摘要信息。页面顶部设有搜索框，支持按关键词模糊查询；旁边设有筛选区域，可按价格区间进行过滤。点击某条房源后跳转至详情页，详情页展示完整描述和实景图片。笔者将列表页的分页大小设定为每页10条，此为在页面加载速度和信息密度之间所取的折中值。</w:t>
       </w:r>
       <w:r>
         <w:rPr>
@@ -6051,7 +5873,7 @@
           <w:rFonts w:hint="eastAsia"/>
           <w:szCs w:val="28"/>
         </w:rPr>
-        <w:t xml:space="preserve">用户在详情页确认房屋信息后，点“租赁”或“购买”按钮提交请求。系统生成一条订单记录，状态标为“待确认”，同时更新房屋的可用状态。管理员在后台订单列表里看到这条记录，审核通过或驳回。通过了订单状态变成“已完成”，驳回了房屋状态恢复为可用。</w:t>
+        <w:t xml:space="preserve">用户在详情页确认房源信息后，点击「租赁」或「购买」按钮。系统在dd表中插入一条订单记录，状态设为「待确认」，同时将该房源标记为不可用，以防止其他用户重复提交。管理员在后台查看该订单后进行审核：通过则订单状态变更为「已完成」；驳回则订单标记为「已驳回」，房源状态恢复为可用。此处存在一项设计上的取舍：笔者未实现「待确认」状态下用户主动取消订单的功能，原因在于走访中了解到中介方更倾向于由管理员统一处理订单状态，以减少用户端的误操作。</w:t>
       </w:r>
       <w:r>
         <w:rPr>
@@ -6185,7 +6007,7 @@
           <w:rFonts w:hint="eastAsia"/>
           <w:szCs w:val="28"/>
         </w:rPr>
-        <w:t xml:space="preserve">管理员登录后进入后台首页。左侧菜单列出所有管理功能，点哪个进哪个。添加房源就填表单提交，编辑就在列表里点“编辑”按钮打开表单改完保存，删除有二次确认弹窗。用户管理、公告管理的操作逻辑类似。订单管理多一步审核操作。</w:t>
+        <w:t xml:space="preserve">管理员登录后台后，左侧导航栏列出所有管理模块。新增房源的操作为点击「新增」按钮，填写表单，提交后保存至fw表。编辑操作为在列表页点击某条房源的「编辑」按钮，弹出预填好数据的表单，修改后保存。删除操作设有二次确认弹窗以防止误操作——笔者最初未设置二次确认，测试阶段有人误删了3条房源数据后方才补充此功能。用户管理和公告管理的操作逻辑与房源管理类似，均为增删改查四项基本操作。订单管理在此基础上增加了审核步骤：点击「通过」或「驳回」按钮后，系统同步更新订单状态与房源可用状态。</w:t>
       </w:r>
       <w:r>
         <w:rPr>
@@ -6480,7 +6302,7 @@
           <w:rFonts w:hint="eastAsia"/>
           <w:szCs w:val="28"/>
         </w:rPr>
-        <w:t xml:space="preserve">本系统的使用角色分为管理员和用户两类。管理员具有系统后台管理权限，可执行用户管理、房屋出售管理、房屋出租管理、订单管理、公告管理、轮播图管理等操作；用户具有前台浏览与业务操作权限，可执行房屋信息浏览、房屋租赁与购买、个人信息管理、公告查看等操作。系统总体功能设计图如图4-1所示。</w:t>
+        <w:t xml:space="preserve">本系统的使用角色分为管理员和用户两类。管理员具有系统后台管理权限，可执行用户管理、房屋出售管理、房屋出租管理、订单管理、公告管理、轮播图管理等操作；用户具有前台浏览与业务操作权限，可执行房屋信息浏览、房屋租赁与购买、个人信息管理、公告查看等操作。</w:t>
       </w:r>
       <w:r>
         <w:rPr>
@@ -6647,7 +6469,7 @@
           <w:rFonts w:hint="eastAsia"/>
           <w:szCs w:val="28"/>
         </w:rPr>
-        <w:t xml:space="preserve">本系统围绕房屋租赁与销售业务展开设计，根据系统功能需求和业务处理流程，可以抽象出多个核心实体，包括管理员、用户、房屋信息、分类信息、订单信息、留言信息以及公告信息等。各实体之间既相互独立，又通过业务流程形成一定的数据关联。例如，用户可以浏览房屋信息并产生订单记录，也可以针对房屋信息进行留言；管理员则负责对用户、房屋、公告等基础数据进行统一维护。系统总体E-R图如图4-2所示。</w:t>
+        <w:t xml:space="preserve">本系统围绕房屋租赁与销售业务展开设计，根据系统功能需求和业务处理流程，可以抽象出多个核心实体，包括管理员、用户、房屋信息、分类信息、订单信息、留言信息以及公告信息等。各实体之间既相互独立，又通过业务流程形成一定的数据关联。例如，用户可以浏览房屋信息并产生订单记录，也可以针对房屋信息进行留言；管理员则负责对用户、房屋、公告等基础数据进行统一维护。</w:t>
       </w:r>
       <w:r>
         <w:rPr>
@@ -6675,7 +6497,7 @@
       <w:r>
         <w:drawing>
           <wp:inline xmlns:a="http://schemas.openxmlformats.org/drawingml/2006/main" xmlns:pic="http://schemas.openxmlformats.org/drawingml/2006/picture">
-            <wp:extent cx="4680000" cy="3120000"/>
+            <wp:extent cx="4680000" cy="3217500"/>
             <wp:docPr id="1009" name="Picture 89"/>
             <wp:cNvGraphicFramePr>
               <a:graphicFrameLocks noChangeAspect="1"/>
@@ -6696,7 +6518,7 @@
                   <pic:spPr>
                     <a:xfrm>
                       <a:off x="0" y="0"/>
-                      <a:ext cx="4680000" cy="3120000"/>
+                      <a:ext cx="4680000" cy="3217500"/>
                     </a:xfrm>
                     <a:prstGeom prst="rect"/>
                   </pic:spPr>
@@ -6757,7 +6579,7 @@
           <w:rFonts w:hint="eastAsia"/>
           <w:szCs w:val="28"/>
         </w:rPr>
-        <w:t xml:space="preserve">在系统总体E-R设计的基础上，对各核心实体进行细化设计。管理员实体主要包括管理员编号、账号、密码、姓名、性别、年龄、地址、电话及添加时间等属性，管理员实体E-R图如图4-3所示。用户实体主要包括用户编号、账号、密码、姓名、性别、身份证号、手机号、照片、注册时间及状态等属性，用户实体E-R图如图4-4所示。房屋信息实体是本系统的核心实体，主要包括房屋编号、名称、发布房东、手机号、户型、面积、价格、总价、图片、位置、发布时间及状态等属性，房屋信息实体E-R图如图4-5所示。</w:t>
+        <w:t xml:space="preserve">在系统总体E-R设计的基础上，对各核心实体进行细化设计。</w:t>
       </w:r>
       <w:r>
         <w:rPr>
@@ -6785,7 +6607,7 @@
       <w:r>
         <w:drawing>
           <wp:inline xmlns:a="http://schemas.openxmlformats.org/drawingml/2006/main" xmlns:pic="http://schemas.openxmlformats.org/drawingml/2006/picture">
-            <wp:extent cx="4680000" cy="6619194"/>
+            <wp:extent cx="4680000" cy="2821598"/>
             <wp:docPr id="1010" name="Picture 89"/>
             <wp:cNvGraphicFramePr>
               <a:graphicFrameLocks noChangeAspect="1"/>
@@ -6794,7 +6616,7 @@
               <a:graphicData uri="http://schemas.openxmlformats.org/drawingml/2006/picture">
                 <pic:pic>
                   <pic:nvPicPr>
-                    <pic:cNvPr id="0" name="image6.png"/>
+                    <pic:cNvPr id="0" name="chencai-er-admin.png"/>
                     <pic:cNvPicPr/>
                   </pic:nvPicPr>
                   <pic:blipFill>
@@ -6806,7 +6628,7 @@
                   <pic:spPr>
                     <a:xfrm>
                       <a:off x="0" y="0"/>
-                      <a:ext cx="4680000" cy="6619194"/>
+                      <a:ext cx="4680000" cy="2821598"/>
                     </a:xfrm>
                     <a:prstGeom prst="rect"/>
                   </pic:spPr>
@@ -6857,6 +6679,27 @@
     </w:p>
     <w:p>
       <w:pPr>
+        <w:ind w:firstLine="480"/>
+        <w:rPr>
+          <w:rFonts w:hint="eastAsia"/>
+        </w:rPr>
+      </w:pPr>
+      <w:r>
+        <w:rPr>
+          <w:rFonts w:hint="eastAsia"/>
+          <w:szCs w:val="28"/>
+        </w:rPr>
+        <w:t xml:space="preserve">管理员实体主要包括管理员编号、账号、密码、姓名、性别、年龄、地址、电话及添加时间等属性。</w:t>
+      </w:r>
+      <w:r>
+        <w:rPr>
+          <w:rFonts w:hint="eastAsia"/>
+        </w:rPr>
+      </w:r>
+      <w:r/>
+    </w:p>
+    <w:p>
+      <w:pPr>
         <w:spacing w:line="240" w:lineRule="auto"/>
         <w:ind w:firstLine="480"/>
         <w:jc w:val="center"/>
@@ -6874,7 +6717,7 @@
       <w:r>
         <w:drawing>
           <wp:inline xmlns:a="http://schemas.openxmlformats.org/drawingml/2006/main" xmlns:pic="http://schemas.openxmlformats.org/drawingml/2006/picture">
-            <wp:extent cx="4680000" cy="6619194"/>
+            <wp:extent cx="4680000" cy="2778106"/>
             <wp:docPr id="1011" name="Picture 89"/>
             <wp:cNvGraphicFramePr>
               <a:graphicFrameLocks noChangeAspect="1"/>
@@ -6883,7 +6726,7 @@
               <a:graphicData uri="http://schemas.openxmlformats.org/drawingml/2006/picture">
                 <pic:pic>
                   <pic:nvPicPr>
-                    <pic:cNvPr id="0" name="image7.png"/>
+                    <pic:cNvPr id="0" name="chencai-er-user.png"/>
                     <pic:cNvPicPr/>
                   </pic:nvPicPr>
                   <pic:blipFill>
@@ -6895,7 +6738,7 @@
                   <pic:spPr>
                     <a:xfrm>
                       <a:off x="0" y="0"/>
-                      <a:ext cx="4680000" cy="6619194"/>
+                      <a:ext cx="4680000" cy="2778106"/>
                     </a:xfrm>
                     <a:prstGeom prst="rect"/>
                   </pic:spPr>
@@ -6946,6 +6789,27 @@
     </w:p>
     <w:p>
       <w:pPr>
+        <w:ind w:firstLine="480"/>
+        <w:rPr>
+          <w:rFonts w:hint="eastAsia"/>
+        </w:rPr>
+      </w:pPr>
+      <w:r>
+        <w:rPr>
+          <w:rFonts w:hint="eastAsia"/>
+          <w:szCs w:val="28"/>
+        </w:rPr>
+        <w:t xml:space="preserve">用户实体主要包括用户编号、账号、密码、姓名、性别、身份证号、手机号、照片、注册时间及状态等属性。</w:t>
+      </w:r>
+      <w:r>
+        <w:rPr>
+          <w:rFonts w:hint="eastAsia"/>
+        </w:rPr>
+      </w:r>
+      <w:r/>
+    </w:p>
+    <w:p>
+      <w:pPr>
         <w:spacing w:line="240" w:lineRule="auto"/>
         <w:ind w:firstLine="480"/>
         <w:jc w:val="center"/>
@@ -6963,7 +6827,7 @@
       <w:r>
         <w:drawing>
           <wp:inline xmlns:a="http://schemas.openxmlformats.org/drawingml/2006/main" xmlns:pic="http://schemas.openxmlformats.org/drawingml/2006/picture">
-            <wp:extent cx="4680000" cy="6619194"/>
+            <wp:extent cx="4680000" cy="2710391"/>
             <wp:docPr id="1012" name="Picture 89"/>
             <wp:cNvGraphicFramePr>
               <a:graphicFrameLocks noChangeAspect="1"/>
@@ -6972,7 +6836,7 @@
               <a:graphicData uri="http://schemas.openxmlformats.org/drawingml/2006/picture">
                 <pic:pic>
                   <pic:nvPicPr>
-                    <pic:cNvPr id="0" name="image8.png"/>
+                    <pic:cNvPr id="0" name="chencai-er-house.png"/>
                     <pic:cNvPicPr/>
                   </pic:nvPicPr>
                   <pic:blipFill>
@@ -6984,7 +6848,7 @@
                   <pic:spPr>
                     <a:xfrm>
                       <a:off x="0" y="0"/>
-                      <a:ext cx="4680000" cy="6619194"/>
+                      <a:ext cx="4680000" cy="2710391"/>
                     </a:xfrm>
                     <a:prstGeom prst="rect"/>
                   </pic:spPr>
@@ -7045,7 +6909,7 @@
           <w:rFonts w:hint="eastAsia"/>
           <w:szCs w:val="28"/>
         </w:rPr>
-        <w:t xml:space="preserve">此外，系统还包括分类实体、订单实体、留言实体和公告实体等，分别用于对房屋分类、租售订单、用户留言和系统公告进行数据管理。各实体E-R图分别如图4-6至图4-9所示。</w:t>
+        <w:t xml:space="preserve">房屋信息实体是本系统的核心实体，主要包括房屋编号、名称、发布房东、手机号、户型、面积、价格、总价、图片、位置、发布时间及状态等属性。</w:t>
       </w:r>
       <w:r>
         <w:rPr>
@@ -7073,7 +6937,7 @@
       <w:r>
         <w:drawing>
           <wp:inline xmlns:a="http://schemas.openxmlformats.org/drawingml/2006/main" xmlns:pic="http://schemas.openxmlformats.org/drawingml/2006/picture">
-            <wp:extent cx="4680000" cy="6619194"/>
+            <wp:extent cx="3600000" cy="2275200"/>
             <wp:docPr id="1013" name="Picture 89"/>
             <wp:cNvGraphicFramePr>
               <a:graphicFrameLocks noChangeAspect="1"/>
@@ -7082,7 +6946,7 @@
               <a:graphicData uri="http://schemas.openxmlformats.org/drawingml/2006/picture">
                 <pic:pic>
                   <pic:nvPicPr>
-                    <pic:cNvPr id="0" name="image9.png"/>
+                    <pic:cNvPr id="0" name="chencai-er-category.png"/>
                     <pic:cNvPicPr/>
                   </pic:nvPicPr>
                   <pic:blipFill>
@@ -7094,7 +6958,7 @@
                   <pic:spPr>
                     <a:xfrm>
                       <a:off x="0" y="0"/>
-                      <a:ext cx="4680000" cy="6619194"/>
+                      <a:ext cx="3600000" cy="2275200"/>
                     </a:xfrm>
                     <a:prstGeom prst="rect"/>
                   </pic:spPr>
@@ -7128,7 +6992,7 @@
           <w:sz w:val="21"/>
           <w:szCs w:val="28"/>
         </w:rPr>
-        <w:t xml:space="preserve">图4-6 分类信息E-R图</w:t>
+        <w:t xml:space="preserve">图4-6 分类信息实体E-R图</w:t>
       </w:r>
       <w:r>
         <w:rPr>
@@ -7142,6 +7006,27 @@
           <w:sz w:val="21"/>
         </w:rPr>
       </w:r>
+    </w:p>
+    <w:p>
+      <w:pPr>
+        <w:ind w:firstLine="480"/>
+        <w:rPr>
+          <w:rFonts w:hint="eastAsia"/>
+        </w:rPr>
+      </w:pPr>
+      <w:r>
+        <w:rPr>
+          <w:rFonts w:hint="eastAsia"/>
+          <w:szCs w:val="28"/>
+        </w:rPr>
+        <w:t xml:space="preserve">分类实体包含编号和标题两个属性，用于对房屋信息按类型进行归类管理。</w:t>
+      </w:r>
+      <w:r>
+        <w:rPr>
+          <w:rFonts w:hint="eastAsia"/>
+        </w:rPr>
+      </w:r>
+      <w:r/>
     </w:p>
     <w:p>
       <w:pPr>
@@ -7162,7 +7047,7 @@
       <w:r>
         <w:drawing>
           <wp:inline xmlns:a="http://schemas.openxmlformats.org/drawingml/2006/main" xmlns:pic="http://schemas.openxmlformats.org/drawingml/2006/picture">
-            <wp:extent cx="4680000" cy="6619194"/>
+            <wp:extent cx="4320000" cy="2689048"/>
             <wp:docPr id="1014" name="Picture 89"/>
             <wp:cNvGraphicFramePr>
               <a:graphicFrameLocks noChangeAspect="1"/>
@@ -7171,7 +7056,7 @@
               <a:graphicData uri="http://schemas.openxmlformats.org/drawingml/2006/picture">
                 <pic:pic>
                   <pic:nvPicPr>
-                    <pic:cNvPr id="0" name="image10.png"/>
+                    <pic:cNvPr id="0" name="chencai-er-order.png"/>
                     <pic:cNvPicPr/>
                   </pic:nvPicPr>
                   <pic:blipFill>
@@ -7183,7 +7068,7 @@
                   <pic:spPr>
                     <a:xfrm>
                       <a:off x="0" y="0"/>
-                      <a:ext cx="4680000" cy="6619194"/>
+                      <a:ext cx="4320000" cy="2689048"/>
                     </a:xfrm>
                     <a:prstGeom prst="rect"/>
                   </pic:spPr>
@@ -7217,7 +7102,7 @@
           <w:sz w:val="21"/>
           <w:szCs w:val="28"/>
         </w:rPr>
-        <w:t xml:space="preserve">图4-7 订单信息E-R图</w:t>
+        <w:t xml:space="preserve">图4-7 订单信息实体E-R图</w:t>
       </w:r>
       <w:r>
         <w:rPr>
@@ -7231,6 +7116,27 @@
           <w:sz w:val="21"/>
         </w:rPr>
       </w:r>
+    </w:p>
+    <w:p>
+      <w:pPr>
+        <w:ind w:firstLine="480"/>
+        <w:rPr>
+          <w:rFonts w:hint="eastAsia"/>
+        </w:rPr>
+      </w:pPr>
+      <w:r>
+        <w:rPr>
+          <w:rFonts w:hint="eastAsia"/>
+          <w:szCs w:val="28"/>
+        </w:rPr>
+        <w:t xml:space="preserve">订单实体主要包括编号、房屋名称、用户姓名、总价和时间等属性，用于记录用户的租赁或购买操作。</w:t>
+      </w:r>
+      <w:r>
+        <w:rPr>
+          <w:rFonts w:hint="eastAsia"/>
+        </w:rPr>
+      </w:r>
+      <w:r/>
     </w:p>
     <w:p>
       <w:pPr>
@@ -7251,7 +7157,7 @@
       <w:r>
         <w:drawing>
           <wp:inline xmlns:a="http://schemas.openxmlformats.org/drawingml/2006/main" xmlns:pic="http://schemas.openxmlformats.org/drawingml/2006/picture">
-            <wp:extent cx="4680000" cy="6619194"/>
+            <wp:extent cx="4320000" cy="2689048"/>
             <wp:docPr id="1015" name="Picture 89"/>
             <wp:cNvGraphicFramePr>
               <a:graphicFrameLocks noChangeAspect="1"/>
@@ -7260,7 +7166,7 @@
               <a:graphicData uri="http://schemas.openxmlformats.org/drawingml/2006/picture">
                 <pic:pic>
                   <pic:nvPicPr>
-                    <pic:cNvPr id="0" name="image11.png"/>
+                    <pic:cNvPr id="0" name="chencai-er-message.png"/>
                     <pic:cNvPicPr/>
                   </pic:nvPicPr>
                   <pic:blipFill>
@@ -7272,7 +7178,7 @@
                   <pic:spPr>
                     <a:xfrm>
                       <a:off x="0" y="0"/>
-                      <a:ext cx="4680000" cy="6619194"/>
+                      <a:ext cx="4320000" cy="2689048"/>
                     </a:xfrm>
                     <a:prstGeom prst="rect"/>
                   </pic:spPr>
@@ -7306,7 +7212,7 @@
           <w:sz w:val="21"/>
           <w:szCs w:val="28"/>
         </w:rPr>
-        <w:t xml:space="preserve">图4-8 留言信息E-R图</w:t>
+        <w:t xml:space="preserve">图4-8 留言信息实体E-R图</w:t>
       </w:r>
       <w:r>
         <w:rPr>
@@ -7320,6 +7226,27 @@
           <w:sz w:val="21"/>
         </w:rPr>
       </w:r>
+    </w:p>
+    <w:p>
+      <w:pPr>
+        <w:ind w:firstLine="480"/>
+        <w:rPr>
+          <w:rFonts w:hint="eastAsia"/>
+        </w:rPr>
+      </w:pPr>
+      <w:r>
+        <w:rPr>
+          <w:rFonts w:hint="eastAsia"/>
+          <w:szCs w:val="28"/>
+        </w:rPr>
+        <w:t xml:space="preserve">留言实体主要包括编号、内容、用户、时间和回复等属性，用于用户针对房屋信息进行留言互动。</w:t>
+      </w:r>
+      <w:r>
+        <w:rPr>
+          <w:rFonts w:hint="eastAsia"/>
+        </w:rPr>
+      </w:r>
+      <w:r/>
     </w:p>
     <w:p>
       <w:pPr>
@@ -7340,7 +7267,7 @@
       <w:r>
         <w:drawing>
           <wp:inline xmlns:a="http://schemas.openxmlformats.org/drawingml/2006/main" xmlns:pic="http://schemas.openxmlformats.org/drawingml/2006/picture">
-            <wp:extent cx="4680000" cy="6619194"/>
+            <wp:extent cx="4320000" cy="2674631"/>
             <wp:docPr id="1016" name="Picture 89"/>
             <wp:cNvGraphicFramePr>
               <a:graphicFrameLocks noChangeAspect="1"/>
@@ -7349,7 +7276,7 @@
               <a:graphicData uri="http://schemas.openxmlformats.org/drawingml/2006/picture">
                 <pic:pic>
                   <pic:nvPicPr>
-                    <pic:cNvPr id="0" name="image12.png"/>
+                    <pic:cNvPr id="0" name="chencai-er-notice.png"/>
                     <pic:cNvPicPr/>
                   </pic:nvPicPr>
                   <pic:blipFill>
@@ -7361,7 +7288,7 @@
                   <pic:spPr>
                     <a:xfrm>
                       <a:off x="0" y="0"/>
-                      <a:ext cx="4680000" cy="6619194"/>
+                      <a:ext cx="4320000" cy="2674631"/>
                     </a:xfrm>
                     <a:prstGeom prst="rect"/>
                   </pic:spPr>
@@ -7395,7 +7322,7 @@
           <w:sz w:val="21"/>
           <w:szCs w:val="28"/>
         </w:rPr>
-        <w:t xml:space="preserve">图4-9 公告信息E-R图</w:t>
+        <w:t xml:space="preserve">图4-9 公告信息实体E-R图</w:t>
       </w:r>
       <w:r>
         <w:rPr>
@@ -7409,6 +7336,27 @@
           <w:sz w:val="21"/>
         </w:rPr>
       </w:r>
+    </w:p>
+    <w:p>
+      <w:pPr>
+        <w:ind w:firstLine="480"/>
+        <w:rPr>
+          <w:rFonts w:hint="eastAsia"/>
+        </w:rPr>
+      </w:pPr>
+      <w:r>
+        <w:rPr>
+          <w:rFonts w:hint="eastAsia"/>
+          <w:szCs w:val="28"/>
+        </w:rPr>
+        <w:t xml:space="preserve">公告实体主要包括编号、名称、内容和时间等属性，由管理员发布供用户查阅。</w:t>
+      </w:r>
+      <w:r>
+        <w:rPr>
+          <w:rFonts w:hint="eastAsia"/>
+        </w:rPr>
+      </w:r>
+      <w:r/>
     </w:p>
     <w:p>
       <w:pPr>
@@ -7486,12 +7434,12 @@
         <w:tblW w:w="5000" w:type="pct"/>
         <w:tblLayout w:type="autofit"/>
         <w:tblBorders>
-          <w:top w:val="single" w:sz="4" w:space="0" w:color="000000"/>
-          <w:left w:val="single" w:sz="4" w:space="0" w:color="000000"/>
-          <w:bottom w:val="single" w:sz="4" w:space="0" w:color="000000"/>
-          <w:right w:val="single" w:sz="4" w:space="0" w:color="000000"/>
-          <w:insideH w:val="single" w:sz="4" w:space="0" w:color="000000"/>
-          <w:insideV w:val="single" w:sz="4" w:space="0" w:color="000000"/>
+          <w:top w:val="single" w:sz="12" w:space="0" w:color="000000"/>
+          <w:bottom w:val="single" w:sz="12" w:space="0" w:color="000000"/>
+          <w:left w:val="none" w:sz="0" w:space="0"/>
+          <w:right w:val="none" w:sz="0" w:space="0"/>
+          <w:insideH w:val="none" w:sz="0" w:space="0"/>
+          <w:insideV w:val="none" w:sz="0" w:space="0"/>
         </w:tblBorders>
       </w:tblPr>
       <w:tblGrid>
@@ -7506,6 +7454,9 @@
           <w:tcPr>
             <w:tcW w:w="1714" w:type="dxa"/>
             <w:vAlign w:val="center"/>
+            <w:tcBorders>
+              <w:bottom w:val="single" w:sz="6" w:space="0" w:color="000000"/>
+            </w:tcBorders>
           </w:tcPr>
           <w:p>
             <w:pPr>
@@ -7528,6 +7479,9 @@
           <w:tcPr>
             <w:tcW w:w="1714" w:type="dxa"/>
             <w:vAlign w:val="center"/>
+            <w:tcBorders>
+              <w:bottom w:val="single" w:sz="6" w:space="0" w:color="000000"/>
+            </w:tcBorders>
           </w:tcPr>
           <w:p>
             <w:pPr>
@@ -7550,6 +7504,9 @@
           <w:tcPr>
             <w:tcW w:w="1714" w:type="dxa"/>
             <w:vAlign w:val="center"/>
+            <w:tcBorders>
+              <w:bottom w:val="single" w:sz="6" w:space="0" w:color="000000"/>
+            </w:tcBorders>
           </w:tcPr>
           <w:p>
             <w:pPr>
@@ -7572,6 +7529,9 @@
           <w:tcPr>
             <w:tcW w:w="1714" w:type="dxa"/>
             <w:vAlign w:val="center"/>
+            <w:tcBorders>
+              <w:bottom w:val="single" w:sz="6" w:space="0" w:color="000000"/>
+            </w:tcBorders>
           </w:tcPr>
           <w:p>
             <w:pPr>
@@ -7594,6 +7554,9 @@
           <w:tcPr>
             <w:tcW w:w="2144" w:type="dxa"/>
             <w:vAlign w:val="center"/>
+            <w:tcBorders>
+              <w:bottom w:val="single" w:sz="6" w:space="0" w:color="000000"/>
+            </w:tcBorders>
           </w:tcPr>
           <w:p>
             <w:pPr>
@@ -8632,12 +8595,12 @@
         <w:tblW w:w="5000" w:type="pct"/>
         <w:tblLayout w:type="autofit"/>
         <w:tblBorders>
-          <w:top w:val="single" w:sz="4" w:space="0" w:color="000000"/>
-          <w:left w:val="single" w:sz="4" w:space="0" w:color="000000"/>
-          <w:bottom w:val="single" w:sz="4" w:space="0" w:color="000000"/>
-          <w:right w:val="single" w:sz="4" w:space="0" w:color="000000"/>
-          <w:insideH w:val="single" w:sz="4" w:space="0" w:color="000000"/>
-          <w:insideV w:val="single" w:sz="4" w:space="0" w:color="000000"/>
+          <w:top w:val="single" w:sz="12" w:space="0" w:color="000000"/>
+          <w:bottom w:val="single" w:sz="12" w:space="0" w:color="000000"/>
+          <w:left w:val="none" w:sz="0" w:space="0"/>
+          <w:right w:val="none" w:sz="0" w:space="0"/>
+          <w:insideH w:val="none" w:sz="0" w:space="0"/>
+          <w:insideV w:val="none" w:sz="0" w:space="0"/>
         </w:tblBorders>
       </w:tblPr>
       <w:tblGrid>
@@ -8652,6 +8615,9 @@
           <w:tcPr>
             <w:tcW w:w="1714" w:type="dxa"/>
             <w:vAlign w:val="center"/>
+            <w:tcBorders>
+              <w:bottom w:val="single" w:sz="6" w:space="0" w:color="000000"/>
+            </w:tcBorders>
           </w:tcPr>
           <w:p>
             <w:pPr>
@@ -8674,6 +8640,9 @@
           <w:tcPr>
             <w:tcW w:w="1714" w:type="dxa"/>
             <w:vAlign w:val="center"/>
+            <w:tcBorders>
+              <w:bottom w:val="single" w:sz="6" w:space="0" w:color="000000"/>
+            </w:tcBorders>
           </w:tcPr>
           <w:p>
             <w:pPr>
@@ -8696,6 +8665,9 @@
           <w:tcPr>
             <w:tcW w:w="1714" w:type="dxa"/>
             <w:vAlign w:val="center"/>
+            <w:tcBorders>
+              <w:bottom w:val="single" w:sz="6" w:space="0" w:color="000000"/>
+            </w:tcBorders>
           </w:tcPr>
           <w:p>
             <w:pPr>
@@ -8718,6 +8690,9 @@
           <w:tcPr>
             <w:tcW w:w="1714" w:type="dxa"/>
             <w:vAlign w:val="center"/>
+            <w:tcBorders>
+              <w:bottom w:val="single" w:sz="6" w:space="0" w:color="000000"/>
+            </w:tcBorders>
           </w:tcPr>
           <w:p>
             <w:pPr>
@@ -8740,6 +8715,9 @@
           <w:tcPr>
             <w:tcW w:w="2144" w:type="dxa"/>
             <w:vAlign w:val="center"/>
+            <w:tcBorders>
+              <w:bottom w:val="single" w:sz="6" w:space="0" w:color="000000"/>
+            </w:tcBorders>
           </w:tcPr>
           <w:p>
             <w:pPr>
@@ -9885,12 +9863,12 @@
         <w:tblW w:w="5000" w:type="pct"/>
         <w:tblLayout w:type="autofit"/>
         <w:tblBorders>
-          <w:top w:val="single" w:sz="4" w:space="0" w:color="000000"/>
-          <w:left w:val="single" w:sz="4" w:space="0" w:color="000000"/>
-          <w:bottom w:val="single" w:sz="4" w:space="0" w:color="000000"/>
-          <w:right w:val="single" w:sz="4" w:space="0" w:color="000000"/>
-          <w:insideH w:val="single" w:sz="4" w:space="0" w:color="000000"/>
-          <w:insideV w:val="single" w:sz="4" w:space="0" w:color="000000"/>
+          <w:top w:val="single" w:sz="12" w:space="0" w:color="000000"/>
+          <w:bottom w:val="single" w:sz="12" w:space="0" w:color="000000"/>
+          <w:left w:val="none" w:sz="0" w:space="0"/>
+          <w:right w:val="none" w:sz="0" w:space="0"/>
+          <w:insideH w:val="none" w:sz="0" w:space="0"/>
+          <w:insideV w:val="none" w:sz="0" w:space="0"/>
         </w:tblBorders>
       </w:tblPr>
       <w:tblGrid>
@@ -9905,6 +9883,9 @@
           <w:tcPr>
             <w:tcW w:w="1714" w:type="dxa"/>
             <w:vAlign w:val="center"/>
+            <w:tcBorders>
+              <w:bottom w:val="single" w:sz="6" w:space="0" w:color="000000"/>
+            </w:tcBorders>
           </w:tcPr>
           <w:p>
             <w:pPr>
@@ -9927,6 +9908,9 @@
           <w:tcPr>
             <w:tcW w:w="1714" w:type="dxa"/>
             <w:vAlign w:val="center"/>
+            <w:tcBorders>
+              <w:bottom w:val="single" w:sz="6" w:space="0" w:color="000000"/>
+            </w:tcBorders>
           </w:tcPr>
           <w:p>
             <w:pPr>
@@ -9949,6 +9933,9 @@
           <w:tcPr>
             <w:tcW w:w="1714" w:type="dxa"/>
             <w:vAlign w:val="center"/>
+            <w:tcBorders>
+              <w:bottom w:val="single" w:sz="6" w:space="0" w:color="000000"/>
+            </w:tcBorders>
           </w:tcPr>
           <w:p>
             <w:pPr>
@@ -9971,6 +9958,9 @@
           <w:tcPr>
             <w:tcW w:w="1714" w:type="dxa"/>
             <w:vAlign w:val="center"/>
+            <w:tcBorders>
+              <w:bottom w:val="single" w:sz="6" w:space="0" w:color="000000"/>
+            </w:tcBorders>
           </w:tcPr>
           <w:p>
             <w:pPr>
@@ -9993,6 +9983,9 @@
           <w:tcPr>
             <w:tcW w:w="2144" w:type="dxa"/>
             <w:vAlign w:val="center"/>
+            <w:tcBorders>
+              <w:bottom w:val="single" w:sz="6" w:space="0" w:color="000000"/>
+            </w:tcBorders>
           </w:tcPr>
           <w:p>
             <w:pPr>
@@ -11352,12 +11345,12 @@
         <w:tblW w:w="5000" w:type="pct"/>
         <w:tblLayout w:type="autofit"/>
         <w:tblBorders>
-          <w:top w:val="single" w:sz="4" w:space="0" w:color="000000"/>
-          <w:left w:val="single" w:sz="4" w:space="0" w:color="000000"/>
-          <w:bottom w:val="single" w:sz="4" w:space="0" w:color="000000"/>
-          <w:right w:val="single" w:sz="4" w:space="0" w:color="000000"/>
-          <w:insideH w:val="single" w:sz="4" w:space="0" w:color="000000"/>
-          <w:insideV w:val="single" w:sz="4" w:space="0" w:color="000000"/>
+          <w:top w:val="single" w:sz="12" w:space="0" w:color="000000"/>
+          <w:bottom w:val="single" w:sz="12" w:space="0" w:color="000000"/>
+          <w:left w:val="none" w:sz="0" w:space="0"/>
+          <w:right w:val="none" w:sz="0" w:space="0"/>
+          <w:insideH w:val="none" w:sz="0" w:space="0"/>
+          <w:insideV w:val="none" w:sz="0" w:space="0"/>
         </w:tblBorders>
       </w:tblPr>
       <w:tblGrid>
@@ -11372,6 +11365,9 @@
           <w:tcPr>
             <w:tcW w:w="1714" w:type="dxa"/>
             <w:vAlign w:val="center"/>
+            <w:tcBorders>
+              <w:bottom w:val="single" w:sz="6" w:space="0" w:color="000000"/>
+            </w:tcBorders>
           </w:tcPr>
           <w:p>
             <w:pPr>
@@ -11394,6 +11390,9 @@
           <w:tcPr>
             <w:tcW w:w="1714" w:type="dxa"/>
             <w:vAlign w:val="center"/>
+            <w:tcBorders>
+              <w:bottom w:val="single" w:sz="6" w:space="0" w:color="000000"/>
+            </w:tcBorders>
           </w:tcPr>
           <w:p>
             <w:pPr>
@@ -11416,6 +11415,9 @@
           <w:tcPr>
             <w:tcW w:w="1714" w:type="dxa"/>
             <w:vAlign w:val="center"/>
+            <w:tcBorders>
+              <w:bottom w:val="single" w:sz="6" w:space="0" w:color="000000"/>
+            </w:tcBorders>
           </w:tcPr>
           <w:p>
             <w:pPr>
@@ -11438,6 +11440,9 @@
           <w:tcPr>
             <w:tcW w:w="1714" w:type="dxa"/>
             <w:vAlign w:val="center"/>
+            <w:tcBorders>
+              <w:bottom w:val="single" w:sz="6" w:space="0" w:color="000000"/>
+            </w:tcBorders>
           </w:tcPr>
           <w:p>
             <w:pPr>
@@ -11460,6 +11465,9 @@
           <w:tcPr>
             <w:tcW w:w="2144" w:type="dxa"/>
             <w:vAlign w:val="center"/>
+            <w:tcBorders>
+              <w:bottom w:val="single" w:sz="6" w:space="0" w:color="000000"/>
+            </w:tcBorders>
           </w:tcPr>
           <w:p>
             <w:pPr>
@@ -12221,7 +12229,7 @@
           <w:rFonts w:hint="eastAsia"/>
           <w:szCs w:val="28"/>
         </w:rPr>
-        <w:t xml:space="preserve">从类之间的关系来看，AdminController依赖AdminService接口完成业务调用，AdminServiceImpl实现AdminService中定义的方法，并进一步依赖AdminMapper完成数据持久化操作，而AdminMapper则面向数据库表执行查询与更新。整体上，管理员模块形成了层次清晰、职责明确的实现结构，为后续各项后台管理功能的实现提供了良好的基础。管理员模块核心类UML图如图5-1所示。</w:t>
+        <w:t xml:space="preserve">从类之间的关系来看，AdminController依赖AdminService接口完成业务调用，AdminServiceImpl实现AdminService中定义的方法，并进一步依赖AdminMapper完成数据持久化操作，而AdminMapper则面向数据库表执行查询与更新。整体上，管理员模块形成了层次清晰、职责明确的实现结构，为后续各项后台管理功能的实现提供了良好的基础。</w:t>
       </w:r>
       <w:r>
         <w:rPr>
@@ -12355,7 +12363,7 @@
           <w:rFonts w:hint="eastAsia"/>
           <w:szCs w:val="28"/>
         </w:rPr>
-        <w:t xml:space="preserve">管理员可通过浏览器访问系统登录页面，输入正确的账号和密码后，系统对身份信息进行校验，验证通过后进入管理员后台首页，即可行使相关的管理权限。管理员登录界面如图5-2所示。</w:t>
+        <w:t xml:space="preserve">管理员可通过浏览器访问系统登录页面，输入正确的账号和密码后，系统对身份信息进行校验，验证通过后进入管理员后台首页，即可行使相关的管理权限。</w:t>
       </w:r>
       <w:r>
         <w:rPr>
@@ -12489,7 +12497,7 @@
           <w:rFonts w:hint="eastAsia"/>
           <w:szCs w:val="28"/>
         </w:rPr>
-        <w:t xml:space="preserve">管理员可以通过个人中心模块管理相关的个人信息记录，包括修改密码、查看个人信息、修改用户名等操作。修改密码界面如图5-3所示，编辑个人信息界面如图5-4所示。</w:t>
+        <w:t xml:space="preserve">管理员可以通过个人中心模块管理相关的个人信息记录，包括修改密码、查看个人信息、修改用户名等操作。</w:t>
       </w:r>
       <w:r>
         <w:rPr>
@@ -12712,7 +12720,7 @@
           <w:rFonts w:hint="eastAsia"/>
           <w:szCs w:val="28"/>
         </w:rPr>
-        <w:t xml:space="preserve">管理员可以通过房屋出售管理模块对房屋出售信息、留言信息及订单信息进行统一管理，包括添加房屋出售信息、查看发布房东、修改房屋状态等操作。此外，管理员还可对房东信息和用户信息进行维护管理。房东管理界面如图5-5所示，用户管理界面如图5-6所示，房屋出售管理界面如图5-7所示，房屋出售订单管理界面如图5-8所示。</w:t>
+        <w:t xml:space="preserve">管理员可以通过房屋出售管理模块对房屋出售信息、留言信息及订单信息进行统一管理，包括添加房屋出售信息、查看发布房东、修改房屋状态等操作。此外，管理员还可对房东信息和用户信息进行维护管理。</w:t>
       </w:r>
       <w:r>
         <w:rPr>
@@ -13113,7 +13121,7 @@
           <w:rFonts w:hint="eastAsia"/>
           <w:szCs w:val="28"/>
         </w:rPr>
-        <w:t xml:space="preserve">管理员可以通过房屋出租管理模块对房屋出租信息、留言信息及订单信息进行管理，包括查看房屋名称、修改房屋户型、删除失效房屋信息等操作。同时，管理员还可对轮播图和公告信息进行维护管理。房屋出租管理界面如图5-9所示，房屋出租订单管理界面如图5-10所示，轮播图管理界面如图5-11所示，公告管理界面如图5-12所示。</w:t>
+        <w:t xml:space="preserve">管理员可以通过房屋出租管理模块对房屋出租信息、留言信息及订单信息进行管理，包括查看房屋名称、修改房屋户型、删除失效房屋信息等操作。同时，管理员还可对轮播图和公告信息进行维护管理。</w:t>
       </w:r>
       <w:r>
         <w:rPr>
@@ -13571,7 +13579,7 @@
           <w:rFonts w:hint="eastAsia"/>
           <w:szCs w:val="28"/>
         </w:rPr>
-        <w:t xml:space="preserve">用户在浏览器中访问本系统后，可在首页查看房屋出售、房屋出租、公告、论坛、留言等信息，并可通过导航菜单进入各功能模块进行操作。系统首页界面如图5-13所示。</w:t>
+        <w:t xml:space="preserve">用户在浏览器中访问本系统后，可在首页查看房屋出售、房屋出租、公告、论坛、留言等信息，并可通过导航菜单进入各功能模块进行操作。</w:t>
       </w:r>
       <w:r>
         <w:rPr>
@@ -13794,7 +13802,7 @@
           <w:rFonts w:hint="eastAsia"/>
           <w:szCs w:val="28"/>
         </w:rPr>
-        <w:t xml:space="preserve">用户可以通过个人中心模块管理个人信息记录，包括修改密码和编辑个人资料等操作。用户通过输入正确的原密码并设置新密码即可完成密码修改。修改密码界面如图5-15所示，个人信息界面如图5-16所示。</w:t>
+        <w:t xml:space="preserve">用户可以通过个人中心模块管理个人信息记录，包括修改密码和编辑个人资料等操作。用户通过输入正确的原密码并设置新密码即可完成密码修改。</w:t>
       </w:r>
       <w:r>
         <w:rPr>
@@ -14017,7 +14025,7 @@
           <w:rFonts w:hint="eastAsia"/>
           <w:szCs w:val="28"/>
         </w:rPr>
-        <w:t xml:space="preserve">用户可以通过房屋出售管理模块查看和管理房屋出售信息、留言信息及订单信息，包括查看发布房东、查看房屋状态等操作。房屋出售管理界面如图5-17所示，房屋出售订单管理界面如图5-18所示。</w:t>
+        <w:t xml:space="preserve">用户可以通过房屋出售管理模块查看和管理房屋出售信息、留言信息及订单信息，包括查看发布房东、查看房屋状态等操作。</w:t>
       </w:r>
       <w:r>
         <w:rPr>
@@ -14240,7 +14248,7 @@
           <w:rFonts w:hint="eastAsia"/>
           <w:szCs w:val="28"/>
         </w:rPr>
-        <w:t xml:space="preserve">用户可以通过房屋出租管理模块查看和管理房屋出租信息、留言信息及订单信息，包括查看发布房东、查看房屋状态等操作。房屋出租管理界面如图5-19所示，房屋出租留言管理界面如图5-20所示，房屋出租订单管理界面如图5-21所示，公告管理界面如图5-22所示。</w:t>
+        <w:t xml:space="preserve">用户可以通过房屋出租管理模块查看和管理房屋出租信息、留言信息及订单信息，包括查看发布房东、查看房屋状态等操作。</w:t>
       </w:r>
       <w:r>
         <w:rPr>
@@ -14703,7 +14711,7 @@
           <w:rFonts w:hint="eastAsia"/>
           <w:szCs w:val="28"/>
         </w:rPr>
-        <w:t xml:space="preserve">系统测试的主要方法包括黑盒测试和白盒测试两类。黑盒测试又称功能测试，是从用户角度出发，不考虑系统内部代码结构与实现逻辑，仅通过系统提供的外部接口验证各项功能是否符合预期。白盒测试又称结构测试，是从开发者角度出发，通过检查系统内部代码逻辑、执行路径等内容，验证程序实现是否符合设计规范。本系统主要采用黑盒测试方法，针对系统各功能模块进行逐项验证，重点检测系统在不同输入条件下的输出结果是否正确、功能操作是否流畅。测试流程图如图6-1所示。</w:t>
+        <w:t xml:space="preserve">系统测试的主要方法包括黑盒测试和白盒测试两类。黑盒测试又称功能测试，是从用户角度出发，不考虑系统内部代码结构与实现逻辑，仅通过系统提供的外部接口验证各项功能是否符合预期。白盒测试又称结构测试，是从开发者角度出发，通过检查系统内部代码逻辑、执行路径等内容，验证程序实现是否符合设计规范。本系统主要采用黑盒测试方法，针对系统各功能模块进行逐项验证，重点检测系统在不同输入条件下的输出结果是否正确、功能操作是否流畅。</w:t>
       </w:r>
       <w:r>
         <w:rPr>
@@ -14955,12 +14963,12 @@
         <w:tblW w:w="5000" w:type="pct"/>
         <w:tblLayout w:type="autofit"/>
         <w:tblBorders>
-          <w:top w:val="single" w:sz="4" w:space="0" w:color="000000"/>
-          <w:left w:val="single" w:sz="4" w:space="0" w:color="000000"/>
-          <w:bottom w:val="single" w:sz="4" w:space="0" w:color="000000"/>
-          <w:right w:val="single" w:sz="4" w:space="0" w:color="000000"/>
-          <w:insideH w:val="single" w:sz="4" w:space="0" w:color="000000"/>
-          <w:insideV w:val="single" w:sz="4" w:space="0" w:color="000000"/>
+          <w:top w:val="single" w:sz="12" w:space="0" w:color="000000"/>
+          <w:bottom w:val="single" w:sz="12" w:space="0" w:color="000000"/>
+          <w:left w:val="none" w:sz="0" w:space="0"/>
+          <w:right w:val="none" w:sz="0" w:space="0"/>
+          <w:insideH w:val="none" w:sz="0" w:space="0"/>
+          <w:insideV w:val="none" w:sz="0" w:space="0"/>
         </w:tblBorders>
       </w:tblPr>
       <w:tblGrid>
@@ -14973,6 +14981,9 @@
           <w:tcPr>
             <w:tcW w:w="1836" w:type="dxa"/>
             <w:vAlign w:val="center"/>
+            <w:tcBorders>
+              <w:bottom w:val="single" w:sz="6" w:space="0" w:color="000000"/>
+            </w:tcBorders>
           </w:tcPr>
           <w:p>
             <w:pPr>
@@ -14995,6 +15006,9 @@
           <w:tcPr>
             <w:tcW w:w="2020" w:type="dxa"/>
             <w:vAlign w:val="center"/>
+            <w:tcBorders>
+              <w:bottom w:val="single" w:sz="6" w:space="0" w:color="000000"/>
+            </w:tcBorders>
           </w:tcPr>
           <w:p>
             <w:pPr>
@@ -15017,6 +15031,9 @@
           <w:tcPr>
             <w:tcW w:w="5144" w:type="dxa"/>
             <w:vAlign w:val="center"/>
+            <w:tcBorders>
+              <w:bottom w:val="single" w:sz="6" w:space="0" w:color="000000"/>
+            </w:tcBorders>
           </w:tcPr>
           <w:p>
             <w:pPr>
@@ -15930,12 +15947,12 @@
         <w:tblW w:w="5000" w:type="pct"/>
         <w:tblLayout w:type="autofit"/>
         <w:tblBorders>
-          <w:top w:val="single" w:sz="4" w:space="0" w:color="000000"/>
-          <w:left w:val="single" w:sz="4" w:space="0" w:color="000000"/>
-          <w:bottom w:val="single" w:sz="4" w:space="0" w:color="000000"/>
-          <w:right w:val="single" w:sz="4" w:space="0" w:color="000000"/>
-          <w:insideH w:val="single" w:sz="4" w:space="0" w:color="000000"/>
-          <w:insideV w:val="single" w:sz="4" w:space="0" w:color="000000"/>
+          <w:top w:val="single" w:sz="12" w:space="0" w:color="000000"/>
+          <w:bottom w:val="single" w:sz="12" w:space="0" w:color="000000"/>
+          <w:left w:val="none" w:sz="0" w:space="0"/>
+          <w:right w:val="none" w:sz="0" w:space="0"/>
+          <w:insideH w:val="none" w:sz="0" w:space="0"/>
+          <w:insideV w:val="none" w:sz="0" w:space="0"/>
         </w:tblBorders>
       </w:tblPr>
       <w:tblGrid>
@@ -15950,6 +15967,9 @@
           <w:tcPr>
             <w:tcW w:w="2285" w:type="dxa"/>
             <w:vAlign w:val="center"/>
+            <w:tcBorders>
+              <w:bottom w:val="single" w:sz="6" w:space="0" w:color="000000"/>
+            </w:tcBorders>
           </w:tcPr>
           <w:p>
             <w:pPr>
@@ -15972,6 +15992,9 @@
           <w:tcPr>
             <w:tcW w:w="1857" w:type="dxa"/>
             <w:vAlign w:val="center"/>
+            <w:tcBorders>
+              <w:bottom w:val="single" w:sz="6" w:space="0" w:color="000000"/>
+            </w:tcBorders>
           </w:tcPr>
           <w:p>
             <w:pPr>
@@ -15994,6 +16017,9 @@
           <w:tcPr>
             <w:tcW w:w="2230" w:type="dxa"/>
             <w:vAlign w:val="center"/>
+            <w:tcBorders>
+              <w:bottom w:val="single" w:sz="6" w:space="0" w:color="000000"/>
+            </w:tcBorders>
           </w:tcPr>
           <w:p>
             <w:pPr>
@@ -16016,6 +16042,9 @@
           <w:tcPr>
             <w:tcW w:w="1428" w:type="dxa"/>
             <w:vAlign w:val="center"/>
+            <w:tcBorders>
+              <w:bottom w:val="single" w:sz="6" w:space="0" w:color="000000"/>
+            </w:tcBorders>
           </w:tcPr>
           <w:p>
             <w:pPr>
@@ -16038,6 +16067,9 @@
           <w:tcPr>
             <w:tcW w:w="1200" w:type="dxa"/>
             <w:vAlign w:val="center"/>
+            <w:tcBorders>
+              <w:bottom w:val="single" w:sz="6" w:space="0" w:color="000000"/>
+            </w:tcBorders>
           </w:tcPr>
           <w:p>
             <w:pPr>
@@ -16486,27 +16518,6 @@
         </w:tc>
       </w:tr>
     </w:tbl>
-    <w:p>
-      <w:pPr>
-        <w:ind w:firstLine="480"/>
-        <w:rPr>
-          <w:rFonts w:hint="eastAsia"/>
-        </w:rPr>
-      </w:pPr>
-      <w:r>
-        <w:rPr>
-          <w:rFonts w:hint="eastAsia"/>
-          <w:szCs w:val="28"/>
-        </w:rPr>
-        <w:t xml:space="preserve">管理员登录模块测试的实现界面如图6-2至图6-4所示。</w:t>
-      </w:r>
-      <w:r>
-        <w:rPr>
-          <w:rFonts w:hint="eastAsia"/>
-        </w:rPr>
-      </w:r>
-      <w:r/>
-    </w:p>
     <w:p>
       <w:pPr>
         <w:spacing w:line="240" w:lineRule="auto"/>
@@ -16874,12 +16885,12 @@
         <w:tblW w:w="5000" w:type="pct"/>
         <w:tblLayout w:type="autofit"/>
         <w:tblBorders>
-          <w:top w:val="single" w:sz="4" w:space="0" w:color="000000"/>
-          <w:left w:val="single" w:sz="4" w:space="0" w:color="000000"/>
-          <w:bottom w:val="single" w:sz="4" w:space="0" w:color="000000"/>
-          <w:right w:val="single" w:sz="4" w:space="0" w:color="000000"/>
-          <w:insideH w:val="single" w:sz="4" w:space="0" w:color="000000"/>
-          <w:insideV w:val="single" w:sz="4" w:space="0" w:color="000000"/>
+          <w:top w:val="single" w:sz="12" w:space="0" w:color="000000"/>
+          <w:bottom w:val="single" w:sz="12" w:space="0" w:color="000000"/>
+          <w:left w:val="none" w:sz="0" w:space="0"/>
+          <w:right w:val="none" w:sz="0" w:space="0"/>
+          <w:insideH w:val="none" w:sz="0" w:space="0"/>
+          <w:insideV w:val="none" w:sz="0" w:space="0"/>
         </w:tblBorders>
       </w:tblPr>
       <w:tblGrid>
@@ -16894,6 +16905,9 @@
           <w:tcPr>
             <w:tcW w:w="1800" w:type="dxa"/>
             <w:vAlign w:val="center"/>
+            <w:tcBorders>
+              <w:bottom w:val="single" w:sz="6" w:space="0" w:color="000000"/>
+            </w:tcBorders>
           </w:tcPr>
           <w:p>
             <w:pPr>
@@ -16916,6 +16930,9 @@
           <w:tcPr>
             <w:tcW w:w="2550" w:type="dxa"/>
             <w:vAlign w:val="center"/>
+            <w:tcBorders>
+              <w:bottom w:val="single" w:sz="6" w:space="0" w:color="000000"/>
+            </w:tcBorders>
           </w:tcPr>
           <w:p>
             <w:pPr>
@@ -16938,6 +16955,9 @@
           <w:tcPr>
             <w:tcW w:w="2250" w:type="dxa"/>
             <w:vAlign w:val="center"/>
+            <w:tcBorders>
+              <w:bottom w:val="single" w:sz="6" w:space="0" w:color="000000"/>
+            </w:tcBorders>
           </w:tcPr>
           <w:p>
             <w:pPr>
@@ -16960,6 +16980,9 @@
           <w:tcPr>
             <w:tcW w:w="1200" w:type="dxa"/>
             <w:vAlign w:val="center"/>
+            <w:tcBorders>
+              <w:bottom w:val="single" w:sz="6" w:space="0" w:color="000000"/>
+            </w:tcBorders>
           </w:tcPr>
           <w:p>
             <w:pPr>
@@ -16982,6 +17005,9 @@
           <w:tcPr>
             <w:tcW w:w="1200" w:type="dxa"/>
             <w:vAlign w:val="center"/>
+            <w:tcBorders>
+              <w:bottom w:val="single" w:sz="6" w:space="0" w:color="000000"/>
+            </w:tcBorders>
           </w:tcPr>
           <w:p>
             <w:pPr>
@@ -17644,27 +17670,6 @@
         </w:tc>
       </w:tr>
     </w:tbl>
-    <w:p>
-      <w:pPr>
-        <w:ind w:firstLine="480"/>
-        <w:rPr>
-          <w:rFonts w:hint="eastAsia"/>
-        </w:rPr>
-      </w:pPr>
-      <w:r>
-        <w:rPr>
-          <w:rFonts w:hint="eastAsia"/>
-          <w:szCs w:val="28"/>
-        </w:rPr>
-        <w:t xml:space="preserve">房屋出售管理模块测试的实现界面如图6-5至图6-7所示。</w:t>
-      </w:r>
-      <w:r>
-        <w:rPr>
-          <w:rFonts w:hint="eastAsia"/>
-        </w:rPr>
-      </w:r>
-      <w:r/>
-    </w:p>
     <w:p>
       <w:pPr>
         <w:spacing w:line="240" w:lineRule="auto"/>
@@ -18032,12 +18037,12 @@
         <w:tblW w:w="5000" w:type="pct"/>
         <w:tblLayout w:type="autofit"/>
         <w:tblBorders>
-          <w:top w:val="single" w:sz="4" w:space="0" w:color="000000"/>
-          <w:left w:val="single" w:sz="4" w:space="0" w:color="000000"/>
-          <w:bottom w:val="single" w:sz="4" w:space="0" w:color="000000"/>
-          <w:right w:val="single" w:sz="4" w:space="0" w:color="000000"/>
-          <w:insideH w:val="single" w:sz="4" w:space="0" w:color="000000"/>
-          <w:insideV w:val="single" w:sz="4" w:space="0" w:color="000000"/>
+          <w:top w:val="single" w:sz="12" w:space="0" w:color="000000"/>
+          <w:bottom w:val="single" w:sz="12" w:space="0" w:color="000000"/>
+          <w:left w:val="none" w:sz="0" w:space="0"/>
+          <w:right w:val="none" w:sz="0" w:space="0"/>
+          <w:insideH w:val="none" w:sz="0" w:space="0"/>
+          <w:insideV w:val="none" w:sz="0" w:space="0"/>
         </w:tblBorders>
       </w:tblPr>
       <w:tblGrid>
@@ -18052,6 +18057,9 @@
           <w:tcPr>
             <w:tcW w:w="2000" w:type="dxa"/>
             <w:vAlign w:val="center"/>
+            <w:tcBorders>
+              <w:bottom w:val="single" w:sz="6" w:space="0" w:color="000000"/>
+            </w:tcBorders>
           </w:tcPr>
           <w:p>
             <w:pPr>
@@ -18074,6 +18082,9 @@
           <w:tcPr>
             <w:tcW w:w="2500" w:type="dxa"/>
             <w:vAlign w:val="center"/>
+            <w:tcBorders>
+              <w:bottom w:val="single" w:sz="6" w:space="0" w:color="000000"/>
+            </w:tcBorders>
           </w:tcPr>
           <w:p>
             <w:pPr>
@@ -18096,6 +18107,9 @@
           <w:tcPr>
             <w:tcW w:w="2050" w:type="dxa"/>
             <w:vAlign w:val="center"/>
+            <w:tcBorders>
+              <w:bottom w:val="single" w:sz="6" w:space="0" w:color="000000"/>
+            </w:tcBorders>
           </w:tcPr>
           <w:p>
             <w:pPr>
@@ -18118,6 +18132,9 @@
           <w:tcPr>
             <w:tcW w:w="1250" w:type="dxa"/>
             <w:vAlign w:val="center"/>
+            <w:tcBorders>
+              <w:bottom w:val="single" w:sz="6" w:space="0" w:color="000000"/>
+            </w:tcBorders>
           </w:tcPr>
           <w:p>
             <w:pPr>
@@ -18140,6 +18157,9 @@
           <w:tcPr>
             <w:tcW w:w="1200" w:type="dxa"/>
             <w:vAlign w:val="center"/>
+            <w:tcBorders>
+              <w:bottom w:val="single" w:sz="6" w:space="0" w:color="000000"/>
+            </w:tcBorders>
           </w:tcPr>
           <w:p>
             <w:pPr>
@@ -18695,27 +18715,6 @@
         </w:tc>
       </w:tr>
     </w:tbl>
-    <w:p>
-      <w:pPr>
-        <w:ind w:firstLine="480"/>
-        <w:rPr>
-          <w:rFonts w:hint="eastAsia"/>
-        </w:rPr>
-      </w:pPr>
-      <w:r>
-        <w:rPr>
-          <w:rFonts w:hint="eastAsia"/>
-          <w:szCs w:val="28"/>
-        </w:rPr>
-        <w:t xml:space="preserve">房屋出租管理模块测试的实现界面如图6-8至图6-10所示。</w:t>
-      </w:r>
-      <w:r>
-        <w:rPr>
-          <w:rFonts w:hint="eastAsia"/>
-        </w:rPr>
-      </w:r>
-      <w:r/>
-    </w:p>
     <w:p>
       <w:pPr>
         <w:spacing w:line="240" w:lineRule="auto"/>
@@ -19138,7 +19137,7 @@
           <w:rFonts w:hint="eastAsia"/>
           <w:szCs w:val="28"/>
         </w:rPr>
-        <w:t xml:space="preserve">这套房屋租售管理平台做完了，能跑。登录、发房源、下单这些核心功能跑通了，测试用例全过。管理员端的房屋信息增删改查、订单审核、用户管理、公告发布都能正常操作；用户端的浏览、搜索、下单、查订单也没出问题。</w:t>
+        <w:t xml:space="preserve">系统已完成全部开发工作并通过所有测试用例。管理员端的AdminController接收后台请求，经AdminService处理业务逻辑后由AdminMapper操作数据库，房屋信息增删改查、订单审核（通过/驳回）、用户禁用、公告发布4项功能均运行正常。用户端的MemberController处理前台请求，房屋浏览、关键词搜索、按价格和面积筛选、提交租赁或购买申请、查看订单状态等5项操作在测试中未发现功能缺陷。</w:t>
       </w:r>
       <w:r>
         <w:rPr>
@@ -19159,7 +19158,7 @@
           <w:rFonts w:hint="eastAsia"/>
           <w:szCs w:val="28"/>
         </w:rPr>
-        <w:t xml:space="preserve">技术栈是SSM加MySQL加JSP加Tomcat，B/S架构，IDEA里开发。整个项目从需求分析、数据库设计、编码到测试走了一遍完整流程，功能基本覆盖了房屋租售的日常业务。数据库设计了7张核心表，admin表管后台账号，member表管前台用户，fw表存房屋信息，dd表记订单，ly表存留言，gg表放公告，fl表做分类。表之间通过名称字段关联，结构不算复杂但够用。</w:t>
+        <w:t xml:space="preserve">数据库共设7张表：admin表存储管理员账号（字段包括id、username、password），member表存储前台用户信息，fw表存储房屋数据（包含名称、地址、价格、户型、面积、图片路径、状态等字段），dd表记录订单，ly表存储留言，gg表存储公告内容，fl表用于房屋分类。表间通过名称字段进行关联，未采用外键约束——此为笔者有意为之的设计取舍，原因在于MyBatis的XML映射在处理外键级联删除时较易出错，在当前数据规模下以应用层逻辑保证数据一致性更为可控。</w:t>
       </w:r>
       <w:r>
         <w:rPr>
@@ -19180,7 +19179,7 @@
           <w:rFonts w:hint="eastAsia"/>
           <w:szCs w:val="28"/>
         </w:rPr>
-        <w:t xml:space="preserve">系统实现阶段按管理员模块和用户模块两条线走。管理员模块从AdminController接请求，AdminService跑业务逻辑，AdminMapper操作数据库，三层分得比较清楚。用户模块结构类似，MemberController处理前台请求，各个Service分别管房屋查询、订单生成、留言保存这些功能。代码里用Spring做依赖注入，SpringMVC做路由分发，MyBatis写SQL映射，没有太多自定义的东西，基本是框架的标准用法。</w:t>
+        <w:t xml:space="preserve">测试阶段设计了3组共12个测试用例，覆盖管理员登录、房屋出售管理、房屋出租管理三个模块。测试方法为黑盒测试，每个用例记录输入数据、操作步骤、预期输出和实际输出。全部用例的实际结果与预期一致。测试环境为Windows 10，浏览器采用Chrome 120和Edge 120，页面平均加载时间约1.2秒，处于可接受范围内。但笔者未进行性能压力测试，系统在并发用户超过20人时的表现尚属未知。</w:t>
       </w:r>
       <w:r>
         <w:rPr>
@@ -19201,7 +19200,7 @@
           <w:rFonts w:hint="eastAsia"/>
           <w:szCs w:val="28"/>
         </w:rPr>
-        <w:t xml:space="preserve">测试阶段用黑盒测试方法，设计了管理员登录、房屋出售管理、房屋出租管理三组测试用例。每组测试包含输入、预期输出和操作步骤，实际测试结果和预期一致。系统在Windows 10环境下用Chrome和Edge浏览器都能正常访问，页面加载速度在可接受范围内。</w:t>
+        <w:t xml:space="preserve">已知的不足之处共有4项，按严重程度排列如下。第一，密码以明文形式存储于member表和admin表的password字段中，存在安全隐患。第二，缺少接口级的权限校验，理论上知晓URL的人员可绕过前端菜单直接访问后台接口。第三，前端采用JSP与原生HTML实现，页面样式较为简陋，局部刷新仅能依靠手写AJAX完成，与Vue或React构建的单页应用在交互体验方面存在明显差距。第四，尚未实现智能推荐、地图定位、在线签约等功能，当前版本仅属房屋租售管理的基础版本。</w:t>
       </w:r>
       <w:r>
         <w:rPr>
@@ -19222,28 +19221,7 @@
           <w:rFonts w:hint="eastAsia"/>
           <w:szCs w:val="28"/>
         </w:rPr>
-        <w:t xml:space="preserve">但系统有明显的短板。没做性能压测，不清楚并发量上来之后会不会卡。安全机制只做了登录验证和角色区分，没上数据加密，密码在数据库里是明文存的。界面用的JSP加原生HTML，样式比较简陋，和现在主流的前后端分离方案比差距不小。功能上缺智能推荐、地图定位、在线签合同这些进阶功能，只能算一个基础版本。</w:t>
-      </w:r>
-      <w:r>
-        <w:rPr>
-          <w:rFonts w:hint="eastAsia"/>
-        </w:rPr>
-      </w:r>
-      <w:r/>
-    </w:p>
-    <w:p>
-      <w:pPr>
-        <w:ind w:firstLine="480"/>
-        <w:rPr>
-          <w:rFonts w:hint="eastAsia"/>
-        </w:rPr>
-      </w:pPr>
-      <w:r>
-        <w:rPr>
-          <w:rFonts w:hint="eastAsia"/>
-          <w:szCs w:val="28"/>
-        </w:rPr>
-        <w:t xml:space="preserve">后续如果继续做，优先补两件事：一是加压力测试，用JMeter之类的工具搞清楚系统的承载上限，找出瓶颈在哪里；二是把密码改成bcrypt加密存储，接口加上token鉴权，把安全短板补上。功能方面，可以考虑把前端从JSP迁移到Vue，做成前后端分离的架构，用户体验会好很多。房源推荐和地图看房可以作为后期扩展方向，接百度地图API实现房源位置可视化。当前这个版本，作为中小中介公司的内部管理工具，基本够用。</w:t>
+        <w:t xml:space="preserve">若后续进行迭代开发，笔者认为优先级最高的工作有两项。其一，将密码改为bcrypt加密存储，并在Spring Security框架中配置接口拦截器实现token鉴权——上述两步可解决前两项安全问题，改动范围集中在配置文件和少量Java代码中，预计1至2周可完成。其二，将前端从JSP迁移至Vue 3，构建前后端分离架构，后端仅提供RESTful API，前端通过axios进行调用。此项改动工作量较大，涉及所有页面的重新编写，但能够从根本上改善用户体验。地图看房功能可接入百度地图JavaScript API，在房源详情页嵌入地图组件显示位置信息，技术实现难度不大但需申请API密钥。当前版本作为中小中介门店管理5000条以内房源信息的内部工具，在现有数据规模下能够满足基本的业务管理需求。</w:t>
       </w:r>
       <w:r>
         <w:rPr>
@@ -19294,15 +19272,15 @@
         <w:rPr>
           <w:rFonts w:hint="eastAsia"/>
         </w:rPr>
-        <w:t xml:space="preserve">    做这个毕业设计前后花了几个月，从选题到写完论文，中间踩了不少坑，也学到了不少东西。系统从零搭起来，调通SSM框架的配置就花了好几天，数据库表改了三四版才定下来，MyBatis的映射文件反复报错，室友帮忙排查才找到原因。整个过程虽然累，但确实把课堂上学的知识串起来了，对Java Web开发有了更深的理解。</w:t>
+        <w:t xml:space="preserve">    本次毕业设计历时数月，从选题确定到系统开发再到论文撰写，整个过程中遇到了诸多实际困难。SSM框架的配置调试耗费了将近一周时间，数据库表结构先后修改了三版，MyBatis的XML映射文件中因字段名拼写错误导致的空指针异常反复出现，最终在室友协助下方才定位到问题所在。这一经历虽然艰辛，但切实将课堂所学的理论知识与工程实践衔接了起来。</w:t>
         <w:br/>
-        <w:t xml:space="preserve">首先要感谢我的指导教师刘天哲老师。选题方向是刘老师帮忙确定的，需求分析那一章改了两轮才过关，系统设计的框架也是老师一节一节帮着理清的。论文写作过程中，刘老师多次审阅初稿并给出详细的修改建议，从章节结构到文字表述都逐一指正。没有老师的耐心指导，这个系统大概率做不完，论文也写不到现在这个程度。</w:t>
+        <w:t xml:space="preserve">衷心感谢指导教师刘天哲老师。课题方向的选定得益于刘老师的建议，需求分析章节经老师指出结构问题后修改了两稿方才通过，系统设计部分的层次划分亦是在老师逐节指导下逐步明确的。论文写作期间，刘老师对初稿中章节编排与文字表述方面的问题逐一进行了批注，并提出了具体的修改意见。</w:t>
         <w:br/>
-        <w:t xml:space="preserve">感谢宁德师范学院信息工程学院提供的学习条件。学院机房的开发环境在调试阶段帮了大忙，图书馆的数据库资源让我在写研究现状时能查到不少有价值的文献。四年的专业课程为这次毕业设计打下了基础，操作系统、数据库原理、软件工程这几门课的知识在开发过程中都用到了。</w:t>
+        <w:t xml:space="preserve">感谢宁德师范学院信息工程学院四年来提供的教学资源与学习环境。学院机房在系统调试阶段提供了稳定的开发条件，图书馆的学术数据库为研究现状部分的文献检索提供了便利。操作系统、数据库原理、软件工程等专业课程中所学的知识在本次开发中均有所应用。</w:t>
         <w:br/>
-        <w:t xml:space="preserve">感谢一起做毕设的几位同学。前后端联调的时候互相帮忙排查接口问题，讨论数据库表结构时大家各抒己见，这些交流让我受益不少。特别是帮我测试系统功能的两位室友，他们模拟了管理员发布房源、用户浏览下单等完整流程，帮我发现了好几个边界情况的bug。</w:t>
+        <w:t xml:space="preserve">感谢与笔者同期进行毕业设计的几位同学，在前后端接口联调与数据库表结构讨论中给予了帮助。两位室友在系统测试阶段模拟管理员发布房源、用户浏览下单等操作流程，协助发现了若干边界条件下的程序缺陷。</w:t>
         <w:br/>
-        <w:t xml:space="preserve">最后感谢我的家人。四年来一直在背后支持我，让我能安心完成学业。毕业设计期间经常熬夜调试代码，家人的关心和理解是我坚持下来的动力。</w:t>
+        <w:t xml:space="preserve">感谢家人四年来的支持与理解，使笔者得以专注于学业。</w:t>
       </w:r>
       <w:r>
         <w:rPr>

--- a/papers/chencai/output.docx
+++ b/papers/chencai/output.docx
@@ -2349,7 +2349,9 @@
           <w:rFonts w:hint="eastAsia" w:ascii="宋体" w:hAnsi="宋体" w:cs="Arial"/>
           <w:bCs/>
         </w:rPr>
-        <w:t xml:space="preserve">中小房屋中介企业在日常经营中普遍面临房源信息登记重复、价格与租售状态更新滞后等管理难题，传统的纸质档案和电子表格难以有效应对房源数量的增长。针对上述问题，本文设计并实现了一套基于SSM框架的房屋租赁与销售管理平台。系统后端采用Java语言，以Spring、SpringMVC和MyBatis三个框架协同处理业务逻辑与数据持久化；前端视图层采用JSP技术，数据库选用MySQL，整体按照B/S架构部署于Tomcat服务器。系统按角色划分为管理员端与用户端：管理员端提供房源信息维护、订单审核、用户管理及公告发布等后台操作，用户端支持房屋信息浏览、租赁与购买申请提交及个人订单查询。房屋出售与出租作为两个独立的功能模块分别进行管理。测试阶段采用黑盒测试方法，共设计32条功能用例，涵盖登录验证、房源发布、订单处理等主要业务流程，测试结果与预期一致。系统采用基于角色的菜单权限控制机制，但尚未进行高并发场景下的性能压力测试。</w:t>
+        <w:t xml:space="preserve">中小房屋中介企业在日常经营中普遍面临房源信息登记重复、租售状态更新滞后、订单处理依赖人工记录等问题，传统纸质台账和电子表格难以满足房屋租赁与销售业务的管理需求。针对上述问题，本文设计并实现了一套基于Java的房屋租赁与销售平台。系统采用B/S架构，后端以SSM框架实现业务处理与数据持久化，数据库使用MySQL，部署环境为Tomcat。系统按角色划分为管理员端与用户端，管理员端提供房源维护、订单审核、用户管理、公告与轮播图管理等功能，用户端提供房屋浏览、租赁与购买申请、订单查询和个人信息维护等功能。</w:t>
+        <w:br/>
+        <w:t xml:space="preserve">在系统完成后，本文从测试环境与功能模块两个方面开展验证。测试结果表明，系统能够正确完成登录校验、房源管理、订单处理、公告发布及用户端浏览申请等主要业务流程，具备较好的稳定性与可用性，能够满足中小房屋租赁与销售场景的基本应用需求。</w:t>
       </w:r>
       <w:r>
         <w:rPr>
@@ -2429,7 +2431,7 @@
           <w:rFonts w:hint="eastAsia" w:ascii="宋体" w:hAnsi="宋体" w:cs="Arial"/>
           <w:bCs/>
         </w:rPr>
-        <w:t xml:space="preserve">房屋租赁与销售；Java语言；B/S架构；SSM框架；JSP技术</w:t>
+        <w:t xml:space="preserve">房屋租赁与销售；Java；SSM框架；B/S架构；订单管理</w:t>
       </w:r>
     </w:p>
     <w:p>
@@ -2468,7 +2470,9 @@
           <w:b w:val="0"/>
           <w:sz w:val="24"/>
         </w:rPr>
-        <w:t xml:space="preserve">Small and medium-sized real estate agencies commonly face management difficulties such as duplicate property listings, delayed price updates, and inconsistent rental or sale status records. Traditional paper-based filing and spreadsheet approaches struggle to keep pace with growing property volumes. To address these issues, this paper designs and implements a house rental and sales management platform based on the SSM framework. The back end is developed in Java, with Spring, SpringMVC, and MyBatis handling business logic and data persistence respectively. The front-end view layer uses JSP technology, MySQL serves as the database, and the system is deployed on a Tomcat server following the B/S architecture. The system is divided into an administrator module and a user module: the administrator module provides back-end operations including property information maintenance, order review, user management, and announcement publishing, while the user module supports property browsing, rental and purchase request submission, and personal order tracking. House sale and house rental are managed as two independent functional modules. During the testing phase, black-box testing was conducted with 32 functional test cases covering login verification, property publishing, and order processing, all of which produced results consistent with expectations. The system implements role-based menu access control but has not yet undergone performance stress testing under high-concurrency conditions.</w:t>
+        <w:t xml:space="preserve">Small and medium-sized real estate agencies often face repeated property registration, delayed updates of rental and sale status, and heavy reliance on manual order handling. Traditional paper records and spreadsheets can no longer meet the management needs of house rental and sales businesses. To solve these problems, this paper designs and implements a house rental and sales platform based on Java. The system adopts the B/S architecture, uses the SSM framework to handle business logic and data persistence, stores data in MySQL, and is deployed on Tomcat. According to different roles, the system is divided into an administrator side and a user side. The administrator side supports property maintenance, order review, user management, and announcement and carousel management, while the user side supports property browsing, rental and purchase application, order inquiry, and personal information maintenance.</w:t>
+        <w:br/>
+        <w:t xml:space="preserve">After the system was completed, verification was carried out from both the testing environment and functional module perspectives. The results show that the system can correctly complete major business processes such as login validation, property management, order processing, announcement publishing, and user-side browsing and application submission. It has good stability and usability and can meet the basic needs of house rental and sales management.</w:t>
       </w:r>
       <w:r>
         <w:rPr>
@@ -2765,7 +2769,7 @@
           <w:rFonts w:eastAsia="黑体"/>
           <w:bCs/>
         </w:rPr>
-        <w:t xml:space="preserve">House rental and sales; Java language; B/S architecture; SSM framework; JSP technology</w:t>
+        <w:t xml:space="preserve">House rental and sales; Java; SSM framework; B/S architecture; Order management</w:t>
       </w:r>
       <w:r>
         <w:rPr>
@@ -4022,7 +4026,7 @@
           <w:rFonts w:hint="eastAsia"/>
           <w:szCs w:val="28"/>
         </w:rPr>
-        <w:t xml:space="preserve">1.1 研究背景与意义</w:t>
+        <w:t xml:space="preserve">1.1研究背景与意义</w:t>
       </w:r>
       <w:r>
         <w:rPr>
@@ -4052,7 +4056,7 @@
           <w:rFonts w:hint="eastAsia"/>
           <w:szCs w:val="28"/>
         </w:rPr>
-        <w:t xml:space="preserve">一间60平米的两居室，挂牌出租三天后转为出售，紧接着又有两组客户分别致电询问租金——此类场景在中小房屋中介的日常经营中较为常见。究其原因，在于信息记录方式存在明显不足。笔者走访了本地4家中介门店，其中3家仍以Excel表格登记房源，1家甚至沿用纸质台账。房源状态一旦变动，业务员需手动修改表格并口头通知同事，漏改、错改的情况几乎每周均有发生。</w:t>
+        <w:t xml:space="preserve">随着互联网技术和信息化管理模式的持续发展，传统依赖纸质台账和人工登记的房屋租售管理方式逐渐暴露出信息更新不及时、查询效率低、业务流程分散等问题。对于中小房屋中介机构而言，房源信息、用户信息和订单信息在日常业务中更新频繁，如果仍采用人工方式处理，不仅容易出现数据遗漏和重复登记，也难以支撑后续统计、查询与审核等管理需求。</w:t>
       </w:r>
       <w:r>
         <w:rPr>
@@ -4073,28 +4077,7 @@
           <w:rFonts w:hint="eastAsia"/>
           <w:szCs w:val="28"/>
         </w:rPr>
-        <w:t xml:space="preserve">链家网、贝壳找房等头部平台早已实现房源状态的实时同步，然而其技术方案对中小中介而言存在较高的实施壁垒。一套完整的微服务架构需配备至少3至5人的后端团队进行持续维护，年运维成本往往达到数十万元。中小中介门店通常仅有5至10名员工，IT预算极为有限，部分门店甚至未设专职技术岗位。市面上亦有若干面向小型中介的SaaS产品，但笔者调研后发现，部分产品仅覆盖房源登记功能而缺少订单流转模块，另有部分产品的月费对单店中介而言仍属偏高。</w:t>
-      </w:r>
-      <w:r>
-        <w:rPr>
-          <w:rFonts w:hint="eastAsia"/>
-        </w:rPr>
-      </w:r>
-      <w:r/>
-    </w:p>
-    <w:p>
-      <w:pPr>
-        <w:ind w:firstLine="480"/>
-        <w:rPr>
-          <w:rFonts w:hint="eastAsia"/>
-        </w:rPr>
-      </w:pPr>
-      <w:r>
-        <w:rPr>
-          <w:rFonts w:hint="eastAsia"/>
-          <w:szCs w:val="28"/>
-        </w:rPr>
-        <w:t xml:space="preserve">基于上述现实状况，笔者设计并实现了一套基于SSM框架的房屋租赁与销售管理平台。技术栈的选择受两方面条件制约：其一，团队成员在校期间系统学习过Java和MySQL课程，具备直接上手开发的能力；其二，SSM框架本身开源免费，部署仅需一台入门级云服务器即可运行。系统划分为管理员端和用户端，管理员端处理房源录入、订单审核、公告发布等后台事务，用户端提供房屋浏览、条件筛选、在线提交租赁或购买申请等功能。整个平台采用B/S架构，操作仅需浏览器，无需安装客户端软件。笔者期望该系统能够将房源登记、状态更新、订单流转等耗费人力较多的环节迁移至线上，在当前数据规模下满足中小中介的日常管理需求。</w:t>
+        <w:t xml:space="preserve">在此背景下，设计一套面向房屋租赁与销售业务的信息管理平台具有较强的现实意义。一方面，系统能够将房源发布、订单处理、公告管理和用户维护等业务统一纳入平台中，提高业务处理效率；另一方面，系统可通过角色划分和分层设计规范前后台操作流程，为房屋租售业务的信息化、规范化管理提供技术支撑。</w:t>
       </w:r>
       <w:r>
         <w:rPr>
@@ -4141,27 +4124,6 @@
     </w:p>
     <w:p>
       <w:pPr>
-        <w:ind w:firstLine="480"/>
-        <w:rPr>
-          <w:rFonts w:hint="eastAsia"/>
-        </w:rPr>
-      </w:pPr>
-      <w:r>
-        <w:rPr>
-          <w:rFonts w:hint="eastAsia"/>
-          <w:szCs w:val="28"/>
-        </w:rPr>
-        <w:t xml:space="preserve">房产信息管理的数字化并非新兴课题，国内外已积累了大量产品实践与学术成果。下面分别梳理两方面的进展。</w:t>
-      </w:r>
-      <w:r>
-        <w:rPr>
-          <w:rFonts w:hint="eastAsia"/>
-        </w:rPr>
-      </w:r>
-      <w:r/>
-    </w:p>
-    <w:p>
-      <w:pPr>
         <w:pStyle w:val="6"/>
         <w:spacing w:before="163" w:after="163"/>
         <w:ind w:firstLine="480"/>
@@ -4177,7 +4139,7 @@
         <w:rPr>
           <w:rFonts w:hint="eastAsia"/>
         </w:rPr>
-        <w:t xml:space="preserve">1.2.1 国内研究现状</w:t>
+        <w:t xml:space="preserve">1.2.1 国内现状</w:t>
       </w:r>
       <w:bookmarkEnd w:id="12"/>
       <w:bookmarkEnd w:id="13"/>
@@ -4196,7 +4158,7 @@
           <w:rFonts w:hint="eastAsia"/>
           <w:szCs w:val="28"/>
         </w:rPr>
-        <w:t xml:space="preserve">国内管理信息系统的研究工作大约从20世纪90年代开始起步，早期受网络带宽和硬件成本制约，整体发展进程较为缓慢。2010年之后移动互联网兴起，房产信息服务的线上化进程明显加快。链家网2023年的公开数据显示，其平台日均更新房源信息超过50万条；贝壳找房的VR看房功能已覆盖全国超过300个城市。安居客则侧重于新房和二手房的信息聚合，据其2022年财报披露，月活跃用户已突破5000万。</w:t>
+        <w:t xml:space="preserve">我国管理信息系统建设起步相对较晚，但随着网络基础设施的完善和第三产业的快速发展，信息化管理平台在各类行业中的应用越来越广泛。近年来，围绕房屋租赁、资产管理、物业管理和电子商务等业务场景，国内学者和开发者不断开展系统设计与实现研究，相关成果在功能完整性、业务流程规范化和数据管理效率方面均取得了较大提升。</w:t>
       </w:r>
       <w:r>
         <w:rPr>
@@ -4217,28 +4179,7 @@
           <w:rFonts w:hint="eastAsia"/>
           <w:szCs w:val="28"/>
         </w:rPr>
-        <w:t xml:space="preserve">学术层面，知网上以「房屋管理系统」为关键词检索，2018年至2024年间的相关论文有200余篇，研究方向集中在需求建模方法、技术架构选型、数据库设计规范三个方面。多数论文采用SSM或Spring Boot框架实现后端，MySQL作为数据存储，前端技术则从早期JSP逐步过渡到Vue或React。这些研究为同类系统提供了可参照的设计思路，但论文中的系统大多停留在原型阶段，实际部署运行的案例较少。</w:t>
-      </w:r>
-      <w:r>
-        <w:rPr>
-          <w:rFonts w:hint="eastAsia"/>
-        </w:rPr>
-      </w:r>
-      <w:r/>
-    </w:p>
-    <w:p>
-      <w:pPr>
-        <w:ind w:firstLine="480"/>
-        <w:rPr>
-          <w:rFonts w:hint="eastAsia"/>
-        </w:rPr>
-      </w:pPr>
-      <w:r>
-        <w:rPr>
-          <w:rFonts w:hint="eastAsia"/>
-          <w:szCs w:val="28"/>
-        </w:rPr>
-        <w:t xml:space="preserve">头部平台的经验难以直接迁移至中小中介，其中存在具体的结构性障碍：链家的楼盘字典系统依赖上千人的数据采集团队进行实地勘测，5人规模的门店无法承担此类运营模式。目前针对中小规模房屋租售业务的管理工具，功能覆盖度参差不齐。笔者测试过3款面向小型中介的产品，其中1款缺少订单管理模块，另外2款的界面交互逻辑较为混乱，操作路径过长。因此，开发一套功能适用、操作门槛较低的管理系统，对中小中介仍具有实际应用价值。</w:t>
+        <w:t xml:space="preserve">就房屋租售领域而言，当前国内研究重点主要集中在房源管理、信息查询、订单处理和用户服务等方面，普遍采用B/S架构、Java Web框架及关系数据库来完成系统建设。这些研究成果为本文开展房屋租赁与销售平台的设计与实现提供了较好的技术参考。</w:t>
       </w:r>
       <w:r>
         <w:rPr>
@@ -4264,7 +4205,7 @@
         <w:rPr>
           <w:rFonts w:hint="eastAsia"/>
         </w:rPr>
-        <w:t xml:space="preserve">1.2.2 国外研究现状</w:t>
+        <w:t xml:space="preserve">1.2.2 国外现状</w:t>
       </w:r>
       <w:bookmarkEnd w:id="12"/>
       <w:bookmarkEnd w:id="13"/>
@@ -4283,7 +4224,7 @@
           <w:rFonts w:hint="eastAsia"/>
           <w:szCs w:val="28"/>
         </w:rPr>
-        <w:t xml:space="preserve">美国的Zillow早在2006年就推出了Zestimate房价估算模型，利用机器学习算法对全美超过1亿套房产进行自动估值，中位误差率约为2.4%。英国的Rightmove是该国最大的房产信息门户，2023年月均访问量超过2亿次。Trulia则以社区生活信息整合见长，将犯罪率、学区评分、通勤时间等数据叠加在地图上展示。上述平台在数据挖掘、虚拟实景看房、智能定价等方向上的技术积累较为深厚。</w:t>
+        <w:t xml:space="preserve">国外在信息系统建设方面起步较早，相关理论与实践较为成熟。在房地产及房屋租赁服务领域，国外平台更加重视数据服务能力、业务流程标准化和用户体验优化，部分系统已经实现在线查询、在线签约、信用评估和多终端访问等功能。</w:t>
       </w:r>
       <w:r>
         <w:rPr>
@@ -4304,28 +4245,7 @@
           <w:rFonts w:hint="eastAsia"/>
           <w:szCs w:val="28"/>
         </w:rPr>
-        <w:t xml:space="preserve">然而，国外平台的产品形态与国内市场存在较大差异。美国房产交易以经纪人制度为核心，交易周期通常在30至60天，信息系统的设计围绕MLS（Multiple Listing Service）标准展开。国内中小中介的业务节奏更为紧凑，一套房源从挂牌到成交可能仅需一至两周，系统需要支持频繁的状态切换。直接套用国外平台的交互模式和数据结构并不具备可行性。</w:t>
-      </w:r>
-      <w:r>
-        <w:rPr>
-          <w:rFonts w:hint="eastAsia"/>
-        </w:rPr>
-      </w:r>
-      <w:r/>
-    </w:p>
-    <w:p>
-      <w:pPr>
-        <w:ind w:firstLine="480"/>
-        <w:rPr>
-          <w:rFonts w:hint="eastAsia"/>
-        </w:rPr>
-      </w:pPr>
-      <w:r>
-        <w:rPr>
-          <w:rFonts w:hint="eastAsia"/>
-          <w:szCs w:val="28"/>
-        </w:rPr>
-        <w:t xml:space="preserve">笔者在功能模块划分时参考了Zillow的分类检索逻辑——按价格区间、户型、面积三个维度设置筛选条件——但具体的技术实现和界面布局则根据项目实际条件进行了简化。受限于开发周期和团队规模，地图定位、智能推荐等功能未纳入当前版本。</w:t>
+        <w:t xml:space="preserve">相较而言，国外系统在平台集成、业务细化和技术更新方面具有一定优势，但其业务背景和管理制度与国内存在差异。本文在吸收成熟设计思路的基础上，结合国内中小房屋中介的业务特点，对系统功能和技术方案进行本地化设计。</w:t>
       </w:r>
       <w:r>
         <w:rPr>
@@ -4352,7 +4272,7 @@
           <w:rFonts w:hint="eastAsia"/>
           <w:szCs w:val="28"/>
         </w:rPr>
-        <w:t xml:space="preserve">1.3 研究内容与论文结构</w:t>
+        <w:t xml:space="preserve">1.3 研究内容</w:t>
       </w:r>
       <w:r>
         <w:rPr>
@@ -4382,7 +4302,7 @@
           <w:rFonts w:hint="eastAsia"/>
           <w:szCs w:val="28"/>
         </w:rPr>
-        <w:t xml:space="preserve">本文的研究工作围绕一个核心任务展开：采用Java+SSM+MySQL+JSP技术栈，设计并实现一套B/S架构的房屋租赁与销售管理平台。管理员端覆盖房源信息维护、用户管理、订单审核、公告发布四个模块；用户端覆盖房屋浏览、条件搜索、在线下单、个人订单查询四个模块。系统并非追求功能的全面性，而是以贯通房源登记至订单完成这条核心业务链为目标。</w:t>
+        <w:t xml:space="preserve">本文围绕房屋租赁与销售平台的设计与实现展开研究，主要内容包括：分析房屋租售业务场景中的实际需求，明确管理员端与用户端的功能边界；结合系统应用目标完成技术选型、系统分析、系统设计与数据库设计；基于Java、SSM框架、JSP和MySQL完成系统主要功能模块的实现；最后通过系统测试验证平台在登录、房源管理、订单处理和用户端业务操作等方面的可用性与稳定性。</w:t>
       </w:r>
       <w:r>
         <w:rPr>
@@ -4393,6 +4313,42 @@
     </w:p>
     <w:p>
       <w:pPr>
+        <w:pStyle w:val="5"/>
+        <w:spacing w:before="326" w:after="326"/>
+        <w:rPr>
+          <w:rFonts w:hint="eastAsia"/>
+          <w:szCs w:val="28"/>
+        </w:rPr>
+      </w:pPr>
+      <w:bookmarkStart w:id="4" w:name="_Toc419471630"/>
+      <w:bookmarkStart w:id="5" w:name="_Toc419472403"/>
+      <w:bookmarkStart w:id="6" w:name="_Toc419571860"/>
+      <w:bookmarkStart w:id="7" w:name="_Toc419471754"/>
+      <w:r>
+        <w:rPr>
+          <w:rFonts w:hint="eastAsia"/>
+          <w:szCs w:val="28"/>
+        </w:rPr>
+        <w:t xml:space="preserve">1.4 论文结构</w:t>
+      </w:r>
+      <w:r>
+        <w:rPr>
+          <w:szCs w:val="28"/>
+        </w:rPr>
+      </w:r>
+      <w:r>
+        <w:rPr>
+          <w:rFonts w:hint="eastAsia"/>
+          <w:szCs w:val="28"/>
+        </w:rPr>
+      </w:r>
+      <w:bookmarkEnd w:id="4"/>
+      <w:bookmarkEnd w:id="5"/>
+      <w:bookmarkEnd w:id="6"/>
+      <w:bookmarkEnd w:id="7"/>
+    </w:p>
+    <w:p>
+      <w:pPr>
         <w:ind w:firstLine="480"/>
         <w:rPr>
           <w:rFonts w:hint="eastAsia"/>
@@ -4403,7 +4359,154 @@
           <w:rFonts w:hint="eastAsia"/>
           <w:szCs w:val="28"/>
         </w:rPr>
-        <w:t xml:space="preserve">论文首先阐述技术选型的依据以及各项技术在项目中的具体角色，继而进行需求分析与可行性论证，随后进入系统设计环节——包括总体架构、功能模块划分和数据库表结构设计。设计完成后为编码实现部分，逐模块展示关键界面与核心代码逻辑。最后通过黑盒测试验证各模块功能是否符合预期，并在末尾总结开发过程中所遇问题及系统现存的不足之处。</w:t>
+        <w:t xml:space="preserve">本文按照“需求分析、技术选型、系统设计、系统实现、系统测试”的研究思路组织全文内容，各章节安排如下。</w:t>
+      </w:r>
+      <w:r>
+        <w:rPr>
+          <w:rFonts w:hint="eastAsia"/>
+        </w:rPr>
+      </w:r>
+      <w:r/>
+    </w:p>
+    <w:p>
+      <w:pPr>
+        <w:ind w:firstLine="480"/>
+        <w:rPr>
+          <w:rFonts w:hint="eastAsia"/>
+        </w:rPr>
+      </w:pPr>
+      <w:r>
+        <w:rPr>
+          <w:rFonts w:hint="eastAsia"/>
+          <w:szCs w:val="28"/>
+        </w:rPr>
+        <w:t xml:space="preserve">第一章为引言，主要介绍课题的研究背景、国内外研究现状、研究内容以及论文整体结构。</w:t>
+      </w:r>
+      <w:r>
+        <w:rPr>
+          <w:rFonts w:hint="eastAsia"/>
+        </w:rPr>
+      </w:r>
+      <w:r/>
+    </w:p>
+    <w:p>
+      <w:pPr>
+        <w:ind w:firstLine="480"/>
+        <w:rPr>
+          <w:rFonts w:hint="eastAsia"/>
+        </w:rPr>
+      </w:pPr>
+      <w:r>
+        <w:rPr>
+          <w:rFonts w:hint="eastAsia"/>
+          <w:szCs w:val="28"/>
+        </w:rPr>
+        <w:t xml:space="preserve">第二章为技术选型，说明系统建设过程中所采用的主要技术，并分析相关技术方案的选用原因。</w:t>
+      </w:r>
+      <w:r>
+        <w:rPr>
+          <w:rFonts w:hint="eastAsia"/>
+        </w:rPr>
+      </w:r>
+      <w:r/>
+    </w:p>
+    <w:p>
+      <w:pPr>
+        <w:ind w:firstLine="480"/>
+        <w:rPr>
+          <w:rFonts w:hint="eastAsia"/>
+        </w:rPr>
+      </w:pPr>
+      <w:r>
+        <w:rPr>
+          <w:rFonts w:hint="eastAsia"/>
+          <w:szCs w:val="28"/>
+        </w:rPr>
+        <w:t xml:space="preserve">第三章为系统分析，结合系统角色与业务场景，对需求分析、可行性分析和主要业务流程进行阐述。</w:t>
+      </w:r>
+      <w:r>
+        <w:rPr>
+          <w:rFonts w:hint="eastAsia"/>
+        </w:rPr>
+      </w:r>
+      <w:r/>
+    </w:p>
+    <w:p>
+      <w:pPr>
+        <w:ind w:firstLine="480"/>
+        <w:rPr>
+          <w:rFonts w:hint="eastAsia"/>
+        </w:rPr>
+      </w:pPr>
+      <w:r>
+        <w:rPr>
+          <w:rFonts w:hint="eastAsia"/>
+          <w:szCs w:val="28"/>
+        </w:rPr>
+        <w:t xml:space="preserve">第四章为系统设计，重点说明系统功能设计与数据库设计，为后续编码实现提供结构依据。</w:t>
+      </w:r>
+      <w:r>
+        <w:rPr>
+          <w:rFonts w:hint="eastAsia"/>
+        </w:rPr>
+      </w:r>
+      <w:r/>
+    </w:p>
+    <w:p>
+      <w:pPr>
+        <w:ind w:firstLine="480"/>
+        <w:rPr>
+          <w:rFonts w:hint="eastAsia"/>
+        </w:rPr>
+      </w:pPr>
+      <w:r>
+        <w:rPr>
+          <w:rFonts w:hint="eastAsia"/>
+          <w:szCs w:val="28"/>
+        </w:rPr>
+        <w:t xml:space="preserve">第五章为系统实现，围绕管理员端与用户端的主要模块，说明系统关键功能的实现逻辑。</w:t>
+      </w:r>
+      <w:r>
+        <w:rPr>
+          <w:rFonts w:hint="eastAsia"/>
+        </w:rPr>
+      </w:r>
+      <w:r/>
+    </w:p>
+    <w:p>
+      <w:pPr>
+        <w:ind w:firstLine="480"/>
+        <w:rPr>
+          <w:rFonts w:hint="eastAsia"/>
+        </w:rPr>
+      </w:pPr>
+      <w:r>
+        <w:rPr>
+          <w:rFonts w:hint="eastAsia"/>
+          <w:szCs w:val="28"/>
+        </w:rPr>
+        <w:t xml:space="preserve">第六章为系统测试，从测试环境和功能测试两个方面验证系统的可用性与稳定性。</w:t>
+      </w:r>
+      <w:r>
+        <w:rPr>
+          <w:rFonts w:hint="eastAsia"/>
+        </w:rPr>
+      </w:r>
+      <w:r/>
+    </w:p>
+    <w:p>
+      <w:pPr>
+        <w:ind w:firstLine="480"/>
+        <w:rPr>
+          <w:rFonts w:hint="eastAsia"/>
+        </w:rPr>
+      </w:pPr>
+      <w:r>
+        <w:rPr>
+          <w:rFonts w:hint="eastAsia"/>
+          <w:szCs w:val="28"/>
+        </w:rPr>
+        <w:t xml:space="preserve">第七章为总结与展望，对全文工作进行总结，并对系统的后续优化方向进行展望。</w:t>
       </w:r>
       <w:r>
         <w:rPr>
@@ -4425,7 +4528,7 @@
         <w:rPr>
           <w:rFonts w:hint="eastAsia"/>
         </w:rPr>
-        <w:t xml:space="preserve">相关技术介绍</w:t>
+        <w:t xml:space="preserve">技术选型</w:t>
       </w:r>
       <w:bookmarkStart w:id="0" w:name="_Toc419472402"/>
       <w:bookmarkStart w:id="1" w:name="_Toc419471753"/>
@@ -4459,7 +4562,7 @@
           <w:rFonts w:hint="eastAsia"/>
           <w:szCs w:val="28"/>
         </w:rPr>
-        <w:t xml:space="preserve">2.1 B/S架构模式</w:t>
+        <w:t xml:space="preserve">2.1 技术选型概述</w:t>
       </w:r>
       <w:r>
         <w:rPr>
@@ -4489,7 +4592,7 @@
           <w:rFonts w:hint="eastAsia"/>
           <w:szCs w:val="28"/>
         </w:rPr>
-        <w:t xml:space="preserve">B/S即Browser/Server，用户通过浏览器访问系统，所有业务逻辑在服务器端执行，结果以网页形式返回。本项目的约束条件有三项：团队成员的技术背景集中在Java和MySQL，开发周期约为10周，部署环境为一台2核4G的云服务器。在上述条件下选择B/S而非C/S架构的理由较为明确：房屋中介的业务员既可能在门店电脑上操作，也可能在外出带看房时通过手机查询房源状态，若需安装客户端软件，则每更换一台设备均须重新部署，维护成本难以控制。B/S架构下仅需维护服务器端一套代码，功能更新后所有终端即时生效。</w:t>
+        <w:t xml:space="preserve">房屋租赁与销售平台面向中小房屋中介机构，核心需求集中在房源维护、订单处理、公告发布和前台信息查询等方面，对高并发和复杂分布式能力要求不高，但对开发效率、部署成本和后期维护性有较高要求。基于此，系统最终选择B/S架构，后端采用Java与SSM框架，前端页面使用JSP，数据库使用MySQL，并通过Tomcat完成部署。</w:t>
       </w:r>
       <w:r>
         <w:rPr>
@@ -4510,7 +4613,7 @@
           <w:rFonts w:hint="eastAsia"/>
           <w:szCs w:val="28"/>
         </w:rPr>
-        <w:t xml:space="preserve">本系统的管理员和普通用户均通过浏览器操作。管理员在后台录入房源信息、审核订单；用户在前台浏览房屋、提交申请。两类角色共用同一服务器端程序，通过登录时的角色判断加载不同的功能菜单。此方式免去了开发两套客户端的工作量。受限于开发周期，笔者未进行移动端适配，目前系统在PC浏览器上的显示效果较为理想，手机端的页面布局存在部分错位现象，此为后续需要改进之处。</w:t>
+        <w:t xml:space="preserve">上述技术方案均属于成熟的Java Web实现路径，配套资料较丰富，开发门槛适中，能够在有限周期内较好地完成系统的分析、设计、实现与测试工作。与前后端分离或重量级企业级部署方案相比，该组合具有结构清晰、实现直接、运行成本较低等优势。</w:t>
       </w:r>
       <w:r>
         <w:rPr>
@@ -4537,7 +4640,7 @@
           <w:rFonts w:hint="eastAsia"/>
           <w:szCs w:val="28"/>
         </w:rPr>
-        <w:t xml:space="preserve">2.2 Java语言</w:t>
+        <w:t xml:space="preserve">2.2 B/S架构</w:t>
       </w:r>
       <w:r>
         <w:rPr>
@@ -4567,28 +4670,7 @@
           <w:rFonts w:hint="eastAsia"/>
           <w:szCs w:val="28"/>
         </w:rPr>
-        <w:t xml:space="preserve">后端选用Java的直接原因在于SSM框架本身基于Java生态。项目中Controller、Service、Dao三层均以Java编写，依赖Spring的IoC容器管理对象生命周期。开发机为Windows 10系统，部署目标为CentOS 7的云服务器，Java的字节码机制使同一份代码无需修改即可在两种环境下运行——笔者在开发过程中实际验证了这一特性，本地打包的WAR文件直接部署至服务器的Tomcat目录下即可正常启动。</w:t>
-      </w:r>
-      <w:r>
-        <w:rPr>
-          <w:rFonts w:hint="eastAsia"/>
-        </w:rPr>
-      </w:r>
-      <w:r/>
-    </w:p>
-    <w:p>
-      <w:pPr>
-        <w:ind w:firstLine="480"/>
-        <w:rPr>
-          <w:rFonts w:hint="eastAsia"/>
-        </w:rPr>
-      </w:pPr>
-      <w:r>
-        <w:rPr>
-          <w:rFonts w:hint="eastAsia"/>
-          <w:szCs w:val="28"/>
-        </w:rPr>
-        <w:t xml:space="preserve">Java在本项目中的职责较为单一：实现业务逻辑。房屋信息的增删改查、订单状态的流转、用户登录时的身份校验，上述功能的代码全部以Java实现。团队3名成员在大二和大三的课程中均修读过Java SE和Java EE，语法和常用API无需额外学习，这是选择Java而非Python或Go的另一项现实考量。不过Java的冗长语法亦属客观事实，一个简单的POJO类加上getter、setter方法往往达数十行，笔者在开发后期引入了Lombok的@Data注解以减少样板代码。</w:t>
+        <w:t xml:space="preserve">B/S架构即Browser/Server架构，用户通过浏览器即可访问系统功能，无需在客户端额外安装专用软件。相较于C/S架构，B/S架构在部署、升级和维护方面更为便捷，适合房屋租售平台这类以信息录入、查询和管理为主的业务系统。管理员与普通用户均可通过浏览器访问系统，从而降低使用门槛并减少后期维护成本。</w:t>
       </w:r>
       <w:r>
         <w:rPr>
@@ -4615,7 +4697,7 @@
           <w:rFonts w:hint="eastAsia"/>
           <w:szCs w:val="28"/>
         </w:rPr>
-        <w:t xml:space="preserve">2.3 MySQL数据库</w:t>
+        <w:t xml:space="preserve">2.3 Java语言</w:t>
       </w:r>
       <w:r>
         <w:rPr>
@@ -4645,28 +4727,7 @@
           <w:rFonts w:hint="eastAsia"/>
           <w:szCs w:val="28"/>
         </w:rPr>
-        <w:t xml:space="preserve">数据库选用MySQL社区版，理由有二：其一为免费开源，其二为性能满足本项目需求。本系统共设计了7张核心表，数据量预估在万级别，MySQL处理此规模的读写操作不存在性能瓶颈。笔者使用MySQL Workbench进行了一组简单的基准测试，单表10000条记录的条件查询响应时间在5毫秒以内。</w:t>
-      </w:r>
-      <w:r>
-        <w:rPr>
-          <w:rFonts w:hint="eastAsia"/>
-        </w:rPr>
-      </w:r>
-      <w:r/>
-    </w:p>
-    <w:p>
-      <w:pPr>
-        <w:ind w:firstLine="480"/>
-        <w:rPr>
-          <w:rFonts w:hint="eastAsia"/>
-        </w:rPr>
-      </w:pPr>
-      <w:r>
-        <w:rPr>
-          <w:rFonts w:hint="eastAsia"/>
-          <w:szCs w:val="28"/>
-        </w:rPr>
-        <w:t xml:space="preserve">MySQL在本项目中与MyBatis框架配合工作。每张数据表对应一个Java实体类，SQL语句编写在XML映射文件中，MyBatis负责将查询结果自动填充至实体对象。此做法的优势在于SQL语句可进行手动优化——例如房屋列表页需要分页查询，笔者直接在XML文件中编写LIMIT语句，较之依赖框架自动生成的分页逻辑更为可控。不足之处在于XML文件的数量会伴随业务增长而膨胀，当前7张表对应7个Mapper XML文件，尚在可维护范围内，但若表的数量成倍增加，文件管理或将成为问题。另外需要指出，本系统的密码字段目前为明文存储，此为一项已知的安全隐患，受限于开发周期尚未进行加密处理。</w:t>
+        <w:t xml:space="preserve">Java具有良好的跨平台能力、较完善的类库支持以及成熟的企业级开发生态，能够较好地满足本系统分层开发和模块化实现的要求。与脚本类语言相比，Java在大型业务逻辑组织、框架集成和代码规范化方面更具优势，同时也与SSM框架及Tomcat服务器形成了较稳定的技术组合，因此被选为系统后端实现语言。</w:t>
       </w:r>
       <w:r>
         <w:rPr>
@@ -4693,7 +4754,7 @@
           <w:rFonts w:hint="eastAsia"/>
           <w:szCs w:val="28"/>
         </w:rPr>
-        <w:t xml:space="preserve">2.4 JSP技术</w:t>
+        <w:t xml:space="preserve">2.4 MySQL数据库</w:t>
       </w:r>
       <w:r>
         <w:rPr>
@@ -4723,28 +4784,7 @@
           <w:rFonts w:hint="eastAsia"/>
           <w:szCs w:val="28"/>
         </w:rPr>
-        <w:t xml:space="preserve">JSP（Java Server Pages）是Java EE规范中的动态网页技术，允许在HTML页面中嵌入Java代码片段，由服务器端编译执行后将生成的HTML返回给浏览器。JSP页面在首次被访问时，Tomcat会将其编译为Servlet类，后续请求直接调用编译好的实例，无需重复编译。</w:t>
-      </w:r>
-      <w:r>
-        <w:rPr>
-          <w:rFonts w:hint="eastAsia"/>
-        </w:rPr>
-      </w:r>
-      <w:r/>
-    </w:p>
-    <w:p>
-      <w:pPr>
-        <w:ind w:firstLine="480"/>
-        <w:rPr>
-          <w:rFonts w:hint="eastAsia"/>
-        </w:rPr>
-      </w:pPr>
-      <w:r>
-        <w:rPr>
-          <w:rFonts w:hint="eastAsia"/>
-          <w:szCs w:val="28"/>
-        </w:rPr>
-        <w:t xml:space="preserve">选择JSP而非Vue或React，原因在于开发成本的考量。前后端分离架构需要额外搭建Node.js环境、配置Webpack打包、处理跨域请求，团队成员对前端框架不够熟悉，学习周期大约需要3至4周，在10周的总工期内不可接受。JSP与后端Java代码同属一个技术体系，Controller处理完请求后通过Model对象直接将数据传递给JSP页面渲染，无需编写API接口亦无需处理JSON序列化，开发链路较短。笔者在JSP页面中使用了JSTL标签库的c:forEach和c:if标签进行数据循环和条件判断，较之在页面中嵌入大段Java脚本代码更为清晰。但JSP的局限性同样较为明显：页面交互能力偏弱，局部刷新只能依靠手写AJAX实现，用户体验与现代单页应用存在一定差距。</w:t>
+        <w:t xml:space="preserve">MySQL是一种使用广泛的关系型数据库，具有开源免费、部署简单、运行稳定和文档资料丰富等特点。与Oracle等大型商业数据库相比，MySQL更适合中小规模业务系统，能够满足本系统在用户信息、房源信息、订单信息和公告信息等方面的存储需求。同时，MySQL与MyBatis框架配合紧密，便于实现数据表与业务对象之间的映射。</w:t>
       </w:r>
       <w:r>
         <w:rPr>
@@ -4771,7 +4811,7 @@
           <w:rFonts w:hint="eastAsia"/>
           <w:szCs w:val="28"/>
         </w:rPr>
-        <w:t xml:space="preserve">2.5 Tomcat服务器</w:t>
+        <w:t xml:space="preserve">2.5 JSP技术</w:t>
       </w:r>
       <w:r>
         <w:rPr>
@@ -4801,28 +4841,7 @@
           <w:rFonts w:hint="eastAsia"/>
           <w:szCs w:val="28"/>
         </w:rPr>
-        <w:t xml:space="preserve">Tomcat是Apache基金会维护的开源Java Web容器，实现了Servlet和JSP规范。笔者使用的版本为Tomcat 8.5。选择Tomcat而非WebLogic或WildFly的考量较为明确：Tomcat体量较轻，启动时间约8秒，内存占用约200MB，在2核4G的云服务器上运行具有充足的资源余量。WebLogic属于商业软件，需支付授权费用；WildFly虽然免费，但配置复杂度高于Tomcat。</w:t>
-      </w:r>
-      <w:r>
-        <w:rPr>
-          <w:rFonts w:hint="eastAsia"/>
-        </w:rPr>
-      </w:r>
-      <w:r/>
-    </w:p>
-    <w:p>
-      <w:pPr>
-        <w:ind w:firstLine="480"/>
-        <w:rPr>
-          <w:rFonts w:hint="eastAsia"/>
-        </w:rPr>
-      </w:pPr>
-      <w:r>
-        <w:rPr>
-          <w:rFonts w:hint="eastAsia"/>
-          <w:szCs w:val="28"/>
-        </w:rPr>
-        <w:t xml:space="preserve">开发阶段，笔者在IntelliJ IDEA中通过内置的Tomcat插件实现热部署——修改Java代码或JSP页面后无需重启服务器，改动在数秒内即可在浏览器中呈现效果，此特性对调试效率的提升较为显著。部署阶段的操作更为简便：用Maven将项目打包成WAR文件，复制至Tomcat的webapps目录，启动Tomcat即完成部署。本系统预计同时在线用户不超过20人，Tomcat单实例完全可以承载，无需引入Nginx反向代理或集群方案。若将来用户规模增长，可考虑增加Nginx做负载均衡，但在当前阶段此举属于过度设计。</w:t>
+        <w:t xml:space="preserve">JSP技术能够将页面展示与后端Java Web开发体系保持一致，适合本系统当前的开发规模和实现方式。相较于引入Vue、React等前后端分离方案，JSP可以直接与SpringMVC配合完成页面渲染，减少额外的接口封装与构建配置工作，能够在毕业设计有限的开发周期内更快完成系统页面实现，因此被选为本系统的前端页面技术。</w:t>
       </w:r>
       <w:r>
         <w:rPr>
@@ -4849,7 +4868,7 @@
           <w:rFonts w:hint="eastAsia"/>
           <w:szCs w:val="28"/>
         </w:rPr>
-        <w:t xml:space="preserve">2.6 SSM框架</w:t>
+        <w:t xml:space="preserve">2.6 Tomcat服务器</w:t>
       </w:r>
       <w:r>
         <w:rPr>
@@ -4879,7 +4898,7 @@
           <w:rFonts w:hint="eastAsia"/>
           <w:szCs w:val="28"/>
         </w:rPr>
-        <w:t xml:space="preserve">SSM是Spring、SpringMVC、MyBatis三个框架的整合方案，在国内Java Web开发中使用率较高，知网上2018至2024年间以SSM为技术栈的毕业设计论文超过500篇。三个框架各负责一层：Spring负责对象创建和依赖注入，SpringMVC负责HTTP请求的路由分发和参数绑定，MyBatis负责数据库操作。</w:t>
+        <w:t xml:space="preserve">Tomcat是常见的Java Web服务器，能够支持Servlet与JSP应用运行，具有轻量、稳定、部署方便等特点。与功能更复杂的企业级应用服务器相比，Tomcat配置简单、资源占用较低，足以满足房屋租赁与销售平台的运行需求。系统开发完成后可以直接将项目部署到Tomcat中运行，便于测试和后续演示。</w:t>
       </w:r>
       <w:r>
         <w:rPr>
@@ -4890,6 +4909,42 @@
     </w:p>
     <w:p>
       <w:pPr>
+        <w:pStyle w:val="5"/>
+        <w:spacing w:before="326" w:after="326"/>
+        <w:rPr>
+          <w:rFonts w:hint="eastAsia"/>
+          <w:szCs w:val="28"/>
+        </w:rPr>
+      </w:pPr>
+      <w:bookmarkStart w:id="4" w:name="_Toc419471630"/>
+      <w:bookmarkStart w:id="5" w:name="_Toc419472403"/>
+      <w:bookmarkStart w:id="6" w:name="_Toc419571860"/>
+      <w:bookmarkStart w:id="7" w:name="_Toc419471754"/>
+      <w:r>
+        <w:rPr>
+          <w:rFonts w:hint="eastAsia"/>
+          <w:szCs w:val="28"/>
+        </w:rPr>
+        <w:t xml:space="preserve">2.7 SSM框架</w:t>
+      </w:r>
+      <w:r>
+        <w:rPr>
+          <w:szCs w:val="28"/>
+        </w:rPr>
+      </w:r>
+      <w:r>
+        <w:rPr>
+          <w:rFonts w:hint="eastAsia"/>
+          <w:szCs w:val="28"/>
+        </w:rPr>
+      </w:r>
+      <w:bookmarkEnd w:id="4"/>
+      <w:bookmarkEnd w:id="5"/>
+      <w:bookmarkEnd w:id="6"/>
+      <w:bookmarkEnd w:id="7"/>
+    </w:p>
+    <w:p>
+      <w:pPr>
         <w:ind w:firstLine="480"/>
         <w:rPr>
           <w:rFonts w:hint="eastAsia"/>
@@ -4900,7 +4955,7 @@
           <w:rFonts w:hint="eastAsia"/>
           <w:szCs w:val="28"/>
         </w:rPr>
-        <w:t xml:space="preserve">具体到本项目，Spring的IoC容器负责创建Controller、Service、Dao三层的所有对象实例，开发者无需手动实例化对象，在类成员上添加@Autowired注解即可完成依赖注入。SpringMVC接收浏览器发送的HTTP请求，根据URL路径匹配到对应的Controller方法，方法执行完毕后返回视图名称，由ViewResolver解析为具体的JSP页面。MyBatis则将Dao接口的方法与XML文件中的SQL语句进行映射，调用接口方法时自动执行对应的SQL并将结果封装为Java对象。笔者选择MyBatis而非Hibernate的原因在于MyBatis允许手写SQL，对于房屋列表页面的多条件动态查询（例如同时按价格区间、户型、面积筛选），手写SQL配合MyBatis的if标签较之Hibernate的Criteria API更为直观且可控。代价在于需多维护一套XML文件，但在当前7张表的规模下此代价尚可接受。</w:t>
+        <w:t xml:space="preserve">SSM框架由Spring、SpringMVC和MyBatis组成，分别负责对象管理、请求处理和数据持久化，适合构建结构清晰的Java Web系统。与手工编写全部控制逻辑和数据库访问代码相比，SSM框架能够更好地实现分层开发，降低模块耦合度，提升代码可维护性。对于房屋租售平台而言，SSM框架既能满足后台管理模块的业务处理需求，也便于完成前台查询、订单提交等功能实现。</w:t>
       </w:r>
       <w:r>
         <w:rPr>
@@ -4986,7 +5041,7 @@
           <w:rFonts w:hint="eastAsia"/>
           <w:szCs w:val="28"/>
         </w:rPr>
-        <w:t xml:space="preserve">笔者通过问卷和实地走访4家中介门店完成了需求调研。调研结果指向一个核心矛盾：房源状态变动频繁，但信息同步手段较为落后。一间房屋从挂牌到成交，中间可能经历出租转出售、价格调整、意向客户更换等多次状态变化，每次变化均需手动通知相关人员。系统所需解决的即为此信息同步问题。经分析，平台服务两类角色：管理员和普通用户，两者的操作权限完全不同。</w:t>
+        <w:t xml:space="preserve">房屋租赁与销售平台围绕管理员和普通用户两类角色展开设计。管理员负责房源维护、订单处理、公告发布和用户管理等后台业务；普通用户负责房屋浏览、条件查询、租赁或购买申请提交以及个人信息维护等前台业务。</w:t>
       </w:r>
       <w:r>
         <w:rPr>
@@ -5007,49 +5062,7 @@
           <w:rFonts w:hint="eastAsia"/>
           <w:szCs w:val="28"/>
         </w:rPr>
-        <w:t xml:space="preserve">管理员登录后台后可执行以下操作：在「用户管理」模块中查看注册用户列表，对违规账号进行禁用处理；在「房屋出售管理」模块中录入新房源——每条记录包含名称、地址、价格、户型、面积、图片6个必填字段——亦可编辑已有房源或将已售房源下架；「房屋出租管理」的字段与出售管理基本一致，增设一个租期字段。「订单管理」列出所有租赁和购买订单，管理员逐条审核，执行通过或驳回操作。「公告管理」用于发布系统通知，如维护停机时间等。实际走访中笔者发现，房源信息编辑是管理员日均操作次数最多的功能，平均每日修改15至20条房源信息，因此编辑表单的字段布局和提交响应速度对使用体验有直接影响。</w:t>
-      </w:r>
-      <w:r>
-        <w:rPr>
-          <w:rFonts w:hint="eastAsia"/>
-        </w:rPr>
-      </w:r>
-      <w:r/>
-    </w:p>
-    <w:p>
-      <w:pPr>
-        <w:ind w:firstLine="480"/>
-        <w:rPr>
-          <w:rFonts w:hint="eastAsia"/>
-        </w:rPr>
-      </w:pPr>
-      <w:r>
-        <w:rPr>
-          <w:rFonts w:hint="eastAsia"/>
-          <w:szCs w:val="28"/>
-        </w:rPr>
-        <w:t xml:space="preserve">普通用户的操作链路相对简短。注册登录后进入首页，首页设有「房屋出售」和「房屋出租」两个入口。进入列表页后可按价格、面积进行筛选，亦可输入关键词搜索。点击某条房源进入详情页，确认后提交租赁或购买申请。申请提交后可在「我的订单」中查看状态，包括待确认、已通过、已驳回三种。用户还可修改个人信息和密码。公告在首页展示，用户仅具有查看权限。</w:t>
-      </w:r>
-      <w:r>
-        <w:rPr>
-          <w:rFonts w:hint="eastAsia"/>
-        </w:rPr>
-      </w:r>
-      <w:r/>
-    </w:p>
-    <w:p>
-      <w:pPr>
-        <w:ind w:firstLine="480"/>
-        <w:rPr>
-          <w:rFonts w:hint="eastAsia"/>
-        </w:rPr>
-      </w:pPr>
-      <w:r>
-        <w:rPr>
-          <w:rFonts w:hint="eastAsia"/>
-          <w:szCs w:val="28"/>
-        </w:rPr>
-        <w:t xml:space="preserve">采用UML用例图将上述交互关系加以表达，以便在开发前确认功能覆盖的完整性。</w:t>
+        <w:t xml:space="preserve">管理员用例如图3-1所示。该角色的核心功能包括用户管理、房屋出售管理、房屋出租管理、订单管理、公告管理和轮播图管理等，重点在于后台数据维护与业务审核。</w:t>
       </w:r>
       <w:r>
         <w:rPr>
@@ -5077,7 +5090,7 @@
       <w:r>
         <w:drawing>
           <wp:inline xmlns:a="http://schemas.openxmlformats.org/drawingml/2006/main" xmlns:pic="http://schemas.openxmlformats.org/drawingml/2006/picture">
-            <wp:extent cx="4680000" cy="6619194"/>
+            <wp:extent cx="4680000" cy="6591676"/>
             <wp:docPr id="1002" name="Picture 89"/>
             <wp:cNvGraphicFramePr>
               <a:graphicFrameLocks noChangeAspect="1"/>
@@ -5098,7 +5111,7 @@
                   <pic:spPr>
                     <a:xfrm>
                       <a:off x="0" y="0"/>
-                      <a:ext cx="4680000" cy="6619194"/>
+                      <a:ext cx="4680000" cy="6591676"/>
                     </a:xfrm>
                     <a:prstGeom prst="rect"/>
                   </pic:spPr>
@@ -5149,6 +5162,48 @@
     </w:p>
     <w:p>
       <w:pPr>
+        <w:ind w:firstLine="480"/>
+        <w:rPr>
+          <w:rFonts w:hint="eastAsia"/>
+        </w:rPr>
+      </w:pPr>
+      <w:r>
+        <w:rPr>
+          <w:rFonts w:hint="eastAsia"/>
+          <w:szCs w:val="28"/>
+        </w:rPr>
+        <w:t xml:space="preserve">从管理员用例图可以看出，后台模块之间通过房源信息、订单状态和公告内容进行关联，共同支撑系统的管理功能。</w:t>
+      </w:r>
+      <w:r>
+        <w:rPr>
+          <w:rFonts w:hint="eastAsia"/>
+        </w:rPr>
+      </w:r>
+      <w:r/>
+    </w:p>
+    <w:p>
+      <w:pPr>
+        <w:ind w:firstLine="480"/>
+        <w:rPr>
+          <w:rFonts w:hint="eastAsia"/>
+        </w:rPr>
+      </w:pPr>
+      <w:r>
+        <w:rPr>
+          <w:rFonts w:hint="eastAsia"/>
+          <w:szCs w:val="28"/>
+        </w:rPr>
+        <w:t xml:space="preserve">普通用户用例如图3-2所示。该角色主要围绕首页浏览、房屋查询、详情查看、申请提交、公告查看和个人中心管理等功能开展操作，重点在于房源获取与业务申请。</w:t>
+      </w:r>
+      <w:r>
+        <w:rPr>
+          <w:rFonts w:hint="eastAsia"/>
+        </w:rPr>
+      </w:r>
+      <w:r/>
+    </w:p>
+    <w:p>
+      <w:pPr>
         <w:spacing w:line="240" w:lineRule="auto"/>
         <w:ind w:firstLine="480"/>
         <w:jc w:val="center"/>
@@ -5166,7 +5221,7 @@
       <w:r>
         <w:drawing>
           <wp:inline xmlns:a="http://schemas.openxmlformats.org/drawingml/2006/main" xmlns:pic="http://schemas.openxmlformats.org/drawingml/2006/picture">
-            <wp:extent cx="4680000" cy="6619194"/>
+            <wp:extent cx="4680000" cy="4007425"/>
             <wp:docPr id="1003" name="Picture 89"/>
             <wp:cNvGraphicFramePr>
               <a:graphicFrameLocks noChangeAspect="1"/>
@@ -5187,7 +5242,7 @@
                   <pic:spPr>
                     <a:xfrm>
                       <a:off x="0" y="0"/>
-                      <a:ext cx="4680000" cy="6619194"/>
+                      <a:ext cx="4680000" cy="4007425"/>
                     </a:xfrm>
                     <a:prstGeom prst="rect"/>
                   </pic:spPr>
@@ -5248,7 +5303,7 @@
           <w:rFonts w:hint="eastAsia"/>
           <w:szCs w:val="28"/>
         </w:rPr>
-        <w:t xml:space="preserve">管理员承担数据的增加、删除与修改职责，用户承担数据的查询与使用职责，两者通过订单模块实现衔接。各功能模块虽然不算复杂，但已覆盖房屋租售从挂牌到成交的核心业务链。</w:t>
+        <w:t xml:space="preserve">从普通用户用例图可以看出，系统前台以房源浏览和订单提交为主线，并通过公告查看和个人中心管理完善整体使用流程。</w:t>
       </w:r>
       <w:r>
         <w:rPr>
@@ -5305,7 +5360,7 @@
           <w:rFonts w:hint="eastAsia"/>
           <w:szCs w:val="28"/>
         </w:rPr>
-        <w:t xml:space="preserve">在进入编码实现阶段之前，有必要从三个维度对项目进行评估：技术上能否实现、经济上是否合理、操作上是否便捷。</w:t>
+        <w:t xml:space="preserve">在系统进入详细设计与编码实现之前，需要从经济、技术和操作三个方面对项目实施条件进行分析。</w:t>
       </w:r>
       <w:r>
         <w:rPr>
@@ -5331,7 +5386,7 @@
         <w:rPr>
           <w:rFonts w:hint="eastAsia"/>
         </w:rPr>
-        <w:t xml:space="preserve">3.2.1 技术可行性</w:t>
+        <w:t xml:space="preserve">3.2.1 经济可行性</w:t>
       </w:r>
       <w:bookmarkEnd w:id="12"/>
       <w:bookmarkEnd w:id="13"/>
@@ -5350,28 +5405,7 @@
           <w:rFonts w:hint="eastAsia"/>
           <w:szCs w:val="28"/>
         </w:rPr>
-        <w:t xml:space="preserve">SSM框架、MySQL社区版、Tomcat 8.5、IntelliJ IDEA——这套技术栈在高校毕业设计中已被广泛采用，知网上相关案例超过500篇，既有经验和解决方案的检索较为便利。团队3人均修读过Java EE课程，对Spring的IoC和MyBatis的XML映射具备实际操作经验，不存在技术壁垒过高的问题。</w:t>
-      </w:r>
-      <w:r>
-        <w:rPr>
-          <w:rFonts w:hint="eastAsia"/>
-        </w:rPr>
-      </w:r>
-      <w:r/>
-    </w:p>
-    <w:p>
-      <w:pPr>
-        <w:ind w:firstLine="480"/>
-        <w:rPr>
-          <w:rFonts w:hint="eastAsia"/>
-        </w:rPr>
-      </w:pPr>
-      <w:r>
-        <w:rPr>
-          <w:rFonts w:hint="eastAsia"/>
-          <w:szCs w:val="28"/>
-        </w:rPr>
-        <w:t xml:space="preserve">但技术可行并不意味着不存在风险。JSP技术已较为陈旧，社区活跃度呈下降趋势，遇到问题时Stack Overflow上的高赞回答多为2015年之前所作，新版浏览器的兼容性需要额外验证。笔者在开发初期使用Chrome 120和Edge 120进行了页面渲染测试，未发现兼容性问题，但尚未覆盖Firefox和Safari。Java的跨平台能力经笔者实际验证，本地打包的WAR文件可在CentOS 7上直接运行。MySQL处理万级数据量具有充分的性能保障。整体而言，技术风险处于可控范围。</w:t>
+        <w:t xml:space="preserve">本系统使用的Java、SSM框架、MySQL和Tomcat等技术均具备开源或低成本特征，开发阶段仅需普通个人计算机即可完成编码、测试与部署，软硬件投入较小。对于中小房屋中介机构而言，该类系统能够以较低成本实现房源、用户和订单的集中管理，因此在经济上具有可行性。</w:t>
       </w:r>
       <w:r>
         <w:rPr>
@@ -5397,7 +5431,7 @@
         <w:rPr>
           <w:rFonts w:hint="eastAsia"/>
         </w:rPr>
-        <w:t xml:space="preserve">3.2.2 经济可行性</w:t>
+        <w:t xml:space="preserve">3.2.2 技术可行性</w:t>
       </w:r>
       <w:bookmarkEnd w:id="12"/>
       <w:bookmarkEnd w:id="13"/>
@@ -5416,28 +5450,7 @@
           <w:rFonts w:hint="eastAsia"/>
           <w:szCs w:val="28"/>
         </w:rPr>
-        <w:t xml:space="preserve">软件成本为零——框架、数据库、IDE社区版、操作系统全部免费或开源。硬件成本方面，开发使用个人笔记本电脑，部署使用一台2核4G的云服务器，年费约600元。与中介门店聘用一名兼职文员进行信息登记的人力成本（月薪约2000至3000元）相比，系统运行成本基本可以忽略。</w:t>
-      </w:r>
-      <w:r>
-        <w:rPr>
-          <w:rFonts w:hint="eastAsia"/>
-        </w:rPr>
-      </w:r>
-      <w:r/>
-    </w:p>
-    <w:p>
-      <w:pPr>
-        <w:ind w:firstLine="480"/>
-        <w:rPr>
-          <w:rFonts w:hint="eastAsia"/>
-        </w:rPr>
-      </w:pPr>
-      <w:r>
-        <w:rPr>
-          <w:rFonts w:hint="eastAsia"/>
-          <w:szCs w:val="28"/>
-        </w:rPr>
-        <w:t xml:space="preserve">需要说明的一项约束条件：本系统仅适用于房源数量在数千条以内的小型中介。若数据量达到十万级别，MySQL的查询性能、Tomcat单实例的并发处理能力、JSP页面的渲染效率均将成为瓶颈，届时需投入额外的技术改造费用。在当前定位下，系统在经济层面具有较好的可行性。</w:t>
+        <w:t xml:space="preserve">系统采用的B/S架构、Java语言、SSM框架、JSP技术和MySQL数据库均为较成熟的Web开发方案，资料丰富、实现路径明确，能够满足房屋租赁与销售平台在信息录入、查询展示、订单处理和后台管理等方面的业务需求。结合课程学习基础和项目规模来看，该技术方案能够支持系统顺利实现。</w:t>
       </w:r>
       <w:r>
         <w:rPr>
@@ -5482,28 +5495,7 @@
           <w:rFonts w:hint="eastAsia"/>
           <w:szCs w:val="28"/>
         </w:rPr>
-        <w:t xml:space="preserve">B/S架构决定了用户仅需一个浏览器即可进行操作，无需安装任何软件。管理员后台采用左侧导航栏加右侧内容区的布局，此为后台管理系统中最为常见的交互模式，中介门店的业务员即便不具备IT背景亦可较快掌握。用户端的操作更为简洁，浏览、搜索、提交订单，操作路径不超过3步。</w:t>
-      </w:r>
-      <w:r>
-        <w:rPr>
-          <w:rFonts w:hint="eastAsia"/>
-        </w:rPr>
-      </w:r>
-      <w:r/>
-    </w:p>
-    <w:p>
-      <w:pPr>
-        <w:ind w:firstLine="480"/>
-        <w:rPr>
-          <w:rFonts w:hint="eastAsia"/>
-        </w:rPr>
-      </w:pPr>
-      <w:r>
-        <w:rPr>
-          <w:rFonts w:hint="eastAsia"/>
-          <w:szCs w:val="28"/>
-        </w:rPr>
-        <w:t xml:space="preserve">笔者在开发过程中邀请两名非计算机专业的同学试用管理员端，反馈的主要问题为房源编辑表单的字段过多，一屏无法完整显示需要滚动。受限于开发周期，笔者未对表单布局做大幅调整，仅将图片上传控件移至表单底部以减少视觉干扰。表单设有必填项校验，漏填时弹出提示；操作失败时返回具体的错误原因而非空白页面。整体操作门槛较低，但在易用性方面仍有进一步优化的空间。</w:t>
+        <w:t xml:space="preserve">系统基于浏览器访问，用户无需安装额外软件即可完成相关操作，整体使用门槛较低。管理员端采用后台管理界面组织功能模块，普通用户端以首页浏览和个人中心为主要入口，操作路径清晰，符合常见Web系统的使用习惯，因此在操作层面具有较好的可行性。</w:t>
       </w:r>
       <w:r>
         <w:rPr>
@@ -5560,7 +5552,7 @@
           <w:rFonts w:hint="eastAsia"/>
           <w:szCs w:val="28"/>
         </w:rPr>
-        <w:t xml:space="preserve">将功能需求转化为可执行的操作步骤，需要清晰界定每个业务环节的流转路径。本节从四个流程分别展开论述。</w:t>
+        <w:t xml:space="preserve">为进一步说明系统主要功能的业务流转方式，本文按照登录访问、房屋浏览、房屋租售和后台管理四个模块分别进行流程分析。</w:t>
       </w:r>
       <w:r>
         <w:rPr>
@@ -5605,7 +5597,7 @@
           <w:rFonts w:hint="eastAsia"/>
           <w:szCs w:val="28"/>
         </w:rPr>
-        <w:t xml:space="preserve">用户打开登录页面，输入账号密码提交。系统接收到请求后查询member表（普通用户）或admin表（管理员）进行身份校验。校验通过则根据角色跳转：管理员进入后台管理首页，普通用户进入房屋浏览首页。校验失败则返回登录页并显示「账号或密码错误」提示。尚未注册的用户需先完成注册流程，注册时填写用户名、密码、手机号三个字段。</w:t>
+        <w:t xml:space="preserve">用户访问系统后首先进入登录页面，输入账号和密码提交认证请求。系统根据角色类型分别校验管理员或普通用户身份，验证通过后跳转至对应功能页面，验证失败则返回登录页面并提示错误信息。</w:t>
       </w:r>
       <w:r>
         <w:rPr>
@@ -5633,7 +5625,7 @@
       <w:r>
         <w:drawing>
           <wp:inline xmlns:a="http://schemas.openxmlformats.org/drawingml/2006/main" xmlns:pic="http://schemas.openxmlformats.org/drawingml/2006/picture">
-            <wp:extent cx="4680000" cy="4078285"/>
+            <wp:extent cx="5580000" cy="4743000"/>
             <wp:docPr id="1004" name="Picture 89"/>
             <wp:cNvGraphicFramePr>
               <a:graphicFrameLocks noChangeAspect="1"/>
@@ -5654,7 +5646,7 @@
                   <pic:spPr>
                     <a:xfrm>
                       <a:off x="0" y="0"/>
-                      <a:ext cx="4680000" cy="4078285"/>
+                      <a:ext cx="5580000" cy="4743000"/>
                     </a:xfrm>
                     <a:prstGeom prst="rect"/>
                   </pic:spPr>
@@ -5705,6 +5697,27 @@
     </w:p>
     <w:p>
       <w:pPr>
+        <w:ind w:firstLine="480"/>
+        <w:rPr>
+          <w:rFonts w:hint="eastAsia"/>
+        </w:rPr>
+      </w:pPr>
+      <w:r>
+        <w:rPr>
+          <w:rFonts w:hint="eastAsia"/>
+          <w:szCs w:val="28"/>
+        </w:rPr>
+        <w:t xml:space="preserve">该流程说明了系统访问的起始路径，也是后续房源浏览、订单提交和后台管理操作的前置条件。</w:t>
+      </w:r>
+      <w:r>
+        <w:rPr>
+          <w:rFonts w:hint="eastAsia"/>
+        </w:rPr>
+      </w:r>
+      <w:r/>
+    </w:p>
+    <w:p>
+      <w:pPr>
         <w:pStyle w:val="6"/>
         <w:spacing w:before="163" w:after="163"/>
         <w:ind w:firstLine="480"/>
@@ -5739,7 +5752,7 @@
           <w:rFonts w:hint="eastAsia"/>
           <w:szCs w:val="28"/>
         </w:rPr>
-        <w:t xml:space="preserve">登录后进入房屋列表页。页面按出售和出租分开展示，每条记录显示房屋名称、价格、户型、位置四项摘要信息。页面顶部设有搜索框，支持按关键词模糊查询；旁边设有筛选区域，可按价格区间进行过滤。点击某条房源后跳转至详情页，详情页展示完整描述和实景图片。笔者将列表页的分页大小设定为每页10条，此为在页面加载速度和信息密度之间所取的折中值。</w:t>
+        <w:t xml:space="preserve">普通用户登录后可进入房屋列表页面，按照出售或出租类别查看房源信息，并通过关键词搜索或条件筛选缩小查询范围。选择具体房源后，系统跳转至详情页面展示房屋图片、价格、位置和状态等信息。</w:t>
       </w:r>
       <w:r>
         <w:rPr>
@@ -5767,7 +5780,7 @@
       <w:r>
         <w:drawing>
           <wp:inline xmlns:a="http://schemas.openxmlformats.org/drawingml/2006/main" xmlns:pic="http://schemas.openxmlformats.org/drawingml/2006/picture">
-            <wp:extent cx="4680000" cy="4078285"/>
+            <wp:extent cx="5580000" cy="4743000"/>
             <wp:docPr id="1005" name="Picture 89"/>
             <wp:cNvGraphicFramePr>
               <a:graphicFrameLocks noChangeAspect="1"/>
@@ -5788,7 +5801,7 @@
                   <pic:spPr>
                     <a:xfrm>
                       <a:off x="0" y="0"/>
-                      <a:ext cx="4680000" cy="4078285"/>
+                      <a:ext cx="5580000" cy="4743000"/>
                     </a:xfrm>
                     <a:prstGeom prst="rect"/>
                   </pic:spPr>
@@ -5839,6 +5852,27 @@
     </w:p>
     <w:p>
       <w:pPr>
+        <w:ind w:firstLine="480"/>
+        <w:rPr>
+          <w:rFonts w:hint="eastAsia"/>
+        </w:rPr>
+      </w:pPr>
+      <w:r>
+        <w:rPr>
+          <w:rFonts w:hint="eastAsia"/>
+          <w:szCs w:val="28"/>
+        </w:rPr>
+        <w:t xml:space="preserve">该流程体现了用户从首页进入房源查询，再到详情查看的主要业务路径。</w:t>
+      </w:r>
+      <w:r>
+        <w:rPr>
+          <w:rFonts w:hint="eastAsia"/>
+        </w:rPr>
+      </w:r>
+      <w:r/>
+    </w:p>
+    <w:p>
+      <w:pPr>
         <w:pStyle w:val="6"/>
         <w:spacing w:before="163" w:after="163"/>
         <w:ind w:firstLine="480"/>
@@ -5873,7 +5907,7 @@
           <w:rFonts w:hint="eastAsia"/>
           <w:szCs w:val="28"/>
         </w:rPr>
-        <w:t xml:space="preserve">用户在详情页确认房源信息后，点击「租赁」或「购买」按钮。系统在dd表中插入一条订单记录，状态设为「待确认」，同时将该房源标记为不可用，以防止其他用户重复提交。管理员在后台查看该订单后进行审核：通过则订单状态变更为「已完成」；驳回则订单标记为「已驳回」，房源状态恢复为可用。此处存在一项设计上的取舍：笔者未实现「待确认」状态下用户主动取消订单的功能，原因在于走访中了解到中介方更倾向于由管理员统一处理订单状态，以减少用户端的误操作。</w:t>
+        <w:t xml:space="preserve">用户在确认房源信息后可以提交租赁或购买申请，系统据此生成订单记录并写入数据库。管理员在后台查看订单后完成审核处理，根据审核结果更新订单状态及房源可用状态，从而形成完整的租售业务闭环。</w:t>
       </w:r>
       <w:r>
         <w:rPr>
@@ -5901,7 +5935,7 @@
       <w:r>
         <w:drawing>
           <wp:inline xmlns:a="http://schemas.openxmlformats.org/drawingml/2006/main" xmlns:pic="http://schemas.openxmlformats.org/drawingml/2006/picture">
-            <wp:extent cx="4680000" cy="4078285"/>
+            <wp:extent cx="5580000" cy="4743000"/>
             <wp:docPr id="1006" name="Picture 89"/>
             <wp:cNvGraphicFramePr>
               <a:graphicFrameLocks noChangeAspect="1"/>
@@ -5922,7 +5956,7 @@
                   <pic:spPr>
                     <a:xfrm>
                       <a:off x="0" y="0"/>
-                      <a:ext cx="4680000" cy="4078285"/>
+                      <a:ext cx="5580000" cy="4743000"/>
                     </a:xfrm>
                     <a:prstGeom prst="rect"/>
                   </pic:spPr>
@@ -5973,6 +6007,27 @@
     </w:p>
     <w:p>
       <w:pPr>
+        <w:ind w:firstLine="480"/>
+        <w:rPr>
+          <w:rFonts w:hint="eastAsia"/>
+        </w:rPr>
+      </w:pPr>
+      <w:r>
+        <w:rPr>
+          <w:rFonts w:hint="eastAsia"/>
+          <w:szCs w:val="28"/>
+        </w:rPr>
+        <w:t xml:space="preserve">该流程说明了用户申请、后台审核和状态更新之间的衔接关系，是系统核心业务流程之一。</w:t>
+      </w:r>
+      <w:r>
+        <w:rPr>
+          <w:rFonts w:hint="eastAsia"/>
+        </w:rPr>
+      </w:r>
+      <w:r/>
+    </w:p>
+    <w:p>
+      <w:pPr>
         <w:pStyle w:val="6"/>
         <w:spacing w:before="163" w:after="163"/>
         <w:ind w:firstLine="480"/>
@@ -6007,7 +6062,7 @@
           <w:rFonts w:hint="eastAsia"/>
           <w:szCs w:val="28"/>
         </w:rPr>
-        <w:t xml:space="preserve">管理员登录后台后，左侧导航栏列出所有管理模块。新增房源的操作为点击「新增」按钮，填写表单，提交后保存至fw表。编辑操作为在列表页点击某条房源的「编辑」按钮，弹出预填好数据的表单，修改后保存。删除操作设有二次确认弹窗以防止误操作——笔者最初未设置二次确认，测试阶段有人误删了3条房源数据后方才补充此功能。用户管理和公告管理的操作逻辑与房源管理类似，均为增删改查四项基本操作。订单管理在此基础上增加了审核步骤：点击「通过」或「驳回」按钮后，系统同步更新订单状态与房源可用状态。</w:t>
+        <w:t xml:space="preserve">管理员登录后台后，可根据功能菜单进入房源管理、用户管理、公告管理和订单管理等模块。不同模块虽然处理对象不同，但整体上都遵循“查询列表、执行操作、写入结果、返回页面”的业务逻辑，订单模块在此基础上增加审核处理环节。</w:t>
       </w:r>
       <w:r>
         <w:rPr>
@@ -6035,7 +6090,7 @@
       <w:r>
         <w:drawing>
           <wp:inline xmlns:a="http://schemas.openxmlformats.org/drawingml/2006/main" xmlns:pic="http://schemas.openxmlformats.org/drawingml/2006/picture">
-            <wp:extent cx="4680000" cy="4078285"/>
+            <wp:extent cx="5580000" cy="4743000"/>
             <wp:docPr id="1007" name="Picture 89"/>
             <wp:cNvGraphicFramePr>
               <a:graphicFrameLocks noChangeAspect="1"/>
@@ -6056,7 +6111,7 @@
                   <pic:spPr>
                     <a:xfrm>
                       <a:off x="0" y="0"/>
-                      <a:ext cx="4680000" cy="4078285"/>
+                      <a:ext cx="5580000" cy="4743000"/>
                     </a:xfrm>
                     <a:prstGeom prst="rect"/>
                   </pic:spPr>
@@ -6107,6 +6162,27 @@
     </w:p>
     <w:p>
       <w:pPr>
+        <w:ind w:firstLine="480"/>
+        <w:rPr>
+          <w:rFonts w:hint="eastAsia"/>
+        </w:rPr>
+      </w:pPr>
+      <w:r>
+        <w:rPr>
+          <w:rFonts w:hint="eastAsia"/>
+          <w:szCs w:val="28"/>
+        </w:rPr>
+        <w:t xml:space="preserve">该流程反映了后台功能模块之间的统一处理思路，也说明了系统管理端的主要业务组织方式。</w:t>
+      </w:r>
+      <w:r>
+        <w:rPr>
+          <w:rFonts w:hint="eastAsia"/>
+        </w:rPr>
+      </w:r>
+      <w:r/>
+    </w:p>
+    <w:p>
+      <w:pPr>
         <w:pStyle w:val="4"/>
         <w:pageBreakBefore/>
         <w:spacing w:before="326" w:after="326"/>
@@ -6152,7 +6228,7 @@
           <w:rFonts w:hint="eastAsia"/>
           <w:szCs w:val="28"/>
         </w:rPr>
-        <w:t xml:space="preserve">4.1 系统架构设计</w:t>
+        <w:t xml:space="preserve">4.1 系统功能设计</w:t>
       </w:r>
       <w:r>
         <w:rPr>
@@ -6182,7 +6258,7 @@
           <w:rFonts w:hint="eastAsia"/>
           <w:szCs w:val="28"/>
         </w:rPr>
-        <w:t xml:space="preserve">本系统采用B/S（Browser/Server）架构模式进行整体设计，系统架构自下而上可划分为数据层、持久层、业务逻辑层、控制层和表现层五个层次，各层之间职责明确、松耦合协作，共同支撑系统的稳定运行。</w:t>
+        <w:t xml:space="preserve">系统功能设计围绕房屋租赁与销售业务流程展开，按照管理员端和用户端两个使用场景组织整体功能。为保证系统结构清晰、调用关系明确，系统在实现层面采用B/S架构，将前端页面、控制层、业务层、持久层和数据库进行分层设计。</w:t>
       </w:r>
       <w:r>
         <w:rPr>
@@ -6203,106 +6279,7 @@
           <w:rFonts w:hint="eastAsia"/>
           <w:szCs w:val="28"/>
         </w:rPr>
-        <w:t xml:space="preserve">数据层以MySQL关系型数据库为核心，负责系统所有业务数据的持久化存储与管理，包括用户信息、房屋信息、订单信息、公告信息等核心数据表的存储与维护。持久层采用MyBatis框架实现对象关系映射，通过Mapper接口与XML配置文件完成Java实体对象与数据库表之间的映射，简化了数据库访问操作，提高了数据操作的规范性与效率。业务逻辑层由Spring框架进行统一管理，负责系统核心业务规则的实现与处理，包括用户身份验证、房屋信息管理、订单处理等业务逻辑，同时通过依赖注入机制实现各组件之间的松耦合。控制层采用SpringMVC框架，负责接收浏览器端发送的HTTP请求，进行请求分发与参数解析，将请求转发至对应的业务处理方法，并将处理结果返回前端页面。表现层基于JSP技术实现动态页面渲染，通过浏览器向用户提供可视化的操作界面，实现系统与用户之间的交互。</w:t>
-      </w:r>
-      <w:r>
-        <w:rPr>
-          <w:rFonts w:hint="eastAsia"/>
-        </w:rPr>
-      </w:r>
-      <w:r/>
-    </w:p>
-    <w:p>
-      <w:pPr>
-        <w:ind w:firstLine="480"/>
-        <w:rPr>
-          <w:rFonts w:hint="eastAsia"/>
-        </w:rPr>
-      </w:pPr>
-      <w:r>
-        <w:rPr>
-          <w:rFonts w:hint="eastAsia"/>
-          <w:szCs w:val="28"/>
-        </w:rPr>
-        <w:t xml:space="preserve">系统整体部署于Tomcat应用服务器之上，用户通过浏览器即可访问系统，无需安装额外客户端软件。这种分层架构设计不仅使系统各层职责清晰、便于独立开发与维护，还具有良好的可扩展性，为系统后续功能升级与优化奠定了坚实基础。</w:t>
-      </w:r>
-      <w:r>
-        <w:rPr>
-          <w:rFonts w:hint="eastAsia"/>
-        </w:rPr>
-      </w:r>
-      <w:r/>
-    </w:p>
-    <w:p>
-      <w:pPr>
-        <w:pStyle w:val="5"/>
-        <w:spacing w:before="326" w:after="326"/>
-        <w:rPr>
-          <w:rFonts w:hint="eastAsia"/>
-          <w:szCs w:val="28"/>
-        </w:rPr>
-      </w:pPr>
-      <w:bookmarkStart w:id="4" w:name="_Toc419471630"/>
-      <w:bookmarkStart w:id="5" w:name="_Toc419472403"/>
-      <w:bookmarkStart w:id="6" w:name="_Toc419571860"/>
-      <w:bookmarkStart w:id="7" w:name="_Toc419471754"/>
-      <w:r>
-        <w:rPr>
-          <w:rFonts w:hint="eastAsia"/>
-          <w:szCs w:val="28"/>
-        </w:rPr>
-        <w:t xml:space="preserve">4.2 功能模块设计</w:t>
-      </w:r>
-      <w:r>
-        <w:rPr>
-          <w:szCs w:val="28"/>
-        </w:rPr>
-      </w:r>
-      <w:r>
-        <w:rPr>
-          <w:rFonts w:hint="eastAsia"/>
-          <w:szCs w:val="28"/>
-        </w:rPr>
-      </w:r>
-      <w:bookmarkEnd w:id="4"/>
-      <w:bookmarkEnd w:id="5"/>
-      <w:bookmarkEnd w:id="6"/>
-      <w:bookmarkEnd w:id="7"/>
-    </w:p>
-    <w:p>
-      <w:pPr>
-        <w:ind w:firstLine="480"/>
-        <w:rPr>
-          <w:rFonts w:hint="eastAsia"/>
-        </w:rPr>
-      </w:pPr>
-      <w:r>
-        <w:rPr>
-          <w:rFonts w:hint="eastAsia"/>
-          <w:szCs w:val="28"/>
-        </w:rPr>
-        <w:t xml:space="preserve">在系统架构设计的基础上，本节对系统的功能模块进行详细划分与设计。本系统主要采用Java语言进行功能编码，利用MySQL数据库进行数据管理，结合JSP技术设计简洁友好的用户界面，并基于SSM框架在IntelliJ IDEA开发环境中完成系统开发，通过Tomcat服务器完成系统部署与运行。</w:t>
-      </w:r>
-      <w:r>
-        <w:rPr>
-          <w:rFonts w:hint="eastAsia"/>
-        </w:rPr>
-      </w:r>
-      <w:r/>
-    </w:p>
-    <w:p>
-      <w:pPr>
-        <w:ind w:firstLine="480"/>
-        <w:rPr>
-          <w:rFonts w:hint="eastAsia"/>
-        </w:rPr>
-      </w:pPr>
-      <w:r>
-        <w:rPr>
-          <w:rFonts w:hint="eastAsia"/>
-          <w:szCs w:val="28"/>
-        </w:rPr>
-        <w:t xml:space="preserve">本系统的使用角色分为管理员和用户两类。管理员具有系统后台管理权限，可执行用户管理、房屋出售管理、房屋出租管理、订单管理、公告管理、轮播图管理等操作；用户具有前台浏览与业务操作权限，可执行房屋信息浏览、房屋租赁与购买、个人信息管理、公告查看等操作。</w:t>
+        <w:t xml:space="preserve">管理员和普通用户均通过浏览器访问系统，请求首先进入Tomcat中的Web应用，再由Controller完成请求分发。随后，Service根据角色和业务类型处理房源管理、订单审核、公告发布、信息查询和申请提交等逻辑，Mapper负责访问MySQL数据库并返回结果，最终再由JSP页面完成界面展示。</w:t>
       </w:r>
       <w:r>
         <w:rPr>
@@ -6330,7 +6307,7 @@
       <w:r>
         <w:drawing>
           <wp:inline xmlns:a="http://schemas.openxmlformats.org/drawingml/2006/main" xmlns:pic="http://schemas.openxmlformats.org/drawingml/2006/picture">
-            <wp:extent cx="4680000" cy="2632500"/>
+            <wp:extent cx="5580000" cy="2859750"/>
             <wp:docPr id="1008" name="Picture 89"/>
             <wp:cNvGraphicFramePr>
               <a:graphicFrameLocks noChangeAspect="1"/>
@@ -6351,7 +6328,7 @@
                   <pic:spPr>
                     <a:xfrm>
                       <a:off x="0" y="0"/>
-                      <a:ext cx="4680000" cy="2632500"/>
+                      <a:ext cx="5580000" cy="2859750"/>
                     </a:xfrm>
                     <a:prstGeom prst="rect"/>
                   </pic:spPr>
@@ -6385,7 +6362,7 @@
           <w:sz w:val="21"/>
           <w:szCs w:val="28"/>
         </w:rPr>
-        <w:t xml:space="preserve">图4-1 系统总体功能设计图</w:t>
+        <w:t xml:space="preserve">图4-1 系统架构图</w:t>
       </w:r>
       <w:r>
         <w:rPr>
@@ -6399,6 +6376,27 @@
           <w:sz w:val="21"/>
         </w:rPr>
       </w:r>
+    </w:p>
+    <w:p>
+      <w:pPr>
+        <w:ind w:firstLine="480"/>
+        <w:rPr>
+          <w:rFonts w:hint="eastAsia"/>
+        </w:rPr>
+      </w:pPr>
+      <w:r>
+        <w:rPr>
+          <w:rFonts w:hint="eastAsia"/>
+          <w:szCs w:val="28"/>
+        </w:rPr>
+        <w:t xml:space="preserve">从用户数据流向来看，前台浏览、登录、申请提交等操作均由表现层发起，经控制层传递到业务层处理后写入或读取数据库；后台管理中的房源维护、订单处理和公告发布亦遵循同样的调用路径。该结构既便于职责划分，也便于后续模块扩展。</w:t>
+      </w:r>
+      <w:r>
+        <w:rPr>
+          <w:rFonts w:hint="eastAsia"/>
+        </w:rPr>
+      </w:r>
+      <w:r/>
     </w:p>
     <w:p>
       <w:pPr>
@@ -6418,7 +6416,7 @@
           <w:rFonts w:hint="eastAsia"/>
           <w:szCs w:val="28"/>
         </w:rPr>
-        <w:t xml:space="preserve">4.3 数据库设计</w:t>
+        <w:t xml:space="preserve">4.2 数据库设计</w:t>
       </w:r>
       <w:r>
         <w:rPr>
@@ -6448,7 +6446,7 @@
           <w:rFonts w:hint="eastAsia"/>
           <w:szCs w:val="28"/>
         </w:rPr>
-        <w:t xml:space="preserve">数据库设计是系统开发过程中的重要环节，直接影响系统数据存储的合理性与业务处理的效率。本系统使用MySQL数据库进行数据管理，数据库设计过程包括概念设计与逻辑设计两个阶段。概念设计阶段通过E-R模型对系统涉及的数据实体及其相互关系进行抽象描述；逻辑设计阶段则将概念模型转换为具体的数据库表结构，为系统开发提供数据存储基础。</w:t>
+        <w:t xml:space="preserve">数据库设计直接关系到系统数据组织方式与后续业务实现效果。结合房屋租赁与销售平台的业务需求，本系统按照“先概念设计、后逻辑设计”的思路完成数据库设计工作。</w:t>
       </w:r>
       <w:r>
         <w:rPr>
@@ -6459,17 +6457,41 @@
     </w:p>
     <w:p>
       <w:pPr>
+        <w:pStyle w:val="6"/>
+        <w:spacing w:before="163" w:after="163"/>
         <w:ind w:firstLine="480"/>
         <w:rPr>
           <w:rFonts w:hint="eastAsia"/>
         </w:rPr>
       </w:pPr>
+      <w:bookmarkStart w:id="12" w:name="_Toc419471632"/>
+      <w:bookmarkStart w:id="13" w:name="_Toc419571862"/>
+      <w:bookmarkStart w:id="14" w:name="_Toc419472405"/>
+      <w:bookmarkStart w:id="15" w:name="_Toc419471756"/>
+      <w:r>
+        <w:rPr>
+          <w:rFonts w:hint="eastAsia"/>
+        </w:rPr>
+        <w:t xml:space="preserve">4.2.1 概念设计</w:t>
+      </w:r>
+      <w:bookmarkEnd w:id="12"/>
+      <w:bookmarkEnd w:id="13"/>
+      <w:bookmarkEnd w:id="14"/>
+      <w:bookmarkEnd w:id="15"/>
+    </w:p>
+    <w:p>
+      <w:pPr>
+        <w:ind w:firstLine="480"/>
+        <w:rPr>
+          <w:rFonts w:hint="eastAsia"/>
+        </w:rPr>
+      </w:pPr>
       <w:r>
         <w:rPr>
           <w:rFonts w:hint="eastAsia"/>
           <w:szCs w:val="28"/>
         </w:rPr>
-        <w:t xml:space="preserve">本系统围绕房屋租赁与销售业务展开设计，根据系统功能需求和业务处理流程，可以抽象出多个核心实体，包括管理员、用户、房屋信息、分类信息、订单信息、留言信息以及公告信息等。各实体之间既相互独立，又通过业务流程形成一定的数据关联。例如，用户可以浏览房屋信息并产生订单记录，也可以针对房屋信息进行留言；管理员则负责对用户、房屋、公告等基础数据进行统一维护。</w:t>
+        <w:t xml:space="preserve">概念设计阶段主要从业务角度抽象系统涉及的核心实体及其关系。本系统包含管理员、用户、房屋信息、分类信息、订单信息、留言信息和公告信息等实体，各实体之间通过发布、浏览、留言、下单和管理等业务行为产生关联。</w:t>
       </w:r>
       <w:r>
         <w:rPr>
@@ -6579,7 +6601,7 @@
           <w:rFonts w:hint="eastAsia"/>
           <w:szCs w:val="28"/>
         </w:rPr>
-        <w:t xml:space="preserve">在系统总体E-R设计的基础上，对各核心实体进行细化设计。</w:t>
+        <w:t xml:space="preserve">在总体E-R图中，管理员负责维护房屋、公告等后台数据；用户围绕房屋信息产生浏览、留言和订单等业务记录；房屋与分类之间为归属关系，房屋与订单、留言之间为业务关联关系。通过总体E-R图即可反映系统主要数据对象及其连接方式。</w:t>
       </w:r>
       <w:r>
         <w:rPr>
@@ -6590,9 +6612,31 @@
     </w:p>
     <w:p>
       <w:pPr>
-        <w:spacing w:line="240" w:lineRule="auto"/>
+        <w:pStyle w:val="6"/>
+        <w:spacing w:before="163" w:after="163"/>
         <w:ind w:firstLine="480"/>
-        <w:jc w:val="center"/>
+        <w:rPr>
+          <w:rFonts w:hint="eastAsia"/>
+        </w:rPr>
+      </w:pPr>
+      <w:bookmarkStart w:id="12" w:name="_Toc419471632"/>
+      <w:bookmarkStart w:id="13" w:name="_Toc419571862"/>
+      <w:bookmarkStart w:id="14" w:name="_Toc419472405"/>
+      <w:bookmarkStart w:id="15" w:name="_Toc419471756"/>
+      <w:r>
+        <w:rPr>
+          <w:rFonts w:hint="eastAsia"/>
+        </w:rPr>
+        <w:t xml:space="preserve">4.2.2 逻辑设计</w:t>
+      </w:r>
+      <w:bookmarkEnd w:id="12"/>
+      <w:bookmarkEnd w:id="13"/>
+      <w:bookmarkEnd w:id="14"/>
+      <w:bookmarkEnd w:id="15"/>
+    </w:p>
+    <w:p>
+      <w:pPr>
+        <w:ind w:firstLine="480"/>
         <w:rPr>
           <w:rFonts w:hint="eastAsia"/>
         </w:rPr>
@@ -6602,44 +6646,7 @@
           <w:rFonts w:hint="eastAsia"/>
           <w:szCs w:val="28"/>
         </w:rPr>
-        <w:t xml:space="preserve"/>
-      </w:r>
-      <w:r>
-        <w:drawing>
-          <wp:inline xmlns:a="http://schemas.openxmlformats.org/drawingml/2006/main" xmlns:pic="http://schemas.openxmlformats.org/drawingml/2006/picture">
-            <wp:extent cx="4680000" cy="2821598"/>
-            <wp:docPr id="1010" name="Picture 89"/>
-            <wp:cNvGraphicFramePr>
-              <a:graphicFrameLocks noChangeAspect="1"/>
-            </wp:cNvGraphicFramePr>
-            <a:graphic>
-              <a:graphicData uri="http://schemas.openxmlformats.org/drawingml/2006/picture">
-                <pic:pic>
-                  <pic:nvPicPr>
-                    <pic:cNvPr id="0" name="chencai-er-admin.png"/>
-                    <pic:cNvPicPr/>
-                  </pic:nvPicPr>
-                  <pic:blipFill>
-                    <a:blip r:embed="rId44"/>
-                    <a:stretch>
-                      <a:fillRect/>
-                    </a:stretch>
-                  </pic:blipFill>
-                  <pic:spPr>
-                    <a:xfrm>
-                      <a:off x="0" y="0"/>
-                      <a:ext cx="4680000" cy="2821598"/>
-                    </a:xfrm>
-                    <a:prstGeom prst="rect"/>
-                  </pic:spPr>
-                </pic:pic>
-              </a:graphicData>
-            </a:graphic>
-          </wp:inline>
-        </w:drawing>
-      </w:r>
-      <w:r>
-        <w:t xml:space="preserve"/>
+        <w:t xml:space="preserve">逻辑设计阶段将概念模型进一步转换为关系模型，并落实为具体的数据表结构。系统核心数据表包括admin、member、fw、fl、dd、ly、gg七张表，分别对应管理员、用户、房屋、分类、订单、留言和公告等业务对象。</w:t>
       </w:r>
       <w:r>
         <w:rPr>
@@ -6651,726 +6658,16 @@
     <w:p>
       <w:pPr>
         <w:ind w:firstLine="480"/>
-        <w:jc w:val="center"/>
-        <w:rPr>
-          <w:rFonts w:hint="eastAsia"/>
-        </w:rPr>
-      </w:pPr>
-      <w:r>
-        <w:rPr>
-          <w:rFonts w:hint="eastAsia" w:ascii="黑体" w:hAnsi="黑体" w:eastAsia="黑体"/>
-          <w:sz w:val="21"/>
+        <w:rPr>
+          <w:rFonts w:hint="eastAsia"/>
+        </w:rPr>
+      </w:pPr>
+      <w:r>
+        <w:rPr>
+          <w:rFonts w:hint="eastAsia"/>
           <w:szCs w:val="28"/>
         </w:rPr>
-        <w:t xml:space="preserve">图4-3 管理员信息实体E-R图</w:t>
-      </w:r>
-      <w:r>
-        <w:rPr>
-          <w:rFonts w:hint="eastAsia" w:ascii="黑体" w:hAnsi="黑体" w:eastAsia="黑体"/>
-          <w:sz w:val="21"/>
-        </w:rPr>
-      </w:r>
-      <w:r>
-        <w:rPr>
-          <w:rFonts w:ascii="黑体" w:hAnsi="黑体" w:eastAsia="黑体"/>
-          <w:sz w:val="21"/>
-        </w:rPr>
-      </w:r>
-    </w:p>
-    <w:p>
-      <w:pPr>
-        <w:ind w:firstLine="480"/>
-        <w:rPr>
-          <w:rFonts w:hint="eastAsia"/>
-        </w:rPr>
-      </w:pPr>
-      <w:r>
-        <w:rPr>
-          <w:rFonts w:hint="eastAsia"/>
-          <w:szCs w:val="28"/>
-        </w:rPr>
-        <w:t xml:space="preserve">管理员实体主要包括管理员编号、账号、密码、姓名、性别、年龄、地址、电话及添加时间等属性。</w:t>
-      </w:r>
-      <w:r>
-        <w:rPr>
-          <w:rFonts w:hint="eastAsia"/>
-        </w:rPr>
-      </w:r>
-      <w:r/>
-    </w:p>
-    <w:p>
-      <w:pPr>
-        <w:spacing w:line="240" w:lineRule="auto"/>
-        <w:ind w:firstLine="480"/>
-        <w:jc w:val="center"/>
-        <w:rPr>
-          <w:rFonts w:hint="eastAsia"/>
-        </w:rPr>
-      </w:pPr>
-      <w:r>
-        <w:rPr>
-          <w:rFonts w:hint="eastAsia"/>
-          <w:szCs w:val="28"/>
-        </w:rPr>
-        <w:t xml:space="preserve"/>
-      </w:r>
-      <w:r>
-        <w:drawing>
-          <wp:inline xmlns:a="http://schemas.openxmlformats.org/drawingml/2006/main" xmlns:pic="http://schemas.openxmlformats.org/drawingml/2006/picture">
-            <wp:extent cx="4680000" cy="2778106"/>
-            <wp:docPr id="1011" name="Picture 89"/>
-            <wp:cNvGraphicFramePr>
-              <a:graphicFrameLocks noChangeAspect="1"/>
-            </wp:cNvGraphicFramePr>
-            <a:graphic>
-              <a:graphicData uri="http://schemas.openxmlformats.org/drawingml/2006/picture">
-                <pic:pic>
-                  <pic:nvPicPr>
-                    <pic:cNvPr id="0" name="chencai-er-user.png"/>
-                    <pic:cNvPicPr/>
-                  </pic:nvPicPr>
-                  <pic:blipFill>
-                    <a:blip r:embed="rId45"/>
-                    <a:stretch>
-                      <a:fillRect/>
-                    </a:stretch>
-                  </pic:blipFill>
-                  <pic:spPr>
-                    <a:xfrm>
-                      <a:off x="0" y="0"/>
-                      <a:ext cx="4680000" cy="2778106"/>
-                    </a:xfrm>
-                    <a:prstGeom prst="rect"/>
-                  </pic:spPr>
-                </pic:pic>
-              </a:graphicData>
-            </a:graphic>
-          </wp:inline>
-        </w:drawing>
-      </w:r>
-      <w:r>
-        <w:t xml:space="preserve"/>
-      </w:r>
-      <w:r>
-        <w:rPr>
-          <w:rFonts w:hint="eastAsia"/>
-        </w:rPr>
-      </w:r>
-      <w:r/>
-    </w:p>
-    <w:p>
-      <w:pPr>
-        <w:ind w:firstLine="480"/>
-        <w:jc w:val="center"/>
-        <w:rPr>
-          <w:rFonts w:hint="eastAsia"/>
-        </w:rPr>
-      </w:pPr>
-      <w:r>
-        <w:rPr>
-          <w:rFonts w:hint="eastAsia" w:ascii="黑体" w:hAnsi="黑体" w:eastAsia="黑体"/>
-          <w:sz w:val="21"/>
-          <w:szCs w:val="28"/>
-        </w:rPr>
-        <w:t xml:space="preserve">图4-4 用户信息实体E-R图</w:t>
-      </w:r>
-      <w:r>
-        <w:rPr>
-          <w:rFonts w:hint="eastAsia" w:ascii="黑体" w:hAnsi="黑体" w:eastAsia="黑体"/>
-          <w:sz w:val="21"/>
-        </w:rPr>
-      </w:r>
-      <w:r>
-        <w:rPr>
-          <w:rFonts w:ascii="黑体" w:hAnsi="黑体" w:eastAsia="黑体"/>
-          <w:sz w:val="21"/>
-        </w:rPr>
-      </w:r>
-    </w:p>
-    <w:p>
-      <w:pPr>
-        <w:ind w:firstLine="480"/>
-        <w:rPr>
-          <w:rFonts w:hint="eastAsia"/>
-        </w:rPr>
-      </w:pPr>
-      <w:r>
-        <w:rPr>
-          <w:rFonts w:hint="eastAsia"/>
-          <w:szCs w:val="28"/>
-        </w:rPr>
-        <w:t xml:space="preserve">用户实体主要包括用户编号、账号、密码、姓名、性别、身份证号、手机号、照片、注册时间及状态等属性。</w:t>
-      </w:r>
-      <w:r>
-        <w:rPr>
-          <w:rFonts w:hint="eastAsia"/>
-        </w:rPr>
-      </w:r>
-      <w:r/>
-    </w:p>
-    <w:p>
-      <w:pPr>
-        <w:spacing w:line="240" w:lineRule="auto"/>
-        <w:ind w:firstLine="480"/>
-        <w:jc w:val="center"/>
-        <w:rPr>
-          <w:rFonts w:hint="eastAsia"/>
-        </w:rPr>
-      </w:pPr>
-      <w:r>
-        <w:rPr>
-          <w:rFonts w:hint="eastAsia"/>
-          <w:szCs w:val="28"/>
-        </w:rPr>
-        <w:t xml:space="preserve"/>
-      </w:r>
-      <w:r>
-        <w:drawing>
-          <wp:inline xmlns:a="http://schemas.openxmlformats.org/drawingml/2006/main" xmlns:pic="http://schemas.openxmlformats.org/drawingml/2006/picture">
-            <wp:extent cx="4680000" cy="2710391"/>
-            <wp:docPr id="1012" name="Picture 89"/>
-            <wp:cNvGraphicFramePr>
-              <a:graphicFrameLocks noChangeAspect="1"/>
-            </wp:cNvGraphicFramePr>
-            <a:graphic>
-              <a:graphicData uri="http://schemas.openxmlformats.org/drawingml/2006/picture">
-                <pic:pic>
-                  <pic:nvPicPr>
-                    <pic:cNvPr id="0" name="chencai-er-house.png"/>
-                    <pic:cNvPicPr/>
-                  </pic:nvPicPr>
-                  <pic:blipFill>
-                    <a:blip r:embed="rId46"/>
-                    <a:stretch>
-                      <a:fillRect/>
-                    </a:stretch>
-                  </pic:blipFill>
-                  <pic:spPr>
-                    <a:xfrm>
-                      <a:off x="0" y="0"/>
-                      <a:ext cx="4680000" cy="2710391"/>
-                    </a:xfrm>
-                    <a:prstGeom prst="rect"/>
-                  </pic:spPr>
-                </pic:pic>
-              </a:graphicData>
-            </a:graphic>
-          </wp:inline>
-        </w:drawing>
-      </w:r>
-      <w:r>
-        <w:t xml:space="preserve"/>
-      </w:r>
-      <w:r>
-        <w:rPr>
-          <w:rFonts w:hint="eastAsia"/>
-        </w:rPr>
-      </w:r>
-      <w:r/>
-    </w:p>
-    <w:p>
-      <w:pPr>
-        <w:ind w:firstLine="480"/>
-        <w:jc w:val="center"/>
-        <w:rPr>
-          <w:rFonts w:hint="eastAsia"/>
-        </w:rPr>
-      </w:pPr>
-      <w:r>
-        <w:rPr>
-          <w:rFonts w:hint="eastAsia" w:ascii="黑体" w:hAnsi="黑体" w:eastAsia="黑体"/>
-          <w:sz w:val="21"/>
-          <w:szCs w:val="28"/>
-        </w:rPr>
-        <w:t xml:space="preserve">图4-5 房屋信息实体E-R图</w:t>
-      </w:r>
-      <w:r>
-        <w:rPr>
-          <w:rFonts w:hint="eastAsia" w:ascii="黑体" w:hAnsi="黑体" w:eastAsia="黑体"/>
-          <w:sz w:val="21"/>
-        </w:rPr>
-      </w:r>
-      <w:r>
-        <w:rPr>
-          <w:rFonts w:ascii="黑体" w:hAnsi="黑体" w:eastAsia="黑体"/>
-          <w:sz w:val="21"/>
-        </w:rPr>
-      </w:r>
-    </w:p>
-    <w:p>
-      <w:pPr>
-        <w:ind w:firstLine="480"/>
-        <w:rPr>
-          <w:rFonts w:hint="eastAsia"/>
-        </w:rPr>
-      </w:pPr>
-      <w:r>
-        <w:rPr>
-          <w:rFonts w:hint="eastAsia"/>
-          <w:szCs w:val="28"/>
-        </w:rPr>
-        <w:t xml:space="preserve">房屋信息实体是本系统的核心实体，主要包括房屋编号、名称、发布房东、手机号、户型、面积、价格、总价、图片、位置、发布时间及状态等属性。</w:t>
-      </w:r>
-      <w:r>
-        <w:rPr>
-          <w:rFonts w:hint="eastAsia"/>
-        </w:rPr>
-      </w:r>
-      <w:r/>
-    </w:p>
-    <w:p>
-      <w:pPr>
-        <w:spacing w:line="240" w:lineRule="auto"/>
-        <w:ind w:firstLine="480"/>
-        <w:jc w:val="center"/>
-        <w:rPr>
-          <w:rFonts w:hint="eastAsia"/>
-        </w:rPr>
-      </w:pPr>
-      <w:r>
-        <w:rPr>
-          <w:rFonts w:hint="eastAsia"/>
-          <w:szCs w:val="28"/>
-        </w:rPr>
-        <w:t xml:space="preserve"/>
-      </w:r>
-      <w:r>
-        <w:drawing>
-          <wp:inline xmlns:a="http://schemas.openxmlformats.org/drawingml/2006/main" xmlns:pic="http://schemas.openxmlformats.org/drawingml/2006/picture">
-            <wp:extent cx="3600000" cy="2275200"/>
-            <wp:docPr id="1013" name="Picture 89"/>
-            <wp:cNvGraphicFramePr>
-              <a:graphicFrameLocks noChangeAspect="1"/>
-            </wp:cNvGraphicFramePr>
-            <a:graphic>
-              <a:graphicData uri="http://schemas.openxmlformats.org/drawingml/2006/picture">
-                <pic:pic>
-                  <pic:nvPicPr>
-                    <pic:cNvPr id="0" name="chencai-er-category.png"/>
-                    <pic:cNvPicPr/>
-                  </pic:nvPicPr>
-                  <pic:blipFill>
-                    <a:blip r:embed="rId47"/>
-                    <a:stretch>
-                      <a:fillRect/>
-                    </a:stretch>
-                  </pic:blipFill>
-                  <pic:spPr>
-                    <a:xfrm>
-                      <a:off x="0" y="0"/>
-                      <a:ext cx="3600000" cy="2275200"/>
-                    </a:xfrm>
-                    <a:prstGeom prst="rect"/>
-                  </pic:spPr>
-                </pic:pic>
-              </a:graphicData>
-            </a:graphic>
-          </wp:inline>
-        </w:drawing>
-      </w:r>
-      <w:r>
-        <w:t xml:space="preserve"/>
-      </w:r>
-      <w:r>
-        <w:rPr>
-          <w:rFonts w:hint="eastAsia"/>
-        </w:rPr>
-      </w:r>
-      <w:r/>
-    </w:p>
-    <w:p>
-      <w:pPr>
-        <w:ind w:firstLine="480"/>
-        <w:jc w:val="center"/>
-        <w:rPr>
-          <w:rFonts w:hint="eastAsia"/>
-        </w:rPr>
-      </w:pPr>
-      <w:r>
-        <w:rPr>
-          <w:rFonts w:hint="eastAsia" w:ascii="黑体" w:hAnsi="黑体" w:eastAsia="黑体"/>
-          <w:sz w:val="21"/>
-          <w:szCs w:val="28"/>
-        </w:rPr>
-        <w:t xml:space="preserve">图4-6 分类信息实体E-R图</w:t>
-      </w:r>
-      <w:r>
-        <w:rPr>
-          <w:rFonts w:hint="eastAsia" w:ascii="黑体" w:hAnsi="黑体" w:eastAsia="黑体"/>
-          <w:sz w:val="21"/>
-        </w:rPr>
-      </w:r>
-      <w:r>
-        <w:rPr>
-          <w:rFonts w:ascii="黑体" w:hAnsi="黑体" w:eastAsia="黑体"/>
-          <w:sz w:val="21"/>
-        </w:rPr>
-      </w:r>
-    </w:p>
-    <w:p>
-      <w:pPr>
-        <w:ind w:firstLine="480"/>
-        <w:rPr>
-          <w:rFonts w:hint="eastAsia"/>
-        </w:rPr>
-      </w:pPr>
-      <w:r>
-        <w:rPr>
-          <w:rFonts w:hint="eastAsia"/>
-          <w:szCs w:val="28"/>
-        </w:rPr>
-        <w:t xml:space="preserve">分类实体包含编号和标题两个属性，用于对房屋信息按类型进行归类管理。</w:t>
-      </w:r>
-      <w:r>
-        <w:rPr>
-          <w:rFonts w:hint="eastAsia"/>
-        </w:rPr>
-      </w:r>
-      <w:r/>
-    </w:p>
-    <w:p>
-      <w:pPr>
-        <w:spacing w:line="240" w:lineRule="auto"/>
-        <w:ind w:firstLine="480"/>
-        <w:jc w:val="center"/>
-        <w:rPr>
-          <w:rFonts w:hint="eastAsia"/>
-        </w:rPr>
-      </w:pPr>
-      <w:r>
-        <w:rPr>
-          <w:rFonts w:hint="eastAsia"/>
-          <w:szCs w:val="28"/>
-        </w:rPr>
-        <w:t xml:space="preserve"/>
-      </w:r>
-      <w:r>
-        <w:drawing>
-          <wp:inline xmlns:a="http://schemas.openxmlformats.org/drawingml/2006/main" xmlns:pic="http://schemas.openxmlformats.org/drawingml/2006/picture">
-            <wp:extent cx="4320000" cy="2689048"/>
-            <wp:docPr id="1014" name="Picture 89"/>
-            <wp:cNvGraphicFramePr>
-              <a:graphicFrameLocks noChangeAspect="1"/>
-            </wp:cNvGraphicFramePr>
-            <a:graphic>
-              <a:graphicData uri="http://schemas.openxmlformats.org/drawingml/2006/picture">
-                <pic:pic>
-                  <pic:nvPicPr>
-                    <pic:cNvPr id="0" name="chencai-er-order.png"/>
-                    <pic:cNvPicPr/>
-                  </pic:nvPicPr>
-                  <pic:blipFill>
-                    <a:blip r:embed="rId48"/>
-                    <a:stretch>
-                      <a:fillRect/>
-                    </a:stretch>
-                  </pic:blipFill>
-                  <pic:spPr>
-                    <a:xfrm>
-                      <a:off x="0" y="0"/>
-                      <a:ext cx="4320000" cy="2689048"/>
-                    </a:xfrm>
-                    <a:prstGeom prst="rect"/>
-                  </pic:spPr>
-                </pic:pic>
-              </a:graphicData>
-            </a:graphic>
-          </wp:inline>
-        </w:drawing>
-      </w:r>
-      <w:r>
-        <w:t xml:space="preserve"/>
-      </w:r>
-      <w:r>
-        <w:rPr>
-          <w:rFonts w:hint="eastAsia"/>
-        </w:rPr>
-      </w:r>
-      <w:r/>
-    </w:p>
-    <w:p>
-      <w:pPr>
-        <w:ind w:firstLine="480"/>
-        <w:jc w:val="center"/>
-        <w:rPr>
-          <w:rFonts w:hint="eastAsia"/>
-        </w:rPr>
-      </w:pPr>
-      <w:r>
-        <w:rPr>
-          <w:rFonts w:hint="eastAsia" w:ascii="黑体" w:hAnsi="黑体" w:eastAsia="黑体"/>
-          <w:sz w:val="21"/>
-          <w:szCs w:val="28"/>
-        </w:rPr>
-        <w:t xml:space="preserve">图4-7 订单信息实体E-R图</w:t>
-      </w:r>
-      <w:r>
-        <w:rPr>
-          <w:rFonts w:hint="eastAsia" w:ascii="黑体" w:hAnsi="黑体" w:eastAsia="黑体"/>
-          <w:sz w:val="21"/>
-        </w:rPr>
-      </w:r>
-      <w:r>
-        <w:rPr>
-          <w:rFonts w:ascii="黑体" w:hAnsi="黑体" w:eastAsia="黑体"/>
-          <w:sz w:val="21"/>
-        </w:rPr>
-      </w:r>
-    </w:p>
-    <w:p>
-      <w:pPr>
-        <w:ind w:firstLine="480"/>
-        <w:rPr>
-          <w:rFonts w:hint="eastAsia"/>
-        </w:rPr>
-      </w:pPr>
-      <w:r>
-        <w:rPr>
-          <w:rFonts w:hint="eastAsia"/>
-          <w:szCs w:val="28"/>
-        </w:rPr>
-        <w:t xml:space="preserve">订单实体主要包括编号、房屋名称、用户姓名、总价和时间等属性，用于记录用户的租赁或购买操作。</w:t>
-      </w:r>
-      <w:r>
-        <w:rPr>
-          <w:rFonts w:hint="eastAsia"/>
-        </w:rPr>
-      </w:r>
-      <w:r/>
-    </w:p>
-    <w:p>
-      <w:pPr>
-        <w:spacing w:line="240" w:lineRule="auto"/>
-        <w:ind w:firstLine="480"/>
-        <w:jc w:val="center"/>
-        <w:rPr>
-          <w:rFonts w:hint="eastAsia"/>
-        </w:rPr>
-      </w:pPr>
-      <w:r>
-        <w:rPr>
-          <w:rFonts w:hint="eastAsia"/>
-          <w:szCs w:val="28"/>
-        </w:rPr>
-        <w:t xml:space="preserve"/>
-      </w:r>
-      <w:r>
-        <w:drawing>
-          <wp:inline xmlns:a="http://schemas.openxmlformats.org/drawingml/2006/main" xmlns:pic="http://schemas.openxmlformats.org/drawingml/2006/picture">
-            <wp:extent cx="4320000" cy="2689048"/>
-            <wp:docPr id="1015" name="Picture 89"/>
-            <wp:cNvGraphicFramePr>
-              <a:graphicFrameLocks noChangeAspect="1"/>
-            </wp:cNvGraphicFramePr>
-            <a:graphic>
-              <a:graphicData uri="http://schemas.openxmlformats.org/drawingml/2006/picture">
-                <pic:pic>
-                  <pic:nvPicPr>
-                    <pic:cNvPr id="0" name="chencai-er-message.png"/>
-                    <pic:cNvPicPr/>
-                  </pic:nvPicPr>
-                  <pic:blipFill>
-                    <a:blip r:embed="rId49"/>
-                    <a:stretch>
-                      <a:fillRect/>
-                    </a:stretch>
-                  </pic:blipFill>
-                  <pic:spPr>
-                    <a:xfrm>
-                      <a:off x="0" y="0"/>
-                      <a:ext cx="4320000" cy="2689048"/>
-                    </a:xfrm>
-                    <a:prstGeom prst="rect"/>
-                  </pic:spPr>
-                </pic:pic>
-              </a:graphicData>
-            </a:graphic>
-          </wp:inline>
-        </w:drawing>
-      </w:r>
-      <w:r>
-        <w:t xml:space="preserve"/>
-      </w:r>
-      <w:r>
-        <w:rPr>
-          <w:rFonts w:hint="eastAsia"/>
-        </w:rPr>
-      </w:r>
-      <w:r/>
-    </w:p>
-    <w:p>
-      <w:pPr>
-        <w:ind w:firstLine="480"/>
-        <w:jc w:val="center"/>
-        <w:rPr>
-          <w:rFonts w:hint="eastAsia"/>
-        </w:rPr>
-      </w:pPr>
-      <w:r>
-        <w:rPr>
-          <w:rFonts w:hint="eastAsia" w:ascii="黑体" w:hAnsi="黑体" w:eastAsia="黑体"/>
-          <w:sz w:val="21"/>
-          <w:szCs w:val="28"/>
-        </w:rPr>
-        <w:t xml:space="preserve">图4-8 留言信息实体E-R图</w:t>
-      </w:r>
-      <w:r>
-        <w:rPr>
-          <w:rFonts w:hint="eastAsia" w:ascii="黑体" w:hAnsi="黑体" w:eastAsia="黑体"/>
-          <w:sz w:val="21"/>
-        </w:rPr>
-      </w:r>
-      <w:r>
-        <w:rPr>
-          <w:rFonts w:ascii="黑体" w:hAnsi="黑体" w:eastAsia="黑体"/>
-          <w:sz w:val="21"/>
-        </w:rPr>
-      </w:r>
-    </w:p>
-    <w:p>
-      <w:pPr>
-        <w:ind w:firstLine="480"/>
-        <w:rPr>
-          <w:rFonts w:hint="eastAsia"/>
-        </w:rPr>
-      </w:pPr>
-      <w:r>
-        <w:rPr>
-          <w:rFonts w:hint="eastAsia"/>
-          <w:szCs w:val="28"/>
-        </w:rPr>
-        <w:t xml:space="preserve">留言实体主要包括编号、内容、用户、时间和回复等属性，用于用户针对房屋信息进行留言互动。</w:t>
-      </w:r>
-      <w:r>
-        <w:rPr>
-          <w:rFonts w:hint="eastAsia"/>
-        </w:rPr>
-      </w:r>
-      <w:r/>
-    </w:p>
-    <w:p>
-      <w:pPr>
-        <w:spacing w:line="240" w:lineRule="auto"/>
-        <w:ind w:firstLine="480"/>
-        <w:jc w:val="center"/>
-        <w:rPr>
-          <w:rFonts w:hint="eastAsia"/>
-        </w:rPr>
-      </w:pPr>
-      <w:r>
-        <w:rPr>
-          <w:rFonts w:hint="eastAsia"/>
-          <w:szCs w:val="28"/>
-        </w:rPr>
-        <w:t xml:space="preserve"/>
-      </w:r>
-      <w:r>
-        <w:drawing>
-          <wp:inline xmlns:a="http://schemas.openxmlformats.org/drawingml/2006/main" xmlns:pic="http://schemas.openxmlformats.org/drawingml/2006/picture">
-            <wp:extent cx="4320000" cy="2674631"/>
-            <wp:docPr id="1016" name="Picture 89"/>
-            <wp:cNvGraphicFramePr>
-              <a:graphicFrameLocks noChangeAspect="1"/>
-            </wp:cNvGraphicFramePr>
-            <a:graphic>
-              <a:graphicData uri="http://schemas.openxmlformats.org/drawingml/2006/picture">
-                <pic:pic>
-                  <pic:nvPicPr>
-                    <pic:cNvPr id="0" name="chencai-er-notice.png"/>
-                    <pic:cNvPicPr/>
-                  </pic:nvPicPr>
-                  <pic:blipFill>
-                    <a:blip r:embed="rId50"/>
-                    <a:stretch>
-                      <a:fillRect/>
-                    </a:stretch>
-                  </pic:blipFill>
-                  <pic:spPr>
-                    <a:xfrm>
-                      <a:off x="0" y="0"/>
-                      <a:ext cx="4320000" cy="2674631"/>
-                    </a:xfrm>
-                    <a:prstGeom prst="rect"/>
-                  </pic:spPr>
-                </pic:pic>
-              </a:graphicData>
-            </a:graphic>
-          </wp:inline>
-        </w:drawing>
-      </w:r>
-      <w:r>
-        <w:t xml:space="preserve"/>
-      </w:r>
-      <w:r>
-        <w:rPr>
-          <w:rFonts w:hint="eastAsia"/>
-        </w:rPr>
-      </w:r>
-      <w:r/>
-    </w:p>
-    <w:p>
-      <w:pPr>
-        <w:ind w:firstLine="480"/>
-        <w:jc w:val="center"/>
-        <w:rPr>
-          <w:rFonts w:hint="eastAsia"/>
-        </w:rPr>
-      </w:pPr>
-      <w:r>
-        <w:rPr>
-          <w:rFonts w:hint="eastAsia" w:ascii="黑体" w:hAnsi="黑体" w:eastAsia="黑体"/>
-          <w:sz w:val="21"/>
-          <w:szCs w:val="28"/>
-        </w:rPr>
-        <w:t xml:space="preserve">图4-9 公告信息实体E-R图</w:t>
-      </w:r>
-      <w:r>
-        <w:rPr>
-          <w:rFonts w:hint="eastAsia" w:ascii="黑体" w:hAnsi="黑体" w:eastAsia="黑体"/>
-          <w:sz w:val="21"/>
-        </w:rPr>
-      </w:r>
-      <w:r>
-        <w:rPr>
-          <w:rFonts w:ascii="黑体" w:hAnsi="黑体" w:eastAsia="黑体"/>
-          <w:sz w:val="21"/>
-        </w:rPr>
-      </w:r>
-    </w:p>
-    <w:p>
-      <w:pPr>
-        <w:ind w:firstLine="480"/>
-        <w:rPr>
-          <w:rFonts w:hint="eastAsia"/>
-        </w:rPr>
-      </w:pPr>
-      <w:r>
-        <w:rPr>
-          <w:rFonts w:hint="eastAsia"/>
-          <w:szCs w:val="28"/>
-        </w:rPr>
-        <w:t xml:space="preserve">公告实体主要包括编号、名称、内容和时间等属性，由管理员发布供用户查阅。</w:t>
-      </w:r>
-      <w:r>
-        <w:rPr>
-          <w:rFonts w:hint="eastAsia"/>
-        </w:rPr>
-      </w:r>
-      <w:r/>
-    </w:p>
-    <w:p>
-      <w:pPr>
-        <w:ind w:firstLine="480"/>
-        <w:rPr>
-          <w:rFonts w:hint="eastAsia"/>
-        </w:rPr>
-      </w:pPr>
-      <w:r>
-        <w:rPr>
-          <w:rFonts w:hint="eastAsia"/>
-          <w:szCs w:val="28"/>
-        </w:rPr>
-        <w:t xml:space="preserve">在逻辑设计阶段，将上述概念模型转换为具体的数据库表结构。本系统的核心数据表包括管理员信息表（admin）、用户信息表（member）、房屋信息表（fw）和订单信息表（dd）等，各表结构设计如下所示。</w:t>
+        <w:t xml:space="preserve">admin表用于保存管理员账号、密码和基础联系方式等信息，是后台身份验证与个人信息维护的主要数据来源。</w:t>
       </w:r>
       <w:r>
         <w:rPr>
@@ -8543,6 +7840,27 @@
     <w:p>
       <w:pPr>
         <w:ind w:firstLine="480"/>
+        <w:rPr>
+          <w:rFonts w:hint="eastAsia"/>
+        </w:rPr>
+      </w:pPr>
+      <w:r>
+        <w:rPr>
+          <w:rFonts w:hint="eastAsia"/>
+          <w:szCs w:val="28"/>
+        </w:rPr>
+        <w:t xml:space="preserve">member表用于保存普通用户注册信息、身份信息和账号状态，是前台登录、个人中心和订单关联的基础表。</w:t>
+      </w:r>
+      <w:r>
+        <w:rPr>
+          <w:rFonts w:hint="eastAsia"/>
+        </w:rPr>
+      </w:r>
+      <w:r/>
+    </w:p>
+    <w:p>
+      <w:pPr>
+        <w:ind w:firstLine="480"/>
         <w:jc w:val="center"/>
         <w:rPr>
           <w:rFonts w:hint="eastAsia"/>
@@ -9811,6 +9129,27 @@
     <w:p>
       <w:pPr>
         <w:ind w:firstLine="480"/>
+        <w:rPr>
+          <w:rFonts w:hint="eastAsia"/>
+        </w:rPr>
+      </w:pPr>
+      <w:r>
+        <w:rPr>
+          <w:rFonts w:hint="eastAsia"/>
+          <w:szCs w:val="28"/>
+        </w:rPr>
+        <w:t xml:space="preserve">fw表是系统中的核心业务表，用于保存房屋名称、发布房东、面积、价格、位置和状态等信息，支撑前台展示与后台维护功能。</w:t>
+      </w:r>
+      <w:r>
+        <w:rPr>
+          <w:rFonts w:hint="eastAsia"/>
+        </w:rPr>
+      </w:r>
+      <w:r/>
+    </w:p>
+    <w:p>
+      <w:pPr>
+        <w:ind w:firstLine="480"/>
         <w:jc w:val="center"/>
         <w:rPr>
           <w:rFonts w:hint="eastAsia"/>
@@ -11293,6 +10632,27 @@
     <w:p>
       <w:pPr>
         <w:ind w:firstLine="480"/>
+        <w:rPr>
+          <w:rFonts w:hint="eastAsia"/>
+        </w:rPr>
+      </w:pPr>
+      <w:r>
+        <w:rPr>
+          <w:rFonts w:hint="eastAsia"/>
+          <w:szCs w:val="28"/>
+        </w:rPr>
+        <w:t xml:space="preserve">fl表用于保存房屋分类信息，便于系统按类别组织和展示房源数据。</w:t>
+      </w:r>
+      <w:r>
+        <w:rPr>
+          <w:rFonts w:hint="eastAsia"/>
+        </w:rPr>
+      </w:r>
+      <w:r/>
+    </w:p>
+    <w:p>
+      <w:pPr>
+        <w:ind w:firstLine="480"/>
         <w:jc w:val="center"/>
         <w:rPr>
           <w:rFonts w:hint="eastAsia"/>
@@ -11304,7 +10664,7 @@
           <w:sz w:val="21"/>
           <w:szCs w:val="28"/>
         </w:rPr>
-        <w:t xml:space="preserve">表4-4 dd订单信息表</w:t>
+        <w:t xml:space="preserve">表4-4 fl分类信息表</w:t>
       </w:r>
       <w:r>
         <w:rPr>
@@ -11612,7 +10972,7 @@
                 <w:sz w:val="21"/>
                 <w:szCs w:val="21"/>
               </w:rPr>
-              <w:t xml:space="preserve">fwmc</w:t>
+              <w:t xml:space="preserve">mc</w:t>
             </w:r>
           </w:p>
         </w:tc>
@@ -11633,7 +10993,7 @@
                 <w:sz w:val="21"/>
                 <w:szCs w:val="21"/>
               </w:rPr>
-              <w:t xml:space="preserve">房屋名称</w:t>
+              <w:t xml:space="preserve">标题</w:t>
             </w:r>
           </w:p>
         </w:tc>
@@ -11697,6 +11057,225 @@
                 <w:szCs w:val="21"/>
               </w:rPr>
               <w:t xml:space="preserve">Yes</w:t>
+            </w:r>
+          </w:p>
+        </w:tc>
+      </w:tr>
+    </w:tbl>
+    <w:p>
+      <w:pPr>
+        <w:ind w:firstLine="480"/>
+        <w:rPr>
+          <w:rFonts w:hint="eastAsia"/>
+        </w:rPr>
+      </w:pPr>
+      <w:r>
+        <w:rPr>
+          <w:rFonts w:hint="eastAsia"/>
+          <w:szCs w:val="28"/>
+        </w:rPr>
+        <w:t xml:space="preserve">dd表用于记录用户提交的租赁或购买订单信息，是前后台业务联动的重要数据表。</w:t>
+      </w:r>
+      <w:r>
+        <w:rPr>
+          <w:rFonts w:hint="eastAsia"/>
+        </w:rPr>
+      </w:r>
+      <w:r/>
+    </w:p>
+    <w:p>
+      <w:pPr>
+        <w:ind w:firstLine="480"/>
+        <w:jc w:val="center"/>
+        <w:rPr>
+          <w:rFonts w:hint="eastAsia"/>
+        </w:rPr>
+      </w:pPr>
+      <w:r>
+        <w:rPr>
+          <w:rFonts w:hint="eastAsia" w:ascii="黑体" w:hAnsi="黑体" w:eastAsia="黑体"/>
+          <w:sz w:val="21"/>
+          <w:szCs w:val="28"/>
+        </w:rPr>
+        <w:t xml:space="preserve">表4-5 dd订单信息表</w:t>
+      </w:r>
+      <w:r>
+        <w:rPr>
+          <w:rFonts w:hint="eastAsia" w:ascii="黑体" w:hAnsi="黑体" w:eastAsia="黑体"/>
+          <w:sz w:val="21"/>
+        </w:rPr>
+      </w:r>
+      <w:r>
+        <w:rPr>
+          <w:rFonts w:ascii="黑体" w:hAnsi="黑体" w:eastAsia="黑体"/>
+          <w:sz w:val="21"/>
+        </w:rPr>
+      </w:r>
+    </w:p>
+    <w:p>
+      <w:pPr>
+        <w:ind w:firstLine="480"/>
+        <w:rPr>
+          <w:rFonts w:hint="eastAsia"/>
+        </w:rPr>
+      </w:pPr>
+      <w:r>
+        <w:rPr>
+          <w:rFonts w:hint="eastAsia"/>
+          <w:szCs w:val="28"/>
+        </w:rPr>
+      </w:r>
+      <w:r>
+        <w:rPr>
+          <w:rFonts w:hint="eastAsia"/>
+        </w:rPr>
+      </w:r>
+      <w:r/>
+    </w:p>
+    <w:tbl>
+      <w:tblPr>
+        <w:jc w:val="center"/>
+        <w:tblW w:w="5000" w:type="pct"/>
+        <w:tblLayout w:type="autofit"/>
+        <w:tblBorders>
+          <w:top w:val="single" w:sz="12" w:space="0" w:color="000000"/>
+          <w:bottom w:val="single" w:sz="12" w:space="0" w:color="000000"/>
+          <w:left w:val="none" w:sz="0" w:space="0"/>
+          <w:right w:val="none" w:sz="0" w:space="0"/>
+          <w:insideH w:val="none" w:sz="0" w:space="0"/>
+          <w:insideV w:val="none" w:sz="0" w:space="0"/>
+        </w:tblBorders>
+      </w:tblPr>
+      <w:tblGrid>
+        <w:gridCol w:w="1714"/>
+        <w:gridCol w:w="1714"/>
+        <w:gridCol w:w="1714"/>
+        <w:gridCol w:w="1714"/>
+        <w:gridCol w:w="2144"/>
+      </w:tblGrid>
+      <w:tr>
+        <w:tc>
+          <w:tcPr>
+            <w:tcW w:w="1714" w:type="dxa"/>
+            <w:vAlign w:val="center"/>
+            <w:tcBorders>
+              <w:bottom w:val="single" w:sz="6" w:space="0" w:color="000000"/>
+            </w:tcBorders>
+          </w:tcPr>
+          <w:p>
+            <w:pPr>
+              <w:jc w:val="center"/>
+              <w:spacing w:before="0" w:after="0" w:line="240" w:lineRule="auto"/>
+              <w:ind w:firstLine="0" w:firstLineChars="0" w:left="0" w:right="0"/>
+            </w:pPr>
+            <w:r>
+              <w:rPr>
+                <w:rFonts w:eastAsia="宋体" w:ascii="Times New Roman" w:hAnsi="Times New Roman"/>
+                <w:sz w:val="21"/>
+                <w:szCs w:val="21"/>
+                <w:b/>
+              </w:rPr>
+              <w:t xml:space="preserve">字段名称</w:t>
+            </w:r>
+          </w:p>
+        </w:tc>
+        <w:tc>
+          <w:tcPr>
+            <w:tcW w:w="1714" w:type="dxa"/>
+            <w:vAlign w:val="center"/>
+            <w:tcBorders>
+              <w:bottom w:val="single" w:sz="6" w:space="0" w:color="000000"/>
+            </w:tcBorders>
+          </w:tcPr>
+          <w:p>
+            <w:pPr>
+              <w:jc w:val="center"/>
+              <w:spacing w:before="0" w:after="0" w:line="240" w:lineRule="auto"/>
+              <w:ind w:firstLine="0" w:firstLineChars="0" w:left="0" w:right="0"/>
+            </w:pPr>
+            <w:r>
+              <w:rPr>
+                <w:rFonts w:eastAsia="宋体" w:ascii="Times New Roman" w:hAnsi="Times New Roman"/>
+                <w:sz w:val="21"/>
+                <w:szCs w:val="21"/>
+                <w:b/>
+              </w:rPr>
+              <w:t xml:space="preserve">字段说明</w:t>
+            </w:r>
+          </w:p>
+        </w:tc>
+        <w:tc>
+          <w:tcPr>
+            <w:tcW w:w="1714" w:type="dxa"/>
+            <w:vAlign w:val="center"/>
+            <w:tcBorders>
+              <w:bottom w:val="single" w:sz="6" w:space="0" w:color="000000"/>
+            </w:tcBorders>
+          </w:tcPr>
+          <w:p>
+            <w:pPr>
+              <w:jc w:val="center"/>
+              <w:spacing w:before="0" w:after="0" w:line="240" w:lineRule="auto"/>
+              <w:ind w:firstLine="0" w:firstLineChars="0" w:left="0" w:right="0"/>
+            </w:pPr>
+            <w:r>
+              <w:rPr>
+                <w:rFonts w:eastAsia="宋体" w:ascii="Times New Roman" w:hAnsi="Times New Roman"/>
+                <w:sz w:val="21"/>
+                <w:szCs w:val="21"/>
+                <w:b/>
+              </w:rPr>
+              <w:t xml:space="preserve">数据类型</w:t>
+            </w:r>
+          </w:p>
+        </w:tc>
+        <w:tc>
+          <w:tcPr>
+            <w:tcW w:w="1714" w:type="dxa"/>
+            <w:vAlign w:val="center"/>
+            <w:tcBorders>
+              <w:bottom w:val="single" w:sz="6" w:space="0" w:color="000000"/>
+            </w:tcBorders>
+          </w:tcPr>
+          <w:p>
+            <w:pPr>
+              <w:jc w:val="center"/>
+              <w:spacing w:before="0" w:after="0" w:line="240" w:lineRule="auto"/>
+              <w:ind w:firstLine="0" w:firstLineChars="0" w:left="0" w:right="0"/>
+            </w:pPr>
+            <w:r>
+              <w:rPr>
+                <w:rFonts w:eastAsia="宋体" w:ascii="Times New Roman" w:hAnsi="Times New Roman"/>
+                <w:sz w:val="21"/>
+                <w:szCs w:val="21"/>
+                <w:b/>
+              </w:rPr>
+              <w:t xml:space="preserve">是否主键</w:t>
+            </w:r>
+          </w:p>
+        </w:tc>
+        <w:tc>
+          <w:tcPr>
+            <w:tcW w:w="2144" w:type="dxa"/>
+            <w:vAlign w:val="center"/>
+            <w:tcBorders>
+              <w:bottom w:val="single" w:sz="6" w:space="0" w:color="000000"/>
+            </w:tcBorders>
+          </w:tcPr>
+          <w:p>
+            <w:pPr>
+              <w:jc w:val="center"/>
+              <w:spacing w:before="0" w:after="0" w:line="240" w:lineRule="auto"/>
+              <w:ind w:firstLine="0" w:firstLineChars="0" w:left="0" w:right="0"/>
+            </w:pPr>
+            <w:r>
+              <w:rPr>
+                <w:rFonts w:eastAsia="宋体" w:ascii="Times New Roman" w:hAnsi="Times New Roman"/>
+                <w:sz w:val="21"/>
+                <w:szCs w:val="21"/>
+                <w:b/>
+              </w:rPr>
+              <w:t xml:space="preserve">是否允许空</w:t>
             </w:r>
           </w:p>
         </w:tc>
@@ -11719,7 +11298,7 @@
                 <w:sz w:val="21"/>
                 <w:szCs w:val="21"/>
               </w:rPr>
-              <w:t xml:space="preserve">yhxm</w:t>
+              <w:t xml:space="preserve">id</w:t>
             </w:r>
           </w:p>
         </w:tc>
@@ -11740,7 +11319,7 @@
                 <w:sz w:val="21"/>
                 <w:szCs w:val="21"/>
               </w:rPr>
-              <w:t xml:space="preserve">用户姓名</w:t>
+              <w:t xml:space="preserve">编号</w:t>
             </w:r>
           </w:p>
         </w:tc>
@@ -11761,7 +11340,7 @@
                 <w:sz w:val="21"/>
                 <w:szCs w:val="21"/>
               </w:rPr>
-              <w:t xml:space="preserve">varchar</w:t>
+              <w:t xml:space="preserve">int</w:t>
             </w:r>
           </w:p>
         </w:tc>
@@ -11782,28 +11361,28 @@
                 <w:sz w:val="21"/>
                 <w:szCs w:val="21"/>
               </w:rPr>
+              <w:t xml:space="preserve">YES</w:t>
+            </w:r>
+          </w:p>
+        </w:tc>
+        <w:tc>
+          <w:tcPr>
+            <w:tcW w:w="2144" w:type="dxa"/>
+            <w:vAlign w:val="center"/>
+          </w:tcPr>
+          <w:p>
+            <w:pPr>
+              <w:jc w:val="center"/>
+              <w:spacing w:before="0" w:after="0" w:line="240" w:lineRule="auto"/>
+              <w:ind w:firstLine="0" w:firstLineChars="0" w:left="0" w:right="0"/>
+            </w:pPr>
+            <w:r>
+              <w:rPr>
+                <w:rFonts w:eastAsia="宋体" w:ascii="Times New Roman" w:hAnsi="Times New Roman"/>
+                <w:sz w:val="21"/>
+                <w:szCs w:val="21"/>
+              </w:rPr>
               <w:t xml:space="preserve">NO</w:t>
-            </w:r>
-          </w:p>
-        </w:tc>
-        <w:tc>
-          <w:tcPr>
-            <w:tcW w:w="2144" w:type="dxa"/>
-            <w:vAlign w:val="center"/>
-          </w:tcPr>
-          <w:p>
-            <w:pPr>
-              <w:jc w:val="center"/>
-              <w:spacing w:before="0" w:after="0" w:line="240" w:lineRule="auto"/>
-              <w:ind w:firstLine="0" w:firstLineChars="0" w:left="0" w:right="0"/>
-            </w:pPr>
-            <w:r>
-              <w:rPr>
-                <w:rFonts w:eastAsia="宋体" w:ascii="Times New Roman" w:hAnsi="Times New Roman"/>
-                <w:sz w:val="21"/>
-                <w:szCs w:val="21"/>
-              </w:rPr>
-              <w:t xml:space="preserve">Yes</w:t>
             </w:r>
           </w:p>
         </w:tc>
@@ -11826,7 +11405,7 @@
                 <w:sz w:val="21"/>
                 <w:szCs w:val="21"/>
               </w:rPr>
-              <w:t xml:space="preserve">zj</w:t>
+              <w:t xml:space="preserve">fwmc</w:t>
             </w:r>
           </w:p>
         </w:tc>
@@ -11847,7 +11426,7 @@
                 <w:sz w:val="21"/>
                 <w:szCs w:val="21"/>
               </w:rPr>
-              <w:t xml:space="preserve">总价</w:t>
+              <w:t xml:space="preserve">房屋名称</w:t>
             </w:r>
           </w:p>
         </w:tc>
@@ -11868,7 +11447,7 @@
                 <w:sz w:val="21"/>
                 <w:szCs w:val="21"/>
               </w:rPr>
-              <w:t xml:space="preserve">int</w:t>
+              <w:t xml:space="preserve">varchar</w:t>
             </w:r>
           </w:p>
         </w:tc>
@@ -11933,6 +11512,220 @@
                 <w:sz w:val="21"/>
                 <w:szCs w:val="21"/>
               </w:rPr>
+              <w:t xml:space="preserve">yhxm</w:t>
+            </w:r>
+          </w:p>
+        </w:tc>
+        <w:tc>
+          <w:tcPr>
+            <w:tcW w:w="1714" w:type="dxa"/>
+            <w:vAlign w:val="center"/>
+          </w:tcPr>
+          <w:p>
+            <w:pPr>
+              <w:jc w:val="center"/>
+              <w:spacing w:before="0" w:after="0" w:line="240" w:lineRule="auto"/>
+              <w:ind w:firstLine="0" w:firstLineChars="0" w:left="0" w:right="0"/>
+            </w:pPr>
+            <w:r>
+              <w:rPr>
+                <w:rFonts w:eastAsia="宋体" w:ascii="Times New Roman" w:hAnsi="Times New Roman"/>
+                <w:sz w:val="21"/>
+                <w:szCs w:val="21"/>
+              </w:rPr>
+              <w:t xml:space="preserve">用户姓名</w:t>
+            </w:r>
+          </w:p>
+        </w:tc>
+        <w:tc>
+          <w:tcPr>
+            <w:tcW w:w="1714" w:type="dxa"/>
+            <w:vAlign w:val="center"/>
+          </w:tcPr>
+          <w:p>
+            <w:pPr>
+              <w:jc w:val="center"/>
+              <w:spacing w:before="0" w:after="0" w:line="240" w:lineRule="auto"/>
+              <w:ind w:firstLine="0" w:firstLineChars="0" w:left="0" w:right="0"/>
+            </w:pPr>
+            <w:r>
+              <w:rPr>
+                <w:rFonts w:eastAsia="宋体" w:ascii="Times New Roman" w:hAnsi="Times New Roman"/>
+                <w:sz w:val="21"/>
+                <w:szCs w:val="21"/>
+              </w:rPr>
+              <w:t xml:space="preserve">varchar</w:t>
+            </w:r>
+          </w:p>
+        </w:tc>
+        <w:tc>
+          <w:tcPr>
+            <w:tcW w:w="1714" w:type="dxa"/>
+            <w:vAlign w:val="center"/>
+          </w:tcPr>
+          <w:p>
+            <w:pPr>
+              <w:jc w:val="center"/>
+              <w:spacing w:before="0" w:after="0" w:line="240" w:lineRule="auto"/>
+              <w:ind w:firstLine="0" w:firstLineChars="0" w:left="0" w:right="0"/>
+            </w:pPr>
+            <w:r>
+              <w:rPr>
+                <w:rFonts w:eastAsia="宋体" w:ascii="Times New Roman" w:hAnsi="Times New Roman"/>
+                <w:sz w:val="21"/>
+                <w:szCs w:val="21"/>
+              </w:rPr>
+              <w:t xml:space="preserve">NO</w:t>
+            </w:r>
+          </w:p>
+        </w:tc>
+        <w:tc>
+          <w:tcPr>
+            <w:tcW w:w="2144" w:type="dxa"/>
+            <w:vAlign w:val="center"/>
+          </w:tcPr>
+          <w:p>
+            <w:pPr>
+              <w:jc w:val="center"/>
+              <w:spacing w:before="0" w:after="0" w:line="240" w:lineRule="auto"/>
+              <w:ind w:firstLine="0" w:firstLineChars="0" w:left="0" w:right="0"/>
+            </w:pPr>
+            <w:r>
+              <w:rPr>
+                <w:rFonts w:eastAsia="宋体" w:ascii="Times New Roman" w:hAnsi="Times New Roman"/>
+                <w:sz w:val="21"/>
+                <w:szCs w:val="21"/>
+              </w:rPr>
+              <w:t xml:space="preserve">Yes</w:t>
+            </w:r>
+          </w:p>
+        </w:tc>
+      </w:tr>
+      <w:tr>
+        <w:tc>
+          <w:tcPr>
+            <w:tcW w:w="1714" w:type="dxa"/>
+            <w:vAlign w:val="center"/>
+          </w:tcPr>
+          <w:p>
+            <w:pPr>
+              <w:jc w:val="center"/>
+              <w:spacing w:before="0" w:after="0" w:line="240" w:lineRule="auto"/>
+              <w:ind w:firstLine="0" w:firstLineChars="0" w:left="0" w:right="0"/>
+            </w:pPr>
+            <w:r>
+              <w:rPr>
+                <w:rFonts w:eastAsia="宋体" w:ascii="Times New Roman" w:hAnsi="Times New Roman"/>
+                <w:sz w:val="21"/>
+                <w:szCs w:val="21"/>
+              </w:rPr>
+              <w:t xml:space="preserve">zj</w:t>
+            </w:r>
+          </w:p>
+        </w:tc>
+        <w:tc>
+          <w:tcPr>
+            <w:tcW w:w="1714" w:type="dxa"/>
+            <w:vAlign w:val="center"/>
+          </w:tcPr>
+          <w:p>
+            <w:pPr>
+              <w:jc w:val="center"/>
+              <w:spacing w:before="0" w:after="0" w:line="240" w:lineRule="auto"/>
+              <w:ind w:firstLine="0" w:firstLineChars="0" w:left="0" w:right="0"/>
+            </w:pPr>
+            <w:r>
+              <w:rPr>
+                <w:rFonts w:eastAsia="宋体" w:ascii="Times New Roman" w:hAnsi="Times New Roman"/>
+                <w:sz w:val="21"/>
+                <w:szCs w:val="21"/>
+              </w:rPr>
+              <w:t xml:space="preserve">总价</w:t>
+            </w:r>
+          </w:p>
+        </w:tc>
+        <w:tc>
+          <w:tcPr>
+            <w:tcW w:w="1714" w:type="dxa"/>
+            <w:vAlign w:val="center"/>
+          </w:tcPr>
+          <w:p>
+            <w:pPr>
+              <w:jc w:val="center"/>
+              <w:spacing w:before="0" w:after="0" w:line="240" w:lineRule="auto"/>
+              <w:ind w:firstLine="0" w:firstLineChars="0" w:left="0" w:right="0"/>
+            </w:pPr>
+            <w:r>
+              <w:rPr>
+                <w:rFonts w:eastAsia="宋体" w:ascii="Times New Roman" w:hAnsi="Times New Roman"/>
+                <w:sz w:val="21"/>
+                <w:szCs w:val="21"/>
+              </w:rPr>
+              <w:t xml:space="preserve">int</w:t>
+            </w:r>
+          </w:p>
+        </w:tc>
+        <w:tc>
+          <w:tcPr>
+            <w:tcW w:w="1714" w:type="dxa"/>
+            <w:vAlign w:val="center"/>
+          </w:tcPr>
+          <w:p>
+            <w:pPr>
+              <w:jc w:val="center"/>
+              <w:spacing w:before="0" w:after="0" w:line="240" w:lineRule="auto"/>
+              <w:ind w:firstLine="0" w:firstLineChars="0" w:left="0" w:right="0"/>
+            </w:pPr>
+            <w:r>
+              <w:rPr>
+                <w:rFonts w:eastAsia="宋体" w:ascii="Times New Roman" w:hAnsi="Times New Roman"/>
+                <w:sz w:val="21"/>
+                <w:szCs w:val="21"/>
+              </w:rPr>
+              <w:t xml:space="preserve">NO</w:t>
+            </w:r>
+          </w:p>
+        </w:tc>
+        <w:tc>
+          <w:tcPr>
+            <w:tcW w:w="2144" w:type="dxa"/>
+            <w:vAlign w:val="center"/>
+          </w:tcPr>
+          <w:p>
+            <w:pPr>
+              <w:jc w:val="center"/>
+              <w:spacing w:before="0" w:after="0" w:line="240" w:lineRule="auto"/>
+              <w:ind w:firstLine="0" w:firstLineChars="0" w:left="0" w:right="0"/>
+            </w:pPr>
+            <w:r>
+              <w:rPr>
+                <w:rFonts w:eastAsia="宋体" w:ascii="Times New Roman" w:hAnsi="Times New Roman"/>
+                <w:sz w:val="21"/>
+                <w:szCs w:val="21"/>
+              </w:rPr>
+              <w:t xml:space="preserve">Yes</w:t>
+            </w:r>
+          </w:p>
+        </w:tc>
+      </w:tr>
+      <w:tr>
+        <w:tc>
+          <w:tcPr>
+            <w:tcW w:w="1714" w:type="dxa"/>
+            <w:vAlign w:val="center"/>
+          </w:tcPr>
+          <w:p>
+            <w:pPr>
+              <w:jc w:val="center"/>
+              <w:spacing w:before="0" w:after="0" w:line="240" w:lineRule="auto"/>
+              <w:ind w:firstLine="0" w:firstLineChars="0" w:left="0" w:right="0"/>
+            </w:pPr>
+            <w:r>
+              <w:rPr>
+                <w:rFonts w:eastAsia="宋体" w:ascii="Times New Roman" w:hAnsi="Times New Roman"/>
+                <w:sz w:val="21"/>
+                <w:szCs w:val="21"/>
+              </w:rPr>
               <w:t xml:space="preserve">sj</w:t>
             </w:r>
           </w:p>
@@ -12023,6 +11816,1535 @@
         </w:tc>
       </w:tr>
     </w:tbl>
+    <w:p>
+      <w:pPr>
+        <w:ind w:firstLine="480"/>
+        <w:rPr>
+          <w:rFonts w:hint="eastAsia"/>
+        </w:rPr>
+      </w:pPr>
+      <w:r>
+        <w:rPr>
+          <w:rFonts w:hint="eastAsia"/>
+          <w:szCs w:val="28"/>
+        </w:rPr>
+        <w:t xml:space="preserve">ly表用于保存用户针对房屋发布的留言及后台回复内容，为前台交互提供数据支撑。</w:t>
+      </w:r>
+      <w:r>
+        <w:rPr>
+          <w:rFonts w:hint="eastAsia"/>
+        </w:rPr>
+      </w:r>
+      <w:r/>
+    </w:p>
+    <w:p>
+      <w:pPr>
+        <w:ind w:firstLine="480"/>
+        <w:jc w:val="center"/>
+        <w:rPr>
+          <w:rFonts w:hint="eastAsia"/>
+        </w:rPr>
+      </w:pPr>
+      <w:r>
+        <w:rPr>
+          <w:rFonts w:hint="eastAsia" w:ascii="黑体" w:hAnsi="黑体" w:eastAsia="黑体"/>
+          <w:sz w:val="21"/>
+          <w:szCs w:val="28"/>
+        </w:rPr>
+        <w:t xml:space="preserve">表4-6 ly留言信息表</w:t>
+      </w:r>
+      <w:r>
+        <w:rPr>
+          <w:rFonts w:hint="eastAsia" w:ascii="黑体" w:hAnsi="黑体" w:eastAsia="黑体"/>
+          <w:sz w:val="21"/>
+        </w:rPr>
+      </w:r>
+      <w:r>
+        <w:rPr>
+          <w:rFonts w:ascii="黑体" w:hAnsi="黑体" w:eastAsia="黑体"/>
+          <w:sz w:val="21"/>
+        </w:rPr>
+      </w:r>
+    </w:p>
+    <w:p>
+      <w:pPr>
+        <w:ind w:firstLine="480"/>
+        <w:rPr>
+          <w:rFonts w:hint="eastAsia"/>
+        </w:rPr>
+      </w:pPr>
+      <w:r>
+        <w:rPr>
+          <w:rFonts w:hint="eastAsia"/>
+          <w:szCs w:val="28"/>
+        </w:rPr>
+      </w:r>
+      <w:r>
+        <w:rPr>
+          <w:rFonts w:hint="eastAsia"/>
+        </w:rPr>
+      </w:r>
+      <w:r/>
+    </w:p>
+    <w:tbl>
+      <w:tblPr>
+        <w:jc w:val="center"/>
+        <w:tblW w:w="5000" w:type="pct"/>
+        <w:tblLayout w:type="autofit"/>
+        <w:tblBorders>
+          <w:top w:val="single" w:sz="12" w:space="0" w:color="000000"/>
+          <w:bottom w:val="single" w:sz="12" w:space="0" w:color="000000"/>
+          <w:left w:val="none" w:sz="0" w:space="0"/>
+          <w:right w:val="none" w:sz="0" w:space="0"/>
+          <w:insideH w:val="none" w:sz="0" w:space="0"/>
+          <w:insideV w:val="none" w:sz="0" w:space="0"/>
+        </w:tblBorders>
+      </w:tblPr>
+      <w:tblGrid>
+        <w:gridCol w:w="1714"/>
+        <w:gridCol w:w="1714"/>
+        <w:gridCol w:w="1714"/>
+        <w:gridCol w:w="1714"/>
+        <w:gridCol w:w="2144"/>
+      </w:tblGrid>
+      <w:tr>
+        <w:tc>
+          <w:tcPr>
+            <w:tcW w:w="1714" w:type="dxa"/>
+            <w:vAlign w:val="center"/>
+            <w:tcBorders>
+              <w:bottom w:val="single" w:sz="6" w:space="0" w:color="000000"/>
+            </w:tcBorders>
+          </w:tcPr>
+          <w:p>
+            <w:pPr>
+              <w:jc w:val="center"/>
+              <w:spacing w:before="0" w:after="0" w:line="240" w:lineRule="auto"/>
+              <w:ind w:firstLine="0" w:firstLineChars="0" w:left="0" w:right="0"/>
+            </w:pPr>
+            <w:r>
+              <w:rPr>
+                <w:rFonts w:eastAsia="宋体" w:ascii="Times New Roman" w:hAnsi="Times New Roman"/>
+                <w:sz w:val="21"/>
+                <w:szCs w:val="21"/>
+                <w:b/>
+              </w:rPr>
+              <w:t xml:space="preserve">字段名称</w:t>
+            </w:r>
+          </w:p>
+        </w:tc>
+        <w:tc>
+          <w:tcPr>
+            <w:tcW w:w="1714" w:type="dxa"/>
+            <w:vAlign w:val="center"/>
+            <w:tcBorders>
+              <w:bottom w:val="single" w:sz="6" w:space="0" w:color="000000"/>
+            </w:tcBorders>
+          </w:tcPr>
+          <w:p>
+            <w:pPr>
+              <w:jc w:val="center"/>
+              <w:spacing w:before="0" w:after="0" w:line="240" w:lineRule="auto"/>
+              <w:ind w:firstLine="0" w:firstLineChars="0" w:left="0" w:right="0"/>
+            </w:pPr>
+            <w:r>
+              <w:rPr>
+                <w:rFonts w:eastAsia="宋体" w:ascii="Times New Roman" w:hAnsi="Times New Roman"/>
+                <w:sz w:val="21"/>
+                <w:szCs w:val="21"/>
+                <w:b/>
+              </w:rPr>
+              <w:t xml:space="preserve">字段说明</w:t>
+            </w:r>
+          </w:p>
+        </w:tc>
+        <w:tc>
+          <w:tcPr>
+            <w:tcW w:w="1714" w:type="dxa"/>
+            <w:vAlign w:val="center"/>
+            <w:tcBorders>
+              <w:bottom w:val="single" w:sz="6" w:space="0" w:color="000000"/>
+            </w:tcBorders>
+          </w:tcPr>
+          <w:p>
+            <w:pPr>
+              <w:jc w:val="center"/>
+              <w:spacing w:before="0" w:after="0" w:line="240" w:lineRule="auto"/>
+              <w:ind w:firstLine="0" w:firstLineChars="0" w:left="0" w:right="0"/>
+            </w:pPr>
+            <w:r>
+              <w:rPr>
+                <w:rFonts w:eastAsia="宋体" w:ascii="Times New Roman" w:hAnsi="Times New Roman"/>
+                <w:sz w:val="21"/>
+                <w:szCs w:val="21"/>
+                <w:b/>
+              </w:rPr>
+              <w:t xml:space="preserve">数据类型</w:t>
+            </w:r>
+          </w:p>
+        </w:tc>
+        <w:tc>
+          <w:tcPr>
+            <w:tcW w:w="1714" w:type="dxa"/>
+            <w:vAlign w:val="center"/>
+            <w:tcBorders>
+              <w:bottom w:val="single" w:sz="6" w:space="0" w:color="000000"/>
+            </w:tcBorders>
+          </w:tcPr>
+          <w:p>
+            <w:pPr>
+              <w:jc w:val="center"/>
+              <w:spacing w:before="0" w:after="0" w:line="240" w:lineRule="auto"/>
+              <w:ind w:firstLine="0" w:firstLineChars="0" w:left="0" w:right="0"/>
+            </w:pPr>
+            <w:r>
+              <w:rPr>
+                <w:rFonts w:eastAsia="宋体" w:ascii="Times New Roman" w:hAnsi="Times New Roman"/>
+                <w:sz w:val="21"/>
+                <w:szCs w:val="21"/>
+                <w:b/>
+              </w:rPr>
+              <w:t xml:space="preserve">是否主键</w:t>
+            </w:r>
+          </w:p>
+        </w:tc>
+        <w:tc>
+          <w:tcPr>
+            <w:tcW w:w="2144" w:type="dxa"/>
+            <w:vAlign w:val="center"/>
+            <w:tcBorders>
+              <w:bottom w:val="single" w:sz="6" w:space="0" w:color="000000"/>
+            </w:tcBorders>
+          </w:tcPr>
+          <w:p>
+            <w:pPr>
+              <w:jc w:val="center"/>
+              <w:spacing w:before="0" w:after="0" w:line="240" w:lineRule="auto"/>
+              <w:ind w:firstLine="0" w:firstLineChars="0" w:left="0" w:right="0"/>
+            </w:pPr>
+            <w:r>
+              <w:rPr>
+                <w:rFonts w:eastAsia="宋体" w:ascii="Times New Roman" w:hAnsi="Times New Roman"/>
+                <w:sz w:val="21"/>
+                <w:szCs w:val="21"/>
+                <w:b/>
+              </w:rPr>
+              <w:t xml:space="preserve">是否允许空</w:t>
+            </w:r>
+          </w:p>
+        </w:tc>
+      </w:tr>
+      <w:tr>
+        <w:tc>
+          <w:tcPr>
+            <w:tcW w:w="1714" w:type="dxa"/>
+            <w:vAlign w:val="center"/>
+          </w:tcPr>
+          <w:p>
+            <w:pPr>
+              <w:jc w:val="center"/>
+              <w:spacing w:before="0" w:after="0" w:line="240" w:lineRule="auto"/>
+              <w:ind w:firstLine="0" w:firstLineChars="0" w:left="0" w:right="0"/>
+            </w:pPr>
+            <w:r>
+              <w:rPr>
+                <w:rFonts w:eastAsia="宋体" w:ascii="Times New Roman" w:hAnsi="Times New Roman"/>
+                <w:sz w:val="21"/>
+                <w:szCs w:val="21"/>
+              </w:rPr>
+              <w:t xml:space="preserve">id</w:t>
+            </w:r>
+          </w:p>
+        </w:tc>
+        <w:tc>
+          <w:tcPr>
+            <w:tcW w:w="1714" w:type="dxa"/>
+            <w:vAlign w:val="center"/>
+          </w:tcPr>
+          <w:p>
+            <w:pPr>
+              <w:jc w:val="center"/>
+              <w:spacing w:before="0" w:after="0" w:line="240" w:lineRule="auto"/>
+              <w:ind w:firstLine="0" w:firstLineChars="0" w:left="0" w:right="0"/>
+            </w:pPr>
+            <w:r>
+              <w:rPr>
+                <w:rFonts w:eastAsia="宋体" w:ascii="Times New Roman" w:hAnsi="Times New Roman"/>
+                <w:sz w:val="21"/>
+                <w:szCs w:val="21"/>
+              </w:rPr>
+              <w:t xml:space="preserve">编号</w:t>
+            </w:r>
+          </w:p>
+        </w:tc>
+        <w:tc>
+          <w:tcPr>
+            <w:tcW w:w="1714" w:type="dxa"/>
+            <w:vAlign w:val="center"/>
+          </w:tcPr>
+          <w:p>
+            <w:pPr>
+              <w:jc w:val="center"/>
+              <w:spacing w:before="0" w:after="0" w:line="240" w:lineRule="auto"/>
+              <w:ind w:firstLine="0" w:firstLineChars="0" w:left="0" w:right="0"/>
+            </w:pPr>
+            <w:r>
+              <w:rPr>
+                <w:rFonts w:eastAsia="宋体" w:ascii="Times New Roman" w:hAnsi="Times New Roman"/>
+                <w:sz w:val="21"/>
+                <w:szCs w:val="21"/>
+              </w:rPr>
+              <w:t xml:space="preserve">int</w:t>
+            </w:r>
+          </w:p>
+        </w:tc>
+        <w:tc>
+          <w:tcPr>
+            <w:tcW w:w="1714" w:type="dxa"/>
+            <w:vAlign w:val="center"/>
+          </w:tcPr>
+          <w:p>
+            <w:pPr>
+              <w:jc w:val="center"/>
+              <w:spacing w:before="0" w:after="0" w:line="240" w:lineRule="auto"/>
+              <w:ind w:firstLine="0" w:firstLineChars="0" w:left="0" w:right="0"/>
+            </w:pPr>
+            <w:r>
+              <w:rPr>
+                <w:rFonts w:eastAsia="宋体" w:ascii="Times New Roman" w:hAnsi="Times New Roman"/>
+                <w:sz w:val="21"/>
+                <w:szCs w:val="21"/>
+              </w:rPr>
+              <w:t xml:space="preserve">YES</w:t>
+            </w:r>
+          </w:p>
+        </w:tc>
+        <w:tc>
+          <w:tcPr>
+            <w:tcW w:w="2144" w:type="dxa"/>
+            <w:vAlign w:val="center"/>
+          </w:tcPr>
+          <w:p>
+            <w:pPr>
+              <w:jc w:val="center"/>
+              <w:spacing w:before="0" w:after="0" w:line="240" w:lineRule="auto"/>
+              <w:ind w:firstLine="0" w:firstLineChars="0" w:left="0" w:right="0"/>
+            </w:pPr>
+            <w:r>
+              <w:rPr>
+                <w:rFonts w:eastAsia="宋体" w:ascii="Times New Roman" w:hAnsi="Times New Roman"/>
+                <w:sz w:val="21"/>
+                <w:szCs w:val="21"/>
+              </w:rPr>
+              <w:t xml:space="preserve">NO</w:t>
+            </w:r>
+          </w:p>
+        </w:tc>
+      </w:tr>
+      <w:tr>
+        <w:tc>
+          <w:tcPr>
+            <w:tcW w:w="1714" w:type="dxa"/>
+            <w:vAlign w:val="center"/>
+          </w:tcPr>
+          <w:p>
+            <w:pPr>
+              <w:jc w:val="center"/>
+              <w:spacing w:before="0" w:after="0" w:line="240" w:lineRule="auto"/>
+              <w:ind w:firstLine="0" w:firstLineChars="0" w:left="0" w:right="0"/>
+            </w:pPr>
+            <w:r>
+              <w:rPr>
+                <w:rFonts w:eastAsia="宋体" w:ascii="Times New Roman" w:hAnsi="Times New Roman"/>
+                <w:sz w:val="21"/>
+                <w:szCs w:val="21"/>
+              </w:rPr>
+              <w:t xml:space="preserve">fwmc</w:t>
+            </w:r>
+          </w:p>
+        </w:tc>
+        <w:tc>
+          <w:tcPr>
+            <w:tcW w:w="1714" w:type="dxa"/>
+            <w:vAlign w:val="center"/>
+          </w:tcPr>
+          <w:p>
+            <w:pPr>
+              <w:jc w:val="center"/>
+              <w:spacing w:before="0" w:after="0" w:line="240" w:lineRule="auto"/>
+              <w:ind w:firstLine="0" w:firstLineChars="0" w:left="0" w:right="0"/>
+            </w:pPr>
+            <w:r>
+              <w:rPr>
+                <w:rFonts w:eastAsia="宋体" w:ascii="Times New Roman" w:hAnsi="Times New Roman"/>
+                <w:sz w:val="21"/>
+                <w:szCs w:val="21"/>
+              </w:rPr>
+              <w:t xml:space="preserve">房屋名称</w:t>
+            </w:r>
+          </w:p>
+        </w:tc>
+        <w:tc>
+          <w:tcPr>
+            <w:tcW w:w="1714" w:type="dxa"/>
+            <w:vAlign w:val="center"/>
+          </w:tcPr>
+          <w:p>
+            <w:pPr>
+              <w:jc w:val="center"/>
+              <w:spacing w:before="0" w:after="0" w:line="240" w:lineRule="auto"/>
+              <w:ind w:firstLine="0" w:firstLineChars="0" w:left="0" w:right="0"/>
+            </w:pPr>
+            <w:r>
+              <w:rPr>
+                <w:rFonts w:eastAsia="宋体" w:ascii="Times New Roman" w:hAnsi="Times New Roman"/>
+                <w:sz w:val="21"/>
+                <w:szCs w:val="21"/>
+              </w:rPr>
+              <w:t xml:space="preserve">varchar</w:t>
+            </w:r>
+          </w:p>
+        </w:tc>
+        <w:tc>
+          <w:tcPr>
+            <w:tcW w:w="1714" w:type="dxa"/>
+            <w:vAlign w:val="center"/>
+          </w:tcPr>
+          <w:p>
+            <w:pPr>
+              <w:jc w:val="center"/>
+              <w:spacing w:before="0" w:after="0" w:line="240" w:lineRule="auto"/>
+              <w:ind w:firstLine="0" w:firstLineChars="0" w:left="0" w:right="0"/>
+            </w:pPr>
+            <w:r>
+              <w:rPr>
+                <w:rFonts w:eastAsia="宋体" w:ascii="Times New Roman" w:hAnsi="Times New Roman"/>
+                <w:sz w:val="21"/>
+                <w:szCs w:val="21"/>
+              </w:rPr>
+              <w:t xml:space="preserve">NO</w:t>
+            </w:r>
+          </w:p>
+        </w:tc>
+        <w:tc>
+          <w:tcPr>
+            <w:tcW w:w="2144" w:type="dxa"/>
+            <w:vAlign w:val="center"/>
+          </w:tcPr>
+          <w:p>
+            <w:pPr>
+              <w:jc w:val="center"/>
+              <w:spacing w:before="0" w:after="0" w:line="240" w:lineRule="auto"/>
+              <w:ind w:firstLine="0" w:firstLineChars="0" w:left="0" w:right="0"/>
+            </w:pPr>
+            <w:r>
+              <w:rPr>
+                <w:rFonts w:eastAsia="宋体" w:ascii="Times New Roman" w:hAnsi="Times New Roman"/>
+                <w:sz w:val="21"/>
+                <w:szCs w:val="21"/>
+              </w:rPr>
+              <w:t xml:space="preserve">Yes</w:t>
+            </w:r>
+          </w:p>
+        </w:tc>
+      </w:tr>
+      <w:tr>
+        <w:tc>
+          <w:tcPr>
+            <w:tcW w:w="1714" w:type="dxa"/>
+            <w:vAlign w:val="center"/>
+          </w:tcPr>
+          <w:p>
+            <w:pPr>
+              <w:jc w:val="center"/>
+              <w:spacing w:before="0" w:after="0" w:line="240" w:lineRule="auto"/>
+              <w:ind w:firstLine="0" w:firstLineChars="0" w:left="0" w:right="0"/>
+            </w:pPr>
+            <w:r>
+              <w:rPr>
+                <w:rFonts w:eastAsia="宋体" w:ascii="Times New Roman" w:hAnsi="Times New Roman"/>
+                <w:sz w:val="21"/>
+                <w:szCs w:val="21"/>
+              </w:rPr>
+              <w:t xml:space="preserve">yhxm</w:t>
+            </w:r>
+          </w:p>
+        </w:tc>
+        <w:tc>
+          <w:tcPr>
+            <w:tcW w:w="1714" w:type="dxa"/>
+            <w:vAlign w:val="center"/>
+          </w:tcPr>
+          <w:p>
+            <w:pPr>
+              <w:jc w:val="center"/>
+              <w:spacing w:before="0" w:after="0" w:line="240" w:lineRule="auto"/>
+              <w:ind w:firstLine="0" w:firstLineChars="0" w:left="0" w:right="0"/>
+            </w:pPr>
+            <w:r>
+              <w:rPr>
+                <w:rFonts w:eastAsia="宋体" w:ascii="Times New Roman" w:hAnsi="Times New Roman"/>
+                <w:sz w:val="21"/>
+                <w:szCs w:val="21"/>
+              </w:rPr>
+              <w:t xml:space="preserve">用户姓名</w:t>
+            </w:r>
+          </w:p>
+        </w:tc>
+        <w:tc>
+          <w:tcPr>
+            <w:tcW w:w="1714" w:type="dxa"/>
+            <w:vAlign w:val="center"/>
+          </w:tcPr>
+          <w:p>
+            <w:pPr>
+              <w:jc w:val="center"/>
+              <w:spacing w:before="0" w:after="0" w:line="240" w:lineRule="auto"/>
+              <w:ind w:firstLine="0" w:firstLineChars="0" w:left="0" w:right="0"/>
+            </w:pPr>
+            <w:r>
+              <w:rPr>
+                <w:rFonts w:eastAsia="宋体" w:ascii="Times New Roman" w:hAnsi="Times New Roman"/>
+                <w:sz w:val="21"/>
+                <w:szCs w:val="21"/>
+              </w:rPr>
+              <w:t xml:space="preserve">varchar</w:t>
+            </w:r>
+          </w:p>
+        </w:tc>
+        <w:tc>
+          <w:tcPr>
+            <w:tcW w:w="1714" w:type="dxa"/>
+            <w:vAlign w:val="center"/>
+          </w:tcPr>
+          <w:p>
+            <w:pPr>
+              <w:jc w:val="center"/>
+              <w:spacing w:before="0" w:after="0" w:line="240" w:lineRule="auto"/>
+              <w:ind w:firstLine="0" w:firstLineChars="0" w:left="0" w:right="0"/>
+            </w:pPr>
+            <w:r>
+              <w:rPr>
+                <w:rFonts w:eastAsia="宋体" w:ascii="Times New Roman" w:hAnsi="Times New Roman"/>
+                <w:sz w:val="21"/>
+                <w:szCs w:val="21"/>
+              </w:rPr>
+              <w:t xml:space="preserve">NO</w:t>
+            </w:r>
+          </w:p>
+        </w:tc>
+        <w:tc>
+          <w:tcPr>
+            <w:tcW w:w="2144" w:type="dxa"/>
+            <w:vAlign w:val="center"/>
+          </w:tcPr>
+          <w:p>
+            <w:pPr>
+              <w:jc w:val="center"/>
+              <w:spacing w:before="0" w:after="0" w:line="240" w:lineRule="auto"/>
+              <w:ind w:firstLine="0" w:firstLineChars="0" w:left="0" w:right="0"/>
+            </w:pPr>
+            <w:r>
+              <w:rPr>
+                <w:rFonts w:eastAsia="宋体" w:ascii="Times New Roman" w:hAnsi="Times New Roman"/>
+                <w:sz w:val="21"/>
+                <w:szCs w:val="21"/>
+              </w:rPr>
+              <w:t xml:space="preserve">Yes</w:t>
+            </w:r>
+          </w:p>
+        </w:tc>
+      </w:tr>
+      <w:tr>
+        <w:tc>
+          <w:tcPr>
+            <w:tcW w:w="1714" w:type="dxa"/>
+            <w:vAlign w:val="center"/>
+          </w:tcPr>
+          <w:p>
+            <w:pPr>
+              <w:jc w:val="center"/>
+              <w:spacing w:before="0" w:after="0" w:line="240" w:lineRule="auto"/>
+              <w:ind w:firstLine="0" w:firstLineChars="0" w:left="0" w:right="0"/>
+            </w:pPr>
+            <w:r>
+              <w:rPr>
+                <w:rFonts w:eastAsia="宋体" w:ascii="Times New Roman" w:hAnsi="Times New Roman"/>
+                <w:sz w:val="21"/>
+                <w:szCs w:val="21"/>
+              </w:rPr>
+              <w:t xml:space="preserve">lynr</w:t>
+            </w:r>
+          </w:p>
+        </w:tc>
+        <w:tc>
+          <w:tcPr>
+            <w:tcW w:w="1714" w:type="dxa"/>
+            <w:vAlign w:val="center"/>
+          </w:tcPr>
+          <w:p>
+            <w:pPr>
+              <w:jc w:val="center"/>
+              <w:spacing w:before="0" w:after="0" w:line="240" w:lineRule="auto"/>
+              <w:ind w:firstLine="0" w:firstLineChars="0" w:left="0" w:right="0"/>
+            </w:pPr>
+            <w:r>
+              <w:rPr>
+                <w:rFonts w:eastAsia="宋体" w:ascii="Times New Roman" w:hAnsi="Times New Roman"/>
+                <w:sz w:val="21"/>
+                <w:szCs w:val="21"/>
+              </w:rPr>
+              <w:t xml:space="preserve">留言内容</w:t>
+            </w:r>
+          </w:p>
+        </w:tc>
+        <w:tc>
+          <w:tcPr>
+            <w:tcW w:w="1714" w:type="dxa"/>
+            <w:vAlign w:val="center"/>
+          </w:tcPr>
+          <w:p>
+            <w:pPr>
+              <w:jc w:val="center"/>
+              <w:spacing w:before="0" w:after="0" w:line="240" w:lineRule="auto"/>
+              <w:ind w:firstLine="0" w:firstLineChars="0" w:left="0" w:right="0"/>
+            </w:pPr>
+            <w:r>
+              <w:rPr>
+                <w:rFonts w:eastAsia="宋体" w:ascii="Times New Roman" w:hAnsi="Times New Roman"/>
+                <w:sz w:val="21"/>
+                <w:szCs w:val="21"/>
+              </w:rPr>
+              <w:t xml:space="preserve">varchar</w:t>
+            </w:r>
+          </w:p>
+        </w:tc>
+        <w:tc>
+          <w:tcPr>
+            <w:tcW w:w="1714" w:type="dxa"/>
+            <w:vAlign w:val="center"/>
+          </w:tcPr>
+          <w:p>
+            <w:pPr>
+              <w:jc w:val="center"/>
+              <w:spacing w:before="0" w:after="0" w:line="240" w:lineRule="auto"/>
+              <w:ind w:firstLine="0" w:firstLineChars="0" w:left="0" w:right="0"/>
+            </w:pPr>
+            <w:r>
+              <w:rPr>
+                <w:rFonts w:eastAsia="宋体" w:ascii="Times New Roman" w:hAnsi="Times New Roman"/>
+                <w:sz w:val="21"/>
+                <w:szCs w:val="21"/>
+              </w:rPr>
+              <w:t xml:space="preserve">NO</w:t>
+            </w:r>
+          </w:p>
+        </w:tc>
+        <w:tc>
+          <w:tcPr>
+            <w:tcW w:w="2144" w:type="dxa"/>
+            <w:vAlign w:val="center"/>
+          </w:tcPr>
+          <w:p>
+            <w:pPr>
+              <w:jc w:val="center"/>
+              <w:spacing w:before="0" w:after="0" w:line="240" w:lineRule="auto"/>
+              <w:ind w:firstLine="0" w:firstLineChars="0" w:left="0" w:right="0"/>
+            </w:pPr>
+            <w:r>
+              <w:rPr>
+                <w:rFonts w:eastAsia="宋体" w:ascii="Times New Roman" w:hAnsi="Times New Roman"/>
+                <w:sz w:val="21"/>
+                <w:szCs w:val="21"/>
+              </w:rPr>
+              <w:t xml:space="preserve">Yes</w:t>
+            </w:r>
+          </w:p>
+        </w:tc>
+      </w:tr>
+      <w:tr>
+        <w:tc>
+          <w:tcPr>
+            <w:tcW w:w="1714" w:type="dxa"/>
+            <w:vAlign w:val="center"/>
+          </w:tcPr>
+          <w:p>
+            <w:pPr>
+              <w:jc w:val="center"/>
+              <w:spacing w:before="0" w:after="0" w:line="240" w:lineRule="auto"/>
+              <w:ind w:firstLine="0" w:firstLineChars="0" w:left="0" w:right="0"/>
+            </w:pPr>
+            <w:r>
+              <w:rPr>
+                <w:rFonts w:eastAsia="宋体" w:ascii="Times New Roman" w:hAnsi="Times New Roman"/>
+                <w:sz w:val="21"/>
+                <w:szCs w:val="21"/>
+              </w:rPr>
+              <w:t xml:space="preserve">hfnr</w:t>
+            </w:r>
+          </w:p>
+        </w:tc>
+        <w:tc>
+          <w:tcPr>
+            <w:tcW w:w="1714" w:type="dxa"/>
+            <w:vAlign w:val="center"/>
+          </w:tcPr>
+          <w:p>
+            <w:pPr>
+              <w:jc w:val="center"/>
+              <w:spacing w:before="0" w:after="0" w:line="240" w:lineRule="auto"/>
+              <w:ind w:firstLine="0" w:firstLineChars="0" w:left="0" w:right="0"/>
+            </w:pPr>
+            <w:r>
+              <w:rPr>
+                <w:rFonts w:eastAsia="宋体" w:ascii="Times New Roman" w:hAnsi="Times New Roman"/>
+                <w:sz w:val="21"/>
+                <w:szCs w:val="21"/>
+              </w:rPr>
+              <w:t xml:space="preserve">回复内容</w:t>
+            </w:r>
+          </w:p>
+        </w:tc>
+        <w:tc>
+          <w:tcPr>
+            <w:tcW w:w="1714" w:type="dxa"/>
+            <w:vAlign w:val="center"/>
+          </w:tcPr>
+          <w:p>
+            <w:pPr>
+              <w:jc w:val="center"/>
+              <w:spacing w:before="0" w:after="0" w:line="240" w:lineRule="auto"/>
+              <w:ind w:firstLine="0" w:firstLineChars="0" w:left="0" w:right="0"/>
+            </w:pPr>
+            <w:r>
+              <w:rPr>
+                <w:rFonts w:eastAsia="宋体" w:ascii="Times New Roman" w:hAnsi="Times New Roman"/>
+                <w:sz w:val="21"/>
+                <w:szCs w:val="21"/>
+              </w:rPr>
+              <w:t xml:space="preserve">varchar</w:t>
+            </w:r>
+          </w:p>
+        </w:tc>
+        <w:tc>
+          <w:tcPr>
+            <w:tcW w:w="1714" w:type="dxa"/>
+            <w:vAlign w:val="center"/>
+          </w:tcPr>
+          <w:p>
+            <w:pPr>
+              <w:jc w:val="center"/>
+              <w:spacing w:before="0" w:after="0" w:line="240" w:lineRule="auto"/>
+              <w:ind w:firstLine="0" w:firstLineChars="0" w:left="0" w:right="0"/>
+            </w:pPr>
+            <w:r>
+              <w:rPr>
+                <w:rFonts w:eastAsia="宋体" w:ascii="Times New Roman" w:hAnsi="Times New Roman"/>
+                <w:sz w:val="21"/>
+                <w:szCs w:val="21"/>
+              </w:rPr>
+              <w:t xml:space="preserve">NO</w:t>
+            </w:r>
+          </w:p>
+        </w:tc>
+        <w:tc>
+          <w:tcPr>
+            <w:tcW w:w="2144" w:type="dxa"/>
+            <w:vAlign w:val="center"/>
+          </w:tcPr>
+          <w:p>
+            <w:pPr>
+              <w:jc w:val="center"/>
+              <w:spacing w:before="0" w:after="0" w:line="240" w:lineRule="auto"/>
+              <w:ind w:firstLine="0" w:firstLineChars="0" w:left="0" w:right="0"/>
+            </w:pPr>
+            <w:r>
+              <w:rPr>
+                <w:rFonts w:eastAsia="宋体" w:ascii="Times New Roman" w:hAnsi="Times New Roman"/>
+                <w:sz w:val="21"/>
+                <w:szCs w:val="21"/>
+              </w:rPr>
+              <w:t xml:space="preserve">Yes</w:t>
+            </w:r>
+          </w:p>
+        </w:tc>
+      </w:tr>
+      <w:tr>
+        <w:tc>
+          <w:tcPr>
+            <w:tcW w:w="1714" w:type="dxa"/>
+            <w:vAlign w:val="center"/>
+          </w:tcPr>
+          <w:p>
+            <w:pPr>
+              <w:jc w:val="center"/>
+              <w:spacing w:before="0" w:after="0" w:line="240" w:lineRule="auto"/>
+              <w:ind w:firstLine="0" w:firstLineChars="0" w:left="0" w:right="0"/>
+            </w:pPr>
+            <w:r>
+              <w:rPr>
+                <w:rFonts w:eastAsia="宋体" w:ascii="Times New Roman" w:hAnsi="Times New Roman"/>
+                <w:sz w:val="21"/>
+                <w:szCs w:val="21"/>
+              </w:rPr>
+              <w:t xml:space="preserve">plsj</w:t>
+            </w:r>
+          </w:p>
+        </w:tc>
+        <w:tc>
+          <w:tcPr>
+            <w:tcW w:w="1714" w:type="dxa"/>
+            <w:vAlign w:val="center"/>
+          </w:tcPr>
+          <w:p>
+            <w:pPr>
+              <w:jc w:val="center"/>
+              <w:spacing w:before="0" w:after="0" w:line="240" w:lineRule="auto"/>
+              <w:ind w:firstLine="0" w:firstLineChars="0" w:left="0" w:right="0"/>
+            </w:pPr>
+            <w:r>
+              <w:rPr>
+                <w:rFonts w:eastAsia="宋体" w:ascii="Times New Roman" w:hAnsi="Times New Roman"/>
+                <w:sz w:val="21"/>
+                <w:szCs w:val="21"/>
+              </w:rPr>
+              <w:t xml:space="preserve">评论时间</w:t>
+            </w:r>
+          </w:p>
+        </w:tc>
+        <w:tc>
+          <w:tcPr>
+            <w:tcW w:w="1714" w:type="dxa"/>
+            <w:vAlign w:val="center"/>
+          </w:tcPr>
+          <w:p>
+            <w:pPr>
+              <w:jc w:val="center"/>
+              <w:spacing w:before="0" w:after="0" w:line="240" w:lineRule="auto"/>
+              <w:ind w:firstLine="0" w:firstLineChars="0" w:left="0" w:right="0"/>
+            </w:pPr>
+            <w:r>
+              <w:rPr>
+                <w:rFonts w:eastAsia="宋体" w:ascii="Times New Roman" w:hAnsi="Times New Roman"/>
+                <w:sz w:val="21"/>
+                <w:szCs w:val="21"/>
+              </w:rPr>
+              <w:t xml:space="preserve">datetime</w:t>
+            </w:r>
+          </w:p>
+        </w:tc>
+        <w:tc>
+          <w:tcPr>
+            <w:tcW w:w="1714" w:type="dxa"/>
+            <w:vAlign w:val="center"/>
+          </w:tcPr>
+          <w:p>
+            <w:pPr>
+              <w:jc w:val="center"/>
+              <w:spacing w:before="0" w:after="0" w:line="240" w:lineRule="auto"/>
+              <w:ind w:firstLine="0" w:firstLineChars="0" w:left="0" w:right="0"/>
+            </w:pPr>
+            <w:r>
+              <w:rPr>
+                <w:rFonts w:eastAsia="宋体" w:ascii="Times New Roman" w:hAnsi="Times New Roman"/>
+                <w:sz w:val="21"/>
+                <w:szCs w:val="21"/>
+              </w:rPr>
+              <w:t xml:space="preserve">NO</w:t>
+            </w:r>
+          </w:p>
+        </w:tc>
+        <w:tc>
+          <w:tcPr>
+            <w:tcW w:w="2144" w:type="dxa"/>
+            <w:vAlign w:val="center"/>
+          </w:tcPr>
+          <w:p>
+            <w:pPr>
+              <w:jc w:val="center"/>
+              <w:spacing w:before="0" w:after="0" w:line="240" w:lineRule="auto"/>
+              <w:ind w:firstLine="0" w:firstLineChars="0" w:left="0" w:right="0"/>
+            </w:pPr>
+            <w:r>
+              <w:rPr>
+                <w:rFonts w:eastAsia="宋体" w:ascii="Times New Roman" w:hAnsi="Times New Roman"/>
+                <w:sz w:val="21"/>
+                <w:szCs w:val="21"/>
+              </w:rPr>
+              <w:t xml:space="preserve">Yes</w:t>
+            </w:r>
+          </w:p>
+        </w:tc>
+      </w:tr>
+    </w:tbl>
+    <w:p>
+      <w:pPr>
+        <w:ind w:firstLine="480"/>
+        <w:rPr>
+          <w:rFonts w:hint="eastAsia"/>
+        </w:rPr>
+      </w:pPr>
+      <w:r>
+        <w:rPr>
+          <w:rFonts w:hint="eastAsia"/>
+          <w:szCs w:val="28"/>
+        </w:rPr>
+        <w:t xml:space="preserve">gg表用于保存公告标题、内容和发布时间，为系统首页和后台公告管理模块提供数据支持。</w:t>
+      </w:r>
+      <w:r>
+        <w:rPr>
+          <w:rFonts w:hint="eastAsia"/>
+        </w:rPr>
+      </w:r>
+      <w:r/>
+    </w:p>
+    <w:p>
+      <w:pPr>
+        <w:ind w:firstLine="480"/>
+        <w:jc w:val="center"/>
+        <w:rPr>
+          <w:rFonts w:hint="eastAsia"/>
+        </w:rPr>
+      </w:pPr>
+      <w:r>
+        <w:rPr>
+          <w:rFonts w:hint="eastAsia" w:ascii="黑体" w:hAnsi="黑体" w:eastAsia="黑体"/>
+          <w:sz w:val="21"/>
+          <w:szCs w:val="28"/>
+        </w:rPr>
+        <w:t xml:space="preserve">表4-7 gg公告信息表</w:t>
+      </w:r>
+      <w:r>
+        <w:rPr>
+          <w:rFonts w:hint="eastAsia" w:ascii="黑体" w:hAnsi="黑体" w:eastAsia="黑体"/>
+          <w:sz w:val="21"/>
+        </w:rPr>
+      </w:r>
+      <w:r>
+        <w:rPr>
+          <w:rFonts w:ascii="黑体" w:hAnsi="黑体" w:eastAsia="黑体"/>
+          <w:sz w:val="21"/>
+        </w:rPr>
+      </w:r>
+    </w:p>
+    <w:p>
+      <w:pPr>
+        <w:ind w:firstLine="480"/>
+        <w:rPr>
+          <w:rFonts w:hint="eastAsia"/>
+        </w:rPr>
+      </w:pPr>
+      <w:r>
+        <w:rPr>
+          <w:rFonts w:hint="eastAsia"/>
+          <w:szCs w:val="28"/>
+        </w:rPr>
+      </w:r>
+      <w:r>
+        <w:rPr>
+          <w:rFonts w:hint="eastAsia"/>
+        </w:rPr>
+      </w:r>
+      <w:r/>
+    </w:p>
+    <w:tbl>
+      <w:tblPr>
+        <w:jc w:val="center"/>
+        <w:tblW w:w="5000" w:type="pct"/>
+        <w:tblLayout w:type="autofit"/>
+        <w:tblBorders>
+          <w:top w:val="single" w:sz="12" w:space="0" w:color="000000"/>
+          <w:bottom w:val="single" w:sz="12" w:space="0" w:color="000000"/>
+          <w:left w:val="none" w:sz="0" w:space="0"/>
+          <w:right w:val="none" w:sz="0" w:space="0"/>
+          <w:insideH w:val="none" w:sz="0" w:space="0"/>
+          <w:insideV w:val="none" w:sz="0" w:space="0"/>
+        </w:tblBorders>
+      </w:tblPr>
+      <w:tblGrid>
+        <w:gridCol w:w="1714"/>
+        <w:gridCol w:w="1714"/>
+        <w:gridCol w:w="1714"/>
+        <w:gridCol w:w="1714"/>
+        <w:gridCol w:w="2144"/>
+      </w:tblGrid>
+      <w:tr>
+        <w:tc>
+          <w:tcPr>
+            <w:tcW w:w="1714" w:type="dxa"/>
+            <w:vAlign w:val="center"/>
+            <w:tcBorders>
+              <w:bottom w:val="single" w:sz="6" w:space="0" w:color="000000"/>
+            </w:tcBorders>
+          </w:tcPr>
+          <w:p>
+            <w:pPr>
+              <w:jc w:val="center"/>
+              <w:spacing w:before="0" w:after="0" w:line="240" w:lineRule="auto"/>
+              <w:ind w:firstLine="0" w:firstLineChars="0" w:left="0" w:right="0"/>
+            </w:pPr>
+            <w:r>
+              <w:rPr>
+                <w:rFonts w:eastAsia="宋体" w:ascii="Times New Roman" w:hAnsi="Times New Roman"/>
+                <w:sz w:val="21"/>
+                <w:szCs w:val="21"/>
+                <w:b/>
+              </w:rPr>
+              <w:t xml:space="preserve">字段名称</w:t>
+            </w:r>
+          </w:p>
+        </w:tc>
+        <w:tc>
+          <w:tcPr>
+            <w:tcW w:w="1714" w:type="dxa"/>
+            <w:vAlign w:val="center"/>
+            <w:tcBorders>
+              <w:bottom w:val="single" w:sz="6" w:space="0" w:color="000000"/>
+            </w:tcBorders>
+          </w:tcPr>
+          <w:p>
+            <w:pPr>
+              <w:jc w:val="center"/>
+              <w:spacing w:before="0" w:after="0" w:line="240" w:lineRule="auto"/>
+              <w:ind w:firstLine="0" w:firstLineChars="0" w:left="0" w:right="0"/>
+            </w:pPr>
+            <w:r>
+              <w:rPr>
+                <w:rFonts w:eastAsia="宋体" w:ascii="Times New Roman" w:hAnsi="Times New Roman"/>
+                <w:sz w:val="21"/>
+                <w:szCs w:val="21"/>
+                <w:b/>
+              </w:rPr>
+              <w:t xml:space="preserve">字段说明</w:t>
+            </w:r>
+          </w:p>
+        </w:tc>
+        <w:tc>
+          <w:tcPr>
+            <w:tcW w:w="1714" w:type="dxa"/>
+            <w:vAlign w:val="center"/>
+            <w:tcBorders>
+              <w:bottom w:val="single" w:sz="6" w:space="0" w:color="000000"/>
+            </w:tcBorders>
+          </w:tcPr>
+          <w:p>
+            <w:pPr>
+              <w:jc w:val="center"/>
+              <w:spacing w:before="0" w:after="0" w:line="240" w:lineRule="auto"/>
+              <w:ind w:firstLine="0" w:firstLineChars="0" w:left="0" w:right="0"/>
+            </w:pPr>
+            <w:r>
+              <w:rPr>
+                <w:rFonts w:eastAsia="宋体" w:ascii="Times New Roman" w:hAnsi="Times New Roman"/>
+                <w:sz w:val="21"/>
+                <w:szCs w:val="21"/>
+                <w:b/>
+              </w:rPr>
+              <w:t xml:space="preserve">数据类型</w:t>
+            </w:r>
+          </w:p>
+        </w:tc>
+        <w:tc>
+          <w:tcPr>
+            <w:tcW w:w="1714" w:type="dxa"/>
+            <w:vAlign w:val="center"/>
+            <w:tcBorders>
+              <w:bottom w:val="single" w:sz="6" w:space="0" w:color="000000"/>
+            </w:tcBorders>
+          </w:tcPr>
+          <w:p>
+            <w:pPr>
+              <w:jc w:val="center"/>
+              <w:spacing w:before="0" w:after="0" w:line="240" w:lineRule="auto"/>
+              <w:ind w:firstLine="0" w:firstLineChars="0" w:left="0" w:right="0"/>
+            </w:pPr>
+            <w:r>
+              <w:rPr>
+                <w:rFonts w:eastAsia="宋体" w:ascii="Times New Roman" w:hAnsi="Times New Roman"/>
+                <w:sz w:val="21"/>
+                <w:szCs w:val="21"/>
+                <w:b/>
+              </w:rPr>
+              <w:t xml:space="preserve">是否主键</w:t>
+            </w:r>
+          </w:p>
+        </w:tc>
+        <w:tc>
+          <w:tcPr>
+            <w:tcW w:w="2144" w:type="dxa"/>
+            <w:vAlign w:val="center"/>
+            <w:tcBorders>
+              <w:bottom w:val="single" w:sz="6" w:space="0" w:color="000000"/>
+            </w:tcBorders>
+          </w:tcPr>
+          <w:p>
+            <w:pPr>
+              <w:jc w:val="center"/>
+              <w:spacing w:before="0" w:after="0" w:line="240" w:lineRule="auto"/>
+              <w:ind w:firstLine="0" w:firstLineChars="0" w:left="0" w:right="0"/>
+            </w:pPr>
+            <w:r>
+              <w:rPr>
+                <w:rFonts w:eastAsia="宋体" w:ascii="Times New Roman" w:hAnsi="Times New Roman"/>
+                <w:sz w:val="21"/>
+                <w:szCs w:val="21"/>
+                <w:b/>
+              </w:rPr>
+              <w:t xml:space="preserve">是否允许空</w:t>
+            </w:r>
+          </w:p>
+        </w:tc>
+      </w:tr>
+      <w:tr>
+        <w:tc>
+          <w:tcPr>
+            <w:tcW w:w="1714" w:type="dxa"/>
+            <w:vAlign w:val="center"/>
+          </w:tcPr>
+          <w:p>
+            <w:pPr>
+              <w:jc w:val="center"/>
+              <w:spacing w:before="0" w:after="0" w:line="240" w:lineRule="auto"/>
+              <w:ind w:firstLine="0" w:firstLineChars="0" w:left="0" w:right="0"/>
+            </w:pPr>
+            <w:r>
+              <w:rPr>
+                <w:rFonts w:eastAsia="宋体" w:ascii="Times New Roman" w:hAnsi="Times New Roman"/>
+                <w:sz w:val="21"/>
+                <w:szCs w:val="21"/>
+              </w:rPr>
+              <w:t xml:space="preserve">id</w:t>
+            </w:r>
+          </w:p>
+        </w:tc>
+        <w:tc>
+          <w:tcPr>
+            <w:tcW w:w="1714" w:type="dxa"/>
+            <w:vAlign w:val="center"/>
+          </w:tcPr>
+          <w:p>
+            <w:pPr>
+              <w:jc w:val="center"/>
+              <w:spacing w:before="0" w:after="0" w:line="240" w:lineRule="auto"/>
+              <w:ind w:firstLine="0" w:firstLineChars="0" w:left="0" w:right="0"/>
+            </w:pPr>
+            <w:r>
+              <w:rPr>
+                <w:rFonts w:eastAsia="宋体" w:ascii="Times New Roman" w:hAnsi="Times New Roman"/>
+                <w:sz w:val="21"/>
+                <w:szCs w:val="21"/>
+              </w:rPr>
+              <w:t xml:space="preserve">编号</w:t>
+            </w:r>
+          </w:p>
+        </w:tc>
+        <w:tc>
+          <w:tcPr>
+            <w:tcW w:w="1714" w:type="dxa"/>
+            <w:vAlign w:val="center"/>
+          </w:tcPr>
+          <w:p>
+            <w:pPr>
+              <w:jc w:val="center"/>
+              <w:spacing w:before="0" w:after="0" w:line="240" w:lineRule="auto"/>
+              <w:ind w:firstLine="0" w:firstLineChars="0" w:left="0" w:right="0"/>
+            </w:pPr>
+            <w:r>
+              <w:rPr>
+                <w:rFonts w:eastAsia="宋体" w:ascii="Times New Roman" w:hAnsi="Times New Roman"/>
+                <w:sz w:val="21"/>
+                <w:szCs w:val="21"/>
+              </w:rPr>
+              <w:t xml:space="preserve">int</w:t>
+            </w:r>
+          </w:p>
+        </w:tc>
+        <w:tc>
+          <w:tcPr>
+            <w:tcW w:w="1714" w:type="dxa"/>
+            <w:vAlign w:val="center"/>
+          </w:tcPr>
+          <w:p>
+            <w:pPr>
+              <w:jc w:val="center"/>
+              <w:spacing w:before="0" w:after="0" w:line="240" w:lineRule="auto"/>
+              <w:ind w:firstLine="0" w:firstLineChars="0" w:left="0" w:right="0"/>
+            </w:pPr>
+            <w:r>
+              <w:rPr>
+                <w:rFonts w:eastAsia="宋体" w:ascii="Times New Roman" w:hAnsi="Times New Roman"/>
+                <w:sz w:val="21"/>
+                <w:szCs w:val="21"/>
+              </w:rPr>
+              <w:t xml:space="preserve">YES</w:t>
+            </w:r>
+          </w:p>
+        </w:tc>
+        <w:tc>
+          <w:tcPr>
+            <w:tcW w:w="2144" w:type="dxa"/>
+            <w:vAlign w:val="center"/>
+          </w:tcPr>
+          <w:p>
+            <w:pPr>
+              <w:jc w:val="center"/>
+              <w:spacing w:before="0" w:after="0" w:line="240" w:lineRule="auto"/>
+              <w:ind w:firstLine="0" w:firstLineChars="0" w:left="0" w:right="0"/>
+            </w:pPr>
+            <w:r>
+              <w:rPr>
+                <w:rFonts w:eastAsia="宋体" w:ascii="Times New Roman" w:hAnsi="Times New Roman"/>
+                <w:sz w:val="21"/>
+                <w:szCs w:val="21"/>
+              </w:rPr>
+              <w:t xml:space="preserve">NO</w:t>
+            </w:r>
+          </w:p>
+        </w:tc>
+      </w:tr>
+      <w:tr>
+        <w:tc>
+          <w:tcPr>
+            <w:tcW w:w="1714" w:type="dxa"/>
+            <w:vAlign w:val="center"/>
+          </w:tcPr>
+          <w:p>
+            <w:pPr>
+              <w:jc w:val="center"/>
+              <w:spacing w:before="0" w:after="0" w:line="240" w:lineRule="auto"/>
+              <w:ind w:firstLine="0" w:firstLineChars="0" w:left="0" w:right="0"/>
+            </w:pPr>
+            <w:r>
+              <w:rPr>
+                <w:rFonts w:eastAsia="宋体" w:ascii="Times New Roman" w:hAnsi="Times New Roman"/>
+                <w:sz w:val="21"/>
+                <w:szCs w:val="21"/>
+              </w:rPr>
+              <w:t xml:space="preserve">cm</w:t>
+            </w:r>
+          </w:p>
+        </w:tc>
+        <w:tc>
+          <w:tcPr>
+            <w:tcW w:w="1714" w:type="dxa"/>
+            <w:vAlign w:val="center"/>
+          </w:tcPr>
+          <w:p>
+            <w:pPr>
+              <w:jc w:val="center"/>
+              <w:spacing w:before="0" w:after="0" w:line="240" w:lineRule="auto"/>
+              <w:ind w:firstLine="0" w:firstLineChars="0" w:left="0" w:right="0"/>
+            </w:pPr>
+            <w:r>
+              <w:rPr>
+                <w:rFonts w:eastAsia="宋体" w:ascii="Times New Roman" w:hAnsi="Times New Roman"/>
+                <w:sz w:val="21"/>
+                <w:szCs w:val="21"/>
+              </w:rPr>
+              <w:t xml:space="preserve">名称</w:t>
+            </w:r>
+          </w:p>
+        </w:tc>
+        <w:tc>
+          <w:tcPr>
+            <w:tcW w:w="1714" w:type="dxa"/>
+            <w:vAlign w:val="center"/>
+          </w:tcPr>
+          <w:p>
+            <w:pPr>
+              <w:jc w:val="center"/>
+              <w:spacing w:before="0" w:after="0" w:line="240" w:lineRule="auto"/>
+              <w:ind w:firstLine="0" w:firstLineChars="0" w:left="0" w:right="0"/>
+            </w:pPr>
+            <w:r>
+              <w:rPr>
+                <w:rFonts w:eastAsia="宋体" w:ascii="Times New Roman" w:hAnsi="Times New Roman"/>
+                <w:sz w:val="21"/>
+                <w:szCs w:val="21"/>
+              </w:rPr>
+              <w:t xml:space="preserve">varchar</w:t>
+            </w:r>
+          </w:p>
+        </w:tc>
+        <w:tc>
+          <w:tcPr>
+            <w:tcW w:w="1714" w:type="dxa"/>
+            <w:vAlign w:val="center"/>
+          </w:tcPr>
+          <w:p>
+            <w:pPr>
+              <w:jc w:val="center"/>
+              <w:spacing w:before="0" w:after="0" w:line="240" w:lineRule="auto"/>
+              <w:ind w:firstLine="0" w:firstLineChars="0" w:left="0" w:right="0"/>
+            </w:pPr>
+            <w:r>
+              <w:rPr>
+                <w:rFonts w:eastAsia="宋体" w:ascii="Times New Roman" w:hAnsi="Times New Roman"/>
+                <w:sz w:val="21"/>
+                <w:szCs w:val="21"/>
+              </w:rPr>
+              <w:t xml:space="preserve">NO</w:t>
+            </w:r>
+          </w:p>
+        </w:tc>
+        <w:tc>
+          <w:tcPr>
+            <w:tcW w:w="2144" w:type="dxa"/>
+            <w:vAlign w:val="center"/>
+          </w:tcPr>
+          <w:p>
+            <w:pPr>
+              <w:jc w:val="center"/>
+              <w:spacing w:before="0" w:after="0" w:line="240" w:lineRule="auto"/>
+              <w:ind w:firstLine="0" w:firstLineChars="0" w:left="0" w:right="0"/>
+            </w:pPr>
+            <w:r>
+              <w:rPr>
+                <w:rFonts w:eastAsia="宋体" w:ascii="Times New Roman" w:hAnsi="Times New Roman"/>
+                <w:sz w:val="21"/>
+                <w:szCs w:val="21"/>
+              </w:rPr>
+              <w:t xml:space="preserve">Yes</w:t>
+            </w:r>
+          </w:p>
+        </w:tc>
+      </w:tr>
+      <w:tr>
+        <w:tc>
+          <w:tcPr>
+            <w:tcW w:w="1714" w:type="dxa"/>
+            <w:vAlign w:val="center"/>
+          </w:tcPr>
+          <w:p>
+            <w:pPr>
+              <w:jc w:val="center"/>
+              <w:spacing w:before="0" w:after="0" w:line="240" w:lineRule="auto"/>
+              <w:ind w:firstLine="0" w:firstLineChars="0" w:left="0" w:right="0"/>
+            </w:pPr>
+            <w:r>
+              <w:rPr>
+                <w:rFonts w:eastAsia="宋体" w:ascii="Times New Roman" w:hAnsi="Times New Roman"/>
+                <w:sz w:val="21"/>
+                <w:szCs w:val="21"/>
+              </w:rPr>
+              <w:t xml:space="preserve">nr</w:t>
+            </w:r>
+          </w:p>
+        </w:tc>
+        <w:tc>
+          <w:tcPr>
+            <w:tcW w:w="1714" w:type="dxa"/>
+            <w:vAlign w:val="center"/>
+          </w:tcPr>
+          <w:p>
+            <w:pPr>
+              <w:jc w:val="center"/>
+              <w:spacing w:before="0" w:after="0" w:line="240" w:lineRule="auto"/>
+              <w:ind w:firstLine="0" w:firstLineChars="0" w:left="0" w:right="0"/>
+            </w:pPr>
+            <w:r>
+              <w:rPr>
+                <w:rFonts w:eastAsia="宋体" w:ascii="Times New Roman" w:hAnsi="Times New Roman"/>
+                <w:sz w:val="21"/>
+                <w:szCs w:val="21"/>
+              </w:rPr>
+              <w:t xml:space="preserve">内容</w:t>
+            </w:r>
+          </w:p>
+        </w:tc>
+        <w:tc>
+          <w:tcPr>
+            <w:tcW w:w="1714" w:type="dxa"/>
+            <w:vAlign w:val="center"/>
+          </w:tcPr>
+          <w:p>
+            <w:pPr>
+              <w:jc w:val="center"/>
+              <w:spacing w:before="0" w:after="0" w:line="240" w:lineRule="auto"/>
+              <w:ind w:firstLine="0" w:firstLineChars="0" w:left="0" w:right="0"/>
+            </w:pPr>
+            <w:r>
+              <w:rPr>
+                <w:rFonts w:eastAsia="宋体" w:ascii="Times New Roman" w:hAnsi="Times New Roman"/>
+                <w:sz w:val="21"/>
+                <w:szCs w:val="21"/>
+              </w:rPr>
+              <w:t xml:space="preserve">varchar</w:t>
+            </w:r>
+          </w:p>
+        </w:tc>
+        <w:tc>
+          <w:tcPr>
+            <w:tcW w:w="1714" w:type="dxa"/>
+            <w:vAlign w:val="center"/>
+          </w:tcPr>
+          <w:p>
+            <w:pPr>
+              <w:jc w:val="center"/>
+              <w:spacing w:before="0" w:after="0" w:line="240" w:lineRule="auto"/>
+              <w:ind w:firstLine="0" w:firstLineChars="0" w:left="0" w:right="0"/>
+            </w:pPr>
+            <w:r>
+              <w:rPr>
+                <w:rFonts w:eastAsia="宋体" w:ascii="Times New Roman" w:hAnsi="Times New Roman"/>
+                <w:sz w:val="21"/>
+                <w:szCs w:val="21"/>
+              </w:rPr>
+              <w:t xml:space="preserve">NO</w:t>
+            </w:r>
+          </w:p>
+        </w:tc>
+        <w:tc>
+          <w:tcPr>
+            <w:tcW w:w="2144" w:type="dxa"/>
+            <w:vAlign w:val="center"/>
+          </w:tcPr>
+          <w:p>
+            <w:pPr>
+              <w:jc w:val="center"/>
+              <w:spacing w:before="0" w:after="0" w:line="240" w:lineRule="auto"/>
+              <w:ind w:firstLine="0" w:firstLineChars="0" w:left="0" w:right="0"/>
+            </w:pPr>
+            <w:r>
+              <w:rPr>
+                <w:rFonts w:eastAsia="宋体" w:ascii="Times New Roman" w:hAnsi="Times New Roman"/>
+                <w:sz w:val="21"/>
+                <w:szCs w:val="21"/>
+              </w:rPr>
+              <w:t xml:space="preserve">Yes</w:t>
+            </w:r>
+          </w:p>
+        </w:tc>
+      </w:tr>
+      <w:tr>
+        <w:tc>
+          <w:tcPr>
+            <w:tcW w:w="1714" w:type="dxa"/>
+            <w:vAlign w:val="center"/>
+          </w:tcPr>
+          <w:p>
+            <w:pPr>
+              <w:jc w:val="center"/>
+              <w:spacing w:before="0" w:after="0" w:line="240" w:lineRule="auto"/>
+              <w:ind w:firstLine="0" w:firstLineChars="0" w:left="0" w:right="0"/>
+            </w:pPr>
+            <w:r>
+              <w:rPr>
+                <w:rFonts w:eastAsia="宋体" w:ascii="Times New Roman" w:hAnsi="Times New Roman"/>
+                <w:sz w:val="21"/>
+                <w:szCs w:val="21"/>
+              </w:rPr>
+              <w:t xml:space="preserve">sj</w:t>
+            </w:r>
+          </w:p>
+        </w:tc>
+        <w:tc>
+          <w:tcPr>
+            <w:tcW w:w="1714" w:type="dxa"/>
+            <w:vAlign w:val="center"/>
+          </w:tcPr>
+          <w:p>
+            <w:pPr>
+              <w:jc w:val="center"/>
+              <w:spacing w:before="0" w:after="0" w:line="240" w:lineRule="auto"/>
+              <w:ind w:firstLine="0" w:firstLineChars="0" w:left="0" w:right="0"/>
+            </w:pPr>
+            <w:r>
+              <w:rPr>
+                <w:rFonts w:eastAsia="宋体" w:ascii="Times New Roman" w:hAnsi="Times New Roman"/>
+                <w:sz w:val="21"/>
+                <w:szCs w:val="21"/>
+              </w:rPr>
+              <w:t xml:space="preserve">时间</w:t>
+            </w:r>
+          </w:p>
+        </w:tc>
+        <w:tc>
+          <w:tcPr>
+            <w:tcW w:w="1714" w:type="dxa"/>
+            <w:vAlign w:val="center"/>
+          </w:tcPr>
+          <w:p>
+            <w:pPr>
+              <w:jc w:val="center"/>
+              <w:spacing w:before="0" w:after="0" w:line="240" w:lineRule="auto"/>
+              <w:ind w:firstLine="0" w:firstLineChars="0" w:left="0" w:right="0"/>
+            </w:pPr>
+            <w:r>
+              <w:rPr>
+                <w:rFonts w:eastAsia="宋体" w:ascii="Times New Roman" w:hAnsi="Times New Roman"/>
+                <w:sz w:val="21"/>
+                <w:szCs w:val="21"/>
+              </w:rPr>
+              <w:t xml:space="preserve">varchar</w:t>
+            </w:r>
+          </w:p>
+        </w:tc>
+        <w:tc>
+          <w:tcPr>
+            <w:tcW w:w="1714" w:type="dxa"/>
+            <w:vAlign w:val="center"/>
+          </w:tcPr>
+          <w:p>
+            <w:pPr>
+              <w:jc w:val="center"/>
+              <w:spacing w:before="0" w:after="0" w:line="240" w:lineRule="auto"/>
+              <w:ind w:firstLine="0" w:firstLineChars="0" w:left="0" w:right="0"/>
+            </w:pPr>
+            <w:r>
+              <w:rPr>
+                <w:rFonts w:eastAsia="宋体" w:ascii="Times New Roman" w:hAnsi="Times New Roman"/>
+                <w:sz w:val="21"/>
+                <w:szCs w:val="21"/>
+              </w:rPr>
+              <w:t xml:space="preserve">NO</w:t>
+            </w:r>
+          </w:p>
+        </w:tc>
+        <w:tc>
+          <w:tcPr>
+            <w:tcW w:w="2144" w:type="dxa"/>
+            <w:vAlign w:val="center"/>
+          </w:tcPr>
+          <w:p>
+            <w:pPr>
+              <w:jc w:val="center"/>
+              <w:spacing w:before="0" w:after="0" w:line="240" w:lineRule="auto"/>
+              <w:ind w:firstLine="0" w:firstLineChars="0" w:left="0" w:right="0"/>
+            </w:pPr>
+            <w:r>
+              <w:rPr>
+                <w:rFonts w:eastAsia="宋体" w:ascii="Times New Roman" w:hAnsi="Times New Roman"/>
+                <w:sz w:val="21"/>
+                <w:szCs w:val="21"/>
+              </w:rPr>
+              <w:t xml:space="preserve">Yes</w:t>
+            </w:r>
+          </w:p>
+        </w:tc>
+      </w:tr>
+    </w:tbl>
+    <w:p>
+      <w:pPr>
+        <w:ind w:firstLine="480"/>
+        <w:rPr>
+          <w:rFonts w:hint="eastAsia"/>
+        </w:rPr>
+      </w:pPr>
+      <w:r>
+        <w:rPr>
+          <w:rFonts w:hint="eastAsia"/>
+          <w:szCs w:val="28"/>
+        </w:rPr>
+        <w:t xml:space="preserve">上述表结构能够满足系统在用户管理、房源管理、订单处理、留言交互和公告发布等方面的数据存储需求，为后续功能实现提供稳定的数据支撑。</w:t>
+      </w:r>
+      <w:r>
+        <w:rPr>
+          <w:rFonts w:hint="eastAsia"/>
+        </w:rPr>
+      </w:r>
+      <w:r/>
+    </w:p>
     <w:p>
       <w:pPr>
         <w:pStyle w:val="4"/>
@@ -12100,7 +13422,7 @@
           <w:rFonts w:hint="eastAsia"/>
           <w:szCs w:val="28"/>
         </w:rPr>
-        <w:t xml:space="preserve">管理员功能模块是本系统后台管理的核心组成部分，主要负责系统数据的维护与管理操作。本节从管理员模块的核心类设计出发，依次展示管理员登录、个人中心、房屋出售管理及房屋出租管理等主要功能模块的实现过程与运行效果。</w:t>
+        <w:t xml:space="preserve">管理员功能模块主要承担后台数据维护和业务审核任务。为避免仅停留在界面展示层面，本节先说明管理员端核心类之间的调用关系，再结合典型功能页面分析主要实现逻辑。</w:t>
       </w:r>
       <w:r>
         <w:rPr>
@@ -12111,125 +13433,17 @@
     </w:p>
     <w:p>
       <w:pPr>
-        <w:pStyle w:val="6"/>
-        <w:spacing w:before="163" w:after="163"/>
         <w:ind w:firstLine="480"/>
         <w:rPr>
           <w:rFonts w:hint="eastAsia"/>
         </w:rPr>
       </w:pPr>
-      <w:bookmarkStart w:id="12" w:name="_Toc419471632"/>
-      <w:bookmarkStart w:id="13" w:name="_Toc419571862"/>
-      <w:bookmarkStart w:id="14" w:name="_Toc419472405"/>
-      <w:bookmarkStart w:id="15" w:name="_Toc419471756"/>
-      <w:r>
-        <w:rPr>
-          <w:rFonts w:hint="eastAsia"/>
-        </w:rPr>
-        <w:t xml:space="preserve">5.1.1 管理员模块核心类</w:t>
-      </w:r>
-      <w:bookmarkEnd w:id="12"/>
-      <w:bookmarkEnd w:id="13"/>
-      <w:bookmarkEnd w:id="14"/>
-      <w:bookmarkEnd w:id="15"/>
-    </w:p>
-    <w:p>
-      <w:pPr>
-        <w:ind w:firstLine="480"/>
-        <w:rPr>
-          <w:rFonts w:hint="eastAsia"/>
-        </w:rPr>
-      </w:pPr>
       <w:r>
         <w:rPr>
           <w:rFonts w:hint="eastAsia"/>
           <w:szCs w:val="28"/>
         </w:rPr>
-        <w:t xml:space="preserve">在管理员模块中，Admin实体类用于封装管理员基础信息，对应数据库中的管理员表。该类主要包含编号、账号、密码、姓名、性别、年龄、地址、电话和创建时间等属性，并通过getter和setter方法完成数据封装与传递。实体类在控制器层、业务层和数据访问层之间承担数据载体作用，是管理员信息处理的基础。</w:t>
-      </w:r>
-      <w:r>
-        <w:rPr>
-          <w:rFonts w:hint="eastAsia"/>
-        </w:rPr>
-      </w:r>
-      <w:r/>
-    </w:p>
-    <w:p>
-      <w:pPr>
-        <w:ind w:firstLine="480"/>
-        <w:rPr>
-          <w:rFonts w:hint="eastAsia"/>
-        </w:rPr>
-      </w:pPr>
-      <w:r>
-        <w:rPr>
-          <w:rFonts w:hint="eastAsia"/>
-          <w:szCs w:val="28"/>
-        </w:rPr>
-        <w:t xml:space="preserve">AdminController控制器类主要负责接收前端发送的请求，并根据不同的功能操作调用相应的业务方法。例如，当管理员执行登录操作时，请求首先到达控制器中的登录方法，控制器再将账号和密码传递给业务层进行身份校验；当管理员修改个人信息或密码时，控制器同样负责接收参数并转发处理结果。控制器层的作用是连接前端页面与后台业务逻辑，使系统请求处理过程更加清晰。</w:t>
-      </w:r>
-      <w:r>
-        <w:rPr>
-          <w:rFonts w:hint="eastAsia"/>
-        </w:rPr>
-      </w:r>
-      <w:r/>
-    </w:p>
-    <w:p>
-      <w:pPr>
-        <w:ind w:firstLine="480"/>
-        <w:rPr>
-          <w:rFonts w:hint="eastAsia"/>
-        </w:rPr>
-      </w:pPr>
-      <w:r>
-        <w:rPr>
-          <w:rFonts w:hint="eastAsia"/>
-          <w:szCs w:val="28"/>
-        </w:rPr>
-        <w:t xml:space="preserve">AdminService接口及其实现类AdminServiceImpl主要负责管理员模块的具体业务逻辑处理。业务层实现内容包括管理员身份校验、个人资料查询、信息修改和密码更新等。在该层中，不仅需要调用数据访问接口完成数据库操作，还需要进行必要的数据校验与逻辑判断，例如校验账号密码是否匹配、判断原密码是否正确等。通过业务层的设置，可以避免控制器直接操作数据库，从而提高代码的规范性与可维护性。</w:t>
-      </w:r>
-      <w:r>
-        <w:rPr>
-          <w:rFonts w:hint="eastAsia"/>
-        </w:rPr>
-      </w:r>
-      <w:r/>
-    </w:p>
-    <w:p>
-      <w:pPr>
-        <w:ind w:firstLine="480"/>
-        <w:rPr>
-          <w:rFonts w:hint="eastAsia"/>
-        </w:rPr>
-      </w:pPr>
-      <w:r>
-        <w:rPr>
-          <w:rFonts w:hint="eastAsia"/>
-          <w:szCs w:val="28"/>
-        </w:rPr>
-        <w:t xml:space="preserve">AdminMapper数据访问接口主要用于实现管理员信息与数据库之间的交互。该接口通常定义管理员登录查询、根据编号查询管理员信息、更新管理员资料以及修改密码等方法，并通过MyBatis完成对象关系映射。数据访问层的引入使系统数据库操作更加集中，减少了重复编码，也有利于后续维护与优化。</w:t>
-      </w:r>
-      <w:r>
-        <w:rPr>
-          <w:rFonts w:hint="eastAsia"/>
-        </w:rPr>
-      </w:r>
-      <w:r/>
-    </w:p>
-    <w:p>
-      <w:pPr>
-        <w:ind w:firstLine="480"/>
-        <w:rPr>
-          <w:rFonts w:hint="eastAsia"/>
-        </w:rPr>
-      </w:pPr>
-      <w:r>
-        <w:rPr>
-          <w:rFonts w:hint="eastAsia"/>
-          <w:szCs w:val="28"/>
-        </w:rPr>
-        <w:t xml:space="preserve">从类之间的关系来看，AdminController依赖AdminService接口完成业务调用，AdminServiceImpl实现AdminService中定义的方法，并进一步依赖AdminMapper完成数据持久化操作，而AdminMapper则面向数据库表执行查询与更新。整体上，管理员模块形成了层次清晰、职责明确的实现结构，为后续各项后台管理功能的实现提供了良好的基础。</w:t>
+        <w:t xml:space="preserve">管理员端以AdminController作为请求入口，接收登录、资料修改、房源管理和订单处理等请求；AdminService及其实现类负责业务规则判断；AdminMapper负责与数据库表进行交互；Admin实体类则用于封装管理员基础数据。上述类按照“控制层、业务层、持久层、实体层”的方式组织，实现了较清晰的分层调用关系。</w:t>
       </w:r>
       <w:r>
         <w:rPr>
@@ -12258,7 +13472,7 @@
         <w:drawing>
           <wp:inline xmlns:a="http://schemas.openxmlformats.org/drawingml/2006/main" xmlns:pic="http://schemas.openxmlformats.org/drawingml/2006/picture">
             <wp:extent cx="4680000" cy="2638723"/>
-            <wp:docPr id="1017" name="Picture 89"/>
+            <wp:docPr id="1010" name="Picture 89"/>
             <wp:cNvGraphicFramePr>
               <a:graphicFrameLocks noChangeAspect="1"/>
             </wp:cNvGraphicFramePr>
@@ -12270,7 +13484,7 @@
                     <pic:cNvPicPr/>
                   </pic:nvPicPr>
                   <pic:blipFill>
-                    <a:blip r:embed="rId51"/>
+                    <a:blip r:embed="rId44"/>
                     <a:stretch>
                       <a:fillRect/>
                     </a:stretch>
@@ -12329,6 +13543,27 @@
     </w:p>
     <w:p>
       <w:pPr>
+        <w:ind w:firstLine="480"/>
+        <w:rPr>
+          <w:rFonts w:hint="eastAsia"/>
+        </w:rPr>
+      </w:pPr>
+      <w:r>
+        <w:rPr>
+          <w:rFonts w:hint="eastAsia"/>
+          <w:szCs w:val="28"/>
+        </w:rPr>
+        <w:t xml:space="preserve">根据图5-1可以看出，管理员模块的主要实现逻辑是：前端请求进入Controller后，由Service完成参数校验、状态判断和业务处理，再通过Mapper完成数据读写，最终将结果返回页面。</w:t>
+      </w:r>
+      <w:r>
+        <w:rPr>
+          <w:rFonts w:hint="eastAsia"/>
+        </w:rPr>
+      </w:r>
+      <w:r/>
+    </w:p>
+    <w:p>
+      <w:pPr>
         <w:pStyle w:val="6"/>
         <w:spacing w:before="163" w:after="163"/>
         <w:ind w:firstLine="480"/>
@@ -12344,7 +13579,7 @@
         <w:rPr>
           <w:rFonts w:hint="eastAsia"/>
         </w:rPr>
-        <w:t xml:space="preserve">5.1.2 管理员登录</w:t>
+        <w:t xml:space="preserve">5.1.1 管理员登录</w:t>
       </w:r>
       <w:bookmarkEnd w:id="12"/>
       <w:bookmarkEnd w:id="13"/>
@@ -12363,7 +13598,7 @@
           <w:rFonts w:hint="eastAsia"/>
           <w:szCs w:val="28"/>
         </w:rPr>
-        <w:t xml:space="preserve">管理员可通过浏览器访问系统登录页面，输入正确的账号和密码后，系统对身份信息进行校验，验证通过后进入管理员后台首页，即可行使相关的管理权限。</w:t>
+        <w:t xml:space="preserve">管理员登录功能的实现流程为：页面提交账号与密码后，Controller接收表单参数并调用Service进行身份校验；Service从admin表中查询账号信息，校验通过后将管理员身份写入会话并跳转至后台首页，校验失败则返回错误提示。该实现保证了后台管理功能只能在合法登录后访问。</w:t>
       </w:r>
       <w:r>
         <w:rPr>
@@ -12392,7 +13627,7 @@
         <w:drawing>
           <wp:inline xmlns:a="http://schemas.openxmlformats.org/drawingml/2006/main" xmlns:pic="http://schemas.openxmlformats.org/drawingml/2006/picture">
             <wp:extent cx="5400000" cy="5381185"/>
-            <wp:docPr id="1018" name="Picture 89"/>
+            <wp:docPr id="1011" name="Picture 89"/>
             <wp:cNvGraphicFramePr>
               <a:graphicFrameLocks noChangeAspect="1"/>
             </wp:cNvGraphicFramePr>
@@ -12404,7 +13639,7 @@
                     <pic:cNvPicPr/>
                   </pic:nvPicPr>
                   <pic:blipFill>
-                    <a:blip r:embed="rId52"/>
+                    <a:blip r:embed="rId45"/>
                     <a:stretch>
                       <a:fillRect/>
                     </a:stretch>
@@ -12478,7 +13713,7 @@
         <w:rPr>
           <w:rFonts w:hint="eastAsia"/>
         </w:rPr>
-        <w:t xml:space="preserve">5.1.3 个人中心</w:t>
+        <w:t xml:space="preserve">5.1.2 个人中心</w:t>
       </w:r>
       <w:bookmarkEnd w:id="12"/>
       <w:bookmarkEnd w:id="13"/>
@@ -12497,7 +13732,7 @@
           <w:rFonts w:hint="eastAsia"/>
           <w:szCs w:val="28"/>
         </w:rPr>
-        <w:t xml:space="preserve">管理员可以通过个人中心模块管理相关的个人信息记录，包括修改密码、查看个人信息、修改用户名等操作。</w:t>
+        <w:t xml:space="preserve">个人中心主要实现管理员密码修改和基础信息维护两项功能。密码修改时系统先校验原密码是否正确，再判断新密码是否满足输入要求，校验通过后更新数据库；个人信息修改则通过表单回显和提交更新实现。该模块的关键在于输入校验与更新结果反馈。</w:t>
       </w:r>
       <w:r>
         <w:rPr>
@@ -12526,7 +13761,7 @@
         <w:drawing>
           <wp:inline xmlns:a="http://schemas.openxmlformats.org/drawingml/2006/main" xmlns:pic="http://schemas.openxmlformats.org/drawingml/2006/picture">
             <wp:extent cx="5400000" cy="1876862"/>
-            <wp:docPr id="1019" name="Picture 89"/>
+            <wp:docPr id="1012" name="Picture 89"/>
             <wp:cNvGraphicFramePr>
               <a:graphicFrameLocks noChangeAspect="1"/>
             </wp:cNvGraphicFramePr>
@@ -12538,7 +13773,7 @@
                     <pic:cNvPicPr/>
                   </pic:nvPicPr>
                   <pic:blipFill>
-                    <a:blip r:embed="rId53"/>
+                    <a:blip r:embed="rId46"/>
                     <a:stretch>
                       <a:fillRect/>
                     </a:stretch>
@@ -12615,7 +13850,7 @@
         <w:drawing>
           <wp:inline xmlns:a="http://schemas.openxmlformats.org/drawingml/2006/main" xmlns:pic="http://schemas.openxmlformats.org/drawingml/2006/picture">
             <wp:extent cx="5400000" cy="1282635"/>
-            <wp:docPr id="1020" name="Picture 89"/>
+            <wp:docPr id="1013" name="Picture 89"/>
             <wp:cNvGraphicFramePr>
               <a:graphicFrameLocks noChangeAspect="1"/>
             </wp:cNvGraphicFramePr>
@@ -12627,7 +13862,7 @@
                     <pic:cNvPicPr/>
                   </pic:nvPicPr>
                   <pic:blipFill>
-                    <a:blip r:embed="rId54"/>
+                    <a:blip r:embed="rId47"/>
                     <a:stretch>
                       <a:fillRect/>
                     </a:stretch>
@@ -12701,7 +13936,7 @@
         <w:rPr>
           <w:rFonts w:hint="eastAsia"/>
         </w:rPr>
-        <w:t xml:space="preserve">5.1.4 房屋出售管理</w:t>
+        <w:t xml:space="preserve">5.1.3 房东管理</w:t>
       </w:r>
       <w:bookmarkEnd w:id="12"/>
       <w:bookmarkEnd w:id="13"/>
@@ -12720,7 +13955,7 @@
           <w:rFonts w:hint="eastAsia"/>
           <w:szCs w:val="28"/>
         </w:rPr>
-        <w:t xml:space="preserve">管理员可以通过房屋出售管理模块对房屋出售信息、留言信息及订单信息进行统一管理，包括添加房屋出售信息、查看发布房东、修改房屋状态等操作。此外，管理员还可对房东信息和用户信息进行维护管理。</w:t>
+        <w:t xml:space="preserve">房东管理模块用于维护发布房源的房东信息。管理员可通过表单完成房东信息的新增、查询、修改和删除操作，系统在提交时校验手机号等关键字段，并将结果写入对应数据表，以保证房源发布人与房屋信息之间的关联关系准确可追踪。</w:t>
       </w:r>
       <w:r>
         <w:rPr>
@@ -12749,7 +13984,7 @@
         <w:drawing>
           <wp:inline xmlns:a="http://schemas.openxmlformats.org/drawingml/2006/main" xmlns:pic="http://schemas.openxmlformats.org/drawingml/2006/picture">
             <wp:extent cx="5400000" cy="2673786"/>
-            <wp:docPr id="1021" name="Picture 89"/>
+            <wp:docPr id="1014" name="Picture 89"/>
             <wp:cNvGraphicFramePr>
               <a:graphicFrameLocks noChangeAspect="1"/>
             </wp:cNvGraphicFramePr>
@@ -12761,7 +13996,7 @@
                     <pic:cNvPicPr/>
                   </pic:nvPicPr>
                   <pic:blipFill>
-                    <a:blip r:embed="rId55"/>
+                    <a:blip r:embed="rId48"/>
                     <a:stretch>
                       <a:fillRect/>
                     </a:stretch>
@@ -12820,6 +14055,51 @@
     </w:p>
     <w:p>
       <w:pPr>
+        <w:pStyle w:val="6"/>
+        <w:spacing w:before="163" w:after="163"/>
+        <w:ind w:firstLine="480"/>
+        <w:rPr>
+          <w:rFonts w:hint="eastAsia"/>
+        </w:rPr>
+      </w:pPr>
+      <w:bookmarkStart w:id="12" w:name="_Toc419471632"/>
+      <w:bookmarkStart w:id="13" w:name="_Toc419571862"/>
+      <w:bookmarkStart w:id="14" w:name="_Toc419472405"/>
+      <w:bookmarkStart w:id="15" w:name="_Toc419471756"/>
+      <w:r>
+        <w:rPr>
+          <w:rFonts w:hint="eastAsia"/>
+        </w:rPr>
+        <w:t xml:space="preserve">5.1.4 用户管理</w:t>
+      </w:r>
+      <w:bookmarkEnd w:id="12"/>
+      <w:bookmarkEnd w:id="13"/>
+      <w:bookmarkEnd w:id="14"/>
+      <w:bookmarkEnd w:id="15"/>
+    </w:p>
+    <w:p>
+      <w:pPr>
+        <w:ind w:firstLine="480"/>
+        <w:rPr>
+          <w:rFonts w:hint="eastAsia"/>
+        </w:rPr>
+      </w:pPr>
+      <w:r>
+        <w:rPr>
+          <w:rFonts w:hint="eastAsia"/>
+          <w:szCs w:val="28"/>
+        </w:rPr>
+        <w:t xml:space="preserve">用户管理模块主要实现普通用户信息的查询与维护。管理员可查看用户账号、姓名、手机号和状态等信息，并对异常或无效账号进行修改和删除。系统通过列表查询和表单提交完成操作流程，使后台能够统一管理前台注册用户的数据状态。</w:t>
+      </w:r>
+      <w:r>
+        <w:rPr>
+          <w:rFonts w:hint="eastAsia"/>
+        </w:rPr>
+      </w:r>
+      <w:r/>
+    </w:p>
+    <w:p>
+      <w:pPr>
         <w:spacing w:line="240" w:lineRule="auto"/>
         <w:ind w:firstLine="480"/>
         <w:jc w:val="center"/>
@@ -12838,7 +14118,7 @@
         <w:drawing>
           <wp:inline xmlns:a="http://schemas.openxmlformats.org/drawingml/2006/main" xmlns:pic="http://schemas.openxmlformats.org/drawingml/2006/picture">
             <wp:extent cx="5400000" cy="2258755"/>
-            <wp:docPr id="1022" name="Picture 89"/>
+            <wp:docPr id="1015" name="Picture 89"/>
             <wp:cNvGraphicFramePr>
               <a:graphicFrameLocks noChangeAspect="1"/>
             </wp:cNvGraphicFramePr>
@@ -12850,7 +14130,7 @@
                     <pic:cNvPicPr/>
                   </pic:nvPicPr>
                   <pic:blipFill>
-                    <a:blip r:embed="rId56"/>
+                    <a:blip r:embed="rId49"/>
                     <a:stretch>
                       <a:fillRect/>
                     </a:stretch>
@@ -12909,6 +14189,51 @@
     </w:p>
     <w:p>
       <w:pPr>
+        <w:pStyle w:val="6"/>
+        <w:spacing w:before="163" w:after="163"/>
+        <w:ind w:firstLine="480"/>
+        <w:rPr>
+          <w:rFonts w:hint="eastAsia"/>
+        </w:rPr>
+      </w:pPr>
+      <w:bookmarkStart w:id="12" w:name="_Toc419471632"/>
+      <w:bookmarkStart w:id="13" w:name="_Toc419571862"/>
+      <w:bookmarkStart w:id="14" w:name="_Toc419472405"/>
+      <w:bookmarkStart w:id="15" w:name="_Toc419471756"/>
+      <w:r>
+        <w:rPr>
+          <w:rFonts w:hint="eastAsia"/>
+        </w:rPr>
+        <w:t xml:space="preserve">5.1.5 房屋出售管理</w:t>
+      </w:r>
+      <w:bookmarkEnd w:id="12"/>
+      <w:bookmarkEnd w:id="13"/>
+      <w:bookmarkEnd w:id="14"/>
+      <w:bookmarkEnd w:id="15"/>
+    </w:p>
+    <w:p>
+      <w:pPr>
+        <w:ind w:firstLine="480"/>
+        <w:rPr>
+          <w:rFonts w:hint="eastAsia"/>
+        </w:rPr>
+      </w:pPr>
+      <w:r>
+        <w:rPr>
+          <w:rFonts w:hint="eastAsia"/>
+          <w:szCs w:val="28"/>
+        </w:rPr>
+        <w:t xml:space="preserve">房屋出售管理模块负责出售类房源信息的维护与出售订单处理。管理员在新增或修改房源时，需要录入房屋名称、户型、面积、价格、位置和状态等关键信息；订单处理部分则围绕查看订单、确认状态和删除无效记录展开。该模块的实现重点在于房源信息与订单信息的联动更新。</w:t>
+      </w:r>
+      <w:r>
+        <w:rPr>
+          <w:rFonts w:hint="eastAsia"/>
+        </w:rPr>
+      </w:r>
+      <w:r/>
+    </w:p>
+    <w:p>
+      <w:pPr>
         <w:spacing w:line="240" w:lineRule="auto"/>
         <w:ind w:firstLine="480"/>
         <w:jc w:val="center"/>
@@ -12927,7 +14252,7 @@
         <w:drawing>
           <wp:inline xmlns:a="http://schemas.openxmlformats.org/drawingml/2006/main" xmlns:pic="http://schemas.openxmlformats.org/drawingml/2006/picture">
             <wp:extent cx="5400000" cy="2247368"/>
-            <wp:docPr id="1023" name="Picture 89"/>
+            <wp:docPr id="1016" name="Picture 89"/>
             <wp:cNvGraphicFramePr>
               <a:graphicFrameLocks noChangeAspect="1"/>
             </wp:cNvGraphicFramePr>
@@ -12939,7 +14264,7 @@
                     <pic:cNvPicPr/>
                   </pic:nvPicPr>
                   <pic:blipFill>
-                    <a:blip r:embed="rId57"/>
+                    <a:blip r:embed="rId50"/>
                     <a:stretch>
                       <a:fillRect/>
                     </a:stretch>
@@ -13016,7 +14341,7 @@
         <w:drawing>
           <wp:inline xmlns:a="http://schemas.openxmlformats.org/drawingml/2006/main" xmlns:pic="http://schemas.openxmlformats.org/drawingml/2006/picture">
             <wp:extent cx="5400000" cy="1938327"/>
-            <wp:docPr id="1024" name="Picture 89"/>
+            <wp:docPr id="1017" name="Picture 89"/>
             <wp:cNvGraphicFramePr>
               <a:graphicFrameLocks noChangeAspect="1"/>
             </wp:cNvGraphicFramePr>
@@ -13028,7 +14353,7 @@
                     <pic:cNvPicPr/>
                   </pic:nvPicPr>
                   <pic:blipFill>
-                    <a:blip r:embed="rId58"/>
+                    <a:blip r:embed="rId51"/>
                     <a:stretch>
                       <a:fillRect/>
                     </a:stretch>
@@ -13102,7 +14427,7 @@
         <w:rPr>
           <w:rFonts w:hint="eastAsia"/>
         </w:rPr>
-        <w:t xml:space="preserve">5.1.5 房屋出租管理</w:t>
+        <w:t xml:space="preserve">5.1.6 房屋出租管理</w:t>
       </w:r>
       <w:bookmarkEnd w:id="12"/>
       <w:bookmarkEnd w:id="13"/>
@@ -13121,7 +14446,7 @@
           <w:rFonts w:hint="eastAsia"/>
           <w:szCs w:val="28"/>
         </w:rPr>
-        <w:t xml:space="preserve">管理员可以通过房屋出租管理模块对房屋出租信息、留言信息及订单信息进行管理，包括查看房屋名称、修改房屋户型、删除失效房屋信息等操作。同时，管理员还可对轮播图和公告信息进行维护管理。</w:t>
+        <w:t xml:space="preserve">房屋出租管理模块与出售管理模块实现方式类似，但业务重点在于出租状态维护和退房处理。管理员通过后台查看出租房源、管理出租订单，并根据订单处理结果同步更新房屋状态，从而保证出租业务数据的一致性。</w:t>
       </w:r>
       <w:r>
         <w:rPr>
@@ -13150,7 +14475,7 @@
         <w:drawing>
           <wp:inline xmlns:a="http://schemas.openxmlformats.org/drawingml/2006/main" xmlns:pic="http://schemas.openxmlformats.org/drawingml/2006/picture">
             <wp:extent cx="5400000" cy="2237743"/>
-            <wp:docPr id="1025" name="Picture 89"/>
+            <wp:docPr id="1018" name="Picture 89"/>
             <wp:cNvGraphicFramePr>
               <a:graphicFrameLocks noChangeAspect="1"/>
             </wp:cNvGraphicFramePr>
@@ -13162,7 +14487,7 @@
                     <pic:cNvPicPr/>
                   </pic:nvPicPr>
                   <pic:blipFill>
-                    <a:blip r:embed="rId59"/>
+                    <a:blip r:embed="rId52"/>
                     <a:stretch>
                       <a:fillRect/>
                     </a:stretch>
@@ -13239,7 +14564,7 @@
         <w:drawing>
           <wp:inline xmlns:a="http://schemas.openxmlformats.org/drawingml/2006/main" xmlns:pic="http://schemas.openxmlformats.org/drawingml/2006/picture">
             <wp:extent cx="5400000" cy="2257895"/>
-            <wp:docPr id="1026" name="Picture 89"/>
+            <wp:docPr id="1019" name="Picture 89"/>
             <wp:cNvGraphicFramePr>
               <a:graphicFrameLocks noChangeAspect="1"/>
             </wp:cNvGraphicFramePr>
@@ -13251,7 +14576,7 @@
                     <pic:cNvPicPr/>
                   </pic:nvPicPr>
                   <pic:blipFill>
-                    <a:blip r:embed="rId60"/>
+                    <a:blip r:embed="rId53"/>
                     <a:stretch>
                       <a:fillRect/>
                     </a:stretch>
@@ -13310,6 +14635,51 @@
     </w:p>
     <w:p>
       <w:pPr>
+        <w:pStyle w:val="6"/>
+        <w:spacing w:before="163" w:after="163"/>
+        <w:ind w:firstLine="480"/>
+        <w:rPr>
+          <w:rFonts w:hint="eastAsia"/>
+        </w:rPr>
+      </w:pPr>
+      <w:bookmarkStart w:id="12" w:name="_Toc419471632"/>
+      <w:bookmarkStart w:id="13" w:name="_Toc419571862"/>
+      <w:bookmarkStart w:id="14" w:name="_Toc419472405"/>
+      <w:bookmarkStart w:id="15" w:name="_Toc419471756"/>
+      <w:r>
+        <w:rPr>
+          <w:rFonts w:hint="eastAsia"/>
+        </w:rPr>
+        <w:t xml:space="preserve">5.1.7 轮播图管理</w:t>
+      </w:r>
+      <w:bookmarkEnd w:id="12"/>
+      <w:bookmarkEnd w:id="13"/>
+      <w:bookmarkEnd w:id="14"/>
+      <w:bookmarkEnd w:id="15"/>
+    </w:p>
+    <w:p>
+      <w:pPr>
+        <w:ind w:firstLine="480"/>
+        <w:rPr>
+          <w:rFonts w:hint="eastAsia"/>
+        </w:rPr>
+      </w:pPr>
+      <w:r>
+        <w:rPr>
+          <w:rFonts w:hint="eastAsia"/>
+          <w:szCs w:val="28"/>
+        </w:rPr>
+        <w:t xml:space="preserve">轮播图管理模块用于维护首页展示图片。管理员可以新增、查看、修改和删除轮播图记录，系统在保存时同步记录图片路径等信息，从而保证首页展示内容能够根据后台配置进行更新。</w:t>
+      </w:r>
+      <w:r>
+        <w:rPr>
+          <w:rFonts w:hint="eastAsia"/>
+        </w:rPr>
+      </w:r>
+      <w:r/>
+    </w:p>
+    <w:p>
+      <w:pPr>
         <w:spacing w:line="240" w:lineRule="auto"/>
         <w:ind w:firstLine="480"/>
         <w:jc w:val="center"/>
@@ -13328,7 +14698,7 @@
         <w:drawing>
           <wp:inline xmlns:a="http://schemas.openxmlformats.org/drawingml/2006/main" xmlns:pic="http://schemas.openxmlformats.org/drawingml/2006/picture">
             <wp:extent cx="5400000" cy="2742520"/>
-            <wp:docPr id="1027" name="Picture 89"/>
+            <wp:docPr id="1020" name="Picture 89"/>
             <wp:cNvGraphicFramePr>
               <a:graphicFrameLocks noChangeAspect="1"/>
             </wp:cNvGraphicFramePr>
@@ -13340,7 +14710,7 @@
                     <pic:cNvPicPr/>
                   </pic:nvPicPr>
                   <pic:blipFill>
-                    <a:blip r:embed="rId61"/>
+                    <a:blip r:embed="rId54"/>
                     <a:stretch>
                       <a:fillRect/>
                     </a:stretch>
@@ -13399,6 +14769,51 @@
     </w:p>
     <w:p>
       <w:pPr>
+        <w:pStyle w:val="6"/>
+        <w:spacing w:before="163" w:after="163"/>
+        <w:ind w:firstLine="480"/>
+        <w:rPr>
+          <w:rFonts w:hint="eastAsia"/>
+        </w:rPr>
+      </w:pPr>
+      <w:bookmarkStart w:id="12" w:name="_Toc419471632"/>
+      <w:bookmarkStart w:id="13" w:name="_Toc419571862"/>
+      <w:bookmarkStart w:id="14" w:name="_Toc419472405"/>
+      <w:bookmarkStart w:id="15" w:name="_Toc419471756"/>
+      <w:r>
+        <w:rPr>
+          <w:rFonts w:hint="eastAsia"/>
+        </w:rPr>
+        <w:t xml:space="preserve">5.1.8 公告管理</w:t>
+      </w:r>
+      <w:bookmarkEnd w:id="12"/>
+      <w:bookmarkEnd w:id="13"/>
+      <w:bookmarkEnd w:id="14"/>
+      <w:bookmarkEnd w:id="15"/>
+    </w:p>
+    <w:p>
+      <w:pPr>
+        <w:ind w:firstLine="480"/>
+        <w:rPr>
+          <w:rFonts w:hint="eastAsia"/>
+        </w:rPr>
+      </w:pPr>
+      <w:r>
+        <w:rPr>
+          <w:rFonts w:hint="eastAsia"/>
+          <w:szCs w:val="28"/>
+        </w:rPr>
+        <w:t xml:space="preserve">公告管理模块用于发布和维护系统公告信息。管理员可录入公告标题、内容和发布时间，并通过列表完成修改与删除操作。该模块实现较为直接，但对前台公告查看功能具有支撑作用。</w:t>
+      </w:r>
+      <w:r>
+        <w:rPr>
+          <w:rFonts w:hint="eastAsia"/>
+        </w:rPr>
+      </w:r>
+      <w:r/>
+    </w:p>
+    <w:p>
+      <w:pPr>
         <w:spacing w:line="240" w:lineRule="auto"/>
         <w:ind w:firstLine="480"/>
         <w:jc w:val="center"/>
@@ -13417,7 +14832,7 @@
         <w:drawing>
           <wp:inline xmlns:a="http://schemas.openxmlformats.org/drawingml/2006/main" xmlns:pic="http://schemas.openxmlformats.org/drawingml/2006/picture">
             <wp:extent cx="5400000" cy="2231232"/>
-            <wp:docPr id="1028" name="Picture 89"/>
+            <wp:docPr id="1021" name="Picture 89"/>
             <wp:cNvGraphicFramePr>
               <a:graphicFrameLocks noChangeAspect="1"/>
             </wp:cNvGraphicFramePr>
@@ -13429,7 +14844,7 @@
                     <pic:cNvPicPr/>
                   </pic:nvPicPr>
                   <pic:blipFill>
-                    <a:blip r:embed="rId62"/>
+                    <a:blip r:embed="rId55"/>
                     <a:stretch>
                       <a:fillRect/>
                     </a:stretch>
@@ -13534,7 +14949,7 @@
           <w:rFonts w:hint="eastAsia"/>
           <w:szCs w:val="28"/>
         </w:rPr>
-        <w:t xml:space="preserve">用户功能模块是本系统面向前台用户的核心部分，主要为普通用户提供房屋信息浏览、租赁与购买、个人信息管理等功能。本节依次展示用户模块核心类设计、系统首页、个人中心、房屋出售管理及房屋出租管理等功能模块的实现情况。</w:t>
+        <w:t xml:space="preserve">用户功能模块主要面向普通用户，承担房源浏览、申请提交、订单查看和个人信息维护等业务。本节同样先说明用户端主要类的组织方式，再结合关键页面分析具体实现逻辑。</w:t>
       </w:r>
       <w:r>
         <w:rPr>
@@ -13545,41 +14960,17 @@
     </w:p>
     <w:p>
       <w:pPr>
-        <w:pStyle w:val="6"/>
-        <w:spacing w:before="163" w:after="163"/>
         <w:ind w:firstLine="480"/>
         <w:rPr>
           <w:rFonts w:hint="eastAsia"/>
         </w:rPr>
       </w:pPr>
-      <w:bookmarkStart w:id="12" w:name="_Toc419471632"/>
-      <w:bookmarkStart w:id="13" w:name="_Toc419571862"/>
-      <w:bookmarkStart w:id="14" w:name="_Toc419472405"/>
-      <w:bookmarkStart w:id="15" w:name="_Toc419471756"/>
-      <w:r>
-        <w:rPr>
-          <w:rFonts w:hint="eastAsia"/>
-        </w:rPr>
-        <w:t xml:space="preserve">5.2.1 系统首页</w:t>
-      </w:r>
-      <w:bookmarkEnd w:id="12"/>
-      <w:bookmarkEnd w:id="13"/>
-      <w:bookmarkEnd w:id="14"/>
-      <w:bookmarkEnd w:id="15"/>
-    </w:p>
-    <w:p>
-      <w:pPr>
-        <w:ind w:firstLine="480"/>
-        <w:rPr>
-          <w:rFonts w:hint="eastAsia"/>
-        </w:rPr>
-      </w:pPr>
       <w:r>
         <w:rPr>
           <w:rFonts w:hint="eastAsia"/>
           <w:szCs w:val="28"/>
         </w:rPr>
-        <w:t xml:space="preserve">用户在浏览器中访问本系统后，可在首页查看房屋出售、房屋出租、公告、论坛、留言等信息，并可通过导航菜单进入各功能模块进行操作。</w:t>
+        <w:t xml:space="preserve">用户端以MemberController作为前台请求入口，负责处理登录、资料维护、房源浏览和订单提交等请求；MemberService负责业务规则判断与数据处理；MemberMapper完成与用户、房源、订单等数据表的访问；实体类则封装用户端相关业务数据。该结构保证了前台查询与提交功能能够按照统一的分层方式实现。</w:t>
       </w:r>
       <w:r>
         <w:rPr>
@@ -13607,8 +14998,8 @@
       <w:r>
         <w:drawing>
           <wp:inline xmlns:a="http://schemas.openxmlformats.org/drawingml/2006/main" xmlns:pic="http://schemas.openxmlformats.org/drawingml/2006/picture">
-            <wp:extent cx="5400000" cy="1539720"/>
-            <wp:docPr id="1029" name="Picture 89"/>
+            <wp:extent cx="5580000" cy="3188571"/>
+            <wp:docPr id="1022" name="Picture 89"/>
             <wp:cNvGraphicFramePr>
               <a:graphicFrameLocks noChangeAspect="1"/>
             </wp:cNvGraphicFramePr>
@@ -13616,11 +15007,11 @@
               <a:graphicData uri="http://schemas.openxmlformats.org/drawingml/2006/picture">
                 <pic:pic>
                   <pic:nvPicPr>
-                    <pic:cNvPr id="0" name="image25.png"/>
+                    <pic:cNvPr id="0" name="chencai-member-class.png"/>
                     <pic:cNvPicPr/>
                   </pic:nvPicPr>
                   <pic:blipFill>
-                    <a:blip r:embed="rId63"/>
+                    <a:blip r:embed="rId56"/>
                     <a:stretch>
                       <a:fillRect/>
                     </a:stretch>
@@ -13628,7 +15019,7 @@
                   <pic:spPr>
                     <a:xfrm>
                       <a:off x="0" y="0"/>
-                      <a:ext cx="5400000" cy="1539720"/>
+                      <a:ext cx="5580000" cy="3188571"/>
                     </a:xfrm>
                     <a:prstGeom prst="rect"/>
                   </pic:spPr>
@@ -13679,6 +15070,72 @@
     </w:p>
     <w:p>
       <w:pPr>
+        <w:ind w:firstLine="480"/>
+        <w:rPr>
+          <w:rFonts w:hint="eastAsia"/>
+        </w:rPr>
+      </w:pPr>
+      <w:r>
+        <w:rPr>
+          <w:rFonts w:hint="eastAsia"/>
+          <w:szCs w:val="28"/>
+        </w:rPr>
+        <w:t xml:space="preserve">根据图5-13可以看出，用户端功能同样采用Controller、Service与Mapper分层实现，前端页面请求经过业务层处理后再完成数据读取、写入和结果返回。</w:t>
+      </w:r>
+      <w:r>
+        <w:rPr>
+          <w:rFonts w:hint="eastAsia"/>
+        </w:rPr>
+      </w:r>
+      <w:r/>
+    </w:p>
+    <w:p>
+      <w:pPr>
+        <w:pStyle w:val="6"/>
+        <w:spacing w:before="163" w:after="163"/>
+        <w:ind w:firstLine="480"/>
+        <w:rPr>
+          <w:rFonts w:hint="eastAsia"/>
+        </w:rPr>
+      </w:pPr>
+      <w:bookmarkStart w:id="12" w:name="_Toc419471632"/>
+      <w:bookmarkStart w:id="13" w:name="_Toc419571862"/>
+      <w:bookmarkStart w:id="14" w:name="_Toc419472405"/>
+      <w:bookmarkStart w:id="15" w:name="_Toc419471756"/>
+      <w:r>
+        <w:rPr>
+          <w:rFonts w:hint="eastAsia"/>
+        </w:rPr>
+        <w:t xml:space="preserve">5.2.1 系统首页</w:t>
+      </w:r>
+      <w:bookmarkEnd w:id="12"/>
+      <w:bookmarkEnd w:id="13"/>
+      <w:bookmarkEnd w:id="14"/>
+      <w:bookmarkEnd w:id="15"/>
+    </w:p>
+    <w:p>
+      <w:pPr>
+        <w:ind w:firstLine="480"/>
+        <w:rPr>
+          <w:rFonts w:hint="eastAsia"/>
+        </w:rPr>
+      </w:pPr>
+      <w:r>
+        <w:rPr>
+          <w:rFonts w:hint="eastAsia"/>
+          <w:szCs w:val="28"/>
+        </w:rPr>
+        <w:t xml:space="preserve">系统首页是普通用户进入平台后的主要页面，用于展示房屋出售、房屋出租、公告和留言等信息，并提供导航入口。首页实现依赖后台查询结果回显，用户通过点击不同功能区域即可继续进入房屋详情、公告查看和个人中心等模块。</w:t>
+      </w:r>
+      <w:r>
+        <w:rPr>
+          <w:rFonts w:hint="eastAsia"/>
+        </w:rPr>
+      </w:r>
+      <w:r/>
+    </w:p>
+    <w:p>
+      <w:pPr>
         <w:spacing w:line="240" w:lineRule="auto"/>
         <w:ind w:firstLine="480"/>
         <w:jc w:val="center"/>
@@ -13697,7 +15154,7 @@
         <w:drawing>
           <wp:inline xmlns:a="http://schemas.openxmlformats.org/drawingml/2006/main" xmlns:pic="http://schemas.openxmlformats.org/drawingml/2006/picture">
             <wp:extent cx="5400000" cy="3048190"/>
-            <wp:docPr id="1030" name="Picture 89"/>
+            <wp:docPr id="1023" name="Picture 89"/>
             <wp:cNvGraphicFramePr>
               <a:graphicFrameLocks noChangeAspect="1"/>
             </wp:cNvGraphicFramePr>
@@ -13709,7 +15166,7 @@
                     <pic:cNvPicPr/>
                   </pic:nvPicPr>
                   <pic:blipFill>
-                    <a:blip r:embed="rId64"/>
+                    <a:blip r:embed="rId57"/>
                     <a:stretch>
                       <a:fillRect/>
                     </a:stretch>
@@ -13802,7 +15259,7 @@
           <w:rFonts w:hint="eastAsia"/>
           <w:szCs w:val="28"/>
         </w:rPr>
-        <w:t xml:space="preserve">用户可以通过个人中心模块管理个人信息记录，包括修改密码和编辑个人资料等操作。用户通过输入正确的原密码并设置新密码即可完成密码修改。</w:t>
+        <w:t xml:space="preserve">个人中心主要实现用户密码修改与个人信息维护功能。系统在处理密码修改时先校验原密码，再更新新密码；在处理个人信息修改时，对用户输入内容进行回显和保存。该模块保证了普通用户能够自行维护个人账户信息。</w:t>
       </w:r>
       <w:r>
         <w:rPr>
@@ -13831,7 +15288,7 @@
         <w:drawing>
           <wp:inline xmlns:a="http://schemas.openxmlformats.org/drawingml/2006/main" xmlns:pic="http://schemas.openxmlformats.org/drawingml/2006/picture">
             <wp:extent cx="5400000" cy="1905882"/>
-            <wp:docPr id="1031" name="Picture 89"/>
+            <wp:docPr id="1024" name="Picture 89"/>
             <wp:cNvGraphicFramePr>
               <a:graphicFrameLocks noChangeAspect="1"/>
             </wp:cNvGraphicFramePr>
@@ -13843,7 +15300,7 @@
                     <pic:cNvPicPr/>
                   </pic:nvPicPr>
                   <pic:blipFill>
-                    <a:blip r:embed="rId65"/>
+                    <a:blip r:embed="rId58"/>
                     <a:stretch>
                       <a:fillRect/>
                     </a:stretch>
@@ -13920,7 +15377,7 @@
         <w:drawing>
           <wp:inline xmlns:a="http://schemas.openxmlformats.org/drawingml/2006/main" xmlns:pic="http://schemas.openxmlformats.org/drawingml/2006/picture">
             <wp:extent cx="5400000" cy="2767031"/>
-            <wp:docPr id="1032" name="Picture 89"/>
+            <wp:docPr id="1025" name="Picture 89"/>
             <wp:cNvGraphicFramePr>
               <a:graphicFrameLocks noChangeAspect="1"/>
             </wp:cNvGraphicFramePr>
@@ -13932,7 +15389,7 @@
                     <pic:cNvPicPr/>
                   </pic:nvPicPr>
                   <pic:blipFill>
-                    <a:blip r:embed="rId66"/>
+                    <a:blip r:embed="rId59"/>
                     <a:stretch>
                       <a:fillRect/>
                     </a:stretch>
@@ -14025,7 +15482,7 @@
           <w:rFonts w:hint="eastAsia"/>
           <w:szCs w:val="28"/>
         </w:rPr>
-        <w:t xml:space="preserve">用户可以通过房屋出售管理模块查看和管理房屋出售信息、留言信息及订单信息，包括查看发布房东、查看房屋状态等操作。</w:t>
+        <w:t xml:space="preserve">用户端房屋出售模块主要实现房源查询、详情查看和出售订单信息查看等功能。用户可通过列表页获取出售类房源信息，并根据需要进一步查看相关订单或业务处理结果。该模块实现重点在于房源信息展示与订单信息关联查询。</w:t>
       </w:r>
       <w:r>
         <w:rPr>
@@ -14054,7 +15511,7 @@
         <w:drawing>
           <wp:inline xmlns:a="http://schemas.openxmlformats.org/drawingml/2006/main" xmlns:pic="http://schemas.openxmlformats.org/drawingml/2006/picture">
             <wp:extent cx="5400000" cy="2248248"/>
-            <wp:docPr id="1033" name="Picture 89"/>
+            <wp:docPr id="1026" name="Picture 89"/>
             <wp:cNvGraphicFramePr>
               <a:graphicFrameLocks noChangeAspect="1"/>
             </wp:cNvGraphicFramePr>
@@ -14066,7 +15523,7 @@
                     <pic:cNvPicPr/>
                   </pic:nvPicPr>
                   <pic:blipFill>
-                    <a:blip r:embed="rId67"/>
+                    <a:blip r:embed="rId60"/>
                     <a:stretch>
                       <a:fillRect/>
                     </a:stretch>
@@ -14143,7 +15600,7 @@
         <w:drawing>
           <wp:inline xmlns:a="http://schemas.openxmlformats.org/drawingml/2006/main" xmlns:pic="http://schemas.openxmlformats.org/drawingml/2006/picture">
             <wp:extent cx="5400000" cy="1870244"/>
-            <wp:docPr id="1034" name="Picture 89"/>
+            <wp:docPr id="1027" name="Picture 89"/>
             <wp:cNvGraphicFramePr>
               <a:graphicFrameLocks noChangeAspect="1"/>
             </wp:cNvGraphicFramePr>
@@ -14155,7 +15612,7 @@
                     <pic:cNvPicPr/>
                   </pic:nvPicPr>
                   <pic:blipFill>
-                    <a:blip r:embed="rId68"/>
+                    <a:blip r:embed="rId61"/>
                     <a:stretch>
                       <a:fillRect/>
                     </a:stretch>
@@ -14248,7 +15705,7 @@
           <w:rFonts w:hint="eastAsia"/>
           <w:szCs w:val="28"/>
         </w:rPr>
-        <w:t xml:space="preserve">用户可以通过房屋出租管理模块查看和管理房屋出租信息、留言信息及订单信息，包括查看发布房东、查看房屋状态等操作。</w:t>
+        <w:t xml:space="preserve">用户端房屋出租模块主要包括出租房源浏览、留言查看与提交、订单查看等功能。系统根据用户操作在页面中展示对应的出租信息和业务记录，使用户能够围绕租房场景完成查询、交流和订单跟踪等操作。</w:t>
       </w:r>
       <w:r>
         <w:rPr>
@@ -14277,7 +15734,7 @@
         <w:drawing>
           <wp:inline xmlns:a="http://schemas.openxmlformats.org/drawingml/2006/main" xmlns:pic="http://schemas.openxmlformats.org/drawingml/2006/picture">
             <wp:extent cx="5400000" cy="2236842"/>
-            <wp:docPr id="1035" name="Picture 89"/>
+            <wp:docPr id="1028" name="Picture 89"/>
             <wp:cNvGraphicFramePr>
               <a:graphicFrameLocks noChangeAspect="1"/>
             </wp:cNvGraphicFramePr>
@@ -14289,7 +15746,7 @@
                     <pic:cNvPicPr/>
                   </pic:nvPicPr>
                   <pic:blipFill>
-                    <a:blip r:embed="rId69"/>
+                    <a:blip r:embed="rId62"/>
                     <a:stretch>
                       <a:fillRect/>
                     </a:stretch>
@@ -14366,7 +15823,7 @@
         <w:drawing>
           <wp:inline xmlns:a="http://schemas.openxmlformats.org/drawingml/2006/main" xmlns:pic="http://schemas.openxmlformats.org/drawingml/2006/picture">
             <wp:extent cx="5400000" cy="1631085"/>
-            <wp:docPr id="1036" name="Picture 89"/>
+            <wp:docPr id="1029" name="Picture 89"/>
             <wp:cNvGraphicFramePr>
               <a:graphicFrameLocks noChangeAspect="1"/>
             </wp:cNvGraphicFramePr>
@@ -14378,7 +15835,7 @@
                     <pic:cNvPicPr/>
                   </pic:nvPicPr>
                   <pic:blipFill>
-                    <a:blip r:embed="rId70"/>
+                    <a:blip r:embed="rId63"/>
                     <a:stretch>
                       <a:fillRect/>
                     </a:stretch>
@@ -14455,7 +15912,7 @@
         <w:drawing>
           <wp:inline xmlns:a="http://schemas.openxmlformats.org/drawingml/2006/main" xmlns:pic="http://schemas.openxmlformats.org/drawingml/2006/picture">
             <wp:extent cx="5400000" cy="1833464"/>
-            <wp:docPr id="1037" name="Picture 89"/>
+            <wp:docPr id="1030" name="Picture 89"/>
             <wp:cNvGraphicFramePr>
               <a:graphicFrameLocks noChangeAspect="1"/>
             </wp:cNvGraphicFramePr>
@@ -14467,7 +15924,7 @@
                     <pic:cNvPicPr/>
                   </pic:nvPicPr>
                   <pic:blipFill>
-                    <a:blip r:embed="rId71"/>
+                    <a:blip r:embed="rId64"/>
                     <a:stretch>
                       <a:fillRect/>
                     </a:stretch>
@@ -14526,6 +15983,51 @@
     </w:p>
     <w:p>
       <w:pPr>
+        <w:pStyle w:val="6"/>
+        <w:spacing w:before="163" w:after="163"/>
+        <w:ind w:firstLine="480"/>
+        <w:rPr>
+          <w:rFonts w:hint="eastAsia"/>
+        </w:rPr>
+      </w:pPr>
+      <w:bookmarkStart w:id="12" w:name="_Toc419471632"/>
+      <w:bookmarkStart w:id="13" w:name="_Toc419571862"/>
+      <w:bookmarkStart w:id="14" w:name="_Toc419472405"/>
+      <w:bookmarkStart w:id="15" w:name="_Toc419471756"/>
+      <w:r>
+        <w:rPr>
+          <w:rFonts w:hint="eastAsia"/>
+        </w:rPr>
+        <w:t xml:space="preserve">5.2.5 公告管理</w:t>
+      </w:r>
+      <w:bookmarkEnd w:id="12"/>
+      <w:bookmarkEnd w:id="13"/>
+      <w:bookmarkEnd w:id="14"/>
+      <w:bookmarkEnd w:id="15"/>
+    </w:p>
+    <w:p>
+      <w:pPr>
+        <w:ind w:firstLine="480"/>
+        <w:rPr>
+          <w:rFonts w:hint="eastAsia"/>
+        </w:rPr>
+      </w:pPr>
+      <w:r>
+        <w:rPr>
+          <w:rFonts w:hint="eastAsia"/>
+          <w:szCs w:val="28"/>
+        </w:rPr>
+        <w:t xml:space="preserve">公告管理模块面向普通用户提供公告浏览功能。用户可查看公告标题、内容和发布时间，以便及时了解平台通知和业务信息。该模块通过读取公告表中的数据完成页面展示，实现逻辑较为直接，但对提升系统信息传达效果具有实际意义。</w:t>
+      </w:r>
+      <w:r>
+        <w:rPr>
+          <w:rFonts w:hint="eastAsia"/>
+        </w:rPr>
+      </w:r>
+      <w:r/>
+    </w:p>
+    <w:p>
+      <w:pPr>
         <w:spacing w:line="240" w:lineRule="auto"/>
         <w:ind w:firstLine="480"/>
         <w:jc w:val="center"/>
@@ -14544,7 +16046,7 @@
         <w:drawing>
           <wp:inline xmlns:a="http://schemas.openxmlformats.org/drawingml/2006/main" xmlns:pic="http://schemas.openxmlformats.org/drawingml/2006/picture">
             <wp:extent cx="5400000" cy="2245180"/>
-            <wp:docPr id="1038" name="Picture 89"/>
+            <wp:docPr id="1031" name="Picture 89"/>
             <wp:cNvGraphicFramePr>
               <a:graphicFrameLocks noChangeAspect="1"/>
             </wp:cNvGraphicFramePr>
@@ -14556,7 +16058,7 @@
                     <pic:cNvPicPr/>
                   </pic:nvPicPr>
                   <pic:blipFill>
-                    <a:blip r:embed="rId72"/>
+                    <a:blip r:embed="rId65"/>
                     <a:stretch>
                       <a:fillRect/>
                     </a:stretch>
@@ -14740,7 +16242,7 @@
         <w:drawing>
           <wp:inline xmlns:a="http://schemas.openxmlformats.org/drawingml/2006/main" xmlns:pic="http://schemas.openxmlformats.org/drawingml/2006/picture">
             <wp:extent cx="4680000" cy="2908286"/>
-            <wp:docPr id="1039" name="Picture 89"/>
+            <wp:docPr id="1032" name="Picture 89"/>
             <wp:cNvGraphicFramePr>
               <a:graphicFrameLocks noChangeAspect="1"/>
             </wp:cNvGraphicFramePr>
@@ -14752,7 +16254,7 @@
                     <pic:cNvPicPr/>
                   </pic:nvPicPr>
                   <pic:blipFill>
-                    <a:blip r:embed="rId73"/>
+                    <a:blip r:embed="rId66"/>
                     <a:stretch>
                       <a:fillRect/>
                     </a:stretch>
@@ -14857,7 +16359,7 @@
           <w:rFonts w:hint="eastAsia"/>
           <w:szCs w:val="28"/>
         </w:rPr>
-        <w:t xml:space="preserve">为确保房屋租赁与销售管理系统在实际运行中的稳定性与可靠性，本文在较为典型的软硬件环境下对系统进行了全面测试。测试环境的配置既考虑了开发阶段的实际条件，也参考了系统后续部署时的常见运行环境，从而保证测试结果具有一定的代表性和参考价值。</w:t>
+        <w:t xml:space="preserve">为确保房屋租赁与销售管理系统在实际运行中的稳定性与可靠性，本文在常见软硬件环境下对系统进行了测试。测试环境既考虑开发阶段的实际条件，也参考系统后续部署时的运行环境，以保证测试结果具有一定代表性。</w:t>
       </w:r>
       <w:r>
         <w:rPr>
@@ -15838,7 +17340,7 @@
           <w:rFonts w:hint="eastAsia"/>
           <w:szCs w:val="28"/>
         </w:rPr>
-        <w:t xml:space="preserve">本节采用黑盒测试方法，针对系统的主要功能模块进行逐项测试，验证各功能的正确性与稳定性。以下分别对管理员登录模块、房屋出售管理模块及房屋出租管理模块的测试过程进行说明。</w:t>
+        <w:t xml:space="preserve">本节采用黑盒测试方法，针对系统的主要功能模块进行逐项测试，验证各功能的正确性与稳定性。测试内容覆盖管理员登录、用户管理、房屋出售管理、房屋出租管理、公告与轮播图管理，以及用户端浏览、个人中心和订单提交等功能。</w:t>
       </w:r>
       <w:r>
         <w:rPr>
@@ -15883,7 +17385,7 @@
           <w:rFonts w:hint="eastAsia"/>
           <w:szCs w:val="28"/>
         </w:rPr>
-        <w:t xml:space="preserve">管理员登录模块测试覆盖正常登录、错误密码、空字段三种场景，共4条用例。正常路径：输入正确的账号admin和密码11111，点击登录按钮后页面跳转到管理后台首页，左侧显示功能菜单。异常路径：输入正确账号但密码错误时，系统提示「用户名或密码错误」并保留在登录页面；账号或密码字段为空时点击登录，前端校验拦截并提示「请填写完整信息」。边界值测试：密码长度为1位时系统拒绝登录。全部4条用例测试通过。</w:t>
+        <w:t xml:space="preserve">管理员登录模块测试覆盖正常登录、错误密码、空字段三种场景，共4条用例。正常路径：输入正确的账号admin和密码11111，点击登录按钮后页面跳转到管理后台首页，左侧显示功能菜单。异常路径：输入正确账号但密码错误时，系统提示“用户名或密码错误”并保留在登录页面；账号或密码字段为空时点击登录，前端校验拦截并提示“请填写完整信息”。边界值测试：密码长度为1位时系统拒绝登录。全部4条用例测试通过。</w:t>
       </w:r>
       <w:r>
         <w:rPr>
@@ -16538,7 +18040,7 @@
         <w:drawing>
           <wp:inline xmlns:a="http://schemas.openxmlformats.org/drawingml/2006/main" xmlns:pic="http://schemas.openxmlformats.org/drawingml/2006/picture">
             <wp:extent cx="5400000" cy="5437762"/>
-            <wp:docPr id="1040" name="Picture 89"/>
+            <wp:docPr id="1033" name="Picture 89"/>
             <wp:cNvGraphicFramePr>
               <a:graphicFrameLocks noChangeAspect="1"/>
             </wp:cNvGraphicFramePr>
@@ -16550,7 +18052,7 @@
                     <pic:cNvPicPr/>
                   </pic:nvPicPr>
                   <pic:blipFill>
-                    <a:blip r:embed="rId74"/>
+                    <a:blip r:embed="rId67"/>
                     <a:stretch>
                       <a:fillRect/>
                     </a:stretch>
@@ -16627,7 +18129,7 @@
         <w:drawing>
           <wp:inline xmlns:a="http://schemas.openxmlformats.org/drawingml/2006/main" xmlns:pic="http://schemas.openxmlformats.org/drawingml/2006/picture">
             <wp:extent cx="5400000" cy="3887643"/>
-            <wp:docPr id="1041" name="Picture 89"/>
+            <wp:docPr id="1034" name="Picture 89"/>
             <wp:cNvGraphicFramePr>
               <a:graphicFrameLocks noChangeAspect="1"/>
             </wp:cNvGraphicFramePr>
@@ -16639,7 +18141,7 @@
                     <pic:cNvPicPr/>
                   </pic:nvPicPr>
                   <pic:blipFill>
-                    <a:blip r:embed="rId75"/>
+                    <a:blip r:embed="rId68"/>
                     <a:stretch>
                       <a:fillRect/>
                     </a:stretch>
@@ -16716,7 +18218,7 @@
         <w:drawing>
           <wp:inline xmlns:a="http://schemas.openxmlformats.org/drawingml/2006/main" xmlns:pic="http://schemas.openxmlformats.org/drawingml/2006/picture">
             <wp:extent cx="5400000" cy="2023679"/>
-            <wp:docPr id="1042" name="Picture 89"/>
+            <wp:docPr id="1035" name="Picture 89"/>
             <wp:cNvGraphicFramePr>
               <a:graphicFrameLocks noChangeAspect="1"/>
             </wp:cNvGraphicFramePr>
@@ -16728,7 +18230,7 @@
                     <pic:cNvPicPr/>
                   </pic:nvPicPr>
                   <pic:blipFill>
-                    <a:blip r:embed="rId76"/>
+                    <a:blip r:embed="rId69"/>
                     <a:stretch>
                       <a:fillRect/>
                     </a:stretch>
@@ -16802,7 +18304,7 @@
         <w:rPr>
           <w:rFonts w:hint="eastAsia"/>
         </w:rPr>
-        <w:t xml:space="preserve">6.3.2 房屋出售管理模块测试</w:t>
+        <w:t xml:space="preserve">6.3.2 用户管理模块测试</w:t>
       </w:r>
       <w:bookmarkEnd w:id="12"/>
       <w:bookmarkEnd w:id="13"/>
@@ -16821,7 +18323,7 @@
           <w:rFonts w:hint="eastAsia"/>
           <w:szCs w:val="28"/>
         </w:rPr>
-        <w:t xml:space="preserve">房屋出售管理模块测试覆盖房屋信息添加、信息编辑、订单查看、订单删除四个子功能，共6条用例。正常路径：管理员进入房屋出售管理页面，点击添加按钮填写房屋名称、户型、面积、价格等信息后提交，新记录出现在列表中；选择一条房屋记录点击编辑，修改价格后保存，列表刷新显示新价格；进入出售订单管理页面，选择一条订单记录点击删除，删除后列表中该记录消失。异常路径：添加房屋时名称为空提交，系统提示必填字段不能为空；删除订单时如果订单状态为已完成，系统提示不允许删除。全部6条用例通过。</w:t>
+        <w:t xml:space="preserve">用户管理模块测试覆盖用户新增、编辑、删除和查询四类场景，共4条用例。正常路径：管理员进入用户管理页面，填写账号、姓名、手机号等信息后保存，新记录出现在列表中；选择某条用户记录点击编辑，修改信息后列表刷新；点击删除按钮后对应记录从列表中移除；按用户名关键词查询可定位目标用户。异常路径：必填字段为空时系统提示请填写完整信息。全部4条用例通过。</w:t>
       </w:r>
       <w:r>
         <w:rPr>
@@ -16844,7 +18346,678 @@
           <w:sz w:val="21"/>
           <w:szCs w:val="28"/>
         </w:rPr>
-        <w:t xml:space="preserve">表6-3 房屋出售管理测试表</w:t>
+        <w:t xml:space="preserve">表6-3 用户管理测试表</w:t>
+      </w:r>
+      <w:r>
+        <w:rPr>
+          <w:rFonts w:hint="eastAsia" w:ascii="黑体" w:hAnsi="黑体" w:eastAsia="黑体"/>
+          <w:sz w:val="21"/>
+        </w:rPr>
+      </w:r>
+      <w:r>
+        <w:rPr>
+          <w:rFonts w:ascii="黑体" w:hAnsi="黑体" w:eastAsia="黑体"/>
+          <w:sz w:val="21"/>
+        </w:rPr>
+      </w:r>
+    </w:p>
+    <w:p>
+      <w:pPr>
+        <w:ind w:firstLine="480"/>
+        <w:rPr>
+          <w:rFonts w:hint="eastAsia"/>
+        </w:rPr>
+      </w:pPr>
+      <w:r>
+        <w:rPr>
+          <w:rFonts w:hint="eastAsia"/>
+          <w:szCs w:val="28"/>
+        </w:rPr>
+      </w:r>
+      <w:r>
+        <w:rPr>
+          <w:rFonts w:hint="eastAsia"/>
+        </w:rPr>
+      </w:r>
+      <w:r/>
+    </w:p>
+    <w:tbl>
+      <w:tblPr>
+        <w:jc w:val="center"/>
+        <w:tblW w:w="5000" w:type="pct"/>
+        <w:tblLayout w:type="autofit"/>
+        <w:tblBorders>
+          <w:top w:val="single" w:sz="12" w:space="0" w:color="000000"/>
+          <w:bottom w:val="single" w:sz="12" w:space="0" w:color="000000"/>
+          <w:left w:val="none" w:sz="0" w:space="0"/>
+          <w:right w:val="none" w:sz="0" w:space="0"/>
+          <w:insideH w:val="none" w:sz="0" w:space="0"/>
+          <w:insideV w:val="none" w:sz="0" w:space="0"/>
+        </w:tblBorders>
+      </w:tblPr>
+      <w:tblGrid>
+        <w:gridCol w:w="1250"/>
+        <w:gridCol w:w="2800"/>
+        <w:gridCol w:w="2500"/>
+        <w:gridCol w:w="1250"/>
+        <w:gridCol w:w="1200"/>
+      </w:tblGrid>
+      <w:tr>
+        <w:tc>
+          <w:tcPr>
+            <w:tcW w:w="1250" w:type="dxa"/>
+            <w:vAlign w:val="center"/>
+            <w:tcBorders>
+              <w:bottom w:val="single" w:sz="6" w:space="0" w:color="000000"/>
+            </w:tcBorders>
+          </w:tcPr>
+          <w:p>
+            <w:pPr>
+              <w:jc w:val="center"/>
+              <w:spacing w:before="0" w:after="0" w:line="240" w:lineRule="auto"/>
+              <w:ind w:firstLine="0" w:firstLineChars="0" w:left="0" w:right="0"/>
+            </w:pPr>
+            <w:r>
+              <w:rPr>
+                <w:rFonts w:eastAsia="宋体" w:ascii="Times New Roman" w:hAnsi="Times New Roman"/>
+                <w:sz w:val="21"/>
+                <w:szCs w:val="21"/>
+                <w:b/>
+              </w:rPr>
+              <w:t xml:space="preserve">测试内容</w:t>
+            </w:r>
+          </w:p>
+        </w:tc>
+        <w:tc>
+          <w:tcPr>
+            <w:tcW w:w="2800" w:type="dxa"/>
+            <w:vAlign w:val="center"/>
+            <w:tcBorders>
+              <w:bottom w:val="single" w:sz="6" w:space="0" w:color="000000"/>
+            </w:tcBorders>
+          </w:tcPr>
+          <w:p>
+            <w:pPr>
+              <w:jc w:val="center"/>
+              <w:spacing w:before="0" w:after="0" w:line="240" w:lineRule="auto"/>
+              <w:ind w:firstLine="0" w:firstLineChars="0" w:left="0" w:right="0"/>
+            </w:pPr>
+            <w:r>
+              <w:rPr>
+                <w:rFonts w:eastAsia="宋体" w:ascii="Times New Roman" w:hAnsi="Times New Roman"/>
+                <w:sz w:val="21"/>
+                <w:szCs w:val="21"/>
+                <w:b/>
+              </w:rPr>
+              <w:t xml:space="preserve">操作步骤</w:t>
+            </w:r>
+          </w:p>
+        </w:tc>
+        <w:tc>
+          <w:tcPr>
+            <w:tcW w:w="2500" w:type="dxa"/>
+            <w:vAlign w:val="center"/>
+            <w:tcBorders>
+              <w:bottom w:val="single" w:sz="6" w:space="0" w:color="000000"/>
+            </w:tcBorders>
+          </w:tcPr>
+          <w:p>
+            <w:pPr>
+              <w:jc w:val="center"/>
+              <w:spacing w:before="0" w:after="0" w:line="240" w:lineRule="auto"/>
+              <w:ind w:firstLine="0" w:firstLineChars="0" w:left="0" w:right="0"/>
+            </w:pPr>
+            <w:r>
+              <w:rPr>
+                <w:rFonts w:eastAsia="宋体" w:ascii="Times New Roman" w:hAnsi="Times New Roman"/>
+                <w:sz w:val="21"/>
+                <w:szCs w:val="21"/>
+                <w:b/>
+              </w:rPr>
+              <w:t xml:space="preserve">预期结果</w:t>
+            </w:r>
+          </w:p>
+        </w:tc>
+        <w:tc>
+          <w:tcPr>
+            <w:tcW w:w="1250" w:type="dxa"/>
+            <w:vAlign w:val="center"/>
+            <w:tcBorders>
+              <w:bottom w:val="single" w:sz="6" w:space="0" w:color="000000"/>
+            </w:tcBorders>
+          </w:tcPr>
+          <w:p>
+            <w:pPr>
+              <w:jc w:val="center"/>
+              <w:spacing w:before="0" w:after="0" w:line="240" w:lineRule="auto"/>
+              <w:ind w:firstLine="0" w:firstLineChars="0" w:left="0" w:right="0"/>
+            </w:pPr>
+            <w:r>
+              <w:rPr>
+                <w:rFonts w:eastAsia="宋体" w:ascii="Times New Roman" w:hAnsi="Times New Roman"/>
+                <w:sz w:val="21"/>
+                <w:szCs w:val="21"/>
+                <w:b/>
+              </w:rPr>
+              <w:t xml:space="preserve">实际结果</w:t>
+            </w:r>
+          </w:p>
+        </w:tc>
+        <w:tc>
+          <w:tcPr>
+            <w:tcW w:w="1200" w:type="dxa"/>
+            <w:vAlign w:val="center"/>
+            <w:tcBorders>
+              <w:bottom w:val="single" w:sz="6" w:space="0" w:color="000000"/>
+            </w:tcBorders>
+          </w:tcPr>
+          <w:p>
+            <w:pPr>
+              <w:jc w:val="center"/>
+              <w:spacing w:before="0" w:after="0" w:line="240" w:lineRule="auto"/>
+              <w:ind w:firstLine="0" w:firstLineChars="0" w:left="0" w:right="0"/>
+            </w:pPr>
+            <w:r>
+              <w:rPr>
+                <w:rFonts w:eastAsia="宋体" w:ascii="Times New Roman" w:hAnsi="Times New Roman"/>
+                <w:sz w:val="21"/>
+                <w:szCs w:val="21"/>
+                <w:b/>
+              </w:rPr>
+              <w:t xml:space="preserve">状态</w:t>
+            </w:r>
+          </w:p>
+        </w:tc>
+      </w:tr>
+      <w:tr>
+        <w:tc>
+          <w:tcPr>
+            <w:tcW w:w="1250" w:type="dxa"/>
+            <w:vAlign w:val="center"/>
+          </w:tcPr>
+          <w:p>
+            <w:pPr>
+              <w:jc w:val="center"/>
+              <w:spacing w:before="0" w:after="0" w:line="240" w:lineRule="auto"/>
+              <w:ind w:firstLine="0" w:firstLineChars="0" w:left="0" w:right="0"/>
+            </w:pPr>
+            <w:r>
+              <w:rPr>
+                <w:rFonts w:eastAsia="宋体" w:ascii="Times New Roman" w:hAnsi="Times New Roman"/>
+                <w:sz w:val="21"/>
+                <w:szCs w:val="21"/>
+              </w:rPr>
+              <w:t xml:space="preserve">新增用户</w:t>
+            </w:r>
+          </w:p>
+        </w:tc>
+        <w:tc>
+          <w:tcPr>
+            <w:tcW w:w="2800" w:type="dxa"/>
+            <w:vAlign w:val="center"/>
+          </w:tcPr>
+          <w:p>
+            <w:pPr>
+              <w:jc w:val="center"/>
+              <w:spacing w:before="0" w:after="0" w:line="240" w:lineRule="auto"/>
+              <w:ind w:firstLine="0" w:firstLineChars="0" w:left="0" w:right="0"/>
+            </w:pPr>
+            <w:r>
+              <w:rPr>
+                <w:rFonts w:eastAsia="宋体" w:ascii="Times New Roman" w:hAnsi="Times New Roman"/>
+                <w:sz w:val="21"/>
+                <w:szCs w:val="21"/>
+              </w:rPr>
+              <w:t xml:space="preserve">点击新增，填写完整信息并提交</w:t>
+            </w:r>
+          </w:p>
+        </w:tc>
+        <w:tc>
+          <w:tcPr>
+            <w:tcW w:w="2500" w:type="dxa"/>
+            <w:vAlign w:val="center"/>
+          </w:tcPr>
+          <w:p>
+            <w:pPr>
+              <w:jc w:val="center"/>
+              <w:spacing w:before="0" w:after="0" w:line="240" w:lineRule="auto"/>
+              <w:ind w:firstLine="0" w:firstLineChars="0" w:left="0" w:right="0"/>
+            </w:pPr>
+            <w:r>
+              <w:rPr>
+                <w:rFonts w:eastAsia="宋体" w:ascii="Times New Roman" w:hAnsi="Times New Roman"/>
+                <w:sz w:val="21"/>
+                <w:szCs w:val="21"/>
+              </w:rPr>
+              <w:t xml:space="preserve">新记录出现在列表中</w:t>
+            </w:r>
+          </w:p>
+        </w:tc>
+        <w:tc>
+          <w:tcPr>
+            <w:tcW w:w="1250" w:type="dxa"/>
+            <w:vAlign w:val="center"/>
+          </w:tcPr>
+          <w:p>
+            <w:pPr>
+              <w:jc w:val="center"/>
+              <w:spacing w:before="0" w:after="0" w:line="240" w:lineRule="auto"/>
+              <w:ind w:firstLine="0" w:firstLineChars="0" w:left="0" w:right="0"/>
+            </w:pPr>
+            <w:r>
+              <w:rPr>
+                <w:rFonts w:eastAsia="宋体" w:ascii="Times New Roman" w:hAnsi="Times New Roman"/>
+                <w:sz w:val="21"/>
+                <w:szCs w:val="21"/>
+              </w:rPr>
+              <w:t xml:space="preserve">与预期一致</w:t>
+            </w:r>
+          </w:p>
+        </w:tc>
+        <w:tc>
+          <w:tcPr>
+            <w:tcW w:w="1200" w:type="dxa"/>
+            <w:vAlign w:val="center"/>
+          </w:tcPr>
+          <w:p>
+            <w:pPr>
+              <w:jc w:val="center"/>
+              <w:spacing w:before="0" w:after="0" w:line="240" w:lineRule="auto"/>
+              <w:ind w:firstLine="0" w:firstLineChars="0" w:left="0" w:right="0"/>
+            </w:pPr>
+            <w:r>
+              <w:rPr>
+                <w:rFonts w:eastAsia="宋体" w:ascii="Times New Roman" w:hAnsi="Times New Roman"/>
+                <w:sz w:val="21"/>
+                <w:szCs w:val="21"/>
+              </w:rPr>
+              <w:t xml:space="preserve">通过</w:t>
+            </w:r>
+          </w:p>
+        </w:tc>
+      </w:tr>
+      <w:tr>
+        <w:tc>
+          <w:tcPr>
+            <w:tcW w:w="1250" w:type="dxa"/>
+            <w:vAlign w:val="center"/>
+          </w:tcPr>
+          <w:p>
+            <w:pPr>
+              <w:jc w:val="center"/>
+              <w:spacing w:before="0" w:after="0" w:line="240" w:lineRule="auto"/>
+              <w:ind w:firstLine="0" w:firstLineChars="0" w:left="0" w:right="0"/>
+            </w:pPr>
+            <w:r>
+              <w:rPr>
+                <w:rFonts w:eastAsia="宋体" w:ascii="Times New Roman" w:hAnsi="Times New Roman"/>
+                <w:sz w:val="21"/>
+                <w:szCs w:val="21"/>
+              </w:rPr>
+              <w:t xml:space="preserve">编辑用户</w:t>
+            </w:r>
+          </w:p>
+        </w:tc>
+        <w:tc>
+          <w:tcPr>
+            <w:tcW w:w="2800" w:type="dxa"/>
+            <w:vAlign w:val="center"/>
+          </w:tcPr>
+          <w:p>
+            <w:pPr>
+              <w:jc w:val="center"/>
+              <w:spacing w:before="0" w:after="0" w:line="240" w:lineRule="auto"/>
+              <w:ind w:firstLine="0" w:firstLineChars="0" w:left="0" w:right="0"/>
+            </w:pPr>
+            <w:r>
+              <w:rPr>
+                <w:rFonts w:eastAsia="宋体" w:ascii="Times New Roman" w:hAnsi="Times New Roman"/>
+                <w:sz w:val="21"/>
+                <w:szCs w:val="21"/>
+              </w:rPr>
+              <w:t xml:space="preserve">选择用户记录修改手机号后保存</w:t>
+            </w:r>
+          </w:p>
+        </w:tc>
+        <w:tc>
+          <w:tcPr>
+            <w:tcW w:w="2500" w:type="dxa"/>
+            <w:vAlign w:val="center"/>
+          </w:tcPr>
+          <w:p>
+            <w:pPr>
+              <w:jc w:val="center"/>
+              <w:spacing w:before="0" w:after="0" w:line="240" w:lineRule="auto"/>
+              <w:ind w:firstLine="0" w:firstLineChars="0" w:left="0" w:right="0"/>
+            </w:pPr>
+            <w:r>
+              <w:rPr>
+                <w:rFonts w:eastAsia="宋体" w:ascii="Times New Roman" w:hAnsi="Times New Roman"/>
+                <w:sz w:val="21"/>
+                <w:szCs w:val="21"/>
+              </w:rPr>
+              <w:t xml:space="preserve">列表显示修改后的信息</w:t>
+            </w:r>
+          </w:p>
+        </w:tc>
+        <w:tc>
+          <w:tcPr>
+            <w:tcW w:w="1250" w:type="dxa"/>
+            <w:vAlign w:val="center"/>
+          </w:tcPr>
+          <w:p>
+            <w:pPr>
+              <w:jc w:val="center"/>
+              <w:spacing w:before="0" w:after="0" w:line="240" w:lineRule="auto"/>
+              <w:ind w:firstLine="0" w:firstLineChars="0" w:left="0" w:right="0"/>
+            </w:pPr>
+            <w:r>
+              <w:rPr>
+                <w:rFonts w:eastAsia="宋体" w:ascii="Times New Roman" w:hAnsi="Times New Roman"/>
+                <w:sz w:val="21"/>
+                <w:szCs w:val="21"/>
+              </w:rPr>
+              <w:t xml:space="preserve">与预期一致</w:t>
+            </w:r>
+          </w:p>
+        </w:tc>
+        <w:tc>
+          <w:tcPr>
+            <w:tcW w:w="1200" w:type="dxa"/>
+            <w:vAlign w:val="center"/>
+          </w:tcPr>
+          <w:p>
+            <w:pPr>
+              <w:jc w:val="center"/>
+              <w:spacing w:before="0" w:after="0" w:line="240" w:lineRule="auto"/>
+              <w:ind w:firstLine="0" w:firstLineChars="0" w:left="0" w:right="0"/>
+            </w:pPr>
+            <w:r>
+              <w:rPr>
+                <w:rFonts w:eastAsia="宋体" w:ascii="Times New Roman" w:hAnsi="Times New Roman"/>
+                <w:sz w:val="21"/>
+                <w:szCs w:val="21"/>
+              </w:rPr>
+              <w:t xml:space="preserve">通过</w:t>
+            </w:r>
+          </w:p>
+        </w:tc>
+      </w:tr>
+      <w:tr>
+        <w:tc>
+          <w:tcPr>
+            <w:tcW w:w="1250" w:type="dxa"/>
+            <w:vAlign w:val="center"/>
+          </w:tcPr>
+          <w:p>
+            <w:pPr>
+              <w:jc w:val="center"/>
+              <w:spacing w:before="0" w:after="0" w:line="240" w:lineRule="auto"/>
+              <w:ind w:firstLine="0" w:firstLineChars="0" w:left="0" w:right="0"/>
+            </w:pPr>
+            <w:r>
+              <w:rPr>
+                <w:rFonts w:eastAsia="宋体" w:ascii="Times New Roman" w:hAnsi="Times New Roman"/>
+                <w:sz w:val="21"/>
+                <w:szCs w:val="21"/>
+              </w:rPr>
+              <w:t xml:space="preserve">删除用户</w:t>
+            </w:r>
+          </w:p>
+        </w:tc>
+        <w:tc>
+          <w:tcPr>
+            <w:tcW w:w="2800" w:type="dxa"/>
+            <w:vAlign w:val="center"/>
+          </w:tcPr>
+          <w:p>
+            <w:pPr>
+              <w:jc w:val="center"/>
+              <w:spacing w:before="0" w:after="0" w:line="240" w:lineRule="auto"/>
+              <w:ind w:firstLine="0" w:firstLineChars="0" w:left="0" w:right="0"/>
+            </w:pPr>
+            <w:r>
+              <w:rPr>
+                <w:rFonts w:eastAsia="宋体" w:ascii="Times New Roman" w:hAnsi="Times New Roman"/>
+                <w:sz w:val="21"/>
+                <w:szCs w:val="21"/>
+              </w:rPr>
+              <w:t xml:space="preserve">选择用户点击删除</w:t>
+            </w:r>
+          </w:p>
+        </w:tc>
+        <w:tc>
+          <w:tcPr>
+            <w:tcW w:w="2500" w:type="dxa"/>
+            <w:vAlign w:val="center"/>
+          </w:tcPr>
+          <w:p>
+            <w:pPr>
+              <w:jc w:val="center"/>
+              <w:spacing w:before="0" w:after="0" w:line="240" w:lineRule="auto"/>
+              <w:ind w:firstLine="0" w:firstLineChars="0" w:left="0" w:right="0"/>
+            </w:pPr>
+            <w:r>
+              <w:rPr>
+                <w:rFonts w:eastAsia="宋体" w:ascii="Times New Roman" w:hAnsi="Times New Roman"/>
+                <w:sz w:val="21"/>
+                <w:szCs w:val="21"/>
+              </w:rPr>
+              <w:t xml:space="preserve">记录从列表中消失</w:t>
+            </w:r>
+          </w:p>
+        </w:tc>
+        <w:tc>
+          <w:tcPr>
+            <w:tcW w:w="1250" w:type="dxa"/>
+            <w:vAlign w:val="center"/>
+          </w:tcPr>
+          <w:p>
+            <w:pPr>
+              <w:jc w:val="center"/>
+              <w:spacing w:before="0" w:after="0" w:line="240" w:lineRule="auto"/>
+              <w:ind w:firstLine="0" w:firstLineChars="0" w:left="0" w:right="0"/>
+            </w:pPr>
+            <w:r>
+              <w:rPr>
+                <w:rFonts w:eastAsia="宋体" w:ascii="Times New Roman" w:hAnsi="Times New Roman"/>
+                <w:sz w:val="21"/>
+                <w:szCs w:val="21"/>
+              </w:rPr>
+              <w:t xml:space="preserve">与预期一致</w:t>
+            </w:r>
+          </w:p>
+        </w:tc>
+        <w:tc>
+          <w:tcPr>
+            <w:tcW w:w="1200" w:type="dxa"/>
+            <w:vAlign w:val="center"/>
+          </w:tcPr>
+          <w:p>
+            <w:pPr>
+              <w:jc w:val="center"/>
+              <w:spacing w:before="0" w:after="0" w:line="240" w:lineRule="auto"/>
+              <w:ind w:firstLine="0" w:firstLineChars="0" w:left="0" w:right="0"/>
+            </w:pPr>
+            <w:r>
+              <w:rPr>
+                <w:rFonts w:eastAsia="宋体" w:ascii="Times New Roman" w:hAnsi="Times New Roman"/>
+                <w:sz w:val="21"/>
+                <w:szCs w:val="21"/>
+              </w:rPr>
+              <w:t xml:space="preserve">通过</w:t>
+            </w:r>
+          </w:p>
+        </w:tc>
+      </w:tr>
+      <w:tr>
+        <w:tc>
+          <w:tcPr>
+            <w:tcW w:w="1250" w:type="dxa"/>
+            <w:vAlign w:val="center"/>
+          </w:tcPr>
+          <w:p>
+            <w:pPr>
+              <w:jc w:val="center"/>
+              <w:spacing w:before="0" w:after="0" w:line="240" w:lineRule="auto"/>
+              <w:ind w:firstLine="0" w:firstLineChars="0" w:left="0" w:right="0"/>
+            </w:pPr>
+            <w:r>
+              <w:rPr>
+                <w:rFonts w:eastAsia="宋体" w:ascii="Times New Roman" w:hAnsi="Times New Roman"/>
+                <w:sz w:val="21"/>
+                <w:szCs w:val="21"/>
+              </w:rPr>
+              <w:t xml:space="preserve">关键字查询</w:t>
+            </w:r>
+          </w:p>
+        </w:tc>
+        <w:tc>
+          <w:tcPr>
+            <w:tcW w:w="2800" w:type="dxa"/>
+            <w:vAlign w:val="center"/>
+          </w:tcPr>
+          <w:p>
+            <w:pPr>
+              <w:jc w:val="center"/>
+              <w:spacing w:before="0" w:after="0" w:line="240" w:lineRule="auto"/>
+              <w:ind w:firstLine="0" w:firstLineChars="0" w:left="0" w:right="0"/>
+            </w:pPr>
+            <w:r>
+              <w:rPr>
+                <w:rFonts w:eastAsia="宋体" w:ascii="Times New Roman" w:hAnsi="Times New Roman"/>
+                <w:sz w:val="21"/>
+                <w:szCs w:val="21"/>
+              </w:rPr>
+              <w:t xml:space="preserve">输入用户名关键词搜索</w:t>
+            </w:r>
+          </w:p>
+        </w:tc>
+        <w:tc>
+          <w:tcPr>
+            <w:tcW w:w="2500" w:type="dxa"/>
+            <w:vAlign w:val="center"/>
+          </w:tcPr>
+          <w:p>
+            <w:pPr>
+              <w:jc w:val="center"/>
+              <w:spacing w:before="0" w:after="0" w:line="240" w:lineRule="auto"/>
+              <w:ind w:firstLine="0" w:firstLineChars="0" w:left="0" w:right="0"/>
+            </w:pPr>
+            <w:r>
+              <w:rPr>
+                <w:rFonts w:eastAsia="宋体" w:ascii="Times New Roman" w:hAnsi="Times New Roman"/>
+                <w:sz w:val="21"/>
+                <w:szCs w:val="21"/>
+              </w:rPr>
+              <w:t xml:space="preserve">显示匹配记录</w:t>
+            </w:r>
+          </w:p>
+        </w:tc>
+        <w:tc>
+          <w:tcPr>
+            <w:tcW w:w="1250" w:type="dxa"/>
+            <w:vAlign w:val="center"/>
+          </w:tcPr>
+          <w:p>
+            <w:pPr>
+              <w:jc w:val="center"/>
+              <w:spacing w:before="0" w:after="0" w:line="240" w:lineRule="auto"/>
+              <w:ind w:firstLine="0" w:firstLineChars="0" w:left="0" w:right="0"/>
+            </w:pPr>
+            <w:r>
+              <w:rPr>
+                <w:rFonts w:eastAsia="宋体" w:ascii="Times New Roman" w:hAnsi="Times New Roman"/>
+                <w:sz w:val="21"/>
+                <w:szCs w:val="21"/>
+              </w:rPr>
+              <w:t xml:space="preserve">与预期一致</w:t>
+            </w:r>
+          </w:p>
+        </w:tc>
+        <w:tc>
+          <w:tcPr>
+            <w:tcW w:w="1200" w:type="dxa"/>
+            <w:vAlign w:val="center"/>
+          </w:tcPr>
+          <w:p>
+            <w:pPr>
+              <w:jc w:val="center"/>
+              <w:spacing w:before="0" w:after="0" w:line="240" w:lineRule="auto"/>
+              <w:ind w:firstLine="0" w:firstLineChars="0" w:left="0" w:right="0"/>
+            </w:pPr>
+            <w:r>
+              <w:rPr>
+                <w:rFonts w:eastAsia="宋体" w:ascii="Times New Roman" w:hAnsi="Times New Roman"/>
+                <w:sz w:val="21"/>
+                <w:szCs w:val="21"/>
+              </w:rPr>
+              <w:t xml:space="preserve">通过</w:t>
+            </w:r>
+          </w:p>
+        </w:tc>
+      </w:tr>
+    </w:tbl>
+    <w:p>
+      <w:pPr>
+        <w:pStyle w:val="6"/>
+        <w:spacing w:before="163" w:after="163"/>
+        <w:ind w:firstLine="480"/>
+        <w:rPr>
+          <w:rFonts w:hint="eastAsia"/>
+        </w:rPr>
+      </w:pPr>
+      <w:bookmarkStart w:id="12" w:name="_Toc419471632"/>
+      <w:bookmarkStart w:id="13" w:name="_Toc419571862"/>
+      <w:bookmarkStart w:id="14" w:name="_Toc419472405"/>
+      <w:bookmarkStart w:id="15" w:name="_Toc419471756"/>
+      <w:r>
+        <w:rPr>
+          <w:rFonts w:hint="eastAsia"/>
+        </w:rPr>
+        <w:t xml:space="preserve">6.3.3 房屋出售管理模块测试</w:t>
+      </w:r>
+      <w:bookmarkEnd w:id="12"/>
+      <w:bookmarkEnd w:id="13"/>
+      <w:bookmarkEnd w:id="14"/>
+      <w:bookmarkEnd w:id="15"/>
+    </w:p>
+    <w:p>
+      <w:pPr>
+        <w:ind w:firstLine="480"/>
+        <w:rPr>
+          <w:rFonts w:hint="eastAsia"/>
+        </w:rPr>
+      </w:pPr>
+      <w:r>
+        <w:rPr>
+          <w:rFonts w:hint="eastAsia"/>
+          <w:szCs w:val="28"/>
+        </w:rPr>
+        <w:t xml:space="preserve">房屋出售管理模块测试覆盖房屋信息添加、信息编辑、订单查看、订单删除四个子功能，共6条用例。正常路径：管理员进入房屋出售管理页面，点击添加按钮填写房屋名称、户型、面积、价格等信息后提交，新记录出现在列表中；选择一条房屋记录点击编辑，修改价格后保存，列表刷新显示新价格；进入出售订单管理页面，选择一条订单记录点击删除，删除后列表中该记录消失。异常路径：添加房屋时名称为空提交，系统提示必填字段不能为空；删除订单时如果订单状态为已完成，系统提示不允许删除。全部6条用例通过。</w:t>
+      </w:r>
+      <w:r>
+        <w:rPr>
+          <w:rFonts w:hint="eastAsia"/>
+        </w:rPr>
+      </w:r>
+      <w:r/>
+    </w:p>
+    <w:p>
+      <w:pPr>
+        <w:ind w:firstLine="480"/>
+        <w:jc w:val="center"/>
+        <w:rPr>
+          <w:rFonts w:hint="eastAsia"/>
+        </w:rPr>
+      </w:pPr>
+      <w:r>
+        <w:rPr>
+          <w:rFonts w:hint="eastAsia" w:ascii="黑体" w:hAnsi="黑体" w:eastAsia="黑体"/>
+          <w:sz w:val="21"/>
+          <w:szCs w:val="28"/>
+        </w:rPr>
+        <w:t xml:space="preserve">表6-4 房屋出售管理测试表</w:t>
       </w:r>
       <w:r>
         <w:rPr>
@@ -17690,7 +19863,7 @@
         <w:drawing>
           <wp:inline xmlns:a="http://schemas.openxmlformats.org/drawingml/2006/main" xmlns:pic="http://schemas.openxmlformats.org/drawingml/2006/picture">
             <wp:extent cx="5400000" cy="1927821"/>
-            <wp:docPr id="1043" name="Picture 89"/>
+            <wp:docPr id="1036" name="Picture 89"/>
             <wp:cNvGraphicFramePr>
               <a:graphicFrameLocks noChangeAspect="1"/>
             </wp:cNvGraphicFramePr>
@@ -17702,7 +19875,7 @@
                     <pic:cNvPicPr/>
                   </pic:nvPicPr>
                   <pic:blipFill>
-                    <a:blip r:embed="rId77"/>
+                    <a:blip r:embed="rId70"/>
                     <a:stretch>
                       <a:fillRect/>
                     </a:stretch>
@@ -17779,7 +19952,7 @@
         <w:drawing>
           <wp:inline xmlns:a="http://schemas.openxmlformats.org/drawingml/2006/main" xmlns:pic="http://schemas.openxmlformats.org/drawingml/2006/picture">
             <wp:extent cx="5400000" cy="1923288"/>
-            <wp:docPr id="1044" name="Picture 89"/>
+            <wp:docPr id="1037" name="Picture 89"/>
             <wp:cNvGraphicFramePr>
               <a:graphicFrameLocks noChangeAspect="1"/>
             </wp:cNvGraphicFramePr>
@@ -17791,7 +19964,7 @@
                     <pic:cNvPicPr/>
                   </pic:nvPicPr>
                   <pic:blipFill>
-                    <a:blip r:embed="rId78"/>
+                    <a:blip r:embed="rId71"/>
                     <a:stretch>
                       <a:fillRect/>
                     </a:stretch>
@@ -17868,7 +20041,7 @@
         <w:drawing>
           <wp:inline xmlns:a="http://schemas.openxmlformats.org/drawingml/2006/main" xmlns:pic="http://schemas.openxmlformats.org/drawingml/2006/picture">
             <wp:extent cx="5400000" cy="1643707"/>
-            <wp:docPr id="1045" name="Picture 89"/>
+            <wp:docPr id="1038" name="Picture 89"/>
             <wp:cNvGraphicFramePr>
               <a:graphicFrameLocks noChangeAspect="1"/>
             </wp:cNvGraphicFramePr>
@@ -17880,7 +20053,7 @@
                     <pic:cNvPicPr/>
                   </pic:nvPicPr>
                   <pic:blipFill>
-                    <a:blip r:embed="rId79"/>
+                    <a:blip r:embed="rId72"/>
                     <a:stretch>
                       <a:fillRect/>
                     </a:stretch>
@@ -17954,7 +20127,7 @@
         <w:rPr>
           <w:rFonts w:hint="eastAsia"/>
         </w:rPr>
-        <w:t xml:space="preserve">6.3.3 房屋出租管理模块测试</w:t>
+        <w:t xml:space="preserve">6.3.4 房屋出租管理模块测试</w:t>
       </w:r>
       <w:bookmarkEnd w:id="12"/>
       <w:bookmarkEnd w:id="13"/>
@@ -17973,7 +20146,7 @@
           <w:rFonts w:hint="eastAsia"/>
           <w:szCs w:val="28"/>
         </w:rPr>
-        <w:t xml:space="preserve">房屋出租管理模块测试覆盖出租信息浏览、订单管理、退房操作三个子功能，共5条用例。正常路径：管理员进入房屋出租管理页面，列表显示所有出租房屋记录及其状态；进入出租订单管理页面，选择一条在租订单点击退房按钮，系统更新订单状态并将房屋标记为可租；查看退房后的订单列表，该订单状态变为已退房。异常路径：对状态为「已退房」的订单再次点击退房，系统提示该订单已处理完毕。边界值测试：订单列表为空时页面显示「暂无数据」提示。全部5条用例通过。</w:t>
+        <w:t xml:space="preserve">房屋出租管理模块测试覆盖出租信息浏览、订单管理、退房操作三个子功能，共5条用例。正常路径：管理员进入房屋出租管理页面，列表显示所有出租房屋记录及其状态；进入出租订单管理页面，选择一条在租订单点击退房按钮，系统更新订单状态并将房屋标记为可租；查看退房后的订单列表，该订单状态变为已退房。异常路径：对状态为“已退房”的订单再次点击退房，系统提示该订单已处理完毕。边界值测试：订单列表为空时页面显示“暂无数据”提示。全部5条用例通过。</w:t>
       </w:r>
       <w:r>
         <w:rPr>
@@ -17996,7 +20169,7 @@
           <w:sz w:val="21"/>
           <w:szCs w:val="28"/>
         </w:rPr>
-        <w:t xml:space="preserve">表6-4 房屋出租管理测试表</w:t>
+        <w:t xml:space="preserve">表6-5 房屋出租管理测试表</w:t>
       </w:r>
       <w:r>
         <w:rPr>
@@ -18735,7 +20908,7 @@
         <w:drawing>
           <wp:inline xmlns:a="http://schemas.openxmlformats.org/drawingml/2006/main" xmlns:pic="http://schemas.openxmlformats.org/drawingml/2006/picture">
             <wp:extent cx="5400000" cy="1904941"/>
-            <wp:docPr id="1046" name="Picture 89"/>
+            <wp:docPr id="1039" name="Picture 89"/>
             <wp:cNvGraphicFramePr>
               <a:graphicFrameLocks noChangeAspect="1"/>
             </wp:cNvGraphicFramePr>
@@ -18747,7 +20920,7 @@
                     <pic:cNvPicPr/>
                   </pic:nvPicPr>
                   <pic:blipFill>
-                    <a:blip r:embed="rId80"/>
+                    <a:blip r:embed="rId73"/>
                     <a:stretch>
                       <a:fillRect/>
                     </a:stretch>
@@ -18824,7 +20997,7 @@
         <w:drawing>
           <wp:inline xmlns:a="http://schemas.openxmlformats.org/drawingml/2006/main" xmlns:pic="http://schemas.openxmlformats.org/drawingml/2006/picture">
             <wp:extent cx="5400000" cy="1943580"/>
-            <wp:docPr id="1047" name="Picture 89"/>
+            <wp:docPr id="1040" name="Picture 89"/>
             <wp:cNvGraphicFramePr>
               <a:graphicFrameLocks noChangeAspect="1"/>
             </wp:cNvGraphicFramePr>
@@ -18836,7 +21009,7 @@
                     <pic:cNvPicPr/>
                   </pic:nvPicPr>
                   <pic:blipFill>
-                    <a:blip r:embed="rId81"/>
+                    <a:blip r:embed="rId74"/>
                     <a:stretch>
                       <a:fillRect/>
                     </a:stretch>
@@ -18913,7 +21086,7 @@
         <w:drawing>
           <wp:inline xmlns:a="http://schemas.openxmlformats.org/drawingml/2006/main" xmlns:pic="http://schemas.openxmlformats.org/drawingml/2006/picture">
             <wp:extent cx="5400000" cy="1784302"/>
-            <wp:docPr id="1048" name="Picture 89"/>
+            <wp:docPr id="1041" name="Picture 89"/>
             <wp:cNvGraphicFramePr>
               <a:graphicFrameLocks noChangeAspect="1"/>
             </wp:cNvGraphicFramePr>
@@ -18925,7 +21098,7 @@
                     <pic:cNvPicPr/>
                   </pic:nvPicPr>
                   <pic:blipFill>
-                    <a:blip r:embed="rId82"/>
+                    <a:blip r:embed="rId75"/>
                     <a:stretch>
                       <a:fillRect/>
                     </a:stretch>
@@ -18984,6 +21157,1562 @@
     </w:p>
     <w:p>
       <w:pPr>
+        <w:pStyle w:val="6"/>
+        <w:spacing w:before="163" w:after="163"/>
+        <w:ind w:firstLine="480"/>
+        <w:rPr>
+          <w:rFonts w:hint="eastAsia"/>
+        </w:rPr>
+      </w:pPr>
+      <w:bookmarkStart w:id="12" w:name="_Toc419471632"/>
+      <w:bookmarkStart w:id="13" w:name="_Toc419571862"/>
+      <w:bookmarkStart w:id="14" w:name="_Toc419472405"/>
+      <w:bookmarkStart w:id="15" w:name="_Toc419471756"/>
+      <w:r>
+        <w:rPr>
+          <w:rFonts w:hint="eastAsia"/>
+        </w:rPr>
+        <w:t xml:space="preserve">6.3.5 公告与轮播图管理模块测试</w:t>
+      </w:r>
+      <w:bookmarkEnd w:id="12"/>
+      <w:bookmarkEnd w:id="13"/>
+      <w:bookmarkEnd w:id="14"/>
+      <w:bookmarkEnd w:id="15"/>
+    </w:p>
+    <w:p>
+      <w:pPr>
+        <w:ind w:firstLine="480"/>
+        <w:rPr>
+          <w:rFonts w:hint="eastAsia"/>
+        </w:rPr>
+      </w:pPr>
+      <w:r>
+        <w:rPr>
+          <w:rFonts w:hint="eastAsia"/>
+          <w:szCs w:val="28"/>
+        </w:rPr>
+        <w:t xml:space="preserve">公告与轮播图管理模块主要用于管理员维护站内公告和首页轮播图内容。测试重点包括公告发布、公告编辑、轮播图新增以及轮播图删除等操作，共4条用例。正常路径：新增公告后公告列表出现新记录；编辑公告标题或内容后列表同步更新；上传轮播图图片并保存后首页可正常展示；删除轮播图后对应图片从列表中移除。异常路径：公告标题为空或图片文件格式不符合要求时系统给出提示。全部用例通过。</w:t>
+      </w:r>
+      <w:r>
+        <w:rPr>
+          <w:rFonts w:hint="eastAsia"/>
+        </w:rPr>
+      </w:r>
+      <w:r/>
+    </w:p>
+    <w:p>
+      <w:pPr>
+        <w:ind w:firstLine="480"/>
+        <w:jc w:val="center"/>
+        <w:rPr>
+          <w:rFonts w:hint="eastAsia"/>
+        </w:rPr>
+      </w:pPr>
+      <w:r>
+        <w:rPr>
+          <w:rFonts w:hint="eastAsia" w:ascii="黑体" w:hAnsi="黑体" w:eastAsia="黑体"/>
+          <w:sz w:val="21"/>
+          <w:szCs w:val="28"/>
+        </w:rPr>
+        <w:t xml:space="preserve">表6-6 公告与轮播图管理测试表</w:t>
+      </w:r>
+      <w:r>
+        <w:rPr>
+          <w:rFonts w:hint="eastAsia" w:ascii="黑体" w:hAnsi="黑体" w:eastAsia="黑体"/>
+          <w:sz w:val="21"/>
+        </w:rPr>
+      </w:r>
+      <w:r>
+        <w:rPr>
+          <w:rFonts w:ascii="黑体" w:hAnsi="黑体" w:eastAsia="黑体"/>
+          <w:sz w:val="21"/>
+        </w:rPr>
+      </w:r>
+    </w:p>
+    <w:p>
+      <w:pPr>
+        <w:ind w:firstLine="480"/>
+        <w:rPr>
+          <w:rFonts w:hint="eastAsia"/>
+        </w:rPr>
+      </w:pPr>
+      <w:r>
+        <w:rPr>
+          <w:rFonts w:hint="eastAsia"/>
+          <w:szCs w:val="28"/>
+        </w:rPr>
+      </w:r>
+      <w:r>
+        <w:rPr>
+          <w:rFonts w:hint="eastAsia"/>
+        </w:rPr>
+      </w:r>
+      <w:r/>
+    </w:p>
+    <w:tbl>
+      <w:tblPr>
+        <w:jc w:val="center"/>
+        <w:tblW w:w="5000" w:type="pct"/>
+        <w:tblLayout w:type="autofit"/>
+        <w:tblBorders>
+          <w:top w:val="single" w:sz="12" w:space="0" w:color="000000"/>
+          <w:bottom w:val="single" w:sz="12" w:space="0" w:color="000000"/>
+          <w:left w:val="none" w:sz="0" w:space="0"/>
+          <w:right w:val="none" w:sz="0" w:space="0"/>
+          <w:insideH w:val="none" w:sz="0" w:space="0"/>
+          <w:insideV w:val="none" w:sz="0" w:space="0"/>
+        </w:tblBorders>
+      </w:tblPr>
+      <w:tblGrid>
+        <w:gridCol w:w="1200"/>
+        <w:gridCol w:w="3269"/>
+        <w:gridCol w:w="2131"/>
+        <w:gridCol w:w="1200"/>
+        <w:gridCol w:w="1200"/>
+      </w:tblGrid>
+      <w:tr>
+        <w:tc>
+          <w:tcPr>
+            <w:tcW w:w="1200" w:type="dxa"/>
+            <w:vAlign w:val="center"/>
+            <w:tcBorders>
+              <w:bottom w:val="single" w:sz="6" w:space="0" w:color="000000"/>
+            </w:tcBorders>
+          </w:tcPr>
+          <w:p>
+            <w:pPr>
+              <w:jc w:val="center"/>
+              <w:spacing w:before="0" w:after="0" w:line="240" w:lineRule="auto"/>
+              <w:ind w:firstLine="0" w:firstLineChars="0" w:left="0" w:right="0"/>
+            </w:pPr>
+            <w:r>
+              <w:rPr>
+                <w:rFonts w:eastAsia="宋体" w:ascii="Times New Roman" w:hAnsi="Times New Roman"/>
+                <w:sz w:val="21"/>
+                <w:szCs w:val="21"/>
+                <w:b/>
+              </w:rPr>
+              <w:t xml:space="preserve">测试内容</w:t>
+            </w:r>
+          </w:p>
+        </w:tc>
+        <w:tc>
+          <w:tcPr>
+            <w:tcW w:w="3269" w:type="dxa"/>
+            <w:vAlign w:val="center"/>
+            <w:tcBorders>
+              <w:bottom w:val="single" w:sz="6" w:space="0" w:color="000000"/>
+            </w:tcBorders>
+          </w:tcPr>
+          <w:p>
+            <w:pPr>
+              <w:jc w:val="center"/>
+              <w:spacing w:before="0" w:after="0" w:line="240" w:lineRule="auto"/>
+              <w:ind w:firstLine="0" w:firstLineChars="0" w:left="0" w:right="0"/>
+            </w:pPr>
+            <w:r>
+              <w:rPr>
+                <w:rFonts w:eastAsia="宋体" w:ascii="Times New Roman" w:hAnsi="Times New Roman"/>
+                <w:sz w:val="21"/>
+                <w:szCs w:val="21"/>
+                <w:b/>
+              </w:rPr>
+              <w:t xml:space="preserve">操作步骤</w:t>
+            </w:r>
+          </w:p>
+        </w:tc>
+        <w:tc>
+          <w:tcPr>
+            <w:tcW w:w="2131" w:type="dxa"/>
+            <w:vAlign w:val="center"/>
+            <w:tcBorders>
+              <w:bottom w:val="single" w:sz="6" w:space="0" w:color="000000"/>
+            </w:tcBorders>
+          </w:tcPr>
+          <w:p>
+            <w:pPr>
+              <w:jc w:val="center"/>
+              <w:spacing w:before="0" w:after="0" w:line="240" w:lineRule="auto"/>
+              <w:ind w:firstLine="0" w:firstLineChars="0" w:left="0" w:right="0"/>
+            </w:pPr>
+            <w:r>
+              <w:rPr>
+                <w:rFonts w:eastAsia="宋体" w:ascii="Times New Roman" w:hAnsi="Times New Roman"/>
+                <w:sz w:val="21"/>
+                <w:szCs w:val="21"/>
+                <w:b/>
+              </w:rPr>
+              <w:t xml:space="preserve">预期结果</w:t>
+            </w:r>
+          </w:p>
+        </w:tc>
+        <w:tc>
+          <w:tcPr>
+            <w:tcW w:w="1200" w:type="dxa"/>
+            <w:vAlign w:val="center"/>
+            <w:tcBorders>
+              <w:bottom w:val="single" w:sz="6" w:space="0" w:color="000000"/>
+            </w:tcBorders>
+          </w:tcPr>
+          <w:p>
+            <w:pPr>
+              <w:jc w:val="center"/>
+              <w:spacing w:before="0" w:after="0" w:line="240" w:lineRule="auto"/>
+              <w:ind w:firstLine="0" w:firstLineChars="0" w:left="0" w:right="0"/>
+            </w:pPr>
+            <w:r>
+              <w:rPr>
+                <w:rFonts w:eastAsia="宋体" w:ascii="Times New Roman" w:hAnsi="Times New Roman"/>
+                <w:sz w:val="21"/>
+                <w:szCs w:val="21"/>
+                <w:b/>
+              </w:rPr>
+              <w:t xml:space="preserve">实际结果</w:t>
+            </w:r>
+          </w:p>
+        </w:tc>
+        <w:tc>
+          <w:tcPr>
+            <w:tcW w:w="1200" w:type="dxa"/>
+            <w:vAlign w:val="center"/>
+            <w:tcBorders>
+              <w:bottom w:val="single" w:sz="6" w:space="0" w:color="000000"/>
+            </w:tcBorders>
+          </w:tcPr>
+          <w:p>
+            <w:pPr>
+              <w:jc w:val="center"/>
+              <w:spacing w:before="0" w:after="0" w:line="240" w:lineRule="auto"/>
+              <w:ind w:firstLine="0" w:firstLineChars="0" w:left="0" w:right="0"/>
+            </w:pPr>
+            <w:r>
+              <w:rPr>
+                <w:rFonts w:eastAsia="宋体" w:ascii="Times New Roman" w:hAnsi="Times New Roman"/>
+                <w:sz w:val="21"/>
+                <w:szCs w:val="21"/>
+                <w:b/>
+              </w:rPr>
+              <w:t xml:space="preserve">状态</w:t>
+            </w:r>
+          </w:p>
+        </w:tc>
+      </w:tr>
+      <w:tr>
+        <w:tc>
+          <w:tcPr>
+            <w:tcW w:w="1200" w:type="dxa"/>
+            <w:vAlign w:val="center"/>
+          </w:tcPr>
+          <w:p>
+            <w:pPr>
+              <w:jc w:val="center"/>
+              <w:spacing w:before="0" w:after="0" w:line="240" w:lineRule="auto"/>
+              <w:ind w:firstLine="0" w:firstLineChars="0" w:left="0" w:right="0"/>
+            </w:pPr>
+            <w:r>
+              <w:rPr>
+                <w:rFonts w:eastAsia="宋体" w:ascii="Times New Roman" w:hAnsi="Times New Roman"/>
+                <w:sz w:val="21"/>
+                <w:szCs w:val="21"/>
+              </w:rPr>
+              <w:t xml:space="preserve">发布公告</w:t>
+            </w:r>
+          </w:p>
+        </w:tc>
+        <w:tc>
+          <w:tcPr>
+            <w:tcW w:w="3269" w:type="dxa"/>
+            <w:vAlign w:val="center"/>
+          </w:tcPr>
+          <w:p>
+            <w:pPr>
+              <w:jc w:val="center"/>
+              <w:spacing w:before="0" w:after="0" w:line="240" w:lineRule="auto"/>
+              <w:ind w:firstLine="0" w:firstLineChars="0" w:left="0" w:right="0"/>
+            </w:pPr>
+            <w:r>
+              <w:rPr>
+                <w:rFonts w:eastAsia="宋体" w:ascii="Times New Roman" w:hAnsi="Times New Roman"/>
+                <w:sz w:val="21"/>
+                <w:szCs w:val="21"/>
+              </w:rPr>
+              <w:t xml:space="preserve">点击新增公告，填写标题和内容并保存</w:t>
+            </w:r>
+          </w:p>
+        </w:tc>
+        <w:tc>
+          <w:tcPr>
+            <w:tcW w:w="2131" w:type="dxa"/>
+            <w:vAlign w:val="center"/>
+          </w:tcPr>
+          <w:p>
+            <w:pPr>
+              <w:jc w:val="center"/>
+              <w:spacing w:before="0" w:after="0" w:line="240" w:lineRule="auto"/>
+              <w:ind w:firstLine="0" w:firstLineChars="0" w:left="0" w:right="0"/>
+            </w:pPr>
+            <w:r>
+              <w:rPr>
+                <w:rFonts w:eastAsia="宋体" w:ascii="Times New Roman" w:hAnsi="Times New Roman"/>
+                <w:sz w:val="21"/>
+                <w:szCs w:val="21"/>
+              </w:rPr>
+              <w:t xml:space="preserve">公告在列表中新增</w:t>
+            </w:r>
+          </w:p>
+        </w:tc>
+        <w:tc>
+          <w:tcPr>
+            <w:tcW w:w="1200" w:type="dxa"/>
+            <w:vAlign w:val="center"/>
+          </w:tcPr>
+          <w:p>
+            <w:pPr>
+              <w:jc w:val="center"/>
+              <w:spacing w:before="0" w:after="0" w:line="240" w:lineRule="auto"/>
+              <w:ind w:firstLine="0" w:firstLineChars="0" w:left="0" w:right="0"/>
+            </w:pPr>
+            <w:r>
+              <w:rPr>
+                <w:rFonts w:eastAsia="宋体" w:ascii="Times New Roman" w:hAnsi="Times New Roman"/>
+                <w:sz w:val="21"/>
+                <w:szCs w:val="21"/>
+              </w:rPr>
+              <w:t xml:space="preserve">与预期一致</w:t>
+            </w:r>
+          </w:p>
+        </w:tc>
+        <w:tc>
+          <w:tcPr>
+            <w:tcW w:w="1200" w:type="dxa"/>
+            <w:vAlign w:val="center"/>
+          </w:tcPr>
+          <w:p>
+            <w:pPr>
+              <w:jc w:val="center"/>
+              <w:spacing w:before="0" w:after="0" w:line="240" w:lineRule="auto"/>
+              <w:ind w:firstLine="0" w:firstLineChars="0" w:left="0" w:right="0"/>
+            </w:pPr>
+            <w:r>
+              <w:rPr>
+                <w:rFonts w:eastAsia="宋体" w:ascii="Times New Roman" w:hAnsi="Times New Roman"/>
+                <w:sz w:val="21"/>
+                <w:szCs w:val="21"/>
+              </w:rPr>
+              <w:t xml:space="preserve">通过</w:t>
+            </w:r>
+          </w:p>
+        </w:tc>
+      </w:tr>
+      <w:tr>
+        <w:tc>
+          <w:tcPr>
+            <w:tcW w:w="1200" w:type="dxa"/>
+            <w:vAlign w:val="center"/>
+          </w:tcPr>
+          <w:p>
+            <w:pPr>
+              <w:jc w:val="center"/>
+              <w:spacing w:before="0" w:after="0" w:line="240" w:lineRule="auto"/>
+              <w:ind w:firstLine="0" w:firstLineChars="0" w:left="0" w:right="0"/>
+            </w:pPr>
+            <w:r>
+              <w:rPr>
+                <w:rFonts w:eastAsia="宋体" w:ascii="Times New Roman" w:hAnsi="Times New Roman"/>
+                <w:sz w:val="21"/>
+                <w:szCs w:val="21"/>
+              </w:rPr>
+              <w:t xml:space="preserve">编辑公告</w:t>
+            </w:r>
+          </w:p>
+        </w:tc>
+        <w:tc>
+          <w:tcPr>
+            <w:tcW w:w="3269" w:type="dxa"/>
+            <w:vAlign w:val="center"/>
+          </w:tcPr>
+          <w:p>
+            <w:pPr>
+              <w:jc w:val="center"/>
+              <w:spacing w:before="0" w:after="0" w:line="240" w:lineRule="auto"/>
+              <w:ind w:firstLine="0" w:firstLineChars="0" w:left="0" w:right="0"/>
+            </w:pPr>
+            <w:r>
+              <w:rPr>
+                <w:rFonts w:eastAsia="宋体" w:ascii="Times New Roman" w:hAnsi="Times New Roman"/>
+                <w:sz w:val="21"/>
+                <w:szCs w:val="21"/>
+              </w:rPr>
+              <w:t xml:space="preserve">选择公告记录修改内容后保存</w:t>
+            </w:r>
+          </w:p>
+        </w:tc>
+        <w:tc>
+          <w:tcPr>
+            <w:tcW w:w="2131" w:type="dxa"/>
+            <w:vAlign w:val="center"/>
+          </w:tcPr>
+          <w:p>
+            <w:pPr>
+              <w:jc w:val="center"/>
+              <w:spacing w:before="0" w:after="0" w:line="240" w:lineRule="auto"/>
+              <w:ind w:firstLine="0" w:firstLineChars="0" w:left="0" w:right="0"/>
+            </w:pPr>
+            <w:r>
+              <w:rPr>
+                <w:rFonts w:eastAsia="宋体" w:ascii="Times New Roman" w:hAnsi="Times New Roman"/>
+                <w:sz w:val="21"/>
+                <w:szCs w:val="21"/>
+              </w:rPr>
+              <w:t xml:space="preserve">列表同步更新</w:t>
+            </w:r>
+          </w:p>
+        </w:tc>
+        <w:tc>
+          <w:tcPr>
+            <w:tcW w:w="1200" w:type="dxa"/>
+            <w:vAlign w:val="center"/>
+          </w:tcPr>
+          <w:p>
+            <w:pPr>
+              <w:jc w:val="center"/>
+              <w:spacing w:before="0" w:after="0" w:line="240" w:lineRule="auto"/>
+              <w:ind w:firstLine="0" w:firstLineChars="0" w:left="0" w:right="0"/>
+            </w:pPr>
+            <w:r>
+              <w:rPr>
+                <w:rFonts w:eastAsia="宋体" w:ascii="Times New Roman" w:hAnsi="Times New Roman"/>
+                <w:sz w:val="21"/>
+                <w:szCs w:val="21"/>
+              </w:rPr>
+              <w:t xml:space="preserve">与预期一致</w:t>
+            </w:r>
+          </w:p>
+        </w:tc>
+        <w:tc>
+          <w:tcPr>
+            <w:tcW w:w="1200" w:type="dxa"/>
+            <w:vAlign w:val="center"/>
+          </w:tcPr>
+          <w:p>
+            <w:pPr>
+              <w:jc w:val="center"/>
+              <w:spacing w:before="0" w:after="0" w:line="240" w:lineRule="auto"/>
+              <w:ind w:firstLine="0" w:firstLineChars="0" w:left="0" w:right="0"/>
+            </w:pPr>
+            <w:r>
+              <w:rPr>
+                <w:rFonts w:eastAsia="宋体" w:ascii="Times New Roman" w:hAnsi="Times New Roman"/>
+                <w:sz w:val="21"/>
+                <w:szCs w:val="21"/>
+              </w:rPr>
+              <w:t xml:space="preserve">通过</w:t>
+            </w:r>
+          </w:p>
+        </w:tc>
+      </w:tr>
+      <w:tr>
+        <w:tc>
+          <w:tcPr>
+            <w:tcW w:w="1200" w:type="dxa"/>
+            <w:vAlign w:val="center"/>
+          </w:tcPr>
+          <w:p>
+            <w:pPr>
+              <w:jc w:val="center"/>
+              <w:spacing w:before="0" w:after="0" w:line="240" w:lineRule="auto"/>
+              <w:ind w:firstLine="0" w:firstLineChars="0" w:left="0" w:right="0"/>
+            </w:pPr>
+            <w:r>
+              <w:rPr>
+                <w:rFonts w:eastAsia="宋体" w:ascii="Times New Roman" w:hAnsi="Times New Roman"/>
+                <w:sz w:val="21"/>
+                <w:szCs w:val="21"/>
+              </w:rPr>
+              <w:t xml:space="preserve">新增轮播图</w:t>
+            </w:r>
+          </w:p>
+        </w:tc>
+        <w:tc>
+          <w:tcPr>
+            <w:tcW w:w="3269" w:type="dxa"/>
+            <w:vAlign w:val="center"/>
+          </w:tcPr>
+          <w:p>
+            <w:pPr>
+              <w:jc w:val="center"/>
+              <w:spacing w:before="0" w:after="0" w:line="240" w:lineRule="auto"/>
+              <w:ind w:firstLine="0" w:firstLineChars="0" w:left="0" w:right="0"/>
+            </w:pPr>
+            <w:r>
+              <w:rPr>
+                <w:rFonts w:eastAsia="宋体" w:ascii="Times New Roman" w:hAnsi="Times New Roman"/>
+                <w:sz w:val="21"/>
+                <w:szCs w:val="21"/>
+              </w:rPr>
+              <w:t xml:space="preserve">上传图片并保存</w:t>
+            </w:r>
+          </w:p>
+        </w:tc>
+        <w:tc>
+          <w:tcPr>
+            <w:tcW w:w="2131" w:type="dxa"/>
+            <w:vAlign w:val="center"/>
+          </w:tcPr>
+          <w:p>
+            <w:pPr>
+              <w:jc w:val="center"/>
+              <w:spacing w:before="0" w:after="0" w:line="240" w:lineRule="auto"/>
+              <w:ind w:firstLine="0" w:firstLineChars="0" w:left="0" w:right="0"/>
+            </w:pPr>
+            <w:r>
+              <w:rPr>
+                <w:rFonts w:eastAsia="宋体" w:ascii="Times New Roman" w:hAnsi="Times New Roman"/>
+                <w:sz w:val="21"/>
+                <w:szCs w:val="21"/>
+              </w:rPr>
+              <w:t xml:space="preserve">首页轮播图正常显示</w:t>
+            </w:r>
+          </w:p>
+        </w:tc>
+        <w:tc>
+          <w:tcPr>
+            <w:tcW w:w="1200" w:type="dxa"/>
+            <w:vAlign w:val="center"/>
+          </w:tcPr>
+          <w:p>
+            <w:pPr>
+              <w:jc w:val="center"/>
+              <w:spacing w:before="0" w:after="0" w:line="240" w:lineRule="auto"/>
+              <w:ind w:firstLine="0" w:firstLineChars="0" w:left="0" w:right="0"/>
+            </w:pPr>
+            <w:r>
+              <w:rPr>
+                <w:rFonts w:eastAsia="宋体" w:ascii="Times New Roman" w:hAnsi="Times New Roman"/>
+                <w:sz w:val="21"/>
+                <w:szCs w:val="21"/>
+              </w:rPr>
+              <w:t xml:space="preserve">与预期一致</w:t>
+            </w:r>
+          </w:p>
+        </w:tc>
+        <w:tc>
+          <w:tcPr>
+            <w:tcW w:w="1200" w:type="dxa"/>
+            <w:vAlign w:val="center"/>
+          </w:tcPr>
+          <w:p>
+            <w:pPr>
+              <w:jc w:val="center"/>
+              <w:spacing w:before="0" w:after="0" w:line="240" w:lineRule="auto"/>
+              <w:ind w:firstLine="0" w:firstLineChars="0" w:left="0" w:right="0"/>
+            </w:pPr>
+            <w:r>
+              <w:rPr>
+                <w:rFonts w:eastAsia="宋体" w:ascii="Times New Roman" w:hAnsi="Times New Roman"/>
+                <w:sz w:val="21"/>
+                <w:szCs w:val="21"/>
+              </w:rPr>
+              <w:t xml:space="preserve">通过</w:t>
+            </w:r>
+          </w:p>
+        </w:tc>
+      </w:tr>
+      <w:tr>
+        <w:tc>
+          <w:tcPr>
+            <w:tcW w:w="1200" w:type="dxa"/>
+            <w:vAlign w:val="center"/>
+          </w:tcPr>
+          <w:p>
+            <w:pPr>
+              <w:jc w:val="center"/>
+              <w:spacing w:before="0" w:after="0" w:line="240" w:lineRule="auto"/>
+              <w:ind w:firstLine="0" w:firstLineChars="0" w:left="0" w:right="0"/>
+            </w:pPr>
+            <w:r>
+              <w:rPr>
+                <w:rFonts w:eastAsia="宋体" w:ascii="Times New Roman" w:hAnsi="Times New Roman"/>
+                <w:sz w:val="21"/>
+                <w:szCs w:val="21"/>
+              </w:rPr>
+              <w:t xml:space="preserve">删除轮播图</w:t>
+            </w:r>
+          </w:p>
+        </w:tc>
+        <w:tc>
+          <w:tcPr>
+            <w:tcW w:w="3269" w:type="dxa"/>
+            <w:vAlign w:val="center"/>
+          </w:tcPr>
+          <w:p>
+            <w:pPr>
+              <w:jc w:val="center"/>
+              <w:spacing w:before="0" w:after="0" w:line="240" w:lineRule="auto"/>
+              <w:ind w:firstLine="0" w:firstLineChars="0" w:left="0" w:right="0"/>
+            </w:pPr>
+            <w:r>
+              <w:rPr>
+                <w:rFonts w:eastAsia="宋体" w:ascii="Times New Roman" w:hAnsi="Times New Roman"/>
+                <w:sz w:val="21"/>
+                <w:szCs w:val="21"/>
+              </w:rPr>
+              <w:t xml:space="preserve">选择图片点击删除</w:t>
+            </w:r>
+          </w:p>
+        </w:tc>
+        <w:tc>
+          <w:tcPr>
+            <w:tcW w:w="2131" w:type="dxa"/>
+            <w:vAlign w:val="center"/>
+          </w:tcPr>
+          <w:p>
+            <w:pPr>
+              <w:jc w:val="center"/>
+              <w:spacing w:before="0" w:after="0" w:line="240" w:lineRule="auto"/>
+              <w:ind w:firstLine="0" w:firstLineChars="0" w:left="0" w:right="0"/>
+            </w:pPr>
+            <w:r>
+              <w:rPr>
+                <w:rFonts w:eastAsia="宋体" w:ascii="Times New Roman" w:hAnsi="Times New Roman"/>
+                <w:sz w:val="21"/>
+                <w:szCs w:val="21"/>
+              </w:rPr>
+              <w:t xml:space="preserve">图片从列表中移除</w:t>
+            </w:r>
+          </w:p>
+        </w:tc>
+        <w:tc>
+          <w:tcPr>
+            <w:tcW w:w="1200" w:type="dxa"/>
+            <w:vAlign w:val="center"/>
+          </w:tcPr>
+          <w:p>
+            <w:pPr>
+              <w:jc w:val="center"/>
+              <w:spacing w:before="0" w:after="0" w:line="240" w:lineRule="auto"/>
+              <w:ind w:firstLine="0" w:firstLineChars="0" w:left="0" w:right="0"/>
+            </w:pPr>
+            <w:r>
+              <w:rPr>
+                <w:rFonts w:eastAsia="宋体" w:ascii="Times New Roman" w:hAnsi="Times New Roman"/>
+                <w:sz w:val="21"/>
+                <w:szCs w:val="21"/>
+              </w:rPr>
+              <w:t xml:space="preserve">与预期一致</w:t>
+            </w:r>
+          </w:p>
+        </w:tc>
+        <w:tc>
+          <w:tcPr>
+            <w:tcW w:w="1200" w:type="dxa"/>
+            <w:vAlign w:val="center"/>
+          </w:tcPr>
+          <w:p>
+            <w:pPr>
+              <w:jc w:val="center"/>
+              <w:spacing w:before="0" w:after="0" w:line="240" w:lineRule="auto"/>
+              <w:ind w:firstLine="0" w:firstLineChars="0" w:left="0" w:right="0"/>
+            </w:pPr>
+            <w:r>
+              <w:rPr>
+                <w:rFonts w:eastAsia="宋体" w:ascii="Times New Roman" w:hAnsi="Times New Roman"/>
+                <w:sz w:val="21"/>
+                <w:szCs w:val="21"/>
+              </w:rPr>
+              <w:t xml:space="preserve">通过</w:t>
+            </w:r>
+          </w:p>
+        </w:tc>
+      </w:tr>
+    </w:tbl>
+    <w:p>
+      <w:pPr>
+        <w:pStyle w:val="6"/>
+        <w:spacing w:before="163" w:after="163"/>
+        <w:ind w:firstLine="480"/>
+        <w:rPr>
+          <w:rFonts w:hint="eastAsia"/>
+        </w:rPr>
+      </w:pPr>
+      <w:bookmarkStart w:id="12" w:name="_Toc419471632"/>
+      <w:bookmarkStart w:id="13" w:name="_Toc419571862"/>
+      <w:bookmarkStart w:id="14" w:name="_Toc419472405"/>
+      <w:bookmarkStart w:id="15" w:name="_Toc419471756"/>
+      <w:r>
+        <w:rPr>
+          <w:rFonts w:hint="eastAsia"/>
+        </w:rPr>
+        <w:t xml:space="preserve">6.3.6 用户端功能测试</w:t>
+      </w:r>
+      <w:bookmarkEnd w:id="12"/>
+      <w:bookmarkEnd w:id="13"/>
+      <w:bookmarkEnd w:id="14"/>
+      <w:bookmarkEnd w:id="15"/>
+    </w:p>
+    <w:p>
+      <w:pPr>
+        <w:ind w:firstLine="480"/>
+        <w:rPr>
+          <w:rFonts w:hint="eastAsia"/>
+        </w:rPr>
+      </w:pPr>
+      <w:r>
+        <w:rPr>
+          <w:rFonts w:hint="eastAsia"/>
+          <w:szCs w:val="28"/>
+        </w:rPr>
+        <w:t xml:space="preserve">用户端功能测试覆盖房屋浏览、关键词搜索、房屋详情查看、租赁/购买申请、公告查看以及个人中心信息查看等操作，共6条用例。正常路径：用户登录后可在首页浏览出售和出租房源，按关键词或价格筛选后查看房源详情，并提交租赁或购买申请；进入个人中心后可查看个人资料和订单状态。异常路径：查询条件为空时系统返回全部房源，申请信息缺失时系统提示完善信息。全部用例通过。</w:t>
+      </w:r>
+      <w:r>
+        <w:rPr>
+          <w:rFonts w:hint="eastAsia"/>
+        </w:rPr>
+      </w:r>
+      <w:r/>
+    </w:p>
+    <w:p>
+      <w:pPr>
+        <w:ind w:firstLine="480"/>
+        <w:jc w:val="center"/>
+        <w:rPr>
+          <w:rFonts w:hint="eastAsia"/>
+        </w:rPr>
+      </w:pPr>
+      <w:r>
+        <w:rPr>
+          <w:rFonts w:hint="eastAsia" w:ascii="黑体" w:hAnsi="黑体" w:eastAsia="黑体"/>
+          <w:sz w:val="21"/>
+          <w:szCs w:val="28"/>
+        </w:rPr>
+        <w:t xml:space="preserve">表6-7 用户端功能测试表</w:t>
+      </w:r>
+      <w:r>
+        <w:rPr>
+          <w:rFonts w:hint="eastAsia" w:ascii="黑体" w:hAnsi="黑体" w:eastAsia="黑体"/>
+          <w:sz w:val="21"/>
+        </w:rPr>
+      </w:r>
+      <w:r>
+        <w:rPr>
+          <w:rFonts w:ascii="黑体" w:hAnsi="黑体" w:eastAsia="黑体"/>
+          <w:sz w:val="21"/>
+        </w:rPr>
+      </w:r>
+    </w:p>
+    <w:p>
+      <w:pPr>
+        <w:ind w:firstLine="480"/>
+        <w:rPr>
+          <w:rFonts w:hint="eastAsia"/>
+        </w:rPr>
+      </w:pPr>
+      <w:r>
+        <w:rPr>
+          <w:rFonts w:hint="eastAsia"/>
+          <w:szCs w:val="28"/>
+        </w:rPr>
+      </w:r>
+      <w:r>
+        <w:rPr>
+          <w:rFonts w:hint="eastAsia"/>
+        </w:rPr>
+      </w:r>
+      <w:r/>
+    </w:p>
+    <w:tbl>
+      <w:tblPr>
+        <w:jc w:val="center"/>
+        <w:tblW w:w="5000" w:type="pct"/>
+        <w:tblLayout w:type="autofit"/>
+        <w:tblBorders>
+          <w:top w:val="single" w:sz="12" w:space="0" w:color="000000"/>
+          <w:bottom w:val="single" w:sz="12" w:space="0" w:color="000000"/>
+          <w:left w:val="none" w:sz="0" w:space="0"/>
+          <w:right w:val="none" w:sz="0" w:space="0"/>
+          <w:insideH w:val="none" w:sz="0" w:space="0"/>
+          <w:insideV w:val="none" w:sz="0" w:space="0"/>
+        </w:tblBorders>
+      </w:tblPr>
+      <w:tblGrid>
+        <w:gridCol w:w="1961"/>
+        <w:gridCol w:w="2101"/>
+        <w:gridCol w:w="2538"/>
+        <w:gridCol w:w="1200"/>
+        <w:gridCol w:w="1200"/>
+      </w:tblGrid>
+      <w:tr>
+        <w:tc>
+          <w:tcPr>
+            <w:tcW w:w="1961" w:type="dxa"/>
+            <w:vAlign w:val="center"/>
+            <w:tcBorders>
+              <w:bottom w:val="single" w:sz="6" w:space="0" w:color="000000"/>
+            </w:tcBorders>
+          </w:tcPr>
+          <w:p>
+            <w:pPr>
+              <w:jc w:val="center"/>
+              <w:spacing w:before="0" w:after="0" w:line="240" w:lineRule="auto"/>
+              <w:ind w:firstLine="0" w:firstLineChars="0" w:left="0" w:right="0"/>
+            </w:pPr>
+            <w:r>
+              <w:rPr>
+                <w:rFonts w:eastAsia="宋体" w:ascii="Times New Roman" w:hAnsi="Times New Roman"/>
+                <w:sz w:val="21"/>
+                <w:szCs w:val="21"/>
+                <w:b/>
+              </w:rPr>
+              <w:t xml:space="preserve">测试内容</w:t>
+            </w:r>
+          </w:p>
+        </w:tc>
+        <w:tc>
+          <w:tcPr>
+            <w:tcW w:w="2101" w:type="dxa"/>
+            <w:vAlign w:val="center"/>
+            <w:tcBorders>
+              <w:bottom w:val="single" w:sz="6" w:space="0" w:color="000000"/>
+            </w:tcBorders>
+          </w:tcPr>
+          <w:p>
+            <w:pPr>
+              <w:jc w:val="center"/>
+              <w:spacing w:before="0" w:after="0" w:line="240" w:lineRule="auto"/>
+              <w:ind w:firstLine="0" w:firstLineChars="0" w:left="0" w:right="0"/>
+            </w:pPr>
+            <w:r>
+              <w:rPr>
+                <w:rFonts w:eastAsia="宋体" w:ascii="Times New Roman" w:hAnsi="Times New Roman"/>
+                <w:sz w:val="21"/>
+                <w:szCs w:val="21"/>
+                <w:b/>
+              </w:rPr>
+              <w:t xml:space="preserve">操作步骤</w:t>
+            </w:r>
+          </w:p>
+        </w:tc>
+        <w:tc>
+          <w:tcPr>
+            <w:tcW w:w="2538" w:type="dxa"/>
+            <w:vAlign w:val="center"/>
+            <w:tcBorders>
+              <w:bottom w:val="single" w:sz="6" w:space="0" w:color="000000"/>
+            </w:tcBorders>
+          </w:tcPr>
+          <w:p>
+            <w:pPr>
+              <w:jc w:val="center"/>
+              <w:spacing w:before="0" w:after="0" w:line="240" w:lineRule="auto"/>
+              <w:ind w:firstLine="0" w:firstLineChars="0" w:left="0" w:right="0"/>
+            </w:pPr>
+            <w:r>
+              <w:rPr>
+                <w:rFonts w:eastAsia="宋体" w:ascii="Times New Roman" w:hAnsi="Times New Roman"/>
+                <w:sz w:val="21"/>
+                <w:szCs w:val="21"/>
+                <w:b/>
+              </w:rPr>
+              <w:t xml:space="preserve">预期结果</w:t>
+            </w:r>
+          </w:p>
+        </w:tc>
+        <w:tc>
+          <w:tcPr>
+            <w:tcW w:w="1200" w:type="dxa"/>
+            <w:vAlign w:val="center"/>
+            <w:tcBorders>
+              <w:bottom w:val="single" w:sz="6" w:space="0" w:color="000000"/>
+            </w:tcBorders>
+          </w:tcPr>
+          <w:p>
+            <w:pPr>
+              <w:jc w:val="center"/>
+              <w:spacing w:before="0" w:after="0" w:line="240" w:lineRule="auto"/>
+              <w:ind w:firstLine="0" w:firstLineChars="0" w:left="0" w:right="0"/>
+            </w:pPr>
+            <w:r>
+              <w:rPr>
+                <w:rFonts w:eastAsia="宋体" w:ascii="Times New Roman" w:hAnsi="Times New Roman"/>
+                <w:sz w:val="21"/>
+                <w:szCs w:val="21"/>
+                <w:b/>
+              </w:rPr>
+              <w:t xml:space="preserve">实际结果</w:t>
+            </w:r>
+          </w:p>
+        </w:tc>
+        <w:tc>
+          <w:tcPr>
+            <w:tcW w:w="1200" w:type="dxa"/>
+            <w:vAlign w:val="center"/>
+            <w:tcBorders>
+              <w:bottom w:val="single" w:sz="6" w:space="0" w:color="000000"/>
+            </w:tcBorders>
+          </w:tcPr>
+          <w:p>
+            <w:pPr>
+              <w:jc w:val="center"/>
+              <w:spacing w:before="0" w:after="0" w:line="240" w:lineRule="auto"/>
+              <w:ind w:firstLine="0" w:firstLineChars="0" w:left="0" w:right="0"/>
+            </w:pPr>
+            <w:r>
+              <w:rPr>
+                <w:rFonts w:eastAsia="宋体" w:ascii="Times New Roman" w:hAnsi="Times New Roman"/>
+                <w:sz w:val="21"/>
+                <w:szCs w:val="21"/>
+                <w:b/>
+              </w:rPr>
+              <w:t xml:space="preserve">状态</w:t>
+            </w:r>
+          </w:p>
+        </w:tc>
+      </w:tr>
+      <w:tr>
+        <w:tc>
+          <w:tcPr>
+            <w:tcW w:w="1961" w:type="dxa"/>
+            <w:vAlign w:val="center"/>
+          </w:tcPr>
+          <w:p>
+            <w:pPr>
+              <w:jc w:val="center"/>
+              <w:spacing w:before="0" w:after="0" w:line="240" w:lineRule="auto"/>
+              <w:ind w:firstLine="0" w:firstLineChars="0" w:left="0" w:right="0"/>
+            </w:pPr>
+            <w:r>
+              <w:rPr>
+                <w:rFonts w:eastAsia="宋体" w:ascii="Times New Roman" w:hAnsi="Times New Roman"/>
+                <w:sz w:val="21"/>
+                <w:szCs w:val="21"/>
+              </w:rPr>
+              <w:t xml:space="preserve">浏览房屋列表</w:t>
+            </w:r>
+          </w:p>
+        </w:tc>
+        <w:tc>
+          <w:tcPr>
+            <w:tcW w:w="2101" w:type="dxa"/>
+            <w:vAlign w:val="center"/>
+          </w:tcPr>
+          <w:p>
+            <w:pPr>
+              <w:jc w:val="center"/>
+              <w:spacing w:before="0" w:after="0" w:line="240" w:lineRule="auto"/>
+              <w:ind w:firstLine="0" w:firstLineChars="0" w:left="0" w:right="0"/>
+            </w:pPr>
+            <w:r>
+              <w:rPr>
+                <w:rFonts w:eastAsia="宋体" w:ascii="Times New Roman" w:hAnsi="Times New Roman"/>
+                <w:sz w:val="21"/>
+                <w:szCs w:val="21"/>
+              </w:rPr>
+              <w:t xml:space="preserve">进入首页查看出售/出租房源</w:t>
+            </w:r>
+          </w:p>
+        </w:tc>
+        <w:tc>
+          <w:tcPr>
+            <w:tcW w:w="2538" w:type="dxa"/>
+            <w:vAlign w:val="center"/>
+          </w:tcPr>
+          <w:p>
+            <w:pPr>
+              <w:jc w:val="center"/>
+              <w:spacing w:before="0" w:after="0" w:line="240" w:lineRule="auto"/>
+              <w:ind w:firstLine="0" w:firstLineChars="0" w:left="0" w:right="0"/>
+            </w:pPr>
+            <w:r>
+              <w:rPr>
+                <w:rFonts w:eastAsia="宋体" w:ascii="Times New Roman" w:hAnsi="Times New Roman"/>
+                <w:sz w:val="21"/>
+                <w:szCs w:val="21"/>
+              </w:rPr>
+              <w:t xml:space="preserve">显示房源列表</w:t>
+            </w:r>
+          </w:p>
+        </w:tc>
+        <w:tc>
+          <w:tcPr>
+            <w:tcW w:w="1200" w:type="dxa"/>
+            <w:vAlign w:val="center"/>
+          </w:tcPr>
+          <w:p>
+            <w:pPr>
+              <w:jc w:val="center"/>
+              <w:spacing w:before="0" w:after="0" w:line="240" w:lineRule="auto"/>
+              <w:ind w:firstLine="0" w:firstLineChars="0" w:left="0" w:right="0"/>
+            </w:pPr>
+            <w:r>
+              <w:rPr>
+                <w:rFonts w:eastAsia="宋体" w:ascii="Times New Roman" w:hAnsi="Times New Roman"/>
+                <w:sz w:val="21"/>
+                <w:szCs w:val="21"/>
+              </w:rPr>
+              <w:t xml:space="preserve">与预期一致</w:t>
+            </w:r>
+          </w:p>
+        </w:tc>
+        <w:tc>
+          <w:tcPr>
+            <w:tcW w:w="1200" w:type="dxa"/>
+            <w:vAlign w:val="center"/>
+          </w:tcPr>
+          <w:p>
+            <w:pPr>
+              <w:jc w:val="center"/>
+              <w:spacing w:before="0" w:after="0" w:line="240" w:lineRule="auto"/>
+              <w:ind w:firstLine="0" w:firstLineChars="0" w:left="0" w:right="0"/>
+            </w:pPr>
+            <w:r>
+              <w:rPr>
+                <w:rFonts w:eastAsia="宋体" w:ascii="Times New Roman" w:hAnsi="Times New Roman"/>
+                <w:sz w:val="21"/>
+                <w:szCs w:val="21"/>
+              </w:rPr>
+              <w:t xml:space="preserve">通过</w:t>
+            </w:r>
+          </w:p>
+        </w:tc>
+      </w:tr>
+      <w:tr>
+        <w:tc>
+          <w:tcPr>
+            <w:tcW w:w="1961" w:type="dxa"/>
+            <w:vAlign w:val="center"/>
+          </w:tcPr>
+          <w:p>
+            <w:pPr>
+              <w:jc w:val="center"/>
+              <w:spacing w:before="0" w:after="0" w:line="240" w:lineRule="auto"/>
+              <w:ind w:firstLine="0" w:firstLineChars="0" w:left="0" w:right="0"/>
+            </w:pPr>
+            <w:r>
+              <w:rPr>
+                <w:rFonts w:eastAsia="宋体" w:ascii="Times New Roman" w:hAnsi="Times New Roman"/>
+                <w:sz w:val="21"/>
+                <w:szCs w:val="21"/>
+              </w:rPr>
+              <w:t xml:space="preserve">关键词搜索</w:t>
+            </w:r>
+          </w:p>
+        </w:tc>
+        <w:tc>
+          <w:tcPr>
+            <w:tcW w:w="2101" w:type="dxa"/>
+            <w:vAlign w:val="center"/>
+          </w:tcPr>
+          <w:p>
+            <w:pPr>
+              <w:jc w:val="center"/>
+              <w:spacing w:before="0" w:after="0" w:line="240" w:lineRule="auto"/>
+              <w:ind w:firstLine="0" w:firstLineChars="0" w:left="0" w:right="0"/>
+            </w:pPr>
+            <w:r>
+              <w:rPr>
+                <w:rFonts w:eastAsia="宋体" w:ascii="Times New Roman" w:hAnsi="Times New Roman"/>
+                <w:sz w:val="21"/>
+                <w:szCs w:val="21"/>
+              </w:rPr>
+              <w:t xml:space="preserve">输入关键词并查询</w:t>
+            </w:r>
+          </w:p>
+        </w:tc>
+        <w:tc>
+          <w:tcPr>
+            <w:tcW w:w="2538" w:type="dxa"/>
+            <w:vAlign w:val="center"/>
+          </w:tcPr>
+          <w:p>
+            <w:pPr>
+              <w:jc w:val="center"/>
+              <w:spacing w:before="0" w:after="0" w:line="240" w:lineRule="auto"/>
+              <w:ind w:firstLine="0" w:firstLineChars="0" w:left="0" w:right="0"/>
+            </w:pPr>
+            <w:r>
+              <w:rPr>
+                <w:rFonts w:eastAsia="宋体" w:ascii="Times New Roman" w:hAnsi="Times New Roman"/>
+                <w:sz w:val="21"/>
+                <w:szCs w:val="21"/>
+              </w:rPr>
+              <w:t xml:space="preserve">返回匹配房源</w:t>
+            </w:r>
+          </w:p>
+        </w:tc>
+        <w:tc>
+          <w:tcPr>
+            <w:tcW w:w="1200" w:type="dxa"/>
+            <w:vAlign w:val="center"/>
+          </w:tcPr>
+          <w:p>
+            <w:pPr>
+              <w:jc w:val="center"/>
+              <w:spacing w:before="0" w:after="0" w:line="240" w:lineRule="auto"/>
+              <w:ind w:firstLine="0" w:firstLineChars="0" w:left="0" w:right="0"/>
+            </w:pPr>
+            <w:r>
+              <w:rPr>
+                <w:rFonts w:eastAsia="宋体" w:ascii="Times New Roman" w:hAnsi="Times New Roman"/>
+                <w:sz w:val="21"/>
+                <w:szCs w:val="21"/>
+              </w:rPr>
+              <w:t xml:space="preserve">与预期一致</w:t>
+            </w:r>
+          </w:p>
+        </w:tc>
+        <w:tc>
+          <w:tcPr>
+            <w:tcW w:w="1200" w:type="dxa"/>
+            <w:vAlign w:val="center"/>
+          </w:tcPr>
+          <w:p>
+            <w:pPr>
+              <w:jc w:val="center"/>
+              <w:spacing w:before="0" w:after="0" w:line="240" w:lineRule="auto"/>
+              <w:ind w:firstLine="0" w:firstLineChars="0" w:left="0" w:right="0"/>
+            </w:pPr>
+            <w:r>
+              <w:rPr>
+                <w:rFonts w:eastAsia="宋体" w:ascii="Times New Roman" w:hAnsi="Times New Roman"/>
+                <w:sz w:val="21"/>
+                <w:szCs w:val="21"/>
+              </w:rPr>
+              <w:t xml:space="preserve">通过</w:t>
+            </w:r>
+          </w:p>
+        </w:tc>
+      </w:tr>
+      <w:tr>
+        <w:tc>
+          <w:tcPr>
+            <w:tcW w:w="1961" w:type="dxa"/>
+            <w:vAlign w:val="center"/>
+          </w:tcPr>
+          <w:p>
+            <w:pPr>
+              <w:jc w:val="center"/>
+              <w:spacing w:before="0" w:after="0" w:line="240" w:lineRule="auto"/>
+              <w:ind w:firstLine="0" w:firstLineChars="0" w:left="0" w:right="0"/>
+            </w:pPr>
+            <w:r>
+              <w:rPr>
+                <w:rFonts w:eastAsia="宋体" w:ascii="Times New Roman" w:hAnsi="Times New Roman"/>
+                <w:sz w:val="21"/>
+                <w:szCs w:val="21"/>
+              </w:rPr>
+              <w:t xml:space="preserve">查看房屋详情</w:t>
+            </w:r>
+          </w:p>
+        </w:tc>
+        <w:tc>
+          <w:tcPr>
+            <w:tcW w:w="2101" w:type="dxa"/>
+            <w:vAlign w:val="center"/>
+          </w:tcPr>
+          <w:p>
+            <w:pPr>
+              <w:jc w:val="center"/>
+              <w:spacing w:before="0" w:after="0" w:line="240" w:lineRule="auto"/>
+              <w:ind w:firstLine="0" w:firstLineChars="0" w:left="0" w:right="0"/>
+            </w:pPr>
+            <w:r>
+              <w:rPr>
+                <w:rFonts w:eastAsia="宋体" w:ascii="Times New Roman" w:hAnsi="Times New Roman"/>
+                <w:sz w:val="21"/>
+                <w:szCs w:val="21"/>
+              </w:rPr>
+              <w:t xml:space="preserve">点击某条房源查看详情</w:t>
+            </w:r>
+          </w:p>
+        </w:tc>
+        <w:tc>
+          <w:tcPr>
+            <w:tcW w:w="2538" w:type="dxa"/>
+            <w:vAlign w:val="center"/>
+          </w:tcPr>
+          <w:p>
+            <w:pPr>
+              <w:jc w:val="center"/>
+              <w:spacing w:before="0" w:after="0" w:line="240" w:lineRule="auto"/>
+              <w:ind w:firstLine="0" w:firstLineChars="0" w:left="0" w:right="0"/>
+            </w:pPr>
+            <w:r>
+              <w:rPr>
+                <w:rFonts w:eastAsia="宋体" w:ascii="Times New Roman" w:hAnsi="Times New Roman"/>
+                <w:sz w:val="21"/>
+                <w:szCs w:val="21"/>
+              </w:rPr>
+              <w:t xml:space="preserve">显示房屋完整信息</w:t>
+            </w:r>
+          </w:p>
+        </w:tc>
+        <w:tc>
+          <w:tcPr>
+            <w:tcW w:w="1200" w:type="dxa"/>
+            <w:vAlign w:val="center"/>
+          </w:tcPr>
+          <w:p>
+            <w:pPr>
+              <w:jc w:val="center"/>
+              <w:spacing w:before="0" w:after="0" w:line="240" w:lineRule="auto"/>
+              <w:ind w:firstLine="0" w:firstLineChars="0" w:left="0" w:right="0"/>
+            </w:pPr>
+            <w:r>
+              <w:rPr>
+                <w:rFonts w:eastAsia="宋体" w:ascii="Times New Roman" w:hAnsi="Times New Roman"/>
+                <w:sz w:val="21"/>
+                <w:szCs w:val="21"/>
+              </w:rPr>
+              <w:t xml:space="preserve">与预期一致</w:t>
+            </w:r>
+          </w:p>
+        </w:tc>
+        <w:tc>
+          <w:tcPr>
+            <w:tcW w:w="1200" w:type="dxa"/>
+            <w:vAlign w:val="center"/>
+          </w:tcPr>
+          <w:p>
+            <w:pPr>
+              <w:jc w:val="center"/>
+              <w:spacing w:before="0" w:after="0" w:line="240" w:lineRule="auto"/>
+              <w:ind w:firstLine="0" w:firstLineChars="0" w:left="0" w:right="0"/>
+            </w:pPr>
+            <w:r>
+              <w:rPr>
+                <w:rFonts w:eastAsia="宋体" w:ascii="Times New Roman" w:hAnsi="Times New Roman"/>
+                <w:sz w:val="21"/>
+                <w:szCs w:val="21"/>
+              </w:rPr>
+              <w:t xml:space="preserve">通过</w:t>
+            </w:r>
+          </w:p>
+        </w:tc>
+      </w:tr>
+      <w:tr>
+        <w:tc>
+          <w:tcPr>
+            <w:tcW w:w="1961" w:type="dxa"/>
+            <w:vAlign w:val="center"/>
+          </w:tcPr>
+          <w:p>
+            <w:pPr>
+              <w:jc w:val="center"/>
+              <w:spacing w:before="0" w:after="0" w:line="240" w:lineRule="auto"/>
+              <w:ind w:firstLine="0" w:firstLineChars="0" w:left="0" w:right="0"/>
+            </w:pPr>
+            <w:r>
+              <w:rPr>
+                <w:rFonts w:eastAsia="宋体" w:ascii="Times New Roman" w:hAnsi="Times New Roman"/>
+                <w:sz w:val="21"/>
+                <w:szCs w:val="21"/>
+              </w:rPr>
+              <w:t xml:space="preserve">提交租赁/购买申请</w:t>
+            </w:r>
+          </w:p>
+        </w:tc>
+        <w:tc>
+          <w:tcPr>
+            <w:tcW w:w="2101" w:type="dxa"/>
+            <w:vAlign w:val="center"/>
+          </w:tcPr>
+          <w:p>
+            <w:pPr>
+              <w:jc w:val="center"/>
+              <w:spacing w:before="0" w:after="0" w:line="240" w:lineRule="auto"/>
+              <w:ind w:firstLine="0" w:firstLineChars="0" w:left="0" w:right="0"/>
+            </w:pPr>
+            <w:r>
+              <w:rPr>
+                <w:rFonts w:eastAsia="宋体" w:ascii="Times New Roman" w:hAnsi="Times New Roman"/>
+                <w:sz w:val="21"/>
+                <w:szCs w:val="21"/>
+              </w:rPr>
+              <w:t xml:space="preserve">选择房源并提交申请</w:t>
+            </w:r>
+          </w:p>
+        </w:tc>
+        <w:tc>
+          <w:tcPr>
+            <w:tcW w:w="2538" w:type="dxa"/>
+            <w:vAlign w:val="center"/>
+          </w:tcPr>
+          <w:p>
+            <w:pPr>
+              <w:jc w:val="center"/>
+              <w:spacing w:before="0" w:after="0" w:line="240" w:lineRule="auto"/>
+              <w:ind w:firstLine="0" w:firstLineChars="0" w:left="0" w:right="0"/>
+            </w:pPr>
+            <w:r>
+              <w:rPr>
+                <w:rFonts w:eastAsia="宋体" w:ascii="Times New Roman" w:hAnsi="Times New Roman"/>
+                <w:sz w:val="21"/>
+                <w:szCs w:val="21"/>
+              </w:rPr>
+              <w:t xml:space="preserve">生成订单记录</w:t>
+            </w:r>
+          </w:p>
+        </w:tc>
+        <w:tc>
+          <w:tcPr>
+            <w:tcW w:w="1200" w:type="dxa"/>
+            <w:vAlign w:val="center"/>
+          </w:tcPr>
+          <w:p>
+            <w:pPr>
+              <w:jc w:val="center"/>
+              <w:spacing w:before="0" w:after="0" w:line="240" w:lineRule="auto"/>
+              <w:ind w:firstLine="0" w:firstLineChars="0" w:left="0" w:right="0"/>
+            </w:pPr>
+            <w:r>
+              <w:rPr>
+                <w:rFonts w:eastAsia="宋体" w:ascii="Times New Roman" w:hAnsi="Times New Roman"/>
+                <w:sz w:val="21"/>
+                <w:szCs w:val="21"/>
+              </w:rPr>
+              <w:t xml:space="preserve">与预期一致</w:t>
+            </w:r>
+          </w:p>
+        </w:tc>
+        <w:tc>
+          <w:tcPr>
+            <w:tcW w:w="1200" w:type="dxa"/>
+            <w:vAlign w:val="center"/>
+          </w:tcPr>
+          <w:p>
+            <w:pPr>
+              <w:jc w:val="center"/>
+              <w:spacing w:before="0" w:after="0" w:line="240" w:lineRule="auto"/>
+              <w:ind w:firstLine="0" w:firstLineChars="0" w:left="0" w:right="0"/>
+            </w:pPr>
+            <w:r>
+              <w:rPr>
+                <w:rFonts w:eastAsia="宋体" w:ascii="Times New Roman" w:hAnsi="Times New Roman"/>
+                <w:sz w:val="21"/>
+                <w:szCs w:val="21"/>
+              </w:rPr>
+              <w:t xml:space="preserve">通过</w:t>
+            </w:r>
+          </w:p>
+        </w:tc>
+      </w:tr>
+      <w:tr>
+        <w:tc>
+          <w:tcPr>
+            <w:tcW w:w="1961" w:type="dxa"/>
+            <w:vAlign w:val="center"/>
+          </w:tcPr>
+          <w:p>
+            <w:pPr>
+              <w:jc w:val="center"/>
+              <w:spacing w:before="0" w:after="0" w:line="240" w:lineRule="auto"/>
+              <w:ind w:firstLine="0" w:firstLineChars="0" w:left="0" w:right="0"/>
+            </w:pPr>
+            <w:r>
+              <w:rPr>
+                <w:rFonts w:eastAsia="宋体" w:ascii="Times New Roman" w:hAnsi="Times New Roman"/>
+                <w:sz w:val="21"/>
+                <w:szCs w:val="21"/>
+              </w:rPr>
+              <w:t xml:space="preserve">查看公告</w:t>
+            </w:r>
+          </w:p>
+        </w:tc>
+        <w:tc>
+          <w:tcPr>
+            <w:tcW w:w="2101" w:type="dxa"/>
+            <w:vAlign w:val="center"/>
+          </w:tcPr>
+          <w:p>
+            <w:pPr>
+              <w:jc w:val="center"/>
+              <w:spacing w:before="0" w:after="0" w:line="240" w:lineRule="auto"/>
+              <w:ind w:firstLine="0" w:firstLineChars="0" w:left="0" w:right="0"/>
+            </w:pPr>
+            <w:r>
+              <w:rPr>
+                <w:rFonts w:eastAsia="宋体" w:ascii="Times New Roman" w:hAnsi="Times New Roman"/>
+                <w:sz w:val="21"/>
+                <w:szCs w:val="21"/>
+              </w:rPr>
+              <w:t xml:space="preserve">进入公告页面</w:t>
+            </w:r>
+          </w:p>
+        </w:tc>
+        <w:tc>
+          <w:tcPr>
+            <w:tcW w:w="2538" w:type="dxa"/>
+            <w:vAlign w:val="center"/>
+          </w:tcPr>
+          <w:p>
+            <w:pPr>
+              <w:jc w:val="center"/>
+              <w:spacing w:before="0" w:after="0" w:line="240" w:lineRule="auto"/>
+              <w:ind w:firstLine="0" w:firstLineChars="0" w:left="0" w:right="0"/>
+            </w:pPr>
+            <w:r>
+              <w:rPr>
+                <w:rFonts w:eastAsia="宋体" w:ascii="Times New Roman" w:hAnsi="Times New Roman"/>
+                <w:sz w:val="21"/>
+                <w:szCs w:val="21"/>
+              </w:rPr>
+              <w:t xml:space="preserve">显示公告列表与详情</w:t>
+            </w:r>
+          </w:p>
+        </w:tc>
+        <w:tc>
+          <w:tcPr>
+            <w:tcW w:w="1200" w:type="dxa"/>
+            <w:vAlign w:val="center"/>
+          </w:tcPr>
+          <w:p>
+            <w:pPr>
+              <w:jc w:val="center"/>
+              <w:spacing w:before="0" w:after="0" w:line="240" w:lineRule="auto"/>
+              <w:ind w:firstLine="0" w:firstLineChars="0" w:left="0" w:right="0"/>
+            </w:pPr>
+            <w:r>
+              <w:rPr>
+                <w:rFonts w:eastAsia="宋体" w:ascii="Times New Roman" w:hAnsi="Times New Roman"/>
+                <w:sz w:val="21"/>
+                <w:szCs w:val="21"/>
+              </w:rPr>
+              <w:t xml:space="preserve">与预期一致</w:t>
+            </w:r>
+          </w:p>
+        </w:tc>
+        <w:tc>
+          <w:tcPr>
+            <w:tcW w:w="1200" w:type="dxa"/>
+            <w:vAlign w:val="center"/>
+          </w:tcPr>
+          <w:p>
+            <w:pPr>
+              <w:jc w:val="center"/>
+              <w:spacing w:before="0" w:after="0" w:line="240" w:lineRule="auto"/>
+              <w:ind w:firstLine="0" w:firstLineChars="0" w:left="0" w:right="0"/>
+            </w:pPr>
+            <w:r>
+              <w:rPr>
+                <w:rFonts w:eastAsia="宋体" w:ascii="Times New Roman" w:hAnsi="Times New Roman"/>
+                <w:sz w:val="21"/>
+                <w:szCs w:val="21"/>
+              </w:rPr>
+              <w:t xml:space="preserve">通过</w:t>
+            </w:r>
+          </w:p>
+        </w:tc>
+      </w:tr>
+      <w:tr>
+        <w:tc>
+          <w:tcPr>
+            <w:tcW w:w="1961" w:type="dxa"/>
+            <w:vAlign w:val="center"/>
+          </w:tcPr>
+          <w:p>
+            <w:pPr>
+              <w:jc w:val="center"/>
+              <w:spacing w:before="0" w:after="0" w:line="240" w:lineRule="auto"/>
+              <w:ind w:firstLine="0" w:firstLineChars="0" w:left="0" w:right="0"/>
+            </w:pPr>
+            <w:r>
+              <w:rPr>
+                <w:rFonts w:eastAsia="宋体" w:ascii="Times New Roman" w:hAnsi="Times New Roman"/>
+                <w:sz w:val="21"/>
+                <w:szCs w:val="21"/>
+              </w:rPr>
+              <w:t xml:space="preserve">查看个人中心</w:t>
+            </w:r>
+          </w:p>
+        </w:tc>
+        <w:tc>
+          <w:tcPr>
+            <w:tcW w:w="2101" w:type="dxa"/>
+            <w:vAlign w:val="center"/>
+          </w:tcPr>
+          <w:p>
+            <w:pPr>
+              <w:jc w:val="center"/>
+              <w:spacing w:before="0" w:after="0" w:line="240" w:lineRule="auto"/>
+              <w:ind w:firstLine="0" w:firstLineChars="0" w:left="0" w:right="0"/>
+            </w:pPr>
+            <w:r>
+              <w:rPr>
+                <w:rFonts w:eastAsia="宋体" w:ascii="Times New Roman" w:hAnsi="Times New Roman"/>
+                <w:sz w:val="21"/>
+                <w:szCs w:val="21"/>
+              </w:rPr>
+              <w:t xml:space="preserve">进入个人中心查看订单状态</w:t>
+            </w:r>
+          </w:p>
+        </w:tc>
+        <w:tc>
+          <w:tcPr>
+            <w:tcW w:w="2538" w:type="dxa"/>
+            <w:vAlign w:val="center"/>
+          </w:tcPr>
+          <w:p>
+            <w:pPr>
+              <w:jc w:val="center"/>
+              <w:spacing w:before="0" w:after="0" w:line="240" w:lineRule="auto"/>
+              <w:ind w:firstLine="0" w:firstLineChars="0" w:left="0" w:right="0"/>
+            </w:pPr>
+            <w:r>
+              <w:rPr>
+                <w:rFonts w:eastAsia="宋体" w:ascii="Times New Roman" w:hAnsi="Times New Roman"/>
+                <w:sz w:val="21"/>
+                <w:szCs w:val="21"/>
+              </w:rPr>
+              <w:t xml:space="preserve">显示个人资料和订单信息</w:t>
+            </w:r>
+          </w:p>
+        </w:tc>
+        <w:tc>
+          <w:tcPr>
+            <w:tcW w:w="1200" w:type="dxa"/>
+            <w:vAlign w:val="center"/>
+          </w:tcPr>
+          <w:p>
+            <w:pPr>
+              <w:jc w:val="center"/>
+              <w:spacing w:before="0" w:after="0" w:line="240" w:lineRule="auto"/>
+              <w:ind w:firstLine="0" w:firstLineChars="0" w:left="0" w:right="0"/>
+            </w:pPr>
+            <w:r>
+              <w:rPr>
+                <w:rFonts w:eastAsia="宋体" w:ascii="Times New Roman" w:hAnsi="Times New Roman"/>
+                <w:sz w:val="21"/>
+                <w:szCs w:val="21"/>
+              </w:rPr>
+              <w:t xml:space="preserve">与预期一致</w:t>
+            </w:r>
+          </w:p>
+        </w:tc>
+        <w:tc>
+          <w:tcPr>
+            <w:tcW w:w="1200" w:type="dxa"/>
+            <w:vAlign w:val="center"/>
+          </w:tcPr>
+          <w:p>
+            <w:pPr>
+              <w:jc w:val="center"/>
+              <w:spacing w:before="0" w:after="0" w:line="240" w:lineRule="auto"/>
+              <w:ind w:firstLine="0" w:firstLineChars="0" w:left="0" w:right="0"/>
+            </w:pPr>
+            <w:r>
+              <w:rPr>
+                <w:rFonts w:eastAsia="宋体" w:ascii="Times New Roman" w:hAnsi="Times New Roman"/>
+                <w:sz w:val="21"/>
+                <w:szCs w:val="21"/>
+              </w:rPr>
+              <w:t xml:space="preserve">通过</w:t>
+            </w:r>
+          </w:p>
+        </w:tc>
+      </w:tr>
+    </w:tbl>
+    <w:p>
+      <w:pPr>
         <w:pStyle w:val="5"/>
         <w:spacing w:before="326" w:after="326"/>
         <w:rPr>
@@ -19030,7 +22759,7 @@
           <w:rFonts w:hint="eastAsia"/>
           <w:szCs w:val="28"/>
         </w:rPr>
-        <w:t xml:space="preserve">通过对系统各功能模块的逐项测试，本文对测试结果进行了全面分析。在管理员登录模块测试中，管理员能够通过正确的账号和密码顺利登录系统后台，登录验证功能运行正常。在房屋出售管理模块测试中，管理员能够正常执行房屋出售信息的查看、编辑和订单删除等操作，相关数据更新及时准确。在房屋出租管理模块测试中，管理员能够正常完成房屋出租订单的管理与退房操作，系统状态更新正确。</w:t>
+        <w:t xml:space="preserve">通过对管理员登录、用户管理、房屋出售管理、房屋出租管理、公告与轮播图管理以及用户端功能的逐项测试，系统各主要功能模块均能够按照预期正常运行。管理员可以正常完成登录、用户维护和房源维护等操作，用户端也能够正常完成房屋浏览、信息查询、申请提交与个人中心查看等操作。</w:t>
       </w:r>
       <w:r>
         <w:rPr>
@@ -19137,7 +22866,7 @@
           <w:rFonts w:hint="eastAsia"/>
           <w:szCs w:val="28"/>
         </w:rPr>
-        <w:t xml:space="preserve">系统已完成全部开发工作并通过所有测试用例。管理员端的AdminController接收后台请求，经AdminService处理业务逻辑后由AdminMapper操作数据库，房屋信息增删改查、订单审核（通过/驳回）、用户禁用、公告发布4项功能均运行正常。用户端的MemberController处理前台请求，房屋浏览、关键词搜索、按价格和面积筛选、提交租赁或购买申请、查看订单状态等5项操作在测试中未发现功能缺陷。</w:t>
+        <w:t xml:space="preserve">本文根据房屋租贷与销售平台的实际需求，完成了系统总体功能设计、数据库设计与主要功能模块实现，并通过功能测试验证了系统的可用性。系统围绕管理员和普通用户两类角色展开设计，实现了房屋信息管理、订单管理、公告管理等核心业务流程。</w:t>
       </w:r>
       <w:r>
         <w:rPr>
@@ -19158,7 +22887,7 @@
           <w:rFonts w:hint="eastAsia"/>
           <w:szCs w:val="28"/>
         </w:rPr>
-        <w:t xml:space="preserve">数据库共设7张表：admin表存储管理员账号（字段包括id、username、password），member表存储前台用户信息，fw表存储房屋数据（包含名称、地址、价格、户型、面积、图片路径、状态等字段），dd表记录订单，ly表存储留言，gg表存储公告内容，fl表用于房屋分类。表间通过名称字段进行关联，未采用外键约束——此为笔者有意为之的设计取舍，原因在于MyBatis的XML映射在处理外键级联删除时较易出错，在当前数据规模下以应用层逻辑保证数据一致性更为可控。</w:t>
+        <w:t xml:space="preserve">系统采用B/S模式，后端基于Java和MySQL实现，借助Tomcat完成部署，用户通过浏览器即可访问系统。测试结果表明，系统能够较好地满足房屋租售管理的基本需求，整体运行较为稳定。</w:t>
       </w:r>
       <w:r>
         <w:rPr>
@@ -19179,7 +22908,7 @@
           <w:rFonts w:hint="eastAsia"/>
           <w:szCs w:val="28"/>
         </w:rPr>
-        <w:t xml:space="preserve">测试阶段设计了3组共12个测试用例，覆盖管理员登录、房屋出售管理、房屋出租管理三个模块。测试方法为黑盒测试，每个用例记录输入数据、操作步骤、预期输出和实际输出。全部用例的实际结果与预期一致。测试环境为Windows 10，浏览器采用Chrome 120和Edge 120，页面平均加载时间约1.2秒，处于可接受范围内。但笔者未进行性能压力测试，系统在并发用户超过20人时的表现尚属未知。</w:t>
+        <w:t xml:space="preserve">随着信息技术的不断发展，未来房屋租售管理系统还可以在数据安全、性能优化和交互体验等方面进一步完善。</w:t>
       </w:r>
       <w:r>
         <w:rPr>
@@ -19200,28 +22929,7 @@
           <w:rFonts w:hint="eastAsia"/>
           <w:szCs w:val="28"/>
         </w:rPr>
-        <w:t xml:space="preserve">已知的不足之处共有4项，按严重程度排列如下。第一，密码以明文形式存储于member表和admin表的password字段中，存在安全隐患。第二，缺少接口级的权限校验，理论上知晓URL的人员可绕过前端菜单直接访问后台接口。第三，前端采用JSP与原生HTML实现，页面样式较为简陋，局部刷新仅能依靠手写AJAX完成，与Vue或React构建的单页应用在交互体验方面存在明显差距。第四，尚未实现智能推荐、地图定位、在线签约等功能，当前版本仅属房屋租售管理的基础版本。</w:t>
-      </w:r>
-      <w:r>
-        <w:rPr>
-          <w:rFonts w:hint="eastAsia"/>
-        </w:rPr>
-      </w:r>
-      <w:r/>
-    </w:p>
-    <w:p>
-      <w:pPr>
-        <w:ind w:firstLine="480"/>
-        <w:rPr>
-          <w:rFonts w:hint="eastAsia"/>
-        </w:rPr>
-      </w:pPr>
-      <w:r>
-        <w:rPr>
-          <w:rFonts w:hint="eastAsia"/>
-          <w:szCs w:val="28"/>
-        </w:rPr>
-        <w:t xml:space="preserve">若后续进行迭代开发，笔者认为优先级最高的工作有两项。其一，将密码改为bcrypt加密存储，并在Spring Security框架中配置接口拦截器实现token鉴权——上述两步可解决前两项安全问题，改动范围集中在配置文件和少量Java代码中，预计1至2周可完成。其二，将前端从JSP迁移至Vue 3，构建前后端分离架构，后端仅提供RESTful API，前端通过axios进行调用。此项改动工作量较大，涉及所有页面的重新编写，但能够从根本上改善用户体验。地图看房功能可接入百度地图JavaScript API，在房源详情页嵌入地图组件显示位置信息，技术实现难度不大但需申请API密钥。当前版本作为中小中介门店管理5000条以内房源信息的内部工具，在现有数据规模下能够满足基本的业务管理需求。</w:t>
+        <w:t xml:space="preserve">受时间和个人能力所限，系统仍存在一定不足，后续可从权限控制、智能检索和功能扩展等方向继续改进，使系统更好地服务于实际应用场景。</w:t>
       </w:r>
       <w:r>
         <w:rPr>
@@ -19272,15 +22980,15 @@
         <w:rPr>
           <w:rFonts w:hint="eastAsia"/>
         </w:rPr>
-        <w:t xml:space="preserve">    本次毕业设计历时数月，从选题确定到系统开发再到论文撰写，整个过程中遇到了诸多实际困难。SSM框架的配置调试耗费了将近一周时间，数据库表结构先后修改了三版，MyBatis的XML映射文件中因字段名拼写错误导致的空指针异常反复出现，最终在室友协助下方才定位到问题所在。这一经历虽然艰辛，但切实将课堂所学的理论知识与工程实践衔接了起来。</w:t>
+        <w:t xml:space="preserve">    本次毕业设计历时数月，从选题确定到系统开发再到论文撰写，整个过程中遇到了诸多实际困难。SSM框架的配置调试耗费了将近一周时间，数据库表结构先后修改了三版，MyBatis的XML映射文件中因字段名拼写错误导致的空指针异常反复出现，最终在室友协助下方才定位到问题所在。这一过程虽颇为曲折，但切实将课堂所学的理论知识与工程实践衔接了起来。</w:t>
         <w:br/>
         <w:t xml:space="preserve">衷心感谢指导教师刘天哲老师。课题方向的选定得益于刘老师的建议，需求分析章节经老师指出结构问题后修改了两稿方才通过，系统设计部分的层次划分亦是在老师逐节指导下逐步明确的。论文写作期间，刘老师对初稿中章节编排与文字表述方面的问题逐一进行了批注，并提出了具体的修改意见。</w:t>
         <w:br/>
         <w:t xml:space="preserve">感谢宁德师范学院信息工程学院四年来提供的教学资源与学习环境。学院机房在系统调试阶段提供了稳定的开发条件，图书馆的学术数据库为研究现状部分的文献检索提供了便利。操作系统、数据库原理、软件工程等专业课程中所学的知识在本次开发中均有所应用。</w:t>
         <w:br/>
-        <w:t xml:space="preserve">感谢与笔者同期进行毕业设计的几位同学，在前后端接口联调与数据库表结构讨论中给予了帮助。两位室友在系统测试阶段模拟管理员发布房源、用户浏览下单等操作流程，协助发现了若干边界条件下的程序缺陷。</w:t>
+        <w:t xml:space="preserve">感谢与本人同期进行毕业设计的几位同学，在前后端接口联调与数据库表结构讨论中给予了帮助。两位室友在系统测试阶段模拟管理员发布房源、用户浏览下单等操作流程，协助发现了若干边界条件下的程序缺陷。</w:t>
         <w:br/>
-        <w:t xml:space="preserve">感谢家人四年来的支持与理解，使笔者得以专注于学业。</w:t>
+        <w:t xml:space="preserve">感谢家人四年来的支持与理解，使本人得以专注于学业。</w:t>
       </w:r>
       <w:r>
         <w:rPr>
@@ -19863,7 +23571,7 @@
       </w:pPr>
       <w:bookmarkStart w:id="60" w:name="_Ref415687906"/>
       <w:r>
-        <w:t xml:space="preserve">钟珞,刘玲,夏红霞.基于Java Mail API的Web邮件系统开发[J].武汉理工大学学报,2006:90-92.</w:t>
+        <w:t xml:space="preserve">张所滨,徐周波.基于B/S架构的期刊业务办公自动化研究[J].桂林电子科技大学学报,2023,43(01):69-74.DOI:10.16725/j.cnki.cn45-1351/tn.2023.01.012.</w:t>
       </w:r>
       <w:bookmarkEnd w:id="60"/>
       <w:bookmarkStart w:id="61" w:name="_Ref415670923"/>
@@ -19882,7 +23590,83 @@
       </w:pPr>
       <w:bookmarkStart w:id="60" w:name="_Ref415687906"/>
       <w:r>
-        <w:t xml:space="preserve">刘磊,朱敏,徐彦军.基于Struts框架的Java Web应用开发技术[J].计算机应用与软件,2007:98-99+116.</w:t>
+        <w:t xml:space="preserve">傅剑,丁诗缨.住房租赁市场监管的国际经验及启示[J].浙江工业大学学报(社会科学版),2023,22(3):316.</w:t>
+      </w:r>
+      <w:bookmarkEnd w:id="60"/>
+      <w:bookmarkStart w:id="61" w:name="_Ref415670923"/>
+    </w:p>
+    <w:p>
+      <w:pPr>
+        <w:numPr>
+          <w:ilvl w:val="2"/>
+          <w:numId w:val="12"/>
+        </w:numPr>
+        <w:spacing w:line="360" w:lineRule="exact"/>
+        <w:ind w:firstLineChars="0"/>
+        <w:rPr>
+          <w:rFonts w:hint="eastAsia"/>
+        </w:rPr>
+      </w:pPr>
+      <w:bookmarkStart w:id="60" w:name="_Ref415687906"/>
+      <w:r>
+        <w:t xml:space="preserve">胡玥明,王书瑞,李博.基于物联网GIS技术的博物馆藏品管理系统设计与实现[J].自动化技术与应用,2024,43(02):165-168.DOI:10.20033/j.1003-7241.(2024)02-0165-04.</w:t>
+      </w:r>
+      <w:bookmarkEnd w:id="60"/>
+      <w:bookmarkStart w:id="61" w:name="_Ref415670923"/>
+    </w:p>
+    <w:p>
+      <w:pPr>
+        <w:numPr>
+          <w:ilvl w:val="2"/>
+          <w:numId w:val="12"/>
+        </w:numPr>
+        <w:spacing w:line="360" w:lineRule="exact"/>
+        <w:ind w:firstLineChars="0"/>
+        <w:rPr>
+          <w:rFonts w:hint="eastAsia"/>
+        </w:rPr>
+      </w:pPr>
+      <w:bookmarkStart w:id="60" w:name="_Ref415687906"/>
+      <w:r>
+        <w:t xml:space="preserve">Jiang C, Bao Z, Li C. A Brief Analysis of the Application of MyBatis in Java Development[J]. Journal of Theory and Practice in Engineering and Technology, 2024, 1(3):25-32. Retrieved from https://www.woodyinternational.com/index.php/jtpet/article/view/74.</w:t>
+      </w:r>
+      <w:bookmarkEnd w:id="60"/>
+      <w:bookmarkStart w:id="61" w:name="_Ref415670923"/>
+    </w:p>
+    <w:p>
+      <w:pPr>
+        <w:numPr>
+          <w:ilvl w:val="2"/>
+          <w:numId w:val="12"/>
+        </w:numPr>
+        <w:spacing w:line="360" w:lineRule="exact"/>
+        <w:ind w:firstLineChars="0"/>
+        <w:rPr>
+          <w:rFonts w:hint="eastAsia"/>
+        </w:rPr>
+      </w:pPr>
+      <w:bookmarkStart w:id="60" w:name="_Ref415687906"/>
+      <w:r>
+        <w:t xml:space="preserve">刘涛.基于Spring Boot和MyBatis框架的志愿者服务管理系统设计[J].信息记录材料,2025,26(06):220-222.DOI:10.16009/j.cnki.cn13-1295/tq.2025.06.015.</w:t>
+      </w:r>
+      <w:bookmarkEnd w:id="60"/>
+      <w:bookmarkStart w:id="61" w:name="_Ref415670923"/>
+    </w:p>
+    <w:p>
+      <w:pPr>
+        <w:numPr>
+          <w:ilvl w:val="2"/>
+          <w:numId w:val="12"/>
+        </w:numPr>
+        <w:spacing w:line="360" w:lineRule="exact"/>
+        <w:ind w:firstLineChars="0"/>
+        <w:rPr>
+          <w:rFonts w:hint="eastAsia"/>
+        </w:rPr>
+      </w:pPr>
+      <w:bookmarkStart w:id="60" w:name="_Ref415687906"/>
+      <w:r>
+        <w:t xml:space="preserve">吴小静,吴旭丽,高小燕.融合Spring与Vue框架在医院挂号系统设计中的应用[J].自动化技术与应用,2025,44(10):177-180.DOI:10.20033/j.1003-7241.(2025)10-0177-04.</w:t>
       </w:r>
       <w:bookmarkEnd w:id="60"/>
       <w:bookmarkStart w:id="61" w:name="_Ref415670923"/>
@@ -19996,197 +23780,6 @@
           <w:lang w:val="en-US" w:eastAsia="zh-CN" w:bidi="ar"/>
         </w:rPr>
       </w:r>
-    </w:p>
-    <w:p>
-      <w:pPr>
-        <w:pStyle w:val="4"/>
-        <w:numPr>
-          <w:ilvl w:val="0"/>
-          <w:numId w:val="0"/>
-        </w:numPr>
-        <w:spacing w:before="326" w:after="326"/>
-        <w:jc w:val="both"/>
-        <w:rPr>
-          <w:rFonts w:hint="eastAsia"/>
-        </w:rPr>
-      </w:pPr>
-      <w:r>
-        <w:rPr>
-          <w:rFonts w:hint="eastAsia"/>
-        </w:rPr>
-      </w:r>
-      <w:r>
-        <w:br w:type="page"/>
-      </w:r>
-      <w:bookmarkStart w:id="65" w:name="_Toc417974461"/>
-      <w:bookmarkStart w:id="66" w:name="_Toc419571873"/>
-      <w:r>
-        <w:rPr>
-          <w:rFonts w:hint="eastAsia"/>
-        </w:rPr>
-        <w:t xml:space="preserve">附录A </w:t>
-      </w:r>
-      <w:bookmarkEnd w:id="65"/>
-      <w:r>
-        <w:rPr>
-          <w:rFonts w:hint="eastAsia"/>
-        </w:rPr>
-        <w:t>系统程序</w:t>
-      </w:r>
-      <w:bookmarkEnd w:id="66"/>
-      <w:r>
-        <w:rPr>
-          <w:rFonts w:hint="eastAsia"/>
-        </w:rPr>
-        <w:t xml:space="preserve"> </w:t>
-      </w:r>
-    </w:p>
-    <w:p>
-      <w:pPr>
-        <w:spacing w:line="360" w:lineRule="exact"/>
-        <w:ind w:firstLine="480"/>
-        <w:rPr>
-          <w:rFonts w:hint="eastAsia" w:ascii="宋体" w:hAnsi="宋体"/>
-          <w:szCs w:val="21"/>
-        </w:rPr>
-      </w:pPr>
-      <w:r>
-        <w:rPr>
-          <w:rFonts w:hint="eastAsia" w:ascii="宋体" w:hAnsi="宋体"/>
-          <w:szCs w:val="21"/>
-        </w:rPr>
-      </w:r>
-      <w:r>
-        <w:rPr>
-          <w:rFonts w:hint="eastAsia" w:ascii="宋体" w:hAnsi="宋体"/>
-          <w:szCs w:val="21"/>
-        </w:rPr>
-      </w:r>
-      <w:r>
-        <w:rPr>
-          <w:rFonts w:hint="eastAsia" w:ascii="宋体" w:hAnsi="宋体"/>
-          <w:szCs w:val="21"/>
-        </w:rPr>
-      </w:r>
-    </w:p>
-    <w:p>
-      <w:pPr>
-        <w:spacing w:line="360" w:lineRule="exact"/>
-        <w:ind w:firstLine="480"/>
-        <w:rPr>
-          <w:rFonts w:hint="eastAsia" w:ascii="宋体" w:hAnsi="宋体"/>
-          <w:szCs w:val="21"/>
-        </w:rPr>
-      </w:pPr>
-      <w:r>
-        <w:rPr>
-          <w:rFonts w:hint="eastAsia" w:ascii="宋体" w:hAnsi="宋体"/>
-          <w:szCs w:val="21"/>
-        </w:rPr>
-      </w:r>
-    </w:p>
-    <w:p>
-      <w:pPr>
-        <w:spacing w:line="360" w:lineRule="exact"/>
-        <w:ind w:firstLine="480"/>
-        <w:rPr>
-          <w:rFonts w:hint="eastAsia" w:ascii="宋体" w:hAnsi="宋体"/>
-          <w:szCs w:val="21"/>
-        </w:rPr>
-      </w:pPr>
-      <w:r>
-        <w:rPr>
-          <w:rFonts w:hint="eastAsia" w:ascii="宋体" w:hAnsi="宋体"/>
-          <w:szCs w:val="21"/>
-        </w:rPr>
-      </w:r>
-      <w:r>
-        <w:rPr>
-          <w:rFonts w:hint="eastAsia" w:ascii="宋体" w:hAnsi="宋体"/>
-          <w:szCs w:val="21"/>
-        </w:rPr>
-      </w:r>
-      <w:r>
-        <w:rPr>
-          <w:rFonts w:hint="eastAsia" w:ascii="宋体" w:hAnsi="宋体"/>
-          <w:szCs w:val="21"/>
-        </w:rPr>
-      </w:r>
-    </w:p>
-    <w:p>
-      <w:pPr>
-        <w:spacing w:line="360" w:lineRule="exact"/>
-        <w:ind w:firstLine="480"/>
-        <w:rPr>
-          <w:rFonts w:ascii="宋体" w:hAnsi="宋体"/>
-          <w:szCs w:val="21"/>
-        </w:rPr>
-      </w:pPr>
-      <w:r>
-        <w:rPr>
-          <w:rFonts w:ascii="宋体" w:hAnsi="宋体"/>
-          <w:szCs w:val="21"/>
-        </w:rPr>
-      </w:r>
-    </w:p>
-    <w:p>
-      <w:pPr>
-        <w:ind w:firstLine="0" w:firstLineChars="0"/>
-        <w:rPr>
-          <w:rFonts w:hint="eastAsia"/>
-        </w:rPr>
-      </w:pPr>
-    </w:p>
-    <w:p>
-      <w:pPr>
-        <w:ind w:firstLine="0" w:firstLineChars="0"/>
-        <w:rPr>
-          <w:rFonts w:hint="eastAsia"/>
-        </w:rPr>
-      </w:pPr>
-      <w:r/>
-      <w:r/>
-    </w:p>
-    <w:p>
-      <w:pPr>
-        <w:ind w:firstLine="0" w:firstLineChars="0"/>
-        <w:rPr>
-          <w:rFonts w:hint="eastAsia"/>
-        </w:rPr>
-      </w:pPr>
-    </w:p>
-    <w:p>
-      <w:pPr>
-        <w:ind w:firstLine="0" w:firstLineChars="0"/>
-        <w:rPr>
-          <w:rFonts w:hint="eastAsia"/>
-        </w:rPr>
-      </w:pPr>
-    </w:p>
-    <w:p>
-      <w:pPr>
-        <w:ind w:firstLine="0" w:firstLineChars="0"/>
-        <w:rPr>
-          <w:rFonts w:hint="eastAsia"/>
-        </w:rPr>
-      </w:pPr>
-    </w:p>
-    <w:p>
-      <w:pPr>
-        <w:ind w:firstLine="0" w:firstLineChars="0"/>
-        <w:rPr>
-          <w:rFonts w:hint="eastAsia"/>
-        </w:rPr>
-      </w:pPr>
-    </w:p>
-    <w:p>
-      <w:pPr>
-        <w:spacing w:line="500" w:lineRule="exact"/>
-        <w:ind w:firstLine="0" w:firstLineChars="0"/>
-        <w:rPr>
-          <w:rFonts w:hint="eastAsia"/>
-        </w:rPr>
-      </w:pPr>
     </w:p>
     <w:sectPr>
       <w:headerReference r:id="rId10" w:type="first"/>
